--- a/force.docx
+++ b/force.docx
@@ -1156,7 +1156,21 @@
         <w:rPr>
           <w:lang w:val="en-US"/>
         </w:rPr>
-        <w:t>Tính Độ Lớn Gia Tốc Tiếp Tuyến?</w:t>
+        <w:t xml:space="preserve">Tính Độ Lớn </w:t>
+      </w:r>
+      <w:bookmarkStart w:id="0" w:name="_GoBack"/>
+      <w:r>
+        <w:rPr>
+          <w:lang w:val="en-US"/>
+        </w:rPr>
+        <w:t>Gia Tốc Tiếp</w:t>
+      </w:r>
+      <w:bookmarkEnd w:id="0"/>
+      <w:r>
+        <w:rPr>
+          <w:lang w:val="en-US"/>
+        </w:rPr>
+        <w:t xml:space="preserve"> Tuyến?</w:t>
       </w:r>
     </w:p>
     <w:p>
@@ -5866,14 +5880,7 @@
           <w:rFonts w:eastAsiaTheme="minorEastAsia"/>
           <w:lang w:val="en-US"/>
         </w:rPr>
-        <w:t xml:space="preserve"> nên I = </w:t>
-      </w:r>
-      <w:r>
-        <w:rPr>
-          <w:rFonts w:eastAsiaTheme="minorEastAsia"/>
-          <w:lang w:val="en-US"/>
-        </w:rPr>
-        <w:t xml:space="preserve">L / </w:t>
+        <w:t xml:space="preserve"> nên I = L / </w:t>
       </w:r>
       <w:r>
         <w:rPr>
@@ -6658,8 +6665,6 @@
         </w:rPr>
         <w:t>Hình cầu rỗng chỉ còn vỏ</w:t>
       </w:r>
-      <w:bookmarkStart w:id="0" w:name="_GoBack"/>
-      <w:bookmarkEnd w:id="0"/>
     </w:p>
     <w:p>
       <w:pPr>
@@ -9821,9 +9826,8 @@
   <w:abstractNum w:abstractNumId="12">
     <w:nsid w:val="57A4723C"/>
     <w:multiLevelType w:val="hybridMultilevel"/>
-    <w:tmpl w:val="6688F628"/>
-    <w:lvl w:ilvl="0" w:tplc="28C20CE2">
-      <w:start w:val="1"/>
+    <w:tmpl w:val="1688AF7A"/>
+    <w:lvl w:ilvl="0" w:tplc="0F824F78">
       <w:numFmt w:val="bullet"/>
       <w:lvlText w:val=""/>
       <w:lvlJc w:val="left"/>
@@ -9831,7 +9835,7 @@
         <w:ind w:left="1080" w:hanging="360"/>
       </w:pPr>
       <w:rPr>
-        <w:rFonts w:asciiTheme="minorHAnsi" w:eastAsiaTheme="minorEastAsia" w:hAnsiTheme="minorHAnsi" w:cstheme="minorBidi" w:hint="default"/>
+        <w:rFonts w:ascii="Wingdings" w:eastAsiaTheme="minorHAnsi" w:hAnsi="Wingdings" w:cstheme="minorBidi" w:hint="default"/>
         <w:i w:val="0"/>
         <w:noProof w:val="0"/>
       </w:rPr>

--- a/force.docx
+++ b/force.docx
@@ -820,15 +820,47 @@
           <w:rFonts w:eastAsiaTheme="minorEastAsia"/>
           <w:lang w:val="en-US"/>
         </w:rPr>
-        <w:t>g là gia t</w:t>
-      </w:r>
-      <w:proofErr w:type="spellStart"/>
-      <w:r>
-        <w:rPr>
-          <w:rFonts w:eastAsiaTheme="minorEastAsia"/>
-          <w:lang w:val="en-US"/>
-        </w:rPr>
-        <w:t>ốc</w:t>
+        <w:t xml:space="preserve">g </w:t>
+      </w:r>
+      <w:proofErr w:type="spellStart"/>
+      <w:r>
+        <w:rPr>
+          <w:rFonts w:eastAsiaTheme="minorEastAsia"/>
+          <w:lang w:val="en-US"/>
+        </w:rPr>
+        <w:t>là</w:t>
+      </w:r>
+      <w:proofErr w:type="spellEnd"/>
+      <w:r>
+        <w:rPr>
+          <w:rFonts w:eastAsiaTheme="minorEastAsia"/>
+          <w:lang w:val="en-US"/>
+        </w:rPr>
+        <w:t xml:space="preserve"> </w:t>
+      </w:r>
+      <w:proofErr w:type="spellStart"/>
+      <w:r>
+        <w:rPr>
+          <w:rFonts w:eastAsiaTheme="minorEastAsia"/>
+          <w:lang w:val="en-US"/>
+        </w:rPr>
+        <w:t>gia</w:t>
+      </w:r>
+      <w:proofErr w:type="spellEnd"/>
+      <w:r>
+        <w:rPr>
+          <w:rFonts w:eastAsiaTheme="minorEastAsia"/>
+          <w:lang w:val="en-US"/>
+        </w:rPr>
+        <w:t xml:space="preserve"> </w:t>
+      </w:r>
+      <w:proofErr w:type="spellStart"/>
+      <w:r>
+        <w:rPr>
+          <w:rFonts w:eastAsiaTheme="minorEastAsia"/>
+          <w:lang w:val="en-US"/>
+        </w:rPr>
+        <w:t>tốc</w:t>
       </w:r>
       <w:proofErr w:type="spellEnd"/>
       <w:r>
@@ -9668,15 +9700,47 @@
           <w:rFonts w:eastAsiaTheme="minorEastAsia"/>
           <w:lang w:val="en-US"/>
         </w:rPr>
-        <w:t>r là Vector có đ</w:t>
-      </w:r>
-      <w:proofErr w:type="spellStart"/>
-      <w:r>
-        <w:rPr>
-          <w:rFonts w:eastAsiaTheme="minorEastAsia"/>
-          <w:lang w:val="en-US"/>
-        </w:rPr>
-        <w:t>ầu</w:t>
+        <w:t xml:space="preserve">r </w:t>
+      </w:r>
+      <w:proofErr w:type="spellStart"/>
+      <w:r>
+        <w:rPr>
+          <w:rFonts w:eastAsiaTheme="minorEastAsia"/>
+          <w:lang w:val="en-US"/>
+        </w:rPr>
+        <w:t>là</w:t>
+      </w:r>
+      <w:proofErr w:type="spellEnd"/>
+      <w:r>
+        <w:rPr>
+          <w:rFonts w:eastAsiaTheme="minorEastAsia"/>
+          <w:lang w:val="en-US"/>
+        </w:rPr>
+        <w:t xml:space="preserve"> Vector </w:t>
+      </w:r>
+      <w:proofErr w:type="spellStart"/>
+      <w:r>
+        <w:rPr>
+          <w:rFonts w:eastAsiaTheme="minorEastAsia"/>
+          <w:lang w:val="en-US"/>
+        </w:rPr>
+        <w:t>có</w:t>
+      </w:r>
+      <w:proofErr w:type="spellEnd"/>
+      <w:r>
+        <w:rPr>
+          <w:rFonts w:eastAsiaTheme="minorEastAsia"/>
+          <w:lang w:val="en-US"/>
+        </w:rPr>
+        <w:t xml:space="preserve"> </w:t>
+      </w:r>
+      <w:proofErr w:type="spellStart"/>
+      <w:r>
+        <w:rPr>
+          <w:rFonts w:eastAsiaTheme="minorEastAsia"/>
+          <w:lang w:val="en-US"/>
+        </w:rPr>
+        <w:t>đầu</w:t>
       </w:r>
       <w:proofErr w:type="spellEnd"/>
       <w:r>
@@ -9870,15 +9934,31 @@
           <w:rFonts w:eastAsiaTheme="minorEastAsia"/>
           <w:lang w:val="en-US"/>
         </w:rPr>
-        <w:t>d là kho</w:t>
-      </w:r>
-      <w:proofErr w:type="spellStart"/>
-      <w:r>
-        <w:rPr>
-          <w:rFonts w:eastAsiaTheme="minorEastAsia"/>
-          <w:lang w:val="en-US"/>
-        </w:rPr>
-        <w:t>ảng</w:t>
+        <w:t xml:space="preserve">d </w:t>
+      </w:r>
+      <w:proofErr w:type="spellStart"/>
+      <w:r>
+        <w:rPr>
+          <w:rFonts w:eastAsiaTheme="minorEastAsia"/>
+          <w:lang w:val="en-US"/>
+        </w:rPr>
+        <w:t>là</w:t>
+      </w:r>
+      <w:proofErr w:type="spellEnd"/>
+      <w:r>
+        <w:rPr>
+          <w:rFonts w:eastAsiaTheme="minorEastAsia"/>
+          <w:lang w:val="en-US"/>
+        </w:rPr>
+        <w:t xml:space="preserve"> </w:t>
+      </w:r>
+      <w:proofErr w:type="spellStart"/>
+      <w:r>
+        <w:rPr>
+          <w:rFonts w:eastAsiaTheme="minorEastAsia"/>
+          <w:lang w:val="en-US"/>
+        </w:rPr>
+        <w:t>khoảng</w:t>
       </w:r>
       <w:proofErr w:type="spellEnd"/>
       <w:r>
@@ -10030,28 +10110,21 @@
           <w:oMath/>
         </w:rPr>
       </w:pPr>
-      <w:r>
-        <w:rPr>
-          <w:rFonts w:eastAsiaTheme="minorEastAsia"/>
-          <w:lang w:val="en-US"/>
-        </w:rPr>
-        <w:t>Tính L</w:t>
-      </w:r>
-      <w:proofErr w:type="spellStart"/>
-      <w:r>
-        <w:rPr>
-          <w:rFonts w:eastAsiaTheme="minorEastAsia"/>
-          <w:lang w:val="en-US"/>
-        </w:rPr>
-        <w:t>ực</w:t>
-      </w:r>
-      <w:proofErr w:type="spellEnd"/>
-      <w:r>
-        <w:rPr>
-          <w:rFonts w:eastAsiaTheme="minorEastAsia"/>
-          <w:lang w:val="en-US"/>
-        </w:rPr>
-        <w:t xml:space="preserve"> </w:t>
+      <w:proofErr w:type="spellStart"/>
+      <w:r>
+        <w:rPr>
+          <w:rFonts w:eastAsiaTheme="minorEastAsia"/>
+          <w:lang w:val="en-US"/>
+        </w:rPr>
+        <w:t>Tính</w:t>
+      </w:r>
+      <w:proofErr w:type="spellEnd"/>
+      <w:r>
+        <w:rPr>
+          <w:rFonts w:eastAsiaTheme="minorEastAsia"/>
+          <w:lang w:val="en-US"/>
+        </w:rPr>
+        <w:t xml:space="preserve"> Lực </w:t>
       </w:r>
       <w:proofErr w:type="spellStart"/>
       <w:r>
@@ -10213,7 +10286,39 @@
           <w:rFonts w:eastAsiaTheme="minorEastAsia"/>
           <w:lang w:val="en-US"/>
         </w:rPr>
-        <w:t xml:space="preserve">r là hệ </w:t>
+        <w:t xml:space="preserve">r </w:t>
+      </w:r>
+      <w:proofErr w:type="spellStart"/>
+      <w:r>
+        <w:rPr>
+          <w:rFonts w:eastAsiaTheme="minorEastAsia"/>
+          <w:lang w:val="en-US"/>
+        </w:rPr>
+        <w:t>là</w:t>
+      </w:r>
+      <w:proofErr w:type="spellEnd"/>
+      <w:r>
+        <w:rPr>
+          <w:rFonts w:eastAsiaTheme="minorEastAsia"/>
+          <w:lang w:val="en-US"/>
+        </w:rPr>
+        <w:t xml:space="preserve"> </w:t>
+      </w:r>
+      <w:proofErr w:type="spellStart"/>
+      <w:r>
+        <w:rPr>
+          <w:rFonts w:eastAsiaTheme="minorEastAsia"/>
+          <w:lang w:val="en-US"/>
+        </w:rPr>
+        <w:t>hệ</w:t>
+      </w:r>
+      <w:proofErr w:type="spellEnd"/>
+      <w:r>
+        <w:rPr>
+          <w:rFonts w:eastAsiaTheme="minorEastAsia"/>
+          <w:lang w:val="en-US"/>
+        </w:rPr>
+        <w:t xml:space="preserve"> </w:t>
       </w:r>
       <w:proofErr w:type="spellStart"/>
       <w:r>
@@ -10259,15 +10364,31 @@
           <w:rFonts w:eastAsiaTheme="minorEastAsia"/>
           <w:lang w:val="en-US"/>
         </w:rPr>
-        <w:t>v là v</w:t>
-      </w:r>
-      <w:proofErr w:type="spellStart"/>
-      <w:r>
-        <w:rPr>
-          <w:rFonts w:eastAsiaTheme="minorEastAsia"/>
-          <w:lang w:val="en-US"/>
-        </w:rPr>
-        <w:t>ận</w:t>
+        <w:t xml:space="preserve">v </w:t>
+      </w:r>
+      <w:proofErr w:type="spellStart"/>
+      <w:r>
+        <w:rPr>
+          <w:rFonts w:eastAsiaTheme="minorEastAsia"/>
+          <w:lang w:val="en-US"/>
+        </w:rPr>
+        <w:t>là</w:t>
+      </w:r>
+      <w:proofErr w:type="spellEnd"/>
+      <w:r>
+        <w:rPr>
+          <w:rFonts w:eastAsiaTheme="minorEastAsia"/>
+          <w:lang w:val="en-US"/>
+        </w:rPr>
+        <w:t xml:space="preserve"> </w:t>
+      </w:r>
+      <w:proofErr w:type="spellStart"/>
+      <w:r>
+        <w:rPr>
+          <w:rFonts w:eastAsiaTheme="minorEastAsia"/>
+          <w:lang w:val="en-US"/>
+        </w:rPr>
+        <w:t>vận</w:t>
       </w:r>
       <w:proofErr w:type="spellEnd"/>
       <w:r>
@@ -10300,20 +10421,29 @@
           <w:oMath/>
         </w:rPr>
       </w:pPr>
-      <w:r>
-        <w:rPr>
-          <w:rFonts w:eastAsiaTheme="minorEastAsia"/>
-          <w:lang w:val="en-US"/>
-        </w:rPr>
-        <w:t>Tính Ch</w:t>
-      </w:r>
-      <w:proofErr w:type="spellStart"/>
-      <w:r>
-        <w:rPr>
-          <w:rFonts w:eastAsiaTheme="minorEastAsia"/>
-          <w:lang w:val="en-US"/>
-        </w:rPr>
-        <w:t>ất</w:t>
+      <w:proofErr w:type="spellStart"/>
+      <w:r>
+        <w:rPr>
+          <w:rFonts w:eastAsiaTheme="minorEastAsia"/>
+          <w:lang w:val="en-US"/>
+        </w:rPr>
+        <w:t>Tính</w:t>
+      </w:r>
+      <w:proofErr w:type="spellEnd"/>
+      <w:r>
+        <w:rPr>
+          <w:rFonts w:eastAsiaTheme="minorEastAsia"/>
+          <w:lang w:val="en-US"/>
+        </w:rPr>
+        <w:t xml:space="preserve"> </w:t>
+      </w:r>
+      <w:proofErr w:type="spellStart"/>
+      <w:r>
+        <w:rPr>
+          <w:rFonts w:eastAsiaTheme="minorEastAsia"/>
+          <w:lang w:val="en-US"/>
+        </w:rPr>
+        <w:t>Chất</w:t>
       </w:r>
       <w:proofErr w:type="spellEnd"/>
       <w:r>
@@ -10369,12 +10499,21 @@
           <w:oMath/>
         </w:rPr>
       </w:pPr>
-      <w:r>
-        <w:rPr>
-          <w:rFonts w:eastAsiaTheme="minorEastAsia"/>
-          <w:lang w:val="en-US"/>
-        </w:rPr>
-        <w:t xml:space="preserve">Tỉ </w:t>
+      <w:proofErr w:type="spellStart"/>
+      <w:r>
+        <w:rPr>
+          <w:rFonts w:eastAsiaTheme="minorEastAsia"/>
+          <w:lang w:val="en-US"/>
+        </w:rPr>
+        <w:t>Tỉ</w:t>
+      </w:r>
+      <w:proofErr w:type="spellEnd"/>
+      <w:r>
+        <w:rPr>
+          <w:rFonts w:eastAsiaTheme="minorEastAsia"/>
+          <w:lang w:val="en-US"/>
+        </w:rPr>
+        <w:t xml:space="preserve"> </w:t>
       </w:r>
       <w:proofErr w:type="spellStart"/>
       <w:r>
@@ -11172,15 +11311,15 @@
           <w:rFonts w:eastAsiaTheme="minorEastAsia"/>
           <w:lang w:val="en-US"/>
         </w:rPr>
-        <w:t>1 V</w:t>
-      </w:r>
-      <w:proofErr w:type="spellStart"/>
-      <w:r>
-        <w:rPr>
-          <w:rFonts w:eastAsiaTheme="minorEastAsia"/>
-          <w:lang w:val="en-US"/>
-        </w:rPr>
-        <w:t>ật</w:t>
+        <w:t xml:space="preserve">1 </w:t>
+      </w:r>
+      <w:proofErr w:type="spellStart"/>
+      <w:r>
+        <w:rPr>
+          <w:rFonts w:eastAsiaTheme="minorEastAsia"/>
+          <w:lang w:val="en-US"/>
+        </w:rPr>
+        <w:t>Vật</w:t>
       </w:r>
       <w:proofErr w:type="spellEnd"/>
       <w:r>
@@ -11364,20 +11503,13 @@
           <w:oMath/>
         </w:rPr>
       </w:pPr>
-      <w:r>
-        <w:rPr>
-          <w:rFonts w:eastAsiaTheme="minorEastAsia"/>
-          <w:lang w:val="en-US"/>
-        </w:rPr>
-        <w:t>N</w:t>
-      </w:r>
-      <w:proofErr w:type="spellStart"/>
-      <w:r>
-        <w:rPr>
-          <w:rFonts w:eastAsiaTheme="minorEastAsia"/>
-          <w:lang w:val="en-US"/>
-        </w:rPr>
-        <w:t>ếu</w:t>
+      <w:proofErr w:type="spellStart"/>
+      <w:r>
+        <w:rPr>
+          <w:rFonts w:eastAsiaTheme="minorEastAsia"/>
+          <w:lang w:val="en-US"/>
+        </w:rPr>
+        <w:t>Nếu</w:t>
       </w:r>
       <w:proofErr w:type="spellEnd"/>
       <w:r>
@@ -12416,20 +12548,45 @@
           <w:oMath/>
         </w:rPr>
       </w:pPr>
-      <w:r>
-        <w:rPr>
-          <w:rFonts w:eastAsiaTheme="minorEastAsia"/>
-          <w:lang w:val="en-US"/>
-        </w:rPr>
-        <w:t>Cơ Năng C</w:t>
-      </w:r>
-      <w:proofErr w:type="spellStart"/>
-      <w:r>
-        <w:rPr>
-          <w:rFonts w:eastAsiaTheme="minorEastAsia"/>
-          <w:lang w:val="en-US"/>
-        </w:rPr>
-        <w:t>ủa</w:t>
+      <w:proofErr w:type="spellStart"/>
+      <w:r>
+        <w:rPr>
+          <w:rFonts w:eastAsiaTheme="minorEastAsia"/>
+          <w:lang w:val="en-US"/>
+        </w:rPr>
+        <w:t>Cơ</w:t>
+      </w:r>
+      <w:proofErr w:type="spellEnd"/>
+      <w:r>
+        <w:rPr>
+          <w:rFonts w:eastAsiaTheme="minorEastAsia"/>
+          <w:lang w:val="en-US"/>
+        </w:rPr>
+        <w:t xml:space="preserve"> </w:t>
+      </w:r>
+      <w:proofErr w:type="spellStart"/>
+      <w:r>
+        <w:rPr>
+          <w:rFonts w:eastAsiaTheme="minorEastAsia"/>
+          <w:lang w:val="en-US"/>
+        </w:rPr>
+        <w:t>Năng</w:t>
+      </w:r>
+      <w:proofErr w:type="spellEnd"/>
+      <w:r>
+        <w:rPr>
+          <w:rFonts w:eastAsiaTheme="minorEastAsia"/>
+          <w:lang w:val="en-US"/>
+        </w:rPr>
+        <w:t xml:space="preserve"> </w:t>
+      </w:r>
+      <w:proofErr w:type="spellStart"/>
+      <w:r>
+        <w:rPr>
+          <w:rFonts w:eastAsiaTheme="minorEastAsia"/>
+          <w:lang w:val="en-US"/>
+        </w:rPr>
+        <w:t>Của</w:t>
       </w:r>
       <w:proofErr w:type="spellEnd"/>
       <w:r>
@@ -12522,7 +12679,55 @@
           <w:rFonts w:eastAsiaTheme="minorEastAsia"/>
           <w:lang w:val="en-US"/>
         </w:rPr>
-        <w:t xml:space="preserve">Khi không có sự </w:t>
+        <w:t xml:space="preserve">Khi </w:t>
+      </w:r>
+      <w:proofErr w:type="spellStart"/>
+      <w:r>
+        <w:rPr>
+          <w:rFonts w:eastAsiaTheme="minorEastAsia"/>
+          <w:lang w:val="en-US"/>
+        </w:rPr>
+        <w:t>không</w:t>
+      </w:r>
+      <w:proofErr w:type="spellEnd"/>
+      <w:r>
+        <w:rPr>
+          <w:rFonts w:eastAsiaTheme="minorEastAsia"/>
+          <w:lang w:val="en-US"/>
+        </w:rPr>
+        <w:t xml:space="preserve"> </w:t>
+      </w:r>
+      <w:proofErr w:type="spellStart"/>
+      <w:r>
+        <w:rPr>
+          <w:rFonts w:eastAsiaTheme="minorEastAsia"/>
+          <w:lang w:val="en-US"/>
+        </w:rPr>
+        <w:t>có</w:t>
+      </w:r>
+      <w:proofErr w:type="spellEnd"/>
+      <w:r>
+        <w:rPr>
+          <w:rFonts w:eastAsiaTheme="minorEastAsia"/>
+          <w:lang w:val="en-US"/>
+        </w:rPr>
+        <w:t xml:space="preserve"> </w:t>
+      </w:r>
+      <w:proofErr w:type="spellStart"/>
+      <w:r>
+        <w:rPr>
+          <w:rFonts w:eastAsiaTheme="minorEastAsia"/>
+          <w:lang w:val="en-US"/>
+        </w:rPr>
+        <w:t>sự</w:t>
+      </w:r>
+      <w:proofErr w:type="spellEnd"/>
+      <w:r>
+        <w:rPr>
+          <w:rFonts w:eastAsiaTheme="minorEastAsia"/>
+          <w:lang w:val="en-US"/>
+        </w:rPr>
+        <w:t xml:space="preserve"> </w:t>
       </w:r>
       <w:proofErr w:type="spellStart"/>
       <w:r>
@@ -17313,19 +17518,13 @@
           <w:oMath/>
         </w:rPr>
       </w:pPr>
+      <w:proofErr w:type="spellStart"/>
       <w:r>
         <w:rPr>
           <w:lang w:val="en-US"/>
         </w:rPr>
         <w:lastRenderedPageBreak/>
-        <w:t>N</w:t>
-      </w:r>
-      <w:proofErr w:type="spellStart"/>
-      <w:r>
-        <w:rPr>
-          <w:lang w:val="en-US"/>
-        </w:rPr>
-        <w:t>ếu</w:t>
+        <w:t>Nếu</w:t>
       </w:r>
       <w:proofErr w:type="spellEnd"/>
       <w:r>
@@ -18645,18 +18844,12 @@
           <w:lang w:val="en-US"/>
         </w:rPr>
       </w:pPr>
-      <w:r>
-        <w:rPr>
-          <w:lang w:val="en-US"/>
-        </w:rPr>
-        <w:t>Ch</w:t>
-      </w:r>
-      <w:proofErr w:type="spellStart"/>
-      <w:r>
-        <w:rPr>
-          <w:lang w:val="en-US"/>
-        </w:rPr>
-        <w:t>ứng</w:t>
+      <w:proofErr w:type="spellStart"/>
+      <w:r>
+        <w:rPr>
+          <w:lang w:val="en-US"/>
+        </w:rPr>
+        <w:t>Chứng</w:t>
       </w:r>
       <w:proofErr w:type="spellEnd"/>
       <w:r>
@@ -25544,7 +25737,39 @@
           <w:rFonts w:eastAsiaTheme="minorEastAsia"/>
           <w:lang w:val="en-US"/>
         </w:rPr>
-        <w:t xml:space="preserve">r là Vector từ </w:t>
+        <w:t xml:space="preserve">r </w:t>
+      </w:r>
+      <w:proofErr w:type="spellStart"/>
+      <w:r>
+        <w:rPr>
+          <w:rFonts w:eastAsiaTheme="minorEastAsia"/>
+          <w:lang w:val="en-US"/>
+        </w:rPr>
+        <w:t>là</w:t>
+      </w:r>
+      <w:proofErr w:type="spellEnd"/>
+      <w:r>
+        <w:rPr>
+          <w:rFonts w:eastAsiaTheme="minorEastAsia"/>
+          <w:lang w:val="en-US"/>
+        </w:rPr>
+        <w:t xml:space="preserve"> Vector </w:t>
+      </w:r>
+      <w:proofErr w:type="spellStart"/>
+      <w:r>
+        <w:rPr>
+          <w:rFonts w:eastAsiaTheme="minorEastAsia"/>
+          <w:lang w:val="en-US"/>
+        </w:rPr>
+        <w:t>từ</w:t>
+      </w:r>
+      <w:proofErr w:type="spellEnd"/>
+      <w:r>
+        <w:rPr>
+          <w:rFonts w:eastAsiaTheme="minorEastAsia"/>
+          <w:lang w:val="en-US"/>
+        </w:rPr>
+        <w:t xml:space="preserve"> </w:t>
       </w:r>
       <w:proofErr w:type="spellStart"/>
       <w:r>
@@ -25661,15 +25886,31 @@
           <w:rFonts w:eastAsiaTheme="minorEastAsia"/>
           <w:lang w:val="en-US"/>
         </w:rPr>
-        <w:t>p là Vector đ</w:t>
-      </w:r>
-      <w:proofErr w:type="spellStart"/>
-      <w:r>
-        <w:rPr>
-          <w:rFonts w:eastAsiaTheme="minorEastAsia"/>
-          <w:lang w:val="en-US"/>
-        </w:rPr>
-        <w:t>ộng</w:t>
+        <w:t xml:space="preserve">p </w:t>
+      </w:r>
+      <w:proofErr w:type="spellStart"/>
+      <w:r>
+        <w:rPr>
+          <w:rFonts w:eastAsiaTheme="minorEastAsia"/>
+          <w:lang w:val="en-US"/>
+        </w:rPr>
+        <w:t>là</w:t>
+      </w:r>
+      <w:proofErr w:type="spellEnd"/>
+      <w:r>
+        <w:rPr>
+          <w:rFonts w:eastAsiaTheme="minorEastAsia"/>
+          <w:lang w:val="en-US"/>
+        </w:rPr>
+        <w:t xml:space="preserve"> Vector </w:t>
+      </w:r>
+      <w:proofErr w:type="spellStart"/>
+      <w:r>
+        <w:rPr>
+          <w:rFonts w:eastAsiaTheme="minorEastAsia"/>
+          <w:lang w:val="en-US"/>
+        </w:rPr>
+        <w:t>động</w:t>
       </w:r>
       <w:proofErr w:type="spellEnd"/>
       <w:r>
@@ -25739,15 +25980,31 @@
           <w:rFonts w:eastAsiaTheme="minorEastAsia"/>
           <w:lang w:val="en-US"/>
         </w:rPr>
-        <w:t>m là kh</w:t>
-      </w:r>
-      <w:proofErr w:type="spellStart"/>
-      <w:r>
-        <w:rPr>
-          <w:rFonts w:eastAsiaTheme="minorEastAsia"/>
-          <w:lang w:val="en-US"/>
-        </w:rPr>
-        <w:t>ối</w:t>
+        <w:t xml:space="preserve">m </w:t>
+      </w:r>
+      <w:proofErr w:type="spellStart"/>
+      <w:r>
+        <w:rPr>
+          <w:rFonts w:eastAsiaTheme="minorEastAsia"/>
+          <w:lang w:val="en-US"/>
+        </w:rPr>
+        <w:t>là</w:t>
+      </w:r>
+      <w:proofErr w:type="spellEnd"/>
+      <w:r>
+        <w:rPr>
+          <w:rFonts w:eastAsiaTheme="minorEastAsia"/>
+          <w:lang w:val="en-US"/>
+        </w:rPr>
+        <w:t xml:space="preserve"> </w:t>
+      </w:r>
+      <w:proofErr w:type="spellStart"/>
+      <w:r>
+        <w:rPr>
+          <w:rFonts w:eastAsiaTheme="minorEastAsia"/>
+          <w:lang w:val="en-US"/>
+        </w:rPr>
+        <w:t>khối</w:t>
       </w:r>
       <w:proofErr w:type="spellEnd"/>
       <w:r>
@@ -25801,15 +26058,31 @@
           <w:rFonts w:eastAsiaTheme="minorEastAsia"/>
           <w:lang w:val="en-US"/>
         </w:rPr>
-        <w:t>v là Vector v</w:t>
-      </w:r>
-      <w:proofErr w:type="spellStart"/>
-      <w:r>
-        <w:rPr>
-          <w:rFonts w:eastAsiaTheme="minorEastAsia"/>
-          <w:lang w:val="en-US"/>
-        </w:rPr>
-        <w:t>ận</w:t>
+        <w:t xml:space="preserve">v </w:t>
+      </w:r>
+      <w:proofErr w:type="spellStart"/>
+      <w:r>
+        <w:rPr>
+          <w:rFonts w:eastAsiaTheme="minorEastAsia"/>
+          <w:lang w:val="en-US"/>
+        </w:rPr>
+        <w:t>là</w:t>
+      </w:r>
+      <w:proofErr w:type="spellEnd"/>
+      <w:r>
+        <w:rPr>
+          <w:rFonts w:eastAsiaTheme="minorEastAsia"/>
+          <w:lang w:val="en-US"/>
+        </w:rPr>
+        <w:t xml:space="preserve"> Vector </w:t>
+      </w:r>
+      <w:proofErr w:type="spellStart"/>
+      <w:r>
+        <w:rPr>
+          <w:rFonts w:eastAsiaTheme="minorEastAsia"/>
+          <w:lang w:val="en-US"/>
+        </w:rPr>
+        <w:t>vận</w:t>
       </w:r>
       <w:proofErr w:type="spellEnd"/>
       <w:r>
@@ -25874,12 +26147,37 @@
           <w:oMath/>
         </w:rPr>
       </w:pPr>
-      <w:r>
-        <w:rPr>
-          <w:rFonts w:eastAsiaTheme="minorEastAsia"/>
-          <w:lang w:val="en-US"/>
-        </w:rPr>
-        <w:t xml:space="preserve">Tính Độ </w:t>
+      <w:proofErr w:type="spellStart"/>
+      <w:r>
+        <w:rPr>
+          <w:rFonts w:eastAsiaTheme="minorEastAsia"/>
+          <w:lang w:val="en-US"/>
+        </w:rPr>
+        <w:t>Tính</w:t>
+      </w:r>
+      <w:proofErr w:type="spellEnd"/>
+      <w:r>
+        <w:rPr>
+          <w:rFonts w:eastAsiaTheme="minorEastAsia"/>
+          <w:lang w:val="en-US"/>
+        </w:rPr>
+        <w:t xml:space="preserve"> </w:t>
+      </w:r>
+      <w:proofErr w:type="spellStart"/>
+      <w:r>
+        <w:rPr>
+          <w:rFonts w:eastAsiaTheme="minorEastAsia"/>
+          <w:lang w:val="en-US"/>
+        </w:rPr>
+        <w:t>Độ</w:t>
+      </w:r>
+      <w:proofErr w:type="spellEnd"/>
+      <w:r>
+        <w:rPr>
+          <w:rFonts w:eastAsiaTheme="minorEastAsia"/>
+          <w:lang w:val="en-US"/>
+        </w:rPr>
+        <w:t xml:space="preserve"> </w:t>
       </w:r>
       <w:proofErr w:type="spellStart"/>
       <w:r>
@@ -26099,15 +26397,15 @@
           <w:rFonts w:eastAsiaTheme="minorEastAsia"/>
           <w:lang w:val="en-US"/>
         </w:rPr>
-        <w:t>Moment đ</w:t>
-      </w:r>
-      <w:proofErr w:type="spellStart"/>
-      <w:r>
-        <w:rPr>
-          <w:rFonts w:eastAsiaTheme="minorEastAsia"/>
-          <w:lang w:val="en-US"/>
-        </w:rPr>
-        <w:t>ộng</w:t>
+        <w:t xml:space="preserve">Moment </w:t>
+      </w:r>
+      <w:proofErr w:type="spellStart"/>
+      <w:r>
+        <w:rPr>
+          <w:rFonts w:eastAsiaTheme="minorEastAsia"/>
+          <w:lang w:val="en-US"/>
+        </w:rPr>
+        <w:t>động</w:t>
       </w:r>
       <w:proofErr w:type="spellEnd"/>
       <w:r>
@@ -26357,15 +26655,47 @@
           <w:rFonts w:eastAsiaTheme="minorEastAsia"/>
           <w:lang w:val="en-US"/>
         </w:rPr>
-        <w:t>I là Moment quán tính đ</w:t>
-      </w:r>
-      <w:proofErr w:type="spellStart"/>
-      <w:r>
-        <w:rPr>
-          <w:rFonts w:eastAsiaTheme="minorEastAsia"/>
-          <w:lang w:val="en-US"/>
-        </w:rPr>
-        <w:t>ặc</w:t>
+        <w:t xml:space="preserve">I là Moment </w:t>
+      </w:r>
+      <w:proofErr w:type="spellStart"/>
+      <w:r>
+        <w:rPr>
+          <w:rFonts w:eastAsiaTheme="minorEastAsia"/>
+          <w:lang w:val="en-US"/>
+        </w:rPr>
+        <w:t>quán</w:t>
+      </w:r>
+      <w:proofErr w:type="spellEnd"/>
+      <w:r>
+        <w:rPr>
+          <w:rFonts w:eastAsiaTheme="minorEastAsia"/>
+          <w:lang w:val="en-US"/>
+        </w:rPr>
+        <w:t xml:space="preserve"> </w:t>
+      </w:r>
+      <w:proofErr w:type="spellStart"/>
+      <w:r>
+        <w:rPr>
+          <w:rFonts w:eastAsiaTheme="minorEastAsia"/>
+          <w:lang w:val="en-US"/>
+        </w:rPr>
+        <w:t>tính</w:t>
+      </w:r>
+      <w:proofErr w:type="spellEnd"/>
+      <w:r>
+        <w:rPr>
+          <w:rFonts w:eastAsiaTheme="minorEastAsia"/>
+          <w:lang w:val="en-US"/>
+        </w:rPr>
+        <w:t xml:space="preserve"> </w:t>
+      </w:r>
+      <w:proofErr w:type="spellStart"/>
+      <w:r>
+        <w:rPr>
+          <w:rFonts w:eastAsiaTheme="minorEastAsia"/>
+          <w:lang w:val="en-US"/>
+        </w:rPr>
+        <w:t>đặc</w:t>
       </w:r>
       <w:proofErr w:type="spellEnd"/>
       <w:r>
@@ -26490,15 +26820,31 @@
           <w:rFonts w:eastAsiaTheme="minorEastAsia"/>
           <w:lang w:val="en-US"/>
         </w:rPr>
-        <w:t xml:space="preserve"> là t</w:t>
-      </w:r>
-      <w:proofErr w:type="spellStart"/>
-      <w:r>
-        <w:rPr>
-          <w:rFonts w:eastAsiaTheme="minorEastAsia"/>
-          <w:lang w:val="en-US"/>
-        </w:rPr>
-        <w:t>ốc</w:t>
+        <w:t xml:space="preserve"> </w:t>
+      </w:r>
+      <w:proofErr w:type="spellStart"/>
+      <w:r>
+        <w:rPr>
+          <w:rFonts w:eastAsiaTheme="minorEastAsia"/>
+          <w:lang w:val="en-US"/>
+        </w:rPr>
+        <w:t>là</w:t>
+      </w:r>
+      <w:proofErr w:type="spellEnd"/>
+      <w:r>
+        <w:rPr>
+          <w:rFonts w:eastAsiaTheme="minorEastAsia"/>
+          <w:lang w:val="en-US"/>
+        </w:rPr>
+        <w:t xml:space="preserve"> </w:t>
+      </w:r>
+      <w:proofErr w:type="spellStart"/>
+      <w:r>
+        <w:rPr>
+          <w:rFonts w:eastAsiaTheme="minorEastAsia"/>
+          <w:lang w:val="en-US"/>
+        </w:rPr>
+        <w:t>tốc</w:t>
       </w:r>
       <w:proofErr w:type="spellEnd"/>
       <w:r>
@@ -26545,18 +26891,12 @@
           <w:lang w:val="en-US"/>
         </w:rPr>
       </w:pPr>
-      <w:r>
-        <w:rPr>
-          <w:lang w:val="en-US"/>
-        </w:rPr>
-        <w:t>T</w:t>
-      </w:r>
-      <w:proofErr w:type="spellStart"/>
-      <w:r>
-        <w:rPr>
-          <w:lang w:val="en-US"/>
-        </w:rPr>
-        <w:t>ại</w:t>
+      <w:proofErr w:type="spellStart"/>
+      <w:r>
+        <w:rPr>
+          <w:lang w:val="en-US"/>
+        </w:rPr>
+        <w:t>Tại</w:t>
       </w:r>
       <w:proofErr w:type="spellEnd"/>
       <w:r>
@@ -31998,7 +32338,23 @@
           <w:rFonts w:eastAsiaTheme="minorEastAsia"/>
           <w:lang w:val="en-US"/>
         </w:rPr>
-        <w:t xml:space="preserve">m là </w:t>
+        <w:t xml:space="preserve">m </w:t>
+      </w:r>
+      <w:proofErr w:type="spellStart"/>
+      <w:r>
+        <w:rPr>
+          <w:rFonts w:eastAsiaTheme="minorEastAsia"/>
+          <w:lang w:val="en-US"/>
+        </w:rPr>
+        <w:t>là</w:t>
+      </w:r>
+      <w:proofErr w:type="spellEnd"/>
+      <w:r>
+        <w:rPr>
+          <w:rFonts w:eastAsiaTheme="minorEastAsia"/>
+          <w:lang w:val="en-US"/>
+        </w:rPr>
+        <w:t xml:space="preserve"> </w:t>
       </w:r>
       <w:proofErr w:type="spellStart"/>
       <w:r>
@@ -32108,7 +32464,23 @@
           <w:rFonts w:eastAsiaTheme="minorEastAsia"/>
           <w:lang w:val="en-US"/>
         </w:rPr>
-        <w:t xml:space="preserve">r là </w:t>
+        <w:t xml:space="preserve">r </w:t>
+      </w:r>
+      <w:proofErr w:type="spellStart"/>
+      <w:r>
+        <w:rPr>
+          <w:rFonts w:eastAsiaTheme="minorEastAsia"/>
+          <w:lang w:val="en-US"/>
+        </w:rPr>
+        <w:t>là</w:t>
+      </w:r>
+      <w:proofErr w:type="spellEnd"/>
+      <w:r>
+        <w:rPr>
+          <w:rFonts w:eastAsiaTheme="minorEastAsia"/>
+          <w:lang w:val="en-US"/>
+        </w:rPr>
+        <w:t xml:space="preserve"> </w:t>
       </w:r>
       <w:proofErr w:type="spellStart"/>
       <w:r>
@@ -32204,20 +32576,13 @@
           <w:oMath/>
         </w:rPr>
       </w:pPr>
-      <w:r>
-        <w:rPr>
-          <w:rFonts w:eastAsiaTheme="minorEastAsia"/>
-          <w:lang w:val="en-US"/>
-        </w:rPr>
-        <w:t>Ch</w:t>
-      </w:r>
-      <w:proofErr w:type="spellStart"/>
-      <w:r>
-        <w:rPr>
-          <w:rFonts w:eastAsiaTheme="minorEastAsia"/>
-          <w:lang w:val="en-US"/>
-        </w:rPr>
-        <w:t>ứng</w:t>
+      <w:proofErr w:type="spellStart"/>
+      <w:r>
+        <w:rPr>
+          <w:rFonts w:eastAsiaTheme="minorEastAsia"/>
+          <w:lang w:val="en-US"/>
+        </w:rPr>
+        <w:t>Chứng</w:t>
       </w:r>
       <w:proofErr w:type="spellEnd"/>
       <w:r>
@@ -32312,20 +32677,29 @@
           <w:oMath/>
         </w:rPr>
       </w:pPr>
-      <w:r>
-        <w:rPr>
-          <w:rFonts w:eastAsiaTheme="minorEastAsia"/>
-          <w:lang w:val="en-US"/>
-        </w:rPr>
-        <w:t>Xét 1 đi</w:t>
-      </w:r>
-      <w:proofErr w:type="spellStart"/>
-      <w:r>
-        <w:rPr>
-          <w:rFonts w:eastAsiaTheme="minorEastAsia"/>
-          <w:lang w:val="en-US"/>
-        </w:rPr>
-        <w:t>ểm</w:t>
+      <w:proofErr w:type="spellStart"/>
+      <w:r>
+        <w:rPr>
+          <w:rFonts w:eastAsiaTheme="minorEastAsia"/>
+          <w:lang w:val="en-US"/>
+        </w:rPr>
+        <w:t>Xét</w:t>
+      </w:r>
+      <w:proofErr w:type="spellEnd"/>
+      <w:r>
+        <w:rPr>
+          <w:rFonts w:eastAsiaTheme="minorEastAsia"/>
+          <w:lang w:val="en-US"/>
+        </w:rPr>
+        <w:t xml:space="preserve"> 1 </w:t>
+      </w:r>
+      <w:proofErr w:type="spellStart"/>
+      <w:r>
+        <w:rPr>
+          <w:rFonts w:eastAsiaTheme="minorEastAsia"/>
+          <w:lang w:val="en-US"/>
+        </w:rPr>
+        <w:t>điểm</w:t>
       </w:r>
       <w:proofErr w:type="spellEnd"/>
       <w:r>
@@ -33604,20 +33978,45 @@
           <w:oMath/>
         </w:rPr>
       </w:pPr>
-      <w:r>
-        <w:rPr>
-          <w:rFonts w:eastAsiaTheme="minorEastAsia"/>
-          <w:lang w:val="en-US"/>
-        </w:rPr>
-        <w:t>Dùng công th</w:t>
-      </w:r>
-      <w:proofErr w:type="spellStart"/>
-      <w:r>
-        <w:rPr>
-          <w:rFonts w:eastAsiaTheme="minorEastAsia"/>
-          <w:lang w:val="en-US"/>
-        </w:rPr>
-        <w:t>ức</w:t>
+      <w:proofErr w:type="spellStart"/>
+      <w:r>
+        <w:rPr>
+          <w:rFonts w:eastAsiaTheme="minorEastAsia"/>
+          <w:lang w:val="en-US"/>
+        </w:rPr>
+        <w:t>Dùng</w:t>
+      </w:r>
+      <w:proofErr w:type="spellEnd"/>
+      <w:r>
+        <w:rPr>
+          <w:rFonts w:eastAsiaTheme="minorEastAsia"/>
+          <w:lang w:val="en-US"/>
+        </w:rPr>
+        <w:t xml:space="preserve"> </w:t>
+      </w:r>
+      <w:proofErr w:type="spellStart"/>
+      <w:r>
+        <w:rPr>
+          <w:rFonts w:eastAsiaTheme="minorEastAsia"/>
+          <w:lang w:val="en-US"/>
+        </w:rPr>
+        <w:t>công</w:t>
+      </w:r>
+      <w:proofErr w:type="spellEnd"/>
+      <w:r>
+        <w:rPr>
+          <w:rFonts w:eastAsiaTheme="minorEastAsia"/>
+          <w:lang w:val="en-US"/>
+        </w:rPr>
+        <w:t xml:space="preserve"> </w:t>
+      </w:r>
+      <w:proofErr w:type="spellStart"/>
+      <w:r>
+        <w:rPr>
+          <w:rFonts w:eastAsiaTheme="minorEastAsia"/>
+          <w:lang w:val="en-US"/>
+        </w:rPr>
+        <w:t>thức</w:t>
       </w:r>
       <w:proofErr w:type="spellEnd"/>
       <w:r>
@@ -33970,13 +34369,31 @@
           <w:oMath/>
         </w:rPr>
       </w:pPr>
-      <w:r>
-        <w:rPr>
-          <w:rFonts w:eastAsiaTheme="minorEastAsia"/>
-          <w:lang w:val="en-US"/>
-        </w:rPr>
-        <w:t>Hình trụ</w:t>
-      </w:r>
+      <w:proofErr w:type="spellStart"/>
+      <w:r>
+        <w:rPr>
+          <w:rFonts w:eastAsiaTheme="minorEastAsia"/>
+          <w:lang w:val="en-US"/>
+        </w:rPr>
+        <w:t>Hình</w:t>
+      </w:r>
+      <w:proofErr w:type="spellEnd"/>
+      <w:r>
+        <w:rPr>
+          <w:rFonts w:eastAsiaTheme="minorEastAsia"/>
+          <w:lang w:val="en-US"/>
+        </w:rPr>
+        <w:t xml:space="preserve"> </w:t>
+      </w:r>
+      <w:proofErr w:type="spellStart"/>
+      <w:r>
+        <w:rPr>
+          <w:rFonts w:eastAsiaTheme="minorEastAsia"/>
+          <w:lang w:val="en-US"/>
+        </w:rPr>
+        <w:t>trụ</w:t>
+      </w:r>
+      <w:proofErr w:type="spellEnd"/>
       <w:r>
         <w:rPr>
           <w:rFonts w:eastAsiaTheme="minorEastAsia"/>
@@ -34542,11 +34959,19 @@
           <w:oMath/>
         </w:rPr>
       </w:pPr>
-      <w:r>
-        <w:rPr>
-          <w:lang w:val="en-US"/>
-        </w:rPr>
-        <w:t xml:space="preserve">Hình </w:t>
+      <w:proofErr w:type="spellStart"/>
+      <w:r>
+        <w:rPr>
+          <w:lang w:val="en-US"/>
+        </w:rPr>
+        <w:t>Hình</w:t>
+      </w:r>
+      <w:proofErr w:type="spellEnd"/>
+      <w:r>
+        <w:rPr>
+          <w:lang w:val="en-US"/>
+        </w:rPr>
+        <w:t xml:space="preserve"> </w:t>
       </w:r>
       <w:proofErr w:type="spellStart"/>
       <w:r>
@@ -34802,15 +35227,31 @@
           <w:rFonts w:eastAsiaTheme="minorEastAsia"/>
           <w:lang w:val="en-US"/>
         </w:rPr>
-        <w:t>m là kh</w:t>
-      </w:r>
-      <w:proofErr w:type="spellStart"/>
-      <w:r>
-        <w:rPr>
-          <w:rFonts w:eastAsiaTheme="minorEastAsia"/>
-          <w:lang w:val="en-US"/>
-        </w:rPr>
-        <w:t>ối</w:t>
+        <w:t xml:space="preserve">m </w:t>
+      </w:r>
+      <w:proofErr w:type="spellStart"/>
+      <w:r>
+        <w:rPr>
+          <w:rFonts w:eastAsiaTheme="minorEastAsia"/>
+          <w:lang w:val="en-US"/>
+        </w:rPr>
+        <w:t>là</w:t>
+      </w:r>
+      <w:proofErr w:type="spellEnd"/>
+      <w:r>
+        <w:rPr>
+          <w:rFonts w:eastAsiaTheme="minorEastAsia"/>
+          <w:lang w:val="en-US"/>
+        </w:rPr>
+        <w:t xml:space="preserve"> </w:t>
+      </w:r>
+      <w:proofErr w:type="spellStart"/>
+      <w:r>
+        <w:rPr>
+          <w:rFonts w:eastAsiaTheme="minorEastAsia"/>
+          <w:lang w:val="en-US"/>
+        </w:rPr>
+        <w:t>khối</w:t>
       </w:r>
       <w:proofErr w:type="spellEnd"/>
       <w:r>
@@ -34928,7 +35369,23 @@
           <w:rFonts w:eastAsiaTheme="minorEastAsia"/>
           <w:lang w:val="en-US"/>
         </w:rPr>
-        <w:t xml:space="preserve">a, b là 2 </w:t>
+        <w:t xml:space="preserve">a, b </w:t>
+      </w:r>
+      <w:proofErr w:type="spellStart"/>
+      <w:r>
+        <w:rPr>
+          <w:rFonts w:eastAsiaTheme="minorEastAsia"/>
+          <w:lang w:val="en-US"/>
+        </w:rPr>
+        <w:t>là</w:t>
+      </w:r>
+      <w:proofErr w:type="spellEnd"/>
+      <w:r>
+        <w:rPr>
+          <w:rFonts w:eastAsiaTheme="minorEastAsia"/>
+          <w:lang w:val="en-US"/>
+        </w:rPr>
+        <w:t xml:space="preserve"> 2 </w:t>
       </w:r>
       <w:proofErr w:type="spellStart"/>
       <w:r>
@@ -34985,20 +35442,29 @@
           <w:oMath/>
         </w:rPr>
       </w:pPr>
-      <w:r>
-        <w:rPr>
-          <w:rFonts w:eastAsiaTheme="minorEastAsia"/>
-          <w:lang w:val="en-US"/>
-        </w:rPr>
-        <w:t>Hình c</w:t>
-      </w:r>
-      <w:proofErr w:type="spellStart"/>
-      <w:r>
-        <w:rPr>
-          <w:rFonts w:eastAsiaTheme="minorEastAsia"/>
-          <w:lang w:val="en-US"/>
-        </w:rPr>
-        <w:t>ầu</w:t>
+      <w:proofErr w:type="spellStart"/>
+      <w:r>
+        <w:rPr>
+          <w:rFonts w:eastAsiaTheme="minorEastAsia"/>
+          <w:lang w:val="en-US"/>
+        </w:rPr>
+        <w:t>Hình</w:t>
+      </w:r>
+      <w:proofErr w:type="spellEnd"/>
+      <w:r>
+        <w:rPr>
+          <w:rFonts w:eastAsiaTheme="minorEastAsia"/>
+          <w:lang w:val="en-US"/>
+        </w:rPr>
+        <w:t xml:space="preserve"> </w:t>
+      </w:r>
+      <w:proofErr w:type="spellStart"/>
+      <w:r>
+        <w:rPr>
+          <w:rFonts w:eastAsiaTheme="minorEastAsia"/>
+          <w:lang w:val="en-US"/>
+        </w:rPr>
+        <w:t>cầu</w:t>
       </w:r>
       <w:proofErr w:type="spellEnd"/>
       <w:r>
@@ -35130,15 +35596,31 @@
           <w:rFonts w:eastAsiaTheme="minorEastAsia"/>
           <w:lang w:val="en-US"/>
         </w:rPr>
-        <w:t>m là kh</w:t>
-      </w:r>
-      <w:proofErr w:type="spellStart"/>
-      <w:r>
-        <w:rPr>
-          <w:rFonts w:eastAsiaTheme="minorEastAsia"/>
-          <w:lang w:val="en-US"/>
-        </w:rPr>
-        <w:t>ối</w:t>
+        <w:t xml:space="preserve">m </w:t>
+      </w:r>
+      <w:proofErr w:type="spellStart"/>
+      <w:r>
+        <w:rPr>
+          <w:rFonts w:eastAsiaTheme="minorEastAsia"/>
+          <w:lang w:val="en-US"/>
+        </w:rPr>
+        <w:t>là</w:t>
+      </w:r>
+      <w:proofErr w:type="spellEnd"/>
+      <w:r>
+        <w:rPr>
+          <w:rFonts w:eastAsiaTheme="minorEastAsia"/>
+          <w:lang w:val="en-US"/>
+        </w:rPr>
+        <w:t xml:space="preserve"> </w:t>
+      </w:r>
+      <w:proofErr w:type="spellStart"/>
+      <w:r>
+        <w:rPr>
+          <w:rFonts w:eastAsiaTheme="minorEastAsia"/>
+          <w:lang w:val="en-US"/>
+        </w:rPr>
+        <w:t>khối</w:t>
       </w:r>
       <w:proofErr w:type="spellEnd"/>
       <w:r>
@@ -35224,15 +35706,63 @@
           <w:rFonts w:eastAsiaTheme="minorEastAsia"/>
           <w:lang w:val="en-US"/>
         </w:rPr>
-        <w:t>r là bán kính hình c</w:t>
-      </w:r>
-      <w:proofErr w:type="spellStart"/>
-      <w:r>
-        <w:rPr>
-          <w:rFonts w:eastAsiaTheme="minorEastAsia"/>
-          <w:lang w:val="en-US"/>
-        </w:rPr>
-        <w:t>ầu</w:t>
+        <w:t xml:space="preserve">r là </w:t>
+      </w:r>
+      <w:proofErr w:type="spellStart"/>
+      <w:r>
+        <w:rPr>
+          <w:rFonts w:eastAsiaTheme="minorEastAsia"/>
+          <w:lang w:val="en-US"/>
+        </w:rPr>
+        <w:t>bán</w:t>
+      </w:r>
+      <w:proofErr w:type="spellEnd"/>
+      <w:r>
+        <w:rPr>
+          <w:rFonts w:eastAsiaTheme="minorEastAsia"/>
+          <w:lang w:val="en-US"/>
+        </w:rPr>
+        <w:t xml:space="preserve"> </w:t>
+      </w:r>
+      <w:proofErr w:type="spellStart"/>
+      <w:r>
+        <w:rPr>
+          <w:rFonts w:eastAsiaTheme="minorEastAsia"/>
+          <w:lang w:val="en-US"/>
+        </w:rPr>
+        <w:t>kính</w:t>
+      </w:r>
+      <w:proofErr w:type="spellEnd"/>
+      <w:r>
+        <w:rPr>
+          <w:rFonts w:eastAsiaTheme="minorEastAsia"/>
+          <w:lang w:val="en-US"/>
+        </w:rPr>
+        <w:t xml:space="preserve"> </w:t>
+      </w:r>
+      <w:proofErr w:type="spellStart"/>
+      <w:r>
+        <w:rPr>
+          <w:rFonts w:eastAsiaTheme="minorEastAsia"/>
+          <w:lang w:val="en-US"/>
+        </w:rPr>
+        <w:t>hình</w:t>
+      </w:r>
+      <w:proofErr w:type="spellEnd"/>
+      <w:r>
+        <w:rPr>
+          <w:rFonts w:eastAsiaTheme="minorEastAsia"/>
+          <w:lang w:val="en-US"/>
+        </w:rPr>
+        <w:t xml:space="preserve"> </w:t>
+      </w:r>
+      <w:proofErr w:type="spellStart"/>
+      <w:r>
+        <w:rPr>
+          <w:rFonts w:eastAsiaTheme="minorEastAsia"/>
+          <w:lang w:val="en-US"/>
+        </w:rPr>
+        <w:t>cầu</w:t>
       </w:r>
       <w:proofErr w:type="spellEnd"/>
     </w:p>
@@ -35249,20 +35779,29 @@
           <w:oMath/>
         </w:rPr>
       </w:pPr>
-      <w:r>
-        <w:rPr>
-          <w:rFonts w:eastAsiaTheme="minorEastAsia"/>
-          <w:lang w:val="en-US"/>
-        </w:rPr>
-        <w:t>Hình c</w:t>
-      </w:r>
-      <w:proofErr w:type="spellStart"/>
-      <w:r>
-        <w:rPr>
-          <w:rFonts w:eastAsiaTheme="minorEastAsia"/>
-          <w:lang w:val="en-US"/>
-        </w:rPr>
-        <w:t>ầu</w:t>
+      <w:proofErr w:type="spellStart"/>
+      <w:r>
+        <w:rPr>
+          <w:rFonts w:eastAsiaTheme="minorEastAsia"/>
+          <w:lang w:val="en-US"/>
+        </w:rPr>
+        <w:t>Hình</w:t>
+      </w:r>
+      <w:proofErr w:type="spellEnd"/>
+      <w:r>
+        <w:rPr>
+          <w:rFonts w:eastAsiaTheme="minorEastAsia"/>
+          <w:lang w:val="en-US"/>
+        </w:rPr>
+        <w:t xml:space="preserve"> </w:t>
+      </w:r>
+      <w:proofErr w:type="spellStart"/>
+      <w:r>
+        <w:rPr>
+          <w:rFonts w:eastAsiaTheme="minorEastAsia"/>
+          <w:lang w:val="en-US"/>
+        </w:rPr>
+        <w:t>cầu</w:t>
       </w:r>
       <w:proofErr w:type="spellEnd"/>
       <w:r>
@@ -35442,15 +35981,31 @@
           <w:rFonts w:eastAsiaTheme="minorEastAsia"/>
           <w:lang w:val="en-US"/>
         </w:rPr>
-        <w:t>m là kh</w:t>
-      </w:r>
-      <w:proofErr w:type="spellStart"/>
-      <w:r>
-        <w:rPr>
-          <w:rFonts w:eastAsiaTheme="minorEastAsia"/>
-          <w:lang w:val="en-US"/>
-        </w:rPr>
-        <w:t>ối</w:t>
+        <w:t xml:space="preserve">m </w:t>
+      </w:r>
+      <w:proofErr w:type="spellStart"/>
+      <w:r>
+        <w:rPr>
+          <w:rFonts w:eastAsiaTheme="minorEastAsia"/>
+          <w:lang w:val="en-US"/>
+        </w:rPr>
+        <w:t>là</w:t>
+      </w:r>
+      <w:proofErr w:type="spellEnd"/>
+      <w:r>
+        <w:rPr>
+          <w:rFonts w:eastAsiaTheme="minorEastAsia"/>
+          <w:lang w:val="en-US"/>
+        </w:rPr>
+        <w:t xml:space="preserve"> </w:t>
+      </w:r>
+      <w:proofErr w:type="spellStart"/>
+      <w:r>
+        <w:rPr>
+          <w:rFonts w:eastAsiaTheme="minorEastAsia"/>
+          <w:lang w:val="en-US"/>
+        </w:rPr>
+        <w:t>khối</w:t>
       </w:r>
       <w:proofErr w:type="spellEnd"/>
       <w:r>
@@ -35536,15 +36091,63 @@
           <w:rFonts w:eastAsiaTheme="minorEastAsia"/>
           <w:lang w:val="en-US"/>
         </w:rPr>
-        <w:t>r là bán kính hình c</w:t>
-      </w:r>
-      <w:proofErr w:type="spellStart"/>
-      <w:r>
-        <w:rPr>
-          <w:rFonts w:eastAsiaTheme="minorEastAsia"/>
-          <w:lang w:val="en-US"/>
-        </w:rPr>
-        <w:t>ầu</w:t>
+        <w:t xml:space="preserve">r là </w:t>
+      </w:r>
+      <w:proofErr w:type="spellStart"/>
+      <w:r>
+        <w:rPr>
+          <w:rFonts w:eastAsiaTheme="minorEastAsia"/>
+          <w:lang w:val="en-US"/>
+        </w:rPr>
+        <w:t>bán</w:t>
+      </w:r>
+      <w:proofErr w:type="spellEnd"/>
+      <w:r>
+        <w:rPr>
+          <w:rFonts w:eastAsiaTheme="minorEastAsia"/>
+          <w:lang w:val="en-US"/>
+        </w:rPr>
+        <w:t xml:space="preserve"> </w:t>
+      </w:r>
+      <w:proofErr w:type="spellStart"/>
+      <w:r>
+        <w:rPr>
+          <w:rFonts w:eastAsiaTheme="minorEastAsia"/>
+          <w:lang w:val="en-US"/>
+        </w:rPr>
+        <w:t>kính</w:t>
+      </w:r>
+      <w:proofErr w:type="spellEnd"/>
+      <w:r>
+        <w:rPr>
+          <w:rFonts w:eastAsiaTheme="minorEastAsia"/>
+          <w:lang w:val="en-US"/>
+        </w:rPr>
+        <w:t xml:space="preserve"> </w:t>
+      </w:r>
+      <w:proofErr w:type="spellStart"/>
+      <w:r>
+        <w:rPr>
+          <w:rFonts w:eastAsiaTheme="minorEastAsia"/>
+          <w:lang w:val="en-US"/>
+        </w:rPr>
+        <w:t>hình</w:t>
+      </w:r>
+      <w:proofErr w:type="spellEnd"/>
+      <w:r>
+        <w:rPr>
+          <w:rFonts w:eastAsiaTheme="minorEastAsia"/>
+          <w:lang w:val="en-US"/>
+        </w:rPr>
+        <w:t xml:space="preserve"> </w:t>
+      </w:r>
+      <w:proofErr w:type="spellStart"/>
+      <w:r>
+        <w:rPr>
+          <w:rFonts w:eastAsiaTheme="minorEastAsia"/>
+          <w:lang w:val="en-US"/>
+        </w:rPr>
+        <w:t>cầu</w:t>
       </w:r>
       <w:proofErr w:type="spellEnd"/>
     </w:p>
@@ -35561,12 +36164,37 @@
           <w:oMath/>
         </w:rPr>
       </w:pPr>
-      <w:r>
-        <w:rPr>
-          <w:rFonts w:eastAsiaTheme="minorEastAsia"/>
-          <w:lang w:val="en-US"/>
-        </w:rPr>
-        <w:t xml:space="preserve">Hình trụ, </w:t>
+      <w:proofErr w:type="spellStart"/>
+      <w:r>
+        <w:rPr>
+          <w:rFonts w:eastAsiaTheme="minorEastAsia"/>
+          <w:lang w:val="en-US"/>
+        </w:rPr>
+        <w:t>Hình</w:t>
+      </w:r>
+      <w:proofErr w:type="spellEnd"/>
+      <w:r>
+        <w:rPr>
+          <w:rFonts w:eastAsiaTheme="minorEastAsia"/>
+          <w:lang w:val="en-US"/>
+        </w:rPr>
+        <w:t xml:space="preserve"> </w:t>
+      </w:r>
+      <w:proofErr w:type="spellStart"/>
+      <w:r>
+        <w:rPr>
+          <w:rFonts w:eastAsiaTheme="minorEastAsia"/>
+          <w:lang w:val="en-US"/>
+        </w:rPr>
+        <w:t>trụ</w:t>
+      </w:r>
+      <w:proofErr w:type="spellEnd"/>
+      <w:r>
+        <w:rPr>
+          <w:rFonts w:eastAsiaTheme="minorEastAsia"/>
+          <w:lang w:val="en-US"/>
+        </w:rPr>
+        <w:t xml:space="preserve">, </w:t>
       </w:r>
       <w:proofErr w:type="spellStart"/>
       <w:r>
@@ -35850,15 +36478,31 @@
           <w:rFonts w:eastAsiaTheme="minorEastAsia"/>
           <w:lang w:val="en-US"/>
         </w:rPr>
-        <w:t>m là kh</w:t>
-      </w:r>
-      <w:proofErr w:type="spellStart"/>
-      <w:r>
-        <w:rPr>
-          <w:rFonts w:eastAsiaTheme="minorEastAsia"/>
-          <w:lang w:val="en-US"/>
-        </w:rPr>
-        <w:t>ối</w:t>
+        <w:t xml:space="preserve">m </w:t>
+      </w:r>
+      <w:proofErr w:type="spellStart"/>
+      <w:r>
+        <w:rPr>
+          <w:rFonts w:eastAsiaTheme="minorEastAsia"/>
+          <w:lang w:val="en-US"/>
+        </w:rPr>
+        <w:t>là</w:t>
+      </w:r>
+      <w:proofErr w:type="spellEnd"/>
+      <w:r>
+        <w:rPr>
+          <w:rFonts w:eastAsiaTheme="minorEastAsia"/>
+          <w:lang w:val="en-US"/>
+        </w:rPr>
+        <w:t xml:space="preserve"> </w:t>
+      </w:r>
+      <w:proofErr w:type="spellStart"/>
+      <w:r>
+        <w:rPr>
+          <w:rFonts w:eastAsiaTheme="minorEastAsia"/>
+          <w:lang w:val="en-US"/>
+        </w:rPr>
+        <w:t>khối</w:t>
       </w:r>
       <w:proofErr w:type="spellEnd"/>
       <w:r>
@@ -35928,15 +36572,31 @@
           <w:rFonts w:eastAsiaTheme="minorEastAsia"/>
           <w:lang w:val="en-US"/>
         </w:rPr>
-        <w:t>h là chi</w:t>
-      </w:r>
-      <w:proofErr w:type="spellStart"/>
-      <w:r>
-        <w:rPr>
-          <w:rFonts w:eastAsiaTheme="minorEastAsia"/>
-          <w:lang w:val="en-US"/>
-        </w:rPr>
-        <w:t>ều</w:t>
+        <w:t xml:space="preserve">h </w:t>
+      </w:r>
+      <w:proofErr w:type="spellStart"/>
+      <w:r>
+        <w:rPr>
+          <w:rFonts w:eastAsiaTheme="minorEastAsia"/>
+          <w:lang w:val="en-US"/>
+        </w:rPr>
+        <w:t>là</w:t>
+      </w:r>
+      <w:proofErr w:type="spellEnd"/>
+      <w:r>
+        <w:rPr>
+          <w:rFonts w:eastAsiaTheme="minorEastAsia"/>
+          <w:lang w:val="en-US"/>
+        </w:rPr>
+        <w:t xml:space="preserve"> </w:t>
+      </w:r>
+      <w:proofErr w:type="spellStart"/>
+      <w:r>
+        <w:rPr>
+          <w:rFonts w:eastAsiaTheme="minorEastAsia"/>
+          <w:lang w:val="en-US"/>
+        </w:rPr>
+        <w:t>chiều</w:t>
       </w:r>
       <w:proofErr w:type="spellEnd"/>
       <w:r>
@@ -36001,20 +36661,45 @@
           <w:oMath/>
         </w:rPr>
       </w:pPr>
-      <w:r>
-        <w:rPr>
-          <w:rFonts w:eastAsiaTheme="minorEastAsia"/>
-          <w:lang w:val="en-US"/>
-        </w:rPr>
-        <w:t>Hình đĩa c</w:t>
-      </w:r>
-      <w:proofErr w:type="spellStart"/>
-      <w:r>
-        <w:rPr>
-          <w:rFonts w:eastAsiaTheme="minorEastAsia"/>
-          <w:lang w:val="en-US"/>
-        </w:rPr>
-        <w:t>ực</w:t>
+      <w:proofErr w:type="spellStart"/>
+      <w:r>
+        <w:rPr>
+          <w:rFonts w:eastAsiaTheme="minorEastAsia"/>
+          <w:lang w:val="en-US"/>
+        </w:rPr>
+        <w:t>Hình</w:t>
+      </w:r>
+      <w:proofErr w:type="spellEnd"/>
+      <w:r>
+        <w:rPr>
+          <w:rFonts w:eastAsiaTheme="minorEastAsia"/>
+          <w:lang w:val="en-US"/>
+        </w:rPr>
+        <w:t xml:space="preserve"> </w:t>
+      </w:r>
+      <w:proofErr w:type="spellStart"/>
+      <w:r>
+        <w:rPr>
+          <w:rFonts w:eastAsiaTheme="minorEastAsia"/>
+          <w:lang w:val="en-US"/>
+        </w:rPr>
+        <w:t>đĩa</w:t>
+      </w:r>
+      <w:proofErr w:type="spellEnd"/>
+      <w:r>
+        <w:rPr>
+          <w:rFonts w:eastAsiaTheme="minorEastAsia"/>
+          <w:lang w:val="en-US"/>
+        </w:rPr>
+        <w:t xml:space="preserve"> </w:t>
+      </w:r>
+      <w:proofErr w:type="spellStart"/>
+      <w:r>
+        <w:rPr>
+          <w:rFonts w:eastAsiaTheme="minorEastAsia"/>
+          <w:lang w:val="en-US"/>
+        </w:rPr>
+        <w:t>cực</w:t>
       </w:r>
       <w:proofErr w:type="spellEnd"/>
       <w:r>
@@ -36210,15 +36895,31 @@
           <w:rFonts w:eastAsiaTheme="minorEastAsia"/>
           <w:lang w:val="en-US"/>
         </w:rPr>
-        <w:t>m là kh</w:t>
-      </w:r>
-      <w:proofErr w:type="spellStart"/>
-      <w:r>
-        <w:rPr>
-          <w:rFonts w:eastAsiaTheme="minorEastAsia"/>
-          <w:lang w:val="en-US"/>
-        </w:rPr>
-        <w:t>ối</w:t>
+        <w:t xml:space="preserve">m </w:t>
+      </w:r>
+      <w:proofErr w:type="spellStart"/>
+      <w:r>
+        <w:rPr>
+          <w:rFonts w:eastAsiaTheme="minorEastAsia"/>
+          <w:lang w:val="en-US"/>
+        </w:rPr>
+        <w:t>là</w:t>
+      </w:r>
+      <w:proofErr w:type="spellEnd"/>
+      <w:r>
+        <w:rPr>
+          <w:rFonts w:eastAsiaTheme="minorEastAsia"/>
+          <w:lang w:val="en-US"/>
+        </w:rPr>
+        <w:t xml:space="preserve"> </w:t>
+      </w:r>
+      <w:proofErr w:type="spellStart"/>
+      <w:r>
+        <w:rPr>
+          <w:rFonts w:eastAsiaTheme="minorEastAsia"/>
+          <w:lang w:val="en-US"/>
+        </w:rPr>
+        <w:t>khối</w:t>
       </w:r>
       <w:proofErr w:type="spellEnd"/>
       <w:r>
@@ -46837,7 +47538,39 @@
           <w:rFonts w:eastAsiaTheme="minorEastAsia"/>
           <w:lang w:val="en-US"/>
         </w:rPr>
-        <w:t xml:space="preserve">k là hệ </w:t>
+        <w:t xml:space="preserve">k </w:t>
+      </w:r>
+      <w:proofErr w:type="spellStart"/>
+      <w:r>
+        <w:rPr>
+          <w:rFonts w:eastAsiaTheme="minorEastAsia"/>
+          <w:lang w:val="en-US"/>
+        </w:rPr>
+        <w:t>là</w:t>
+      </w:r>
+      <w:proofErr w:type="spellEnd"/>
+      <w:r>
+        <w:rPr>
+          <w:rFonts w:eastAsiaTheme="minorEastAsia"/>
+          <w:lang w:val="en-US"/>
+        </w:rPr>
+        <w:t xml:space="preserve"> </w:t>
+      </w:r>
+      <w:proofErr w:type="spellStart"/>
+      <w:r>
+        <w:rPr>
+          <w:rFonts w:eastAsiaTheme="minorEastAsia"/>
+          <w:lang w:val="en-US"/>
+        </w:rPr>
+        <w:t>hệ</w:t>
+      </w:r>
+      <w:proofErr w:type="spellEnd"/>
+      <w:r>
+        <w:rPr>
+          <w:rFonts w:eastAsiaTheme="minorEastAsia"/>
+          <w:lang w:val="en-US"/>
+        </w:rPr>
+        <w:t xml:space="preserve"> </w:t>
       </w:r>
       <w:proofErr w:type="spellStart"/>
       <w:r>
@@ -46883,15 +47616,31 @@
           <w:rFonts w:eastAsiaTheme="minorEastAsia"/>
           <w:lang w:val="en-US"/>
         </w:rPr>
-        <w:t>P là tr</w:t>
-      </w:r>
-      <w:proofErr w:type="spellStart"/>
-      <w:r>
-        <w:rPr>
-          <w:rFonts w:eastAsiaTheme="minorEastAsia"/>
-          <w:lang w:val="en-US"/>
-        </w:rPr>
-        <w:t>ọng</w:t>
+        <w:t xml:space="preserve">P </w:t>
+      </w:r>
+      <w:proofErr w:type="spellStart"/>
+      <w:r>
+        <w:rPr>
+          <w:rFonts w:eastAsiaTheme="minorEastAsia"/>
+          <w:lang w:val="en-US"/>
+        </w:rPr>
+        <w:t>là</w:t>
+      </w:r>
+      <w:proofErr w:type="spellEnd"/>
+      <w:r>
+        <w:rPr>
+          <w:rFonts w:eastAsiaTheme="minorEastAsia"/>
+          <w:lang w:val="en-US"/>
+        </w:rPr>
+        <w:t xml:space="preserve"> </w:t>
+      </w:r>
+      <w:proofErr w:type="spellStart"/>
+      <w:r>
+        <w:rPr>
+          <w:rFonts w:eastAsiaTheme="minorEastAsia"/>
+          <w:lang w:val="en-US"/>
+        </w:rPr>
+        <w:t>trọng</w:t>
       </w:r>
       <w:proofErr w:type="spellEnd"/>
       <w:r>
@@ -46929,15 +47678,31 @@
           <w:rFonts w:eastAsiaTheme="minorEastAsia"/>
           <w:lang w:val="en-US"/>
         </w:rPr>
-        <w:t>m là kh</w:t>
-      </w:r>
-      <w:proofErr w:type="spellStart"/>
-      <w:r>
-        <w:rPr>
-          <w:rFonts w:eastAsiaTheme="minorEastAsia"/>
-          <w:lang w:val="en-US"/>
-        </w:rPr>
-        <w:t>ối</w:t>
+        <w:t xml:space="preserve">m </w:t>
+      </w:r>
+      <w:proofErr w:type="spellStart"/>
+      <w:r>
+        <w:rPr>
+          <w:rFonts w:eastAsiaTheme="minorEastAsia"/>
+          <w:lang w:val="en-US"/>
+        </w:rPr>
+        <w:t>là</w:t>
+      </w:r>
+      <w:proofErr w:type="spellEnd"/>
+      <w:r>
+        <w:rPr>
+          <w:rFonts w:eastAsiaTheme="minorEastAsia"/>
+          <w:lang w:val="en-US"/>
+        </w:rPr>
+        <w:t xml:space="preserve"> </w:t>
+      </w:r>
+      <w:proofErr w:type="spellStart"/>
+      <w:r>
+        <w:rPr>
+          <w:rFonts w:eastAsiaTheme="minorEastAsia"/>
+          <w:lang w:val="en-US"/>
+        </w:rPr>
+        <w:t>khối</w:t>
       </w:r>
       <w:proofErr w:type="spellEnd"/>
       <w:r>
@@ -46975,15 +47740,47 @@
           <w:rFonts w:eastAsiaTheme="minorEastAsia"/>
           <w:lang w:val="en-US"/>
         </w:rPr>
-        <w:t>g là gia t</w:t>
-      </w:r>
-      <w:proofErr w:type="spellStart"/>
-      <w:r>
-        <w:rPr>
-          <w:rFonts w:eastAsiaTheme="minorEastAsia"/>
-          <w:lang w:val="en-US"/>
-        </w:rPr>
-        <w:t>ốc</w:t>
+        <w:t xml:space="preserve">g </w:t>
+      </w:r>
+      <w:proofErr w:type="spellStart"/>
+      <w:r>
+        <w:rPr>
+          <w:rFonts w:eastAsiaTheme="minorEastAsia"/>
+          <w:lang w:val="en-US"/>
+        </w:rPr>
+        <w:t>là</w:t>
+      </w:r>
+      <w:proofErr w:type="spellEnd"/>
+      <w:r>
+        <w:rPr>
+          <w:rFonts w:eastAsiaTheme="minorEastAsia"/>
+          <w:lang w:val="en-US"/>
+        </w:rPr>
+        <w:t xml:space="preserve"> </w:t>
+      </w:r>
+      <w:proofErr w:type="spellStart"/>
+      <w:r>
+        <w:rPr>
+          <w:rFonts w:eastAsiaTheme="minorEastAsia"/>
+          <w:lang w:val="en-US"/>
+        </w:rPr>
+        <w:t>gia</w:t>
+      </w:r>
+      <w:proofErr w:type="spellEnd"/>
+      <w:r>
+        <w:rPr>
+          <w:rFonts w:eastAsiaTheme="minorEastAsia"/>
+          <w:lang w:val="en-US"/>
+        </w:rPr>
+        <w:t xml:space="preserve"> </w:t>
+      </w:r>
+      <w:proofErr w:type="spellStart"/>
+      <w:r>
+        <w:rPr>
+          <w:rFonts w:eastAsiaTheme="minorEastAsia"/>
+          <w:lang w:val="en-US"/>
+        </w:rPr>
+        <w:t>tốc</w:t>
       </w:r>
       <w:proofErr w:type="spellEnd"/>
       <w:r>
@@ -47016,6 +47813,1847 @@
           <w:lang w:val="en-US"/>
         </w:rPr>
         <w:t>trường</w:t>
+      </w:r>
+      <w:proofErr w:type="spellEnd"/>
+    </w:p>
+    <w:p>
+      <w:pPr>
+        <w:rPr>
+          <w:lang w:val="en-US"/>
+        </w:rPr>
+      </w:pPr>
+    </w:p>
+    <w:p>
+      <w:pPr>
+        <w:rPr>
+          <w:lang w:val="en-US"/>
+        </w:rPr>
+      </w:pPr>
+      <w:r>
+        <w:rPr>
+          <w:lang w:val="en-US"/>
+        </w:rPr>
+        <w:t xml:space="preserve">Reference Frame – </w:t>
+      </w:r>
+      <w:proofErr w:type="spellStart"/>
+      <w:r>
+        <w:rPr>
+          <w:lang w:val="en-US"/>
+        </w:rPr>
+        <w:t>Hệ</w:t>
+      </w:r>
+      <w:proofErr w:type="spellEnd"/>
+      <w:r>
+        <w:rPr>
+          <w:lang w:val="en-US"/>
+        </w:rPr>
+        <w:t xml:space="preserve"> Quy </w:t>
+      </w:r>
+      <w:proofErr w:type="spellStart"/>
+      <w:r>
+        <w:rPr>
+          <w:lang w:val="en-US"/>
+        </w:rPr>
+        <w:t>Chiếu</w:t>
+      </w:r>
+      <w:proofErr w:type="spellEnd"/>
+      <w:r>
+        <w:rPr>
+          <w:lang w:val="en-US"/>
+        </w:rPr>
+        <w:t>:</w:t>
+      </w:r>
+    </w:p>
+    <w:p>
+      <w:pPr>
+        <w:pStyle w:val="ListParagraph"/>
+        <w:numPr>
+          <w:ilvl w:val="0"/>
+          <w:numId w:val="21"/>
+        </w:numPr>
+        <w:rPr>
+          <w:lang w:val="en-US"/>
+        </w:rPr>
+      </w:pPr>
+      <w:proofErr w:type="spellStart"/>
+      <w:r>
+        <w:rPr>
+          <w:lang w:val="en-US"/>
+        </w:rPr>
+        <w:t>Hệ</w:t>
+      </w:r>
+      <w:proofErr w:type="spellEnd"/>
+      <w:r>
+        <w:rPr>
+          <w:lang w:val="en-US"/>
+        </w:rPr>
+        <w:t xml:space="preserve"> Quy </w:t>
+      </w:r>
+      <w:proofErr w:type="spellStart"/>
+      <w:r>
+        <w:rPr>
+          <w:lang w:val="en-US"/>
+        </w:rPr>
+        <w:t>Chiếu</w:t>
+      </w:r>
+      <w:proofErr w:type="spellEnd"/>
+      <w:r>
+        <w:rPr>
+          <w:lang w:val="en-US"/>
+        </w:rPr>
+        <w:t xml:space="preserve"> Quán </w:t>
+      </w:r>
+      <w:proofErr w:type="spellStart"/>
+      <w:r>
+        <w:rPr>
+          <w:lang w:val="en-US"/>
+        </w:rPr>
+        <w:t>Tính</w:t>
+      </w:r>
+      <w:proofErr w:type="spellEnd"/>
+      <w:r>
+        <w:rPr>
+          <w:lang w:val="en-US"/>
+        </w:rPr>
+        <w:t xml:space="preserve"> (Inertial Reference Frame)?</w:t>
+      </w:r>
+    </w:p>
+    <w:p>
+      <w:pPr>
+        <w:pStyle w:val="ListParagraph"/>
+        <w:numPr>
+          <w:ilvl w:val="0"/>
+          <w:numId w:val="2"/>
+        </w:numPr>
+        <w:rPr>
+          <w:lang w:val="en-US"/>
+        </w:rPr>
+      </w:pPr>
+      <w:proofErr w:type="spellStart"/>
+      <w:r>
+        <w:rPr>
+          <w:lang w:val="en-US"/>
+        </w:rPr>
+        <w:t>Là</w:t>
+      </w:r>
+      <w:proofErr w:type="spellEnd"/>
+      <w:r>
+        <w:rPr>
+          <w:lang w:val="en-US"/>
+        </w:rPr>
+        <w:t xml:space="preserve"> </w:t>
+      </w:r>
+      <w:proofErr w:type="spellStart"/>
+      <w:r>
+        <w:rPr>
+          <w:lang w:val="en-US"/>
+        </w:rPr>
+        <w:t>vật</w:t>
+      </w:r>
+      <w:proofErr w:type="spellEnd"/>
+      <w:r>
+        <w:rPr>
+          <w:lang w:val="en-US"/>
+        </w:rPr>
+        <w:t xml:space="preserve"> </w:t>
+      </w:r>
+      <w:proofErr w:type="spellStart"/>
+      <w:r>
+        <w:rPr>
+          <w:lang w:val="en-US"/>
+        </w:rPr>
+        <w:t>thể</w:t>
+      </w:r>
+      <w:proofErr w:type="spellEnd"/>
+      <w:r>
+        <w:rPr>
+          <w:lang w:val="en-US"/>
+        </w:rPr>
+        <w:t xml:space="preserve"> hay </w:t>
+      </w:r>
+      <w:proofErr w:type="spellStart"/>
+      <w:r>
+        <w:rPr>
+          <w:lang w:val="en-US"/>
+        </w:rPr>
+        <w:t>mốc</w:t>
+      </w:r>
+      <w:proofErr w:type="spellEnd"/>
+      <w:r>
+        <w:rPr>
+          <w:lang w:val="en-US"/>
+        </w:rPr>
+        <w:t xml:space="preserve"> </w:t>
+      </w:r>
+      <w:proofErr w:type="spellStart"/>
+      <w:r>
+        <w:rPr>
+          <w:lang w:val="en-US"/>
+        </w:rPr>
+        <w:t>đang</w:t>
+      </w:r>
+      <w:proofErr w:type="spellEnd"/>
+      <w:r>
+        <w:rPr>
+          <w:lang w:val="en-US"/>
+        </w:rPr>
+        <w:t xml:space="preserve"> </w:t>
+      </w:r>
+      <w:proofErr w:type="spellStart"/>
+      <w:r>
+        <w:rPr>
+          <w:lang w:val="en-US"/>
+        </w:rPr>
+        <w:t>chuyển</w:t>
+      </w:r>
+      <w:proofErr w:type="spellEnd"/>
+      <w:r>
+        <w:rPr>
+          <w:lang w:val="en-US"/>
+        </w:rPr>
+        <w:t xml:space="preserve"> </w:t>
+      </w:r>
+      <w:proofErr w:type="spellStart"/>
+      <w:r>
+        <w:rPr>
+          <w:lang w:val="en-US"/>
+        </w:rPr>
+        <w:t>động</w:t>
+      </w:r>
+      <w:proofErr w:type="spellEnd"/>
+      <w:r>
+        <w:rPr>
+          <w:lang w:val="en-US"/>
+        </w:rPr>
+        <w:t xml:space="preserve"> </w:t>
+      </w:r>
+      <w:proofErr w:type="spellStart"/>
+      <w:r>
+        <w:rPr>
+          <w:lang w:val="en-US"/>
+        </w:rPr>
+        <w:t>thẳng</w:t>
+      </w:r>
+      <w:proofErr w:type="spellEnd"/>
+      <w:r>
+        <w:rPr>
+          <w:lang w:val="en-US"/>
+        </w:rPr>
+        <w:t xml:space="preserve"> </w:t>
+      </w:r>
+      <w:proofErr w:type="spellStart"/>
+      <w:r>
+        <w:rPr>
+          <w:lang w:val="en-US"/>
+        </w:rPr>
+        <w:t>đều</w:t>
+      </w:r>
+      <w:proofErr w:type="spellEnd"/>
+      <w:r>
+        <w:rPr>
+          <w:lang w:val="en-US"/>
+        </w:rPr>
+        <w:t xml:space="preserve">, </w:t>
+      </w:r>
+      <w:proofErr w:type="spellStart"/>
+      <w:r>
+        <w:rPr>
+          <w:lang w:val="en-US"/>
+        </w:rPr>
+        <w:t>nói</w:t>
+      </w:r>
+      <w:proofErr w:type="spellEnd"/>
+      <w:r>
+        <w:rPr>
+          <w:lang w:val="en-US"/>
+        </w:rPr>
+        <w:t xml:space="preserve"> </w:t>
+      </w:r>
+      <w:proofErr w:type="spellStart"/>
+      <w:r>
+        <w:rPr>
+          <w:lang w:val="en-US"/>
+        </w:rPr>
+        <w:t>cách</w:t>
+      </w:r>
+      <w:proofErr w:type="spellEnd"/>
+      <w:r>
+        <w:rPr>
+          <w:lang w:val="en-US"/>
+        </w:rPr>
+        <w:t xml:space="preserve"> </w:t>
+      </w:r>
+      <w:proofErr w:type="spellStart"/>
+      <w:r>
+        <w:rPr>
+          <w:lang w:val="en-US"/>
+        </w:rPr>
+        <w:t>khác</w:t>
+      </w:r>
+      <w:proofErr w:type="spellEnd"/>
+      <w:r>
+        <w:rPr>
+          <w:lang w:val="en-US"/>
+        </w:rPr>
+        <w:t xml:space="preserve"> </w:t>
+      </w:r>
+      <w:proofErr w:type="spellStart"/>
+      <w:r>
+        <w:rPr>
+          <w:lang w:val="en-US"/>
+        </w:rPr>
+        <w:t>không</w:t>
+      </w:r>
+      <w:proofErr w:type="spellEnd"/>
+      <w:r>
+        <w:rPr>
+          <w:lang w:val="en-US"/>
+        </w:rPr>
+        <w:t xml:space="preserve"> </w:t>
+      </w:r>
+      <w:proofErr w:type="spellStart"/>
+      <w:r>
+        <w:rPr>
+          <w:lang w:val="en-US"/>
+        </w:rPr>
+        <w:t>có</w:t>
+      </w:r>
+      <w:proofErr w:type="spellEnd"/>
+      <w:r>
+        <w:rPr>
+          <w:lang w:val="en-US"/>
+        </w:rPr>
+        <w:t xml:space="preserve"> </w:t>
+      </w:r>
+      <w:proofErr w:type="spellStart"/>
+      <w:r>
+        <w:rPr>
+          <w:lang w:val="en-US"/>
+        </w:rPr>
+        <w:t>lực</w:t>
+      </w:r>
+      <w:proofErr w:type="spellEnd"/>
+      <w:r>
+        <w:rPr>
+          <w:lang w:val="en-US"/>
+        </w:rPr>
+        <w:t xml:space="preserve"> </w:t>
+      </w:r>
+      <w:proofErr w:type="spellStart"/>
+      <w:r>
+        <w:rPr>
+          <w:lang w:val="en-US"/>
+        </w:rPr>
+        <w:t>nào</w:t>
+      </w:r>
+      <w:proofErr w:type="spellEnd"/>
+      <w:r>
+        <w:rPr>
+          <w:lang w:val="en-US"/>
+        </w:rPr>
+        <w:t xml:space="preserve"> </w:t>
+      </w:r>
+      <w:proofErr w:type="spellStart"/>
+      <w:r>
+        <w:rPr>
+          <w:lang w:val="en-US"/>
+        </w:rPr>
+        <w:t>tác</w:t>
+      </w:r>
+      <w:proofErr w:type="spellEnd"/>
+      <w:r>
+        <w:rPr>
+          <w:lang w:val="en-US"/>
+        </w:rPr>
+        <w:t xml:space="preserve"> </w:t>
+      </w:r>
+      <w:proofErr w:type="spellStart"/>
+      <w:r>
+        <w:rPr>
+          <w:lang w:val="en-US"/>
+        </w:rPr>
+        <w:t>dụng</w:t>
+      </w:r>
+      <w:proofErr w:type="spellEnd"/>
+      <w:r>
+        <w:rPr>
+          <w:lang w:val="en-US"/>
+        </w:rPr>
+        <w:t xml:space="preserve"> </w:t>
+      </w:r>
+      <w:proofErr w:type="spellStart"/>
+      <w:r>
+        <w:rPr>
+          <w:lang w:val="en-US"/>
+        </w:rPr>
+        <w:t>lên</w:t>
+      </w:r>
+      <w:proofErr w:type="spellEnd"/>
+      <w:r>
+        <w:rPr>
+          <w:lang w:val="en-US"/>
+        </w:rPr>
+        <w:t xml:space="preserve"> </w:t>
+      </w:r>
+      <w:proofErr w:type="spellStart"/>
+      <w:r>
+        <w:rPr>
+          <w:lang w:val="en-US"/>
+        </w:rPr>
+        <w:t>nó</w:t>
+      </w:r>
+      <w:proofErr w:type="spellEnd"/>
+    </w:p>
+    <w:p>
+      <w:pPr>
+        <w:pStyle w:val="ListParagraph"/>
+        <w:numPr>
+          <w:ilvl w:val="0"/>
+          <w:numId w:val="2"/>
+        </w:numPr>
+        <w:rPr>
+          <w:lang w:val="en-US"/>
+        </w:rPr>
+      </w:pPr>
+      <w:r>
+        <w:rPr>
+          <w:lang w:val="en-US"/>
+        </w:rPr>
+        <w:t xml:space="preserve">Khi </w:t>
+      </w:r>
+      <w:proofErr w:type="spellStart"/>
+      <w:r>
+        <w:rPr>
+          <w:lang w:val="en-US"/>
+        </w:rPr>
+        <w:t>này</w:t>
+      </w:r>
+      <w:proofErr w:type="spellEnd"/>
+      <w:r>
+        <w:rPr>
+          <w:lang w:val="en-US"/>
+        </w:rPr>
+        <w:t xml:space="preserve">, </w:t>
+      </w:r>
+      <w:proofErr w:type="spellStart"/>
+      <w:r>
+        <w:rPr>
+          <w:lang w:val="en-US"/>
+        </w:rPr>
+        <w:t>từ</w:t>
+      </w:r>
+      <w:proofErr w:type="spellEnd"/>
+      <w:r>
+        <w:rPr>
+          <w:lang w:val="en-US"/>
+        </w:rPr>
+        <w:t xml:space="preserve"> </w:t>
+      </w:r>
+      <w:proofErr w:type="spellStart"/>
+      <w:r>
+        <w:rPr>
+          <w:lang w:val="en-US"/>
+        </w:rPr>
+        <w:t>điểm</w:t>
+      </w:r>
+      <w:proofErr w:type="spellEnd"/>
+      <w:r>
+        <w:rPr>
+          <w:lang w:val="en-US"/>
+        </w:rPr>
+        <w:t xml:space="preserve"> </w:t>
+      </w:r>
+      <w:proofErr w:type="spellStart"/>
+      <w:r>
+        <w:rPr>
+          <w:lang w:val="en-US"/>
+        </w:rPr>
+        <w:t>nhìn</w:t>
+      </w:r>
+      <w:proofErr w:type="spellEnd"/>
+      <w:r>
+        <w:rPr>
+          <w:lang w:val="en-US"/>
+        </w:rPr>
+        <w:t xml:space="preserve"> </w:t>
+      </w:r>
+      <w:proofErr w:type="spellStart"/>
+      <w:r>
+        <w:rPr>
+          <w:lang w:val="en-US"/>
+        </w:rPr>
+        <w:t>của</w:t>
+      </w:r>
+      <w:proofErr w:type="spellEnd"/>
+      <w:r>
+        <w:rPr>
+          <w:lang w:val="en-US"/>
+        </w:rPr>
+        <w:t xml:space="preserve"> </w:t>
+      </w:r>
+      <w:proofErr w:type="spellStart"/>
+      <w:r>
+        <w:rPr>
+          <w:lang w:val="en-US"/>
+        </w:rPr>
+        <w:t>vật</w:t>
+      </w:r>
+      <w:proofErr w:type="spellEnd"/>
+      <w:r>
+        <w:rPr>
+          <w:lang w:val="en-US"/>
+        </w:rPr>
+        <w:t xml:space="preserve"> </w:t>
+      </w:r>
+      <w:proofErr w:type="spellStart"/>
+      <w:r>
+        <w:rPr>
+          <w:lang w:val="en-US"/>
+        </w:rPr>
+        <w:t>này</w:t>
+      </w:r>
+      <w:proofErr w:type="spellEnd"/>
+      <w:r>
+        <w:rPr>
+          <w:lang w:val="en-US"/>
+        </w:rPr>
+        <w:t xml:space="preserve">, </w:t>
+      </w:r>
+      <w:proofErr w:type="spellStart"/>
+      <w:r>
+        <w:rPr>
+          <w:lang w:val="en-US"/>
+        </w:rPr>
+        <w:t>nếu</w:t>
+      </w:r>
+      <w:proofErr w:type="spellEnd"/>
+      <w:r>
+        <w:rPr>
+          <w:lang w:val="en-US"/>
+        </w:rPr>
+        <w:t xml:space="preserve"> </w:t>
+      </w:r>
+      <w:proofErr w:type="spellStart"/>
+      <w:r>
+        <w:rPr>
+          <w:lang w:val="en-US"/>
+        </w:rPr>
+        <w:t>vật</w:t>
+      </w:r>
+      <w:proofErr w:type="spellEnd"/>
+      <w:r>
+        <w:rPr>
+          <w:lang w:val="en-US"/>
+        </w:rPr>
+        <w:t xml:space="preserve"> </w:t>
+      </w:r>
+      <w:proofErr w:type="spellStart"/>
+      <w:r>
+        <w:rPr>
+          <w:lang w:val="en-US"/>
+        </w:rPr>
+        <w:t>khác</w:t>
+      </w:r>
+      <w:proofErr w:type="spellEnd"/>
+      <w:r>
+        <w:rPr>
+          <w:lang w:val="en-US"/>
+        </w:rPr>
+        <w:t xml:space="preserve"> </w:t>
+      </w:r>
+      <w:proofErr w:type="spellStart"/>
+      <w:r>
+        <w:rPr>
+          <w:lang w:val="en-US"/>
+        </w:rPr>
+        <w:t>có</w:t>
+      </w:r>
+      <w:proofErr w:type="spellEnd"/>
+      <w:r>
+        <w:rPr>
+          <w:lang w:val="en-US"/>
+        </w:rPr>
+        <w:t xml:space="preserve"> </w:t>
+      </w:r>
+      <w:proofErr w:type="spellStart"/>
+      <w:r>
+        <w:rPr>
+          <w:lang w:val="en-US"/>
+        </w:rPr>
+        <w:t>gia</w:t>
+      </w:r>
+      <w:proofErr w:type="spellEnd"/>
+      <w:r>
+        <w:rPr>
+          <w:lang w:val="en-US"/>
+        </w:rPr>
+        <w:t xml:space="preserve"> </w:t>
+      </w:r>
+      <w:proofErr w:type="spellStart"/>
+      <w:r>
+        <w:rPr>
+          <w:lang w:val="en-US"/>
+        </w:rPr>
+        <w:t>tốc</w:t>
+      </w:r>
+      <w:proofErr w:type="spellEnd"/>
+      <w:r>
+        <w:rPr>
+          <w:lang w:val="en-US"/>
+        </w:rPr>
+        <w:t xml:space="preserve">, </w:t>
+      </w:r>
+      <w:proofErr w:type="spellStart"/>
+      <w:r>
+        <w:rPr>
+          <w:lang w:val="en-US"/>
+        </w:rPr>
+        <w:t>thì</w:t>
+      </w:r>
+      <w:proofErr w:type="spellEnd"/>
+      <w:r>
+        <w:rPr>
+          <w:lang w:val="en-US"/>
+        </w:rPr>
+        <w:t xml:space="preserve"> </w:t>
+      </w:r>
+      <w:proofErr w:type="spellStart"/>
+      <w:r>
+        <w:rPr>
+          <w:lang w:val="en-US"/>
+        </w:rPr>
+        <w:t>chắc</w:t>
+      </w:r>
+      <w:proofErr w:type="spellEnd"/>
+      <w:r>
+        <w:rPr>
+          <w:lang w:val="en-US"/>
+        </w:rPr>
+        <w:t xml:space="preserve"> </w:t>
+      </w:r>
+      <w:proofErr w:type="spellStart"/>
+      <w:r>
+        <w:rPr>
+          <w:lang w:val="en-US"/>
+        </w:rPr>
+        <w:t>chắn</w:t>
+      </w:r>
+      <w:proofErr w:type="spellEnd"/>
+      <w:r>
+        <w:rPr>
+          <w:lang w:val="en-US"/>
+        </w:rPr>
+        <w:t xml:space="preserve"> </w:t>
+      </w:r>
+      <w:proofErr w:type="spellStart"/>
+      <w:r>
+        <w:rPr>
+          <w:lang w:val="en-US"/>
+        </w:rPr>
+        <w:t>có</w:t>
+      </w:r>
+      <w:proofErr w:type="spellEnd"/>
+      <w:r>
+        <w:rPr>
+          <w:lang w:val="en-US"/>
+        </w:rPr>
+        <w:t xml:space="preserve"> </w:t>
+      </w:r>
+      <w:proofErr w:type="spellStart"/>
+      <w:r>
+        <w:rPr>
+          <w:lang w:val="en-US"/>
+        </w:rPr>
+        <w:t>lực</w:t>
+      </w:r>
+      <w:proofErr w:type="spellEnd"/>
+      <w:r>
+        <w:rPr>
+          <w:lang w:val="en-US"/>
+        </w:rPr>
+        <w:t xml:space="preserve"> </w:t>
+      </w:r>
+      <w:proofErr w:type="spellStart"/>
+      <w:r>
+        <w:rPr>
+          <w:lang w:val="en-US"/>
+        </w:rPr>
+        <w:t>thật</w:t>
+      </w:r>
+      <w:proofErr w:type="spellEnd"/>
+      <w:r>
+        <w:rPr>
+          <w:lang w:val="en-US"/>
+        </w:rPr>
+        <w:t xml:space="preserve"> </w:t>
+      </w:r>
+      <w:proofErr w:type="spellStart"/>
+      <w:r>
+        <w:rPr>
+          <w:lang w:val="en-US"/>
+        </w:rPr>
+        <w:t>tác</w:t>
+      </w:r>
+      <w:proofErr w:type="spellEnd"/>
+      <w:r>
+        <w:rPr>
+          <w:lang w:val="en-US"/>
+        </w:rPr>
+        <w:t xml:space="preserve"> </w:t>
+      </w:r>
+      <w:proofErr w:type="spellStart"/>
+      <w:r>
+        <w:rPr>
+          <w:lang w:val="en-US"/>
+        </w:rPr>
+        <w:t>dụng</w:t>
+      </w:r>
+      <w:proofErr w:type="spellEnd"/>
+      <w:r>
+        <w:rPr>
+          <w:lang w:val="en-US"/>
+        </w:rPr>
+        <w:t xml:space="preserve"> </w:t>
+      </w:r>
+      <w:proofErr w:type="spellStart"/>
+      <w:r>
+        <w:rPr>
+          <w:lang w:val="en-US"/>
+        </w:rPr>
+        <w:t>lên</w:t>
+      </w:r>
+      <w:proofErr w:type="spellEnd"/>
+      <w:r>
+        <w:rPr>
+          <w:lang w:val="en-US"/>
+        </w:rPr>
+        <w:t xml:space="preserve"> </w:t>
+      </w:r>
+      <w:proofErr w:type="spellStart"/>
+      <w:r>
+        <w:rPr>
+          <w:lang w:val="en-US"/>
+        </w:rPr>
+        <w:t>chúng</w:t>
+      </w:r>
+      <w:proofErr w:type="spellEnd"/>
+    </w:p>
+    <w:p>
+      <w:pPr>
+        <w:pStyle w:val="ListParagraph"/>
+        <w:numPr>
+          <w:ilvl w:val="0"/>
+          <w:numId w:val="2"/>
+        </w:numPr>
+        <w:rPr>
+          <w:lang w:val="en-US"/>
+        </w:rPr>
+      </w:pPr>
+      <w:proofErr w:type="spellStart"/>
+      <w:r>
+        <w:rPr>
+          <w:lang w:val="en-US"/>
+        </w:rPr>
+        <w:t>Ví</w:t>
+      </w:r>
+      <w:proofErr w:type="spellEnd"/>
+      <w:r>
+        <w:rPr>
+          <w:lang w:val="en-US"/>
+        </w:rPr>
+        <w:t xml:space="preserve"> </w:t>
+      </w:r>
+      <w:proofErr w:type="spellStart"/>
+      <w:r>
+        <w:rPr>
+          <w:lang w:val="en-US"/>
+        </w:rPr>
+        <w:t>dụ</w:t>
+      </w:r>
+      <w:proofErr w:type="spellEnd"/>
+    </w:p>
+    <w:p>
+      <w:pPr>
+        <w:pStyle w:val="ListParagraph"/>
+        <w:numPr>
+          <w:ilvl w:val="0"/>
+          <w:numId w:val="2"/>
+        </w:numPr>
+        <w:rPr>
+          <w:lang w:val="en-US"/>
+        </w:rPr>
+      </w:pPr>
+      <w:proofErr w:type="spellStart"/>
+      <w:r>
+        <w:rPr>
+          <w:lang w:val="en-US"/>
+        </w:rPr>
+        <w:t>Điểm</w:t>
+      </w:r>
+      <w:proofErr w:type="spellEnd"/>
+      <w:r>
+        <w:rPr>
+          <w:lang w:val="en-US"/>
+        </w:rPr>
+        <w:t xml:space="preserve"> </w:t>
+      </w:r>
+      <w:proofErr w:type="spellStart"/>
+      <w:r>
+        <w:rPr>
+          <w:lang w:val="en-US"/>
+        </w:rPr>
+        <w:t>nhìn</w:t>
+      </w:r>
+      <w:proofErr w:type="spellEnd"/>
+      <w:r>
+        <w:rPr>
+          <w:lang w:val="en-US"/>
+        </w:rPr>
+        <w:t xml:space="preserve"> </w:t>
+      </w:r>
+      <w:proofErr w:type="spellStart"/>
+      <w:r>
+        <w:rPr>
+          <w:lang w:val="en-US"/>
+        </w:rPr>
+        <w:t>từ</w:t>
+      </w:r>
+      <w:proofErr w:type="spellEnd"/>
+      <w:r>
+        <w:rPr>
+          <w:lang w:val="en-US"/>
+        </w:rPr>
+        <w:t xml:space="preserve"> 1 </w:t>
+      </w:r>
+      <w:proofErr w:type="spellStart"/>
+      <w:r>
+        <w:rPr>
+          <w:lang w:val="en-US"/>
+        </w:rPr>
+        <w:t>chiếc</w:t>
+      </w:r>
+      <w:proofErr w:type="spellEnd"/>
+      <w:r>
+        <w:rPr>
+          <w:lang w:val="en-US"/>
+        </w:rPr>
+        <w:t xml:space="preserve"> </w:t>
+      </w:r>
+      <w:proofErr w:type="spellStart"/>
+      <w:r>
+        <w:rPr>
+          <w:lang w:val="en-US"/>
+        </w:rPr>
+        <w:t>xe</w:t>
+      </w:r>
+      <w:proofErr w:type="spellEnd"/>
+      <w:r>
+        <w:rPr>
+          <w:lang w:val="en-US"/>
+        </w:rPr>
+        <w:t xml:space="preserve"> </w:t>
+      </w:r>
+      <w:proofErr w:type="spellStart"/>
+      <w:r>
+        <w:rPr>
+          <w:lang w:val="en-US"/>
+        </w:rPr>
+        <w:t>chuyển</w:t>
+      </w:r>
+      <w:proofErr w:type="spellEnd"/>
+      <w:r>
+        <w:rPr>
+          <w:lang w:val="en-US"/>
+        </w:rPr>
+        <w:t xml:space="preserve"> </w:t>
+      </w:r>
+      <w:proofErr w:type="spellStart"/>
+      <w:r>
+        <w:rPr>
+          <w:lang w:val="en-US"/>
+        </w:rPr>
+        <w:t>động</w:t>
+      </w:r>
+      <w:proofErr w:type="spellEnd"/>
+      <w:r>
+        <w:rPr>
+          <w:lang w:val="en-US"/>
+        </w:rPr>
+        <w:t xml:space="preserve"> </w:t>
+      </w:r>
+      <w:proofErr w:type="spellStart"/>
+      <w:r>
+        <w:rPr>
+          <w:lang w:val="en-US"/>
+        </w:rPr>
+        <w:t>thẳng</w:t>
+      </w:r>
+      <w:proofErr w:type="spellEnd"/>
+      <w:r>
+        <w:rPr>
+          <w:lang w:val="en-US"/>
+        </w:rPr>
+        <w:t xml:space="preserve"> </w:t>
+      </w:r>
+      <w:proofErr w:type="spellStart"/>
+      <w:r>
+        <w:rPr>
+          <w:lang w:val="en-US"/>
+        </w:rPr>
+        <w:t>đều</w:t>
+      </w:r>
+      <w:proofErr w:type="spellEnd"/>
+    </w:p>
+    <w:p>
+      <w:pPr>
+        <w:pStyle w:val="ListParagraph"/>
+        <w:numPr>
+          <w:ilvl w:val="0"/>
+          <w:numId w:val="21"/>
+        </w:numPr>
+        <w:rPr>
+          <w:lang w:val="en-US"/>
+        </w:rPr>
+      </w:pPr>
+      <w:proofErr w:type="spellStart"/>
+      <w:r>
+        <w:rPr>
+          <w:lang w:val="en-US"/>
+        </w:rPr>
+        <w:t>Hệ</w:t>
+      </w:r>
+      <w:proofErr w:type="spellEnd"/>
+      <w:r>
+        <w:rPr>
+          <w:lang w:val="en-US"/>
+        </w:rPr>
+        <w:t xml:space="preserve"> Quy </w:t>
+      </w:r>
+      <w:proofErr w:type="spellStart"/>
+      <w:r>
+        <w:rPr>
+          <w:lang w:val="en-US"/>
+        </w:rPr>
+        <w:t>Chiếu</w:t>
+      </w:r>
+      <w:proofErr w:type="spellEnd"/>
+      <w:r>
+        <w:rPr>
+          <w:lang w:val="en-US"/>
+        </w:rPr>
+        <w:t xml:space="preserve"> Phi Quán </w:t>
+      </w:r>
+      <w:proofErr w:type="spellStart"/>
+      <w:r>
+        <w:rPr>
+          <w:lang w:val="en-US"/>
+        </w:rPr>
+        <w:t>Tính</w:t>
+      </w:r>
+      <w:proofErr w:type="spellEnd"/>
+      <w:r>
+        <w:rPr>
+          <w:lang w:val="en-US"/>
+        </w:rPr>
+        <w:t xml:space="preserve"> (</w:t>
+      </w:r>
+      <w:proofErr w:type="gramStart"/>
+      <w:r>
+        <w:rPr>
+          <w:lang w:val="en-US"/>
+        </w:rPr>
+        <w:t>Non Inertial</w:t>
+      </w:r>
+      <w:proofErr w:type="gramEnd"/>
+      <w:r>
+        <w:rPr>
+          <w:lang w:val="en-US"/>
+        </w:rPr>
+        <w:t xml:space="preserve"> Reference Frame)?</w:t>
+      </w:r>
+    </w:p>
+    <w:p>
+      <w:pPr>
+        <w:pStyle w:val="ListParagraph"/>
+        <w:numPr>
+          <w:ilvl w:val="0"/>
+          <w:numId w:val="2"/>
+        </w:numPr>
+        <w:rPr>
+          <w:lang w:val="en-US"/>
+        </w:rPr>
+      </w:pPr>
+      <w:proofErr w:type="spellStart"/>
+      <w:r>
+        <w:rPr>
+          <w:lang w:val="en-US"/>
+        </w:rPr>
+        <w:t>Là</w:t>
+      </w:r>
+      <w:proofErr w:type="spellEnd"/>
+      <w:r>
+        <w:rPr>
+          <w:lang w:val="en-US"/>
+        </w:rPr>
+        <w:t xml:space="preserve"> </w:t>
+      </w:r>
+      <w:proofErr w:type="spellStart"/>
+      <w:r>
+        <w:rPr>
+          <w:lang w:val="en-US"/>
+        </w:rPr>
+        <w:t>vật</w:t>
+      </w:r>
+      <w:proofErr w:type="spellEnd"/>
+      <w:r>
+        <w:rPr>
+          <w:lang w:val="en-US"/>
+        </w:rPr>
+        <w:t xml:space="preserve"> </w:t>
+      </w:r>
+      <w:proofErr w:type="spellStart"/>
+      <w:r>
+        <w:rPr>
+          <w:lang w:val="en-US"/>
+        </w:rPr>
+        <w:t>thể</w:t>
+      </w:r>
+      <w:proofErr w:type="spellEnd"/>
+      <w:r>
+        <w:rPr>
+          <w:lang w:val="en-US"/>
+        </w:rPr>
+        <w:t xml:space="preserve"> hay </w:t>
+      </w:r>
+      <w:proofErr w:type="spellStart"/>
+      <w:r>
+        <w:rPr>
+          <w:lang w:val="en-US"/>
+        </w:rPr>
+        <w:t>mốc</w:t>
+      </w:r>
+      <w:proofErr w:type="spellEnd"/>
+      <w:r>
+        <w:rPr>
+          <w:lang w:val="en-US"/>
+        </w:rPr>
+        <w:t xml:space="preserve"> </w:t>
+      </w:r>
+      <w:proofErr w:type="spellStart"/>
+      <w:r>
+        <w:rPr>
+          <w:lang w:val="en-US"/>
+        </w:rPr>
+        <w:t>đang</w:t>
+      </w:r>
+      <w:proofErr w:type="spellEnd"/>
+      <w:r>
+        <w:rPr>
+          <w:lang w:val="en-US"/>
+        </w:rPr>
+        <w:t xml:space="preserve"> </w:t>
+      </w:r>
+      <w:proofErr w:type="spellStart"/>
+      <w:r>
+        <w:rPr>
+          <w:lang w:val="en-US"/>
+        </w:rPr>
+        <w:t>chuyển</w:t>
+      </w:r>
+      <w:proofErr w:type="spellEnd"/>
+      <w:r>
+        <w:rPr>
+          <w:lang w:val="en-US"/>
+        </w:rPr>
+        <w:t xml:space="preserve"> </w:t>
+      </w:r>
+      <w:proofErr w:type="spellStart"/>
+      <w:r>
+        <w:rPr>
+          <w:lang w:val="en-US"/>
+        </w:rPr>
+        <w:t>động</w:t>
+      </w:r>
+      <w:proofErr w:type="spellEnd"/>
+      <w:r>
+        <w:rPr>
+          <w:lang w:val="en-US"/>
+        </w:rPr>
+        <w:t xml:space="preserve"> </w:t>
+      </w:r>
+      <w:proofErr w:type="spellStart"/>
+      <w:r>
+        <w:rPr>
+          <w:lang w:val="en-US"/>
+        </w:rPr>
+        <w:t>không</w:t>
+      </w:r>
+      <w:proofErr w:type="spellEnd"/>
+      <w:r>
+        <w:rPr>
+          <w:lang w:val="en-US"/>
+        </w:rPr>
+        <w:t xml:space="preserve"> t</w:t>
+      </w:r>
+      <w:proofErr w:type="spellStart"/>
+      <w:r>
+        <w:rPr>
+          <w:lang w:val="en-US"/>
+        </w:rPr>
+        <w:t>hẳng</w:t>
+      </w:r>
+      <w:proofErr w:type="spellEnd"/>
+      <w:r>
+        <w:rPr>
+          <w:lang w:val="en-US"/>
+        </w:rPr>
+        <w:t xml:space="preserve"> </w:t>
+      </w:r>
+      <w:proofErr w:type="spellStart"/>
+      <w:r>
+        <w:rPr>
+          <w:lang w:val="en-US"/>
+        </w:rPr>
+        <w:t>đều</w:t>
+      </w:r>
+      <w:proofErr w:type="spellEnd"/>
+      <w:r>
+        <w:rPr>
+          <w:lang w:val="en-US"/>
+        </w:rPr>
+        <w:t xml:space="preserve">, </w:t>
+      </w:r>
+      <w:proofErr w:type="spellStart"/>
+      <w:r>
+        <w:rPr>
+          <w:lang w:val="en-US"/>
+        </w:rPr>
+        <w:t>nói</w:t>
+      </w:r>
+      <w:proofErr w:type="spellEnd"/>
+      <w:r>
+        <w:rPr>
+          <w:lang w:val="en-US"/>
+        </w:rPr>
+        <w:t xml:space="preserve"> </w:t>
+      </w:r>
+      <w:proofErr w:type="spellStart"/>
+      <w:r>
+        <w:rPr>
+          <w:lang w:val="en-US"/>
+        </w:rPr>
+        <w:t>cách</w:t>
+      </w:r>
+      <w:proofErr w:type="spellEnd"/>
+      <w:r>
+        <w:rPr>
+          <w:lang w:val="en-US"/>
+        </w:rPr>
+        <w:t xml:space="preserve"> </w:t>
+      </w:r>
+      <w:proofErr w:type="spellStart"/>
+      <w:r>
+        <w:rPr>
+          <w:lang w:val="en-US"/>
+        </w:rPr>
+        <w:t>khác</w:t>
+      </w:r>
+      <w:proofErr w:type="spellEnd"/>
+      <w:r>
+        <w:rPr>
+          <w:lang w:val="en-US"/>
+        </w:rPr>
+        <w:t xml:space="preserve"> </w:t>
+      </w:r>
+      <w:proofErr w:type="spellStart"/>
+      <w:r>
+        <w:rPr>
+          <w:lang w:val="en-US"/>
+        </w:rPr>
+        <w:t>có</w:t>
+      </w:r>
+      <w:proofErr w:type="spellEnd"/>
+      <w:r>
+        <w:rPr>
+          <w:lang w:val="en-US"/>
+        </w:rPr>
+        <w:t xml:space="preserve"> </w:t>
+      </w:r>
+      <w:proofErr w:type="spellStart"/>
+      <w:r>
+        <w:rPr>
+          <w:lang w:val="en-US"/>
+        </w:rPr>
+        <w:t>lực</w:t>
+      </w:r>
+      <w:proofErr w:type="spellEnd"/>
+      <w:r>
+        <w:rPr>
+          <w:lang w:val="en-US"/>
+        </w:rPr>
+        <w:t xml:space="preserve"> </w:t>
+      </w:r>
+      <w:proofErr w:type="spellStart"/>
+      <w:r>
+        <w:rPr>
+          <w:lang w:val="en-US"/>
+        </w:rPr>
+        <w:t>tác</w:t>
+      </w:r>
+      <w:proofErr w:type="spellEnd"/>
+      <w:r>
+        <w:rPr>
+          <w:lang w:val="en-US"/>
+        </w:rPr>
+        <w:t xml:space="preserve"> </w:t>
+      </w:r>
+      <w:proofErr w:type="spellStart"/>
+      <w:r>
+        <w:rPr>
+          <w:lang w:val="en-US"/>
+        </w:rPr>
+        <w:t>dụng</w:t>
+      </w:r>
+      <w:proofErr w:type="spellEnd"/>
+      <w:r>
+        <w:rPr>
+          <w:lang w:val="en-US"/>
+        </w:rPr>
+        <w:t xml:space="preserve"> </w:t>
+      </w:r>
+      <w:proofErr w:type="spellStart"/>
+      <w:r>
+        <w:rPr>
+          <w:lang w:val="en-US"/>
+        </w:rPr>
+        <w:t>lên</w:t>
+      </w:r>
+      <w:proofErr w:type="spellEnd"/>
+      <w:r>
+        <w:rPr>
+          <w:lang w:val="en-US"/>
+        </w:rPr>
+        <w:t xml:space="preserve"> </w:t>
+      </w:r>
+      <w:proofErr w:type="spellStart"/>
+      <w:r>
+        <w:rPr>
+          <w:lang w:val="en-US"/>
+        </w:rPr>
+        <w:t>nó</w:t>
+      </w:r>
+      <w:proofErr w:type="spellEnd"/>
+    </w:p>
+    <w:p>
+      <w:pPr>
+        <w:pStyle w:val="ListParagraph"/>
+        <w:numPr>
+          <w:ilvl w:val="0"/>
+          <w:numId w:val="2"/>
+        </w:numPr>
+        <w:rPr>
+          <w:lang w:val="en-US"/>
+        </w:rPr>
+      </w:pPr>
+      <w:r>
+        <w:rPr>
+          <w:lang w:val="en-US"/>
+        </w:rPr>
+        <w:t xml:space="preserve">Khi </w:t>
+      </w:r>
+      <w:proofErr w:type="spellStart"/>
+      <w:r>
+        <w:rPr>
+          <w:lang w:val="en-US"/>
+        </w:rPr>
+        <w:t>này</w:t>
+      </w:r>
+      <w:proofErr w:type="spellEnd"/>
+      <w:r>
+        <w:rPr>
+          <w:lang w:val="en-US"/>
+        </w:rPr>
+        <w:t xml:space="preserve">, </w:t>
+      </w:r>
+      <w:proofErr w:type="spellStart"/>
+      <w:r>
+        <w:rPr>
+          <w:lang w:val="en-US"/>
+        </w:rPr>
+        <w:t>từ</w:t>
+      </w:r>
+      <w:proofErr w:type="spellEnd"/>
+      <w:r>
+        <w:rPr>
+          <w:lang w:val="en-US"/>
+        </w:rPr>
+        <w:t xml:space="preserve"> </w:t>
+      </w:r>
+      <w:proofErr w:type="spellStart"/>
+      <w:r>
+        <w:rPr>
+          <w:lang w:val="en-US"/>
+        </w:rPr>
+        <w:t>điểm</w:t>
+      </w:r>
+      <w:proofErr w:type="spellEnd"/>
+      <w:r>
+        <w:rPr>
+          <w:lang w:val="en-US"/>
+        </w:rPr>
+        <w:t xml:space="preserve"> </w:t>
+      </w:r>
+      <w:proofErr w:type="spellStart"/>
+      <w:r>
+        <w:rPr>
+          <w:lang w:val="en-US"/>
+        </w:rPr>
+        <w:t>nhìn</w:t>
+      </w:r>
+      <w:proofErr w:type="spellEnd"/>
+      <w:r>
+        <w:rPr>
+          <w:lang w:val="en-US"/>
+        </w:rPr>
+        <w:t xml:space="preserve"> </w:t>
+      </w:r>
+      <w:proofErr w:type="spellStart"/>
+      <w:r>
+        <w:rPr>
+          <w:lang w:val="en-US"/>
+        </w:rPr>
+        <w:t>của</w:t>
+      </w:r>
+      <w:proofErr w:type="spellEnd"/>
+      <w:r>
+        <w:rPr>
+          <w:lang w:val="en-US"/>
+        </w:rPr>
+        <w:t xml:space="preserve"> </w:t>
+      </w:r>
+      <w:proofErr w:type="spellStart"/>
+      <w:r>
+        <w:rPr>
+          <w:lang w:val="en-US"/>
+        </w:rPr>
+        <w:t>vật</w:t>
+      </w:r>
+      <w:proofErr w:type="spellEnd"/>
+      <w:r>
+        <w:rPr>
+          <w:lang w:val="en-US"/>
+        </w:rPr>
+        <w:t xml:space="preserve"> </w:t>
+      </w:r>
+      <w:proofErr w:type="spellStart"/>
+      <w:r>
+        <w:rPr>
+          <w:lang w:val="en-US"/>
+        </w:rPr>
+        <w:t>này</w:t>
+      </w:r>
+      <w:proofErr w:type="spellEnd"/>
+      <w:r>
+        <w:rPr>
+          <w:lang w:val="en-US"/>
+        </w:rPr>
+        <w:t xml:space="preserve">, </w:t>
+      </w:r>
+      <w:proofErr w:type="spellStart"/>
+      <w:r>
+        <w:rPr>
+          <w:lang w:val="en-US"/>
+        </w:rPr>
+        <w:t>nếu</w:t>
+      </w:r>
+      <w:proofErr w:type="spellEnd"/>
+      <w:r>
+        <w:rPr>
+          <w:lang w:val="en-US"/>
+        </w:rPr>
+        <w:t xml:space="preserve"> </w:t>
+      </w:r>
+      <w:proofErr w:type="spellStart"/>
+      <w:r>
+        <w:rPr>
+          <w:lang w:val="en-US"/>
+        </w:rPr>
+        <w:t>vật</w:t>
+      </w:r>
+      <w:proofErr w:type="spellEnd"/>
+      <w:r>
+        <w:rPr>
+          <w:lang w:val="en-US"/>
+        </w:rPr>
+        <w:t xml:space="preserve"> </w:t>
+      </w:r>
+      <w:proofErr w:type="spellStart"/>
+      <w:r>
+        <w:rPr>
+          <w:lang w:val="en-US"/>
+        </w:rPr>
+        <w:t>khác</w:t>
+      </w:r>
+      <w:proofErr w:type="spellEnd"/>
+      <w:r>
+        <w:rPr>
+          <w:lang w:val="en-US"/>
+        </w:rPr>
+        <w:t xml:space="preserve"> </w:t>
+      </w:r>
+      <w:proofErr w:type="spellStart"/>
+      <w:r>
+        <w:rPr>
+          <w:lang w:val="en-US"/>
+        </w:rPr>
+        <w:t>có</w:t>
+      </w:r>
+      <w:proofErr w:type="spellEnd"/>
+      <w:r>
+        <w:rPr>
+          <w:lang w:val="en-US"/>
+        </w:rPr>
+        <w:t xml:space="preserve"> </w:t>
+      </w:r>
+      <w:proofErr w:type="spellStart"/>
+      <w:r>
+        <w:rPr>
+          <w:lang w:val="en-US"/>
+        </w:rPr>
+        <w:t>gia</w:t>
+      </w:r>
+      <w:proofErr w:type="spellEnd"/>
+      <w:r>
+        <w:rPr>
+          <w:lang w:val="en-US"/>
+        </w:rPr>
+        <w:t xml:space="preserve"> </w:t>
+      </w:r>
+      <w:proofErr w:type="spellStart"/>
+      <w:r>
+        <w:rPr>
+          <w:lang w:val="en-US"/>
+        </w:rPr>
+        <w:t>tốc</w:t>
+      </w:r>
+      <w:proofErr w:type="spellEnd"/>
+      <w:r>
+        <w:rPr>
+          <w:lang w:val="en-US"/>
+        </w:rPr>
+        <w:t xml:space="preserve"> </w:t>
+      </w:r>
+      <w:proofErr w:type="spellStart"/>
+      <w:r>
+        <w:rPr>
+          <w:lang w:val="en-US"/>
+        </w:rPr>
+        <w:t>hoặc</w:t>
+      </w:r>
+      <w:proofErr w:type="spellEnd"/>
+      <w:r>
+        <w:rPr>
+          <w:lang w:val="en-US"/>
+        </w:rPr>
+        <w:t xml:space="preserve"> </w:t>
+      </w:r>
+      <w:proofErr w:type="spellStart"/>
+      <w:r>
+        <w:rPr>
+          <w:lang w:val="en-US"/>
+        </w:rPr>
+        <w:t>không</w:t>
+      </w:r>
+      <w:proofErr w:type="spellEnd"/>
+      <w:r>
+        <w:rPr>
+          <w:lang w:val="en-US"/>
+        </w:rPr>
+        <w:t>, t</w:t>
+      </w:r>
+      <w:proofErr w:type="spellStart"/>
+      <w:r>
+        <w:rPr>
+          <w:lang w:val="en-US"/>
+        </w:rPr>
+        <w:t>hì</w:t>
+      </w:r>
+      <w:proofErr w:type="spellEnd"/>
+      <w:r>
+        <w:rPr>
+          <w:lang w:val="en-US"/>
+        </w:rPr>
+        <w:t xml:space="preserve"> </w:t>
+      </w:r>
+      <w:proofErr w:type="spellStart"/>
+      <w:r>
+        <w:rPr>
+          <w:lang w:val="en-US"/>
+        </w:rPr>
+        <w:t>chưa</w:t>
+      </w:r>
+      <w:proofErr w:type="spellEnd"/>
+      <w:r>
+        <w:rPr>
+          <w:lang w:val="en-US"/>
+        </w:rPr>
+        <w:t xml:space="preserve"> </w:t>
+      </w:r>
+      <w:proofErr w:type="spellStart"/>
+      <w:r>
+        <w:rPr>
+          <w:lang w:val="en-US"/>
+        </w:rPr>
+        <w:t>chắc</w:t>
+      </w:r>
+      <w:proofErr w:type="spellEnd"/>
+      <w:r>
+        <w:rPr>
+          <w:lang w:val="en-US"/>
+        </w:rPr>
+        <w:t xml:space="preserve"> </w:t>
+      </w:r>
+      <w:proofErr w:type="spellStart"/>
+      <w:r>
+        <w:rPr>
+          <w:lang w:val="en-US"/>
+        </w:rPr>
+        <w:t>có</w:t>
+      </w:r>
+      <w:proofErr w:type="spellEnd"/>
+      <w:r>
+        <w:rPr>
+          <w:lang w:val="en-US"/>
+        </w:rPr>
+        <w:t xml:space="preserve"> </w:t>
+      </w:r>
+      <w:proofErr w:type="spellStart"/>
+      <w:r>
+        <w:rPr>
+          <w:lang w:val="en-US"/>
+        </w:rPr>
+        <w:t>lực</w:t>
+      </w:r>
+      <w:proofErr w:type="spellEnd"/>
+      <w:r>
+        <w:rPr>
+          <w:lang w:val="en-US"/>
+        </w:rPr>
+        <w:t xml:space="preserve"> </w:t>
+      </w:r>
+      <w:proofErr w:type="spellStart"/>
+      <w:r>
+        <w:rPr>
+          <w:lang w:val="en-US"/>
+        </w:rPr>
+        <w:t>thật</w:t>
+      </w:r>
+      <w:proofErr w:type="spellEnd"/>
+      <w:r>
+        <w:rPr>
+          <w:lang w:val="en-US"/>
+        </w:rPr>
+        <w:t xml:space="preserve"> </w:t>
+      </w:r>
+      <w:proofErr w:type="spellStart"/>
+      <w:r>
+        <w:rPr>
+          <w:lang w:val="en-US"/>
+        </w:rPr>
+        <w:t>tác</w:t>
+      </w:r>
+      <w:proofErr w:type="spellEnd"/>
+      <w:r>
+        <w:rPr>
+          <w:lang w:val="en-US"/>
+        </w:rPr>
+        <w:t xml:space="preserve"> </w:t>
+      </w:r>
+      <w:proofErr w:type="spellStart"/>
+      <w:r>
+        <w:rPr>
+          <w:lang w:val="en-US"/>
+        </w:rPr>
+        <w:t>dụng</w:t>
+      </w:r>
+      <w:proofErr w:type="spellEnd"/>
+      <w:r>
+        <w:rPr>
+          <w:lang w:val="en-US"/>
+        </w:rPr>
+        <w:t xml:space="preserve"> </w:t>
+      </w:r>
+      <w:proofErr w:type="spellStart"/>
+      <w:r>
+        <w:rPr>
+          <w:lang w:val="en-US"/>
+        </w:rPr>
+        <w:t>lên</w:t>
+      </w:r>
+      <w:proofErr w:type="spellEnd"/>
+      <w:r>
+        <w:rPr>
+          <w:lang w:val="en-US"/>
+        </w:rPr>
+        <w:t xml:space="preserve"> </w:t>
+      </w:r>
+      <w:proofErr w:type="spellStart"/>
+      <w:r>
+        <w:rPr>
+          <w:lang w:val="en-US"/>
+        </w:rPr>
+        <w:t>chúng</w:t>
+      </w:r>
+      <w:proofErr w:type="spellEnd"/>
+      <w:r>
+        <w:rPr>
+          <w:lang w:val="en-US"/>
+        </w:rPr>
+        <w:t xml:space="preserve">, </w:t>
+      </w:r>
+      <w:proofErr w:type="spellStart"/>
+      <w:r>
+        <w:rPr>
+          <w:lang w:val="en-US"/>
+        </w:rPr>
+        <w:t>coi</w:t>
+      </w:r>
+      <w:proofErr w:type="spellEnd"/>
+      <w:r>
+        <w:rPr>
+          <w:lang w:val="en-US"/>
+        </w:rPr>
+        <w:t xml:space="preserve"> </w:t>
+      </w:r>
+      <w:proofErr w:type="spellStart"/>
+      <w:r>
+        <w:rPr>
+          <w:lang w:val="en-US"/>
+        </w:rPr>
+        <w:t>đó</w:t>
+      </w:r>
+      <w:proofErr w:type="spellEnd"/>
+      <w:r>
+        <w:rPr>
+          <w:lang w:val="en-US"/>
+        </w:rPr>
+        <w:t xml:space="preserve"> </w:t>
+      </w:r>
+      <w:proofErr w:type="spellStart"/>
+      <w:r>
+        <w:rPr>
+          <w:lang w:val="en-US"/>
+        </w:rPr>
+        <w:t>là</w:t>
+      </w:r>
+      <w:proofErr w:type="spellEnd"/>
+      <w:r>
+        <w:rPr>
+          <w:lang w:val="en-US"/>
+        </w:rPr>
+        <w:t xml:space="preserve"> </w:t>
+      </w:r>
+      <w:proofErr w:type="spellStart"/>
+      <w:r>
+        <w:rPr>
+          <w:lang w:val="en-US"/>
+        </w:rPr>
+        <w:t>lực</w:t>
+      </w:r>
+      <w:proofErr w:type="spellEnd"/>
+      <w:r>
+        <w:rPr>
+          <w:lang w:val="en-US"/>
+        </w:rPr>
+        <w:t xml:space="preserve"> </w:t>
+      </w:r>
+      <w:proofErr w:type="spellStart"/>
+      <w:r>
+        <w:rPr>
+          <w:lang w:val="en-US"/>
+        </w:rPr>
+        <w:t>ảo</w:t>
+      </w:r>
+      <w:proofErr w:type="spellEnd"/>
+    </w:p>
+    <w:p>
+      <w:pPr>
+        <w:pStyle w:val="ListParagraph"/>
+        <w:numPr>
+          <w:ilvl w:val="0"/>
+          <w:numId w:val="2"/>
+        </w:numPr>
+        <w:rPr>
+          <w:lang w:val="en-US"/>
+        </w:rPr>
+      </w:pPr>
+      <w:proofErr w:type="spellStart"/>
+      <w:r>
+        <w:rPr>
+          <w:lang w:val="en-US"/>
+        </w:rPr>
+        <w:lastRenderedPageBreak/>
+        <w:t>Ví</w:t>
+      </w:r>
+      <w:proofErr w:type="spellEnd"/>
+      <w:r>
+        <w:rPr>
+          <w:lang w:val="en-US"/>
+        </w:rPr>
+        <w:t xml:space="preserve"> </w:t>
+      </w:r>
+      <w:proofErr w:type="spellStart"/>
+      <w:r>
+        <w:rPr>
+          <w:lang w:val="en-US"/>
+        </w:rPr>
+        <w:t>dụ</w:t>
+      </w:r>
+      <w:proofErr w:type="spellEnd"/>
+    </w:p>
+    <w:p>
+      <w:pPr>
+        <w:pStyle w:val="ListParagraph"/>
+        <w:numPr>
+          <w:ilvl w:val="0"/>
+          <w:numId w:val="2"/>
+        </w:numPr>
+        <w:rPr>
+          <w:lang w:val="en-US"/>
+        </w:rPr>
+      </w:pPr>
+      <w:proofErr w:type="spellStart"/>
+      <w:r>
+        <w:rPr>
+          <w:lang w:val="en-US"/>
+        </w:rPr>
+        <w:t>Điểm</w:t>
+      </w:r>
+      <w:proofErr w:type="spellEnd"/>
+      <w:r>
+        <w:rPr>
+          <w:lang w:val="en-US"/>
+        </w:rPr>
+        <w:t xml:space="preserve"> </w:t>
+      </w:r>
+      <w:proofErr w:type="spellStart"/>
+      <w:r>
+        <w:rPr>
+          <w:lang w:val="en-US"/>
+        </w:rPr>
+        <w:t>nhìn</w:t>
+      </w:r>
+      <w:proofErr w:type="spellEnd"/>
+      <w:r>
+        <w:rPr>
+          <w:lang w:val="en-US"/>
+        </w:rPr>
+        <w:t xml:space="preserve"> </w:t>
+      </w:r>
+      <w:proofErr w:type="spellStart"/>
+      <w:r>
+        <w:rPr>
+          <w:lang w:val="en-US"/>
+        </w:rPr>
+        <w:t>từ</w:t>
+      </w:r>
+      <w:proofErr w:type="spellEnd"/>
+      <w:r>
+        <w:rPr>
+          <w:lang w:val="en-US"/>
+        </w:rPr>
+        <w:t xml:space="preserve"> 1 </w:t>
+      </w:r>
+      <w:proofErr w:type="spellStart"/>
+      <w:r>
+        <w:rPr>
+          <w:lang w:val="en-US"/>
+        </w:rPr>
+        <w:t>chiếc</w:t>
+      </w:r>
+      <w:proofErr w:type="spellEnd"/>
+      <w:r>
+        <w:rPr>
+          <w:lang w:val="en-US"/>
+        </w:rPr>
+        <w:t xml:space="preserve"> </w:t>
+      </w:r>
+      <w:proofErr w:type="spellStart"/>
+      <w:r>
+        <w:rPr>
+          <w:lang w:val="en-US"/>
+        </w:rPr>
+        <w:t>xe</w:t>
+      </w:r>
+      <w:proofErr w:type="spellEnd"/>
+      <w:r>
+        <w:rPr>
+          <w:lang w:val="en-US"/>
+        </w:rPr>
+        <w:t xml:space="preserve"> </w:t>
+      </w:r>
+      <w:proofErr w:type="spellStart"/>
+      <w:r>
+        <w:rPr>
+          <w:lang w:val="en-US"/>
+        </w:rPr>
+        <w:t>chuyển</w:t>
+      </w:r>
+      <w:proofErr w:type="spellEnd"/>
+      <w:r>
+        <w:rPr>
+          <w:lang w:val="en-US"/>
+        </w:rPr>
+        <w:t xml:space="preserve"> </w:t>
+      </w:r>
+      <w:proofErr w:type="spellStart"/>
+      <w:r>
+        <w:rPr>
+          <w:lang w:val="en-US"/>
+        </w:rPr>
+        <w:t>động</w:t>
+      </w:r>
+      <w:proofErr w:type="spellEnd"/>
+      <w:r>
+        <w:rPr>
+          <w:lang w:val="en-US"/>
+        </w:rPr>
+        <w:t xml:space="preserve"> </w:t>
+      </w:r>
+      <w:proofErr w:type="spellStart"/>
+      <w:r>
+        <w:rPr>
+          <w:lang w:val="en-US"/>
+        </w:rPr>
+        <w:t>nhanh</w:t>
+      </w:r>
+      <w:proofErr w:type="spellEnd"/>
+      <w:r>
+        <w:rPr>
+          <w:lang w:val="en-US"/>
+        </w:rPr>
+        <w:t xml:space="preserve"> </w:t>
+      </w:r>
+      <w:proofErr w:type="spellStart"/>
+      <w:r>
+        <w:rPr>
+          <w:lang w:val="en-US"/>
+        </w:rPr>
+        <w:t>dần</w:t>
+      </w:r>
+      <w:proofErr w:type="spellEnd"/>
+      <w:r>
+        <w:rPr>
+          <w:lang w:val="en-US"/>
+        </w:rPr>
+        <w:t xml:space="preserve"> </w:t>
+      </w:r>
+      <w:proofErr w:type="spellStart"/>
+      <w:r>
+        <w:rPr>
+          <w:lang w:val="en-US"/>
+        </w:rPr>
+        <w:t>đều</w:t>
       </w:r>
       <w:proofErr w:type="spellEnd"/>
     </w:p>
@@ -48394,15 +51032,31 @@
           <w:rFonts w:eastAsiaTheme="minorEastAsia"/>
           <w:lang w:val="en-US"/>
         </w:rPr>
-        <w:t>v là t</w:t>
-      </w:r>
-      <w:proofErr w:type="spellStart"/>
-      <w:r>
-        <w:rPr>
-          <w:rFonts w:eastAsiaTheme="minorEastAsia"/>
-          <w:lang w:val="en-US"/>
-        </w:rPr>
-        <w:t>ốc</w:t>
+        <w:t xml:space="preserve">v </w:t>
+      </w:r>
+      <w:proofErr w:type="spellStart"/>
+      <w:r>
+        <w:rPr>
+          <w:rFonts w:eastAsiaTheme="minorEastAsia"/>
+          <w:lang w:val="en-US"/>
+        </w:rPr>
+        <w:t>là</w:t>
+      </w:r>
+      <w:proofErr w:type="spellEnd"/>
+      <w:r>
+        <w:rPr>
+          <w:rFonts w:eastAsiaTheme="minorEastAsia"/>
+          <w:lang w:val="en-US"/>
+        </w:rPr>
+        <w:t xml:space="preserve"> </w:t>
+      </w:r>
+      <w:proofErr w:type="spellStart"/>
+      <w:r>
+        <w:rPr>
+          <w:rFonts w:eastAsiaTheme="minorEastAsia"/>
+          <w:lang w:val="en-US"/>
+        </w:rPr>
+        <w:t>tốc</w:t>
       </w:r>
       <w:proofErr w:type="spellEnd"/>
       <w:r>
@@ -48440,7 +51094,55 @@
           <w:rFonts w:eastAsiaTheme="minorEastAsia"/>
           <w:lang w:val="en-US"/>
         </w:rPr>
-        <w:t xml:space="preserve">r là bán kính quỹ </w:t>
+        <w:t xml:space="preserve">r là </w:t>
+      </w:r>
+      <w:proofErr w:type="spellStart"/>
+      <w:r>
+        <w:rPr>
+          <w:rFonts w:eastAsiaTheme="minorEastAsia"/>
+          <w:lang w:val="en-US"/>
+        </w:rPr>
+        <w:t>bán</w:t>
+      </w:r>
+      <w:proofErr w:type="spellEnd"/>
+      <w:r>
+        <w:rPr>
+          <w:rFonts w:eastAsiaTheme="minorEastAsia"/>
+          <w:lang w:val="en-US"/>
+        </w:rPr>
+        <w:t xml:space="preserve"> </w:t>
+      </w:r>
+      <w:proofErr w:type="spellStart"/>
+      <w:r>
+        <w:rPr>
+          <w:rFonts w:eastAsiaTheme="minorEastAsia"/>
+          <w:lang w:val="en-US"/>
+        </w:rPr>
+        <w:t>kính</w:t>
+      </w:r>
+      <w:proofErr w:type="spellEnd"/>
+      <w:r>
+        <w:rPr>
+          <w:rFonts w:eastAsiaTheme="minorEastAsia"/>
+          <w:lang w:val="en-US"/>
+        </w:rPr>
+        <w:t xml:space="preserve"> </w:t>
+      </w:r>
+      <w:proofErr w:type="spellStart"/>
+      <w:r>
+        <w:rPr>
+          <w:rFonts w:eastAsiaTheme="minorEastAsia"/>
+          <w:lang w:val="en-US"/>
+        </w:rPr>
+        <w:t>quỹ</w:t>
+      </w:r>
+      <w:proofErr w:type="spellEnd"/>
+      <w:r>
+        <w:rPr>
+          <w:rFonts w:eastAsiaTheme="minorEastAsia"/>
+          <w:lang w:val="en-US"/>
+        </w:rPr>
+        <w:t xml:space="preserve"> </w:t>
       </w:r>
       <w:proofErr w:type="spellStart"/>
       <w:r>
@@ -48493,23 +51195,7 @@
           <w:rFonts w:eastAsiaTheme="minorEastAsia"/>
           <w:lang w:val="en-US"/>
         </w:rPr>
-        <w:t>L</w:t>
-      </w:r>
-      <w:proofErr w:type="spellStart"/>
-      <w:r>
-        <w:rPr>
-          <w:rFonts w:eastAsiaTheme="minorEastAsia"/>
-          <w:lang w:val="en-US"/>
-        </w:rPr>
-        <w:t>ực</w:t>
-      </w:r>
-      <w:proofErr w:type="spellEnd"/>
-      <w:r>
-        <w:rPr>
-          <w:rFonts w:eastAsiaTheme="minorEastAsia"/>
-          <w:lang w:val="en-US"/>
-        </w:rPr>
-        <w:t xml:space="preserve"> li </w:t>
+        <w:t xml:space="preserve">Lực li </w:t>
       </w:r>
       <w:proofErr w:type="spellStart"/>
       <w:r>
@@ -48578,23 +51264,7 @@
           <w:rFonts w:eastAsiaTheme="minorEastAsia"/>
           <w:lang w:val="en-US"/>
         </w:rPr>
-        <w:t>L</w:t>
-      </w:r>
-      <w:proofErr w:type="spellStart"/>
-      <w:r>
-        <w:rPr>
-          <w:rFonts w:eastAsiaTheme="minorEastAsia"/>
-          <w:lang w:val="en-US"/>
-        </w:rPr>
-        <w:t>ực</w:t>
-      </w:r>
-      <w:proofErr w:type="spellEnd"/>
-      <w:r>
-        <w:rPr>
-          <w:rFonts w:eastAsiaTheme="minorEastAsia"/>
-          <w:lang w:val="en-US"/>
-        </w:rPr>
-        <w:t xml:space="preserve"> li </w:t>
+        <w:t xml:space="preserve">Lực li </w:t>
       </w:r>
       <w:proofErr w:type="spellStart"/>
       <w:r>
@@ -48837,21 +51507,29 @@
           <w:lang w:val="en-US"/>
         </w:rPr>
       </w:pPr>
-      <w:r>
-        <w:rPr>
-          <w:rFonts w:eastAsiaTheme="minorEastAsia"/>
-          <w:lang w:val="en-US"/>
-        </w:rPr>
-        <w:lastRenderedPageBreak/>
-        <w:t>nhìn c</w:t>
-      </w:r>
-      <w:proofErr w:type="spellStart"/>
-      <w:r>
-        <w:rPr>
-          <w:rFonts w:eastAsiaTheme="minorEastAsia"/>
-          <w:lang w:val="en-US"/>
-        </w:rPr>
-        <w:t>ủa</w:t>
+      <w:proofErr w:type="spellStart"/>
+      <w:r>
+        <w:rPr>
+          <w:rFonts w:eastAsiaTheme="minorEastAsia"/>
+          <w:lang w:val="en-US"/>
+        </w:rPr>
+        <w:t>nhìn</w:t>
+      </w:r>
+      <w:proofErr w:type="spellEnd"/>
+      <w:r>
+        <w:rPr>
+          <w:rFonts w:eastAsiaTheme="minorEastAsia"/>
+          <w:lang w:val="en-US"/>
+        </w:rPr>
+        <w:t xml:space="preserve"> </w:t>
+      </w:r>
+      <w:proofErr w:type="spellStart"/>
+      <w:r>
+        <w:rPr>
+          <w:rFonts w:eastAsiaTheme="minorEastAsia"/>
+          <w:lang w:val="en-US"/>
+        </w:rPr>
+        <w:t>của</w:t>
       </w:r>
       <w:proofErr w:type="spellEnd"/>
       <w:r>
@@ -50183,12 +52861,21 @@
           <w:oMath/>
         </w:rPr>
       </w:pPr>
-      <w:r>
-        <w:rPr>
-          <w:rFonts w:eastAsiaTheme="minorEastAsia"/>
-          <w:lang w:val="en-US"/>
-        </w:rPr>
-        <w:t xml:space="preserve">Giả </w:t>
+      <w:proofErr w:type="spellStart"/>
+      <w:r>
+        <w:rPr>
+          <w:rFonts w:eastAsiaTheme="minorEastAsia"/>
+          <w:lang w:val="en-US"/>
+        </w:rPr>
+        <w:t>Giả</w:t>
+      </w:r>
+      <w:proofErr w:type="spellEnd"/>
+      <w:r>
+        <w:rPr>
+          <w:rFonts w:eastAsiaTheme="minorEastAsia"/>
+          <w:lang w:val="en-US"/>
+        </w:rPr>
+        <w:t xml:space="preserve"> </w:t>
       </w:r>
       <w:proofErr w:type="spellStart"/>
       <w:r>
@@ -53776,6 +56463,7 @@
         <w:rPr>
           <w:lang w:val="en-US"/>
         </w:rPr>
+        <w:lastRenderedPageBreak/>
         <w:t>của</w:t>
       </w:r>
       <w:proofErr w:type="spellEnd"/>
@@ -56697,6 +59385,95 @@
     </w:lvl>
   </w:abstractNum>
   <w:abstractNum w:abstractNumId="19" w15:restartNumberingAfterBreak="0">
+    <w:nsid w:val="7C4C32FE"/>
+    <w:multiLevelType w:val="hybridMultilevel"/>
+    <w:tmpl w:val="0B82BCF2"/>
+    <w:lvl w:ilvl="0" w:tplc="C53E640E">
+      <w:start w:val="1"/>
+      <w:numFmt w:val="decimal"/>
+      <w:lvlText w:val="%1."/>
+      <w:lvlJc w:val="left"/>
+      <w:pPr>
+        <w:ind w:left="1080" w:hanging="360"/>
+      </w:pPr>
+      <w:rPr>
+        <w:rFonts w:hint="default"/>
+      </w:rPr>
+    </w:lvl>
+    <w:lvl w:ilvl="1" w:tplc="04090019" w:tentative="1">
+      <w:start w:val="1"/>
+      <w:numFmt w:val="lowerLetter"/>
+      <w:lvlText w:val="%2."/>
+      <w:lvlJc w:val="left"/>
+      <w:pPr>
+        <w:ind w:left="1800" w:hanging="360"/>
+      </w:pPr>
+    </w:lvl>
+    <w:lvl w:ilvl="2" w:tplc="0409001B" w:tentative="1">
+      <w:start w:val="1"/>
+      <w:numFmt w:val="lowerRoman"/>
+      <w:lvlText w:val="%3."/>
+      <w:lvlJc w:val="right"/>
+      <w:pPr>
+        <w:ind w:left="2520" w:hanging="180"/>
+      </w:pPr>
+    </w:lvl>
+    <w:lvl w:ilvl="3" w:tplc="0409000F" w:tentative="1">
+      <w:start w:val="1"/>
+      <w:numFmt w:val="decimal"/>
+      <w:lvlText w:val="%4."/>
+      <w:lvlJc w:val="left"/>
+      <w:pPr>
+        <w:ind w:left="3240" w:hanging="360"/>
+      </w:pPr>
+    </w:lvl>
+    <w:lvl w:ilvl="4" w:tplc="04090019" w:tentative="1">
+      <w:start w:val="1"/>
+      <w:numFmt w:val="lowerLetter"/>
+      <w:lvlText w:val="%5."/>
+      <w:lvlJc w:val="left"/>
+      <w:pPr>
+        <w:ind w:left="3960" w:hanging="360"/>
+      </w:pPr>
+    </w:lvl>
+    <w:lvl w:ilvl="5" w:tplc="0409001B" w:tentative="1">
+      <w:start w:val="1"/>
+      <w:numFmt w:val="lowerRoman"/>
+      <w:lvlText w:val="%6."/>
+      <w:lvlJc w:val="right"/>
+      <w:pPr>
+        <w:ind w:left="4680" w:hanging="180"/>
+      </w:pPr>
+    </w:lvl>
+    <w:lvl w:ilvl="6" w:tplc="0409000F" w:tentative="1">
+      <w:start w:val="1"/>
+      <w:numFmt w:val="decimal"/>
+      <w:lvlText w:val="%7."/>
+      <w:lvlJc w:val="left"/>
+      <w:pPr>
+        <w:ind w:left="5400" w:hanging="360"/>
+      </w:pPr>
+    </w:lvl>
+    <w:lvl w:ilvl="7" w:tplc="04090019" w:tentative="1">
+      <w:start w:val="1"/>
+      <w:numFmt w:val="lowerLetter"/>
+      <w:lvlText w:val="%8."/>
+      <w:lvlJc w:val="left"/>
+      <w:pPr>
+        <w:ind w:left="6120" w:hanging="360"/>
+      </w:pPr>
+    </w:lvl>
+    <w:lvl w:ilvl="8" w:tplc="0409001B" w:tentative="1">
+      <w:start w:val="1"/>
+      <w:numFmt w:val="lowerRoman"/>
+      <w:lvlText w:val="%9."/>
+      <w:lvlJc w:val="right"/>
+      <w:pPr>
+        <w:ind w:left="6840" w:hanging="180"/>
+      </w:pPr>
+    </w:lvl>
+  </w:abstractNum>
+  <w:abstractNum w:abstractNumId="20" w15:restartNumberingAfterBreak="0">
     <w:nsid w:val="7D917C2E"/>
     <w:multiLevelType w:val="hybridMultilevel"/>
     <w:tmpl w:val="5442D244"/>
@@ -56786,7 +59563,7 @@
     </w:lvl>
   </w:abstractNum>
   <w:num w:numId="1" w16cid:durableId="974289622">
-    <w:abstractNumId w:val="19"/>
+    <w:abstractNumId w:val="20"/>
   </w:num>
   <w:num w:numId="2" w16cid:durableId="1323774835">
     <w:abstractNumId w:val="15"/>
@@ -56844,6 +59621,9 @@
   </w:num>
   <w:num w:numId="20" w16cid:durableId="1209103746">
     <w:abstractNumId w:val="5"/>
+  </w:num>
+  <w:num w:numId="21" w16cid:durableId="1313949456">
+    <w:abstractNumId w:val="19"/>
   </w:num>
 </w:numbering>
 </file>

--- a/force.docx
+++ b/force.docx
@@ -1248,16 +1248,13 @@
     <w:p>
       <w:pPr>
         <w:pStyle w:val="ListParagraph"/>
-        <w:numPr>
-          <w:ilvl w:val="0"/>
-          <w:numId w:val="6"/>
-        </w:numPr>
         <w:pBdr>
           <w:top w:val="single" w:sz="4" w:space="1" w:color="auto"/>
           <w:left w:val="single" w:sz="4" w:space="4" w:color="auto"/>
           <w:bottom w:val="single" w:sz="4" w:space="1" w:color="auto"/>
           <w:right w:val="single" w:sz="4" w:space="4" w:color="auto"/>
         </w:pBdr>
+        <w:ind w:left="1080"/>
         <w:rPr>
           <w:rFonts w:ascii="Cambria Math" w:hAnsi="Cambria Math"/>
           <w:lang w:val="en-US"/>
@@ -1343,20 +1340,24 @@
           </m:e>
         </m:acc>
       </m:oMath>
-    </w:p>
-    <w:p>
-      <w:pPr>
-        <w:pStyle w:val="ListParagraph"/>
-        <w:numPr>
-          <w:ilvl w:val="0"/>
-          <w:numId w:val="6"/>
-        </w:numPr>
+      <w:r>
+        <w:rPr>
+          <w:rFonts w:eastAsiaTheme="minorEastAsia"/>
+          <w:lang w:val="en-US"/>
+        </w:rPr>
+        <w:t xml:space="preserve"> </w:t>
+      </w:r>
+    </w:p>
+    <w:p>
+      <w:pPr>
+        <w:pStyle w:val="ListParagraph"/>
         <w:pBdr>
           <w:top w:val="single" w:sz="4" w:space="1" w:color="auto"/>
           <w:left w:val="single" w:sz="4" w:space="4" w:color="auto"/>
           <w:bottom w:val="single" w:sz="4" w:space="1" w:color="auto"/>
           <w:right w:val="single" w:sz="4" w:space="4" w:color="auto"/>
         </w:pBdr>
+        <w:ind w:left="1080"/>
         <w:rPr>
           <w:rFonts w:ascii="Cambria Math" w:hAnsi="Cambria Math"/>
           <w:lang w:val="en-US"/>
@@ -1451,6 +1452,13 @@
           <m:t>d</m:t>
         </m:r>
       </m:oMath>
+      <w:r>
+        <w:rPr>
+          <w:rFonts w:eastAsiaTheme="minorEastAsia"/>
+          <w:lang w:val="en-US"/>
+        </w:rPr>
+        <w:t xml:space="preserve"> </w:t>
+      </w:r>
     </w:p>
     <w:p>
       <w:pPr>

--- a/force.docx
+++ b/force.docx
@@ -4031,6 +4031,66 @@
         <w:rPr>
           <w:lang w:val="en-US"/>
         </w:rPr>
+        <w:t>Hệ Cô Lập (Isolated System)?</w:t>
+      </w:r>
+    </w:p>
+    <w:p>
+      <w:pPr>
+        <w:pStyle w:val="ListParagraph"/>
+        <w:numPr>
+          <w:ilvl w:val="0"/>
+          <w:numId w:val="18"/>
+        </w:numPr>
+        <w:rPr>
+          <w:lang w:val="en-US"/>
+        </w:rPr>
+      </w:pPr>
+      <w:r>
+        <w:rPr>
+          <w:lang w:val="en-US"/>
+        </w:rPr>
+        <w:t>Là hệ mà không có ngoại lực tác dụng vào hoặc ngoại lực triệt tiêu nhau</w:t>
+      </w:r>
+    </w:p>
+    <w:p>
+      <w:pPr>
+        <w:pStyle w:val="ListParagraph"/>
+        <w:numPr>
+          <w:ilvl w:val="0"/>
+          <w:numId w:val="18"/>
+        </w:numPr>
+        <w:rPr>
+          <w:lang w:val="en-US"/>
+        </w:rPr>
+      </w:pPr>
+      <w:r>
+        <w:rPr>
+          <w:lang w:val="en-US"/>
+        </w:rPr>
+        <w:t>Các nội lực trong hệ cô lập luôn triệt tiêu nhau</w:t>
+      </w:r>
+      <w:r>
+        <w:rPr>
+          <w:lang w:val="en-US"/>
+        </w:rPr>
+        <w:t>, hay tổng nội lực của hệ = 0</w:t>
+      </w:r>
+    </w:p>
+    <w:p>
+      <w:pPr>
+        <w:pStyle w:val="ListParagraph"/>
+        <w:numPr>
+          <w:ilvl w:val="0"/>
+          <w:numId w:val="10"/>
+        </w:numPr>
+        <w:rPr>
+          <w:lang w:val="en-US"/>
+        </w:rPr>
+      </w:pPr>
+      <w:r>
+        <w:rPr>
+          <w:lang w:val="en-US"/>
+        </w:rPr>
         <w:t>Định Lý Về Động Lượng?</w:t>
       </w:r>
     </w:p>
@@ -4049,94 +4109,372 @@
         <w:rPr>
           <w:lang w:val="en-US"/>
         </w:rPr>
-        <w:t>Động lượng có đạo hàm là hợp lực tác dụng lên vật</w:t>
-      </w:r>
-    </w:p>
-    <w:p>
-      <w:pPr>
-        <w:pStyle w:val="ListParagraph"/>
-        <w:numPr>
-          <w:ilvl w:val="0"/>
-          <w:numId w:val="6"/>
-        </w:numPr>
-        <w:rPr>
-          <w:lang w:val="en-US"/>
-        </w:rPr>
-      </w:pPr>
-      <w:r>
-        <w:rPr>
-          <w:lang w:val="en-US"/>
-        </w:rPr>
-        <w:t>Trong hệ cô lập hay nói cách khác, tổng hợp lực của hệ = 0 thì động lượng của hệ bảo toàn</w:t>
-      </w:r>
-    </w:p>
-    <w:p>
-      <w:pPr>
-        <w:pStyle w:val="ListParagraph"/>
-        <w:numPr>
-          <w:ilvl w:val="0"/>
-          <w:numId w:val="10"/>
-        </w:numPr>
-        <w:rPr>
-          <w:lang w:val="en-US"/>
-        </w:rPr>
-      </w:pPr>
-      <w:r>
-        <w:rPr>
-          <w:lang w:val="en-US"/>
-        </w:rPr>
-        <w:t>Xung Lượng Là Gì?</w:t>
-      </w:r>
-    </w:p>
-    <w:p>
-      <w:pPr>
-        <w:pStyle w:val="ListParagraph"/>
-        <w:numPr>
-          <w:ilvl w:val="0"/>
-          <w:numId w:val="6"/>
-        </w:numPr>
-        <w:rPr>
-          <w:lang w:val="en-US"/>
-        </w:rPr>
-      </w:pPr>
-      <w:r>
-        <w:rPr>
-          <w:lang w:val="en-US"/>
-        </w:rPr>
-        <w:t>Là độ biến thiên động lượng của vật khi chịu tác dụng của 1 lực trong 1 khoảng thời gian</w:t>
-      </w:r>
-    </w:p>
-    <w:p>
-      <w:pPr>
-        <w:pStyle w:val="ListParagraph"/>
-        <w:numPr>
-          <w:ilvl w:val="0"/>
-          <w:numId w:val="10"/>
-        </w:numPr>
-        <w:rPr>
-          <w:lang w:val="en-US"/>
-        </w:rPr>
-      </w:pPr>
-      <w:r>
-        <w:rPr>
-          <w:lang w:val="en-US"/>
-        </w:rPr>
-        <w:t>Tính Xung Lượng Của Lực?</w:t>
-      </w:r>
-    </w:p>
-    <w:p>
-      <w:pPr>
-        <w:pStyle w:val="ListParagraph"/>
-        <w:numPr>
-          <w:ilvl w:val="0"/>
-          <w:numId w:val="6"/>
-        </w:numPr>
+        <w:t>Tốc độ thay đổi động lượng của vật = tổng hợp lực tác dụng lên vật</w:t>
+      </w:r>
+      <w:r>
+        <w:rPr>
+          <w:lang w:val="en-US"/>
+        </w:rPr>
+        <w:t>, đây là phương trình cơ bản của thuyết tương đối</w:t>
+      </w:r>
+    </w:p>
+    <w:p>
+      <w:pPr>
+        <w:pStyle w:val="ListParagraph"/>
         <w:pBdr>
           <w:top w:val="single" w:sz="4" w:space="1" w:color="auto"/>
           <w:left w:val="single" w:sz="4" w:space="4" w:color="auto"/>
           <w:bottom w:val="single" w:sz="4" w:space="1" w:color="auto"/>
           <w:right w:val="single" w:sz="4" w:space="4" w:color="auto"/>
         </w:pBdr>
+        <w:ind w:left="1080"/>
+        <w:rPr>
+          <w:lang w:val="en-US"/>
+        </w:rPr>
+      </w:pPr>
+      <m:oMath>
+        <m:f>
+          <m:fPr>
+            <m:ctrlPr>
+              <w:rPr>
+                <w:rFonts w:ascii="Cambria Math" w:hAnsi="Cambria Math"/>
+                <w:i/>
+                <w:lang w:val="en-US"/>
+              </w:rPr>
+            </m:ctrlPr>
+          </m:fPr>
+          <m:num>
+            <m:r>
+              <w:rPr>
+                <w:rFonts w:ascii="Cambria Math" w:hAnsi="Cambria Math"/>
+                <w:lang w:val="en-US"/>
+              </w:rPr>
+              <m:t>d</m:t>
+            </m:r>
+            <m:r>
+              <w:rPr>
+                <w:rFonts w:ascii="Cambria Math" w:eastAsiaTheme="minorEastAsia" w:hAnsi="Cambria Math"/>
+                <w:lang w:val="en-US"/>
+              </w:rPr>
+              <m:t>K</m:t>
+            </m:r>
+          </m:num>
+          <m:den>
+            <m:r>
+              <w:rPr>
+                <w:rFonts w:ascii="Cambria Math" w:hAnsi="Cambria Math"/>
+                <w:lang w:val="en-US"/>
+              </w:rPr>
+              <m:t>dt</m:t>
+            </m:r>
+          </m:den>
+        </m:f>
+        <m:r>
+          <w:rPr>
+            <w:rFonts w:ascii="Cambria Math" w:eastAsiaTheme="minorEastAsia" w:hAnsi="Cambria Math"/>
+            <w:lang w:val="en-US"/>
+          </w:rPr>
+          <m:t>=F⇔</m:t>
+        </m:r>
+        <m:f>
+          <m:fPr>
+            <m:ctrlPr>
+              <w:rPr>
+                <w:rFonts w:ascii="Cambria Math" w:hAnsi="Cambria Math"/>
+                <w:i/>
+                <w:lang w:val="en-US"/>
+              </w:rPr>
+            </m:ctrlPr>
+          </m:fPr>
+          <m:num>
+            <m:r>
+              <w:rPr>
+                <w:rFonts w:ascii="Cambria Math" w:hAnsi="Cambria Math"/>
+                <w:lang w:val="en-US"/>
+              </w:rPr>
+              <m:t>d</m:t>
+            </m:r>
+            <m:d>
+              <m:dPr>
+                <m:ctrlPr>
+                  <w:rPr>
+                    <w:rFonts w:ascii="Cambria Math" w:eastAsiaTheme="minorEastAsia" w:hAnsi="Cambria Math"/>
+                    <w:i/>
+                    <w:lang w:val="en-US"/>
+                  </w:rPr>
+                </m:ctrlPr>
+              </m:dPr>
+              <m:e>
+                <m:r>
+                  <w:rPr>
+                    <w:rFonts w:ascii="Cambria Math" w:eastAsiaTheme="minorEastAsia" w:hAnsi="Cambria Math"/>
+                    <w:lang w:val="en-US"/>
+                  </w:rPr>
+                  <m:t>mv</m:t>
+                </m:r>
+              </m:e>
+            </m:d>
+          </m:num>
+          <m:den>
+            <m:r>
+              <w:rPr>
+                <w:rFonts w:ascii="Cambria Math" w:hAnsi="Cambria Math"/>
+                <w:lang w:val="en-US"/>
+              </w:rPr>
+              <m:t>dt</m:t>
+            </m:r>
+          </m:den>
+        </m:f>
+        <m:r>
+          <w:rPr>
+            <w:rFonts w:ascii="Cambria Math" w:eastAsiaTheme="minorEastAsia" w:hAnsi="Cambria Math"/>
+            <w:lang w:val="en-US"/>
+          </w:rPr>
+          <m:t>=F⇔</m:t>
+        </m:r>
+        <m:f>
+          <m:fPr>
+            <m:ctrlPr>
+              <w:rPr>
+                <w:rFonts w:ascii="Cambria Math" w:hAnsi="Cambria Math"/>
+                <w:i/>
+                <w:lang w:val="en-US"/>
+              </w:rPr>
+            </m:ctrlPr>
+          </m:fPr>
+          <m:num>
+            <m:r>
+              <w:rPr>
+                <w:rFonts w:ascii="Cambria Math" w:hAnsi="Cambria Math"/>
+                <w:lang w:val="en-US"/>
+              </w:rPr>
+              <m:t>dm</m:t>
+            </m:r>
+          </m:num>
+          <m:den>
+            <m:r>
+              <w:rPr>
+                <w:rFonts w:ascii="Cambria Math" w:hAnsi="Cambria Math"/>
+                <w:lang w:val="en-US"/>
+              </w:rPr>
+              <m:t>dt</m:t>
+            </m:r>
+          </m:den>
+        </m:f>
+        <m:r>
+          <w:rPr>
+            <w:rFonts w:ascii="Cambria Math" w:eastAsiaTheme="minorEastAsia" w:hAnsi="Cambria Math"/>
+            <w:lang w:val="en-US"/>
+          </w:rPr>
+          <m:t>v+m</m:t>
+        </m:r>
+        <m:f>
+          <m:fPr>
+            <m:ctrlPr>
+              <w:rPr>
+                <w:rFonts w:ascii="Cambria Math" w:hAnsi="Cambria Math"/>
+                <w:i/>
+                <w:lang w:val="en-US"/>
+              </w:rPr>
+            </m:ctrlPr>
+          </m:fPr>
+          <m:num>
+            <m:r>
+              <w:rPr>
+                <w:rFonts w:ascii="Cambria Math" w:hAnsi="Cambria Math"/>
+                <w:lang w:val="en-US"/>
+              </w:rPr>
+              <m:t>dv</m:t>
+            </m:r>
+          </m:num>
+          <m:den>
+            <m:r>
+              <w:rPr>
+                <w:rFonts w:ascii="Cambria Math" w:hAnsi="Cambria Math"/>
+                <w:lang w:val="en-US"/>
+              </w:rPr>
+              <m:t>dt</m:t>
+            </m:r>
+          </m:den>
+        </m:f>
+        <m:r>
+          <w:rPr>
+            <w:rFonts w:ascii="Cambria Math" w:eastAsiaTheme="minorEastAsia" w:hAnsi="Cambria Math"/>
+            <w:lang w:val="en-US"/>
+          </w:rPr>
+          <m:t>=F⇔</m:t>
+        </m:r>
+        <m:f>
+          <m:fPr>
+            <m:ctrlPr>
+              <w:rPr>
+                <w:rFonts w:ascii="Cambria Math" w:hAnsi="Cambria Math"/>
+                <w:i/>
+                <w:lang w:val="en-US"/>
+              </w:rPr>
+            </m:ctrlPr>
+          </m:fPr>
+          <m:num>
+            <m:r>
+              <w:rPr>
+                <w:rFonts w:ascii="Cambria Math" w:hAnsi="Cambria Math"/>
+                <w:lang w:val="en-US"/>
+              </w:rPr>
+              <m:t>dm</m:t>
+            </m:r>
+          </m:num>
+          <m:den>
+            <m:r>
+              <w:rPr>
+                <w:rFonts w:ascii="Cambria Math" w:hAnsi="Cambria Math"/>
+                <w:lang w:val="en-US"/>
+              </w:rPr>
+              <m:t>dt</m:t>
+            </m:r>
+          </m:den>
+        </m:f>
+        <m:r>
+          <w:rPr>
+            <w:rFonts w:ascii="Cambria Math" w:eastAsiaTheme="minorEastAsia" w:hAnsi="Cambria Math"/>
+            <w:lang w:val="en-US"/>
+          </w:rPr>
+          <m:t>v+m</m:t>
+        </m:r>
+        <m:r>
+          <w:rPr>
+            <w:rFonts w:ascii="Cambria Math" w:hAnsi="Cambria Math"/>
+            <w:lang w:val="en-US"/>
+          </w:rPr>
+          <m:t>a</m:t>
+        </m:r>
+        <m:r>
+          <w:rPr>
+            <w:rFonts w:ascii="Cambria Math" w:eastAsiaTheme="minorEastAsia" w:hAnsi="Cambria Math"/>
+            <w:lang w:val="en-US"/>
+          </w:rPr>
+          <m:t>=F</m:t>
+        </m:r>
+      </m:oMath>
+      <w:r>
+        <w:rPr>
+          <w:rFonts w:eastAsiaTheme="minorEastAsia"/>
+          <w:lang w:val="en-US"/>
+        </w:rPr>
+        <w:t xml:space="preserve"> </w:t>
+      </w:r>
+    </w:p>
+    <w:p>
+      <w:pPr>
+        <w:pStyle w:val="ListParagraph"/>
+        <w:numPr>
+          <w:ilvl w:val="0"/>
+          <w:numId w:val="6"/>
+        </w:numPr>
+        <w:rPr>
+          <w:lang w:val="en-US"/>
+        </w:rPr>
+      </w:pPr>
+      <w:r>
+        <w:rPr>
+          <w:lang w:val="en-US"/>
+        </w:rPr>
+        <w:t>Dễ thấy phương trình này tổng quát hơn phương trình cơ bản của vật lí cổ điển</w:t>
+      </w:r>
+    </w:p>
+    <w:p>
+      <w:pPr>
+        <w:pStyle w:val="ListParagraph"/>
+        <w:numPr>
+          <w:ilvl w:val="0"/>
+          <w:numId w:val="6"/>
+        </w:numPr>
+        <w:rPr>
+          <w:lang w:val="en-US"/>
+        </w:rPr>
+      </w:pPr>
+      <w:r>
+        <w:rPr>
+          <w:lang w:val="en-US"/>
+        </w:rPr>
+        <w:t>Trong hệ cô lập</w:t>
+      </w:r>
+      <w:r>
+        <w:rPr>
+          <w:lang w:val="en-US"/>
+        </w:rPr>
+        <w:t xml:space="preserve">, </w:t>
+      </w:r>
+      <w:r>
+        <w:rPr>
+          <w:lang w:val="en-US"/>
+        </w:rPr>
+        <w:t>động lượng của hệ bảo toàn</w:t>
+      </w:r>
+    </w:p>
+    <w:p>
+      <w:pPr>
+        <w:pStyle w:val="ListParagraph"/>
+        <w:numPr>
+          <w:ilvl w:val="0"/>
+          <w:numId w:val="10"/>
+        </w:numPr>
+        <w:rPr>
+          <w:lang w:val="en-US"/>
+        </w:rPr>
+      </w:pPr>
+      <w:r>
+        <w:rPr>
+          <w:lang w:val="en-US"/>
+        </w:rPr>
+        <w:t>Xung Lượng Là Gì?</w:t>
+      </w:r>
+    </w:p>
+    <w:p>
+      <w:pPr>
+        <w:pStyle w:val="ListParagraph"/>
+        <w:numPr>
+          <w:ilvl w:val="0"/>
+          <w:numId w:val="6"/>
+        </w:numPr>
+        <w:rPr>
+          <w:lang w:val="en-US"/>
+        </w:rPr>
+      </w:pPr>
+      <w:r>
+        <w:rPr>
+          <w:lang w:val="en-US"/>
+        </w:rPr>
+        <w:t>Là độ biến thiên động lượng của vật khi chịu tác dụng của 1 lực trong 1 khoảng thời gian</w:t>
+      </w:r>
+    </w:p>
+    <w:p>
+      <w:pPr>
+        <w:pStyle w:val="ListParagraph"/>
+        <w:numPr>
+          <w:ilvl w:val="0"/>
+          <w:numId w:val="10"/>
+        </w:numPr>
+        <w:rPr>
+          <w:lang w:val="en-US"/>
+        </w:rPr>
+      </w:pPr>
+      <w:r>
+        <w:rPr>
+          <w:lang w:val="en-US"/>
+        </w:rPr>
+        <w:t>Tính Xung Lượng Của Lực?</w:t>
+      </w:r>
+    </w:p>
+    <w:p>
+      <w:pPr>
+        <w:pStyle w:val="ListParagraph"/>
+        <w:pBdr>
+          <w:top w:val="single" w:sz="4" w:space="1" w:color="auto"/>
+          <w:left w:val="single" w:sz="4" w:space="4" w:color="auto"/>
+          <w:bottom w:val="single" w:sz="4" w:space="1" w:color="auto"/>
+          <w:right w:val="single" w:sz="4" w:space="4" w:color="auto"/>
+        </w:pBdr>
+        <w:ind w:left="1080"/>
         <w:rPr>
           <w:lang w:val="en-US"/>
         </w:rPr>
@@ -4147,65 +4485,16 @@
             <w:rFonts w:ascii="Cambria Math" w:hAnsi="Cambria Math"/>
             <w:lang w:val="en-US"/>
           </w:rPr>
-          <m:t>∆</m:t>
-        </m:r>
-        <m:acc>
-          <m:accPr>
-            <m:chr m:val="⃗"/>
-            <m:ctrlPr>
-              <w:rPr>
-                <w:rFonts w:ascii="Cambria Math" w:hAnsi="Cambria Math"/>
-                <w:i/>
-                <w:lang w:val="en-US"/>
-              </w:rPr>
-            </m:ctrlPr>
-          </m:accPr>
-          <m:e>
-            <m:r>
-              <w:rPr>
-                <w:rFonts w:ascii="Cambria Math" w:hAnsi="Cambria Math"/>
-                <w:lang w:val="en-US"/>
-              </w:rPr>
-              <m:t>k</m:t>
-            </m:r>
-          </m:e>
-        </m:acc>
-        <m:r>
-          <w:rPr>
-            <w:rFonts w:ascii="Cambria Math" w:hAnsi="Cambria Math"/>
-            <w:lang w:val="en-US"/>
-          </w:rPr>
-          <m:t>=</m:t>
-        </m:r>
-        <m:acc>
-          <m:accPr>
-            <m:chr m:val="⃗"/>
-            <m:ctrlPr>
-              <w:rPr>
-                <w:rFonts w:ascii="Cambria Math" w:hAnsi="Cambria Math"/>
-                <w:i/>
-                <w:lang w:val="en-US"/>
-              </w:rPr>
-            </m:ctrlPr>
-          </m:accPr>
-          <m:e>
-            <m:r>
-              <w:rPr>
-                <w:rFonts w:ascii="Cambria Math" w:hAnsi="Cambria Math"/>
-                <w:lang w:val="en-US"/>
-              </w:rPr>
-              <m:t>F</m:t>
-            </m:r>
-          </m:e>
-        </m:acc>
-        <m:r>
-          <w:rPr>
-            <w:rFonts w:ascii="Cambria Math" w:hAnsi="Cambria Math"/>
-            <w:lang w:val="en-US"/>
-          </w:rPr>
-          <m:t>∆t</m:t>
+          <m:t>∆K=F∆t</m:t>
         </m:r>
       </m:oMath>
+      <w:r>
+        <w:rPr>
+          <w:rFonts w:eastAsiaTheme="minorEastAsia"/>
+          <w:lang w:val="en-US"/>
+        </w:rPr>
+        <w:t xml:space="preserve"> </w:t>
+      </w:r>
     </w:p>
     <w:p>
       <w:pPr>
@@ -4222,7 +4511,13 @@
         <w:rPr>
           <w:lang w:val="en-US"/>
         </w:rPr>
-        <w:t>F là lực tác dụng</w:t>
+        <w:t xml:space="preserve">F là </w:t>
+      </w:r>
+      <w:r>
+        <w:rPr>
+          <w:lang w:val="en-US"/>
+        </w:rPr>
+        <w:t>Vector lực</w:t>
       </w:r>
     </w:p>
     <w:p>
@@ -4267,16 +4562,13 @@
     <w:p>
       <w:pPr>
         <w:pStyle w:val="ListParagraph"/>
-        <w:numPr>
-          <w:ilvl w:val="0"/>
-          <w:numId w:val="6"/>
-        </w:numPr>
         <w:pBdr>
           <w:top w:val="single" w:sz="4" w:space="1" w:color="auto"/>
           <w:left w:val="single" w:sz="4" w:space="4" w:color="auto"/>
           <w:bottom w:val="single" w:sz="4" w:space="1" w:color="auto"/>
           <w:right w:val="single" w:sz="4" w:space="4" w:color="auto"/>
         </w:pBdr>
+        <w:ind w:left="1080"/>
         <w:rPr>
           <w:rFonts w:ascii="Cambria Math" w:hAnsi="Cambria Math"/>
           <w:lang w:val="en-US"/>
@@ -4284,140 +4576,28 @@
         </w:rPr>
       </w:pPr>
       <m:oMath>
-        <m:acc>
-          <m:accPr>
-            <m:chr m:val="⃗"/>
-            <m:ctrlPr>
-              <w:rPr>
-                <w:rFonts w:ascii="Cambria Math" w:hAnsi="Cambria Math"/>
-                <w:i/>
-                <w:lang w:val="en-US"/>
-              </w:rPr>
-            </m:ctrlPr>
-          </m:accPr>
-          <m:e>
-            <m:r>
-              <w:rPr>
-                <w:rFonts w:ascii="Cambria Math" w:hAnsi="Cambria Math"/>
-                <w:lang w:val="en-US"/>
-              </w:rPr>
-              <m:t>L</m:t>
-            </m:r>
-          </m:e>
-        </m:acc>
+        <m:r>
+          <w:rPr>
+            <w:rFonts w:ascii="Cambria Math" w:hAnsi="Cambria Math"/>
+            <w:lang w:val="en-US"/>
+          </w:rPr>
+          <m:t>L</m:t>
+        </m:r>
         <m:r>
           <w:rPr>
             <w:rFonts w:ascii="Cambria Math" w:eastAsiaTheme="minorEastAsia" w:hAnsi="Cambria Math"/>
             <w:lang w:val="en-US"/>
           </w:rPr>
-          <m:t>=</m:t>
+          <m:t>=r×p=mr×v</m:t>
         </m:r>
-        <m:acc>
-          <m:accPr>
-            <m:chr m:val="⃗"/>
-            <m:ctrlPr>
-              <w:rPr>
-                <w:rFonts w:ascii="Cambria Math" w:eastAsiaTheme="minorEastAsia" w:hAnsi="Cambria Math"/>
-                <w:i/>
-                <w:lang w:val="en-US"/>
-              </w:rPr>
-            </m:ctrlPr>
-          </m:accPr>
-          <m:e>
-            <m:r>
-              <w:rPr>
-                <w:rFonts w:ascii="Cambria Math" w:eastAsiaTheme="minorEastAsia" w:hAnsi="Cambria Math"/>
-                <w:lang w:val="en-US"/>
-              </w:rPr>
-              <m:t>r</m:t>
-            </m:r>
-          </m:e>
-        </m:acc>
-        <m:r>
-          <w:rPr>
-            <w:rFonts w:ascii="Cambria Math" w:eastAsiaTheme="minorEastAsia" w:hAnsi="Cambria Math"/>
-            <w:lang w:val="en-US"/>
-          </w:rPr>
-          <m:t>×</m:t>
-        </m:r>
-        <m:acc>
-          <m:accPr>
-            <m:chr m:val="⃗"/>
-            <m:ctrlPr>
-              <w:rPr>
-                <w:rFonts w:ascii="Cambria Math" w:eastAsiaTheme="minorEastAsia" w:hAnsi="Cambria Math"/>
-                <w:i/>
-                <w:lang w:val="en-US"/>
-              </w:rPr>
-            </m:ctrlPr>
-          </m:accPr>
-          <m:e>
-            <m:r>
-              <w:rPr>
-                <w:rFonts w:ascii="Cambria Math" w:eastAsiaTheme="minorEastAsia" w:hAnsi="Cambria Math"/>
-                <w:lang w:val="en-US"/>
-              </w:rPr>
-              <m:t>p</m:t>
-            </m:r>
-          </m:e>
-        </m:acc>
-        <m:r>
-          <w:rPr>
-            <w:rFonts w:ascii="Cambria Math" w:eastAsiaTheme="minorEastAsia" w:hAnsi="Cambria Math"/>
-            <w:lang w:val="en-US"/>
-          </w:rPr>
-          <m:t>=m</m:t>
-        </m:r>
-        <m:acc>
-          <m:accPr>
-            <m:chr m:val="⃗"/>
-            <m:ctrlPr>
-              <w:rPr>
-                <w:rFonts w:ascii="Cambria Math" w:eastAsiaTheme="minorEastAsia" w:hAnsi="Cambria Math"/>
-                <w:i/>
-                <w:lang w:val="en-US"/>
-              </w:rPr>
-            </m:ctrlPr>
-          </m:accPr>
-          <m:e>
-            <m:r>
-              <w:rPr>
-                <w:rFonts w:ascii="Cambria Math" w:eastAsiaTheme="minorEastAsia" w:hAnsi="Cambria Math"/>
-                <w:lang w:val="en-US"/>
-              </w:rPr>
-              <m:t>r</m:t>
-            </m:r>
-          </m:e>
-        </m:acc>
-        <m:r>
-          <w:rPr>
-            <w:rFonts w:ascii="Cambria Math" w:eastAsiaTheme="minorEastAsia" w:hAnsi="Cambria Math"/>
-            <w:lang w:val="en-US"/>
-          </w:rPr>
-          <m:t>×</m:t>
-        </m:r>
-        <m:acc>
-          <m:accPr>
-            <m:chr m:val="⃗"/>
-            <m:ctrlPr>
-              <w:rPr>
-                <w:rFonts w:ascii="Cambria Math" w:eastAsiaTheme="minorEastAsia" w:hAnsi="Cambria Math"/>
-                <w:i/>
-                <w:lang w:val="en-US"/>
-              </w:rPr>
-            </m:ctrlPr>
-          </m:accPr>
-          <m:e>
-            <m:r>
-              <w:rPr>
-                <w:rFonts w:ascii="Cambria Math" w:eastAsiaTheme="minorEastAsia" w:hAnsi="Cambria Math"/>
-                <w:lang w:val="en-US"/>
-              </w:rPr>
-              <m:t>v</m:t>
-            </m:r>
-          </m:e>
-        </m:acc>
       </m:oMath>
+      <w:r>
+        <w:rPr>
+          <w:rFonts w:eastAsiaTheme="minorEastAsia"/>
+          <w:lang w:val="en-US"/>
+        </w:rPr>
+        <w:t xml:space="preserve"> </w:t>
+      </w:r>
     </w:p>
     <w:p>
       <w:pPr>
@@ -4569,16 +4749,13 @@
     <w:p>
       <w:pPr>
         <w:pStyle w:val="ListParagraph"/>
-        <w:numPr>
-          <w:ilvl w:val="0"/>
-          <w:numId w:val="6"/>
-        </w:numPr>
         <w:pBdr>
           <w:top w:val="single" w:sz="4" w:space="1" w:color="auto"/>
           <w:left w:val="single" w:sz="4" w:space="4" w:color="auto"/>
           <w:bottom w:val="single" w:sz="4" w:space="1" w:color="auto"/>
           <w:right w:val="single" w:sz="4" w:space="4" w:color="auto"/>
         </w:pBdr>
+        <w:ind w:left="1080"/>
         <w:rPr>
           <w:rFonts w:ascii="Cambria Math" w:hAnsi="Cambria Math"/>
           <w:lang w:val="en-US"/>
@@ -4594,6 +4771,13 @@
           <m:t>L=Iω</m:t>
         </m:r>
       </m:oMath>
+      <w:r>
+        <w:rPr>
+          <w:rFonts w:eastAsiaTheme="minorEastAsia"/>
+          <w:lang w:val="en-US"/>
+        </w:rPr>
+        <w:t xml:space="preserve"> </w:t>
+      </w:r>
     </w:p>
     <w:p>
       <w:pPr>
@@ -4613,7 +4797,21 @@
           <w:rFonts w:eastAsiaTheme="minorEastAsia"/>
           <w:lang w:val="en-US"/>
         </w:rPr>
-        <w:t>I là Moment quán tính đặc trưng cho hình thù của vật</w:t>
+        <w:t xml:space="preserve">I là </w:t>
+      </w:r>
+      <w:r>
+        <w:rPr>
+          <w:rFonts w:eastAsiaTheme="minorEastAsia"/>
+          <w:lang w:val="en-US"/>
+        </w:rPr>
+        <w:t xml:space="preserve">độ lớn </w:t>
+      </w:r>
+      <w:r>
+        <w:rPr>
+          <w:rFonts w:eastAsiaTheme="minorEastAsia"/>
+          <w:lang w:val="en-US"/>
+        </w:rPr>
+        <w:t>Moment quán tính đặc trưng cho hình thù của vật</w:t>
       </w:r>
     </w:p>
     <w:p>
@@ -4641,7 +4839,21 @@
           <w:rFonts w:eastAsiaTheme="minorEastAsia"/>
           <w:lang w:val="en-US"/>
         </w:rPr>
-        <w:t xml:space="preserve"> là tốc độ góc</w:t>
+        <w:t xml:space="preserve"> là </w:t>
+      </w:r>
+      <w:r>
+        <w:rPr>
+          <w:rFonts w:eastAsiaTheme="minorEastAsia"/>
+          <w:lang w:val="en-US"/>
+        </w:rPr>
+        <w:t xml:space="preserve">Vector </w:t>
+      </w:r>
+      <w:r>
+        <w:rPr>
+          <w:rFonts w:eastAsiaTheme="minorEastAsia"/>
+          <w:lang w:val="en-US"/>
+        </w:rPr>
+        <w:t>tốc độ góc</w:t>
       </w:r>
     </w:p>
     <w:p>
@@ -4773,6 +4985,7 @@
         <w:rPr>
           <w:lang w:val="en-US"/>
         </w:rPr>
+        <w:lastRenderedPageBreak/>
         <w:t>Bởi vì khi đó, vật đang chịu tác dụng của lực hướng tâm, tổng hợp lực của hệ khác 0 nên không bả</w:t>
       </w:r>
       <w:r>
@@ -4863,7 +5076,6 @@
         <w:rPr>
           <w:lang w:val="en-US"/>
         </w:rPr>
-        <w:lastRenderedPageBreak/>
         <w:t>Ngẫu lực là 2 lực ngược chiều cùng độ lớn tác động đồng thời lên 2 điểm A và B</w:t>
       </w:r>
       <w:r>
@@ -5062,7 +5274,19 @@
         <w:rPr>
           <w:lang w:val="en-US"/>
         </w:rPr>
-        <w:t>Công Thức Tổng Quát Moment Quán Tính?</w:t>
+        <w:t xml:space="preserve">Công Thức Tổng Quát </w:t>
+      </w:r>
+      <w:r>
+        <w:rPr>
+          <w:lang w:val="en-US"/>
+        </w:rPr>
+        <w:t xml:space="preserve">Độ Lớn </w:t>
+      </w:r>
+      <w:r>
+        <w:rPr>
+          <w:lang w:val="en-US"/>
+        </w:rPr>
+        <w:t>Moment Quán Tính?</w:t>
       </w:r>
     </w:p>
     <w:p>
@@ -5110,16 +5334,13 @@
     <w:p>
       <w:pPr>
         <w:pStyle w:val="ListParagraph"/>
-        <w:numPr>
-          <w:ilvl w:val="0"/>
-          <w:numId w:val="6"/>
-        </w:numPr>
         <w:pBdr>
           <w:top w:val="single" w:sz="4" w:space="1" w:color="auto"/>
           <w:left w:val="single" w:sz="4" w:space="4" w:color="auto"/>
           <w:bottom w:val="single" w:sz="4" w:space="1" w:color="auto"/>
           <w:right w:val="single" w:sz="4" w:space="4" w:color="auto"/>
         </w:pBdr>
+        <w:ind w:left="1080"/>
         <w:rPr>
           <w:rFonts w:ascii="Cambria Math" w:hAnsi="Cambria Math"/>
           <w:lang w:val="en-US"/>
@@ -5189,6 +5410,13 @@
           </m:e>
         </m:nary>
       </m:oMath>
+      <w:r>
+        <w:rPr>
+          <w:rFonts w:eastAsiaTheme="minorEastAsia"/>
+          <w:lang w:val="en-US"/>
+        </w:rPr>
+        <w:t xml:space="preserve"> </w:t>
+      </w:r>
     </w:p>
     <w:p>
       <w:pPr>
@@ -5467,16 +5695,13 @@
     <w:p>
       <w:pPr>
         <w:pStyle w:val="ListParagraph"/>
-        <w:numPr>
-          <w:ilvl w:val="0"/>
-          <w:numId w:val="6"/>
-        </w:numPr>
         <w:pBdr>
           <w:top w:val="single" w:sz="4" w:space="1" w:color="auto"/>
           <w:left w:val="single" w:sz="4" w:space="4" w:color="auto"/>
           <w:bottom w:val="single" w:sz="4" w:space="1" w:color="auto"/>
           <w:right w:val="single" w:sz="4" w:space="4" w:color="auto"/>
         </w:pBdr>
+        <w:ind w:left="1080"/>
         <w:rPr>
           <w:rFonts w:ascii="Cambria Math" w:hAnsi="Cambria Math"/>
           <w:lang w:val="en-US"/>
@@ -5624,6 +5849,13 @@
           </m:e>
         </m:d>
       </m:oMath>
+      <w:r>
+        <w:rPr>
+          <w:rFonts w:eastAsiaTheme="minorEastAsia"/>
+          <w:lang w:val="en-US"/>
+        </w:rPr>
+        <w:t xml:space="preserve"> </w:t>
+      </w:r>
     </w:p>
     <w:p>
       <w:pPr>
@@ -5760,16 +5992,13 @@
     <w:p>
       <w:pPr>
         <w:pStyle w:val="ListParagraph"/>
-        <w:numPr>
-          <w:ilvl w:val="0"/>
-          <w:numId w:val="6"/>
-        </w:numPr>
         <w:pBdr>
           <w:top w:val="single" w:sz="4" w:space="1" w:color="auto"/>
           <w:left w:val="single" w:sz="4" w:space="4" w:color="auto"/>
           <w:bottom w:val="single" w:sz="4" w:space="1" w:color="auto"/>
           <w:right w:val="single" w:sz="4" w:space="4" w:color="auto"/>
         </w:pBdr>
+        <w:ind w:left="1080"/>
         <w:rPr>
           <w:rFonts w:ascii="Cambria Math" w:hAnsi="Cambria Math"/>
           <w:lang w:val="en-US"/>
@@ -5899,6 +6128,13 @@
           </m:e>
         </m:d>
       </m:oMath>
+      <w:r>
+        <w:rPr>
+          <w:rFonts w:eastAsiaTheme="minorEastAsia"/>
+          <w:lang w:val="en-US"/>
+        </w:rPr>
+        <w:t xml:space="preserve"> </w:t>
+      </w:r>
     </w:p>
     <w:p>
       <w:pPr>
@@ -5918,6 +6154,7 @@
           <w:rFonts w:eastAsiaTheme="minorEastAsia"/>
           <w:lang w:val="en-US"/>
         </w:rPr>
+        <w:lastRenderedPageBreak/>
         <w:t>m là khối lượng hình hình hộp chữ nhật</w:t>
       </w:r>
     </w:p>
@@ -5966,16 +6203,13 @@
     <w:p>
       <w:pPr>
         <w:pStyle w:val="ListParagraph"/>
-        <w:numPr>
-          <w:ilvl w:val="0"/>
-          <w:numId w:val="6"/>
-        </w:numPr>
         <w:pBdr>
           <w:top w:val="single" w:sz="4" w:space="1" w:color="auto"/>
           <w:left w:val="single" w:sz="4" w:space="4" w:color="auto"/>
           <w:bottom w:val="single" w:sz="4" w:space="1" w:color="auto"/>
           <w:right w:val="single" w:sz="4" w:space="4" w:color="auto"/>
         </w:pBdr>
+        <w:ind w:left="1080"/>
         <w:rPr>
           <w:rFonts w:ascii="Cambria Math" w:hAnsi="Cambria Math"/>
           <w:lang w:val="en-US"/>
@@ -6056,6 +6290,13 @@
           </m:sup>
         </m:sSup>
       </m:oMath>
+      <w:r>
+        <w:rPr>
+          <w:rFonts w:eastAsiaTheme="minorEastAsia"/>
+          <w:lang w:val="en-US"/>
+        </w:rPr>
+        <w:t xml:space="preserve"> </w:t>
+      </w:r>
     </w:p>
     <w:p>
       <w:pPr>
@@ -6096,7 +6337,6 @@
           <w:rFonts w:eastAsiaTheme="minorEastAsia"/>
           <w:lang w:val="en-US"/>
         </w:rPr>
-        <w:lastRenderedPageBreak/>
         <w:t>r là bán kính hình cầu</w:t>
       </w:r>
     </w:p>
@@ -6124,16 +6364,13 @@
     <w:p>
       <w:pPr>
         <w:pStyle w:val="ListParagraph"/>
-        <w:numPr>
-          <w:ilvl w:val="0"/>
-          <w:numId w:val="6"/>
-        </w:numPr>
         <w:pBdr>
           <w:top w:val="single" w:sz="4" w:space="1" w:color="auto"/>
           <w:left w:val="single" w:sz="4" w:space="4" w:color="auto"/>
           <w:bottom w:val="single" w:sz="4" w:space="1" w:color="auto"/>
           <w:right w:val="single" w:sz="4" w:space="4" w:color="auto"/>
         </w:pBdr>
+        <w:ind w:left="1080"/>
         <w:rPr>
           <w:rFonts w:ascii="Cambria Math" w:hAnsi="Cambria Math"/>
           <w:lang w:val="en-US"/>
@@ -6214,6 +6451,13 @@
           </m:sup>
         </m:sSup>
       </m:oMath>
+      <w:r>
+        <w:rPr>
+          <w:rFonts w:eastAsiaTheme="minorEastAsia"/>
+          <w:lang w:val="en-US"/>
+        </w:rPr>
+        <w:t xml:space="preserve"> </w:t>
+      </w:r>
     </w:p>
     <w:p>
       <w:pPr>
@@ -6281,16 +6525,13 @@
     <w:p>
       <w:pPr>
         <w:pStyle w:val="ListParagraph"/>
-        <w:numPr>
-          <w:ilvl w:val="0"/>
-          <w:numId w:val="6"/>
-        </w:numPr>
         <w:pBdr>
           <w:top w:val="single" w:sz="4" w:space="1" w:color="auto"/>
           <w:left w:val="single" w:sz="4" w:space="4" w:color="auto"/>
           <w:bottom w:val="single" w:sz="4" w:space="1" w:color="auto"/>
           <w:right w:val="single" w:sz="4" w:space="4" w:color="auto"/>
         </w:pBdr>
+        <w:ind w:left="1080"/>
         <w:rPr>
           <w:rFonts w:ascii="Cambria Math" w:hAnsi="Cambria Math"/>
           <w:lang w:val="en-US"/>
@@ -6371,6 +6612,13 @@
           </m:sup>
         </m:sSup>
       </m:oMath>
+      <w:r>
+        <w:rPr>
+          <w:rFonts w:eastAsiaTheme="minorEastAsia"/>
+          <w:lang w:val="en-US"/>
+        </w:rPr>
+        <w:t xml:space="preserve"> </w:t>
+      </w:r>
     </w:p>
     <w:p>
       <w:pPr>
@@ -6438,16 +6686,13 @@
     <w:p>
       <w:pPr>
         <w:pStyle w:val="ListParagraph"/>
-        <w:numPr>
-          <w:ilvl w:val="0"/>
-          <w:numId w:val="6"/>
-        </w:numPr>
         <w:pBdr>
           <w:top w:val="single" w:sz="4" w:space="1" w:color="auto"/>
           <w:left w:val="single" w:sz="4" w:space="4" w:color="auto"/>
           <w:bottom w:val="single" w:sz="4" w:space="1" w:color="auto"/>
           <w:right w:val="single" w:sz="4" w:space="4" w:color="auto"/>
         </w:pBdr>
+        <w:ind w:left="1080"/>
         <w:rPr>
           <w:rFonts w:ascii="Cambria Math" w:hAnsi="Cambria Math"/>
           <w:lang w:val="en-US"/>
@@ -6528,6 +6773,13 @@
           </m:sup>
         </m:sSup>
       </m:oMath>
+      <w:r>
+        <w:rPr>
+          <w:rFonts w:eastAsiaTheme="minorEastAsia"/>
+          <w:lang w:val="en-US"/>
+        </w:rPr>
+        <w:t xml:space="preserve"> </w:t>
+      </w:r>
     </w:p>
     <w:p>
       <w:pPr>
@@ -6792,6 +7044,7 @@
         <w:rPr>
           <w:lang w:val="en-US"/>
         </w:rPr>
+        <w:lastRenderedPageBreak/>
         <w:t>Xét 1 dụng cụ, khi ta nhấc 1 vật thấy nó nặng vãi, nhưng dùng dụng cụ này thì thấy nhẹ hều, khi đó dụng cụ có lợi thế cơ học, tuy nhiên, để bảo toàn năng lượng, quãng đường mà tay ta đi được sẽ gấp nhiều lần quãng đường vật đi được</w:t>
       </w:r>
     </w:p>
@@ -6828,290 +7081,296 @@
         <w:rPr>
           <w:lang w:val="en-US"/>
         </w:rPr>
+        <w:t>Giả sử ta phải giữ 1 vật trong 1 tiếng thấy mệt vãi, thì khi dùng những dụng cụ này, thì thấy khỏe vãi vì lực mà ta phải bỏ ra trong 1 tiếng đã được giảm đi đáng kể</w:t>
+      </w:r>
+    </w:p>
+    <w:p>
+      <w:pPr>
+        <w:rPr>
+          <w:lang w:val="en-US"/>
+        </w:rPr>
+      </w:pPr>
+    </w:p>
+    <w:p>
+      <w:pPr>
+        <w:rPr>
+          <w:lang w:val="en-US"/>
+        </w:rPr>
+      </w:pPr>
+      <w:r>
+        <w:rPr>
+          <w:lang w:val="en-US"/>
+        </w:rPr>
+        <w:t>Pulley – Ròng Rọc:</w:t>
+      </w:r>
+    </w:p>
+    <w:p>
+      <w:pPr>
+        <w:pStyle w:val="ListParagraph"/>
+        <w:numPr>
+          <w:ilvl w:val="0"/>
+          <w:numId w:val="15"/>
+        </w:numPr>
+        <w:rPr>
+          <w:lang w:val="en-US"/>
+        </w:rPr>
+      </w:pPr>
+      <w:r>
+        <w:rPr>
+          <w:lang w:val="en-US"/>
+        </w:rPr>
+        <w:t xml:space="preserve">Tại </w:t>
+      </w:r>
+      <w:r>
+        <w:rPr>
+          <w:lang w:val="en-US"/>
+        </w:rPr>
+        <w:t xml:space="preserve">Sao Cầm Sợi Dây Kéo Vật Qua Ròng Rọc Thì Lực Kéo </w:t>
+      </w:r>
+      <w:r>
+        <w:rPr>
+          <w:lang w:val="en-US"/>
+        </w:rPr>
+        <w:t>=</w:t>
+      </w:r>
+      <w:r>
+        <w:rPr>
+          <w:lang w:val="en-US"/>
+        </w:rPr>
+        <w:t xml:space="preserve"> Trọng Lực?</w:t>
+      </w:r>
+    </w:p>
+    <w:p>
+      <w:pPr>
+        <w:pStyle w:val="ListParagraph"/>
+        <w:numPr>
+          <w:ilvl w:val="0"/>
+          <w:numId w:val="4"/>
+        </w:numPr>
+        <w:rPr>
+          <w:lang w:val="en-US"/>
+        </w:rPr>
+      </w:pPr>
+      <w:r>
+        <w:rPr>
+          <w:lang w:val="en-US"/>
+        </w:rPr>
+        <w:t>Tưởng tượng</w:t>
+      </w:r>
+      <w:r>
+        <w:rPr>
+          <w:lang w:val="en-US"/>
+        </w:rPr>
+        <w:t xml:space="preserve"> bánh</w:t>
+      </w:r>
+      <w:r>
+        <w:rPr>
+          <w:lang w:val="en-US"/>
+        </w:rPr>
+        <w:t xml:space="preserve"> ròng rọc không phải hình tròn mà là hình đa giác đề</w:t>
+      </w:r>
+      <w:r>
+        <w:rPr>
+          <w:lang w:val="en-US"/>
+        </w:rPr>
+        <w:t>u với cạnh rất nhỏ, khi đó tại đỉnh tiếp xúc dây mà tại đó dây có phương thẳng đứng, ta phân tích được trọng lực tác dụng lên thành phần dây ở điểm này thành 2 Vector, 1 Vector triệt tiêu phản lực của bánh ròng rọc và 1 Vector có độ lớn = trọng lực và có phương của thành phần dây kế tiếp, cứ như thế Vector này lại truyền lên phía trên và độ lớn lực kéo như nhau tại mọi điểm trên dây, do đó nếu muốn kéo vật lên đều thì lực kéo phải ít nhất = trọng lực vật</w:t>
+      </w:r>
+    </w:p>
+    <w:p>
+      <w:pPr>
+        <w:pStyle w:val="ListParagraph"/>
+        <w:numPr>
+          <w:ilvl w:val="0"/>
+          <w:numId w:val="15"/>
+        </w:numPr>
+        <w:rPr>
+          <w:lang w:val="en-US"/>
+        </w:rPr>
+      </w:pPr>
+      <w:r>
+        <w:rPr>
+          <w:lang w:val="en-US"/>
+        </w:rPr>
+        <w:t>Ròng Rọc Động Là Gì?</w:t>
+      </w:r>
+    </w:p>
+    <w:p>
+      <w:pPr>
+        <w:pStyle w:val="ListParagraph"/>
+        <w:numPr>
+          <w:ilvl w:val="0"/>
+          <w:numId w:val="4"/>
+        </w:numPr>
+        <w:rPr>
+          <w:lang w:val="en-US"/>
+        </w:rPr>
+      </w:pPr>
+      <w:r>
+        <w:rPr>
+          <w:lang w:val="en-US"/>
+        </w:rPr>
+        <w:t>Lấy ròng rọc cố định đảo ngược nó lại, nghĩa là bánh ròng rọc gắn trực tiếp với vật, luồn dưới đít nó sợi dây, rồi gắn 1 đầu lên trần, đầu còn lại cầm tay kéo</w:t>
+      </w:r>
+    </w:p>
+    <w:p>
+      <w:pPr>
+        <w:pStyle w:val="ListParagraph"/>
+        <w:numPr>
+          <w:ilvl w:val="0"/>
+          <w:numId w:val="15"/>
+        </w:numPr>
+        <w:rPr>
+          <w:lang w:val="en-US"/>
+        </w:rPr>
+      </w:pPr>
+      <w:r>
+        <w:rPr>
+          <w:lang w:val="en-US"/>
+        </w:rPr>
+        <w:t>Tại Sao Dùng Ròng Rọc Động Giảm Lực Kéo?</w:t>
+      </w:r>
+    </w:p>
+    <w:p>
+      <w:pPr>
+        <w:pStyle w:val="ListParagraph"/>
+        <w:numPr>
+          <w:ilvl w:val="0"/>
+          <w:numId w:val="4"/>
+        </w:numPr>
+        <w:rPr>
+          <w:lang w:val="en-US"/>
+        </w:rPr>
+      </w:pPr>
+      <w:r>
+        <w:rPr>
+          <w:lang w:val="en-US"/>
+        </w:rPr>
+        <w:t>Do có 1 đầu dây gắn vào trần, coi nó như 1 bàn tay kéo khác, khi đó, tay ta và trần nhà sẽ cùng hợp lực để kéo 1 vật, do đó lực kéo sẽ chia đôi</w:t>
+      </w:r>
+    </w:p>
+    <w:p>
+      <w:pPr>
+        <w:pStyle w:val="ListParagraph"/>
+        <w:numPr>
+          <w:ilvl w:val="0"/>
+          <w:numId w:val="4"/>
+        </w:numPr>
+        <w:rPr>
+          <w:lang w:val="en-US"/>
+        </w:rPr>
+      </w:pPr>
+      <w:r>
+        <w:rPr>
+          <w:lang w:val="en-US"/>
+        </w:rPr>
+        <w:t>Dễ thấy quãng đường ta kéo dây gấp 2 lần so với quãng đường vật đi lên, do đó năng lượng được bảo toàn</w:t>
+      </w:r>
+    </w:p>
+    <w:p>
+      <w:pPr>
+        <w:pStyle w:val="ListParagraph"/>
+        <w:ind w:left="1080"/>
+        <w:rPr>
+          <w:lang w:val="en-US"/>
+        </w:rPr>
+      </w:pPr>
+    </w:p>
+    <w:p>
+      <w:pPr>
+        <w:rPr>
+          <w:lang w:val="en-US"/>
+        </w:rPr>
+      </w:pPr>
+      <w:r>
+        <w:rPr>
+          <w:lang w:val="en-US"/>
+        </w:rPr>
+        <w:t>Friction – Lực Ma Sát:</w:t>
+      </w:r>
+    </w:p>
+    <w:p>
+      <w:pPr>
+        <w:pStyle w:val="ListParagraph"/>
+        <w:numPr>
+          <w:ilvl w:val="0"/>
+          <w:numId w:val="1"/>
+        </w:numPr>
+        <w:rPr>
+          <w:lang w:val="en-US"/>
+        </w:rPr>
+      </w:pPr>
+      <w:r>
+        <w:rPr>
+          <w:lang w:val="en-US"/>
+        </w:rPr>
+        <w:t>Tại Sao Lại Có Lực Ma Sát?</w:t>
+      </w:r>
+    </w:p>
+    <w:p>
+      <w:pPr>
+        <w:pStyle w:val="ListParagraph"/>
+        <w:numPr>
+          <w:ilvl w:val="0"/>
+          <w:numId w:val="2"/>
+        </w:numPr>
+        <w:rPr>
+          <w:lang w:val="en-US"/>
+        </w:rPr>
+      </w:pPr>
+      <w:r>
+        <w:rPr>
+          <w:lang w:val="en-US"/>
+        </w:rPr>
+        <w:t>Cho 2 vật bằng phẳng M và N trong môi trường không trọng lực, N đặt trên M sao cả 2 tiếp xúc, tác dụng lực để N trượt trên M, khi đó 2 vật M, N do bằng phẳng nên chúng không tác dụng lực gì nên nhau cả, và dẫn đến N không bao giờ dừng lại, nhưng khi bề mặt M gồ ghề, N cũng gồ ghề, thì khi N trượt trên M, nhưng cái nhô ra từ bề mặt va đập vào nhau, khi này N tác dụng vào M một lực cùng chiều chuyển động của N</w:t>
+      </w:r>
+      <w:r>
+        <w:rPr>
+          <w:lang w:val="en-US"/>
+        </w:rPr>
+        <w:t>, và do đó, theo định luật 3 Newton, M cũng tác dụng vào N một lực ngược hướng làm N dần giảm tốc độ, và đây chính là lực ma sát</w:t>
+      </w:r>
+    </w:p>
+    <w:p>
+      <w:pPr>
+        <w:pStyle w:val="ListParagraph"/>
+        <w:numPr>
+          <w:ilvl w:val="0"/>
+          <w:numId w:val="1"/>
+        </w:numPr>
+        <w:rPr>
+          <w:lang w:val="en-US"/>
+        </w:rPr>
+      </w:pPr>
+      <w:r>
+        <w:rPr>
+          <w:lang w:val="en-US"/>
+        </w:rPr>
+        <w:t xml:space="preserve">Tại Sao Không Có Lực Ma Sát Thì Không Di Chuyển Được? </w:t>
+      </w:r>
+    </w:p>
+    <w:p>
+      <w:pPr>
+        <w:pStyle w:val="ListParagraph"/>
+        <w:numPr>
+          <w:ilvl w:val="0"/>
+          <w:numId w:val="2"/>
+        </w:numPr>
+        <w:rPr>
+          <w:lang w:val="en-US"/>
+        </w:rPr>
+      </w:pPr>
+      <w:r>
+        <w:rPr>
+          <w:lang w:val="en-US"/>
+        </w:rPr>
+        <w:t xml:space="preserve">Giả sự ban đầu có 1 người đang đứng yên 1 vật M cố định bằng phẳng trong môi trường không trọng lực, chân người này cũng bằng phẳng, nó tịnh tiến về phía sau, do M bằng phẳng nên chân người này chẳng gây ra lực nào nên M cả, do đó M cũng không tác dụng lên chân người này lực nào, giả sử M gồ ghề, chân người cũng gồ ghề, khi đó nếu chân người tịnh tiến ra phía sau, nó sẽ tác dụng lên M 1 lực cùng hướng tịnh tiến, khi đó M cũng tác dụng lên chân 1 lực hướng </w:t>
+      </w:r>
+      <w:r>
+        <w:rPr>
+          <w:lang w:val="en-US"/>
+        </w:rPr>
         <w:lastRenderedPageBreak/>
-        <w:t>Giả sử ta phải giữ 1 vật trong 1 tiếng thấy mệt vãi, thì khi dùng những dụng cụ này, thì thấy khỏe vãi vì lực mà ta phải bỏ ra trong 1 tiếng đã được giảm đi đáng kể</w:t>
-      </w:r>
-    </w:p>
-    <w:p>
-      <w:pPr>
-        <w:rPr>
-          <w:lang w:val="en-US"/>
-        </w:rPr>
-      </w:pPr>
-    </w:p>
-    <w:p>
-      <w:pPr>
-        <w:rPr>
-          <w:lang w:val="en-US"/>
-        </w:rPr>
-      </w:pPr>
-      <w:r>
-        <w:rPr>
-          <w:lang w:val="en-US"/>
-        </w:rPr>
-        <w:t>Pulley – Ròng Rọc:</w:t>
-      </w:r>
-    </w:p>
-    <w:p>
-      <w:pPr>
-        <w:pStyle w:val="ListParagraph"/>
-        <w:numPr>
-          <w:ilvl w:val="0"/>
-          <w:numId w:val="15"/>
-        </w:numPr>
-        <w:rPr>
-          <w:lang w:val="en-US"/>
-        </w:rPr>
-      </w:pPr>
-      <w:r>
-        <w:rPr>
-          <w:lang w:val="en-US"/>
-        </w:rPr>
-        <w:t xml:space="preserve">Tại </w:t>
-      </w:r>
-      <w:r>
-        <w:rPr>
-          <w:lang w:val="en-US"/>
-        </w:rPr>
-        <w:t xml:space="preserve">Sao Cầm Sợi Dây Kéo Vật Qua Ròng Rọc Thì Lực Kéo </w:t>
-      </w:r>
-      <w:r>
-        <w:rPr>
-          <w:lang w:val="en-US"/>
-        </w:rPr>
-        <w:t>=</w:t>
-      </w:r>
-      <w:r>
-        <w:rPr>
-          <w:lang w:val="en-US"/>
-        </w:rPr>
-        <w:t xml:space="preserve"> Trọng Lực?</w:t>
-      </w:r>
-    </w:p>
-    <w:p>
-      <w:pPr>
-        <w:pStyle w:val="ListParagraph"/>
-        <w:numPr>
-          <w:ilvl w:val="0"/>
-          <w:numId w:val="4"/>
-        </w:numPr>
-        <w:rPr>
-          <w:lang w:val="en-US"/>
-        </w:rPr>
-      </w:pPr>
-      <w:r>
-        <w:rPr>
-          <w:lang w:val="en-US"/>
-        </w:rPr>
-        <w:t>Tưởng tượng</w:t>
-      </w:r>
-      <w:r>
-        <w:rPr>
-          <w:lang w:val="en-US"/>
-        </w:rPr>
-        <w:t xml:space="preserve"> bánh</w:t>
-      </w:r>
-      <w:r>
-        <w:rPr>
-          <w:lang w:val="en-US"/>
-        </w:rPr>
-        <w:t xml:space="preserve"> ròng rọc không phải hình tròn mà là hình đa giác đề</w:t>
-      </w:r>
-      <w:r>
-        <w:rPr>
-          <w:lang w:val="en-US"/>
-        </w:rPr>
-        <w:t>u với cạnh rất nhỏ, khi đó tại đỉnh tiếp xúc dây mà tại đó dây có phương thẳng đứng, ta phân tích được trọng lực tác dụng lên thành phần dây ở điểm này thành 2 Vector, 1 Vector triệt tiêu phản lực của bánh ròng rọc và 1 Vector có độ lớn = trọng lực và có phương của thành phần dây kế tiếp, cứ như thế Vector này lại truyền lên phía trên và độ lớn lực kéo như nhau tại mọi điểm trên dây, do đó nếu muốn kéo vật lên đều thì lực kéo phải ít nhất = trọng lực vật</w:t>
-      </w:r>
-    </w:p>
-    <w:p>
-      <w:pPr>
-        <w:pStyle w:val="ListParagraph"/>
-        <w:numPr>
-          <w:ilvl w:val="0"/>
-          <w:numId w:val="15"/>
-        </w:numPr>
-        <w:rPr>
-          <w:lang w:val="en-US"/>
-        </w:rPr>
-      </w:pPr>
-      <w:r>
-        <w:rPr>
-          <w:lang w:val="en-US"/>
-        </w:rPr>
-        <w:t>Ròng Rọc Động Là Gì?</w:t>
-      </w:r>
-    </w:p>
-    <w:p>
-      <w:pPr>
-        <w:pStyle w:val="ListParagraph"/>
-        <w:numPr>
-          <w:ilvl w:val="0"/>
-          <w:numId w:val="4"/>
-        </w:numPr>
-        <w:rPr>
-          <w:lang w:val="en-US"/>
-        </w:rPr>
-      </w:pPr>
-      <w:r>
-        <w:rPr>
-          <w:lang w:val="en-US"/>
-        </w:rPr>
-        <w:t>Lấy ròng rọc cố định đảo ngược nó lại, nghĩa là bánh ròng rọc gắn trực tiếp với vật, luồn dưới đít nó sợi dây, rồi gắn 1 đầu lên trần, đầu còn lại cầm tay kéo</w:t>
-      </w:r>
-    </w:p>
-    <w:p>
-      <w:pPr>
-        <w:pStyle w:val="ListParagraph"/>
-        <w:numPr>
-          <w:ilvl w:val="0"/>
-          <w:numId w:val="15"/>
-        </w:numPr>
-        <w:rPr>
-          <w:lang w:val="en-US"/>
-        </w:rPr>
-      </w:pPr>
-      <w:r>
-        <w:rPr>
-          <w:lang w:val="en-US"/>
-        </w:rPr>
-        <w:t>Tại Sao Dùng Ròng Rọc Động Giảm Lực Kéo?</w:t>
-      </w:r>
-    </w:p>
-    <w:p>
-      <w:pPr>
-        <w:pStyle w:val="ListParagraph"/>
-        <w:numPr>
-          <w:ilvl w:val="0"/>
-          <w:numId w:val="4"/>
-        </w:numPr>
-        <w:rPr>
-          <w:lang w:val="en-US"/>
-        </w:rPr>
-      </w:pPr>
-      <w:r>
-        <w:rPr>
-          <w:lang w:val="en-US"/>
-        </w:rPr>
-        <w:t>Do có 1 đầu dây gắn vào trần, coi nó như 1 bàn tay kéo khác, khi đó, tay ta và trần nhà sẽ cùng hợp lực để kéo 1 vật, do đó lực kéo sẽ chia đôi</w:t>
-      </w:r>
-    </w:p>
-    <w:p>
-      <w:pPr>
-        <w:pStyle w:val="ListParagraph"/>
-        <w:numPr>
-          <w:ilvl w:val="0"/>
-          <w:numId w:val="4"/>
-        </w:numPr>
-        <w:rPr>
-          <w:lang w:val="en-US"/>
-        </w:rPr>
-      </w:pPr>
-      <w:r>
-        <w:rPr>
-          <w:lang w:val="en-US"/>
-        </w:rPr>
-        <w:t>Dễ thấy quãng đường ta kéo dây gấp 2 lần so với quãng đường vật đi lên, do đó năng lượng được bảo toàn</w:t>
-      </w:r>
-    </w:p>
-    <w:p>
-      <w:pPr>
-        <w:pStyle w:val="ListParagraph"/>
-        <w:ind w:left="1080"/>
-        <w:rPr>
-          <w:lang w:val="en-US"/>
-        </w:rPr>
-      </w:pPr>
-    </w:p>
-    <w:p>
-      <w:pPr>
-        <w:rPr>
-          <w:lang w:val="en-US"/>
-        </w:rPr>
-      </w:pPr>
-      <w:r>
-        <w:rPr>
-          <w:lang w:val="en-US"/>
-        </w:rPr>
-        <w:t>Friction – Lực Ma Sát:</w:t>
-      </w:r>
-    </w:p>
-    <w:p>
-      <w:pPr>
-        <w:pStyle w:val="ListParagraph"/>
-        <w:numPr>
-          <w:ilvl w:val="0"/>
-          <w:numId w:val="1"/>
-        </w:numPr>
-        <w:rPr>
-          <w:lang w:val="en-US"/>
-        </w:rPr>
-      </w:pPr>
-      <w:r>
-        <w:rPr>
-          <w:lang w:val="en-US"/>
-        </w:rPr>
-        <w:t>Tại Sao Lại Có Lực Ma Sát?</w:t>
-      </w:r>
-    </w:p>
-    <w:p>
-      <w:pPr>
-        <w:pStyle w:val="ListParagraph"/>
-        <w:numPr>
-          <w:ilvl w:val="0"/>
-          <w:numId w:val="2"/>
-        </w:numPr>
-        <w:rPr>
-          <w:lang w:val="en-US"/>
-        </w:rPr>
-      </w:pPr>
-      <w:r>
-        <w:rPr>
-          <w:lang w:val="en-US"/>
-        </w:rPr>
-        <w:t>Cho 2 vật bằng phẳng M và N trong môi trường không trọng lực, N đặt trên M sao cả 2 tiếp xúc, tác dụng lực để N trượt trên M, khi đó 2 vật M, N do bằng phẳng nên chúng không tác dụng lực gì nên nhau cả, và dẫn đến N không bao giờ dừng lại, nhưng khi bề mặt M gồ ghề, N cũng gồ ghề, thì khi N trượt trên M, nhưng cái nhô ra từ bề mặt va đập vào nhau, khi này N tác dụng vào M một lực cùng chiều chuyển động của N</w:t>
-      </w:r>
-      <w:r>
-        <w:rPr>
-          <w:lang w:val="en-US"/>
-        </w:rPr>
-        <w:t>, và do đó, theo định luật 3 Newton, M cũng tác dụng vào N một lực ngược hướng làm N dần giảm tốc độ, và đây chính là lực ma sát</w:t>
-      </w:r>
-    </w:p>
-    <w:p>
-      <w:pPr>
-        <w:pStyle w:val="ListParagraph"/>
-        <w:numPr>
-          <w:ilvl w:val="0"/>
-          <w:numId w:val="1"/>
-        </w:numPr>
-        <w:rPr>
-          <w:lang w:val="en-US"/>
-        </w:rPr>
-      </w:pPr>
-      <w:r>
-        <w:rPr>
-          <w:lang w:val="en-US"/>
-        </w:rPr>
-        <w:t xml:space="preserve">Tại Sao Không Có Lực Ma Sát Thì Không Di Chuyển Được? </w:t>
-      </w:r>
-    </w:p>
-    <w:p>
-      <w:pPr>
-        <w:pStyle w:val="ListParagraph"/>
-        <w:numPr>
-          <w:ilvl w:val="0"/>
-          <w:numId w:val="2"/>
-        </w:numPr>
-        <w:rPr>
-          <w:lang w:val="en-US"/>
-        </w:rPr>
-      </w:pPr>
-      <w:r>
-        <w:rPr>
-          <w:lang w:val="en-US"/>
-        </w:rPr>
-        <w:t>Giả sự ban đầu có 1 người đang đứng yên 1 vật M cố định bằng phẳng trong môi trường không trọng lực, chân người này cũng bằng phẳng, nó tịnh tiến về phía sau, do M bằng phẳng nên chân người này chẳng gây ra lực nào nên M cả, do đó M cũng không tác dụng lên chân người này lực nào, giả sử M gồ ghề, chân người cũng gồ ghề, khi đó nếu chân người tịnh tiến ra phía sau, nó sẽ tác dụng lên M 1 lực cùng hướng tịnh tiến, khi đó M cũng tác dụng lên chân 1 lực hướng ngược lại, làm điểm tựa để thân người hướng về phía trước</w:t>
+        <w:t>ngược lại, làm điểm tựa để thân người hướng về phía trước</w:t>
       </w:r>
       <w:r>
         <w:rPr>
@@ -7213,7 +7472,6 @@
           <w:rFonts w:eastAsiaTheme="minorEastAsia"/>
           <w:lang w:val="en-US"/>
         </w:rPr>
-        <w:lastRenderedPageBreak/>
         <w:t>P là trọng lực</w:t>
       </w:r>
     </w:p>
@@ -7330,7 +7588,19 @@
         <w:rPr>
           <w:lang w:val="en-US"/>
         </w:rPr>
-        <w:t>Hệ Quy Chiếu Quán Tính (Inertial Reference Frame)?</w:t>
+        <w:t>Hệ Quy Chiếu Quán Tính (Inertial Frame</w:t>
+      </w:r>
+      <w:r>
+        <w:rPr>
+          <w:lang w:val="en-US"/>
+        </w:rPr>
+        <w:t xml:space="preserve"> Of Reference</w:t>
+      </w:r>
+      <w:r>
+        <w:rPr>
+          <w:lang w:val="en-US"/>
+        </w:rPr>
+        <w:t>)?</w:t>
       </w:r>
     </w:p>
     <w:p>
@@ -7384,6 +7654,39 @@
         <w:rPr>
           <w:lang w:val="en-US"/>
         </w:rPr>
+        <w:t xml:space="preserve">Định nghĩa đúng nhất là từ điểm nhìn của hệ qui chiếu quán tính, phương trình </w:t>
+      </w:r>
+    </w:p>
+    <w:p>
+      <w:pPr>
+        <w:pStyle w:val="ListParagraph"/>
+        <w:ind w:left="1080"/>
+        <w:rPr>
+          <w:lang w:val="en-US"/>
+        </w:rPr>
+      </w:pPr>
+      <w:r>
+        <w:rPr>
+          <w:lang w:val="en-US"/>
+        </w:rPr>
+        <w:t>F = ma đúng</w:t>
+      </w:r>
+    </w:p>
+    <w:p>
+      <w:pPr>
+        <w:pStyle w:val="ListParagraph"/>
+        <w:numPr>
+          <w:ilvl w:val="0"/>
+          <w:numId w:val="2"/>
+        </w:numPr>
+        <w:rPr>
+          <w:lang w:val="en-US"/>
+        </w:rPr>
+      </w:pPr>
+      <w:r>
+        <w:rPr>
+          <w:lang w:val="en-US"/>
+        </w:rPr>
         <w:t>Ví dụ</w:t>
       </w:r>
     </w:p>
@@ -7420,7 +7723,25 @@
         <w:rPr>
           <w:lang w:val="en-US"/>
         </w:rPr>
-        <w:t>Hệ Quy Chiếu Phi Quán Tính (Non Inertial Reference Frame)?</w:t>
+        <w:t>Hệ Quy Chiếu Phi Quán Tính (Non Inertial Frame</w:t>
+      </w:r>
+      <w:r>
+        <w:rPr>
+          <w:lang w:val="en-US"/>
+        </w:rPr>
+        <w:t xml:space="preserve"> </w:t>
+      </w:r>
+      <w:r>
+        <w:rPr>
+          <w:lang w:val="en-US"/>
+        </w:rPr>
+        <w:t>Of Reference</w:t>
+      </w:r>
+      <w:r>
+        <w:rPr>
+          <w:lang w:val="en-US"/>
+        </w:rPr>
+        <w:t>)?</w:t>
       </w:r>
     </w:p>
     <w:p>
@@ -7457,6 +7778,24 @@
           <w:lang w:val="en-US"/>
         </w:rPr>
         <w:t>Khi này, từ điểm nhìn của vật này, nếu vật khác có gia tốc hoặc không, thì chưa chắc có lực thật tác dụng lên chúng, coi đó là lực ảo</w:t>
+      </w:r>
+    </w:p>
+    <w:p>
+      <w:pPr>
+        <w:pStyle w:val="ListParagraph"/>
+        <w:numPr>
+          <w:ilvl w:val="0"/>
+          <w:numId w:val="2"/>
+        </w:numPr>
+        <w:rPr>
+          <w:lang w:val="en-US"/>
+        </w:rPr>
+      </w:pPr>
+      <w:r>
+        <w:rPr>
+          <w:lang w:val="en-US"/>
+        </w:rPr>
+        <w:t>Định nghĩa đúng nhất là từ điểm nhìn của hệ quy chiếu phi quán tính, phương trình F = ma sai, nó chỉ đúng khi ta thêm lực ảo vào</w:t>
       </w:r>
     </w:p>
     <w:p>
@@ -7790,6 +8129,7 @@
           <w:rFonts w:eastAsiaTheme="minorEastAsia"/>
           <w:lang w:val="en-US"/>
         </w:rPr>
+        <w:lastRenderedPageBreak/>
         <w:t xml:space="preserve">nhìn của ta ở ngoài đĩa, thì khi quay, ta sẽ thấy </w:t>
       </w:r>
       <w:r>

--- a/force.docx
+++ b/force.docx
@@ -7729,20 +7729,474 @@
         <w:rPr>
           <w:lang w:val="en-US"/>
         </w:rPr>
+        <w:t xml:space="preserve"> Of Reference</w:t>
+      </w:r>
+      <w:r>
+        <w:rPr>
+          <w:lang w:val="en-US"/>
+        </w:rPr>
+        <w:t>)?</w:t>
+      </w:r>
+    </w:p>
+    <w:p>
+      <w:pPr>
+        <w:pStyle w:val="ListParagraph"/>
+        <w:numPr>
+          <w:ilvl w:val="0"/>
+          <w:numId w:val="2"/>
+        </w:numPr>
+        <w:rPr>
+          <w:lang w:val="en-US"/>
+        </w:rPr>
+      </w:pPr>
+      <w:r>
+        <w:rPr>
+          <w:lang w:val="en-US"/>
+        </w:rPr>
+        <w:t>Là vật thể hay mốc đang chuyển động không thẳng đều, nói cách khác có lực tác dụng lên nó</w:t>
+      </w:r>
+    </w:p>
+    <w:p>
+      <w:pPr>
+        <w:pStyle w:val="ListParagraph"/>
+        <w:numPr>
+          <w:ilvl w:val="0"/>
+          <w:numId w:val="2"/>
+        </w:numPr>
+        <w:rPr>
+          <w:lang w:val="en-US"/>
+        </w:rPr>
+      </w:pPr>
+      <w:r>
+        <w:rPr>
+          <w:lang w:val="en-US"/>
+        </w:rPr>
+        <w:t>Khi này, từ điểm nhìn của vật này, nếu vật khác có gia tốc hoặc không, thì chưa chắc có lực thật tác dụng lên chúng, coi đó là lực ảo</w:t>
+      </w:r>
+    </w:p>
+    <w:p>
+      <w:pPr>
+        <w:pStyle w:val="ListParagraph"/>
+        <w:numPr>
+          <w:ilvl w:val="0"/>
+          <w:numId w:val="2"/>
+        </w:numPr>
+        <w:rPr>
+          <w:lang w:val="en-US"/>
+        </w:rPr>
+      </w:pPr>
+      <w:r>
+        <w:rPr>
+          <w:lang w:val="en-US"/>
+        </w:rPr>
+        <w:t>Định nghĩa đúng nhất là từ điểm nhìn của hệ quy chiếu phi quán tính, phương trình F = ma sai, nó chỉ đúng khi ta thêm lực ảo vào</w:t>
+      </w:r>
+    </w:p>
+    <w:p>
+      <w:pPr>
+        <w:pStyle w:val="ListParagraph"/>
+        <w:numPr>
+          <w:ilvl w:val="0"/>
+          <w:numId w:val="2"/>
+        </w:numPr>
+        <w:rPr>
+          <w:lang w:val="en-US"/>
+        </w:rPr>
+      </w:pPr>
+      <w:r>
+        <w:rPr>
+          <w:lang w:val="en-US"/>
+        </w:rPr>
+        <w:t>Ví dụ</w:t>
+      </w:r>
+    </w:p>
+    <w:p>
+      <w:pPr>
+        <w:pStyle w:val="ListParagraph"/>
+        <w:numPr>
+          <w:ilvl w:val="0"/>
+          <w:numId w:val="2"/>
+        </w:numPr>
+        <w:rPr>
+          <w:lang w:val="en-US"/>
+        </w:rPr>
+      </w:pPr>
+      <w:r>
+        <w:rPr>
+          <w:lang w:val="en-US"/>
+        </w:rPr>
+        <w:t>Điểm nhìn từ 1 chiếc xe chuyển động nhanh dần đều</w:t>
+      </w:r>
+    </w:p>
+    <w:p>
+      <w:pPr>
+        <w:pStyle w:val="ListParagraph"/>
+        <w:numPr>
+          <w:ilvl w:val="0"/>
+          <w:numId w:val="21"/>
+        </w:numPr>
+        <w:rPr>
+          <w:lang w:val="en-US"/>
+        </w:rPr>
+      </w:pPr>
+      <w:r>
+        <w:rPr>
+          <w:lang w:val="en-US"/>
+        </w:rPr>
+        <w:t xml:space="preserve">Hệ </w:t>
+      </w:r>
+      <w:r>
+        <w:rPr>
+          <w:lang w:val="en-US"/>
+        </w:rPr>
+        <w:t>Quy Chiếu Quay (</w:t>
+      </w:r>
+      <w:r>
+        <w:rPr>
+          <w:lang w:val="en-US"/>
+        </w:rPr>
+        <w:t>Rotating Frame Of Reference</w:t>
+      </w:r>
+      <w:r>
+        <w:rPr>
+          <w:lang w:val="en-US"/>
+        </w:rPr>
+        <w:t>)?</w:t>
+      </w:r>
+    </w:p>
+    <w:p>
+      <w:pPr>
+        <w:pStyle w:val="ListParagraph"/>
+        <w:numPr>
+          <w:ilvl w:val="0"/>
+          <w:numId w:val="2"/>
+        </w:numPr>
+        <w:rPr>
+          <w:lang w:val="en-US"/>
+        </w:rPr>
+      </w:pPr>
+      <w:r>
+        <w:rPr>
+          <w:lang w:val="en-US"/>
+        </w:rPr>
+        <w:t>Là 1 loại hệ quy chiếu phi quán tính</w:t>
+      </w:r>
+    </w:p>
+    <w:p>
+      <w:pPr>
+        <w:pStyle w:val="ListParagraph"/>
+        <w:numPr>
+          <w:ilvl w:val="0"/>
+          <w:numId w:val="2"/>
+        </w:numPr>
+        <w:rPr>
+          <w:lang w:val="en-US"/>
+        </w:rPr>
+      </w:pPr>
+      <w:r>
+        <w:rPr>
+          <w:lang w:val="en-US"/>
+        </w:rPr>
+        <w:t xml:space="preserve">Giả sử bạn đang đứng yên, bạn là 1 hệ quy chiếu quán tính, bạn nhìn thấy 1 vật A đang quay quanh 1 trục cố định với tốc độ góc có thể thay đổi theo thời gian, gọi Vector tốc độ góc là </w:t>
+      </w:r>
+      <w:r>
+        <w:rPr>
+          <w:lang w:val="en-US"/>
+        </w:rPr>
+        <w:sym w:font="Symbol" w:char="F077"/>
+      </w:r>
+    </w:p>
+    <w:p>
+      <w:pPr>
+        <w:pStyle w:val="ListParagraph"/>
+        <w:numPr>
+          <w:ilvl w:val="0"/>
+          <w:numId w:val="2"/>
+        </w:numPr>
+        <w:rPr>
+          <w:lang w:val="en-US"/>
+        </w:rPr>
+      </w:pPr>
+      <w:r>
+        <w:rPr>
+          <w:lang w:val="en-US"/>
+        </w:rPr>
+        <w:t>Bạn cũng nhìn thấy 1 vật B đang chuyển động dưới tác dụng của 1 lực F</w:t>
+      </w:r>
+    </w:p>
+    <w:p>
+      <w:pPr>
+        <w:pStyle w:val="ListParagraph"/>
+        <w:numPr>
+          <w:ilvl w:val="0"/>
+          <w:numId w:val="2"/>
+        </w:numPr>
+        <w:rPr>
+          <w:lang w:val="en-US"/>
+        </w:rPr>
+      </w:pPr>
+      <w:r>
+        <w:rPr>
+          <w:lang w:val="en-US"/>
+        </w:rPr>
+        <w:t>Từ điểm nhìn của A, B giống kiểu bị quay, A nghĩ rằng có lực nào đó tác dụng lên B để B quay so với A, nhưng đéo phải, chỉ có lực F thôi, cái lực mà B nghĩ nó tồn tại gọi là lực ảo, như đã nói ở hệ quy chiếu phi quán tính, gọi tổng của F và các lực ảo là F’, khối lượng B là m,</w:t>
+      </w:r>
+      <w:r>
+        <w:rPr>
+          <w:lang w:val="en-US"/>
+        </w:rPr>
+        <w:t xml:space="preserve"> vận tốc của B từ điểm nhìn của A là v, Vector từ A tới B là r,</w:t>
+      </w:r>
+      <w:r>
+        <w:rPr>
+          <w:lang w:val="en-US"/>
+        </w:rPr>
+        <w:t xml:space="preserve"> ta có</w:t>
+      </w:r>
+    </w:p>
+    <w:p>
+      <w:pPr>
+        <w:pStyle w:val="ListParagraph"/>
+        <w:pBdr>
+          <w:top w:val="single" w:sz="4" w:space="1" w:color="auto"/>
+          <w:left w:val="single" w:sz="4" w:space="4" w:color="auto"/>
+          <w:bottom w:val="single" w:sz="4" w:space="1" w:color="auto"/>
+          <w:right w:val="single" w:sz="4" w:space="4" w:color="auto"/>
+        </w:pBdr>
+        <w:ind w:left="1080"/>
+        <w:rPr>
+          <w:lang w:val="en-US"/>
+        </w:rPr>
+      </w:pPr>
+      <m:oMath>
+        <m:r>
+          <w:rPr>
+            <w:rFonts w:ascii="Cambria Math" w:hAnsi="Cambria Math"/>
+            <w:lang w:val="en-US"/>
+          </w:rPr>
+          <m:t>F’</m:t>
+        </m:r>
+        <m:r>
+          <w:rPr>
+            <w:rFonts w:ascii="Cambria Math" w:eastAsiaTheme="minorEastAsia" w:hAnsi="Cambria Math"/>
+            <w:lang w:val="en-US"/>
+          </w:rPr>
+          <m:t>=F</m:t>
+        </m:r>
+        <m:r>
+          <w:rPr>
+            <w:rFonts w:ascii="Cambria Math" w:eastAsiaTheme="minorEastAsia" w:hAnsi="Cambria Math"/>
+            <w:lang w:val="en-US"/>
+          </w:rPr>
+          <m:t>+</m:t>
+        </m:r>
+        <m:sSub>
+          <m:sSubPr>
+            <m:ctrlPr>
+              <w:rPr>
+                <w:rFonts w:ascii="Cambria Math" w:eastAsiaTheme="minorEastAsia" w:hAnsi="Cambria Math"/>
+                <w:i/>
+                <w:lang w:val="en-US"/>
+              </w:rPr>
+            </m:ctrlPr>
+          </m:sSubPr>
+          <m:e>
+            <m:r>
+              <w:rPr>
+                <w:rFonts w:ascii="Cambria Math" w:eastAsiaTheme="minorEastAsia" w:hAnsi="Cambria Math"/>
+                <w:lang w:val="en-US"/>
+              </w:rPr>
+              <m:t>F</m:t>
+            </m:r>
+          </m:e>
+          <m:sub>
+            <m:r>
+              <w:rPr>
+                <w:rFonts w:ascii="Cambria Math" w:eastAsiaTheme="minorEastAsia" w:hAnsi="Cambria Math"/>
+                <w:lang w:val="en-US"/>
+              </w:rPr>
+              <m:t>C</m:t>
+            </m:r>
+          </m:sub>
+        </m:sSub>
+        <m:r>
+          <w:rPr>
+            <w:rFonts w:ascii="Cambria Math" w:eastAsiaTheme="minorEastAsia" w:hAnsi="Cambria Math"/>
+            <w:lang w:val="en-US"/>
+          </w:rPr>
+          <m:t>+</m:t>
+        </m:r>
+        <m:sSub>
+          <m:sSubPr>
+            <m:ctrlPr>
+              <w:rPr>
+                <w:rFonts w:ascii="Cambria Math" w:eastAsiaTheme="minorEastAsia" w:hAnsi="Cambria Math"/>
+                <w:i/>
+                <w:lang w:val="en-US"/>
+              </w:rPr>
+            </m:ctrlPr>
+          </m:sSubPr>
+          <m:e>
+            <m:r>
+              <w:rPr>
+                <w:rFonts w:ascii="Cambria Math" w:eastAsiaTheme="minorEastAsia" w:hAnsi="Cambria Math"/>
+                <w:lang w:val="en-US"/>
+              </w:rPr>
+              <m:t>F</m:t>
+            </m:r>
+          </m:e>
+          <m:sub>
+            <m:r>
+              <w:rPr>
+                <w:rFonts w:ascii="Cambria Math" w:eastAsiaTheme="minorEastAsia" w:hAnsi="Cambria Math"/>
+                <w:lang w:val="en-US"/>
+              </w:rPr>
+              <m:t>G</m:t>
+            </m:r>
+          </m:sub>
+        </m:sSub>
+        <m:r>
+          <w:rPr>
+            <w:rFonts w:ascii="Cambria Math" w:eastAsiaTheme="minorEastAsia" w:hAnsi="Cambria Math"/>
+            <w:lang w:val="en-US"/>
+          </w:rPr>
+          <m:t>+</m:t>
+        </m:r>
+        <m:sSub>
+          <m:sSubPr>
+            <m:ctrlPr>
+              <w:rPr>
+                <w:rFonts w:ascii="Cambria Math" w:eastAsiaTheme="minorEastAsia" w:hAnsi="Cambria Math"/>
+                <w:i/>
+                <w:lang w:val="en-US"/>
+              </w:rPr>
+            </m:ctrlPr>
+          </m:sSubPr>
+          <m:e>
+            <m:r>
+              <w:rPr>
+                <w:rFonts w:ascii="Cambria Math" w:eastAsiaTheme="minorEastAsia" w:hAnsi="Cambria Math"/>
+                <w:lang w:val="en-US"/>
+              </w:rPr>
+              <m:t>F</m:t>
+            </m:r>
+          </m:e>
+          <m:sub>
+            <m:r>
+              <w:rPr>
+                <w:rFonts w:ascii="Cambria Math" w:eastAsiaTheme="minorEastAsia" w:hAnsi="Cambria Math"/>
+                <w:lang w:val="en-US"/>
+              </w:rPr>
+              <m:t>E</m:t>
+            </m:r>
+          </m:sub>
+        </m:sSub>
+        <m:r>
+          <w:rPr>
+            <w:rFonts w:ascii="Cambria Math" w:eastAsiaTheme="minorEastAsia" w:hAnsi="Cambria Math"/>
+            <w:lang w:val="en-US"/>
+          </w:rPr>
+          <m:t>=F-2mω×v-m</m:t>
+        </m:r>
+        <m:r>
+          <w:rPr>
+            <w:rFonts w:ascii="Cambria Math" w:eastAsiaTheme="minorEastAsia" w:hAnsi="Cambria Math"/>
+            <w:lang w:val="en-US"/>
+          </w:rPr>
+          <m:t>ω×</m:t>
+        </m:r>
+        <m:d>
+          <m:dPr>
+            <m:ctrlPr>
+              <w:rPr>
+                <w:rFonts w:ascii="Cambria Math" w:eastAsiaTheme="minorEastAsia" w:hAnsi="Cambria Math"/>
+                <w:i/>
+                <w:lang w:val="en-US"/>
+              </w:rPr>
+            </m:ctrlPr>
+          </m:dPr>
+          <m:e>
+            <m:r>
+              <w:rPr>
+                <w:rFonts w:ascii="Cambria Math" w:eastAsiaTheme="minorEastAsia" w:hAnsi="Cambria Math"/>
+                <w:lang w:val="en-US"/>
+              </w:rPr>
+              <m:t>ω×</m:t>
+            </m:r>
+            <m:r>
+              <w:rPr>
+                <w:rFonts w:ascii="Cambria Math" w:eastAsiaTheme="minorEastAsia" w:hAnsi="Cambria Math"/>
+                <w:lang w:val="en-US"/>
+              </w:rPr>
+              <m:t>r</m:t>
+            </m:r>
+          </m:e>
+        </m:d>
+        <m:r>
+          <w:rPr>
+            <w:rFonts w:ascii="Cambria Math" w:eastAsiaTheme="minorEastAsia" w:hAnsi="Cambria Math"/>
+            <w:lang w:val="en-US"/>
+          </w:rPr>
+          <m:t>-m</m:t>
+        </m:r>
+        <m:f>
+          <m:fPr>
+            <m:ctrlPr>
+              <w:rPr>
+                <w:rFonts w:ascii="Cambria Math" w:eastAsiaTheme="minorEastAsia" w:hAnsi="Cambria Math"/>
+                <w:i/>
+                <w:lang w:val="en-US"/>
+              </w:rPr>
+            </m:ctrlPr>
+          </m:fPr>
+          <m:num>
+            <m:r>
+              <w:rPr>
+                <w:rFonts w:ascii="Cambria Math" w:eastAsiaTheme="minorEastAsia" w:hAnsi="Cambria Math"/>
+                <w:lang w:val="en-US"/>
+              </w:rPr>
+              <m:t>d</m:t>
+            </m:r>
+            <m:r>
+              <w:rPr>
+                <w:rFonts w:ascii="Cambria Math" w:eastAsiaTheme="minorEastAsia" w:hAnsi="Cambria Math"/>
+                <w:lang w:val="en-US"/>
+              </w:rPr>
+              <m:t>ω</m:t>
+            </m:r>
+          </m:num>
+          <m:den>
+            <m:r>
+              <w:rPr>
+                <w:rFonts w:ascii="Cambria Math" w:eastAsiaTheme="minorEastAsia" w:hAnsi="Cambria Math"/>
+                <w:lang w:val="en-US"/>
+              </w:rPr>
+              <m:t>dt</m:t>
+            </m:r>
+          </m:den>
+        </m:f>
+        <m:r>
+          <w:rPr>
+            <w:rFonts w:ascii="Cambria Math" w:eastAsiaTheme="minorEastAsia" w:hAnsi="Cambria Math"/>
+            <w:lang w:val="en-US"/>
+          </w:rPr>
+          <m:t>×</m:t>
+        </m:r>
+        <m:r>
+          <w:rPr>
+            <w:rFonts w:ascii="Cambria Math" w:eastAsiaTheme="minorEastAsia" w:hAnsi="Cambria Math"/>
+            <w:lang w:val="en-US"/>
+          </w:rPr>
+          <m:t>r</m:t>
+        </m:r>
+      </m:oMath>
+      <w:r>
+        <w:rPr>
+          <w:rFonts w:eastAsiaTheme="minorEastAsia"/>
+          <w:lang w:val="en-US"/>
+        </w:rPr>
         <w:t xml:space="preserve"> </w:t>
       </w:r>
-      <w:r>
-        <w:rPr>
-          <w:lang w:val="en-US"/>
-        </w:rPr>
-        <w:t>Of Reference</w:t>
-      </w:r>
-      <w:r>
-        <w:rPr>
-          <w:lang w:val="en-US"/>
-        </w:rPr>
-        <w:t>)?</w:t>
-      </w:r>
     </w:p>
     <w:p>
       <w:pPr>
@@ -7759,7 +8213,20 @@
         <w:rPr>
           <w:lang w:val="en-US"/>
         </w:rPr>
-        <w:t>Là vật thể hay mốc đang chuyển động không thẳng đều, nói cách khác có lực tác dụng lên nó</w:t>
+        <w:t>F</w:t>
+      </w:r>
+      <w:r>
+        <w:rPr>
+          <w:vertAlign w:val="subscript"/>
+          <w:lang w:val="en-US"/>
+        </w:rPr>
+        <w:t>C</w:t>
+      </w:r>
+      <w:r>
+        <w:rPr>
+          <w:lang w:val="en-US"/>
+        </w:rPr>
+        <w:t xml:space="preserve"> gọi là lực Coriolis, nếu B đứng yên so với bạn thì lực ảo này hướng vào từ B vào A</w:t>
       </w:r>
     </w:p>
     <w:p>
@@ -7777,7 +8244,20 @@
         <w:rPr>
           <w:lang w:val="en-US"/>
         </w:rPr>
-        <w:t>Khi này, từ điểm nhìn của vật này, nếu vật khác có gia tốc hoặc không, thì chưa chắc có lực thật tác dụng lên chúng, coi đó là lực ảo</w:t>
+        <w:t>F</w:t>
+      </w:r>
+      <w:r>
+        <w:rPr>
+          <w:vertAlign w:val="subscript"/>
+          <w:lang w:val="en-US"/>
+        </w:rPr>
+        <w:t>G</w:t>
+      </w:r>
+      <w:r>
+        <w:rPr>
+          <w:lang w:val="en-US"/>
+        </w:rPr>
+        <w:t xml:space="preserve"> gọi là lực li tâm, luôn hướng từ A ra B</w:t>
       </w:r>
     </w:p>
     <w:p>
@@ -7795,7 +8275,27 @@
         <w:rPr>
           <w:lang w:val="en-US"/>
         </w:rPr>
-        <w:t>Định nghĩa đúng nhất là từ điểm nhìn của hệ quy chiếu phi quán tính, phương trình F = ma sai, nó chỉ đúng khi ta thêm lực ảo vào</w:t>
+        <w:lastRenderedPageBreak/>
+        <w:t>F</w:t>
+      </w:r>
+      <w:r>
+        <w:rPr>
+          <w:vertAlign w:val="subscript"/>
+          <w:lang w:val="en-US"/>
+        </w:rPr>
+        <w:t>E</w:t>
+      </w:r>
+      <w:r>
+        <w:rPr>
+          <w:lang w:val="en-US"/>
+        </w:rPr>
+        <w:t xml:space="preserve"> gọi là lực Euler</w:t>
+      </w:r>
+      <w:r>
+        <w:rPr>
+          <w:lang w:val="en-US"/>
+        </w:rPr>
+        <w:t>, có phương vuông góc AB, vai trò như lực tăng hoặc hãm tốc độ góc của B so với A</w:t>
       </w:r>
     </w:p>
     <w:p>
@@ -7813,25 +8313,7 @@
         <w:rPr>
           <w:lang w:val="en-US"/>
         </w:rPr>
-        <w:t>Ví dụ</w:t>
-      </w:r>
-    </w:p>
-    <w:p>
-      <w:pPr>
-        <w:pStyle w:val="ListParagraph"/>
-        <w:numPr>
-          <w:ilvl w:val="0"/>
-          <w:numId w:val="2"/>
-        </w:numPr>
-        <w:rPr>
-          <w:lang w:val="en-US"/>
-        </w:rPr>
-      </w:pPr>
-      <w:r>
-        <w:rPr>
-          <w:lang w:val="en-US"/>
-        </w:rPr>
-        <w:t>Điểm nhìn từ 1 chiếc xe chuyển động nhanh dần đều</w:t>
+        <w:t>Dễ thấy nếu đặt B lên đĩa quay A thì v = 0, khi đó không còn lực Coriolis đối đầu lực li tâm, lực li tâm sẽ khiến B văng ra</w:t>
       </w:r>
     </w:p>
     <w:p>
@@ -8129,7 +8611,6 @@
           <w:rFonts w:eastAsiaTheme="minorEastAsia"/>
           <w:lang w:val="en-US"/>
         </w:rPr>
-        <w:lastRenderedPageBreak/>
         <w:t xml:space="preserve">nhìn của ta ở ngoài đĩa, thì khi quay, ta sẽ thấy </w:t>
       </w:r>
       <w:r>
@@ -8518,7 +8999,14 @@
         <w:rPr>
           <w:lang w:val="en-US"/>
         </w:rPr>
-        <w:t>lực hấp dẫn giữa anh ta và trái đất cố gắng kéo anh ta xuống mặt đất, bằng cách giảm dần vận tốc của anh ta, nhưng giả sử vận tốc đầu của anh ta lớn đến nỗi cho dù có buông lỏng thì anh ta vẫn đủ sức bay đến vô tận mà vận tốc vẫn chưa giảm về 0, nguyên nhân là do bay càng cao thì lực hấp dẫn càng giảm, độ giảm vận tốc cũng giảm theo, do không có ma sát, nên theo định luật bảo toàn năng lượng, giả sử nếu anh ta bị kéo ngược trở lại tại 1 thời điểm nào đó, thì khi đó, thế năng của anh ta tại đó so với mặt đất = động năng của anh ta lúc bắt đầu phóng, vì vậy, nếu lúc bắt đầu phóng mà động năng của anh ta vượt qua thế năng tại điểm vô tận thì anh ta sẽ không bao giờ bị kéo trở lại, vận tốc làm cho động năng của anh ta lúc bắt đầu phóng = thế năng ở vô tận gọi là vận tốc thoát</w:t>
+        <w:t xml:space="preserve">lực hấp dẫn giữa anh ta và trái đất cố gắng kéo anh ta xuống mặt đất, bằng cách giảm dần vận tốc của anh ta, nhưng giả sử vận tốc đầu của anh ta lớn đến nỗi cho dù có buông lỏng thì anh ta vẫn đủ sức bay đến vô tận mà vận tốc vẫn chưa giảm về 0, nguyên nhân là do bay càng cao thì lực hấp dẫn càng giảm, độ giảm vận tốc cũng giảm theo, do không có ma sát, nên theo định luật bảo toàn năng lượng, giả sử nếu anh ta bị kéo ngược trở lại tại 1 </w:t>
+      </w:r>
+      <w:r>
+        <w:rPr>
+          <w:lang w:val="en-US"/>
+        </w:rPr>
+        <w:lastRenderedPageBreak/>
+        <w:t>thời điểm nào đó, thì khi đó, thế năng của anh ta tại đó so với mặt đất = động năng của anh ta lúc bắt đầu phóng, vì vậy, nếu lúc bắt đầu phóng mà động năng của anh ta vượt qua thế năng tại điểm vô tận thì anh ta sẽ không bao giờ bị kéo trở lại, vận tốc làm cho động năng của anh ta lúc bắt đầu phóng = thế năng ở vô tận gọi là vận tốc thoát</w:t>
       </w:r>
     </w:p>
     <w:p>

--- a/force.docx
+++ b/force.docx
@@ -7897,13 +7897,31 @@
         <w:rPr>
           <w:lang w:val="en-US"/>
         </w:rPr>
-        <w:t xml:space="preserve">Giả sử bạn đang đứng yên, bạn là 1 hệ quy chiếu quán tính, bạn nhìn thấy 1 vật A đang quay quanh 1 trục cố định với tốc độ góc có thể thay đổi theo thời gian, gọi Vector tốc độ góc là </w:t>
+        <w:t>Giả sử bạn là 1 hệ quy chiếu quán tính, bạn nhìn thấy 1 vật A đang quay quan</w:t>
+      </w:r>
+      <w:r>
+        <w:rPr>
+          <w:lang w:val="en-US"/>
+        </w:rPr>
+        <w:t xml:space="preserve">h trục của nó </w:t>
+      </w:r>
+      <w:r>
+        <w:rPr>
+          <w:lang w:val="en-US"/>
+        </w:rPr>
+        <w:t xml:space="preserve">với tốc độ góc có thể thay đổi theo thời gian, gọi Vector tốc độ góc là </w:t>
       </w:r>
       <w:r>
         <w:rPr>
           <w:lang w:val="en-US"/>
         </w:rPr>
         <w:sym w:font="Symbol" w:char="F077"/>
+      </w:r>
+      <w:r>
+        <w:rPr>
+          <w:lang w:val="en-US"/>
+        </w:rPr>
+        <w:t>, đồng thời A cũng có thể tịnh tiến với vận tốc không đổi so với bạn</w:t>
       </w:r>
     </w:p>
     <w:p>
@@ -7981,14 +7999,7 @@
             <w:rFonts w:ascii="Cambria Math" w:eastAsiaTheme="minorEastAsia" w:hAnsi="Cambria Math"/>
             <w:lang w:val="en-US"/>
           </w:rPr>
-          <m:t>=F</m:t>
-        </m:r>
-        <m:r>
-          <w:rPr>
-            <w:rFonts w:ascii="Cambria Math" w:eastAsiaTheme="minorEastAsia" w:hAnsi="Cambria Math"/>
-            <w:lang w:val="en-US"/>
-          </w:rPr>
-          <m:t>+</m:t>
+          <m:t>=F+</m:t>
         </m:r>
         <m:sSub>
           <m:sSubPr>
@@ -8096,14 +8107,7 @@
             <w:rFonts w:ascii="Cambria Math" w:eastAsiaTheme="minorEastAsia" w:hAnsi="Cambria Math"/>
             <w:lang w:val="en-US"/>
           </w:rPr>
-          <m:t>=F-2mω×v-m</m:t>
-        </m:r>
-        <m:r>
-          <w:rPr>
-            <w:rFonts w:ascii="Cambria Math" w:eastAsiaTheme="minorEastAsia" w:hAnsi="Cambria Math"/>
-            <w:lang w:val="en-US"/>
-          </w:rPr>
-          <m:t>ω×</m:t>
+          <m:t>=F-2mω×v-mω×</m:t>
         </m:r>
         <m:d>
           <m:dPr>
@@ -8121,14 +8125,7 @@
                 <w:rFonts w:ascii="Cambria Math" w:eastAsiaTheme="minorEastAsia" w:hAnsi="Cambria Math"/>
                 <w:lang w:val="en-US"/>
               </w:rPr>
-              <m:t>ω×</m:t>
-            </m:r>
-            <m:r>
-              <w:rPr>
-                <w:rFonts w:ascii="Cambria Math" w:eastAsiaTheme="minorEastAsia" w:hAnsi="Cambria Math"/>
-                <w:lang w:val="en-US"/>
-              </w:rPr>
-              <m:t>r</m:t>
+              <m:t>ω×r</m:t>
             </m:r>
           </m:e>
         </m:d>
@@ -8155,14 +8152,7 @@
                 <w:rFonts w:ascii="Cambria Math" w:eastAsiaTheme="minorEastAsia" w:hAnsi="Cambria Math"/>
                 <w:lang w:val="en-US"/>
               </w:rPr>
-              <m:t>d</m:t>
-            </m:r>
-            <m:r>
-              <w:rPr>
-                <w:rFonts w:ascii="Cambria Math" w:eastAsiaTheme="minorEastAsia" w:hAnsi="Cambria Math"/>
-                <w:lang w:val="en-US"/>
-              </w:rPr>
-              <m:t>ω</m:t>
+              <m:t>dω</m:t>
             </m:r>
           </m:num>
           <m:den>
@@ -8180,14 +8170,7 @@
             <w:rFonts w:ascii="Cambria Math" w:eastAsiaTheme="minorEastAsia" w:hAnsi="Cambria Math"/>
             <w:lang w:val="en-US"/>
           </w:rPr>
-          <m:t>×</m:t>
-        </m:r>
-        <m:r>
-          <w:rPr>
-            <w:rFonts w:ascii="Cambria Math" w:eastAsiaTheme="minorEastAsia" w:hAnsi="Cambria Math"/>
-            <w:lang w:val="en-US"/>
-          </w:rPr>
-          <m:t>r</m:t>
+          <m:t>×r</m:t>
         </m:r>
       </m:oMath>
       <w:r>
@@ -8226,38 +8209,19 @@
         <w:rPr>
           <w:lang w:val="en-US"/>
         </w:rPr>
-        <w:t xml:space="preserve"> gọi là lực Coriolis, nếu B đứng yên so với bạn thì lực ảo này hướng vào từ B vào A</w:t>
-      </w:r>
-    </w:p>
-    <w:p>
-      <w:pPr>
-        <w:pStyle w:val="ListParagraph"/>
-        <w:numPr>
-          <w:ilvl w:val="0"/>
-          <w:numId w:val="2"/>
-        </w:numPr>
-        <w:rPr>
-          <w:lang w:val="en-US"/>
-        </w:rPr>
-      </w:pPr>
-      <w:r>
-        <w:rPr>
-          <w:lang w:val="en-US"/>
-        </w:rPr>
-        <w:t>F</w:t>
-      </w:r>
-      <w:r>
-        <w:rPr>
-          <w:vertAlign w:val="subscript"/>
-          <w:lang w:val="en-US"/>
-        </w:rPr>
-        <w:t>G</w:t>
-      </w:r>
-      <w:r>
-        <w:rPr>
-          <w:lang w:val="en-US"/>
-        </w:rPr>
-        <w:t xml:space="preserve"> gọi là lực li tâm, luôn hướng từ A ra B</w:t>
+        <w:t xml:space="preserve"> gọi là lực Coriolis, nếu B </w:t>
+      </w:r>
+      <w:r>
+        <w:rPr>
+          <w:lang w:val="en-US"/>
+        </w:rPr>
+        <w:t>tịnh tiến cùng với A,</w:t>
+      </w:r>
+      <w:r>
+        <w:rPr>
+          <w:lang w:val="en-US"/>
+        </w:rPr>
+        <w:t xml:space="preserve"> thì lực ảo này hướng vào từ B vào A</w:t>
       </w:r>
     </w:p>
     <w:p>
@@ -8283,6 +8247,43 @@
           <w:vertAlign w:val="subscript"/>
           <w:lang w:val="en-US"/>
         </w:rPr>
+        <w:t>G</w:t>
+      </w:r>
+      <w:r>
+        <w:rPr>
+          <w:lang w:val="en-US"/>
+        </w:rPr>
+        <w:t xml:space="preserve"> gọi là lực li tâm, luôn hướng từ A ra B</w:t>
+      </w:r>
+      <w:r>
+        <w:rPr>
+          <w:lang w:val="en-US"/>
+        </w:rPr>
+        <w:t>, dễ thấy công thức của nó na ná gia tốc hướng tâm</w:t>
+      </w:r>
+    </w:p>
+    <w:p>
+      <w:pPr>
+        <w:pStyle w:val="ListParagraph"/>
+        <w:numPr>
+          <w:ilvl w:val="0"/>
+          <w:numId w:val="2"/>
+        </w:numPr>
+        <w:rPr>
+          <w:lang w:val="en-US"/>
+        </w:rPr>
+      </w:pPr>
+      <w:r>
+        <w:rPr>
+          <w:lang w:val="en-US"/>
+        </w:rPr>
+        <w:t>F</w:t>
+      </w:r>
+      <w:r>
+        <w:rPr>
+          <w:vertAlign w:val="subscript"/>
+          <w:lang w:val="en-US"/>
+        </w:rPr>
         <w:t>E</w:t>
       </w:r>
       <w:r>
@@ -8296,6 +8297,12 @@
           <w:lang w:val="en-US"/>
         </w:rPr>
         <w:t>, có phương vuông góc AB, vai trò như lực tăng hoặc hãm tốc độ góc của B so với A</w:t>
+      </w:r>
+      <w:r>
+        <w:rPr>
+          <w:lang w:val="en-US"/>
+        </w:rPr>
+        <w:t>, dễ thấy công thức của nó na ná gia tốc tiếp tuyến</w:t>
       </w:r>
     </w:p>
     <w:p>
@@ -8999,14 +9006,14 @@
         <w:rPr>
           <w:lang w:val="en-US"/>
         </w:rPr>
-        <w:t xml:space="preserve">lực hấp dẫn giữa anh ta và trái đất cố gắng kéo anh ta xuống mặt đất, bằng cách giảm dần vận tốc của anh ta, nhưng giả sử vận tốc đầu của anh ta lớn đến nỗi cho dù có buông lỏng thì anh ta vẫn đủ sức bay đến vô tận mà vận tốc vẫn chưa giảm về 0, nguyên nhân là do bay càng cao thì lực hấp dẫn càng giảm, độ giảm vận tốc cũng giảm theo, do không có ma sát, nên theo định luật bảo toàn năng lượng, giả sử nếu anh ta bị kéo ngược trở lại tại 1 </w:t>
+        <w:t xml:space="preserve">lực hấp dẫn giữa anh ta và trái đất cố gắng kéo anh ta xuống mặt đất, bằng cách giảm dần vận tốc của anh ta, nhưng giả sử vận tốc đầu của anh ta lớn đến nỗi cho dù có buông lỏng thì anh ta vẫn đủ sức bay đến vô tận mà vận tốc vẫn chưa giảm về 0, nguyên nhân là do bay càng cao thì lực </w:t>
       </w:r>
       <w:r>
         <w:rPr>
           <w:lang w:val="en-US"/>
         </w:rPr>
         <w:lastRenderedPageBreak/>
-        <w:t>thời điểm nào đó, thì khi đó, thế năng của anh ta tại đó so với mặt đất = động năng của anh ta lúc bắt đầu phóng, vì vậy, nếu lúc bắt đầu phóng mà động năng của anh ta vượt qua thế năng tại điểm vô tận thì anh ta sẽ không bao giờ bị kéo trở lại, vận tốc làm cho động năng của anh ta lúc bắt đầu phóng = thế năng ở vô tận gọi là vận tốc thoát</w:t>
+        <w:t>hấp dẫn càng giảm, độ giảm vận tốc cũng giảm theo, do không có ma sát, nên theo định luật bảo toàn năng lượng, giả sử nếu anh ta bị kéo ngược trở lại tại 1 thời điểm nào đó, thì khi đó, thế năng của anh ta tại đó so với mặt đất = động năng của anh ta lúc bắt đầu phóng, vì vậy, nếu lúc bắt đầu phóng mà động năng của anh ta vượt qua thế năng tại điểm vô tận thì anh ta sẽ không bao giờ bị kéo trở lại, vận tốc làm cho động năng của anh ta lúc bắt đầu phóng = thế năng ở vô tận gọi là vận tốc thoát</w:t>
       </w:r>
     </w:p>
     <w:p>

--- a/force.docx
+++ b/force.docx
@@ -1038,6 +1038,890 @@
         <w:rPr>
           <w:lang w:val="en-US"/>
         </w:rPr>
+        <w:t>Các Phương Trình Cơ Bản Mặc Định Luôn Đúng?</w:t>
+      </w:r>
+    </w:p>
+    <w:p>
+      <w:pPr>
+        <w:pStyle w:val="ListParagraph"/>
+        <w:numPr>
+          <w:ilvl w:val="0"/>
+          <w:numId w:val="6"/>
+        </w:numPr>
+        <w:rPr>
+          <w:lang w:val="en-US"/>
+        </w:rPr>
+      </w:pPr>
+      <w:r>
+        <w:rPr>
+          <w:lang w:val="en-US"/>
+        </w:rPr>
+        <w:t xml:space="preserve">Cho 1 vật đang chuyển động, điểm nhìn là </w:t>
+      </w:r>
+      <w:r>
+        <w:rPr>
+          <w:lang w:val="en-US"/>
+        </w:rPr>
+        <w:t>A = 1 hệ quy chiếu quán tính</w:t>
+      </w:r>
+    </w:p>
+    <w:p>
+      <w:pPr>
+        <w:pStyle w:val="ListParagraph"/>
+        <w:numPr>
+          <w:ilvl w:val="0"/>
+          <w:numId w:val="6"/>
+        </w:numPr>
+        <w:rPr>
+          <w:lang w:val="en-US"/>
+        </w:rPr>
+      </w:pPr>
+      <w:r>
+        <w:rPr>
+          <w:lang w:val="en-US"/>
+        </w:rPr>
+        <w:t xml:space="preserve">Khối lượng </w:t>
+      </w:r>
+      <w:r>
+        <w:rPr>
+          <w:lang w:val="en-US"/>
+        </w:rPr>
+        <w:t xml:space="preserve">nghỉ của </w:t>
+      </w:r>
+      <w:r>
+        <w:rPr>
+          <w:lang w:val="en-US"/>
+        </w:rPr>
+        <w:t>vật là m</w:t>
+      </w:r>
+      <w:r>
+        <w:rPr>
+          <w:vertAlign w:val="subscript"/>
+          <w:lang w:val="en-US"/>
+        </w:rPr>
+        <w:t>0</w:t>
+      </w:r>
+    </w:p>
+    <w:p>
+      <w:pPr>
+        <w:pStyle w:val="ListParagraph"/>
+        <w:numPr>
+          <w:ilvl w:val="0"/>
+          <w:numId w:val="6"/>
+        </w:numPr>
+        <w:rPr>
+          <w:lang w:val="en-US"/>
+        </w:rPr>
+      </w:pPr>
+      <w:r>
+        <w:rPr>
+          <w:lang w:val="en-US"/>
+        </w:rPr>
+        <w:t xml:space="preserve">Khối lượng động của vật là m khi vật chuyển động với </w:t>
+      </w:r>
+      <w:r>
+        <w:rPr>
+          <w:lang w:val="en-US"/>
+        </w:rPr>
+        <w:t xml:space="preserve">Vector </w:t>
+      </w:r>
+      <w:r>
+        <w:rPr>
+          <w:lang w:val="en-US"/>
+        </w:rPr>
+        <w:t>vận tốc v</w:t>
+      </w:r>
+    </w:p>
+    <w:p>
+      <w:pPr>
+        <w:pStyle w:val="ListParagraph"/>
+        <w:numPr>
+          <w:ilvl w:val="0"/>
+          <w:numId w:val="6"/>
+        </w:numPr>
+        <w:rPr>
+          <w:lang w:val="en-US"/>
+        </w:rPr>
+      </w:pPr>
+      <w:r>
+        <w:rPr>
+          <w:lang w:val="en-US"/>
+        </w:rPr>
+        <w:t>Vector vị trí của vật là r</w:t>
+      </w:r>
+    </w:p>
+    <w:p>
+      <w:pPr>
+        <w:pStyle w:val="ListParagraph"/>
+        <w:numPr>
+          <w:ilvl w:val="0"/>
+          <w:numId w:val="6"/>
+        </w:numPr>
+        <w:rPr>
+          <w:lang w:val="en-US"/>
+        </w:rPr>
+      </w:pPr>
+      <w:r>
+        <w:rPr>
+          <w:lang w:val="en-US"/>
+        </w:rPr>
+        <w:t>Tốc độ</w:t>
+      </w:r>
+      <w:r>
+        <w:rPr>
+          <w:lang w:val="en-US"/>
+        </w:rPr>
+        <w:t xml:space="preserve"> ánh sáng là không đổi với mọi hệ quy chiếu = c</w:t>
+      </w:r>
+    </w:p>
+    <w:p>
+      <w:pPr>
+        <w:pStyle w:val="ListParagraph"/>
+        <w:numPr>
+          <w:ilvl w:val="0"/>
+          <w:numId w:val="6"/>
+        </w:numPr>
+        <w:rPr>
+          <w:lang w:val="en-US"/>
+        </w:rPr>
+      </w:pPr>
+      <w:r>
+        <w:rPr>
+          <w:lang w:val="en-US"/>
+        </w:rPr>
+        <w:t>Vector tổng hợp lực tác dụng lên vật là F</w:t>
+      </w:r>
+    </w:p>
+    <w:p>
+      <w:pPr>
+        <w:pStyle w:val="ListParagraph"/>
+        <w:numPr>
+          <w:ilvl w:val="0"/>
+          <w:numId w:val="6"/>
+        </w:numPr>
+        <w:rPr>
+          <w:lang w:val="en-US"/>
+        </w:rPr>
+      </w:pPr>
+      <w:r>
+        <w:rPr>
+          <w:lang w:val="en-US"/>
+        </w:rPr>
+        <w:t>Vector Moment của F là M</w:t>
+      </w:r>
+    </w:p>
+    <w:p>
+      <w:pPr>
+        <w:pStyle w:val="ListParagraph"/>
+        <w:numPr>
+          <w:ilvl w:val="0"/>
+          <w:numId w:val="6"/>
+        </w:numPr>
+        <w:rPr>
+          <w:lang w:val="en-US"/>
+        </w:rPr>
+      </w:pPr>
+      <w:r>
+        <w:rPr>
+          <w:lang w:val="en-US"/>
+        </w:rPr>
+        <w:t>Vector động lượng của vật là K</w:t>
+      </w:r>
+    </w:p>
+    <w:p>
+      <w:pPr>
+        <w:pStyle w:val="ListParagraph"/>
+        <w:numPr>
+          <w:ilvl w:val="0"/>
+          <w:numId w:val="6"/>
+        </w:numPr>
+        <w:rPr>
+          <w:lang w:val="en-US"/>
+        </w:rPr>
+      </w:pPr>
+      <w:r>
+        <w:rPr>
+          <w:lang w:val="en-US"/>
+        </w:rPr>
+        <w:t>Vector Moment của K là L</w:t>
+      </w:r>
+    </w:p>
+    <w:p>
+      <w:pPr>
+        <w:pStyle w:val="ListParagraph"/>
+        <w:numPr>
+          <w:ilvl w:val="0"/>
+          <w:numId w:val="6"/>
+        </w:numPr>
+        <w:rPr>
+          <w:lang w:val="en-US"/>
+        </w:rPr>
+      </w:pPr>
+      <w:r>
+        <w:rPr>
+          <w:lang w:val="en-US"/>
+        </w:rPr>
+        <w:t xml:space="preserve">Thời gian </w:t>
+      </w:r>
+      <w:r>
+        <w:rPr>
+          <w:lang w:val="en-US"/>
+        </w:rPr>
+        <w:t xml:space="preserve">trôi từ cảm nhận của A </w:t>
+      </w:r>
+      <w:r>
+        <w:rPr>
+          <w:lang w:val="en-US"/>
+        </w:rPr>
+        <w:t>là t</w:t>
+      </w:r>
+    </w:p>
+    <w:p>
+      <w:pPr>
+        <w:pStyle w:val="ListParagraph"/>
+        <w:numPr>
+          <w:ilvl w:val="0"/>
+          <w:numId w:val="6"/>
+        </w:numPr>
+        <w:rPr>
+          <w:lang w:val="en-US"/>
+        </w:rPr>
+      </w:pPr>
+      <w:r>
+        <w:rPr>
+          <w:lang w:val="en-US"/>
+        </w:rPr>
+        <w:t>Công thức căn bản</w:t>
+      </w:r>
+    </w:p>
+    <w:p>
+      <w:pPr>
+        <w:pStyle w:val="ListParagraph"/>
+        <w:pBdr>
+          <w:top w:val="single" w:sz="4" w:space="1" w:color="auto"/>
+          <w:left w:val="single" w:sz="4" w:space="4" w:color="auto"/>
+          <w:bottom w:val="single" w:sz="4" w:space="1" w:color="auto"/>
+          <w:right w:val="single" w:sz="4" w:space="4" w:color="auto"/>
+        </w:pBdr>
+        <w:ind w:left="1080"/>
+        <w:rPr>
+          <w:lang w:val="en-US"/>
+        </w:rPr>
+      </w:pPr>
+      <m:oMath>
+        <m:r>
+          <w:rPr>
+            <w:rFonts w:ascii="Cambria Math" w:hAnsi="Cambria Math"/>
+            <w:lang w:val="en-US"/>
+          </w:rPr>
+          <m:t>m=</m:t>
+        </m:r>
+        <m:f>
+          <m:fPr>
+            <m:ctrlPr>
+              <w:rPr>
+                <w:rFonts w:ascii="Cambria Math" w:hAnsi="Cambria Math"/>
+                <w:i/>
+                <w:lang w:val="en-US"/>
+              </w:rPr>
+            </m:ctrlPr>
+          </m:fPr>
+          <m:num>
+            <m:sSub>
+              <m:sSubPr>
+                <m:ctrlPr>
+                  <w:rPr>
+                    <w:rFonts w:ascii="Cambria Math" w:hAnsi="Cambria Math"/>
+                    <w:i/>
+                    <w:lang w:val="en-US"/>
+                  </w:rPr>
+                </m:ctrlPr>
+              </m:sSubPr>
+              <m:e>
+                <m:r>
+                  <w:rPr>
+                    <w:rFonts w:ascii="Cambria Math" w:hAnsi="Cambria Math"/>
+                    <w:lang w:val="en-US"/>
+                  </w:rPr>
+                  <m:t>m</m:t>
+                </m:r>
+              </m:e>
+              <m:sub>
+                <m:r>
+                  <w:rPr>
+                    <w:rFonts w:ascii="Cambria Math" w:hAnsi="Cambria Math"/>
+                    <w:lang w:val="en-US"/>
+                  </w:rPr>
+                  <m:t>0</m:t>
+                </m:r>
+              </m:sub>
+            </m:sSub>
+          </m:num>
+          <m:den>
+            <m:rad>
+              <m:radPr>
+                <m:degHide m:val="1"/>
+                <m:ctrlPr>
+                  <w:rPr>
+                    <w:rFonts w:ascii="Cambria Math" w:hAnsi="Cambria Math"/>
+                    <w:i/>
+                    <w:lang w:val="en-US"/>
+                  </w:rPr>
+                </m:ctrlPr>
+              </m:radPr>
+              <m:deg/>
+              <m:e>
+                <m:r>
+                  <w:rPr>
+                    <w:rFonts w:ascii="Cambria Math" w:hAnsi="Cambria Math"/>
+                    <w:lang w:val="en-US"/>
+                  </w:rPr>
+                  <m:t xml:space="preserve">1 - </m:t>
+                </m:r>
+                <m:f>
+                  <m:fPr>
+                    <m:ctrlPr>
+                      <w:rPr>
+                        <w:rFonts w:ascii="Cambria Math" w:hAnsi="Cambria Math"/>
+                        <w:i/>
+                        <w:lang w:val="en-US"/>
+                      </w:rPr>
+                    </m:ctrlPr>
+                  </m:fPr>
+                  <m:num>
+                    <m:sSup>
+                      <m:sSupPr>
+                        <m:ctrlPr>
+                          <w:rPr>
+                            <w:rFonts w:ascii="Cambria Math" w:hAnsi="Cambria Math"/>
+                            <w:i/>
+                            <w:lang w:val="en-US"/>
+                          </w:rPr>
+                        </m:ctrlPr>
+                      </m:sSupPr>
+                      <m:e>
+                        <m:d>
+                          <m:dPr>
+                            <m:begChr m:val="|"/>
+                            <m:endChr m:val="|"/>
+                            <m:ctrlPr>
+                              <w:rPr>
+                                <w:rFonts w:ascii="Cambria Math" w:hAnsi="Cambria Math"/>
+                                <w:i/>
+                                <w:lang w:val="en-US"/>
+                              </w:rPr>
+                            </m:ctrlPr>
+                          </m:dPr>
+                          <m:e>
+                            <m:r>
+                              <w:rPr>
+                                <w:rFonts w:ascii="Cambria Math" w:hAnsi="Cambria Math"/>
+                                <w:lang w:val="en-US"/>
+                              </w:rPr>
+                              <m:t>v</m:t>
+                            </m:r>
+                          </m:e>
+                        </m:d>
+                      </m:e>
+                      <m:sup>
+                        <m:r>
+                          <w:rPr>
+                            <w:rFonts w:ascii="Cambria Math" w:hAnsi="Cambria Math"/>
+                            <w:lang w:val="en-US"/>
+                          </w:rPr>
+                          <m:t>2</m:t>
+                        </m:r>
+                      </m:sup>
+                    </m:sSup>
+                  </m:num>
+                  <m:den>
+                    <m:sSup>
+                      <m:sSupPr>
+                        <m:ctrlPr>
+                          <w:rPr>
+                            <w:rFonts w:ascii="Cambria Math" w:hAnsi="Cambria Math"/>
+                            <w:i/>
+                            <w:lang w:val="en-US"/>
+                          </w:rPr>
+                        </m:ctrlPr>
+                      </m:sSupPr>
+                      <m:e>
+                        <m:r>
+                          <w:rPr>
+                            <w:rFonts w:ascii="Cambria Math" w:hAnsi="Cambria Math"/>
+                            <w:lang w:val="en-US"/>
+                          </w:rPr>
+                          <m:t>c</m:t>
+                        </m:r>
+                      </m:e>
+                      <m:sup>
+                        <m:r>
+                          <w:rPr>
+                            <w:rFonts w:ascii="Cambria Math" w:hAnsi="Cambria Math"/>
+                            <w:lang w:val="en-US"/>
+                          </w:rPr>
+                          <m:t>2</m:t>
+                        </m:r>
+                      </m:sup>
+                    </m:sSup>
+                  </m:den>
+                </m:f>
+              </m:e>
+            </m:rad>
+          </m:den>
+        </m:f>
+      </m:oMath>
+      <w:r>
+        <w:rPr>
+          <w:rFonts w:eastAsiaTheme="minorEastAsia"/>
+          <w:lang w:val="en-US"/>
+        </w:rPr>
+        <w:t xml:space="preserve"> </w:t>
+      </w:r>
+    </w:p>
+    <w:p>
+      <w:pPr>
+        <w:pStyle w:val="ListParagraph"/>
+        <w:pBdr>
+          <w:top w:val="single" w:sz="4" w:space="1" w:color="auto"/>
+          <w:left w:val="single" w:sz="4" w:space="4" w:color="auto"/>
+          <w:bottom w:val="single" w:sz="4" w:space="1" w:color="auto"/>
+          <w:right w:val="single" w:sz="4" w:space="4" w:color="auto"/>
+        </w:pBdr>
+        <w:ind w:left="1080"/>
+        <w:rPr>
+          <w:lang w:val="en-US"/>
+        </w:rPr>
+      </w:pPr>
+      <m:oMath>
+        <m:r>
+          <w:rPr>
+            <w:rFonts w:ascii="Cambria Math" w:hAnsi="Cambria Math"/>
+            <w:lang w:val="en-US"/>
+          </w:rPr>
+          <m:t>K=</m:t>
+        </m:r>
+        <m:r>
+          <w:rPr>
+            <w:rFonts w:ascii="Cambria Math" w:hAnsi="Cambria Math"/>
+            <w:lang w:val="en-US"/>
+          </w:rPr>
+          <m:t>mv</m:t>
+        </m:r>
+      </m:oMath>
+      <w:r>
+        <w:rPr>
+          <w:rFonts w:eastAsiaTheme="minorEastAsia"/>
+          <w:lang w:val="en-US"/>
+        </w:rPr>
+        <w:t xml:space="preserve"> </w:t>
+      </w:r>
+    </w:p>
+    <w:p>
+      <w:pPr>
+        <w:pStyle w:val="ListParagraph"/>
+        <w:pBdr>
+          <w:top w:val="single" w:sz="4" w:space="1" w:color="auto"/>
+          <w:left w:val="single" w:sz="4" w:space="4" w:color="auto"/>
+          <w:bottom w:val="single" w:sz="4" w:space="1" w:color="auto"/>
+          <w:right w:val="single" w:sz="4" w:space="4" w:color="auto"/>
+        </w:pBdr>
+        <w:ind w:left="1080"/>
+        <w:rPr>
+          <w:rFonts w:eastAsiaTheme="minorEastAsia"/>
+          <w:lang w:val="en-US"/>
+        </w:rPr>
+      </w:pPr>
+      <m:oMath>
+        <m:r>
+          <w:rPr>
+            <w:rFonts w:ascii="Cambria Math" w:hAnsi="Cambria Math"/>
+            <w:lang w:val="en-US"/>
+          </w:rPr>
+          <m:t>F</m:t>
+        </m:r>
+        <m:r>
+          <w:rPr>
+            <w:rFonts w:ascii="Cambria Math" w:hAnsi="Cambria Math"/>
+            <w:lang w:val="en-US"/>
+          </w:rPr>
+          <m:t>=</m:t>
+        </m:r>
+        <m:f>
+          <m:fPr>
+            <m:ctrlPr>
+              <w:rPr>
+                <w:rFonts w:ascii="Cambria Math" w:hAnsi="Cambria Math"/>
+                <w:i/>
+                <w:lang w:val="en-US"/>
+              </w:rPr>
+            </m:ctrlPr>
+          </m:fPr>
+          <m:num>
+            <m:r>
+              <w:rPr>
+                <w:rFonts w:ascii="Cambria Math" w:hAnsi="Cambria Math"/>
+                <w:lang w:val="en-US"/>
+              </w:rPr>
+              <m:t>dK</m:t>
+            </m:r>
+          </m:num>
+          <m:den>
+            <m:r>
+              <w:rPr>
+                <w:rFonts w:ascii="Cambria Math" w:hAnsi="Cambria Math"/>
+                <w:lang w:val="en-US"/>
+              </w:rPr>
+              <m:t>dt</m:t>
+            </m:r>
+          </m:den>
+        </m:f>
+      </m:oMath>
+      <w:r>
+        <w:rPr>
+          <w:rFonts w:eastAsiaTheme="minorEastAsia"/>
+          <w:lang w:val="en-US"/>
+        </w:rPr>
+        <w:t xml:space="preserve"> </w:t>
+      </w:r>
+    </w:p>
+    <w:p>
+      <w:pPr>
+        <w:pStyle w:val="ListParagraph"/>
+        <w:pBdr>
+          <w:top w:val="single" w:sz="4" w:space="1" w:color="auto"/>
+          <w:left w:val="single" w:sz="4" w:space="4" w:color="auto"/>
+          <w:bottom w:val="single" w:sz="4" w:space="1" w:color="auto"/>
+          <w:right w:val="single" w:sz="4" w:space="4" w:color="auto"/>
+        </w:pBdr>
+        <w:ind w:left="1080"/>
+        <w:rPr>
+          <w:rFonts w:eastAsiaTheme="minorEastAsia"/>
+          <w:lang w:val="en-US"/>
+        </w:rPr>
+      </w:pPr>
+      <m:oMath>
+        <m:r>
+          <w:rPr>
+            <w:rFonts w:ascii="Cambria Math" w:hAnsi="Cambria Math"/>
+            <w:lang w:val="en-US"/>
+          </w:rPr>
+          <m:t>M</m:t>
+        </m:r>
+        <m:r>
+          <w:rPr>
+            <w:rFonts w:ascii="Cambria Math" w:hAnsi="Cambria Math"/>
+            <w:lang w:val="en-US"/>
+          </w:rPr>
+          <m:t>=</m:t>
+        </m:r>
+        <m:r>
+          <w:rPr>
+            <w:rFonts w:ascii="Cambria Math" w:hAnsi="Cambria Math"/>
+            <w:lang w:val="en-US"/>
+          </w:rPr>
+          <m:t>r×</m:t>
+        </m:r>
+        <m:r>
+          <w:rPr>
+            <w:rFonts w:ascii="Cambria Math" w:hAnsi="Cambria Math"/>
+            <w:lang w:val="en-US"/>
+          </w:rPr>
+          <m:t xml:space="preserve">F </m:t>
+        </m:r>
+      </m:oMath>
+      <w:r>
+        <w:rPr>
+          <w:rFonts w:eastAsiaTheme="minorEastAsia"/>
+          <w:lang w:val="en-US"/>
+        </w:rPr>
+        <w:t xml:space="preserve"> </w:t>
+      </w:r>
+    </w:p>
+    <w:p>
+      <w:pPr>
+        <w:pStyle w:val="ListParagraph"/>
+        <w:pBdr>
+          <w:top w:val="single" w:sz="4" w:space="1" w:color="auto"/>
+          <w:left w:val="single" w:sz="4" w:space="4" w:color="auto"/>
+          <w:bottom w:val="single" w:sz="4" w:space="1" w:color="auto"/>
+          <w:right w:val="single" w:sz="4" w:space="4" w:color="auto"/>
+        </w:pBdr>
+        <w:ind w:left="1080"/>
+        <w:rPr>
+          <w:rFonts w:eastAsiaTheme="minorEastAsia"/>
+          <w:lang w:val="en-US"/>
+        </w:rPr>
+      </w:pPr>
+      <m:oMath>
+        <m:r>
+          <w:rPr>
+            <w:rFonts w:ascii="Cambria Math" w:hAnsi="Cambria Math"/>
+            <w:lang w:val="en-US"/>
+          </w:rPr>
+          <m:t>L</m:t>
+        </m:r>
+        <m:r>
+          <w:rPr>
+            <w:rFonts w:ascii="Cambria Math" w:hAnsi="Cambria Math"/>
+            <w:lang w:val="en-US"/>
+          </w:rPr>
+          <m:t>=</m:t>
+        </m:r>
+        <m:r>
+          <w:rPr>
+            <w:rFonts w:ascii="Cambria Math" w:hAnsi="Cambria Math"/>
+            <w:lang w:val="en-US"/>
+          </w:rPr>
+          <m:t>r</m:t>
+        </m:r>
+        <m:r>
+          <w:rPr>
+            <w:rFonts w:ascii="Cambria Math" w:hAnsi="Cambria Math"/>
+            <w:lang w:val="en-US"/>
+          </w:rPr>
+          <m:t>×</m:t>
+        </m:r>
+        <m:r>
+          <w:rPr>
+            <w:rFonts w:ascii="Cambria Math" w:hAnsi="Cambria Math"/>
+            <w:lang w:val="en-US"/>
+          </w:rPr>
+          <m:t>K</m:t>
+        </m:r>
+      </m:oMath>
+      <w:r>
+        <w:rPr>
+          <w:rFonts w:eastAsiaTheme="minorEastAsia"/>
+          <w:lang w:val="en-US"/>
+        </w:rPr>
+        <w:t xml:space="preserve"> </w:t>
+      </w:r>
+    </w:p>
+    <w:p>
+      <w:pPr>
+        <w:pStyle w:val="ListParagraph"/>
+        <w:numPr>
+          <w:ilvl w:val="0"/>
+          <w:numId w:val="6"/>
+        </w:numPr>
+        <w:rPr>
+          <w:lang w:val="en-US"/>
+        </w:rPr>
+      </w:pPr>
+      <w:r>
+        <w:rPr>
+          <w:lang w:val="en-US"/>
+        </w:rPr>
+        <w:t>Hệ quả</w:t>
+      </w:r>
+    </w:p>
+    <w:p>
+      <w:pPr>
+        <w:pStyle w:val="ListParagraph"/>
+        <w:pBdr>
+          <w:top w:val="single" w:sz="4" w:space="1" w:color="auto"/>
+          <w:left w:val="single" w:sz="4" w:space="4" w:color="auto"/>
+          <w:bottom w:val="single" w:sz="4" w:space="1" w:color="auto"/>
+          <w:right w:val="single" w:sz="4" w:space="4" w:color="auto"/>
+        </w:pBdr>
+        <w:ind w:left="1080"/>
+        <w:rPr>
+          <w:lang w:val="en-US"/>
+        </w:rPr>
+      </w:pPr>
+      <m:oMath>
+        <m:f>
+          <m:fPr>
+            <m:ctrlPr>
+              <w:rPr>
+                <w:rFonts w:ascii="Cambria Math" w:hAnsi="Cambria Math"/>
+                <w:i/>
+                <w:lang w:val="en-US"/>
+              </w:rPr>
+            </m:ctrlPr>
+          </m:fPr>
+          <m:num>
+            <m:r>
+              <w:rPr>
+                <w:rFonts w:ascii="Cambria Math" w:hAnsi="Cambria Math"/>
+                <w:lang w:val="en-US"/>
+              </w:rPr>
+              <m:t>d</m:t>
+            </m:r>
+            <m:r>
+              <w:rPr>
+                <w:rFonts w:ascii="Cambria Math" w:hAnsi="Cambria Math"/>
+                <w:lang w:val="en-US"/>
+              </w:rPr>
+              <m:t>M</m:t>
+            </m:r>
+          </m:num>
+          <m:den>
+            <m:r>
+              <w:rPr>
+                <w:rFonts w:ascii="Cambria Math" w:hAnsi="Cambria Math"/>
+                <w:lang w:val="en-US"/>
+              </w:rPr>
+              <m:t>dt</m:t>
+            </m:r>
+          </m:den>
+        </m:f>
+        <m:r>
+          <w:rPr>
+            <w:rFonts w:ascii="Cambria Math" w:hAnsi="Cambria Math"/>
+            <w:lang w:val="en-US"/>
+          </w:rPr>
+          <m:t>=mv</m:t>
+        </m:r>
+      </m:oMath>
+      <w:r>
+        <w:rPr>
+          <w:rFonts w:eastAsiaTheme="minorEastAsia"/>
+          <w:lang w:val="en-US"/>
+        </w:rPr>
+        <w:t xml:space="preserve"> </w:t>
+      </w:r>
+    </w:p>
+    <w:p>
+      <w:pPr>
+        <w:pStyle w:val="ListParagraph"/>
+        <w:pBdr>
+          <w:top w:val="single" w:sz="4" w:space="1" w:color="auto"/>
+          <w:left w:val="single" w:sz="4" w:space="4" w:color="auto"/>
+          <w:bottom w:val="single" w:sz="4" w:space="1" w:color="auto"/>
+          <w:right w:val="single" w:sz="4" w:space="4" w:color="auto"/>
+        </w:pBdr>
+        <w:ind w:left="1080"/>
+        <w:rPr>
+          <w:rFonts w:eastAsiaTheme="minorEastAsia"/>
+          <w:lang w:val="en-US"/>
+        </w:rPr>
+      </w:pPr>
+      <m:oMath>
+        <m:r>
+          <w:rPr>
+            <w:rFonts w:ascii="Cambria Math" w:hAnsi="Cambria Math"/>
+            <w:lang w:val="en-US"/>
+          </w:rPr>
+          <m:t>F=</m:t>
+        </m:r>
+        <m:f>
+          <m:fPr>
+            <m:ctrlPr>
+              <w:rPr>
+                <w:rFonts w:ascii="Cambria Math" w:hAnsi="Cambria Math"/>
+                <w:i/>
+                <w:lang w:val="en-US"/>
+              </w:rPr>
+            </m:ctrlPr>
+          </m:fPr>
+          <m:num>
+            <m:r>
+              <w:rPr>
+                <w:rFonts w:ascii="Cambria Math" w:hAnsi="Cambria Math"/>
+                <w:lang w:val="en-US"/>
+              </w:rPr>
+              <m:t>dK</m:t>
+            </m:r>
+          </m:num>
+          <m:den>
+            <m:r>
+              <w:rPr>
+                <w:rFonts w:ascii="Cambria Math" w:hAnsi="Cambria Math"/>
+                <w:lang w:val="en-US"/>
+              </w:rPr>
+              <m:t>dt</m:t>
+            </m:r>
+          </m:den>
+        </m:f>
+      </m:oMath>
+      <w:r>
+        <w:rPr>
+          <w:rFonts w:eastAsiaTheme="minorEastAsia"/>
+          <w:lang w:val="en-US"/>
+        </w:rPr>
+        <w:t xml:space="preserve"> </w:t>
+      </w:r>
+    </w:p>
+    <w:p>
+      <w:pPr>
+        <w:pStyle w:val="ListParagraph"/>
+        <w:pBdr>
+          <w:top w:val="single" w:sz="4" w:space="1" w:color="auto"/>
+          <w:left w:val="single" w:sz="4" w:space="4" w:color="auto"/>
+          <w:bottom w:val="single" w:sz="4" w:space="1" w:color="auto"/>
+          <w:right w:val="single" w:sz="4" w:space="4" w:color="auto"/>
+        </w:pBdr>
+        <w:ind w:left="1080"/>
+        <w:rPr>
+          <w:rFonts w:eastAsiaTheme="minorEastAsia"/>
+          <w:lang w:val="en-US"/>
+        </w:rPr>
+      </w:pPr>
+      <m:oMath>
+        <m:r>
+          <w:rPr>
+            <w:rFonts w:ascii="Cambria Math" w:hAnsi="Cambria Math"/>
+            <w:lang w:val="en-US"/>
+          </w:rPr>
+          <m:t xml:space="preserve">M=r×F </m:t>
+        </m:r>
+      </m:oMath>
+      <w:r>
+        <w:rPr>
+          <w:rFonts w:eastAsiaTheme="minorEastAsia"/>
+          <w:lang w:val="en-US"/>
+        </w:rPr>
+        <w:t xml:space="preserve"> </w:t>
+      </w:r>
+    </w:p>
+    <w:p>
+      <w:pPr>
+        <w:pStyle w:val="ListParagraph"/>
+        <w:pBdr>
+          <w:top w:val="single" w:sz="4" w:space="1" w:color="auto"/>
+          <w:left w:val="single" w:sz="4" w:space="4" w:color="auto"/>
+          <w:bottom w:val="single" w:sz="4" w:space="1" w:color="auto"/>
+          <w:right w:val="single" w:sz="4" w:space="4" w:color="auto"/>
+        </w:pBdr>
+        <w:ind w:left="1080"/>
+        <w:rPr>
+          <w:lang w:val="en-US"/>
+        </w:rPr>
+      </w:pPr>
+      <m:oMath>
+        <m:r>
+          <w:rPr>
+            <w:rFonts w:ascii="Cambria Math" w:hAnsi="Cambria Math"/>
+            <w:lang w:val="en-US"/>
+          </w:rPr>
+          <m:t>L=r×</m:t>
+        </m:r>
+      </m:oMath>
+      <w:r>
+        <w:rPr>
+          <w:rFonts w:eastAsiaTheme="minorEastAsia"/>
+          <w:lang w:val="en-US"/>
+        </w:rPr>
+        <w:t xml:space="preserve"> </w:t>
+      </w:r>
+    </w:p>
+    <w:p>
+      <w:pPr>
+        <w:pStyle w:val="ListParagraph"/>
+        <w:numPr>
+          <w:ilvl w:val="0"/>
+          <w:numId w:val="9"/>
+        </w:numPr>
+        <w:rPr>
+          <w:lang w:val="en-US"/>
+        </w:rPr>
+      </w:pPr>
+      <w:r>
+        <w:rPr>
+          <w:lang w:val="en-US"/>
+        </w:rPr>
         <w:t xml:space="preserve">Có Phải Tổng Hợp Lực </w:t>
       </w:r>
       <w:r>
@@ -1541,6 +2425,7 @@
           <w:rFonts w:eastAsiaTheme="minorEastAsia"/>
           <w:lang w:val="en-US"/>
         </w:rPr>
+        <w:lastRenderedPageBreak/>
         <w:t>Tính Lực Cản Không Khí?</w:t>
       </w:r>
     </w:p>
@@ -1936,7 +2821,6 @@
         <w:rPr>
           <w:lang w:val="en-US"/>
         </w:rPr>
-        <w:lastRenderedPageBreak/>
         <w:t>N</w:t>
       </w:r>
       <w:r>
@@ -3830,6 +4714,7 @@
         <w:rPr>
           <w:lang w:val="en-US"/>
         </w:rPr>
+        <w:lastRenderedPageBreak/>
         <w:t>Lấy tích phân Moment trọng lực tác dụng lên toàn bộ vật, mốc là trọng tâm, trọng tâm là gốc tọa độ, dễ thấy độ lớn gia tốc trọng trường tại mọi điểm là như nhau, nên ta có thể lấy nó ra dấu tích phân, còn lại là tích phân tọa độ nhân trọng số của tất cả các điểm trong vật, mà như tính chất 1, dễ thấy tích phân này = 0, nên tích có hướng của Vector gia tốc với tích phân này = 0, hay Moment trọng lực = 0, vật đứng yên</w:t>
       </w:r>
     </w:p>
@@ -3956,7 +4841,6 @@
         <w:rPr>
           <w:lang w:val="en-US"/>
         </w:rPr>
-        <w:lastRenderedPageBreak/>
         <w:t>Không, nó chỉ đúng trong 1 số ít trường hợp như hình tam giác, chữ nhật, … còn đa số hình khác thì trung bình tọa độ đỉnh sẽ khác tọa độ trọng tâm</w:t>
       </w:r>
     </w:p>
@@ -4485,6 +5369,7 @@
             <w:rFonts w:ascii="Cambria Math" w:hAnsi="Cambria Math"/>
             <w:lang w:val="en-US"/>
           </w:rPr>
+          <w:lastRenderedPageBreak/>
           <m:t>∆K=F∆t</m:t>
         </m:r>
       </m:oMath>
@@ -4985,325 +5870,325 @@
         <w:rPr>
           <w:lang w:val="en-US"/>
         </w:rPr>
+        <w:t>Bởi vì khi đó, vật đang chịu tác dụng của lực hướng tâm, tổng hợp lực của hệ khác 0 nên không bả</w:t>
+      </w:r>
+      <w:r>
+        <w:rPr>
+          <w:lang w:val="en-US"/>
+        </w:rPr>
+        <w:t>o toàn M</w:t>
+      </w:r>
+      <w:r>
+        <w:rPr>
+          <w:lang w:val="en-US"/>
+        </w:rPr>
+        <w:t>oment động lượng</w:t>
+      </w:r>
+    </w:p>
+    <w:p>
+      <w:pPr>
+        <w:pStyle w:val="ListParagraph"/>
+        <w:numPr>
+          <w:ilvl w:val="0"/>
+          <w:numId w:val="10"/>
+        </w:numPr>
+        <w:rPr>
+          <w:lang w:val="en-US"/>
+        </w:rPr>
+      </w:pPr>
+      <w:r>
+        <w:rPr>
+          <w:lang w:val="en-US"/>
+        </w:rPr>
+        <w:t>Nếu Tác Dụng Vào 1 Vật 1 Lực Thì Sao?</w:t>
+      </w:r>
+    </w:p>
+    <w:p>
+      <w:pPr>
+        <w:pStyle w:val="ListParagraph"/>
+        <w:numPr>
+          <w:ilvl w:val="0"/>
+          <w:numId w:val="6"/>
+        </w:numPr>
+        <w:rPr>
+          <w:lang w:val="en-US"/>
+        </w:rPr>
+      </w:pPr>
+      <w:r>
+        <w:rPr>
+          <w:lang w:val="en-US"/>
+        </w:rPr>
+        <w:t>Vật sẽ tịnh tiến về phía trước đồng thời quay vòng xung quanh trọng tâm như lăn bánh xe, nếu không có ma sát thì tốc độ tịnh tiến và quay vòng không đổi</w:t>
+      </w:r>
+    </w:p>
+    <w:p>
+      <w:pPr>
+        <w:pStyle w:val="ListParagraph"/>
+        <w:numPr>
+          <w:ilvl w:val="0"/>
+          <w:numId w:val="10"/>
+        </w:numPr>
+        <w:rPr>
+          <w:lang w:val="en-US"/>
+        </w:rPr>
+      </w:pPr>
+      <w:r>
+        <w:rPr>
+          <w:lang w:val="en-US"/>
+        </w:rPr>
+        <w:t xml:space="preserve">Moment </w:t>
+      </w:r>
+      <w:r>
+        <w:rPr>
+          <w:lang w:val="en-US"/>
+        </w:rPr>
+        <w:t>Ngẫu Lực Là Gì?</w:t>
+      </w:r>
+    </w:p>
+    <w:p>
+      <w:pPr>
+        <w:pStyle w:val="ListParagraph"/>
+        <w:numPr>
+          <w:ilvl w:val="0"/>
+          <w:numId w:val="6"/>
+        </w:numPr>
+        <w:rPr>
+          <w:lang w:val="en-US"/>
+        </w:rPr>
+      </w:pPr>
+      <w:r>
+        <w:rPr>
+          <w:lang w:val="en-US"/>
+        </w:rPr>
+        <w:t>Ngẫu lực là 2 lực ngược chiều cùng độ lớn tác động đồng thời lên 2 điểm A và B</w:t>
+      </w:r>
+      <w:r>
+        <w:rPr>
+          <w:lang w:val="en-US"/>
+        </w:rPr>
+        <w:t xml:space="preserve"> bất kì trên vật sao cho làm</w:t>
+      </w:r>
+      <w:r>
+        <w:rPr>
+          <w:lang w:val="en-US"/>
+        </w:rPr>
+        <w:t xml:space="preserve"> vậ</w:t>
+      </w:r>
+      <w:r>
+        <w:rPr>
+          <w:lang w:val="en-US"/>
+        </w:rPr>
+        <w:t>t</w:t>
+      </w:r>
+      <w:r>
+        <w:rPr>
+          <w:lang w:val="en-US"/>
+        </w:rPr>
+        <w:t xml:space="preserve"> xoay </w:t>
+      </w:r>
+      <w:r>
+        <w:rPr>
+          <w:lang w:val="en-US"/>
+        </w:rPr>
+        <w:t>tại chỗ</w:t>
+      </w:r>
+      <w:r>
+        <w:rPr>
+          <w:lang w:val="en-US"/>
+        </w:rPr>
+        <w:t xml:space="preserve"> quanh trọng tâm</w:t>
+      </w:r>
+      <w:r>
+        <w:rPr>
+          <w:lang w:val="en-US"/>
+        </w:rPr>
+        <w:t xml:space="preserve">, </w:t>
+      </w:r>
+      <w:r>
+        <w:rPr>
+          <w:lang w:val="en-US"/>
+        </w:rPr>
+        <w:t>nghĩa là</w:t>
+      </w:r>
+      <w:r>
+        <w:rPr>
+          <w:lang w:val="en-US"/>
+        </w:rPr>
+        <w:t xml:space="preserve"> ngẫu lự</w:t>
+      </w:r>
+      <w:r>
+        <w:rPr>
+          <w:lang w:val="en-US"/>
+        </w:rPr>
+        <w:t>c phải</w:t>
+      </w:r>
+      <w:r>
+        <w:rPr>
+          <w:lang w:val="en-US"/>
+        </w:rPr>
+        <w:t xml:space="preserve"> tạo ra Moment động lượng cho hệ, nhưng tại sao động lượng không đổi mà Moment động lượng thay đổ</w:t>
+      </w:r>
+      <w:r>
+        <w:rPr>
+          <w:lang w:val="en-US"/>
+        </w:rPr>
+        <w:t xml:space="preserve">i, tưởng tượng ngẫu lực là 2 lực tác dụng lần lượt, </w:t>
+      </w:r>
+      <w:r>
+        <w:rPr>
+          <w:lang w:val="en-US"/>
+        </w:rPr>
+        <w:t>và cả 2 lần Moment động lượng đều cùng chiều thì chúng sẽ + vào nhau và làm cho vật có Moment động lượng, còn do 2 lực triệt tiêu nhau nên động lượng chắc chắn = 0</w:t>
+      </w:r>
+    </w:p>
+    <w:p>
+      <w:pPr>
+        <w:pStyle w:val="ListParagraph"/>
+        <w:numPr>
+          <w:ilvl w:val="0"/>
+          <w:numId w:val="10"/>
+        </w:numPr>
+        <w:rPr>
+          <w:lang w:val="en-US"/>
+        </w:rPr>
+      </w:pPr>
+      <w:r>
+        <w:rPr>
+          <w:lang w:val="en-US"/>
+        </w:rPr>
+        <w:t xml:space="preserve">2 Vật Giống Nhau Đang Cùng  Quay Quanh Trọng Tâm Của Hệ Với Vận Tốc Không Đổi Và Mốc Đó Đang Di Chuyển Với Tốc Độ Không Đổi Thì Có Bảo Toàn </w:t>
+      </w:r>
+      <w:r>
+        <w:rPr>
+          <w:lang w:val="en-US"/>
+        </w:rPr>
+        <w:t xml:space="preserve">Moment </w:t>
+      </w:r>
+      <w:r>
+        <w:rPr>
+          <w:lang w:val="en-US"/>
+        </w:rPr>
+        <w:t>Động Lượng?</w:t>
+      </w:r>
+    </w:p>
+    <w:p>
+      <w:pPr>
+        <w:pStyle w:val="ListParagraph"/>
+        <w:numPr>
+          <w:ilvl w:val="0"/>
+          <w:numId w:val="6"/>
+        </w:numPr>
+        <w:rPr>
+          <w:lang w:val="en-US"/>
+        </w:rPr>
+      </w:pPr>
+      <w:r>
+        <w:rPr>
+          <w:lang w:val="en-US"/>
+        </w:rPr>
+        <w:t>Có, vì ta có thể phân tích chuyển động của 2 vật thành chuyển động quay và tịnh tiến, chuyển động quay của 2 vật luôn triệt tiêu nhau còn chuyển động tịnh tiến không đổi nên động lượng của hệ không đổi, do đó Moment động lượng cũng không đổi, bất kể mốc tính</w:t>
+      </w:r>
+    </w:p>
+    <w:p>
+      <w:pPr>
+        <w:pStyle w:val="ListParagraph"/>
+        <w:numPr>
+          <w:ilvl w:val="0"/>
+          <w:numId w:val="10"/>
+        </w:numPr>
+        <w:rPr>
+          <w:lang w:val="en-US"/>
+        </w:rPr>
+      </w:pPr>
+      <w:r>
+        <w:rPr>
+          <w:lang w:val="en-US"/>
+        </w:rPr>
+        <w:t>Moment Quán Tính Là Gì?</w:t>
+      </w:r>
+    </w:p>
+    <w:p>
+      <w:pPr>
+        <w:pStyle w:val="ListParagraph"/>
+        <w:numPr>
+          <w:ilvl w:val="0"/>
+          <w:numId w:val="6"/>
+        </w:numPr>
+        <w:rPr>
+          <w:lang w:val="en-US"/>
+        </w:rPr>
+      </w:pPr>
+      <w:r>
+        <w:rPr>
+          <w:lang w:val="en-US"/>
+        </w:rPr>
+        <w:t>Đặc trưng cho mức quán tính của vật thể trong chuyển động quay</w:t>
+      </w:r>
+    </w:p>
+    <w:p>
+      <w:pPr>
+        <w:pStyle w:val="ListParagraph"/>
+        <w:numPr>
+          <w:ilvl w:val="0"/>
+          <w:numId w:val="6"/>
+        </w:numPr>
+        <w:rPr>
+          <w:lang w:val="en-US"/>
+        </w:rPr>
+      </w:pPr>
+      <w:r>
+        <w:rPr>
+          <w:lang w:val="en-US"/>
+        </w:rPr>
+        <w:t>Tâm quán tính = trọng tâm</w:t>
+      </w:r>
+    </w:p>
+    <w:p>
+      <w:pPr>
+        <w:pStyle w:val="ListParagraph"/>
+        <w:numPr>
+          <w:ilvl w:val="0"/>
+          <w:numId w:val="10"/>
+        </w:numPr>
+        <w:rPr>
+          <w:lang w:val="en-US"/>
+        </w:rPr>
+      </w:pPr>
+      <w:r>
+        <w:rPr>
+          <w:lang w:val="en-US"/>
+        </w:rPr>
+        <w:t xml:space="preserve">Công Thức Tổng Quát </w:t>
+      </w:r>
+      <w:r>
+        <w:rPr>
+          <w:lang w:val="en-US"/>
+        </w:rPr>
+        <w:t xml:space="preserve">Độ Lớn </w:t>
+      </w:r>
+      <w:r>
+        <w:rPr>
+          <w:lang w:val="en-US"/>
+        </w:rPr>
+        <w:t>Moment Quán Tính?</w:t>
+      </w:r>
+    </w:p>
+    <w:p>
+      <w:pPr>
+        <w:pStyle w:val="ListParagraph"/>
+        <w:numPr>
+          <w:ilvl w:val="0"/>
+          <w:numId w:val="6"/>
+        </w:numPr>
+        <w:rPr>
+          <w:lang w:val="en-US"/>
+        </w:rPr>
+      </w:pPr>
+      <w:r>
+        <w:rPr>
+          <w:lang w:val="en-US"/>
+        </w:rPr>
         <w:lastRenderedPageBreak/>
-        <w:t>Bởi vì khi đó, vật đang chịu tác dụng của lực hướng tâm, tổng hợp lực của hệ khác 0 nên không bả</w:t>
-      </w:r>
-      <w:r>
-        <w:rPr>
-          <w:lang w:val="en-US"/>
-        </w:rPr>
-        <w:t>o toàn M</w:t>
-      </w:r>
-      <w:r>
-        <w:rPr>
-          <w:lang w:val="en-US"/>
-        </w:rPr>
-        <w:t>oment động lượng</w:t>
-      </w:r>
-    </w:p>
-    <w:p>
-      <w:pPr>
-        <w:pStyle w:val="ListParagraph"/>
-        <w:numPr>
-          <w:ilvl w:val="0"/>
-          <w:numId w:val="10"/>
-        </w:numPr>
-        <w:rPr>
-          <w:lang w:val="en-US"/>
-        </w:rPr>
-      </w:pPr>
-      <w:r>
-        <w:rPr>
-          <w:lang w:val="en-US"/>
-        </w:rPr>
-        <w:t>Nếu Tác Dụng Vào 1 Vật 1 Lực Thì Sao?</w:t>
-      </w:r>
-    </w:p>
-    <w:p>
-      <w:pPr>
-        <w:pStyle w:val="ListParagraph"/>
-        <w:numPr>
-          <w:ilvl w:val="0"/>
-          <w:numId w:val="6"/>
-        </w:numPr>
-        <w:rPr>
-          <w:lang w:val="en-US"/>
-        </w:rPr>
-      </w:pPr>
-      <w:r>
-        <w:rPr>
-          <w:lang w:val="en-US"/>
-        </w:rPr>
-        <w:t>Vật sẽ tịnh tiến về phía trước đồng thời quay vòng xung quanh trọng tâm như lăn bánh xe, nếu không có ma sát thì tốc độ tịnh tiến và quay vòng không đổi</w:t>
-      </w:r>
-    </w:p>
-    <w:p>
-      <w:pPr>
-        <w:pStyle w:val="ListParagraph"/>
-        <w:numPr>
-          <w:ilvl w:val="0"/>
-          <w:numId w:val="10"/>
-        </w:numPr>
-        <w:rPr>
-          <w:lang w:val="en-US"/>
-        </w:rPr>
-      </w:pPr>
-      <w:r>
-        <w:rPr>
-          <w:lang w:val="en-US"/>
-        </w:rPr>
-        <w:t xml:space="preserve">Moment </w:t>
-      </w:r>
-      <w:r>
-        <w:rPr>
-          <w:lang w:val="en-US"/>
-        </w:rPr>
-        <w:t>Ngẫu Lực Là Gì?</w:t>
-      </w:r>
-    </w:p>
-    <w:p>
-      <w:pPr>
-        <w:pStyle w:val="ListParagraph"/>
-        <w:numPr>
-          <w:ilvl w:val="0"/>
-          <w:numId w:val="6"/>
-        </w:numPr>
-        <w:rPr>
-          <w:lang w:val="en-US"/>
-        </w:rPr>
-      </w:pPr>
-      <w:r>
-        <w:rPr>
-          <w:lang w:val="en-US"/>
-        </w:rPr>
-        <w:t>Ngẫu lực là 2 lực ngược chiều cùng độ lớn tác động đồng thời lên 2 điểm A và B</w:t>
-      </w:r>
-      <w:r>
-        <w:rPr>
-          <w:lang w:val="en-US"/>
-        </w:rPr>
-        <w:t xml:space="preserve"> bất kì trên vật sao cho làm</w:t>
-      </w:r>
-      <w:r>
-        <w:rPr>
-          <w:lang w:val="en-US"/>
-        </w:rPr>
-        <w:t xml:space="preserve"> vậ</w:t>
-      </w:r>
-      <w:r>
-        <w:rPr>
-          <w:lang w:val="en-US"/>
-        </w:rPr>
-        <w:t>t</w:t>
-      </w:r>
-      <w:r>
-        <w:rPr>
-          <w:lang w:val="en-US"/>
-        </w:rPr>
-        <w:t xml:space="preserve"> xoay </w:t>
-      </w:r>
-      <w:r>
-        <w:rPr>
-          <w:lang w:val="en-US"/>
-        </w:rPr>
-        <w:t>tại chỗ</w:t>
-      </w:r>
-      <w:r>
-        <w:rPr>
-          <w:lang w:val="en-US"/>
-        </w:rPr>
-        <w:t xml:space="preserve"> quanh trọng tâm</w:t>
-      </w:r>
-      <w:r>
-        <w:rPr>
-          <w:lang w:val="en-US"/>
-        </w:rPr>
-        <w:t xml:space="preserve">, </w:t>
-      </w:r>
-      <w:r>
-        <w:rPr>
-          <w:lang w:val="en-US"/>
-        </w:rPr>
-        <w:t>nghĩa là</w:t>
-      </w:r>
-      <w:r>
-        <w:rPr>
-          <w:lang w:val="en-US"/>
-        </w:rPr>
-        <w:t xml:space="preserve"> ngẫu lự</w:t>
-      </w:r>
-      <w:r>
-        <w:rPr>
-          <w:lang w:val="en-US"/>
-        </w:rPr>
-        <w:t>c phải</w:t>
-      </w:r>
-      <w:r>
-        <w:rPr>
-          <w:lang w:val="en-US"/>
-        </w:rPr>
-        <w:t xml:space="preserve"> tạo ra Moment động lượng cho hệ, nhưng tại sao động lượng không đổi mà Moment động lượng thay đổ</w:t>
-      </w:r>
-      <w:r>
-        <w:rPr>
-          <w:lang w:val="en-US"/>
-        </w:rPr>
-        <w:t xml:space="preserve">i, tưởng tượng ngẫu lực là 2 lực tác dụng lần lượt, </w:t>
-      </w:r>
-      <w:r>
-        <w:rPr>
-          <w:lang w:val="en-US"/>
-        </w:rPr>
-        <w:t>và cả 2 lần Moment động lượng đều cùng chiều thì chúng sẽ + vào nhau và làm cho vật có Moment động lượng, còn do 2 lực triệt tiêu nhau nên động lượng chắc chắn = 0</w:t>
-      </w:r>
-    </w:p>
-    <w:p>
-      <w:pPr>
-        <w:pStyle w:val="ListParagraph"/>
-        <w:numPr>
-          <w:ilvl w:val="0"/>
-          <w:numId w:val="10"/>
-        </w:numPr>
-        <w:rPr>
-          <w:lang w:val="en-US"/>
-        </w:rPr>
-      </w:pPr>
-      <w:r>
-        <w:rPr>
-          <w:lang w:val="en-US"/>
-        </w:rPr>
-        <w:t xml:space="preserve">2 Vật Giống Nhau Đang Cùng  Quay Quanh Trọng Tâm Của Hệ Với Vận Tốc Không Đổi Và Mốc Đó Đang Di Chuyển Với Tốc Độ Không Đổi Thì Có Bảo Toàn </w:t>
-      </w:r>
-      <w:r>
-        <w:rPr>
-          <w:lang w:val="en-US"/>
-        </w:rPr>
-        <w:t xml:space="preserve">Moment </w:t>
-      </w:r>
-      <w:r>
-        <w:rPr>
-          <w:lang w:val="en-US"/>
-        </w:rPr>
-        <w:t>Động Lượng?</w:t>
-      </w:r>
-    </w:p>
-    <w:p>
-      <w:pPr>
-        <w:pStyle w:val="ListParagraph"/>
-        <w:numPr>
-          <w:ilvl w:val="0"/>
-          <w:numId w:val="6"/>
-        </w:numPr>
-        <w:rPr>
-          <w:lang w:val="en-US"/>
-        </w:rPr>
-      </w:pPr>
-      <w:r>
-        <w:rPr>
-          <w:lang w:val="en-US"/>
-        </w:rPr>
-        <w:t>Có, vì ta có thể phân tích chuyển động của 2 vật thành chuyển động quay và tịnh tiến, chuyển động quay của 2 vật luôn triệt tiêu nhau còn chuyển động tịnh tiến không đổi nên động lượng của hệ không đổi, do đó Moment động lượng cũng không đổi, bất kể mốc tính</w:t>
-      </w:r>
-    </w:p>
-    <w:p>
-      <w:pPr>
-        <w:pStyle w:val="ListParagraph"/>
-        <w:numPr>
-          <w:ilvl w:val="0"/>
-          <w:numId w:val="10"/>
-        </w:numPr>
-        <w:rPr>
-          <w:lang w:val="en-US"/>
-        </w:rPr>
-      </w:pPr>
-      <w:r>
-        <w:rPr>
-          <w:lang w:val="en-US"/>
-        </w:rPr>
-        <w:t>Moment Quán Tính Là Gì?</w:t>
-      </w:r>
-    </w:p>
-    <w:p>
-      <w:pPr>
-        <w:pStyle w:val="ListParagraph"/>
-        <w:numPr>
-          <w:ilvl w:val="0"/>
-          <w:numId w:val="6"/>
-        </w:numPr>
-        <w:rPr>
-          <w:lang w:val="en-US"/>
-        </w:rPr>
-      </w:pPr>
-      <w:r>
-        <w:rPr>
-          <w:lang w:val="en-US"/>
-        </w:rPr>
-        <w:t>Đặc trưng cho mức quán tính của vật thể trong chuyển động quay</w:t>
-      </w:r>
-    </w:p>
-    <w:p>
-      <w:pPr>
-        <w:pStyle w:val="ListParagraph"/>
-        <w:numPr>
-          <w:ilvl w:val="0"/>
-          <w:numId w:val="6"/>
-        </w:numPr>
-        <w:rPr>
-          <w:lang w:val="en-US"/>
-        </w:rPr>
-      </w:pPr>
-      <w:r>
-        <w:rPr>
-          <w:lang w:val="en-US"/>
-        </w:rPr>
-        <w:t>Tâm quán tính = trọng tâm</w:t>
-      </w:r>
-    </w:p>
-    <w:p>
-      <w:pPr>
-        <w:pStyle w:val="ListParagraph"/>
-        <w:numPr>
-          <w:ilvl w:val="0"/>
-          <w:numId w:val="10"/>
-        </w:numPr>
-        <w:rPr>
-          <w:lang w:val="en-US"/>
-        </w:rPr>
-      </w:pPr>
-      <w:r>
-        <w:rPr>
-          <w:lang w:val="en-US"/>
-        </w:rPr>
-        <w:t xml:space="preserve">Công Thức Tổng Quát </w:t>
-      </w:r>
-      <w:r>
-        <w:rPr>
-          <w:lang w:val="en-US"/>
-        </w:rPr>
-        <w:t xml:space="preserve">Độ Lớn </w:t>
-      </w:r>
-      <w:r>
-        <w:rPr>
-          <w:lang w:val="en-US"/>
-        </w:rPr>
-        <w:t>Moment Quán Tính?</w:t>
-      </w:r>
-    </w:p>
-    <w:p>
-      <w:pPr>
-        <w:pStyle w:val="ListParagraph"/>
-        <w:numPr>
-          <w:ilvl w:val="0"/>
-          <w:numId w:val="6"/>
-        </w:numPr>
-        <w:rPr>
-          <w:lang w:val="en-US"/>
-        </w:rPr>
-      </w:pPr>
-      <w:r>
-        <w:rPr>
-          <w:lang w:val="en-US"/>
-        </w:rPr>
         <w:t xml:space="preserve">Công thức này </w:t>
       </w:r>
       <w:r>
@@ -6154,7 +7039,6 @@
           <w:rFonts w:eastAsiaTheme="minorEastAsia"/>
           <w:lang w:val="en-US"/>
         </w:rPr>
-        <w:lastRenderedPageBreak/>
         <w:t>m là khối lượng hình hình hộp chữ nhật</w:t>
       </w:r>
     </w:p>
@@ -6866,6 +7750,7 @@
         <w:rPr>
           <w:lang w:val="en-US"/>
         </w:rPr>
+        <w:lastRenderedPageBreak/>
         <w:t>Tại Sao Khối Lượng Hệ Lò Xo Thay Đổi Khi Vật Nhỏ Trượt Trên Vật Lớn</w:t>
       </w:r>
       <w:r>
@@ -7044,26 +7929,208 @@
         <w:rPr>
           <w:lang w:val="en-US"/>
         </w:rPr>
+        <w:t>Xét 1 dụng cụ, khi ta nhấc 1 vật thấy nó nặng vãi, nhưng dùng dụng cụ này thì thấy nhẹ hều, khi đó dụng cụ có lợi thế cơ học, tuy nhiên, để bảo toàn năng lượng, quãng đường mà tay ta đi được sẽ gấp nhiều lần quãng đường vật đi được</w:t>
+      </w:r>
+    </w:p>
+    <w:p>
+      <w:pPr>
+        <w:pStyle w:val="ListParagraph"/>
+        <w:numPr>
+          <w:ilvl w:val="0"/>
+          <w:numId w:val="16"/>
+        </w:numPr>
+        <w:rPr>
+          <w:lang w:val="en-US"/>
+        </w:rPr>
+      </w:pPr>
+      <w:r>
+        <w:rPr>
+          <w:lang w:val="en-US"/>
+        </w:rPr>
+        <w:t>Công Dụng Lớn Nhất Của Những Dụng Cụ Có Lợi Thế Cơ Học?</w:t>
+      </w:r>
+    </w:p>
+    <w:p>
+      <w:pPr>
+        <w:pStyle w:val="ListParagraph"/>
+        <w:numPr>
+          <w:ilvl w:val="0"/>
+          <w:numId w:val="4"/>
+        </w:numPr>
+        <w:rPr>
+          <w:lang w:val="en-US"/>
+        </w:rPr>
+      </w:pPr>
+      <w:r>
+        <w:rPr>
+          <w:lang w:val="en-US"/>
+        </w:rPr>
+        <w:t>Giả sử ta phải giữ 1 vật trong 1 tiếng thấy mệt vãi, thì khi dùng những dụng cụ này, thì thấy khỏe vãi vì lực mà ta phải bỏ ra trong 1 tiếng đã được giảm đi đáng kể</w:t>
+      </w:r>
+    </w:p>
+    <w:p>
+      <w:pPr>
+        <w:rPr>
+          <w:lang w:val="en-US"/>
+        </w:rPr>
+      </w:pPr>
+    </w:p>
+    <w:p>
+      <w:pPr>
+        <w:rPr>
+          <w:lang w:val="en-US"/>
+        </w:rPr>
+      </w:pPr>
+      <w:r>
+        <w:rPr>
+          <w:lang w:val="en-US"/>
+        </w:rPr>
+        <w:t>Pulley – Ròng Rọc:</w:t>
+      </w:r>
+    </w:p>
+    <w:p>
+      <w:pPr>
+        <w:pStyle w:val="ListParagraph"/>
+        <w:numPr>
+          <w:ilvl w:val="0"/>
+          <w:numId w:val="15"/>
+        </w:numPr>
+        <w:rPr>
+          <w:lang w:val="en-US"/>
+        </w:rPr>
+      </w:pPr>
+      <w:r>
+        <w:rPr>
+          <w:lang w:val="en-US"/>
+        </w:rPr>
+        <w:t xml:space="preserve">Tại </w:t>
+      </w:r>
+      <w:r>
+        <w:rPr>
+          <w:lang w:val="en-US"/>
+        </w:rPr>
+        <w:t xml:space="preserve">Sao Cầm Sợi Dây Kéo Vật Qua Ròng Rọc Thì Lực Kéo </w:t>
+      </w:r>
+      <w:r>
+        <w:rPr>
+          <w:lang w:val="en-US"/>
+        </w:rPr>
+        <w:t>=</w:t>
+      </w:r>
+      <w:r>
+        <w:rPr>
+          <w:lang w:val="en-US"/>
+        </w:rPr>
+        <w:t xml:space="preserve"> Trọng Lực?</w:t>
+      </w:r>
+    </w:p>
+    <w:p>
+      <w:pPr>
+        <w:pStyle w:val="ListParagraph"/>
+        <w:numPr>
+          <w:ilvl w:val="0"/>
+          <w:numId w:val="4"/>
+        </w:numPr>
+        <w:rPr>
+          <w:lang w:val="en-US"/>
+        </w:rPr>
+      </w:pPr>
+      <w:r>
+        <w:rPr>
+          <w:lang w:val="en-US"/>
+        </w:rPr>
+        <w:t>Tưởng tượng</w:t>
+      </w:r>
+      <w:r>
+        <w:rPr>
+          <w:lang w:val="en-US"/>
+        </w:rPr>
+        <w:t xml:space="preserve"> bánh</w:t>
+      </w:r>
+      <w:r>
+        <w:rPr>
+          <w:lang w:val="en-US"/>
+        </w:rPr>
+        <w:t xml:space="preserve"> ròng rọc không phải hình tròn mà là hình đa giác đề</w:t>
+      </w:r>
+      <w:r>
+        <w:rPr>
+          <w:lang w:val="en-US"/>
+        </w:rPr>
+        <w:t>u với cạnh rất nhỏ, khi đó tại đỉnh tiếp xúc dây mà tại đó dây có phương thẳng đứng, ta phân tích được trọng lực tác dụng lên thành phần dây ở điểm này thành 2 Vector, 1 Vector triệt tiêu phản lực của bánh ròng rọc và 1 Vector có độ lớn = trọng lực và có phương của thành phần dây kế tiếp, cứ như thế Vector này lại truyền lên phía trên và độ lớn lực kéo như nhau tại mọi điểm trên dây, do đó nếu muốn kéo vật lên đều thì lực kéo phải ít nhất = trọng lực vật</w:t>
+      </w:r>
+    </w:p>
+    <w:p>
+      <w:pPr>
+        <w:pStyle w:val="ListParagraph"/>
+        <w:numPr>
+          <w:ilvl w:val="0"/>
+          <w:numId w:val="15"/>
+        </w:numPr>
+        <w:rPr>
+          <w:lang w:val="en-US"/>
+        </w:rPr>
+      </w:pPr>
+      <w:r>
+        <w:rPr>
+          <w:lang w:val="en-US"/>
+        </w:rPr>
+        <w:t>Ròng Rọc Động Là Gì?</w:t>
+      </w:r>
+    </w:p>
+    <w:p>
+      <w:pPr>
+        <w:pStyle w:val="ListParagraph"/>
+        <w:numPr>
+          <w:ilvl w:val="0"/>
+          <w:numId w:val="4"/>
+        </w:numPr>
+        <w:rPr>
+          <w:lang w:val="en-US"/>
+        </w:rPr>
+      </w:pPr>
+      <w:r>
+        <w:rPr>
+          <w:lang w:val="en-US"/>
+        </w:rPr>
+        <w:t>Lấy ròng rọc cố định đảo ngược nó lại, nghĩa là bánh ròng rọc gắn trực tiếp với vật, luồn dưới đít nó sợi dây, rồi gắn 1 đầu lên trần, đầu còn lại cầm tay kéo</w:t>
+      </w:r>
+    </w:p>
+    <w:p>
+      <w:pPr>
+        <w:pStyle w:val="ListParagraph"/>
+        <w:numPr>
+          <w:ilvl w:val="0"/>
+          <w:numId w:val="15"/>
+        </w:numPr>
+        <w:rPr>
+          <w:lang w:val="en-US"/>
+        </w:rPr>
+      </w:pPr>
+      <w:r>
+        <w:rPr>
+          <w:lang w:val="en-US"/>
+        </w:rPr>
+        <w:t>Tại Sao Dùng Ròng Rọc Động Giảm Lực Kéo?</w:t>
+      </w:r>
+    </w:p>
+    <w:p>
+      <w:pPr>
+        <w:pStyle w:val="ListParagraph"/>
+        <w:numPr>
+          <w:ilvl w:val="0"/>
+          <w:numId w:val="4"/>
+        </w:numPr>
+        <w:rPr>
+          <w:lang w:val="en-US"/>
+        </w:rPr>
+      </w:pPr>
+      <w:r>
+        <w:rPr>
+          <w:lang w:val="en-US"/>
+        </w:rPr>
         <w:lastRenderedPageBreak/>
-        <w:t>Xét 1 dụng cụ, khi ta nhấc 1 vật thấy nó nặng vãi, nhưng dùng dụng cụ này thì thấy nhẹ hều, khi đó dụng cụ có lợi thế cơ học, tuy nhiên, để bảo toàn năng lượng, quãng đường mà tay ta đi được sẽ gấp nhiều lần quãng đường vật đi được</w:t>
-      </w:r>
-    </w:p>
-    <w:p>
-      <w:pPr>
-        <w:pStyle w:val="ListParagraph"/>
-        <w:numPr>
-          <w:ilvl w:val="0"/>
-          <w:numId w:val="16"/>
-        </w:numPr>
-        <w:rPr>
-          <w:lang w:val="en-US"/>
-        </w:rPr>
-      </w:pPr>
-      <w:r>
-        <w:rPr>
-          <w:lang w:val="en-US"/>
-        </w:rPr>
-        <w:t>Công Dụng Lớn Nhất Của Những Dụng Cụ Có Lợi Thế Cơ Học?</w:t>
+        <w:t>Do có 1 đầu dây gắn vào trần, coi nó như 1 bàn tay kéo khác, khi đó, tay ta và trần nhà sẽ cùng hợp lực để kéo 1 vật, do đó lực kéo sẽ chia đôi</w:t>
       </w:r>
     </w:p>
     <w:p>
@@ -7081,188 +8148,6 @@
         <w:rPr>
           <w:lang w:val="en-US"/>
         </w:rPr>
-        <w:t>Giả sử ta phải giữ 1 vật trong 1 tiếng thấy mệt vãi, thì khi dùng những dụng cụ này, thì thấy khỏe vãi vì lực mà ta phải bỏ ra trong 1 tiếng đã được giảm đi đáng kể</w:t>
-      </w:r>
-    </w:p>
-    <w:p>
-      <w:pPr>
-        <w:rPr>
-          <w:lang w:val="en-US"/>
-        </w:rPr>
-      </w:pPr>
-    </w:p>
-    <w:p>
-      <w:pPr>
-        <w:rPr>
-          <w:lang w:val="en-US"/>
-        </w:rPr>
-      </w:pPr>
-      <w:r>
-        <w:rPr>
-          <w:lang w:val="en-US"/>
-        </w:rPr>
-        <w:t>Pulley – Ròng Rọc:</w:t>
-      </w:r>
-    </w:p>
-    <w:p>
-      <w:pPr>
-        <w:pStyle w:val="ListParagraph"/>
-        <w:numPr>
-          <w:ilvl w:val="0"/>
-          <w:numId w:val="15"/>
-        </w:numPr>
-        <w:rPr>
-          <w:lang w:val="en-US"/>
-        </w:rPr>
-      </w:pPr>
-      <w:r>
-        <w:rPr>
-          <w:lang w:val="en-US"/>
-        </w:rPr>
-        <w:t xml:space="preserve">Tại </w:t>
-      </w:r>
-      <w:r>
-        <w:rPr>
-          <w:lang w:val="en-US"/>
-        </w:rPr>
-        <w:t xml:space="preserve">Sao Cầm Sợi Dây Kéo Vật Qua Ròng Rọc Thì Lực Kéo </w:t>
-      </w:r>
-      <w:r>
-        <w:rPr>
-          <w:lang w:val="en-US"/>
-        </w:rPr>
-        <w:t>=</w:t>
-      </w:r>
-      <w:r>
-        <w:rPr>
-          <w:lang w:val="en-US"/>
-        </w:rPr>
-        <w:t xml:space="preserve"> Trọng Lực?</w:t>
-      </w:r>
-    </w:p>
-    <w:p>
-      <w:pPr>
-        <w:pStyle w:val="ListParagraph"/>
-        <w:numPr>
-          <w:ilvl w:val="0"/>
-          <w:numId w:val="4"/>
-        </w:numPr>
-        <w:rPr>
-          <w:lang w:val="en-US"/>
-        </w:rPr>
-      </w:pPr>
-      <w:r>
-        <w:rPr>
-          <w:lang w:val="en-US"/>
-        </w:rPr>
-        <w:t>Tưởng tượng</w:t>
-      </w:r>
-      <w:r>
-        <w:rPr>
-          <w:lang w:val="en-US"/>
-        </w:rPr>
-        <w:t xml:space="preserve"> bánh</w:t>
-      </w:r>
-      <w:r>
-        <w:rPr>
-          <w:lang w:val="en-US"/>
-        </w:rPr>
-        <w:t xml:space="preserve"> ròng rọc không phải hình tròn mà là hình đa giác đề</w:t>
-      </w:r>
-      <w:r>
-        <w:rPr>
-          <w:lang w:val="en-US"/>
-        </w:rPr>
-        <w:t>u với cạnh rất nhỏ, khi đó tại đỉnh tiếp xúc dây mà tại đó dây có phương thẳng đứng, ta phân tích được trọng lực tác dụng lên thành phần dây ở điểm này thành 2 Vector, 1 Vector triệt tiêu phản lực của bánh ròng rọc và 1 Vector có độ lớn = trọng lực và có phương của thành phần dây kế tiếp, cứ như thế Vector này lại truyền lên phía trên và độ lớn lực kéo như nhau tại mọi điểm trên dây, do đó nếu muốn kéo vật lên đều thì lực kéo phải ít nhất = trọng lực vật</w:t>
-      </w:r>
-    </w:p>
-    <w:p>
-      <w:pPr>
-        <w:pStyle w:val="ListParagraph"/>
-        <w:numPr>
-          <w:ilvl w:val="0"/>
-          <w:numId w:val="15"/>
-        </w:numPr>
-        <w:rPr>
-          <w:lang w:val="en-US"/>
-        </w:rPr>
-      </w:pPr>
-      <w:r>
-        <w:rPr>
-          <w:lang w:val="en-US"/>
-        </w:rPr>
-        <w:t>Ròng Rọc Động Là Gì?</w:t>
-      </w:r>
-    </w:p>
-    <w:p>
-      <w:pPr>
-        <w:pStyle w:val="ListParagraph"/>
-        <w:numPr>
-          <w:ilvl w:val="0"/>
-          <w:numId w:val="4"/>
-        </w:numPr>
-        <w:rPr>
-          <w:lang w:val="en-US"/>
-        </w:rPr>
-      </w:pPr>
-      <w:r>
-        <w:rPr>
-          <w:lang w:val="en-US"/>
-        </w:rPr>
-        <w:t>Lấy ròng rọc cố định đảo ngược nó lại, nghĩa là bánh ròng rọc gắn trực tiếp với vật, luồn dưới đít nó sợi dây, rồi gắn 1 đầu lên trần, đầu còn lại cầm tay kéo</w:t>
-      </w:r>
-    </w:p>
-    <w:p>
-      <w:pPr>
-        <w:pStyle w:val="ListParagraph"/>
-        <w:numPr>
-          <w:ilvl w:val="0"/>
-          <w:numId w:val="15"/>
-        </w:numPr>
-        <w:rPr>
-          <w:lang w:val="en-US"/>
-        </w:rPr>
-      </w:pPr>
-      <w:r>
-        <w:rPr>
-          <w:lang w:val="en-US"/>
-        </w:rPr>
-        <w:t>Tại Sao Dùng Ròng Rọc Động Giảm Lực Kéo?</w:t>
-      </w:r>
-    </w:p>
-    <w:p>
-      <w:pPr>
-        <w:pStyle w:val="ListParagraph"/>
-        <w:numPr>
-          <w:ilvl w:val="0"/>
-          <w:numId w:val="4"/>
-        </w:numPr>
-        <w:rPr>
-          <w:lang w:val="en-US"/>
-        </w:rPr>
-      </w:pPr>
-      <w:r>
-        <w:rPr>
-          <w:lang w:val="en-US"/>
-        </w:rPr>
-        <w:t>Do có 1 đầu dây gắn vào trần, coi nó như 1 bàn tay kéo khác, khi đó, tay ta và trần nhà sẽ cùng hợp lực để kéo 1 vật, do đó lực kéo sẽ chia đôi</w:t>
-      </w:r>
-    </w:p>
-    <w:p>
-      <w:pPr>
-        <w:pStyle w:val="ListParagraph"/>
-        <w:numPr>
-          <w:ilvl w:val="0"/>
-          <w:numId w:val="4"/>
-        </w:numPr>
-        <w:rPr>
-          <w:lang w:val="en-US"/>
-        </w:rPr>
-      </w:pPr>
-      <w:r>
-        <w:rPr>
-          <w:lang w:val="en-US"/>
-        </w:rPr>
         <w:t>Dễ thấy quãng đường ta kéo dây gấp 2 lần so với quãng đường vật đi lên, do đó năng lượng được bảo toàn</w:t>
       </w:r>
     </w:p>
@@ -7363,14 +8248,7 @@
         <w:rPr>
           <w:lang w:val="en-US"/>
         </w:rPr>
-        <w:t xml:space="preserve">Giả sự ban đầu có 1 người đang đứng yên 1 vật M cố định bằng phẳng trong môi trường không trọng lực, chân người này cũng bằng phẳng, nó tịnh tiến về phía sau, do M bằng phẳng nên chân người này chẳng gây ra lực nào nên M cả, do đó M cũng không tác dụng lên chân người này lực nào, giả sử M gồ ghề, chân người cũng gồ ghề, khi đó nếu chân người tịnh tiến ra phía sau, nó sẽ tác dụng lên M 1 lực cùng hướng tịnh tiến, khi đó M cũng tác dụng lên chân 1 lực hướng </w:t>
-      </w:r>
-      <w:r>
-        <w:rPr>
-          <w:lang w:val="en-US"/>
-        </w:rPr>
-        <w:lastRenderedPageBreak/>
-        <w:t>ngược lại, làm điểm tựa để thân người hướng về phía trước</w:t>
+        <w:t>Giả sự ban đầu có 1 người đang đứng yên 1 vật M cố định bằng phẳng trong môi trường không trọng lực, chân người này cũng bằng phẳng, nó tịnh tiến về phía sau, do M bằng phẳng nên chân người này chẳng gây ra lực nào nên M cả, do đó M cũng không tác dụng lên chân người này lực nào, giả sử M gồ ghề, chân người cũng gồ ghề, khi đó nếu chân người tịnh tiến ra phía sau, nó sẽ tác dụng lên M 1 lực cùng hướng tịnh tiến, khi đó M cũng tác dụng lên chân 1 lực hướng ngược lại, làm điểm tựa để thân người hướng về phía trước</w:t>
       </w:r>
       <w:r>
         <w:rPr>
@@ -7753,6 +8631,7 @@
         <w:rPr>
           <w:lang w:val="en-US"/>
         </w:rPr>
+        <w:lastRenderedPageBreak/>
         <w:t>Là vật thể hay mốc đang chuyển động không thẳng đều, nói cách khác có lực tác dụng lên nó</w:t>
       </w:r>
     </w:p>
@@ -7843,25 +8722,13 @@
         <w:rPr>
           <w:lang w:val="en-US"/>
         </w:rPr>
-        <w:t xml:space="preserve">Hệ </w:t>
-      </w:r>
-      <w:r>
-        <w:rPr>
-          <w:lang w:val="en-US"/>
-        </w:rPr>
-        <w:t>Quy Chiếu Quay (</w:t>
-      </w:r>
-      <w:r>
-        <w:rPr>
-          <w:lang w:val="en-US"/>
-        </w:rPr>
-        <w:t>Rotating Frame Of Reference</w:t>
-      </w:r>
-      <w:r>
-        <w:rPr>
-          <w:lang w:val="en-US"/>
-        </w:rPr>
-        <w:t>)?</w:t>
+        <w:t>Lực Ảo</w:t>
+      </w:r>
+      <w:r>
+        <w:rPr>
+          <w:lang w:val="en-US"/>
+        </w:rPr>
+        <w:t>?</w:t>
       </w:r>
     </w:p>
     <w:p>
@@ -7879,7 +8746,13 @@
         <w:rPr>
           <w:lang w:val="en-US"/>
         </w:rPr>
-        <w:t>Là 1 loại hệ quy chiếu phi quán tính</w:t>
+        <w:t xml:space="preserve">Giả sử bạn là 1 hệ quy chiếu quán tính, bạn nhìn thấy 1 vật A </w:t>
+      </w:r>
+      <w:r>
+        <w:rPr>
+          <w:lang w:val="en-US"/>
+        </w:rPr>
+        <w:t>đang di chuyển lắc léo không theo 1 quy tắc gì, nói cách khác, A là hệ quy chiếu phi quán tính</w:t>
       </w:r>
     </w:p>
     <w:p>
@@ -7897,31 +8770,7 @@
         <w:rPr>
           <w:lang w:val="en-US"/>
         </w:rPr>
-        <w:t>Giả sử bạn là 1 hệ quy chiếu quán tính, bạn nhìn thấy 1 vật A đang quay quan</w:t>
-      </w:r>
-      <w:r>
-        <w:rPr>
-          <w:lang w:val="en-US"/>
-        </w:rPr>
-        <w:t xml:space="preserve">h trục của nó </w:t>
-      </w:r>
-      <w:r>
-        <w:rPr>
-          <w:lang w:val="en-US"/>
-        </w:rPr>
-        <w:t xml:space="preserve">với tốc độ góc có thể thay đổi theo thời gian, gọi Vector tốc độ góc là </w:t>
-      </w:r>
-      <w:r>
-        <w:rPr>
-          <w:lang w:val="en-US"/>
-        </w:rPr>
-        <w:sym w:font="Symbol" w:char="F077"/>
-      </w:r>
-      <w:r>
-        <w:rPr>
-          <w:lang w:val="en-US"/>
-        </w:rPr>
-        <w:t>, đồng thời A cũng có thể tịnh tiến với vận tốc không đổi so với bạn</w:t>
+        <w:t>Bạn cũng nhìn thấy 1 vật B đang chuyển động dưới tác dụng của 1 lực F</w:t>
       </w:r>
     </w:p>
     <w:p>
@@ -7939,31 +8788,104 @@
         <w:rPr>
           <w:lang w:val="en-US"/>
         </w:rPr>
-        <w:t>Bạn cũng nhìn thấy 1 vật B đang chuyển động dưới tác dụng của 1 lực F</w:t>
-      </w:r>
-    </w:p>
-    <w:p>
-      <w:pPr>
-        <w:pStyle w:val="ListParagraph"/>
-        <w:numPr>
-          <w:ilvl w:val="0"/>
-          <w:numId w:val="2"/>
-        </w:numPr>
-        <w:rPr>
-          <w:lang w:val="en-US"/>
-        </w:rPr>
-      </w:pPr>
-      <w:r>
-        <w:rPr>
-          <w:lang w:val="en-US"/>
-        </w:rPr>
-        <w:t>Từ điểm nhìn của A, B giống kiểu bị quay, A nghĩ rằng có lực nào đó tác dụng lên B để B quay so với A, nhưng đéo phải, chỉ có lực F thôi, cái lực mà B nghĩ nó tồn tại gọi là lực ảo, như đã nói ở hệ quy chiếu phi quán tính, gọi tổng của F và các lực ảo là F’, khối lượng B là m,</w:t>
-      </w:r>
-      <w:r>
-        <w:rPr>
-          <w:lang w:val="en-US"/>
-        </w:rPr>
-        <w:t xml:space="preserve"> vận tốc của B từ điểm nhìn của A là v, Vector từ A tới B là r,</w:t>
+        <w:t xml:space="preserve">Từ điểm nhìn của A, B giống kiểu bị </w:t>
+      </w:r>
+      <w:r>
+        <w:rPr>
+          <w:lang w:val="en-US"/>
+        </w:rPr>
+        <w:t>lắc léo</w:t>
+      </w:r>
+      <w:r>
+        <w:rPr>
+          <w:lang w:val="en-US"/>
+        </w:rPr>
+        <w:t xml:space="preserve">, A nghĩ rằng có lực nào đó tác dụng lên B để B </w:t>
+      </w:r>
+      <w:r>
+        <w:rPr>
+          <w:lang w:val="en-US"/>
+        </w:rPr>
+        <w:t>lắc léo</w:t>
+      </w:r>
+      <w:r>
+        <w:rPr>
+          <w:lang w:val="en-US"/>
+        </w:rPr>
+        <w:t xml:space="preserve"> so với A, nhưng đéo phải, chỉ có lực F thôi, cái lực mà B nghĩ nó tồn tại gọi là lực ảo, như đã nói ở hệ quy chiếu phi quán tính, gọi </w:t>
+      </w:r>
+      <w:r>
+        <w:rPr>
+          <w:lang w:val="en-US"/>
+        </w:rPr>
+        <w:t>lực F’ là lực tác dụng lên B theo điểm nhìn của A</w:t>
+      </w:r>
+      <w:r>
+        <w:rPr>
+          <w:lang w:val="en-US"/>
+        </w:rPr>
+        <w:t>, khối lượng</w:t>
+      </w:r>
+      <w:r>
+        <w:rPr>
+          <w:lang w:val="en-US"/>
+        </w:rPr>
+        <w:t xml:space="preserve"> động</w:t>
+      </w:r>
+      <w:r>
+        <w:rPr>
+          <w:lang w:val="en-US"/>
+        </w:rPr>
+        <w:t xml:space="preserve"> của B</w:t>
+      </w:r>
+      <w:r>
+        <w:rPr>
+          <w:lang w:val="en-US"/>
+        </w:rPr>
+        <w:t xml:space="preserve"> từ điểm nhìn của bạn</w:t>
+      </w:r>
+      <w:r>
+        <w:rPr>
+          <w:lang w:val="en-US"/>
+        </w:rPr>
+        <w:t xml:space="preserve"> là m,</w:t>
+      </w:r>
+      <w:r>
+        <w:rPr>
+          <w:lang w:val="en-US"/>
+        </w:rPr>
+        <w:t xml:space="preserve"> vận tốc</w:t>
+      </w:r>
+      <w:r>
+        <w:rPr>
+          <w:lang w:val="en-US"/>
+        </w:rPr>
+        <w:t xml:space="preserve"> </w:t>
+      </w:r>
+      <w:r>
+        <w:rPr>
+          <w:lang w:val="en-US"/>
+        </w:rPr>
+        <w:t>của B từ điểm nhìn của A là v, Vector từ A tới B là r,</w:t>
+      </w:r>
+      <w:r>
+        <w:rPr>
+          <w:lang w:val="en-US"/>
+        </w:rPr>
+        <w:t xml:space="preserve"> Vector tốc độ góc, Vector gia tốc của A từ điểm nhìn của bạn là </w:t>
+      </w:r>
+      <w:r>
+        <w:rPr>
+          <w:rFonts w:cstheme="minorHAnsi"/>
+          <w:lang w:val="en-US"/>
+        </w:rPr>
+        <w:t xml:space="preserve">ω và </w:t>
+      </w:r>
+      <w:r>
+        <w:rPr>
+          <w:lang w:val="en-US"/>
+        </w:rPr>
+        <w:t>a,</w:t>
       </w:r>
       <w:r>
         <w:rPr>
@@ -8026,6 +8948,42 @@
                 <w:rFonts w:ascii="Cambria Math" w:eastAsiaTheme="minorEastAsia" w:hAnsi="Cambria Math"/>
                 <w:lang w:val="en-US"/>
               </w:rPr>
+              <m:t>D</m:t>
+            </m:r>
+          </m:sub>
+        </m:sSub>
+        <m:r>
+          <w:rPr>
+            <w:rFonts w:ascii="Cambria Math" w:eastAsiaTheme="minorEastAsia" w:hAnsi="Cambria Math"/>
+            <w:lang w:val="en-US"/>
+          </w:rPr>
+          <m:t>+</m:t>
+        </m:r>
+        <m:sSub>
+          <m:sSubPr>
+            <m:ctrlPr>
+              <w:rPr>
+                <w:rFonts w:ascii="Cambria Math" w:eastAsiaTheme="minorEastAsia" w:hAnsi="Cambria Math"/>
+                <w:i/>
+                <w:lang w:val="en-US"/>
+              </w:rPr>
+            </m:ctrlPr>
+          </m:sSubPr>
+          <m:e>
+            <m:r>
+              <w:rPr>
+                <w:rFonts w:ascii="Cambria Math" w:eastAsiaTheme="minorEastAsia" w:hAnsi="Cambria Math"/>
+                <w:lang w:val="en-US"/>
+              </w:rPr>
+              <m:t>F</m:t>
+            </m:r>
+          </m:e>
+          <m:sub>
+            <m:r>
+              <w:rPr>
+                <w:rFonts w:ascii="Cambria Math" w:eastAsiaTheme="minorEastAsia" w:hAnsi="Cambria Math"/>
+                <w:lang w:val="en-US"/>
+              </w:rPr>
               <m:t>C</m:t>
             </m:r>
           </m:sub>
@@ -8107,7 +9065,21 @@
             <w:rFonts w:ascii="Cambria Math" w:eastAsiaTheme="minorEastAsia" w:hAnsi="Cambria Math"/>
             <w:lang w:val="en-US"/>
           </w:rPr>
-          <m:t>=F-2mω×v-mω×</m:t>
+          <m:t>=F</m:t>
+        </m:r>
+        <m:r>
+          <w:rPr>
+            <w:rFonts w:ascii="Cambria Math" w:eastAsiaTheme="minorEastAsia" w:hAnsi="Cambria Math"/>
+            <w:lang w:val="en-US"/>
+          </w:rPr>
+          <m:t>-ma</m:t>
+        </m:r>
+        <m:r>
+          <w:rPr>
+            <w:rFonts w:ascii="Cambria Math" w:eastAsiaTheme="minorEastAsia" w:hAnsi="Cambria Math"/>
+            <w:lang w:val="en-US"/>
+          </w:rPr>
+          <m:t>-2mω×v-mω×</m:t>
         </m:r>
         <m:d>
           <m:dPr>
@@ -8203,6 +9175,37 @@
           <w:vertAlign w:val="subscript"/>
           <w:lang w:val="en-US"/>
         </w:rPr>
+        <w:t>D</w:t>
+      </w:r>
+      <w:r>
+        <w:rPr>
+          <w:lang w:val="en-US"/>
+        </w:rPr>
+        <w:t xml:space="preserve"> gọi là lực d’Alambert, khi tàu tăng tốc, bạn giống kiểu bị đẩy ra phía sau</w:t>
+      </w:r>
+    </w:p>
+    <w:p>
+      <w:pPr>
+        <w:pStyle w:val="ListParagraph"/>
+        <w:numPr>
+          <w:ilvl w:val="0"/>
+          <w:numId w:val="2"/>
+        </w:numPr>
+        <w:rPr>
+          <w:lang w:val="en-US"/>
+        </w:rPr>
+      </w:pPr>
+      <w:r>
+        <w:rPr>
+          <w:lang w:val="en-US"/>
+        </w:rPr>
+        <w:t>F</w:t>
+      </w:r>
+      <w:r>
+        <w:rPr>
+          <w:vertAlign w:val="subscript"/>
+          <w:lang w:val="en-US"/>
+        </w:rPr>
         <w:t>C</w:t>
       </w:r>
       <w:r>
@@ -8239,7 +9242,6 @@
         <w:rPr>
           <w:lang w:val="en-US"/>
         </w:rPr>
-        <w:lastRenderedPageBreak/>
         <w:t>F</w:t>
       </w:r>
       <w:r>
@@ -8653,7 +9655,15 @@
           <w:rFonts w:eastAsiaTheme="minorEastAsia"/>
           <w:lang w:val="en-US"/>
         </w:rPr>
-        <w:t>, khi này ta thấy lực li tâm</w:t>
+        <w:t xml:space="preserve">, khi này </w:t>
+      </w:r>
+      <w:r>
+        <w:rPr>
+          <w:rFonts w:eastAsiaTheme="minorEastAsia"/>
+          <w:lang w:val="en-US"/>
+        </w:rPr>
+        <w:lastRenderedPageBreak/>
+        <w:t>ta thấy lực li tâm</w:t>
       </w:r>
       <w:r>
         <w:rPr>
@@ -9006,14 +10016,7 @@
         <w:rPr>
           <w:lang w:val="en-US"/>
         </w:rPr>
-        <w:t xml:space="preserve">lực hấp dẫn giữa anh ta và trái đất cố gắng kéo anh ta xuống mặt đất, bằng cách giảm dần vận tốc của anh ta, nhưng giả sử vận tốc đầu của anh ta lớn đến nỗi cho dù có buông lỏng thì anh ta vẫn đủ sức bay đến vô tận mà vận tốc vẫn chưa giảm về 0, nguyên nhân là do bay càng cao thì lực </w:t>
-      </w:r>
-      <w:r>
-        <w:rPr>
-          <w:lang w:val="en-US"/>
-        </w:rPr>
-        <w:lastRenderedPageBreak/>
-        <w:t>hấp dẫn càng giảm, độ giảm vận tốc cũng giảm theo, do không có ma sát, nên theo định luật bảo toàn năng lượng, giả sử nếu anh ta bị kéo ngược trở lại tại 1 thời điểm nào đó, thì khi đó, thế năng của anh ta tại đó so với mặt đất = động năng của anh ta lúc bắt đầu phóng, vì vậy, nếu lúc bắt đầu phóng mà động năng của anh ta vượt qua thế năng tại điểm vô tận thì anh ta sẽ không bao giờ bị kéo trở lại, vận tốc làm cho động năng của anh ta lúc bắt đầu phóng = thế năng ở vô tận gọi là vận tốc thoát</w:t>
+        <w:t>lực hấp dẫn giữa anh ta và trái đất cố gắng kéo anh ta xuống mặt đất, bằng cách giảm dần vận tốc của anh ta, nhưng giả sử vận tốc đầu của anh ta lớn đến nỗi cho dù có buông lỏng thì anh ta vẫn đủ sức bay đến vô tận mà vận tốc vẫn chưa giảm về 0, nguyên nhân là do bay càng cao thì lực hấp dẫn càng giảm, độ giảm vận tốc cũng giảm theo, do không có ma sát, nên theo định luật bảo toàn năng lượng, giả sử nếu anh ta bị kéo ngược trở lại tại 1 thời điểm nào đó, thì khi đó, thế năng của anh ta tại đó so với mặt đất = động năng của anh ta lúc bắt đầu phóng, vì vậy, nếu lúc bắt đầu phóng mà động năng của anh ta vượt qua thế năng tại điểm vô tận thì anh ta sẽ không bao giờ bị kéo trở lại, vận tốc làm cho động năng của anh ta lúc bắt đầu phóng = thế năng ở vô tận gọi là vận tốc thoát</w:t>
       </w:r>
     </w:p>
     <w:p>

--- a/force.docx
+++ b/force.docx
@@ -1499,14 +1499,7 @@
             <w:rFonts w:ascii="Cambria Math" w:hAnsi="Cambria Math"/>
             <w:lang w:val="en-US"/>
           </w:rPr>
-          <m:t>K=</m:t>
-        </m:r>
-        <m:r>
-          <w:rPr>
-            <w:rFonts w:ascii="Cambria Math" w:hAnsi="Cambria Math"/>
-            <w:lang w:val="en-US"/>
-          </w:rPr>
-          <m:t>mv</m:t>
+          <m:t>K=mv</m:t>
         </m:r>
       </m:oMath>
       <w:r>
@@ -1538,14 +1531,7 @@
             <w:rFonts w:ascii="Cambria Math" w:hAnsi="Cambria Math"/>
             <w:lang w:val="en-US"/>
           </w:rPr>
-          <m:t>F</m:t>
-        </m:r>
-        <m:r>
-          <w:rPr>
-            <w:rFonts w:ascii="Cambria Math" w:hAnsi="Cambria Math"/>
-            <w:lang w:val="en-US"/>
-          </w:rPr>
-          <m:t>=</m:t>
+          <m:t>F=</m:t>
         </m:r>
         <m:f>
           <m:fPr>
@@ -1606,28 +1592,7 @@
             <w:rFonts w:ascii="Cambria Math" w:hAnsi="Cambria Math"/>
             <w:lang w:val="en-US"/>
           </w:rPr>
-          <m:t>M</m:t>
-        </m:r>
-        <m:r>
-          <w:rPr>
-            <w:rFonts w:ascii="Cambria Math" w:hAnsi="Cambria Math"/>
-            <w:lang w:val="en-US"/>
-          </w:rPr>
-          <m:t>=</m:t>
-        </m:r>
-        <m:r>
-          <w:rPr>
-            <w:rFonts w:ascii="Cambria Math" w:hAnsi="Cambria Math"/>
-            <w:lang w:val="en-US"/>
-          </w:rPr>
-          <m:t>r×</m:t>
-        </m:r>
-        <m:r>
-          <w:rPr>
-            <w:rFonts w:ascii="Cambria Math" w:hAnsi="Cambria Math"/>
-            <w:lang w:val="en-US"/>
-          </w:rPr>
-          <m:t xml:space="preserve">F </m:t>
+          <m:t xml:space="preserve">M=r×F </m:t>
         </m:r>
       </m:oMath>
       <w:r>
@@ -1659,35 +1624,7 @@
             <w:rFonts w:ascii="Cambria Math" w:hAnsi="Cambria Math"/>
             <w:lang w:val="en-US"/>
           </w:rPr>
-          <m:t>L</m:t>
-        </m:r>
-        <m:r>
-          <w:rPr>
-            <w:rFonts w:ascii="Cambria Math" w:hAnsi="Cambria Math"/>
-            <w:lang w:val="en-US"/>
-          </w:rPr>
-          <m:t>=</m:t>
-        </m:r>
-        <m:r>
-          <w:rPr>
-            <w:rFonts w:ascii="Cambria Math" w:hAnsi="Cambria Math"/>
-            <w:lang w:val="en-US"/>
-          </w:rPr>
-          <m:t>r</m:t>
-        </m:r>
-        <m:r>
-          <w:rPr>
-            <w:rFonts w:ascii="Cambria Math" w:hAnsi="Cambria Math"/>
-            <w:lang w:val="en-US"/>
-          </w:rPr>
-          <m:t>×</m:t>
-        </m:r>
-        <m:r>
-          <w:rPr>
-            <w:rFonts w:ascii="Cambria Math" w:hAnsi="Cambria Math"/>
-            <w:lang w:val="en-US"/>
-          </w:rPr>
-          <m:t>K</m:t>
+          <m:t>L=r×K</m:t>
         </m:r>
       </m:oMath>
       <w:r>
@@ -1747,14 +1684,7 @@
                 <w:rFonts w:ascii="Cambria Math" w:hAnsi="Cambria Math"/>
                 <w:lang w:val="en-US"/>
               </w:rPr>
-              <m:t>d</m:t>
-            </m:r>
-            <m:r>
-              <w:rPr>
-                <w:rFonts w:ascii="Cambria Math" w:hAnsi="Cambria Math"/>
-                <w:lang w:val="en-US"/>
-              </w:rPr>
-              <m:t>M</m:t>
+              <m:t>dM</m:t>
             </m:r>
           </m:num>
           <m:den>
@@ -6104,7 +6034,19 @@
         <w:rPr>
           <w:lang w:val="en-US"/>
         </w:rPr>
-        <w:t>Moment Quán Tính Là Gì?</w:t>
+        <w:t>Moment Quán Tính</w:t>
+      </w:r>
+      <w:r>
+        <w:rPr>
+          <w:lang w:val="en-US"/>
+        </w:rPr>
+        <w:t xml:space="preserve"> (Moment Of Inertia)</w:t>
+      </w:r>
+      <w:r>
+        <w:rPr>
+          <w:lang w:val="en-US"/>
+        </w:rPr>
+        <w:t>?</w:t>
       </w:r>
     </w:p>
     <w:p>
@@ -6122,7 +6064,13 @@
         <w:rPr>
           <w:lang w:val="en-US"/>
         </w:rPr>
-        <w:t>Đặc trưng cho mức quán tính của vật thể trong chuyển động quay</w:t>
+        <w:t xml:space="preserve">Cho A = 1 hệ quy chiếu quán tính, 1 vật thể hình thù bất kì đang quay quanh trục Oz, </w:t>
+      </w:r>
+      <w:r>
+        <w:rPr>
+          <w:lang w:val="en-US"/>
+        </w:rPr>
+        <w:t>mốc tính Moment động lượng là O</w:t>
       </w:r>
     </w:p>
     <w:p>
@@ -6140,8 +6088,330 @@
         <w:rPr>
           <w:lang w:val="en-US"/>
         </w:rPr>
-        <w:t>Tâm quán tính = trọng tâm</w:t>
-      </w:r>
+        <w:t>Ta có Moment quán tính của vật là</w:t>
+      </w:r>
+    </w:p>
+    <w:p>
+      <w:pPr>
+        <w:pStyle w:val="ListParagraph"/>
+        <w:numPr>
+          <w:ilvl w:val="0"/>
+          <w:numId w:val="6"/>
+        </w:numPr>
+        <w:rPr>
+          <w:lang w:val="en-US"/>
+        </w:rPr>
+      </w:pPr>
+      <m:oMath>
+        <m:r>
+          <w:rPr>
+            <w:rFonts w:ascii="Cambria Math" w:hAnsi="Cambria Math"/>
+            <w:lang w:val="en-US"/>
+          </w:rPr>
+          <w:lastRenderedPageBreak/>
+          <m:t>I=</m:t>
+        </m:r>
+        <m:r>
+          <w:rPr>
+            <w:rFonts w:ascii="Cambria Math" w:hAnsi="Cambria Math"/>
+            <w:lang w:val="en-US"/>
+          </w:rPr>
+          <m:t>m</m:t>
+        </m:r>
+        <m:d>
+          <m:dPr>
+            <m:ctrlPr>
+              <w:rPr>
+                <w:rFonts w:ascii="Cambria Math" w:hAnsi="Cambria Math"/>
+                <w:i/>
+                <w:lang w:val="en-US"/>
+              </w:rPr>
+            </m:ctrlPr>
+          </m:dPr>
+          <m:e>
+            <m:m>
+              <m:mPr>
+                <m:mcs>
+                  <m:mc>
+                    <m:mcPr>
+                      <m:count m:val="3"/>
+                      <m:mcJc m:val="center"/>
+                    </m:mcPr>
+                  </m:mc>
+                </m:mcs>
+                <m:ctrlPr>
+                  <w:rPr>
+                    <w:rFonts w:ascii="Cambria Math" w:hAnsi="Cambria Math"/>
+                    <w:i/>
+                    <w:lang w:val="en-US"/>
+                  </w:rPr>
+                </m:ctrlPr>
+              </m:mPr>
+              <m:mr>
+                <m:e>
+                  <m:sSup>
+                    <m:sSupPr>
+                      <m:ctrlPr>
+                        <w:rPr>
+                          <w:rFonts w:ascii="Cambria Math" w:hAnsi="Cambria Math"/>
+                          <w:i/>
+                          <w:lang w:val="en-US"/>
+                        </w:rPr>
+                      </m:ctrlPr>
+                    </m:sSupPr>
+                    <m:e>
+                      <m:r>
+                        <w:rPr>
+                          <w:rFonts w:ascii="Cambria Math" w:hAnsi="Cambria Math"/>
+                          <w:lang w:val="en-US"/>
+                        </w:rPr>
+                        <m:t>y</m:t>
+                      </m:r>
+                    </m:e>
+                    <m:sup>
+                      <m:r>
+                        <w:rPr>
+                          <w:rFonts w:ascii="Cambria Math" w:hAnsi="Cambria Math"/>
+                          <w:lang w:val="en-US"/>
+                        </w:rPr>
+                        <m:t>2</m:t>
+                      </m:r>
+                    </m:sup>
+                  </m:sSup>
+                  <m:r>
+                    <w:rPr>
+                      <w:rFonts w:ascii="Cambria Math" w:hAnsi="Cambria Math"/>
+                      <w:lang w:val="en-US"/>
+                    </w:rPr>
+                    <m:t>+</m:t>
+                  </m:r>
+                  <m:sSup>
+                    <m:sSupPr>
+                      <m:ctrlPr>
+                        <w:rPr>
+                          <w:rFonts w:ascii="Cambria Math" w:hAnsi="Cambria Math"/>
+                          <w:i/>
+                          <w:lang w:val="en-US"/>
+                        </w:rPr>
+                      </m:ctrlPr>
+                    </m:sSupPr>
+                    <m:e>
+                      <m:r>
+                        <w:rPr>
+                          <w:rFonts w:ascii="Cambria Math" w:hAnsi="Cambria Math"/>
+                          <w:lang w:val="en-US"/>
+                        </w:rPr>
+                        <m:t>z</m:t>
+                      </m:r>
+                    </m:e>
+                    <m:sup>
+                      <m:r>
+                        <w:rPr>
+                          <w:rFonts w:ascii="Cambria Math" w:hAnsi="Cambria Math"/>
+                          <w:lang w:val="en-US"/>
+                        </w:rPr>
+                        <m:t>2</m:t>
+                      </m:r>
+                    </m:sup>
+                  </m:sSup>
+                </m:e>
+                <m:e>
+                  <m:r>
+                    <w:rPr>
+                      <w:rFonts w:ascii="Cambria Math" w:hAnsi="Cambria Math"/>
+                      <w:lang w:val="en-US"/>
+                    </w:rPr>
+                    <m:t>-xy</m:t>
+                  </m:r>
+                </m:e>
+                <m:e>
+                  <m:r>
+                    <w:rPr>
+                      <w:rFonts w:ascii="Cambria Math" w:hAnsi="Cambria Math"/>
+                      <w:lang w:val="en-US"/>
+                    </w:rPr>
+                    <m:t>-xz</m:t>
+                  </m:r>
+                </m:e>
+              </m:mr>
+              <m:mr>
+                <m:e>
+                  <m:r>
+                    <w:rPr>
+                      <w:rFonts w:ascii="Cambria Math" w:hAnsi="Cambria Math"/>
+                      <w:lang w:val="en-US"/>
+                    </w:rPr>
+                    <m:t>-xy</m:t>
+                  </m:r>
+                </m:e>
+                <m:e>
+                  <m:sSup>
+                    <m:sSupPr>
+                      <m:ctrlPr>
+                        <w:rPr>
+                          <w:rFonts w:ascii="Cambria Math" w:hAnsi="Cambria Math"/>
+                          <w:i/>
+                          <w:lang w:val="en-US"/>
+                        </w:rPr>
+                      </m:ctrlPr>
+                    </m:sSupPr>
+                    <m:e>
+                      <m:r>
+                        <w:rPr>
+                          <w:rFonts w:ascii="Cambria Math" w:hAnsi="Cambria Math"/>
+                          <w:lang w:val="en-US"/>
+                        </w:rPr>
+                        <m:t>x</m:t>
+                      </m:r>
+                    </m:e>
+                    <m:sup>
+                      <m:r>
+                        <w:rPr>
+                          <w:rFonts w:ascii="Cambria Math" w:hAnsi="Cambria Math"/>
+                          <w:lang w:val="en-US"/>
+                        </w:rPr>
+                        <m:t>2</m:t>
+                      </m:r>
+                    </m:sup>
+                  </m:sSup>
+                  <m:r>
+                    <w:rPr>
+                      <w:rFonts w:ascii="Cambria Math" w:hAnsi="Cambria Math"/>
+                      <w:lang w:val="en-US"/>
+                    </w:rPr>
+                    <m:t>+</m:t>
+                  </m:r>
+                  <m:sSup>
+                    <m:sSupPr>
+                      <m:ctrlPr>
+                        <w:rPr>
+                          <w:rFonts w:ascii="Cambria Math" w:hAnsi="Cambria Math"/>
+                          <w:i/>
+                          <w:lang w:val="en-US"/>
+                        </w:rPr>
+                      </m:ctrlPr>
+                    </m:sSupPr>
+                    <m:e>
+                      <m:r>
+                        <w:rPr>
+                          <w:rFonts w:ascii="Cambria Math" w:hAnsi="Cambria Math"/>
+                          <w:lang w:val="en-US"/>
+                        </w:rPr>
+                        <m:t>z</m:t>
+                      </m:r>
+                    </m:e>
+                    <m:sup>
+                      <m:r>
+                        <w:rPr>
+                          <w:rFonts w:ascii="Cambria Math" w:hAnsi="Cambria Math"/>
+                          <w:lang w:val="en-US"/>
+                        </w:rPr>
+                        <m:t>2</m:t>
+                      </m:r>
+                    </m:sup>
+                  </m:sSup>
+                </m:e>
+                <m:e>
+                  <m:r>
+                    <w:rPr>
+                      <w:rFonts w:ascii="Cambria Math" w:hAnsi="Cambria Math"/>
+                      <w:lang w:val="en-US"/>
+                    </w:rPr>
+                    <m:t>-yz</m:t>
+                  </m:r>
+                </m:e>
+              </m:mr>
+              <m:mr>
+                <m:e>
+                  <m:r>
+                    <w:rPr>
+                      <w:rFonts w:ascii="Cambria Math" w:hAnsi="Cambria Math"/>
+                      <w:lang w:val="en-US"/>
+                    </w:rPr>
+                    <m:t>-xz</m:t>
+                  </m:r>
+                </m:e>
+                <m:e>
+                  <m:r>
+                    <w:rPr>
+                      <w:rFonts w:ascii="Cambria Math" w:hAnsi="Cambria Math"/>
+                      <w:lang w:val="en-US"/>
+                    </w:rPr>
+                    <m:t>-yz</m:t>
+                  </m:r>
+                </m:e>
+                <m:e>
+                  <m:sSup>
+                    <m:sSupPr>
+                      <m:ctrlPr>
+                        <w:rPr>
+                          <w:rFonts w:ascii="Cambria Math" w:hAnsi="Cambria Math"/>
+                          <w:i/>
+                          <w:lang w:val="en-US"/>
+                        </w:rPr>
+                      </m:ctrlPr>
+                    </m:sSupPr>
+                    <m:e>
+                      <m:r>
+                        <w:rPr>
+                          <w:rFonts w:ascii="Cambria Math" w:hAnsi="Cambria Math"/>
+                          <w:lang w:val="en-US"/>
+                        </w:rPr>
+                        <m:t>x</m:t>
+                      </m:r>
+                    </m:e>
+                    <m:sup>
+                      <m:r>
+                        <w:rPr>
+                          <w:rFonts w:ascii="Cambria Math" w:hAnsi="Cambria Math"/>
+                          <w:lang w:val="en-US"/>
+                        </w:rPr>
+                        <m:t>2</m:t>
+                      </m:r>
+                    </m:sup>
+                  </m:sSup>
+                  <m:r>
+                    <w:rPr>
+                      <w:rFonts w:ascii="Cambria Math" w:hAnsi="Cambria Math"/>
+                      <w:lang w:val="en-US"/>
+                    </w:rPr>
+                    <m:t>+</m:t>
+                  </m:r>
+                  <m:sSup>
+                    <m:sSupPr>
+                      <m:ctrlPr>
+                        <w:rPr>
+                          <w:rFonts w:ascii="Cambria Math" w:hAnsi="Cambria Math"/>
+                          <w:i/>
+                          <w:lang w:val="en-US"/>
+                        </w:rPr>
+                      </m:ctrlPr>
+                    </m:sSupPr>
+                    <m:e>
+                      <m:r>
+                        <w:rPr>
+                          <w:rFonts w:ascii="Cambria Math" w:hAnsi="Cambria Math"/>
+                          <w:lang w:val="en-US"/>
+                        </w:rPr>
+                        <m:t>y</m:t>
+                      </m:r>
+                    </m:e>
+                    <m:sup>
+                      <m:r>
+                        <w:rPr>
+                          <w:rFonts w:ascii="Cambria Math" w:hAnsi="Cambria Math"/>
+                          <w:lang w:val="en-US"/>
+                        </w:rPr>
+                        <m:t>2</m:t>
+                      </m:r>
+                    </m:sup>
+                  </m:sSup>
+                </m:e>
+              </m:mr>
+            </m:m>
+          </m:e>
+        </m:d>
+      </m:oMath>
     </w:p>
     <w:p>
       <w:pPr>
@@ -6188,7 +6458,6 @@
         <w:rPr>
           <w:lang w:val="en-US"/>
         </w:rPr>
-        <w:lastRenderedPageBreak/>
         <w:t xml:space="preserve">Công thức này </w:t>
       </w:r>
       <w:r>
@@ -7704,6 +7973,7 @@
           <w:rFonts w:eastAsiaTheme="minorEastAsia"/>
           <w:lang w:val="en-US"/>
         </w:rPr>
+        <w:lastRenderedPageBreak/>
         <w:t>r là bán kính đĩa</w:t>
       </w:r>
     </w:p>
@@ -7750,14 +8020,332 @@
         <w:rPr>
           <w:lang w:val="en-US"/>
         </w:rPr>
+        <w:t>Tại Sao Khối Lượng Hệ Lò Xo Thay Đổi Khi Vật Nhỏ Trượt Trên Vật Lớn</w:t>
+      </w:r>
+      <w:r>
+        <w:rPr>
+          <w:lang w:val="en-US"/>
+        </w:rPr>
+        <w:t>?</w:t>
+      </w:r>
+    </w:p>
+    <w:p>
+      <w:pPr>
+        <w:pStyle w:val="ListParagraph"/>
+        <w:numPr>
+          <w:ilvl w:val="0"/>
+          <w:numId w:val="4"/>
+        </w:numPr>
+        <w:rPr>
+          <w:lang w:val="en-US"/>
+        </w:rPr>
+      </w:pPr>
+      <w:r>
+        <w:rPr>
+          <w:lang w:val="en-US"/>
+        </w:rPr>
+        <w:t>Cho lò xo đặt nằm ngang, đầu gắn vật M, trên M gắn thêm N, ban đầu lò xo dao động với tổng khối lượng của hệ = M + N, nhưng khi vật N bắt đầu trượt trên M, thì tổng khối lượng của hệ lò xo chỉ còn M, đó là bởi vì bây giờ lò xo không cần tốn lực để kéo vật thêm phần khối lượng của N nữa, mà nó bây giờ di chuyển tự do</w:t>
+      </w:r>
+    </w:p>
+    <w:p>
+      <w:pPr>
+        <w:rPr>
+          <w:lang w:val="en-US"/>
+        </w:rPr>
+      </w:pPr>
+    </w:p>
+    <w:p>
+      <w:pPr>
+        <w:rPr>
+          <w:lang w:val="en-US"/>
+        </w:rPr>
+      </w:pPr>
+      <w:r>
+        <w:rPr>
+          <w:lang w:val="en-US"/>
+        </w:rPr>
+        <w:t>Simple Pendulum – Con Lắc Đơn:</w:t>
+      </w:r>
+    </w:p>
+    <w:p>
+      <w:pPr>
+        <w:pStyle w:val="ListParagraph"/>
+        <w:numPr>
+          <w:ilvl w:val="0"/>
+          <w:numId w:val="8"/>
+        </w:numPr>
+        <w:rPr>
+          <w:lang w:val="en-US"/>
+        </w:rPr>
+      </w:pPr>
+      <w:r>
+        <w:rPr>
+          <w:lang w:val="en-US"/>
+        </w:rPr>
+        <w:t>Tại Sao Lực Căng Dây Lớn Hơn Thành Phần Trọng Lực Theo Phương Dây?</w:t>
+      </w:r>
+    </w:p>
+    <w:p>
+      <w:pPr>
+        <w:pStyle w:val="ListParagraph"/>
+        <w:numPr>
+          <w:ilvl w:val="0"/>
+          <w:numId w:val="4"/>
+        </w:numPr>
+        <w:rPr>
+          <w:lang w:val="en-US"/>
+        </w:rPr>
+      </w:pPr>
+      <w:r>
+        <w:rPr>
+          <w:lang w:val="en-US"/>
+        </w:rPr>
+        <w:t>Khi con lắc đơn dao động, thì đây là chuyển động tròn, do đó gia tốc pháp tuyến sẽ không thể = 0, và nó hướng vào tâm quay, đóng vai trò là lực hướng tâm, do đó lực căng dây tác dụng lên vật nặng phả</w:t>
+      </w:r>
+      <w:r>
+        <w:rPr>
+          <w:lang w:val="en-US"/>
+        </w:rPr>
+        <w:t>i &gt;</w:t>
+      </w:r>
+      <w:r>
+        <w:rPr>
+          <w:lang w:val="en-US"/>
+        </w:rPr>
+        <w:t xml:space="preserve"> thành phần trọng lực tác dụng vào vậ</w:t>
+      </w:r>
+      <w:r>
+        <w:rPr>
+          <w:lang w:val="en-US"/>
+        </w:rPr>
+        <w:t>t nặng</w:t>
+      </w:r>
+      <w:r>
+        <w:rPr>
+          <w:lang w:val="en-US"/>
+        </w:rPr>
+        <w:t xml:space="preserve"> theo phương dây, khi đó thì mới có lực hướng tâm, và do đây là chuyển động không đều nên gia tốc tiếp tuyến luôn &gt; 0, </w:t>
+      </w:r>
+      <w:r>
+        <w:rPr>
+          <w:lang w:val="en-US"/>
+        </w:rPr>
+        <w:t xml:space="preserve">trừ vị trí cân bằng, </w:t>
+      </w:r>
+      <w:r>
+        <w:rPr>
+          <w:lang w:val="en-US"/>
+        </w:rPr>
+        <w:t>lực kéo về tạo ra gia tố</w:t>
+      </w:r>
+      <w:r>
+        <w:rPr>
+          <w:lang w:val="en-US"/>
+        </w:rPr>
+        <w:t>c này</w:t>
+      </w:r>
+    </w:p>
+    <w:p>
+      <w:pPr>
+        <w:rPr>
+          <w:lang w:val="en-US"/>
+        </w:rPr>
+      </w:pPr>
+    </w:p>
+    <w:p>
+      <w:pPr>
+        <w:rPr>
+          <w:lang w:val="en-US"/>
+        </w:rPr>
+      </w:pPr>
+      <w:r>
+        <w:rPr>
+          <w:lang w:val="en-US"/>
+        </w:rPr>
+        <w:t>Mechanical Advantage – Lợi Thế Cơ Học:</w:t>
+      </w:r>
+    </w:p>
+    <w:p>
+      <w:pPr>
+        <w:pStyle w:val="ListParagraph"/>
+        <w:numPr>
+          <w:ilvl w:val="0"/>
+          <w:numId w:val="16"/>
+        </w:numPr>
+        <w:rPr>
+          <w:lang w:val="en-US"/>
+        </w:rPr>
+      </w:pPr>
+      <w:r>
+        <w:rPr>
+          <w:lang w:val="en-US"/>
+        </w:rPr>
+        <w:t>Lợi Thế Cơ Học Là Gì?</w:t>
+      </w:r>
+    </w:p>
+    <w:p>
+      <w:pPr>
+        <w:pStyle w:val="ListParagraph"/>
+        <w:numPr>
+          <w:ilvl w:val="0"/>
+          <w:numId w:val="4"/>
+        </w:numPr>
+        <w:rPr>
+          <w:lang w:val="en-US"/>
+        </w:rPr>
+      </w:pPr>
+      <w:r>
+        <w:rPr>
+          <w:lang w:val="en-US"/>
+        </w:rPr>
+        <w:t>Xét 1 dụng cụ, khi ta nhấc 1 vật thấy nó nặng vãi, nhưng dùng dụng cụ này thì thấy nhẹ hều, khi đó dụng cụ có lợi thế cơ học, tuy nhiên, để bảo toàn năng lượng, quãng đường mà tay ta đi được sẽ gấp nhiều lần quãng đường vật đi được</w:t>
+      </w:r>
+    </w:p>
+    <w:p>
+      <w:pPr>
+        <w:pStyle w:val="ListParagraph"/>
+        <w:numPr>
+          <w:ilvl w:val="0"/>
+          <w:numId w:val="16"/>
+        </w:numPr>
+        <w:rPr>
+          <w:lang w:val="en-US"/>
+        </w:rPr>
+      </w:pPr>
+      <w:r>
+        <w:rPr>
+          <w:lang w:val="en-US"/>
+        </w:rPr>
+        <w:t>Công Dụng Lớn Nhất Của Những Dụng Cụ Có Lợi Thế Cơ Học?</w:t>
+      </w:r>
+    </w:p>
+    <w:p>
+      <w:pPr>
+        <w:pStyle w:val="ListParagraph"/>
+        <w:numPr>
+          <w:ilvl w:val="0"/>
+          <w:numId w:val="4"/>
+        </w:numPr>
+        <w:rPr>
+          <w:lang w:val="en-US"/>
+        </w:rPr>
+      </w:pPr>
+      <w:r>
+        <w:rPr>
+          <w:lang w:val="en-US"/>
+        </w:rPr>
+        <w:t>Giả sử ta phải giữ 1 vật trong 1 tiếng thấy mệt vãi, thì khi dùng những dụng cụ này, thì thấy khỏe vãi vì lực mà ta phải bỏ ra trong 1 tiếng đã được giảm đi đáng kể</w:t>
+      </w:r>
+    </w:p>
+    <w:p>
+      <w:pPr>
+        <w:rPr>
+          <w:lang w:val="en-US"/>
+        </w:rPr>
+      </w:pPr>
+    </w:p>
+    <w:p>
+      <w:pPr>
+        <w:rPr>
+          <w:lang w:val="en-US"/>
+        </w:rPr>
+      </w:pPr>
+      <w:r>
+        <w:rPr>
+          <w:lang w:val="en-US"/>
+        </w:rPr>
+        <w:t>Pulley – Ròng Rọc:</w:t>
+      </w:r>
+    </w:p>
+    <w:p>
+      <w:pPr>
+        <w:pStyle w:val="ListParagraph"/>
+        <w:numPr>
+          <w:ilvl w:val="0"/>
+          <w:numId w:val="15"/>
+        </w:numPr>
+        <w:rPr>
+          <w:lang w:val="en-US"/>
+        </w:rPr>
+      </w:pPr>
+      <w:r>
+        <w:rPr>
+          <w:lang w:val="en-US"/>
+        </w:rPr>
+        <w:t xml:space="preserve">Tại </w:t>
+      </w:r>
+      <w:r>
+        <w:rPr>
+          <w:lang w:val="en-US"/>
+        </w:rPr>
+        <w:t xml:space="preserve">Sao Cầm Sợi Dây Kéo Vật Qua Ròng Rọc Thì Lực Kéo </w:t>
+      </w:r>
+      <w:r>
+        <w:rPr>
+          <w:lang w:val="en-US"/>
+        </w:rPr>
+        <w:t>=</w:t>
+      </w:r>
+      <w:r>
+        <w:rPr>
+          <w:lang w:val="en-US"/>
+        </w:rPr>
+        <w:t xml:space="preserve"> Trọng Lực?</w:t>
+      </w:r>
+    </w:p>
+    <w:p>
+      <w:pPr>
+        <w:pStyle w:val="ListParagraph"/>
+        <w:numPr>
+          <w:ilvl w:val="0"/>
+          <w:numId w:val="4"/>
+        </w:numPr>
+        <w:rPr>
+          <w:lang w:val="en-US"/>
+        </w:rPr>
+      </w:pPr>
+      <w:r>
+        <w:rPr>
+          <w:lang w:val="en-US"/>
+        </w:rPr>
+        <w:t>Tưởng tượng</w:t>
+      </w:r>
+      <w:r>
+        <w:rPr>
+          <w:lang w:val="en-US"/>
+        </w:rPr>
+        <w:t xml:space="preserve"> bánh</w:t>
+      </w:r>
+      <w:r>
+        <w:rPr>
+          <w:lang w:val="en-US"/>
+        </w:rPr>
+        <w:t xml:space="preserve"> ròng rọc không phải hình tròn mà là hình đa giác đề</w:t>
+      </w:r>
+      <w:r>
+        <w:rPr>
+          <w:lang w:val="en-US"/>
+        </w:rPr>
+        <w:t>u với cạnh rất nhỏ, khi đó tại đỉnh tiếp xúc dây mà tại đó dây có phương thẳng đứng, ta phân tích được trọng lực tác dụng lên thành phần dây ở điểm này thành 2 Vector, 1 Vector triệt tiêu phản lực của bánh ròng rọc và 1 Vector có độ lớn = trọng lực và có phương của thành phần dây kế tiếp, cứ như thế Vector này lại truyền lên phía trên và độ lớn lực kéo như nhau tại mọi điểm trên dây, do đó nếu muốn kéo vật lên đều thì lực kéo phải ít nhất = trọng lực vật</w:t>
+      </w:r>
+    </w:p>
+    <w:p>
+      <w:pPr>
+        <w:pStyle w:val="ListParagraph"/>
+        <w:numPr>
+          <w:ilvl w:val="0"/>
+          <w:numId w:val="15"/>
+        </w:numPr>
+        <w:rPr>
+          <w:lang w:val="en-US"/>
+        </w:rPr>
+      </w:pPr>
+      <w:r>
+        <w:rPr>
+          <w:lang w:val="en-US"/>
+        </w:rPr>
         <w:lastRenderedPageBreak/>
-        <w:t>Tại Sao Khối Lượng Hệ Lò Xo Thay Đổi Khi Vật Nhỏ Trượt Trên Vật Lớn</w:t>
-      </w:r>
-      <w:r>
-        <w:rPr>
-          <w:lang w:val="en-US"/>
-        </w:rPr>
-        <w:t>?</w:t>
+        <w:t>Ròng Rọc Động Là Gì?</w:t>
       </w:r>
     </w:p>
     <w:p>
@@ -7775,45 +8363,25 @@
         <w:rPr>
           <w:lang w:val="en-US"/>
         </w:rPr>
-        <w:t>Cho lò xo đặt nằm ngang, đầu gắn vật M, trên M gắn thêm N, ban đầu lò xo dao động với tổng khối lượng của hệ = M + N, nhưng khi vật N bắt đầu trượt trên M, thì tổng khối lượng của hệ lò xo chỉ còn M, đó là bởi vì bây giờ lò xo không cần tốn lực để kéo vật thêm phần khối lượng của N nữa, mà nó bây giờ di chuyển tự do</w:t>
-      </w:r>
-    </w:p>
-    <w:p>
-      <w:pPr>
-        <w:rPr>
-          <w:lang w:val="en-US"/>
-        </w:rPr>
-      </w:pPr>
-    </w:p>
-    <w:p>
-      <w:pPr>
-        <w:rPr>
-          <w:lang w:val="en-US"/>
-        </w:rPr>
-      </w:pPr>
-      <w:r>
-        <w:rPr>
-          <w:lang w:val="en-US"/>
-        </w:rPr>
-        <w:t>Simple Pendulum – Con Lắc Đơn:</w:t>
-      </w:r>
-    </w:p>
-    <w:p>
-      <w:pPr>
-        <w:pStyle w:val="ListParagraph"/>
-        <w:numPr>
-          <w:ilvl w:val="0"/>
-          <w:numId w:val="8"/>
-        </w:numPr>
-        <w:rPr>
-          <w:lang w:val="en-US"/>
-        </w:rPr>
-      </w:pPr>
-      <w:r>
-        <w:rPr>
-          <w:lang w:val="en-US"/>
-        </w:rPr>
-        <w:t>Tại Sao Lực Căng Dây Lớn Hơn Thành Phần Trọng Lực Theo Phương Dây?</w:t>
+        <w:t>Lấy ròng rọc cố định đảo ngược nó lại, nghĩa là bánh ròng rọc gắn trực tiếp với vật, luồn dưới đít nó sợi dây, rồi gắn 1 đầu lên trần, đầu còn lại cầm tay kéo</w:t>
+      </w:r>
+    </w:p>
+    <w:p>
+      <w:pPr>
+        <w:pStyle w:val="ListParagraph"/>
+        <w:numPr>
+          <w:ilvl w:val="0"/>
+          <w:numId w:val="15"/>
+        </w:numPr>
+        <w:rPr>
+          <w:lang w:val="en-US"/>
+        </w:rPr>
+      </w:pPr>
+      <w:r>
+        <w:rPr>
+          <w:lang w:val="en-US"/>
+        </w:rPr>
+        <w:t>Tại Sao Dùng Ròng Rọc Động Giảm Lực Kéo?</w:t>
       </w:r>
     </w:p>
     <w:p>
@@ -7831,305 +8399,6 @@
         <w:rPr>
           <w:lang w:val="en-US"/>
         </w:rPr>
-        <w:t>Khi con lắc đơn dao động, thì đây là chuyển động tròn, do đó gia tốc pháp tuyến sẽ không thể = 0, và nó hướng vào tâm quay, đóng vai trò là lực hướng tâm, do đó lực căng dây tác dụng lên vật nặng phả</w:t>
-      </w:r>
-      <w:r>
-        <w:rPr>
-          <w:lang w:val="en-US"/>
-        </w:rPr>
-        <w:t>i &gt;</w:t>
-      </w:r>
-      <w:r>
-        <w:rPr>
-          <w:lang w:val="en-US"/>
-        </w:rPr>
-        <w:t xml:space="preserve"> thành phần trọng lực tác dụng vào vậ</w:t>
-      </w:r>
-      <w:r>
-        <w:rPr>
-          <w:lang w:val="en-US"/>
-        </w:rPr>
-        <w:t>t nặng</w:t>
-      </w:r>
-      <w:r>
-        <w:rPr>
-          <w:lang w:val="en-US"/>
-        </w:rPr>
-        <w:t xml:space="preserve"> theo phương dây, khi đó thì mới có lực hướng tâm, và do đây là chuyển động không đều nên gia tốc tiếp tuyến luôn &gt; 0, </w:t>
-      </w:r>
-      <w:r>
-        <w:rPr>
-          <w:lang w:val="en-US"/>
-        </w:rPr>
-        <w:t xml:space="preserve">trừ vị trí cân bằng, </w:t>
-      </w:r>
-      <w:r>
-        <w:rPr>
-          <w:lang w:val="en-US"/>
-        </w:rPr>
-        <w:t>lực kéo về tạo ra gia tố</w:t>
-      </w:r>
-      <w:r>
-        <w:rPr>
-          <w:lang w:val="en-US"/>
-        </w:rPr>
-        <w:t>c này</w:t>
-      </w:r>
-    </w:p>
-    <w:p>
-      <w:pPr>
-        <w:rPr>
-          <w:lang w:val="en-US"/>
-        </w:rPr>
-      </w:pPr>
-    </w:p>
-    <w:p>
-      <w:pPr>
-        <w:rPr>
-          <w:lang w:val="en-US"/>
-        </w:rPr>
-      </w:pPr>
-      <w:r>
-        <w:rPr>
-          <w:lang w:val="en-US"/>
-        </w:rPr>
-        <w:t>Mechanical Advantage – Lợi Thế Cơ Học:</w:t>
-      </w:r>
-    </w:p>
-    <w:p>
-      <w:pPr>
-        <w:pStyle w:val="ListParagraph"/>
-        <w:numPr>
-          <w:ilvl w:val="0"/>
-          <w:numId w:val="16"/>
-        </w:numPr>
-        <w:rPr>
-          <w:lang w:val="en-US"/>
-        </w:rPr>
-      </w:pPr>
-      <w:r>
-        <w:rPr>
-          <w:lang w:val="en-US"/>
-        </w:rPr>
-        <w:t>Lợi Thế Cơ Học Là Gì?</w:t>
-      </w:r>
-    </w:p>
-    <w:p>
-      <w:pPr>
-        <w:pStyle w:val="ListParagraph"/>
-        <w:numPr>
-          <w:ilvl w:val="0"/>
-          <w:numId w:val="4"/>
-        </w:numPr>
-        <w:rPr>
-          <w:lang w:val="en-US"/>
-        </w:rPr>
-      </w:pPr>
-      <w:r>
-        <w:rPr>
-          <w:lang w:val="en-US"/>
-        </w:rPr>
-        <w:t>Xét 1 dụng cụ, khi ta nhấc 1 vật thấy nó nặng vãi, nhưng dùng dụng cụ này thì thấy nhẹ hều, khi đó dụng cụ có lợi thế cơ học, tuy nhiên, để bảo toàn năng lượng, quãng đường mà tay ta đi được sẽ gấp nhiều lần quãng đường vật đi được</w:t>
-      </w:r>
-    </w:p>
-    <w:p>
-      <w:pPr>
-        <w:pStyle w:val="ListParagraph"/>
-        <w:numPr>
-          <w:ilvl w:val="0"/>
-          <w:numId w:val="16"/>
-        </w:numPr>
-        <w:rPr>
-          <w:lang w:val="en-US"/>
-        </w:rPr>
-      </w:pPr>
-      <w:r>
-        <w:rPr>
-          <w:lang w:val="en-US"/>
-        </w:rPr>
-        <w:t>Công Dụng Lớn Nhất Của Những Dụng Cụ Có Lợi Thế Cơ Học?</w:t>
-      </w:r>
-    </w:p>
-    <w:p>
-      <w:pPr>
-        <w:pStyle w:val="ListParagraph"/>
-        <w:numPr>
-          <w:ilvl w:val="0"/>
-          <w:numId w:val="4"/>
-        </w:numPr>
-        <w:rPr>
-          <w:lang w:val="en-US"/>
-        </w:rPr>
-      </w:pPr>
-      <w:r>
-        <w:rPr>
-          <w:lang w:val="en-US"/>
-        </w:rPr>
-        <w:t>Giả sử ta phải giữ 1 vật trong 1 tiếng thấy mệt vãi, thì khi dùng những dụng cụ này, thì thấy khỏe vãi vì lực mà ta phải bỏ ra trong 1 tiếng đã được giảm đi đáng kể</w:t>
-      </w:r>
-    </w:p>
-    <w:p>
-      <w:pPr>
-        <w:rPr>
-          <w:lang w:val="en-US"/>
-        </w:rPr>
-      </w:pPr>
-    </w:p>
-    <w:p>
-      <w:pPr>
-        <w:rPr>
-          <w:lang w:val="en-US"/>
-        </w:rPr>
-      </w:pPr>
-      <w:r>
-        <w:rPr>
-          <w:lang w:val="en-US"/>
-        </w:rPr>
-        <w:t>Pulley – Ròng Rọc:</w:t>
-      </w:r>
-    </w:p>
-    <w:p>
-      <w:pPr>
-        <w:pStyle w:val="ListParagraph"/>
-        <w:numPr>
-          <w:ilvl w:val="0"/>
-          <w:numId w:val="15"/>
-        </w:numPr>
-        <w:rPr>
-          <w:lang w:val="en-US"/>
-        </w:rPr>
-      </w:pPr>
-      <w:r>
-        <w:rPr>
-          <w:lang w:val="en-US"/>
-        </w:rPr>
-        <w:t xml:space="preserve">Tại </w:t>
-      </w:r>
-      <w:r>
-        <w:rPr>
-          <w:lang w:val="en-US"/>
-        </w:rPr>
-        <w:t xml:space="preserve">Sao Cầm Sợi Dây Kéo Vật Qua Ròng Rọc Thì Lực Kéo </w:t>
-      </w:r>
-      <w:r>
-        <w:rPr>
-          <w:lang w:val="en-US"/>
-        </w:rPr>
-        <w:t>=</w:t>
-      </w:r>
-      <w:r>
-        <w:rPr>
-          <w:lang w:val="en-US"/>
-        </w:rPr>
-        <w:t xml:space="preserve"> Trọng Lực?</w:t>
-      </w:r>
-    </w:p>
-    <w:p>
-      <w:pPr>
-        <w:pStyle w:val="ListParagraph"/>
-        <w:numPr>
-          <w:ilvl w:val="0"/>
-          <w:numId w:val="4"/>
-        </w:numPr>
-        <w:rPr>
-          <w:lang w:val="en-US"/>
-        </w:rPr>
-      </w:pPr>
-      <w:r>
-        <w:rPr>
-          <w:lang w:val="en-US"/>
-        </w:rPr>
-        <w:t>Tưởng tượng</w:t>
-      </w:r>
-      <w:r>
-        <w:rPr>
-          <w:lang w:val="en-US"/>
-        </w:rPr>
-        <w:t xml:space="preserve"> bánh</w:t>
-      </w:r>
-      <w:r>
-        <w:rPr>
-          <w:lang w:val="en-US"/>
-        </w:rPr>
-        <w:t xml:space="preserve"> ròng rọc không phải hình tròn mà là hình đa giác đề</w:t>
-      </w:r>
-      <w:r>
-        <w:rPr>
-          <w:lang w:val="en-US"/>
-        </w:rPr>
-        <w:t>u với cạnh rất nhỏ, khi đó tại đỉnh tiếp xúc dây mà tại đó dây có phương thẳng đứng, ta phân tích được trọng lực tác dụng lên thành phần dây ở điểm này thành 2 Vector, 1 Vector triệt tiêu phản lực của bánh ròng rọc và 1 Vector có độ lớn = trọng lực và có phương của thành phần dây kế tiếp, cứ như thế Vector này lại truyền lên phía trên và độ lớn lực kéo như nhau tại mọi điểm trên dây, do đó nếu muốn kéo vật lên đều thì lực kéo phải ít nhất = trọng lực vật</w:t>
-      </w:r>
-    </w:p>
-    <w:p>
-      <w:pPr>
-        <w:pStyle w:val="ListParagraph"/>
-        <w:numPr>
-          <w:ilvl w:val="0"/>
-          <w:numId w:val="15"/>
-        </w:numPr>
-        <w:rPr>
-          <w:lang w:val="en-US"/>
-        </w:rPr>
-      </w:pPr>
-      <w:r>
-        <w:rPr>
-          <w:lang w:val="en-US"/>
-        </w:rPr>
-        <w:t>Ròng Rọc Động Là Gì?</w:t>
-      </w:r>
-    </w:p>
-    <w:p>
-      <w:pPr>
-        <w:pStyle w:val="ListParagraph"/>
-        <w:numPr>
-          <w:ilvl w:val="0"/>
-          <w:numId w:val="4"/>
-        </w:numPr>
-        <w:rPr>
-          <w:lang w:val="en-US"/>
-        </w:rPr>
-      </w:pPr>
-      <w:r>
-        <w:rPr>
-          <w:lang w:val="en-US"/>
-        </w:rPr>
-        <w:t>Lấy ròng rọc cố định đảo ngược nó lại, nghĩa là bánh ròng rọc gắn trực tiếp với vật, luồn dưới đít nó sợi dây, rồi gắn 1 đầu lên trần, đầu còn lại cầm tay kéo</w:t>
-      </w:r>
-    </w:p>
-    <w:p>
-      <w:pPr>
-        <w:pStyle w:val="ListParagraph"/>
-        <w:numPr>
-          <w:ilvl w:val="0"/>
-          <w:numId w:val="15"/>
-        </w:numPr>
-        <w:rPr>
-          <w:lang w:val="en-US"/>
-        </w:rPr>
-      </w:pPr>
-      <w:r>
-        <w:rPr>
-          <w:lang w:val="en-US"/>
-        </w:rPr>
-        <w:t>Tại Sao Dùng Ròng Rọc Động Giảm Lực Kéo?</w:t>
-      </w:r>
-    </w:p>
-    <w:p>
-      <w:pPr>
-        <w:pStyle w:val="ListParagraph"/>
-        <w:numPr>
-          <w:ilvl w:val="0"/>
-          <w:numId w:val="4"/>
-        </w:numPr>
-        <w:rPr>
-          <w:lang w:val="en-US"/>
-        </w:rPr>
-      </w:pPr>
-      <w:r>
-        <w:rPr>
-          <w:lang w:val="en-US"/>
-        </w:rPr>
-        <w:lastRenderedPageBreak/>
         <w:t>Do có 1 đầu dây gắn vào trần, coi nó như 1 bàn tay kéo khác, khi đó, tay ta và trần nhà sẽ cùng hợp lực để kéo 1 vật, do đó lực kéo sẽ chia đôi</w:t>
       </w:r>
     </w:p>
@@ -8547,6 +8816,7 @@
         <w:rPr>
           <w:lang w:val="en-US"/>
         </w:rPr>
+        <w:lastRenderedPageBreak/>
         <w:t>F = ma đúng</w:t>
       </w:r>
     </w:p>
@@ -8631,7 +8901,6 @@
         <w:rPr>
           <w:lang w:val="en-US"/>
         </w:rPr>
-        <w:lastRenderedPageBreak/>
         <w:t>Là vật thể hay mốc đang chuyển động không thẳng đều, nói cách khác có lực tác dụng lên nó</w:t>
       </w:r>
     </w:p>
@@ -9065,21 +9334,7 @@
             <w:rFonts w:ascii="Cambria Math" w:eastAsiaTheme="minorEastAsia" w:hAnsi="Cambria Math"/>
             <w:lang w:val="en-US"/>
           </w:rPr>
-          <m:t>=F</m:t>
-        </m:r>
-        <m:r>
-          <w:rPr>
-            <w:rFonts w:ascii="Cambria Math" w:eastAsiaTheme="minorEastAsia" w:hAnsi="Cambria Math"/>
-            <w:lang w:val="en-US"/>
-          </w:rPr>
-          <m:t>-ma</m:t>
-        </m:r>
-        <m:r>
-          <w:rPr>
-            <w:rFonts w:ascii="Cambria Math" w:eastAsiaTheme="minorEastAsia" w:hAnsi="Cambria Math"/>
-            <w:lang w:val="en-US"/>
-          </w:rPr>
-          <m:t>-2mω×v-mω×</m:t>
+          <m:t>=F-ma-2mω×v-mω×</m:t>
         </m:r>
         <m:d>
           <m:dPr>
@@ -9589,6 +9844,7 @@
           <w:rFonts w:eastAsiaTheme="minorEastAsia"/>
           <w:lang w:val="en-US"/>
         </w:rPr>
+        <w:lastRenderedPageBreak/>
         <w:t xml:space="preserve">Lực li tâm không hề tồn tại, giả sử có 1 đĩa quay trên đặt </w:t>
       </w:r>
       <w:r>
@@ -9655,15 +9911,7 @@
           <w:rFonts w:eastAsiaTheme="minorEastAsia"/>
           <w:lang w:val="en-US"/>
         </w:rPr>
-        <w:t xml:space="preserve">, khi này </w:t>
-      </w:r>
-      <w:r>
-        <w:rPr>
-          <w:rFonts w:eastAsiaTheme="minorEastAsia"/>
-          <w:lang w:val="en-US"/>
-        </w:rPr>
-        <w:lastRenderedPageBreak/>
-        <w:t>ta thấy lực li tâm</w:t>
+        <w:t>, khi này ta thấy lực li tâm</w:t>
       </w:r>
       <w:r>
         <w:rPr>

--- a/force.docx
+++ b/force.docx
@@ -1147,7 +1147,7 @@
         <w:rPr>
           <w:lang w:val="en-US"/>
         </w:rPr>
-        <w:t>Vector tọa độ tâm của đường tròn tiếp xúc là C</w:t>
+        <w:t>Bán kính đường tròn tiếp xúc là R</w:t>
       </w:r>
     </w:p>
     <w:p>
@@ -1165,6 +1165,24 @@
         <w:rPr>
           <w:lang w:val="en-US"/>
         </w:rPr>
+        <w:t>1 điểm bất kì trên trục của đường tròn tiếp xúc là D</w:t>
+      </w:r>
+    </w:p>
+    <w:p>
+      <w:pPr>
+        <w:pStyle w:val="ListParagraph"/>
+        <w:numPr>
+          <w:ilvl w:val="0"/>
+          <w:numId w:val="6"/>
+        </w:numPr>
+        <w:rPr>
+          <w:lang w:val="en-US"/>
+        </w:rPr>
+      </w:pPr>
+      <w:r>
+        <w:rPr>
+          <w:lang w:val="en-US"/>
+        </w:rPr>
         <w:t xml:space="preserve">Vector tốc độ góc là </w:t>
       </w:r>
       <w:r>
@@ -1340,7 +1358,19 @@
         <w:rPr>
           <w:lang w:val="en-US"/>
         </w:rPr>
-        <w:t>Vector Moment của K so với C là L’</w:t>
+        <w:t xml:space="preserve">Vector Moment của K so với </w:t>
+      </w:r>
+      <w:r>
+        <w:rPr>
+          <w:lang w:val="en-US"/>
+        </w:rPr>
+        <w:t>D</w:t>
+      </w:r>
+      <w:r>
+        <w:rPr>
+          <w:lang w:val="en-US"/>
+        </w:rPr>
+        <w:t xml:space="preserve"> là L’</w:t>
       </w:r>
     </w:p>
     <w:p>
@@ -1358,7 +1388,62 @@
         <w:rPr>
           <w:lang w:val="en-US"/>
         </w:rPr>
-        <w:t>Tensor Moment quán tính của vật so với C là I</w:t>
+        <w:t>Vector hình chiếu của L’ trên trục của đường tròn tiếp xúc là L</w:t>
+      </w:r>
+      <w:r>
+        <w:rPr>
+          <w:vertAlign w:val="subscript"/>
+          <w:lang w:val="en-US"/>
+        </w:rPr>
+        <w:t>m</w:t>
+      </w:r>
+    </w:p>
+    <w:p>
+      <w:pPr>
+        <w:pStyle w:val="ListParagraph"/>
+        <w:numPr>
+          <w:ilvl w:val="0"/>
+          <w:numId w:val="6"/>
+        </w:numPr>
+        <w:rPr>
+          <w:lang w:val="en-US"/>
+        </w:rPr>
+      </w:pPr>
+      <w:r>
+        <w:rPr>
+          <w:lang w:val="en-US"/>
+        </w:rPr>
+        <w:t xml:space="preserve">Tensor Moment quán tính của vật so với </w:t>
+      </w:r>
+      <w:r>
+        <w:rPr>
+          <w:lang w:val="en-US"/>
+        </w:rPr>
+        <w:t>D</w:t>
+      </w:r>
+      <w:r>
+        <w:rPr>
+          <w:lang w:val="en-US"/>
+        </w:rPr>
+        <w:t xml:space="preserve"> là I</w:t>
+      </w:r>
+    </w:p>
+    <w:p>
+      <w:pPr>
+        <w:pStyle w:val="ListParagraph"/>
+        <w:numPr>
+          <w:ilvl w:val="0"/>
+          <w:numId w:val="6"/>
+        </w:numPr>
+        <w:rPr>
+          <w:lang w:val="en-US"/>
+        </w:rPr>
+      </w:pPr>
+      <w:r>
+        <w:rPr>
+          <w:lang w:val="en-US"/>
+        </w:rPr>
+        <w:t>Độ lớn Moment quán tính theo trục của đường tròn tiếp xúc là I’</w:t>
       </w:r>
     </w:p>
     <w:p>
@@ -1879,14 +1964,14 @@
             <w:rFonts w:ascii="Cambria Math" w:hAnsi="Cambria Math"/>
             <w:lang w:val="en-US"/>
           </w:rPr>
-          <m:t>=</m:t>
+          <m:t>=r-</m:t>
         </m:r>
         <m:r>
           <w:rPr>
             <w:rFonts w:ascii="Cambria Math" w:hAnsi="Cambria Math"/>
             <w:lang w:val="en-US"/>
           </w:rPr>
-          <m:t>r-C</m:t>
+          <m:t>D</m:t>
         </m:r>
       </m:oMath>
       <w:r>
@@ -2233,6 +2318,7 @@
         </w:pBdr>
         <w:ind w:left="1080"/>
         <w:rPr>
+          <w:rFonts w:eastAsiaTheme="minorEastAsia"/>
           <w:lang w:val="en-US"/>
         </w:rPr>
       </w:pPr>
@@ -2285,24 +2371,6 @@
     <w:p>
       <w:pPr>
         <w:pStyle w:val="ListParagraph"/>
-        <w:numPr>
-          <w:ilvl w:val="0"/>
-          <w:numId w:val="6"/>
-        </w:numPr>
-        <w:rPr>
-          <w:lang w:val="en-US"/>
-        </w:rPr>
-      </w:pPr>
-      <w:r>
-        <w:rPr>
-          <w:lang w:val="en-US"/>
-        </w:rPr>
-        <w:t>Hệ quả</w:t>
-      </w:r>
-    </w:p>
-    <w:p>
-      <w:pPr>
-        <w:pStyle w:val="ListParagraph"/>
         <w:pBdr>
           <w:top w:val="single" w:sz="4" w:space="1" w:color="auto"/>
           <w:left w:val="single" w:sz="4" w:space="4" w:color="auto"/>
@@ -2316,35 +2384,20 @@
         </w:rPr>
       </w:pPr>
       <m:oMath>
-        <m:f>
-          <m:fPr>
-            <m:ctrlPr>
-              <w:rPr>
-                <w:rFonts w:ascii="Cambria Math" w:hAnsi="Cambria Math"/>
-                <w:i/>
-                <w:lang w:val="en-US"/>
-              </w:rPr>
-            </m:ctrlPr>
-          </m:fPr>
-          <m:num>
-            <m:r>
-              <w:rPr>
-                <w:rFonts w:ascii="Cambria Math" w:hAnsi="Cambria Math"/>
-                <w:lang w:val="en-US"/>
-              </w:rPr>
-              <m:t>dL</m:t>
-            </m:r>
-          </m:num>
-          <m:den>
-            <m:r>
-              <w:rPr>
-                <w:rFonts w:ascii="Cambria Math" w:hAnsi="Cambria Math"/>
-                <w:lang w:val="en-US"/>
-              </w:rPr>
-              <m:t>dt</m:t>
-            </m:r>
-          </m:den>
-        </m:f>
+        <m:r>
+          <w:rPr>
+            <w:rFonts w:ascii="Cambria Math" w:hAnsi="Cambria Math"/>
+            <w:lang w:val="en-US"/>
+          </w:rPr>
+          <m:t>I</m:t>
+        </m:r>
+        <m:r>
+          <w:rPr>
+            <w:rFonts w:ascii="Cambria Math" w:hAnsi="Cambria Math"/>
+            <w:lang w:val="en-US"/>
+          </w:rPr>
+          <m:t>'</m:t>
+        </m:r>
         <m:r>
           <w:rPr>
             <w:rFonts w:ascii="Cambria Math" w:hAnsi="Cambria Math"/>
@@ -2357,14 +2410,103 @@
             <w:rFonts w:ascii="Cambria Math" w:hAnsi="Cambria Math"/>
             <w:lang w:val="en-US"/>
           </w:rPr>
-          <m:t>M</m:t>
+          <m:t>m</m:t>
+        </m:r>
+        <m:sSup>
+          <m:sSupPr>
+            <m:ctrlPr>
+              <w:rPr>
+                <w:rFonts w:ascii="Cambria Math" w:hAnsi="Cambria Math"/>
+                <w:i/>
+                <w:lang w:val="en-US"/>
+              </w:rPr>
+            </m:ctrlPr>
+          </m:sSupPr>
+          <m:e>
+            <m:r>
+              <w:rPr>
+                <w:rFonts w:ascii="Cambria Math" w:hAnsi="Cambria Math"/>
+                <w:lang w:val="en-US"/>
+              </w:rPr>
+              <m:t>R</m:t>
+            </m:r>
+          </m:e>
+          <m:sup>
+            <m:r>
+              <w:rPr>
+                <w:rFonts w:ascii="Cambria Math" w:hAnsi="Cambria Math"/>
+                <w:lang w:val="en-US"/>
+              </w:rPr>
+              <m:t>2</m:t>
+            </m:r>
+          </m:sup>
+        </m:sSup>
+      </m:oMath>
+      <w:r>
+        <w:rPr>
+          <w:rFonts w:eastAsiaTheme="minorEastAsia"/>
+          <w:lang w:val="en-US"/>
+        </w:rPr>
+        <w:t xml:space="preserve"> </w:t>
+      </w:r>
+    </w:p>
+    <w:p>
+      <w:pPr>
+        <w:pStyle w:val="ListParagraph"/>
+        <w:pBdr>
+          <w:top w:val="single" w:sz="4" w:space="1" w:color="auto"/>
+          <w:left w:val="single" w:sz="4" w:space="4" w:color="auto"/>
+          <w:bottom w:val="single" w:sz="4" w:space="1" w:color="auto"/>
+          <w:right w:val="single" w:sz="4" w:space="4" w:color="auto"/>
+        </w:pBdr>
+        <w:ind w:left="1080"/>
+        <w:rPr>
+          <w:lang w:val="en-US"/>
+        </w:rPr>
+      </w:pPr>
+      <m:oMath>
+        <m:sSub>
+          <m:sSubPr>
+            <m:ctrlPr>
+              <w:rPr>
+                <w:rFonts w:ascii="Cambria Math" w:hAnsi="Cambria Math"/>
+                <w:i/>
+                <w:lang w:val="en-US"/>
+              </w:rPr>
+            </m:ctrlPr>
+          </m:sSubPr>
+          <m:e>
+            <m:r>
+              <w:rPr>
+                <w:rFonts w:ascii="Cambria Math" w:hAnsi="Cambria Math"/>
+                <w:lang w:val="en-US"/>
+              </w:rPr>
+              <m:t>L</m:t>
+            </m:r>
+          </m:e>
+          <m:sub>
+            <m:r>
+              <w:rPr>
+                <w:rFonts w:ascii="Cambria Math" w:hAnsi="Cambria Math"/>
+                <w:lang w:val="en-US"/>
+              </w:rPr>
+              <m:t>m</m:t>
+            </m:r>
+          </m:sub>
+        </m:sSub>
+        <m:r>
+          <w:rPr>
+            <w:rFonts w:ascii="Cambria Math" w:hAnsi="Cambria Math"/>
+            <w:lang w:val="en-US"/>
+          </w:rPr>
+          <m:t>=I'</m:t>
         </m:r>
         <m:r>
           <w:rPr>
             <w:rFonts w:ascii="Cambria Math" w:hAnsi="Cambria Math"/>
             <w:lang w:val="en-US"/>
           </w:rPr>
-          <m:t xml:space="preserve"> </m:t>
+          <m:t>ω</m:t>
         </m:r>
       </m:oMath>
       <w:r>
@@ -2380,6 +2522,85 @@
         <w:pStyle w:val="ListParagraph"/>
         <w:numPr>
           <w:ilvl w:val="0"/>
+          <w:numId w:val="6"/>
+        </w:numPr>
+        <w:rPr>
+          <w:lang w:val="en-US"/>
+        </w:rPr>
+      </w:pPr>
+      <w:r>
+        <w:rPr>
+          <w:lang w:val="en-US"/>
+        </w:rPr>
+        <w:t>Hệ quả</w:t>
+      </w:r>
+    </w:p>
+    <w:p>
+      <w:pPr>
+        <w:pStyle w:val="ListParagraph"/>
+        <w:pBdr>
+          <w:top w:val="single" w:sz="4" w:space="1" w:color="auto"/>
+          <w:left w:val="single" w:sz="4" w:space="4" w:color="auto"/>
+          <w:bottom w:val="single" w:sz="4" w:space="1" w:color="auto"/>
+          <w:right w:val="single" w:sz="4" w:space="4" w:color="auto"/>
+        </w:pBdr>
+        <w:ind w:left="1080"/>
+        <w:rPr>
+          <w:rFonts w:eastAsiaTheme="minorEastAsia"/>
+          <w:lang w:val="en-US"/>
+        </w:rPr>
+      </w:pPr>
+      <m:oMath>
+        <m:f>
+          <m:fPr>
+            <m:ctrlPr>
+              <w:rPr>
+                <w:rFonts w:ascii="Cambria Math" w:hAnsi="Cambria Math"/>
+                <w:i/>
+                <w:lang w:val="en-US"/>
+              </w:rPr>
+            </m:ctrlPr>
+          </m:fPr>
+          <m:num>
+            <m:r>
+              <w:rPr>
+                <w:rFonts w:ascii="Cambria Math" w:hAnsi="Cambria Math"/>
+                <w:lang w:val="en-US"/>
+              </w:rPr>
+              <m:t>dL</m:t>
+            </m:r>
+          </m:num>
+          <m:den>
+            <m:r>
+              <w:rPr>
+                <w:rFonts w:ascii="Cambria Math" w:hAnsi="Cambria Math"/>
+                <w:lang w:val="en-US"/>
+              </w:rPr>
+              <m:t>dt</m:t>
+            </m:r>
+          </m:den>
+        </m:f>
+        <m:r>
+          <w:rPr>
+            <w:rFonts w:ascii="Cambria Math" w:hAnsi="Cambria Math"/>
+            <w:lang w:val="en-US"/>
+          </w:rPr>
+          <m:t xml:space="preserve">=M </m:t>
+        </m:r>
+      </m:oMath>
+      <w:r>
+        <w:rPr>
+          <w:rFonts w:eastAsiaTheme="minorEastAsia"/>
+          <w:lang w:val="en-US"/>
+        </w:rPr>
+        <w:t xml:space="preserve"> </w:t>
+      </w:r>
+    </w:p>
+    <w:p>
+      <w:pPr>
+        <w:pStyle w:val="ListParagraph"/>
+        <w:numPr>
+          <w:ilvl w:val="0"/>
           <w:numId w:val="9"/>
         </w:numPr>
         <w:rPr>
@@ -2390,6 +2611,327 @@
         <w:rPr>
           <w:lang w:val="en-US"/>
         </w:rPr>
+        <w:t xml:space="preserve">Phương </w:t>
+      </w:r>
+      <w:r>
+        <w:rPr>
+          <w:lang w:val="en-US"/>
+        </w:rPr>
+        <w:t>Trình Tên Lửa?</w:t>
+      </w:r>
+    </w:p>
+    <w:p>
+      <w:pPr>
+        <w:pStyle w:val="ListParagraph"/>
+        <w:numPr>
+          <w:ilvl w:val="0"/>
+          <w:numId w:val="6"/>
+        </w:numPr>
+        <w:rPr>
+          <w:lang w:val="en-US"/>
+        </w:rPr>
+      </w:pPr>
+      <w:r>
+        <w:rPr>
+          <w:lang w:val="en-US"/>
+        </w:rPr>
+        <w:t>Cho 1 tên lửa ban đầu có khối lượng m</w:t>
+      </w:r>
+      <w:r>
+        <w:rPr>
+          <w:vertAlign w:val="subscript"/>
+          <w:lang w:val="en-US"/>
+        </w:rPr>
+        <w:t>0</w:t>
+      </w:r>
+      <w:r>
+        <w:rPr>
+          <w:lang w:val="en-US"/>
+        </w:rPr>
+        <w:t xml:space="preserve"> = m + m’, </w:t>
+      </w:r>
+      <w:r>
+        <w:rPr>
+          <w:lang w:val="en-US"/>
+        </w:rPr>
+        <w:t>m</w:t>
+      </w:r>
+      <w:r>
+        <w:rPr>
+          <w:lang w:val="en-US"/>
+        </w:rPr>
+        <w:t xml:space="preserve"> là khối lượng tên lửa sau khi đã xả hết khí ra, m’ là tổng khối lượng khí</w:t>
+      </w:r>
+    </w:p>
+    <w:p>
+      <w:pPr>
+        <w:pStyle w:val="ListParagraph"/>
+        <w:numPr>
+          <w:ilvl w:val="0"/>
+          <w:numId w:val="6"/>
+        </w:numPr>
+        <w:rPr>
+          <w:lang w:val="en-US"/>
+        </w:rPr>
+      </w:pPr>
+      <w:r>
+        <w:rPr>
+          <w:lang w:val="en-US"/>
+        </w:rPr>
+        <w:t>Xét tên lửa này đang di chuyển với tốc độ không đổi v</w:t>
+      </w:r>
+      <w:r>
+        <w:rPr>
+          <w:vertAlign w:val="subscript"/>
+          <w:lang w:val="en-US"/>
+        </w:rPr>
+        <w:t>0</w:t>
+      </w:r>
+      <w:r>
+        <w:rPr>
+          <w:lang w:val="en-US"/>
+        </w:rPr>
+        <w:t xml:space="preserve"> trong môi trường không tồn tại 1 cái lực nào, xét trong hệ quy chiếu quán tính A</w:t>
+      </w:r>
+    </w:p>
+    <w:p>
+      <w:pPr>
+        <w:pStyle w:val="ListParagraph"/>
+        <w:numPr>
+          <w:ilvl w:val="0"/>
+          <w:numId w:val="6"/>
+        </w:numPr>
+        <w:rPr>
+          <w:lang w:val="en-US"/>
+        </w:rPr>
+      </w:pPr>
+      <w:r>
+        <w:rPr>
+          <w:lang w:val="en-US"/>
+        </w:rPr>
+        <w:lastRenderedPageBreak/>
+        <w:t xml:space="preserve">Bỗng nhiên tại 1 thời điểm nào đó, nó truyền năng lượng cho khối khí bên trong = cách đốt và đẩy chúng ra ngoài theo hướng ngược lại với chiều chuyển động, </w:t>
+      </w:r>
+      <w:r>
+        <w:rPr>
+          <w:lang w:val="en-US"/>
+        </w:rPr>
+        <w:t xml:space="preserve">đẩy sao cho </w:t>
+      </w:r>
+      <w:r>
+        <w:rPr>
+          <w:lang w:val="en-US"/>
+        </w:rPr>
+        <w:t>tốc độ khối khí so với A</w:t>
+      </w:r>
+      <w:r>
+        <w:rPr>
+          <w:lang w:val="en-US"/>
+        </w:rPr>
+        <w:t xml:space="preserve"> luôn không đổi</w:t>
+      </w:r>
+      <w:r>
+        <w:rPr>
+          <w:lang w:val="en-US"/>
+        </w:rPr>
+        <w:t xml:space="preserve"> </w:t>
+      </w:r>
+      <w:r>
+        <w:rPr>
+          <w:lang w:val="en-US"/>
+        </w:rPr>
+        <w:t>=</w:t>
+      </w:r>
+      <w:r>
+        <w:rPr>
+          <w:lang w:val="en-US"/>
+        </w:rPr>
+        <w:t xml:space="preserve"> v</w:t>
+      </w:r>
+      <w:r>
+        <w:rPr>
+          <w:vertAlign w:val="subscript"/>
+          <w:lang w:val="en-US"/>
+        </w:rPr>
+        <w:t>e</w:t>
+      </w:r>
+    </w:p>
+    <w:p>
+      <w:pPr>
+        <w:pStyle w:val="ListParagraph"/>
+        <w:numPr>
+          <w:ilvl w:val="0"/>
+          <w:numId w:val="6"/>
+        </w:numPr>
+        <w:rPr>
+          <w:lang w:val="en-US"/>
+        </w:rPr>
+      </w:pPr>
+      <w:r>
+        <w:rPr>
+          <w:lang w:val="en-US"/>
+        </w:rPr>
+        <w:t>Ta dễ dàng tìm ra công thức sau, công thức tính lượng tốc độ mà tên lửa nhận được sau khi xả hết khí 1 cách đều đặn</w:t>
+      </w:r>
+    </w:p>
+    <w:p>
+      <w:pPr>
+        <w:pStyle w:val="ListParagraph"/>
+        <w:pBdr>
+          <w:top w:val="single" w:sz="4" w:space="1" w:color="auto"/>
+          <w:left w:val="single" w:sz="4" w:space="4" w:color="auto"/>
+          <w:bottom w:val="single" w:sz="4" w:space="1" w:color="auto"/>
+          <w:right w:val="single" w:sz="4" w:space="4" w:color="auto"/>
+        </w:pBdr>
+        <w:ind w:left="1080"/>
+        <w:rPr>
+          <w:lang w:val="en-US"/>
+        </w:rPr>
+      </w:pPr>
+      <m:oMath>
+        <m:r>
+          <w:rPr>
+            <w:rFonts w:ascii="Cambria Math" w:hAnsi="Cambria Math"/>
+            <w:lang w:val="en-US"/>
+          </w:rPr>
+          <m:t>∆v=</m:t>
+        </m:r>
+        <m:sSub>
+          <m:sSubPr>
+            <m:ctrlPr>
+              <w:rPr>
+                <w:rFonts w:ascii="Cambria Math" w:hAnsi="Cambria Math"/>
+                <w:i/>
+                <w:lang w:val="en-US"/>
+              </w:rPr>
+            </m:ctrlPr>
+          </m:sSubPr>
+          <m:e>
+            <m:r>
+              <w:rPr>
+                <w:rFonts w:ascii="Cambria Math" w:hAnsi="Cambria Math"/>
+                <w:lang w:val="en-US"/>
+              </w:rPr>
+              <m:t>v</m:t>
+            </m:r>
+          </m:e>
+          <m:sub>
+            <m:r>
+              <w:rPr>
+                <w:rFonts w:ascii="Cambria Math" w:hAnsi="Cambria Math"/>
+                <w:lang w:val="en-US"/>
+              </w:rPr>
+              <m:t>e</m:t>
+            </m:r>
+          </m:sub>
+        </m:sSub>
+        <m:r>
+          <w:rPr>
+            <w:rFonts w:ascii="Cambria Math" w:hAnsi="Cambria Math"/>
+            <w:lang w:val="en-US"/>
+          </w:rPr>
+          <m:t>ln</m:t>
+        </m:r>
+        <m:d>
+          <m:dPr>
+            <m:ctrlPr>
+              <w:rPr>
+                <w:rFonts w:ascii="Cambria Math" w:hAnsi="Cambria Math"/>
+                <w:i/>
+                <w:lang w:val="en-US"/>
+              </w:rPr>
+            </m:ctrlPr>
+          </m:dPr>
+          <m:e>
+            <m:f>
+              <m:fPr>
+                <m:ctrlPr>
+                  <w:rPr>
+                    <w:rFonts w:ascii="Cambria Math" w:hAnsi="Cambria Math"/>
+                    <w:i/>
+                    <w:lang w:val="en-US"/>
+                  </w:rPr>
+                </m:ctrlPr>
+              </m:fPr>
+              <m:num>
+                <m:sSub>
+                  <m:sSubPr>
+                    <m:ctrlPr>
+                      <w:rPr>
+                        <w:rFonts w:ascii="Cambria Math" w:hAnsi="Cambria Math"/>
+                        <w:i/>
+                        <w:lang w:val="en-US"/>
+                      </w:rPr>
+                    </m:ctrlPr>
+                  </m:sSubPr>
+                  <m:e>
+                    <m:r>
+                      <w:rPr>
+                        <w:rFonts w:ascii="Cambria Math" w:hAnsi="Cambria Math"/>
+                        <w:lang w:val="en-US"/>
+                      </w:rPr>
+                      <m:t>m</m:t>
+                    </m:r>
+                  </m:e>
+                  <m:sub>
+                    <m:r>
+                      <w:rPr>
+                        <w:rFonts w:ascii="Cambria Math" w:hAnsi="Cambria Math"/>
+                        <w:lang w:val="en-US"/>
+                      </w:rPr>
+                      <m:t>0</m:t>
+                    </m:r>
+                  </m:sub>
+                </m:sSub>
+              </m:num>
+              <m:den>
+                <m:r>
+                  <w:rPr>
+                    <w:rFonts w:ascii="Cambria Math" w:hAnsi="Cambria Math"/>
+                    <w:lang w:val="en-US"/>
+                  </w:rPr>
+                  <m:t>m</m:t>
+                </m:r>
+              </m:den>
+            </m:f>
+          </m:e>
+        </m:d>
+      </m:oMath>
+      <w:r>
+        <w:rPr>
+          <w:rFonts w:eastAsiaTheme="minorEastAsia"/>
+          <w:lang w:val="en-US"/>
+        </w:rPr>
+        <w:t xml:space="preserve"> </w:t>
+      </w:r>
+    </w:p>
+    <w:p>
+      <w:pPr>
+        <w:pStyle w:val="ListParagraph"/>
+        <w:numPr>
+          <w:ilvl w:val="0"/>
+          <w:numId w:val="6"/>
+        </w:numPr>
+        <w:rPr>
+          <w:lang w:val="en-US"/>
+        </w:rPr>
+      </w:pPr>
+    </w:p>
+    <w:p>
+      <w:pPr>
+        <w:pStyle w:val="ListParagraph"/>
+        <w:numPr>
+          <w:ilvl w:val="0"/>
+          <w:numId w:val="9"/>
+        </w:numPr>
+        <w:rPr>
+          <w:lang w:val="en-US"/>
+        </w:rPr>
+      </w:pPr>
+      <w:r>
+        <w:rPr>
+          <w:lang w:val="en-US"/>
+        </w:rPr>
         <w:t xml:space="preserve">Có Phải Tổng Hợp Lực </w:t>
       </w:r>
       <w:r>
@@ -2558,7 +3100,6 @@
         <w:rPr>
           <w:lang w:val="en-US"/>
         </w:rPr>
-        <w:lastRenderedPageBreak/>
         <w:t>Là sau khi va chạm 2 vật nảy ra không gắn vào nhau, do tiếp xúc cực ngắn nên không thất thoát động năng</w:t>
       </w:r>
     </w:p>
@@ -3235,6 +3776,7 @@
         <w:rPr>
           <w:lang w:val="en-US"/>
         </w:rPr>
+        <w:lastRenderedPageBreak/>
         <w:t>Trọng Tâm Của 1 Vật Là Gì?</w:t>
       </w:r>
     </w:p>
@@ -3403,7 +3945,6 @@
         <w:rPr>
           <w:lang w:val="en-US"/>
         </w:rPr>
-        <w:lastRenderedPageBreak/>
         <w:t>Giả sử vật là tập hợp các điểm có tọa độ M</w:t>
       </w:r>
       <w:r>
@@ -5273,7 +5814,14 @@
         <w:rPr>
           <w:lang w:val="en-US"/>
         </w:rPr>
-        <w:t>Vì vật đang quay quanh trọng tâm nên động lượng không đổi và = 0 nên tổng hợp lực lên vật = 0, mà ta cũng chẳng tác dụng ngẫu lực lên vật, nên Moment động lượng không đổi, giả sử Vector Moment động lượng không cùng phương với trục quay, khi đó, dễ thấy Vector Moment động lượng sẽ quay tròn xung quanh trục quay, nói cách khác, Vector Moment động lượng thay đổi, mâu thuẫn, nên bắt buộc nó phải trùng với phương trục quay, khi đó, dù vật có quay kiểu gì thì Vector Moment động lượng cũng không quay</w:t>
+        <w:t xml:space="preserve">Vì vật đang quay quanh trọng tâm nên động lượng không đổi và = 0 nên tổng hợp lực lên vật = 0, mà ta cũng chẳng tác dụng ngẫu lực lên vật, nên Moment động lượng không đổi, giả sử Vector Moment động lượng không cùng phương với trục quay, khi đó, dễ thấy Vector Moment động lượng sẽ quay tròn xung quanh trục quay, nói cách khác, Vector Moment động lượng thay đổi, mâu thuẫn, </w:t>
+      </w:r>
+      <w:r>
+        <w:rPr>
+          <w:lang w:val="en-US"/>
+        </w:rPr>
+        <w:lastRenderedPageBreak/>
+        <w:t>nên bắt buộc nó phải trùng với phương trục quay, khi đó, dù vật có quay kiểu gì thì Vector Moment động lượng cũng không quay</w:t>
       </w:r>
     </w:p>
     <w:p>
@@ -5461,7 +6009,6 @@
         <w:rPr>
           <w:lang w:val="en-US"/>
         </w:rPr>
-        <w:lastRenderedPageBreak/>
         <w:t>Tốc độ thay đổi động lượng của vật = tổng hợp lực tác dụng lên vật</w:t>
       </w:r>
       <w:r>
@@ -6284,7 +6831,14 @@
         <w:rPr>
           <w:lang w:val="en-US"/>
         </w:rPr>
-        <w:t>oment động lượng thì phải tính tổng hợp Vector, và chỉ cần hệ bảo toàn động lượng, hay nói cách khác tổng hợp các lực của hệ, không cần quan tâm điểm đặ</w:t>
+        <w:t xml:space="preserve">oment động lượng thì phải tính tổng hợp Vector, và chỉ cần hệ bảo toàn động lượng, hay nói cách khác tổng hợp các lực </w:t>
+      </w:r>
+      <w:r>
+        <w:rPr>
+          <w:lang w:val="en-US"/>
+        </w:rPr>
+        <w:lastRenderedPageBreak/>
+        <w:t>của hệ, không cần quan tâm điểm đặ</w:t>
       </w:r>
       <w:r>
         <w:rPr>
@@ -6524,7 +7078,6 @@
         <w:rPr>
           <w:lang w:val="en-US"/>
         </w:rPr>
-        <w:lastRenderedPageBreak/>
         <w:t xml:space="preserve">2 Vật Giống Nhau Đang Cùng  Quay Quanh Trọng Tâm Của Hệ Với Vận Tốc Không Đổi Và Mốc Đó Đang Di Chuyển Với Tốc Độ Không Đổi Thì Có Bảo Toàn </w:t>
       </w:r>
       <w:r>
@@ -7360,6 +7913,7 @@
           <w:rFonts w:eastAsiaTheme="minorEastAsia"/>
           <w:lang w:val="en-US"/>
         </w:rPr>
+        <w:lastRenderedPageBreak/>
         <w:t>Hình trụ</w:t>
       </w:r>
       <w:r>
@@ -8161,7 +8715,6 @@
           <w:rFonts w:eastAsiaTheme="minorEastAsia"/>
           <w:lang w:val="en-US"/>
         </w:rPr>
-        <w:lastRenderedPageBreak/>
         <w:t>m là khối lượng vỏ hình cầu</w:t>
       </w:r>
     </w:p>
@@ -8655,7 +9208,14 @@
         <w:rPr>
           <w:lang w:val="en-US"/>
         </w:rPr>
-        <w:t xml:space="preserve"> theo phương dây, khi đó thì mới có lực hướng tâm, và do đây là chuyển động không đều nên gia tốc tiếp tuyến luôn &gt; 0, </w:t>
+        <w:t xml:space="preserve"> theo phương dây, khi đó thì mới có lực hướng tâm, và do đây là chuyển </w:t>
+      </w:r>
+      <w:r>
+        <w:rPr>
+          <w:lang w:val="en-US"/>
+        </w:rPr>
+        <w:lastRenderedPageBreak/>
+        <w:t xml:space="preserve">động không đều nên gia tốc tiếp tuyến luôn &gt; 0, </w:t>
       </w:r>
       <w:r>
         <w:rPr>
@@ -8785,251 +9345,251 @@
         <w:rPr>
           <w:lang w:val="en-US"/>
         </w:rPr>
+        <w:t>Pulley – Ròng Rọc:</w:t>
+      </w:r>
+    </w:p>
+    <w:p>
+      <w:pPr>
+        <w:pStyle w:val="ListParagraph"/>
+        <w:numPr>
+          <w:ilvl w:val="0"/>
+          <w:numId w:val="15"/>
+        </w:numPr>
+        <w:rPr>
+          <w:lang w:val="en-US"/>
+        </w:rPr>
+      </w:pPr>
+      <w:r>
+        <w:rPr>
+          <w:lang w:val="en-US"/>
+        </w:rPr>
+        <w:t xml:space="preserve">Tại </w:t>
+      </w:r>
+      <w:r>
+        <w:rPr>
+          <w:lang w:val="en-US"/>
+        </w:rPr>
+        <w:t xml:space="preserve">Sao Cầm Sợi Dây Kéo Vật Qua Ròng Rọc Thì Lực Kéo </w:t>
+      </w:r>
+      <w:r>
+        <w:rPr>
+          <w:lang w:val="en-US"/>
+        </w:rPr>
+        <w:t>=</w:t>
+      </w:r>
+      <w:r>
+        <w:rPr>
+          <w:lang w:val="en-US"/>
+        </w:rPr>
+        <w:t xml:space="preserve"> Trọng Lực?</w:t>
+      </w:r>
+    </w:p>
+    <w:p>
+      <w:pPr>
+        <w:pStyle w:val="ListParagraph"/>
+        <w:numPr>
+          <w:ilvl w:val="0"/>
+          <w:numId w:val="4"/>
+        </w:numPr>
+        <w:rPr>
+          <w:lang w:val="en-US"/>
+        </w:rPr>
+      </w:pPr>
+      <w:r>
+        <w:rPr>
+          <w:lang w:val="en-US"/>
+        </w:rPr>
+        <w:t>Tưởng tượng</w:t>
+      </w:r>
+      <w:r>
+        <w:rPr>
+          <w:lang w:val="en-US"/>
+        </w:rPr>
+        <w:t xml:space="preserve"> bánh</w:t>
+      </w:r>
+      <w:r>
+        <w:rPr>
+          <w:lang w:val="en-US"/>
+        </w:rPr>
+        <w:t xml:space="preserve"> ròng rọc không phải hình tròn mà là hình đa giác đề</w:t>
+      </w:r>
+      <w:r>
+        <w:rPr>
+          <w:lang w:val="en-US"/>
+        </w:rPr>
+        <w:t>u với cạnh rất nhỏ, khi đó tại đỉnh tiếp xúc dây mà tại đó dây có phương thẳng đứng, ta phân tích được trọng lực tác dụng lên thành phần dây ở điểm này thành 2 Vector, 1 Vector triệt tiêu phản lực của bánh ròng rọc và 1 Vector có độ lớn = trọng lực và có phương của thành phần dây kế tiếp, cứ như thế Vector này lại truyền lên phía trên và độ lớn lực kéo như nhau tại mọi điểm trên dây, do đó nếu muốn kéo vật lên đều thì lực kéo phải ít nhất = trọng lực vật</w:t>
+      </w:r>
+    </w:p>
+    <w:p>
+      <w:pPr>
+        <w:pStyle w:val="ListParagraph"/>
+        <w:numPr>
+          <w:ilvl w:val="0"/>
+          <w:numId w:val="15"/>
+        </w:numPr>
+        <w:rPr>
+          <w:lang w:val="en-US"/>
+        </w:rPr>
+      </w:pPr>
+      <w:r>
+        <w:rPr>
+          <w:lang w:val="en-US"/>
+        </w:rPr>
+        <w:t>Ròng Rọc Động Là Gì?</w:t>
+      </w:r>
+    </w:p>
+    <w:p>
+      <w:pPr>
+        <w:pStyle w:val="ListParagraph"/>
+        <w:numPr>
+          <w:ilvl w:val="0"/>
+          <w:numId w:val="4"/>
+        </w:numPr>
+        <w:rPr>
+          <w:lang w:val="en-US"/>
+        </w:rPr>
+      </w:pPr>
+      <w:r>
+        <w:rPr>
+          <w:lang w:val="en-US"/>
+        </w:rPr>
+        <w:t>Lấy ròng rọc cố định đảo ngược nó lại, nghĩa là bánh ròng rọc gắn trực tiếp với vật, luồn dưới đít nó sợi dây, rồi gắn 1 đầu lên trần, đầu còn lại cầm tay kéo</w:t>
+      </w:r>
+    </w:p>
+    <w:p>
+      <w:pPr>
+        <w:pStyle w:val="ListParagraph"/>
+        <w:numPr>
+          <w:ilvl w:val="0"/>
+          <w:numId w:val="15"/>
+        </w:numPr>
+        <w:rPr>
+          <w:lang w:val="en-US"/>
+        </w:rPr>
+      </w:pPr>
+      <w:r>
+        <w:rPr>
+          <w:lang w:val="en-US"/>
+        </w:rPr>
+        <w:t>Tại Sao Dùng Ròng Rọc Động Giảm Lực Kéo?</w:t>
+      </w:r>
+    </w:p>
+    <w:p>
+      <w:pPr>
+        <w:pStyle w:val="ListParagraph"/>
+        <w:numPr>
+          <w:ilvl w:val="0"/>
+          <w:numId w:val="4"/>
+        </w:numPr>
+        <w:rPr>
+          <w:lang w:val="en-US"/>
+        </w:rPr>
+      </w:pPr>
+      <w:r>
+        <w:rPr>
+          <w:lang w:val="en-US"/>
+        </w:rPr>
+        <w:t>Do có 1 đầu dây gắn vào trần, coi nó như 1 bàn tay kéo khác, khi đó, tay ta và trần nhà sẽ cùng hợp lực để kéo 1 vật, do đó lực kéo sẽ chia đôi</w:t>
+      </w:r>
+    </w:p>
+    <w:p>
+      <w:pPr>
+        <w:pStyle w:val="ListParagraph"/>
+        <w:numPr>
+          <w:ilvl w:val="0"/>
+          <w:numId w:val="4"/>
+        </w:numPr>
+        <w:rPr>
+          <w:lang w:val="en-US"/>
+        </w:rPr>
+      </w:pPr>
+      <w:r>
+        <w:rPr>
+          <w:lang w:val="en-US"/>
+        </w:rPr>
+        <w:t>Dễ thấy quãng đường ta kéo dây gấp 2 lần so với quãng đường vật đi lên, do đó năng lượng được bảo toàn</w:t>
+      </w:r>
+    </w:p>
+    <w:p>
+      <w:pPr>
+        <w:pStyle w:val="ListParagraph"/>
+        <w:ind w:left="1080"/>
+        <w:rPr>
+          <w:lang w:val="en-US"/>
+        </w:rPr>
+      </w:pPr>
+    </w:p>
+    <w:p>
+      <w:pPr>
+        <w:rPr>
+          <w:lang w:val="en-US"/>
+        </w:rPr>
+      </w:pPr>
+      <w:r>
+        <w:rPr>
+          <w:lang w:val="en-US"/>
+        </w:rPr>
+        <w:t>Friction – Lực Ma Sát:</w:t>
+      </w:r>
+    </w:p>
+    <w:p>
+      <w:pPr>
+        <w:pStyle w:val="ListParagraph"/>
+        <w:numPr>
+          <w:ilvl w:val="0"/>
+          <w:numId w:val="1"/>
+        </w:numPr>
+        <w:rPr>
+          <w:lang w:val="en-US"/>
+        </w:rPr>
+      </w:pPr>
+      <w:r>
+        <w:rPr>
+          <w:lang w:val="en-US"/>
+        </w:rPr>
+        <w:t>Tại Sao Lại Có Lực Ma Sát?</w:t>
+      </w:r>
+    </w:p>
+    <w:p>
+      <w:pPr>
+        <w:pStyle w:val="ListParagraph"/>
+        <w:numPr>
+          <w:ilvl w:val="0"/>
+          <w:numId w:val="2"/>
+        </w:numPr>
+        <w:rPr>
+          <w:lang w:val="en-US"/>
+        </w:rPr>
+      </w:pPr>
+      <w:r>
+        <w:rPr>
+          <w:lang w:val="en-US"/>
+        </w:rPr>
+        <w:t>Cho 2 vật bằng phẳng M và N trong môi trường không trọng lực, N đặt trên M sao cả 2 tiếp xúc, tác dụng lực để N trượt trên M, khi đó 2 vật M, N do bằng phẳng nên chúng không tác dụng lực gì nên nhau cả, và dẫn đến N không bao giờ dừng lại, nhưng khi bề mặt M gồ ghề, N cũng gồ ghề, thì khi N trượt trên M, nhưng cái nhô ra từ bề mặt va đập vào nhau, khi này N tác dụng vào M một lực cùng chiều chuyển động của N</w:t>
+      </w:r>
+      <w:r>
+        <w:rPr>
+          <w:lang w:val="en-US"/>
+        </w:rPr>
+        <w:t>, và do đó, theo định luật 3 Newton, M cũng tác dụng vào N một lực ngược hướng làm N dần giảm tốc độ, và đây chính là lực ma sát</w:t>
+      </w:r>
+    </w:p>
+    <w:p>
+      <w:pPr>
+        <w:pStyle w:val="ListParagraph"/>
+        <w:numPr>
+          <w:ilvl w:val="0"/>
+          <w:numId w:val="1"/>
+        </w:numPr>
+        <w:rPr>
+          <w:lang w:val="en-US"/>
+        </w:rPr>
+      </w:pPr>
+      <w:r>
+        <w:rPr>
+          <w:lang w:val="en-US"/>
+        </w:rPr>
         <w:lastRenderedPageBreak/>
-        <w:t>Pulley – Ròng Rọc:</w:t>
-      </w:r>
-    </w:p>
-    <w:p>
-      <w:pPr>
-        <w:pStyle w:val="ListParagraph"/>
-        <w:numPr>
-          <w:ilvl w:val="0"/>
-          <w:numId w:val="15"/>
-        </w:numPr>
-        <w:rPr>
-          <w:lang w:val="en-US"/>
-        </w:rPr>
-      </w:pPr>
-      <w:r>
-        <w:rPr>
-          <w:lang w:val="en-US"/>
-        </w:rPr>
-        <w:t xml:space="preserve">Tại </w:t>
-      </w:r>
-      <w:r>
-        <w:rPr>
-          <w:lang w:val="en-US"/>
-        </w:rPr>
-        <w:t xml:space="preserve">Sao Cầm Sợi Dây Kéo Vật Qua Ròng Rọc Thì Lực Kéo </w:t>
-      </w:r>
-      <w:r>
-        <w:rPr>
-          <w:lang w:val="en-US"/>
-        </w:rPr>
-        <w:t>=</w:t>
-      </w:r>
-      <w:r>
-        <w:rPr>
-          <w:lang w:val="en-US"/>
-        </w:rPr>
-        <w:t xml:space="preserve"> Trọng Lực?</w:t>
-      </w:r>
-    </w:p>
-    <w:p>
-      <w:pPr>
-        <w:pStyle w:val="ListParagraph"/>
-        <w:numPr>
-          <w:ilvl w:val="0"/>
-          <w:numId w:val="4"/>
-        </w:numPr>
-        <w:rPr>
-          <w:lang w:val="en-US"/>
-        </w:rPr>
-      </w:pPr>
-      <w:r>
-        <w:rPr>
-          <w:lang w:val="en-US"/>
-        </w:rPr>
-        <w:t>Tưởng tượng</w:t>
-      </w:r>
-      <w:r>
-        <w:rPr>
-          <w:lang w:val="en-US"/>
-        </w:rPr>
-        <w:t xml:space="preserve"> bánh</w:t>
-      </w:r>
-      <w:r>
-        <w:rPr>
-          <w:lang w:val="en-US"/>
-        </w:rPr>
-        <w:t xml:space="preserve"> ròng rọc không phải hình tròn mà là hình đa giác đề</w:t>
-      </w:r>
-      <w:r>
-        <w:rPr>
-          <w:lang w:val="en-US"/>
-        </w:rPr>
-        <w:t>u với cạnh rất nhỏ, khi đó tại đỉnh tiếp xúc dây mà tại đó dây có phương thẳng đứng, ta phân tích được trọng lực tác dụng lên thành phần dây ở điểm này thành 2 Vector, 1 Vector triệt tiêu phản lực của bánh ròng rọc và 1 Vector có độ lớn = trọng lực và có phương của thành phần dây kế tiếp, cứ như thế Vector này lại truyền lên phía trên và độ lớn lực kéo như nhau tại mọi điểm trên dây, do đó nếu muốn kéo vật lên đều thì lực kéo phải ít nhất = trọng lực vật</w:t>
-      </w:r>
-    </w:p>
-    <w:p>
-      <w:pPr>
-        <w:pStyle w:val="ListParagraph"/>
-        <w:numPr>
-          <w:ilvl w:val="0"/>
-          <w:numId w:val="15"/>
-        </w:numPr>
-        <w:rPr>
-          <w:lang w:val="en-US"/>
-        </w:rPr>
-      </w:pPr>
-      <w:r>
-        <w:rPr>
-          <w:lang w:val="en-US"/>
-        </w:rPr>
-        <w:t>Ròng Rọc Động Là Gì?</w:t>
-      </w:r>
-    </w:p>
-    <w:p>
-      <w:pPr>
-        <w:pStyle w:val="ListParagraph"/>
-        <w:numPr>
-          <w:ilvl w:val="0"/>
-          <w:numId w:val="4"/>
-        </w:numPr>
-        <w:rPr>
-          <w:lang w:val="en-US"/>
-        </w:rPr>
-      </w:pPr>
-      <w:r>
-        <w:rPr>
-          <w:lang w:val="en-US"/>
-        </w:rPr>
-        <w:t>Lấy ròng rọc cố định đảo ngược nó lại, nghĩa là bánh ròng rọc gắn trực tiếp với vật, luồn dưới đít nó sợi dây, rồi gắn 1 đầu lên trần, đầu còn lại cầm tay kéo</w:t>
-      </w:r>
-    </w:p>
-    <w:p>
-      <w:pPr>
-        <w:pStyle w:val="ListParagraph"/>
-        <w:numPr>
-          <w:ilvl w:val="0"/>
-          <w:numId w:val="15"/>
-        </w:numPr>
-        <w:rPr>
-          <w:lang w:val="en-US"/>
-        </w:rPr>
-      </w:pPr>
-      <w:r>
-        <w:rPr>
-          <w:lang w:val="en-US"/>
-        </w:rPr>
-        <w:t>Tại Sao Dùng Ròng Rọc Động Giảm Lực Kéo?</w:t>
-      </w:r>
-    </w:p>
-    <w:p>
-      <w:pPr>
-        <w:pStyle w:val="ListParagraph"/>
-        <w:numPr>
-          <w:ilvl w:val="0"/>
-          <w:numId w:val="4"/>
-        </w:numPr>
-        <w:rPr>
-          <w:lang w:val="en-US"/>
-        </w:rPr>
-      </w:pPr>
-      <w:r>
-        <w:rPr>
-          <w:lang w:val="en-US"/>
-        </w:rPr>
-        <w:t>Do có 1 đầu dây gắn vào trần, coi nó như 1 bàn tay kéo khác, khi đó, tay ta và trần nhà sẽ cùng hợp lực để kéo 1 vật, do đó lực kéo sẽ chia đôi</w:t>
-      </w:r>
-    </w:p>
-    <w:p>
-      <w:pPr>
-        <w:pStyle w:val="ListParagraph"/>
-        <w:numPr>
-          <w:ilvl w:val="0"/>
-          <w:numId w:val="4"/>
-        </w:numPr>
-        <w:rPr>
-          <w:lang w:val="en-US"/>
-        </w:rPr>
-      </w:pPr>
-      <w:r>
-        <w:rPr>
-          <w:lang w:val="en-US"/>
-        </w:rPr>
-        <w:t>Dễ thấy quãng đường ta kéo dây gấp 2 lần so với quãng đường vật đi lên, do đó năng lượng được bảo toàn</w:t>
-      </w:r>
-    </w:p>
-    <w:p>
-      <w:pPr>
-        <w:pStyle w:val="ListParagraph"/>
-        <w:ind w:left="1080"/>
-        <w:rPr>
-          <w:lang w:val="en-US"/>
-        </w:rPr>
-      </w:pPr>
-    </w:p>
-    <w:p>
-      <w:pPr>
-        <w:rPr>
-          <w:lang w:val="en-US"/>
-        </w:rPr>
-      </w:pPr>
-      <w:r>
-        <w:rPr>
-          <w:lang w:val="en-US"/>
-        </w:rPr>
-        <w:t>Friction – Lực Ma Sát:</w:t>
-      </w:r>
-    </w:p>
-    <w:p>
-      <w:pPr>
-        <w:pStyle w:val="ListParagraph"/>
-        <w:numPr>
-          <w:ilvl w:val="0"/>
-          <w:numId w:val="1"/>
-        </w:numPr>
-        <w:rPr>
-          <w:lang w:val="en-US"/>
-        </w:rPr>
-      </w:pPr>
-      <w:r>
-        <w:rPr>
-          <w:lang w:val="en-US"/>
-        </w:rPr>
-        <w:t>Tại Sao Lại Có Lực Ma Sát?</w:t>
-      </w:r>
-    </w:p>
-    <w:p>
-      <w:pPr>
-        <w:pStyle w:val="ListParagraph"/>
-        <w:numPr>
-          <w:ilvl w:val="0"/>
-          <w:numId w:val="2"/>
-        </w:numPr>
-        <w:rPr>
-          <w:lang w:val="en-US"/>
-        </w:rPr>
-      </w:pPr>
-      <w:r>
-        <w:rPr>
-          <w:lang w:val="en-US"/>
-        </w:rPr>
-        <w:t>Cho 2 vật bằng phẳng M và N trong môi trường không trọng lực, N đặt trên M sao cả 2 tiếp xúc, tác dụng lực để N trượt trên M, khi đó 2 vật M, N do bằng phẳng nên chúng không tác dụng lực gì nên nhau cả, và dẫn đến N không bao giờ dừng lại, nhưng khi bề mặt M gồ ghề, N cũng gồ ghề, thì khi N trượt trên M, nhưng cái nhô ra từ bề mặt va đập vào nhau, khi này N tác dụng vào M một lực cùng chiều chuyển động của N</w:t>
-      </w:r>
-      <w:r>
-        <w:rPr>
-          <w:lang w:val="en-US"/>
-        </w:rPr>
-        <w:t>, và do đó, theo định luật 3 Newton, M cũng tác dụng vào N một lực ngược hướng làm N dần giảm tốc độ, và đây chính là lực ma sát</w:t>
-      </w:r>
-    </w:p>
-    <w:p>
-      <w:pPr>
-        <w:pStyle w:val="ListParagraph"/>
-        <w:numPr>
-          <w:ilvl w:val="0"/>
-          <w:numId w:val="1"/>
-        </w:numPr>
-        <w:rPr>
-          <w:lang w:val="en-US"/>
-        </w:rPr>
-      </w:pPr>
-      <w:r>
-        <w:rPr>
-          <w:lang w:val="en-US"/>
-        </w:rPr>
         <w:t xml:space="preserve">Tại Sao Không Có Lực Ma Sát Thì Không Di Chuyển Được? </w:t>
       </w:r>
     </w:p>
@@ -9212,437 +9772,443 @@
         <w:rPr>
           <w:lang w:val="en-US"/>
         </w:rPr>
+        <w:t>Reference Frame – Hệ Quy Chiếu:</w:t>
+      </w:r>
+    </w:p>
+    <w:p>
+      <w:pPr>
+        <w:pStyle w:val="ListParagraph"/>
+        <w:numPr>
+          <w:ilvl w:val="0"/>
+          <w:numId w:val="21"/>
+        </w:numPr>
+        <w:rPr>
+          <w:lang w:val="en-US"/>
+        </w:rPr>
+      </w:pPr>
+      <w:r>
+        <w:rPr>
+          <w:lang w:val="en-US"/>
+        </w:rPr>
+        <w:t>Hệ Quy Chiếu?</w:t>
+      </w:r>
+    </w:p>
+    <w:p>
+      <w:pPr>
+        <w:pStyle w:val="ListParagraph"/>
+        <w:numPr>
+          <w:ilvl w:val="0"/>
+          <w:numId w:val="2"/>
+        </w:numPr>
+        <w:rPr>
+          <w:lang w:val="en-US"/>
+        </w:rPr>
+      </w:pPr>
+      <w:r>
+        <w:rPr>
+          <w:lang w:val="en-US"/>
+        </w:rPr>
+        <w:t>1 vật làm mốc + 1 đồng hồ</w:t>
+      </w:r>
+    </w:p>
+    <w:p>
+      <w:pPr>
+        <w:pStyle w:val="ListParagraph"/>
+        <w:numPr>
+          <w:ilvl w:val="0"/>
+          <w:numId w:val="21"/>
+        </w:numPr>
+        <w:rPr>
+          <w:lang w:val="en-US"/>
+        </w:rPr>
+      </w:pPr>
+      <w:r>
+        <w:rPr>
+          <w:lang w:val="en-US"/>
+        </w:rPr>
+        <w:t>Hệ Quy Chiếu Quán Tính (Inertial Frame</w:t>
+      </w:r>
+      <w:r>
+        <w:rPr>
+          <w:lang w:val="en-US"/>
+        </w:rPr>
+        <w:t xml:space="preserve"> Of Reference</w:t>
+      </w:r>
+      <w:r>
+        <w:rPr>
+          <w:lang w:val="en-US"/>
+        </w:rPr>
+        <w:t>)?</w:t>
+      </w:r>
+    </w:p>
+    <w:p>
+      <w:pPr>
+        <w:pStyle w:val="ListParagraph"/>
+        <w:numPr>
+          <w:ilvl w:val="0"/>
+          <w:numId w:val="2"/>
+        </w:numPr>
+        <w:rPr>
+          <w:lang w:val="en-US"/>
+        </w:rPr>
+      </w:pPr>
+      <w:r>
+        <w:rPr>
+          <w:lang w:val="en-US"/>
+        </w:rPr>
+        <w:t>Là vật thể hay mốc đang chuyển động thẳng đều, nói cách khác không có lực nào tác dụng lên nó</w:t>
+      </w:r>
+    </w:p>
+    <w:p>
+      <w:pPr>
+        <w:pStyle w:val="ListParagraph"/>
+        <w:numPr>
+          <w:ilvl w:val="0"/>
+          <w:numId w:val="2"/>
+        </w:numPr>
+        <w:rPr>
+          <w:lang w:val="en-US"/>
+        </w:rPr>
+      </w:pPr>
+      <w:r>
+        <w:rPr>
+          <w:lang w:val="en-US"/>
+        </w:rPr>
+        <w:t>Khi này, từ điểm nhìn của vật này, nếu vật khác có gia tốc, thì chắc chắn có lực thật tác dụng lên chúng</w:t>
+      </w:r>
+    </w:p>
+    <w:p>
+      <w:pPr>
+        <w:pStyle w:val="ListParagraph"/>
+        <w:numPr>
+          <w:ilvl w:val="0"/>
+          <w:numId w:val="2"/>
+        </w:numPr>
+        <w:rPr>
+          <w:lang w:val="en-US"/>
+        </w:rPr>
+      </w:pPr>
+      <w:r>
+        <w:rPr>
+          <w:lang w:val="en-US"/>
+        </w:rPr>
+        <w:t xml:space="preserve">Định nghĩa đúng nhất là từ điểm nhìn của hệ qui chiếu quán tính, phương trình </w:t>
+      </w:r>
+    </w:p>
+    <w:p>
+      <w:pPr>
+        <w:pStyle w:val="ListParagraph"/>
+        <w:ind w:left="1080"/>
+        <w:rPr>
+          <w:lang w:val="en-US"/>
+        </w:rPr>
+      </w:pPr>
+      <w:r>
+        <w:rPr>
+          <w:lang w:val="en-US"/>
+        </w:rPr>
+        <w:t>F = ma đúng</w:t>
+      </w:r>
+    </w:p>
+    <w:p>
+      <w:pPr>
+        <w:pStyle w:val="ListParagraph"/>
+        <w:numPr>
+          <w:ilvl w:val="0"/>
+          <w:numId w:val="2"/>
+        </w:numPr>
+        <w:rPr>
+          <w:lang w:val="en-US"/>
+        </w:rPr>
+      </w:pPr>
+      <w:r>
+        <w:rPr>
+          <w:lang w:val="en-US"/>
+        </w:rPr>
+        <w:t>Ví dụ</w:t>
+      </w:r>
+    </w:p>
+    <w:p>
+      <w:pPr>
+        <w:pStyle w:val="ListParagraph"/>
+        <w:numPr>
+          <w:ilvl w:val="0"/>
+          <w:numId w:val="2"/>
+        </w:numPr>
+        <w:rPr>
+          <w:lang w:val="en-US"/>
+        </w:rPr>
+      </w:pPr>
+      <w:r>
+        <w:rPr>
+          <w:lang w:val="en-US"/>
+        </w:rPr>
+        <w:t>Điểm nhìn từ 1 chiếc xe chuyển động thẳng đều</w:t>
+      </w:r>
+    </w:p>
+    <w:p>
+      <w:pPr>
+        <w:pStyle w:val="ListParagraph"/>
+        <w:numPr>
+          <w:ilvl w:val="0"/>
+          <w:numId w:val="21"/>
+        </w:numPr>
+        <w:rPr>
+          <w:lang w:val="en-US"/>
+        </w:rPr>
+      </w:pPr>
+      <w:r>
+        <w:rPr>
+          <w:lang w:val="en-US"/>
+        </w:rPr>
+        <w:t>Hệ Quy Chiếu Phi Quán Tính (Non Inertial Frame</w:t>
+      </w:r>
+      <w:r>
+        <w:rPr>
+          <w:lang w:val="en-US"/>
+        </w:rPr>
+        <w:t xml:space="preserve"> Of Reference</w:t>
+      </w:r>
+      <w:r>
+        <w:rPr>
+          <w:lang w:val="en-US"/>
+        </w:rPr>
+        <w:t>)?</w:t>
+      </w:r>
+    </w:p>
+    <w:p>
+      <w:pPr>
+        <w:pStyle w:val="ListParagraph"/>
+        <w:numPr>
+          <w:ilvl w:val="0"/>
+          <w:numId w:val="2"/>
+        </w:numPr>
+        <w:rPr>
+          <w:lang w:val="en-US"/>
+        </w:rPr>
+      </w:pPr>
+      <w:r>
+        <w:rPr>
+          <w:lang w:val="en-US"/>
+        </w:rPr>
+        <w:t>Là vật thể hay mốc đang chuyển động không thẳng đều, nói cách khác có lực tác dụng lên nó</w:t>
+      </w:r>
+    </w:p>
+    <w:p>
+      <w:pPr>
+        <w:pStyle w:val="ListParagraph"/>
+        <w:numPr>
+          <w:ilvl w:val="0"/>
+          <w:numId w:val="2"/>
+        </w:numPr>
+        <w:rPr>
+          <w:lang w:val="en-US"/>
+        </w:rPr>
+      </w:pPr>
+      <w:r>
+        <w:rPr>
+          <w:lang w:val="en-US"/>
+        </w:rPr>
+        <w:t>Khi này, từ điểm nhìn của vật này, nếu vật khác có gia tốc hoặc không, thì chưa chắc có lực thật tác dụng lên chúng, coi đó là lực ảo</w:t>
+      </w:r>
+    </w:p>
+    <w:p>
+      <w:pPr>
+        <w:pStyle w:val="ListParagraph"/>
+        <w:numPr>
+          <w:ilvl w:val="0"/>
+          <w:numId w:val="2"/>
+        </w:numPr>
+        <w:rPr>
+          <w:lang w:val="en-US"/>
+        </w:rPr>
+      </w:pPr>
+      <w:r>
+        <w:rPr>
+          <w:lang w:val="en-US"/>
+        </w:rPr>
+        <w:t>Định nghĩa đúng nhất là từ điểm nhìn của hệ quy chiếu phi quán tính, phương trình F = ma sai, nó chỉ đúng khi ta thêm lực ảo vào</w:t>
+      </w:r>
+    </w:p>
+    <w:p>
+      <w:pPr>
+        <w:pStyle w:val="ListParagraph"/>
+        <w:numPr>
+          <w:ilvl w:val="0"/>
+          <w:numId w:val="2"/>
+        </w:numPr>
+        <w:rPr>
+          <w:lang w:val="en-US"/>
+        </w:rPr>
+      </w:pPr>
+      <w:r>
+        <w:rPr>
+          <w:lang w:val="en-US"/>
+        </w:rPr>
+        <w:t>Ví dụ</w:t>
+      </w:r>
+    </w:p>
+    <w:p>
+      <w:pPr>
+        <w:pStyle w:val="ListParagraph"/>
+        <w:numPr>
+          <w:ilvl w:val="0"/>
+          <w:numId w:val="2"/>
+        </w:numPr>
+        <w:rPr>
+          <w:lang w:val="en-US"/>
+        </w:rPr>
+      </w:pPr>
+      <w:r>
+        <w:rPr>
+          <w:lang w:val="en-US"/>
+        </w:rPr>
+        <w:t>Điểm nhìn từ 1 chiếc xe chuyển động nhanh dần đều</w:t>
+      </w:r>
+    </w:p>
+    <w:p>
+      <w:pPr>
+        <w:pStyle w:val="ListParagraph"/>
+        <w:numPr>
+          <w:ilvl w:val="0"/>
+          <w:numId w:val="21"/>
+        </w:numPr>
+        <w:rPr>
+          <w:lang w:val="en-US"/>
+        </w:rPr>
+      </w:pPr>
+      <w:r>
+        <w:rPr>
+          <w:lang w:val="en-US"/>
+        </w:rPr>
+        <w:t>Lực Ảo</w:t>
+      </w:r>
+      <w:r>
+        <w:rPr>
+          <w:lang w:val="en-US"/>
+        </w:rPr>
+        <w:t>?</w:t>
+      </w:r>
+    </w:p>
+    <w:p>
+      <w:pPr>
+        <w:pStyle w:val="ListParagraph"/>
+        <w:numPr>
+          <w:ilvl w:val="0"/>
+          <w:numId w:val="2"/>
+        </w:numPr>
+        <w:rPr>
+          <w:lang w:val="en-US"/>
+        </w:rPr>
+      </w:pPr>
+      <w:r>
+        <w:rPr>
+          <w:lang w:val="en-US"/>
+        </w:rPr>
+        <w:t xml:space="preserve">Giả sử bạn là 1 hệ quy chiếu quán tính, bạn nhìn thấy 1 vật A </w:t>
+      </w:r>
+      <w:r>
+        <w:rPr>
+          <w:lang w:val="en-US"/>
+        </w:rPr>
+        <w:t>đang di chuyển lắc léo không theo 1 quy tắc gì, nói cách khác, A là hệ quy chiếu phi quán tính</w:t>
+      </w:r>
+    </w:p>
+    <w:p>
+      <w:pPr>
+        <w:pStyle w:val="ListParagraph"/>
+        <w:numPr>
+          <w:ilvl w:val="0"/>
+          <w:numId w:val="2"/>
+        </w:numPr>
+        <w:rPr>
+          <w:lang w:val="en-US"/>
+        </w:rPr>
+      </w:pPr>
+      <w:r>
+        <w:rPr>
+          <w:lang w:val="en-US"/>
+        </w:rPr>
+        <w:t>Bạn cũng nhìn thấy 1 vật B đang chuyển động dưới tác dụng của 1 lực F</w:t>
+      </w:r>
+    </w:p>
+    <w:p>
+      <w:pPr>
+        <w:pStyle w:val="ListParagraph"/>
+        <w:numPr>
+          <w:ilvl w:val="0"/>
+          <w:numId w:val="2"/>
+        </w:numPr>
+        <w:rPr>
+          <w:lang w:val="en-US"/>
+        </w:rPr>
+      </w:pPr>
+      <w:r>
+        <w:rPr>
+          <w:lang w:val="en-US"/>
+        </w:rPr>
+        <w:t xml:space="preserve">Từ điểm nhìn của A, B giống kiểu bị </w:t>
+      </w:r>
+      <w:r>
+        <w:rPr>
+          <w:lang w:val="en-US"/>
+        </w:rPr>
+        <w:t>lắc léo</w:t>
+      </w:r>
+      <w:r>
+        <w:rPr>
+          <w:lang w:val="en-US"/>
+        </w:rPr>
+        <w:t xml:space="preserve">, A nghĩ rằng có lực nào đó tác dụng lên B để B </w:t>
+      </w:r>
+      <w:r>
+        <w:rPr>
+          <w:lang w:val="en-US"/>
+        </w:rPr>
+        <w:t>lắc léo</w:t>
+      </w:r>
+      <w:r>
+        <w:rPr>
+          <w:lang w:val="en-US"/>
+        </w:rPr>
+        <w:t xml:space="preserve"> so với A, nhưng đéo phải, chỉ có lực F thôi, cái lực mà B nghĩ nó tồn tại gọi là lực ảo, như đã nói ở hệ quy chiếu phi quán tính, gọi </w:t>
+      </w:r>
+      <w:r>
+        <w:rPr>
+          <w:lang w:val="en-US"/>
+        </w:rPr>
+        <w:t>lực F’ là lực tác dụng lên B theo điểm nhìn của A</w:t>
+      </w:r>
+      <w:r>
+        <w:rPr>
+          <w:lang w:val="en-US"/>
+        </w:rPr>
+        <w:t>, khối lượng</w:t>
+      </w:r>
+      <w:r>
+        <w:rPr>
+          <w:lang w:val="en-US"/>
+        </w:rPr>
+        <w:t xml:space="preserve"> động</w:t>
+      </w:r>
+      <w:r>
+        <w:rPr>
+          <w:lang w:val="en-US"/>
+        </w:rPr>
+        <w:t xml:space="preserve"> của B</w:t>
+      </w:r>
+      <w:r>
+        <w:rPr>
+          <w:lang w:val="en-US"/>
+        </w:rPr>
+        <w:t xml:space="preserve"> từ điểm nhìn của </w:t>
+      </w:r>
+      <w:r>
+        <w:rPr>
+          <w:lang w:val="en-US"/>
+        </w:rPr>
         <w:lastRenderedPageBreak/>
-        <w:t>Reference Frame – Hệ Quy Chiếu:</w:t>
-      </w:r>
-    </w:p>
-    <w:p>
-      <w:pPr>
-        <w:pStyle w:val="ListParagraph"/>
-        <w:numPr>
-          <w:ilvl w:val="0"/>
-          <w:numId w:val="21"/>
-        </w:numPr>
-        <w:rPr>
-          <w:lang w:val="en-US"/>
-        </w:rPr>
-      </w:pPr>
-      <w:r>
-        <w:rPr>
-          <w:lang w:val="en-US"/>
-        </w:rPr>
-        <w:t>Hệ Quy Chiếu?</w:t>
-      </w:r>
-    </w:p>
-    <w:p>
-      <w:pPr>
-        <w:pStyle w:val="ListParagraph"/>
-        <w:numPr>
-          <w:ilvl w:val="0"/>
-          <w:numId w:val="2"/>
-        </w:numPr>
-        <w:rPr>
-          <w:lang w:val="en-US"/>
-        </w:rPr>
-      </w:pPr>
-      <w:r>
-        <w:rPr>
-          <w:lang w:val="en-US"/>
-        </w:rPr>
-        <w:t>1 vật làm mốc + 1 đồng hồ</w:t>
-      </w:r>
-    </w:p>
-    <w:p>
-      <w:pPr>
-        <w:pStyle w:val="ListParagraph"/>
-        <w:numPr>
-          <w:ilvl w:val="0"/>
-          <w:numId w:val="21"/>
-        </w:numPr>
-        <w:rPr>
-          <w:lang w:val="en-US"/>
-        </w:rPr>
-      </w:pPr>
-      <w:r>
-        <w:rPr>
-          <w:lang w:val="en-US"/>
-        </w:rPr>
-        <w:t>Hệ Quy Chiếu Quán Tính (Inertial Frame</w:t>
-      </w:r>
-      <w:r>
-        <w:rPr>
-          <w:lang w:val="en-US"/>
-        </w:rPr>
-        <w:t xml:space="preserve"> Of Reference</w:t>
-      </w:r>
-      <w:r>
-        <w:rPr>
-          <w:lang w:val="en-US"/>
-        </w:rPr>
-        <w:t>)?</w:t>
-      </w:r>
-    </w:p>
-    <w:p>
-      <w:pPr>
-        <w:pStyle w:val="ListParagraph"/>
-        <w:numPr>
-          <w:ilvl w:val="0"/>
-          <w:numId w:val="2"/>
-        </w:numPr>
-        <w:rPr>
-          <w:lang w:val="en-US"/>
-        </w:rPr>
-      </w:pPr>
-      <w:r>
-        <w:rPr>
-          <w:lang w:val="en-US"/>
-        </w:rPr>
-        <w:t>Là vật thể hay mốc đang chuyển động thẳng đều, nói cách khác không có lực nào tác dụng lên nó</w:t>
-      </w:r>
-    </w:p>
-    <w:p>
-      <w:pPr>
-        <w:pStyle w:val="ListParagraph"/>
-        <w:numPr>
-          <w:ilvl w:val="0"/>
-          <w:numId w:val="2"/>
-        </w:numPr>
-        <w:rPr>
-          <w:lang w:val="en-US"/>
-        </w:rPr>
-      </w:pPr>
-      <w:r>
-        <w:rPr>
-          <w:lang w:val="en-US"/>
-        </w:rPr>
-        <w:t>Khi này, từ điểm nhìn của vật này, nếu vật khác có gia tốc, thì chắc chắn có lực thật tác dụng lên chúng</w:t>
-      </w:r>
-    </w:p>
-    <w:p>
-      <w:pPr>
-        <w:pStyle w:val="ListParagraph"/>
-        <w:numPr>
-          <w:ilvl w:val="0"/>
-          <w:numId w:val="2"/>
-        </w:numPr>
-        <w:rPr>
-          <w:lang w:val="en-US"/>
-        </w:rPr>
-      </w:pPr>
-      <w:r>
-        <w:rPr>
-          <w:lang w:val="en-US"/>
-        </w:rPr>
-        <w:t xml:space="preserve">Định nghĩa đúng nhất là từ điểm nhìn của hệ qui chiếu quán tính, phương trình </w:t>
-      </w:r>
-    </w:p>
-    <w:p>
-      <w:pPr>
-        <w:pStyle w:val="ListParagraph"/>
-        <w:ind w:left="1080"/>
-        <w:rPr>
-          <w:lang w:val="en-US"/>
-        </w:rPr>
-      </w:pPr>
-      <w:r>
-        <w:rPr>
-          <w:lang w:val="en-US"/>
-        </w:rPr>
-        <w:t>F = ma đúng</w:t>
-      </w:r>
-    </w:p>
-    <w:p>
-      <w:pPr>
-        <w:pStyle w:val="ListParagraph"/>
-        <w:numPr>
-          <w:ilvl w:val="0"/>
-          <w:numId w:val="2"/>
-        </w:numPr>
-        <w:rPr>
-          <w:lang w:val="en-US"/>
-        </w:rPr>
-      </w:pPr>
-      <w:r>
-        <w:rPr>
-          <w:lang w:val="en-US"/>
-        </w:rPr>
-        <w:t>Ví dụ</w:t>
-      </w:r>
-    </w:p>
-    <w:p>
-      <w:pPr>
-        <w:pStyle w:val="ListParagraph"/>
-        <w:numPr>
-          <w:ilvl w:val="0"/>
-          <w:numId w:val="2"/>
-        </w:numPr>
-        <w:rPr>
-          <w:lang w:val="en-US"/>
-        </w:rPr>
-      </w:pPr>
-      <w:r>
-        <w:rPr>
-          <w:lang w:val="en-US"/>
-        </w:rPr>
-        <w:t>Điểm nhìn từ 1 chiếc xe chuyển động thẳng đều</w:t>
-      </w:r>
-    </w:p>
-    <w:p>
-      <w:pPr>
-        <w:pStyle w:val="ListParagraph"/>
-        <w:numPr>
-          <w:ilvl w:val="0"/>
-          <w:numId w:val="21"/>
-        </w:numPr>
-        <w:rPr>
-          <w:lang w:val="en-US"/>
-        </w:rPr>
-      </w:pPr>
-      <w:r>
-        <w:rPr>
-          <w:lang w:val="en-US"/>
-        </w:rPr>
-        <w:t>Hệ Quy Chiếu Phi Quán Tính (Non Inertial Frame</w:t>
-      </w:r>
-      <w:r>
-        <w:rPr>
-          <w:lang w:val="en-US"/>
-        </w:rPr>
-        <w:t xml:space="preserve"> Of Reference</w:t>
-      </w:r>
-      <w:r>
-        <w:rPr>
-          <w:lang w:val="en-US"/>
-        </w:rPr>
-        <w:t>)?</w:t>
-      </w:r>
-    </w:p>
-    <w:p>
-      <w:pPr>
-        <w:pStyle w:val="ListParagraph"/>
-        <w:numPr>
-          <w:ilvl w:val="0"/>
-          <w:numId w:val="2"/>
-        </w:numPr>
-        <w:rPr>
-          <w:lang w:val="en-US"/>
-        </w:rPr>
-      </w:pPr>
-      <w:r>
-        <w:rPr>
-          <w:lang w:val="en-US"/>
-        </w:rPr>
-        <w:t>Là vật thể hay mốc đang chuyển động không thẳng đều, nói cách khác có lực tác dụng lên nó</w:t>
-      </w:r>
-    </w:p>
-    <w:p>
-      <w:pPr>
-        <w:pStyle w:val="ListParagraph"/>
-        <w:numPr>
-          <w:ilvl w:val="0"/>
-          <w:numId w:val="2"/>
-        </w:numPr>
-        <w:rPr>
-          <w:lang w:val="en-US"/>
-        </w:rPr>
-      </w:pPr>
-      <w:r>
-        <w:rPr>
-          <w:lang w:val="en-US"/>
-        </w:rPr>
-        <w:t>Khi này, từ điểm nhìn của vật này, nếu vật khác có gia tốc hoặc không, thì chưa chắc có lực thật tác dụng lên chúng, coi đó là lực ảo</w:t>
-      </w:r>
-    </w:p>
-    <w:p>
-      <w:pPr>
-        <w:pStyle w:val="ListParagraph"/>
-        <w:numPr>
-          <w:ilvl w:val="0"/>
-          <w:numId w:val="2"/>
-        </w:numPr>
-        <w:rPr>
-          <w:lang w:val="en-US"/>
-        </w:rPr>
-      </w:pPr>
-      <w:r>
-        <w:rPr>
-          <w:lang w:val="en-US"/>
-        </w:rPr>
-        <w:t>Định nghĩa đúng nhất là từ điểm nhìn của hệ quy chiếu phi quán tính, phương trình F = ma sai, nó chỉ đúng khi ta thêm lực ảo vào</w:t>
-      </w:r>
-    </w:p>
-    <w:p>
-      <w:pPr>
-        <w:pStyle w:val="ListParagraph"/>
-        <w:numPr>
-          <w:ilvl w:val="0"/>
-          <w:numId w:val="2"/>
-        </w:numPr>
-        <w:rPr>
-          <w:lang w:val="en-US"/>
-        </w:rPr>
-      </w:pPr>
-      <w:r>
-        <w:rPr>
-          <w:lang w:val="en-US"/>
-        </w:rPr>
-        <w:t>Ví dụ</w:t>
-      </w:r>
-    </w:p>
-    <w:p>
-      <w:pPr>
-        <w:pStyle w:val="ListParagraph"/>
-        <w:numPr>
-          <w:ilvl w:val="0"/>
-          <w:numId w:val="2"/>
-        </w:numPr>
-        <w:rPr>
-          <w:lang w:val="en-US"/>
-        </w:rPr>
-      </w:pPr>
-      <w:r>
-        <w:rPr>
-          <w:lang w:val="en-US"/>
-        </w:rPr>
-        <w:t>Điểm nhìn từ 1 chiếc xe chuyển động nhanh dần đều</w:t>
-      </w:r>
-    </w:p>
-    <w:p>
-      <w:pPr>
-        <w:pStyle w:val="ListParagraph"/>
-        <w:numPr>
-          <w:ilvl w:val="0"/>
-          <w:numId w:val="21"/>
-        </w:numPr>
-        <w:rPr>
-          <w:lang w:val="en-US"/>
-        </w:rPr>
-      </w:pPr>
-      <w:r>
-        <w:rPr>
-          <w:lang w:val="en-US"/>
-        </w:rPr>
-        <w:t>Lực Ảo</w:t>
-      </w:r>
-      <w:r>
-        <w:rPr>
-          <w:lang w:val="en-US"/>
-        </w:rPr>
-        <w:t>?</w:t>
-      </w:r>
-    </w:p>
-    <w:p>
-      <w:pPr>
-        <w:pStyle w:val="ListParagraph"/>
-        <w:numPr>
-          <w:ilvl w:val="0"/>
-          <w:numId w:val="2"/>
-        </w:numPr>
-        <w:rPr>
-          <w:lang w:val="en-US"/>
-        </w:rPr>
-      </w:pPr>
-      <w:r>
-        <w:rPr>
-          <w:lang w:val="en-US"/>
-        </w:rPr>
-        <w:t xml:space="preserve">Giả sử bạn là 1 hệ quy chiếu quán tính, bạn nhìn thấy 1 vật A </w:t>
-      </w:r>
-      <w:r>
-        <w:rPr>
-          <w:lang w:val="en-US"/>
-        </w:rPr>
-        <w:t>đang di chuyển lắc léo không theo 1 quy tắc gì, nói cách khác, A là hệ quy chiếu phi quán tính</w:t>
-      </w:r>
-    </w:p>
-    <w:p>
-      <w:pPr>
-        <w:pStyle w:val="ListParagraph"/>
-        <w:numPr>
-          <w:ilvl w:val="0"/>
-          <w:numId w:val="2"/>
-        </w:numPr>
-        <w:rPr>
-          <w:lang w:val="en-US"/>
-        </w:rPr>
-      </w:pPr>
-      <w:r>
-        <w:rPr>
-          <w:lang w:val="en-US"/>
-        </w:rPr>
-        <w:t>Bạn cũng nhìn thấy 1 vật B đang chuyển động dưới tác dụng của 1 lực F</w:t>
-      </w:r>
-    </w:p>
-    <w:p>
-      <w:pPr>
-        <w:pStyle w:val="ListParagraph"/>
-        <w:numPr>
-          <w:ilvl w:val="0"/>
-          <w:numId w:val="2"/>
-        </w:numPr>
-        <w:rPr>
-          <w:lang w:val="en-US"/>
-        </w:rPr>
-      </w:pPr>
-      <w:r>
-        <w:rPr>
-          <w:lang w:val="en-US"/>
-        </w:rPr>
-        <w:t xml:space="preserve">Từ điểm nhìn của A, B giống kiểu bị </w:t>
-      </w:r>
-      <w:r>
-        <w:rPr>
-          <w:lang w:val="en-US"/>
-        </w:rPr>
-        <w:t>lắc léo</w:t>
-      </w:r>
-      <w:r>
-        <w:rPr>
-          <w:lang w:val="en-US"/>
-        </w:rPr>
-        <w:t xml:space="preserve">, A nghĩ rằng có lực nào đó tác dụng lên B để B </w:t>
-      </w:r>
-      <w:r>
-        <w:rPr>
-          <w:lang w:val="en-US"/>
-        </w:rPr>
-        <w:t>lắc léo</w:t>
-      </w:r>
-      <w:r>
-        <w:rPr>
-          <w:lang w:val="en-US"/>
-        </w:rPr>
-        <w:t xml:space="preserve"> so với A, nhưng đéo phải, chỉ có lực F thôi, cái lực mà B nghĩ nó tồn tại gọi là lực ảo, như đã nói ở hệ quy chiếu phi quán tính, gọi </w:t>
-      </w:r>
-      <w:r>
-        <w:rPr>
-          <w:lang w:val="en-US"/>
-        </w:rPr>
-        <w:t>lực F’ là lực tác dụng lên B theo điểm nhìn của A</w:t>
-      </w:r>
-      <w:r>
-        <w:rPr>
-          <w:lang w:val="en-US"/>
-        </w:rPr>
-        <w:t>, khối lượng</w:t>
-      </w:r>
-      <w:r>
-        <w:rPr>
-          <w:lang w:val="en-US"/>
-        </w:rPr>
-        <w:t xml:space="preserve"> động</w:t>
-      </w:r>
-      <w:r>
-        <w:rPr>
-          <w:lang w:val="en-US"/>
-        </w:rPr>
-        <w:t xml:space="preserve"> của B</w:t>
-      </w:r>
-      <w:r>
-        <w:rPr>
-          <w:lang w:val="en-US"/>
-        </w:rPr>
-        <w:t xml:space="preserve"> từ điểm nhìn của bạn</w:t>
+        <w:t>bạn</w:t>
       </w:r>
       <w:r>
         <w:rPr>
@@ -10177,7 +10743,6 @@
           <w:rFonts w:eastAsiaTheme="minorEastAsia"/>
           <w:lang w:val="en-US"/>
         </w:rPr>
-        <w:lastRenderedPageBreak/>
         <w:t>Khi 1 vật đang di chuyển trên quỹ đạo tròn với độ lớn vận tốc không đổi, nhưng hướng của nó thay đổi thì chắc chắn có gia tốc tác dụng làm thay đổi vận tốc, và đó là gia tốc hướng tâm, có  hướng luôn chĩa vào tâm quay và độ lớn không đổi</w:t>
       </w:r>
       <w:r>
@@ -10789,6 +11354,7 @@
         <w:rPr>
           <w:lang w:val="en-US"/>
         </w:rPr>
+        <w:lastRenderedPageBreak/>
         <w:t xml:space="preserve">Tưởng tượng bây giờ có 1 siêu nhân đang đứng ở trái đất, bỗng nhiên anh ta phóng thẳng lên trời với vận tốc đầu đủ lớn, sau đó anh ta buông lỏng để cho thân thể bay tự do, khi đó, </w:t>
       </w:r>
       <w:r>
@@ -10949,7 +11515,6 @@
         <w:rPr>
           <w:lang w:val="en-US"/>
         </w:rPr>
-        <w:lastRenderedPageBreak/>
         <w:t>M là khối lượng hành tinh</w:t>
       </w:r>
     </w:p>

--- a/force.docx
+++ b/force.docx
@@ -51,13 +51,7 @@
         <w:rPr>
           <w:lang w:val="en-US"/>
         </w:rPr>
-        <w:t xml:space="preserve">1 W = </w:t>
-      </w:r>
-      <w:r>
-        <w:rPr>
-          <w:lang w:val="en-US"/>
-        </w:rPr>
-        <w:t>1 J/s</w:t>
+        <w:t>1 W = 1 J/s</w:t>
       </w:r>
     </w:p>
     <w:p>
@@ -78,13 +72,7 @@
         <w:rPr>
           <w:lang w:val="en-US"/>
         </w:rPr>
-        <w:t>1 Wh = 3600</w:t>
-      </w:r>
-      <w:r>
-        <w:rPr>
-          <w:lang w:val="en-US"/>
-        </w:rPr>
-        <w:t xml:space="preserve"> J</w:t>
+        <w:t>1 Wh = 3600 J</w:t>
       </w:r>
     </w:p>
     <w:p>
@@ -1048,47 +1036,26 @@
           <w:rFonts w:eastAsiaTheme="minorEastAsia"/>
           <w:lang w:val="en-US"/>
         </w:rPr>
-        <w:t xml:space="preserve"> là Vector có đầu</w:t>
-      </w:r>
+        <w:t xml:space="preserve"> là Vector có đầu mũi tên là điểm đặt của F và đít là điểm đang so</w:t>
+      </w:r>
+    </w:p>
+    <w:p>
+      <w:pPr>
+        <w:pStyle w:val="ListParagraph"/>
+        <w:numPr>
+          <w:ilvl w:val="0"/>
+          <w:numId w:val="6"/>
+        </w:numPr>
+        <w:rPr>
+          <w:lang w:val="en-US"/>
+        </w:rPr>
+      </w:pPr>
       <w:r>
         <w:rPr>
           <w:rFonts w:eastAsiaTheme="minorEastAsia"/>
           <w:lang w:val="en-US"/>
         </w:rPr>
-        <w:t xml:space="preserve"> mũi tên</w:t>
-      </w:r>
-      <w:r>
-        <w:rPr>
-          <w:rFonts w:eastAsiaTheme="minorEastAsia"/>
-          <w:lang w:val="en-US"/>
-        </w:rPr>
-        <w:t xml:space="preserve"> là điểm đặt của F và đít là điểm đang so</w:t>
-      </w:r>
-    </w:p>
-    <w:p>
-      <w:pPr>
-        <w:pStyle w:val="ListParagraph"/>
-        <w:numPr>
-          <w:ilvl w:val="0"/>
-          <w:numId w:val="6"/>
-        </w:numPr>
-        <w:rPr>
-          <w:lang w:val="en-US"/>
-        </w:rPr>
-      </w:pPr>
-      <w:r>
-        <w:rPr>
-          <w:rFonts w:eastAsiaTheme="minorEastAsia"/>
-          <w:lang w:val="en-US"/>
-        </w:rPr>
-        <w:t>F là Vector đa</w:t>
-      </w:r>
-      <w:r>
-        <w:rPr>
-          <w:rFonts w:eastAsiaTheme="minorEastAsia"/>
-          <w:lang w:val="en-US"/>
-        </w:rPr>
-        <w:t>ng tính Moment</w:t>
+        <w:t>F là Vector đang tính Moment</w:t>
       </w:r>
     </w:p>
     <w:p>
@@ -3086,31 +3053,7 @@
         <w:rPr>
           <w:lang w:val="en-US"/>
         </w:rPr>
-        <w:t>Xét trong hệ quy chiếu quán tính, cho 1 vật có hình thù bất kì khối lượng động m đang quay quanh trục A đi qua trọng tâm, đ</w:t>
-      </w:r>
-      <w:r>
-        <w:rPr>
-          <w:lang w:val="en-US"/>
-        </w:rPr>
-        <w:t>ộ lớn Moment quán tính</w:t>
-      </w:r>
-      <w:r>
-        <w:rPr>
-          <w:lang w:val="en-US"/>
-        </w:rPr>
-        <w:t xml:space="preserve"> của vật</w:t>
-      </w:r>
-      <w:r>
-        <w:rPr>
-          <w:lang w:val="en-US"/>
-        </w:rPr>
-        <w:t xml:space="preserve"> theo trụ</w:t>
-      </w:r>
-      <w:r>
-        <w:rPr>
-          <w:lang w:val="en-US"/>
-        </w:rPr>
-        <w:t>c A lúc này là I’</w:t>
+        <w:t>Xét trong hệ quy chiếu quán tính, cho 1 vật có hình thù bất kì khối lượng động m đang quay quanh trục A đi qua trọng tâm, độ lớn Moment quán tính của vật theo trục A lúc này là I’</w:t>
       </w:r>
       <w:r>
         <w:rPr>
@@ -3135,25 +3078,7 @@
         <w:rPr>
           <w:lang w:val="en-US"/>
         </w:rPr>
-        <w:t xml:space="preserve">1 trục khác là B song song A, gọi khoảng cách giữa 2 trục là d, giả sử bây giờ vật không quay quanh A nữa mà chuyển sang quay quanh B, gọi </w:t>
-      </w:r>
-      <w:r>
-        <w:rPr>
-          <w:lang w:val="en-US"/>
-        </w:rPr>
-        <w:t xml:space="preserve">độ lớn Moment quán tính của vật theo trục </w:t>
-      </w:r>
-      <w:r>
-        <w:rPr>
-          <w:lang w:val="en-US"/>
-        </w:rPr>
-        <w:t>B</w:t>
-      </w:r>
-      <w:r>
-        <w:rPr>
-          <w:lang w:val="en-US"/>
-        </w:rPr>
-        <w:t xml:space="preserve"> lúc này là I’</w:t>
+        <w:t>1 trục khác là B song song A, gọi khoảng cách giữa 2 trục là d, giả sử bây giờ vật không quay quanh A nữa mà chuyển sang quay quanh B, gọi độ lớn Moment quán tính của vật theo trục B lúc này là I’</w:t>
       </w:r>
       <w:r>
         <w:rPr>
@@ -3582,14 +3507,7 @@
             <w:rFonts w:ascii="Cambria Math" w:eastAsiaTheme="minorEastAsia" w:hAnsi="Cambria Math"/>
             <w:lang w:val="en-US"/>
           </w:rPr>
-          <m:t>=- r</m:t>
-        </m:r>
-        <m:r>
-          <w:rPr>
-            <w:rFonts w:ascii="Cambria Math" w:eastAsiaTheme="minorEastAsia" w:hAnsi="Cambria Math"/>
-            <w:lang w:val="en-US"/>
-          </w:rPr>
-          <m:t>v</m:t>
+          <m:t>=- rv</m:t>
         </m:r>
       </m:oMath>
       <w:r>
@@ -3807,6 +3725,48 @@
           <w:rFonts w:eastAsiaTheme="minorEastAsia"/>
           <w:lang w:val="en-US"/>
         </w:rPr>
+        <w:t>Tại Sao 1 Quả Bóng Lăn Trên Sườn Dốc?</w:t>
+      </w:r>
+    </w:p>
+    <w:p>
+      <w:pPr>
+        <w:pStyle w:val="ListParagraph"/>
+        <w:numPr>
+          <w:ilvl w:val="0"/>
+          <w:numId w:val="6"/>
+        </w:numPr>
+        <w:rPr>
+          <w:rFonts w:ascii="Cambria Math" w:hAnsi="Cambria Math"/>
+          <w:lang w:val="en-US"/>
+          <w:oMath/>
+        </w:rPr>
+      </w:pPr>
+      <w:r>
+        <w:rPr>
+          <w:rFonts w:eastAsiaTheme="minorEastAsia"/>
+          <w:lang w:val="en-US"/>
+        </w:rPr>
+        <w:t>Trọng lực tác dụng lên quả bóng sẽ được phân tích thành 2 lực, 1 cái trực đối với phản lực và 1 cái cùng phương mặt dốc, cái thứ 2 làm phát sinh lực ma sát nghỉ  ngược hướng chiều lăn, lực ma sát nghỉ này mới là cái tạo Moment lực, dẫn đến Moment động lượng của quả bóng thay đổi, do đó nó sẽ lăn</w:t>
+      </w:r>
+    </w:p>
+    <w:p>
+      <w:pPr>
+        <w:pStyle w:val="ListParagraph"/>
+        <w:numPr>
+          <w:ilvl w:val="0"/>
+          <w:numId w:val="9"/>
+        </w:numPr>
+        <w:rPr>
+          <w:rFonts w:ascii="Cambria Math" w:hAnsi="Cambria Math"/>
+          <w:lang w:val="en-US"/>
+          <w:oMath/>
+        </w:rPr>
+      </w:pPr>
+      <w:r>
+        <w:rPr>
+          <w:rFonts w:eastAsiaTheme="minorEastAsia"/>
+          <w:lang w:val="en-US"/>
+        </w:rPr>
         <w:t xml:space="preserve">Độ Lớn </w:t>
       </w:r>
       <w:r>
@@ -3863,6 +3823,7 @@
           <w:rFonts w:eastAsiaTheme="minorEastAsia"/>
           <w:lang w:val="en-US"/>
         </w:rPr>
+        <w:lastRenderedPageBreak/>
         <w:t>Xét trong hệ quy chiếu quán tính, m là khối lượng động của vật</w:t>
       </w:r>
     </w:p>
@@ -3909,21 +3870,7 @@
             <w:rFonts w:ascii="Cambria Math" w:eastAsiaTheme="minorEastAsia" w:hAnsi="Cambria Math"/>
             <w:lang w:val="en-US"/>
           </w:rPr>
-          <m:t>I</m:t>
-        </m:r>
-        <m:r>
-          <w:rPr>
-            <w:rFonts w:ascii="Cambria Math" w:eastAsiaTheme="minorEastAsia" w:hAnsi="Cambria Math"/>
-            <w:lang w:val="en-US"/>
-          </w:rPr>
-          <m:t>'</m:t>
-        </m:r>
-        <m:r>
-          <w:rPr>
-            <w:rFonts w:ascii="Cambria Math" w:eastAsiaTheme="minorEastAsia" w:hAnsi="Cambria Math"/>
-            <w:lang w:val="en-US"/>
-          </w:rPr>
-          <m:t>=</m:t>
+          <m:t>I'=</m:t>
         </m:r>
         <m:f>
           <m:fPr>
@@ -4155,7 +4102,6 @@
         <w:rPr>
           <w:lang w:val="en-US"/>
         </w:rPr>
-        <w:lastRenderedPageBreak/>
         <w:t>Hình hộp chữ nhật, trục quay vuông góc đáy</w:t>
       </w:r>
     </w:p>
@@ -4181,21 +4127,7 @@
             <w:rFonts w:ascii="Cambria Math" w:eastAsiaTheme="minorEastAsia" w:hAnsi="Cambria Math"/>
             <w:lang w:val="en-US"/>
           </w:rPr>
-          <m:t>I</m:t>
-        </m:r>
-        <m:r>
-          <w:rPr>
-            <w:rFonts w:ascii="Cambria Math" w:eastAsiaTheme="minorEastAsia" w:hAnsi="Cambria Math"/>
-            <w:lang w:val="en-US"/>
-          </w:rPr>
-          <m:t>'</m:t>
-        </m:r>
-        <m:r>
-          <w:rPr>
-            <w:rFonts w:ascii="Cambria Math" w:eastAsiaTheme="minorEastAsia" w:hAnsi="Cambria Math"/>
-            <w:lang w:val="en-US"/>
-          </w:rPr>
-          <m:t>=</m:t>
+          <m:t>I'=</m:t>
         </m:r>
         <m:f>
           <m:fPr>
@@ -4384,21 +4316,7 @@
             <w:rFonts w:ascii="Cambria Math" w:eastAsiaTheme="minorEastAsia" w:hAnsi="Cambria Math"/>
             <w:lang w:val="en-US"/>
           </w:rPr>
-          <m:t>I</m:t>
-        </m:r>
-        <m:r>
-          <w:rPr>
-            <w:rFonts w:ascii="Cambria Math" w:eastAsiaTheme="minorEastAsia" w:hAnsi="Cambria Math"/>
-            <w:lang w:val="en-US"/>
-          </w:rPr>
-          <m:t>'</m:t>
-        </m:r>
-        <m:r>
-          <w:rPr>
-            <w:rFonts w:ascii="Cambria Math" w:eastAsiaTheme="minorEastAsia" w:hAnsi="Cambria Math"/>
-            <w:lang w:val="en-US"/>
-          </w:rPr>
-          <m:t>=</m:t>
+          <m:t>I'=</m:t>
         </m:r>
         <m:f>
           <m:fPr>
@@ -4538,21 +4456,7 @@
             <w:rFonts w:ascii="Cambria Math" w:eastAsiaTheme="minorEastAsia" w:hAnsi="Cambria Math"/>
             <w:lang w:val="en-US"/>
           </w:rPr>
-          <m:t>I</m:t>
-        </m:r>
-        <m:r>
-          <w:rPr>
-            <w:rFonts w:ascii="Cambria Math" w:eastAsiaTheme="minorEastAsia" w:hAnsi="Cambria Math"/>
-            <w:lang w:val="en-US"/>
-          </w:rPr>
-          <m:t>'</m:t>
-        </m:r>
-        <m:r>
-          <w:rPr>
-            <w:rFonts w:ascii="Cambria Math" w:eastAsiaTheme="minorEastAsia" w:hAnsi="Cambria Math"/>
-            <w:lang w:val="en-US"/>
-          </w:rPr>
-          <m:t>=</m:t>
+          <m:t>I'=</m:t>
         </m:r>
         <m:f>
           <m:fPr>
@@ -4692,21 +4596,7 @@
             <w:rFonts w:ascii="Cambria Math" w:eastAsiaTheme="minorEastAsia" w:hAnsi="Cambria Math"/>
             <w:lang w:val="en-US"/>
           </w:rPr>
-          <m:t>I</m:t>
-        </m:r>
-        <m:r>
-          <w:rPr>
-            <w:rFonts w:ascii="Cambria Math" w:eastAsiaTheme="minorEastAsia" w:hAnsi="Cambria Math"/>
-            <w:lang w:val="en-US"/>
-          </w:rPr>
-          <m:t>'</m:t>
-        </m:r>
-        <m:r>
-          <w:rPr>
-            <w:rFonts w:ascii="Cambria Math" w:eastAsiaTheme="minorEastAsia" w:hAnsi="Cambria Math"/>
-            <w:lang w:val="en-US"/>
-          </w:rPr>
-          <m:t>=</m:t>
+          <m:t>I'=</m:t>
         </m:r>
         <m:f>
           <m:fPr>
@@ -4846,21 +4736,7 @@
             <w:rFonts w:ascii="Cambria Math" w:eastAsiaTheme="minorEastAsia" w:hAnsi="Cambria Math"/>
             <w:lang w:val="en-US"/>
           </w:rPr>
-          <m:t>I</m:t>
-        </m:r>
-        <m:r>
-          <w:rPr>
-            <w:rFonts w:ascii="Cambria Math" w:eastAsiaTheme="minorEastAsia" w:hAnsi="Cambria Math"/>
-            <w:lang w:val="en-US"/>
-          </w:rPr>
-          <m:t>'</m:t>
-        </m:r>
-        <m:r>
-          <w:rPr>
-            <w:rFonts w:ascii="Cambria Math" w:eastAsiaTheme="minorEastAsia" w:hAnsi="Cambria Math"/>
-            <w:lang w:val="en-US"/>
-          </w:rPr>
-          <m:t>=</m:t>
+          <m:t>I'=</m:t>
         </m:r>
         <m:f>
           <m:fPr>
@@ -6933,708 +6809,688 @@
         <w:rPr>
           <w:lang w:val="en-US"/>
         </w:rPr>
+        <w:t>Chứng Minh Tính Chất 2 Của Trọng Tâm?</w:t>
+      </w:r>
+    </w:p>
+    <w:p>
+      <w:pPr>
+        <w:pStyle w:val="ListParagraph"/>
+        <w:numPr>
+          <w:ilvl w:val="0"/>
+          <w:numId w:val="18"/>
+        </w:numPr>
+        <w:rPr>
+          <w:lang w:val="en-US"/>
+        </w:rPr>
+      </w:pPr>
+      <w:r>
+        <w:rPr>
+          <w:lang w:val="en-US"/>
+        </w:rPr>
+        <w:t>Lấy tích phân Moment trọng lực tác dụng lên toàn bộ vật, mốc là trọng tâm, trọng tâm là gốc tọa độ, dễ thấy độ lớn gia tốc trọng trường tại mọi điểm là như nhau, nên ta có thể lấy nó ra dấu tích phân, còn lại là tích phân tọa độ nhân trọng số của tất cả các điểm trong vật, mà như tính chất 1, dễ thấy tích phân này = 0, nên tích có hướng của Vector gia tốc với tích phân này = 0, hay Moment trọng lực = 0, vật đứng yên</w:t>
+      </w:r>
+    </w:p>
+    <w:p>
+      <w:pPr>
+        <w:pStyle w:val="ListParagraph"/>
+        <w:numPr>
+          <w:ilvl w:val="0"/>
+          <w:numId w:val="18"/>
+        </w:numPr>
+        <w:rPr>
+          <w:lang w:val="en-US"/>
+        </w:rPr>
+      </w:pPr>
+      <w:r>
+        <w:rPr>
+          <w:lang w:val="en-US"/>
+        </w:rPr>
+        <w:t>Động lượng của vật cũng = 0 vì phản lực cột tác dụng lên vật đã triệt tiêu hoàn toàn trọng lực</w:t>
+      </w:r>
+    </w:p>
+    <w:p>
+      <w:pPr>
+        <w:pStyle w:val="ListParagraph"/>
+        <w:numPr>
+          <w:ilvl w:val="0"/>
+          <w:numId w:val="19"/>
+        </w:numPr>
+        <w:rPr>
+          <w:lang w:val="en-US"/>
+        </w:rPr>
+      </w:pPr>
+      <w:r>
+        <w:rPr>
+          <w:lang w:val="en-US"/>
+        </w:rPr>
+        <w:t>Chứng Minh Tính Chất 3 Của Trọng Tâm?</w:t>
+      </w:r>
+    </w:p>
+    <w:p>
+      <w:pPr>
+        <w:pStyle w:val="ListParagraph"/>
+        <w:numPr>
+          <w:ilvl w:val="0"/>
+          <w:numId w:val="18"/>
+        </w:numPr>
+        <w:rPr>
+          <w:lang w:val="en-US"/>
+        </w:rPr>
+      </w:pPr>
+      <w:r>
+        <w:rPr>
+          <w:lang w:val="en-US"/>
+        </w:rPr>
+        <w:t>Đặt trọng tâm làm gốc tọa độ, động lượng tổng thể của vật đang quay quanh trọng tâm = tích phân Vector động lượng của toàn bộ điểm trong vật, mà Vector động lượng điểm = khối lượng điểm * vận tốc dài = khối lượng điểm * Vector tọa độ quay 90 độ * vận tốc góc, vận tốc góc như nhau tại mọi điểm nên bỏ ra khỏi tích phân, phần còn lại chính là tích phân tọa độ nhân trọng số của toàn bộ tọa độ điểm trong vật và = 0, do đó tích phân động lượng = 0</w:t>
+      </w:r>
+    </w:p>
+    <w:p>
+      <w:pPr>
+        <w:pStyle w:val="ListParagraph"/>
+        <w:numPr>
+          <w:ilvl w:val="0"/>
+          <w:numId w:val="19"/>
+        </w:numPr>
+        <w:rPr>
+          <w:lang w:val="en-US"/>
+        </w:rPr>
+      </w:pPr>
+      <w:r>
+        <w:rPr>
+          <w:lang w:val="en-US"/>
+        </w:rPr>
+        <w:t>Chứng Minh Tính Chất 4 Của Trọng Tâm?</w:t>
+      </w:r>
+    </w:p>
+    <w:p>
+      <w:pPr>
+        <w:pStyle w:val="ListParagraph"/>
+        <w:numPr>
+          <w:ilvl w:val="0"/>
+          <w:numId w:val="18"/>
+        </w:numPr>
+        <w:rPr>
+          <w:lang w:val="en-US"/>
+        </w:rPr>
+      </w:pPr>
+      <w:r>
+        <w:rPr>
+          <w:lang w:val="en-US"/>
+        </w:rPr>
+        <w:t>Vì vật đang quay quanh trọng tâm nên động lượng không đổi và = 0 nên tổng hợp lực lên vật = 0, mà ta cũng chẳng tác dụng ngẫu lực lên vật, nên Moment động lượng không đổi, giả sử Vector Moment động lượng không cùng phương với trục quay, khi đó, dễ thấy Vector Moment động lượng sẽ quay tròn xung quanh trục quay, nói cách khác, Vector Moment động lượng thay đổi, mâu thuẫn, nên bắt buộc nó phải trùng với phương trục quay, khi đó, dù vật có quay kiểu gì thì Vector Moment động lượng cũng không quay</w:t>
+      </w:r>
+    </w:p>
+    <w:p>
+      <w:pPr>
+        <w:pStyle w:val="ListParagraph"/>
+        <w:numPr>
+          <w:ilvl w:val="0"/>
+          <w:numId w:val="19"/>
+        </w:numPr>
+        <w:rPr>
+          <w:lang w:val="en-US"/>
+        </w:rPr>
+      </w:pPr>
+      <w:r>
+        <w:rPr>
+          <w:lang w:val="en-US"/>
+        </w:rPr>
+        <w:t>Có Phải Tọa Độ Trọng Tâm = Trung Bình Tọa Độ Đỉnh Giả Sử Vật Đồng Chất?</w:t>
+      </w:r>
+    </w:p>
+    <w:p>
+      <w:pPr>
+        <w:pStyle w:val="ListParagraph"/>
+        <w:numPr>
+          <w:ilvl w:val="0"/>
+          <w:numId w:val="18"/>
+        </w:numPr>
+        <w:rPr>
+          <w:lang w:val="en-US"/>
+        </w:rPr>
+      </w:pPr>
+      <w:r>
+        <w:rPr>
+          <w:lang w:val="en-US"/>
+        </w:rPr>
+        <w:t>Xét 1 khối đa diện, khi đó tọa độ trọng tâm nghĩa là trung bình tọa độ tất cả các điểm trong khối chỉ = trung bình tọa độ đỉnh trong 1 số ít trường hợp như hình tam giác, chữ nhật, lập phương, …, còn đa số hình khác thì không</w:t>
+      </w:r>
+    </w:p>
+    <w:p>
+      <w:pPr>
+        <w:pStyle w:val="ListParagraph"/>
+        <w:numPr>
+          <w:ilvl w:val="0"/>
+          <w:numId w:val="19"/>
+        </w:numPr>
+        <w:rPr>
+          <w:lang w:val="en-US"/>
+        </w:rPr>
+      </w:pPr>
+      <w:r>
+        <w:rPr>
+          <w:lang w:val="en-US"/>
+        </w:rPr>
+        <w:t>Cách Thăng Bằng Đá?</w:t>
+      </w:r>
+    </w:p>
+    <w:p>
+      <w:pPr>
+        <w:pStyle w:val="ListParagraph"/>
+        <w:numPr>
+          <w:ilvl w:val="0"/>
+          <w:numId w:val="18"/>
+        </w:numPr>
+        <w:rPr>
+          <w:lang w:val="en-US"/>
+        </w:rPr>
+      </w:pPr>
+      <w:r>
+        <w:rPr>
+          <w:lang w:val="en-US"/>
+        </w:rPr>
+        <w:t>Đặt đá xuống đất, cho nó đứng yên, lúc này đá đang cân bằng  nên điểm tiếp xúc của nó với đất chính là hình chiếu trọng tâm của nó xuống đất, đặt đá lên đá khác với điểm tiếp xúc là điểm này</w:t>
+      </w:r>
+    </w:p>
+    <w:p>
+      <w:pPr>
+        <w:rPr>
+          <w:rFonts w:ascii="Cambria Math" w:hAnsi="Cambria Math"/>
+          <w:lang w:val="en-US"/>
+          <w:oMath/>
+        </w:rPr>
+      </w:pPr>
+    </w:p>
+    <w:p>
+      <w:pPr>
+        <w:rPr>
+          <w:lang w:val="en-US"/>
+        </w:rPr>
+      </w:pPr>
+      <w:r>
+        <w:rPr>
+          <w:lang w:val="en-US"/>
+        </w:rPr>
+        <w:t xml:space="preserve">Elastic </w:t>
+      </w:r>
+      <w:r>
+        <w:rPr>
+          <w:lang w:val="en-US"/>
+        </w:rPr>
+        <w:t>Pendulum – Lò Xo:</w:t>
+      </w:r>
+    </w:p>
+    <w:p>
+      <w:pPr>
+        <w:pStyle w:val="ListParagraph"/>
+        <w:numPr>
+          <w:ilvl w:val="0"/>
+          <w:numId w:val="3"/>
+        </w:numPr>
+        <w:rPr>
+          <w:lang w:val="en-US"/>
+        </w:rPr>
+      </w:pPr>
+      <w:r>
+        <w:rPr>
+          <w:lang w:val="en-US"/>
+        </w:rPr>
+        <w:t>Tại Sao Khối Lượng Hệ Lò Xo Thay Đổi Khi Vật Nhỏ Trượt Trên Vật Lớn</w:t>
+      </w:r>
+      <w:r>
+        <w:rPr>
+          <w:lang w:val="en-US"/>
+        </w:rPr>
+        <w:t>?</w:t>
+      </w:r>
+    </w:p>
+    <w:p>
+      <w:pPr>
+        <w:pStyle w:val="ListParagraph"/>
+        <w:numPr>
+          <w:ilvl w:val="0"/>
+          <w:numId w:val="4"/>
+        </w:numPr>
+        <w:rPr>
+          <w:lang w:val="en-US"/>
+        </w:rPr>
+      </w:pPr>
+      <w:r>
+        <w:rPr>
+          <w:lang w:val="en-US"/>
+        </w:rPr>
+        <w:t>Cho lò xo đặt nằm ngang, đầu gắn vật M, trên M gắn thêm N, ban đầu lò xo dao động với tổng khối lượng của hệ = M + N, nhưng khi vật N bắt đầu trượt trên M, thì tổng khối lượng của hệ lò xo chỉ còn M, đó là bởi vì bây giờ lò xo không cần tốn lực để kéo vật thêm phần khối lượng của N nữa, mà nó bây giờ di chuyển tự do</w:t>
+      </w:r>
+    </w:p>
+    <w:p>
+      <w:pPr>
+        <w:rPr>
+          <w:lang w:val="en-US"/>
+        </w:rPr>
+      </w:pPr>
+    </w:p>
+    <w:p>
+      <w:pPr>
+        <w:rPr>
+          <w:lang w:val="en-US"/>
+        </w:rPr>
+      </w:pPr>
+      <w:r>
+        <w:rPr>
+          <w:lang w:val="en-US"/>
+        </w:rPr>
+        <w:t>Simple Pendulum – Con Lắc Đơn:</w:t>
+      </w:r>
+    </w:p>
+    <w:p>
+      <w:pPr>
+        <w:pStyle w:val="ListParagraph"/>
+        <w:numPr>
+          <w:ilvl w:val="0"/>
+          <w:numId w:val="8"/>
+        </w:numPr>
+        <w:rPr>
+          <w:lang w:val="en-US"/>
+        </w:rPr>
+      </w:pPr>
+      <w:r>
+        <w:rPr>
+          <w:lang w:val="en-US"/>
+        </w:rPr>
+        <w:t>Tại Sao Lực Căng Dây Lớn Hơn Thành Phần Trọng Lực Theo Phương Dây?</w:t>
+      </w:r>
+    </w:p>
+    <w:p>
+      <w:pPr>
+        <w:pStyle w:val="ListParagraph"/>
+        <w:numPr>
+          <w:ilvl w:val="0"/>
+          <w:numId w:val="4"/>
+        </w:numPr>
+        <w:rPr>
+          <w:lang w:val="en-US"/>
+        </w:rPr>
+      </w:pPr>
+      <w:r>
+        <w:rPr>
+          <w:lang w:val="en-US"/>
+        </w:rPr>
+        <w:t>Khi con lắc đơn dao động, thì đây là chuyển động tròn, do đó gia tốc pháp tuyến sẽ không thể = 0, và nó hướng vào tâm quay, đóng vai trò là lực hướng tâm, do đó lực căng dây tác dụng lên vật nặng phả</w:t>
+      </w:r>
+      <w:r>
+        <w:rPr>
+          <w:lang w:val="en-US"/>
+        </w:rPr>
+        <w:t>i &gt;</w:t>
+      </w:r>
+      <w:r>
+        <w:rPr>
+          <w:lang w:val="en-US"/>
+        </w:rPr>
+        <w:t xml:space="preserve"> thành phần trọng lực tác dụng vào vậ</w:t>
+      </w:r>
+      <w:r>
+        <w:rPr>
+          <w:lang w:val="en-US"/>
+        </w:rPr>
+        <w:t>t nặng</w:t>
+      </w:r>
+      <w:r>
+        <w:rPr>
+          <w:lang w:val="en-US"/>
+        </w:rPr>
+        <w:t xml:space="preserve"> theo phương dây, khi đó thì mới có lực hướng tâm, và do đây là chuyển động không đều nên gia tốc tiếp tuyến luôn &gt; 0, </w:t>
+      </w:r>
+      <w:r>
+        <w:rPr>
+          <w:lang w:val="en-US"/>
+        </w:rPr>
+        <w:t xml:space="preserve">trừ vị trí cân bằng, </w:t>
+      </w:r>
+      <w:r>
+        <w:rPr>
+          <w:lang w:val="en-US"/>
+        </w:rPr>
+        <w:t>lực kéo về tạo ra gia tố</w:t>
+      </w:r>
+      <w:r>
+        <w:rPr>
+          <w:lang w:val="en-US"/>
+        </w:rPr>
+        <w:t>c này</w:t>
+      </w:r>
+    </w:p>
+    <w:p>
+      <w:pPr>
+        <w:rPr>
+          <w:lang w:val="en-US"/>
+        </w:rPr>
+      </w:pPr>
+    </w:p>
+    <w:p>
+      <w:pPr>
+        <w:rPr>
+          <w:lang w:val="en-US"/>
+        </w:rPr>
+      </w:pPr>
+      <w:r>
+        <w:rPr>
+          <w:lang w:val="en-US"/>
+        </w:rPr>
+        <w:t>Mechanical Advantage – Lợi Thế Cơ Học:</w:t>
+      </w:r>
+    </w:p>
+    <w:p>
+      <w:pPr>
+        <w:pStyle w:val="ListParagraph"/>
+        <w:numPr>
+          <w:ilvl w:val="0"/>
+          <w:numId w:val="16"/>
+        </w:numPr>
+        <w:rPr>
+          <w:lang w:val="en-US"/>
+        </w:rPr>
+      </w:pPr>
+      <w:r>
+        <w:rPr>
+          <w:lang w:val="en-US"/>
+        </w:rPr>
+        <w:t>Lợi Thế Cơ Học Là Gì?</w:t>
+      </w:r>
+    </w:p>
+    <w:p>
+      <w:pPr>
+        <w:pStyle w:val="ListParagraph"/>
+        <w:numPr>
+          <w:ilvl w:val="0"/>
+          <w:numId w:val="4"/>
+        </w:numPr>
+        <w:rPr>
+          <w:lang w:val="en-US"/>
+        </w:rPr>
+      </w:pPr>
+      <w:r>
+        <w:rPr>
+          <w:lang w:val="en-US"/>
+        </w:rPr>
+        <w:t>Xét 1 dụng cụ, khi ta nhấc 1 vật thấy nó nặng vãi, nhưng dùng dụng cụ này thì thấy nhẹ hều, khi đó dụng cụ có lợi thế cơ học, tuy nhiên, để bảo toàn năng lượng, quãng đường mà tay ta đi được sẽ gấp nhiều lần quãng đường vật đi được</w:t>
+      </w:r>
+    </w:p>
+    <w:p>
+      <w:pPr>
+        <w:pStyle w:val="ListParagraph"/>
+        <w:numPr>
+          <w:ilvl w:val="0"/>
+          <w:numId w:val="16"/>
+        </w:numPr>
+        <w:rPr>
+          <w:lang w:val="en-US"/>
+        </w:rPr>
+      </w:pPr>
+      <w:r>
+        <w:rPr>
+          <w:lang w:val="en-US"/>
+        </w:rPr>
+        <w:t>Công Dụng Lớn Nhất Của Những Dụng Cụ Có Lợi Thế Cơ Học?</w:t>
+      </w:r>
+    </w:p>
+    <w:p>
+      <w:pPr>
+        <w:pStyle w:val="ListParagraph"/>
+        <w:numPr>
+          <w:ilvl w:val="0"/>
+          <w:numId w:val="4"/>
+        </w:numPr>
+        <w:rPr>
+          <w:lang w:val="en-US"/>
+        </w:rPr>
+      </w:pPr>
+      <w:r>
+        <w:rPr>
+          <w:lang w:val="en-US"/>
+        </w:rPr>
+        <w:t>Giả sử ta phải giữ 1 vật trong 1 tiếng thấy mệt vãi, thì khi dùng những dụng cụ này, thì thấy khỏe vãi vì lực mà ta phải bỏ ra trong 1 tiếng đã được giảm đi đáng kể</w:t>
+      </w:r>
+    </w:p>
+    <w:p>
+      <w:pPr>
+        <w:rPr>
+          <w:lang w:val="en-US"/>
+        </w:rPr>
+      </w:pPr>
+    </w:p>
+    <w:p>
+      <w:pPr>
+        <w:rPr>
+          <w:lang w:val="en-US"/>
+        </w:rPr>
+      </w:pPr>
+      <w:r>
+        <w:rPr>
+          <w:lang w:val="en-US"/>
+        </w:rPr>
+        <w:t>Pulley – Ròng Rọc:</w:t>
+      </w:r>
+    </w:p>
+    <w:p>
+      <w:pPr>
+        <w:pStyle w:val="ListParagraph"/>
+        <w:numPr>
+          <w:ilvl w:val="0"/>
+          <w:numId w:val="15"/>
+        </w:numPr>
+        <w:rPr>
+          <w:lang w:val="en-US"/>
+        </w:rPr>
+      </w:pPr>
+      <w:r>
+        <w:rPr>
+          <w:lang w:val="en-US"/>
+        </w:rPr>
+        <w:t xml:space="preserve">Tại </w:t>
+      </w:r>
+      <w:r>
+        <w:rPr>
+          <w:lang w:val="en-US"/>
+        </w:rPr>
+        <w:t xml:space="preserve">Sao Cầm Sợi Dây Kéo Vật Qua Ròng Rọc Thì Lực Kéo </w:t>
+      </w:r>
+      <w:r>
+        <w:rPr>
+          <w:lang w:val="en-US"/>
+        </w:rPr>
+        <w:t>=</w:t>
+      </w:r>
+      <w:r>
+        <w:rPr>
+          <w:lang w:val="en-US"/>
+        </w:rPr>
+        <w:t xml:space="preserve"> Trọng Lực?</w:t>
+      </w:r>
+    </w:p>
+    <w:p>
+      <w:pPr>
+        <w:pStyle w:val="ListParagraph"/>
+        <w:numPr>
+          <w:ilvl w:val="0"/>
+          <w:numId w:val="4"/>
+        </w:numPr>
+        <w:rPr>
+          <w:lang w:val="en-US"/>
+        </w:rPr>
+      </w:pPr>
+      <w:r>
+        <w:rPr>
+          <w:lang w:val="en-US"/>
+        </w:rPr>
+        <w:t>Tưởng tượng</w:t>
+      </w:r>
+      <w:r>
+        <w:rPr>
+          <w:lang w:val="en-US"/>
+        </w:rPr>
+        <w:t xml:space="preserve"> bánh</w:t>
+      </w:r>
+      <w:r>
+        <w:rPr>
+          <w:lang w:val="en-US"/>
+        </w:rPr>
+        <w:t xml:space="preserve"> ròng rọc không phải hình tròn mà là hình đa giác đề</w:t>
+      </w:r>
+      <w:r>
+        <w:rPr>
+          <w:lang w:val="en-US"/>
+        </w:rPr>
+        <w:t>u với cạnh rất nhỏ, khi đó tại đỉnh tiếp xúc dây mà tại đó dây có phương thẳng đứng, ta phân tích được trọng lực tác dụng lên thành phần dây ở điểm này thành 2 Vector, 1 Vector triệt tiêu phản lực của bánh ròng rọc và 1 Vector có độ lớn = trọng lực và có phương của thành phần dây kế tiếp, cứ như thế Vector này lại truyền lên phía trên và độ lớn lực kéo như nhau tại mọi điểm trên dây, do đó nếu muốn kéo vật lên đều thì lực kéo phải ít nhất = trọng lực vật</w:t>
+      </w:r>
+    </w:p>
+    <w:p>
+      <w:pPr>
+        <w:pStyle w:val="ListParagraph"/>
+        <w:numPr>
+          <w:ilvl w:val="0"/>
+          <w:numId w:val="15"/>
+        </w:numPr>
+        <w:rPr>
+          <w:lang w:val="en-US"/>
+        </w:rPr>
+      </w:pPr>
+      <w:r>
+        <w:rPr>
+          <w:lang w:val="en-US"/>
+        </w:rPr>
+        <w:t>Ròng Rọc Động Là Gì?</w:t>
+      </w:r>
+    </w:p>
+    <w:p>
+      <w:pPr>
+        <w:pStyle w:val="ListParagraph"/>
+        <w:numPr>
+          <w:ilvl w:val="0"/>
+          <w:numId w:val="4"/>
+        </w:numPr>
+        <w:rPr>
+          <w:lang w:val="en-US"/>
+        </w:rPr>
+      </w:pPr>
+      <w:r>
+        <w:rPr>
+          <w:lang w:val="en-US"/>
+        </w:rPr>
+        <w:t>Lấy ròng rọc cố định đảo ngược nó lại, nghĩa là bánh ròng rọc gắn trực tiếp với vật, luồn dưới đít nó sợi dây, rồi gắn 1 đầu lên trần, đầu còn lại cầm tay kéo</w:t>
+      </w:r>
+    </w:p>
+    <w:p>
+      <w:pPr>
+        <w:pStyle w:val="ListParagraph"/>
+        <w:numPr>
+          <w:ilvl w:val="0"/>
+          <w:numId w:val="15"/>
+        </w:numPr>
+        <w:rPr>
+          <w:lang w:val="en-US"/>
+        </w:rPr>
+      </w:pPr>
+      <w:r>
+        <w:rPr>
+          <w:lang w:val="en-US"/>
+        </w:rPr>
+        <w:t>Tại Sao Dùng Ròng Rọc Động Giảm Lực Kéo?</w:t>
+      </w:r>
+    </w:p>
+    <w:p>
+      <w:pPr>
+        <w:pStyle w:val="ListParagraph"/>
+        <w:numPr>
+          <w:ilvl w:val="0"/>
+          <w:numId w:val="4"/>
+        </w:numPr>
+        <w:rPr>
+          <w:lang w:val="en-US"/>
+        </w:rPr>
+      </w:pPr>
+      <w:r>
+        <w:rPr>
+          <w:lang w:val="en-US"/>
+        </w:rPr>
+        <w:t>Do có 1 đầu dây gắn vào trần, coi nó như 1 bàn tay kéo khác, khi đó, tay ta và trần nhà sẽ cùng hợp lực để kéo 1 vật, do đó lực kéo sẽ chia đôi</w:t>
+      </w:r>
+    </w:p>
+    <w:p>
+      <w:pPr>
+        <w:pStyle w:val="ListParagraph"/>
+        <w:numPr>
+          <w:ilvl w:val="0"/>
+          <w:numId w:val="4"/>
+        </w:numPr>
+        <w:rPr>
+          <w:lang w:val="en-US"/>
+        </w:rPr>
+      </w:pPr>
+      <w:r>
+        <w:rPr>
+          <w:lang w:val="en-US"/>
+        </w:rPr>
+        <w:t>Dễ thấy quãng đường ta kéo dây gấp 2 lần so với quãng đường vật đi lên, do đó năng lượng được bảo toàn</w:t>
+      </w:r>
+    </w:p>
+    <w:p>
+      <w:pPr>
+        <w:pStyle w:val="ListParagraph"/>
+        <w:ind w:left="1080"/>
+        <w:rPr>
+          <w:lang w:val="en-US"/>
+        </w:rPr>
+      </w:pPr>
+    </w:p>
+    <w:p>
+      <w:pPr>
+        <w:rPr>
+          <w:lang w:val="en-US"/>
+        </w:rPr>
+      </w:pPr>
+      <w:r>
+        <w:rPr>
+          <w:lang w:val="en-US"/>
+        </w:rPr>
+        <w:t>Friction – Lực Ma Sát:</w:t>
+      </w:r>
+    </w:p>
+    <w:p>
+      <w:pPr>
+        <w:pStyle w:val="ListParagraph"/>
+        <w:numPr>
+          <w:ilvl w:val="0"/>
+          <w:numId w:val="1"/>
+        </w:numPr>
+        <w:rPr>
+          <w:lang w:val="en-US"/>
+        </w:rPr>
+      </w:pPr>
+      <w:r>
+        <w:rPr>
+          <w:lang w:val="en-US"/>
+        </w:rPr>
+        <w:t>Tại Sao Lại Có Lực Ma Sát?</w:t>
+      </w:r>
+    </w:p>
+    <w:p>
+      <w:pPr>
+        <w:pStyle w:val="ListParagraph"/>
+        <w:numPr>
+          <w:ilvl w:val="0"/>
+          <w:numId w:val="2"/>
+        </w:numPr>
+        <w:rPr>
+          <w:lang w:val="en-US"/>
+        </w:rPr>
+      </w:pPr>
+      <w:r>
+        <w:rPr>
+          <w:lang w:val="en-US"/>
+        </w:rPr>
         <w:lastRenderedPageBreak/>
-        <w:t>Chứng Minh Tính Chất 2 Của Trọng Tâm?</w:t>
-      </w:r>
-    </w:p>
-    <w:p>
-      <w:pPr>
-        <w:pStyle w:val="ListParagraph"/>
-        <w:numPr>
-          <w:ilvl w:val="0"/>
-          <w:numId w:val="18"/>
-        </w:numPr>
-        <w:rPr>
-          <w:lang w:val="en-US"/>
-        </w:rPr>
-      </w:pPr>
-      <w:r>
-        <w:rPr>
-          <w:lang w:val="en-US"/>
-        </w:rPr>
-        <w:t>Lấy tích phân Moment trọng lực tác dụng lên toàn bộ vật, mốc là trọng tâm, trọng tâm là gốc tọa độ, dễ thấy độ lớn gia tốc trọng trường tại mọi điểm là như nhau, nên ta có thể lấy nó ra dấu tích phân, còn lại là tích phân tọa độ nhân trọng số của tất cả các điểm trong vật, mà như tính chất 1, dễ thấy tích phân này = 0, nên tích có hướng của Vector gia tốc với tích phân này = 0, hay Moment trọng lực = 0, vật đứng yên</w:t>
-      </w:r>
-    </w:p>
-    <w:p>
-      <w:pPr>
-        <w:pStyle w:val="ListParagraph"/>
-        <w:numPr>
-          <w:ilvl w:val="0"/>
-          <w:numId w:val="18"/>
-        </w:numPr>
-        <w:rPr>
-          <w:lang w:val="en-US"/>
-        </w:rPr>
-      </w:pPr>
-      <w:r>
-        <w:rPr>
-          <w:lang w:val="en-US"/>
-        </w:rPr>
-        <w:t>Động lượng của vật cũng = 0 vì phản lực cột tác dụng lên vật đã triệt tiêu hoàn toàn trọng lực</w:t>
-      </w:r>
-    </w:p>
-    <w:p>
-      <w:pPr>
-        <w:pStyle w:val="ListParagraph"/>
-        <w:numPr>
-          <w:ilvl w:val="0"/>
-          <w:numId w:val="19"/>
-        </w:numPr>
-        <w:rPr>
-          <w:lang w:val="en-US"/>
-        </w:rPr>
-      </w:pPr>
-      <w:r>
-        <w:rPr>
-          <w:lang w:val="en-US"/>
-        </w:rPr>
-        <w:t>Chứng Minh Tính Chất 3 Của Trọng Tâm?</w:t>
-      </w:r>
-    </w:p>
-    <w:p>
-      <w:pPr>
-        <w:pStyle w:val="ListParagraph"/>
-        <w:numPr>
-          <w:ilvl w:val="0"/>
-          <w:numId w:val="18"/>
-        </w:numPr>
-        <w:rPr>
-          <w:lang w:val="en-US"/>
-        </w:rPr>
-      </w:pPr>
-      <w:r>
-        <w:rPr>
-          <w:lang w:val="en-US"/>
-        </w:rPr>
-        <w:t>Đặt trọng tâm làm gốc tọa độ, động lượng tổng thể của vật đang quay quanh trọng tâm = tích phân Vector động lượng của toàn bộ điểm trong vật, mà Vector động lượng điểm = khối lượng điểm * vận tốc dài = khối lượng điểm * Vector tọa độ quay 90 độ * vận tốc góc, vận tốc góc như nhau tại mọi điểm nên bỏ ra khỏi tích phân, phần còn lại chính là tích phân tọa độ nhân trọng số của toàn bộ tọa độ điểm trong vật và = 0, do đó tích phân động lượng = 0</w:t>
-      </w:r>
-    </w:p>
-    <w:p>
-      <w:pPr>
-        <w:pStyle w:val="ListParagraph"/>
-        <w:numPr>
-          <w:ilvl w:val="0"/>
-          <w:numId w:val="19"/>
-        </w:numPr>
-        <w:rPr>
-          <w:lang w:val="en-US"/>
-        </w:rPr>
-      </w:pPr>
-      <w:r>
-        <w:rPr>
-          <w:lang w:val="en-US"/>
-        </w:rPr>
-        <w:t>Chứng Minh Tính Chất 4 Của Trọng Tâm?</w:t>
-      </w:r>
-    </w:p>
-    <w:p>
-      <w:pPr>
-        <w:pStyle w:val="ListParagraph"/>
-        <w:numPr>
-          <w:ilvl w:val="0"/>
-          <w:numId w:val="18"/>
-        </w:numPr>
-        <w:rPr>
-          <w:lang w:val="en-US"/>
-        </w:rPr>
-      </w:pPr>
-      <w:r>
-        <w:rPr>
-          <w:lang w:val="en-US"/>
-        </w:rPr>
-        <w:t>Vì vật đang quay quanh trọng tâm nên động lượng không đổi và = 0 nên tổng hợp lực lên vật = 0, mà ta cũng chẳng tác dụng ngẫu lực lên vật, nên Moment động lượng không đổi, giả sử Vector Moment động lượng không cùng phương với trục quay, khi đó, dễ thấy Vector Moment động lượng sẽ quay tròn xung quanh trục quay, nói cách khác, Vector Moment động lượng thay đổi, mâu thuẫn, nên bắt buộc nó phải trùng với phương trục quay, khi đó, dù vật có quay kiểu gì thì Vector Moment động lượng cũng không quay</w:t>
-      </w:r>
-    </w:p>
-    <w:p>
-      <w:pPr>
-        <w:pStyle w:val="ListParagraph"/>
-        <w:numPr>
-          <w:ilvl w:val="0"/>
-          <w:numId w:val="19"/>
-        </w:numPr>
-        <w:rPr>
-          <w:lang w:val="en-US"/>
-        </w:rPr>
-      </w:pPr>
-      <w:r>
-        <w:rPr>
-          <w:lang w:val="en-US"/>
-        </w:rPr>
-        <w:t>Có Phải Tọa Độ Trọng Tâm = Trung Bình Tọa Độ Đỉnh Giả Sử Vật Đồng Chất?</w:t>
-      </w:r>
-    </w:p>
-    <w:p>
-      <w:pPr>
-        <w:pStyle w:val="ListParagraph"/>
-        <w:numPr>
-          <w:ilvl w:val="0"/>
-          <w:numId w:val="18"/>
-        </w:numPr>
-        <w:rPr>
-          <w:lang w:val="en-US"/>
-        </w:rPr>
-      </w:pPr>
-      <w:r>
-        <w:rPr>
-          <w:lang w:val="en-US"/>
-        </w:rPr>
-        <w:t xml:space="preserve">Xét 1 khối đa diện, khi đó tọa độ trọng tâm nghĩa là trung bình tọa độ tất cả các điểm trong khối chỉ = trung bình tọa độ đỉnh trong 1 số ít trường hợp như </w:t>
-      </w:r>
-      <w:r>
-        <w:rPr>
-          <w:lang w:val="en-US"/>
-        </w:rPr>
-        <w:t>hình tam giác, chữ nhật</w:t>
-      </w:r>
-      <w:r>
-        <w:rPr>
-          <w:lang w:val="en-US"/>
-        </w:rPr>
-        <w:t>, lập phương, …, còn đa số hình khác thì không</w:t>
-      </w:r>
-    </w:p>
-    <w:p>
-      <w:pPr>
-        <w:pStyle w:val="ListParagraph"/>
-        <w:numPr>
-          <w:ilvl w:val="0"/>
-          <w:numId w:val="19"/>
-        </w:numPr>
-        <w:rPr>
-          <w:lang w:val="en-US"/>
-        </w:rPr>
-      </w:pPr>
-      <w:r>
-        <w:rPr>
-          <w:lang w:val="en-US"/>
-        </w:rPr>
-        <w:t>Cách Thăng Bằng Đá?</w:t>
-      </w:r>
-    </w:p>
-    <w:p>
-      <w:pPr>
-        <w:pStyle w:val="ListParagraph"/>
-        <w:numPr>
-          <w:ilvl w:val="0"/>
-          <w:numId w:val="18"/>
-        </w:numPr>
-        <w:rPr>
-          <w:lang w:val="en-US"/>
-        </w:rPr>
-      </w:pPr>
-      <w:r>
-        <w:rPr>
-          <w:lang w:val="en-US"/>
-        </w:rPr>
-        <w:t>Đặt đá xuống đất, cho nó đứng yên, lúc này đá đang cân bằng  nên điểm tiếp xúc của nó với đất chính là hình chiếu trọng tâm của nó xuống đất, đặt đá lên đá khác với điểm tiếp xúc là điểm này</w:t>
-      </w:r>
-    </w:p>
-    <w:p>
-      <w:pPr>
-        <w:rPr>
-          <w:rFonts w:ascii="Cambria Math" w:hAnsi="Cambria Math"/>
-          <w:lang w:val="en-US"/>
-          <w:oMath/>
-        </w:rPr>
-      </w:pPr>
-    </w:p>
-    <w:p>
-      <w:pPr>
-        <w:rPr>
-          <w:lang w:val="en-US"/>
-        </w:rPr>
-      </w:pPr>
-      <w:r>
-        <w:rPr>
-          <w:lang w:val="en-US"/>
-        </w:rPr>
-        <w:t xml:space="preserve">Elastic </w:t>
-      </w:r>
-      <w:r>
-        <w:rPr>
-          <w:lang w:val="en-US"/>
-        </w:rPr>
-        <w:t>Pendulum – Lò Xo:</w:t>
-      </w:r>
-    </w:p>
-    <w:p>
-      <w:pPr>
-        <w:pStyle w:val="ListParagraph"/>
-        <w:numPr>
-          <w:ilvl w:val="0"/>
-          <w:numId w:val="3"/>
-        </w:numPr>
-        <w:rPr>
-          <w:lang w:val="en-US"/>
-        </w:rPr>
-      </w:pPr>
-      <w:r>
-        <w:rPr>
-          <w:lang w:val="en-US"/>
-        </w:rPr>
-        <w:t>Tại Sao Khối Lượng Hệ Lò Xo Thay Đổi Khi Vật Nhỏ Trượt Trên Vật Lớn</w:t>
-      </w:r>
-      <w:r>
-        <w:rPr>
-          <w:lang w:val="en-US"/>
-        </w:rPr>
-        <w:t>?</w:t>
-      </w:r>
-    </w:p>
-    <w:p>
-      <w:pPr>
-        <w:pStyle w:val="ListParagraph"/>
-        <w:numPr>
-          <w:ilvl w:val="0"/>
-          <w:numId w:val="4"/>
-        </w:numPr>
-        <w:rPr>
-          <w:lang w:val="en-US"/>
-        </w:rPr>
-      </w:pPr>
-      <w:r>
-        <w:rPr>
-          <w:lang w:val="en-US"/>
-        </w:rPr>
-        <w:t>Cho lò xo đặt nằm ngang, đầu gắn vật M, trên M gắn thêm N, ban đầu lò xo dao động với tổng khối lượng của hệ = M + N, nhưng khi vật N bắt đầu trượt trên M, thì tổng khối lượng của hệ lò xo chỉ còn M, đó là bởi vì bây giờ lò xo không cần tốn lực để kéo vật thêm phần khối lượng của N nữa, mà nó bây giờ di chuyển tự do</w:t>
-      </w:r>
-    </w:p>
-    <w:p>
-      <w:pPr>
-        <w:rPr>
-          <w:lang w:val="en-US"/>
-        </w:rPr>
-      </w:pPr>
-    </w:p>
-    <w:p>
-      <w:pPr>
-        <w:rPr>
-          <w:lang w:val="en-US"/>
-        </w:rPr>
-      </w:pPr>
-      <w:r>
-        <w:rPr>
-          <w:lang w:val="en-US"/>
-        </w:rPr>
-        <w:t>Simple Pendulum – Con Lắc Đơn:</w:t>
-      </w:r>
-    </w:p>
-    <w:p>
-      <w:pPr>
-        <w:pStyle w:val="ListParagraph"/>
-        <w:numPr>
-          <w:ilvl w:val="0"/>
-          <w:numId w:val="8"/>
-        </w:numPr>
-        <w:rPr>
-          <w:lang w:val="en-US"/>
-        </w:rPr>
-      </w:pPr>
-      <w:r>
-        <w:rPr>
-          <w:lang w:val="en-US"/>
-        </w:rPr>
-        <w:t>Tại Sao Lực Căng Dây Lớn Hơn Thành Phần Trọng Lực Theo Phương Dây?</w:t>
-      </w:r>
-    </w:p>
-    <w:p>
-      <w:pPr>
-        <w:pStyle w:val="ListParagraph"/>
-        <w:numPr>
-          <w:ilvl w:val="0"/>
-          <w:numId w:val="4"/>
-        </w:numPr>
-        <w:rPr>
-          <w:lang w:val="en-US"/>
-        </w:rPr>
-      </w:pPr>
-      <w:r>
-        <w:rPr>
-          <w:lang w:val="en-US"/>
-        </w:rPr>
-        <w:lastRenderedPageBreak/>
-        <w:t>Khi con lắc đơn dao động, thì đây là chuyển động tròn, do đó gia tốc pháp tuyến sẽ không thể = 0, và nó hướng vào tâm quay, đóng vai trò là lực hướng tâm, do đó lực căng dây tác dụng lên vật nặng phả</w:t>
-      </w:r>
-      <w:r>
-        <w:rPr>
-          <w:lang w:val="en-US"/>
-        </w:rPr>
-        <w:t>i &gt;</w:t>
-      </w:r>
-      <w:r>
-        <w:rPr>
-          <w:lang w:val="en-US"/>
-        </w:rPr>
-        <w:t xml:space="preserve"> thành phần trọng lực tác dụng vào vậ</w:t>
-      </w:r>
-      <w:r>
-        <w:rPr>
-          <w:lang w:val="en-US"/>
-        </w:rPr>
-        <w:t>t nặng</w:t>
-      </w:r>
-      <w:r>
-        <w:rPr>
-          <w:lang w:val="en-US"/>
-        </w:rPr>
-        <w:t xml:space="preserve"> theo phương dây, khi đó thì mới có lực hướng tâm, và do đây là chuyển động không đều nên gia tốc tiếp tuyến luôn &gt; 0, </w:t>
-      </w:r>
-      <w:r>
-        <w:rPr>
-          <w:lang w:val="en-US"/>
-        </w:rPr>
-        <w:t xml:space="preserve">trừ vị trí cân bằng, </w:t>
-      </w:r>
-      <w:r>
-        <w:rPr>
-          <w:lang w:val="en-US"/>
-        </w:rPr>
-        <w:t>lực kéo về tạo ra gia tố</w:t>
-      </w:r>
-      <w:r>
-        <w:rPr>
-          <w:lang w:val="en-US"/>
-        </w:rPr>
-        <w:t>c này</w:t>
-      </w:r>
-    </w:p>
-    <w:p>
-      <w:pPr>
-        <w:rPr>
-          <w:lang w:val="en-US"/>
-        </w:rPr>
-      </w:pPr>
-    </w:p>
-    <w:p>
-      <w:pPr>
-        <w:rPr>
-          <w:lang w:val="en-US"/>
-        </w:rPr>
-      </w:pPr>
-      <w:r>
-        <w:rPr>
-          <w:lang w:val="en-US"/>
-        </w:rPr>
-        <w:t>Mechanical Advantage – Lợi Thế Cơ Học:</w:t>
-      </w:r>
-    </w:p>
-    <w:p>
-      <w:pPr>
-        <w:pStyle w:val="ListParagraph"/>
-        <w:numPr>
-          <w:ilvl w:val="0"/>
-          <w:numId w:val="16"/>
-        </w:numPr>
-        <w:rPr>
-          <w:lang w:val="en-US"/>
-        </w:rPr>
-      </w:pPr>
-      <w:r>
-        <w:rPr>
-          <w:lang w:val="en-US"/>
-        </w:rPr>
-        <w:t>Lợi Thế Cơ Học Là Gì?</w:t>
-      </w:r>
-    </w:p>
-    <w:p>
-      <w:pPr>
-        <w:pStyle w:val="ListParagraph"/>
-        <w:numPr>
-          <w:ilvl w:val="0"/>
-          <w:numId w:val="4"/>
-        </w:numPr>
-        <w:rPr>
-          <w:lang w:val="en-US"/>
-        </w:rPr>
-      </w:pPr>
-      <w:r>
-        <w:rPr>
-          <w:lang w:val="en-US"/>
-        </w:rPr>
-        <w:t>Xét 1 dụng cụ, khi ta nhấc 1 vật thấy nó nặng vãi, nhưng dùng dụng cụ này thì thấy nhẹ hều, khi đó dụng cụ có lợi thế cơ học, tuy nhiên, để bảo toàn năng lượng, quãng đường mà tay ta đi được sẽ gấp nhiều lần quãng đường vật đi được</w:t>
-      </w:r>
-    </w:p>
-    <w:p>
-      <w:pPr>
-        <w:pStyle w:val="ListParagraph"/>
-        <w:numPr>
-          <w:ilvl w:val="0"/>
-          <w:numId w:val="16"/>
-        </w:numPr>
-        <w:rPr>
-          <w:lang w:val="en-US"/>
-        </w:rPr>
-      </w:pPr>
-      <w:r>
-        <w:rPr>
-          <w:lang w:val="en-US"/>
-        </w:rPr>
-        <w:t>Công Dụng Lớn Nhất Của Những Dụng Cụ Có Lợi Thế Cơ Học?</w:t>
-      </w:r>
-    </w:p>
-    <w:p>
-      <w:pPr>
-        <w:pStyle w:val="ListParagraph"/>
-        <w:numPr>
-          <w:ilvl w:val="0"/>
-          <w:numId w:val="4"/>
-        </w:numPr>
-        <w:rPr>
-          <w:lang w:val="en-US"/>
-        </w:rPr>
-      </w:pPr>
-      <w:r>
-        <w:rPr>
-          <w:lang w:val="en-US"/>
-        </w:rPr>
-        <w:t>Giả sử ta phải giữ 1 vật trong 1 tiếng thấy mệt vãi, thì khi dùng những dụng cụ này, thì thấy khỏe vãi vì lực mà ta phải bỏ ra trong 1 tiếng đã được giảm đi đáng kể</w:t>
-      </w:r>
-    </w:p>
-    <w:p>
-      <w:pPr>
-        <w:rPr>
-          <w:lang w:val="en-US"/>
-        </w:rPr>
-      </w:pPr>
-    </w:p>
-    <w:p>
-      <w:pPr>
-        <w:rPr>
-          <w:lang w:val="en-US"/>
-        </w:rPr>
-      </w:pPr>
-      <w:r>
-        <w:rPr>
-          <w:lang w:val="en-US"/>
-        </w:rPr>
-        <w:t>Pulley – Ròng Rọc:</w:t>
-      </w:r>
-    </w:p>
-    <w:p>
-      <w:pPr>
-        <w:pStyle w:val="ListParagraph"/>
-        <w:numPr>
-          <w:ilvl w:val="0"/>
-          <w:numId w:val="15"/>
-        </w:numPr>
-        <w:rPr>
-          <w:lang w:val="en-US"/>
-        </w:rPr>
-      </w:pPr>
-      <w:r>
-        <w:rPr>
-          <w:lang w:val="en-US"/>
-        </w:rPr>
-        <w:t xml:space="preserve">Tại </w:t>
-      </w:r>
-      <w:r>
-        <w:rPr>
-          <w:lang w:val="en-US"/>
-        </w:rPr>
-        <w:t xml:space="preserve">Sao Cầm Sợi Dây Kéo Vật Qua Ròng Rọc Thì Lực Kéo </w:t>
-      </w:r>
-      <w:r>
-        <w:rPr>
-          <w:lang w:val="en-US"/>
-        </w:rPr>
-        <w:t>=</w:t>
-      </w:r>
-      <w:r>
-        <w:rPr>
-          <w:lang w:val="en-US"/>
-        </w:rPr>
-        <w:t xml:space="preserve"> Trọng Lực?</w:t>
-      </w:r>
-    </w:p>
-    <w:p>
-      <w:pPr>
-        <w:pStyle w:val="ListParagraph"/>
-        <w:numPr>
-          <w:ilvl w:val="0"/>
-          <w:numId w:val="4"/>
-        </w:numPr>
-        <w:rPr>
-          <w:lang w:val="en-US"/>
-        </w:rPr>
-      </w:pPr>
-      <w:r>
-        <w:rPr>
-          <w:lang w:val="en-US"/>
-        </w:rPr>
-        <w:t>Tưởng tượng</w:t>
-      </w:r>
-      <w:r>
-        <w:rPr>
-          <w:lang w:val="en-US"/>
-        </w:rPr>
-        <w:t xml:space="preserve"> bánh</w:t>
-      </w:r>
-      <w:r>
-        <w:rPr>
-          <w:lang w:val="en-US"/>
-        </w:rPr>
-        <w:t xml:space="preserve"> ròng rọc không phải hình tròn mà là hình đa giác đề</w:t>
-      </w:r>
-      <w:r>
-        <w:rPr>
-          <w:lang w:val="en-US"/>
-        </w:rPr>
-        <w:t>u với cạnh rất nhỏ, khi đó tại đỉnh tiếp xúc dây mà tại đó dây có phương thẳng đứng, ta phân tích được trọng lực tác dụng lên thành phần dây ở điểm này thành 2 Vector, 1 Vector triệt tiêu phản lực của bánh ròng rọc và 1 Vector có độ lớn = trọng lực và có phương của thành phần dây kế tiếp, cứ như thế Vector này lại truyền lên phía trên và độ lớn lực kéo như nhau tại mọi điểm trên dây, do đó nếu muốn kéo vật lên đều thì lực kéo phải ít nhất = trọng lực vật</w:t>
-      </w:r>
-    </w:p>
-    <w:p>
-      <w:pPr>
-        <w:pStyle w:val="ListParagraph"/>
-        <w:numPr>
-          <w:ilvl w:val="0"/>
-          <w:numId w:val="15"/>
-        </w:numPr>
-        <w:rPr>
-          <w:lang w:val="en-US"/>
-        </w:rPr>
-      </w:pPr>
-      <w:r>
-        <w:rPr>
-          <w:lang w:val="en-US"/>
-        </w:rPr>
-        <w:t>Ròng Rọc Động Là Gì?</w:t>
-      </w:r>
-    </w:p>
-    <w:p>
-      <w:pPr>
-        <w:pStyle w:val="ListParagraph"/>
-        <w:numPr>
-          <w:ilvl w:val="0"/>
-          <w:numId w:val="4"/>
-        </w:numPr>
-        <w:rPr>
-          <w:lang w:val="en-US"/>
-        </w:rPr>
-      </w:pPr>
-      <w:r>
-        <w:rPr>
-          <w:lang w:val="en-US"/>
-        </w:rPr>
-        <w:t>Lấy ròng rọc cố định đảo ngược nó lại, nghĩa là bánh ròng rọc gắn trực tiếp với vật, luồn dưới đít nó sợi dây, rồi gắn 1 đầu lên trần, đầu còn lại cầm tay kéo</w:t>
-      </w:r>
-    </w:p>
-    <w:p>
-      <w:pPr>
-        <w:pStyle w:val="ListParagraph"/>
-        <w:numPr>
-          <w:ilvl w:val="0"/>
-          <w:numId w:val="15"/>
-        </w:numPr>
-        <w:rPr>
-          <w:lang w:val="en-US"/>
-        </w:rPr>
-      </w:pPr>
-      <w:r>
-        <w:rPr>
-          <w:lang w:val="en-US"/>
-        </w:rPr>
-        <w:t>Tại Sao Dùng Ròng Rọc Động Giảm Lực Kéo?</w:t>
-      </w:r>
-    </w:p>
-    <w:p>
-      <w:pPr>
-        <w:pStyle w:val="ListParagraph"/>
-        <w:numPr>
-          <w:ilvl w:val="0"/>
-          <w:numId w:val="4"/>
-        </w:numPr>
-        <w:rPr>
-          <w:lang w:val="en-US"/>
-        </w:rPr>
-      </w:pPr>
-      <w:r>
-        <w:rPr>
-          <w:lang w:val="en-US"/>
-        </w:rPr>
-        <w:t>Do có 1 đầu dây gắn vào trần, coi nó như 1 bàn tay kéo khác, khi đó, tay ta và trần nhà sẽ cùng hợp lực để kéo 1 vật, do đó lực kéo sẽ chia đôi</w:t>
-      </w:r>
-    </w:p>
-    <w:p>
-      <w:pPr>
-        <w:pStyle w:val="ListParagraph"/>
-        <w:numPr>
-          <w:ilvl w:val="0"/>
-          <w:numId w:val="4"/>
-        </w:numPr>
-        <w:rPr>
-          <w:lang w:val="en-US"/>
-        </w:rPr>
-      </w:pPr>
-      <w:r>
-        <w:rPr>
-          <w:lang w:val="en-US"/>
-        </w:rPr>
-        <w:t>Dễ thấy quãng đường ta kéo dây gấp 2 lần so với quãng đường vật đi lên, do đó năng lượng được bảo toàn</w:t>
-      </w:r>
-    </w:p>
-    <w:p>
-      <w:pPr>
-        <w:pStyle w:val="ListParagraph"/>
-        <w:ind w:left="1080"/>
-        <w:rPr>
-          <w:lang w:val="en-US"/>
-        </w:rPr>
-      </w:pPr>
-    </w:p>
-    <w:p>
-      <w:pPr>
-        <w:rPr>
-          <w:lang w:val="en-US"/>
-        </w:rPr>
-      </w:pPr>
-      <w:r>
-        <w:rPr>
-          <w:lang w:val="en-US"/>
-        </w:rPr>
-        <w:t>Friction – Lực Ma Sát:</w:t>
-      </w:r>
-    </w:p>
-    <w:p>
-      <w:pPr>
-        <w:pStyle w:val="ListParagraph"/>
-        <w:numPr>
-          <w:ilvl w:val="0"/>
-          <w:numId w:val="1"/>
-        </w:numPr>
-        <w:rPr>
-          <w:lang w:val="en-US"/>
-        </w:rPr>
-      </w:pPr>
-      <w:r>
-        <w:rPr>
-          <w:lang w:val="en-US"/>
-        </w:rPr>
-        <w:t>Tại Sao Lại Có Lực Ma Sát?</w:t>
-      </w:r>
-    </w:p>
-    <w:p>
-      <w:pPr>
-        <w:pStyle w:val="ListParagraph"/>
-        <w:numPr>
-          <w:ilvl w:val="0"/>
-          <w:numId w:val="2"/>
-        </w:numPr>
-        <w:rPr>
-          <w:lang w:val="en-US"/>
-        </w:rPr>
-      </w:pPr>
-      <w:r>
-        <w:rPr>
-          <w:lang w:val="en-US"/>
-        </w:rPr>
-        <w:t xml:space="preserve">Cho 2 vật bằng phẳng M và N trong môi trường không trọng lực, N đặt trên M sao cả 2 tiếp xúc, tác dụng lực để N trượt trên M, khi đó 2 vật M, N do bằng phẳng nên chúng không tác dụng lực gì nên nhau cả, và dẫn đến N không bao giờ dừng lại, nhưng khi bề mặt M gồ ghề, N cũng gồ ghề, thì khi N trượt trên M, </w:t>
-      </w:r>
-      <w:r>
-        <w:rPr>
-          <w:lang w:val="en-US"/>
-        </w:rPr>
-        <w:lastRenderedPageBreak/>
-        <w:t>nhưng cái nhô ra từ bề mặt va đập vào nhau, khi này N tác dụng vào M một lực cùng chiều chuyển động của N</w:t>
+        <w:t>Cho 2 vật bằng phẳng M và N trong môi trường không trọng lực, N đặt trên M sao cả 2 tiếp xúc, tác dụng lực để N trượt trên M, khi đó 2 vật M, N do bằng phẳng nên chúng không tác dụng lực gì nên nhau cả, và dẫn đến N không bao giờ dừng lại, nhưng khi bề mặt M gồ ghề, N cũng gồ ghề, thì khi N trượt trên M, nhưng cái nhô ra từ bề mặt va đập vào nhau, khi này N tác dụng vào M một lực cùng chiều chuyển động của N</w:t>
       </w:r>
       <w:r>
         <w:rPr>
@@ -8157,6 +8013,7 @@
         <w:rPr>
           <w:lang w:val="en-US"/>
         </w:rPr>
+        <w:lastRenderedPageBreak/>
         <w:t xml:space="preserve">Giả sử bạn là 1 hệ quy chiếu quán tính, bạn nhìn thấy 1 vật A </w:t>
       </w:r>
       <w:r>
@@ -8223,14 +8080,7 @@
         <w:rPr>
           <w:lang w:val="en-US"/>
         </w:rPr>
-        <w:t xml:space="preserve"> so với A, nhưng đéo phải, chỉ có lực F thôi, cái lực mà B nghĩ </w:t>
-      </w:r>
-      <w:r>
-        <w:rPr>
-          <w:lang w:val="en-US"/>
-        </w:rPr>
-        <w:lastRenderedPageBreak/>
-        <w:t xml:space="preserve">nó tồn tại gọi là lực ảo, như đã nói ở hệ quy chiếu phi quán tính, gọi </w:t>
+        <w:t xml:space="preserve"> so với A, nhưng đéo phải, chỉ có lực F thôi, cái lực mà B nghĩ nó tồn tại gọi là lực ảo, như đã nói ở hệ quy chiếu phi quán tính, gọi </w:t>
       </w:r>
       <w:r>
         <w:rPr>
@@ -9191,6 +9041,7 @@
         <w:rPr>
           <w:lang w:val="en-US"/>
         </w:rPr>
+        <w:lastRenderedPageBreak/>
         <w:t>M là khối lượng hành tinh</w:t>
       </w:r>
     </w:p>

--- a/force.docx
+++ b/force.docx
@@ -1480,6 +1480,86 @@
           <w:lang w:val="en-US"/>
         </w:rPr>
         <w:t>Độ lớn Moment quán tính theo trục của đường tròn tiếp xúc là I’</w:t>
+      </w:r>
+    </w:p>
+    <w:p>
+      <w:pPr>
+        <w:pStyle w:val="ListParagraph"/>
+        <w:numPr>
+          <w:ilvl w:val="0"/>
+          <w:numId w:val="6"/>
+        </w:numPr>
+        <w:rPr>
+          <w:lang w:val="en-US"/>
+        </w:rPr>
+      </w:pPr>
+      <w:r>
+        <w:rPr>
+          <w:lang w:val="en-US"/>
+        </w:rPr>
+        <w:t>E là tổng năng lượng chứa đựng trong vật lúc này, không kể thế năng</w:t>
+      </w:r>
+    </w:p>
+    <w:p>
+      <w:pPr>
+        <w:pStyle w:val="ListParagraph"/>
+        <w:numPr>
+          <w:ilvl w:val="0"/>
+          <w:numId w:val="6"/>
+        </w:numPr>
+        <w:rPr>
+          <w:lang w:val="en-US"/>
+        </w:rPr>
+      </w:pPr>
+      <w:r>
+        <w:rPr>
+          <w:lang w:val="en-US"/>
+        </w:rPr>
+        <w:t>E</w:t>
+      </w:r>
+      <w:r>
+        <w:rPr>
+          <w:vertAlign w:val="subscript"/>
+          <w:lang w:val="en-US"/>
+        </w:rPr>
+        <w:t>0</w:t>
+      </w:r>
+      <w:r>
+        <w:rPr>
+          <w:lang w:val="en-US"/>
+        </w:rPr>
+        <w:t xml:space="preserve"> là tổng năng lượng chứa đựng trong vật nếu vật đứng yên, không kể thế năng</w:t>
+      </w:r>
+    </w:p>
+    <w:p>
+      <w:pPr>
+        <w:pStyle w:val="ListParagraph"/>
+        <w:numPr>
+          <w:ilvl w:val="0"/>
+          <w:numId w:val="6"/>
+        </w:numPr>
+        <w:rPr>
+          <w:lang w:val="en-US"/>
+        </w:rPr>
+      </w:pPr>
+      <w:r>
+        <w:rPr>
+          <w:lang w:val="en-US"/>
+        </w:rPr>
+        <w:t>E</w:t>
+      </w:r>
+      <w:r>
+        <w:rPr>
+          <w:vertAlign w:val="subscript"/>
+          <w:lang w:val="en-US"/>
+        </w:rPr>
+        <w:t>K</w:t>
+      </w:r>
+      <w:r>
+        <w:rPr>
+          <w:lang w:val="en-US"/>
+        </w:rPr>
+        <w:t xml:space="preserve"> là động năng của vật lúc này</w:t>
       </w:r>
     </w:p>
     <w:p>
@@ -2469,6 +2549,7 @@
         </w:pBdr>
         <w:ind w:left="1080"/>
         <w:rPr>
+          <w:rFonts w:eastAsiaTheme="minorEastAsia"/>
           <w:lang w:val="en-US"/>
         </w:rPr>
       </w:pPr>
@@ -2521,6 +2602,572 @@
     <w:p>
       <w:pPr>
         <w:pStyle w:val="ListParagraph"/>
+        <w:pBdr>
+          <w:top w:val="single" w:sz="4" w:space="1" w:color="auto"/>
+          <w:left w:val="single" w:sz="4" w:space="4" w:color="auto"/>
+          <w:bottom w:val="single" w:sz="4" w:space="1" w:color="auto"/>
+          <w:right w:val="single" w:sz="4" w:space="4" w:color="auto"/>
+        </w:pBdr>
+        <w:ind w:left="1080"/>
+        <w:rPr>
+          <w:rFonts w:eastAsiaTheme="minorEastAsia"/>
+          <w:lang w:val="en-US"/>
+        </w:rPr>
+      </w:pPr>
+      <m:oMath>
+        <m:sSub>
+          <m:sSubPr>
+            <m:ctrlPr>
+              <w:rPr>
+                <w:rFonts w:ascii="Cambria Math" w:hAnsi="Cambria Math"/>
+                <w:i/>
+                <w:lang w:val="en-US"/>
+              </w:rPr>
+            </m:ctrlPr>
+          </m:sSubPr>
+          <m:e>
+            <m:r>
+              <w:rPr>
+                <w:rFonts w:ascii="Cambria Math" w:hAnsi="Cambria Math"/>
+                <w:lang w:val="en-US"/>
+              </w:rPr>
+              <m:t>E</m:t>
+            </m:r>
+          </m:e>
+          <m:sub>
+            <m:r>
+              <w:rPr>
+                <w:rFonts w:ascii="Cambria Math" w:hAnsi="Cambria Math"/>
+                <w:lang w:val="en-US"/>
+              </w:rPr>
+              <m:t>0</m:t>
+            </m:r>
+          </m:sub>
+        </m:sSub>
+        <m:r>
+          <w:rPr>
+            <w:rFonts w:ascii="Cambria Math" w:hAnsi="Cambria Math"/>
+            <w:lang w:val="en-US"/>
+          </w:rPr>
+          <m:t>=</m:t>
+        </m:r>
+        <m:sSub>
+          <m:sSubPr>
+            <m:ctrlPr>
+              <w:rPr>
+                <w:rFonts w:ascii="Cambria Math" w:hAnsi="Cambria Math"/>
+                <w:i/>
+                <w:lang w:val="en-US"/>
+              </w:rPr>
+            </m:ctrlPr>
+          </m:sSubPr>
+          <m:e>
+            <m:r>
+              <w:rPr>
+                <w:rFonts w:ascii="Cambria Math" w:hAnsi="Cambria Math"/>
+                <w:lang w:val="en-US"/>
+              </w:rPr>
+              <m:t>m</m:t>
+            </m:r>
+          </m:e>
+          <m:sub>
+            <m:r>
+              <w:rPr>
+                <w:rFonts w:ascii="Cambria Math" w:hAnsi="Cambria Math"/>
+                <w:lang w:val="en-US"/>
+              </w:rPr>
+              <m:t>0</m:t>
+            </m:r>
+          </m:sub>
+        </m:sSub>
+        <m:sSup>
+          <m:sSupPr>
+            <m:ctrlPr>
+              <w:rPr>
+                <w:rFonts w:ascii="Cambria Math" w:hAnsi="Cambria Math"/>
+                <w:i/>
+                <w:lang w:val="en-US"/>
+              </w:rPr>
+            </m:ctrlPr>
+          </m:sSupPr>
+          <m:e>
+            <m:r>
+              <w:rPr>
+                <w:rFonts w:ascii="Cambria Math" w:hAnsi="Cambria Math"/>
+                <w:lang w:val="en-US"/>
+              </w:rPr>
+              <m:t>c</m:t>
+            </m:r>
+          </m:e>
+          <m:sup>
+            <m:r>
+              <w:rPr>
+                <w:rFonts w:ascii="Cambria Math" w:hAnsi="Cambria Math"/>
+                <w:lang w:val="en-US"/>
+              </w:rPr>
+              <m:t>2</m:t>
+            </m:r>
+          </m:sup>
+        </m:sSup>
+      </m:oMath>
+      <w:r>
+        <w:rPr>
+          <w:rFonts w:eastAsiaTheme="minorEastAsia"/>
+          <w:lang w:val="en-US"/>
+        </w:rPr>
+        <w:t xml:space="preserve"> </w:t>
+      </w:r>
+    </w:p>
+    <w:p>
+      <w:pPr>
+        <w:pStyle w:val="ListParagraph"/>
+        <w:pBdr>
+          <w:top w:val="single" w:sz="4" w:space="1" w:color="auto"/>
+          <w:left w:val="single" w:sz="4" w:space="4" w:color="auto"/>
+          <w:bottom w:val="single" w:sz="4" w:space="1" w:color="auto"/>
+          <w:right w:val="single" w:sz="4" w:space="4" w:color="auto"/>
+        </w:pBdr>
+        <w:ind w:left="1080"/>
+        <w:rPr>
+          <w:rFonts w:eastAsiaTheme="minorEastAsia"/>
+          <w:lang w:val="en-US"/>
+        </w:rPr>
+      </w:pPr>
+      <m:oMath>
+        <m:sSub>
+          <m:sSubPr>
+            <m:ctrlPr>
+              <w:rPr>
+                <w:rFonts w:ascii="Cambria Math" w:hAnsi="Cambria Math"/>
+                <w:i/>
+                <w:lang w:val="en-US"/>
+              </w:rPr>
+            </m:ctrlPr>
+          </m:sSubPr>
+          <m:e>
+            <m:r>
+              <w:rPr>
+                <w:rFonts w:ascii="Cambria Math" w:hAnsi="Cambria Math"/>
+                <w:lang w:val="en-US"/>
+              </w:rPr>
+              <m:t>E</m:t>
+            </m:r>
+          </m:e>
+          <m:sub>
+            <m:r>
+              <w:rPr>
+                <w:rFonts w:ascii="Cambria Math" w:hAnsi="Cambria Math"/>
+                <w:lang w:val="en-US"/>
+              </w:rPr>
+              <m:t>K</m:t>
+            </m:r>
+          </m:sub>
+        </m:sSub>
+        <m:r>
+          <w:rPr>
+            <w:rFonts w:ascii="Cambria Math" w:hAnsi="Cambria Math"/>
+            <w:lang w:val="en-US"/>
+          </w:rPr>
+          <m:t>=</m:t>
+        </m:r>
+        <m:rad>
+          <m:radPr>
+            <m:degHide m:val="1"/>
+            <m:ctrlPr>
+              <w:rPr>
+                <w:rFonts w:ascii="Cambria Math" w:hAnsi="Cambria Math"/>
+                <w:i/>
+                <w:lang w:val="en-US"/>
+              </w:rPr>
+            </m:ctrlPr>
+          </m:radPr>
+          <m:deg/>
+          <m:e>
+            <m:sSubSup>
+              <m:sSubSupPr>
+                <m:ctrlPr>
+                  <w:rPr>
+                    <w:rFonts w:ascii="Cambria Math" w:hAnsi="Cambria Math"/>
+                    <w:i/>
+                    <w:lang w:val="en-US"/>
+                  </w:rPr>
+                </m:ctrlPr>
+              </m:sSubSupPr>
+              <m:e>
+                <m:r>
+                  <w:rPr>
+                    <w:rFonts w:ascii="Cambria Math" w:hAnsi="Cambria Math"/>
+                    <w:lang w:val="en-US"/>
+                  </w:rPr>
+                  <m:t>E</m:t>
+                </m:r>
+              </m:e>
+              <m:sub>
+                <m:r>
+                  <w:rPr>
+                    <w:rFonts w:ascii="Cambria Math" w:hAnsi="Cambria Math"/>
+                    <w:lang w:val="en-US"/>
+                  </w:rPr>
+                  <m:t>0</m:t>
+                </m:r>
+              </m:sub>
+              <m:sup>
+                <m:r>
+                  <w:rPr>
+                    <w:rFonts w:ascii="Cambria Math" w:hAnsi="Cambria Math"/>
+                    <w:lang w:val="en-US"/>
+                  </w:rPr>
+                  <m:t>2</m:t>
+                </m:r>
+              </m:sup>
+            </m:sSubSup>
+            <m:r>
+              <w:rPr>
+                <w:rFonts w:ascii="Cambria Math" w:hAnsi="Cambria Math"/>
+                <w:lang w:val="en-US"/>
+              </w:rPr>
+              <m:t>+</m:t>
+            </m:r>
+            <m:sSup>
+              <m:sSupPr>
+                <m:ctrlPr>
+                  <w:rPr>
+                    <w:rFonts w:ascii="Cambria Math" w:hAnsi="Cambria Math"/>
+                    <w:i/>
+                    <w:lang w:val="en-US"/>
+                  </w:rPr>
+                </m:ctrlPr>
+              </m:sSupPr>
+              <m:e>
+                <m:d>
+                  <m:dPr>
+                    <m:ctrlPr>
+                      <w:rPr>
+                        <w:rFonts w:ascii="Cambria Math" w:hAnsi="Cambria Math"/>
+                        <w:i/>
+                        <w:lang w:val="en-US"/>
+                      </w:rPr>
+                    </m:ctrlPr>
+                  </m:dPr>
+                  <m:e>
+                    <m:d>
+                      <m:dPr>
+                        <m:begChr m:val="|"/>
+                        <m:endChr m:val="|"/>
+                        <m:ctrlPr>
+                          <w:rPr>
+                            <w:rFonts w:ascii="Cambria Math" w:hAnsi="Cambria Math"/>
+                            <w:i/>
+                            <w:lang w:val="en-US"/>
+                          </w:rPr>
+                        </m:ctrlPr>
+                      </m:dPr>
+                      <m:e>
+                        <m:r>
+                          <w:rPr>
+                            <w:rFonts w:ascii="Cambria Math" w:hAnsi="Cambria Math"/>
+                            <w:lang w:val="en-US"/>
+                          </w:rPr>
+                          <m:t>K</m:t>
+                        </m:r>
+                      </m:e>
+                    </m:d>
+                    <m:r>
+                      <w:rPr>
+                        <w:rFonts w:ascii="Cambria Math" w:hAnsi="Cambria Math"/>
+                        <w:lang w:val="en-US"/>
+                      </w:rPr>
+                      <m:t>c</m:t>
+                    </m:r>
+                  </m:e>
+                </m:d>
+              </m:e>
+              <m:sup>
+                <m:r>
+                  <w:rPr>
+                    <w:rFonts w:ascii="Cambria Math" w:hAnsi="Cambria Math"/>
+                    <w:lang w:val="en-US"/>
+                  </w:rPr>
+                  <m:t>2</m:t>
+                </m:r>
+              </m:sup>
+            </m:sSup>
+          </m:e>
+        </m:rad>
+        <m:r>
+          <w:rPr>
+            <w:rFonts w:ascii="Cambria Math" w:hAnsi="Cambria Math"/>
+            <w:lang w:val="en-US"/>
+          </w:rPr>
+          <m:t>-</m:t>
+        </m:r>
+        <m:sSub>
+          <m:sSubPr>
+            <m:ctrlPr>
+              <w:rPr>
+                <w:rFonts w:ascii="Cambria Math" w:hAnsi="Cambria Math"/>
+                <w:i/>
+                <w:lang w:val="en-US"/>
+              </w:rPr>
+            </m:ctrlPr>
+          </m:sSubPr>
+          <m:e>
+            <m:r>
+              <w:rPr>
+                <w:rFonts w:ascii="Cambria Math" w:hAnsi="Cambria Math"/>
+                <w:lang w:val="en-US"/>
+              </w:rPr>
+              <m:t>E</m:t>
+            </m:r>
+          </m:e>
+          <m:sub>
+            <m:r>
+              <w:rPr>
+                <w:rFonts w:ascii="Cambria Math" w:hAnsi="Cambria Math"/>
+                <w:lang w:val="en-US"/>
+              </w:rPr>
+              <m:t>0</m:t>
+            </m:r>
+          </m:sub>
+        </m:sSub>
+        <m:r>
+          <w:rPr>
+            <w:rFonts w:ascii="Cambria Math" w:eastAsiaTheme="minorEastAsia" w:hAnsi="Cambria Math"/>
+            <w:lang w:val="en-US"/>
+          </w:rPr>
+          <m:t>≈</m:t>
+        </m:r>
+        <m:f>
+          <m:fPr>
+            <m:ctrlPr>
+              <w:rPr>
+                <w:rFonts w:ascii="Cambria Math" w:eastAsiaTheme="minorEastAsia" w:hAnsi="Cambria Math"/>
+                <w:i/>
+                <w:lang w:val="en-US"/>
+              </w:rPr>
+            </m:ctrlPr>
+          </m:fPr>
+          <m:num>
+            <m:r>
+              <w:rPr>
+                <w:rFonts w:ascii="Cambria Math" w:eastAsiaTheme="minorEastAsia" w:hAnsi="Cambria Math"/>
+                <w:lang w:val="en-US"/>
+              </w:rPr>
+              <m:t>1</m:t>
+            </m:r>
+          </m:num>
+          <m:den>
+            <m:r>
+              <w:rPr>
+                <w:rFonts w:ascii="Cambria Math" w:eastAsiaTheme="minorEastAsia" w:hAnsi="Cambria Math"/>
+                <w:lang w:val="en-US"/>
+              </w:rPr>
+              <m:t>2</m:t>
+            </m:r>
+          </m:den>
+        </m:f>
+        <m:sSub>
+          <m:sSubPr>
+            <m:ctrlPr>
+              <w:rPr>
+                <w:rFonts w:ascii="Cambria Math" w:hAnsi="Cambria Math"/>
+                <w:i/>
+                <w:lang w:val="en-US"/>
+              </w:rPr>
+            </m:ctrlPr>
+          </m:sSubPr>
+          <m:e>
+            <m:r>
+              <w:rPr>
+                <w:rFonts w:ascii="Cambria Math" w:hAnsi="Cambria Math"/>
+                <w:lang w:val="en-US"/>
+              </w:rPr>
+              <m:t>m</m:t>
+            </m:r>
+          </m:e>
+          <m:sub>
+            <m:r>
+              <w:rPr>
+                <w:rFonts w:ascii="Cambria Math" w:hAnsi="Cambria Math"/>
+                <w:lang w:val="en-US"/>
+              </w:rPr>
+              <m:t>0</m:t>
+            </m:r>
+          </m:sub>
+        </m:sSub>
+        <m:sSup>
+          <m:sSupPr>
+            <m:ctrlPr>
+              <w:rPr>
+                <w:rFonts w:ascii="Cambria Math" w:hAnsi="Cambria Math"/>
+                <w:i/>
+                <w:lang w:val="en-US"/>
+              </w:rPr>
+            </m:ctrlPr>
+          </m:sSupPr>
+          <m:e>
+            <m:r>
+              <w:rPr>
+                <w:rFonts w:ascii="Cambria Math" w:hAnsi="Cambria Math"/>
+                <w:lang w:val="en-US"/>
+              </w:rPr>
+              <m:t>v</m:t>
+            </m:r>
+          </m:e>
+          <m:sup>
+            <m:r>
+              <w:rPr>
+                <w:rFonts w:ascii="Cambria Math" w:hAnsi="Cambria Math"/>
+                <w:lang w:val="en-US"/>
+              </w:rPr>
+              <m:t>2</m:t>
+            </m:r>
+          </m:sup>
+        </m:sSup>
+      </m:oMath>
+      <w:r>
+        <w:rPr>
+          <w:rFonts w:eastAsiaTheme="minorEastAsia"/>
+          <w:lang w:val="en-US"/>
+        </w:rPr>
+        <w:t xml:space="preserve">  </w:t>
+      </w:r>
+    </w:p>
+    <w:p>
+      <w:pPr>
+        <w:pStyle w:val="ListParagraph"/>
+        <w:pBdr>
+          <w:top w:val="single" w:sz="4" w:space="1" w:color="auto"/>
+          <w:left w:val="single" w:sz="4" w:space="4" w:color="auto"/>
+          <w:bottom w:val="single" w:sz="4" w:space="1" w:color="auto"/>
+          <w:right w:val="single" w:sz="4" w:space="4" w:color="auto"/>
+        </w:pBdr>
+        <w:ind w:left="1080"/>
+        <w:rPr>
+          <w:lang w:val="en-US"/>
+        </w:rPr>
+      </w:pPr>
+      <m:oMath>
+        <m:r>
+          <w:rPr>
+            <w:rFonts w:ascii="Cambria Math" w:hAnsi="Cambria Math"/>
+            <w:lang w:val="en-US"/>
+          </w:rPr>
+          <m:t>E=</m:t>
+        </m:r>
+        <m:sSub>
+          <m:sSubPr>
+            <m:ctrlPr>
+              <w:rPr>
+                <w:rFonts w:ascii="Cambria Math" w:hAnsi="Cambria Math"/>
+                <w:i/>
+                <w:lang w:val="en-US"/>
+              </w:rPr>
+            </m:ctrlPr>
+          </m:sSubPr>
+          <m:e>
+            <m:r>
+              <w:rPr>
+                <w:rFonts w:ascii="Cambria Math" w:hAnsi="Cambria Math"/>
+                <w:lang w:val="en-US"/>
+              </w:rPr>
+              <m:t>E</m:t>
+            </m:r>
+          </m:e>
+          <m:sub>
+            <m:r>
+              <w:rPr>
+                <w:rFonts w:ascii="Cambria Math" w:hAnsi="Cambria Math"/>
+                <w:lang w:val="en-US"/>
+              </w:rPr>
+              <m:t>0</m:t>
+            </m:r>
+          </m:sub>
+        </m:sSub>
+        <m:r>
+          <w:rPr>
+            <w:rFonts w:ascii="Cambria Math" w:hAnsi="Cambria Math"/>
+            <w:lang w:val="en-US"/>
+          </w:rPr>
+          <m:t>+</m:t>
+        </m:r>
+        <m:sSub>
+          <m:sSubPr>
+            <m:ctrlPr>
+              <w:rPr>
+                <w:rFonts w:ascii="Cambria Math" w:hAnsi="Cambria Math"/>
+                <w:i/>
+                <w:lang w:val="en-US"/>
+              </w:rPr>
+            </m:ctrlPr>
+          </m:sSubPr>
+          <m:e>
+            <m:r>
+              <w:rPr>
+                <w:rFonts w:ascii="Cambria Math" w:hAnsi="Cambria Math"/>
+                <w:lang w:val="en-US"/>
+              </w:rPr>
+              <m:t>E</m:t>
+            </m:r>
+          </m:e>
+          <m:sub>
+            <m:r>
+              <w:rPr>
+                <w:rFonts w:ascii="Cambria Math" w:hAnsi="Cambria Math"/>
+                <w:lang w:val="en-US"/>
+              </w:rPr>
+              <m:t>K</m:t>
+            </m:r>
+          </m:sub>
+        </m:sSub>
+        <m:r>
+          <w:rPr>
+            <w:rFonts w:ascii="Cambria Math" w:hAnsi="Cambria Math"/>
+            <w:lang w:val="en-US"/>
+          </w:rPr>
+          <m:t>=m</m:t>
+        </m:r>
+        <m:sSup>
+          <m:sSupPr>
+            <m:ctrlPr>
+              <w:rPr>
+                <w:rFonts w:ascii="Cambria Math" w:hAnsi="Cambria Math"/>
+                <w:i/>
+                <w:lang w:val="en-US"/>
+              </w:rPr>
+            </m:ctrlPr>
+          </m:sSupPr>
+          <m:e>
+            <m:r>
+              <w:rPr>
+                <w:rFonts w:ascii="Cambria Math" w:hAnsi="Cambria Math"/>
+                <w:lang w:val="en-US"/>
+              </w:rPr>
+              <m:t>c</m:t>
+            </m:r>
+          </m:e>
+          <m:sup>
+            <m:r>
+              <w:rPr>
+                <w:rFonts w:ascii="Cambria Math" w:hAnsi="Cambria Math"/>
+                <w:lang w:val="en-US"/>
+              </w:rPr>
+              <m:t>2</m:t>
+            </m:r>
+          </m:sup>
+        </m:sSup>
+      </m:oMath>
+      <w:r>
+        <w:rPr>
+          <w:rFonts w:eastAsiaTheme="minorEastAsia"/>
+          <w:lang w:val="en-US"/>
+        </w:rPr>
+        <w:t xml:space="preserve"> </w:t>
+      </w:r>
+    </w:p>
+    <w:p>
+      <w:pPr>
+        <w:pStyle w:val="ListParagraph"/>
         <w:numPr>
           <w:ilvl w:val="0"/>
           <w:numId w:val="6"/>
@@ -2690,6 +3337,7 @@
         <w:rPr>
           <w:lang w:val="en-US"/>
         </w:rPr>
+        <w:lastRenderedPageBreak/>
         <w:t>Nếu tổng ngoại lực tác dụng lên hệ = 0 thì tổng động lượng</w:t>
       </w:r>
       <w:r>
@@ -2722,6 +3370,24 @@
         <w:pStyle w:val="ListParagraph"/>
         <w:numPr>
           <w:ilvl w:val="0"/>
+          <w:numId w:val="6"/>
+        </w:numPr>
+        <w:rPr>
+          <w:lang w:val="en-US"/>
+        </w:rPr>
+      </w:pPr>
+      <w:r>
+        <w:rPr>
+          <w:lang w:val="en-US"/>
+        </w:rPr>
+        <w:t>Tổng lượng năng lượng hệ nhận được = tổng công của các ngoại lực tác dụng lên hệ</w:t>
+      </w:r>
+    </w:p>
+    <w:p>
+      <w:pPr>
+        <w:pStyle w:val="ListParagraph"/>
+        <w:numPr>
+          <w:ilvl w:val="0"/>
           <w:numId w:val="9"/>
         </w:numPr>
         <w:rPr>
@@ -2787,7 +3453,6 @@
         <w:rPr>
           <w:lang w:val="en-US"/>
         </w:rPr>
-        <w:lastRenderedPageBreak/>
         <w:t>Xét tên lửa này đang di chuyển với tốc độ không đổi v</w:t>
       </w:r>
       <w:r>
@@ -3669,13 +4334,21 @@
           <w:rFonts w:eastAsiaTheme="minorEastAsia"/>
           <w:lang w:val="en-US"/>
         </w:rPr>
-        <w:t xml:space="preserve">khi vật trượt phải có khả năng giảm dần tới 0, vật sẽ rời bề mặt khi </w:t>
+        <w:t xml:space="preserve">khi vật trượt phải có khả năng giảm dần tới 0, </w:t>
       </w:r>
       <w:r>
         <w:rPr>
           <w:rFonts w:eastAsiaTheme="minorEastAsia"/>
           <w:lang w:val="en-US"/>
         </w:rPr>
+        <w:lastRenderedPageBreak/>
+        <w:t xml:space="preserve">vật sẽ rời bề mặt khi </w:t>
+      </w:r>
+      <w:r>
+        <w:rPr>
+          <w:rFonts w:eastAsiaTheme="minorEastAsia"/>
+          <w:lang w:val="en-US"/>
+        </w:rPr>
         <w:t xml:space="preserve">nó </w:t>
       </w:r>
       <w:r>
@@ -3823,7 +4496,6 @@
           <w:rFonts w:eastAsiaTheme="minorEastAsia"/>
           <w:lang w:val="en-US"/>
         </w:rPr>
-        <w:lastRenderedPageBreak/>
         <w:t>Xét trong hệ quy chiếu quán tính, m là khối lượng động của vật</w:t>
       </w:r>
     </w:p>
@@ -4982,6 +5654,7 @@
         <w:rPr>
           <w:lang w:val="en-US"/>
         </w:rPr>
+        <w:lastRenderedPageBreak/>
         <w:t>Cho vật xoay quanh trọng tâm bất kể quỹ đạo nhanh chậm tăng tốc các kiểu thì động lượng của vật luôn = 0</w:t>
       </w:r>
     </w:p>
@@ -7011,6 +7684,7 @@
         <w:rPr>
           <w:lang w:val="en-US"/>
         </w:rPr>
+        <w:lastRenderedPageBreak/>
         <w:t xml:space="preserve">Elastic </w:t>
       </w:r>
       <w:r>
@@ -7413,6 +8087,7 @@
         <w:rPr>
           <w:lang w:val="en-US"/>
         </w:rPr>
+        <w:lastRenderedPageBreak/>
         <w:t>Do có 1 đầu dây gắn vào trần, coi nó như 1 bàn tay kéo khác, khi đó, tay ta và trần nhà sẽ cùng hợp lực để kéo 1 vật, do đó lực kéo sẽ chia đôi</w:t>
       </w:r>
     </w:p>
@@ -7489,7 +8164,6 @@
         <w:rPr>
           <w:lang w:val="en-US"/>
         </w:rPr>
-        <w:lastRenderedPageBreak/>
         <w:t>Cho 2 vật bằng phẳng M và N trong môi trường không trọng lực, N đặt trên M sao cả 2 tiếp xúc, tác dụng lực để N trượt trên M, khi đó 2 vật M, N do bằng phẳng nên chúng không tác dụng lực gì nên nhau cả, và dẫn đến N không bao giờ dừng lại, nhưng khi bề mặt M gồ ghề, N cũng gồ ghề, thì khi N trượt trên M, nhưng cái nhô ra từ bề mặt va đập vào nhau, khi này N tác dụng vào M một lực cùng chiều chuyển động của N</w:t>
       </w:r>
       <w:r>
@@ -7917,6 +8591,7 @@
         <w:rPr>
           <w:lang w:val="en-US"/>
         </w:rPr>
+        <w:lastRenderedPageBreak/>
         <w:t>Khi này, từ điểm nhìn của vật này, nếu vật khác có gia tốc hoặc không, thì chưa chắc có lực thật tác dụng lên chúng, coi đó là lực ảo</w:t>
       </w:r>
     </w:p>
@@ -8013,7 +8688,6 @@
         <w:rPr>
           <w:lang w:val="en-US"/>
         </w:rPr>
-        <w:lastRenderedPageBreak/>
         <w:t xml:space="preserve">Giả sử bạn là 1 hệ quy chiếu quán tính, bạn nhìn thấy 1 vật A </w:t>
       </w:r>
       <w:r>
@@ -8883,7 +9557,14 @@
         <w:rPr>
           <w:lang w:val="en-US"/>
         </w:rPr>
-        <w:t>lực hấp dẫn giữa anh ta và trái đất cố gắng kéo anh ta xuống mặt đất, bằng cách giảm dần vận tốc của anh ta, nhưng giả sử vận tốc đầu của anh ta lớn đến nỗi cho dù có buông lỏng thì anh ta vẫn đủ sức bay đến vô tận mà vận tốc vẫn chưa giảm về 0, nguyên nhân là do bay càng cao thì lực hấp dẫn càng giảm, độ giảm vận tốc cũng giảm theo, do không có ma sát, nên theo định luật bảo toàn năng lượng, giả sử nếu anh ta bị kéo ngược trở lại tại 1 thời điểm nào đó, thì khi đó, thế năng của anh ta tại đó so với mặt đất = động năng của anh ta lúc bắt đầu phóng, vì vậy, nếu lúc bắt đầu phóng mà động năng của anh ta vượt qua thế năng tại điểm vô tận thì anh ta sẽ không bao giờ bị kéo trở lại, vận tốc làm cho động năng của anh ta lúc bắt đầu phóng = thế năng ở vô tận gọi là vận tốc thoát</w:t>
+        <w:t xml:space="preserve">lực hấp dẫn giữa anh ta và trái đất cố gắng kéo anh ta xuống mặt đất, bằng cách giảm dần vận tốc của anh ta, nhưng giả sử vận tốc đầu của anh ta lớn đến nỗi cho dù có buông lỏng thì anh ta vẫn đủ sức bay đến vô tận mà vận tốc vẫn chưa giảm về 0, nguyên nhân là do bay càng cao thì lực hấp dẫn càng giảm, độ giảm vận tốc cũng giảm theo, do không có ma sát, nên theo định luật bảo toàn năng lượng, giả sử nếu anh ta bị kéo ngược trở lại tại 1 thời điểm nào đó, thì khi đó, thế năng của anh ta tại đó so với mặt đất = động năng của anh ta lúc bắt đầu phóng, vì vậy, nếu lúc bắt đầu phóng mà động năng </w:t>
+      </w:r>
+      <w:r>
+        <w:rPr>
+          <w:lang w:val="en-US"/>
+        </w:rPr>
+        <w:lastRenderedPageBreak/>
+        <w:t>của anh ta vượt qua thế năng tại điểm vô tận thì anh ta sẽ không bao giờ bị kéo trở lại, vận tốc làm cho động năng của anh ta lúc bắt đầu phóng = thế năng ở vô tận gọi là vận tốc thoát</w:t>
       </w:r>
     </w:p>
     <w:p>
@@ -9041,7 +9722,6 @@
         <w:rPr>
           <w:lang w:val="en-US"/>
         </w:rPr>
-        <w:lastRenderedPageBreak/>
         <w:t>M là khối lượng hành tinh</w:t>
       </w:r>
     </w:p>

--- a/force.docx
+++ b/force.docx
@@ -4427,6 +4427,27 @@
         <w:pStyle w:val="ListParagraph"/>
         <w:numPr>
           <w:ilvl w:val="0"/>
+          <w:numId w:val="6"/>
+        </w:numPr>
+        <w:rPr>
+          <w:rFonts w:ascii="Cambria Math" w:hAnsi="Cambria Math"/>
+          <w:lang w:val="en-US"/>
+          <w:oMath/>
+        </w:rPr>
+      </w:pPr>
+      <w:r>
+        <w:rPr>
+          <w:rFonts w:eastAsiaTheme="minorEastAsia"/>
+          <w:lang w:val="en-US"/>
+        </w:rPr>
+        <w:t>Về cơ bản, nguyên nhân gây ra sự lăn không phải ma sát lăn, thứ đéo tồn tại, mà lại là ma sát nghỉ</w:t>
+      </w:r>
+    </w:p>
+    <w:p>
+      <w:pPr>
+        <w:pStyle w:val="ListParagraph"/>
+        <w:numPr>
+          <w:ilvl w:val="0"/>
           <w:numId w:val="9"/>
         </w:numPr>
         <w:rPr>
@@ -5636,7 +5657,14 @@
         <w:rPr>
           <w:lang w:val="en-US"/>
         </w:rPr>
-        <w:t>Nếu đặt vật lên 1 cột thẳng đứng có bán kính cực nhỏ, coi như = 0, với trọng tâm đặt lên cột, nếu vật 3D thì tưởng tượng cột xuyên qua vật luôn, và coi như hồn ma, xoay vật quanh trọng tâm hướng bất kì, lên xuống trái phải tùm lum, vật vẫn đứng yên và không bị rơi khi thả tay ra dưới tác dụng của trọng lực, điều này có nghĩa điểm đặt của trọng lực tác dụng lên vật chính là trọng tâm</w:t>
+        <w:t xml:space="preserve">Nếu đặt vật lên 1 cột thẳng đứng có bán kính cực nhỏ, coi như = 0, với trọng tâm đặt lên cột, nếu vật 3D thì tưởng tượng cột xuyên qua vật luôn, và coi như hồn ma, xoay vật quanh trọng tâm hướng bất kì, lên xuống trái phải tùm lum, vật vẫn </w:t>
+      </w:r>
+      <w:r>
+        <w:rPr>
+          <w:lang w:val="en-US"/>
+        </w:rPr>
+        <w:lastRenderedPageBreak/>
+        <w:t>đứng yên và không bị rơi khi thả tay ra dưới tác dụng của trọng lực, điều này có nghĩa điểm đặt của trọng lực tác dụng lên vật chính là trọng tâm</w:t>
       </w:r>
     </w:p>
     <w:p>
@@ -5654,7 +5682,6 @@
         <w:rPr>
           <w:lang w:val="en-US"/>
         </w:rPr>
-        <w:lastRenderedPageBreak/>
         <w:t>Cho vật xoay quanh trọng tâm bất kể quỹ đạo nhanh chậm tăng tốc các kiểu thì động lượng của vật luôn = 0</w:t>
       </w:r>
     </w:p>
@@ -7684,38 +7711,392 @@
         <w:rPr>
           <w:lang w:val="en-US"/>
         </w:rPr>
+        <w:t xml:space="preserve">Elastic </w:t>
+      </w:r>
+      <w:r>
+        <w:rPr>
+          <w:lang w:val="en-US"/>
+        </w:rPr>
+        <w:t>Pendulum – Lò Xo:</w:t>
+      </w:r>
+    </w:p>
+    <w:p>
+      <w:pPr>
+        <w:pStyle w:val="ListParagraph"/>
+        <w:numPr>
+          <w:ilvl w:val="0"/>
+          <w:numId w:val="3"/>
+        </w:numPr>
+        <w:rPr>
+          <w:lang w:val="en-US"/>
+        </w:rPr>
+      </w:pPr>
+      <w:r>
+        <w:rPr>
+          <w:lang w:val="en-US"/>
+        </w:rPr>
+        <w:t>Tại Sao Khối Lượng Hệ Lò Xo Thay Đổi Khi Vật Nhỏ Trượt Trên Vật Lớn</w:t>
+      </w:r>
+      <w:r>
+        <w:rPr>
+          <w:lang w:val="en-US"/>
+        </w:rPr>
+        <w:t>?</w:t>
+      </w:r>
+    </w:p>
+    <w:p>
+      <w:pPr>
+        <w:pStyle w:val="ListParagraph"/>
+        <w:numPr>
+          <w:ilvl w:val="0"/>
+          <w:numId w:val="4"/>
+        </w:numPr>
+        <w:rPr>
+          <w:lang w:val="en-US"/>
+        </w:rPr>
+      </w:pPr>
+      <w:r>
+        <w:rPr>
+          <w:lang w:val="en-US"/>
+        </w:rPr>
+        <w:t>Cho lò xo đặt nằm ngang, đầu gắn vật M, trên M gắn thêm N, ban đầu lò xo dao động với tổng khối lượng của hệ = M + N, nhưng khi vật N bắt đầu trượt trên M, thì tổng khối lượng của hệ lò xo chỉ còn M, đó là bởi vì bây giờ lò xo không cần tốn lực để kéo vật thêm phần khối lượng của N nữa, mà nó bây giờ di chuyển tự do</w:t>
+      </w:r>
+    </w:p>
+    <w:p>
+      <w:pPr>
+        <w:rPr>
+          <w:lang w:val="en-US"/>
+        </w:rPr>
+      </w:pPr>
+    </w:p>
+    <w:p>
+      <w:pPr>
+        <w:rPr>
+          <w:lang w:val="en-US"/>
+        </w:rPr>
+      </w:pPr>
+      <w:r>
+        <w:rPr>
+          <w:lang w:val="en-US"/>
+        </w:rPr>
+        <w:t>Simple Pendulum – Con Lắc Đơn:</w:t>
+      </w:r>
+    </w:p>
+    <w:p>
+      <w:pPr>
+        <w:pStyle w:val="ListParagraph"/>
+        <w:numPr>
+          <w:ilvl w:val="0"/>
+          <w:numId w:val="8"/>
+        </w:numPr>
+        <w:rPr>
+          <w:lang w:val="en-US"/>
+        </w:rPr>
+      </w:pPr>
+      <w:r>
+        <w:rPr>
+          <w:lang w:val="en-US"/>
+        </w:rPr>
+        <w:t>Tại Sao Lực Căng Dây Lớn Hơn Thành Phần Trọng Lực Theo Phương Dây?</w:t>
+      </w:r>
+    </w:p>
+    <w:p>
+      <w:pPr>
+        <w:pStyle w:val="ListParagraph"/>
+        <w:numPr>
+          <w:ilvl w:val="0"/>
+          <w:numId w:val="4"/>
+        </w:numPr>
+        <w:rPr>
+          <w:lang w:val="en-US"/>
+        </w:rPr>
+      </w:pPr>
+      <w:r>
+        <w:rPr>
+          <w:lang w:val="en-US"/>
+        </w:rPr>
+        <w:t>Khi con lắc đơn dao động, thì đây là chuyển động tròn, do đó gia tốc pháp tuyến sẽ không thể = 0, và nó hướng vào tâm quay, đóng vai trò là lực hướng tâm, do đó lực căng dây tác dụng lên vật nặng phả</w:t>
+      </w:r>
+      <w:r>
+        <w:rPr>
+          <w:lang w:val="en-US"/>
+        </w:rPr>
+        <w:t>i &gt;</w:t>
+      </w:r>
+      <w:r>
+        <w:rPr>
+          <w:lang w:val="en-US"/>
+        </w:rPr>
+        <w:t xml:space="preserve"> thành phần trọng lực tác dụng vào vậ</w:t>
+      </w:r>
+      <w:r>
+        <w:rPr>
+          <w:lang w:val="en-US"/>
+        </w:rPr>
+        <w:t>t nặng</w:t>
+      </w:r>
+      <w:r>
+        <w:rPr>
+          <w:lang w:val="en-US"/>
+        </w:rPr>
+        <w:t xml:space="preserve"> theo phương dây, khi đó thì mới có lực hướng tâm, và do đây là chuyển động không đều nên gia tốc tiếp tuyến luôn &gt; 0, </w:t>
+      </w:r>
+      <w:r>
+        <w:rPr>
+          <w:lang w:val="en-US"/>
+        </w:rPr>
+        <w:t xml:space="preserve">trừ vị trí cân bằng, </w:t>
+      </w:r>
+      <w:r>
+        <w:rPr>
+          <w:lang w:val="en-US"/>
+        </w:rPr>
+        <w:t>lực kéo về tạo ra gia tố</w:t>
+      </w:r>
+      <w:r>
+        <w:rPr>
+          <w:lang w:val="en-US"/>
+        </w:rPr>
+        <w:t>c này</w:t>
+      </w:r>
+    </w:p>
+    <w:p>
+      <w:pPr>
+        <w:rPr>
+          <w:lang w:val="en-US"/>
+        </w:rPr>
+      </w:pPr>
+    </w:p>
+    <w:p>
+      <w:pPr>
+        <w:rPr>
+          <w:lang w:val="en-US"/>
+        </w:rPr>
+      </w:pPr>
+      <w:r>
+        <w:rPr>
+          <w:lang w:val="en-US"/>
+        </w:rPr>
+        <w:t>Mechanical Advantage – Lợi Thế Cơ Học:</w:t>
+      </w:r>
+    </w:p>
+    <w:p>
+      <w:pPr>
+        <w:pStyle w:val="ListParagraph"/>
+        <w:numPr>
+          <w:ilvl w:val="0"/>
+          <w:numId w:val="16"/>
+        </w:numPr>
+        <w:rPr>
+          <w:lang w:val="en-US"/>
+        </w:rPr>
+      </w:pPr>
+      <w:r>
+        <w:rPr>
+          <w:lang w:val="en-US"/>
+        </w:rPr>
+        <w:t>Lợi Thế Cơ Học Là Gì?</w:t>
+      </w:r>
+    </w:p>
+    <w:p>
+      <w:pPr>
+        <w:pStyle w:val="ListParagraph"/>
+        <w:numPr>
+          <w:ilvl w:val="0"/>
+          <w:numId w:val="4"/>
+        </w:numPr>
+        <w:rPr>
+          <w:lang w:val="en-US"/>
+        </w:rPr>
+      </w:pPr>
+      <w:r>
+        <w:rPr>
+          <w:lang w:val="en-US"/>
+        </w:rPr>
+        <w:t>Xét 1 dụng cụ, khi ta nhấc 1 vật thấy nó nặng vãi, nhưng dùng dụng cụ này thì thấy nhẹ hều, khi đó dụng cụ có lợi thế cơ học, tuy nhiên, để bảo toàn năng lượng, quãng đường mà tay ta đi được sẽ gấp nhiều lần quãng đường vật đi được</w:t>
+      </w:r>
+    </w:p>
+    <w:p>
+      <w:pPr>
+        <w:pStyle w:val="ListParagraph"/>
+        <w:numPr>
+          <w:ilvl w:val="0"/>
+          <w:numId w:val="16"/>
+        </w:numPr>
+        <w:rPr>
+          <w:lang w:val="en-US"/>
+        </w:rPr>
+      </w:pPr>
+      <w:r>
+        <w:rPr>
+          <w:lang w:val="en-US"/>
+        </w:rPr>
+        <w:t>Công Dụng Lớn Nhất Của Những Dụng Cụ Có Lợi Thế Cơ Học?</w:t>
+      </w:r>
+    </w:p>
+    <w:p>
+      <w:pPr>
+        <w:pStyle w:val="ListParagraph"/>
+        <w:numPr>
+          <w:ilvl w:val="0"/>
+          <w:numId w:val="4"/>
+        </w:numPr>
+        <w:rPr>
+          <w:lang w:val="en-US"/>
+        </w:rPr>
+      </w:pPr>
+      <w:r>
+        <w:rPr>
+          <w:lang w:val="en-US"/>
+        </w:rPr>
+        <w:t>Giả sử ta phải giữ 1 vật trong 1 tiếng thấy mệt vãi, thì khi dùng những dụng cụ này, thì thấy khỏe vãi vì lực mà ta phải bỏ ra trong 1 tiếng đã được giảm đi đáng kể</w:t>
+      </w:r>
+    </w:p>
+    <w:p>
+      <w:pPr>
+        <w:rPr>
+          <w:lang w:val="en-US"/>
+        </w:rPr>
+      </w:pPr>
+    </w:p>
+    <w:p>
+      <w:pPr>
+        <w:rPr>
+          <w:lang w:val="en-US"/>
+        </w:rPr>
+      </w:pPr>
+      <w:r>
+        <w:rPr>
+          <w:lang w:val="en-US"/>
+        </w:rPr>
+        <w:t>Pulley – Ròng Rọc:</w:t>
+      </w:r>
+    </w:p>
+    <w:p>
+      <w:pPr>
+        <w:pStyle w:val="ListParagraph"/>
+        <w:numPr>
+          <w:ilvl w:val="0"/>
+          <w:numId w:val="15"/>
+        </w:numPr>
+        <w:rPr>
+          <w:lang w:val="en-US"/>
+        </w:rPr>
+      </w:pPr>
+      <w:r>
+        <w:rPr>
+          <w:lang w:val="en-US"/>
+        </w:rPr>
+        <w:t xml:space="preserve">Tại </w:t>
+      </w:r>
+      <w:r>
+        <w:rPr>
+          <w:lang w:val="en-US"/>
+        </w:rPr>
+        <w:t xml:space="preserve">Sao Cầm Sợi Dây Kéo Vật Qua Ròng Rọc Thì Lực Kéo </w:t>
+      </w:r>
+      <w:r>
+        <w:rPr>
+          <w:lang w:val="en-US"/>
+        </w:rPr>
+        <w:t>=</w:t>
+      </w:r>
+      <w:r>
+        <w:rPr>
+          <w:lang w:val="en-US"/>
+        </w:rPr>
+        <w:t xml:space="preserve"> Trọng Lực?</w:t>
+      </w:r>
+    </w:p>
+    <w:p>
+      <w:pPr>
+        <w:pStyle w:val="ListParagraph"/>
+        <w:numPr>
+          <w:ilvl w:val="0"/>
+          <w:numId w:val="4"/>
+        </w:numPr>
+        <w:rPr>
+          <w:lang w:val="en-US"/>
+        </w:rPr>
+      </w:pPr>
+      <w:r>
+        <w:rPr>
+          <w:lang w:val="en-US"/>
+        </w:rPr>
+        <w:t>Tưởng tượng</w:t>
+      </w:r>
+      <w:r>
+        <w:rPr>
+          <w:lang w:val="en-US"/>
+        </w:rPr>
+        <w:t xml:space="preserve"> bánh</w:t>
+      </w:r>
+      <w:r>
+        <w:rPr>
+          <w:lang w:val="en-US"/>
+        </w:rPr>
+        <w:t xml:space="preserve"> ròng rọc không phải hình tròn mà là hình đa giác đề</w:t>
+      </w:r>
+      <w:r>
+        <w:rPr>
+          <w:lang w:val="en-US"/>
+        </w:rPr>
+        <w:t>u với cạnh rất nhỏ, khi đó tại đỉnh tiếp xúc dây mà tại đó dây có phương thẳng đứng, ta phân tích được trọng lực tác dụng lên thành phần dây ở điểm này thành 2 Vector, 1 Vector triệt tiêu phản lực của bánh ròng rọc và 1 Vector có độ lớn = trọng lực và có phương của thành phần dây kế tiếp, cứ như thế Vector này lại truyền lên phía trên và độ lớn lực kéo như nhau tại mọi điểm trên dây, do đó nếu muốn kéo vật lên đều thì lực kéo phải ít nhất = trọng lực vật</w:t>
+      </w:r>
+    </w:p>
+    <w:p>
+      <w:pPr>
+        <w:pStyle w:val="ListParagraph"/>
+        <w:numPr>
+          <w:ilvl w:val="0"/>
+          <w:numId w:val="15"/>
+        </w:numPr>
+        <w:rPr>
+          <w:lang w:val="en-US"/>
+        </w:rPr>
+      </w:pPr>
+      <w:r>
+        <w:rPr>
+          <w:lang w:val="en-US"/>
+        </w:rPr>
+        <w:t>Ròng Rọc Động Là Gì?</w:t>
+      </w:r>
+    </w:p>
+    <w:p>
+      <w:pPr>
+        <w:pStyle w:val="ListParagraph"/>
+        <w:numPr>
+          <w:ilvl w:val="0"/>
+          <w:numId w:val="4"/>
+        </w:numPr>
+        <w:rPr>
+          <w:lang w:val="en-US"/>
+        </w:rPr>
+      </w:pPr>
+      <w:r>
+        <w:rPr>
+          <w:lang w:val="en-US"/>
+        </w:rPr>
         <w:lastRenderedPageBreak/>
-        <w:t xml:space="preserve">Elastic </w:t>
-      </w:r>
-      <w:r>
-        <w:rPr>
-          <w:lang w:val="en-US"/>
-        </w:rPr>
-        <w:t>Pendulum – Lò Xo:</w:t>
-      </w:r>
-    </w:p>
-    <w:p>
-      <w:pPr>
-        <w:pStyle w:val="ListParagraph"/>
-        <w:numPr>
-          <w:ilvl w:val="0"/>
-          <w:numId w:val="3"/>
-        </w:numPr>
-        <w:rPr>
-          <w:lang w:val="en-US"/>
-        </w:rPr>
-      </w:pPr>
-      <w:r>
-        <w:rPr>
-          <w:lang w:val="en-US"/>
-        </w:rPr>
-        <w:t>Tại Sao Khối Lượng Hệ Lò Xo Thay Đổi Khi Vật Nhỏ Trượt Trên Vật Lớn</w:t>
-      </w:r>
-      <w:r>
-        <w:rPr>
-          <w:lang w:val="en-US"/>
-        </w:rPr>
-        <w:t>?</w:t>
+        <w:t>Lấy ròng rọc cố định đảo ngược nó lại, nghĩa là bánh ròng rọc gắn trực tiếp với vật, luồn dưới đít nó sợi dây, rồi gắn 1 đầu lên trần, đầu còn lại cầm tay kéo</w:t>
+      </w:r>
+    </w:p>
+    <w:p>
+      <w:pPr>
+        <w:pStyle w:val="ListParagraph"/>
+        <w:numPr>
+          <w:ilvl w:val="0"/>
+          <w:numId w:val="15"/>
+        </w:numPr>
+        <w:rPr>
+          <w:lang w:val="en-US"/>
+        </w:rPr>
+      </w:pPr>
+      <w:r>
+        <w:rPr>
+          <w:lang w:val="en-US"/>
+        </w:rPr>
+        <w:t>Tại Sao Dùng Ròng Rọc Động Giảm Lực Kéo?</w:t>
       </w:r>
     </w:p>
     <w:p>
@@ -7733,361 +8114,6 @@
         <w:rPr>
           <w:lang w:val="en-US"/>
         </w:rPr>
-        <w:t>Cho lò xo đặt nằm ngang, đầu gắn vật M, trên M gắn thêm N, ban đầu lò xo dao động với tổng khối lượng của hệ = M + N, nhưng khi vật N bắt đầu trượt trên M, thì tổng khối lượng của hệ lò xo chỉ còn M, đó là bởi vì bây giờ lò xo không cần tốn lực để kéo vật thêm phần khối lượng của N nữa, mà nó bây giờ di chuyển tự do</w:t>
-      </w:r>
-    </w:p>
-    <w:p>
-      <w:pPr>
-        <w:rPr>
-          <w:lang w:val="en-US"/>
-        </w:rPr>
-      </w:pPr>
-    </w:p>
-    <w:p>
-      <w:pPr>
-        <w:rPr>
-          <w:lang w:val="en-US"/>
-        </w:rPr>
-      </w:pPr>
-      <w:r>
-        <w:rPr>
-          <w:lang w:val="en-US"/>
-        </w:rPr>
-        <w:t>Simple Pendulum – Con Lắc Đơn:</w:t>
-      </w:r>
-    </w:p>
-    <w:p>
-      <w:pPr>
-        <w:pStyle w:val="ListParagraph"/>
-        <w:numPr>
-          <w:ilvl w:val="0"/>
-          <w:numId w:val="8"/>
-        </w:numPr>
-        <w:rPr>
-          <w:lang w:val="en-US"/>
-        </w:rPr>
-      </w:pPr>
-      <w:r>
-        <w:rPr>
-          <w:lang w:val="en-US"/>
-        </w:rPr>
-        <w:t>Tại Sao Lực Căng Dây Lớn Hơn Thành Phần Trọng Lực Theo Phương Dây?</w:t>
-      </w:r>
-    </w:p>
-    <w:p>
-      <w:pPr>
-        <w:pStyle w:val="ListParagraph"/>
-        <w:numPr>
-          <w:ilvl w:val="0"/>
-          <w:numId w:val="4"/>
-        </w:numPr>
-        <w:rPr>
-          <w:lang w:val="en-US"/>
-        </w:rPr>
-      </w:pPr>
-      <w:r>
-        <w:rPr>
-          <w:lang w:val="en-US"/>
-        </w:rPr>
-        <w:t>Khi con lắc đơn dao động, thì đây là chuyển động tròn, do đó gia tốc pháp tuyến sẽ không thể = 0, và nó hướng vào tâm quay, đóng vai trò là lực hướng tâm, do đó lực căng dây tác dụng lên vật nặng phả</w:t>
-      </w:r>
-      <w:r>
-        <w:rPr>
-          <w:lang w:val="en-US"/>
-        </w:rPr>
-        <w:t>i &gt;</w:t>
-      </w:r>
-      <w:r>
-        <w:rPr>
-          <w:lang w:val="en-US"/>
-        </w:rPr>
-        <w:t xml:space="preserve"> thành phần trọng lực tác dụng vào vậ</w:t>
-      </w:r>
-      <w:r>
-        <w:rPr>
-          <w:lang w:val="en-US"/>
-        </w:rPr>
-        <w:t>t nặng</w:t>
-      </w:r>
-      <w:r>
-        <w:rPr>
-          <w:lang w:val="en-US"/>
-        </w:rPr>
-        <w:t xml:space="preserve"> theo phương dây, khi đó thì mới có lực hướng tâm, và do đây là chuyển động không đều nên gia tốc tiếp tuyến luôn &gt; 0, </w:t>
-      </w:r>
-      <w:r>
-        <w:rPr>
-          <w:lang w:val="en-US"/>
-        </w:rPr>
-        <w:t xml:space="preserve">trừ vị trí cân bằng, </w:t>
-      </w:r>
-      <w:r>
-        <w:rPr>
-          <w:lang w:val="en-US"/>
-        </w:rPr>
-        <w:t>lực kéo về tạo ra gia tố</w:t>
-      </w:r>
-      <w:r>
-        <w:rPr>
-          <w:lang w:val="en-US"/>
-        </w:rPr>
-        <w:t>c này</w:t>
-      </w:r>
-    </w:p>
-    <w:p>
-      <w:pPr>
-        <w:rPr>
-          <w:lang w:val="en-US"/>
-        </w:rPr>
-      </w:pPr>
-    </w:p>
-    <w:p>
-      <w:pPr>
-        <w:rPr>
-          <w:lang w:val="en-US"/>
-        </w:rPr>
-      </w:pPr>
-      <w:r>
-        <w:rPr>
-          <w:lang w:val="en-US"/>
-        </w:rPr>
-        <w:t>Mechanical Advantage – Lợi Thế Cơ Học:</w:t>
-      </w:r>
-    </w:p>
-    <w:p>
-      <w:pPr>
-        <w:pStyle w:val="ListParagraph"/>
-        <w:numPr>
-          <w:ilvl w:val="0"/>
-          <w:numId w:val="16"/>
-        </w:numPr>
-        <w:rPr>
-          <w:lang w:val="en-US"/>
-        </w:rPr>
-      </w:pPr>
-      <w:r>
-        <w:rPr>
-          <w:lang w:val="en-US"/>
-        </w:rPr>
-        <w:t>Lợi Thế Cơ Học Là Gì?</w:t>
-      </w:r>
-    </w:p>
-    <w:p>
-      <w:pPr>
-        <w:pStyle w:val="ListParagraph"/>
-        <w:numPr>
-          <w:ilvl w:val="0"/>
-          <w:numId w:val="4"/>
-        </w:numPr>
-        <w:rPr>
-          <w:lang w:val="en-US"/>
-        </w:rPr>
-      </w:pPr>
-      <w:r>
-        <w:rPr>
-          <w:lang w:val="en-US"/>
-        </w:rPr>
-        <w:t>Xét 1 dụng cụ, khi ta nhấc 1 vật thấy nó nặng vãi, nhưng dùng dụng cụ này thì thấy nhẹ hều, khi đó dụng cụ có lợi thế cơ học, tuy nhiên, để bảo toàn năng lượng, quãng đường mà tay ta đi được sẽ gấp nhiều lần quãng đường vật đi được</w:t>
-      </w:r>
-    </w:p>
-    <w:p>
-      <w:pPr>
-        <w:pStyle w:val="ListParagraph"/>
-        <w:numPr>
-          <w:ilvl w:val="0"/>
-          <w:numId w:val="16"/>
-        </w:numPr>
-        <w:rPr>
-          <w:lang w:val="en-US"/>
-        </w:rPr>
-      </w:pPr>
-      <w:r>
-        <w:rPr>
-          <w:lang w:val="en-US"/>
-        </w:rPr>
-        <w:t>Công Dụng Lớn Nhất Của Những Dụng Cụ Có Lợi Thế Cơ Học?</w:t>
-      </w:r>
-    </w:p>
-    <w:p>
-      <w:pPr>
-        <w:pStyle w:val="ListParagraph"/>
-        <w:numPr>
-          <w:ilvl w:val="0"/>
-          <w:numId w:val="4"/>
-        </w:numPr>
-        <w:rPr>
-          <w:lang w:val="en-US"/>
-        </w:rPr>
-      </w:pPr>
-      <w:r>
-        <w:rPr>
-          <w:lang w:val="en-US"/>
-        </w:rPr>
-        <w:t>Giả sử ta phải giữ 1 vật trong 1 tiếng thấy mệt vãi, thì khi dùng những dụng cụ này, thì thấy khỏe vãi vì lực mà ta phải bỏ ra trong 1 tiếng đã được giảm đi đáng kể</w:t>
-      </w:r>
-    </w:p>
-    <w:p>
-      <w:pPr>
-        <w:rPr>
-          <w:lang w:val="en-US"/>
-        </w:rPr>
-      </w:pPr>
-    </w:p>
-    <w:p>
-      <w:pPr>
-        <w:rPr>
-          <w:lang w:val="en-US"/>
-        </w:rPr>
-      </w:pPr>
-      <w:r>
-        <w:rPr>
-          <w:lang w:val="en-US"/>
-        </w:rPr>
-        <w:t>Pulley – Ròng Rọc:</w:t>
-      </w:r>
-    </w:p>
-    <w:p>
-      <w:pPr>
-        <w:pStyle w:val="ListParagraph"/>
-        <w:numPr>
-          <w:ilvl w:val="0"/>
-          <w:numId w:val="15"/>
-        </w:numPr>
-        <w:rPr>
-          <w:lang w:val="en-US"/>
-        </w:rPr>
-      </w:pPr>
-      <w:r>
-        <w:rPr>
-          <w:lang w:val="en-US"/>
-        </w:rPr>
-        <w:t xml:space="preserve">Tại </w:t>
-      </w:r>
-      <w:r>
-        <w:rPr>
-          <w:lang w:val="en-US"/>
-        </w:rPr>
-        <w:t xml:space="preserve">Sao Cầm Sợi Dây Kéo Vật Qua Ròng Rọc Thì Lực Kéo </w:t>
-      </w:r>
-      <w:r>
-        <w:rPr>
-          <w:lang w:val="en-US"/>
-        </w:rPr>
-        <w:t>=</w:t>
-      </w:r>
-      <w:r>
-        <w:rPr>
-          <w:lang w:val="en-US"/>
-        </w:rPr>
-        <w:t xml:space="preserve"> Trọng Lực?</w:t>
-      </w:r>
-    </w:p>
-    <w:p>
-      <w:pPr>
-        <w:pStyle w:val="ListParagraph"/>
-        <w:numPr>
-          <w:ilvl w:val="0"/>
-          <w:numId w:val="4"/>
-        </w:numPr>
-        <w:rPr>
-          <w:lang w:val="en-US"/>
-        </w:rPr>
-      </w:pPr>
-      <w:r>
-        <w:rPr>
-          <w:lang w:val="en-US"/>
-        </w:rPr>
-        <w:t>Tưởng tượng</w:t>
-      </w:r>
-      <w:r>
-        <w:rPr>
-          <w:lang w:val="en-US"/>
-        </w:rPr>
-        <w:t xml:space="preserve"> bánh</w:t>
-      </w:r>
-      <w:r>
-        <w:rPr>
-          <w:lang w:val="en-US"/>
-        </w:rPr>
-        <w:t xml:space="preserve"> ròng rọc không phải hình tròn mà là hình đa giác đề</w:t>
-      </w:r>
-      <w:r>
-        <w:rPr>
-          <w:lang w:val="en-US"/>
-        </w:rPr>
-        <w:t>u với cạnh rất nhỏ, khi đó tại đỉnh tiếp xúc dây mà tại đó dây có phương thẳng đứng, ta phân tích được trọng lực tác dụng lên thành phần dây ở điểm này thành 2 Vector, 1 Vector triệt tiêu phản lực của bánh ròng rọc và 1 Vector có độ lớn = trọng lực và có phương của thành phần dây kế tiếp, cứ như thế Vector này lại truyền lên phía trên và độ lớn lực kéo như nhau tại mọi điểm trên dây, do đó nếu muốn kéo vật lên đều thì lực kéo phải ít nhất = trọng lực vật</w:t>
-      </w:r>
-    </w:p>
-    <w:p>
-      <w:pPr>
-        <w:pStyle w:val="ListParagraph"/>
-        <w:numPr>
-          <w:ilvl w:val="0"/>
-          <w:numId w:val="15"/>
-        </w:numPr>
-        <w:rPr>
-          <w:lang w:val="en-US"/>
-        </w:rPr>
-      </w:pPr>
-      <w:r>
-        <w:rPr>
-          <w:lang w:val="en-US"/>
-        </w:rPr>
-        <w:t>Ròng Rọc Động Là Gì?</w:t>
-      </w:r>
-    </w:p>
-    <w:p>
-      <w:pPr>
-        <w:pStyle w:val="ListParagraph"/>
-        <w:numPr>
-          <w:ilvl w:val="0"/>
-          <w:numId w:val="4"/>
-        </w:numPr>
-        <w:rPr>
-          <w:lang w:val="en-US"/>
-        </w:rPr>
-      </w:pPr>
-      <w:r>
-        <w:rPr>
-          <w:lang w:val="en-US"/>
-        </w:rPr>
-        <w:t>Lấy ròng rọc cố định đảo ngược nó lại, nghĩa là bánh ròng rọc gắn trực tiếp với vật, luồn dưới đít nó sợi dây, rồi gắn 1 đầu lên trần, đầu còn lại cầm tay kéo</w:t>
-      </w:r>
-    </w:p>
-    <w:p>
-      <w:pPr>
-        <w:pStyle w:val="ListParagraph"/>
-        <w:numPr>
-          <w:ilvl w:val="0"/>
-          <w:numId w:val="15"/>
-        </w:numPr>
-        <w:rPr>
-          <w:lang w:val="en-US"/>
-        </w:rPr>
-      </w:pPr>
-      <w:r>
-        <w:rPr>
-          <w:lang w:val="en-US"/>
-        </w:rPr>
-        <w:t>Tại Sao Dùng Ròng Rọc Động Giảm Lực Kéo?</w:t>
-      </w:r>
-    </w:p>
-    <w:p>
-      <w:pPr>
-        <w:pStyle w:val="ListParagraph"/>
-        <w:numPr>
-          <w:ilvl w:val="0"/>
-          <w:numId w:val="4"/>
-        </w:numPr>
-        <w:rPr>
-          <w:lang w:val="en-US"/>
-        </w:rPr>
-      </w:pPr>
-      <w:r>
-        <w:rPr>
-          <w:lang w:val="en-US"/>
-        </w:rPr>
-        <w:lastRenderedPageBreak/>
         <w:t>Do có 1 đầu dây gắn vào trần, coi nó như 1 bàn tay kéo khác, khi đó, tay ta và trần nhà sẽ cùng hợp lực để kéo 1 vật, do đó lực kéo sẽ chia đôi</w:t>
       </w:r>
     </w:p>
@@ -8543,6 +8569,7 @@
         <w:rPr>
           <w:lang w:val="en-US"/>
         </w:rPr>
+        <w:lastRenderedPageBreak/>
         <w:t>Hệ Quy Chiếu Phi Quán Tính (Non Inertial Frame</w:t>
       </w:r>
       <w:r>
@@ -8591,7 +8618,6 @@
         <w:rPr>
           <w:lang w:val="en-US"/>
         </w:rPr>
-        <w:lastRenderedPageBreak/>
         <w:t>Khi này, từ điểm nhìn của vật này, nếu vật khác có gia tốc hoặc không, thì chưa chắc có lực thật tác dụng lên chúng, coi đó là lực ảo</w:t>
       </w:r>
     </w:p>
@@ -9557,14 +9583,14 @@
         <w:rPr>
           <w:lang w:val="en-US"/>
         </w:rPr>
-        <w:t xml:space="preserve">lực hấp dẫn giữa anh ta và trái đất cố gắng kéo anh ta xuống mặt đất, bằng cách giảm dần vận tốc của anh ta, nhưng giả sử vận tốc đầu của anh ta lớn đến nỗi cho dù có buông lỏng thì anh ta vẫn đủ sức bay đến vô tận mà vận tốc vẫn chưa giảm về 0, nguyên nhân là do bay càng cao thì lực hấp dẫn càng giảm, độ giảm vận tốc cũng giảm theo, do không có ma sát, nên theo định luật bảo toàn năng lượng, giả sử nếu anh ta bị kéo ngược trở lại tại 1 thời điểm nào đó, thì khi đó, thế năng của anh ta tại đó so với mặt đất = động năng của anh ta lúc bắt đầu phóng, vì vậy, nếu lúc bắt đầu phóng mà động năng </w:t>
+        <w:t xml:space="preserve">lực hấp dẫn giữa anh ta và trái đất cố gắng kéo anh ta xuống mặt đất, bằng cách giảm dần vận tốc của anh ta, nhưng giả sử vận tốc đầu của anh ta lớn đến nỗi cho dù có buông lỏng thì anh ta vẫn đủ sức bay đến vô tận mà vận tốc vẫn chưa giảm về 0, nguyên nhân là do bay càng cao thì lực hấp dẫn càng giảm, độ giảm vận tốc cũng giảm theo, do không có ma sát, nên </w:t>
       </w:r>
       <w:r>
         <w:rPr>
           <w:lang w:val="en-US"/>
         </w:rPr>
         <w:lastRenderedPageBreak/>
-        <w:t>của anh ta vượt qua thế năng tại điểm vô tận thì anh ta sẽ không bao giờ bị kéo trở lại, vận tốc làm cho động năng của anh ta lúc bắt đầu phóng = thế năng ở vô tận gọi là vận tốc thoát</w:t>
+        <w:t>theo định luật bảo toàn năng lượng, giả sử nếu anh ta bị kéo ngược trở lại tại 1 thời điểm nào đó, thì khi đó, thế năng của anh ta tại đó so với mặt đất = động năng của anh ta lúc bắt đầu phóng, vì vậy, nếu lúc bắt đầu phóng mà động năng của anh ta vượt qua thế năng tại điểm vô tận thì anh ta sẽ không bao giờ bị kéo trở lại, vận tốc làm cho động năng của anh ta lúc bắt đầu phóng = thế năng ở vô tận gọi là vận tốc thoát</w:t>
       </w:r>
     </w:p>
     <w:p>

--- a/force.docx
+++ b/force.docx
@@ -839,6 +839,85 @@
                 <w:lang w:val="en-US"/>
               </w:rPr>
               <m:t>2a</m:t>
+            </m:r>
+          </m:den>
+        </m:f>
+        <m:r>
+          <w:rPr>
+            <w:rFonts w:ascii="Cambria Math" w:eastAsiaTheme="minorEastAsia" w:hAnsi="Cambria Math"/>
+            <w:lang w:val="en-US"/>
+          </w:rPr>
+          <m:t>=t</m:t>
+        </m:r>
+        <m:f>
+          <m:fPr>
+            <m:ctrlPr>
+              <w:rPr>
+                <w:rFonts w:ascii="Cambria Math" w:eastAsiaTheme="minorEastAsia" w:hAnsi="Cambria Math"/>
+                <w:i/>
+                <w:lang w:val="en-US"/>
+              </w:rPr>
+            </m:ctrlPr>
+          </m:fPr>
+          <m:num>
+            <m:r>
+              <w:rPr>
+                <w:rFonts w:ascii="Cambria Math" w:eastAsiaTheme="minorEastAsia" w:hAnsi="Cambria Math"/>
+                <w:lang w:val="en-US"/>
+              </w:rPr>
+              <m:t>v</m:t>
+            </m:r>
+            <m:r>
+              <w:rPr>
+                <w:rFonts w:ascii="Cambria Math" w:eastAsiaTheme="minorEastAsia" w:hAnsi="Cambria Math"/>
+                <w:lang w:val="en-US"/>
+              </w:rPr>
+              <m:t xml:space="preserve"> +</m:t>
+            </m:r>
+            <m:r>
+              <w:rPr>
+                <w:rFonts w:ascii="Cambria Math" w:eastAsiaTheme="minorEastAsia" w:hAnsi="Cambria Math"/>
+                <w:lang w:val="en-US"/>
+              </w:rPr>
+              <m:t xml:space="preserve"> </m:t>
+            </m:r>
+            <m:sSub>
+              <m:sSubPr>
+                <m:ctrlPr>
+                  <w:rPr>
+                    <w:rFonts w:ascii="Cambria Math" w:eastAsiaTheme="minorEastAsia" w:hAnsi="Cambria Math"/>
+                    <w:i/>
+                    <w:lang w:val="en-US"/>
+                  </w:rPr>
+                </m:ctrlPr>
+              </m:sSubPr>
+              <m:e>
+                <m:r>
+                  <w:rPr>
+                    <w:rFonts w:ascii="Cambria Math" w:eastAsiaTheme="minorEastAsia" w:hAnsi="Cambria Math"/>
+                    <w:lang w:val="en-US"/>
+                  </w:rPr>
+                  <m:t>v</m:t>
+                </m:r>
+              </m:e>
+              <m:sub>
+                <m:r>
+                  <w:rPr>
+                    <w:rFonts w:ascii="Cambria Math" w:eastAsiaTheme="minorEastAsia" w:hAnsi="Cambria Math"/>
+                    <w:lang w:val="en-US"/>
+                  </w:rPr>
+                  <m:t>0</m:t>
+                </m:r>
+              </m:sub>
+            </m:sSub>
+          </m:num>
+          <m:den>
+            <m:r>
+              <w:rPr>
+                <w:rFonts w:ascii="Cambria Math" w:eastAsiaTheme="minorEastAsia" w:hAnsi="Cambria Math"/>
+                <w:lang w:val="en-US"/>
+              </w:rPr>
+              <m:t>2</m:t>
             </m:r>
           </m:den>
         </m:f>

--- a/force.docx
+++ b/force.docx
@@ -237,7 +237,13 @@
         <w:rPr>
           <w:lang w:val="en-US"/>
         </w:rPr>
-        <w:t>Khoảng Cách Ném Vật Đi Xa Nhất Nếu Ném Tại Mặt Đất?</w:t>
+        <w:t>Khoảng Cách Ném Vật Đi Xa N</w:t>
+      </w:r>
+      <w:r>
+        <w:rPr>
+          <w:lang w:val="en-US"/>
+        </w:rPr>
+        <w:t>hất Khi Ném Xiên Tại Mặt Đất?</w:t>
       </w:r>
     </w:p>
     <w:p>
@@ -445,6 +451,183 @@
           <w:lang w:val="en-US"/>
         </w:rPr>
         <w:t xml:space="preserve"> là góc ném so với mặt phẳng ngang</w:t>
+      </w:r>
+    </w:p>
+    <w:p>
+      <w:pPr>
+        <w:pStyle w:val="ListParagraph"/>
+        <w:numPr>
+          <w:ilvl w:val="0"/>
+          <w:numId w:val="12"/>
+        </w:numPr>
+        <w:rPr>
+          <w:rFonts w:ascii="Cambria Math" w:hAnsi="Cambria Math"/>
+          <w:lang w:val="en-US"/>
+          <w:oMath/>
+        </w:rPr>
+      </w:pPr>
+      <w:r>
+        <w:rPr>
+          <w:rFonts w:eastAsiaTheme="minorEastAsia"/>
+          <w:lang w:val="en-US"/>
+        </w:rPr>
+        <w:t>Tính Độ Cao Cực Đại Khi Ném Xiên Vật Tại Mặt Đất?</w:t>
+      </w:r>
+    </w:p>
+    <w:p>
+      <w:pPr>
+        <w:pStyle w:val="ListParagraph"/>
+        <w:pBdr>
+          <w:top w:val="single" w:sz="4" w:space="1" w:color="auto"/>
+          <w:left w:val="single" w:sz="4" w:space="4" w:color="auto"/>
+          <w:bottom w:val="single" w:sz="4" w:space="1" w:color="auto"/>
+          <w:right w:val="single" w:sz="4" w:space="4" w:color="auto"/>
+        </w:pBdr>
+        <w:ind w:left="1080"/>
+        <w:rPr>
+          <w:rFonts w:ascii="Cambria Math" w:hAnsi="Cambria Math"/>
+          <w:lang w:val="en-US"/>
+          <w:oMath/>
+        </w:rPr>
+      </w:pPr>
+      <m:oMath>
+        <m:r>
+          <w:rPr>
+            <w:rFonts w:ascii="Cambria Math" w:hAnsi="Cambria Math"/>
+            <w:lang w:val="en-US"/>
+          </w:rPr>
+          <m:t>H</m:t>
+        </m:r>
+        <m:r>
+          <w:rPr>
+            <w:rFonts w:ascii="Cambria Math" w:eastAsiaTheme="minorEastAsia" w:hAnsi="Cambria Math"/>
+            <w:lang w:val="en-US"/>
+          </w:rPr>
+          <m:t>=</m:t>
+        </m:r>
+        <m:f>
+          <m:fPr>
+            <m:ctrlPr>
+              <w:rPr>
+                <w:rFonts w:ascii="Cambria Math" w:eastAsiaTheme="minorEastAsia" w:hAnsi="Cambria Math"/>
+                <w:i/>
+                <w:lang w:val="en-US"/>
+              </w:rPr>
+            </m:ctrlPr>
+          </m:fPr>
+          <m:num>
+            <m:sSubSup>
+              <m:sSubSupPr>
+                <m:ctrlPr>
+                  <w:rPr>
+                    <w:rFonts w:ascii="Cambria Math" w:eastAsiaTheme="minorEastAsia" w:hAnsi="Cambria Math"/>
+                    <w:i/>
+                    <w:lang w:val="en-US"/>
+                  </w:rPr>
+                </m:ctrlPr>
+              </m:sSubSupPr>
+              <m:e>
+                <m:r>
+                  <w:rPr>
+                    <w:rFonts w:ascii="Cambria Math" w:eastAsiaTheme="minorEastAsia" w:hAnsi="Cambria Math"/>
+                    <w:lang w:val="en-US"/>
+                  </w:rPr>
+                  <m:t>v</m:t>
+                </m:r>
+              </m:e>
+              <m:sub>
+                <m:r>
+                  <w:rPr>
+                    <w:rFonts w:ascii="Cambria Math" w:eastAsiaTheme="minorEastAsia" w:hAnsi="Cambria Math"/>
+                    <w:lang w:val="en-US"/>
+                  </w:rPr>
+                  <m:t>0</m:t>
+                </m:r>
+              </m:sub>
+              <m:sup>
+                <m:r>
+                  <w:rPr>
+                    <w:rFonts w:ascii="Cambria Math" w:eastAsiaTheme="minorEastAsia" w:hAnsi="Cambria Math"/>
+                    <w:lang w:val="en-US"/>
+                  </w:rPr>
+                  <m:t>2</m:t>
+                </m:r>
+              </m:sup>
+            </m:sSubSup>
+          </m:num>
+          <m:den>
+            <m:r>
+              <w:rPr>
+                <w:rFonts w:ascii="Cambria Math" w:eastAsiaTheme="minorEastAsia" w:hAnsi="Cambria Math"/>
+                <w:lang w:val="en-US"/>
+              </w:rPr>
+              <m:t>2</m:t>
+            </m:r>
+            <m:r>
+              <w:rPr>
+                <w:rFonts w:ascii="Cambria Math" w:eastAsiaTheme="minorEastAsia" w:hAnsi="Cambria Math"/>
+                <w:lang w:val="en-US"/>
+              </w:rPr>
+              <m:t>g</m:t>
+            </m:r>
+          </m:den>
+        </m:f>
+        <m:sSup>
+          <m:sSupPr>
+            <m:ctrlPr>
+              <w:rPr>
+                <w:rFonts w:ascii="Cambria Math" w:eastAsiaTheme="minorEastAsia" w:hAnsi="Cambria Math"/>
+                <w:i/>
+                <w:lang w:val="en-US"/>
+              </w:rPr>
+            </m:ctrlPr>
+          </m:sSupPr>
+          <m:e>
+            <m:r>
+              <w:rPr>
+                <w:rFonts w:ascii="Cambria Math" w:eastAsiaTheme="minorEastAsia" w:hAnsi="Cambria Math"/>
+                <w:lang w:val="en-US"/>
+              </w:rPr>
+              <m:t>sin</m:t>
+            </m:r>
+          </m:e>
+          <m:sup>
+            <m:r>
+              <w:rPr>
+                <w:rFonts w:ascii="Cambria Math" w:eastAsiaTheme="minorEastAsia" w:hAnsi="Cambria Math"/>
+                <w:lang w:val="en-US"/>
+              </w:rPr>
+              <m:t>2</m:t>
+            </m:r>
+          </m:sup>
+        </m:sSup>
+        <m:d>
+          <m:dPr>
+            <m:ctrlPr>
+              <w:rPr>
+                <w:rFonts w:ascii="Cambria Math" w:eastAsiaTheme="minorEastAsia" w:hAnsi="Cambria Math"/>
+                <w:i/>
+                <w:lang w:val="en-US"/>
+              </w:rPr>
+            </m:ctrlPr>
+          </m:dPr>
+          <m:e>
+            <m:r>
+              <w:rPr>
+                <w:rFonts w:ascii="Cambria Math" w:hAnsi="Cambria Math"/>
+                <w:lang w:val="en-US"/>
+              </w:rPr>
+              <m:t>θ</m:t>
+            </m:r>
+          </m:e>
+        </m:d>
+      </m:oMath>
+      <w:r>
+        <w:rPr>
+          <w:rFonts w:eastAsiaTheme="minorEastAsia"/>
+          <w:lang w:val="en-US"/>
+        </w:rPr>
+        <w:t xml:space="preserve"> </w:t>
       </w:r>
     </w:p>
     <w:p>
@@ -865,21 +1048,7 @@
                 <w:rFonts w:ascii="Cambria Math" w:eastAsiaTheme="minorEastAsia" w:hAnsi="Cambria Math"/>
                 <w:lang w:val="en-US"/>
               </w:rPr>
-              <m:t>v</m:t>
-            </m:r>
-            <m:r>
-              <w:rPr>
-                <w:rFonts w:ascii="Cambria Math" w:eastAsiaTheme="minorEastAsia" w:hAnsi="Cambria Math"/>
-                <w:lang w:val="en-US"/>
-              </w:rPr>
-              <m:t xml:space="preserve"> +</m:t>
-            </m:r>
-            <m:r>
-              <w:rPr>
-                <w:rFonts w:ascii="Cambria Math" w:eastAsiaTheme="minorEastAsia" w:hAnsi="Cambria Math"/>
-                <w:lang w:val="en-US"/>
-              </w:rPr>
-              <m:t xml:space="preserve"> </m:t>
+              <m:t xml:space="preserve">v + </m:t>
             </m:r>
             <m:sSub>
               <m:sSubPr>
@@ -1108,6 +1277,7 @@
         <w:rPr>
           <w:lang w:val="en-US"/>
         </w:rPr>
+        <w:lastRenderedPageBreak/>
         <w:t>r</w:t>
       </w:r>
       <w:r>
@@ -1170,7 +1340,6 @@
         <w:rPr>
           <w:lang w:val="en-US"/>
         </w:rPr>
-        <w:lastRenderedPageBreak/>
         <w:t xml:space="preserve">Cho 1 vật đang chuyển động, điểm nhìn là </w:t>
       </w:r>
       <w:r>
@@ -3356,6 +3525,7 @@
         <w:rPr>
           <w:lang w:val="en-US"/>
         </w:rPr>
+        <w:lastRenderedPageBreak/>
         <w:t>Là các lực tác dụng lên 1 hệ chất điểm làm thay đổi tổng Moment động lượng của hệ nhưng không thay đổi tổng động lượng của hệ</w:t>
       </w:r>
     </w:p>
@@ -3416,7 +3586,6 @@
         <w:rPr>
           <w:lang w:val="en-US"/>
         </w:rPr>
-        <w:lastRenderedPageBreak/>
         <w:t>Nếu tổng ngoại lực tác dụng lên hệ = 0 thì tổng động lượng</w:t>
       </w:r>
       <w:r>
@@ -4350,6 +4519,7 @@
           <w:rFonts w:eastAsiaTheme="minorEastAsia"/>
           <w:lang w:val="en-US"/>
         </w:rPr>
+        <w:lastRenderedPageBreak/>
         <w:t>Lực cản t</w:t>
       </w:r>
       <w:r>
@@ -4413,15 +4583,7 @@
           <w:rFonts w:eastAsiaTheme="minorEastAsia"/>
           <w:lang w:val="en-US"/>
         </w:rPr>
-        <w:t xml:space="preserve">khi vật trượt phải có khả năng giảm dần tới 0, </w:t>
-      </w:r>
-      <w:r>
-        <w:rPr>
-          <w:rFonts w:eastAsiaTheme="minorEastAsia"/>
-          <w:lang w:val="en-US"/>
-        </w:rPr>
-        <w:lastRenderedPageBreak/>
-        <w:t xml:space="preserve">vật sẽ rời bề mặt khi </w:t>
+        <w:t xml:space="preserve">khi vật trượt phải có khả năng giảm dần tới 0, vật sẽ rời bề mặt khi </w:t>
       </w:r>
       <w:r>
         <w:rPr>
@@ -5694,6 +5856,7 @@
         <w:rPr>
           <w:lang w:val="en-US"/>
         </w:rPr>
+        <w:lastRenderedPageBreak/>
         <w:t>N</w:t>
       </w:r>
       <w:r>
@@ -5736,14 +5899,7 @@
         <w:rPr>
           <w:lang w:val="en-US"/>
         </w:rPr>
-        <w:t xml:space="preserve">Nếu đặt vật lên 1 cột thẳng đứng có bán kính cực nhỏ, coi như = 0, với trọng tâm đặt lên cột, nếu vật 3D thì tưởng tượng cột xuyên qua vật luôn, và coi như hồn ma, xoay vật quanh trọng tâm hướng bất kì, lên xuống trái phải tùm lum, vật vẫn </w:t>
-      </w:r>
-      <w:r>
-        <w:rPr>
-          <w:lang w:val="en-US"/>
-        </w:rPr>
-        <w:lastRenderedPageBreak/>
-        <w:t>đứng yên và không bị rơi khi thả tay ra dưới tác dụng của trọng lực, điều này có nghĩa điểm đặt của trọng lực tác dụng lên vật chính là trọng tâm</w:t>
+        <w:t>Nếu đặt vật lên 1 cột thẳng đứng có bán kính cực nhỏ, coi như = 0, với trọng tâm đặt lên cột, nếu vật 3D thì tưởng tượng cột xuyên qua vật luôn, và coi như hồn ma, xoay vật quanh trọng tâm hướng bất kì, lên xuống trái phải tùm lum, vật vẫn đứng yên và không bị rơi khi thả tay ra dưới tác dụng của trọng lực, điều này có nghĩa điểm đặt của trọng lực tác dụng lên vật chính là trọng tâm</w:t>
       </w:r>
     </w:p>
     <w:p>
@@ -7732,6 +7888,7 @@
         <w:rPr>
           <w:lang w:val="en-US"/>
         </w:rPr>
+        <w:lastRenderedPageBreak/>
         <w:t>Xét 1 khối đa diện, khi đó tọa độ trọng tâm nghĩa là trung bình tọa độ tất cả các điểm trong khối chỉ = trung bình tọa độ đỉnh trong 1 số ít trường hợp như hình tam giác, chữ nhật, lập phương, …, còn đa số hình khác thì không</w:t>
       </w:r>
     </w:p>
@@ -8102,6 +8259,7 @@
         <w:rPr>
           <w:lang w:val="en-US"/>
         </w:rPr>
+        <w:lastRenderedPageBreak/>
         <w:t>Tưởng tượng</w:t>
       </w:r>
       <w:r>
@@ -8156,7 +8314,6 @@
         <w:rPr>
           <w:lang w:val="en-US"/>
         </w:rPr>
-        <w:lastRenderedPageBreak/>
         <w:t>Lấy ròng rọc cố định đảo ngược nó lại, nghĩa là bánh ròng rọc gắn trực tiếp với vật, luồn dưới đít nó sợi dây, rồi gắn 1 đầu lên trần, đầu còn lại cầm tay kéo</w:t>
       </w:r>
     </w:p>
@@ -8543,6 +8700,7 @@
         <w:rPr>
           <w:lang w:val="en-US"/>
         </w:rPr>
+        <w:lastRenderedPageBreak/>
         <w:t>Là vật thể hay mốc đang chuyển động thẳng đều, nói cách khác không có lực nào tác dụng lên nó</w:t>
       </w:r>
     </w:p>
@@ -8648,7 +8806,6 @@
         <w:rPr>
           <w:lang w:val="en-US"/>
         </w:rPr>
-        <w:lastRenderedPageBreak/>
         <w:t>Hệ Quy Chiếu Phi Quán Tính (Non Inertial Frame</w:t>
       </w:r>
       <w:r>
@@ -9632,6 +9789,7 @@
         <w:rPr>
           <w:lang w:val="en-US"/>
         </w:rPr>
+        <w:lastRenderedPageBreak/>
         <w:t xml:space="preserve">Vận </w:t>
       </w:r>
       <w:r>
@@ -9662,14 +9820,7 @@
         <w:rPr>
           <w:lang w:val="en-US"/>
         </w:rPr>
-        <w:t xml:space="preserve">lực hấp dẫn giữa anh ta và trái đất cố gắng kéo anh ta xuống mặt đất, bằng cách giảm dần vận tốc của anh ta, nhưng giả sử vận tốc đầu của anh ta lớn đến nỗi cho dù có buông lỏng thì anh ta vẫn đủ sức bay đến vô tận mà vận tốc vẫn chưa giảm về 0, nguyên nhân là do bay càng cao thì lực hấp dẫn càng giảm, độ giảm vận tốc cũng giảm theo, do không có ma sát, nên </w:t>
-      </w:r>
-      <w:r>
-        <w:rPr>
-          <w:lang w:val="en-US"/>
-        </w:rPr>
-        <w:lastRenderedPageBreak/>
-        <w:t>theo định luật bảo toàn năng lượng, giả sử nếu anh ta bị kéo ngược trở lại tại 1 thời điểm nào đó, thì khi đó, thế năng của anh ta tại đó so với mặt đất = động năng của anh ta lúc bắt đầu phóng, vì vậy, nếu lúc bắt đầu phóng mà động năng của anh ta vượt qua thế năng tại điểm vô tận thì anh ta sẽ không bao giờ bị kéo trở lại, vận tốc làm cho động năng của anh ta lúc bắt đầu phóng = thế năng ở vô tận gọi là vận tốc thoát</w:t>
+        <w:t>lực hấp dẫn giữa anh ta và trái đất cố gắng kéo anh ta xuống mặt đất, bằng cách giảm dần vận tốc của anh ta, nhưng giả sử vận tốc đầu của anh ta lớn đến nỗi cho dù có buông lỏng thì anh ta vẫn đủ sức bay đến vô tận mà vận tốc vẫn chưa giảm về 0, nguyên nhân là do bay càng cao thì lực hấp dẫn càng giảm, độ giảm vận tốc cũng giảm theo, do không có ma sát, nên theo định luật bảo toàn năng lượng, giả sử nếu anh ta bị kéo ngược trở lại tại 1 thời điểm nào đó, thì khi đó, thế năng của anh ta tại đó so với mặt đất = động năng của anh ta lúc bắt đầu phóng, vì vậy, nếu lúc bắt đầu phóng mà động năng của anh ta vượt qua thế năng tại điểm vô tận thì anh ta sẽ không bao giờ bị kéo trở lại, vận tốc làm cho động năng của anh ta lúc bắt đầu phóng = thế năng ở vô tận gọi là vận tốc thoát</w:t>
       </w:r>
     </w:p>
     <w:p>

--- a/force.docx
+++ b/force.docx
@@ -561,14 +561,7 @@
                 <w:rFonts w:ascii="Cambria Math" w:eastAsiaTheme="minorEastAsia" w:hAnsi="Cambria Math"/>
                 <w:lang w:val="en-US"/>
               </w:rPr>
-              <m:t>2</m:t>
-            </m:r>
-            <m:r>
-              <w:rPr>
-                <w:rFonts w:ascii="Cambria Math" w:eastAsiaTheme="minorEastAsia" w:hAnsi="Cambria Math"/>
-                <w:lang w:val="en-US"/>
-              </w:rPr>
-              <m:t>g</m:t>
+              <m:t>2g</m:t>
             </m:r>
           </m:den>
         </m:f>
@@ -2232,6 +2225,67 @@
             <w:lang w:val="en-US"/>
           </w:rPr>
           <m:t>L=r×K</m:t>
+        </m:r>
+      </m:oMath>
+      <w:r>
+        <w:rPr>
+          <w:rFonts w:eastAsiaTheme="minorEastAsia"/>
+          <w:lang w:val="en-US"/>
+        </w:rPr>
+        <w:t xml:space="preserve"> </w:t>
+      </w:r>
+    </w:p>
+    <w:p>
+      <w:pPr>
+        <w:pStyle w:val="ListParagraph"/>
+        <w:pBdr>
+          <w:top w:val="single" w:sz="4" w:space="1" w:color="auto"/>
+          <w:left w:val="single" w:sz="4" w:space="4" w:color="auto"/>
+          <w:bottom w:val="single" w:sz="4" w:space="1" w:color="auto"/>
+          <w:right w:val="single" w:sz="4" w:space="4" w:color="auto"/>
+        </w:pBdr>
+        <w:ind w:left="1080"/>
+        <w:rPr>
+          <w:rFonts w:eastAsiaTheme="minorEastAsia"/>
+          <w:lang w:val="en-US"/>
+        </w:rPr>
+      </w:pPr>
+      <m:oMath>
+        <m:f>
+          <m:fPr>
+            <m:ctrlPr>
+              <w:rPr>
+                <w:rFonts w:ascii="Cambria Math" w:hAnsi="Cambria Math"/>
+                <w:i/>
+                <w:lang w:val="en-US"/>
+              </w:rPr>
+            </m:ctrlPr>
+          </m:fPr>
+          <m:num>
+            <m:r>
+              <w:rPr>
+                <w:rFonts w:ascii="Cambria Math" w:hAnsi="Cambria Math"/>
+                <w:lang w:val="en-US"/>
+              </w:rPr>
+              <m:t>dL</m:t>
+            </m:r>
+          </m:num>
+          <m:den>
+            <m:r>
+              <w:rPr>
+                <w:rFonts w:ascii="Cambria Math" w:hAnsi="Cambria Math"/>
+                <w:lang w:val="en-US"/>
+              </w:rPr>
+              <m:t>dt</m:t>
+            </m:r>
+          </m:den>
+        </m:f>
+        <m:r>
+          <w:rPr>
+            <w:rFonts w:ascii="Cambria Math" w:hAnsi="Cambria Math"/>
+            <w:lang w:val="en-US"/>
+          </w:rPr>
+          <m:t xml:space="preserve">=M </m:t>
         </m:r>
       </m:oMath>
       <w:r>
@@ -3292,6 +3346,7 @@
         </w:pBdr>
         <w:ind w:left="1080"/>
         <w:rPr>
+          <w:rFonts w:eastAsiaTheme="minorEastAsia"/>
           <w:lang w:val="en-US"/>
         </w:rPr>
       </w:pPr>
@@ -3428,7 +3483,76 @@
         <w:rPr>
           <w:lang w:val="en-US"/>
         </w:rPr>
-        <w:t>Hệ quả</w:t>
+        <w:t>Bây giờ xét trường hợp y chang như trên, nhưng vật chỉ chịu tác dụng của 1 trường lực tĩnh và bảo toàn F’</w:t>
+      </w:r>
+    </w:p>
+    <w:p>
+      <w:pPr>
+        <w:pStyle w:val="ListParagraph"/>
+        <w:numPr>
+          <w:ilvl w:val="0"/>
+          <w:numId w:val="6"/>
+        </w:numPr>
+        <w:rPr>
+          <w:lang w:val="en-US"/>
+        </w:rPr>
+      </w:pPr>
+      <w:r>
+        <w:rPr>
+          <w:lang w:val="en-US"/>
+        </w:rPr>
+        <w:lastRenderedPageBreak/>
+        <w:t>E</w:t>
+      </w:r>
+      <w:r>
+        <w:rPr>
+          <w:vertAlign w:val="subscript"/>
+          <w:lang w:val="en-US"/>
+        </w:rPr>
+        <w:t>V</w:t>
+      </w:r>
+      <w:r>
+        <w:rPr>
+          <w:lang w:val="en-US"/>
+        </w:rPr>
+        <w:t xml:space="preserve"> là thế năng của vật ở vị trí hiện tại so với mốc P, từ vị trí hiện tại phải trôi theo dòng chảy đến được P, gọi dòng chảy này là C</w:t>
+      </w:r>
+    </w:p>
+    <w:p>
+      <w:pPr>
+        <w:pStyle w:val="ListParagraph"/>
+        <w:numPr>
+          <w:ilvl w:val="0"/>
+          <w:numId w:val="6"/>
+        </w:numPr>
+        <w:rPr>
+          <w:lang w:val="en-US"/>
+        </w:rPr>
+      </w:pPr>
+      <w:r>
+        <w:rPr>
+          <w:lang w:val="en-US"/>
+        </w:rPr>
+        <w:t>E’</w:t>
+      </w:r>
+      <w:r>
+        <w:rPr>
+          <w:vertAlign w:val="subscript"/>
+          <w:lang w:val="en-US"/>
+        </w:rPr>
+        <w:t>K</w:t>
+      </w:r>
+      <w:r>
+        <w:rPr>
+          <w:lang w:val="en-US"/>
+        </w:rPr>
+        <w:t xml:space="preserve"> là</w:t>
+      </w:r>
+      <w:r>
+        <w:rPr>
+          <w:lang w:val="en-US"/>
+        </w:rPr>
+        <w:t xml:space="preserve"> động năng của vật khi nó tới P</w:t>
       </w:r>
     </w:p>
     <w:p>
@@ -3442,13 +3566,12 @@
         </w:pBdr>
         <w:ind w:left="1080"/>
         <w:rPr>
-          <w:rFonts w:eastAsiaTheme="minorEastAsia"/>
           <w:lang w:val="en-US"/>
         </w:rPr>
       </w:pPr>
       <m:oMath>
-        <m:f>
-          <m:fPr>
+        <m:sSub>
+          <m:sSubPr>
             <m:ctrlPr>
               <w:rPr>
                 <w:rFonts w:ascii="Cambria Math" w:hAnsi="Cambria Math"/>
@@ -3456,33 +3579,72 @@
                 <w:lang w:val="en-US"/>
               </w:rPr>
             </m:ctrlPr>
-          </m:fPr>
-          <m:num>
-            <m:r>
-              <w:rPr>
-                <w:rFonts w:ascii="Cambria Math" w:hAnsi="Cambria Math"/>
-                <w:lang w:val="en-US"/>
-              </w:rPr>
-              <m:t>dL</m:t>
-            </m:r>
-          </m:num>
-          <m:den>
-            <m:r>
-              <w:rPr>
-                <w:rFonts w:ascii="Cambria Math" w:hAnsi="Cambria Math"/>
-                <w:lang w:val="en-US"/>
-              </w:rPr>
-              <m:t>dt</m:t>
-            </m:r>
-          </m:den>
-        </m:f>
+          </m:sSubPr>
+          <m:e>
+            <m:r>
+              <w:rPr>
+                <w:rFonts w:ascii="Cambria Math" w:hAnsi="Cambria Math"/>
+                <w:lang w:val="en-US"/>
+              </w:rPr>
+              <m:t>E</m:t>
+            </m:r>
+          </m:e>
+          <m:sub>
+            <m:r>
+              <w:rPr>
+                <w:rFonts w:ascii="Cambria Math" w:hAnsi="Cambria Math"/>
+                <w:lang w:val="en-US"/>
+              </w:rPr>
+              <m:t>V</m:t>
+            </m:r>
+          </m:sub>
+        </m:sSub>
         <m:r>
           <w:rPr>
             <w:rFonts w:ascii="Cambria Math" w:hAnsi="Cambria Math"/>
             <w:lang w:val="en-US"/>
           </w:rPr>
-          <m:t xml:space="preserve">=M </m:t>
+          <m:t>=</m:t>
         </m:r>
+        <m:nary>
+          <m:naryPr>
+            <m:limLoc m:val="undOvr"/>
+            <m:ctrlPr>
+              <w:rPr>
+                <w:rFonts w:ascii="Cambria Math" w:hAnsi="Cambria Math"/>
+                <w:i/>
+                <w:lang w:val="en-US"/>
+              </w:rPr>
+            </m:ctrlPr>
+          </m:naryPr>
+          <m:sub>
+            <m:r>
+              <w:rPr>
+                <w:rFonts w:ascii="Cambria Math" w:hAnsi="Cambria Math"/>
+                <w:lang w:val="en-US"/>
+              </w:rPr>
+              <m:t>C</m:t>
+            </m:r>
+          </m:sub>
+          <m:sup>
+            <m:r>
+              <w:rPr>
+                <w:rFonts w:ascii="Cambria Math" w:hAnsi="Cambria Math"/>
+                <w:lang w:val="en-US"/>
+              </w:rPr>
+              <m:t>.</m:t>
+            </m:r>
+          </m:sup>
+          <m:e>
+            <m:r>
+              <w:rPr>
+                <w:rFonts w:ascii="Cambria Math" w:hAnsi="Cambria Math"/>
+                <w:lang w:val="en-US"/>
+              </w:rPr>
+              <m:t>F'∙dr</m:t>
+            </m:r>
+          </m:e>
+        </m:nary>
       </m:oMath>
       <w:r>
         <w:rPr>
@@ -3495,6 +3657,140 @@
     <w:p>
       <w:pPr>
         <w:pStyle w:val="ListParagraph"/>
+        <w:pBdr>
+          <w:top w:val="single" w:sz="4" w:space="1" w:color="auto"/>
+          <w:left w:val="single" w:sz="4" w:space="4" w:color="auto"/>
+          <w:bottom w:val="single" w:sz="4" w:space="1" w:color="auto"/>
+          <w:right w:val="single" w:sz="4" w:space="4" w:color="auto"/>
+        </w:pBdr>
+        <w:ind w:left="1080"/>
+        <w:rPr>
+          <w:lang w:val="en-US"/>
+        </w:rPr>
+      </w:pPr>
+      <m:oMath>
+        <m:sSubSup>
+          <m:sSubSupPr>
+            <m:ctrlPr>
+              <w:rPr>
+                <w:rFonts w:ascii="Cambria Math" w:hAnsi="Cambria Math"/>
+                <w:i/>
+                <w:lang w:val="en-US"/>
+              </w:rPr>
+            </m:ctrlPr>
+          </m:sSubSupPr>
+          <m:e>
+            <m:r>
+              <w:rPr>
+                <w:rFonts w:ascii="Cambria Math" w:hAnsi="Cambria Math"/>
+                <w:lang w:val="en-US"/>
+              </w:rPr>
+              <m:t>E</m:t>
+            </m:r>
+          </m:e>
+          <m:sub>
+            <m:r>
+              <w:rPr>
+                <w:rFonts w:ascii="Cambria Math" w:hAnsi="Cambria Math"/>
+                <w:lang w:val="en-US"/>
+              </w:rPr>
+              <m:t>K</m:t>
+            </m:r>
+          </m:sub>
+          <m:sup>
+            <m:r>
+              <w:rPr>
+                <w:rFonts w:ascii="Cambria Math" w:hAnsi="Cambria Math"/>
+                <w:lang w:val="en-US"/>
+              </w:rPr>
+              <m:t>'</m:t>
+            </m:r>
+          </m:sup>
+        </m:sSubSup>
+        <m:r>
+          <w:rPr>
+            <w:rFonts w:ascii="Cambria Math" w:hAnsi="Cambria Math"/>
+            <w:lang w:val="en-US"/>
+          </w:rPr>
+          <m:t>=</m:t>
+        </m:r>
+        <m:sSub>
+          <m:sSubPr>
+            <m:ctrlPr>
+              <w:rPr>
+                <w:rFonts w:ascii="Cambria Math" w:hAnsi="Cambria Math"/>
+                <w:i/>
+                <w:lang w:val="en-US"/>
+              </w:rPr>
+            </m:ctrlPr>
+          </m:sSubPr>
+          <m:e>
+            <m:r>
+              <w:rPr>
+                <w:rFonts w:ascii="Cambria Math" w:hAnsi="Cambria Math"/>
+                <w:lang w:val="en-US"/>
+              </w:rPr>
+              <m:t>E</m:t>
+            </m:r>
+          </m:e>
+          <m:sub>
+            <m:r>
+              <w:rPr>
+                <w:rFonts w:ascii="Cambria Math" w:hAnsi="Cambria Math"/>
+                <w:lang w:val="en-US"/>
+              </w:rPr>
+              <m:t>K</m:t>
+            </m:r>
+          </m:sub>
+        </m:sSub>
+        <m:r>
+          <w:rPr>
+            <w:rFonts w:ascii="Cambria Math" w:hAnsi="Cambria Math"/>
+            <w:lang w:val="en-US"/>
+          </w:rPr>
+          <m:t>+</m:t>
+        </m:r>
+        <m:sSub>
+          <m:sSubPr>
+            <m:ctrlPr>
+              <w:rPr>
+                <w:rFonts w:ascii="Cambria Math" w:hAnsi="Cambria Math"/>
+                <w:i/>
+                <w:lang w:val="en-US"/>
+              </w:rPr>
+            </m:ctrlPr>
+          </m:sSubPr>
+          <m:e>
+            <m:r>
+              <w:rPr>
+                <w:rFonts w:ascii="Cambria Math" w:hAnsi="Cambria Math"/>
+                <w:lang w:val="en-US"/>
+              </w:rPr>
+              <m:t>E</m:t>
+            </m:r>
+          </m:e>
+          <m:sub>
+            <m:r>
+              <w:rPr>
+                <w:rFonts w:ascii="Cambria Math" w:hAnsi="Cambria Math"/>
+                <w:lang w:val="en-US"/>
+              </w:rPr>
+              <m:t>V</m:t>
+            </m:r>
+          </m:sub>
+        </m:sSub>
+      </m:oMath>
+      <w:r>
+        <w:rPr>
+          <w:rFonts w:eastAsiaTheme="minorEastAsia"/>
+          <w:lang w:val="en-US"/>
+        </w:rPr>
+        <w:t xml:space="preserve"> </w:t>
+      </w:r>
+    </w:p>
+    <w:p>
+      <w:pPr>
+        <w:pStyle w:val="ListParagraph"/>
         <w:numPr>
           <w:ilvl w:val="0"/>
           <w:numId w:val="9"/>
@@ -3525,7 +3821,6 @@
         <w:rPr>
           <w:lang w:val="en-US"/>
         </w:rPr>
-        <w:lastRenderedPageBreak/>
         <w:t>Là các lực tác dụng lên 1 hệ chất điểm làm thay đổi tổng Moment động lượng của hệ nhưng không thay đổi tổng động lượng của hệ</w:t>
       </w:r>
     </w:p>
@@ -3568,7 +3863,25 @@
         <w:rPr>
           <w:lang w:val="en-US"/>
         </w:rPr>
-        <w:t>Cho 1 hệ chất điểm, chỉ có nội lực tác dụng lên nhau</w:t>
+        <w:t>Nếu tổng ngoại lực tác dụng lên hệ = 0 thì tổng động lượng</w:t>
+      </w:r>
+      <w:r>
+        <w:rPr>
+          <w:lang w:val="en-US"/>
+        </w:rPr>
+        <w:t xml:space="preserve"> của hệ</w:t>
+      </w:r>
+      <w:r>
+        <w:rPr>
+          <w:lang w:val="en-US"/>
+        </w:rPr>
+        <w:t xml:space="preserve"> chiếu lên 1 trục bất kì luôn</w:t>
+      </w:r>
+      <w:r>
+        <w:rPr>
+          <w:lang w:val="en-US"/>
+        </w:rPr>
+        <w:t xml:space="preserve"> không đổi</w:t>
       </w:r>
     </w:p>
     <w:p>
@@ -3586,31 +3899,19 @@
         <w:rPr>
           <w:lang w:val="en-US"/>
         </w:rPr>
-        <w:t>Nếu tổng ngoại lực tác dụng lên hệ = 0 thì tổng động lượng</w:t>
-      </w:r>
-      <w:r>
-        <w:rPr>
-          <w:lang w:val="en-US"/>
-        </w:rPr>
-        <w:t xml:space="preserve"> của hệ không đổi</w:t>
-      </w:r>
-    </w:p>
-    <w:p>
-      <w:pPr>
-        <w:pStyle w:val="ListParagraph"/>
-        <w:numPr>
-          <w:ilvl w:val="0"/>
-          <w:numId w:val="6"/>
-        </w:numPr>
-        <w:rPr>
-          <w:lang w:val="en-US"/>
-        </w:rPr>
-      </w:pPr>
-      <w:r>
-        <w:rPr>
-          <w:lang w:val="en-US"/>
-        </w:rPr>
-        <w:t>Nếu tổng Moment ngoại lực tác dụng lên hệ = 0 thì tổng Moment động lượng của hệ không đổi</w:t>
+        <w:t xml:space="preserve">Nếu tổng Moment ngoại lực tác dụng lên hệ = 0 thì tổng Moment động lượng của hệ </w:t>
+      </w:r>
+      <w:r>
+        <w:rPr>
+          <w:lang w:val="en-US"/>
+        </w:rPr>
+        <w:t xml:space="preserve">chiếu lên 1 trục bất kì luôn </w:t>
+      </w:r>
+      <w:r>
+        <w:rPr>
+          <w:lang w:val="en-US"/>
+        </w:rPr>
+        <w:t>không đổi</w:t>
       </w:r>
     </w:p>
     <w:p>
@@ -4345,7 +4646,38 @@
         <w:rPr>
           <w:lang w:val="en-US"/>
         </w:rPr>
-        <w:t>Là sau khi va chạm 2 vật nảy ra không gắn vào nhau, do tiếp xúc cực ngắn nên không thất thoát động năng</w:t>
+        <w:t xml:space="preserve">Là </w:t>
+      </w:r>
+      <w:r>
+        <w:rPr>
+          <w:lang w:val="en-US"/>
+        </w:rPr>
+        <w:t>va chạm mà đó tổng động lượng và động năng của hệ sau va chạm không đổi</w:t>
+      </w:r>
+    </w:p>
+    <w:p>
+      <w:pPr>
+        <w:pStyle w:val="ListParagraph"/>
+        <w:numPr>
+          <w:ilvl w:val="0"/>
+          <w:numId w:val="6"/>
+        </w:numPr>
+        <w:rPr>
+          <w:lang w:val="en-US"/>
+        </w:rPr>
+      </w:pPr>
+      <w:r>
+        <w:rPr>
+          <w:lang w:val="en-US"/>
+        </w:rPr>
+        <w:lastRenderedPageBreak/>
+        <w:t xml:space="preserve">Cho 1 hệ cô lập gồm 1 quả bóng nhỏ đang di chuyển với vận tốc không đổi và 1 bức tường khối lượng vô hạn đang đứng yên, khi quả bóng va vào bức tường, giả sử va chạm đàn hồi, </w:t>
+      </w:r>
+      <w:r>
+        <w:rPr>
+          <w:lang w:val="en-US"/>
+        </w:rPr>
+        <w:t>bằng cách chiếu động lượng lên các trục, dễ thấy quả bóng sẽ đổi hướng chuyển động như phản xạ ánh sáng, tốc độ như cũ, còn bức tường vẫn đứng đó</w:t>
       </w:r>
     </w:p>
     <w:p>
@@ -4519,7 +4851,6 @@
           <w:rFonts w:eastAsiaTheme="minorEastAsia"/>
           <w:lang w:val="en-US"/>
         </w:rPr>
-        <w:lastRenderedPageBreak/>
         <w:t>Lực cản t</w:t>
       </w:r>
       <w:r>
@@ -5764,6 +6095,7 @@
           <w:rFonts w:eastAsiaTheme="minorEastAsia"/>
           <w:lang w:val="en-US"/>
         </w:rPr>
+        <w:lastRenderedPageBreak/>
         <w:t>r là bán kính đĩa</w:t>
       </w:r>
     </w:p>
@@ -5856,7 +6188,6 @@
         <w:rPr>
           <w:lang w:val="en-US"/>
         </w:rPr>
-        <w:lastRenderedPageBreak/>
         <w:t>N</w:t>
       </w:r>
       <w:r>
@@ -7852,6 +8183,7 @@
         <w:rPr>
           <w:lang w:val="en-US"/>
         </w:rPr>
+        <w:lastRenderedPageBreak/>
         <w:t>Vì vật đang quay quanh trọng tâm nên động lượng không đổi và = 0 nên tổng hợp lực lên vật = 0, mà ta cũng chẳng tác dụng ngẫu lực lên vật, nên Moment động lượng không đổi, giả sử Vector Moment động lượng không cùng phương với trục quay, khi đó, dễ thấy Vector Moment động lượng sẽ quay tròn xung quanh trục quay, nói cách khác, Vector Moment động lượng thay đổi, mâu thuẫn, nên bắt buộc nó phải trùng với phương trục quay, khi đó, dù vật có quay kiểu gì thì Vector Moment động lượng cũng không quay</w:t>
       </w:r>
     </w:p>
@@ -7888,96 +8220,322 @@
         <w:rPr>
           <w:lang w:val="en-US"/>
         </w:rPr>
+        <w:t>Xét 1 khối đa diện, khi đó tọa độ trọng tâm nghĩa là trung bình tọa độ tất cả các điểm trong khối chỉ = trung bình tọa độ đỉnh trong 1 số ít trường hợp như hình tam giác, chữ nhật, lập phương, …, còn đa số hình khác thì không</w:t>
+      </w:r>
+    </w:p>
+    <w:p>
+      <w:pPr>
+        <w:pStyle w:val="ListParagraph"/>
+        <w:numPr>
+          <w:ilvl w:val="0"/>
+          <w:numId w:val="19"/>
+        </w:numPr>
+        <w:rPr>
+          <w:lang w:val="en-US"/>
+        </w:rPr>
+      </w:pPr>
+      <w:r>
+        <w:rPr>
+          <w:lang w:val="en-US"/>
+        </w:rPr>
+        <w:t>Cách Thăng Bằng Đá?</w:t>
+      </w:r>
+    </w:p>
+    <w:p>
+      <w:pPr>
+        <w:pStyle w:val="ListParagraph"/>
+        <w:numPr>
+          <w:ilvl w:val="0"/>
+          <w:numId w:val="18"/>
+        </w:numPr>
+        <w:rPr>
+          <w:lang w:val="en-US"/>
+        </w:rPr>
+      </w:pPr>
+      <w:r>
+        <w:rPr>
+          <w:lang w:val="en-US"/>
+        </w:rPr>
+        <w:t>Đặt đá xuống đất, cho nó đứng yên, lúc này đá đang cân bằng  nên điểm tiếp xúc của nó với đất chính là hình chiếu trọng tâm của nó xuống đất, đặt đá lên đá khác với điểm tiếp xúc là điểm này</w:t>
+      </w:r>
+    </w:p>
+    <w:p>
+      <w:pPr>
+        <w:rPr>
+          <w:rFonts w:ascii="Cambria Math" w:hAnsi="Cambria Math"/>
+          <w:lang w:val="en-US"/>
+          <w:oMath/>
+        </w:rPr>
+      </w:pPr>
+    </w:p>
+    <w:p>
+      <w:pPr>
+        <w:rPr>
+          <w:lang w:val="en-US"/>
+        </w:rPr>
+      </w:pPr>
+      <w:r>
+        <w:rPr>
+          <w:lang w:val="en-US"/>
+        </w:rPr>
+        <w:t xml:space="preserve">Elastic </w:t>
+      </w:r>
+      <w:r>
+        <w:rPr>
+          <w:lang w:val="en-US"/>
+        </w:rPr>
+        <w:t>Pendulum – Lò Xo:</w:t>
+      </w:r>
+    </w:p>
+    <w:p>
+      <w:pPr>
+        <w:pStyle w:val="ListParagraph"/>
+        <w:numPr>
+          <w:ilvl w:val="0"/>
+          <w:numId w:val="3"/>
+        </w:numPr>
+        <w:rPr>
+          <w:lang w:val="en-US"/>
+        </w:rPr>
+      </w:pPr>
+      <w:r>
+        <w:rPr>
+          <w:lang w:val="en-US"/>
+        </w:rPr>
+        <w:t>Tại Sao Khối Lượng Hệ Lò Xo Thay Đổi Khi Vật Nhỏ Trượt Trên Vật Lớn</w:t>
+      </w:r>
+      <w:r>
+        <w:rPr>
+          <w:lang w:val="en-US"/>
+        </w:rPr>
+        <w:t>?</w:t>
+      </w:r>
+    </w:p>
+    <w:p>
+      <w:pPr>
+        <w:pStyle w:val="ListParagraph"/>
+        <w:numPr>
+          <w:ilvl w:val="0"/>
+          <w:numId w:val="4"/>
+        </w:numPr>
+        <w:rPr>
+          <w:lang w:val="en-US"/>
+        </w:rPr>
+      </w:pPr>
+      <w:r>
+        <w:rPr>
+          <w:lang w:val="en-US"/>
+        </w:rPr>
+        <w:t>Cho lò xo đặt nằm ngang, đầu gắn vật M, trên M gắn thêm N, ban đầu lò xo dao động với tổng khối lượng của hệ = M + N, nhưng khi vật N bắt đầu trượt trên M, thì tổng khối lượng của hệ lò xo chỉ còn M, đó là bởi vì bây giờ lò xo không cần tốn lực để kéo vật thêm phần khối lượng của N nữa, mà nó bây giờ di chuyển tự do</w:t>
+      </w:r>
+    </w:p>
+    <w:p>
+      <w:pPr>
+        <w:rPr>
+          <w:lang w:val="en-US"/>
+        </w:rPr>
+      </w:pPr>
+    </w:p>
+    <w:p>
+      <w:pPr>
+        <w:rPr>
+          <w:lang w:val="en-US"/>
+        </w:rPr>
+      </w:pPr>
+      <w:r>
+        <w:rPr>
+          <w:lang w:val="en-US"/>
+        </w:rPr>
+        <w:t>Mechanical Advantage – Lợi Thế Cơ Học:</w:t>
+      </w:r>
+    </w:p>
+    <w:p>
+      <w:pPr>
+        <w:pStyle w:val="ListParagraph"/>
+        <w:numPr>
+          <w:ilvl w:val="0"/>
+          <w:numId w:val="16"/>
+        </w:numPr>
+        <w:rPr>
+          <w:lang w:val="en-US"/>
+        </w:rPr>
+      </w:pPr>
+      <w:r>
+        <w:rPr>
+          <w:lang w:val="en-US"/>
+        </w:rPr>
+        <w:t>Lợi Thế Cơ Học Là Gì?</w:t>
+      </w:r>
+    </w:p>
+    <w:p>
+      <w:pPr>
+        <w:pStyle w:val="ListParagraph"/>
+        <w:numPr>
+          <w:ilvl w:val="0"/>
+          <w:numId w:val="4"/>
+        </w:numPr>
+        <w:rPr>
+          <w:lang w:val="en-US"/>
+        </w:rPr>
+      </w:pPr>
+      <w:r>
+        <w:rPr>
+          <w:lang w:val="en-US"/>
+        </w:rPr>
+        <w:t>Xét 1 dụng cụ, khi ta nhấc 1 vật thấy nó nặng vãi, nhưng dùng dụng cụ này thì thấy nhẹ hều, khi đó dụng cụ có lợi thế cơ học, tuy nhiên, để bảo toàn năng lượng, quãng đường mà tay ta đi được sẽ gấp nhiều lần quãng đường vật đi được</w:t>
+      </w:r>
+    </w:p>
+    <w:p>
+      <w:pPr>
+        <w:pStyle w:val="ListParagraph"/>
+        <w:numPr>
+          <w:ilvl w:val="0"/>
+          <w:numId w:val="16"/>
+        </w:numPr>
+        <w:rPr>
+          <w:lang w:val="en-US"/>
+        </w:rPr>
+      </w:pPr>
+      <w:r>
+        <w:rPr>
+          <w:lang w:val="en-US"/>
+        </w:rPr>
+        <w:t>Công Dụng Lớn Nhất Của Những Dụng Cụ Có Lợi Thế Cơ Học?</w:t>
+      </w:r>
+    </w:p>
+    <w:p>
+      <w:pPr>
+        <w:pStyle w:val="ListParagraph"/>
+        <w:numPr>
+          <w:ilvl w:val="0"/>
+          <w:numId w:val="4"/>
+        </w:numPr>
+        <w:rPr>
+          <w:lang w:val="en-US"/>
+        </w:rPr>
+      </w:pPr>
+      <w:r>
+        <w:rPr>
+          <w:lang w:val="en-US"/>
+        </w:rPr>
+        <w:t>Giả sử ta phải giữ 1 vật trong 1 tiếng thấy mệt vãi, thì khi dùng những dụng cụ này, thì thấy khỏe vãi vì lực mà ta phải bỏ ra trong 1 tiếng đã được giảm đi đáng kể</w:t>
+      </w:r>
+    </w:p>
+    <w:p>
+      <w:pPr>
+        <w:rPr>
+          <w:lang w:val="en-US"/>
+        </w:rPr>
+      </w:pPr>
+    </w:p>
+    <w:p>
+      <w:pPr>
+        <w:rPr>
+          <w:lang w:val="en-US"/>
+        </w:rPr>
+      </w:pPr>
+      <w:r>
+        <w:rPr>
+          <w:lang w:val="en-US"/>
+        </w:rPr>
+        <w:t>Pulley – Ròng Rọc:</w:t>
+      </w:r>
+    </w:p>
+    <w:p>
+      <w:pPr>
+        <w:pStyle w:val="ListParagraph"/>
+        <w:numPr>
+          <w:ilvl w:val="0"/>
+          <w:numId w:val="15"/>
+        </w:numPr>
+        <w:rPr>
+          <w:lang w:val="en-US"/>
+        </w:rPr>
+      </w:pPr>
+      <w:r>
+        <w:rPr>
+          <w:lang w:val="en-US"/>
+        </w:rPr>
+        <w:t xml:space="preserve">Tại </w:t>
+      </w:r>
+      <w:r>
+        <w:rPr>
+          <w:lang w:val="en-US"/>
+        </w:rPr>
+        <w:t xml:space="preserve">Sao Cầm Sợi Dây Kéo Vật Qua Ròng Rọc Thì Lực Kéo </w:t>
+      </w:r>
+      <w:r>
+        <w:rPr>
+          <w:lang w:val="en-US"/>
+        </w:rPr>
+        <w:t>=</w:t>
+      </w:r>
+      <w:r>
+        <w:rPr>
+          <w:lang w:val="en-US"/>
+        </w:rPr>
+        <w:t xml:space="preserve"> Trọng Lực?</w:t>
+      </w:r>
+    </w:p>
+    <w:p>
+      <w:pPr>
+        <w:pStyle w:val="ListParagraph"/>
+        <w:numPr>
+          <w:ilvl w:val="0"/>
+          <w:numId w:val="4"/>
+        </w:numPr>
+        <w:rPr>
+          <w:lang w:val="en-US"/>
+        </w:rPr>
+      </w:pPr>
+      <w:r>
+        <w:rPr>
+          <w:lang w:val="en-US"/>
+        </w:rPr>
+        <w:t>Tưởng tượng</w:t>
+      </w:r>
+      <w:r>
+        <w:rPr>
+          <w:lang w:val="en-US"/>
+        </w:rPr>
+        <w:t xml:space="preserve"> bánh</w:t>
+      </w:r>
+      <w:r>
+        <w:rPr>
+          <w:lang w:val="en-US"/>
+        </w:rPr>
+        <w:t xml:space="preserve"> ròng rọc không phải hình tròn mà là hình đa giác đề</w:t>
+      </w:r>
+      <w:r>
+        <w:rPr>
+          <w:lang w:val="en-US"/>
+        </w:rPr>
+        <w:t xml:space="preserve">u với cạnh rất nhỏ, khi đó tại đỉnh tiếp xúc dây mà tại đó dây có phương thẳng đứng, ta phân tích được trọng lực tác dụng lên thành phần dây ở điểm này thành 2 Vector, 1 Vector triệt tiêu phản lực của bánh ròng rọc và 1 Vector có độ lớn = </w:t>
+      </w:r>
+      <w:r>
+        <w:rPr>
+          <w:lang w:val="en-US"/>
+        </w:rPr>
         <w:lastRenderedPageBreak/>
-        <w:t>Xét 1 khối đa diện, khi đó tọa độ trọng tâm nghĩa là trung bình tọa độ tất cả các điểm trong khối chỉ = trung bình tọa độ đỉnh trong 1 số ít trường hợp như hình tam giác, chữ nhật, lập phương, …, còn đa số hình khác thì không</w:t>
-      </w:r>
-    </w:p>
-    <w:p>
-      <w:pPr>
-        <w:pStyle w:val="ListParagraph"/>
-        <w:numPr>
-          <w:ilvl w:val="0"/>
-          <w:numId w:val="19"/>
-        </w:numPr>
-        <w:rPr>
-          <w:lang w:val="en-US"/>
-        </w:rPr>
-      </w:pPr>
-      <w:r>
-        <w:rPr>
-          <w:lang w:val="en-US"/>
-        </w:rPr>
-        <w:t>Cách Thăng Bằng Đá?</w:t>
-      </w:r>
-    </w:p>
-    <w:p>
-      <w:pPr>
-        <w:pStyle w:val="ListParagraph"/>
-        <w:numPr>
-          <w:ilvl w:val="0"/>
-          <w:numId w:val="18"/>
-        </w:numPr>
-        <w:rPr>
-          <w:lang w:val="en-US"/>
-        </w:rPr>
-      </w:pPr>
-      <w:r>
-        <w:rPr>
-          <w:lang w:val="en-US"/>
-        </w:rPr>
-        <w:t>Đặt đá xuống đất, cho nó đứng yên, lúc này đá đang cân bằng  nên điểm tiếp xúc của nó với đất chính là hình chiếu trọng tâm của nó xuống đất, đặt đá lên đá khác với điểm tiếp xúc là điểm này</w:t>
-      </w:r>
-    </w:p>
-    <w:p>
-      <w:pPr>
-        <w:rPr>
-          <w:rFonts w:ascii="Cambria Math" w:hAnsi="Cambria Math"/>
-          <w:lang w:val="en-US"/>
-          <w:oMath/>
-        </w:rPr>
-      </w:pPr>
-    </w:p>
-    <w:p>
-      <w:pPr>
-        <w:rPr>
-          <w:lang w:val="en-US"/>
-        </w:rPr>
-      </w:pPr>
-      <w:r>
-        <w:rPr>
-          <w:lang w:val="en-US"/>
-        </w:rPr>
-        <w:t xml:space="preserve">Elastic </w:t>
-      </w:r>
-      <w:r>
-        <w:rPr>
-          <w:lang w:val="en-US"/>
-        </w:rPr>
-        <w:t>Pendulum – Lò Xo:</w:t>
-      </w:r>
-    </w:p>
-    <w:p>
-      <w:pPr>
-        <w:pStyle w:val="ListParagraph"/>
-        <w:numPr>
-          <w:ilvl w:val="0"/>
-          <w:numId w:val="3"/>
-        </w:numPr>
-        <w:rPr>
-          <w:lang w:val="en-US"/>
-        </w:rPr>
-      </w:pPr>
-      <w:r>
-        <w:rPr>
-          <w:lang w:val="en-US"/>
-        </w:rPr>
-        <w:t>Tại Sao Khối Lượng Hệ Lò Xo Thay Đổi Khi Vật Nhỏ Trượt Trên Vật Lớn</w:t>
-      </w:r>
-      <w:r>
-        <w:rPr>
-          <w:lang w:val="en-US"/>
-        </w:rPr>
-        <w:t>?</w:t>
+        <w:t>trọng lực và có phương của thành phần dây kế tiếp, cứ như thế Vector này lại truyền lên phía trên và độ lớn lực kéo như nhau tại mọi điểm trên dây, do đó nếu muốn kéo vật lên đều thì lực kéo phải ít nhất = trọng lực vật</w:t>
+      </w:r>
+    </w:p>
+    <w:p>
+      <w:pPr>
+        <w:pStyle w:val="ListParagraph"/>
+        <w:numPr>
+          <w:ilvl w:val="0"/>
+          <w:numId w:val="15"/>
+        </w:numPr>
+        <w:rPr>
+          <w:lang w:val="en-US"/>
+        </w:rPr>
+      </w:pPr>
+      <w:r>
+        <w:rPr>
+          <w:lang w:val="en-US"/>
+        </w:rPr>
+        <w:t>Ròng Rọc Động Là Gì?</w:t>
       </w:r>
     </w:p>
     <w:p>
@@ -7995,45 +8553,25 @@
         <w:rPr>
           <w:lang w:val="en-US"/>
         </w:rPr>
-        <w:t>Cho lò xo đặt nằm ngang, đầu gắn vật M, trên M gắn thêm N, ban đầu lò xo dao động với tổng khối lượng của hệ = M + N, nhưng khi vật N bắt đầu trượt trên M, thì tổng khối lượng của hệ lò xo chỉ còn M, đó là bởi vì bây giờ lò xo không cần tốn lực để kéo vật thêm phần khối lượng của N nữa, mà nó bây giờ di chuyển tự do</w:t>
-      </w:r>
-    </w:p>
-    <w:p>
-      <w:pPr>
-        <w:rPr>
-          <w:lang w:val="en-US"/>
-        </w:rPr>
-      </w:pPr>
-    </w:p>
-    <w:p>
-      <w:pPr>
-        <w:rPr>
-          <w:lang w:val="en-US"/>
-        </w:rPr>
-      </w:pPr>
-      <w:r>
-        <w:rPr>
-          <w:lang w:val="en-US"/>
-        </w:rPr>
-        <w:t>Simple Pendulum – Con Lắc Đơn:</w:t>
-      </w:r>
-    </w:p>
-    <w:p>
-      <w:pPr>
-        <w:pStyle w:val="ListParagraph"/>
-        <w:numPr>
-          <w:ilvl w:val="0"/>
-          <w:numId w:val="8"/>
-        </w:numPr>
-        <w:rPr>
-          <w:lang w:val="en-US"/>
-        </w:rPr>
-      </w:pPr>
-      <w:r>
-        <w:rPr>
-          <w:lang w:val="en-US"/>
-        </w:rPr>
-        <w:t>Tại Sao Lực Căng Dây Lớn Hơn Thành Phần Trọng Lực Theo Phương Dây?</w:t>
+        <w:t>Lấy ròng rọc cố định đảo ngược nó lại, nghĩa là bánh ròng rọc gắn trực tiếp với vật, luồn dưới đít nó sợi dây, rồi gắn 1 đầu lên trần, đầu còn lại cầm tay kéo</w:t>
+      </w:r>
+    </w:p>
+    <w:p>
+      <w:pPr>
+        <w:pStyle w:val="ListParagraph"/>
+        <w:numPr>
+          <w:ilvl w:val="0"/>
+          <w:numId w:val="15"/>
+        </w:numPr>
+        <w:rPr>
+          <w:lang w:val="en-US"/>
+        </w:rPr>
+      </w:pPr>
+      <w:r>
+        <w:rPr>
+          <w:lang w:val="en-US"/>
+        </w:rPr>
+        <w:t>Tại Sao Dùng Ròng Rọc Động Giảm Lực Kéo?</w:t>
       </w:r>
     </w:p>
     <w:p>
@@ -8051,87 +8589,7 @@
         <w:rPr>
           <w:lang w:val="en-US"/>
         </w:rPr>
-        <w:t>Khi con lắc đơn dao động, thì đây là chuyển động tròn, do đó gia tốc pháp tuyến sẽ không thể = 0, và nó hướng vào tâm quay, đóng vai trò là lực hướng tâm, do đó lực căng dây tác dụng lên vật nặng phả</w:t>
-      </w:r>
-      <w:r>
-        <w:rPr>
-          <w:lang w:val="en-US"/>
-        </w:rPr>
-        <w:t>i &gt;</w:t>
-      </w:r>
-      <w:r>
-        <w:rPr>
-          <w:lang w:val="en-US"/>
-        </w:rPr>
-        <w:t xml:space="preserve"> thành phần trọng lực tác dụng vào vậ</w:t>
-      </w:r>
-      <w:r>
-        <w:rPr>
-          <w:lang w:val="en-US"/>
-        </w:rPr>
-        <w:t>t nặng</w:t>
-      </w:r>
-      <w:r>
-        <w:rPr>
-          <w:lang w:val="en-US"/>
-        </w:rPr>
-        <w:t xml:space="preserve"> theo phương dây, khi đó thì mới có lực hướng tâm, và do đây là chuyển động không đều nên gia tốc tiếp tuyến luôn &gt; 0, </w:t>
-      </w:r>
-      <w:r>
-        <w:rPr>
-          <w:lang w:val="en-US"/>
-        </w:rPr>
-        <w:t xml:space="preserve">trừ vị trí cân bằng, </w:t>
-      </w:r>
-      <w:r>
-        <w:rPr>
-          <w:lang w:val="en-US"/>
-        </w:rPr>
-        <w:t>lực kéo về tạo ra gia tố</w:t>
-      </w:r>
-      <w:r>
-        <w:rPr>
-          <w:lang w:val="en-US"/>
-        </w:rPr>
-        <w:t>c này</w:t>
-      </w:r>
-    </w:p>
-    <w:p>
-      <w:pPr>
-        <w:rPr>
-          <w:lang w:val="en-US"/>
-        </w:rPr>
-      </w:pPr>
-    </w:p>
-    <w:p>
-      <w:pPr>
-        <w:rPr>
-          <w:lang w:val="en-US"/>
-        </w:rPr>
-      </w:pPr>
-      <w:r>
-        <w:rPr>
-          <w:lang w:val="en-US"/>
-        </w:rPr>
-        <w:t>Mechanical Advantage – Lợi Thế Cơ Học:</w:t>
-      </w:r>
-    </w:p>
-    <w:p>
-      <w:pPr>
-        <w:pStyle w:val="ListParagraph"/>
-        <w:numPr>
-          <w:ilvl w:val="0"/>
-          <w:numId w:val="16"/>
-        </w:numPr>
-        <w:rPr>
-          <w:lang w:val="en-US"/>
-        </w:rPr>
-      </w:pPr>
-      <w:r>
-        <w:rPr>
-          <w:lang w:val="en-US"/>
-        </w:rPr>
-        <w:t>Lợi Thế Cơ Học Là Gì?</w:t>
+        <w:t>Do có 1 đầu dây gắn vào trần, coi nó như 1 bàn tay kéo khác, khi đó, tay ta và trần nhà sẽ cùng hợp lực để kéo 1 vật, do đó lực kéo sẽ chia đôi</w:t>
       </w:r>
     </w:p>
     <w:p>
@@ -8149,225 +8607,6 @@
         <w:rPr>
           <w:lang w:val="en-US"/>
         </w:rPr>
-        <w:t>Xét 1 dụng cụ, khi ta nhấc 1 vật thấy nó nặng vãi, nhưng dùng dụng cụ này thì thấy nhẹ hều, khi đó dụng cụ có lợi thế cơ học, tuy nhiên, để bảo toàn năng lượng, quãng đường mà tay ta đi được sẽ gấp nhiều lần quãng đường vật đi được</w:t>
-      </w:r>
-    </w:p>
-    <w:p>
-      <w:pPr>
-        <w:pStyle w:val="ListParagraph"/>
-        <w:numPr>
-          <w:ilvl w:val="0"/>
-          <w:numId w:val="16"/>
-        </w:numPr>
-        <w:rPr>
-          <w:lang w:val="en-US"/>
-        </w:rPr>
-      </w:pPr>
-      <w:r>
-        <w:rPr>
-          <w:lang w:val="en-US"/>
-        </w:rPr>
-        <w:t>Công Dụng Lớn Nhất Của Những Dụng Cụ Có Lợi Thế Cơ Học?</w:t>
-      </w:r>
-    </w:p>
-    <w:p>
-      <w:pPr>
-        <w:pStyle w:val="ListParagraph"/>
-        <w:numPr>
-          <w:ilvl w:val="0"/>
-          <w:numId w:val="4"/>
-        </w:numPr>
-        <w:rPr>
-          <w:lang w:val="en-US"/>
-        </w:rPr>
-      </w:pPr>
-      <w:r>
-        <w:rPr>
-          <w:lang w:val="en-US"/>
-        </w:rPr>
-        <w:t>Giả sử ta phải giữ 1 vật trong 1 tiếng thấy mệt vãi, thì khi dùng những dụng cụ này, thì thấy khỏe vãi vì lực mà ta phải bỏ ra trong 1 tiếng đã được giảm đi đáng kể</w:t>
-      </w:r>
-    </w:p>
-    <w:p>
-      <w:pPr>
-        <w:rPr>
-          <w:lang w:val="en-US"/>
-        </w:rPr>
-      </w:pPr>
-    </w:p>
-    <w:p>
-      <w:pPr>
-        <w:rPr>
-          <w:lang w:val="en-US"/>
-        </w:rPr>
-      </w:pPr>
-      <w:r>
-        <w:rPr>
-          <w:lang w:val="en-US"/>
-        </w:rPr>
-        <w:t>Pulley – Ròng Rọc:</w:t>
-      </w:r>
-    </w:p>
-    <w:p>
-      <w:pPr>
-        <w:pStyle w:val="ListParagraph"/>
-        <w:numPr>
-          <w:ilvl w:val="0"/>
-          <w:numId w:val="15"/>
-        </w:numPr>
-        <w:rPr>
-          <w:lang w:val="en-US"/>
-        </w:rPr>
-      </w:pPr>
-      <w:r>
-        <w:rPr>
-          <w:lang w:val="en-US"/>
-        </w:rPr>
-        <w:t xml:space="preserve">Tại </w:t>
-      </w:r>
-      <w:r>
-        <w:rPr>
-          <w:lang w:val="en-US"/>
-        </w:rPr>
-        <w:t xml:space="preserve">Sao Cầm Sợi Dây Kéo Vật Qua Ròng Rọc Thì Lực Kéo </w:t>
-      </w:r>
-      <w:r>
-        <w:rPr>
-          <w:lang w:val="en-US"/>
-        </w:rPr>
-        <w:t>=</w:t>
-      </w:r>
-      <w:r>
-        <w:rPr>
-          <w:lang w:val="en-US"/>
-        </w:rPr>
-        <w:t xml:space="preserve"> Trọng Lực?</w:t>
-      </w:r>
-    </w:p>
-    <w:p>
-      <w:pPr>
-        <w:pStyle w:val="ListParagraph"/>
-        <w:numPr>
-          <w:ilvl w:val="0"/>
-          <w:numId w:val="4"/>
-        </w:numPr>
-        <w:rPr>
-          <w:lang w:val="en-US"/>
-        </w:rPr>
-      </w:pPr>
-      <w:r>
-        <w:rPr>
-          <w:lang w:val="en-US"/>
-        </w:rPr>
-        <w:lastRenderedPageBreak/>
-        <w:t>Tưởng tượng</w:t>
-      </w:r>
-      <w:r>
-        <w:rPr>
-          <w:lang w:val="en-US"/>
-        </w:rPr>
-        <w:t xml:space="preserve"> bánh</w:t>
-      </w:r>
-      <w:r>
-        <w:rPr>
-          <w:lang w:val="en-US"/>
-        </w:rPr>
-        <w:t xml:space="preserve"> ròng rọc không phải hình tròn mà là hình đa giác đề</w:t>
-      </w:r>
-      <w:r>
-        <w:rPr>
-          <w:lang w:val="en-US"/>
-        </w:rPr>
-        <w:t>u với cạnh rất nhỏ, khi đó tại đỉnh tiếp xúc dây mà tại đó dây có phương thẳng đứng, ta phân tích được trọng lực tác dụng lên thành phần dây ở điểm này thành 2 Vector, 1 Vector triệt tiêu phản lực của bánh ròng rọc và 1 Vector có độ lớn = trọng lực và có phương của thành phần dây kế tiếp, cứ như thế Vector này lại truyền lên phía trên và độ lớn lực kéo như nhau tại mọi điểm trên dây, do đó nếu muốn kéo vật lên đều thì lực kéo phải ít nhất = trọng lực vật</w:t>
-      </w:r>
-    </w:p>
-    <w:p>
-      <w:pPr>
-        <w:pStyle w:val="ListParagraph"/>
-        <w:numPr>
-          <w:ilvl w:val="0"/>
-          <w:numId w:val="15"/>
-        </w:numPr>
-        <w:rPr>
-          <w:lang w:val="en-US"/>
-        </w:rPr>
-      </w:pPr>
-      <w:r>
-        <w:rPr>
-          <w:lang w:val="en-US"/>
-        </w:rPr>
-        <w:t>Ròng Rọc Động Là Gì?</w:t>
-      </w:r>
-    </w:p>
-    <w:p>
-      <w:pPr>
-        <w:pStyle w:val="ListParagraph"/>
-        <w:numPr>
-          <w:ilvl w:val="0"/>
-          <w:numId w:val="4"/>
-        </w:numPr>
-        <w:rPr>
-          <w:lang w:val="en-US"/>
-        </w:rPr>
-      </w:pPr>
-      <w:r>
-        <w:rPr>
-          <w:lang w:val="en-US"/>
-        </w:rPr>
-        <w:t>Lấy ròng rọc cố định đảo ngược nó lại, nghĩa là bánh ròng rọc gắn trực tiếp với vật, luồn dưới đít nó sợi dây, rồi gắn 1 đầu lên trần, đầu còn lại cầm tay kéo</w:t>
-      </w:r>
-    </w:p>
-    <w:p>
-      <w:pPr>
-        <w:pStyle w:val="ListParagraph"/>
-        <w:numPr>
-          <w:ilvl w:val="0"/>
-          <w:numId w:val="15"/>
-        </w:numPr>
-        <w:rPr>
-          <w:lang w:val="en-US"/>
-        </w:rPr>
-      </w:pPr>
-      <w:r>
-        <w:rPr>
-          <w:lang w:val="en-US"/>
-        </w:rPr>
-        <w:t>Tại Sao Dùng Ròng Rọc Động Giảm Lực Kéo?</w:t>
-      </w:r>
-    </w:p>
-    <w:p>
-      <w:pPr>
-        <w:pStyle w:val="ListParagraph"/>
-        <w:numPr>
-          <w:ilvl w:val="0"/>
-          <w:numId w:val="4"/>
-        </w:numPr>
-        <w:rPr>
-          <w:lang w:val="en-US"/>
-        </w:rPr>
-      </w:pPr>
-      <w:r>
-        <w:rPr>
-          <w:lang w:val="en-US"/>
-        </w:rPr>
-        <w:t>Do có 1 đầu dây gắn vào trần, coi nó như 1 bàn tay kéo khác, khi đó, tay ta và trần nhà sẽ cùng hợp lực để kéo 1 vật, do đó lực kéo sẽ chia đôi</w:t>
-      </w:r>
-    </w:p>
-    <w:p>
-      <w:pPr>
-        <w:pStyle w:val="ListParagraph"/>
-        <w:numPr>
-          <w:ilvl w:val="0"/>
-          <w:numId w:val="4"/>
-        </w:numPr>
-        <w:rPr>
-          <w:lang w:val="en-US"/>
-        </w:rPr>
-      </w:pPr>
-      <w:r>
-        <w:rPr>
-          <w:lang w:val="en-US"/>
-        </w:rPr>
         <w:t>Dễ thấy quãng đường ta kéo dây gấp 2 lần so với quãng đường vật đi lên, do đó năng lượng được bảo toàn</w:t>
       </w:r>
     </w:p>
@@ -8493,6 +8732,24 @@
           <w:lang w:val="en-US"/>
         </w:rPr>
         <w:t>Tính Lực Ma Sát?</w:t>
+      </w:r>
+    </w:p>
+    <w:p>
+      <w:pPr>
+        <w:pStyle w:val="ListParagraph"/>
+        <w:numPr>
+          <w:ilvl w:val="0"/>
+          <w:numId w:val="2"/>
+        </w:numPr>
+        <w:rPr>
+          <w:lang w:val="en-US"/>
+        </w:rPr>
+      </w:pPr>
+      <w:r>
+        <w:rPr>
+          <w:lang w:val="en-US"/>
+        </w:rPr>
+        <w:t>Giả sử 2 vật đang ép nhau với lực có độ lớn F, 2 vật bắt đầu tịnh tiến ngược hướng nhau, gọi hệ số ma sát trượt tương ứng với bề mặt vật là k, khi đó độ lớn lực ma sát tác dụng lên cả 2 vật là</w:t>
       </w:r>
     </w:p>
     <w:p>
@@ -8546,7 +8803,7 @@
             <w:rFonts w:ascii="Cambria Math" w:eastAsiaTheme="minorEastAsia" w:hAnsi="Cambria Math"/>
             <w:lang w:val="en-US"/>
           </w:rPr>
-          <m:t>=kP</m:t>
+          <m:t>=kF</m:t>
         </m:r>
       </m:oMath>
       <w:r>
@@ -8556,6 +8813,37 @@
         </w:rPr>
         <w:t xml:space="preserve"> </w:t>
       </w:r>
+      <w:r>
+        <w:rPr>
+          <w:rFonts w:eastAsiaTheme="minorEastAsia"/>
+          <w:lang w:val="en-US"/>
+        </w:rPr>
+        <w:t xml:space="preserve"> </w:t>
+      </w:r>
+    </w:p>
+    <w:p>
+      <w:pPr>
+        <w:pStyle w:val="ListParagraph"/>
+        <w:numPr>
+          <w:ilvl w:val="0"/>
+          <w:numId w:val="1"/>
+        </w:numPr>
+        <w:rPr>
+          <w:lang w:val="en-US"/>
+        </w:rPr>
+      </w:pPr>
+      <w:r>
+        <w:rPr>
+          <w:lang w:val="en-US"/>
+        </w:rPr>
+        <w:t xml:space="preserve">Lực </w:t>
+      </w:r>
+      <w:r>
+        <w:rPr>
+          <w:lang w:val="en-US"/>
+        </w:rPr>
+        <w:t>Ma Sát Nghỉ?</w:t>
+      </w:r>
     </w:p>
     <w:p>
       <w:pPr>
@@ -8565,17 +8853,14 @@
           <w:numId w:val="2"/>
         </w:numPr>
         <w:rPr>
-          <w:rFonts w:ascii="Cambria Math" w:hAnsi="Cambria Math"/>
-          <w:lang w:val="en-US"/>
-          <w:oMath/>
-        </w:rPr>
-      </w:pPr>
-      <w:r>
-        <w:rPr>
-          <w:rFonts w:eastAsiaTheme="minorEastAsia"/>
-          <w:lang w:val="en-US"/>
-        </w:rPr>
-        <w:t>k là hệ số ma sát</w:t>
+          <w:lang w:val="en-US"/>
+        </w:rPr>
+      </w:pPr>
+      <w:r>
+        <w:rPr>
+          <w:lang w:val="en-US"/>
+        </w:rPr>
+        <w:t>Giả sử 1 hệ cô lập gồm 2 vật bị ép vào nhau = nội lực có độ lớn F, khi này tác dụng 1 lực kéo song song với bề mặt tiếp xúc của 2 vật lên vật 1</w:t>
       </w:r>
     </w:p>
     <w:p>
@@ -8586,17 +8871,80 @@
           <w:numId w:val="2"/>
         </w:numPr>
         <w:rPr>
-          <w:rFonts w:ascii="Cambria Math" w:hAnsi="Cambria Math"/>
-          <w:lang w:val="en-US"/>
-          <w:oMath/>
-        </w:rPr>
-      </w:pPr>
-      <w:r>
-        <w:rPr>
-          <w:rFonts w:eastAsiaTheme="minorEastAsia"/>
-          <w:lang w:val="en-US"/>
-        </w:rPr>
-        <w:t>P là trọng lực</w:t>
+          <w:lang w:val="en-US"/>
+        </w:rPr>
+      </w:pPr>
+      <w:r>
+        <w:rPr>
+          <w:lang w:val="en-US"/>
+        </w:rPr>
+        <w:t>Sẽ có 2 trường hợp xảy ra</w:t>
+      </w:r>
+    </w:p>
+    <w:p>
+      <w:pPr>
+        <w:pStyle w:val="ListParagraph"/>
+        <w:numPr>
+          <w:ilvl w:val="0"/>
+          <w:numId w:val="2"/>
+        </w:numPr>
+        <w:rPr>
+          <w:lang w:val="en-US"/>
+        </w:rPr>
+      </w:pPr>
+      <w:r>
+        <w:rPr>
+          <w:lang w:val="en-US"/>
+        </w:rPr>
+        <w:t>1 là cả 2 vật vẫn dính vào nhau và di chuyển với cùng gia tốc theo hướng của F</w:t>
+      </w:r>
+      <w:r>
+        <w:rPr>
+          <w:lang w:val="en-US"/>
+        </w:rPr>
+        <w:t>, trường hợp này vật 2 di chuyển là do ma sát nghỉ</w:t>
+      </w:r>
+    </w:p>
+    <w:p>
+      <w:pPr>
+        <w:pStyle w:val="ListParagraph"/>
+        <w:numPr>
+          <w:ilvl w:val="0"/>
+          <w:numId w:val="2"/>
+        </w:numPr>
+        <w:rPr>
+          <w:lang w:val="en-US"/>
+        </w:rPr>
+      </w:pPr>
+      <w:r>
+        <w:rPr>
+          <w:lang w:val="en-US"/>
+        </w:rPr>
+        <w:t xml:space="preserve">2 là cả 2 vật đều </w:t>
+      </w:r>
+      <w:r>
+        <w:rPr>
+          <w:lang w:val="en-US"/>
+        </w:rPr>
+        <w:t>di chuyển theo hướng của F nhưng gia tốc vật 1 &gt; vật 2, tính theo chiều F, trường hợp này vật 2 di chuyển do ma sát trượt</w:t>
+      </w:r>
+    </w:p>
+    <w:p>
+      <w:pPr>
+        <w:pStyle w:val="ListParagraph"/>
+        <w:numPr>
+          <w:ilvl w:val="0"/>
+          <w:numId w:val="2"/>
+        </w:numPr>
+        <w:rPr>
+          <w:lang w:val="en-US"/>
+        </w:rPr>
+      </w:pPr>
+      <w:r>
+        <w:rPr>
+          <w:lang w:val="en-US"/>
+        </w:rPr>
+        <w:t>Trường hợp 1 xảy ra khi nếu ta giả xử vật 1 trượt trên vật 2, thì gia tốc vật 1 &lt; vật 2, tính theo chiều F, phi lý</w:t>
       </w:r>
     </w:p>
     <w:p>
@@ -8700,7 +9048,6 @@
         <w:rPr>
           <w:lang w:val="en-US"/>
         </w:rPr>
-        <w:lastRenderedPageBreak/>
         <w:t>Là vật thể hay mốc đang chuyển động thẳng đều, nói cách khác không có lực nào tác dụng lên nó</w:t>
       </w:r>
     </w:p>
@@ -9551,6 +9898,7 @@
         <w:rPr>
           <w:lang w:val="en-US"/>
         </w:rPr>
+        <w:lastRenderedPageBreak/>
         <w:t>Tính Độ Lớn Lực Hút Nhau Của 2 Vật?</w:t>
       </w:r>
     </w:p>
@@ -9789,7 +10137,6 @@
         <w:rPr>
           <w:lang w:val="en-US"/>
         </w:rPr>
-        <w:lastRenderedPageBreak/>
         <w:t xml:space="preserve">Vận </w:t>
       </w:r>
       <w:r>

--- a/force.docx
+++ b/force.docx
@@ -5033,6 +5033,790 @@
           <w:rFonts w:eastAsiaTheme="minorEastAsia"/>
           <w:lang w:val="en-US"/>
         </w:rPr>
+        <w:t xml:space="preserve">Bản </w:t>
+      </w:r>
+      <w:r>
+        <w:rPr>
+          <w:rFonts w:eastAsiaTheme="minorEastAsia"/>
+          <w:lang w:val="en-US"/>
+        </w:rPr>
+        <w:t>Chất Lực Căng Dây?</w:t>
+      </w:r>
+    </w:p>
+    <w:p>
+      <w:pPr>
+        <w:pStyle w:val="ListParagraph"/>
+        <w:numPr>
+          <w:ilvl w:val="0"/>
+          <w:numId w:val="6"/>
+        </w:numPr>
+        <w:rPr>
+          <w:rFonts w:ascii="Cambria Math" w:hAnsi="Cambria Math"/>
+          <w:lang w:val="en-US"/>
+          <w:oMath/>
+        </w:rPr>
+      </w:pPr>
+      <w:r>
+        <w:rPr>
+          <w:rFonts w:eastAsiaTheme="minorEastAsia"/>
+          <w:lang w:val="en-US"/>
+        </w:rPr>
+        <w:t xml:space="preserve">Giả sử bạn có 1 hệ gồm 1 trần nhà </w:t>
+      </w:r>
+      <w:r>
+        <w:rPr>
+          <w:rFonts w:eastAsiaTheme="minorEastAsia"/>
+          <w:lang w:val="en-US"/>
+        </w:rPr>
+        <w:t>đan</w:t>
+      </w:r>
+      <w:r>
+        <w:rPr>
+          <w:rFonts w:eastAsiaTheme="minorEastAsia"/>
+          <w:lang w:val="en-US"/>
+        </w:rPr>
+        <w:t>g đứng yên với khối lượng vô tận, nghĩa là tác dụng lực kiểu gì cũng đéo tăng tốc</w:t>
+      </w:r>
+      <w:r>
+        <w:rPr>
+          <w:rFonts w:eastAsiaTheme="minorEastAsia"/>
+          <w:lang w:val="en-US"/>
+        </w:rPr>
+        <w:t>, 1 sợi dây 1 đầu gắn vào trần 1 đầu gắn 1 quả bóng, sợi dây này coi như không giãn và khối lượng = 0, và không thể đứt, hệ đặt trong 1 trọng trường đều, chiều hướng xuống dưới</w:t>
+      </w:r>
+    </w:p>
+    <w:p>
+      <w:pPr>
+        <w:pStyle w:val="ListParagraph"/>
+        <w:numPr>
+          <w:ilvl w:val="0"/>
+          <w:numId w:val="6"/>
+        </w:numPr>
+        <w:rPr>
+          <w:rFonts w:ascii="Cambria Math" w:hAnsi="Cambria Math"/>
+          <w:lang w:val="en-US"/>
+          <w:oMath/>
+        </w:rPr>
+      </w:pPr>
+      <w:r>
+        <w:rPr>
+          <w:rFonts w:eastAsiaTheme="minorEastAsia"/>
+          <w:lang w:val="en-US"/>
+        </w:rPr>
+        <w:t>Khi này, sẽ có trọng lực tác dụng lên quả bóng, và do dây không thể đứt nên quả bóng đứng yên, do đó có 1 lực khác cũng tác dụng lên quả bóng và triệt tiêu trọng lực</w:t>
+      </w:r>
+      <w:r>
+        <w:rPr>
+          <w:rFonts w:eastAsiaTheme="minorEastAsia"/>
+          <w:lang w:val="en-US"/>
+        </w:rPr>
+        <w:t>, gọi lực này là F</w:t>
+      </w:r>
+      <w:r>
+        <w:rPr>
+          <w:rFonts w:eastAsiaTheme="minorEastAsia"/>
+          <w:vertAlign w:val="subscript"/>
+          <w:lang w:val="en-US"/>
+        </w:rPr>
+        <w:t>0</w:t>
+      </w:r>
+    </w:p>
+    <w:p>
+      <w:pPr>
+        <w:pStyle w:val="ListParagraph"/>
+        <w:numPr>
+          <w:ilvl w:val="0"/>
+          <w:numId w:val="6"/>
+        </w:numPr>
+        <w:rPr>
+          <w:rFonts w:ascii="Cambria Math" w:hAnsi="Cambria Math"/>
+          <w:lang w:val="en-US"/>
+          <w:oMath/>
+        </w:rPr>
+      </w:pPr>
+      <w:r>
+        <w:rPr>
+          <w:rFonts w:eastAsiaTheme="minorEastAsia"/>
+          <w:lang w:val="en-US"/>
+        </w:rPr>
+        <w:t>Xét 1 đoạn cực ngắn của sợi dây ngay trước quả bóng,</w:t>
+      </w:r>
+      <w:r>
+        <w:rPr>
+          <w:rFonts w:eastAsiaTheme="minorEastAsia"/>
+          <w:lang w:val="en-US"/>
+        </w:rPr>
+        <w:t xml:space="preserve"> đoạn này chịu lực kéo của quả bóng, gọi là F</w:t>
+      </w:r>
+      <w:r>
+        <w:rPr>
+          <w:rFonts w:eastAsiaTheme="minorEastAsia"/>
+          <w:vertAlign w:val="subscript"/>
+          <w:lang w:val="en-US"/>
+        </w:rPr>
+        <w:t>1</w:t>
+      </w:r>
+      <w:r>
+        <w:rPr>
+          <w:rFonts w:eastAsiaTheme="minorEastAsia"/>
+          <w:lang w:val="en-US"/>
+        </w:rPr>
+        <w:t>, và 1 lực khác triệt tiêu nó, gọi là F</w:t>
+      </w:r>
+      <w:r>
+        <w:rPr>
+          <w:rFonts w:eastAsiaTheme="minorEastAsia"/>
+          <w:vertAlign w:val="subscript"/>
+          <w:lang w:val="en-US"/>
+        </w:rPr>
+        <w:t>2</w:t>
+      </w:r>
+      <w:r>
+        <w:rPr>
+          <w:rFonts w:eastAsiaTheme="minorEastAsia"/>
+          <w:lang w:val="en-US"/>
+        </w:rPr>
+        <w:t xml:space="preserve"> do vậy đoạn dây mới đứng yên</w:t>
+      </w:r>
+    </w:p>
+    <w:p>
+      <w:pPr>
+        <w:pStyle w:val="ListParagraph"/>
+        <w:numPr>
+          <w:ilvl w:val="0"/>
+          <w:numId w:val="6"/>
+        </w:numPr>
+        <w:rPr>
+          <w:rFonts w:ascii="Cambria Math" w:hAnsi="Cambria Math"/>
+          <w:lang w:val="en-US"/>
+          <w:oMath/>
+        </w:rPr>
+      </w:pPr>
+      <w:r>
+        <w:rPr>
+          <w:rFonts w:eastAsiaTheme="minorEastAsia"/>
+          <w:lang w:val="en-US"/>
+        </w:rPr>
+        <w:t>Dễ thấy F</w:t>
+      </w:r>
+      <w:r>
+        <w:rPr>
+          <w:rFonts w:eastAsiaTheme="minorEastAsia"/>
+          <w:vertAlign w:val="subscript"/>
+          <w:lang w:val="en-US"/>
+        </w:rPr>
+        <w:t>0</w:t>
+      </w:r>
+      <w:r>
+        <w:rPr>
+          <w:rFonts w:eastAsiaTheme="minorEastAsia"/>
+          <w:lang w:val="en-US"/>
+        </w:rPr>
+        <w:t xml:space="preserve"> v</w:t>
+      </w:r>
+      <w:r>
+        <w:rPr>
+          <w:rFonts w:eastAsiaTheme="minorEastAsia"/>
+          <w:lang w:val="en-US"/>
+        </w:rPr>
+        <w:t>à</w:t>
+      </w:r>
+      <w:r>
+        <w:rPr>
+          <w:rFonts w:eastAsiaTheme="minorEastAsia"/>
+          <w:lang w:val="en-US"/>
+        </w:rPr>
+        <w:t xml:space="preserve"> F</w:t>
+      </w:r>
+      <w:r>
+        <w:rPr>
+          <w:rFonts w:eastAsiaTheme="minorEastAsia"/>
+          <w:vertAlign w:val="subscript"/>
+          <w:lang w:val="en-US"/>
+        </w:rPr>
+        <w:t>1</w:t>
+      </w:r>
+      <w:r>
+        <w:rPr>
+          <w:rFonts w:eastAsiaTheme="minorEastAsia"/>
+          <w:lang w:val="en-US"/>
+        </w:rPr>
+        <w:t xml:space="preserve"> chính là phản lực của nhau</w:t>
+      </w:r>
+    </w:p>
+    <w:p>
+      <w:pPr>
+        <w:pStyle w:val="ListParagraph"/>
+        <w:numPr>
+          <w:ilvl w:val="0"/>
+          <w:numId w:val="6"/>
+        </w:numPr>
+        <w:rPr>
+          <w:rFonts w:ascii="Cambria Math" w:hAnsi="Cambria Math"/>
+          <w:lang w:val="en-US"/>
+          <w:oMath/>
+        </w:rPr>
+      </w:pPr>
+      <w:r>
+        <w:rPr>
+          <w:rFonts w:eastAsiaTheme="minorEastAsia"/>
+          <w:lang w:val="en-US"/>
+        </w:rPr>
+        <w:t>Xét đoạn dây tương tự ngay sau đoạn dây đầu tiên, đoạn này cũng chịu 1 lực F</w:t>
+      </w:r>
+      <w:r>
+        <w:rPr>
+          <w:rFonts w:eastAsiaTheme="minorEastAsia"/>
+          <w:vertAlign w:val="subscript"/>
+          <w:lang w:val="en-US"/>
+        </w:rPr>
+        <w:t>3</w:t>
+      </w:r>
+      <w:r>
+        <w:rPr>
+          <w:rFonts w:eastAsiaTheme="minorEastAsia"/>
+          <w:lang w:val="en-US"/>
+        </w:rPr>
+        <w:t xml:space="preserve"> hướng xuống dưới  và F</w:t>
+      </w:r>
+      <w:r>
+        <w:rPr>
+          <w:rFonts w:eastAsiaTheme="minorEastAsia"/>
+          <w:vertAlign w:val="subscript"/>
+          <w:lang w:val="en-US"/>
+        </w:rPr>
+        <w:t>4</w:t>
+      </w:r>
+      <w:r>
+        <w:rPr>
+          <w:rFonts w:eastAsiaTheme="minorEastAsia"/>
+          <w:lang w:val="en-US"/>
+        </w:rPr>
+        <w:t xml:space="preserve"> hướng lên trên</w:t>
+      </w:r>
+    </w:p>
+    <w:p>
+      <w:pPr>
+        <w:pStyle w:val="ListParagraph"/>
+        <w:numPr>
+          <w:ilvl w:val="0"/>
+          <w:numId w:val="6"/>
+        </w:numPr>
+        <w:rPr>
+          <w:rFonts w:ascii="Cambria Math" w:hAnsi="Cambria Math"/>
+          <w:lang w:val="en-US"/>
+          <w:oMath/>
+        </w:rPr>
+      </w:pPr>
+      <w:r>
+        <w:rPr>
+          <w:rFonts w:eastAsiaTheme="minorEastAsia"/>
+          <w:lang w:val="en-US"/>
+        </w:rPr>
+        <w:t>Dễ thấy F</w:t>
+      </w:r>
+      <w:r>
+        <w:rPr>
+          <w:rFonts w:eastAsiaTheme="minorEastAsia"/>
+          <w:vertAlign w:val="subscript"/>
+          <w:lang w:val="en-US"/>
+        </w:rPr>
+        <w:t>2</w:t>
+      </w:r>
+      <w:r>
+        <w:rPr>
+          <w:rFonts w:eastAsiaTheme="minorEastAsia"/>
+          <w:lang w:val="en-US"/>
+        </w:rPr>
+        <w:t xml:space="preserve"> và F</w:t>
+      </w:r>
+      <w:r>
+        <w:rPr>
+          <w:rFonts w:eastAsiaTheme="minorEastAsia"/>
+          <w:vertAlign w:val="subscript"/>
+          <w:lang w:val="en-US"/>
+        </w:rPr>
+        <w:t>3</w:t>
+      </w:r>
+      <w:r>
+        <w:rPr>
+          <w:rFonts w:eastAsiaTheme="minorEastAsia"/>
+          <w:lang w:val="en-US"/>
+        </w:rPr>
+        <w:t xml:space="preserve"> chính là phản lực của nhau</w:t>
+      </w:r>
+    </w:p>
+    <w:p>
+      <w:pPr>
+        <w:pStyle w:val="ListParagraph"/>
+        <w:numPr>
+          <w:ilvl w:val="0"/>
+          <w:numId w:val="6"/>
+        </w:numPr>
+        <w:rPr>
+          <w:rFonts w:ascii="Cambria Math" w:hAnsi="Cambria Math"/>
+          <w:lang w:val="en-US"/>
+          <w:oMath/>
+        </w:rPr>
+      </w:pPr>
+      <w:r>
+        <w:rPr>
+          <w:rFonts w:eastAsiaTheme="minorEastAsia"/>
+          <w:lang w:val="en-US"/>
+        </w:rPr>
+        <w:t>Vân vân cho đến đoạn ngay trước trần nhà</w:t>
+      </w:r>
+    </w:p>
+    <w:p>
+      <w:pPr>
+        <w:pStyle w:val="ListParagraph"/>
+        <w:numPr>
+          <w:ilvl w:val="0"/>
+          <w:numId w:val="6"/>
+        </w:numPr>
+        <w:rPr>
+          <w:rFonts w:ascii="Cambria Math" w:hAnsi="Cambria Math"/>
+          <w:lang w:val="en-US"/>
+          <w:oMath/>
+        </w:rPr>
+      </w:pPr>
+      <w:r>
+        <w:rPr>
+          <w:rFonts w:eastAsiaTheme="minorEastAsia"/>
+          <w:lang w:val="en-US"/>
+        </w:rPr>
+        <w:t>Đoạn này cũng chịu 1 lực F</w:t>
+      </w:r>
+      <w:r>
+        <w:rPr>
+          <w:rFonts w:eastAsiaTheme="minorEastAsia"/>
+          <w:vertAlign w:val="subscript"/>
+          <w:lang w:val="en-US"/>
+        </w:rPr>
+        <w:t>5</w:t>
+      </w:r>
+      <w:r>
+        <w:rPr>
+          <w:rFonts w:eastAsiaTheme="minorEastAsia"/>
+          <w:lang w:val="en-US"/>
+        </w:rPr>
+        <w:t xml:space="preserve"> hướng xuống và F</w:t>
+      </w:r>
+      <w:r>
+        <w:rPr>
+          <w:rFonts w:eastAsiaTheme="minorEastAsia"/>
+          <w:vertAlign w:val="subscript"/>
+          <w:lang w:val="en-US"/>
+        </w:rPr>
+        <w:t>6</w:t>
+      </w:r>
+      <w:r>
+        <w:rPr>
+          <w:rFonts w:eastAsiaTheme="minorEastAsia"/>
+          <w:lang w:val="en-US"/>
+        </w:rPr>
+        <w:t xml:space="preserve"> hướng lên</w:t>
+      </w:r>
+    </w:p>
+    <w:p>
+      <w:pPr>
+        <w:pStyle w:val="ListParagraph"/>
+        <w:numPr>
+          <w:ilvl w:val="0"/>
+          <w:numId w:val="6"/>
+        </w:numPr>
+        <w:rPr>
+          <w:rFonts w:ascii="Cambria Math" w:hAnsi="Cambria Math"/>
+          <w:lang w:val="en-US"/>
+          <w:oMath/>
+        </w:rPr>
+      </w:pPr>
+      <w:r>
+        <w:rPr>
+          <w:rFonts w:eastAsiaTheme="minorEastAsia"/>
+          <w:lang w:val="en-US"/>
+        </w:rPr>
+        <w:t>Còn trần nhà, nó chịu 1 lực F</w:t>
+      </w:r>
+      <w:r>
+        <w:rPr>
+          <w:rFonts w:eastAsiaTheme="minorEastAsia"/>
+          <w:vertAlign w:val="subscript"/>
+          <w:lang w:val="en-US"/>
+        </w:rPr>
+        <w:t>7</w:t>
+      </w:r>
+      <w:r>
+        <w:rPr>
+          <w:rFonts w:eastAsiaTheme="minorEastAsia"/>
+          <w:lang w:val="en-US"/>
+        </w:rPr>
+        <w:t xml:space="preserve"> hướng xuống</w:t>
+      </w:r>
+      <w:r>
+        <w:rPr>
+          <w:rFonts w:eastAsiaTheme="minorEastAsia"/>
+          <w:lang w:val="en-US"/>
+        </w:rPr>
+        <w:t>, và vẫn đứng yên do khối lượng vô tận</w:t>
+      </w:r>
+    </w:p>
+    <w:p>
+      <w:pPr>
+        <w:pStyle w:val="ListParagraph"/>
+        <w:numPr>
+          <w:ilvl w:val="0"/>
+          <w:numId w:val="6"/>
+        </w:numPr>
+        <w:rPr>
+          <w:rFonts w:ascii="Cambria Math" w:hAnsi="Cambria Math"/>
+          <w:lang w:val="en-US"/>
+          <w:oMath/>
+        </w:rPr>
+      </w:pPr>
+      <w:r>
+        <w:rPr>
+          <w:rFonts w:eastAsiaTheme="minorEastAsia"/>
+          <w:lang w:val="en-US"/>
+        </w:rPr>
+        <w:t>Dễ thấy F</w:t>
+      </w:r>
+      <w:r>
+        <w:rPr>
+          <w:rFonts w:eastAsiaTheme="minorEastAsia"/>
+          <w:vertAlign w:val="subscript"/>
+          <w:lang w:val="en-US"/>
+        </w:rPr>
+        <w:t>6</w:t>
+      </w:r>
+      <w:r>
+        <w:rPr>
+          <w:rFonts w:eastAsiaTheme="minorEastAsia"/>
+          <w:lang w:val="en-US"/>
+        </w:rPr>
+        <w:t xml:space="preserve"> và F</w:t>
+      </w:r>
+      <w:r>
+        <w:rPr>
+          <w:rFonts w:eastAsiaTheme="minorEastAsia"/>
+          <w:vertAlign w:val="subscript"/>
+          <w:lang w:val="en-US"/>
+        </w:rPr>
+        <w:t>7</w:t>
+      </w:r>
+      <w:r>
+        <w:rPr>
+          <w:rFonts w:eastAsiaTheme="minorEastAsia"/>
+          <w:lang w:val="en-US"/>
+        </w:rPr>
+        <w:t xml:space="preserve"> là phản lực của nhau</w:t>
+      </w:r>
+    </w:p>
+    <w:p>
+      <w:pPr>
+        <w:pStyle w:val="ListParagraph"/>
+        <w:numPr>
+          <w:ilvl w:val="0"/>
+          <w:numId w:val="6"/>
+        </w:numPr>
+        <w:rPr>
+          <w:rFonts w:ascii="Cambria Math" w:hAnsi="Cambria Math"/>
+          <w:lang w:val="en-US"/>
+          <w:oMath/>
+        </w:rPr>
+      </w:pPr>
+      <w:r>
+        <w:rPr>
+          <w:rFonts w:eastAsiaTheme="minorEastAsia"/>
+          <w:lang w:val="en-US"/>
+        </w:rPr>
+        <w:t>Tất các đoạn dây đều chịu tác dụng của 1 cặp lực cân bằng có độ lớn = nhau</w:t>
+      </w:r>
+      <w:r>
+        <w:rPr>
+          <w:rFonts w:eastAsiaTheme="minorEastAsia"/>
+          <w:lang w:val="en-US"/>
+        </w:rPr>
+        <w:t xml:space="preserve"> = lực căng dây</w:t>
+      </w:r>
+    </w:p>
+    <w:p>
+      <w:pPr>
+        <w:pStyle w:val="ListParagraph"/>
+        <w:numPr>
+          <w:ilvl w:val="0"/>
+          <w:numId w:val="6"/>
+        </w:numPr>
+        <w:rPr>
+          <w:rFonts w:ascii="Cambria Math" w:hAnsi="Cambria Math"/>
+          <w:lang w:val="en-US"/>
+          <w:oMath/>
+        </w:rPr>
+      </w:pPr>
+      <w:r>
+        <w:rPr>
+          <w:rFonts w:eastAsiaTheme="minorEastAsia"/>
+          <w:lang w:val="en-US"/>
+        </w:rPr>
+        <w:lastRenderedPageBreak/>
+        <w:t>Khi dây di chuyển, thì mỗi đoạn trên dây vẫn chịu tác dụng của 1 cặp lực cân bằng, lí do là khối lượng dây = 0, nên tổng hợp lực cực nhỏ vẫn có thể làm nhó di chuyển</w:t>
+      </w:r>
+    </w:p>
+    <w:p>
+      <w:pPr>
+        <w:pStyle w:val="ListParagraph"/>
+        <w:numPr>
+          <w:ilvl w:val="0"/>
+          <w:numId w:val="9"/>
+        </w:numPr>
+        <w:rPr>
+          <w:rFonts w:ascii="Cambria Math" w:hAnsi="Cambria Math"/>
+          <w:lang w:val="en-US"/>
+          <w:oMath/>
+        </w:rPr>
+      </w:pPr>
+      <w:r>
+        <w:rPr>
+          <w:rFonts w:eastAsiaTheme="minorEastAsia"/>
+          <w:lang w:val="en-US"/>
+        </w:rPr>
+        <w:t xml:space="preserve">Tổng </w:t>
+      </w:r>
+      <w:r>
+        <w:rPr>
+          <w:rFonts w:eastAsiaTheme="minorEastAsia"/>
+          <w:lang w:val="en-US"/>
+        </w:rPr>
+        <w:t xml:space="preserve">Độ </w:t>
+      </w:r>
+      <w:r>
+        <w:rPr>
+          <w:rFonts w:eastAsiaTheme="minorEastAsia"/>
+          <w:lang w:val="en-US"/>
+        </w:rPr>
+        <w:t xml:space="preserve">Lớn </w:t>
+      </w:r>
+      <w:r>
+        <w:rPr>
+          <w:rFonts w:eastAsiaTheme="minorEastAsia"/>
+          <w:lang w:val="en-US"/>
+        </w:rPr>
+        <w:t xml:space="preserve">Moment </w:t>
+      </w:r>
+      <w:r>
+        <w:rPr>
+          <w:rFonts w:eastAsiaTheme="minorEastAsia"/>
+          <w:lang w:val="en-US"/>
+        </w:rPr>
+        <w:t>Lực So Với 1 Mốc Của 1 Số Trường Hợp?</w:t>
+      </w:r>
+    </w:p>
+    <w:p>
+      <w:pPr>
+        <w:pStyle w:val="ListParagraph"/>
+        <w:numPr>
+          <w:ilvl w:val="0"/>
+          <w:numId w:val="6"/>
+        </w:numPr>
+        <w:rPr>
+          <w:rFonts w:ascii="Cambria Math" w:hAnsi="Cambria Math"/>
+          <w:lang w:val="en-US"/>
+          <w:oMath/>
+        </w:rPr>
+      </w:pPr>
+      <w:r>
+        <w:rPr>
+          <w:rFonts w:eastAsiaTheme="minorEastAsia"/>
+          <w:lang w:val="en-US"/>
+        </w:rPr>
+        <w:t xml:space="preserve">Xét trong hệ quy chiếu quán tính, </w:t>
+      </w:r>
+      <w:r>
+        <w:rPr>
+          <w:rFonts w:eastAsiaTheme="minorEastAsia"/>
+          <w:lang w:val="en-US"/>
+        </w:rPr>
+        <w:t xml:space="preserve">coi khối lượng m của vật không đổi, </w:t>
+      </w:r>
+      <w:r>
+        <w:rPr>
+          <w:rFonts w:eastAsiaTheme="minorEastAsia"/>
+          <w:lang w:val="en-US"/>
+        </w:rPr>
+        <w:t>vật đồng chất</w:t>
+      </w:r>
+    </w:p>
+    <w:p>
+      <w:pPr>
+        <w:pStyle w:val="ListParagraph"/>
+        <w:numPr>
+          <w:ilvl w:val="0"/>
+          <w:numId w:val="6"/>
+        </w:numPr>
+        <w:rPr>
+          <w:rFonts w:ascii="Cambria Math" w:hAnsi="Cambria Math"/>
+          <w:lang w:val="en-US"/>
+          <w:oMath/>
+        </w:rPr>
+      </w:pPr>
+      <w:r>
+        <w:rPr>
+          <w:rFonts w:eastAsiaTheme="minorEastAsia"/>
+          <w:lang w:val="en-US"/>
+        </w:rPr>
+        <w:t>Thanh thẳng cực mỏng</w:t>
+      </w:r>
+      <w:r>
+        <w:rPr>
+          <w:rFonts w:eastAsiaTheme="minorEastAsia"/>
+          <w:lang w:val="en-US"/>
+        </w:rPr>
+        <w:t xml:space="preserve"> đặt trong trọng trường đều, phương nằm vuông góc trọng lực</w:t>
+      </w:r>
+      <w:r>
+        <w:rPr>
+          <w:rFonts w:eastAsiaTheme="minorEastAsia"/>
+          <w:lang w:val="en-US"/>
+        </w:rPr>
+        <w:t>,</w:t>
+      </w:r>
+      <w:r>
+        <w:rPr>
+          <w:rFonts w:eastAsiaTheme="minorEastAsia"/>
+          <w:lang w:val="en-US"/>
+        </w:rPr>
+        <w:t xml:space="preserve"> mốc tính là 1 đầu</w:t>
+      </w:r>
+    </w:p>
+    <w:p>
+      <w:pPr>
+        <w:pStyle w:val="ListParagraph"/>
+        <w:pBdr>
+          <w:top w:val="single" w:sz="4" w:space="1" w:color="auto"/>
+          <w:left w:val="single" w:sz="4" w:space="4" w:color="auto"/>
+          <w:bottom w:val="single" w:sz="4" w:space="1" w:color="auto"/>
+          <w:right w:val="single" w:sz="4" w:space="4" w:color="auto"/>
+        </w:pBdr>
+        <w:ind w:left="1080"/>
+        <w:rPr>
+          <w:rFonts w:ascii="Cambria Math" w:hAnsi="Cambria Math"/>
+          <w:lang w:val="en-US"/>
+          <w:oMath/>
+        </w:rPr>
+      </w:pPr>
+      <m:oMath>
+        <m:r>
+          <w:rPr>
+            <w:rFonts w:ascii="Cambria Math" w:eastAsiaTheme="minorEastAsia" w:hAnsi="Cambria Math"/>
+            <w:lang w:val="en-US"/>
+          </w:rPr>
+          <m:t>M=</m:t>
+        </m:r>
+        <m:f>
+          <m:fPr>
+            <m:ctrlPr>
+              <w:rPr>
+                <w:rFonts w:ascii="Cambria Math" w:eastAsiaTheme="minorEastAsia" w:hAnsi="Cambria Math"/>
+                <w:i/>
+                <w:lang w:val="en-US"/>
+              </w:rPr>
+            </m:ctrlPr>
+          </m:fPr>
+          <m:num>
+            <m:r>
+              <w:rPr>
+                <w:rFonts w:ascii="Cambria Math" w:eastAsiaTheme="minorEastAsia" w:hAnsi="Cambria Math"/>
+                <w:lang w:val="en-US"/>
+              </w:rPr>
+              <m:t>1</m:t>
+            </m:r>
+          </m:num>
+          <m:den>
+            <m:r>
+              <w:rPr>
+                <w:rFonts w:ascii="Cambria Math" w:eastAsiaTheme="minorEastAsia" w:hAnsi="Cambria Math"/>
+                <w:lang w:val="en-US"/>
+              </w:rPr>
+              <m:t>2</m:t>
+            </m:r>
+          </m:den>
+        </m:f>
+        <m:r>
+          <w:rPr>
+            <w:rFonts w:ascii="Cambria Math" w:hAnsi="Cambria Math"/>
+            <w:lang w:val="en-US"/>
+          </w:rPr>
+          <m:t>Pr</m:t>
+        </m:r>
+      </m:oMath>
+      <w:r>
+        <w:rPr>
+          <w:rFonts w:eastAsiaTheme="minorEastAsia"/>
+          <w:lang w:val="en-US"/>
+        </w:rPr>
+        <w:t xml:space="preserve"> </w:t>
+      </w:r>
+    </w:p>
+    <w:p>
+      <w:pPr>
+        <w:pStyle w:val="ListParagraph"/>
+        <w:numPr>
+          <w:ilvl w:val="0"/>
+          <w:numId w:val="6"/>
+        </w:numPr>
+        <w:rPr>
+          <w:rFonts w:ascii="Cambria Math" w:hAnsi="Cambria Math"/>
+          <w:lang w:val="en-US"/>
+          <w:oMath/>
+        </w:rPr>
+      </w:pPr>
+      <w:r>
+        <w:rPr>
+          <w:rFonts w:eastAsiaTheme="minorEastAsia"/>
+          <w:lang w:val="en-US"/>
+        </w:rPr>
+        <w:t>P là trọng lực tác dụng lên thanh</w:t>
+      </w:r>
+    </w:p>
+    <w:p>
+      <w:pPr>
+        <w:pStyle w:val="ListParagraph"/>
+        <w:numPr>
+          <w:ilvl w:val="0"/>
+          <w:numId w:val="6"/>
+        </w:numPr>
+        <w:rPr>
+          <w:rFonts w:ascii="Cambria Math" w:hAnsi="Cambria Math"/>
+          <w:lang w:val="en-US"/>
+          <w:oMath/>
+        </w:rPr>
+      </w:pPr>
+      <w:r>
+        <w:rPr>
+          <w:rFonts w:eastAsiaTheme="minorEastAsia"/>
+          <w:lang w:val="en-US"/>
+        </w:rPr>
+        <w:t>r là chiều dài thanh</w:t>
+      </w:r>
+    </w:p>
+    <w:p>
+      <w:pPr>
+        <w:pStyle w:val="ListParagraph"/>
+        <w:numPr>
+          <w:ilvl w:val="0"/>
+          <w:numId w:val="9"/>
+        </w:numPr>
+        <w:rPr>
+          <w:rFonts w:ascii="Cambria Math" w:hAnsi="Cambria Math"/>
+          <w:lang w:val="en-US"/>
+          <w:oMath/>
+        </w:rPr>
+      </w:pPr>
+      <w:r>
+        <w:rPr>
+          <w:rFonts w:eastAsiaTheme="minorEastAsia"/>
+          <w:lang w:val="en-US"/>
+        </w:rPr>
         <w:t xml:space="preserve">Độ Lớn </w:t>
       </w:r>
       <w:r>
@@ -5089,7 +5873,21 @@
           <w:rFonts w:eastAsiaTheme="minorEastAsia"/>
           <w:lang w:val="en-US"/>
         </w:rPr>
-        <w:t>Xét trong hệ quy chiếu quán tính, m là khối lượng động của vật</w:t>
+        <w:t xml:space="preserve">Xét trong hệ quy chiếu quán tính, </w:t>
+      </w:r>
+      <w:r>
+        <w:rPr>
+          <w:rFonts w:eastAsiaTheme="minorEastAsia"/>
+          <w:lang w:val="en-US"/>
+        </w:rPr>
+        <w:t>coi khối lượng m của vật không đổi</w:t>
+      </w:r>
+      <w:r>
+        <w:rPr>
+          <w:rFonts w:eastAsiaTheme="minorEastAsia"/>
+          <w:lang w:val="en-US"/>
+        </w:rPr>
+        <w:t>, vật đồng chất</w:t>
       </w:r>
     </w:p>
     <w:p>
@@ -6095,8 +6893,760 @@
           <w:rFonts w:eastAsiaTheme="minorEastAsia"/>
           <w:lang w:val="en-US"/>
         </w:rPr>
+        <w:t>r là bán kính đĩa</w:t>
+      </w:r>
+    </w:p>
+    <w:p>
+      <w:pPr>
+        <w:pStyle w:val="ListParagraph"/>
+        <w:numPr>
+          <w:ilvl w:val="0"/>
+          <w:numId w:val="6"/>
+        </w:numPr>
+        <w:rPr>
+          <w:rFonts w:ascii="Cambria Math" w:hAnsi="Cambria Math"/>
+          <w:lang w:val="en-US"/>
+          <w:oMath/>
+        </w:rPr>
+      </w:pPr>
+      <w:r>
+        <w:rPr>
+          <w:rFonts w:eastAsiaTheme="minorEastAsia"/>
+          <w:lang w:val="en-US"/>
+        </w:rPr>
+        <w:t xml:space="preserve">Vòng tròn cực mỏng, trục </w:t>
+      </w:r>
+      <w:r>
+        <w:rPr>
+          <w:rFonts w:eastAsiaTheme="minorEastAsia"/>
+          <w:lang w:val="en-US"/>
+        </w:rPr>
+        <w:t xml:space="preserve">quay </w:t>
+      </w:r>
+      <w:r>
+        <w:rPr>
+          <w:rFonts w:eastAsiaTheme="minorEastAsia"/>
+          <w:lang w:val="en-US"/>
+        </w:rPr>
+        <w:t>là đường kính</w:t>
+      </w:r>
+    </w:p>
+    <w:p>
+      <w:pPr>
+        <w:pStyle w:val="ListParagraph"/>
+        <w:pBdr>
+          <w:top w:val="single" w:sz="4" w:space="1" w:color="auto"/>
+          <w:left w:val="single" w:sz="4" w:space="4" w:color="auto"/>
+          <w:bottom w:val="single" w:sz="4" w:space="1" w:color="auto"/>
+          <w:right w:val="single" w:sz="4" w:space="4" w:color="auto"/>
+        </w:pBdr>
+        <w:ind w:left="1080"/>
+        <w:rPr>
+          <w:rFonts w:ascii="Cambria Math" w:hAnsi="Cambria Math"/>
+          <w:lang w:val="en-US"/>
+          <w:oMath/>
+        </w:rPr>
+      </w:pPr>
+      <m:oMath>
+        <m:r>
+          <w:rPr>
+            <w:rFonts w:ascii="Cambria Math" w:eastAsiaTheme="minorEastAsia" w:hAnsi="Cambria Math"/>
+            <w:lang w:val="en-US"/>
+          </w:rPr>
+          <m:t>I'=</m:t>
+        </m:r>
+        <m:f>
+          <m:fPr>
+            <m:ctrlPr>
+              <w:rPr>
+                <w:rFonts w:ascii="Cambria Math" w:eastAsiaTheme="minorEastAsia" w:hAnsi="Cambria Math"/>
+                <w:i/>
+                <w:lang w:val="en-US"/>
+              </w:rPr>
+            </m:ctrlPr>
+          </m:fPr>
+          <m:num>
+            <m:r>
+              <w:rPr>
+                <w:rFonts w:ascii="Cambria Math" w:eastAsiaTheme="minorEastAsia" w:hAnsi="Cambria Math"/>
+                <w:lang w:val="en-US"/>
+              </w:rPr>
+              <m:t>1</m:t>
+            </m:r>
+          </m:num>
+          <m:den>
+            <m:r>
+              <w:rPr>
+                <w:rFonts w:ascii="Cambria Math" w:eastAsiaTheme="minorEastAsia" w:hAnsi="Cambria Math"/>
+                <w:lang w:val="en-US"/>
+              </w:rPr>
+              <m:t>2</m:t>
+            </m:r>
+          </m:den>
+        </m:f>
+        <m:r>
+          <w:rPr>
+            <w:rFonts w:ascii="Cambria Math" w:hAnsi="Cambria Math"/>
+            <w:lang w:val="en-US"/>
+          </w:rPr>
+          <m:t>m</m:t>
+        </m:r>
+        <m:sSup>
+          <m:sSupPr>
+            <m:ctrlPr>
+              <w:rPr>
+                <w:rFonts w:ascii="Cambria Math" w:hAnsi="Cambria Math"/>
+                <w:i/>
+                <w:lang w:val="en-US"/>
+              </w:rPr>
+            </m:ctrlPr>
+          </m:sSupPr>
+          <m:e>
+            <m:r>
+              <w:rPr>
+                <w:rFonts w:ascii="Cambria Math" w:hAnsi="Cambria Math"/>
+                <w:lang w:val="en-US"/>
+              </w:rPr>
+              <m:t>r</m:t>
+            </m:r>
+          </m:e>
+          <m:sup>
+            <m:r>
+              <w:rPr>
+                <w:rFonts w:ascii="Cambria Math" w:hAnsi="Cambria Math"/>
+                <w:lang w:val="en-US"/>
+              </w:rPr>
+              <m:t>2</m:t>
+            </m:r>
+          </m:sup>
+        </m:sSup>
+      </m:oMath>
+      <w:r>
+        <w:rPr>
+          <w:rFonts w:eastAsiaTheme="minorEastAsia"/>
+          <w:lang w:val="en-US"/>
+        </w:rPr>
+        <w:t xml:space="preserve"> </w:t>
+      </w:r>
+    </w:p>
+    <w:p>
+      <w:pPr>
+        <w:pStyle w:val="ListParagraph"/>
+        <w:numPr>
+          <w:ilvl w:val="0"/>
+          <w:numId w:val="6"/>
+        </w:numPr>
+        <w:rPr>
+          <w:rFonts w:ascii="Cambria Math" w:hAnsi="Cambria Math"/>
+          <w:lang w:val="en-US"/>
+          <w:oMath/>
+        </w:rPr>
+      </w:pPr>
+      <w:r>
+        <w:rPr>
+          <w:rFonts w:eastAsiaTheme="minorEastAsia"/>
+          <w:lang w:val="en-US"/>
+        </w:rPr>
+        <w:t>r</w:t>
+      </w:r>
+      <w:r>
+        <w:rPr>
+          <w:rFonts w:eastAsiaTheme="minorEastAsia"/>
+          <w:lang w:val="en-US"/>
+        </w:rPr>
+        <w:t xml:space="preserve"> là bán kính vòng tròn</w:t>
+      </w:r>
+    </w:p>
+    <w:p>
+      <w:pPr>
+        <w:pStyle w:val="ListParagraph"/>
+        <w:numPr>
+          <w:ilvl w:val="0"/>
+          <w:numId w:val="6"/>
+        </w:numPr>
+        <w:rPr>
+          <w:rFonts w:ascii="Cambria Math" w:hAnsi="Cambria Math"/>
+          <w:lang w:val="en-US"/>
+          <w:oMath/>
+        </w:rPr>
+      </w:pPr>
+      <w:r>
+        <w:rPr>
+          <w:rFonts w:eastAsiaTheme="minorEastAsia"/>
+          <w:lang w:val="en-US"/>
+        </w:rPr>
+        <w:t>Thanh thẳng cực mỏng, tâm quay là 1 đầu, trục quay vuông góc thanh</w:t>
+      </w:r>
+    </w:p>
+    <w:p>
+      <w:pPr>
+        <w:pStyle w:val="ListParagraph"/>
+        <w:pBdr>
+          <w:top w:val="single" w:sz="4" w:space="1" w:color="auto"/>
+          <w:left w:val="single" w:sz="4" w:space="4" w:color="auto"/>
+          <w:bottom w:val="single" w:sz="4" w:space="1" w:color="auto"/>
+          <w:right w:val="single" w:sz="4" w:space="4" w:color="auto"/>
+        </w:pBdr>
+        <w:ind w:left="1080"/>
+        <w:rPr>
+          <w:rFonts w:ascii="Cambria Math" w:hAnsi="Cambria Math"/>
+          <w:lang w:val="en-US"/>
+          <w:oMath/>
+        </w:rPr>
+      </w:pPr>
+      <m:oMath>
+        <m:r>
+          <w:rPr>
+            <w:rFonts w:ascii="Cambria Math" w:eastAsiaTheme="minorEastAsia" w:hAnsi="Cambria Math"/>
+            <w:lang w:val="en-US"/>
+          </w:rPr>
+          <m:t>I'=</m:t>
+        </m:r>
+        <m:f>
+          <m:fPr>
+            <m:ctrlPr>
+              <w:rPr>
+                <w:rFonts w:ascii="Cambria Math" w:eastAsiaTheme="minorEastAsia" w:hAnsi="Cambria Math"/>
+                <w:i/>
+                <w:lang w:val="en-US"/>
+              </w:rPr>
+            </m:ctrlPr>
+          </m:fPr>
+          <m:num>
+            <m:r>
+              <w:rPr>
+                <w:rFonts w:ascii="Cambria Math" w:eastAsiaTheme="minorEastAsia" w:hAnsi="Cambria Math"/>
+                <w:lang w:val="en-US"/>
+              </w:rPr>
+              <m:t>1</m:t>
+            </m:r>
+          </m:num>
+          <m:den>
+            <m:r>
+              <w:rPr>
+                <w:rFonts w:ascii="Cambria Math" w:eastAsiaTheme="minorEastAsia" w:hAnsi="Cambria Math"/>
+                <w:lang w:val="en-US"/>
+              </w:rPr>
+              <m:t>3</m:t>
+            </m:r>
+          </m:den>
+        </m:f>
+        <m:r>
+          <w:rPr>
+            <w:rFonts w:ascii="Cambria Math" w:hAnsi="Cambria Math"/>
+            <w:lang w:val="en-US"/>
+          </w:rPr>
+          <m:t>m</m:t>
+        </m:r>
+        <m:sSup>
+          <m:sSupPr>
+            <m:ctrlPr>
+              <w:rPr>
+                <w:rFonts w:ascii="Cambria Math" w:hAnsi="Cambria Math"/>
+                <w:i/>
+                <w:lang w:val="en-US"/>
+              </w:rPr>
+            </m:ctrlPr>
+          </m:sSupPr>
+          <m:e>
+            <m:r>
+              <w:rPr>
+                <w:rFonts w:ascii="Cambria Math" w:hAnsi="Cambria Math"/>
+                <w:lang w:val="en-US"/>
+              </w:rPr>
+              <m:t>r</m:t>
+            </m:r>
+          </m:e>
+          <m:sup>
+            <m:r>
+              <w:rPr>
+                <w:rFonts w:ascii="Cambria Math" w:hAnsi="Cambria Math"/>
+                <w:lang w:val="en-US"/>
+              </w:rPr>
+              <m:t>2</m:t>
+            </m:r>
+          </m:sup>
+        </m:sSup>
+      </m:oMath>
+      <w:r>
+        <w:rPr>
+          <w:rFonts w:eastAsiaTheme="minorEastAsia"/>
+          <w:lang w:val="en-US"/>
+        </w:rPr>
+        <w:t xml:space="preserve"> </w:t>
+      </w:r>
+    </w:p>
+    <w:p>
+      <w:pPr>
+        <w:pStyle w:val="ListParagraph"/>
+        <w:numPr>
+          <w:ilvl w:val="0"/>
+          <w:numId w:val="6"/>
+        </w:numPr>
+        <w:rPr>
+          <w:rFonts w:ascii="Cambria Math" w:hAnsi="Cambria Math"/>
+          <w:lang w:val="en-US"/>
+          <w:oMath/>
+        </w:rPr>
+      </w:pPr>
+      <w:r>
+        <w:rPr>
+          <w:rFonts w:eastAsiaTheme="minorEastAsia"/>
+          <w:lang w:val="en-US"/>
+        </w:rPr>
+        <w:t>r là chiều dài thanh</w:t>
+      </w:r>
+    </w:p>
+    <w:p>
+      <w:pPr>
+        <w:rPr>
+          <w:lang w:val="en-US"/>
+        </w:rPr>
+      </w:pPr>
+    </w:p>
+    <w:p>
+      <w:pPr>
+        <w:rPr>
+          <w:lang w:val="en-US"/>
+        </w:rPr>
+      </w:pPr>
+      <w:r>
+        <w:rPr>
+          <w:lang w:val="en-US"/>
+        </w:rPr>
+        <w:t>Solid – Rắn:</w:t>
+      </w:r>
+    </w:p>
+    <w:p>
+      <w:pPr>
+        <w:pStyle w:val="ListParagraph"/>
+        <w:numPr>
+          <w:ilvl w:val="0"/>
+          <w:numId w:val="24"/>
+        </w:numPr>
+        <w:rPr>
+          <w:lang w:val="en-US"/>
+        </w:rPr>
+      </w:pPr>
+      <w:r>
+        <w:rPr>
+          <w:lang w:val="en-US"/>
+        </w:rPr>
         <w:lastRenderedPageBreak/>
-        <w:t>r là bán kính đĩa</w:t>
+        <w:t>Vật Rắn?</w:t>
+      </w:r>
+    </w:p>
+    <w:p>
+      <w:pPr>
+        <w:pStyle w:val="ListParagraph"/>
+        <w:numPr>
+          <w:ilvl w:val="0"/>
+          <w:numId w:val="6"/>
+        </w:numPr>
+        <w:rPr>
+          <w:lang w:val="en-US"/>
+        </w:rPr>
+      </w:pPr>
+      <w:r>
+        <w:rPr>
+          <w:lang w:val="en-US"/>
+        </w:rPr>
+        <w:t>Là vật mà khoảng cách giữa các chất điểm cấu tạo nên nó luôn không đổi</w:t>
+      </w:r>
+    </w:p>
+    <w:p>
+      <w:pPr>
+        <w:pStyle w:val="ListParagraph"/>
+        <w:numPr>
+          <w:ilvl w:val="0"/>
+          <w:numId w:val="6"/>
+        </w:numPr>
+        <w:rPr>
+          <w:lang w:val="en-US"/>
+        </w:rPr>
+      </w:pPr>
+      <w:r>
+        <w:rPr>
+          <w:lang w:val="en-US"/>
+        </w:rPr>
+        <w:t>Giả sử 1 vật rắn đang di chuyển và không bị tác dụng của bất kì lực nào, ta chỉ có thể dự đoán quỹ đạo của nó nếu biết động lượng và Moment động lượng so với 1 điểm của nó</w:t>
+      </w:r>
+    </w:p>
+    <w:p>
+      <w:pPr>
+        <w:pStyle w:val="ListParagraph"/>
+        <w:numPr>
+          <w:ilvl w:val="0"/>
+          <w:numId w:val="24"/>
+        </w:numPr>
+        <w:rPr>
+          <w:lang w:val="en-US"/>
+        </w:rPr>
+      </w:pPr>
+      <w:r>
+        <w:rPr>
+          <w:lang w:val="en-US"/>
+        </w:rPr>
+        <w:t xml:space="preserve">Dự </w:t>
+      </w:r>
+      <w:r>
+        <w:rPr>
+          <w:lang w:val="en-US"/>
+        </w:rPr>
+        <w:t>Đoán Quỹ Đạo Của 1 Số Vật Rắn?</w:t>
+      </w:r>
+    </w:p>
+    <w:p>
+      <w:pPr>
+        <w:pStyle w:val="ListParagraph"/>
+        <w:numPr>
+          <w:ilvl w:val="0"/>
+          <w:numId w:val="6"/>
+        </w:numPr>
+        <w:rPr>
+          <w:lang w:val="en-US"/>
+        </w:rPr>
+      </w:pPr>
+      <w:r>
+        <w:rPr>
+          <w:rFonts w:eastAsiaTheme="minorEastAsia"/>
+          <w:lang w:val="en-US"/>
+        </w:rPr>
+        <w:t>Xét trong hệ quy chiếu quán tính,</w:t>
+      </w:r>
+      <w:r>
+        <w:rPr>
+          <w:rFonts w:eastAsiaTheme="minorEastAsia"/>
+          <w:lang w:val="en-US"/>
+        </w:rPr>
+        <w:t xml:space="preserve"> coi khối lượng không thay đổi </w:t>
+      </w:r>
+    </w:p>
+    <w:p>
+      <w:pPr>
+        <w:pStyle w:val="ListParagraph"/>
+        <w:numPr>
+          <w:ilvl w:val="0"/>
+          <w:numId w:val="6"/>
+        </w:numPr>
+        <w:rPr>
+          <w:lang w:val="en-US"/>
+        </w:rPr>
+      </w:pPr>
+      <w:r>
+        <w:rPr>
+          <w:lang w:val="en-US"/>
+        </w:rPr>
+        <w:t>1 vật rắn đang đứng yên gồm 2 chất điểm A và B khối lượng như nhau = m,</w:t>
+      </w:r>
+      <w:r>
+        <w:rPr>
+          <w:lang w:val="en-US"/>
+        </w:rPr>
+        <w:t xml:space="preserve"> cách nhau đoạn = d,</w:t>
+      </w:r>
+      <w:r>
+        <w:rPr>
+          <w:lang w:val="en-US"/>
+        </w:rPr>
+        <w:t xml:space="preserve"> B bên phải, tác dụng 1 lực F hướng tới phía trước lên B theo phương vuông góc AB trong thời gian cực ngắn coi như = 0 để truyền cho vật động lượng K</w:t>
+      </w:r>
+    </w:p>
+    <w:p>
+      <w:pPr>
+        <w:pStyle w:val="ListParagraph"/>
+        <w:numPr>
+          <w:ilvl w:val="0"/>
+          <w:numId w:val="6"/>
+        </w:numPr>
+        <w:rPr>
+          <w:lang w:val="en-US"/>
+        </w:rPr>
+      </w:pPr>
+      <w:r>
+        <w:rPr>
+          <w:lang w:val="en-US"/>
+        </w:rPr>
+        <w:t>Trọng tâm của vật sẽ tịnh tiến theo hướng lực tác dụng với vận tốc K / 2m</w:t>
+      </w:r>
+    </w:p>
+    <w:p>
+      <w:pPr>
+        <w:pStyle w:val="ListParagraph"/>
+        <w:numPr>
+          <w:ilvl w:val="0"/>
+          <w:numId w:val="6"/>
+        </w:numPr>
+        <w:rPr>
+          <w:lang w:val="en-US"/>
+        </w:rPr>
+      </w:pPr>
+      <w:r>
+        <w:rPr>
+          <w:lang w:val="en-US"/>
+        </w:rPr>
+        <w:t>Từ điểm nhìn của trọng tâm, 2 chất điểm quay đều xung quanh nó</w:t>
+      </w:r>
+      <w:r>
+        <w:rPr>
+          <w:lang w:val="en-US"/>
+        </w:rPr>
+        <w:t xml:space="preserve"> với tốc độ </w:t>
+      </w:r>
+      <w:r>
+        <w:rPr>
+          <w:lang w:val="en-US"/>
+        </w:rPr>
+        <w:t xml:space="preserve">dài </w:t>
+      </w:r>
+      <w:r>
+        <w:rPr>
+          <w:lang w:val="en-US"/>
+        </w:rPr>
+        <w:t>= tốc độ tịnh tiến của trọng tâm</w:t>
+      </w:r>
+      <w:r>
+        <w:rPr>
+          <w:lang w:val="en-US"/>
+        </w:rPr>
+        <w:t xml:space="preserve"> theo chiều ngược chiều kim đồng hồ tron</w:t>
+      </w:r>
+      <w:r>
+        <w:rPr>
+          <w:lang w:val="en-US"/>
+        </w:rPr>
+        <w:t>g mặt phẳng vuông góc với AB x F</w:t>
+      </w:r>
+      <w:r>
+        <w:rPr>
+          <w:lang w:val="en-US"/>
+        </w:rPr>
+        <w:t>, điều này là do đã phát sinh nội lực giữa A và B, giống lực hấp dẫn</w:t>
+      </w:r>
+    </w:p>
+    <w:p>
+      <w:pPr>
+        <w:pStyle w:val="ListParagraph"/>
+        <w:numPr>
+          <w:ilvl w:val="0"/>
+          <w:numId w:val="6"/>
+        </w:numPr>
+        <w:rPr>
+          <w:lang w:val="en-US"/>
+        </w:rPr>
+      </w:pPr>
+      <w:r>
+        <w:rPr>
+          <w:lang w:val="en-US"/>
+        </w:rPr>
+        <w:t>Cũng như trên, nhưng khối lượng A và B khác nhau, A khối lượng vô tận, B khối lượng m</w:t>
+      </w:r>
+    </w:p>
+    <w:p>
+      <w:pPr>
+        <w:pStyle w:val="ListParagraph"/>
+        <w:numPr>
+          <w:ilvl w:val="0"/>
+          <w:numId w:val="6"/>
+        </w:numPr>
+        <w:rPr>
+          <w:lang w:val="en-US"/>
+        </w:rPr>
+      </w:pPr>
+      <w:r>
+        <w:rPr>
+          <w:lang w:val="en-US"/>
+        </w:rPr>
+        <w:t>A đứng yên, B sẽ quay đều xung quanh A theo chiều ngược chiều kim đồng hồ với tốc độ</w:t>
+      </w:r>
+      <w:r>
+        <w:rPr>
+          <w:lang w:val="en-US"/>
+        </w:rPr>
+        <w:t xml:space="preserve"> góc = K / m</w:t>
+      </w:r>
+      <w:r>
+        <w:rPr>
+          <w:lang w:val="en-US"/>
+        </w:rPr>
+        <w:t xml:space="preserve"> trong mặt phẳng vuông góc với AB x F</w:t>
+      </w:r>
+    </w:p>
+    <w:p>
+      <w:pPr>
+        <w:pStyle w:val="ListParagraph"/>
+        <w:numPr>
+          <w:ilvl w:val="0"/>
+          <w:numId w:val="6"/>
+        </w:numPr>
+        <w:rPr>
+          <w:lang w:val="en-US"/>
+        </w:rPr>
+      </w:pPr>
+      <w:r>
+        <w:rPr>
+          <w:lang w:val="en-US"/>
+        </w:rPr>
+        <w:t xml:space="preserve">1 vật rắn đang đứng yên là 1 thanh dài cực mỏng đồng chất khối lượng m, chiều dài d, 2 đầu A và B, B bên phải, </w:t>
+      </w:r>
+      <w:r>
+        <w:rPr>
+          <w:lang w:val="en-US"/>
+        </w:rPr>
+        <w:t>tác dụng 1 lực F hướng tới phía trước lên B theo phương vuông góc AB trong thời gian cực ngắn coi như = 0 để truyền cho vật động lượng K</w:t>
+      </w:r>
+    </w:p>
+    <w:p>
+      <w:pPr>
+        <w:pStyle w:val="ListParagraph"/>
+        <w:numPr>
+          <w:ilvl w:val="0"/>
+          <w:numId w:val="6"/>
+        </w:numPr>
+        <w:rPr>
+          <w:lang w:val="en-US"/>
+        </w:rPr>
+      </w:pPr>
+      <w:r>
+        <w:rPr>
+          <w:lang w:val="en-US"/>
+        </w:rPr>
+        <w:t xml:space="preserve">Trọng tâm của vật </w:t>
+      </w:r>
+      <w:r>
+        <w:rPr>
+          <w:lang w:val="en-US"/>
+        </w:rPr>
+        <w:t>sẽ tịnh tiến theo hướng lực tác dụng với vận tốc K / m</w:t>
+      </w:r>
+    </w:p>
+    <w:p>
+      <w:pPr>
+        <w:pStyle w:val="ListParagraph"/>
+        <w:numPr>
+          <w:ilvl w:val="0"/>
+          <w:numId w:val="6"/>
+        </w:numPr>
+        <w:rPr>
+          <w:lang w:val="en-US"/>
+        </w:rPr>
+      </w:pPr>
+      <w:r>
+        <w:rPr>
+          <w:lang w:val="en-US"/>
+        </w:rPr>
+        <w:t>Từ điểm nhìn của trọng tâm,</w:t>
+      </w:r>
+      <w:r>
+        <w:rPr>
+          <w:lang w:val="en-US"/>
+        </w:rPr>
+        <w:t xml:space="preserve"> vật </w:t>
+      </w:r>
+      <w:r>
+        <w:rPr>
+          <w:lang w:val="en-US"/>
+        </w:rPr>
+        <w:t xml:space="preserve">quay đều xung quanh nó với tốc độ </w:t>
+      </w:r>
+      <w:r>
+        <w:rPr>
+          <w:lang w:val="en-US"/>
+        </w:rPr>
+        <w:t xml:space="preserve">góc </w:t>
+      </w:r>
+    </w:p>
+    <w:p>
+      <w:pPr>
+        <w:pStyle w:val="ListParagraph"/>
+        <w:ind w:left="1080"/>
+        <w:rPr>
+          <w:lang w:val="en-US"/>
+        </w:rPr>
+      </w:pPr>
+      <w:r>
+        <w:rPr>
+          <w:lang w:val="en-US"/>
+        </w:rPr>
+        <w:t xml:space="preserve">= </w:t>
+      </w:r>
+      <w:r>
+        <w:rPr>
+          <w:lang w:val="en-US"/>
+        </w:rPr>
+        <w:t xml:space="preserve">6K / md </w:t>
+      </w:r>
+      <w:r>
+        <w:rPr>
+          <w:lang w:val="en-US"/>
+        </w:rPr>
+        <w:t>theo chiều ngược chiều kim đồng hồ trong mặt phẳng vuông góc với AB x F</w:t>
+      </w:r>
+    </w:p>
+    <w:p>
+      <w:pPr>
+        <w:pStyle w:val="ListParagraph"/>
+        <w:numPr>
+          <w:ilvl w:val="0"/>
+          <w:numId w:val="6"/>
+        </w:numPr>
+        <w:rPr>
+          <w:lang w:val="en-US"/>
+        </w:rPr>
+      </w:pPr>
+      <w:r>
+        <w:rPr>
+          <w:lang w:val="en-US"/>
+        </w:rPr>
+        <w:t>Cũng như trên, nhưng đầu A khối lượng vô tận, còn lại khối lượng như nhau và tổng = m</w:t>
+      </w:r>
+    </w:p>
+    <w:p>
+      <w:pPr>
+        <w:pStyle w:val="ListParagraph"/>
+        <w:numPr>
+          <w:ilvl w:val="0"/>
+          <w:numId w:val="6"/>
+        </w:numPr>
+        <w:rPr>
+          <w:lang w:val="en-US"/>
+        </w:rPr>
+      </w:pPr>
+      <w:r>
+        <w:rPr>
+          <w:lang w:val="en-US"/>
+        </w:rPr>
+        <w:t xml:space="preserve">Vật sẽ quanh điều xung quanh A </w:t>
+      </w:r>
+      <w:r>
+        <w:rPr>
+          <w:lang w:val="en-US"/>
+        </w:rPr>
+        <w:t xml:space="preserve">theo chiều ngược chiều kim đồng hồ với tốc độ góc = </w:t>
+      </w:r>
+      <w:r>
+        <w:rPr>
+          <w:lang w:val="en-US"/>
+        </w:rPr>
+        <w:t>3</w:t>
+      </w:r>
+      <w:r>
+        <w:rPr>
+          <w:lang w:val="en-US"/>
+        </w:rPr>
+        <w:t>K / m</w:t>
+      </w:r>
+      <w:r>
+        <w:rPr>
+          <w:lang w:val="en-US"/>
+        </w:rPr>
+        <w:t>d</w:t>
+      </w:r>
+      <w:r>
+        <w:rPr>
+          <w:lang w:val="en-US"/>
+        </w:rPr>
+        <w:t xml:space="preserve"> trong mặt phẳng vuông góc với AB x F</w:t>
       </w:r>
     </w:p>
     <w:p>
@@ -6248,6 +7798,7 @@
         <w:rPr>
           <w:lang w:val="en-US"/>
         </w:rPr>
+        <w:lastRenderedPageBreak/>
         <w:t>Cho vật xoay quanh trọng tâm bất kể quỹ đạo nhanh chậm tăng tốc các kiểu thì động lượng của vật luôn = 0</w:t>
       </w:r>
     </w:p>
@@ -8183,101 +9734,101 @@
         <w:rPr>
           <w:lang w:val="en-US"/>
         </w:rPr>
+        <w:t>Vì vật đang quay quanh trọng tâm nên động lượng không đổi và = 0 nên tổng hợp lực lên vật = 0, mà ta cũng chẳng tác dụng ngẫu lực lên vật, nên Moment động lượng không đổi, giả sử Vector Moment động lượng không cùng phương với trục quay, khi đó, dễ thấy Vector Moment động lượng sẽ quay tròn xung quanh trục quay, nói cách khác, Vector Moment động lượng thay đổi, mâu thuẫn, nên bắt buộc nó phải trùng với phương trục quay, khi đó, dù vật có quay kiểu gì thì Vector Moment động lượng cũng không quay</w:t>
+      </w:r>
+    </w:p>
+    <w:p>
+      <w:pPr>
+        <w:pStyle w:val="ListParagraph"/>
+        <w:numPr>
+          <w:ilvl w:val="0"/>
+          <w:numId w:val="19"/>
+        </w:numPr>
+        <w:rPr>
+          <w:lang w:val="en-US"/>
+        </w:rPr>
+      </w:pPr>
+      <w:r>
+        <w:rPr>
+          <w:lang w:val="en-US"/>
+        </w:rPr>
+        <w:t>Có Phải Tọa Độ Trọng Tâm = Trung Bình Tọa Độ Đỉnh Giả Sử Vật Đồng Chất?</w:t>
+      </w:r>
+    </w:p>
+    <w:p>
+      <w:pPr>
+        <w:pStyle w:val="ListParagraph"/>
+        <w:numPr>
+          <w:ilvl w:val="0"/>
+          <w:numId w:val="18"/>
+        </w:numPr>
+        <w:rPr>
+          <w:lang w:val="en-US"/>
+        </w:rPr>
+      </w:pPr>
+      <w:r>
+        <w:rPr>
+          <w:lang w:val="en-US"/>
+        </w:rPr>
+        <w:t>Xét 1 khối đa diện, khi đó tọa độ trọng tâm nghĩa là trung bình tọa độ tất cả các điểm trong khối chỉ = trung bình tọa độ đỉnh trong 1 số ít trường hợp như hình tam giác, chữ nhật, lập phương, …, còn đa số hình khác thì không</w:t>
+      </w:r>
+    </w:p>
+    <w:p>
+      <w:pPr>
+        <w:pStyle w:val="ListParagraph"/>
+        <w:numPr>
+          <w:ilvl w:val="0"/>
+          <w:numId w:val="19"/>
+        </w:numPr>
+        <w:rPr>
+          <w:lang w:val="en-US"/>
+        </w:rPr>
+      </w:pPr>
+      <w:r>
+        <w:rPr>
+          <w:lang w:val="en-US"/>
+        </w:rPr>
+        <w:t>Cách Thăng Bằng Đá?</w:t>
+      </w:r>
+    </w:p>
+    <w:p>
+      <w:pPr>
+        <w:pStyle w:val="ListParagraph"/>
+        <w:numPr>
+          <w:ilvl w:val="0"/>
+          <w:numId w:val="18"/>
+        </w:numPr>
+        <w:rPr>
+          <w:lang w:val="en-US"/>
+        </w:rPr>
+      </w:pPr>
+      <w:r>
+        <w:rPr>
+          <w:lang w:val="en-US"/>
+        </w:rPr>
+        <w:t>Đặt đá xuống đất, cho nó đứng yên, lúc này đá đang cân bằng  nên điểm tiếp xúc của nó với đất chính là hình chiếu trọng tâm của nó xuống đất, đặt đá lên đá khác với điểm tiếp xúc là điểm này</w:t>
+      </w:r>
+    </w:p>
+    <w:p>
+      <w:pPr>
+        <w:rPr>
+          <w:rFonts w:ascii="Cambria Math" w:hAnsi="Cambria Math"/>
+          <w:lang w:val="en-US"/>
+          <w:oMath/>
+        </w:rPr>
+      </w:pPr>
+    </w:p>
+    <w:p>
+      <w:pPr>
+        <w:rPr>
+          <w:lang w:val="en-US"/>
+        </w:rPr>
+      </w:pPr>
+      <w:r>
+        <w:rPr>
+          <w:lang w:val="en-US"/>
+        </w:rPr>
         <w:lastRenderedPageBreak/>
-        <w:t>Vì vật đang quay quanh trọng tâm nên động lượng không đổi và = 0 nên tổng hợp lực lên vật = 0, mà ta cũng chẳng tác dụng ngẫu lực lên vật, nên Moment động lượng không đổi, giả sử Vector Moment động lượng không cùng phương với trục quay, khi đó, dễ thấy Vector Moment động lượng sẽ quay tròn xung quanh trục quay, nói cách khác, Vector Moment động lượng thay đổi, mâu thuẫn, nên bắt buộc nó phải trùng với phương trục quay, khi đó, dù vật có quay kiểu gì thì Vector Moment động lượng cũng không quay</w:t>
-      </w:r>
-    </w:p>
-    <w:p>
-      <w:pPr>
-        <w:pStyle w:val="ListParagraph"/>
-        <w:numPr>
-          <w:ilvl w:val="0"/>
-          <w:numId w:val="19"/>
-        </w:numPr>
-        <w:rPr>
-          <w:lang w:val="en-US"/>
-        </w:rPr>
-      </w:pPr>
-      <w:r>
-        <w:rPr>
-          <w:lang w:val="en-US"/>
-        </w:rPr>
-        <w:t>Có Phải Tọa Độ Trọng Tâm = Trung Bình Tọa Độ Đỉnh Giả Sử Vật Đồng Chất?</w:t>
-      </w:r>
-    </w:p>
-    <w:p>
-      <w:pPr>
-        <w:pStyle w:val="ListParagraph"/>
-        <w:numPr>
-          <w:ilvl w:val="0"/>
-          <w:numId w:val="18"/>
-        </w:numPr>
-        <w:rPr>
-          <w:lang w:val="en-US"/>
-        </w:rPr>
-      </w:pPr>
-      <w:r>
-        <w:rPr>
-          <w:lang w:val="en-US"/>
-        </w:rPr>
-        <w:t>Xét 1 khối đa diện, khi đó tọa độ trọng tâm nghĩa là trung bình tọa độ tất cả các điểm trong khối chỉ = trung bình tọa độ đỉnh trong 1 số ít trường hợp như hình tam giác, chữ nhật, lập phương, …, còn đa số hình khác thì không</w:t>
-      </w:r>
-    </w:p>
-    <w:p>
-      <w:pPr>
-        <w:pStyle w:val="ListParagraph"/>
-        <w:numPr>
-          <w:ilvl w:val="0"/>
-          <w:numId w:val="19"/>
-        </w:numPr>
-        <w:rPr>
-          <w:lang w:val="en-US"/>
-        </w:rPr>
-      </w:pPr>
-      <w:r>
-        <w:rPr>
-          <w:lang w:val="en-US"/>
-        </w:rPr>
-        <w:t>Cách Thăng Bằng Đá?</w:t>
-      </w:r>
-    </w:p>
-    <w:p>
-      <w:pPr>
-        <w:pStyle w:val="ListParagraph"/>
-        <w:numPr>
-          <w:ilvl w:val="0"/>
-          <w:numId w:val="18"/>
-        </w:numPr>
-        <w:rPr>
-          <w:lang w:val="en-US"/>
-        </w:rPr>
-      </w:pPr>
-      <w:r>
-        <w:rPr>
-          <w:lang w:val="en-US"/>
-        </w:rPr>
-        <w:t>Đặt đá xuống đất, cho nó đứng yên, lúc này đá đang cân bằng  nên điểm tiếp xúc của nó với đất chính là hình chiếu trọng tâm của nó xuống đất, đặt đá lên đá khác với điểm tiếp xúc là điểm này</w:t>
-      </w:r>
-    </w:p>
-    <w:p>
-      <w:pPr>
-        <w:rPr>
-          <w:rFonts w:ascii="Cambria Math" w:hAnsi="Cambria Math"/>
-          <w:lang w:val="en-US"/>
-          <w:oMath/>
-        </w:rPr>
-      </w:pPr>
-    </w:p>
-    <w:p>
-      <w:pPr>
-        <w:rPr>
-          <w:lang w:val="en-US"/>
-        </w:rPr>
-      </w:pPr>
-      <w:r>
-        <w:rPr>
-          <w:lang w:val="en-US"/>
-        </w:rPr>
         <w:t xml:space="preserve">Elastic </w:t>
       </w:r>
       <w:r>
@@ -8456,25 +10007,7 @@
         <w:rPr>
           <w:lang w:val="en-US"/>
         </w:rPr>
-        <w:t xml:space="preserve">Tại </w:t>
-      </w:r>
-      <w:r>
-        <w:rPr>
-          <w:lang w:val="en-US"/>
-        </w:rPr>
-        <w:t xml:space="preserve">Sao Cầm Sợi Dây Kéo Vật Qua Ròng Rọc Thì Lực Kéo </w:t>
-      </w:r>
-      <w:r>
-        <w:rPr>
-          <w:lang w:val="en-US"/>
-        </w:rPr>
-        <w:t>=</w:t>
-      </w:r>
-      <w:r>
-        <w:rPr>
-          <w:lang w:val="en-US"/>
-        </w:rPr>
-        <w:t xml:space="preserve"> Trọng Lực?</w:t>
+        <w:t>Ròng Rọc Động Là Gì?</w:t>
       </w:r>
     </w:p>
     <w:p>
@@ -8492,179 +10025,227 @@
         <w:rPr>
           <w:lang w:val="en-US"/>
         </w:rPr>
-        <w:t>Tưởng tượng</w:t>
-      </w:r>
-      <w:r>
-        <w:rPr>
-          <w:lang w:val="en-US"/>
-        </w:rPr>
-        <w:t xml:space="preserve"> bánh</w:t>
-      </w:r>
-      <w:r>
-        <w:rPr>
-          <w:lang w:val="en-US"/>
-        </w:rPr>
-        <w:t xml:space="preserve"> ròng rọc không phải hình tròn mà là hình đa giác đề</w:t>
-      </w:r>
-      <w:r>
-        <w:rPr>
-          <w:lang w:val="en-US"/>
-        </w:rPr>
-        <w:t xml:space="preserve">u với cạnh rất nhỏ, khi đó tại đỉnh tiếp xúc dây mà tại đó dây có phương thẳng đứng, ta phân tích được trọng lực tác dụng lên thành phần dây ở điểm này thành 2 Vector, 1 Vector triệt tiêu phản lực của bánh ròng rọc và 1 Vector có độ lớn = </w:t>
-      </w:r>
+        <w:t>Lấy ròng rọc cố định đảo ngược nó lại, nghĩa là bánh ròng rọc gắn trực tiếp với vật, luồn dưới đít nó sợi dây, rồi gắn 1 đầu lên trần, đầu còn lại cầm tay kéo</w:t>
+      </w:r>
+    </w:p>
+    <w:p>
+      <w:pPr>
+        <w:pStyle w:val="ListParagraph"/>
+        <w:numPr>
+          <w:ilvl w:val="0"/>
+          <w:numId w:val="15"/>
+        </w:numPr>
+        <w:rPr>
+          <w:lang w:val="en-US"/>
+        </w:rPr>
+      </w:pPr>
+      <w:r>
+        <w:rPr>
+          <w:lang w:val="en-US"/>
+        </w:rPr>
+        <w:t>Tại Sao Dùng Ròng Rọc Động Giảm Lực Kéo?</w:t>
+      </w:r>
+    </w:p>
+    <w:p>
+      <w:pPr>
+        <w:pStyle w:val="ListParagraph"/>
+        <w:numPr>
+          <w:ilvl w:val="0"/>
+          <w:numId w:val="4"/>
+        </w:numPr>
+        <w:rPr>
+          <w:lang w:val="en-US"/>
+        </w:rPr>
+      </w:pPr>
+      <w:r>
+        <w:rPr>
+          <w:lang w:val="en-US"/>
+        </w:rPr>
+        <w:t>Do có 1 đầu dây gắn vào trần, coi nó như 1 bàn tay kéo khác, khi đó, tay ta và trần nhà sẽ cùng hợp lực để kéo 1 vật, do đó lực kéo sẽ chia đôi</w:t>
+      </w:r>
+    </w:p>
+    <w:p>
+      <w:pPr>
+        <w:pStyle w:val="ListParagraph"/>
+        <w:numPr>
+          <w:ilvl w:val="0"/>
+          <w:numId w:val="4"/>
+        </w:numPr>
+        <w:rPr>
+          <w:lang w:val="en-US"/>
+        </w:rPr>
+      </w:pPr>
+      <w:r>
+        <w:rPr>
+          <w:lang w:val="en-US"/>
+        </w:rPr>
+        <w:t>Dễ thấy quãng đường ta kéo dây gấp 2 lần so với quãng đường vật đi lên, do đó năng lượng được bảo toàn</w:t>
+      </w:r>
+    </w:p>
+    <w:p>
+      <w:pPr>
+        <w:pStyle w:val="ListParagraph"/>
+        <w:numPr>
+          <w:ilvl w:val="0"/>
+          <w:numId w:val="15"/>
+        </w:numPr>
+        <w:rPr>
+          <w:lang w:val="en-US"/>
+        </w:rPr>
+      </w:pPr>
+      <w:r>
+        <w:rPr>
+          <w:lang w:val="en-US"/>
+        </w:rPr>
+        <w:t>Truyền Lực?</w:t>
+      </w:r>
+    </w:p>
+    <w:p>
+      <w:pPr>
+        <w:pStyle w:val="ListParagraph"/>
+        <w:numPr>
+          <w:ilvl w:val="0"/>
+          <w:numId w:val="4"/>
+        </w:numPr>
+        <w:rPr>
+          <w:lang w:val="en-US"/>
+        </w:rPr>
+      </w:pPr>
+      <w:r>
+        <w:rPr>
+          <w:lang w:val="en-US"/>
+        </w:rPr>
+        <w:t>Giả sử ta có 1 sợi dây không có khối lượng và không co giãn, hình dạng của nó là đường gấp khúc, tại các chỗ gấp khúc có để mấy cái ròng rọc</w:t>
+      </w:r>
+    </w:p>
+    <w:p>
+      <w:pPr>
+        <w:pStyle w:val="ListParagraph"/>
+        <w:numPr>
+          <w:ilvl w:val="0"/>
+          <w:numId w:val="4"/>
+        </w:numPr>
+        <w:rPr>
+          <w:lang w:val="en-US"/>
+        </w:rPr>
+      </w:pPr>
+      <w:r>
+        <w:rPr>
+          <w:lang w:val="en-US"/>
+        </w:rPr>
+        <w:t>Trên sợi dây có đính các chất điểm với khối lượng bất kì</w:t>
+      </w:r>
+    </w:p>
+    <w:p>
+      <w:pPr>
+        <w:pStyle w:val="ListParagraph"/>
+        <w:numPr>
+          <w:ilvl w:val="0"/>
+          <w:numId w:val="4"/>
+        </w:numPr>
+        <w:rPr>
+          <w:lang w:val="en-US"/>
+        </w:rPr>
+      </w:pPr>
+      <w:r>
+        <w:rPr>
+          <w:lang w:val="en-US"/>
+        </w:rPr>
+        <w:t>Khi tác dụng 1 lực lên 1 chất điểm nào đó theo phương dây tại điểm đó thì lực sẽ được phân tán cho toàn bộ chất điểm trên dây, tưởng tượng như dòng điện, khối lượng chất điểm tỉ lệ thuận với phần trăm lực nó nhận được</w:t>
+      </w:r>
+    </w:p>
+    <w:p>
+      <w:pPr>
+        <w:pStyle w:val="ListParagraph"/>
+        <w:numPr>
+          <w:ilvl w:val="0"/>
+          <w:numId w:val="4"/>
+        </w:numPr>
+        <w:rPr>
+          <w:lang w:val="en-US"/>
+        </w:rPr>
+      </w:pPr>
+      <w:r>
+        <w:rPr>
+          <w:lang w:val="en-US"/>
+        </w:rPr>
+        <w:t>Ví dụ</w:t>
+      </w:r>
+    </w:p>
+    <w:p>
+      <w:pPr>
+        <w:pStyle w:val="ListParagraph"/>
+        <w:numPr>
+          <w:ilvl w:val="0"/>
+          <w:numId w:val="4"/>
+        </w:numPr>
+        <w:rPr>
+          <w:lang w:val="en-US"/>
+        </w:rPr>
+      </w:pPr>
+      <w:r>
+        <w:rPr>
+          <w:lang w:val="en-US"/>
+        </w:rPr>
+        <w:t>Sợi dây có 2 chất điểm, 1 cái 2 kg và 1 cái 5 kg, tác dụng lực 14 N lên chất điểm 1 thì cuối cùng, chất điểm 1 chịu 4 N, chất điểm 2 chịu 10 N</w:t>
+      </w:r>
+    </w:p>
+    <w:p>
+      <w:pPr>
+        <w:pStyle w:val="ListParagraph"/>
+        <w:ind w:left="1080"/>
+        <w:rPr>
+          <w:lang w:val="en-US"/>
+        </w:rPr>
+      </w:pPr>
+    </w:p>
+    <w:p>
+      <w:pPr>
+        <w:rPr>
+          <w:lang w:val="en-US"/>
+        </w:rPr>
+      </w:pPr>
+      <w:r>
+        <w:rPr>
+          <w:lang w:val="en-US"/>
+        </w:rPr>
+        <w:t>Friction – Lực Ma Sát:</w:t>
+      </w:r>
+    </w:p>
+    <w:p>
+      <w:pPr>
+        <w:pStyle w:val="ListParagraph"/>
+        <w:numPr>
+          <w:ilvl w:val="0"/>
+          <w:numId w:val="1"/>
+        </w:numPr>
+        <w:rPr>
+          <w:lang w:val="en-US"/>
+        </w:rPr>
+      </w:pPr>
+      <w:r>
+        <w:rPr>
+          <w:lang w:val="en-US"/>
+        </w:rPr>
+        <w:t>Tại Sao Lại Có Lực Ma Sát?</w:t>
+      </w:r>
+    </w:p>
+    <w:p>
+      <w:pPr>
+        <w:pStyle w:val="ListParagraph"/>
+        <w:numPr>
+          <w:ilvl w:val="0"/>
+          <w:numId w:val="2"/>
+        </w:numPr>
+        <w:rPr>
+          <w:lang w:val="en-US"/>
+        </w:rPr>
+      </w:pPr>
       <w:r>
         <w:rPr>
           <w:lang w:val="en-US"/>
         </w:rPr>
         <w:lastRenderedPageBreak/>
-        <w:t>trọng lực và có phương của thành phần dây kế tiếp, cứ như thế Vector này lại truyền lên phía trên và độ lớn lực kéo như nhau tại mọi điểm trên dây, do đó nếu muốn kéo vật lên đều thì lực kéo phải ít nhất = trọng lực vật</w:t>
-      </w:r>
-    </w:p>
-    <w:p>
-      <w:pPr>
-        <w:pStyle w:val="ListParagraph"/>
-        <w:numPr>
-          <w:ilvl w:val="0"/>
-          <w:numId w:val="15"/>
-        </w:numPr>
-        <w:rPr>
-          <w:lang w:val="en-US"/>
-        </w:rPr>
-      </w:pPr>
-      <w:r>
-        <w:rPr>
-          <w:lang w:val="en-US"/>
-        </w:rPr>
-        <w:t>Ròng Rọc Động Là Gì?</w:t>
-      </w:r>
-    </w:p>
-    <w:p>
-      <w:pPr>
-        <w:pStyle w:val="ListParagraph"/>
-        <w:numPr>
-          <w:ilvl w:val="0"/>
-          <w:numId w:val="4"/>
-        </w:numPr>
-        <w:rPr>
-          <w:lang w:val="en-US"/>
-        </w:rPr>
-      </w:pPr>
-      <w:r>
-        <w:rPr>
-          <w:lang w:val="en-US"/>
-        </w:rPr>
-        <w:t>Lấy ròng rọc cố định đảo ngược nó lại, nghĩa là bánh ròng rọc gắn trực tiếp với vật, luồn dưới đít nó sợi dây, rồi gắn 1 đầu lên trần, đầu còn lại cầm tay kéo</w:t>
-      </w:r>
-    </w:p>
-    <w:p>
-      <w:pPr>
-        <w:pStyle w:val="ListParagraph"/>
-        <w:numPr>
-          <w:ilvl w:val="0"/>
-          <w:numId w:val="15"/>
-        </w:numPr>
-        <w:rPr>
-          <w:lang w:val="en-US"/>
-        </w:rPr>
-      </w:pPr>
-      <w:r>
-        <w:rPr>
-          <w:lang w:val="en-US"/>
-        </w:rPr>
-        <w:t>Tại Sao Dùng Ròng Rọc Động Giảm Lực Kéo?</w:t>
-      </w:r>
-    </w:p>
-    <w:p>
-      <w:pPr>
-        <w:pStyle w:val="ListParagraph"/>
-        <w:numPr>
-          <w:ilvl w:val="0"/>
-          <w:numId w:val="4"/>
-        </w:numPr>
-        <w:rPr>
-          <w:lang w:val="en-US"/>
-        </w:rPr>
-      </w:pPr>
-      <w:r>
-        <w:rPr>
-          <w:lang w:val="en-US"/>
-        </w:rPr>
-        <w:t>Do có 1 đầu dây gắn vào trần, coi nó như 1 bàn tay kéo khác, khi đó, tay ta và trần nhà sẽ cùng hợp lực để kéo 1 vật, do đó lực kéo sẽ chia đôi</w:t>
-      </w:r>
-    </w:p>
-    <w:p>
-      <w:pPr>
-        <w:pStyle w:val="ListParagraph"/>
-        <w:numPr>
-          <w:ilvl w:val="0"/>
-          <w:numId w:val="4"/>
-        </w:numPr>
-        <w:rPr>
-          <w:lang w:val="en-US"/>
-        </w:rPr>
-      </w:pPr>
-      <w:r>
-        <w:rPr>
-          <w:lang w:val="en-US"/>
-        </w:rPr>
-        <w:t>Dễ thấy quãng đường ta kéo dây gấp 2 lần so với quãng đường vật đi lên, do đó năng lượng được bảo toàn</w:t>
-      </w:r>
-    </w:p>
-    <w:p>
-      <w:pPr>
-        <w:pStyle w:val="ListParagraph"/>
-        <w:ind w:left="1080"/>
-        <w:rPr>
-          <w:lang w:val="en-US"/>
-        </w:rPr>
-      </w:pPr>
-    </w:p>
-    <w:p>
-      <w:pPr>
-        <w:rPr>
-          <w:lang w:val="en-US"/>
-        </w:rPr>
-      </w:pPr>
-      <w:r>
-        <w:rPr>
-          <w:lang w:val="en-US"/>
-        </w:rPr>
-        <w:t>Friction – Lực Ma Sát:</w:t>
-      </w:r>
-    </w:p>
-    <w:p>
-      <w:pPr>
-        <w:pStyle w:val="ListParagraph"/>
-        <w:numPr>
-          <w:ilvl w:val="0"/>
-          <w:numId w:val="1"/>
-        </w:numPr>
-        <w:rPr>
-          <w:lang w:val="en-US"/>
-        </w:rPr>
-      </w:pPr>
-      <w:r>
-        <w:rPr>
-          <w:lang w:val="en-US"/>
-        </w:rPr>
-        <w:t>Tại Sao Lại Có Lực Ma Sát?</w:t>
-      </w:r>
-    </w:p>
-    <w:p>
-      <w:pPr>
-        <w:pStyle w:val="ListParagraph"/>
-        <w:numPr>
-          <w:ilvl w:val="0"/>
-          <w:numId w:val="2"/>
-        </w:numPr>
-        <w:rPr>
-          <w:lang w:val="en-US"/>
-        </w:rPr>
-      </w:pPr>
-      <w:r>
-        <w:rPr>
-          <w:lang w:val="en-US"/>
-        </w:rPr>
         <w:t>Cho 2 vật bằng phẳng M và N trong môi trường không trọng lực, N đặt trên M sao cả 2 tiếp xúc, tác dụng lực để N trượt trên M, khi đó 2 vật M, N do bằng phẳng nên chúng không tác dụng lực gì nên nhau cả, và dẫn đến N không bao giờ dừng lại, nhưng khi bề mặt M gồ ghề, N cũng gồ ghề, thì khi N trượt trên M, nhưng cái nhô ra từ bề mặt va đập vào nhau, khi này N tác dụng vào M một lực cùng chiều chuyển động của N</w:t>
       </w:r>
       <w:r>
@@ -9153,6 +10734,7 @@
         <w:rPr>
           <w:lang w:val="en-US"/>
         </w:rPr>
+        <w:lastRenderedPageBreak/>
         <w:t>Hệ Quy Chiếu Phi Quán Tính (Non Inertial Frame</w:t>
       </w:r>
       <w:r>
@@ -9898,7 +11480,6 @@
         <w:rPr>
           <w:lang w:val="en-US"/>
         </w:rPr>
-        <w:lastRenderedPageBreak/>
         <w:t>Tính Độ Lớn Lực Hút Nhau Của 2 Vật?</w:t>
       </w:r>
     </w:p>
@@ -10167,7 +11748,14 @@
         <w:rPr>
           <w:lang w:val="en-US"/>
         </w:rPr>
-        <w:t>lực hấp dẫn giữa anh ta và trái đất cố gắng kéo anh ta xuống mặt đất, bằng cách giảm dần vận tốc của anh ta, nhưng giả sử vận tốc đầu của anh ta lớn đến nỗi cho dù có buông lỏng thì anh ta vẫn đủ sức bay đến vô tận mà vận tốc vẫn chưa giảm về 0, nguyên nhân là do bay càng cao thì lực hấp dẫn càng giảm, độ giảm vận tốc cũng giảm theo, do không có ma sát, nên theo định luật bảo toàn năng lượng, giả sử nếu anh ta bị kéo ngược trở lại tại 1 thời điểm nào đó, thì khi đó, thế năng của anh ta tại đó so với mặt đất = động năng của anh ta lúc bắt đầu phóng, vì vậy, nếu lúc bắt đầu phóng mà động năng của anh ta vượt qua thế năng tại điểm vô tận thì anh ta sẽ không bao giờ bị kéo trở lại, vận tốc làm cho động năng của anh ta lúc bắt đầu phóng = thế năng ở vô tận gọi là vận tốc thoát</w:t>
+        <w:t xml:space="preserve">lực hấp dẫn giữa anh ta và trái đất cố gắng kéo anh ta xuống mặt đất, bằng cách giảm dần vận tốc của anh ta, nhưng giả sử vận tốc đầu của anh ta lớn đến nỗi cho dù có buông lỏng thì anh ta vẫn đủ sức bay đến vô tận mà vận tốc vẫn chưa giảm về 0, nguyên nhân là do bay càng cao thì lực hấp dẫn càng giảm, độ giảm vận tốc cũng giảm theo, do không có ma sát, nên </w:t>
+      </w:r>
+      <w:r>
+        <w:rPr>
+          <w:lang w:val="en-US"/>
+        </w:rPr>
+        <w:lastRenderedPageBreak/>
+        <w:t>theo định luật bảo toàn năng lượng, giả sử nếu anh ta bị kéo ngược trở lại tại 1 thời điểm nào đó, thì khi đó, thế năng của anh ta tại đó so với mặt đất = động năng của anh ta lúc bắt đầu phóng, vì vậy, nếu lúc bắt đầu phóng mà động năng của anh ta vượt qua thế năng tại điểm vô tận thì anh ta sẽ không bao giờ bị kéo trở lại, vận tốc làm cho động năng của anh ta lúc bắt đầu phóng = thế năng ở vô tận gọi là vận tốc thoát</w:t>
       </w:r>
     </w:p>
     <w:p>
@@ -10658,6 +12246,95 @@
     </w:lvl>
   </w:abstractNum>
   <w:abstractNum w:abstractNumId="3" w15:restartNumberingAfterBreak="0">
+    <w:nsid w:val="182D30E9"/>
+    <w:multiLevelType w:val="hybridMultilevel"/>
+    <w:tmpl w:val="49CCA9D4"/>
+    <w:lvl w:ilvl="0" w:tplc="D3420F46">
+      <w:start w:val="1"/>
+      <w:numFmt w:val="decimal"/>
+      <w:lvlText w:val="%1."/>
+      <w:lvlJc w:val="left"/>
+      <w:pPr>
+        <w:ind w:left="1080" w:hanging="360"/>
+      </w:pPr>
+      <w:rPr>
+        <w:rFonts w:hint="default"/>
+      </w:rPr>
+    </w:lvl>
+    <w:lvl w:ilvl="1" w:tplc="04090019" w:tentative="1">
+      <w:start w:val="1"/>
+      <w:numFmt w:val="lowerLetter"/>
+      <w:lvlText w:val="%2."/>
+      <w:lvlJc w:val="left"/>
+      <w:pPr>
+        <w:ind w:left="1800" w:hanging="360"/>
+      </w:pPr>
+    </w:lvl>
+    <w:lvl w:ilvl="2" w:tplc="0409001B" w:tentative="1">
+      <w:start w:val="1"/>
+      <w:numFmt w:val="lowerRoman"/>
+      <w:lvlText w:val="%3."/>
+      <w:lvlJc w:val="right"/>
+      <w:pPr>
+        <w:ind w:left="2520" w:hanging="180"/>
+      </w:pPr>
+    </w:lvl>
+    <w:lvl w:ilvl="3" w:tplc="0409000F" w:tentative="1">
+      <w:start w:val="1"/>
+      <w:numFmt w:val="decimal"/>
+      <w:lvlText w:val="%4."/>
+      <w:lvlJc w:val="left"/>
+      <w:pPr>
+        <w:ind w:left="3240" w:hanging="360"/>
+      </w:pPr>
+    </w:lvl>
+    <w:lvl w:ilvl="4" w:tplc="04090019" w:tentative="1">
+      <w:start w:val="1"/>
+      <w:numFmt w:val="lowerLetter"/>
+      <w:lvlText w:val="%5."/>
+      <w:lvlJc w:val="left"/>
+      <w:pPr>
+        <w:ind w:left="3960" w:hanging="360"/>
+      </w:pPr>
+    </w:lvl>
+    <w:lvl w:ilvl="5" w:tplc="0409001B" w:tentative="1">
+      <w:start w:val="1"/>
+      <w:numFmt w:val="lowerRoman"/>
+      <w:lvlText w:val="%6."/>
+      <w:lvlJc w:val="right"/>
+      <w:pPr>
+        <w:ind w:left="4680" w:hanging="180"/>
+      </w:pPr>
+    </w:lvl>
+    <w:lvl w:ilvl="6" w:tplc="0409000F" w:tentative="1">
+      <w:start w:val="1"/>
+      <w:numFmt w:val="decimal"/>
+      <w:lvlText w:val="%7."/>
+      <w:lvlJc w:val="left"/>
+      <w:pPr>
+        <w:ind w:left="5400" w:hanging="360"/>
+      </w:pPr>
+    </w:lvl>
+    <w:lvl w:ilvl="7" w:tplc="04090019" w:tentative="1">
+      <w:start w:val="1"/>
+      <w:numFmt w:val="lowerLetter"/>
+      <w:lvlText w:val="%8."/>
+      <w:lvlJc w:val="left"/>
+      <w:pPr>
+        <w:ind w:left="6120" w:hanging="360"/>
+      </w:pPr>
+    </w:lvl>
+    <w:lvl w:ilvl="8" w:tplc="0409001B" w:tentative="1">
+      <w:start w:val="1"/>
+      <w:numFmt w:val="lowerRoman"/>
+      <w:lvlText w:val="%9."/>
+      <w:lvlJc w:val="right"/>
+      <w:pPr>
+        <w:ind w:left="6840" w:hanging="180"/>
+      </w:pPr>
+    </w:lvl>
+  </w:abstractNum>
+  <w:abstractNum w:abstractNumId="4" w15:restartNumberingAfterBreak="0">
     <w:nsid w:val="1F663391"/>
     <w:multiLevelType w:val="hybridMultilevel"/>
     <w:tmpl w:val="1A5237B8"/>
@@ -10746,7 +12423,7 @@
       </w:pPr>
     </w:lvl>
   </w:abstractNum>
-  <w:abstractNum w:abstractNumId="4" w15:restartNumberingAfterBreak="0">
+  <w:abstractNum w:abstractNumId="5" w15:restartNumberingAfterBreak="0">
     <w:nsid w:val="21B3136E"/>
     <w:multiLevelType w:val="hybridMultilevel"/>
     <w:tmpl w:val="07967EAA"/>
@@ -10837,7 +12514,7 @@
       </w:pPr>
     </w:lvl>
   </w:abstractNum>
-  <w:abstractNum w:abstractNumId="5" w15:restartNumberingAfterBreak="0">
+  <w:abstractNum w:abstractNumId="6" w15:restartNumberingAfterBreak="0">
     <w:nsid w:val="2B161C83"/>
     <w:multiLevelType w:val="hybridMultilevel"/>
     <w:tmpl w:val="7FEC225E"/>
@@ -10926,7 +12603,7 @@
       </w:pPr>
     </w:lvl>
   </w:abstractNum>
-  <w:abstractNum w:abstractNumId="6" w15:restartNumberingAfterBreak="0">
+  <w:abstractNum w:abstractNumId="7" w15:restartNumberingAfterBreak="0">
     <w:nsid w:val="2F202101"/>
     <w:multiLevelType w:val="hybridMultilevel"/>
     <w:tmpl w:val="8E141056"/>
@@ -11015,7 +12692,7 @@
       </w:pPr>
     </w:lvl>
   </w:abstractNum>
-  <w:abstractNum w:abstractNumId="7" w15:restartNumberingAfterBreak="0">
+  <w:abstractNum w:abstractNumId="8" w15:restartNumberingAfterBreak="0">
     <w:nsid w:val="33C83DAB"/>
     <w:multiLevelType w:val="hybridMultilevel"/>
     <w:tmpl w:val="0B9A9108"/>
@@ -11104,7 +12781,7 @@
       </w:pPr>
     </w:lvl>
   </w:abstractNum>
-  <w:abstractNum w:abstractNumId="8" w15:restartNumberingAfterBreak="0">
+  <w:abstractNum w:abstractNumId="9" w15:restartNumberingAfterBreak="0">
     <w:nsid w:val="3426577A"/>
     <w:multiLevelType w:val="hybridMultilevel"/>
     <w:tmpl w:val="29EA473C"/>
@@ -11217,7 +12894,7 @@
       </w:rPr>
     </w:lvl>
   </w:abstractNum>
-  <w:abstractNum w:abstractNumId="9" w15:restartNumberingAfterBreak="0">
+  <w:abstractNum w:abstractNumId="10" w15:restartNumberingAfterBreak="0">
     <w:nsid w:val="3AA16DF2"/>
     <w:multiLevelType w:val="hybridMultilevel"/>
     <w:tmpl w:val="2BE8D194"/>
@@ -11330,7 +13007,7 @@
       </w:rPr>
     </w:lvl>
   </w:abstractNum>
-  <w:abstractNum w:abstractNumId="10" w15:restartNumberingAfterBreak="0">
+  <w:abstractNum w:abstractNumId="11" w15:restartNumberingAfterBreak="0">
     <w:nsid w:val="3CE15337"/>
     <w:multiLevelType w:val="hybridMultilevel"/>
     <w:tmpl w:val="53264FA2"/>
@@ -11443,7 +13120,7 @@
       </w:rPr>
     </w:lvl>
   </w:abstractNum>
-  <w:abstractNum w:abstractNumId="11" w15:restartNumberingAfterBreak="0">
+  <w:abstractNum w:abstractNumId="12" w15:restartNumberingAfterBreak="0">
     <w:nsid w:val="3DC14422"/>
     <w:multiLevelType w:val="hybridMultilevel"/>
     <w:tmpl w:val="12FEDAD6"/>
@@ -11532,7 +13209,7 @@
       </w:pPr>
     </w:lvl>
   </w:abstractNum>
-  <w:abstractNum w:abstractNumId="12" w15:restartNumberingAfterBreak="0">
+  <w:abstractNum w:abstractNumId="13" w15:restartNumberingAfterBreak="0">
     <w:nsid w:val="43F314F4"/>
     <w:multiLevelType w:val="hybridMultilevel"/>
     <w:tmpl w:val="B504F412"/>
@@ -11621,7 +13298,7 @@
       </w:pPr>
     </w:lvl>
   </w:abstractNum>
-  <w:abstractNum w:abstractNumId="13" w15:restartNumberingAfterBreak="0">
+  <w:abstractNum w:abstractNumId="14" w15:restartNumberingAfterBreak="0">
     <w:nsid w:val="53604E70"/>
     <w:multiLevelType w:val="hybridMultilevel"/>
     <w:tmpl w:val="04E4F892"/>
@@ -11710,7 +13387,7 @@
       </w:pPr>
     </w:lvl>
   </w:abstractNum>
-  <w:abstractNum w:abstractNumId="14" w15:restartNumberingAfterBreak="0">
+  <w:abstractNum w:abstractNumId="15" w15:restartNumberingAfterBreak="0">
     <w:nsid w:val="57A4723C"/>
     <w:multiLevelType w:val="hybridMultilevel"/>
     <w:tmpl w:val="9D6016CE"/>
@@ -11825,7 +13502,7 @@
       </w:rPr>
     </w:lvl>
   </w:abstractNum>
-  <w:abstractNum w:abstractNumId="15" w15:restartNumberingAfterBreak="0">
+  <w:abstractNum w:abstractNumId="16" w15:restartNumberingAfterBreak="0">
     <w:nsid w:val="5D3B6C88"/>
     <w:multiLevelType w:val="hybridMultilevel"/>
     <w:tmpl w:val="74FEB892"/>
@@ -11914,7 +13591,7 @@
       </w:pPr>
     </w:lvl>
   </w:abstractNum>
-  <w:abstractNum w:abstractNumId="16" w15:restartNumberingAfterBreak="0">
+  <w:abstractNum w:abstractNumId="17" w15:restartNumberingAfterBreak="0">
     <w:nsid w:val="6143031C"/>
     <w:multiLevelType w:val="hybridMultilevel"/>
     <w:tmpl w:val="C87CE1CE"/>
@@ -12003,7 +13680,7 @@
       </w:pPr>
     </w:lvl>
   </w:abstractNum>
-  <w:abstractNum w:abstractNumId="17" w15:restartNumberingAfterBreak="0">
+  <w:abstractNum w:abstractNumId="18" w15:restartNumberingAfterBreak="0">
     <w:nsid w:val="62756F58"/>
     <w:multiLevelType w:val="hybridMultilevel"/>
     <w:tmpl w:val="F7A62870"/>
@@ -12116,7 +13793,7 @@
       </w:rPr>
     </w:lvl>
   </w:abstractNum>
-  <w:abstractNum w:abstractNumId="18" w15:restartNumberingAfterBreak="0">
+  <w:abstractNum w:abstractNumId="19" w15:restartNumberingAfterBreak="0">
     <w:nsid w:val="68497E50"/>
     <w:multiLevelType w:val="hybridMultilevel"/>
     <w:tmpl w:val="42AADB48"/>
@@ -12205,7 +13882,7 @@
       </w:pPr>
     </w:lvl>
   </w:abstractNum>
-  <w:abstractNum w:abstractNumId="19" w15:restartNumberingAfterBreak="0">
+  <w:abstractNum w:abstractNumId="20" w15:restartNumberingAfterBreak="0">
     <w:nsid w:val="6ACB43E1"/>
     <w:multiLevelType w:val="hybridMultilevel"/>
     <w:tmpl w:val="2062B6B4"/>
@@ -12318,7 +13995,7 @@
       </w:rPr>
     </w:lvl>
   </w:abstractNum>
-  <w:abstractNum w:abstractNumId="20" w15:restartNumberingAfterBreak="0">
+  <w:abstractNum w:abstractNumId="21" w15:restartNumberingAfterBreak="0">
     <w:nsid w:val="75AB67BA"/>
     <w:multiLevelType w:val="hybridMultilevel"/>
     <w:tmpl w:val="BADE687E"/>
@@ -12407,7 +14084,7 @@
       </w:pPr>
     </w:lvl>
   </w:abstractNum>
-  <w:abstractNum w:abstractNumId="21" w15:restartNumberingAfterBreak="0">
+  <w:abstractNum w:abstractNumId="22" w15:restartNumberingAfterBreak="0">
     <w:nsid w:val="7C4C32FE"/>
     <w:multiLevelType w:val="hybridMultilevel"/>
     <w:tmpl w:val="0B82BCF2"/>
@@ -12496,7 +14173,7 @@
       </w:pPr>
     </w:lvl>
   </w:abstractNum>
-  <w:abstractNum w:abstractNumId="22" w15:restartNumberingAfterBreak="0">
+  <w:abstractNum w:abstractNumId="23" w15:restartNumberingAfterBreak="0">
     <w:nsid w:val="7D917C2E"/>
     <w:multiLevelType w:val="hybridMultilevel"/>
     <w:tmpl w:val="5442D244"/>
@@ -12586,73 +14263,76 @@
     </w:lvl>
   </w:abstractNum>
   <w:num w:numId="1" w16cid:durableId="974289622">
-    <w:abstractNumId w:val="22"/>
+    <w:abstractNumId w:val="23"/>
   </w:num>
   <w:num w:numId="2" w16cid:durableId="1323774835">
-    <w:abstractNumId w:val="17"/>
+    <w:abstractNumId w:val="18"/>
   </w:num>
   <w:num w:numId="3" w16cid:durableId="1652446769">
-    <w:abstractNumId w:val="3"/>
+    <w:abstractNumId w:val="4"/>
   </w:num>
   <w:num w:numId="4" w16cid:durableId="792485853">
-    <w:abstractNumId w:val="19"/>
+    <w:abstractNumId w:val="20"/>
   </w:num>
   <w:num w:numId="5" w16cid:durableId="1386568712">
-    <w:abstractNumId w:val="7"/>
+    <w:abstractNumId w:val="8"/>
   </w:num>
   <w:num w:numId="6" w16cid:durableId="1157914635">
+    <w:abstractNumId w:val="15"/>
+  </w:num>
+  <w:num w:numId="7" w16cid:durableId="568348773">
+    <w:abstractNumId w:val="5"/>
+  </w:num>
+  <w:num w:numId="8" w16cid:durableId="1652556319">
     <w:abstractNumId w:val="14"/>
   </w:num>
-  <w:num w:numId="7" w16cid:durableId="568348773">
-    <w:abstractNumId w:val="4"/>
-  </w:num>
-  <w:num w:numId="8" w16cid:durableId="1652556319">
-    <w:abstractNumId w:val="13"/>
-  </w:num>
   <w:num w:numId="9" w16cid:durableId="834077432">
-    <w:abstractNumId w:val="6"/>
+    <w:abstractNumId w:val="7"/>
   </w:num>
   <w:num w:numId="10" w16cid:durableId="2000690314">
     <w:abstractNumId w:val="1"/>
   </w:num>
   <w:num w:numId="11" w16cid:durableId="1303923010">
-    <w:abstractNumId w:val="11"/>
+    <w:abstractNumId w:val="12"/>
   </w:num>
   <w:num w:numId="12" w16cid:durableId="1224564126">
-    <w:abstractNumId w:val="16"/>
+    <w:abstractNumId w:val="17"/>
   </w:num>
   <w:num w:numId="13" w16cid:durableId="608436781">
-    <w:abstractNumId w:val="9"/>
+    <w:abstractNumId w:val="10"/>
   </w:num>
   <w:num w:numId="14" w16cid:durableId="1865094514">
     <w:abstractNumId w:val="2"/>
   </w:num>
   <w:num w:numId="15" w16cid:durableId="568535819">
-    <w:abstractNumId w:val="18"/>
+    <w:abstractNumId w:val="19"/>
   </w:num>
   <w:num w:numId="16" w16cid:durableId="236332280">
-    <w:abstractNumId w:val="12"/>
+    <w:abstractNumId w:val="13"/>
   </w:num>
   <w:num w:numId="17" w16cid:durableId="25454000">
     <w:abstractNumId w:val="0"/>
   </w:num>
   <w:num w:numId="18" w16cid:durableId="654257446">
-    <w:abstractNumId w:val="10"/>
+    <w:abstractNumId w:val="11"/>
   </w:num>
   <w:num w:numId="19" w16cid:durableId="1126578327">
-    <w:abstractNumId w:val="20"/>
+    <w:abstractNumId w:val="21"/>
   </w:num>
   <w:num w:numId="20" w16cid:durableId="1209103746">
-    <w:abstractNumId w:val="5"/>
+    <w:abstractNumId w:val="6"/>
   </w:num>
   <w:num w:numId="21" w16cid:durableId="1313949456">
-    <w:abstractNumId w:val="21"/>
+    <w:abstractNumId w:val="22"/>
   </w:num>
   <w:num w:numId="22" w16cid:durableId="103305276">
-    <w:abstractNumId w:val="15"/>
+    <w:abstractNumId w:val="16"/>
   </w:num>
   <w:num w:numId="23" w16cid:durableId="268049894">
-    <w:abstractNumId w:val="8"/>
+    <w:abstractNumId w:val="9"/>
+  </w:num>
+  <w:num w:numId="24" w16cid:durableId="279797111">
+    <w:abstractNumId w:val="3"/>
   </w:num>
 </w:numbering>
 </file>

--- a/force.docx
+++ b/force.docx
@@ -3803,6 +3803,155 @@
         <w:rPr>
           <w:lang w:val="en-US"/>
         </w:rPr>
+        <w:t xml:space="preserve">Tính </w:t>
+      </w:r>
+      <w:r>
+        <w:rPr>
+          <w:lang w:val="en-US"/>
+        </w:rPr>
+        <w:t>Xấp Xỉ Động Năng Của 1 Vật Đang Quay Quanh 1 Trục?</w:t>
+      </w:r>
+    </w:p>
+    <w:p>
+      <w:pPr>
+        <w:pStyle w:val="ListParagraph"/>
+        <w:pBdr>
+          <w:top w:val="single" w:sz="4" w:space="1" w:color="auto"/>
+          <w:left w:val="single" w:sz="4" w:space="4" w:color="auto"/>
+          <w:bottom w:val="single" w:sz="4" w:space="1" w:color="auto"/>
+          <w:right w:val="single" w:sz="4" w:space="4" w:color="auto"/>
+        </w:pBdr>
+        <w:ind w:left="1080"/>
+        <w:rPr>
+          <w:lang w:val="en-US"/>
+        </w:rPr>
+      </w:pPr>
+      <m:oMath>
+        <m:sSub>
+          <m:sSubPr>
+            <m:ctrlPr>
+              <w:rPr>
+                <w:rFonts w:ascii="Cambria Math" w:hAnsi="Cambria Math"/>
+                <w:i/>
+                <w:lang w:val="en-US"/>
+              </w:rPr>
+            </m:ctrlPr>
+          </m:sSubPr>
+          <m:e>
+            <m:r>
+              <w:rPr>
+                <w:rFonts w:ascii="Cambria Math" w:hAnsi="Cambria Math"/>
+                <w:lang w:val="en-US"/>
+              </w:rPr>
+              <m:t>E</m:t>
+            </m:r>
+          </m:e>
+          <m:sub>
+            <m:r>
+              <w:rPr>
+                <w:rFonts w:ascii="Cambria Math" w:hAnsi="Cambria Math"/>
+                <w:lang w:val="en-US"/>
+              </w:rPr>
+              <m:t>K</m:t>
+            </m:r>
+          </m:sub>
+        </m:sSub>
+        <m:r>
+          <w:rPr>
+            <w:rFonts w:ascii="Cambria Math" w:hAnsi="Cambria Math"/>
+            <w:lang w:val="en-US"/>
+          </w:rPr>
+          <m:t>≈</m:t>
+        </m:r>
+        <m:f>
+          <m:fPr>
+            <m:ctrlPr>
+              <w:rPr>
+                <w:rFonts w:ascii="Cambria Math" w:hAnsi="Cambria Math"/>
+                <w:i/>
+                <w:lang w:val="en-US"/>
+              </w:rPr>
+            </m:ctrlPr>
+          </m:fPr>
+          <m:num>
+            <m:r>
+              <w:rPr>
+                <w:rFonts w:ascii="Cambria Math" w:hAnsi="Cambria Math"/>
+                <w:lang w:val="en-US"/>
+              </w:rPr>
+              <m:t>1</m:t>
+            </m:r>
+          </m:num>
+          <m:den>
+            <m:r>
+              <w:rPr>
+                <w:rFonts w:ascii="Cambria Math" w:hAnsi="Cambria Math"/>
+                <w:lang w:val="en-US"/>
+              </w:rPr>
+              <m:t>2</m:t>
+            </m:r>
+          </m:den>
+        </m:f>
+        <m:r>
+          <w:rPr>
+            <w:rFonts w:ascii="Cambria Math" w:hAnsi="Cambria Math"/>
+            <w:lang w:val="en-US"/>
+          </w:rPr>
+          <m:t>I'</m:t>
+        </m:r>
+        <m:sSup>
+          <m:sSupPr>
+            <m:ctrlPr>
+              <w:rPr>
+                <w:rFonts w:ascii="Cambria Math" w:hAnsi="Cambria Math"/>
+                <w:i/>
+                <w:lang w:val="en-US"/>
+              </w:rPr>
+            </m:ctrlPr>
+          </m:sSupPr>
+          <m:e>
+            <m:r>
+              <w:rPr>
+                <w:rFonts w:ascii="Cambria Math" w:hAnsi="Cambria Math"/>
+                <w:lang w:val="en-US"/>
+              </w:rPr>
+              <m:t>ω</m:t>
+            </m:r>
+          </m:e>
+          <m:sup>
+            <m:r>
+              <w:rPr>
+                <w:rFonts w:ascii="Cambria Math" w:hAnsi="Cambria Math"/>
+                <w:lang w:val="en-US"/>
+              </w:rPr>
+              <m:t>2</m:t>
+            </m:r>
+          </m:sup>
+        </m:sSup>
+      </m:oMath>
+      <w:r>
+        <w:rPr>
+          <w:rFonts w:eastAsiaTheme="minorEastAsia"/>
+          <w:lang w:val="en-US"/>
+        </w:rPr>
+        <w:t xml:space="preserve"> </w:t>
+      </w:r>
+    </w:p>
+    <w:p>
+      <w:pPr>
+        <w:pStyle w:val="ListParagraph"/>
+        <w:numPr>
+          <w:ilvl w:val="0"/>
+          <w:numId w:val="9"/>
+        </w:numPr>
+        <w:rPr>
+          <w:lang w:val="en-US"/>
+        </w:rPr>
+      </w:pPr>
+      <w:r>
+        <w:rPr>
+          <w:lang w:val="en-US"/>
+        </w:rPr>
         <w:t>Ngẫu Lực (Couple)?</w:t>
       </w:r>
     </w:p>
@@ -4646,6 +4795,7 @@
         <w:rPr>
           <w:lang w:val="en-US"/>
         </w:rPr>
+        <w:lastRenderedPageBreak/>
         <w:t xml:space="preserve">Là </w:t>
       </w:r>
       <w:r>
@@ -4670,7 +4820,6 @@
         <w:rPr>
           <w:lang w:val="en-US"/>
         </w:rPr>
-        <w:lastRenderedPageBreak/>
         <w:t xml:space="preserve">Cho 1 hệ cô lập gồm 1 quả bóng nhỏ đang di chuyển với vận tốc không đổi và 1 bức tường khối lượng vô hạn đang đứng yên, khi quả bóng va vào bức tường, giả sử va chạm đàn hồi, </w:t>
       </w:r>
       <w:r>
@@ -4991,7 +5140,14 @@
           <w:rFonts w:eastAsiaTheme="minorEastAsia"/>
           <w:lang w:val="en-US"/>
         </w:rPr>
-        <w:t>Trọng lực tác dụng lên quả bóng sẽ được phân tích thành 2 lực, 1 cái trực đối với phản lực và 1 cái cùng phương mặt dốc, cái thứ 2 làm phát sinh lực ma sát nghỉ  ngược hướng chiều lăn, lực ma sát nghỉ này mới là cái tạo Moment lực, dẫn đến Moment động lượng của quả bóng thay đổi, do đó nó sẽ lăn</w:t>
+        <w:t>Xét trường hợp vật lăn không trượt</w:t>
+      </w:r>
+      <w:r>
+        <w:rPr>
+          <w:rFonts w:eastAsiaTheme="minorEastAsia"/>
+          <w:lang w:val="en-US"/>
+        </w:rPr>
+        <w:t>, không có ma sát trượt</w:t>
       </w:r>
     </w:p>
     <w:p>
@@ -5012,7 +5168,206 @@
           <w:rFonts w:eastAsiaTheme="minorEastAsia"/>
           <w:lang w:val="en-US"/>
         </w:rPr>
-        <w:t>Về cơ bản, nguyên nhân gây ra sự lăn không phải ma sát lăn, thứ đéo tồn tại, mà lại là ma sát nghỉ</w:t>
+        <w:t>Trọng lực tác dụng lên quả bóng sẽ được phân tích thành 2 lực, 1 cái trực đối với phản lực và 1 cái cùng phương mặt dốc</w:t>
+      </w:r>
+      <w:r>
+        <w:rPr>
+          <w:rFonts w:eastAsiaTheme="minorEastAsia"/>
+          <w:lang w:val="en-US"/>
+        </w:rPr>
+        <w:t xml:space="preserve"> có độ lớn F</w:t>
+      </w:r>
+      <w:r>
+        <w:rPr>
+          <w:rFonts w:eastAsiaTheme="minorEastAsia"/>
+          <w:lang w:val="en-US"/>
+        </w:rPr>
+        <w:t>, cái thứ 2 làm phát sinh lực ma sát nghỉ ngược hướng chiều lăn</w:t>
+      </w:r>
+      <w:r>
+        <w:rPr>
+          <w:rFonts w:eastAsiaTheme="minorEastAsia"/>
+          <w:lang w:val="en-US"/>
+        </w:rPr>
+        <w:t xml:space="preserve"> có độ lớn F</w:t>
+      </w:r>
+      <w:r>
+        <w:rPr>
+          <w:rFonts w:eastAsiaTheme="minorEastAsia"/>
+          <w:vertAlign w:val="subscript"/>
+          <w:lang w:val="en-US"/>
+        </w:rPr>
+        <w:t>ms</w:t>
+      </w:r>
+    </w:p>
+    <w:p>
+      <w:pPr>
+        <w:pStyle w:val="ListParagraph"/>
+        <w:numPr>
+          <w:ilvl w:val="0"/>
+          <w:numId w:val="6"/>
+        </w:numPr>
+        <w:rPr>
+          <w:rFonts w:ascii="Cambria Math" w:hAnsi="Cambria Math"/>
+          <w:lang w:val="en-US"/>
+          <w:oMath/>
+        </w:rPr>
+      </w:pPr>
+      <w:r>
+        <w:rPr>
+          <w:rFonts w:eastAsiaTheme="minorEastAsia"/>
+          <w:lang w:val="en-US"/>
+        </w:rPr>
+        <w:t>Tổng hợp lực tác dụng lên vật là F – F</w:t>
+      </w:r>
+      <w:r>
+        <w:rPr>
+          <w:rFonts w:eastAsiaTheme="minorEastAsia"/>
+          <w:vertAlign w:val="subscript"/>
+          <w:lang w:val="en-US"/>
+        </w:rPr>
+        <w:t>ms</w:t>
+      </w:r>
+      <w:r>
+        <w:rPr>
+          <w:rFonts w:eastAsiaTheme="minorEastAsia"/>
+          <w:lang w:val="en-US"/>
+        </w:rPr>
+        <w:t>, đây mới là lực làm quả bóng tịnh tiến xuống</w:t>
+      </w:r>
+    </w:p>
+    <w:p>
+      <w:pPr>
+        <w:pStyle w:val="ListParagraph"/>
+        <w:numPr>
+          <w:ilvl w:val="0"/>
+          <w:numId w:val="6"/>
+        </w:numPr>
+        <w:rPr>
+          <w:rFonts w:ascii="Cambria Math" w:hAnsi="Cambria Math"/>
+          <w:lang w:val="en-US"/>
+          <w:oMath/>
+        </w:rPr>
+      </w:pPr>
+      <w:r>
+        <w:rPr>
+          <w:rFonts w:eastAsiaTheme="minorEastAsia"/>
+          <w:lang w:val="en-US"/>
+        </w:rPr>
+        <w:t>F</w:t>
+      </w:r>
+      <w:r>
+        <w:rPr>
+          <w:rFonts w:eastAsiaTheme="minorEastAsia"/>
+          <w:vertAlign w:val="subscript"/>
+          <w:lang w:val="en-US"/>
+        </w:rPr>
+        <w:t>ms</w:t>
+      </w:r>
+      <w:r>
+        <w:rPr>
+          <w:rFonts w:eastAsiaTheme="minorEastAsia"/>
+          <w:lang w:val="en-US"/>
+        </w:rPr>
+        <w:t xml:space="preserve"> tạo Moment lực làm cho quả bóng quay tại chỗ</w:t>
+      </w:r>
+    </w:p>
+    <w:p>
+      <w:pPr>
+        <w:pStyle w:val="ListParagraph"/>
+        <w:numPr>
+          <w:ilvl w:val="0"/>
+          <w:numId w:val="6"/>
+        </w:numPr>
+        <w:rPr>
+          <w:rFonts w:ascii="Cambria Math" w:hAnsi="Cambria Math"/>
+          <w:lang w:val="en-US"/>
+          <w:oMath/>
+        </w:rPr>
+      </w:pPr>
+      <w:r>
+        <w:rPr>
+          <w:rFonts w:eastAsiaTheme="minorEastAsia"/>
+          <w:lang w:val="en-US"/>
+        </w:rPr>
+        <w:t>Tịnh tiến + quay tại chỗ = lăn</w:t>
+      </w:r>
+    </w:p>
+    <w:p>
+      <w:pPr>
+        <w:pStyle w:val="ListParagraph"/>
+        <w:numPr>
+          <w:ilvl w:val="0"/>
+          <w:numId w:val="6"/>
+        </w:numPr>
+        <w:rPr>
+          <w:rFonts w:ascii="Cambria Math" w:hAnsi="Cambria Math"/>
+          <w:lang w:val="en-US"/>
+          <w:oMath/>
+        </w:rPr>
+      </w:pPr>
+      <w:r>
+        <w:rPr>
+          <w:rFonts w:eastAsiaTheme="minorEastAsia"/>
+          <w:lang w:val="en-US"/>
+        </w:rPr>
+        <w:t>Khi lăn không trượt, tốc độ trọng tâm = tốc độ của 1 điểm trên bề mặt</w:t>
+      </w:r>
+      <w:r>
+        <w:rPr>
+          <w:rFonts w:eastAsiaTheme="minorEastAsia"/>
+          <w:lang w:val="en-US"/>
+        </w:rPr>
+        <w:t xml:space="preserve"> quả bóng có tiếp xúc với mặt đường</w:t>
+      </w:r>
+    </w:p>
+    <w:p>
+      <w:pPr>
+        <w:pStyle w:val="ListParagraph"/>
+        <w:numPr>
+          <w:ilvl w:val="0"/>
+          <w:numId w:val="6"/>
+        </w:numPr>
+        <w:rPr>
+          <w:rFonts w:ascii="Cambria Math" w:hAnsi="Cambria Math"/>
+          <w:lang w:val="en-US"/>
+          <w:oMath/>
+        </w:rPr>
+      </w:pPr>
+      <w:r>
+        <w:rPr>
+          <w:rFonts w:eastAsiaTheme="minorEastAsia"/>
+          <w:lang w:val="en-US"/>
+        </w:rPr>
+        <w:t>Xét trường hợp lăn có trượt, có ma sát trượt</w:t>
+      </w:r>
+    </w:p>
+    <w:p>
+      <w:pPr>
+        <w:pStyle w:val="ListParagraph"/>
+        <w:numPr>
+          <w:ilvl w:val="0"/>
+          <w:numId w:val="6"/>
+        </w:numPr>
+        <w:rPr>
+          <w:rFonts w:ascii="Cambria Math" w:hAnsi="Cambria Math"/>
+          <w:lang w:val="en-US"/>
+          <w:oMath/>
+        </w:rPr>
+      </w:pPr>
+      <w:r>
+        <w:rPr>
+          <w:rFonts w:eastAsiaTheme="minorEastAsia"/>
+          <w:lang w:val="en-US"/>
+        </w:rPr>
+        <w:t xml:space="preserve">Tương tự như trên, nhưng lực tạo Moment là lực ma sát trượt, và tốc độ trọng tâm nhanh hơn tốc độ </w:t>
+      </w:r>
+      <w:r>
+        <w:rPr>
+          <w:rFonts w:eastAsiaTheme="minorEastAsia"/>
+          <w:lang w:val="en-US"/>
+        </w:rPr>
+        <w:t>quay</w:t>
       </w:r>
     </w:p>
     <w:p>
@@ -5364,6 +5719,7 @@
           <w:rFonts w:eastAsiaTheme="minorEastAsia"/>
           <w:lang w:val="en-US"/>
         </w:rPr>
+        <w:lastRenderedPageBreak/>
         <w:t>Vân vân cho đến đoạn ngay trước trần nhà</w:t>
       </w:r>
     </w:p>
@@ -5558,7 +5914,6 @@
           <w:rFonts w:eastAsiaTheme="minorEastAsia"/>
           <w:lang w:val="en-US"/>
         </w:rPr>
-        <w:lastRenderedPageBreak/>
         <w:t>Khi dây di chuyển, thì mỗi đoạn trên dây vẫn chịu tác dụng của 1 cặp lực cân bằng, lí do là khối lượng dây = 0, nên tổng hợp lực cực nhỏ vẫn có thể làm nhó di chuyển</w:t>
       </w:r>
     </w:p>
@@ -5636,14 +5991,7 @@
           <w:rFonts w:eastAsiaTheme="minorEastAsia"/>
           <w:lang w:val="en-US"/>
         </w:rPr>
-        <w:t xml:space="preserve">coi khối lượng m của vật không đổi, </w:t>
-      </w:r>
-      <w:r>
-        <w:rPr>
-          <w:rFonts w:eastAsiaTheme="minorEastAsia"/>
-          <w:lang w:val="en-US"/>
-        </w:rPr>
-        <w:t>vật đồng chất</w:t>
+        <w:t>coi khối lượng m của vật không đổi, vật đồng chất</w:t>
       </w:r>
     </w:p>
     <w:p>
@@ -5664,28 +6012,7 @@
           <w:rFonts w:eastAsiaTheme="minorEastAsia"/>
           <w:lang w:val="en-US"/>
         </w:rPr>
-        <w:t>Thanh thẳng cực mỏng</w:t>
-      </w:r>
-      <w:r>
-        <w:rPr>
-          <w:rFonts w:eastAsiaTheme="minorEastAsia"/>
-          <w:lang w:val="en-US"/>
-        </w:rPr>
-        <w:t xml:space="preserve"> đặt trong trọng trường đều, phương nằm vuông góc trọng lực</w:t>
-      </w:r>
-      <w:r>
-        <w:rPr>
-          <w:rFonts w:eastAsiaTheme="minorEastAsia"/>
-          <w:lang w:val="en-US"/>
-        </w:rPr>
-        <w:t>,</w:t>
-      </w:r>
-      <w:r>
-        <w:rPr>
-          <w:rFonts w:eastAsiaTheme="minorEastAsia"/>
-          <w:lang w:val="en-US"/>
-        </w:rPr>
-        <w:t xml:space="preserve"> mốc tính là 1 đầu</w:t>
+        <w:t>Thanh thẳng cực mỏng đặt trong trọng trường đều, phương nằm vuông góc trọng lực, mốc tính là 1 đầu</w:t>
       </w:r>
     </w:p>
     <w:p>
@@ -7075,6 +7402,7 @@
           <w:rFonts w:eastAsiaTheme="minorEastAsia"/>
           <w:lang w:val="en-US"/>
         </w:rPr>
+        <w:lastRenderedPageBreak/>
         <w:t>Thanh thẳng cực mỏng, tâm quay là 1 đầu, trục quay vuông góc thanh</w:t>
       </w:r>
     </w:p>
@@ -7232,459 +7560,494 @@
         <w:rPr>
           <w:lang w:val="en-US"/>
         </w:rPr>
+        <w:t>Vật Rắn?</w:t>
+      </w:r>
+    </w:p>
+    <w:p>
+      <w:pPr>
+        <w:pStyle w:val="ListParagraph"/>
+        <w:numPr>
+          <w:ilvl w:val="0"/>
+          <w:numId w:val="6"/>
+        </w:numPr>
+        <w:rPr>
+          <w:lang w:val="en-US"/>
+        </w:rPr>
+      </w:pPr>
+      <w:r>
+        <w:rPr>
+          <w:lang w:val="en-US"/>
+        </w:rPr>
+        <w:t>Là vật mà khoảng cách giữa các chất điểm cấu tạo nên nó luôn không đổi</w:t>
+      </w:r>
+    </w:p>
+    <w:p>
+      <w:pPr>
+        <w:pStyle w:val="ListParagraph"/>
+        <w:numPr>
+          <w:ilvl w:val="0"/>
+          <w:numId w:val="6"/>
+        </w:numPr>
+        <w:rPr>
+          <w:lang w:val="en-US"/>
+        </w:rPr>
+      </w:pPr>
+      <w:r>
+        <w:rPr>
+          <w:lang w:val="en-US"/>
+        </w:rPr>
+        <w:t>Giả sử 1 vật rắn đang di chuyển và không bị tác dụng của bất kì lực nào, ta chỉ có thể dự đoán quỹ đạo của nó nếu biết động lượng và Moment động lượng so với 1 điểm của nó</w:t>
+      </w:r>
+    </w:p>
+    <w:p>
+      <w:pPr>
+        <w:pStyle w:val="ListParagraph"/>
+        <w:numPr>
+          <w:ilvl w:val="0"/>
+          <w:numId w:val="24"/>
+        </w:numPr>
+        <w:rPr>
+          <w:lang w:val="en-US"/>
+        </w:rPr>
+      </w:pPr>
+      <w:r>
+        <w:rPr>
+          <w:lang w:val="en-US"/>
+        </w:rPr>
+        <w:t xml:space="preserve">Dự </w:t>
+      </w:r>
+      <w:r>
+        <w:rPr>
+          <w:lang w:val="en-US"/>
+        </w:rPr>
+        <w:t>Đoán Quỹ Đạo Của 1 Số Vật Rắn?</w:t>
+      </w:r>
+    </w:p>
+    <w:p>
+      <w:pPr>
+        <w:pStyle w:val="ListParagraph"/>
+        <w:numPr>
+          <w:ilvl w:val="0"/>
+          <w:numId w:val="6"/>
+        </w:numPr>
+        <w:rPr>
+          <w:lang w:val="en-US"/>
+        </w:rPr>
+      </w:pPr>
+      <w:r>
+        <w:rPr>
+          <w:rFonts w:eastAsiaTheme="minorEastAsia"/>
+          <w:lang w:val="en-US"/>
+        </w:rPr>
+        <w:t xml:space="preserve">Xét trong hệ quy chiếu quán tính, coi khối lượng không thay đổi </w:t>
+      </w:r>
+    </w:p>
+    <w:p>
+      <w:pPr>
+        <w:pStyle w:val="ListParagraph"/>
+        <w:numPr>
+          <w:ilvl w:val="0"/>
+          <w:numId w:val="6"/>
+        </w:numPr>
+        <w:rPr>
+          <w:lang w:val="en-US"/>
+        </w:rPr>
+      </w:pPr>
+      <w:r>
+        <w:rPr>
+          <w:lang w:val="en-US"/>
+        </w:rPr>
+        <w:t>1 vật rắn đang đứng yên gồm 2 chất điểm A và B khối lượng như nhau = m,</w:t>
+      </w:r>
+      <w:r>
+        <w:rPr>
+          <w:lang w:val="en-US"/>
+        </w:rPr>
+        <w:t xml:space="preserve"> cách nhau đoạn = d,</w:t>
+      </w:r>
+      <w:r>
+        <w:rPr>
+          <w:lang w:val="en-US"/>
+        </w:rPr>
+        <w:t xml:space="preserve"> B bên phải, tác dụng 1 lực F hướng tới phía trước lên B theo phương vuông góc AB trong thời gian cực ngắn coi như = 0 để truyền cho vật động lượng K</w:t>
+      </w:r>
+    </w:p>
+    <w:p>
+      <w:pPr>
+        <w:pStyle w:val="ListParagraph"/>
+        <w:numPr>
+          <w:ilvl w:val="0"/>
+          <w:numId w:val="6"/>
+        </w:numPr>
+        <w:rPr>
+          <w:lang w:val="en-US"/>
+        </w:rPr>
+      </w:pPr>
+      <w:r>
+        <w:rPr>
+          <w:lang w:val="en-US"/>
+        </w:rPr>
+        <w:t>Trọng tâm của vật sẽ tịnh tiến theo hướng lực tác dụng với vận tốc K / 2m</w:t>
+      </w:r>
+    </w:p>
+    <w:p>
+      <w:pPr>
+        <w:pStyle w:val="ListParagraph"/>
+        <w:numPr>
+          <w:ilvl w:val="0"/>
+          <w:numId w:val="6"/>
+        </w:numPr>
+        <w:rPr>
+          <w:lang w:val="en-US"/>
+        </w:rPr>
+      </w:pPr>
+      <w:r>
+        <w:rPr>
+          <w:lang w:val="en-US"/>
+        </w:rPr>
+        <w:t>Từ điểm nhìn của trọng tâm, 2 chất điểm quay đều xung quanh nó</w:t>
+      </w:r>
+      <w:r>
+        <w:rPr>
+          <w:lang w:val="en-US"/>
+        </w:rPr>
+        <w:t xml:space="preserve"> với tốc độ </w:t>
+      </w:r>
+      <w:r>
+        <w:rPr>
+          <w:lang w:val="en-US"/>
+        </w:rPr>
+        <w:t xml:space="preserve">dài </w:t>
+      </w:r>
+      <w:r>
+        <w:rPr>
+          <w:lang w:val="en-US"/>
+        </w:rPr>
+        <w:t>= tốc độ tịnh tiến của trọng tâm</w:t>
+      </w:r>
+      <w:r>
+        <w:rPr>
+          <w:lang w:val="en-US"/>
+        </w:rPr>
+        <w:t xml:space="preserve"> theo chiều ngược chiều kim đồng hồ tron</w:t>
+      </w:r>
+      <w:r>
+        <w:rPr>
+          <w:lang w:val="en-US"/>
+        </w:rPr>
+        <w:t>g mặt phẳng vuông góc với AB x F</w:t>
+      </w:r>
+      <w:r>
+        <w:rPr>
+          <w:lang w:val="en-US"/>
+        </w:rPr>
+        <w:t>, điều này là do đã phát sinh nội lực giữa A và B, giống lực hấp dẫn</w:t>
+      </w:r>
+    </w:p>
+    <w:p>
+      <w:pPr>
+        <w:pStyle w:val="ListParagraph"/>
+        <w:numPr>
+          <w:ilvl w:val="0"/>
+          <w:numId w:val="6"/>
+        </w:numPr>
+        <w:rPr>
+          <w:lang w:val="en-US"/>
+        </w:rPr>
+      </w:pPr>
+      <w:r>
+        <w:rPr>
+          <w:lang w:val="en-US"/>
+        </w:rPr>
+        <w:t>Cũng như trên, nhưng khối lượng A và B khác nhau, A khối lượng vô tận, B khối lượng m</w:t>
+      </w:r>
+    </w:p>
+    <w:p>
+      <w:pPr>
+        <w:pStyle w:val="ListParagraph"/>
+        <w:numPr>
+          <w:ilvl w:val="0"/>
+          <w:numId w:val="6"/>
+        </w:numPr>
+        <w:rPr>
+          <w:lang w:val="en-US"/>
+        </w:rPr>
+      </w:pPr>
+      <w:r>
+        <w:rPr>
+          <w:lang w:val="en-US"/>
+        </w:rPr>
+        <w:t>A đứng yên, B sẽ quay đều xung quanh A theo chiều ngược chiều kim đồng hồ với tốc độ</w:t>
+      </w:r>
+      <w:r>
+        <w:rPr>
+          <w:lang w:val="en-US"/>
+        </w:rPr>
+        <w:t xml:space="preserve"> góc = K / m</w:t>
+      </w:r>
+      <w:r>
+        <w:rPr>
+          <w:lang w:val="en-US"/>
+        </w:rPr>
+        <w:t xml:space="preserve"> trong mặt phẳng vuông góc với AB x F</w:t>
+      </w:r>
+    </w:p>
+    <w:p>
+      <w:pPr>
+        <w:pStyle w:val="ListParagraph"/>
+        <w:numPr>
+          <w:ilvl w:val="0"/>
+          <w:numId w:val="6"/>
+        </w:numPr>
+        <w:rPr>
+          <w:lang w:val="en-US"/>
+        </w:rPr>
+      </w:pPr>
+      <w:r>
+        <w:rPr>
+          <w:lang w:val="en-US"/>
+        </w:rPr>
+        <w:t>1 vật rắn đang đứng yên là 1 thanh dài cực mỏng đồng chất khối lượng m, chiều dài d, 2 đầu A và B, B bên phải, tác dụng 1 lực F hướng tới phía trước lên B theo phương vuông góc AB trong thời gian cực ngắn coi như = 0 để truyền cho vật động lượng K</w:t>
+      </w:r>
+    </w:p>
+    <w:p>
+      <w:pPr>
+        <w:pStyle w:val="ListParagraph"/>
+        <w:numPr>
+          <w:ilvl w:val="0"/>
+          <w:numId w:val="6"/>
+        </w:numPr>
+        <w:rPr>
+          <w:lang w:val="en-US"/>
+        </w:rPr>
+      </w:pPr>
+      <w:r>
+        <w:rPr>
+          <w:lang w:val="en-US"/>
+        </w:rPr>
+        <w:t>Trọng tâm của vật sẽ tịnh tiến theo hướng lực tác dụng với vận tốc K / m</w:t>
+      </w:r>
+    </w:p>
+    <w:p>
+      <w:pPr>
+        <w:pStyle w:val="ListParagraph"/>
+        <w:numPr>
+          <w:ilvl w:val="0"/>
+          <w:numId w:val="6"/>
+        </w:numPr>
+        <w:rPr>
+          <w:lang w:val="en-US"/>
+        </w:rPr>
+      </w:pPr>
+      <w:r>
+        <w:rPr>
+          <w:lang w:val="en-US"/>
+        </w:rPr>
+        <w:t xml:space="preserve">Từ điểm nhìn của trọng tâm, vật quay đều xung quanh nó với tốc độ góc </w:t>
+      </w:r>
+    </w:p>
+    <w:p>
+      <w:pPr>
+        <w:pStyle w:val="ListParagraph"/>
+        <w:ind w:left="1080"/>
+        <w:rPr>
+          <w:lang w:val="en-US"/>
+        </w:rPr>
+      </w:pPr>
+      <w:r>
+        <w:rPr>
+          <w:lang w:val="en-US"/>
+        </w:rPr>
+        <w:t xml:space="preserve">= </w:t>
+      </w:r>
+      <w:r>
+        <w:rPr>
+          <w:lang w:val="en-US"/>
+        </w:rPr>
+        <w:t xml:space="preserve">6K / md </w:t>
+      </w:r>
+      <w:r>
+        <w:rPr>
+          <w:lang w:val="en-US"/>
+        </w:rPr>
+        <w:t>theo chiều ngược chiều kim đồng hồ trong mặt phẳng vuông góc với AB x F</w:t>
+      </w:r>
+    </w:p>
+    <w:p>
+      <w:pPr>
+        <w:pStyle w:val="ListParagraph"/>
+        <w:numPr>
+          <w:ilvl w:val="0"/>
+          <w:numId w:val="6"/>
+        </w:numPr>
+        <w:rPr>
+          <w:lang w:val="en-US"/>
+        </w:rPr>
+      </w:pPr>
+      <w:r>
+        <w:rPr>
+          <w:lang w:val="en-US"/>
+        </w:rPr>
+        <w:t>Cũng như trên, nhưng đầu A khối lượng vô tận, còn lại khối lượng như nhau và tổng = m</w:t>
+      </w:r>
+    </w:p>
+    <w:p>
+      <w:pPr>
+        <w:pStyle w:val="ListParagraph"/>
+        <w:numPr>
+          <w:ilvl w:val="0"/>
+          <w:numId w:val="6"/>
+        </w:numPr>
+        <w:rPr>
+          <w:lang w:val="en-US"/>
+        </w:rPr>
+      </w:pPr>
+      <w:r>
+        <w:rPr>
+          <w:lang w:val="en-US"/>
+        </w:rPr>
+        <w:t xml:space="preserve">Vật sẽ quanh điều xung quanh A theo chiều ngược chiều kim đồng hồ với tốc độ góc = </w:t>
+      </w:r>
+      <w:r>
+        <w:rPr>
+          <w:lang w:val="en-US"/>
+        </w:rPr>
+        <w:t>3</w:t>
+      </w:r>
+      <w:r>
+        <w:rPr>
+          <w:lang w:val="en-US"/>
+        </w:rPr>
+        <w:t>K / m</w:t>
+      </w:r>
+      <w:r>
+        <w:rPr>
+          <w:lang w:val="en-US"/>
+        </w:rPr>
+        <w:t>d</w:t>
+      </w:r>
+      <w:r>
+        <w:rPr>
+          <w:lang w:val="en-US"/>
+        </w:rPr>
+        <w:t xml:space="preserve"> trong mặt phẳng vuông góc với AB x F</w:t>
+      </w:r>
+    </w:p>
+    <w:p>
+      <w:pPr>
+        <w:rPr>
+          <w:lang w:val="en-US"/>
+        </w:rPr>
+      </w:pPr>
+    </w:p>
+    <w:p>
+      <w:pPr>
+        <w:rPr>
+          <w:lang w:val="en-US"/>
+        </w:rPr>
+      </w:pPr>
+      <w:r>
+        <w:rPr>
+          <w:lang w:val="en-US"/>
+        </w:rPr>
+        <w:t>Special Points – Các Loại Tâm Điểm:</w:t>
+      </w:r>
+    </w:p>
+    <w:p>
+      <w:pPr>
+        <w:pStyle w:val="ListParagraph"/>
+        <w:numPr>
+          <w:ilvl w:val="0"/>
+          <w:numId w:val="19"/>
+        </w:numPr>
+        <w:rPr>
+          <w:lang w:val="en-US"/>
+        </w:rPr>
+      </w:pPr>
+      <w:r>
+        <w:rPr>
+          <w:lang w:val="en-US"/>
+        </w:rPr>
+        <w:t>Trọng Tâm Của 1 Vật Là Gì?</w:t>
+      </w:r>
+    </w:p>
+    <w:p>
+      <w:pPr>
+        <w:pStyle w:val="ListParagraph"/>
+        <w:numPr>
+          <w:ilvl w:val="0"/>
+          <w:numId w:val="18"/>
+        </w:numPr>
+        <w:rPr>
+          <w:lang w:val="en-US"/>
+        </w:rPr>
+      </w:pPr>
+      <w:r>
+        <w:rPr>
+          <w:lang w:val="en-US"/>
+        </w:rPr>
+        <w:t>Là tọa độ trung bình của tất cả các điểm trong khối chất, nếu vật không đồng chất thì có thêm trọng số là khối lượng riêng tại mỗi điểm</w:t>
+      </w:r>
+    </w:p>
+    <w:p>
+      <w:pPr>
+        <w:pStyle w:val="ListParagraph"/>
+        <w:numPr>
+          <w:ilvl w:val="0"/>
+          <w:numId w:val="19"/>
+        </w:numPr>
+        <w:rPr>
+          <w:lang w:val="en-US"/>
+        </w:rPr>
+      </w:pPr>
+      <w:r>
+        <w:rPr>
+          <w:lang w:val="en-US"/>
+        </w:rPr>
+        <w:t>Tính Chất Trọng Tâm?</w:t>
+      </w:r>
+    </w:p>
+    <w:p>
+      <w:pPr>
+        <w:pStyle w:val="ListParagraph"/>
+        <w:numPr>
+          <w:ilvl w:val="0"/>
+          <w:numId w:val="18"/>
+        </w:numPr>
+        <w:rPr>
+          <w:lang w:val="en-US"/>
+        </w:rPr>
+      </w:pPr>
+      <w:r>
+        <w:rPr>
+          <w:lang w:val="en-US"/>
+        </w:rPr>
         <w:lastRenderedPageBreak/>
-        <w:t>Vật Rắn?</w:t>
-      </w:r>
-    </w:p>
-    <w:p>
-      <w:pPr>
-        <w:pStyle w:val="ListParagraph"/>
-        <w:numPr>
-          <w:ilvl w:val="0"/>
-          <w:numId w:val="6"/>
-        </w:numPr>
-        <w:rPr>
-          <w:lang w:val="en-US"/>
-        </w:rPr>
-      </w:pPr>
-      <w:r>
-        <w:rPr>
-          <w:lang w:val="en-US"/>
-        </w:rPr>
-        <w:t>Là vật mà khoảng cách giữa các chất điểm cấu tạo nên nó luôn không đổi</w:t>
-      </w:r>
-    </w:p>
-    <w:p>
-      <w:pPr>
-        <w:pStyle w:val="ListParagraph"/>
-        <w:numPr>
-          <w:ilvl w:val="0"/>
-          <w:numId w:val="6"/>
-        </w:numPr>
-        <w:rPr>
-          <w:lang w:val="en-US"/>
-        </w:rPr>
-      </w:pPr>
-      <w:r>
-        <w:rPr>
-          <w:lang w:val="en-US"/>
-        </w:rPr>
-        <w:t>Giả sử 1 vật rắn đang di chuyển và không bị tác dụng của bất kì lực nào, ta chỉ có thể dự đoán quỹ đạo của nó nếu biết động lượng và Moment động lượng so với 1 điểm của nó</w:t>
-      </w:r>
-    </w:p>
-    <w:p>
-      <w:pPr>
-        <w:pStyle w:val="ListParagraph"/>
-        <w:numPr>
-          <w:ilvl w:val="0"/>
-          <w:numId w:val="24"/>
-        </w:numPr>
-        <w:rPr>
-          <w:lang w:val="en-US"/>
-        </w:rPr>
-      </w:pPr>
-      <w:r>
-        <w:rPr>
-          <w:lang w:val="en-US"/>
-        </w:rPr>
-        <w:t xml:space="preserve">Dự </w:t>
-      </w:r>
-      <w:r>
-        <w:rPr>
-          <w:lang w:val="en-US"/>
-        </w:rPr>
-        <w:t>Đoán Quỹ Đạo Của 1 Số Vật Rắn?</w:t>
-      </w:r>
-    </w:p>
-    <w:p>
-      <w:pPr>
-        <w:pStyle w:val="ListParagraph"/>
-        <w:numPr>
-          <w:ilvl w:val="0"/>
-          <w:numId w:val="6"/>
-        </w:numPr>
-        <w:rPr>
-          <w:lang w:val="en-US"/>
-        </w:rPr>
-      </w:pPr>
-      <w:r>
-        <w:rPr>
-          <w:rFonts w:eastAsiaTheme="minorEastAsia"/>
-          <w:lang w:val="en-US"/>
-        </w:rPr>
-        <w:t>Xét trong hệ quy chiếu quán tính,</w:t>
-      </w:r>
-      <w:r>
-        <w:rPr>
-          <w:rFonts w:eastAsiaTheme="minorEastAsia"/>
-          <w:lang w:val="en-US"/>
-        </w:rPr>
-        <w:t xml:space="preserve"> coi khối lượng không thay đổi </w:t>
-      </w:r>
-    </w:p>
-    <w:p>
-      <w:pPr>
-        <w:pStyle w:val="ListParagraph"/>
-        <w:numPr>
-          <w:ilvl w:val="0"/>
-          <w:numId w:val="6"/>
-        </w:numPr>
-        <w:rPr>
-          <w:lang w:val="en-US"/>
-        </w:rPr>
-      </w:pPr>
-      <w:r>
-        <w:rPr>
-          <w:lang w:val="en-US"/>
-        </w:rPr>
-        <w:t>1 vật rắn đang đứng yên gồm 2 chất điểm A và B khối lượng như nhau = m,</w:t>
-      </w:r>
-      <w:r>
-        <w:rPr>
-          <w:lang w:val="en-US"/>
-        </w:rPr>
-        <w:t xml:space="preserve"> cách nhau đoạn = d,</w:t>
-      </w:r>
-      <w:r>
-        <w:rPr>
-          <w:lang w:val="en-US"/>
-        </w:rPr>
-        <w:t xml:space="preserve"> B bên phải, tác dụng 1 lực F hướng tới phía trước lên B theo phương vuông góc AB trong thời gian cực ngắn coi như = 0 để truyền cho vật động lượng K</w:t>
-      </w:r>
-    </w:p>
-    <w:p>
-      <w:pPr>
-        <w:pStyle w:val="ListParagraph"/>
-        <w:numPr>
-          <w:ilvl w:val="0"/>
-          <w:numId w:val="6"/>
-        </w:numPr>
-        <w:rPr>
-          <w:lang w:val="en-US"/>
-        </w:rPr>
-      </w:pPr>
-      <w:r>
-        <w:rPr>
-          <w:lang w:val="en-US"/>
-        </w:rPr>
-        <w:t>Trọng tâm của vật sẽ tịnh tiến theo hướng lực tác dụng với vận tốc K / 2m</w:t>
-      </w:r>
-    </w:p>
-    <w:p>
-      <w:pPr>
-        <w:pStyle w:val="ListParagraph"/>
-        <w:numPr>
-          <w:ilvl w:val="0"/>
-          <w:numId w:val="6"/>
-        </w:numPr>
-        <w:rPr>
-          <w:lang w:val="en-US"/>
-        </w:rPr>
-      </w:pPr>
-      <w:r>
-        <w:rPr>
-          <w:lang w:val="en-US"/>
-        </w:rPr>
-        <w:t>Từ điểm nhìn của trọng tâm, 2 chất điểm quay đều xung quanh nó</w:t>
-      </w:r>
-      <w:r>
-        <w:rPr>
-          <w:lang w:val="en-US"/>
-        </w:rPr>
-        <w:t xml:space="preserve"> với tốc độ </w:t>
-      </w:r>
-      <w:r>
-        <w:rPr>
-          <w:lang w:val="en-US"/>
-        </w:rPr>
-        <w:t xml:space="preserve">dài </w:t>
-      </w:r>
-      <w:r>
-        <w:rPr>
-          <w:lang w:val="en-US"/>
-        </w:rPr>
-        <w:t>= tốc độ tịnh tiến của trọng tâm</w:t>
-      </w:r>
-      <w:r>
-        <w:rPr>
-          <w:lang w:val="en-US"/>
-        </w:rPr>
-        <w:t xml:space="preserve"> theo chiều ngược chiều kim đồng hồ tron</w:t>
-      </w:r>
-      <w:r>
-        <w:rPr>
-          <w:lang w:val="en-US"/>
-        </w:rPr>
-        <w:t>g mặt phẳng vuông góc với AB x F</w:t>
-      </w:r>
-      <w:r>
-        <w:rPr>
-          <w:lang w:val="en-US"/>
-        </w:rPr>
-        <w:t>, điều này là do đã phát sinh nội lực giữa A và B, giống lực hấp dẫn</w:t>
-      </w:r>
-    </w:p>
-    <w:p>
-      <w:pPr>
-        <w:pStyle w:val="ListParagraph"/>
-        <w:numPr>
-          <w:ilvl w:val="0"/>
-          <w:numId w:val="6"/>
-        </w:numPr>
-        <w:rPr>
-          <w:lang w:val="en-US"/>
-        </w:rPr>
-      </w:pPr>
-      <w:r>
-        <w:rPr>
-          <w:lang w:val="en-US"/>
-        </w:rPr>
-        <w:t>Cũng như trên, nhưng khối lượng A và B khác nhau, A khối lượng vô tận, B khối lượng m</w:t>
-      </w:r>
-    </w:p>
-    <w:p>
-      <w:pPr>
-        <w:pStyle w:val="ListParagraph"/>
-        <w:numPr>
-          <w:ilvl w:val="0"/>
-          <w:numId w:val="6"/>
-        </w:numPr>
-        <w:rPr>
-          <w:lang w:val="en-US"/>
-        </w:rPr>
-      </w:pPr>
-      <w:r>
-        <w:rPr>
-          <w:lang w:val="en-US"/>
-        </w:rPr>
-        <w:t>A đứng yên, B sẽ quay đều xung quanh A theo chiều ngược chiều kim đồng hồ với tốc độ</w:t>
-      </w:r>
-      <w:r>
-        <w:rPr>
-          <w:lang w:val="en-US"/>
-        </w:rPr>
-        <w:t xml:space="preserve"> góc = K / m</w:t>
-      </w:r>
-      <w:r>
-        <w:rPr>
-          <w:lang w:val="en-US"/>
-        </w:rPr>
-        <w:t xml:space="preserve"> trong mặt phẳng vuông góc với AB x F</w:t>
-      </w:r>
-    </w:p>
-    <w:p>
-      <w:pPr>
-        <w:pStyle w:val="ListParagraph"/>
-        <w:numPr>
-          <w:ilvl w:val="0"/>
-          <w:numId w:val="6"/>
-        </w:numPr>
-        <w:rPr>
-          <w:lang w:val="en-US"/>
-        </w:rPr>
-      </w:pPr>
-      <w:r>
-        <w:rPr>
-          <w:lang w:val="en-US"/>
-        </w:rPr>
-        <w:t xml:space="preserve">1 vật rắn đang đứng yên là 1 thanh dài cực mỏng đồng chất khối lượng m, chiều dài d, 2 đầu A và B, B bên phải, </w:t>
-      </w:r>
-      <w:r>
-        <w:rPr>
-          <w:lang w:val="en-US"/>
-        </w:rPr>
-        <w:t>tác dụng 1 lực F hướng tới phía trước lên B theo phương vuông góc AB trong thời gian cực ngắn coi như = 0 để truyền cho vật động lượng K</w:t>
-      </w:r>
-    </w:p>
-    <w:p>
-      <w:pPr>
-        <w:pStyle w:val="ListParagraph"/>
-        <w:numPr>
-          <w:ilvl w:val="0"/>
-          <w:numId w:val="6"/>
-        </w:numPr>
-        <w:rPr>
-          <w:lang w:val="en-US"/>
-        </w:rPr>
-      </w:pPr>
-      <w:r>
-        <w:rPr>
-          <w:lang w:val="en-US"/>
-        </w:rPr>
-        <w:t xml:space="preserve">Trọng tâm của vật </w:t>
-      </w:r>
-      <w:r>
-        <w:rPr>
-          <w:lang w:val="en-US"/>
-        </w:rPr>
-        <w:t>sẽ tịnh tiến theo hướng lực tác dụng với vận tốc K / m</w:t>
-      </w:r>
-    </w:p>
-    <w:p>
-      <w:pPr>
-        <w:pStyle w:val="ListParagraph"/>
-        <w:numPr>
-          <w:ilvl w:val="0"/>
-          <w:numId w:val="6"/>
-        </w:numPr>
-        <w:rPr>
-          <w:lang w:val="en-US"/>
-        </w:rPr>
-      </w:pPr>
-      <w:r>
-        <w:rPr>
-          <w:lang w:val="en-US"/>
-        </w:rPr>
-        <w:t>Từ điểm nhìn của trọng tâm,</w:t>
-      </w:r>
-      <w:r>
-        <w:rPr>
-          <w:lang w:val="en-US"/>
-        </w:rPr>
-        <w:t xml:space="preserve"> vật </w:t>
-      </w:r>
-      <w:r>
-        <w:rPr>
-          <w:lang w:val="en-US"/>
-        </w:rPr>
-        <w:t xml:space="preserve">quay đều xung quanh nó với tốc độ </w:t>
-      </w:r>
-      <w:r>
-        <w:rPr>
-          <w:lang w:val="en-US"/>
-        </w:rPr>
-        <w:t xml:space="preserve">góc </w:t>
-      </w:r>
-    </w:p>
-    <w:p>
-      <w:pPr>
-        <w:pStyle w:val="ListParagraph"/>
-        <w:ind w:left="1080"/>
-        <w:rPr>
-          <w:lang w:val="en-US"/>
-        </w:rPr>
-      </w:pPr>
-      <w:r>
-        <w:rPr>
-          <w:lang w:val="en-US"/>
-        </w:rPr>
-        <w:t xml:space="preserve">= </w:t>
-      </w:r>
-      <w:r>
-        <w:rPr>
-          <w:lang w:val="en-US"/>
-        </w:rPr>
-        <w:t xml:space="preserve">6K / md </w:t>
-      </w:r>
-      <w:r>
-        <w:rPr>
-          <w:lang w:val="en-US"/>
-        </w:rPr>
-        <w:t>theo chiều ngược chiều kim đồng hồ trong mặt phẳng vuông góc với AB x F</w:t>
-      </w:r>
-    </w:p>
-    <w:p>
-      <w:pPr>
-        <w:pStyle w:val="ListParagraph"/>
-        <w:numPr>
-          <w:ilvl w:val="0"/>
-          <w:numId w:val="6"/>
-        </w:numPr>
-        <w:rPr>
-          <w:lang w:val="en-US"/>
-        </w:rPr>
-      </w:pPr>
-      <w:r>
-        <w:rPr>
-          <w:lang w:val="en-US"/>
-        </w:rPr>
-        <w:t>Cũng như trên, nhưng đầu A khối lượng vô tận, còn lại khối lượng như nhau và tổng = m</w:t>
-      </w:r>
-    </w:p>
-    <w:p>
-      <w:pPr>
-        <w:pStyle w:val="ListParagraph"/>
-        <w:numPr>
-          <w:ilvl w:val="0"/>
-          <w:numId w:val="6"/>
-        </w:numPr>
-        <w:rPr>
-          <w:lang w:val="en-US"/>
-        </w:rPr>
-      </w:pPr>
-      <w:r>
-        <w:rPr>
-          <w:lang w:val="en-US"/>
-        </w:rPr>
-        <w:t xml:space="preserve">Vật sẽ quanh điều xung quanh A </w:t>
-      </w:r>
-      <w:r>
-        <w:rPr>
-          <w:lang w:val="en-US"/>
-        </w:rPr>
-        <w:t xml:space="preserve">theo chiều ngược chiều kim đồng hồ với tốc độ góc = </w:t>
-      </w:r>
-      <w:r>
-        <w:rPr>
-          <w:lang w:val="en-US"/>
-        </w:rPr>
-        <w:t>3</w:t>
-      </w:r>
-      <w:r>
-        <w:rPr>
-          <w:lang w:val="en-US"/>
-        </w:rPr>
-        <w:t>K / m</w:t>
-      </w:r>
-      <w:r>
-        <w:rPr>
-          <w:lang w:val="en-US"/>
-        </w:rPr>
-        <w:t>d</w:t>
-      </w:r>
-      <w:r>
-        <w:rPr>
-          <w:lang w:val="en-US"/>
-        </w:rPr>
-        <w:t xml:space="preserve"> trong mặt phẳng vuông góc với AB x F</w:t>
-      </w:r>
-    </w:p>
-    <w:p>
-      <w:pPr>
-        <w:rPr>
-          <w:lang w:val="en-US"/>
-        </w:rPr>
-      </w:pPr>
-    </w:p>
-    <w:p>
-      <w:pPr>
-        <w:rPr>
-          <w:lang w:val="en-US"/>
-        </w:rPr>
-      </w:pPr>
-      <w:r>
-        <w:rPr>
-          <w:lang w:val="en-US"/>
-        </w:rPr>
-        <w:t>Special Points – Các Loại Tâm Điểm:</w:t>
-      </w:r>
-    </w:p>
-    <w:p>
-      <w:pPr>
-        <w:pStyle w:val="ListParagraph"/>
-        <w:numPr>
-          <w:ilvl w:val="0"/>
-          <w:numId w:val="19"/>
-        </w:numPr>
-        <w:rPr>
-          <w:lang w:val="en-US"/>
-        </w:rPr>
-      </w:pPr>
-      <w:r>
-        <w:rPr>
-          <w:lang w:val="en-US"/>
-        </w:rPr>
-        <w:t>Trọng Tâm Của 1 Vật Là Gì?</w:t>
+        <w:t>N</w:t>
+      </w:r>
+      <w:r>
+        <w:rPr>
+          <w:lang w:val="en-US"/>
+        </w:rPr>
+        <w:t xml:space="preserve">ếu lấy trọng tâm làm gốc tọa độ, thì tổng tọa độ tất cả các điểm trong khối chất </w:t>
+      </w:r>
+      <w:r>
+        <w:rPr>
+          <w:lang w:val="en-US"/>
+        </w:rPr>
+        <w:t xml:space="preserve">sẽ </w:t>
+      </w:r>
+      <w:r>
+        <w:rPr>
+          <w:lang w:val="en-US"/>
+        </w:rPr>
+        <w:t>= 0</w:t>
+      </w:r>
+      <w:r>
+        <w:rPr>
+          <w:lang w:val="en-US"/>
+        </w:rPr>
+        <w:t>, nếu vật không đồng chất thì tọa độ các điểm có thêm trọng số là khối lượng riêng tại mỗi điểm</w:t>
       </w:r>
     </w:p>
     <w:p>
@@ -7702,25 +8065,7 @@
         <w:rPr>
           <w:lang w:val="en-US"/>
         </w:rPr>
-        <w:t>Là tọa độ trung bình của tất cả các điểm trong khối chất, nếu vật không đồng chất thì có thêm trọng số là khối lượng riêng tại mỗi điểm</w:t>
-      </w:r>
-    </w:p>
-    <w:p>
-      <w:pPr>
-        <w:pStyle w:val="ListParagraph"/>
-        <w:numPr>
-          <w:ilvl w:val="0"/>
-          <w:numId w:val="19"/>
-        </w:numPr>
-        <w:rPr>
-          <w:lang w:val="en-US"/>
-        </w:rPr>
-      </w:pPr>
-      <w:r>
-        <w:rPr>
-          <w:lang w:val="en-US"/>
-        </w:rPr>
-        <w:t>Tính Chất Trọng Tâm?</w:t>
+        <w:t>Nếu đặt vật lên 1 cột thẳng đứng có bán kính cực nhỏ, coi như = 0, với trọng tâm đặt lên cột, nếu vật 3D thì tưởng tượng cột xuyên qua vật luôn, và coi như hồn ma, xoay vật quanh trọng tâm hướng bất kì, lên xuống trái phải tùm lum, vật vẫn đứng yên và không bị rơi khi thả tay ra dưới tác dụng của trọng lực, điều này có nghĩa điểm đặt của trọng lực tác dụng lên vật chính là trọng tâm</w:t>
       </w:r>
     </w:p>
     <w:p>
@@ -7738,67 +8083,6 @@
         <w:rPr>
           <w:lang w:val="en-US"/>
         </w:rPr>
-        <w:t>N</w:t>
-      </w:r>
-      <w:r>
-        <w:rPr>
-          <w:lang w:val="en-US"/>
-        </w:rPr>
-        <w:t xml:space="preserve">ếu lấy trọng tâm làm gốc tọa độ, thì tổng tọa độ tất cả các điểm trong khối chất </w:t>
-      </w:r>
-      <w:r>
-        <w:rPr>
-          <w:lang w:val="en-US"/>
-        </w:rPr>
-        <w:t xml:space="preserve">sẽ </w:t>
-      </w:r>
-      <w:r>
-        <w:rPr>
-          <w:lang w:val="en-US"/>
-        </w:rPr>
-        <w:t>= 0</w:t>
-      </w:r>
-      <w:r>
-        <w:rPr>
-          <w:lang w:val="en-US"/>
-        </w:rPr>
-        <w:t>, nếu vật không đồng chất thì tọa độ các điểm có thêm trọng số là khối lượng riêng tại mỗi điểm</w:t>
-      </w:r>
-    </w:p>
-    <w:p>
-      <w:pPr>
-        <w:pStyle w:val="ListParagraph"/>
-        <w:numPr>
-          <w:ilvl w:val="0"/>
-          <w:numId w:val="18"/>
-        </w:numPr>
-        <w:rPr>
-          <w:lang w:val="en-US"/>
-        </w:rPr>
-      </w:pPr>
-      <w:r>
-        <w:rPr>
-          <w:lang w:val="en-US"/>
-        </w:rPr>
-        <w:t>Nếu đặt vật lên 1 cột thẳng đứng có bán kính cực nhỏ, coi như = 0, với trọng tâm đặt lên cột, nếu vật 3D thì tưởng tượng cột xuyên qua vật luôn, và coi như hồn ma, xoay vật quanh trọng tâm hướng bất kì, lên xuống trái phải tùm lum, vật vẫn đứng yên và không bị rơi khi thả tay ra dưới tác dụng của trọng lực, điều này có nghĩa điểm đặt của trọng lực tác dụng lên vật chính là trọng tâm</w:t>
-      </w:r>
-    </w:p>
-    <w:p>
-      <w:pPr>
-        <w:pStyle w:val="ListParagraph"/>
-        <w:numPr>
-          <w:ilvl w:val="0"/>
-          <w:numId w:val="18"/>
-        </w:numPr>
-        <w:rPr>
-          <w:lang w:val="en-US"/>
-        </w:rPr>
-      </w:pPr>
-      <w:r>
-        <w:rPr>
-          <w:lang w:val="en-US"/>
-        </w:rPr>
-        <w:lastRenderedPageBreak/>
         <w:t>Cho vật xoay quanh trọng tâm bất kể quỹ đạo nhanh chậm tăng tốc các kiểu thì động lượng của vật luôn = 0</w:t>
       </w:r>
     </w:p>
@@ -9770,6 +10054,7 @@
         <w:rPr>
           <w:lang w:val="en-US"/>
         </w:rPr>
+        <w:lastRenderedPageBreak/>
         <w:t>Xét 1 khối đa diện, khi đó tọa độ trọng tâm nghĩa là trung bình tọa độ tất cả các điểm trong khối chỉ = trung bình tọa độ đỉnh trong 1 số ít trường hợp như hình tam giác, chữ nhật, lập phương, …, còn đa số hình khác thì không</w:t>
       </w:r>
     </w:p>
@@ -9828,38 +10113,330 @@
         <w:rPr>
           <w:lang w:val="en-US"/>
         </w:rPr>
+        <w:t xml:space="preserve">Elastic </w:t>
+      </w:r>
+      <w:r>
+        <w:rPr>
+          <w:lang w:val="en-US"/>
+        </w:rPr>
+        <w:t>Pendulum – Lò Xo:</w:t>
+      </w:r>
+    </w:p>
+    <w:p>
+      <w:pPr>
+        <w:pStyle w:val="ListParagraph"/>
+        <w:numPr>
+          <w:ilvl w:val="0"/>
+          <w:numId w:val="3"/>
+        </w:numPr>
+        <w:rPr>
+          <w:lang w:val="en-US"/>
+        </w:rPr>
+      </w:pPr>
+      <w:r>
+        <w:rPr>
+          <w:lang w:val="en-US"/>
+        </w:rPr>
+        <w:t>Tại Sao Khối Lượng Hệ Lò Xo Thay Đổi Khi Vật Nhỏ Trượt Trên Vật Lớn</w:t>
+      </w:r>
+      <w:r>
+        <w:rPr>
+          <w:lang w:val="en-US"/>
+        </w:rPr>
+        <w:t>?</w:t>
+      </w:r>
+    </w:p>
+    <w:p>
+      <w:pPr>
+        <w:pStyle w:val="ListParagraph"/>
+        <w:numPr>
+          <w:ilvl w:val="0"/>
+          <w:numId w:val="4"/>
+        </w:numPr>
+        <w:rPr>
+          <w:lang w:val="en-US"/>
+        </w:rPr>
+      </w:pPr>
+      <w:r>
+        <w:rPr>
+          <w:lang w:val="en-US"/>
+        </w:rPr>
+        <w:t>Cho lò xo đặt nằm ngang, đầu gắn vật M, trên M gắn thêm N, ban đầu lò xo dao động với tổng khối lượng của hệ = M + N, nhưng khi vật N bắt đầu trượt trên M, thì tổng khối lượng của hệ lò xo chỉ còn M, đó là bởi vì bây giờ lò xo không cần tốn lực để kéo vật thêm phần khối lượng của N nữa, mà nó bây giờ di chuyển tự do</w:t>
+      </w:r>
+    </w:p>
+    <w:p>
+      <w:pPr>
+        <w:rPr>
+          <w:lang w:val="en-US"/>
+        </w:rPr>
+      </w:pPr>
+    </w:p>
+    <w:p>
+      <w:pPr>
+        <w:rPr>
+          <w:lang w:val="en-US"/>
+        </w:rPr>
+      </w:pPr>
+      <w:r>
+        <w:rPr>
+          <w:lang w:val="en-US"/>
+        </w:rPr>
+        <w:t>Mechanical Advantage – Lợi Thế Cơ Học:</w:t>
+      </w:r>
+    </w:p>
+    <w:p>
+      <w:pPr>
+        <w:pStyle w:val="ListParagraph"/>
+        <w:numPr>
+          <w:ilvl w:val="0"/>
+          <w:numId w:val="16"/>
+        </w:numPr>
+        <w:rPr>
+          <w:lang w:val="en-US"/>
+        </w:rPr>
+      </w:pPr>
+      <w:r>
+        <w:rPr>
+          <w:lang w:val="en-US"/>
+        </w:rPr>
+        <w:t>Lợi Thế Cơ Học Là Gì?</w:t>
+      </w:r>
+    </w:p>
+    <w:p>
+      <w:pPr>
+        <w:pStyle w:val="ListParagraph"/>
+        <w:numPr>
+          <w:ilvl w:val="0"/>
+          <w:numId w:val="4"/>
+        </w:numPr>
+        <w:rPr>
+          <w:lang w:val="en-US"/>
+        </w:rPr>
+      </w:pPr>
+      <w:r>
+        <w:rPr>
+          <w:lang w:val="en-US"/>
+        </w:rPr>
+        <w:t>Xét 1 dụng cụ, khi ta nhấc 1 vật thấy nó nặng vãi, nhưng dùng dụng cụ này thì thấy nhẹ hều, khi đó dụng cụ có lợi thế cơ học, tuy nhiên, để bảo toàn năng lượng, quãng đường mà tay ta đi được sẽ gấp nhiều lần quãng đường vật đi được</w:t>
+      </w:r>
+    </w:p>
+    <w:p>
+      <w:pPr>
+        <w:pStyle w:val="ListParagraph"/>
+        <w:numPr>
+          <w:ilvl w:val="0"/>
+          <w:numId w:val="16"/>
+        </w:numPr>
+        <w:rPr>
+          <w:lang w:val="en-US"/>
+        </w:rPr>
+      </w:pPr>
+      <w:r>
+        <w:rPr>
+          <w:lang w:val="en-US"/>
+        </w:rPr>
+        <w:t>Công Dụng Lớn Nhất Của Những Dụng Cụ Có Lợi Thế Cơ Học?</w:t>
+      </w:r>
+    </w:p>
+    <w:p>
+      <w:pPr>
+        <w:pStyle w:val="ListParagraph"/>
+        <w:numPr>
+          <w:ilvl w:val="0"/>
+          <w:numId w:val="4"/>
+        </w:numPr>
+        <w:rPr>
+          <w:lang w:val="en-US"/>
+        </w:rPr>
+      </w:pPr>
+      <w:r>
+        <w:rPr>
+          <w:lang w:val="en-US"/>
+        </w:rPr>
+        <w:t>Giả sử ta phải giữ 1 vật trong 1 tiếng thấy mệt vãi, thì khi dùng những dụng cụ này, thì thấy khỏe vãi vì lực mà ta phải bỏ ra trong 1 tiếng đã được giảm đi đáng kể</w:t>
+      </w:r>
+    </w:p>
+    <w:p>
+      <w:pPr>
+        <w:rPr>
+          <w:lang w:val="en-US"/>
+        </w:rPr>
+      </w:pPr>
+    </w:p>
+    <w:p>
+      <w:pPr>
+        <w:rPr>
+          <w:lang w:val="en-US"/>
+        </w:rPr>
+      </w:pPr>
+      <w:r>
+        <w:rPr>
+          <w:lang w:val="en-US"/>
+        </w:rPr>
+        <w:t>Pulley – Ròng Rọc:</w:t>
+      </w:r>
+    </w:p>
+    <w:p>
+      <w:pPr>
+        <w:pStyle w:val="ListParagraph"/>
+        <w:numPr>
+          <w:ilvl w:val="0"/>
+          <w:numId w:val="15"/>
+        </w:numPr>
+        <w:rPr>
+          <w:lang w:val="en-US"/>
+        </w:rPr>
+      </w:pPr>
+      <w:r>
+        <w:rPr>
+          <w:lang w:val="en-US"/>
+        </w:rPr>
+        <w:t>Ròng Rọc Động Là Gì?</w:t>
+      </w:r>
+    </w:p>
+    <w:p>
+      <w:pPr>
+        <w:pStyle w:val="ListParagraph"/>
+        <w:numPr>
+          <w:ilvl w:val="0"/>
+          <w:numId w:val="4"/>
+        </w:numPr>
+        <w:rPr>
+          <w:lang w:val="en-US"/>
+        </w:rPr>
+      </w:pPr>
+      <w:r>
+        <w:rPr>
+          <w:lang w:val="en-US"/>
+        </w:rPr>
+        <w:t>Lấy ròng rọc cố định đảo ngược nó lại, nghĩa là bánh ròng rọc gắn trực tiếp với vật, luồn dưới đít nó sợi dây, rồi gắn 1 đầu lên trần, đầu còn lại cầm tay kéo</w:t>
+      </w:r>
+    </w:p>
+    <w:p>
+      <w:pPr>
+        <w:pStyle w:val="ListParagraph"/>
+        <w:numPr>
+          <w:ilvl w:val="0"/>
+          <w:numId w:val="15"/>
+        </w:numPr>
+        <w:rPr>
+          <w:lang w:val="en-US"/>
+        </w:rPr>
+      </w:pPr>
+      <w:r>
+        <w:rPr>
+          <w:lang w:val="en-US"/>
+        </w:rPr>
+        <w:t>Tại Sao Dùng Ròng Rọc Động Giảm Lực Kéo?</w:t>
+      </w:r>
+    </w:p>
+    <w:p>
+      <w:pPr>
+        <w:pStyle w:val="ListParagraph"/>
+        <w:numPr>
+          <w:ilvl w:val="0"/>
+          <w:numId w:val="4"/>
+        </w:numPr>
+        <w:rPr>
+          <w:lang w:val="en-US"/>
+        </w:rPr>
+      </w:pPr>
+      <w:r>
+        <w:rPr>
+          <w:lang w:val="en-US"/>
+        </w:rPr>
+        <w:t>Do có 1 đầu dây gắn vào trần, coi nó như 1 bàn tay kéo khác, khi đó, tay ta và trần nhà sẽ cùng hợp lực để kéo 1 vật, do đó lực kéo sẽ chia đôi</w:t>
+      </w:r>
+    </w:p>
+    <w:p>
+      <w:pPr>
+        <w:pStyle w:val="ListParagraph"/>
+        <w:numPr>
+          <w:ilvl w:val="0"/>
+          <w:numId w:val="4"/>
+        </w:numPr>
+        <w:rPr>
+          <w:lang w:val="en-US"/>
+        </w:rPr>
+      </w:pPr>
+      <w:r>
+        <w:rPr>
+          <w:lang w:val="en-US"/>
+        </w:rPr>
+        <w:t>Dễ thấy quãng đường ta kéo dây gấp 2 lần so với quãng đường vật đi lên, do đó năng lượng được bảo toàn</w:t>
+      </w:r>
+    </w:p>
+    <w:p>
+      <w:pPr>
+        <w:pStyle w:val="ListParagraph"/>
+        <w:numPr>
+          <w:ilvl w:val="0"/>
+          <w:numId w:val="15"/>
+        </w:numPr>
+        <w:rPr>
+          <w:lang w:val="en-US"/>
+        </w:rPr>
+      </w:pPr>
+      <w:r>
+        <w:rPr>
+          <w:lang w:val="en-US"/>
+        </w:rPr>
+        <w:t>Truyền Lực?</w:t>
+      </w:r>
+    </w:p>
+    <w:p>
+      <w:pPr>
+        <w:pStyle w:val="ListParagraph"/>
+        <w:numPr>
+          <w:ilvl w:val="0"/>
+          <w:numId w:val="4"/>
+        </w:numPr>
+        <w:rPr>
+          <w:lang w:val="en-US"/>
+        </w:rPr>
+      </w:pPr>
+      <w:r>
+        <w:rPr>
+          <w:lang w:val="en-US"/>
+        </w:rPr>
+        <w:t>Giả sử ta có 1 sợi dây không có khối lượng và không co giãn, hình dạng của nó là đường gấp khúc, tại các chỗ gấp khúc có để mấy cái ròng rọc</w:t>
+      </w:r>
+    </w:p>
+    <w:p>
+      <w:pPr>
+        <w:pStyle w:val="ListParagraph"/>
+        <w:numPr>
+          <w:ilvl w:val="0"/>
+          <w:numId w:val="4"/>
+        </w:numPr>
+        <w:rPr>
+          <w:lang w:val="en-US"/>
+        </w:rPr>
+      </w:pPr>
+      <w:r>
+        <w:rPr>
+          <w:lang w:val="en-US"/>
+        </w:rPr>
+        <w:t>Trên sợi dây có đính các chất điểm với khối lượng bất kì</w:t>
+      </w:r>
+    </w:p>
+    <w:p>
+      <w:pPr>
+        <w:pStyle w:val="ListParagraph"/>
+        <w:numPr>
+          <w:ilvl w:val="0"/>
+          <w:numId w:val="4"/>
+        </w:numPr>
+        <w:rPr>
+          <w:lang w:val="en-US"/>
+        </w:rPr>
+      </w:pPr>
+      <w:r>
+        <w:rPr>
+          <w:lang w:val="en-US"/>
+        </w:rPr>
         <w:lastRenderedPageBreak/>
-        <w:t xml:space="preserve">Elastic </w:t>
-      </w:r>
-      <w:r>
-        <w:rPr>
-          <w:lang w:val="en-US"/>
-        </w:rPr>
-        <w:t>Pendulum – Lò Xo:</w:t>
-      </w:r>
-    </w:p>
-    <w:p>
-      <w:pPr>
-        <w:pStyle w:val="ListParagraph"/>
-        <w:numPr>
-          <w:ilvl w:val="0"/>
-          <w:numId w:val="3"/>
-        </w:numPr>
-        <w:rPr>
-          <w:lang w:val="en-US"/>
-        </w:rPr>
-      </w:pPr>
-      <w:r>
-        <w:rPr>
-          <w:lang w:val="en-US"/>
-        </w:rPr>
-        <w:t>Tại Sao Khối Lượng Hệ Lò Xo Thay Đổi Khi Vật Nhỏ Trượt Trên Vật Lớn</w:t>
-      </w:r>
-      <w:r>
-        <w:rPr>
-          <w:lang w:val="en-US"/>
-        </w:rPr>
-        <w:t>?</w:t>
+        <w:t>Khi tác dụng 1 lực lên 1 chất điểm nào đó theo phương dây tại điểm đó thì lực sẽ được phân tán cho toàn bộ chất điểm trên dây, tưởng tượng như dòng điện, khối lượng chất điểm tỉ lệ thuận với phần trăm lực nó nhận được</w:t>
       </w:r>
     </w:p>
     <w:p>
@@ -9877,45 +10454,7 @@
         <w:rPr>
           <w:lang w:val="en-US"/>
         </w:rPr>
-        <w:t>Cho lò xo đặt nằm ngang, đầu gắn vật M, trên M gắn thêm N, ban đầu lò xo dao động với tổng khối lượng của hệ = M + N, nhưng khi vật N bắt đầu trượt trên M, thì tổng khối lượng của hệ lò xo chỉ còn M, đó là bởi vì bây giờ lò xo không cần tốn lực để kéo vật thêm phần khối lượng của N nữa, mà nó bây giờ di chuyển tự do</w:t>
-      </w:r>
-    </w:p>
-    <w:p>
-      <w:pPr>
-        <w:rPr>
-          <w:lang w:val="en-US"/>
-        </w:rPr>
-      </w:pPr>
-    </w:p>
-    <w:p>
-      <w:pPr>
-        <w:rPr>
-          <w:lang w:val="en-US"/>
-        </w:rPr>
-      </w:pPr>
-      <w:r>
-        <w:rPr>
-          <w:lang w:val="en-US"/>
-        </w:rPr>
-        <w:t>Mechanical Advantage – Lợi Thế Cơ Học:</w:t>
-      </w:r>
-    </w:p>
-    <w:p>
-      <w:pPr>
-        <w:pStyle w:val="ListParagraph"/>
-        <w:numPr>
-          <w:ilvl w:val="0"/>
-          <w:numId w:val="16"/>
-        </w:numPr>
-        <w:rPr>
-          <w:lang w:val="en-US"/>
-        </w:rPr>
-      </w:pPr>
-      <w:r>
-        <w:rPr>
-          <w:lang w:val="en-US"/>
-        </w:rPr>
-        <w:t>Lợi Thế Cơ Học Là Gì?</w:t>
+        <w:t>Ví dụ</w:t>
       </w:r>
     </w:p>
     <w:p>
@@ -9933,25 +10472,7 @@
         <w:rPr>
           <w:lang w:val="en-US"/>
         </w:rPr>
-        <w:t>Xét 1 dụng cụ, khi ta nhấc 1 vật thấy nó nặng vãi, nhưng dùng dụng cụ này thì thấy nhẹ hều, khi đó dụng cụ có lợi thế cơ học, tuy nhiên, để bảo toàn năng lượng, quãng đường mà tay ta đi được sẽ gấp nhiều lần quãng đường vật đi được</w:t>
-      </w:r>
-    </w:p>
-    <w:p>
-      <w:pPr>
-        <w:pStyle w:val="ListParagraph"/>
-        <w:numPr>
-          <w:ilvl w:val="0"/>
-          <w:numId w:val="16"/>
-        </w:numPr>
-        <w:rPr>
-          <w:lang w:val="en-US"/>
-        </w:rPr>
-      </w:pPr>
-      <w:r>
-        <w:rPr>
-          <w:lang w:val="en-US"/>
-        </w:rPr>
-        <w:t>Công Dụng Lớn Nhất Của Những Dụng Cụ Có Lợi Thế Cơ Học?</w:t>
+        <w:t>Sợi dây có 2 chất điểm, 1 cái 2 kg và 1 cái 5 kg, tác dụng lực 14 N lên chất điểm 1 thì cuối cùng, chất điểm 1 chịu 4 N, chất điểm 2 chịu 10 N</w:t>
       </w:r>
     </w:p>
     <w:p>
@@ -9969,225 +10490,13 @@
         <w:rPr>
           <w:lang w:val="en-US"/>
         </w:rPr>
-        <w:t>Giả sử ta phải giữ 1 vật trong 1 tiếng thấy mệt vãi, thì khi dùng những dụng cụ này, thì thấy khỏe vãi vì lực mà ta phải bỏ ra trong 1 tiếng đã được giảm đi đáng kể</w:t>
-      </w:r>
-    </w:p>
-    <w:p>
-      <w:pPr>
-        <w:rPr>
-          <w:lang w:val="en-US"/>
-        </w:rPr>
-      </w:pPr>
-    </w:p>
-    <w:p>
-      <w:pPr>
-        <w:rPr>
-          <w:lang w:val="en-US"/>
-        </w:rPr>
-      </w:pPr>
-      <w:r>
-        <w:rPr>
-          <w:lang w:val="en-US"/>
-        </w:rPr>
-        <w:t>Pulley – Ròng Rọc:</w:t>
-      </w:r>
-    </w:p>
-    <w:p>
-      <w:pPr>
-        <w:pStyle w:val="ListParagraph"/>
-        <w:numPr>
-          <w:ilvl w:val="0"/>
-          <w:numId w:val="15"/>
-        </w:numPr>
-        <w:rPr>
-          <w:lang w:val="en-US"/>
-        </w:rPr>
-      </w:pPr>
-      <w:r>
-        <w:rPr>
-          <w:lang w:val="en-US"/>
-        </w:rPr>
-        <w:t>Ròng Rọc Động Là Gì?</w:t>
-      </w:r>
-    </w:p>
-    <w:p>
-      <w:pPr>
-        <w:pStyle w:val="ListParagraph"/>
-        <w:numPr>
-          <w:ilvl w:val="0"/>
-          <w:numId w:val="4"/>
-        </w:numPr>
-        <w:rPr>
-          <w:lang w:val="en-US"/>
-        </w:rPr>
-      </w:pPr>
-      <w:r>
-        <w:rPr>
-          <w:lang w:val="en-US"/>
-        </w:rPr>
-        <w:t>Lấy ròng rọc cố định đảo ngược nó lại, nghĩa là bánh ròng rọc gắn trực tiếp với vật, luồn dưới đít nó sợi dây, rồi gắn 1 đầu lên trần, đầu còn lại cầm tay kéo</w:t>
-      </w:r>
-    </w:p>
-    <w:p>
-      <w:pPr>
-        <w:pStyle w:val="ListParagraph"/>
-        <w:numPr>
-          <w:ilvl w:val="0"/>
-          <w:numId w:val="15"/>
-        </w:numPr>
-        <w:rPr>
-          <w:lang w:val="en-US"/>
-        </w:rPr>
-      </w:pPr>
-      <w:r>
-        <w:rPr>
-          <w:lang w:val="en-US"/>
-        </w:rPr>
-        <w:t>Tại Sao Dùng Ròng Rọc Động Giảm Lực Kéo?</w:t>
-      </w:r>
-    </w:p>
-    <w:p>
-      <w:pPr>
-        <w:pStyle w:val="ListParagraph"/>
-        <w:numPr>
-          <w:ilvl w:val="0"/>
-          <w:numId w:val="4"/>
-        </w:numPr>
-        <w:rPr>
-          <w:lang w:val="en-US"/>
-        </w:rPr>
-      </w:pPr>
-      <w:r>
-        <w:rPr>
-          <w:lang w:val="en-US"/>
-        </w:rPr>
-        <w:t>Do có 1 đầu dây gắn vào trần, coi nó như 1 bàn tay kéo khác, khi đó, tay ta và trần nhà sẽ cùng hợp lực để kéo 1 vật, do đó lực kéo sẽ chia đôi</w:t>
-      </w:r>
-    </w:p>
-    <w:p>
-      <w:pPr>
-        <w:pStyle w:val="ListParagraph"/>
-        <w:numPr>
-          <w:ilvl w:val="0"/>
-          <w:numId w:val="4"/>
-        </w:numPr>
-        <w:rPr>
-          <w:lang w:val="en-US"/>
-        </w:rPr>
-      </w:pPr>
-      <w:r>
-        <w:rPr>
-          <w:lang w:val="en-US"/>
-        </w:rPr>
-        <w:t>Dễ thấy quãng đường ta kéo dây gấp 2 lần so với quãng đường vật đi lên, do đó năng lượng được bảo toàn</w:t>
-      </w:r>
-    </w:p>
-    <w:p>
-      <w:pPr>
-        <w:pStyle w:val="ListParagraph"/>
-        <w:numPr>
-          <w:ilvl w:val="0"/>
-          <w:numId w:val="15"/>
-        </w:numPr>
-        <w:rPr>
-          <w:lang w:val="en-US"/>
-        </w:rPr>
-      </w:pPr>
-      <w:r>
-        <w:rPr>
-          <w:lang w:val="en-US"/>
-        </w:rPr>
-        <w:t>Truyền Lực?</w:t>
-      </w:r>
-    </w:p>
-    <w:p>
-      <w:pPr>
-        <w:pStyle w:val="ListParagraph"/>
-        <w:numPr>
-          <w:ilvl w:val="0"/>
-          <w:numId w:val="4"/>
-        </w:numPr>
-        <w:rPr>
-          <w:lang w:val="en-US"/>
-        </w:rPr>
-      </w:pPr>
-      <w:r>
-        <w:rPr>
-          <w:lang w:val="en-US"/>
-        </w:rPr>
-        <w:t>Giả sử ta có 1 sợi dây không có khối lượng và không co giãn, hình dạng của nó là đường gấp khúc, tại các chỗ gấp khúc có để mấy cái ròng rọc</w:t>
-      </w:r>
-    </w:p>
-    <w:p>
-      <w:pPr>
-        <w:pStyle w:val="ListParagraph"/>
-        <w:numPr>
-          <w:ilvl w:val="0"/>
-          <w:numId w:val="4"/>
-        </w:numPr>
-        <w:rPr>
-          <w:lang w:val="en-US"/>
-        </w:rPr>
-      </w:pPr>
-      <w:r>
-        <w:rPr>
-          <w:lang w:val="en-US"/>
-        </w:rPr>
-        <w:t>Trên sợi dây có đính các chất điểm với khối lượng bất kì</w:t>
-      </w:r>
-    </w:p>
-    <w:p>
-      <w:pPr>
-        <w:pStyle w:val="ListParagraph"/>
-        <w:numPr>
-          <w:ilvl w:val="0"/>
-          <w:numId w:val="4"/>
-        </w:numPr>
-        <w:rPr>
-          <w:lang w:val="en-US"/>
-        </w:rPr>
-      </w:pPr>
-      <w:r>
-        <w:rPr>
-          <w:lang w:val="en-US"/>
-        </w:rPr>
-        <w:t>Khi tác dụng 1 lực lên 1 chất điểm nào đó theo phương dây tại điểm đó thì lực sẽ được phân tán cho toàn bộ chất điểm trên dây, tưởng tượng như dòng điện, khối lượng chất điểm tỉ lệ thuận với phần trăm lực nó nhận được</w:t>
-      </w:r>
-    </w:p>
-    <w:p>
-      <w:pPr>
-        <w:pStyle w:val="ListParagraph"/>
-        <w:numPr>
-          <w:ilvl w:val="0"/>
-          <w:numId w:val="4"/>
-        </w:numPr>
-        <w:rPr>
-          <w:lang w:val="en-US"/>
-        </w:rPr>
-      </w:pPr>
-      <w:r>
-        <w:rPr>
-          <w:lang w:val="en-US"/>
-        </w:rPr>
-        <w:t>Ví dụ</w:t>
-      </w:r>
-    </w:p>
-    <w:p>
-      <w:pPr>
-        <w:pStyle w:val="ListParagraph"/>
-        <w:numPr>
-          <w:ilvl w:val="0"/>
-          <w:numId w:val="4"/>
-        </w:numPr>
-        <w:rPr>
-          <w:lang w:val="en-US"/>
-        </w:rPr>
-      </w:pPr>
-      <w:r>
-        <w:rPr>
-          <w:lang w:val="en-US"/>
-        </w:rPr>
-        <w:t>Sợi dây có 2 chất điểm, 1 cái 2 kg và 1 cái 5 kg, tác dụng lực 14 N lên chất điểm 1 thì cuối cùng, chất điểm 1 chịu 4 N, chất điểm 2 chịu 10 N</w:t>
+        <w:t>Lực truyền</w:t>
+      </w:r>
+      <w:r>
+        <w:rPr>
+          <w:lang w:val="en-US"/>
+        </w:rPr>
+        <w:t xml:space="preserve"> chia đôi khi đi qua ròng rọc động</w:t>
       </w:r>
     </w:p>
     <w:p>
@@ -10245,7 +10554,6 @@
         <w:rPr>
           <w:lang w:val="en-US"/>
         </w:rPr>
-        <w:lastRenderedPageBreak/>
         <w:t>Cho 2 vật bằng phẳng M và N trong môi trường không trọng lực, N đặt trên M sao cả 2 tiếp xúc, tác dụng lực để N trượt trên M, khi đó 2 vật M, N do bằng phẳng nên chúng không tác dụng lực gì nên nhau cả, và dẫn đến N không bao giờ dừng lại, nhưng khi bề mặt M gồ ghề, N cũng gồ ghề, thì khi N trượt trên M, nhưng cái nhô ra từ bề mặt va đập vào nhau, khi này N tác dụng vào M một lực cùng chiều chuyển động của N</w:t>
       </w:r>
       <w:r>
@@ -10563,6 +10871,7 @@
         <w:rPr>
           <w:lang w:val="en-US"/>
         </w:rPr>
+        <w:lastRenderedPageBreak/>
         <w:t>Hệ Quy Chiếu?</w:t>
       </w:r>
     </w:p>
@@ -10734,7 +11043,6 @@
         <w:rPr>
           <w:lang w:val="en-US"/>
         </w:rPr>
-        <w:lastRenderedPageBreak/>
         <w:t>Hệ Quy Chiếu Phi Quán Tính (Non Inertial Frame</w:t>
       </w:r>
       <w:r>
@@ -11462,7 +11770,31 @@
         <w:rPr>
           <w:lang w:val="en-US"/>
         </w:rPr>
-        <w:t>Newton’s Law Of Universal Gravitation – Định Luật Vạn Vật Hấp Dẫn:</w:t>
+        <w:t>Gravit</w:t>
+      </w:r>
+      <w:r>
+        <w:rPr>
+          <w:lang w:val="en-US"/>
+        </w:rPr>
+        <w:t>y</w:t>
+      </w:r>
+      <w:r>
+        <w:rPr>
+          <w:lang w:val="en-US"/>
+        </w:rPr>
+        <w:t xml:space="preserve"> – </w:t>
+      </w:r>
+      <w:r>
+        <w:rPr>
+          <w:lang w:val="en-US"/>
+        </w:rPr>
+        <w:t>Lực</w:t>
+      </w:r>
+      <w:r>
+        <w:rPr>
+          <w:lang w:val="en-US"/>
+        </w:rPr>
+        <w:t xml:space="preserve"> Hấp Dẫn:</w:t>
       </w:r>
     </w:p>
     <w:p>
@@ -11480,7 +11812,19 @@
         <w:rPr>
           <w:lang w:val="en-US"/>
         </w:rPr>
-        <w:t>Tính Độ Lớn Lực Hút Nhau Của 2 Vật?</w:t>
+        <w:t>Tính</w:t>
+      </w:r>
+      <w:r>
+        <w:rPr>
+          <w:lang w:val="en-US"/>
+        </w:rPr>
+        <w:t xml:space="preserve"> Xấp Xỉ</w:t>
+      </w:r>
+      <w:r>
+        <w:rPr>
+          <w:lang w:val="en-US"/>
+        </w:rPr>
+        <w:t xml:space="preserve"> Độ Lớn Lực Hút Nhau Của 2 Vật?</w:t>
       </w:r>
     </w:p>
     <w:p>
@@ -11632,6 +11976,7 @@
           <w:rFonts w:eastAsiaTheme="minorEastAsia"/>
           <w:lang w:val="en-US"/>
         </w:rPr>
+        <w:lastRenderedPageBreak/>
         <w:t>G là hằng số hấp dẫn</w:t>
       </w:r>
     </w:p>
@@ -11748,14 +12093,7 @@
         <w:rPr>
           <w:lang w:val="en-US"/>
         </w:rPr>
-        <w:t xml:space="preserve">lực hấp dẫn giữa anh ta và trái đất cố gắng kéo anh ta xuống mặt đất, bằng cách giảm dần vận tốc của anh ta, nhưng giả sử vận tốc đầu của anh ta lớn đến nỗi cho dù có buông lỏng thì anh ta vẫn đủ sức bay đến vô tận mà vận tốc vẫn chưa giảm về 0, nguyên nhân là do bay càng cao thì lực hấp dẫn càng giảm, độ giảm vận tốc cũng giảm theo, do không có ma sát, nên </w:t>
-      </w:r>
-      <w:r>
-        <w:rPr>
-          <w:lang w:val="en-US"/>
-        </w:rPr>
-        <w:lastRenderedPageBreak/>
-        <w:t>theo định luật bảo toàn năng lượng, giả sử nếu anh ta bị kéo ngược trở lại tại 1 thời điểm nào đó, thì khi đó, thế năng của anh ta tại đó so với mặt đất = động năng của anh ta lúc bắt đầu phóng, vì vậy, nếu lúc bắt đầu phóng mà động năng của anh ta vượt qua thế năng tại điểm vô tận thì anh ta sẽ không bao giờ bị kéo trở lại, vận tốc làm cho động năng của anh ta lúc bắt đầu phóng = thế năng ở vô tận gọi là vận tốc thoát</w:t>
+        <w:t>lực hấp dẫn giữa anh ta và trái đất cố gắng kéo anh ta xuống mặt đất, bằng cách giảm dần vận tốc của anh ta, nhưng giả sử vận tốc đầu của anh ta lớn đến nỗi cho dù có buông lỏng thì anh ta vẫn đủ sức bay đến vô tận mà vận tốc vẫn chưa giảm về 0, nguyên nhân là do bay càng cao thì lực hấp dẫn càng giảm, độ giảm vận tốc cũng giảm theo, do không có ma sát, nên theo định luật bảo toàn năng lượng, giả sử nếu anh ta bị kéo ngược trở lại tại 1 thời điểm nào đó, thì khi đó, thế năng của anh ta tại đó so với mặt đất = động năng của anh ta lúc bắt đầu phóng, vì vậy, nếu lúc bắt đầu phóng mà động năng của anh ta vượt qua thế năng tại điểm vô tận thì anh ta sẽ không bao giờ bị kéo trở lại, vận tốc làm cho động năng của anh ta lúc bắt đầu phóng = thế năng ở vô tận gọi là vận tốc thoát</w:t>
       </w:r>
     </w:p>
     <w:p>

--- a/force.docx
+++ b/force.docx
@@ -5140,14 +5140,142 @@
           <w:rFonts w:eastAsiaTheme="minorEastAsia"/>
           <w:lang w:val="en-US"/>
         </w:rPr>
-        <w:t>Xét trường hợp vật lăn không trượt</w:t>
-      </w:r>
-      <w:r>
-        <w:rPr>
-          <w:rFonts w:eastAsiaTheme="minorEastAsia"/>
-          <w:lang w:val="en-US"/>
-        </w:rPr>
-        <w:t>, không có ma sát trượt</w:t>
+        <w:t>1 quả bóng đặt nhẹ lên 1 mặt phẳng nghiêng góc a, gọi điểm tiếp xúc mặt đường là A, trọng lực tác dụng lên nó phân tích thành lực F</w:t>
+      </w:r>
+      <w:r>
+        <w:rPr>
+          <w:rFonts w:eastAsiaTheme="minorEastAsia"/>
+          <w:vertAlign w:val="subscript"/>
+          <w:lang w:val="en-US"/>
+        </w:rPr>
+        <w:t>k</w:t>
+      </w:r>
+      <w:r>
+        <w:rPr>
+          <w:rFonts w:eastAsiaTheme="minorEastAsia"/>
+          <w:lang w:val="en-US"/>
+        </w:rPr>
+        <w:t xml:space="preserve"> song song mặt đường và F</w:t>
+      </w:r>
+      <w:r>
+        <w:rPr>
+          <w:rFonts w:eastAsiaTheme="minorEastAsia"/>
+          <w:vertAlign w:val="subscript"/>
+          <w:lang w:val="en-US"/>
+        </w:rPr>
+        <w:t>N</w:t>
+      </w:r>
+      <w:r>
+        <w:rPr>
+          <w:rFonts w:eastAsiaTheme="minorEastAsia"/>
+          <w:lang w:val="en-US"/>
+        </w:rPr>
+        <w:t xml:space="preserve"> vuông góc mặt đường, dựa theo F</w:t>
+      </w:r>
+      <w:r>
+        <w:rPr>
+          <w:rFonts w:eastAsiaTheme="minorEastAsia"/>
+          <w:vertAlign w:val="subscript"/>
+          <w:lang w:val="en-US"/>
+        </w:rPr>
+        <w:t>N</w:t>
+      </w:r>
+      <w:r>
+        <w:rPr>
+          <w:rFonts w:eastAsiaTheme="minorEastAsia"/>
+          <w:lang w:val="en-US"/>
+        </w:rPr>
+        <w:t xml:space="preserve"> sẽ tính được lực ma sát tương ứng F</w:t>
+      </w:r>
+      <w:r>
+        <w:rPr>
+          <w:rFonts w:eastAsiaTheme="minorEastAsia"/>
+          <w:vertAlign w:val="subscript"/>
+          <w:lang w:val="en-US"/>
+        </w:rPr>
+        <w:t>ms</w:t>
+      </w:r>
+      <w:r>
+        <w:rPr>
+          <w:rFonts w:eastAsiaTheme="minorEastAsia"/>
+          <w:lang w:val="en-US"/>
+        </w:rPr>
+        <w:t>, điểm đặt là A, ngược hướng F</w:t>
+      </w:r>
+      <w:r>
+        <w:rPr>
+          <w:rFonts w:eastAsiaTheme="minorEastAsia"/>
+          <w:vertAlign w:val="subscript"/>
+          <w:lang w:val="en-US"/>
+        </w:rPr>
+        <w:t>k</w:t>
+      </w:r>
+      <w:r>
+        <w:rPr>
+          <w:rFonts w:eastAsiaTheme="minorEastAsia"/>
+          <w:lang w:val="en-US"/>
+        </w:rPr>
+        <w:t>, vật sẽ tịnh tiến xuống theo phương song song mặt đường với gia tốc được tạo ra bởi tổng hợp lực F</w:t>
+      </w:r>
+      <w:r>
+        <w:rPr>
+          <w:rFonts w:eastAsiaTheme="minorEastAsia"/>
+          <w:vertAlign w:val="subscript"/>
+          <w:lang w:val="en-US"/>
+        </w:rPr>
+        <w:t>k</w:t>
+      </w:r>
+      <w:r>
+        <w:rPr>
+          <w:rFonts w:eastAsiaTheme="minorEastAsia"/>
+          <w:lang w:val="en-US"/>
+        </w:rPr>
+        <w:t xml:space="preserve"> – F</w:t>
+      </w:r>
+      <w:r>
+        <w:rPr>
+          <w:rFonts w:eastAsiaTheme="minorEastAsia"/>
+          <w:vertAlign w:val="subscript"/>
+          <w:lang w:val="en-US"/>
+        </w:rPr>
+        <w:t>ms</w:t>
+      </w:r>
+      <w:r>
+        <w:rPr>
+          <w:rFonts w:eastAsiaTheme="minorEastAsia"/>
+          <w:lang w:val="en-US"/>
+        </w:rPr>
+        <w:t>, đồng thời quay quanh trục của nó, trục này vuông góc F</w:t>
+      </w:r>
+      <w:r>
+        <w:rPr>
+          <w:rFonts w:eastAsiaTheme="minorEastAsia"/>
+          <w:vertAlign w:val="subscript"/>
+          <w:lang w:val="en-US"/>
+        </w:rPr>
+        <w:t>k</w:t>
+      </w:r>
+      <w:r>
+        <w:rPr>
+          <w:rFonts w:eastAsiaTheme="minorEastAsia"/>
+          <w:lang w:val="en-US"/>
+        </w:rPr>
+        <w:t xml:space="preserve"> và song song mặt đường, hướng quay về phía trước, điều này là do lực F</w:t>
+      </w:r>
+      <w:r>
+        <w:rPr>
+          <w:rFonts w:eastAsiaTheme="minorEastAsia"/>
+          <w:vertAlign w:val="subscript"/>
+          <w:lang w:val="en-US"/>
+        </w:rPr>
+        <w:t>ms</w:t>
+      </w:r>
+      <w:r>
+        <w:rPr>
+          <w:rFonts w:eastAsiaTheme="minorEastAsia"/>
+          <w:lang w:val="en-US"/>
+        </w:rPr>
+        <w:t xml:space="preserve"> tạo Moment động lượng cho quả bóng</w:t>
       </w:r>
     </w:p>
     <w:p>
@@ -5168,28 +5296,14 @@
           <w:rFonts w:eastAsiaTheme="minorEastAsia"/>
           <w:lang w:val="en-US"/>
         </w:rPr>
-        <w:t>Trọng lực tác dụng lên quả bóng sẽ được phân tích thành 2 lực, 1 cái trực đối với phản lực và 1 cái cùng phương mặt dốc</w:t>
-      </w:r>
-      <w:r>
-        <w:rPr>
-          <w:rFonts w:eastAsiaTheme="minorEastAsia"/>
-          <w:lang w:val="en-US"/>
-        </w:rPr>
-        <w:t xml:space="preserve"> có độ lớn F</w:t>
-      </w:r>
-      <w:r>
-        <w:rPr>
-          <w:rFonts w:eastAsiaTheme="minorEastAsia"/>
-          <w:lang w:val="en-US"/>
-        </w:rPr>
-        <w:t>, cái thứ 2 làm phát sinh lực ma sát nghỉ ngược hướng chiều lăn</w:t>
-      </w:r>
-      <w:r>
-        <w:rPr>
-          <w:rFonts w:eastAsiaTheme="minorEastAsia"/>
-          <w:lang w:val="en-US"/>
-        </w:rPr>
-        <w:t xml:space="preserve"> có độ lớn F</w:t>
+        <w:t xml:space="preserve">Nếu gia tốc của A &lt; gia tốc tâm bóng, đây là chuyển động lăn có trượt, </w:t>
+      </w:r>
+      <w:r>
+        <w:rPr>
+          <w:rFonts w:eastAsiaTheme="minorEastAsia"/>
+          <w:lang w:val="en-US"/>
+        </w:rPr>
+        <w:t>F</w:t>
       </w:r>
       <w:r>
         <w:rPr>
@@ -5199,6 +5313,13 @@
         </w:rPr>
         <w:t>ms</w:t>
       </w:r>
+      <w:r>
+        <w:rPr>
+          <w:rFonts w:eastAsiaTheme="minorEastAsia"/>
+          <w:lang w:val="en-US"/>
+        </w:rPr>
+        <w:t xml:space="preserve"> là ma sát trượt</w:t>
+      </w:r>
     </w:p>
     <w:p>
       <w:pPr>
@@ -5218,7 +5339,14 @@
           <w:rFonts w:eastAsiaTheme="minorEastAsia"/>
           <w:lang w:val="en-US"/>
         </w:rPr>
-        <w:t>Tổng hợp lực tác dụng lên vật là F – F</w:t>
+        <w:t>Nếu gia tốc của A = gia tốc tâm bóng, đây là chuyển động lăn không trượt</w:t>
+      </w:r>
+      <w:r>
+        <w:rPr>
+          <w:rFonts w:eastAsiaTheme="minorEastAsia"/>
+          <w:lang w:val="en-US"/>
+        </w:rPr>
+        <w:t>, F</w:t>
       </w:r>
       <w:r>
         <w:rPr>
@@ -5233,7 +5361,14 @@
           <w:rFonts w:eastAsiaTheme="minorEastAsia"/>
           <w:lang w:val="en-US"/>
         </w:rPr>
-        <w:t>, đây mới là lực làm quả bóng tịnh tiến xuống</w:t>
+        <w:t xml:space="preserve"> là ma sát </w:t>
+      </w:r>
+      <w:r>
+        <w:rPr>
+          <w:rFonts w:eastAsiaTheme="minorEastAsia"/>
+          <w:lang w:val="en-US"/>
+        </w:rPr>
+        <w:t>nghỉ</w:t>
       </w:r>
     </w:p>
     <w:p>
@@ -5254,120 +5389,14 @@
           <w:rFonts w:eastAsiaTheme="minorEastAsia"/>
           <w:lang w:val="en-US"/>
         </w:rPr>
-        <w:t>F</w:t>
-      </w:r>
-      <w:r>
-        <w:rPr>
-          <w:rFonts w:eastAsiaTheme="minorEastAsia"/>
-          <w:vertAlign w:val="subscript"/>
-          <w:lang w:val="en-US"/>
-        </w:rPr>
-        <w:t>ms</w:t>
-      </w:r>
-      <w:r>
-        <w:rPr>
-          <w:rFonts w:eastAsiaTheme="minorEastAsia"/>
-          <w:lang w:val="en-US"/>
-        </w:rPr>
-        <w:t xml:space="preserve"> tạo Moment lực làm cho quả bóng quay tại chỗ</w:t>
-      </w:r>
-    </w:p>
-    <w:p>
-      <w:pPr>
-        <w:pStyle w:val="ListParagraph"/>
-        <w:numPr>
-          <w:ilvl w:val="0"/>
-          <w:numId w:val="6"/>
-        </w:numPr>
-        <w:rPr>
-          <w:rFonts w:ascii="Cambria Math" w:hAnsi="Cambria Math"/>
-          <w:lang w:val="en-US"/>
-          <w:oMath/>
-        </w:rPr>
-      </w:pPr>
-      <w:r>
-        <w:rPr>
-          <w:rFonts w:eastAsiaTheme="minorEastAsia"/>
-          <w:lang w:val="en-US"/>
-        </w:rPr>
-        <w:t>Tịnh tiến + quay tại chỗ = lăn</w:t>
-      </w:r>
-    </w:p>
-    <w:p>
-      <w:pPr>
-        <w:pStyle w:val="ListParagraph"/>
-        <w:numPr>
-          <w:ilvl w:val="0"/>
-          <w:numId w:val="6"/>
-        </w:numPr>
-        <w:rPr>
-          <w:rFonts w:ascii="Cambria Math" w:hAnsi="Cambria Math"/>
-          <w:lang w:val="en-US"/>
-          <w:oMath/>
-        </w:rPr>
-      </w:pPr>
-      <w:r>
-        <w:rPr>
-          <w:rFonts w:eastAsiaTheme="minorEastAsia"/>
-          <w:lang w:val="en-US"/>
-        </w:rPr>
-        <w:t>Khi lăn không trượt, tốc độ trọng tâm = tốc độ của 1 điểm trên bề mặt</w:t>
-      </w:r>
-      <w:r>
-        <w:rPr>
-          <w:rFonts w:eastAsiaTheme="minorEastAsia"/>
-          <w:lang w:val="en-US"/>
-        </w:rPr>
-        <w:t xml:space="preserve"> quả bóng có tiếp xúc với mặt đường</w:t>
-      </w:r>
-    </w:p>
-    <w:p>
-      <w:pPr>
-        <w:pStyle w:val="ListParagraph"/>
-        <w:numPr>
-          <w:ilvl w:val="0"/>
-          <w:numId w:val="6"/>
-        </w:numPr>
-        <w:rPr>
-          <w:rFonts w:ascii="Cambria Math" w:hAnsi="Cambria Math"/>
-          <w:lang w:val="en-US"/>
-          <w:oMath/>
-        </w:rPr>
-      </w:pPr>
-      <w:r>
-        <w:rPr>
-          <w:rFonts w:eastAsiaTheme="minorEastAsia"/>
-          <w:lang w:val="en-US"/>
-        </w:rPr>
-        <w:t>Xét trường hợp lăn có trượt, có ma sát trượt</w:t>
-      </w:r>
-    </w:p>
-    <w:p>
-      <w:pPr>
-        <w:pStyle w:val="ListParagraph"/>
-        <w:numPr>
-          <w:ilvl w:val="0"/>
-          <w:numId w:val="6"/>
-        </w:numPr>
-        <w:rPr>
-          <w:rFonts w:ascii="Cambria Math" w:hAnsi="Cambria Math"/>
-          <w:lang w:val="en-US"/>
-          <w:oMath/>
-        </w:rPr>
-      </w:pPr>
-      <w:r>
-        <w:rPr>
-          <w:rFonts w:eastAsiaTheme="minorEastAsia"/>
-          <w:lang w:val="en-US"/>
-        </w:rPr>
-        <w:t xml:space="preserve">Tương tự như trên, nhưng lực tạo Moment là lực ma sát trượt, và tốc độ trọng tâm nhanh hơn tốc độ </w:t>
-      </w:r>
-      <w:r>
-        <w:rPr>
-          <w:rFonts w:eastAsiaTheme="minorEastAsia"/>
-          <w:lang w:val="en-US"/>
-        </w:rPr>
-        <w:t>quay</w:t>
+        <w:t>Nếu tính ra gia tốc của A &gt; gia tốc tâm bóng, thì Clip lực ma sát và coi nó là ma sát nghỉ</w:t>
+      </w:r>
+      <w:r>
+        <w:rPr>
+          <w:rFonts w:eastAsiaTheme="minorEastAsia"/>
+          <w:lang w:val="en-US"/>
+        </w:rPr>
+        <w:t>, và vật lăn không trượt</w:t>
       </w:r>
     </w:p>
     <w:p>
@@ -7935,6 +7964,66 @@
     </w:p>
     <w:p>
       <w:pPr>
+        <w:pStyle w:val="ListParagraph"/>
+        <w:numPr>
+          <w:ilvl w:val="0"/>
+          <w:numId w:val="6"/>
+        </w:numPr>
+        <w:rPr>
+          <w:lang w:val="en-US"/>
+        </w:rPr>
+      </w:pPr>
+      <w:r>
+        <w:rPr>
+          <w:lang w:val="en-US"/>
+        </w:rPr>
+        <w:t xml:space="preserve">1 vật rắn đang đứng yên và nằm ngang là 1 khối trụ đồng chất khối lượng m, </w:t>
+      </w:r>
+      <w:r>
+        <w:rPr>
+          <w:lang w:val="en-US"/>
+        </w:rPr>
+        <w:t>cho 1 mặt phẳng thẳng đứng chứa trục của khối trụ, gọi d là giao tuyến của mặt phẳng này với mặt xung quanh của trụ ở phía trên, tác dụng 1 lực F lên khối trụ hướng thẳng về phía trước, điểm đặt là bất kì điểm nào trên d, trong thời gian cực ngắn coi như = 0 để truyền cho vật động lượng K</w:t>
+      </w:r>
+    </w:p>
+    <w:p>
+      <w:pPr>
+        <w:pStyle w:val="ListParagraph"/>
+        <w:numPr>
+          <w:ilvl w:val="0"/>
+          <w:numId w:val="6"/>
+        </w:numPr>
+        <w:rPr>
+          <w:lang w:val="en-US"/>
+        </w:rPr>
+      </w:pPr>
+      <w:r>
+        <w:rPr>
+          <w:lang w:val="en-US"/>
+        </w:rPr>
+        <w:t>Trọng tâm của vật sẽ tịnh tiến theo hướng lực tác dụng với vận tốc K / m</w:t>
+      </w:r>
+    </w:p>
+    <w:p>
+      <w:pPr>
+        <w:pStyle w:val="ListParagraph"/>
+        <w:numPr>
+          <w:ilvl w:val="0"/>
+          <w:numId w:val="6"/>
+        </w:numPr>
+        <w:rPr>
+          <w:lang w:val="en-US"/>
+        </w:rPr>
+      </w:pPr>
+      <w:r>
+        <w:rPr>
+          <w:lang w:val="en-US"/>
+        </w:rPr>
+        <w:t>Vật đồng thời quay đều xung quanh trục của nó theo hướng lăn về phía trước, tốc độ của 1 điểm bất kì trên mặt xung quanh vật = 2 lần tốc độ trọng tâm</w:t>
+      </w:r>
+    </w:p>
+    <w:p>
+      <w:pPr>
         <w:rPr>
           <w:lang w:val="en-US"/>
         </w:rPr>
@@ -8022,7 +8111,6 @@
         <w:rPr>
           <w:lang w:val="en-US"/>
         </w:rPr>
-        <w:lastRenderedPageBreak/>
         <w:t>N</w:t>
       </w:r>
       <w:r>
@@ -10018,7 +10106,14 @@
         <w:rPr>
           <w:lang w:val="en-US"/>
         </w:rPr>
-        <w:t>Vì vật đang quay quanh trọng tâm nên động lượng không đổi và = 0 nên tổng hợp lực lên vật = 0, mà ta cũng chẳng tác dụng ngẫu lực lên vật, nên Moment động lượng không đổi, giả sử Vector Moment động lượng không cùng phương với trục quay, khi đó, dễ thấy Vector Moment động lượng sẽ quay tròn xung quanh trục quay, nói cách khác, Vector Moment động lượng thay đổi, mâu thuẫn, nên bắt buộc nó phải trùng với phương trục quay, khi đó, dù vật có quay kiểu gì thì Vector Moment động lượng cũng không quay</w:t>
+        <w:t xml:space="preserve">Vì vật đang quay quanh trọng tâm nên động lượng không đổi và = 0 nên tổng hợp lực lên vật = 0, mà ta cũng chẳng tác dụng ngẫu lực lên vật, nên Moment </w:t>
+      </w:r>
+      <w:r>
+        <w:rPr>
+          <w:lang w:val="en-US"/>
+        </w:rPr>
+        <w:lastRenderedPageBreak/>
+        <w:t>động lượng không đổi, giả sử Vector Moment động lượng không cùng phương với trục quay, khi đó, dễ thấy Vector Moment động lượng sẽ quay tròn xung quanh trục quay, nói cách khác, Vector Moment động lượng thay đổi, mâu thuẫn, nên bắt buộc nó phải trùng với phương trục quay, khi đó, dù vật có quay kiểu gì thì Vector Moment động lượng cũng không quay</w:t>
       </w:r>
     </w:p>
     <w:p>
@@ -10054,96 +10149,334 @@
         <w:rPr>
           <w:lang w:val="en-US"/>
         </w:rPr>
+        <w:t>Xét 1 khối đa diện, khi đó tọa độ trọng tâm nghĩa là trung bình tọa độ tất cả các điểm trong khối chỉ = trung bình tọa độ đỉnh trong 1 số ít trường hợp như hình tam giác, chữ nhật, lập phương, …, còn đa số hình khác thì không</w:t>
+      </w:r>
+    </w:p>
+    <w:p>
+      <w:pPr>
+        <w:pStyle w:val="ListParagraph"/>
+        <w:numPr>
+          <w:ilvl w:val="0"/>
+          <w:numId w:val="19"/>
+        </w:numPr>
+        <w:rPr>
+          <w:lang w:val="en-US"/>
+        </w:rPr>
+      </w:pPr>
+      <w:r>
+        <w:rPr>
+          <w:lang w:val="en-US"/>
+        </w:rPr>
+        <w:t>Cách Thăng Bằng Đá?</w:t>
+      </w:r>
+    </w:p>
+    <w:p>
+      <w:pPr>
+        <w:pStyle w:val="ListParagraph"/>
+        <w:numPr>
+          <w:ilvl w:val="0"/>
+          <w:numId w:val="18"/>
+        </w:numPr>
+        <w:rPr>
+          <w:lang w:val="en-US"/>
+        </w:rPr>
+      </w:pPr>
+      <w:r>
+        <w:rPr>
+          <w:lang w:val="en-US"/>
+        </w:rPr>
+        <w:t>Đặt đá xuống đất, cho nó đứng yên, lúc này đá đang cân bằng  nên điểm tiếp xúc của nó với đất chính là hình chiếu trọng tâm của nó xuống đất, đặt đá lên đá khác với điểm tiếp xúc là điểm này</w:t>
+      </w:r>
+    </w:p>
+    <w:p>
+      <w:pPr>
+        <w:rPr>
+          <w:rFonts w:ascii="Cambria Math" w:hAnsi="Cambria Math"/>
+          <w:lang w:val="en-US"/>
+          <w:oMath/>
+        </w:rPr>
+      </w:pPr>
+    </w:p>
+    <w:p>
+      <w:pPr>
+        <w:rPr>
+          <w:lang w:val="en-US"/>
+        </w:rPr>
+      </w:pPr>
+      <w:r>
+        <w:rPr>
+          <w:lang w:val="en-US"/>
+        </w:rPr>
+        <w:t xml:space="preserve">Elastic </w:t>
+      </w:r>
+      <w:r>
+        <w:rPr>
+          <w:lang w:val="en-US"/>
+        </w:rPr>
+        <w:t>Pendulum – Lò Xo:</w:t>
+      </w:r>
+    </w:p>
+    <w:p>
+      <w:pPr>
+        <w:pStyle w:val="ListParagraph"/>
+        <w:numPr>
+          <w:ilvl w:val="0"/>
+          <w:numId w:val="3"/>
+        </w:numPr>
+        <w:rPr>
+          <w:lang w:val="en-US"/>
+        </w:rPr>
+      </w:pPr>
+      <w:r>
+        <w:rPr>
+          <w:lang w:val="en-US"/>
+        </w:rPr>
+        <w:t>Tại Sao Khối Lượng Hệ Lò Xo Thay Đổi Khi Vật Nhỏ Trượt Trên Vật Lớn</w:t>
+      </w:r>
+      <w:r>
+        <w:rPr>
+          <w:lang w:val="en-US"/>
+        </w:rPr>
+        <w:t>?</w:t>
+      </w:r>
+    </w:p>
+    <w:p>
+      <w:pPr>
+        <w:pStyle w:val="ListParagraph"/>
+        <w:numPr>
+          <w:ilvl w:val="0"/>
+          <w:numId w:val="4"/>
+        </w:numPr>
+        <w:rPr>
+          <w:lang w:val="en-US"/>
+        </w:rPr>
+      </w:pPr>
+      <w:r>
+        <w:rPr>
+          <w:lang w:val="en-US"/>
+        </w:rPr>
+        <w:t>Cho lò xo đặt nằm ngang, đầu gắn vật M, trên M gắn thêm N, ban đầu lò xo dao động với tổng khối lượng của hệ = M + N, nhưng khi vật N bắt đầu trượt trên M, thì tổng khối lượng của hệ lò xo chỉ còn M, đó là bởi vì bây giờ lò xo không cần tốn lực để kéo vật thêm phần khối lượng của N nữa, mà nó bây giờ di chuyển tự do</w:t>
+      </w:r>
+    </w:p>
+    <w:p>
+      <w:pPr>
+        <w:rPr>
+          <w:lang w:val="en-US"/>
+        </w:rPr>
+      </w:pPr>
+    </w:p>
+    <w:p>
+      <w:pPr>
+        <w:rPr>
+          <w:lang w:val="en-US"/>
+        </w:rPr>
+      </w:pPr>
+      <w:r>
+        <w:rPr>
+          <w:lang w:val="en-US"/>
+        </w:rPr>
+        <w:t>Mechanical Advantage – Lợi Thế Cơ Học:</w:t>
+      </w:r>
+    </w:p>
+    <w:p>
+      <w:pPr>
+        <w:pStyle w:val="ListParagraph"/>
+        <w:numPr>
+          <w:ilvl w:val="0"/>
+          <w:numId w:val="16"/>
+        </w:numPr>
+        <w:rPr>
+          <w:lang w:val="en-US"/>
+        </w:rPr>
+      </w:pPr>
+      <w:r>
+        <w:rPr>
+          <w:lang w:val="en-US"/>
+        </w:rPr>
+        <w:t>Lợi Thế Cơ Học Là Gì?</w:t>
+      </w:r>
+    </w:p>
+    <w:p>
+      <w:pPr>
+        <w:pStyle w:val="ListParagraph"/>
+        <w:numPr>
+          <w:ilvl w:val="0"/>
+          <w:numId w:val="4"/>
+        </w:numPr>
+        <w:rPr>
+          <w:lang w:val="en-US"/>
+        </w:rPr>
+      </w:pPr>
+      <w:r>
+        <w:rPr>
+          <w:lang w:val="en-US"/>
+        </w:rPr>
+        <w:t>Xét 1 dụng cụ, khi ta nhấc 1 vật thấy nó nặng vãi, nhưng dùng dụng cụ này thì thấy nhẹ hều, khi đó dụng cụ có lợi thế cơ học, tuy nhiên, để bảo toàn năng lượng, quãng đường mà tay ta đi được sẽ gấp nhiều lần quãng đường vật đi được</w:t>
+      </w:r>
+    </w:p>
+    <w:p>
+      <w:pPr>
+        <w:pStyle w:val="ListParagraph"/>
+        <w:numPr>
+          <w:ilvl w:val="0"/>
+          <w:numId w:val="16"/>
+        </w:numPr>
+        <w:rPr>
+          <w:lang w:val="en-US"/>
+        </w:rPr>
+      </w:pPr>
+      <w:r>
+        <w:rPr>
+          <w:lang w:val="en-US"/>
+        </w:rPr>
+        <w:t>Công Dụng Lớn Nhất Của Những Dụng Cụ Có Lợi Thế Cơ Học?</w:t>
+      </w:r>
+    </w:p>
+    <w:p>
+      <w:pPr>
+        <w:pStyle w:val="ListParagraph"/>
+        <w:numPr>
+          <w:ilvl w:val="0"/>
+          <w:numId w:val="4"/>
+        </w:numPr>
+        <w:rPr>
+          <w:lang w:val="en-US"/>
+        </w:rPr>
+      </w:pPr>
+      <w:r>
+        <w:rPr>
+          <w:lang w:val="en-US"/>
+        </w:rPr>
+        <w:t>Giả sử ta phải giữ 1 vật trong 1 tiếng thấy mệt vãi, thì khi dùng những dụng cụ này, thì thấy khỏe vãi vì lực mà ta phải bỏ ra trong 1 tiếng đã được giảm đi đáng kể</w:t>
+      </w:r>
+    </w:p>
+    <w:p>
+      <w:pPr>
+        <w:rPr>
+          <w:lang w:val="en-US"/>
+        </w:rPr>
+      </w:pPr>
+    </w:p>
+    <w:p>
+      <w:pPr>
+        <w:rPr>
+          <w:lang w:val="en-US"/>
+        </w:rPr>
+      </w:pPr>
+      <w:r>
+        <w:rPr>
+          <w:lang w:val="en-US"/>
+        </w:rPr>
+        <w:t>Pulley – Ròng Rọc:</w:t>
+      </w:r>
+    </w:p>
+    <w:p>
+      <w:pPr>
+        <w:pStyle w:val="ListParagraph"/>
+        <w:numPr>
+          <w:ilvl w:val="0"/>
+          <w:numId w:val="15"/>
+        </w:numPr>
+        <w:rPr>
+          <w:lang w:val="en-US"/>
+        </w:rPr>
+      </w:pPr>
+      <w:r>
+        <w:rPr>
+          <w:lang w:val="en-US"/>
+        </w:rPr>
+        <w:t>Ròng Rọc Động Là Gì?</w:t>
+      </w:r>
+    </w:p>
+    <w:p>
+      <w:pPr>
+        <w:pStyle w:val="ListParagraph"/>
+        <w:numPr>
+          <w:ilvl w:val="0"/>
+          <w:numId w:val="4"/>
+        </w:numPr>
+        <w:rPr>
+          <w:lang w:val="en-US"/>
+        </w:rPr>
+      </w:pPr>
+      <w:r>
+        <w:rPr>
+          <w:lang w:val="en-US"/>
+        </w:rPr>
+        <w:t>Lấy ròng rọc cố định đảo ngược nó lại, nghĩa là bánh ròng rọc gắn trực tiếp với vật, luồn dưới đít nó sợi dây, rồi gắn 1 đầu lên trần, đầu còn lại cầm tay kéo</w:t>
+      </w:r>
+    </w:p>
+    <w:p>
+      <w:pPr>
+        <w:pStyle w:val="ListParagraph"/>
+        <w:numPr>
+          <w:ilvl w:val="0"/>
+          <w:numId w:val="15"/>
+        </w:numPr>
+        <w:rPr>
+          <w:lang w:val="en-US"/>
+        </w:rPr>
+      </w:pPr>
+      <w:r>
+        <w:rPr>
+          <w:lang w:val="en-US"/>
+        </w:rPr>
+        <w:t>Tại Sao Dùng Ròng Rọc Động Giảm Lực Kéo?</w:t>
+      </w:r>
+    </w:p>
+    <w:p>
+      <w:pPr>
+        <w:pStyle w:val="ListParagraph"/>
+        <w:numPr>
+          <w:ilvl w:val="0"/>
+          <w:numId w:val="4"/>
+        </w:numPr>
+        <w:rPr>
+          <w:lang w:val="en-US"/>
+        </w:rPr>
+      </w:pPr>
+      <w:r>
+        <w:rPr>
+          <w:lang w:val="en-US"/>
+        </w:rPr>
+        <w:t>Do có 1 đầu dây gắn vào trần, coi nó như 1 bàn tay kéo khác, khi đó, tay ta và trần nhà sẽ cùng hợp lực để kéo 1 vật, do đó lực kéo sẽ chia đôi</w:t>
+      </w:r>
+    </w:p>
+    <w:p>
+      <w:pPr>
+        <w:pStyle w:val="ListParagraph"/>
+        <w:numPr>
+          <w:ilvl w:val="0"/>
+          <w:numId w:val="4"/>
+        </w:numPr>
+        <w:rPr>
+          <w:lang w:val="en-US"/>
+        </w:rPr>
+      </w:pPr>
+      <w:r>
+        <w:rPr>
+          <w:lang w:val="en-US"/>
+        </w:rPr>
         <w:lastRenderedPageBreak/>
-        <w:t>Xét 1 khối đa diện, khi đó tọa độ trọng tâm nghĩa là trung bình tọa độ tất cả các điểm trong khối chỉ = trung bình tọa độ đỉnh trong 1 số ít trường hợp như hình tam giác, chữ nhật, lập phương, …, còn đa số hình khác thì không</w:t>
-      </w:r>
-    </w:p>
-    <w:p>
-      <w:pPr>
-        <w:pStyle w:val="ListParagraph"/>
-        <w:numPr>
-          <w:ilvl w:val="0"/>
-          <w:numId w:val="19"/>
-        </w:numPr>
-        <w:rPr>
-          <w:lang w:val="en-US"/>
-        </w:rPr>
-      </w:pPr>
-      <w:r>
-        <w:rPr>
-          <w:lang w:val="en-US"/>
-        </w:rPr>
-        <w:t>Cách Thăng Bằng Đá?</w:t>
-      </w:r>
-    </w:p>
-    <w:p>
-      <w:pPr>
-        <w:pStyle w:val="ListParagraph"/>
-        <w:numPr>
-          <w:ilvl w:val="0"/>
-          <w:numId w:val="18"/>
-        </w:numPr>
-        <w:rPr>
-          <w:lang w:val="en-US"/>
-        </w:rPr>
-      </w:pPr>
-      <w:r>
-        <w:rPr>
-          <w:lang w:val="en-US"/>
-        </w:rPr>
-        <w:t>Đặt đá xuống đất, cho nó đứng yên, lúc này đá đang cân bằng  nên điểm tiếp xúc của nó với đất chính là hình chiếu trọng tâm của nó xuống đất, đặt đá lên đá khác với điểm tiếp xúc là điểm này</w:t>
-      </w:r>
-    </w:p>
-    <w:p>
-      <w:pPr>
-        <w:rPr>
-          <w:rFonts w:ascii="Cambria Math" w:hAnsi="Cambria Math"/>
-          <w:lang w:val="en-US"/>
-          <w:oMath/>
-        </w:rPr>
-      </w:pPr>
-    </w:p>
-    <w:p>
-      <w:pPr>
-        <w:rPr>
-          <w:lang w:val="en-US"/>
-        </w:rPr>
-      </w:pPr>
-      <w:r>
-        <w:rPr>
-          <w:lang w:val="en-US"/>
-        </w:rPr>
-        <w:t xml:space="preserve">Elastic </w:t>
-      </w:r>
-      <w:r>
-        <w:rPr>
-          <w:lang w:val="en-US"/>
-        </w:rPr>
-        <w:t>Pendulum – Lò Xo:</w:t>
-      </w:r>
-    </w:p>
-    <w:p>
-      <w:pPr>
-        <w:pStyle w:val="ListParagraph"/>
-        <w:numPr>
-          <w:ilvl w:val="0"/>
-          <w:numId w:val="3"/>
-        </w:numPr>
-        <w:rPr>
-          <w:lang w:val="en-US"/>
-        </w:rPr>
-      </w:pPr>
-      <w:r>
-        <w:rPr>
-          <w:lang w:val="en-US"/>
-        </w:rPr>
-        <w:t>Tại Sao Khối Lượng Hệ Lò Xo Thay Đổi Khi Vật Nhỏ Trượt Trên Vật Lớn</w:t>
-      </w:r>
-      <w:r>
-        <w:rPr>
-          <w:lang w:val="en-US"/>
-        </w:rPr>
-        <w:t>?</w:t>
+        <w:t>Dễ thấy quãng đường ta kéo dây gấp 2 lần so với quãng đường vật đi lên, do đó năng lượng được bảo toàn</w:t>
+      </w:r>
+    </w:p>
+    <w:p>
+      <w:pPr>
+        <w:pStyle w:val="ListParagraph"/>
+        <w:numPr>
+          <w:ilvl w:val="0"/>
+          <w:numId w:val="15"/>
+        </w:numPr>
+        <w:rPr>
+          <w:lang w:val="en-US"/>
+        </w:rPr>
+      </w:pPr>
+      <w:r>
+        <w:rPr>
+          <w:lang w:val="en-US"/>
+        </w:rPr>
+        <w:t>Truyền Lực?</w:t>
       </w:r>
     </w:p>
     <w:p>
@@ -10161,45 +10494,7 @@
         <w:rPr>
           <w:lang w:val="en-US"/>
         </w:rPr>
-        <w:t>Cho lò xo đặt nằm ngang, đầu gắn vật M, trên M gắn thêm N, ban đầu lò xo dao động với tổng khối lượng của hệ = M + N, nhưng khi vật N bắt đầu trượt trên M, thì tổng khối lượng của hệ lò xo chỉ còn M, đó là bởi vì bây giờ lò xo không cần tốn lực để kéo vật thêm phần khối lượng của N nữa, mà nó bây giờ di chuyển tự do</w:t>
-      </w:r>
-    </w:p>
-    <w:p>
-      <w:pPr>
-        <w:rPr>
-          <w:lang w:val="en-US"/>
-        </w:rPr>
-      </w:pPr>
-    </w:p>
-    <w:p>
-      <w:pPr>
-        <w:rPr>
-          <w:lang w:val="en-US"/>
-        </w:rPr>
-      </w:pPr>
-      <w:r>
-        <w:rPr>
-          <w:lang w:val="en-US"/>
-        </w:rPr>
-        <w:t>Mechanical Advantage – Lợi Thế Cơ Học:</w:t>
-      </w:r>
-    </w:p>
-    <w:p>
-      <w:pPr>
-        <w:pStyle w:val="ListParagraph"/>
-        <w:numPr>
-          <w:ilvl w:val="0"/>
-          <w:numId w:val="16"/>
-        </w:numPr>
-        <w:rPr>
-          <w:lang w:val="en-US"/>
-        </w:rPr>
-      </w:pPr>
-      <w:r>
-        <w:rPr>
-          <w:lang w:val="en-US"/>
-        </w:rPr>
-        <w:t>Lợi Thế Cơ Học Là Gì?</w:t>
+        <w:t>Giả sử ta có 1 sợi dây không có khối lượng và không co giãn, hình dạng của nó là đường gấp khúc, tại các chỗ gấp khúc có để mấy cái ròng rọc</w:t>
       </w:r>
     </w:p>
     <w:p>
@@ -10217,25 +10512,7 @@
         <w:rPr>
           <w:lang w:val="en-US"/>
         </w:rPr>
-        <w:t>Xét 1 dụng cụ, khi ta nhấc 1 vật thấy nó nặng vãi, nhưng dùng dụng cụ này thì thấy nhẹ hều, khi đó dụng cụ có lợi thế cơ học, tuy nhiên, để bảo toàn năng lượng, quãng đường mà tay ta đi được sẽ gấp nhiều lần quãng đường vật đi được</w:t>
-      </w:r>
-    </w:p>
-    <w:p>
-      <w:pPr>
-        <w:pStyle w:val="ListParagraph"/>
-        <w:numPr>
-          <w:ilvl w:val="0"/>
-          <w:numId w:val="16"/>
-        </w:numPr>
-        <w:rPr>
-          <w:lang w:val="en-US"/>
-        </w:rPr>
-      </w:pPr>
-      <w:r>
-        <w:rPr>
-          <w:lang w:val="en-US"/>
-        </w:rPr>
-        <w:t>Công Dụng Lớn Nhất Của Những Dụng Cụ Có Lợi Thế Cơ Học?</w:t>
+        <w:t>Trên sợi dây có đính các chất điểm với khối lượng bất kì</w:t>
       </w:r>
     </w:p>
     <w:p>
@@ -10253,189 +10530,6 @@
         <w:rPr>
           <w:lang w:val="en-US"/>
         </w:rPr>
-        <w:t>Giả sử ta phải giữ 1 vật trong 1 tiếng thấy mệt vãi, thì khi dùng những dụng cụ này, thì thấy khỏe vãi vì lực mà ta phải bỏ ra trong 1 tiếng đã được giảm đi đáng kể</w:t>
-      </w:r>
-    </w:p>
-    <w:p>
-      <w:pPr>
-        <w:rPr>
-          <w:lang w:val="en-US"/>
-        </w:rPr>
-      </w:pPr>
-    </w:p>
-    <w:p>
-      <w:pPr>
-        <w:rPr>
-          <w:lang w:val="en-US"/>
-        </w:rPr>
-      </w:pPr>
-      <w:r>
-        <w:rPr>
-          <w:lang w:val="en-US"/>
-        </w:rPr>
-        <w:t>Pulley – Ròng Rọc:</w:t>
-      </w:r>
-    </w:p>
-    <w:p>
-      <w:pPr>
-        <w:pStyle w:val="ListParagraph"/>
-        <w:numPr>
-          <w:ilvl w:val="0"/>
-          <w:numId w:val="15"/>
-        </w:numPr>
-        <w:rPr>
-          <w:lang w:val="en-US"/>
-        </w:rPr>
-      </w:pPr>
-      <w:r>
-        <w:rPr>
-          <w:lang w:val="en-US"/>
-        </w:rPr>
-        <w:t>Ròng Rọc Động Là Gì?</w:t>
-      </w:r>
-    </w:p>
-    <w:p>
-      <w:pPr>
-        <w:pStyle w:val="ListParagraph"/>
-        <w:numPr>
-          <w:ilvl w:val="0"/>
-          <w:numId w:val="4"/>
-        </w:numPr>
-        <w:rPr>
-          <w:lang w:val="en-US"/>
-        </w:rPr>
-      </w:pPr>
-      <w:r>
-        <w:rPr>
-          <w:lang w:val="en-US"/>
-        </w:rPr>
-        <w:t>Lấy ròng rọc cố định đảo ngược nó lại, nghĩa là bánh ròng rọc gắn trực tiếp với vật, luồn dưới đít nó sợi dây, rồi gắn 1 đầu lên trần, đầu còn lại cầm tay kéo</w:t>
-      </w:r>
-    </w:p>
-    <w:p>
-      <w:pPr>
-        <w:pStyle w:val="ListParagraph"/>
-        <w:numPr>
-          <w:ilvl w:val="0"/>
-          <w:numId w:val="15"/>
-        </w:numPr>
-        <w:rPr>
-          <w:lang w:val="en-US"/>
-        </w:rPr>
-      </w:pPr>
-      <w:r>
-        <w:rPr>
-          <w:lang w:val="en-US"/>
-        </w:rPr>
-        <w:t>Tại Sao Dùng Ròng Rọc Động Giảm Lực Kéo?</w:t>
-      </w:r>
-    </w:p>
-    <w:p>
-      <w:pPr>
-        <w:pStyle w:val="ListParagraph"/>
-        <w:numPr>
-          <w:ilvl w:val="0"/>
-          <w:numId w:val="4"/>
-        </w:numPr>
-        <w:rPr>
-          <w:lang w:val="en-US"/>
-        </w:rPr>
-      </w:pPr>
-      <w:r>
-        <w:rPr>
-          <w:lang w:val="en-US"/>
-        </w:rPr>
-        <w:t>Do có 1 đầu dây gắn vào trần, coi nó như 1 bàn tay kéo khác, khi đó, tay ta và trần nhà sẽ cùng hợp lực để kéo 1 vật, do đó lực kéo sẽ chia đôi</w:t>
-      </w:r>
-    </w:p>
-    <w:p>
-      <w:pPr>
-        <w:pStyle w:val="ListParagraph"/>
-        <w:numPr>
-          <w:ilvl w:val="0"/>
-          <w:numId w:val="4"/>
-        </w:numPr>
-        <w:rPr>
-          <w:lang w:val="en-US"/>
-        </w:rPr>
-      </w:pPr>
-      <w:r>
-        <w:rPr>
-          <w:lang w:val="en-US"/>
-        </w:rPr>
-        <w:t>Dễ thấy quãng đường ta kéo dây gấp 2 lần so với quãng đường vật đi lên, do đó năng lượng được bảo toàn</w:t>
-      </w:r>
-    </w:p>
-    <w:p>
-      <w:pPr>
-        <w:pStyle w:val="ListParagraph"/>
-        <w:numPr>
-          <w:ilvl w:val="0"/>
-          <w:numId w:val="15"/>
-        </w:numPr>
-        <w:rPr>
-          <w:lang w:val="en-US"/>
-        </w:rPr>
-      </w:pPr>
-      <w:r>
-        <w:rPr>
-          <w:lang w:val="en-US"/>
-        </w:rPr>
-        <w:t>Truyền Lực?</w:t>
-      </w:r>
-    </w:p>
-    <w:p>
-      <w:pPr>
-        <w:pStyle w:val="ListParagraph"/>
-        <w:numPr>
-          <w:ilvl w:val="0"/>
-          <w:numId w:val="4"/>
-        </w:numPr>
-        <w:rPr>
-          <w:lang w:val="en-US"/>
-        </w:rPr>
-      </w:pPr>
-      <w:r>
-        <w:rPr>
-          <w:lang w:val="en-US"/>
-        </w:rPr>
-        <w:t>Giả sử ta có 1 sợi dây không có khối lượng và không co giãn, hình dạng của nó là đường gấp khúc, tại các chỗ gấp khúc có để mấy cái ròng rọc</w:t>
-      </w:r>
-    </w:p>
-    <w:p>
-      <w:pPr>
-        <w:pStyle w:val="ListParagraph"/>
-        <w:numPr>
-          <w:ilvl w:val="0"/>
-          <w:numId w:val="4"/>
-        </w:numPr>
-        <w:rPr>
-          <w:lang w:val="en-US"/>
-        </w:rPr>
-      </w:pPr>
-      <w:r>
-        <w:rPr>
-          <w:lang w:val="en-US"/>
-        </w:rPr>
-        <w:t>Trên sợi dây có đính các chất điểm với khối lượng bất kì</w:t>
-      </w:r>
-    </w:p>
-    <w:p>
-      <w:pPr>
-        <w:pStyle w:val="ListParagraph"/>
-        <w:numPr>
-          <w:ilvl w:val="0"/>
-          <w:numId w:val="4"/>
-        </w:numPr>
-        <w:rPr>
-          <w:lang w:val="en-US"/>
-        </w:rPr>
-      </w:pPr>
-      <w:r>
-        <w:rPr>
-          <w:lang w:val="en-US"/>
-        </w:rPr>
-        <w:lastRenderedPageBreak/>
         <w:t>Khi tác dụng 1 lực lên 1 chất điểm nào đó theo phương dây tại điểm đó thì lực sẽ được phân tán cho toàn bộ chất điểm trên dây, tưởng tượng như dòng điện, khối lượng chất điểm tỉ lệ thuận với phần trăm lực nó nhận được</w:t>
       </w:r>
     </w:p>
@@ -10833,6 +10927,7 @@
         <w:rPr>
           <w:lang w:val="en-US"/>
         </w:rPr>
+        <w:lastRenderedPageBreak/>
         <w:t>Trường hợp 1 xảy ra khi nếu ta giả xử vật 1 trượt trên vật 2, thì gia tốc vật 1 &lt; vật 2, tính theo chiều F, phi lý</w:t>
       </w:r>
     </w:p>
@@ -10871,7 +10966,6 @@
         <w:rPr>
           <w:lang w:val="en-US"/>
         </w:rPr>
-        <w:lastRenderedPageBreak/>
         <w:t>Hệ Quy Chiếu?</w:t>
       </w:r>
     </w:p>
@@ -11976,7 +12070,6 @@
           <w:rFonts w:eastAsiaTheme="minorEastAsia"/>
           <w:lang w:val="en-US"/>
         </w:rPr>
-        <w:lastRenderedPageBreak/>
         <w:t>G là hằng số hấp dẫn</w:t>
       </w:r>
     </w:p>

--- a/force.docx
+++ b/force.docx
@@ -4194,13 +4194,43 @@
         <w:rPr>
           <w:lang w:val="en-US"/>
         </w:rPr>
-        <w:t>tốc độ khối khí so với A</w:t>
-      </w:r>
-      <w:r>
-        <w:rPr>
-          <w:lang w:val="en-US"/>
-        </w:rPr>
-        <w:t xml:space="preserve"> luôn không đổi</w:t>
+        <w:t xml:space="preserve">tốc độ khối khí </w:t>
+      </w:r>
+      <w:r>
+        <w:rPr>
+          <w:lang w:val="en-US"/>
+        </w:rPr>
+        <w:t xml:space="preserve">tại thời điểm bị đẩy ra </w:t>
+      </w:r>
+      <w:r>
+        <w:rPr>
+          <w:lang w:val="en-US"/>
+        </w:rPr>
+        <w:t xml:space="preserve">so với </w:t>
+      </w:r>
+      <w:r>
+        <w:rPr>
+          <w:lang w:val="en-US"/>
+        </w:rPr>
+        <w:t>tên lửa</w:t>
+      </w:r>
+      <w:r>
+        <w:rPr>
+          <w:lang w:val="en-US"/>
+        </w:rPr>
+        <w:t xml:space="preserve"> </w:t>
+      </w:r>
+      <w:r>
+        <w:rPr>
+          <w:lang w:val="en-US"/>
+        </w:rPr>
+        <w:t xml:space="preserve">tại thời điểm đó </w:t>
+      </w:r>
+      <w:r>
+        <w:rPr>
+          <w:lang w:val="en-US"/>
+        </w:rPr>
+        <w:t>luôn không đổi</w:t>
       </w:r>
       <w:r>
         <w:rPr>
@@ -4771,6 +4801,7 @@
         <w:rPr>
           <w:lang w:val="en-US"/>
         </w:rPr>
+        <w:lastRenderedPageBreak/>
         <w:t xml:space="preserve">Va </w:t>
       </w:r>
       <w:r>
@@ -4795,7 +4826,6 @@
         <w:rPr>
           <w:lang w:val="en-US"/>
         </w:rPr>
-        <w:lastRenderedPageBreak/>
         <w:t xml:space="preserve">Là </w:t>
       </w:r>
       <w:r>
@@ -5015,6 +5045,191 @@
         <w:pStyle w:val="ListParagraph"/>
         <w:numPr>
           <w:ilvl w:val="0"/>
+          <w:numId w:val="6"/>
+        </w:numPr>
+        <w:rPr>
+          <w:rFonts w:ascii="Cambria Math" w:hAnsi="Cambria Math"/>
+          <w:lang w:val="en-US"/>
+          <w:oMath/>
+        </w:rPr>
+      </w:pPr>
+      <w:r>
+        <w:rPr>
+          <w:rFonts w:eastAsiaTheme="minorEastAsia"/>
+          <w:lang w:val="en-US"/>
+        </w:rPr>
+        <w:t>Cho 1 hệ kín chỉ gồm 1 vật khối lượng m đang chuyển động thẳng đều với vận tốc v</w:t>
+      </w:r>
+      <w:r>
+        <w:rPr>
+          <w:rFonts w:eastAsiaTheme="minorEastAsia"/>
+          <w:vertAlign w:val="subscript"/>
+          <w:lang w:val="en-US"/>
+        </w:rPr>
+        <w:t>0</w:t>
+      </w:r>
+      <w:r>
+        <w:rPr>
+          <w:rFonts w:eastAsiaTheme="minorEastAsia"/>
+          <w:lang w:val="en-US"/>
+        </w:rPr>
+        <w:t>, bỗng dưng xuất hiện lực cản F</w:t>
+      </w:r>
+      <w:r>
+        <w:rPr>
+          <w:rFonts w:eastAsiaTheme="minorEastAsia"/>
+          <w:vertAlign w:val="subscript"/>
+          <w:lang w:val="en-US"/>
+        </w:rPr>
+        <w:t>c</w:t>
+      </w:r>
+      <w:r>
+        <w:rPr>
+          <w:rFonts w:eastAsiaTheme="minorEastAsia"/>
+          <w:lang w:val="en-US"/>
+        </w:rPr>
+        <w:t xml:space="preserve"> ngược hướng chuyển động của vật, gọi t là thời gian kể từ lúc lực cản xuất hiện, phương trình vận tốc theo thời gian của vật </w:t>
+      </w:r>
+      <w:r>
+        <w:rPr>
+          <w:rFonts w:eastAsiaTheme="minorEastAsia"/>
+          <w:lang w:val="en-US"/>
+        </w:rPr>
+        <w:t>có dạng Decay</w:t>
+      </w:r>
+    </w:p>
+    <w:p>
+      <w:pPr>
+        <w:pStyle w:val="ListParagraph"/>
+        <w:pBdr>
+          <w:top w:val="single" w:sz="4" w:space="1" w:color="auto"/>
+          <w:left w:val="single" w:sz="4" w:space="4" w:color="auto"/>
+          <w:bottom w:val="single" w:sz="4" w:space="1" w:color="auto"/>
+          <w:right w:val="single" w:sz="4" w:space="4" w:color="auto"/>
+        </w:pBdr>
+        <w:ind w:left="1080"/>
+        <w:rPr>
+          <w:rFonts w:ascii="Cambria Math" w:hAnsi="Cambria Math"/>
+          <w:lang w:val="en-US"/>
+          <w:oMath/>
+        </w:rPr>
+      </w:pPr>
+      <m:oMath>
+        <m:r>
+          <w:rPr>
+            <w:rFonts w:ascii="Cambria Math" w:eastAsiaTheme="minorEastAsia" w:hAnsi="Cambria Math"/>
+            <w:lang w:val="en-US"/>
+          </w:rPr>
+          <m:t>v=</m:t>
+        </m:r>
+        <m:sSub>
+          <m:sSubPr>
+            <m:ctrlPr>
+              <w:rPr>
+                <w:rFonts w:ascii="Cambria Math" w:eastAsiaTheme="minorEastAsia" w:hAnsi="Cambria Math"/>
+                <w:i/>
+                <w:lang w:val="en-US"/>
+              </w:rPr>
+            </m:ctrlPr>
+          </m:sSubPr>
+          <m:e>
+            <m:r>
+              <w:rPr>
+                <w:rFonts w:ascii="Cambria Math" w:eastAsiaTheme="minorEastAsia" w:hAnsi="Cambria Math"/>
+                <w:lang w:val="en-US"/>
+              </w:rPr>
+              <m:t>v</m:t>
+            </m:r>
+          </m:e>
+          <m:sub>
+            <m:r>
+              <w:rPr>
+                <w:rFonts w:ascii="Cambria Math" w:eastAsiaTheme="minorEastAsia" w:hAnsi="Cambria Math"/>
+                <w:lang w:val="en-US"/>
+              </w:rPr>
+              <m:t>0</m:t>
+            </m:r>
+          </m:sub>
+        </m:sSub>
+        <m:sSup>
+          <m:sSupPr>
+            <m:ctrlPr>
+              <w:rPr>
+                <w:rFonts w:ascii="Cambria Math" w:hAnsi="Cambria Math"/>
+                <w:i/>
+                <w:lang w:val="en-US"/>
+              </w:rPr>
+            </m:ctrlPr>
+          </m:sSupPr>
+          <m:e>
+            <m:r>
+              <w:rPr>
+                <w:rFonts w:ascii="Cambria Math" w:hAnsi="Cambria Math"/>
+                <w:lang w:val="en-US"/>
+              </w:rPr>
+              <m:t>e</m:t>
+            </m:r>
+          </m:e>
+          <m:sup>
+            <m:r>
+              <w:rPr>
+                <w:rFonts w:ascii="Cambria Math" w:hAnsi="Cambria Math"/>
+                <w:lang w:val="en-US"/>
+              </w:rPr>
+              <m:t>-</m:t>
+            </m:r>
+            <m:f>
+              <m:fPr>
+                <m:ctrlPr>
+                  <w:rPr>
+                    <w:rFonts w:ascii="Cambria Math" w:hAnsi="Cambria Math"/>
+                    <w:i/>
+                    <w:lang w:val="en-US"/>
+                  </w:rPr>
+                </m:ctrlPr>
+              </m:fPr>
+              <m:num>
+                <m:r>
+                  <w:rPr>
+                    <w:rFonts w:ascii="Cambria Math" w:hAnsi="Cambria Math"/>
+                    <w:lang w:val="en-US"/>
+                  </w:rPr>
+                  <m:t>r</m:t>
+                </m:r>
+              </m:num>
+              <m:den>
+                <m:r>
+                  <w:rPr>
+                    <w:rFonts w:ascii="Cambria Math" w:hAnsi="Cambria Math"/>
+                    <w:lang w:val="en-US"/>
+                  </w:rPr>
+                  <m:t>m</m:t>
+                </m:r>
+              </m:den>
+            </m:f>
+            <m:r>
+              <w:rPr>
+                <w:rFonts w:ascii="Cambria Math" w:hAnsi="Cambria Math"/>
+                <w:lang w:val="en-US"/>
+              </w:rPr>
+              <m:t>t</m:t>
+            </m:r>
+          </m:sup>
+        </m:sSup>
+      </m:oMath>
+      <w:r>
+        <w:rPr>
+          <w:rFonts w:eastAsiaTheme="minorEastAsia"/>
+          <w:lang w:val="en-US"/>
+        </w:rPr>
+        <w:t xml:space="preserve"> </w:t>
+      </w:r>
+    </w:p>
+    <w:p>
+      <w:pPr>
+        <w:pStyle w:val="ListParagraph"/>
+        <w:numPr>
+          <w:ilvl w:val="0"/>
           <w:numId w:val="9"/>
         </w:numPr>
         <w:rPr>
@@ -5296,14 +5511,7 @@
           <w:rFonts w:eastAsiaTheme="minorEastAsia"/>
           <w:lang w:val="en-US"/>
         </w:rPr>
-        <w:t xml:space="preserve">Nếu gia tốc của A &lt; gia tốc tâm bóng, đây là chuyển động lăn có trượt, </w:t>
-      </w:r>
-      <w:r>
-        <w:rPr>
-          <w:rFonts w:eastAsiaTheme="minorEastAsia"/>
-          <w:lang w:val="en-US"/>
-        </w:rPr>
-        <w:t>F</w:t>
+        <w:t>Nếu gia tốc của A &lt; gia tốc tâm bóng, đây là chuyển động lăn có trượt, F</w:t>
       </w:r>
       <w:r>
         <w:rPr>
@@ -5339,14 +5547,7 @@
           <w:rFonts w:eastAsiaTheme="minorEastAsia"/>
           <w:lang w:val="en-US"/>
         </w:rPr>
-        <w:t>Nếu gia tốc của A = gia tốc tâm bóng, đây là chuyển động lăn không trượt</w:t>
-      </w:r>
-      <w:r>
-        <w:rPr>
-          <w:rFonts w:eastAsiaTheme="minorEastAsia"/>
-          <w:lang w:val="en-US"/>
-        </w:rPr>
-        <w:t>, F</w:t>
+        <w:t>Nếu gia tốc của A = gia tốc tâm bóng, đây là chuyển động lăn không trượt, F</w:t>
       </w:r>
       <w:r>
         <w:rPr>
@@ -5361,14 +5562,7 @@
           <w:rFonts w:eastAsiaTheme="minorEastAsia"/>
           <w:lang w:val="en-US"/>
         </w:rPr>
-        <w:t xml:space="preserve"> là ma sát </w:t>
-      </w:r>
-      <w:r>
-        <w:rPr>
-          <w:rFonts w:eastAsiaTheme="minorEastAsia"/>
-          <w:lang w:val="en-US"/>
-        </w:rPr>
-        <w:t>nghỉ</w:t>
+        <w:t xml:space="preserve"> là ma sát nghỉ</w:t>
       </w:r>
     </w:p>
     <w:p>
@@ -5523,6 +5717,7 @@
           <w:rFonts w:eastAsiaTheme="minorEastAsia"/>
           <w:lang w:val="en-US"/>
         </w:rPr>
+        <w:lastRenderedPageBreak/>
         <w:t>Xét 1 đoạn cực ngắn của sợi dây ngay trước quả bóng,</w:t>
       </w:r>
       <w:r>
@@ -5748,7 +5943,6 @@
           <w:rFonts w:eastAsiaTheme="minorEastAsia"/>
           <w:lang w:val="en-US"/>
         </w:rPr>
-        <w:lastRenderedPageBreak/>
         <w:t>Vân vân cho đến đoạn ngay trước trần nhà</w:t>
       </w:r>
     </w:p>
@@ -7130,6 +7324,7 @@
           <w:rFonts w:eastAsiaTheme="minorEastAsia"/>
           <w:lang w:val="en-US"/>
         </w:rPr>
+        <w:lastRenderedPageBreak/>
         <w:t>Hình đĩa cực lép, trục quay chứa đường kính</w:t>
       </w:r>
     </w:p>
@@ -7431,7 +7626,6 @@
           <w:rFonts w:eastAsiaTheme="minorEastAsia"/>
           <w:lang w:val="en-US"/>
         </w:rPr>
-        <w:lastRenderedPageBreak/>
         <w:t>Thanh thẳng cực mỏng, tâm quay là 1 đầu, trục quay vuông góc thanh</w:t>
       </w:r>
     </w:p>
@@ -7977,6 +8171,7 @@
         <w:rPr>
           <w:lang w:val="en-US"/>
         </w:rPr>
+        <w:lastRenderedPageBreak/>
         <w:t xml:space="preserve">1 vật rắn đang đứng yên và nằm ngang là 1 khối trụ đồng chất khối lượng m, </w:t>
       </w:r>
       <w:r>
@@ -8020,6 +8215,42 @@
           <w:lang w:val="en-US"/>
         </w:rPr>
         <w:t>Vật đồng thời quay đều xung quanh trục của nó theo hướng lăn về phía trước, tốc độ của 1 điểm bất kì trên mặt xung quanh vật = 2 lần tốc độ trọng tâm</w:t>
+      </w:r>
+    </w:p>
+    <w:p>
+      <w:pPr>
+        <w:pStyle w:val="ListParagraph"/>
+        <w:numPr>
+          <w:ilvl w:val="0"/>
+          <w:numId w:val="24"/>
+        </w:numPr>
+        <w:rPr>
+          <w:lang w:val="en-US"/>
+        </w:rPr>
+      </w:pPr>
+      <w:r>
+        <w:rPr>
+          <w:lang w:val="en-US"/>
+        </w:rPr>
+        <w:t>Tính Độ Lớn Lực Trong 1 Số Trường Hợp?</w:t>
+      </w:r>
+    </w:p>
+    <w:p>
+      <w:pPr>
+        <w:pStyle w:val="ListParagraph"/>
+        <w:numPr>
+          <w:ilvl w:val="0"/>
+          <w:numId w:val="6"/>
+        </w:numPr>
+        <w:rPr>
+          <w:lang w:val="en-US"/>
+        </w:rPr>
+      </w:pPr>
+      <w:r>
+        <w:rPr>
+          <w:lang w:val="en-US"/>
+        </w:rPr>
+        <w:t>Cho 2 vật đang đứng yên trên 1 con đường không có ma sát, vật nhỏ khối lượng m đứng sát đằng sau vật lớn khối lượng M, bỗng dưng chúng chuyển động với cùng vận tốc và cùng 1 hướng không đổi, sau 1 hồi thì con đường bỗng dưng có lại ma sát, đồng thời bạn tác dụng 1 lực có độ lớn F vào vật lớn và ngược hướng chuyển động của nó, khi này vật nhỏ do quán tính sẽ có xu hướng áp vào vật lớn, độ lớn áp lực này = mF / (m + M)</w:t>
       </w:r>
     </w:p>
     <w:p>
@@ -10016,7 +10247,14 @@
         <w:rPr>
           <w:lang w:val="en-US"/>
         </w:rPr>
-        <w:t>Lấy tích phân Moment trọng lực tác dụng lên toàn bộ vật, mốc là trọng tâm, trọng tâm là gốc tọa độ, dễ thấy độ lớn gia tốc trọng trường tại mọi điểm là như nhau, nên ta có thể lấy nó ra dấu tích phân, còn lại là tích phân tọa độ nhân trọng số của tất cả các điểm trong vật, mà như tính chất 1, dễ thấy tích phân này = 0, nên tích có hướng của Vector gia tốc với tích phân này = 0, hay Moment trọng lực = 0, vật đứng yên</w:t>
+        <w:t xml:space="preserve">Lấy tích phân Moment trọng lực tác dụng lên toàn bộ vật, mốc là trọng tâm, trọng tâm là gốc tọa độ, dễ thấy độ lớn gia tốc trọng trường tại mọi điểm là như nhau, </w:t>
+      </w:r>
+      <w:r>
+        <w:rPr>
+          <w:lang w:val="en-US"/>
+        </w:rPr>
+        <w:lastRenderedPageBreak/>
+        <w:t>nên ta có thể lấy nó ra dấu tích phân, còn lại là tích phân tọa độ nhân trọng số của tất cả các điểm trong vật, mà như tính chất 1, dễ thấy tích phân này = 0, nên tích có hướng của Vector gia tốc với tích phân này = 0, hay Moment trọng lực = 0, vật đứng yên</w:t>
       </w:r>
     </w:p>
     <w:p>
@@ -10106,138 +10344,230 @@
         <w:rPr>
           <w:lang w:val="en-US"/>
         </w:rPr>
-        <w:t xml:space="preserve">Vì vật đang quay quanh trọng tâm nên động lượng không đổi và = 0 nên tổng hợp lực lên vật = 0, mà ta cũng chẳng tác dụng ngẫu lực lên vật, nên Moment </w:t>
+        <w:t>Vì vật đang quay quanh trọng tâm nên động lượng không đổi và = 0 nên tổng hợp lực lên vật = 0, mà ta cũng chẳng tác dụng ngẫu lực lên vật, nên Moment động lượng không đổi, giả sử Vector Moment động lượng không cùng phương với trục quay, khi đó, dễ thấy Vector Moment động lượng sẽ quay tròn xung quanh trục quay, nói cách khác, Vector Moment động lượng thay đổi, mâu thuẫn, nên bắt buộc nó phải trùng với phương trục quay, khi đó, dù vật có quay kiểu gì thì Vector Moment động lượng cũng không quay</w:t>
+      </w:r>
+    </w:p>
+    <w:p>
+      <w:pPr>
+        <w:pStyle w:val="ListParagraph"/>
+        <w:numPr>
+          <w:ilvl w:val="0"/>
+          <w:numId w:val="19"/>
+        </w:numPr>
+        <w:rPr>
+          <w:lang w:val="en-US"/>
+        </w:rPr>
+      </w:pPr>
+      <w:r>
+        <w:rPr>
+          <w:lang w:val="en-US"/>
+        </w:rPr>
+        <w:t>Có Phải Tọa Độ Trọng Tâm = Trung Bình Tọa Độ Đỉnh Giả Sử Vật Đồng Chất?</w:t>
+      </w:r>
+    </w:p>
+    <w:p>
+      <w:pPr>
+        <w:pStyle w:val="ListParagraph"/>
+        <w:numPr>
+          <w:ilvl w:val="0"/>
+          <w:numId w:val="18"/>
+        </w:numPr>
+        <w:rPr>
+          <w:lang w:val="en-US"/>
+        </w:rPr>
+      </w:pPr>
+      <w:r>
+        <w:rPr>
+          <w:lang w:val="en-US"/>
+        </w:rPr>
+        <w:t>Xét 1 khối đa diện, khi đó tọa độ trọng tâm nghĩa là trung bình tọa độ tất cả các điểm trong khối chỉ = trung bình tọa độ đỉnh trong 1 số ít trường hợp như hình tam giác, chữ nhật, lập phương, …, còn đa số hình khác thì không</w:t>
+      </w:r>
+    </w:p>
+    <w:p>
+      <w:pPr>
+        <w:pStyle w:val="ListParagraph"/>
+        <w:numPr>
+          <w:ilvl w:val="0"/>
+          <w:numId w:val="19"/>
+        </w:numPr>
+        <w:rPr>
+          <w:lang w:val="en-US"/>
+        </w:rPr>
+      </w:pPr>
+      <w:r>
+        <w:rPr>
+          <w:lang w:val="en-US"/>
+        </w:rPr>
+        <w:t>Cách Thăng Bằng Đá?</w:t>
+      </w:r>
+    </w:p>
+    <w:p>
+      <w:pPr>
+        <w:pStyle w:val="ListParagraph"/>
+        <w:numPr>
+          <w:ilvl w:val="0"/>
+          <w:numId w:val="18"/>
+        </w:numPr>
+        <w:rPr>
+          <w:lang w:val="en-US"/>
+        </w:rPr>
+      </w:pPr>
+      <w:r>
+        <w:rPr>
+          <w:lang w:val="en-US"/>
+        </w:rPr>
+        <w:t>Đặt đá xuống đất, cho nó đứng yên, lúc này đá đang cân bằng  nên điểm tiếp xúc của nó với đất chính là hình chiếu trọng tâm của nó xuống đất, đặt đá lên đá khác với điểm tiếp xúc là điểm này</w:t>
+      </w:r>
+    </w:p>
+    <w:p>
+      <w:pPr>
+        <w:rPr>
+          <w:rFonts w:ascii="Cambria Math" w:hAnsi="Cambria Math"/>
+          <w:lang w:val="en-US"/>
+          <w:oMath/>
+        </w:rPr>
+      </w:pPr>
+    </w:p>
+    <w:p>
+      <w:pPr>
+        <w:rPr>
+          <w:lang w:val="en-US"/>
+        </w:rPr>
+      </w:pPr>
+      <w:r>
+        <w:rPr>
+          <w:lang w:val="en-US"/>
+        </w:rPr>
+        <w:t xml:space="preserve">Elastic </w:t>
+      </w:r>
+      <w:r>
+        <w:rPr>
+          <w:lang w:val="en-US"/>
+        </w:rPr>
+        <w:t>Pendulum – Lò Xo:</w:t>
+      </w:r>
+    </w:p>
+    <w:p>
+      <w:pPr>
+        <w:pStyle w:val="ListParagraph"/>
+        <w:numPr>
+          <w:ilvl w:val="0"/>
+          <w:numId w:val="3"/>
+        </w:numPr>
+        <w:rPr>
+          <w:lang w:val="en-US"/>
+        </w:rPr>
+      </w:pPr>
+      <w:r>
+        <w:rPr>
+          <w:lang w:val="en-US"/>
+        </w:rPr>
+        <w:t>Tại Sao Khối Lượng Hệ Lò Xo Thay Đổi Khi Vật Nhỏ Trượt Trên Vật Lớn</w:t>
+      </w:r>
+      <w:r>
+        <w:rPr>
+          <w:lang w:val="en-US"/>
+        </w:rPr>
+        <w:t>?</w:t>
+      </w:r>
+    </w:p>
+    <w:p>
+      <w:pPr>
+        <w:pStyle w:val="ListParagraph"/>
+        <w:numPr>
+          <w:ilvl w:val="0"/>
+          <w:numId w:val="4"/>
+        </w:numPr>
+        <w:rPr>
+          <w:lang w:val="en-US"/>
+        </w:rPr>
+      </w:pPr>
+      <w:r>
+        <w:rPr>
+          <w:lang w:val="en-US"/>
+        </w:rPr>
+        <w:t>Cho lò xo đặt nằm ngang, đầu gắn vật M, trên M gắn thêm N, ban đầu lò xo dao động với tổng khối lượng của hệ = M + N, nhưng khi vật N bắt đầu trượt trên M, thì tổng khối lượng của hệ lò xo chỉ còn M, đó là bởi vì bây giờ lò xo không cần tốn lực để kéo vật thêm phần khối lượng của N nữa, mà nó bây giờ di chuyển tự do</w:t>
+      </w:r>
+    </w:p>
+    <w:p>
+      <w:pPr>
+        <w:rPr>
+          <w:lang w:val="en-US"/>
+        </w:rPr>
+      </w:pPr>
+    </w:p>
+    <w:p>
+      <w:pPr>
+        <w:rPr>
+          <w:lang w:val="en-US"/>
+        </w:rPr>
+      </w:pPr>
+      <w:r>
+        <w:rPr>
+          <w:lang w:val="en-US"/>
+        </w:rPr>
+        <w:t>Mechanical Advantage – Lợi Thế Cơ Học:</w:t>
+      </w:r>
+    </w:p>
+    <w:p>
+      <w:pPr>
+        <w:pStyle w:val="ListParagraph"/>
+        <w:numPr>
+          <w:ilvl w:val="0"/>
+          <w:numId w:val="16"/>
+        </w:numPr>
+        <w:rPr>
+          <w:lang w:val="en-US"/>
+        </w:rPr>
+      </w:pPr>
+      <w:r>
+        <w:rPr>
+          <w:lang w:val="en-US"/>
+        </w:rPr>
+        <w:t>Lợi Thế Cơ Học Là Gì?</w:t>
+      </w:r>
+    </w:p>
+    <w:p>
+      <w:pPr>
+        <w:pStyle w:val="ListParagraph"/>
+        <w:numPr>
+          <w:ilvl w:val="0"/>
+          <w:numId w:val="4"/>
+        </w:numPr>
+        <w:rPr>
+          <w:lang w:val="en-US"/>
+        </w:rPr>
+      </w:pPr>
+      <w:r>
+        <w:rPr>
+          <w:lang w:val="en-US"/>
+        </w:rPr>
+        <w:t xml:space="preserve">Xét 1 dụng cụ, khi ta nhấc 1 vật thấy nó nặng vãi, nhưng dùng dụng cụ này thì thấy nhẹ hều, khi đó dụng cụ có lợi thế cơ học, tuy nhiên, để bảo toàn năng </w:t>
       </w:r>
       <w:r>
         <w:rPr>
           <w:lang w:val="en-US"/>
         </w:rPr>
         <w:lastRenderedPageBreak/>
-        <w:t>động lượng không đổi, giả sử Vector Moment động lượng không cùng phương với trục quay, khi đó, dễ thấy Vector Moment động lượng sẽ quay tròn xung quanh trục quay, nói cách khác, Vector Moment động lượng thay đổi, mâu thuẫn, nên bắt buộc nó phải trùng với phương trục quay, khi đó, dù vật có quay kiểu gì thì Vector Moment động lượng cũng không quay</w:t>
-      </w:r>
-    </w:p>
-    <w:p>
-      <w:pPr>
-        <w:pStyle w:val="ListParagraph"/>
-        <w:numPr>
-          <w:ilvl w:val="0"/>
-          <w:numId w:val="19"/>
-        </w:numPr>
-        <w:rPr>
-          <w:lang w:val="en-US"/>
-        </w:rPr>
-      </w:pPr>
-      <w:r>
-        <w:rPr>
-          <w:lang w:val="en-US"/>
-        </w:rPr>
-        <w:t>Có Phải Tọa Độ Trọng Tâm = Trung Bình Tọa Độ Đỉnh Giả Sử Vật Đồng Chất?</w:t>
-      </w:r>
-    </w:p>
-    <w:p>
-      <w:pPr>
-        <w:pStyle w:val="ListParagraph"/>
-        <w:numPr>
-          <w:ilvl w:val="0"/>
-          <w:numId w:val="18"/>
-        </w:numPr>
-        <w:rPr>
-          <w:lang w:val="en-US"/>
-        </w:rPr>
-      </w:pPr>
-      <w:r>
-        <w:rPr>
-          <w:lang w:val="en-US"/>
-        </w:rPr>
-        <w:t>Xét 1 khối đa diện, khi đó tọa độ trọng tâm nghĩa là trung bình tọa độ tất cả các điểm trong khối chỉ = trung bình tọa độ đỉnh trong 1 số ít trường hợp như hình tam giác, chữ nhật, lập phương, …, còn đa số hình khác thì không</w:t>
-      </w:r>
-    </w:p>
-    <w:p>
-      <w:pPr>
-        <w:pStyle w:val="ListParagraph"/>
-        <w:numPr>
-          <w:ilvl w:val="0"/>
-          <w:numId w:val="19"/>
-        </w:numPr>
-        <w:rPr>
-          <w:lang w:val="en-US"/>
-        </w:rPr>
-      </w:pPr>
-      <w:r>
-        <w:rPr>
-          <w:lang w:val="en-US"/>
-        </w:rPr>
-        <w:t>Cách Thăng Bằng Đá?</w:t>
-      </w:r>
-    </w:p>
-    <w:p>
-      <w:pPr>
-        <w:pStyle w:val="ListParagraph"/>
-        <w:numPr>
-          <w:ilvl w:val="0"/>
-          <w:numId w:val="18"/>
-        </w:numPr>
-        <w:rPr>
-          <w:lang w:val="en-US"/>
-        </w:rPr>
-      </w:pPr>
-      <w:r>
-        <w:rPr>
-          <w:lang w:val="en-US"/>
-        </w:rPr>
-        <w:t>Đặt đá xuống đất, cho nó đứng yên, lúc này đá đang cân bằng  nên điểm tiếp xúc của nó với đất chính là hình chiếu trọng tâm của nó xuống đất, đặt đá lên đá khác với điểm tiếp xúc là điểm này</w:t>
-      </w:r>
-    </w:p>
-    <w:p>
-      <w:pPr>
-        <w:rPr>
-          <w:rFonts w:ascii="Cambria Math" w:hAnsi="Cambria Math"/>
-          <w:lang w:val="en-US"/>
-          <w:oMath/>
-        </w:rPr>
-      </w:pPr>
-    </w:p>
-    <w:p>
-      <w:pPr>
-        <w:rPr>
-          <w:lang w:val="en-US"/>
-        </w:rPr>
-      </w:pPr>
-      <w:r>
-        <w:rPr>
-          <w:lang w:val="en-US"/>
-        </w:rPr>
-        <w:t xml:space="preserve">Elastic </w:t>
-      </w:r>
-      <w:r>
-        <w:rPr>
-          <w:lang w:val="en-US"/>
-        </w:rPr>
-        <w:t>Pendulum – Lò Xo:</w:t>
-      </w:r>
-    </w:p>
-    <w:p>
-      <w:pPr>
-        <w:pStyle w:val="ListParagraph"/>
-        <w:numPr>
-          <w:ilvl w:val="0"/>
-          <w:numId w:val="3"/>
-        </w:numPr>
-        <w:rPr>
-          <w:lang w:val="en-US"/>
-        </w:rPr>
-      </w:pPr>
-      <w:r>
-        <w:rPr>
-          <w:lang w:val="en-US"/>
-        </w:rPr>
-        <w:t>Tại Sao Khối Lượng Hệ Lò Xo Thay Đổi Khi Vật Nhỏ Trượt Trên Vật Lớn</w:t>
-      </w:r>
-      <w:r>
-        <w:rPr>
-          <w:lang w:val="en-US"/>
-        </w:rPr>
-        <w:t>?</w:t>
+        <w:t>lượng, quãng đường mà tay ta đi được sẽ gấp nhiều lần quãng đường vật đi được</w:t>
+      </w:r>
+    </w:p>
+    <w:p>
+      <w:pPr>
+        <w:pStyle w:val="ListParagraph"/>
+        <w:numPr>
+          <w:ilvl w:val="0"/>
+          <w:numId w:val="16"/>
+        </w:numPr>
+        <w:rPr>
+          <w:lang w:val="en-US"/>
+        </w:rPr>
+      </w:pPr>
+      <w:r>
+        <w:rPr>
+          <w:lang w:val="en-US"/>
+        </w:rPr>
+        <w:t>Công Dụng Lớn Nhất Của Những Dụng Cụ Có Lợi Thế Cơ Học?</w:t>
       </w:r>
     </w:p>
     <w:p>
@@ -10255,45 +10585,45 @@
         <w:rPr>
           <w:lang w:val="en-US"/>
         </w:rPr>
-        <w:t>Cho lò xo đặt nằm ngang, đầu gắn vật M, trên M gắn thêm N, ban đầu lò xo dao động với tổng khối lượng của hệ = M + N, nhưng khi vật N bắt đầu trượt trên M, thì tổng khối lượng của hệ lò xo chỉ còn M, đó là bởi vì bây giờ lò xo không cần tốn lực để kéo vật thêm phần khối lượng của N nữa, mà nó bây giờ di chuyển tự do</w:t>
-      </w:r>
-    </w:p>
-    <w:p>
-      <w:pPr>
-        <w:rPr>
-          <w:lang w:val="en-US"/>
-        </w:rPr>
-      </w:pPr>
-    </w:p>
-    <w:p>
-      <w:pPr>
-        <w:rPr>
-          <w:lang w:val="en-US"/>
-        </w:rPr>
-      </w:pPr>
-      <w:r>
-        <w:rPr>
-          <w:lang w:val="en-US"/>
-        </w:rPr>
-        <w:t>Mechanical Advantage – Lợi Thế Cơ Học:</w:t>
-      </w:r>
-    </w:p>
-    <w:p>
-      <w:pPr>
-        <w:pStyle w:val="ListParagraph"/>
-        <w:numPr>
-          <w:ilvl w:val="0"/>
-          <w:numId w:val="16"/>
-        </w:numPr>
-        <w:rPr>
-          <w:lang w:val="en-US"/>
-        </w:rPr>
-      </w:pPr>
-      <w:r>
-        <w:rPr>
-          <w:lang w:val="en-US"/>
-        </w:rPr>
-        <w:t>Lợi Thế Cơ Học Là Gì?</w:t>
+        <w:t>Giả sử ta phải giữ 1 vật trong 1 tiếng thấy mệt vãi, thì khi dùng những dụng cụ này, thì thấy khỏe vãi vì lực mà ta phải bỏ ra trong 1 tiếng đã được giảm đi đáng kể</w:t>
+      </w:r>
+    </w:p>
+    <w:p>
+      <w:pPr>
+        <w:rPr>
+          <w:lang w:val="en-US"/>
+        </w:rPr>
+      </w:pPr>
+    </w:p>
+    <w:p>
+      <w:pPr>
+        <w:rPr>
+          <w:lang w:val="en-US"/>
+        </w:rPr>
+      </w:pPr>
+      <w:r>
+        <w:rPr>
+          <w:lang w:val="en-US"/>
+        </w:rPr>
+        <w:t>Pulley – Ròng Rọc:</w:t>
+      </w:r>
+    </w:p>
+    <w:p>
+      <w:pPr>
+        <w:pStyle w:val="ListParagraph"/>
+        <w:numPr>
+          <w:ilvl w:val="0"/>
+          <w:numId w:val="15"/>
+        </w:numPr>
+        <w:rPr>
+          <w:lang w:val="en-US"/>
+        </w:rPr>
+      </w:pPr>
+      <w:r>
+        <w:rPr>
+          <w:lang w:val="en-US"/>
+        </w:rPr>
+        <w:t>Ròng Rọc Động?</w:t>
       </w:r>
     </w:p>
     <w:p>
@@ -10311,25 +10641,7 @@
         <w:rPr>
           <w:lang w:val="en-US"/>
         </w:rPr>
-        <w:t>Xét 1 dụng cụ, khi ta nhấc 1 vật thấy nó nặng vãi, nhưng dùng dụng cụ này thì thấy nhẹ hều, khi đó dụng cụ có lợi thế cơ học, tuy nhiên, để bảo toàn năng lượng, quãng đường mà tay ta đi được sẽ gấp nhiều lần quãng đường vật đi được</w:t>
-      </w:r>
-    </w:p>
-    <w:p>
-      <w:pPr>
-        <w:pStyle w:val="ListParagraph"/>
-        <w:numPr>
-          <w:ilvl w:val="0"/>
-          <w:numId w:val="16"/>
-        </w:numPr>
-        <w:rPr>
-          <w:lang w:val="en-US"/>
-        </w:rPr>
-      </w:pPr>
-      <w:r>
-        <w:rPr>
-          <w:lang w:val="en-US"/>
-        </w:rPr>
-        <w:t>Công Dụng Lớn Nhất Của Những Dụng Cụ Có Lợi Thế Cơ Học?</w:t>
+        <w:t>Lấy ròng rọc cố định đảo ngược nó lại, nghĩa là bánh ròng rọc gắn trực tiếp với vật, luồn dưới đít nó sợi dây, rồi gắn 1 đầu lên trần, đầu còn lại cầm tay kéo</w:t>
       </w:r>
     </w:p>
     <w:p>
@@ -10347,27 +10659,7 @@
         <w:rPr>
           <w:lang w:val="en-US"/>
         </w:rPr>
-        <w:t>Giả sử ta phải giữ 1 vật trong 1 tiếng thấy mệt vãi, thì khi dùng những dụng cụ này, thì thấy khỏe vãi vì lực mà ta phải bỏ ra trong 1 tiếng đã được giảm đi đáng kể</w:t>
-      </w:r>
-    </w:p>
-    <w:p>
-      <w:pPr>
-        <w:rPr>
-          <w:lang w:val="en-US"/>
-        </w:rPr>
-      </w:pPr>
-    </w:p>
-    <w:p>
-      <w:pPr>
-        <w:rPr>
-          <w:lang w:val="en-US"/>
-        </w:rPr>
-      </w:pPr>
-      <w:r>
-        <w:rPr>
-          <w:lang w:val="en-US"/>
-        </w:rPr>
-        <w:t>Pulley – Ròng Rọc:</w:t>
+        <w:t>Miễn là ròng rọc di chuyển khi dây di chuyển thì là ròng rọc động</w:t>
       </w:r>
     </w:p>
     <w:p>
@@ -10385,7 +10677,7 @@
         <w:rPr>
           <w:lang w:val="en-US"/>
         </w:rPr>
-        <w:t>Ròng Rọc Động Là Gì?</w:t>
+        <w:t>Tại Sao Dùng Ròng Rọc Động Giảm Lực Kéo?</w:t>
       </w:r>
     </w:p>
     <w:p>
@@ -10403,7 +10695,25 @@
         <w:rPr>
           <w:lang w:val="en-US"/>
         </w:rPr>
-        <w:t>Lấy ròng rọc cố định đảo ngược nó lại, nghĩa là bánh ròng rọc gắn trực tiếp với vật, luồn dưới đít nó sợi dây, rồi gắn 1 đầu lên trần, đầu còn lại cầm tay kéo</w:t>
+        <w:t>Do có 1 đầu dây gắn vào trần, coi nó như 1 bàn tay kéo khác, khi đó, tay ta và trần nhà sẽ cùng hợp lực để kéo 1 vật, do đó lực kéo sẽ chia đôi</w:t>
+      </w:r>
+    </w:p>
+    <w:p>
+      <w:pPr>
+        <w:pStyle w:val="ListParagraph"/>
+        <w:numPr>
+          <w:ilvl w:val="0"/>
+          <w:numId w:val="4"/>
+        </w:numPr>
+        <w:rPr>
+          <w:lang w:val="en-US"/>
+        </w:rPr>
+      </w:pPr>
+      <w:r>
+        <w:rPr>
+          <w:lang w:val="en-US"/>
+        </w:rPr>
+        <w:t>Dễ thấy quãng đường ta kéo dây gấp 2 lần so với quãng đường vật đi lên, do đó năng lượng được bảo toàn</w:t>
       </w:r>
     </w:p>
     <w:p>
@@ -10421,7 +10731,7 @@
         <w:rPr>
           <w:lang w:val="en-US"/>
         </w:rPr>
-        <w:t>Tại Sao Dùng Ròng Rọc Động Giảm Lực Kéo?</w:t>
+        <w:t>Truyền Lực?</w:t>
       </w:r>
     </w:p>
     <w:p>
@@ -10439,7 +10749,7 @@
         <w:rPr>
           <w:lang w:val="en-US"/>
         </w:rPr>
-        <w:t>Do có 1 đầu dây gắn vào trần, coi nó như 1 bàn tay kéo khác, khi đó, tay ta và trần nhà sẽ cùng hợp lực để kéo 1 vật, do đó lực kéo sẽ chia đôi</w:t>
+        <w:t>Giả sử ta có 1 sợi dây không có khối lượng và không co giãn, hình dạng của nó là đường gấp khúc, tại các chỗ gấp khúc có để mấy cái ròng rọc</w:t>
       </w:r>
     </w:p>
     <w:p>
@@ -10457,198 +10767,228 @@
         <w:rPr>
           <w:lang w:val="en-US"/>
         </w:rPr>
+        <w:t>Trên sợi dây có đính các chất điểm với khối lượng bất kì</w:t>
+      </w:r>
+    </w:p>
+    <w:p>
+      <w:pPr>
+        <w:pStyle w:val="ListParagraph"/>
+        <w:numPr>
+          <w:ilvl w:val="0"/>
+          <w:numId w:val="4"/>
+        </w:numPr>
+        <w:rPr>
+          <w:lang w:val="en-US"/>
+        </w:rPr>
+      </w:pPr>
+      <w:r>
+        <w:rPr>
+          <w:lang w:val="en-US"/>
+        </w:rPr>
+        <w:t>Khi tác dụng 1 lực lên 1 chất điểm nào đó theo phương dây tại điểm đó thì lực sẽ được phân tán cho toàn bộ chất điểm trên dây, tưởng tượng như dòng điện, khối lượng chất điểm tỉ lệ thuận với phần trăm lực nó nhận được</w:t>
+      </w:r>
+    </w:p>
+    <w:p>
+      <w:pPr>
+        <w:pStyle w:val="ListParagraph"/>
+        <w:numPr>
+          <w:ilvl w:val="0"/>
+          <w:numId w:val="4"/>
+        </w:numPr>
+        <w:rPr>
+          <w:lang w:val="en-US"/>
+        </w:rPr>
+      </w:pPr>
+      <w:r>
+        <w:rPr>
+          <w:lang w:val="en-US"/>
+        </w:rPr>
+        <w:t>Ví dụ</w:t>
+      </w:r>
+    </w:p>
+    <w:p>
+      <w:pPr>
+        <w:pStyle w:val="ListParagraph"/>
+        <w:numPr>
+          <w:ilvl w:val="0"/>
+          <w:numId w:val="4"/>
+        </w:numPr>
+        <w:rPr>
+          <w:lang w:val="en-US"/>
+        </w:rPr>
+      </w:pPr>
+      <w:r>
+        <w:rPr>
+          <w:lang w:val="en-US"/>
+        </w:rPr>
+        <w:t>Sợi dây có 2 chất điểm, 1 cái 2 kg và 1 cái 5 kg, tác dụng lực 14 N lên chất điểm 1 thì cuối cùng, chất điểm 1 chịu 4 N, chất điểm 2 chịu 10 N</w:t>
+      </w:r>
+    </w:p>
+    <w:p>
+      <w:pPr>
+        <w:pStyle w:val="ListParagraph"/>
+        <w:numPr>
+          <w:ilvl w:val="0"/>
+          <w:numId w:val="4"/>
+        </w:numPr>
+        <w:rPr>
+          <w:lang w:val="en-US"/>
+        </w:rPr>
+      </w:pPr>
+      <w:r>
+        <w:rPr>
+          <w:lang w:val="en-US"/>
+        </w:rPr>
+        <w:t>Lực truyền</w:t>
+      </w:r>
+      <w:r>
+        <w:rPr>
+          <w:lang w:val="en-US"/>
+        </w:rPr>
+        <w:t xml:space="preserve"> chia đôi khi đi qua ròng rọc động</w:t>
+      </w:r>
+    </w:p>
+    <w:p>
+      <w:pPr>
+        <w:pStyle w:val="ListParagraph"/>
+        <w:numPr>
+          <w:ilvl w:val="0"/>
+          <w:numId w:val="15"/>
+        </w:numPr>
+        <w:rPr>
+          <w:lang w:val="en-US"/>
+        </w:rPr>
+      </w:pPr>
+      <w:r>
+        <w:rPr>
+          <w:lang w:val="en-US"/>
+        </w:rPr>
+        <w:t>Áp Lực Dây Lên Ròng Rọc?</w:t>
+      </w:r>
+    </w:p>
+    <w:p>
+      <w:pPr>
+        <w:pStyle w:val="ListParagraph"/>
+        <w:numPr>
+          <w:ilvl w:val="0"/>
+          <w:numId w:val="4"/>
+        </w:numPr>
+        <w:rPr>
+          <w:lang w:val="en-US"/>
+        </w:rPr>
+      </w:pPr>
+      <w:r>
+        <w:rPr>
+          <w:lang w:val="en-US"/>
+        </w:rPr>
+        <w:t xml:space="preserve">Cho 1 ròng rọc cố định, luồn qua nó 1 sợi dây, rồi 2 người cầm 2 đầu sợi dây kéo theo hướng tùy ý </w:t>
+      </w:r>
+      <w:r>
+        <w:rPr>
+          <w:lang w:val="en-US"/>
+        </w:rPr>
+        <w:t>với độ lớn lực tùy ý, gọi 2 Vector lực kéo là A và B</w:t>
+      </w:r>
+    </w:p>
+    <w:p>
+      <w:pPr>
+        <w:pStyle w:val="ListParagraph"/>
+        <w:numPr>
+          <w:ilvl w:val="0"/>
+          <w:numId w:val="4"/>
+        </w:numPr>
+        <w:rPr>
+          <w:lang w:val="en-US"/>
+        </w:rPr>
+      </w:pPr>
+      <w:r>
+        <w:rPr>
+          <w:lang w:val="en-US"/>
+        </w:rPr>
+        <w:t>Gọi C là Vector cùng hướng A, D là Vector cùng hướng B, cả 2 đều có chung độ lớn = lực căng dây, tổng hợp Vector C + D chính là áp lực lên ròng rọc</w:t>
+      </w:r>
+    </w:p>
+    <w:p>
+      <w:pPr>
+        <w:pStyle w:val="ListParagraph"/>
+        <w:numPr>
+          <w:ilvl w:val="0"/>
+          <w:numId w:val="4"/>
+        </w:numPr>
+        <w:rPr>
+          <w:lang w:val="en-US"/>
+        </w:rPr>
+      </w:pPr>
+      <w:r>
+        <w:rPr>
+          <w:lang w:val="en-US"/>
+        </w:rPr>
+        <w:t xml:space="preserve">Giả sử cũng như trên, nhưng hướng kéo là xuống đất, lực khác nhau, đồng thời tác dụng thêm 1 lực F hướng lên trên, điểm đặt là ròng rọc, nếu ròng rọc di chuyển lên trên, thì áp lực dây tác dụng lên ròng rọc = F, nếu gia tốc của ròng rọc là a, thì gia tốc trung bình của 2 người kéo cũng = a </w:t>
+      </w:r>
+    </w:p>
+    <w:p>
+      <w:pPr>
+        <w:pStyle w:val="ListParagraph"/>
+        <w:ind w:left="1080"/>
+        <w:rPr>
+          <w:lang w:val="en-US"/>
+        </w:rPr>
+      </w:pPr>
+    </w:p>
+    <w:p>
+      <w:pPr>
+        <w:rPr>
+          <w:lang w:val="en-US"/>
+        </w:rPr>
+      </w:pPr>
+      <w:r>
+        <w:rPr>
+          <w:lang w:val="en-US"/>
+        </w:rPr>
+        <w:t>Friction – Lực Ma Sát:</w:t>
+      </w:r>
+    </w:p>
+    <w:p>
+      <w:pPr>
+        <w:pStyle w:val="ListParagraph"/>
+        <w:numPr>
+          <w:ilvl w:val="0"/>
+          <w:numId w:val="1"/>
+        </w:numPr>
+        <w:rPr>
+          <w:lang w:val="en-US"/>
+        </w:rPr>
+      </w:pPr>
+      <w:r>
+        <w:rPr>
+          <w:lang w:val="en-US"/>
+        </w:rPr>
+        <w:t>Tại Sao Lại Có Lực Ma Sát?</w:t>
+      </w:r>
+    </w:p>
+    <w:p>
+      <w:pPr>
+        <w:pStyle w:val="ListParagraph"/>
+        <w:numPr>
+          <w:ilvl w:val="0"/>
+          <w:numId w:val="2"/>
+        </w:numPr>
+        <w:rPr>
+          <w:lang w:val="en-US"/>
+        </w:rPr>
+      </w:pPr>
+      <w:r>
+        <w:rPr>
+          <w:lang w:val="en-US"/>
+        </w:rPr>
+        <w:t xml:space="preserve">Cho 2 vật bằng phẳng M và N trong môi trường không trọng lực, N đặt trên M sao cả 2 tiếp xúc, tác dụng lực để N trượt trên M, khi đó 2 vật M, N do bằng phẳng nên chúng không tác dụng lực gì nên nhau cả, và dẫn đến N không bao giờ dừng lại, nhưng khi bề mặt M gồ ghề, N cũng gồ ghề, thì khi N trượt trên M, </w:t>
+      </w:r>
+      <w:r>
+        <w:rPr>
+          <w:lang w:val="en-US"/>
+        </w:rPr>
         <w:lastRenderedPageBreak/>
-        <w:t>Dễ thấy quãng đường ta kéo dây gấp 2 lần so với quãng đường vật đi lên, do đó năng lượng được bảo toàn</w:t>
-      </w:r>
-    </w:p>
-    <w:p>
-      <w:pPr>
-        <w:pStyle w:val="ListParagraph"/>
-        <w:numPr>
-          <w:ilvl w:val="0"/>
-          <w:numId w:val="15"/>
-        </w:numPr>
-        <w:rPr>
-          <w:lang w:val="en-US"/>
-        </w:rPr>
-      </w:pPr>
-      <w:r>
-        <w:rPr>
-          <w:lang w:val="en-US"/>
-        </w:rPr>
-        <w:t>Truyền Lực?</w:t>
-      </w:r>
-    </w:p>
-    <w:p>
-      <w:pPr>
-        <w:pStyle w:val="ListParagraph"/>
-        <w:numPr>
-          <w:ilvl w:val="0"/>
-          <w:numId w:val="4"/>
-        </w:numPr>
-        <w:rPr>
-          <w:lang w:val="en-US"/>
-        </w:rPr>
-      </w:pPr>
-      <w:r>
-        <w:rPr>
-          <w:lang w:val="en-US"/>
-        </w:rPr>
-        <w:t>Giả sử ta có 1 sợi dây không có khối lượng và không co giãn, hình dạng của nó là đường gấp khúc, tại các chỗ gấp khúc có để mấy cái ròng rọc</w:t>
-      </w:r>
-    </w:p>
-    <w:p>
-      <w:pPr>
-        <w:pStyle w:val="ListParagraph"/>
-        <w:numPr>
-          <w:ilvl w:val="0"/>
-          <w:numId w:val="4"/>
-        </w:numPr>
-        <w:rPr>
-          <w:lang w:val="en-US"/>
-        </w:rPr>
-      </w:pPr>
-      <w:r>
-        <w:rPr>
-          <w:lang w:val="en-US"/>
-        </w:rPr>
-        <w:t>Trên sợi dây có đính các chất điểm với khối lượng bất kì</w:t>
-      </w:r>
-    </w:p>
-    <w:p>
-      <w:pPr>
-        <w:pStyle w:val="ListParagraph"/>
-        <w:numPr>
-          <w:ilvl w:val="0"/>
-          <w:numId w:val="4"/>
-        </w:numPr>
-        <w:rPr>
-          <w:lang w:val="en-US"/>
-        </w:rPr>
-      </w:pPr>
-      <w:r>
-        <w:rPr>
-          <w:lang w:val="en-US"/>
-        </w:rPr>
-        <w:t>Khi tác dụng 1 lực lên 1 chất điểm nào đó theo phương dây tại điểm đó thì lực sẽ được phân tán cho toàn bộ chất điểm trên dây, tưởng tượng như dòng điện, khối lượng chất điểm tỉ lệ thuận với phần trăm lực nó nhận được</w:t>
-      </w:r>
-    </w:p>
-    <w:p>
-      <w:pPr>
-        <w:pStyle w:val="ListParagraph"/>
-        <w:numPr>
-          <w:ilvl w:val="0"/>
-          <w:numId w:val="4"/>
-        </w:numPr>
-        <w:rPr>
-          <w:lang w:val="en-US"/>
-        </w:rPr>
-      </w:pPr>
-      <w:r>
-        <w:rPr>
-          <w:lang w:val="en-US"/>
-        </w:rPr>
-        <w:t>Ví dụ</w:t>
-      </w:r>
-    </w:p>
-    <w:p>
-      <w:pPr>
-        <w:pStyle w:val="ListParagraph"/>
-        <w:numPr>
-          <w:ilvl w:val="0"/>
-          <w:numId w:val="4"/>
-        </w:numPr>
-        <w:rPr>
-          <w:lang w:val="en-US"/>
-        </w:rPr>
-      </w:pPr>
-      <w:r>
-        <w:rPr>
-          <w:lang w:val="en-US"/>
-        </w:rPr>
-        <w:t>Sợi dây có 2 chất điểm, 1 cái 2 kg và 1 cái 5 kg, tác dụng lực 14 N lên chất điểm 1 thì cuối cùng, chất điểm 1 chịu 4 N, chất điểm 2 chịu 10 N</w:t>
-      </w:r>
-    </w:p>
-    <w:p>
-      <w:pPr>
-        <w:pStyle w:val="ListParagraph"/>
-        <w:numPr>
-          <w:ilvl w:val="0"/>
-          <w:numId w:val="4"/>
-        </w:numPr>
-        <w:rPr>
-          <w:lang w:val="en-US"/>
-        </w:rPr>
-      </w:pPr>
-      <w:r>
-        <w:rPr>
-          <w:lang w:val="en-US"/>
-        </w:rPr>
-        <w:t>Lực truyền</w:t>
-      </w:r>
-      <w:r>
-        <w:rPr>
-          <w:lang w:val="en-US"/>
-        </w:rPr>
-        <w:t xml:space="preserve"> chia đôi khi đi qua ròng rọc động</w:t>
-      </w:r>
-    </w:p>
-    <w:p>
-      <w:pPr>
-        <w:pStyle w:val="ListParagraph"/>
-        <w:ind w:left="1080"/>
-        <w:rPr>
-          <w:lang w:val="en-US"/>
-        </w:rPr>
-      </w:pPr>
-    </w:p>
-    <w:p>
-      <w:pPr>
-        <w:rPr>
-          <w:lang w:val="en-US"/>
-        </w:rPr>
-      </w:pPr>
-      <w:r>
-        <w:rPr>
-          <w:lang w:val="en-US"/>
-        </w:rPr>
-        <w:t>Friction – Lực Ma Sát:</w:t>
-      </w:r>
-    </w:p>
-    <w:p>
-      <w:pPr>
-        <w:pStyle w:val="ListParagraph"/>
-        <w:numPr>
-          <w:ilvl w:val="0"/>
-          <w:numId w:val="1"/>
-        </w:numPr>
-        <w:rPr>
-          <w:lang w:val="en-US"/>
-        </w:rPr>
-      </w:pPr>
-      <w:r>
-        <w:rPr>
-          <w:lang w:val="en-US"/>
-        </w:rPr>
-        <w:t>Tại Sao Lại Có Lực Ma Sát?</w:t>
-      </w:r>
-    </w:p>
-    <w:p>
-      <w:pPr>
-        <w:pStyle w:val="ListParagraph"/>
-        <w:numPr>
-          <w:ilvl w:val="0"/>
-          <w:numId w:val="2"/>
-        </w:numPr>
-        <w:rPr>
-          <w:lang w:val="en-US"/>
-        </w:rPr>
-      </w:pPr>
-      <w:r>
-        <w:rPr>
-          <w:lang w:val="en-US"/>
-        </w:rPr>
-        <w:t>Cho 2 vật bằng phẳng M và N trong môi trường không trọng lực, N đặt trên M sao cả 2 tiếp xúc, tác dụng lực để N trượt trên M, khi đó 2 vật M, N do bằng phẳng nên chúng không tác dụng lực gì nên nhau cả, và dẫn đến N không bao giờ dừng lại, nhưng khi bề mặt M gồ ghề, N cũng gồ ghề, thì khi N trượt trên M, nhưng cái nhô ra từ bề mặt va đập vào nhau, khi này N tác dụng vào M một lực cùng chiều chuyển động của N</w:t>
+        <w:t>nhưng cái nhô ra từ bề mặt va đập vào nhau, khi này N tác dụng vào M một lực cùng chiều chuyển động của N</w:t>
       </w:r>
       <w:r>
         <w:rPr>
@@ -10927,264 +11267,264 @@
         <w:rPr>
           <w:lang w:val="en-US"/>
         </w:rPr>
+        <w:t>Trường hợp 1 xảy ra khi nếu ta giả xử vật 1 trượt trên vật 2, thì gia tốc vật 1 &lt; vật 2, tính theo chiều F, phi lý</w:t>
+      </w:r>
+    </w:p>
+    <w:p>
+      <w:pPr>
+        <w:rPr>
+          <w:lang w:val="en-US"/>
+        </w:rPr>
+      </w:pPr>
+    </w:p>
+    <w:p>
+      <w:pPr>
+        <w:rPr>
+          <w:lang w:val="en-US"/>
+        </w:rPr>
+      </w:pPr>
+      <w:r>
+        <w:rPr>
+          <w:lang w:val="en-US"/>
+        </w:rPr>
+        <w:t>Reference Frame – Hệ Quy Chiếu:</w:t>
+      </w:r>
+    </w:p>
+    <w:p>
+      <w:pPr>
+        <w:pStyle w:val="ListParagraph"/>
+        <w:numPr>
+          <w:ilvl w:val="0"/>
+          <w:numId w:val="21"/>
+        </w:numPr>
+        <w:rPr>
+          <w:lang w:val="en-US"/>
+        </w:rPr>
+      </w:pPr>
+      <w:r>
+        <w:rPr>
+          <w:lang w:val="en-US"/>
+        </w:rPr>
+        <w:t>Hệ Quy Chiếu?</w:t>
+      </w:r>
+    </w:p>
+    <w:p>
+      <w:pPr>
+        <w:pStyle w:val="ListParagraph"/>
+        <w:numPr>
+          <w:ilvl w:val="0"/>
+          <w:numId w:val="2"/>
+        </w:numPr>
+        <w:rPr>
+          <w:lang w:val="en-US"/>
+        </w:rPr>
+      </w:pPr>
+      <w:r>
+        <w:rPr>
+          <w:lang w:val="en-US"/>
+        </w:rPr>
+        <w:t>1 vật làm mốc + 1 đồng hồ</w:t>
+      </w:r>
+    </w:p>
+    <w:p>
+      <w:pPr>
+        <w:pStyle w:val="ListParagraph"/>
+        <w:numPr>
+          <w:ilvl w:val="0"/>
+          <w:numId w:val="21"/>
+        </w:numPr>
+        <w:rPr>
+          <w:lang w:val="en-US"/>
+        </w:rPr>
+      </w:pPr>
+      <w:r>
+        <w:rPr>
+          <w:lang w:val="en-US"/>
+        </w:rPr>
+        <w:t>Hệ Quy Chiếu Quán Tính (Inertial Frame</w:t>
+      </w:r>
+      <w:r>
+        <w:rPr>
+          <w:lang w:val="en-US"/>
+        </w:rPr>
+        <w:t xml:space="preserve"> Of Reference</w:t>
+      </w:r>
+      <w:r>
+        <w:rPr>
+          <w:lang w:val="en-US"/>
+        </w:rPr>
+        <w:t>)?</w:t>
+      </w:r>
+    </w:p>
+    <w:p>
+      <w:pPr>
+        <w:pStyle w:val="ListParagraph"/>
+        <w:numPr>
+          <w:ilvl w:val="0"/>
+          <w:numId w:val="2"/>
+        </w:numPr>
+        <w:rPr>
+          <w:lang w:val="en-US"/>
+        </w:rPr>
+      </w:pPr>
+      <w:r>
+        <w:rPr>
+          <w:lang w:val="en-US"/>
+        </w:rPr>
+        <w:t>Là vật thể hay mốc đang chuyển động thẳng đều, nói cách khác không có lực nào tác dụng lên nó</w:t>
+      </w:r>
+    </w:p>
+    <w:p>
+      <w:pPr>
+        <w:pStyle w:val="ListParagraph"/>
+        <w:numPr>
+          <w:ilvl w:val="0"/>
+          <w:numId w:val="2"/>
+        </w:numPr>
+        <w:rPr>
+          <w:lang w:val="en-US"/>
+        </w:rPr>
+      </w:pPr>
+      <w:r>
+        <w:rPr>
+          <w:lang w:val="en-US"/>
+        </w:rPr>
+        <w:t>Khi này, từ điểm nhìn của vật này, nếu vật khác có gia tốc, thì chắc chắn có lực thật tác dụng lên chúng</w:t>
+      </w:r>
+    </w:p>
+    <w:p>
+      <w:pPr>
+        <w:pStyle w:val="ListParagraph"/>
+        <w:numPr>
+          <w:ilvl w:val="0"/>
+          <w:numId w:val="2"/>
+        </w:numPr>
+        <w:rPr>
+          <w:lang w:val="en-US"/>
+        </w:rPr>
+      </w:pPr>
+      <w:r>
+        <w:rPr>
+          <w:lang w:val="en-US"/>
+        </w:rPr>
+        <w:t xml:space="preserve">Định nghĩa đúng nhất là từ điểm nhìn của hệ qui chiếu quán tính, phương trình </w:t>
+      </w:r>
+    </w:p>
+    <w:p>
+      <w:pPr>
+        <w:pStyle w:val="ListParagraph"/>
+        <w:ind w:left="1080"/>
+        <w:rPr>
+          <w:lang w:val="en-US"/>
+        </w:rPr>
+      </w:pPr>
+      <w:r>
+        <w:rPr>
+          <w:lang w:val="en-US"/>
+        </w:rPr>
+        <w:t>F = ma đúng</w:t>
+      </w:r>
+    </w:p>
+    <w:p>
+      <w:pPr>
+        <w:pStyle w:val="ListParagraph"/>
+        <w:numPr>
+          <w:ilvl w:val="0"/>
+          <w:numId w:val="2"/>
+        </w:numPr>
+        <w:rPr>
+          <w:lang w:val="en-US"/>
+        </w:rPr>
+      </w:pPr>
+      <w:r>
+        <w:rPr>
+          <w:lang w:val="en-US"/>
+        </w:rPr>
+        <w:t>Ví dụ</w:t>
+      </w:r>
+    </w:p>
+    <w:p>
+      <w:pPr>
+        <w:pStyle w:val="ListParagraph"/>
+        <w:numPr>
+          <w:ilvl w:val="0"/>
+          <w:numId w:val="2"/>
+        </w:numPr>
+        <w:rPr>
+          <w:lang w:val="en-US"/>
+        </w:rPr>
+      </w:pPr>
+      <w:r>
+        <w:rPr>
+          <w:lang w:val="en-US"/>
+        </w:rPr>
+        <w:t>Điểm nhìn từ 1 chiếc xe chuyển động thẳng đều</w:t>
+      </w:r>
+    </w:p>
+    <w:p>
+      <w:pPr>
+        <w:pStyle w:val="ListParagraph"/>
+        <w:numPr>
+          <w:ilvl w:val="0"/>
+          <w:numId w:val="21"/>
+        </w:numPr>
+        <w:rPr>
+          <w:lang w:val="en-US"/>
+        </w:rPr>
+      </w:pPr>
+      <w:r>
+        <w:rPr>
+          <w:lang w:val="en-US"/>
+        </w:rPr>
+        <w:t>Hệ Quy Chiếu Phi Quán Tính (Non Inertial Frame</w:t>
+      </w:r>
+      <w:r>
+        <w:rPr>
+          <w:lang w:val="en-US"/>
+        </w:rPr>
+        <w:t xml:space="preserve"> Of Reference</w:t>
+      </w:r>
+      <w:r>
+        <w:rPr>
+          <w:lang w:val="en-US"/>
+        </w:rPr>
+        <w:t>)?</w:t>
+      </w:r>
+    </w:p>
+    <w:p>
+      <w:pPr>
+        <w:pStyle w:val="ListParagraph"/>
+        <w:numPr>
+          <w:ilvl w:val="0"/>
+          <w:numId w:val="2"/>
+        </w:numPr>
+        <w:rPr>
+          <w:lang w:val="en-US"/>
+        </w:rPr>
+      </w:pPr>
+      <w:r>
+        <w:rPr>
+          <w:lang w:val="en-US"/>
+        </w:rPr>
+        <w:t>Là vật thể hay mốc đang chuyển động không thẳng đều, nói cách khác có lực tác dụng lên nó</w:t>
+      </w:r>
+    </w:p>
+    <w:p>
+      <w:pPr>
+        <w:pStyle w:val="ListParagraph"/>
+        <w:numPr>
+          <w:ilvl w:val="0"/>
+          <w:numId w:val="2"/>
+        </w:numPr>
+        <w:rPr>
+          <w:lang w:val="en-US"/>
+        </w:rPr>
+      </w:pPr>
+      <w:r>
+        <w:rPr>
+          <w:lang w:val="en-US"/>
+        </w:rPr>
         <w:lastRenderedPageBreak/>
-        <w:t>Trường hợp 1 xảy ra khi nếu ta giả xử vật 1 trượt trên vật 2, thì gia tốc vật 1 &lt; vật 2, tính theo chiều F, phi lý</w:t>
-      </w:r>
-    </w:p>
-    <w:p>
-      <w:pPr>
-        <w:rPr>
-          <w:lang w:val="en-US"/>
-        </w:rPr>
-      </w:pPr>
-    </w:p>
-    <w:p>
-      <w:pPr>
-        <w:rPr>
-          <w:lang w:val="en-US"/>
-        </w:rPr>
-      </w:pPr>
-      <w:r>
-        <w:rPr>
-          <w:lang w:val="en-US"/>
-        </w:rPr>
-        <w:t>Reference Frame – Hệ Quy Chiếu:</w:t>
-      </w:r>
-    </w:p>
-    <w:p>
-      <w:pPr>
-        <w:pStyle w:val="ListParagraph"/>
-        <w:numPr>
-          <w:ilvl w:val="0"/>
-          <w:numId w:val="21"/>
-        </w:numPr>
-        <w:rPr>
-          <w:lang w:val="en-US"/>
-        </w:rPr>
-      </w:pPr>
-      <w:r>
-        <w:rPr>
-          <w:lang w:val="en-US"/>
-        </w:rPr>
-        <w:t>Hệ Quy Chiếu?</w:t>
-      </w:r>
-    </w:p>
-    <w:p>
-      <w:pPr>
-        <w:pStyle w:val="ListParagraph"/>
-        <w:numPr>
-          <w:ilvl w:val="0"/>
-          <w:numId w:val="2"/>
-        </w:numPr>
-        <w:rPr>
-          <w:lang w:val="en-US"/>
-        </w:rPr>
-      </w:pPr>
-      <w:r>
-        <w:rPr>
-          <w:lang w:val="en-US"/>
-        </w:rPr>
-        <w:t>1 vật làm mốc + 1 đồng hồ</w:t>
-      </w:r>
-    </w:p>
-    <w:p>
-      <w:pPr>
-        <w:pStyle w:val="ListParagraph"/>
-        <w:numPr>
-          <w:ilvl w:val="0"/>
-          <w:numId w:val="21"/>
-        </w:numPr>
-        <w:rPr>
-          <w:lang w:val="en-US"/>
-        </w:rPr>
-      </w:pPr>
-      <w:r>
-        <w:rPr>
-          <w:lang w:val="en-US"/>
-        </w:rPr>
-        <w:t>Hệ Quy Chiếu Quán Tính (Inertial Frame</w:t>
-      </w:r>
-      <w:r>
-        <w:rPr>
-          <w:lang w:val="en-US"/>
-        </w:rPr>
-        <w:t xml:space="preserve"> Of Reference</w:t>
-      </w:r>
-      <w:r>
-        <w:rPr>
-          <w:lang w:val="en-US"/>
-        </w:rPr>
-        <w:t>)?</w:t>
-      </w:r>
-    </w:p>
-    <w:p>
-      <w:pPr>
-        <w:pStyle w:val="ListParagraph"/>
-        <w:numPr>
-          <w:ilvl w:val="0"/>
-          <w:numId w:val="2"/>
-        </w:numPr>
-        <w:rPr>
-          <w:lang w:val="en-US"/>
-        </w:rPr>
-      </w:pPr>
-      <w:r>
-        <w:rPr>
-          <w:lang w:val="en-US"/>
-        </w:rPr>
-        <w:t>Là vật thể hay mốc đang chuyển động thẳng đều, nói cách khác không có lực nào tác dụng lên nó</w:t>
-      </w:r>
-    </w:p>
-    <w:p>
-      <w:pPr>
-        <w:pStyle w:val="ListParagraph"/>
-        <w:numPr>
-          <w:ilvl w:val="0"/>
-          <w:numId w:val="2"/>
-        </w:numPr>
-        <w:rPr>
-          <w:lang w:val="en-US"/>
-        </w:rPr>
-      </w:pPr>
-      <w:r>
-        <w:rPr>
-          <w:lang w:val="en-US"/>
-        </w:rPr>
-        <w:t>Khi này, từ điểm nhìn của vật này, nếu vật khác có gia tốc, thì chắc chắn có lực thật tác dụng lên chúng</w:t>
-      </w:r>
-    </w:p>
-    <w:p>
-      <w:pPr>
-        <w:pStyle w:val="ListParagraph"/>
-        <w:numPr>
-          <w:ilvl w:val="0"/>
-          <w:numId w:val="2"/>
-        </w:numPr>
-        <w:rPr>
-          <w:lang w:val="en-US"/>
-        </w:rPr>
-      </w:pPr>
-      <w:r>
-        <w:rPr>
-          <w:lang w:val="en-US"/>
-        </w:rPr>
-        <w:t xml:space="preserve">Định nghĩa đúng nhất là từ điểm nhìn của hệ qui chiếu quán tính, phương trình </w:t>
-      </w:r>
-    </w:p>
-    <w:p>
-      <w:pPr>
-        <w:pStyle w:val="ListParagraph"/>
-        <w:ind w:left="1080"/>
-        <w:rPr>
-          <w:lang w:val="en-US"/>
-        </w:rPr>
-      </w:pPr>
-      <w:r>
-        <w:rPr>
-          <w:lang w:val="en-US"/>
-        </w:rPr>
-        <w:t>F = ma đúng</w:t>
-      </w:r>
-    </w:p>
-    <w:p>
-      <w:pPr>
-        <w:pStyle w:val="ListParagraph"/>
-        <w:numPr>
-          <w:ilvl w:val="0"/>
-          <w:numId w:val="2"/>
-        </w:numPr>
-        <w:rPr>
-          <w:lang w:val="en-US"/>
-        </w:rPr>
-      </w:pPr>
-      <w:r>
-        <w:rPr>
-          <w:lang w:val="en-US"/>
-        </w:rPr>
-        <w:t>Ví dụ</w:t>
-      </w:r>
-    </w:p>
-    <w:p>
-      <w:pPr>
-        <w:pStyle w:val="ListParagraph"/>
-        <w:numPr>
-          <w:ilvl w:val="0"/>
-          <w:numId w:val="2"/>
-        </w:numPr>
-        <w:rPr>
-          <w:lang w:val="en-US"/>
-        </w:rPr>
-      </w:pPr>
-      <w:r>
-        <w:rPr>
-          <w:lang w:val="en-US"/>
-        </w:rPr>
-        <w:t>Điểm nhìn từ 1 chiếc xe chuyển động thẳng đều</w:t>
-      </w:r>
-    </w:p>
-    <w:p>
-      <w:pPr>
-        <w:pStyle w:val="ListParagraph"/>
-        <w:numPr>
-          <w:ilvl w:val="0"/>
-          <w:numId w:val="21"/>
-        </w:numPr>
-        <w:rPr>
-          <w:lang w:val="en-US"/>
-        </w:rPr>
-      </w:pPr>
-      <w:r>
-        <w:rPr>
-          <w:lang w:val="en-US"/>
-        </w:rPr>
-        <w:t>Hệ Quy Chiếu Phi Quán Tính (Non Inertial Frame</w:t>
-      </w:r>
-      <w:r>
-        <w:rPr>
-          <w:lang w:val="en-US"/>
-        </w:rPr>
-        <w:t xml:space="preserve"> Of Reference</w:t>
-      </w:r>
-      <w:r>
-        <w:rPr>
-          <w:lang w:val="en-US"/>
-        </w:rPr>
-        <w:t>)?</w:t>
-      </w:r>
-    </w:p>
-    <w:p>
-      <w:pPr>
-        <w:pStyle w:val="ListParagraph"/>
-        <w:numPr>
-          <w:ilvl w:val="0"/>
-          <w:numId w:val="2"/>
-        </w:numPr>
-        <w:rPr>
-          <w:lang w:val="en-US"/>
-        </w:rPr>
-      </w:pPr>
-      <w:r>
-        <w:rPr>
-          <w:lang w:val="en-US"/>
-        </w:rPr>
-        <w:t>Là vật thể hay mốc đang chuyển động không thẳng đều, nói cách khác có lực tác dụng lên nó</w:t>
-      </w:r>
-    </w:p>
-    <w:p>
-      <w:pPr>
-        <w:pStyle w:val="ListParagraph"/>
-        <w:numPr>
-          <w:ilvl w:val="0"/>
-          <w:numId w:val="2"/>
-        </w:numPr>
-        <w:rPr>
-          <w:lang w:val="en-US"/>
-        </w:rPr>
-      </w:pPr>
-      <w:r>
-        <w:rPr>
-          <w:lang w:val="en-US"/>
-        </w:rPr>
         <w:t>Khi này, từ điểm nhìn của vật này, nếu vật khác có gia tốc hoặc không, thì chưa chắc có lực thật tác dụng lên chúng, coi đó là lực ảo</w:t>
       </w:r>
     </w:p>
@@ -11844,6 +12184,18 @@
           <w:lang w:val="en-US"/>
         </w:rPr>
         <w:t>Dễ thấy nếu đặt B lên đĩa quay A thì v = 0, khi đó không còn lực Coriolis đối đầu lực li tâm, lực li tâm sẽ khiến B văng ra</w:t>
+      </w:r>
+      <w:r>
+        <w:rPr>
+          <w:lang w:val="en-US"/>
+        </w:rPr>
+        <w:t>, nếu không văng ra, thì là do ma sát nghỉ</w:t>
+      </w:r>
+      <w:r>
+        <w:rPr>
+          <w:lang w:val="en-US"/>
+        </w:rPr>
+        <w:t xml:space="preserve"> đóng vai trò lực hướng tâm</w:t>
       </w:r>
     </w:p>
     <w:p>
@@ -12186,7 +12538,14 @@
         <w:rPr>
           <w:lang w:val="en-US"/>
         </w:rPr>
-        <w:t>lực hấp dẫn giữa anh ta và trái đất cố gắng kéo anh ta xuống mặt đất, bằng cách giảm dần vận tốc của anh ta, nhưng giả sử vận tốc đầu của anh ta lớn đến nỗi cho dù có buông lỏng thì anh ta vẫn đủ sức bay đến vô tận mà vận tốc vẫn chưa giảm về 0, nguyên nhân là do bay càng cao thì lực hấp dẫn càng giảm, độ giảm vận tốc cũng giảm theo, do không có ma sát, nên theo định luật bảo toàn năng lượng, giả sử nếu anh ta bị kéo ngược trở lại tại 1 thời điểm nào đó, thì khi đó, thế năng của anh ta tại đó so với mặt đất = động năng của anh ta lúc bắt đầu phóng, vì vậy, nếu lúc bắt đầu phóng mà động năng của anh ta vượt qua thế năng tại điểm vô tận thì anh ta sẽ không bao giờ bị kéo trở lại, vận tốc làm cho động năng của anh ta lúc bắt đầu phóng = thế năng ở vô tận gọi là vận tốc thoát</w:t>
+        <w:t xml:space="preserve">lực hấp dẫn giữa anh ta và trái đất cố gắng kéo anh ta xuống mặt đất, bằng cách giảm dần vận tốc của anh ta, nhưng giả sử vận tốc đầu của anh ta lớn đến nỗi cho dù có buông lỏng thì anh ta vẫn đủ sức bay đến vô tận mà vận tốc vẫn chưa giảm về 0, nguyên nhân là do bay càng cao thì lực hấp dẫn càng giảm, độ giảm vận tốc cũng giảm theo, do không có ma sát, nên theo định luật bảo toàn năng lượng, giả sử nếu anh ta bị kéo ngược trở lại tại 1 thời điểm nào đó, thì khi đó, thế năng của anh ta tại đó so với mặt đất = động </w:t>
+      </w:r>
+      <w:r>
+        <w:rPr>
+          <w:lang w:val="en-US"/>
+        </w:rPr>
+        <w:lastRenderedPageBreak/>
+        <w:t>năng của anh ta lúc bắt đầu phóng, vì vậy, nếu lúc bắt đầu phóng mà động năng của anh ta vượt qua thế năng tại điểm vô tận thì anh ta sẽ không bao giờ bị kéo trở lại, vận tốc làm cho động năng của anh ta lúc bắt đầu phóng = thế năng ở vô tận gọi là vận tốc thoát</w:t>
       </w:r>
     </w:p>
     <w:p>

--- a/force.docx
+++ b/force.docx
@@ -10929,11 +10929,827 @@
     <w:p>
       <w:pPr>
         <w:pStyle w:val="ListParagraph"/>
+        <w:numPr>
+          <w:ilvl w:val="0"/>
+          <w:numId w:val="15"/>
+        </w:numPr>
+        <w:rPr>
+          <w:lang w:val="en-US"/>
+        </w:rPr>
+      </w:pPr>
+      <w:r>
+        <w:rPr>
+          <w:lang w:val="en-US"/>
+        </w:rPr>
+        <w:t>1 Số Hệ Ròng Rọc?</w:t>
+      </w:r>
+    </w:p>
+    <w:p>
+      <w:pPr>
+        <w:pStyle w:val="ListParagraph"/>
         <w:ind w:left="1080"/>
         <w:rPr>
           <w:lang w:val="en-US"/>
         </w:rPr>
       </w:pPr>
+      <w:r>
+        <w:rPr>
+          <w:noProof/>
+          <w:lang w:val="en-US"/>
+        </w:rPr>
+        <w:lastRenderedPageBreak/>
+        <w:drawing>
+          <wp:inline distT="0" distB="0" distL="0" distR="0" wp14:anchorId="69AF2BDC" wp14:editId="531BC178">
+            <wp:extent cx="2862577" cy="2201983"/>
+            <wp:effectExtent l="0" t="0" r="0" b="8255"/>
+            <wp:docPr id="601845161" name="Picture 1"/>
+            <wp:cNvGraphicFramePr>
+              <a:graphicFrameLocks xmlns:a="http://schemas.openxmlformats.org/drawingml/2006/main" noChangeAspect="1"/>
+            </wp:cNvGraphicFramePr>
+            <a:graphic xmlns:a="http://schemas.openxmlformats.org/drawingml/2006/main">
+              <a:graphicData uri="http://schemas.openxmlformats.org/drawingml/2006/picture">
+                <pic:pic xmlns:pic="http://schemas.openxmlformats.org/drawingml/2006/picture">
+                  <pic:nvPicPr>
+                    <pic:cNvPr id="601845161" name="Picture 1"/>
+                    <pic:cNvPicPr/>
+                  </pic:nvPicPr>
+                  <pic:blipFill>
+                    <a:blip r:embed="rId5">
+                      <a:extLst>
+                        <a:ext uri="{28A0092B-C50C-407E-A947-70E740481C1C}">
+                          <a14:useLocalDpi xmlns:a14="http://schemas.microsoft.com/office/drawing/2010/main" val="0"/>
+                        </a:ext>
+                      </a:extLst>
+                    </a:blip>
+                    <a:stretch>
+                      <a:fillRect/>
+                    </a:stretch>
+                  </pic:blipFill>
+                  <pic:spPr>
+                    <a:xfrm>
+                      <a:off x="0" y="0"/>
+                      <a:ext cx="2862577" cy="2201983"/>
+                    </a:xfrm>
+                    <a:prstGeom prst="rect">
+                      <a:avLst/>
+                    </a:prstGeom>
+                  </pic:spPr>
+                </pic:pic>
+              </a:graphicData>
+            </a:graphic>
+          </wp:inline>
+        </w:drawing>
+      </w:r>
+    </w:p>
+    <w:p>
+      <w:pPr>
+        <w:pStyle w:val="ListParagraph"/>
+        <w:numPr>
+          <w:ilvl w:val="0"/>
+          <w:numId w:val="4"/>
+        </w:numPr>
+        <w:rPr>
+          <w:lang w:val="en-US"/>
+        </w:rPr>
+      </w:pPr>
+      <w:r>
+        <w:rPr>
+          <w:lang w:val="en-US"/>
+        </w:rPr>
+        <w:t>Nếu m</w:t>
+      </w:r>
+      <w:r>
+        <w:rPr>
+          <w:vertAlign w:val="subscript"/>
+          <w:lang w:val="en-US"/>
+        </w:rPr>
+        <w:t>1</w:t>
+      </w:r>
+      <w:r>
+        <w:rPr>
+          <w:lang w:val="en-US"/>
+        </w:rPr>
+        <w:t xml:space="preserve"> = 2</w:t>
+      </w:r>
+      <w:r>
+        <w:rPr>
+          <w:lang w:val="en-US"/>
+        </w:rPr>
+        <w:t>m</w:t>
+      </w:r>
+      <w:r>
+        <w:rPr>
+          <w:vertAlign w:val="subscript"/>
+          <w:lang w:val="en-US"/>
+        </w:rPr>
+        <w:t>2</w:t>
+      </w:r>
+      <w:r>
+        <w:rPr>
+          <w:lang w:val="en-US"/>
+        </w:rPr>
+        <w:t>, hệ đứng yên</w:t>
+      </w:r>
+    </w:p>
+    <w:p>
+      <w:pPr>
+        <w:pStyle w:val="ListParagraph"/>
+        <w:numPr>
+          <w:ilvl w:val="0"/>
+          <w:numId w:val="4"/>
+        </w:numPr>
+        <w:rPr>
+          <w:lang w:val="en-US"/>
+        </w:rPr>
+      </w:pPr>
+      <w:r>
+        <w:rPr>
+          <w:lang w:val="en-US"/>
+        </w:rPr>
+        <w:t>Nếu m</w:t>
+      </w:r>
+      <w:r>
+        <w:rPr>
+          <w:vertAlign w:val="subscript"/>
+          <w:lang w:val="en-US"/>
+        </w:rPr>
+        <w:t>1</w:t>
+      </w:r>
+      <w:r>
+        <w:rPr>
+          <w:lang w:val="en-US"/>
+        </w:rPr>
+        <w:t xml:space="preserve"> </w:t>
+      </w:r>
+      <w:r>
+        <w:rPr>
+          <w:rFonts w:cstheme="minorHAnsi"/>
+          <w:lang w:val="en-US"/>
+        </w:rPr>
+        <w:t>≠</w:t>
+      </w:r>
+      <w:r>
+        <w:rPr>
+          <w:lang w:val="en-US"/>
+        </w:rPr>
+        <w:t xml:space="preserve"> 2</w:t>
+      </w:r>
+      <w:r>
+        <w:rPr>
+          <w:lang w:val="en-US"/>
+        </w:rPr>
+        <w:t>m</w:t>
+      </w:r>
+      <w:r>
+        <w:rPr>
+          <w:vertAlign w:val="subscript"/>
+          <w:lang w:val="en-US"/>
+        </w:rPr>
+        <w:t>2</w:t>
+      </w:r>
+      <w:r>
+        <w:rPr>
+          <w:lang w:val="en-US"/>
+        </w:rPr>
+        <w:t xml:space="preserve">, </w:t>
+      </w:r>
+      <w:r>
+        <w:rPr>
+          <w:lang w:val="en-US"/>
+        </w:rPr>
+        <w:t xml:space="preserve">độ lớn </w:t>
+      </w:r>
+      <w:r>
+        <w:rPr>
+          <w:lang w:val="en-US"/>
+        </w:rPr>
+        <w:t>lực căng sợi dây màu xanh là</w:t>
+      </w:r>
+    </w:p>
+    <w:p>
+      <w:pPr>
+        <w:pStyle w:val="ListParagraph"/>
+        <w:pBdr>
+          <w:top w:val="single" w:sz="4" w:space="1" w:color="auto"/>
+          <w:left w:val="single" w:sz="4" w:space="4" w:color="auto"/>
+          <w:bottom w:val="single" w:sz="4" w:space="1" w:color="auto"/>
+          <w:right w:val="single" w:sz="4" w:space="4" w:color="auto"/>
+        </w:pBdr>
+        <w:ind w:left="1080"/>
+        <w:rPr>
+          <w:lang w:val="en-US"/>
+        </w:rPr>
+      </w:pPr>
+      <m:oMath>
+        <m:d>
+          <m:dPr>
+            <m:begChr m:val="|"/>
+            <m:endChr m:val="|"/>
+            <m:ctrlPr>
+              <w:rPr>
+                <w:rFonts w:ascii="Cambria Math" w:hAnsi="Cambria Math"/>
+                <w:i/>
+                <w:lang w:val="en-US"/>
+              </w:rPr>
+            </m:ctrlPr>
+          </m:dPr>
+          <m:e>
+            <m:r>
+              <w:rPr>
+                <w:rFonts w:ascii="Cambria Math" w:hAnsi="Cambria Math"/>
+                <w:lang w:val="en-US"/>
+              </w:rPr>
+              <m:t>T</m:t>
+            </m:r>
+          </m:e>
+        </m:d>
+        <m:r>
+          <w:rPr>
+            <w:rFonts w:ascii="Cambria Math" w:hAnsi="Cambria Math"/>
+            <w:lang w:val="en-US"/>
+          </w:rPr>
+          <m:t>=</m:t>
+        </m:r>
+        <m:f>
+          <m:fPr>
+            <m:ctrlPr>
+              <w:rPr>
+                <w:rFonts w:ascii="Cambria Math" w:hAnsi="Cambria Math"/>
+                <w:i/>
+                <w:lang w:val="en-US"/>
+              </w:rPr>
+            </m:ctrlPr>
+          </m:fPr>
+          <m:num>
+            <m:r>
+              <w:rPr>
+                <w:rFonts w:ascii="Cambria Math" w:hAnsi="Cambria Math"/>
+                <w:lang w:val="en-US"/>
+              </w:rPr>
+              <m:t>3</m:t>
+            </m:r>
+            <m:d>
+              <m:dPr>
+                <m:begChr m:val="|"/>
+                <m:endChr m:val="|"/>
+                <m:ctrlPr>
+                  <w:rPr>
+                    <w:rFonts w:ascii="Cambria Math" w:hAnsi="Cambria Math"/>
+                    <w:i/>
+                    <w:lang w:val="en-US"/>
+                  </w:rPr>
+                </m:ctrlPr>
+              </m:dPr>
+              <m:e>
+                <m:r>
+                  <w:rPr>
+                    <w:rFonts w:ascii="Cambria Math" w:hAnsi="Cambria Math"/>
+                    <w:lang w:val="en-US"/>
+                  </w:rPr>
+                  <m:t>g</m:t>
+                </m:r>
+              </m:e>
+            </m:d>
+            <m:sSub>
+              <m:sSubPr>
+                <m:ctrlPr>
+                  <w:rPr>
+                    <w:rFonts w:ascii="Cambria Math" w:hAnsi="Cambria Math"/>
+                    <w:i/>
+                    <w:lang w:val="en-US"/>
+                  </w:rPr>
+                </m:ctrlPr>
+              </m:sSubPr>
+              <m:e>
+                <m:r>
+                  <w:rPr>
+                    <w:rFonts w:ascii="Cambria Math" w:hAnsi="Cambria Math"/>
+                    <w:lang w:val="en-US"/>
+                  </w:rPr>
+                  <m:t>m</m:t>
+                </m:r>
+              </m:e>
+              <m:sub>
+                <m:r>
+                  <w:rPr>
+                    <w:rFonts w:ascii="Cambria Math" w:hAnsi="Cambria Math"/>
+                    <w:lang w:val="en-US"/>
+                  </w:rPr>
+                  <m:t>1</m:t>
+                </m:r>
+              </m:sub>
+            </m:sSub>
+            <m:sSub>
+              <m:sSubPr>
+                <m:ctrlPr>
+                  <w:rPr>
+                    <w:rFonts w:ascii="Cambria Math" w:hAnsi="Cambria Math"/>
+                    <w:i/>
+                    <w:lang w:val="en-US"/>
+                  </w:rPr>
+                </m:ctrlPr>
+              </m:sSubPr>
+              <m:e>
+                <m:r>
+                  <w:rPr>
+                    <w:rFonts w:ascii="Cambria Math" w:hAnsi="Cambria Math"/>
+                    <w:lang w:val="en-US"/>
+                  </w:rPr>
+                  <m:t>m</m:t>
+                </m:r>
+              </m:e>
+              <m:sub>
+                <m:r>
+                  <w:rPr>
+                    <w:rFonts w:ascii="Cambria Math" w:hAnsi="Cambria Math"/>
+                    <w:lang w:val="en-US"/>
+                  </w:rPr>
+                  <m:t>2</m:t>
+                </m:r>
+              </m:sub>
+            </m:sSub>
+          </m:num>
+          <m:den>
+            <m:sSub>
+              <m:sSubPr>
+                <m:ctrlPr>
+                  <w:rPr>
+                    <w:rFonts w:ascii="Cambria Math" w:hAnsi="Cambria Math"/>
+                    <w:i/>
+                    <w:lang w:val="en-US"/>
+                  </w:rPr>
+                </m:ctrlPr>
+              </m:sSubPr>
+              <m:e>
+                <m:r>
+                  <w:rPr>
+                    <w:rFonts w:ascii="Cambria Math" w:hAnsi="Cambria Math"/>
+                    <w:lang w:val="en-US"/>
+                  </w:rPr>
+                  <m:t>m</m:t>
+                </m:r>
+              </m:e>
+              <m:sub>
+                <m:r>
+                  <w:rPr>
+                    <w:rFonts w:ascii="Cambria Math" w:hAnsi="Cambria Math"/>
+                    <w:lang w:val="en-US"/>
+                  </w:rPr>
+                  <m:t>1</m:t>
+                </m:r>
+              </m:sub>
+            </m:sSub>
+            <m:r>
+              <w:rPr>
+                <w:rFonts w:ascii="Cambria Math" w:hAnsi="Cambria Math"/>
+                <w:lang w:val="en-US"/>
+              </w:rPr>
+              <m:t xml:space="preserve"> </m:t>
+            </m:r>
+            <m:r>
+              <w:rPr>
+                <w:rFonts w:ascii="Cambria Math" w:hAnsi="Cambria Math"/>
+                <w:lang w:val="en-US"/>
+              </w:rPr>
+              <m:t>+</m:t>
+            </m:r>
+            <m:r>
+              <w:rPr>
+                <w:rFonts w:ascii="Cambria Math" w:hAnsi="Cambria Math"/>
+                <w:lang w:val="en-US"/>
+              </w:rPr>
+              <m:t xml:space="preserve"> </m:t>
+            </m:r>
+            <m:r>
+              <w:rPr>
+                <w:rFonts w:ascii="Cambria Math" w:hAnsi="Cambria Math"/>
+                <w:lang w:val="en-US"/>
+              </w:rPr>
+              <m:t>4</m:t>
+            </m:r>
+            <m:sSub>
+              <m:sSubPr>
+                <m:ctrlPr>
+                  <w:rPr>
+                    <w:rFonts w:ascii="Cambria Math" w:hAnsi="Cambria Math"/>
+                    <w:i/>
+                    <w:lang w:val="en-US"/>
+                  </w:rPr>
+                </m:ctrlPr>
+              </m:sSubPr>
+              <m:e>
+                <m:r>
+                  <w:rPr>
+                    <w:rFonts w:ascii="Cambria Math" w:hAnsi="Cambria Math"/>
+                    <w:lang w:val="en-US"/>
+                  </w:rPr>
+                  <m:t>m</m:t>
+                </m:r>
+              </m:e>
+              <m:sub>
+                <m:r>
+                  <w:rPr>
+                    <w:rFonts w:ascii="Cambria Math" w:hAnsi="Cambria Math"/>
+                    <w:lang w:val="en-US"/>
+                  </w:rPr>
+                  <m:t>2</m:t>
+                </m:r>
+              </m:sub>
+            </m:sSub>
+          </m:den>
+        </m:f>
+      </m:oMath>
+      <w:r>
+        <w:rPr>
+          <w:rFonts w:eastAsiaTheme="minorEastAsia"/>
+          <w:lang w:val="en-US"/>
+        </w:rPr>
+        <w:t xml:space="preserve"> </w:t>
+      </w:r>
+    </w:p>
+    <w:p>
+      <w:pPr>
+        <w:pStyle w:val="ListParagraph"/>
+        <w:numPr>
+          <w:ilvl w:val="0"/>
+          <w:numId w:val="4"/>
+        </w:numPr>
+        <w:rPr>
+          <w:lang w:val="en-US"/>
+        </w:rPr>
+      </w:pPr>
+      <w:r>
+        <w:rPr>
+          <w:lang w:val="en-US"/>
+        </w:rPr>
+        <w:t>Độ lớn l</w:t>
+      </w:r>
+      <w:r>
+        <w:rPr>
+          <w:lang w:val="en-US"/>
+        </w:rPr>
+        <w:t>ực căng sợi dây màu đỏ = 2 lần màu xanh</w:t>
+      </w:r>
+    </w:p>
+    <w:p>
+      <w:pPr>
+        <w:pStyle w:val="ListParagraph"/>
+        <w:numPr>
+          <w:ilvl w:val="0"/>
+          <w:numId w:val="4"/>
+        </w:numPr>
+        <w:rPr>
+          <w:lang w:val="en-US"/>
+        </w:rPr>
+      </w:pPr>
+      <w:r>
+        <w:rPr>
+          <w:lang w:val="en-US"/>
+        </w:rPr>
+        <w:t>Gia tốc của m</w:t>
+      </w:r>
+      <w:r>
+        <w:rPr>
+          <w:vertAlign w:val="subscript"/>
+          <w:lang w:val="en-US"/>
+        </w:rPr>
+        <w:t>1</w:t>
+      </w:r>
+      <w:r>
+        <w:rPr>
+          <w:lang w:val="en-US"/>
+        </w:rPr>
+        <w:t>, gọi P</w:t>
+      </w:r>
+      <w:r>
+        <w:rPr>
+          <w:vertAlign w:val="subscript"/>
+          <w:lang w:val="en-US"/>
+        </w:rPr>
+        <w:t>1</w:t>
+      </w:r>
+      <w:r>
+        <w:rPr>
+          <w:lang w:val="en-US"/>
+        </w:rPr>
+        <w:t xml:space="preserve">, </w:t>
+      </w:r>
+      <w:r>
+        <w:rPr>
+          <w:lang w:val="en-US"/>
+        </w:rPr>
+        <w:t>P</w:t>
+      </w:r>
+      <w:r>
+        <w:rPr>
+          <w:vertAlign w:val="subscript"/>
+          <w:lang w:val="en-US"/>
+        </w:rPr>
+        <w:t xml:space="preserve">2 </w:t>
+      </w:r>
+      <w:r>
+        <w:rPr>
+          <w:lang w:val="en-US"/>
+        </w:rPr>
+        <w:t>là trọng lực tác dụng lên m</w:t>
+      </w:r>
+      <w:r>
+        <w:rPr>
+          <w:vertAlign w:val="subscript"/>
+          <w:lang w:val="en-US"/>
+        </w:rPr>
+        <w:t>1</w:t>
+      </w:r>
+      <w:r>
+        <w:rPr>
+          <w:lang w:val="en-US"/>
+        </w:rPr>
+        <w:t xml:space="preserve"> và m</w:t>
+      </w:r>
+      <w:r>
+        <w:rPr>
+          <w:vertAlign w:val="subscript"/>
+          <w:lang w:val="en-US"/>
+        </w:rPr>
+        <w:t>2</w:t>
+      </w:r>
+    </w:p>
+    <w:p>
+      <w:pPr>
+        <w:pStyle w:val="ListParagraph"/>
+        <w:pBdr>
+          <w:top w:val="single" w:sz="4" w:space="1" w:color="auto"/>
+          <w:left w:val="single" w:sz="4" w:space="4" w:color="auto"/>
+          <w:bottom w:val="single" w:sz="4" w:space="1" w:color="auto"/>
+          <w:right w:val="single" w:sz="4" w:space="4" w:color="auto"/>
+        </w:pBdr>
+        <w:ind w:left="1080"/>
+        <w:rPr>
+          <w:lang w:val="en-US"/>
+        </w:rPr>
+      </w:pPr>
+      <m:oMath>
+        <m:sSub>
+          <m:sSubPr>
+            <m:ctrlPr>
+              <w:rPr>
+                <w:rFonts w:ascii="Cambria Math" w:hAnsi="Cambria Math"/>
+                <w:i/>
+                <w:lang w:val="en-US"/>
+              </w:rPr>
+            </m:ctrlPr>
+          </m:sSubPr>
+          <m:e>
+            <m:r>
+              <w:rPr>
+                <w:rFonts w:ascii="Cambria Math" w:hAnsi="Cambria Math"/>
+                <w:lang w:val="en-US"/>
+              </w:rPr>
+              <m:t>a</m:t>
+            </m:r>
+          </m:e>
+          <m:sub>
+            <m:r>
+              <w:rPr>
+                <w:rFonts w:ascii="Cambria Math" w:hAnsi="Cambria Math"/>
+                <w:lang w:val="en-US"/>
+              </w:rPr>
+              <m:t>1</m:t>
+            </m:r>
+          </m:sub>
+        </m:sSub>
+        <m:r>
+          <w:rPr>
+            <w:rFonts w:ascii="Cambria Math" w:hAnsi="Cambria Math"/>
+            <w:lang w:val="en-US"/>
+          </w:rPr>
+          <m:t>=</m:t>
+        </m:r>
+        <m:f>
+          <m:fPr>
+            <m:ctrlPr>
+              <w:rPr>
+                <w:rFonts w:ascii="Cambria Math" w:hAnsi="Cambria Math"/>
+                <w:i/>
+                <w:lang w:val="en-US"/>
+              </w:rPr>
+            </m:ctrlPr>
+          </m:fPr>
+          <m:num>
+            <m:sSub>
+              <m:sSubPr>
+                <m:ctrlPr>
+                  <w:rPr>
+                    <w:rFonts w:ascii="Cambria Math" w:hAnsi="Cambria Math"/>
+                    <w:i/>
+                    <w:lang w:val="en-US"/>
+                  </w:rPr>
+                </m:ctrlPr>
+              </m:sSubPr>
+              <m:e>
+                <m:r>
+                  <w:rPr>
+                    <w:rFonts w:ascii="Cambria Math" w:hAnsi="Cambria Math"/>
+                    <w:lang w:val="en-US"/>
+                  </w:rPr>
+                  <m:t>P</m:t>
+                </m:r>
+              </m:e>
+              <m:sub>
+                <m:r>
+                  <w:rPr>
+                    <w:rFonts w:ascii="Cambria Math" w:hAnsi="Cambria Math"/>
+                    <w:lang w:val="en-US"/>
+                  </w:rPr>
+                  <m:t>1</m:t>
+                </m:r>
+              </m:sub>
+            </m:sSub>
+            <m:r>
+              <w:rPr>
+                <w:rFonts w:ascii="Cambria Math" w:hAnsi="Cambria Math"/>
+                <w:lang w:val="en-US"/>
+              </w:rPr>
+              <m:t xml:space="preserve"> - 2</m:t>
+            </m:r>
+            <m:sSub>
+              <m:sSubPr>
+                <m:ctrlPr>
+                  <w:rPr>
+                    <w:rFonts w:ascii="Cambria Math" w:hAnsi="Cambria Math"/>
+                    <w:i/>
+                    <w:lang w:val="en-US"/>
+                  </w:rPr>
+                </m:ctrlPr>
+              </m:sSubPr>
+              <m:e>
+                <m:r>
+                  <w:rPr>
+                    <w:rFonts w:ascii="Cambria Math" w:hAnsi="Cambria Math"/>
+                    <w:lang w:val="en-US"/>
+                  </w:rPr>
+                  <m:t>P</m:t>
+                </m:r>
+              </m:e>
+              <m:sub>
+                <m:r>
+                  <w:rPr>
+                    <w:rFonts w:ascii="Cambria Math" w:hAnsi="Cambria Math"/>
+                    <w:lang w:val="en-US"/>
+                  </w:rPr>
+                  <m:t>2</m:t>
+                </m:r>
+              </m:sub>
+            </m:sSub>
+          </m:num>
+          <m:den>
+            <m:sSub>
+              <m:sSubPr>
+                <m:ctrlPr>
+                  <w:rPr>
+                    <w:rFonts w:ascii="Cambria Math" w:hAnsi="Cambria Math"/>
+                    <w:i/>
+                    <w:lang w:val="en-US"/>
+                  </w:rPr>
+                </m:ctrlPr>
+              </m:sSubPr>
+              <m:e>
+                <m:r>
+                  <w:rPr>
+                    <w:rFonts w:ascii="Cambria Math" w:hAnsi="Cambria Math"/>
+                    <w:lang w:val="en-US"/>
+                  </w:rPr>
+                  <m:t>m</m:t>
+                </m:r>
+              </m:e>
+              <m:sub>
+                <m:r>
+                  <w:rPr>
+                    <w:rFonts w:ascii="Cambria Math" w:hAnsi="Cambria Math"/>
+                    <w:lang w:val="en-US"/>
+                  </w:rPr>
+                  <m:t>1</m:t>
+                </m:r>
+              </m:sub>
+            </m:sSub>
+            <m:r>
+              <w:rPr>
+                <w:rFonts w:ascii="Cambria Math" w:hAnsi="Cambria Math"/>
+                <w:lang w:val="en-US"/>
+              </w:rPr>
+              <m:t xml:space="preserve"> </m:t>
+            </m:r>
+            <m:r>
+              <w:rPr>
+                <w:rFonts w:ascii="Cambria Math" w:hAnsi="Cambria Math"/>
+                <w:lang w:val="en-US"/>
+              </w:rPr>
+              <m:t>+</m:t>
+            </m:r>
+            <m:r>
+              <w:rPr>
+                <w:rFonts w:ascii="Cambria Math" w:hAnsi="Cambria Math"/>
+                <w:lang w:val="en-US"/>
+              </w:rPr>
+              <m:t xml:space="preserve"> </m:t>
+            </m:r>
+            <m:r>
+              <w:rPr>
+                <w:rFonts w:ascii="Cambria Math" w:hAnsi="Cambria Math"/>
+                <w:lang w:val="en-US"/>
+              </w:rPr>
+              <m:t>4</m:t>
+            </m:r>
+            <m:sSub>
+              <m:sSubPr>
+                <m:ctrlPr>
+                  <w:rPr>
+                    <w:rFonts w:ascii="Cambria Math" w:hAnsi="Cambria Math"/>
+                    <w:i/>
+                    <w:lang w:val="en-US"/>
+                  </w:rPr>
+                </m:ctrlPr>
+              </m:sSubPr>
+              <m:e>
+                <m:r>
+                  <w:rPr>
+                    <w:rFonts w:ascii="Cambria Math" w:hAnsi="Cambria Math"/>
+                    <w:lang w:val="en-US"/>
+                  </w:rPr>
+                  <m:t>m</m:t>
+                </m:r>
+              </m:e>
+              <m:sub>
+                <m:r>
+                  <w:rPr>
+                    <w:rFonts w:ascii="Cambria Math" w:hAnsi="Cambria Math"/>
+                    <w:lang w:val="en-US"/>
+                  </w:rPr>
+                  <m:t>2</m:t>
+                </m:r>
+              </m:sub>
+            </m:sSub>
+          </m:den>
+        </m:f>
+      </m:oMath>
+      <w:r>
+        <w:rPr>
+          <w:rFonts w:eastAsiaTheme="minorEastAsia"/>
+          <w:lang w:val="en-US"/>
+        </w:rPr>
+        <w:t xml:space="preserve"> </w:t>
+      </w:r>
+    </w:p>
+    <w:p>
+      <w:pPr>
+        <w:pStyle w:val="ListParagraph"/>
+        <w:numPr>
+          <w:ilvl w:val="0"/>
+          <w:numId w:val="4"/>
+        </w:numPr>
+        <w:rPr>
+          <w:lang w:val="en-US"/>
+        </w:rPr>
+      </w:pPr>
+      <w:r>
+        <w:rPr>
+          <w:lang w:val="en-US"/>
+        </w:rPr>
+        <w:t>Gia tốc của m</w:t>
+      </w:r>
+      <w:r>
+        <w:rPr>
+          <w:vertAlign w:val="subscript"/>
+          <w:lang w:val="en-US"/>
+        </w:rPr>
+        <w:t>2</w:t>
+      </w:r>
+      <w:r>
+        <w:rPr>
+          <w:lang w:val="en-US"/>
+        </w:rPr>
+        <w:t xml:space="preserve"> ngược chiều m</w:t>
+      </w:r>
+      <w:r>
+        <w:rPr>
+          <w:vertAlign w:val="subscript"/>
+          <w:lang w:val="en-US"/>
+        </w:rPr>
+        <w:t>1</w:t>
+      </w:r>
+      <w:r>
+        <w:rPr>
+          <w:lang w:val="en-US"/>
+        </w:rPr>
+        <w:t xml:space="preserve"> và lớn gấp đôi</w:t>
+      </w:r>
+    </w:p>
+    <w:p>
+      <w:pPr>
+        <w:rPr>
+          <w:lang w:val="en-US"/>
+        </w:rPr>
+      </w:pPr>
     </w:p>
     <w:p>
       <w:pPr>
@@ -10981,14 +11797,7 @@
         <w:rPr>
           <w:lang w:val="en-US"/>
         </w:rPr>
-        <w:t xml:space="preserve">Cho 2 vật bằng phẳng M và N trong môi trường không trọng lực, N đặt trên M sao cả 2 tiếp xúc, tác dụng lực để N trượt trên M, khi đó 2 vật M, N do bằng phẳng nên chúng không tác dụng lực gì nên nhau cả, và dẫn đến N không bao giờ dừng lại, nhưng khi bề mặt M gồ ghề, N cũng gồ ghề, thì khi N trượt trên M, </w:t>
-      </w:r>
-      <w:r>
-        <w:rPr>
-          <w:lang w:val="en-US"/>
-        </w:rPr>
-        <w:lastRenderedPageBreak/>
-        <w:t>nhưng cái nhô ra từ bề mặt va đập vào nhau, khi này N tác dụng vào M một lực cùng chiều chuyển động của N</w:t>
+        <w:t>Cho 2 vật bằng phẳng M và N trong môi trường không trọng lực, N đặt trên M sao cả 2 tiếp xúc, tác dụng lực để N trượt trên M, khi đó 2 vật M, N do bằng phẳng nên chúng không tác dụng lực gì nên nhau cả, và dẫn đến N không bao giờ dừng lại, nhưng khi bề mặt M gồ ghề, N cũng gồ ghề, thì khi N trượt trên M, nhưng cái nhô ra từ bề mặt va đập vào nhau, khi này N tác dụng vào M một lực cùng chiều chuyển động của N</w:t>
       </w:r>
       <w:r>
         <w:rPr>
@@ -11159,6 +11968,7 @@
         <w:rPr>
           <w:lang w:val="en-US"/>
         </w:rPr>
+        <w:lastRenderedPageBreak/>
         <w:t xml:space="preserve">Lực </w:t>
       </w:r>
       <w:r>
@@ -11524,7 +12334,6 @@
         <w:rPr>
           <w:lang w:val="en-US"/>
         </w:rPr>
-        <w:lastRenderedPageBreak/>
         <w:t>Khi này, từ điểm nhìn của vật này, nếu vật khác có gia tốc hoặc không, thì chưa chắc có lực thật tác dụng lên chúng, coi đó là lực ảo</w:t>
       </w:r>
     </w:p>
@@ -12060,6 +12869,7 @@
         <w:rPr>
           <w:lang w:val="en-US"/>
         </w:rPr>
+        <w:lastRenderedPageBreak/>
         <w:t>F</w:t>
       </w:r>
       <w:r>
@@ -12538,32 +13348,115 @@
         <w:rPr>
           <w:lang w:val="en-US"/>
         </w:rPr>
-        <w:t xml:space="preserve">lực hấp dẫn giữa anh ta và trái đất cố gắng kéo anh ta xuống mặt đất, bằng cách giảm dần vận tốc của anh ta, nhưng giả sử vận tốc đầu của anh ta lớn đến nỗi cho dù có buông lỏng thì anh ta vẫn đủ sức bay đến vô tận mà vận tốc vẫn chưa giảm về 0, nguyên nhân là do bay càng cao thì lực hấp dẫn càng giảm, độ giảm vận tốc cũng giảm theo, do không có ma sát, nên theo định luật bảo toàn năng lượng, giả sử nếu anh ta bị kéo ngược trở lại tại 1 thời điểm nào đó, thì khi đó, thế năng của anh ta tại đó so với mặt đất = động </w:t>
-      </w:r>
-      <w:r>
-        <w:rPr>
-          <w:lang w:val="en-US"/>
-        </w:rPr>
-        <w:lastRenderedPageBreak/>
-        <w:t>năng của anh ta lúc bắt đầu phóng, vì vậy, nếu lúc bắt đầu phóng mà động năng của anh ta vượt qua thế năng tại điểm vô tận thì anh ta sẽ không bao giờ bị kéo trở lại, vận tốc làm cho động năng của anh ta lúc bắt đầu phóng = thế năng ở vô tận gọi là vận tốc thoát</w:t>
-      </w:r>
-    </w:p>
-    <w:p>
-      <w:pPr>
-        <w:pStyle w:val="ListParagraph"/>
-        <w:numPr>
-          <w:ilvl w:val="0"/>
-          <w:numId w:val="17"/>
-        </w:numPr>
-        <w:rPr>
-          <w:lang w:val="en-US"/>
-        </w:rPr>
-      </w:pPr>
-      <w:r>
-        <w:rPr>
-          <w:lang w:val="en-US"/>
-        </w:rPr>
-        <w:t>Tính Vận Tốc Thoát Để 1 Vật Thoát Khỏi Lực Hấp Dẫn Của 1 Hành Tinh?</w:t>
+        <w:t>lực hấp dẫn giữa anh ta và trái đất cố gắng kéo anh ta xuống mặt đất, bằng cách giảm dần vận tốc của anh ta, nhưng giả sử vận tốc đầu của anh ta lớn đến nỗi cho dù có buông lỏng thì anh ta vẫn đủ sức bay đến vô tận mà vận tốc vẫn chưa giảm về 0, nguyên nhân là do bay càng cao thì lực hấp dẫn càng giảm, độ giảm vận tốc cũng giảm theo, do không có ma sát, nên theo định luật bảo toàn năng lượng, giả sử nếu anh ta bị kéo ngược trở lại tại 1 thời điểm nào đó, thì khi đó, thế năng của anh ta tại đó so với mặt đất = động năng của anh ta lúc bắt đầu phóng, vì vậy, nếu lúc bắt đầu phóng mà động năng của anh ta vượt qua thế năng tại điểm vô tận thì anh ta sẽ không bao giờ bị kéo trở lại, vận tốc làm cho động năng của anh ta lúc bắt đầu phóng = thế năng ở vô tận gọi là vận tốc thoát</w:t>
+      </w:r>
+    </w:p>
+    <w:p>
+      <w:pPr>
+        <w:pStyle w:val="ListParagraph"/>
+        <w:numPr>
+          <w:ilvl w:val="0"/>
+          <w:numId w:val="2"/>
+        </w:numPr>
+        <w:rPr>
+          <w:lang w:val="en-US"/>
+        </w:rPr>
+      </w:pPr>
+      <w:r>
+        <w:rPr>
+          <w:lang w:val="en-US"/>
+        </w:rPr>
+        <w:t>Công cản của lực hấp dẫn vào anh cchafg này trong suốt quá trình bay đến vô tận từ mặt đất, G là hằng số hấp dẫn, M là khối lượng trái đất, R là bán kính của nó, m là khối lượng anh chàng</w:t>
+      </w:r>
+    </w:p>
+    <w:p>
+      <w:pPr>
+        <w:pStyle w:val="ListParagraph"/>
+        <w:pBdr>
+          <w:top w:val="single" w:sz="4" w:space="1" w:color="auto"/>
+          <w:left w:val="single" w:sz="4" w:space="4" w:color="auto"/>
+          <w:bottom w:val="single" w:sz="4" w:space="1" w:color="auto"/>
+          <w:right w:val="single" w:sz="4" w:space="4" w:color="auto"/>
+        </w:pBdr>
+        <w:ind w:left="1080"/>
+        <w:rPr>
+          <w:lang w:val="en-US"/>
+        </w:rPr>
+      </w:pPr>
+      <m:oMath>
+        <m:r>
+          <w:rPr>
+            <w:rFonts w:ascii="Cambria Math" w:hAnsi="Cambria Math"/>
+            <w:lang w:val="en-US"/>
+          </w:rPr>
+          <m:t>C=</m:t>
+        </m:r>
+        <m:f>
+          <m:fPr>
+            <m:ctrlPr>
+              <w:rPr>
+                <w:rFonts w:ascii="Cambria Math" w:hAnsi="Cambria Math"/>
+                <w:i/>
+                <w:lang w:val="en-US"/>
+              </w:rPr>
+            </m:ctrlPr>
+          </m:fPr>
+          <m:num>
+            <m:r>
+              <w:rPr>
+                <w:rFonts w:ascii="Cambria Math" w:hAnsi="Cambria Math"/>
+                <w:lang w:val="en-US"/>
+              </w:rPr>
+              <m:t>GMm</m:t>
+            </m:r>
+          </m:num>
+          <m:den>
+            <m:r>
+              <w:rPr>
+                <w:rFonts w:ascii="Cambria Math" w:hAnsi="Cambria Math"/>
+                <w:lang w:val="en-US"/>
+              </w:rPr>
+              <m:t>R</m:t>
+            </m:r>
+          </m:den>
+        </m:f>
+      </m:oMath>
+      <w:r>
+        <w:rPr>
+          <w:rFonts w:eastAsiaTheme="minorEastAsia"/>
+          <w:lang w:val="en-US"/>
+        </w:rPr>
+        <w:t xml:space="preserve"> </w:t>
+      </w:r>
+    </w:p>
+    <w:p>
+      <w:pPr>
+        <w:pStyle w:val="ListParagraph"/>
+        <w:numPr>
+          <w:ilvl w:val="0"/>
+          <w:numId w:val="2"/>
+        </w:numPr>
+        <w:rPr>
+          <w:lang w:val="en-US"/>
+        </w:rPr>
+      </w:pPr>
+      <w:r>
+        <w:rPr>
+          <w:lang w:val="en-US"/>
+        </w:rPr>
+        <w:t>Độ lớn v</w:t>
+      </w:r>
+      <w:r>
+        <w:rPr>
+          <w:lang w:val="en-US"/>
+        </w:rPr>
+        <w:t>ận</w:t>
+      </w:r>
+      <w:r>
+        <w:rPr>
+          <w:lang w:val="en-US"/>
+        </w:rPr>
+        <w:t xml:space="preserve"> tốc thoát</w:t>
       </w:r>
     </w:p>
     <w:p>
@@ -12668,60 +13561,6 @@
           <w:lang w:val="en-US"/>
         </w:rPr>
         <w:t xml:space="preserve"> </w:t>
-      </w:r>
-    </w:p>
-    <w:p>
-      <w:pPr>
-        <w:pStyle w:val="ListParagraph"/>
-        <w:numPr>
-          <w:ilvl w:val="0"/>
-          <w:numId w:val="2"/>
-        </w:numPr>
-        <w:rPr>
-          <w:lang w:val="en-US"/>
-        </w:rPr>
-      </w:pPr>
-      <w:r>
-        <w:rPr>
-          <w:lang w:val="en-US"/>
-        </w:rPr>
-        <w:t>G là hằng số hấp dẫn</w:t>
-      </w:r>
-    </w:p>
-    <w:p>
-      <w:pPr>
-        <w:pStyle w:val="ListParagraph"/>
-        <w:numPr>
-          <w:ilvl w:val="0"/>
-          <w:numId w:val="2"/>
-        </w:numPr>
-        <w:rPr>
-          <w:lang w:val="en-US"/>
-        </w:rPr>
-      </w:pPr>
-      <w:r>
-        <w:rPr>
-          <w:lang w:val="en-US"/>
-        </w:rPr>
-        <w:t>M là khối lượng hành tinh</w:t>
-      </w:r>
-    </w:p>
-    <w:p>
-      <w:pPr>
-        <w:pStyle w:val="ListParagraph"/>
-        <w:numPr>
-          <w:ilvl w:val="0"/>
-          <w:numId w:val="2"/>
-        </w:numPr>
-        <w:rPr>
-          <w:lang w:val="en-US"/>
-        </w:rPr>
-      </w:pPr>
-      <w:r>
-        <w:rPr>
-          <w:lang w:val="en-US"/>
-        </w:rPr>
-        <w:t>R là bán kính hành tinh</w:t>
       </w:r>
     </w:p>
     <w:p>

--- a/force.docx
+++ b/force.docx
@@ -44,14 +44,55 @@
         </w:pBdr>
         <w:ind w:left="1080"/>
         <w:rPr>
-          <w:lang w:val="en-US"/>
-        </w:rPr>
-      </w:pPr>
-      <w:r>
-        <w:rPr>
-          <w:lang w:val="en-US"/>
-        </w:rPr>
-        <w:t>1 W = 1 J/s</w:t>
+          <w:rFonts w:ascii="Cambria Math" w:hAnsi="Cambria Math"/>
+          <w:lang w:val="en-US"/>
+          <w:oMath/>
+        </w:rPr>
+      </w:pPr>
+      <m:oMath>
+        <m:r>
+          <w:rPr>
+            <w:rFonts w:ascii="Cambria Math" w:hAnsi="Cambria Math"/>
+            <w:lang w:val="en-US"/>
+          </w:rPr>
+          <m:t xml:space="preserve">1 W=1 </m:t>
+        </m:r>
+        <m:f>
+          <m:fPr>
+            <m:ctrlPr>
+              <w:rPr>
+                <w:rFonts w:ascii="Cambria Math" w:hAnsi="Cambria Math"/>
+                <w:i/>
+                <w:lang w:val="en-US"/>
+              </w:rPr>
+            </m:ctrlPr>
+          </m:fPr>
+          <m:num>
+            <m:r>
+              <w:rPr>
+                <w:rFonts w:ascii="Cambria Math" w:hAnsi="Cambria Math"/>
+                <w:lang w:val="en-US"/>
+              </w:rPr>
+              <m:t>J</m:t>
+            </m:r>
+          </m:num>
+          <m:den>
+            <m:r>
+              <w:rPr>
+                <w:rFonts w:ascii="Cambria Math" w:hAnsi="Cambria Math"/>
+                <w:lang w:val="en-US"/>
+              </w:rPr>
+              <m:t>s</m:t>
+            </m:r>
+          </m:den>
+        </m:f>
+      </m:oMath>
+      <w:r>
+        <w:rPr>
+          <w:rFonts w:eastAsiaTheme="minorEastAsia"/>
+          <w:lang w:val="en-US"/>
+        </w:rPr>
+        <w:t xml:space="preserve"> </w:t>
       </w:r>
     </w:p>
     <w:p>
@@ -65,14 +106,90 @@
         </w:pBdr>
         <w:ind w:left="1080"/>
         <w:rPr>
-          <w:lang w:val="en-US"/>
-        </w:rPr>
-      </w:pPr>
-      <w:r>
-        <w:rPr>
-          <w:lang w:val="en-US"/>
-        </w:rPr>
-        <w:t>1 Wh = 3600 J</w:t>
+          <w:rFonts w:ascii="Cambria Math" w:hAnsi="Cambria Math"/>
+          <w:lang w:val="en-US"/>
+          <w:oMath/>
+        </w:rPr>
+      </w:pPr>
+      <m:oMath>
+        <m:r>
+          <w:rPr>
+            <w:rFonts w:ascii="Cambria Math" w:hAnsi="Cambria Math"/>
+            <w:lang w:val="en-US"/>
+          </w:rPr>
+          <m:t>1 Wh=3600 J</m:t>
+        </m:r>
+      </m:oMath>
+      <w:r>
+        <w:rPr>
+          <w:rFonts w:eastAsiaTheme="minorEastAsia"/>
+          <w:lang w:val="en-US"/>
+        </w:rPr>
+        <w:t xml:space="preserve"> </w:t>
+      </w:r>
+    </w:p>
+    <w:p>
+      <w:pPr>
+        <w:pStyle w:val="ListParagraph"/>
+        <w:pBdr>
+          <w:top w:val="single" w:sz="4" w:space="1" w:color="auto"/>
+          <w:left w:val="single" w:sz="4" w:space="4" w:color="auto"/>
+          <w:bottom w:val="single" w:sz="4" w:space="1" w:color="auto"/>
+          <w:right w:val="single" w:sz="4" w:space="4" w:color="auto"/>
+        </w:pBdr>
+        <w:ind w:left="1080"/>
+        <w:rPr>
+          <w:rFonts w:eastAsiaTheme="minorEastAsia"/>
+          <w:lang w:val="en-US"/>
+        </w:rPr>
+      </w:pPr>
+      <m:oMath>
+        <m:r>
+          <w:rPr>
+            <w:rFonts w:ascii="Cambria Math" w:hAnsi="Cambria Math"/>
+            <w:lang w:val="en-US"/>
+          </w:rPr>
+          <m:t>1 pound=0.45359237 kg</m:t>
+        </m:r>
+      </m:oMath>
+      <w:r>
+        <w:rPr>
+          <w:rFonts w:eastAsiaTheme="minorEastAsia"/>
+          <w:lang w:val="en-US"/>
+        </w:rPr>
+        <w:t xml:space="preserve"> </w:t>
+      </w:r>
+    </w:p>
+    <w:p>
+      <w:pPr>
+        <w:pStyle w:val="ListParagraph"/>
+        <w:pBdr>
+          <w:top w:val="single" w:sz="4" w:space="1" w:color="auto"/>
+          <w:left w:val="single" w:sz="4" w:space="4" w:color="auto"/>
+          <w:bottom w:val="single" w:sz="4" w:space="1" w:color="auto"/>
+          <w:right w:val="single" w:sz="4" w:space="4" w:color="auto"/>
+        </w:pBdr>
+        <w:ind w:left="1080"/>
+        <w:rPr>
+          <w:rFonts w:eastAsiaTheme="minorEastAsia"/>
+          <w:lang w:val="en-US"/>
+        </w:rPr>
+      </w:pPr>
+      <m:oMath>
+        <m:r>
+          <w:rPr>
+            <w:rFonts w:ascii="Cambria Math" w:eastAsiaTheme="minorEastAsia" w:hAnsi="Cambria Math"/>
+            <w:lang w:val="en-US"/>
+          </w:rPr>
+          <m:t xml:space="preserve">1 inch=2.54 cm </m:t>
+        </m:r>
+      </m:oMath>
+      <w:r>
+        <w:rPr>
+          <w:rFonts w:eastAsiaTheme="minorEastAsia"/>
+          <w:lang w:val="en-US"/>
+        </w:rPr>
+        <w:t xml:space="preserve"> </w:t>
       </w:r>
     </w:p>
     <w:p>
@@ -150,15 +267,109 @@
         <w:rPr>
           <w:lang w:val="en-US"/>
         </w:rPr>
-        <w:t>Thứ nguyên của đơn vị lực là kg * m / s</w:t>
-      </w:r>
-      <w:r>
-        <w:rPr>
-          <w:vertAlign w:val="superscript"/>
-          <w:lang w:val="en-US"/>
-        </w:rPr>
-        <w:t>2</w:t>
-      </w:r>
+        <w:t>Thứ nguyên của đơn vị lực là</w:t>
+      </w:r>
+    </w:p>
+    <w:p>
+      <w:pPr>
+        <w:pStyle w:val="ListParagraph"/>
+        <w:pBdr>
+          <w:top w:val="single" w:sz="4" w:space="1" w:color="auto"/>
+          <w:left w:val="single" w:sz="4" w:space="4" w:color="auto"/>
+          <w:bottom w:val="single" w:sz="4" w:space="1" w:color="auto"/>
+          <w:right w:val="single" w:sz="4" w:space="4" w:color="auto"/>
+        </w:pBdr>
+        <w:ind w:left="1080"/>
+        <w:rPr>
+          <w:lang w:val="en-US"/>
+        </w:rPr>
+      </w:pPr>
+      <m:oMath>
+        <m:r>
+          <w:rPr>
+            <w:rFonts w:ascii="Cambria Math" w:hAnsi="Cambria Math"/>
+            <w:lang w:val="en-US"/>
+          </w:rPr>
+          <m:t>N=</m:t>
+        </m:r>
+        <m:r>
+          <w:rPr>
+            <w:rFonts w:ascii="Cambria Math" w:eastAsiaTheme="minorEastAsia" w:hAnsi="Cambria Math"/>
+            <w:lang w:val="en-US"/>
+          </w:rPr>
+          <m:t>kg</m:t>
+        </m:r>
+        <m:f>
+          <m:fPr>
+            <m:ctrlPr>
+              <w:rPr>
+                <w:rFonts w:ascii="Cambria Math" w:eastAsiaTheme="minorEastAsia" w:hAnsi="Cambria Math"/>
+                <w:i/>
+                <w:lang w:val="en-US"/>
+              </w:rPr>
+            </m:ctrlPr>
+          </m:fPr>
+          <m:num>
+            <m:r>
+              <w:rPr>
+                <w:rFonts w:ascii="Cambria Math" w:eastAsiaTheme="minorEastAsia" w:hAnsi="Cambria Math"/>
+                <w:lang w:val="en-US"/>
+              </w:rPr>
+              <m:t>m</m:t>
+            </m:r>
+          </m:num>
+          <m:den>
+            <m:sSup>
+              <m:sSupPr>
+                <m:ctrlPr>
+                  <w:rPr>
+                    <w:rFonts w:ascii="Cambria Math" w:eastAsiaTheme="minorEastAsia" w:hAnsi="Cambria Math"/>
+                    <w:i/>
+                    <w:lang w:val="en-US"/>
+                  </w:rPr>
+                </m:ctrlPr>
+              </m:sSupPr>
+              <m:e>
+                <m:r>
+                  <w:rPr>
+                    <w:rFonts w:ascii="Cambria Math" w:eastAsiaTheme="minorEastAsia" w:hAnsi="Cambria Math"/>
+                    <w:lang w:val="en-US"/>
+                  </w:rPr>
+                  <m:t>s</m:t>
+                </m:r>
+              </m:e>
+              <m:sup>
+                <m:r>
+                  <w:rPr>
+                    <w:rFonts w:ascii="Cambria Math" w:eastAsiaTheme="minorEastAsia" w:hAnsi="Cambria Math"/>
+                    <w:lang w:val="en-US"/>
+                  </w:rPr>
+                  <m:t>2</m:t>
+                </m:r>
+              </m:sup>
+            </m:sSup>
+          </m:den>
+        </m:f>
+      </m:oMath>
+      <w:r>
+        <w:rPr>
+          <w:rFonts w:eastAsiaTheme="minorEastAsia"/>
+          <w:lang w:val="en-US"/>
+        </w:rPr>
+        <w:t xml:space="preserve"> </w:t>
+      </w:r>
+    </w:p>
+    <w:p>
+      <w:pPr>
+        <w:pStyle w:val="ListParagraph"/>
+        <w:numPr>
+          <w:ilvl w:val="0"/>
+          <w:numId w:val="14"/>
+        </w:numPr>
+        <w:rPr>
+          <w:lang w:val="en-US"/>
+        </w:rPr>
+      </w:pPr>
     </w:p>
     <w:p>
       <w:pPr>
@@ -1270,7 +1481,6 @@
         <w:rPr>
           <w:lang w:val="en-US"/>
         </w:rPr>
-        <w:lastRenderedPageBreak/>
         <w:t>r</w:t>
       </w:r>
       <w:r>
@@ -3501,7 +3711,6 @@
         <w:rPr>
           <w:lang w:val="en-US"/>
         </w:rPr>
-        <w:lastRenderedPageBreak/>
         <w:t>E</w:t>
       </w:r>
       <w:r>
@@ -4723,6 +4932,7 @@
         <w:rPr>
           <w:lang w:val="en-US"/>
         </w:rPr>
+        <w:lastRenderedPageBreak/>
         <w:t>2 lực cân bằng phải tác dụng lên cùng 1 vật và có Vector tổng hợp = 0</w:t>
       </w:r>
     </w:p>
@@ -4801,7 +5011,6 @@
         <w:rPr>
           <w:lang w:val="en-US"/>
         </w:rPr>
-        <w:lastRenderedPageBreak/>
         <w:t xml:space="preserve">Va </w:t>
       </w:r>
       <w:r>
@@ -5660,7 +5869,15 @@
           <w:rFonts w:eastAsiaTheme="minorEastAsia"/>
           <w:lang w:val="en-US"/>
         </w:rPr>
-        <w:t>, 1 sợi dây 1 đầu gắn vào trần 1 đầu gắn 1 quả bóng, sợi dây này coi như không giãn và khối lượng = 0, và không thể đứt, hệ đặt trong 1 trọng trường đều, chiều hướng xuống dưới</w:t>
+        <w:t xml:space="preserve">, 1 sợi dây 1 đầu gắn vào trần 1 đầu gắn </w:t>
+      </w:r>
+      <w:r>
+        <w:rPr>
+          <w:rFonts w:eastAsiaTheme="minorEastAsia"/>
+          <w:lang w:val="en-US"/>
+        </w:rPr>
+        <w:lastRenderedPageBreak/>
+        <w:t>1 quả bóng, sợi dây này coi như không giãn và khối lượng = 0, và không thể đứt, hệ đặt trong 1 trọng trường đều, chiều hướng xuống dưới</w:t>
       </w:r>
     </w:p>
     <w:p>
@@ -5717,7 +5934,6 @@
           <w:rFonts w:eastAsiaTheme="minorEastAsia"/>
           <w:lang w:val="en-US"/>
         </w:rPr>
-        <w:lastRenderedPageBreak/>
         <w:t>Xét 1 đoạn cực ngắn của sợi dây ngay trước quả bóng,</w:t>
       </w:r>
       <w:r>
@@ -7163,6 +7379,7 @@
           <w:rFonts w:eastAsiaTheme="minorEastAsia"/>
           <w:lang w:val="en-US"/>
         </w:rPr>
+        <w:lastRenderedPageBreak/>
         <w:t>r là bán kính hình cầu</w:t>
       </w:r>
     </w:p>
@@ -7324,7 +7541,6 @@
           <w:rFonts w:eastAsiaTheme="minorEastAsia"/>
           <w:lang w:val="en-US"/>
         </w:rPr>
-        <w:lastRenderedPageBreak/>
         <w:t>Hình đĩa cực lép, trục quay chứa đường kính</w:t>
       </w:r>
     </w:p>
@@ -8111,6 +8327,7 @@
         <w:rPr>
           <w:lang w:val="en-US"/>
         </w:rPr>
+        <w:lastRenderedPageBreak/>
         <w:t>Cũng như trên, nhưng đầu A khối lượng vô tận, còn lại khối lượng như nhau và tổng = m</w:t>
       </w:r>
     </w:p>
@@ -8171,7 +8388,6 @@
         <w:rPr>
           <w:lang w:val="en-US"/>
         </w:rPr>
-        <w:lastRenderedPageBreak/>
         <w:t xml:space="preserve">1 vật rắn đang đứng yên và nằm ngang là 1 khối trụ đồng chất khối lượng m, </w:t>
       </w:r>
       <w:r>
@@ -10247,228 +10463,278 @@
         <w:rPr>
           <w:lang w:val="en-US"/>
         </w:rPr>
-        <w:t xml:space="preserve">Lấy tích phân Moment trọng lực tác dụng lên toàn bộ vật, mốc là trọng tâm, trọng tâm là gốc tọa độ, dễ thấy độ lớn gia tốc trọng trường tại mọi điểm là như nhau, </w:t>
-      </w:r>
+        <w:t>Lấy tích phân Moment trọng lực tác dụng lên toàn bộ vật, mốc là trọng tâm, trọng tâm là gốc tọa độ, dễ thấy độ lớn gia tốc trọng trường tại mọi điểm là như nhau, nên ta có thể lấy nó ra dấu tích phân, còn lại là tích phân tọa độ nhân trọng số của tất cả các điểm trong vật, mà như tính chất 1, dễ thấy tích phân này = 0, nên tích có hướng của Vector gia tốc với tích phân này = 0, hay Moment trọng lực = 0, vật đứng yên</w:t>
+      </w:r>
+    </w:p>
+    <w:p>
+      <w:pPr>
+        <w:pStyle w:val="ListParagraph"/>
+        <w:numPr>
+          <w:ilvl w:val="0"/>
+          <w:numId w:val="18"/>
+        </w:numPr>
+        <w:rPr>
+          <w:lang w:val="en-US"/>
+        </w:rPr>
+      </w:pPr>
+      <w:r>
+        <w:rPr>
+          <w:lang w:val="en-US"/>
+        </w:rPr>
+        <w:t>Động lượng của vật cũng = 0 vì phản lực cột tác dụng lên vật đã triệt tiêu hoàn toàn trọng lực</w:t>
+      </w:r>
+    </w:p>
+    <w:p>
+      <w:pPr>
+        <w:pStyle w:val="ListParagraph"/>
+        <w:numPr>
+          <w:ilvl w:val="0"/>
+          <w:numId w:val="19"/>
+        </w:numPr>
+        <w:rPr>
+          <w:lang w:val="en-US"/>
+        </w:rPr>
+      </w:pPr>
+      <w:r>
+        <w:rPr>
+          <w:lang w:val="en-US"/>
+        </w:rPr>
+        <w:t>Chứng Minh Tính Chất 3 Của Trọng Tâm?</w:t>
+      </w:r>
+    </w:p>
+    <w:p>
+      <w:pPr>
+        <w:pStyle w:val="ListParagraph"/>
+        <w:numPr>
+          <w:ilvl w:val="0"/>
+          <w:numId w:val="18"/>
+        </w:numPr>
+        <w:rPr>
+          <w:lang w:val="en-US"/>
+        </w:rPr>
+      </w:pPr>
+      <w:r>
+        <w:rPr>
+          <w:lang w:val="en-US"/>
+        </w:rPr>
+        <w:t>Đặt trọng tâm làm gốc tọa độ, động lượng tổng thể của vật đang quay quanh trọng tâm = tích phân Vector động lượng của toàn bộ điểm trong vật, mà Vector động lượng điểm = khối lượng điểm * vận tốc dài = khối lượng điểm * Vector tọa độ quay 90 độ * vận tốc góc, vận tốc góc như nhau tại mọi điểm nên bỏ ra khỏi tích phân, phần còn lại chính là tích phân tọa độ nhân trọng số của toàn bộ tọa độ điểm trong vật và = 0, do đó tích phân động lượng = 0</w:t>
+      </w:r>
+    </w:p>
+    <w:p>
+      <w:pPr>
+        <w:pStyle w:val="ListParagraph"/>
+        <w:numPr>
+          <w:ilvl w:val="0"/>
+          <w:numId w:val="19"/>
+        </w:numPr>
+        <w:rPr>
+          <w:lang w:val="en-US"/>
+        </w:rPr>
+      </w:pPr>
+      <w:r>
+        <w:rPr>
+          <w:lang w:val="en-US"/>
+        </w:rPr>
+        <w:t>Chứng Minh Tính Chất 4 Của Trọng Tâm?</w:t>
+      </w:r>
+    </w:p>
+    <w:p>
+      <w:pPr>
+        <w:pStyle w:val="ListParagraph"/>
+        <w:numPr>
+          <w:ilvl w:val="0"/>
+          <w:numId w:val="18"/>
+        </w:numPr>
+        <w:rPr>
+          <w:lang w:val="en-US"/>
+        </w:rPr>
+      </w:pPr>
+      <w:r>
+        <w:rPr>
+          <w:lang w:val="en-US"/>
+        </w:rPr>
+        <w:t>Vì vật đang quay quanh trọng tâm nên động lượng không đổi và = 0 nên tổng hợp lực lên vật = 0, mà ta cũng chẳng tác dụng ngẫu lực lên vật, nên Moment động lượng không đổi, giả sử Vector Moment động lượng không cùng phương với trục quay, khi đó, dễ thấy Vector Moment động lượng sẽ quay tròn xung quanh trục quay, nói cách khác, Vector Moment động lượng thay đổi, mâu thuẫn, nên bắt buộc nó phải trùng với phương trục quay, khi đó, dù vật có quay kiểu gì thì Vector Moment động lượng cũng không quay</w:t>
+      </w:r>
+    </w:p>
+    <w:p>
+      <w:pPr>
+        <w:pStyle w:val="ListParagraph"/>
+        <w:numPr>
+          <w:ilvl w:val="0"/>
+          <w:numId w:val="19"/>
+        </w:numPr>
+        <w:rPr>
+          <w:lang w:val="en-US"/>
+        </w:rPr>
+      </w:pPr>
+      <w:r>
+        <w:rPr>
+          <w:lang w:val="en-US"/>
+        </w:rPr>
+        <w:t>Có Phải Tọa Độ Trọng Tâm = Trung Bình Tọa Độ Đỉnh Giả Sử Vật Đồng Chất?</w:t>
+      </w:r>
+    </w:p>
+    <w:p>
+      <w:pPr>
+        <w:pStyle w:val="ListParagraph"/>
+        <w:numPr>
+          <w:ilvl w:val="0"/>
+          <w:numId w:val="18"/>
+        </w:numPr>
+        <w:rPr>
+          <w:lang w:val="en-US"/>
+        </w:rPr>
+      </w:pPr>
+      <w:r>
+        <w:rPr>
+          <w:lang w:val="en-US"/>
+        </w:rPr>
+        <w:t>Xét 1 khối đa diện, khi đó tọa độ trọng tâm nghĩa là trung bình tọa độ tất cả các điểm trong khối chỉ = trung bình tọa độ đỉnh trong 1 số ít trường hợp như hình tam giác, chữ nhật, lập phương, …, còn đa số hình khác thì không</w:t>
+      </w:r>
+    </w:p>
+    <w:p>
+      <w:pPr>
+        <w:pStyle w:val="ListParagraph"/>
+        <w:numPr>
+          <w:ilvl w:val="0"/>
+          <w:numId w:val="19"/>
+        </w:numPr>
+        <w:rPr>
+          <w:lang w:val="en-US"/>
+        </w:rPr>
+      </w:pPr>
+      <w:r>
+        <w:rPr>
+          <w:lang w:val="en-US"/>
+        </w:rPr>
+        <w:t>Cách Thăng Bằng Đá?</w:t>
+      </w:r>
+    </w:p>
+    <w:p>
+      <w:pPr>
+        <w:pStyle w:val="ListParagraph"/>
+        <w:numPr>
+          <w:ilvl w:val="0"/>
+          <w:numId w:val="18"/>
+        </w:numPr>
+        <w:rPr>
+          <w:lang w:val="en-US"/>
+        </w:rPr>
+      </w:pPr>
+      <w:r>
+        <w:rPr>
+          <w:lang w:val="en-US"/>
+        </w:rPr>
+        <w:t>Đặt đá xuống đất, cho nó đứng yên, lúc này đá đang cân bằng  nên điểm tiếp xúc của nó với đất chính là hình chiếu trọng tâm của nó xuống đất, đặt đá lên đá khác với điểm tiếp xúc là điểm này</w:t>
+      </w:r>
+    </w:p>
+    <w:p>
+      <w:pPr>
+        <w:rPr>
+          <w:rFonts w:ascii="Cambria Math" w:hAnsi="Cambria Math"/>
+          <w:lang w:val="en-US"/>
+          <w:oMath/>
+        </w:rPr>
+      </w:pPr>
+    </w:p>
+    <w:p>
+      <w:pPr>
+        <w:rPr>
+          <w:lang w:val="en-US"/>
+        </w:rPr>
+      </w:pPr>
+      <w:r>
+        <w:rPr>
+          <w:lang w:val="en-US"/>
+        </w:rPr>
+        <w:t xml:space="preserve">Elastic </w:t>
+      </w:r>
+      <w:r>
+        <w:rPr>
+          <w:lang w:val="en-US"/>
+        </w:rPr>
+        <w:t>Pendulum – Lò Xo:</w:t>
+      </w:r>
+    </w:p>
+    <w:p>
+      <w:pPr>
+        <w:pStyle w:val="ListParagraph"/>
+        <w:numPr>
+          <w:ilvl w:val="0"/>
+          <w:numId w:val="3"/>
+        </w:numPr>
+        <w:rPr>
+          <w:lang w:val="en-US"/>
+        </w:rPr>
+      </w:pPr>
+      <w:r>
+        <w:rPr>
+          <w:lang w:val="en-US"/>
+        </w:rPr>
+        <w:t>Tại Sao Khối Lượng Hệ Lò Xo Thay Đổi Khi Vật Nhỏ Trượt Trên Vật Lớn</w:t>
+      </w:r>
+      <w:r>
+        <w:rPr>
+          <w:lang w:val="en-US"/>
+        </w:rPr>
+        <w:t>?</w:t>
+      </w:r>
+    </w:p>
+    <w:p>
+      <w:pPr>
+        <w:pStyle w:val="ListParagraph"/>
+        <w:numPr>
+          <w:ilvl w:val="0"/>
+          <w:numId w:val="4"/>
+        </w:numPr>
+        <w:rPr>
+          <w:lang w:val="en-US"/>
+        </w:rPr>
+      </w:pPr>
+      <w:r>
+        <w:rPr>
+          <w:lang w:val="en-US"/>
+        </w:rPr>
+        <w:t>Cho lò xo đặt nằm ngang, đầu gắn vật M, trên M gắn thêm N, ban đầu lò xo dao động với tổng khối lượng của hệ = M + N, nhưng khi vật N bắt đầu trượt trên M, thì tổng khối lượng của hệ lò xo chỉ còn M, đó là bởi vì bây giờ lò xo không cần tốn lực để kéo vật thêm phần khối lượng của N nữa, mà nó bây giờ di chuyển tự do</w:t>
+      </w:r>
+    </w:p>
+    <w:p>
+      <w:pPr>
+        <w:rPr>
+          <w:lang w:val="en-US"/>
+        </w:rPr>
+      </w:pPr>
+    </w:p>
+    <w:p>
+      <w:pPr>
+        <w:rPr>
+          <w:lang w:val="en-US"/>
+        </w:rPr>
+      </w:pPr>
+      <w:r>
+        <w:rPr>
+          <w:lang w:val="en-US"/>
+        </w:rPr>
+        <w:t>Mechanical Advantage – Lợi Thế Cơ Học:</w:t>
+      </w:r>
+    </w:p>
+    <w:p>
+      <w:pPr>
+        <w:pStyle w:val="ListParagraph"/>
+        <w:numPr>
+          <w:ilvl w:val="0"/>
+          <w:numId w:val="16"/>
+        </w:numPr>
+        <w:rPr>
+          <w:lang w:val="en-US"/>
+        </w:rPr>
+      </w:pPr>
       <w:r>
         <w:rPr>
           <w:lang w:val="en-US"/>
         </w:rPr>
         <w:lastRenderedPageBreak/>
-        <w:t>nên ta có thể lấy nó ra dấu tích phân, còn lại là tích phân tọa độ nhân trọng số của tất cả các điểm trong vật, mà như tính chất 1, dễ thấy tích phân này = 0, nên tích có hướng của Vector gia tốc với tích phân này = 0, hay Moment trọng lực = 0, vật đứng yên</w:t>
-      </w:r>
-    </w:p>
-    <w:p>
-      <w:pPr>
-        <w:pStyle w:val="ListParagraph"/>
-        <w:numPr>
-          <w:ilvl w:val="0"/>
-          <w:numId w:val="18"/>
-        </w:numPr>
-        <w:rPr>
-          <w:lang w:val="en-US"/>
-        </w:rPr>
-      </w:pPr>
-      <w:r>
-        <w:rPr>
-          <w:lang w:val="en-US"/>
-        </w:rPr>
-        <w:t>Động lượng của vật cũng = 0 vì phản lực cột tác dụng lên vật đã triệt tiêu hoàn toàn trọng lực</w:t>
-      </w:r>
-    </w:p>
-    <w:p>
-      <w:pPr>
-        <w:pStyle w:val="ListParagraph"/>
-        <w:numPr>
-          <w:ilvl w:val="0"/>
-          <w:numId w:val="19"/>
-        </w:numPr>
-        <w:rPr>
-          <w:lang w:val="en-US"/>
-        </w:rPr>
-      </w:pPr>
-      <w:r>
-        <w:rPr>
-          <w:lang w:val="en-US"/>
-        </w:rPr>
-        <w:t>Chứng Minh Tính Chất 3 Của Trọng Tâm?</w:t>
-      </w:r>
-    </w:p>
-    <w:p>
-      <w:pPr>
-        <w:pStyle w:val="ListParagraph"/>
-        <w:numPr>
-          <w:ilvl w:val="0"/>
-          <w:numId w:val="18"/>
-        </w:numPr>
-        <w:rPr>
-          <w:lang w:val="en-US"/>
-        </w:rPr>
-      </w:pPr>
-      <w:r>
-        <w:rPr>
-          <w:lang w:val="en-US"/>
-        </w:rPr>
-        <w:t>Đặt trọng tâm làm gốc tọa độ, động lượng tổng thể của vật đang quay quanh trọng tâm = tích phân Vector động lượng của toàn bộ điểm trong vật, mà Vector động lượng điểm = khối lượng điểm * vận tốc dài = khối lượng điểm * Vector tọa độ quay 90 độ * vận tốc góc, vận tốc góc như nhau tại mọi điểm nên bỏ ra khỏi tích phân, phần còn lại chính là tích phân tọa độ nhân trọng số của toàn bộ tọa độ điểm trong vật và = 0, do đó tích phân động lượng = 0</w:t>
-      </w:r>
-    </w:p>
-    <w:p>
-      <w:pPr>
-        <w:pStyle w:val="ListParagraph"/>
-        <w:numPr>
-          <w:ilvl w:val="0"/>
-          <w:numId w:val="19"/>
-        </w:numPr>
-        <w:rPr>
-          <w:lang w:val="en-US"/>
-        </w:rPr>
-      </w:pPr>
-      <w:r>
-        <w:rPr>
-          <w:lang w:val="en-US"/>
-        </w:rPr>
-        <w:t>Chứng Minh Tính Chất 4 Của Trọng Tâm?</w:t>
-      </w:r>
-    </w:p>
-    <w:p>
-      <w:pPr>
-        <w:pStyle w:val="ListParagraph"/>
-        <w:numPr>
-          <w:ilvl w:val="0"/>
-          <w:numId w:val="18"/>
-        </w:numPr>
-        <w:rPr>
-          <w:lang w:val="en-US"/>
-        </w:rPr>
-      </w:pPr>
-      <w:r>
-        <w:rPr>
-          <w:lang w:val="en-US"/>
-        </w:rPr>
-        <w:t>Vì vật đang quay quanh trọng tâm nên động lượng không đổi và = 0 nên tổng hợp lực lên vật = 0, mà ta cũng chẳng tác dụng ngẫu lực lên vật, nên Moment động lượng không đổi, giả sử Vector Moment động lượng không cùng phương với trục quay, khi đó, dễ thấy Vector Moment động lượng sẽ quay tròn xung quanh trục quay, nói cách khác, Vector Moment động lượng thay đổi, mâu thuẫn, nên bắt buộc nó phải trùng với phương trục quay, khi đó, dù vật có quay kiểu gì thì Vector Moment động lượng cũng không quay</w:t>
-      </w:r>
-    </w:p>
-    <w:p>
-      <w:pPr>
-        <w:pStyle w:val="ListParagraph"/>
-        <w:numPr>
-          <w:ilvl w:val="0"/>
-          <w:numId w:val="19"/>
-        </w:numPr>
-        <w:rPr>
-          <w:lang w:val="en-US"/>
-        </w:rPr>
-      </w:pPr>
-      <w:r>
-        <w:rPr>
-          <w:lang w:val="en-US"/>
-        </w:rPr>
-        <w:t>Có Phải Tọa Độ Trọng Tâm = Trung Bình Tọa Độ Đỉnh Giả Sử Vật Đồng Chất?</w:t>
-      </w:r>
-    </w:p>
-    <w:p>
-      <w:pPr>
-        <w:pStyle w:val="ListParagraph"/>
-        <w:numPr>
-          <w:ilvl w:val="0"/>
-          <w:numId w:val="18"/>
-        </w:numPr>
-        <w:rPr>
-          <w:lang w:val="en-US"/>
-        </w:rPr>
-      </w:pPr>
-      <w:r>
-        <w:rPr>
-          <w:lang w:val="en-US"/>
-        </w:rPr>
-        <w:t>Xét 1 khối đa diện, khi đó tọa độ trọng tâm nghĩa là trung bình tọa độ tất cả các điểm trong khối chỉ = trung bình tọa độ đỉnh trong 1 số ít trường hợp như hình tam giác, chữ nhật, lập phương, …, còn đa số hình khác thì không</w:t>
-      </w:r>
-    </w:p>
-    <w:p>
-      <w:pPr>
-        <w:pStyle w:val="ListParagraph"/>
-        <w:numPr>
-          <w:ilvl w:val="0"/>
-          <w:numId w:val="19"/>
-        </w:numPr>
-        <w:rPr>
-          <w:lang w:val="en-US"/>
-        </w:rPr>
-      </w:pPr>
-      <w:r>
-        <w:rPr>
-          <w:lang w:val="en-US"/>
-        </w:rPr>
-        <w:t>Cách Thăng Bằng Đá?</w:t>
-      </w:r>
-    </w:p>
-    <w:p>
-      <w:pPr>
-        <w:pStyle w:val="ListParagraph"/>
-        <w:numPr>
-          <w:ilvl w:val="0"/>
-          <w:numId w:val="18"/>
-        </w:numPr>
-        <w:rPr>
-          <w:lang w:val="en-US"/>
-        </w:rPr>
-      </w:pPr>
-      <w:r>
-        <w:rPr>
-          <w:lang w:val="en-US"/>
-        </w:rPr>
-        <w:t>Đặt đá xuống đất, cho nó đứng yên, lúc này đá đang cân bằng  nên điểm tiếp xúc của nó với đất chính là hình chiếu trọng tâm của nó xuống đất, đặt đá lên đá khác với điểm tiếp xúc là điểm này</w:t>
-      </w:r>
-    </w:p>
-    <w:p>
-      <w:pPr>
-        <w:rPr>
-          <w:rFonts w:ascii="Cambria Math" w:hAnsi="Cambria Math"/>
-          <w:lang w:val="en-US"/>
-          <w:oMath/>
-        </w:rPr>
-      </w:pPr>
-    </w:p>
-    <w:p>
-      <w:pPr>
-        <w:rPr>
-          <w:lang w:val="en-US"/>
-        </w:rPr>
-      </w:pPr>
-      <w:r>
-        <w:rPr>
-          <w:lang w:val="en-US"/>
-        </w:rPr>
-        <w:t xml:space="preserve">Elastic </w:t>
-      </w:r>
-      <w:r>
-        <w:rPr>
-          <w:lang w:val="en-US"/>
-        </w:rPr>
-        <w:t>Pendulum – Lò Xo:</w:t>
-      </w:r>
-    </w:p>
-    <w:p>
-      <w:pPr>
-        <w:pStyle w:val="ListParagraph"/>
-        <w:numPr>
-          <w:ilvl w:val="0"/>
-          <w:numId w:val="3"/>
-        </w:numPr>
-        <w:rPr>
-          <w:lang w:val="en-US"/>
-        </w:rPr>
-      </w:pPr>
-      <w:r>
-        <w:rPr>
-          <w:lang w:val="en-US"/>
-        </w:rPr>
-        <w:t>Tại Sao Khối Lượng Hệ Lò Xo Thay Đổi Khi Vật Nhỏ Trượt Trên Vật Lớn</w:t>
-      </w:r>
-      <w:r>
-        <w:rPr>
-          <w:lang w:val="en-US"/>
-        </w:rPr>
-        <w:t>?</w:t>
+        <w:t>Lợi Thế Cơ Học Là Gì?</w:t>
       </w:r>
     </w:p>
     <w:p>
@@ -10486,70 +10752,7 @@
         <w:rPr>
           <w:lang w:val="en-US"/>
         </w:rPr>
-        <w:t>Cho lò xo đặt nằm ngang, đầu gắn vật M, trên M gắn thêm N, ban đầu lò xo dao động với tổng khối lượng của hệ = M + N, nhưng khi vật N bắt đầu trượt trên M, thì tổng khối lượng của hệ lò xo chỉ còn M, đó là bởi vì bây giờ lò xo không cần tốn lực để kéo vật thêm phần khối lượng của N nữa, mà nó bây giờ di chuyển tự do</w:t>
-      </w:r>
-    </w:p>
-    <w:p>
-      <w:pPr>
-        <w:rPr>
-          <w:lang w:val="en-US"/>
-        </w:rPr>
-      </w:pPr>
-    </w:p>
-    <w:p>
-      <w:pPr>
-        <w:rPr>
-          <w:lang w:val="en-US"/>
-        </w:rPr>
-      </w:pPr>
-      <w:r>
-        <w:rPr>
-          <w:lang w:val="en-US"/>
-        </w:rPr>
-        <w:t>Mechanical Advantage – Lợi Thế Cơ Học:</w:t>
-      </w:r>
-    </w:p>
-    <w:p>
-      <w:pPr>
-        <w:pStyle w:val="ListParagraph"/>
-        <w:numPr>
-          <w:ilvl w:val="0"/>
-          <w:numId w:val="16"/>
-        </w:numPr>
-        <w:rPr>
-          <w:lang w:val="en-US"/>
-        </w:rPr>
-      </w:pPr>
-      <w:r>
-        <w:rPr>
-          <w:lang w:val="en-US"/>
-        </w:rPr>
-        <w:t>Lợi Thế Cơ Học Là Gì?</w:t>
-      </w:r>
-    </w:p>
-    <w:p>
-      <w:pPr>
-        <w:pStyle w:val="ListParagraph"/>
-        <w:numPr>
-          <w:ilvl w:val="0"/>
-          <w:numId w:val="4"/>
-        </w:numPr>
-        <w:rPr>
-          <w:lang w:val="en-US"/>
-        </w:rPr>
-      </w:pPr>
-      <w:r>
-        <w:rPr>
-          <w:lang w:val="en-US"/>
-        </w:rPr>
-        <w:t xml:space="preserve">Xét 1 dụng cụ, khi ta nhấc 1 vật thấy nó nặng vãi, nhưng dùng dụng cụ này thì thấy nhẹ hều, khi đó dụng cụ có lợi thế cơ học, tuy nhiên, để bảo toàn năng </w:t>
-      </w:r>
-      <w:r>
-        <w:rPr>
-          <w:lang w:val="en-US"/>
-        </w:rPr>
-        <w:lastRenderedPageBreak/>
-        <w:t>lượng, quãng đường mà tay ta đi được sẽ gấp nhiều lần quãng đường vật đi được</w:t>
+        <w:t>Xét 1 dụng cụ, khi ta nhấc 1 vật thấy nó nặng vãi, nhưng dùng dụng cụ này thì thấy nhẹ hều, khi đó dụng cụ có lợi thế cơ học, tuy nhiên, để bảo toàn năng lượng, quãng đường mà tay ta đi được sẽ gấp nhiều lần quãng đường vật đi được</w:t>
       </w:r>
     </w:p>
     <w:p>
@@ -11304,28 +11507,7 @@
                 <w:rFonts w:ascii="Cambria Math" w:hAnsi="Cambria Math"/>
                 <w:lang w:val="en-US"/>
               </w:rPr>
-              <m:t xml:space="preserve"> </m:t>
-            </m:r>
-            <m:r>
-              <w:rPr>
-                <w:rFonts w:ascii="Cambria Math" w:hAnsi="Cambria Math"/>
-                <w:lang w:val="en-US"/>
-              </w:rPr>
-              <m:t>+</m:t>
-            </m:r>
-            <m:r>
-              <w:rPr>
-                <w:rFonts w:ascii="Cambria Math" w:hAnsi="Cambria Math"/>
-                <w:lang w:val="en-US"/>
-              </w:rPr>
-              <m:t xml:space="preserve"> </m:t>
-            </m:r>
-            <m:r>
-              <w:rPr>
-                <w:rFonts w:ascii="Cambria Math" w:hAnsi="Cambria Math"/>
-                <w:lang w:val="en-US"/>
-              </w:rPr>
-              <m:t>4</m:t>
+              <m:t xml:space="preserve"> + 4</m:t>
             </m:r>
             <m:sSub>
               <m:sSubPr>
@@ -11432,13 +11614,7 @@
         <w:rPr>
           <w:lang w:val="en-US"/>
         </w:rPr>
-        <w:t xml:space="preserve">, </w:t>
-      </w:r>
-      <w:r>
-        <w:rPr>
-          <w:lang w:val="en-US"/>
-        </w:rPr>
-        <w:t>P</w:t>
+        <w:t>, P</w:t>
       </w:r>
       <w:r>
         <w:rPr>
@@ -11637,28 +11813,7 @@
                 <w:rFonts w:ascii="Cambria Math" w:hAnsi="Cambria Math"/>
                 <w:lang w:val="en-US"/>
               </w:rPr>
-              <m:t xml:space="preserve"> </m:t>
-            </m:r>
-            <m:r>
-              <w:rPr>
-                <w:rFonts w:ascii="Cambria Math" w:hAnsi="Cambria Math"/>
-                <w:lang w:val="en-US"/>
-              </w:rPr>
-              <m:t>+</m:t>
-            </m:r>
-            <m:r>
-              <w:rPr>
-                <w:rFonts w:ascii="Cambria Math" w:hAnsi="Cambria Math"/>
-                <w:lang w:val="en-US"/>
-              </w:rPr>
-              <m:t xml:space="preserve"> </m:t>
-            </m:r>
-            <m:r>
-              <w:rPr>
-                <w:rFonts w:ascii="Cambria Math" w:hAnsi="Cambria Math"/>
-                <w:lang w:val="en-US"/>
-              </w:rPr>
-              <m:t>4</m:t>
+              <m:t xml:space="preserve"> + 4</m:t>
             </m:r>
             <m:sSub>
               <m:sSubPr>

--- a/force.docx
+++ b/force.docx
@@ -106,9 +106,8 @@
         </w:pBdr>
         <w:ind w:left="1080"/>
         <w:rPr>
-          <w:rFonts w:ascii="Cambria Math" w:hAnsi="Cambria Math"/>
-          <w:lang w:val="en-US"/>
-          <w:oMath/>
+          <w:rFonts w:eastAsiaTheme="minorEastAsia"/>
+          <w:lang w:val="en-US"/>
         </w:rPr>
       </w:pPr>
       <m:oMath>
@@ -118,6 +117,59 @@
             <w:lang w:val="en-US"/>
           </w:rPr>
           <m:t>1 Wh=3600 J</m:t>
+        </m:r>
+      </m:oMath>
+      <w:r>
+        <w:rPr>
+          <w:rFonts w:eastAsiaTheme="minorEastAsia"/>
+          <w:lang w:val="en-US"/>
+        </w:rPr>
+        <w:t xml:space="preserve"> </w:t>
+      </w:r>
+    </w:p>
+    <w:p>
+      <w:pPr>
+        <w:pStyle w:val="ListParagraph"/>
+        <w:pBdr>
+          <w:top w:val="single" w:sz="4" w:space="1" w:color="auto"/>
+          <w:left w:val="single" w:sz="4" w:space="4" w:color="auto"/>
+          <w:bottom w:val="single" w:sz="4" w:space="1" w:color="auto"/>
+          <w:right w:val="single" w:sz="4" w:space="4" w:color="auto"/>
+        </w:pBdr>
+        <w:ind w:left="1080"/>
+        <w:rPr>
+          <w:rFonts w:eastAsiaTheme="minorEastAsia"/>
+          <w:lang w:val="en-US"/>
+        </w:rPr>
+      </w:pPr>
+      <m:oMath>
+        <m:r>
+          <w:rPr>
+            <w:rFonts w:ascii="Cambria Math" w:hAnsi="Cambria Math"/>
+            <w:lang w:val="en-US"/>
+          </w:rPr>
+          <m:t xml:space="preserve">1 </m:t>
+        </m:r>
+        <m:r>
+          <w:rPr>
+            <w:rFonts w:ascii="Cambria Math" w:hAnsi="Cambria Math"/>
+            <w:lang w:val="en-US"/>
+          </w:rPr>
+          <m:t>calo</m:t>
+        </m:r>
+        <m:r>
+          <w:rPr>
+            <w:rFonts w:ascii="Cambria Math" w:hAnsi="Cambria Math"/>
+            <w:lang w:val="en-US"/>
+          </w:rPr>
+          <m:t>=</m:t>
+        </m:r>
+        <m:r>
+          <w:rPr>
+            <w:rFonts w:ascii="Cambria Math" w:hAnsi="Cambria Math"/>
+            <w:lang w:val="en-US"/>
+          </w:rPr>
+          <m:t>4.184 J</m:t>
         </m:r>
       </m:oMath>
       <w:r>

--- a/force.docx
+++ b/force.docx
@@ -148,28 +148,7 @@
             <w:rFonts w:ascii="Cambria Math" w:hAnsi="Cambria Math"/>
             <w:lang w:val="en-US"/>
           </w:rPr>
-          <m:t xml:space="preserve">1 </m:t>
-        </m:r>
-        <m:r>
-          <w:rPr>
-            <w:rFonts w:ascii="Cambria Math" w:hAnsi="Cambria Math"/>
-            <w:lang w:val="en-US"/>
-          </w:rPr>
-          <m:t>calo</m:t>
-        </m:r>
-        <m:r>
-          <w:rPr>
-            <w:rFonts w:ascii="Cambria Math" w:hAnsi="Cambria Math"/>
-            <w:lang w:val="en-US"/>
-          </w:rPr>
-          <m:t>=</m:t>
-        </m:r>
-        <m:r>
-          <w:rPr>
-            <w:rFonts w:ascii="Cambria Math" w:hAnsi="Cambria Math"/>
-            <w:lang w:val="en-US"/>
-          </w:rPr>
-          <m:t>4.184 J</m:t>
+          <m:t>1 calo=4.184 J</m:t>
         </m:r>
       </m:oMath>
       <w:r>
@@ -5859,6 +5838,27 @@
         <w:pStyle w:val="ListParagraph"/>
         <w:numPr>
           <w:ilvl w:val="0"/>
+          <w:numId w:val="6"/>
+        </w:numPr>
+        <w:rPr>
+          <w:rFonts w:ascii="Cambria Math" w:hAnsi="Cambria Math"/>
+          <w:lang w:val="en-US"/>
+          <w:oMath/>
+        </w:rPr>
+      </w:pPr>
+      <w:r>
+        <w:rPr>
+          <w:rFonts w:eastAsiaTheme="minorEastAsia"/>
+          <w:lang w:val="en-US"/>
+        </w:rPr>
+        <w:t>Khi lăn không trượt, cơ năng của vật bảo toàn, lực ma sát nghỉ không có công</w:t>
+      </w:r>
+    </w:p>
+    <w:p>
+      <w:pPr>
+        <w:pStyle w:val="ListParagraph"/>
+        <w:numPr>
+          <w:ilvl w:val="0"/>
           <w:numId w:val="9"/>
         </w:numPr>
         <w:rPr>
@@ -8483,6 +8483,42 @@
           <w:lang w:val="en-US"/>
         </w:rPr>
         <w:t>Vật đồng thời quay đều xung quanh trục của nó theo hướng lăn về phía trước, tốc độ của 1 điểm bất kì trên mặt xung quanh vật = 2 lần tốc độ trọng tâm</w:t>
+      </w:r>
+    </w:p>
+    <w:p>
+      <w:pPr>
+        <w:pStyle w:val="ListParagraph"/>
+        <w:numPr>
+          <w:ilvl w:val="0"/>
+          <w:numId w:val="6"/>
+        </w:numPr>
+        <w:rPr>
+          <w:lang w:val="en-US"/>
+        </w:rPr>
+      </w:pPr>
+      <w:r>
+        <w:rPr>
+          <w:lang w:val="en-US"/>
+        </w:rPr>
+        <w:t>Cũng trường hợp trên, nhưng trục đối xứng của khối trụ được giữ cố định và đặt nằm ngang, buộc 1 sợi dây xung quanh khối trụ, lấy tay cầm phần dây thừa, buộc nó vào 1 vật, vật này chịu tác dụng của trọng lực hướng xuống F, khối lượng trụ = M, vật = m</w:t>
+      </w:r>
+    </w:p>
+    <w:p>
+      <w:pPr>
+        <w:pStyle w:val="ListParagraph"/>
+        <w:numPr>
+          <w:ilvl w:val="0"/>
+          <w:numId w:val="6"/>
+        </w:numPr>
+        <w:rPr>
+          <w:lang w:val="en-US"/>
+        </w:rPr>
+      </w:pPr>
+      <w:r>
+        <w:rPr>
+          <w:lang w:val="en-US"/>
+        </w:rPr>
+        <w:t>Khi này lực căng dây = F / (2m / M + 1)</w:t>
       </w:r>
     </w:p>
     <w:p>
@@ -10785,7 +10821,6 @@
         <w:rPr>
           <w:lang w:val="en-US"/>
         </w:rPr>
-        <w:lastRenderedPageBreak/>
         <w:t>Lợi Thế Cơ Học Là Gì?</w:t>
       </w:r>
     </w:p>
@@ -13573,7 +13608,19 @@
         <w:rPr>
           <w:lang w:val="en-US"/>
         </w:rPr>
-        <w:t>Công cản của lực hấp dẫn vào anh cchafg này trong suốt quá trình bay đến vô tận từ mặt đất, G là hằng số hấp dẫn, M là khối lượng trái đất, R là bán kính của nó, m là khối lượng anh chàng</w:t>
+        <w:t>Công cản của lực hấp dẫn vào anh c</w:t>
+      </w:r>
+      <w:r>
+        <w:rPr>
+          <w:lang w:val="en-US"/>
+        </w:rPr>
+        <w:t>hàng</w:t>
+      </w:r>
+      <w:r>
+        <w:rPr>
+          <w:lang w:val="en-US"/>
+        </w:rPr>
+        <w:t xml:space="preserve"> này trong suốt quá trình bay đến vô tận từ mặt đất, G là hằng số hấp dẫn, M là khối lượng trái đất, R là bán kính của nó, m là khối lượng anh chàng</w:t>
       </w:r>
     </w:p>
     <w:p>

--- a/force.docx
+++ b/force.docx
@@ -5859,6 +5859,273 @@
         <w:pStyle w:val="ListParagraph"/>
         <w:numPr>
           <w:ilvl w:val="0"/>
+          <w:numId w:val="6"/>
+        </w:numPr>
+        <w:rPr>
+          <w:rFonts w:ascii="Cambria Math" w:hAnsi="Cambria Math"/>
+          <w:lang w:val="en-US"/>
+          <w:oMath/>
+        </w:rPr>
+      </w:pPr>
+      <w:r>
+        <w:rPr>
+          <w:rFonts w:eastAsiaTheme="minorEastAsia"/>
+          <w:lang w:val="en-US"/>
+        </w:rPr>
+        <w:t xml:space="preserve">Cho 1 khối trụ </w:t>
+      </w:r>
+      <w:r>
+        <w:rPr>
+          <w:rFonts w:eastAsiaTheme="minorEastAsia"/>
+          <w:lang w:val="en-US"/>
+        </w:rPr>
+        <w:t xml:space="preserve">đặc </w:t>
+      </w:r>
+      <w:r>
+        <w:rPr>
+          <w:rFonts w:eastAsiaTheme="minorEastAsia"/>
+          <w:lang w:val="en-US"/>
+        </w:rPr>
+        <w:t xml:space="preserve">lăn không trượt xuống mặt phẳng nghiêng góc </w:t>
+      </w:r>
+      <w:r>
+        <w:rPr>
+          <w:rFonts w:ascii="Arial" w:eastAsiaTheme="minorEastAsia" w:hAnsi="Arial" w:cs="Arial"/>
+          <w:lang w:val="en-US"/>
+        </w:rPr>
+        <w:t>θ dưới tác dụng của trọng trường đều hướng thẳng xuống dưới với gia tốc trọng trường g</w:t>
+      </w:r>
+      <w:r>
+        <w:rPr>
+          <w:rFonts w:eastAsiaTheme="minorEastAsia"/>
+          <w:lang w:val="en-US"/>
+        </w:rPr>
+        <w:t>, khi đó gia tốc của trọng tâm khối trụ = 2gsin(</w:t>
+      </w:r>
+      <w:r>
+        <w:rPr>
+          <w:rFonts w:ascii="Arial" w:eastAsiaTheme="minorEastAsia" w:hAnsi="Arial" w:cs="Arial"/>
+          <w:lang w:val="en-US"/>
+        </w:rPr>
+        <w:t>θ</w:t>
+      </w:r>
+      <w:r>
+        <w:rPr>
+          <w:rFonts w:eastAsiaTheme="minorEastAsia"/>
+          <w:lang w:val="en-US"/>
+        </w:rPr>
+        <w:t xml:space="preserve">) / 3, nếu khối trụ chỉ có vỏ thì gia </w:t>
+      </w:r>
+      <w:r>
+        <w:rPr>
+          <w:rFonts w:eastAsiaTheme="minorEastAsia"/>
+          <w:lang w:val="en-US"/>
+        </w:rPr>
+        <w:lastRenderedPageBreak/>
+        <w:t>tốc = gsin(</w:t>
+      </w:r>
+      <w:r>
+        <w:rPr>
+          <w:rFonts w:ascii="Arial" w:eastAsiaTheme="minorEastAsia" w:hAnsi="Arial" w:cs="Arial"/>
+          <w:lang w:val="en-US"/>
+        </w:rPr>
+        <w:t>θ</w:t>
+      </w:r>
+      <w:r>
+        <w:rPr>
+          <w:rFonts w:eastAsiaTheme="minorEastAsia"/>
+          <w:lang w:val="en-US"/>
+        </w:rPr>
+        <w:t>) / 2</w:t>
+      </w:r>
+      <w:r>
+        <w:rPr>
+          <w:rFonts w:eastAsiaTheme="minorEastAsia"/>
+          <w:lang w:val="en-US"/>
+        </w:rPr>
+        <w:t>, nếu thay khối trụ đặc = khối cầu đặc thì = 5</w:t>
+      </w:r>
+      <w:r>
+        <w:rPr>
+          <w:rFonts w:eastAsiaTheme="minorEastAsia"/>
+          <w:lang w:val="en-US"/>
+        </w:rPr>
+        <w:t>gsin(</w:t>
+      </w:r>
+      <w:r>
+        <w:rPr>
+          <w:rFonts w:ascii="Arial" w:eastAsiaTheme="minorEastAsia" w:hAnsi="Arial" w:cs="Arial"/>
+          <w:lang w:val="en-US"/>
+        </w:rPr>
+        <w:t>θ</w:t>
+      </w:r>
+      <w:r>
+        <w:rPr>
+          <w:rFonts w:eastAsiaTheme="minorEastAsia"/>
+          <w:lang w:val="en-US"/>
+        </w:rPr>
+        <w:t xml:space="preserve">) / </w:t>
+      </w:r>
+      <w:r>
+        <w:rPr>
+          <w:rFonts w:eastAsiaTheme="minorEastAsia"/>
+          <w:lang w:val="en-US"/>
+        </w:rPr>
+        <w:t>7, nếu thay cầu đặc = cầu chỉ có vỏ thì = 3</w:t>
+      </w:r>
+      <w:r>
+        <w:rPr>
+          <w:rFonts w:eastAsiaTheme="minorEastAsia"/>
+          <w:lang w:val="en-US"/>
+        </w:rPr>
+        <w:t>gsin(</w:t>
+      </w:r>
+      <w:r>
+        <w:rPr>
+          <w:rFonts w:ascii="Arial" w:eastAsiaTheme="minorEastAsia" w:hAnsi="Arial" w:cs="Arial"/>
+          <w:lang w:val="en-US"/>
+        </w:rPr>
+        <w:t>θ</w:t>
+      </w:r>
+      <w:r>
+        <w:rPr>
+          <w:rFonts w:eastAsiaTheme="minorEastAsia"/>
+          <w:lang w:val="en-US"/>
+        </w:rPr>
+        <w:t xml:space="preserve">) / </w:t>
+      </w:r>
+      <w:r>
+        <w:rPr>
+          <w:rFonts w:eastAsiaTheme="minorEastAsia"/>
+          <w:lang w:val="en-US"/>
+        </w:rPr>
+        <w:t>5</w:t>
+      </w:r>
+    </w:p>
+    <w:p>
+      <w:pPr>
+        <w:pStyle w:val="ListParagraph"/>
+        <w:numPr>
+          <w:ilvl w:val="0"/>
+          <w:numId w:val="6"/>
+        </w:numPr>
+        <w:rPr>
+          <w:rFonts w:ascii="Cambria Math" w:hAnsi="Cambria Math"/>
+          <w:lang w:val="en-US"/>
+          <w:oMath/>
+        </w:rPr>
+      </w:pPr>
+      <w:r>
+        <w:rPr>
+          <w:rFonts w:eastAsiaTheme="minorEastAsia"/>
+          <w:lang w:val="en-US"/>
+        </w:rPr>
+        <w:t>Cũng trường hợp trên, điều kiện để khối trụ đặc lăn không trượt xuống mặt phẳng nghiêng là hệ số ma sát không dưới tan(</w:t>
+      </w:r>
+      <w:r>
+        <w:rPr>
+          <w:rFonts w:ascii="Arial" w:eastAsiaTheme="minorEastAsia" w:hAnsi="Arial" w:cs="Arial"/>
+          <w:lang w:val="en-US"/>
+        </w:rPr>
+        <w:t>θ</w:t>
+      </w:r>
+      <w:r>
+        <w:rPr>
+          <w:rFonts w:eastAsiaTheme="minorEastAsia"/>
+          <w:lang w:val="en-US"/>
+        </w:rPr>
+        <w:t>) / 3, nếu khối trụ chỉ có vỏ, thì không dưới t</w:t>
+      </w:r>
+      <w:r>
+        <w:rPr>
+          <w:rFonts w:eastAsiaTheme="minorEastAsia"/>
+          <w:lang w:val="en-US"/>
+        </w:rPr>
+        <w:t>an(</w:t>
+      </w:r>
+      <w:r>
+        <w:rPr>
+          <w:rFonts w:ascii="Arial" w:eastAsiaTheme="minorEastAsia" w:hAnsi="Arial" w:cs="Arial"/>
+          <w:lang w:val="en-US"/>
+        </w:rPr>
+        <w:t>θ</w:t>
+      </w:r>
+      <w:r>
+        <w:rPr>
+          <w:rFonts w:eastAsiaTheme="minorEastAsia"/>
+          <w:lang w:val="en-US"/>
+        </w:rPr>
+        <w:t xml:space="preserve">) / </w:t>
+      </w:r>
+      <w:r>
+        <w:rPr>
+          <w:rFonts w:eastAsiaTheme="minorEastAsia"/>
+          <w:lang w:val="en-US"/>
+        </w:rPr>
+        <w:t>2, thay khối trụ đặc = cầu đặc, thì không dưới 2</w:t>
+      </w:r>
+      <w:r>
+        <w:rPr>
+          <w:rFonts w:eastAsiaTheme="minorEastAsia"/>
+          <w:lang w:val="en-US"/>
+        </w:rPr>
+        <w:t>tan(</w:t>
+      </w:r>
+      <w:r>
+        <w:rPr>
+          <w:rFonts w:ascii="Arial" w:eastAsiaTheme="minorEastAsia" w:hAnsi="Arial" w:cs="Arial"/>
+          <w:lang w:val="en-US"/>
+        </w:rPr>
+        <w:t>θ</w:t>
+      </w:r>
+      <w:r>
+        <w:rPr>
+          <w:rFonts w:eastAsiaTheme="minorEastAsia"/>
+          <w:lang w:val="en-US"/>
+        </w:rPr>
+        <w:t xml:space="preserve">) / </w:t>
+      </w:r>
+      <w:r>
+        <w:rPr>
+          <w:rFonts w:eastAsiaTheme="minorEastAsia"/>
+          <w:lang w:val="en-US"/>
+        </w:rPr>
+        <w:t>7, cầu chỉ có vỏ thì không dưới</w:t>
+      </w:r>
+      <w:r>
+        <w:rPr>
+          <w:rFonts w:eastAsiaTheme="minorEastAsia"/>
+          <w:lang w:val="en-US"/>
+        </w:rPr>
+        <w:t xml:space="preserve"> 2tan(</w:t>
+      </w:r>
+      <w:r>
+        <w:rPr>
+          <w:rFonts w:ascii="Arial" w:eastAsiaTheme="minorEastAsia" w:hAnsi="Arial" w:cs="Arial"/>
+          <w:lang w:val="en-US"/>
+        </w:rPr>
+        <w:t>θ</w:t>
+      </w:r>
+      <w:r>
+        <w:rPr>
+          <w:rFonts w:eastAsiaTheme="minorEastAsia"/>
+          <w:lang w:val="en-US"/>
+        </w:rPr>
+        <w:t xml:space="preserve">) / </w:t>
+      </w:r>
+      <w:r>
+        <w:rPr>
+          <w:rFonts w:eastAsiaTheme="minorEastAsia"/>
+          <w:lang w:val="en-US"/>
+        </w:rPr>
+        <w:t>5</w:t>
+      </w:r>
+    </w:p>
+    <w:p>
+      <w:pPr>
+        <w:pStyle w:val="ListParagraph"/>
+        <w:numPr>
+          <w:ilvl w:val="0"/>
           <w:numId w:val="9"/>
         </w:numPr>
         <w:rPr>
@@ -5921,15 +6188,7 @@
           <w:rFonts w:eastAsiaTheme="minorEastAsia"/>
           <w:lang w:val="en-US"/>
         </w:rPr>
-        <w:t xml:space="preserve">, 1 sợi dây 1 đầu gắn vào trần 1 đầu gắn </w:t>
-      </w:r>
-      <w:r>
-        <w:rPr>
-          <w:rFonts w:eastAsiaTheme="minorEastAsia"/>
-          <w:lang w:val="en-US"/>
-        </w:rPr>
-        <w:lastRenderedPageBreak/>
-        <w:t>1 quả bóng, sợi dây này coi như không giãn và khối lượng = 0, và không thể đứt, hệ đặt trong 1 trọng trường đều, chiều hướng xuống dưới</w:t>
+        <w:t>, 1 sợi dây 1 đầu gắn vào trần 1 đầu gắn 1 quả bóng, sợi dây này coi như không giãn và khối lượng = 0, và không thể đứt, hệ đặt trong 1 trọng trường đều, chiều hướng xuống dưới</w:t>
       </w:r>
     </w:p>
     <w:p>
@@ -6983,6 +7242,7 @@
         <w:rPr>
           <w:lang w:val="en-US"/>
         </w:rPr>
+        <w:lastRenderedPageBreak/>
         <w:t>Hình hộp chữ nhật, trục quay vuông góc đáy</w:t>
       </w:r>
     </w:p>
@@ -7431,7 +7691,6 @@
           <w:rFonts w:eastAsiaTheme="minorEastAsia"/>
           <w:lang w:val="en-US"/>
         </w:rPr>
-        <w:lastRenderedPageBreak/>
         <w:t>r là bán kính hình cầu</w:t>
       </w:r>
     </w:p>
@@ -8268,6 +8527,7 @@
         <w:rPr>
           <w:lang w:val="en-US"/>
         </w:rPr>
+        <w:lastRenderedPageBreak/>
         <w:t>A đứng yên, B sẽ quay đều xung quanh A theo chiều ngược chiều kim đồng hồ với tốc độ</w:t>
       </w:r>
       <w:r>
@@ -8379,273 +8639,315 @@
         <w:rPr>
           <w:lang w:val="en-US"/>
         </w:rPr>
+        <w:t>Cũng như trên, nhưng đầu A khối lượng vô tận, còn lại khối lượng như nhau và tổng = m</w:t>
+      </w:r>
+    </w:p>
+    <w:p>
+      <w:pPr>
+        <w:pStyle w:val="ListParagraph"/>
+        <w:numPr>
+          <w:ilvl w:val="0"/>
+          <w:numId w:val="6"/>
+        </w:numPr>
+        <w:rPr>
+          <w:lang w:val="en-US"/>
+        </w:rPr>
+      </w:pPr>
+      <w:r>
+        <w:rPr>
+          <w:lang w:val="en-US"/>
+        </w:rPr>
+        <w:t xml:space="preserve">Vật sẽ quanh điều xung quanh A theo chiều ngược chiều kim đồng hồ với tốc độ góc = </w:t>
+      </w:r>
+      <w:r>
+        <w:rPr>
+          <w:lang w:val="en-US"/>
+        </w:rPr>
+        <w:t>3</w:t>
+      </w:r>
+      <w:r>
+        <w:rPr>
+          <w:lang w:val="en-US"/>
+        </w:rPr>
+        <w:t>K / m</w:t>
+      </w:r>
+      <w:r>
+        <w:rPr>
+          <w:lang w:val="en-US"/>
+        </w:rPr>
+        <w:t>d</w:t>
+      </w:r>
+      <w:r>
+        <w:rPr>
+          <w:lang w:val="en-US"/>
+        </w:rPr>
+        <w:t xml:space="preserve"> trong mặt phẳng vuông góc với AB x F</w:t>
+      </w:r>
+    </w:p>
+    <w:p>
+      <w:pPr>
+        <w:pStyle w:val="ListParagraph"/>
+        <w:numPr>
+          <w:ilvl w:val="0"/>
+          <w:numId w:val="6"/>
+        </w:numPr>
+        <w:rPr>
+          <w:lang w:val="en-US"/>
+        </w:rPr>
+      </w:pPr>
+      <w:r>
+        <w:rPr>
+          <w:lang w:val="en-US"/>
+        </w:rPr>
+        <w:t xml:space="preserve">1 vật rắn đang đứng yên và nằm ngang là 1 khối trụ đồng chất khối lượng m, </w:t>
+      </w:r>
+      <w:r>
+        <w:rPr>
+          <w:lang w:val="en-US"/>
+        </w:rPr>
+        <w:t>cho 1 mặt phẳng thẳng đứng chứa trục của khối trụ, gọi d là giao tuyến của mặt phẳng này với mặt xung quanh của trụ ở phía trên, tác dụng 1 lực F lên khối trụ hướng thẳng về phía trước, điểm đặt là bất kì điểm nào trên d, trong thời gian cực ngắn coi như = 0 để truyền cho vật động lượng K</w:t>
+      </w:r>
+    </w:p>
+    <w:p>
+      <w:pPr>
+        <w:pStyle w:val="ListParagraph"/>
+        <w:numPr>
+          <w:ilvl w:val="0"/>
+          <w:numId w:val="6"/>
+        </w:numPr>
+        <w:rPr>
+          <w:lang w:val="en-US"/>
+        </w:rPr>
+      </w:pPr>
+      <w:r>
+        <w:rPr>
+          <w:lang w:val="en-US"/>
+        </w:rPr>
+        <w:t>Trọng tâm của vật sẽ tịnh tiến theo hướng lực tác dụng với vận tốc K / m</w:t>
+      </w:r>
+    </w:p>
+    <w:p>
+      <w:pPr>
+        <w:pStyle w:val="ListParagraph"/>
+        <w:numPr>
+          <w:ilvl w:val="0"/>
+          <w:numId w:val="6"/>
+        </w:numPr>
+        <w:rPr>
+          <w:lang w:val="en-US"/>
+        </w:rPr>
+      </w:pPr>
+      <w:r>
+        <w:rPr>
+          <w:lang w:val="en-US"/>
+        </w:rPr>
+        <w:t>Vật đồng thời quay đều xung quanh trục của nó theo hướng lăn về phía trước, tốc độ của 1 điểm bất kì trên mặt xung quanh vật = 2 lần tốc độ trọng tâm</w:t>
+      </w:r>
+    </w:p>
+    <w:p>
+      <w:pPr>
+        <w:pStyle w:val="ListParagraph"/>
+        <w:numPr>
+          <w:ilvl w:val="0"/>
+          <w:numId w:val="6"/>
+        </w:numPr>
+        <w:rPr>
+          <w:lang w:val="en-US"/>
+        </w:rPr>
+      </w:pPr>
+      <w:r>
+        <w:rPr>
+          <w:lang w:val="en-US"/>
+        </w:rPr>
+        <w:t>Cũng trường hợp trên, nhưng trục đối xứng của khối trụ được giữ cố định và đặt nằm ngang, buộc 1 sợi dây xung quanh khối trụ, lấy tay cầm phần dây thừa, buộc nó vào 1 vật, vật này chịu tác dụng của trọng lực hướng xuống F, khối lượng trụ = M, vật = m</w:t>
+      </w:r>
+    </w:p>
+    <w:p>
+      <w:pPr>
+        <w:pStyle w:val="ListParagraph"/>
+        <w:numPr>
+          <w:ilvl w:val="0"/>
+          <w:numId w:val="6"/>
+        </w:numPr>
+        <w:rPr>
+          <w:lang w:val="en-US"/>
+        </w:rPr>
+      </w:pPr>
+      <w:r>
+        <w:rPr>
+          <w:lang w:val="en-US"/>
+        </w:rPr>
+        <w:t>Khi này lực căng dây = F / (2m / M + 1)</w:t>
+      </w:r>
+    </w:p>
+    <w:p>
+      <w:pPr>
+        <w:pStyle w:val="ListParagraph"/>
+        <w:numPr>
+          <w:ilvl w:val="0"/>
+          <w:numId w:val="24"/>
+        </w:numPr>
+        <w:rPr>
+          <w:lang w:val="en-US"/>
+        </w:rPr>
+      </w:pPr>
+      <w:r>
+        <w:rPr>
+          <w:lang w:val="en-US"/>
+        </w:rPr>
+        <w:t>Tính Độ Lớn Lực Trong 1 Số Trường Hợp?</w:t>
+      </w:r>
+    </w:p>
+    <w:p>
+      <w:pPr>
+        <w:pStyle w:val="ListParagraph"/>
+        <w:numPr>
+          <w:ilvl w:val="0"/>
+          <w:numId w:val="6"/>
+        </w:numPr>
+        <w:rPr>
+          <w:lang w:val="en-US"/>
+        </w:rPr>
+      </w:pPr>
+      <w:r>
+        <w:rPr>
+          <w:lang w:val="en-US"/>
+        </w:rPr>
+        <w:t>Cho 2 vật đang đứng yên trên 1 con đường không có ma sát, vật nhỏ khối lượng m đứng sát đằng sau vật lớn khối lượng M, bỗng dưng chúng chuyển động với cùng vận tốc và cùng 1 hướng không đổi, sau 1 hồi thì con đường bỗng dưng có lại ma sát, đồng thời bạn tác dụng 1 lực có độ lớn F vào vật lớn và ngược hướng chuyển động của nó, khi này vật nhỏ do quán tính sẽ có xu hướng áp vào vật lớn, độ lớn áp lực này = mF / (m + M)</w:t>
+      </w:r>
+    </w:p>
+    <w:p>
+      <w:pPr>
+        <w:pStyle w:val="ListParagraph"/>
+        <w:numPr>
+          <w:ilvl w:val="0"/>
+          <w:numId w:val="24"/>
+        </w:numPr>
+        <w:rPr>
+          <w:lang w:val="en-US"/>
+        </w:rPr>
+      </w:pPr>
+      <w:r>
+        <w:rPr>
+          <w:lang w:val="en-US"/>
+        </w:rPr>
+        <w:t xml:space="preserve">Tính </w:t>
+      </w:r>
+      <w:r>
+        <w:rPr>
+          <w:lang w:val="en-US"/>
+        </w:rPr>
+        <w:t>Thế Năng Của 1 Số Vật Trong Trọng Trường?</w:t>
+      </w:r>
+    </w:p>
+    <w:p>
+      <w:pPr>
+        <w:pStyle w:val="ListParagraph"/>
+        <w:numPr>
+          <w:ilvl w:val="0"/>
+          <w:numId w:val="6"/>
+        </w:numPr>
+        <w:rPr>
+          <w:lang w:val="en-US"/>
+        </w:rPr>
+      </w:pPr>
+      <w:r>
+        <w:rPr>
+          <w:lang w:val="en-US"/>
+        </w:rPr>
+        <w:t>Cho 1 vòng tròn khối lượng m bán kính r đang nằm trong mặt phẳng vuông góc mặt đất và đứng yên, điểm thấp nhất của vòng tròn tiếp xúc với đất, xung quanh có trọng trường đều hướng thẳng xuống đất với gia tốc trọng trường g, lấy đất làm mốc tính thế năng, khi này tổng thế năng của vòng tròn là mgr</w:t>
+      </w:r>
+    </w:p>
+    <w:p>
+      <w:pPr>
+        <w:rPr>
+          <w:lang w:val="en-US"/>
+        </w:rPr>
+      </w:pPr>
+    </w:p>
+    <w:p>
+      <w:pPr>
+        <w:rPr>
+          <w:lang w:val="en-US"/>
+        </w:rPr>
+      </w:pPr>
+      <w:r>
+        <w:rPr>
+          <w:lang w:val="en-US"/>
+        </w:rPr>
+        <w:t>Special Points – Các Loại Tâm Điểm:</w:t>
+      </w:r>
+    </w:p>
+    <w:p>
+      <w:pPr>
+        <w:pStyle w:val="ListParagraph"/>
+        <w:numPr>
+          <w:ilvl w:val="0"/>
+          <w:numId w:val="19"/>
+        </w:numPr>
+        <w:rPr>
+          <w:lang w:val="en-US"/>
+        </w:rPr>
+      </w:pPr>
+      <w:r>
+        <w:rPr>
+          <w:lang w:val="en-US"/>
+        </w:rPr>
+        <w:t>Trọng Tâm Của 1 Vật Là Gì?</w:t>
+      </w:r>
+    </w:p>
+    <w:p>
+      <w:pPr>
+        <w:pStyle w:val="ListParagraph"/>
+        <w:numPr>
+          <w:ilvl w:val="0"/>
+          <w:numId w:val="18"/>
+        </w:numPr>
+        <w:rPr>
+          <w:lang w:val="en-US"/>
+        </w:rPr>
+      </w:pPr>
+      <w:r>
+        <w:rPr>
+          <w:lang w:val="en-US"/>
+        </w:rPr>
+        <w:t>Là tọa độ trung bình của tất cả các điểm trong khối chất, nếu vật không đồng chất thì có thêm trọng số là khối lượng riêng tại mỗi điểm</w:t>
+      </w:r>
+    </w:p>
+    <w:p>
+      <w:pPr>
+        <w:pStyle w:val="ListParagraph"/>
+        <w:numPr>
+          <w:ilvl w:val="0"/>
+          <w:numId w:val="19"/>
+        </w:numPr>
+        <w:rPr>
+          <w:lang w:val="en-US"/>
+        </w:rPr>
+      </w:pPr>
+      <w:r>
+        <w:rPr>
+          <w:lang w:val="en-US"/>
+        </w:rPr>
+        <w:t>Tính Chất Trọng Tâm?</w:t>
+      </w:r>
+    </w:p>
+    <w:p>
+      <w:pPr>
+        <w:pStyle w:val="ListParagraph"/>
+        <w:numPr>
+          <w:ilvl w:val="0"/>
+          <w:numId w:val="18"/>
+        </w:numPr>
+        <w:rPr>
+          <w:lang w:val="en-US"/>
+        </w:rPr>
+      </w:pPr>
+      <w:r>
+        <w:rPr>
+          <w:lang w:val="en-US"/>
+        </w:rPr>
         <w:lastRenderedPageBreak/>
-        <w:t>Cũng như trên, nhưng đầu A khối lượng vô tận, còn lại khối lượng như nhau và tổng = m</w:t>
-      </w:r>
-    </w:p>
-    <w:p>
-      <w:pPr>
-        <w:pStyle w:val="ListParagraph"/>
-        <w:numPr>
-          <w:ilvl w:val="0"/>
-          <w:numId w:val="6"/>
-        </w:numPr>
-        <w:rPr>
-          <w:lang w:val="en-US"/>
-        </w:rPr>
-      </w:pPr>
-      <w:r>
-        <w:rPr>
-          <w:lang w:val="en-US"/>
-        </w:rPr>
-        <w:t xml:space="preserve">Vật sẽ quanh điều xung quanh A theo chiều ngược chiều kim đồng hồ với tốc độ góc = </w:t>
-      </w:r>
-      <w:r>
-        <w:rPr>
-          <w:lang w:val="en-US"/>
-        </w:rPr>
-        <w:t>3</w:t>
-      </w:r>
-      <w:r>
-        <w:rPr>
-          <w:lang w:val="en-US"/>
-        </w:rPr>
-        <w:t>K / m</w:t>
-      </w:r>
-      <w:r>
-        <w:rPr>
-          <w:lang w:val="en-US"/>
-        </w:rPr>
-        <w:t>d</w:t>
-      </w:r>
-      <w:r>
-        <w:rPr>
-          <w:lang w:val="en-US"/>
-        </w:rPr>
-        <w:t xml:space="preserve"> trong mặt phẳng vuông góc với AB x F</w:t>
-      </w:r>
-    </w:p>
-    <w:p>
-      <w:pPr>
-        <w:pStyle w:val="ListParagraph"/>
-        <w:numPr>
-          <w:ilvl w:val="0"/>
-          <w:numId w:val="6"/>
-        </w:numPr>
-        <w:rPr>
-          <w:lang w:val="en-US"/>
-        </w:rPr>
-      </w:pPr>
-      <w:r>
-        <w:rPr>
-          <w:lang w:val="en-US"/>
-        </w:rPr>
-        <w:t xml:space="preserve">1 vật rắn đang đứng yên và nằm ngang là 1 khối trụ đồng chất khối lượng m, </w:t>
-      </w:r>
-      <w:r>
-        <w:rPr>
-          <w:lang w:val="en-US"/>
-        </w:rPr>
-        <w:t>cho 1 mặt phẳng thẳng đứng chứa trục của khối trụ, gọi d là giao tuyến của mặt phẳng này với mặt xung quanh của trụ ở phía trên, tác dụng 1 lực F lên khối trụ hướng thẳng về phía trước, điểm đặt là bất kì điểm nào trên d, trong thời gian cực ngắn coi như = 0 để truyền cho vật động lượng K</w:t>
-      </w:r>
-    </w:p>
-    <w:p>
-      <w:pPr>
-        <w:pStyle w:val="ListParagraph"/>
-        <w:numPr>
-          <w:ilvl w:val="0"/>
-          <w:numId w:val="6"/>
-        </w:numPr>
-        <w:rPr>
-          <w:lang w:val="en-US"/>
-        </w:rPr>
-      </w:pPr>
-      <w:r>
-        <w:rPr>
-          <w:lang w:val="en-US"/>
-        </w:rPr>
-        <w:t>Trọng tâm của vật sẽ tịnh tiến theo hướng lực tác dụng với vận tốc K / m</w:t>
-      </w:r>
-    </w:p>
-    <w:p>
-      <w:pPr>
-        <w:pStyle w:val="ListParagraph"/>
-        <w:numPr>
-          <w:ilvl w:val="0"/>
-          <w:numId w:val="6"/>
-        </w:numPr>
-        <w:rPr>
-          <w:lang w:val="en-US"/>
-        </w:rPr>
-      </w:pPr>
-      <w:r>
-        <w:rPr>
-          <w:lang w:val="en-US"/>
-        </w:rPr>
-        <w:t>Vật đồng thời quay đều xung quanh trục của nó theo hướng lăn về phía trước, tốc độ của 1 điểm bất kì trên mặt xung quanh vật = 2 lần tốc độ trọng tâm</w:t>
-      </w:r>
-    </w:p>
-    <w:p>
-      <w:pPr>
-        <w:pStyle w:val="ListParagraph"/>
-        <w:numPr>
-          <w:ilvl w:val="0"/>
-          <w:numId w:val="6"/>
-        </w:numPr>
-        <w:rPr>
-          <w:lang w:val="en-US"/>
-        </w:rPr>
-      </w:pPr>
-      <w:r>
-        <w:rPr>
-          <w:lang w:val="en-US"/>
-        </w:rPr>
-        <w:t>Cũng trường hợp trên, nhưng trục đối xứng của khối trụ được giữ cố định và đặt nằm ngang, buộc 1 sợi dây xung quanh khối trụ, lấy tay cầm phần dây thừa, buộc nó vào 1 vật, vật này chịu tác dụng của trọng lực hướng xuống F, khối lượng trụ = M, vật = m</w:t>
-      </w:r>
-    </w:p>
-    <w:p>
-      <w:pPr>
-        <w:pStyle w:val="ListParagraph"/>
-        <w:numPr>
-          <w:ilvl w:val="0"/>
-          <w:numId w:val="6"/>
-        </w:numPr>
-        <w:rPr>
-          <w:lang w:val="en-US"/>
-        </w:rPr>
-      </w:pPr>
-      <w:r>
-        <w:rPr>
-          <w:lang w:val="en-US"/>
-        </w:rPr>
-        <w:t>Khi này lực căng dây = F / (2m / M + 1)</w:t>
-      </w:r>
-    </w:p>
-    <w:p>
-      <w:pPr>
-        <w:pStyle w:val="ListParagraph"/>
-        <w:numPr>
-          <w:ilvl w:val="0"/>
-          <w:numId w:val="24"/>
-        </w:numPr>
-        <w:rPr>
-          <w:lang w:val="en-US"/>
-        </w:rPr>
-      </w:pPr>
-      <w:r>
-        <w:rPr>
-          <w:lang w:val="en-US"/>
-        </w:rPr>
-        <w:t>Tính Độ Lớn Lực Trong 1 Số Trường Hợp?</w:t>
-      </w:r>
-    </w:p>
-    <w:p>
-      <w:pPr>
-        <w:pStyle w:val="ListParagraph"/>
-        <w:numPr>
-          <w:ilvl w:val="0"/>
-          <w:numId w:val="6"/>
-        </w:numPr>
-        <w:rPr>
-          <w:lang w:val="en-US"/>
-        </w:rPr>
-      </w:pPr>
-      <w:r>
-        <w:rPr>
-          <w:lang w:val="en-US"/>
-        </w:rPr>
-        <w:t>Cho 2 vật đang đứng yên trên 1 con đường không có ma sát, vật nhỏ khối lượng m đứng sát đằng sau vật lớn khối lượng M, bỗng dưng chúng chuyển động với cùng vận tốc và cùng 1 hướng không đổi, sau 1 hồi thì con đường bỗng dưng có lại ma sát, đồng thời bạn tác dụng 1 lực có độ lớn F vào vật lớn và ngược hướng chuyển động của nó, khi này vật nhỏ do quán tính sẽ có xu hướng áp vào vật lớn, độ lớn áp lực này = mF / (m + M)</w:t>
-      </w:r>
-    </w:p>
-    <w:p>
-      <w:pPr>
-        <w:rPr>
-          <w:lang w:val="en-US"/>
-        </w:rPr>
-      </w:pPr>
-    </w:p>
-    <w:p>
-      <w:pPr>
-        <w:rPr>
-          <w:lang w:val="en-US"/>
-        </w:rPr>
-      </w:pPr>
-      <w:r>
-        <w:rPr>
-          <w:lang w:val="en-US"/>
-        </w:rPr>
-        <w:t>Special Points – Các Loại Tâm Điểm:</w:t>
-      </w:r>
-    </w:p>
-    <w:p>
-      <w:pPr>
-        <w:pStyle w:val="ListParagraph"/>
-        <w:numPr>
-          <w:ilvl w:val="0"/>
-          <w:numId w:val="19"/>
-        </w:numPr>
-        <w:rPr>
-          <w:lang w:val="en-US"/>
-        </w:rPr>
-      </w:pPr>
-      <w:r>
-        <w:rPr>
-          <w:lang w:val="en-US"/>
-        </w:rPr>
-        <w:t>Trọng Tâm Của 1 Vật Là Gì?</w:t>
-      </w:r>
-    </w:p>
-    <w:p>
-      <w:pPr>
-        <w:pStyle w:val="ListParagraph"/>
-        <w:numPr>
-          <w:ilvl w:val="0"/>
-          <w:numId w:val="18"/>
-        </w:numPr>
-        <w:rPr>
-          <w:lang w:val="en-US"/>
-        </w:rPr>
-      </w:pPr>
-      <w:r>
-        <w:rPr>
-          <w:lang w:val="en-US"/>
-        </w:rPr>
-        <w:t>Là tọa độ trung bình của tất cả các điểm trong khối chất, nếu vật không đồng chất thì có thêm trọng số là khối lượng riêng tại mỗi điểm</w:t>
-      </w:r>
-    </w:p>
-    <w:p>
-      <w:pPr>
-        <w:pStyle w:val="ListParagraph"/>
-        <w:numPr>
-          <w:ilvl w:val="0"/>
-          <w:numId w:val="19"/>
-        </w:numPr>
-        <w:rPr>
-          <w:lang w:val="en-US"/>
-        </w:rPr>
-      </w:pPr>
-      <w:r>
-        <w:rPr>
-          <w:lang w:val="en-US"/>
-        </w:rPr>
-        <w:t>Tính Chất Trọng Tâm?</w:t>
-      </w:r>
-    </w:p>
-    <w:p>
-      <w:pPr>
-        <w:pStyle w:val="ListParagraph"/>
-        <w:numPr>
-          <w:ilvl w:val="0"/>
-          <w:numId w:val="18"/>
-        </w:numPr>
-        <w:rPr>
-          <w:lang w:val="en-US"/>
-        </w:rPr>
-      </w:pPr>
-      <w:r>
-        <w:rPr>
-          <w:lang w:val="en-US"/>
-        </w:rPr>
         <w:t>N</w:t>
       </w:r>
       <w:r>
@@ -10677,6 +10979,7 @@
         <w:rPr>
           <w:lang w:val="en-US"/>
         </w:rPr>
+        <w:lastRenderedPageBreak/>
         <w:t>Xét 1 khối đa diện, khi đó tọa độ trọng tâm nghĩa là trung bình tọa độ tất cả các điểm trong khối chỉ = trung bình tọa độ đỉnh trong 1 số ít trường hợp như hình tam giác, chữ nhật, lập phương, …, còn đa số hình khác thì không</w:t>
       </w:r>
     </w:p>
@@ -11075,6 +11378,7 @@
         <w:rPr>
           <w:lang w:val="en-US"/>
         </w:rPr>
+        <w:lastRenderedPageBreak/>
         <w:t>Khi tác dụng 1 lực lên 1 chất điểm nào đó theo phương dây tại điểm đó thì lực sẽ được phân tán cho toàn bộ chất điểm trên dây, tưởng tượng như dòng điện, khối lượng chất điểm tỉ lệ thuận với phần trăm lực nó nhận được</w:t>
       </w:r>
     </w:p>
@@ -11247,7 +11551,6 @@
           <w:noProof/>
           <w:lang w:val="en-US"/>
         </w:rPr>
-        <w:lastRenderedPageBreak/>
         <w:drawing>
           <wp:inline distT="0" distB="0" distL="0" distR="0" wp14:anchorId="69AF2BDC" wp14:editId="531BC178">
             <wp:extent cx="2862577" cy="2201983"/>
@@ -12039,7 +12342,14 @@
         <w:rPr>
           <w:lang w:val="en-US"/>
         </w:rPr>
-        <w:t>Cho 2 vật bằng phẳng M và N trong môi trường không trọng lực, N đặt trên M sao cả 2 tiếp xúc, tác dụng lực để N trượt trên M, khi đó 2 vật M, N do bằng phẳng nên chúng không tác dụng lực gì nên nhau cả, và dẫn đến N không bao giờ dừng lại, nhưng khi bề mặt M gồ ghề, N cũng gồ ghề, thì khi N trượt trên M, nhưng cái nhô ra từ bề mặt va đập vào nhau, khi này N tác dụng vào M một lực cùng chiều chuyển động của N</w:t>
+        <w:t xml:space="preserve">Cho 2 vật bằng phẳng M và N trong môi trường không trọng lực, N đặt trên M sao cả 2 tiếp xúc, tác dụng lực để N trượt trên M, khi đó 2 vật M, N do bằng phẳng nên chúng không tác dụng lực gì nên nhau cả, và dẫn đến N không bao giờ dừng lại, nhưng khi bề mặt M gồ ghề, N cũng gồ ghề, thì khi N trượt trên M, nhưng cái nhô ra từ bề mặt va đập vào nhau, khi này N tác dụng vào M một lực </w:t>
+      </w:r>
+      <w:r>
+        <w:rPr>
+          <w:lang w:val="en-US"/>
+        </w:rPr>
+        <w:lastRenderedPageBreak/>
+        <w:t>cùng chiều chuyển động của N</w:t>
       </w:r>
       <w:r>
         <w:rPr>
@@ -12210,390 +12520,390 @@
         <w:rPr>
           <w:lang w:val="en-US"/>
         </w:rPr>
+        <w:t xml:space="preserve">Lực </w:t>
+      </w:r>
+      <w:r>
+        <w:rPr>
+          <w:lang w:val="en-US"/>
+        </w:rPr>
+        <w:t>Ma Sát Nghỉ?</w:t>
+      </w:r>
+    </w:p>
+    <w:p>
+      <w:pPr>
+        <w:pStyle w:val="ListParagraph"/>
+        <w:numPr>
+          <w:ilvl w:val="0"/>
+          <w:numId w:val="2"/>
+        </w:numPr>
+        <w:rPr>
+          <w:lang w:val="en-US"/>
+        </w:rPr>
+      </w:pPr>
+      <w:r>
+        <w:rPr>
+          <w:lang w:val="en-US"/>
+        </w:rPr>
+        <w:t>Giả sử 1 hệ cô lập gồm 2 vật bị ép vào nhau = nội lực có độ lớn F, khi này tác dụng 1 lực kéo song song với bề mặt tiếp xúc của 2 vật lên vật 1</w:t>
+      </w:r>
+    </w:p>
+    <w:p>
+      <w:pPr>
+        <w:pStyle w:val="ListParagraph"/>
+        <w:numPr>
+          <w:ilvl w:val="0"/>
+          <w:numId w:val="2"/>
+        </w:numPr>
+        <w:rPr>
+          <w:lang w:val="en-US"/>
+        </w:rPr>
+      </w:pPr>
+      <w:r>
+        <w:rPr>
+          <w:lang w:val="en-US"/>
+        </w:rPr>
+        <w:t>Sẽ có 2 trường hợp xảy ra</w:t>
+      </w:r>
+    </w:p>
+    <w:p>
+      <w:pPr>
+        <w:pStyle w:val="ListParagraph"/>
+        <w:numPr>
+          <w:ilvl w:val="0"/>
+          <w:numId w:val="2"/>
+        </w:numPr>
+        <w:rPr>
+          <w:lang w:val="en-US"/>
+        </w:rPr>
+      </w:pPr>
+      <w:r>
+        <w:rPr>
+          <w:lang w:val="en-US"/>
+        </w:rPr>
+        <w:t>1 là cả 2 vật vẫn dính vào nhau và di chuyển với cùng gia tốc theo hướng của F</w:t>
+      </w:r>
+      <w:r>
+        <w:rPr>
+          <w:lang w:val="en-US"/>
+        </w:rPr>
+        <w:t>, trường hợp này vật 2 di chuyển là do ma sát nghỉ</w:t>
+      </w:r>
+    </w:p>
+    <w:p>
+      <w:pPr>
+        <w:pStyle w:val="ListParagraph"/>
+        <w:numPr>
+          <w:ilvl w:val="0"/>
+          <w:numId w:val="2"/>
+        </w:numPr>
+        <w:rPr>
+          <w:lang w:val="en-US"/>
+        </w:rPr>
+      </w:pPr>
+      <w:r>
+        <w:rPr>
+          <w:lang w:val="en-US"/>
+        </w:rPr>
+        <w:t xml:space="preserve">2 là cả 2 vật đều </w:t>
+      </w:r>
+      <w:r>
+        <w:rPr>
+          <w:lang w:val="en-US"/>
+        </w:rPr>
+        <w:t>di chuyển theo hướng của F nhưng gia tốc vật 1 &gt; vật 2, tính theo chiều F, trường hợp này vật 2 di chuyển do ma sát trượt</w:t>
+      </w:r>
+    </w:p>
+    <w:p>
+      <w:pPr>
+        <w:pStyle w:val="ListParagraph"/>
+        <w:numPr>
+          <w:ilvl w:val="0"/>
+          <w:numId w:val="2"/>
+        </w:numPr>
+        <w:rPr>
+          <w:lang w:val="en-US"/>
+        </w:rPr>
+      </w:pPr>
+      <w:r>
+        <w:rPr>
+          <w:lang w:val="en-US"/>
+        </w:rPr>
+        <w:t>Trường hợp 1 xảy ra khi nếu ta giả xử vật 1 trượt trên vật 2, thì gia tốc vật 1 &lt; vật 2, tính theo chiều F, phi lý</w:t>
+      </w:r>
+    </w:p>
+    <w:p>
+      <w:pPr>
+        <w:rPr>
+          <w:lang w:val="en-US"/>
+        </w:rPr>
+      </w:pPr>
+    </w:p>
+    <w:p>
+      <w:pPr>
+        <w:rPr>
+          <w:lang w:val="en-US"/>
+        </w:rPr>
+      </w:pPr>
+      <w:r>
+        <w:rPr>
+          <w:lang w:val="en-US"/>
+        </w:rPr>
+        <w:t>Reference Frame – Hệ Quy Chiếu:</w:t>
+      </w:r>
+    </w:p>
+    <w:p>
+      <w:pPr>
+        <w:pStyle w:val="ListParagraph"/>
+        <w:numPr>
+          <w:ilvl w:val="0"/>
+          <w:numId w:val="21"/>
+        </w:numPr>
+        <w:rPr>
+          <w:lang w:val="en-US"/>
+        </w:rPr>
+      </w:pPr>
+      <w:r>
+        <w:rPr>
+          <w:lang w:val="en-US"/>
+        </w:rPr>
+        <w:t>Hệ Quy Chiếu?</w:t>
+      </w:r>
+    </w:p>
+    <w:p>
+      <w:pPr>
+        <w:pStyle w:val="ListParagraph"/>
+        <w:numPr>
+          <w:ilvl w:val="0"/>
+          <w:numId w:val="2"/>
+        </w:numPr>
+        <w:rPr>
+          <w:lang w:val="en-US"/>
+        </w:rPr>
+      </w:pPr>
+      <w:r>
+        <w:rPr>
+          <w:lang w:val="en-US"/>
+        </w:rPr>
+        <w:t>1 vật làm mốc + 1 đồng hồ</w:t>
+      </w:r>
+    </w:p>
+    <w:p>
+      <w:pPr>
+        <w:pStyle w:val="ListParagraph"/>
+        <w:numPr>
+          <w:ilvl w:val="0"/>
+          <w:numId w:val="21"/>
+        </w:numPr>
+        <w:rPr>
+          <w:lang w:val="en-US"/>
+        </w:rPr>
+      </w:pPr>
+      <w:r>
+        <w:rPr>
+          <w:lang w:val="en-US"/>
+        </w:rPr>
+        <w:t>Hệ Quy Chiếu Quán Tính (Inertial Frame</w:t>
+      </w:r>
+      <w:r>
+        <w:rPr>
+          <w:lang w:val="en-US"/>
+        </w:rPr>
+        <w:t xml:space="preserve"> Of Reference</w:t>
+      </w:r>
+      <w:r>
+        <w:rPr>
+          <w:lang w:val="en-US"/>
+        </w:rPr>
+        <w:t>)?</w:t>
+      </w:r>
+    </w:p>
+    <w:p>
+      <w:pPr>
+        <w:pStyle w:val="ListParagraph"/>
+        <w:numPr>
+          <w:ilvl w:val="0"/>
+          <w:numId w:val="2"/>
+        </w:numPr>
+        <w:rPr>
+          <w:lang w:val="en-US"/>
+        </w:rPr>
+      </w:pPr>
+      <w:r>
+        <w:rPr>
+          <w:lang w:val="en-US"/>
+        </w:rPr>
+        <w:t>Là vật thể hay mốc đang chuyển động thẳng đều, nói cách khác không có lực nào tác dụng lên nó</w:t>
+      </w:r>
+    </w:p>
+    <w:p>
+      <w:pPr>
+        <w:pStyle w:val="ListParagraph"/>
+        <w:numPr>
+          <w:ilvl w:val="0"/>
+          <w:numId w:val="2"/>
+        </w:numPr>
+        <w:rPr>
+          <w:lang w:val="en-US"/>
+        </w:rPr>
+      </w:pPr>
+      <w:r>
+        <w:rPr>
+          <w:lang w:val="en-US"/>
+        </w:rPr>
+        <w:t>Khi này, từ điểm nhìn của vật này, nếu vật khác có gia tốc, thì chắc chắn có lực thật tác dụng lên chúng</w:t>
+      </w:r>
+    </w:p>
+    <w:p>
+      <w:pPr>
+        <w:pStyle w:val="ListParagraph"/>
+        <w:numPr>
+          <w:ilvl w:val="0"/>
+          <w:numId w:val="2"/>
+        </w:numPr>
+        <w:rPr>
+          <w:lang w:val="en-US"/>
+        </w:rPr>
+      </w:pPr>
+      <w:r>
+        <w:rPr>
+          <w:lang w:val="en-US"/>
+        </w:rPr>
+        <w:t xml:space="preserve">Định nghĩa đúng nhất là từ điểm nhìn của hệ qui chiếu quán tính, phương trình </w:t>
+      </w:r>
+    </w:p>
+    <w:p>
+      <w:pPr>
+        <w:pStyle w:val="ListParagraph"/>
+        <w:ind w:left="1080"/>
+        <w:rPr>
+          <w:lang w:val="en-US"/>
+        </w:rPr>
+      </w:pPr>
+      <w:r>
+        <w:rPr>
+          <w:lang w:val="en-US"/>
+        </w:rPr>
+        <w:t>F = ma đúng</w:t>
+      </w:r>
+    </w:p>
+    <w:p>
+      <w:pPr>
+        <w:pStyle w:val="ListParagraph"/>
+        <w:numPr>
+          <w:ilvl w:val="0"/>
+          <w:numId w:val="2"/>
+        </w:numPr>
+        <w:rPr>
+          <w:lang w:val="en-US"/>
+        </w:rPr>
+      </w:pPr>
+      <w:r>
+        <w:rPr>
+          <w:lang w:val="en-US"/>
+        </w:rPr>
+        <w:t>Ví dụ</w:t>
+      </w:r>
+    </w:p>
+    <w:p>
+      <w:pPr>
+        <w:pStyle w:val="ListParagraph"/>
+        <w:numPr>
+          <w:ilvl w:val="0"/>
+          <w:numId w:val="2"/>
+        </w:numPr>
+        <w:rPr>
+          <w:lang w:val="en-US"/>
+        </w:rPr>
+      </w:pPr>
+      <w:r>
+        <w:rPr>
+          <w:lang w:val="en-US"/>
+        </w:rPr>
+        <w:t>Điểm nhìn từ 1 chiếc xe chuyển động thẳng đều</w:t>
+      </w:r>
+    </w:p>
+    <w:p>
+      <w:pPr>
+        <w:pStyle w:val="ListParagraph"/>
+        <w:numPr>
+          <w:ilvl w:val="0"/>
+          <w:numId w:val="21"/>
+        </w:numPr>
+        <w:rPr>
+          <w:lang w:val="en-US"/>
+        </w:rPr>
+      </w:pPr>
+      <w:r>
+        <w:rPr>
+          <w:lang w:val="en-US"/>
+        </w:rPr>
+        <w:t>Hệ Quy Chiếu Phi Quán Tính (Non Inertial Frame</w:t>
+      </w:r>
+      <w:r>
+        <w:rPr>
+          <w:lang w:val="en-US"/>
+        </w:rPr>
+        <w:t xml:space="preserve"> Of Reference</w:t>
+      </w:r>
+      <w:r>
+        <w:rPr>
+          <w:lang w:val="en-US"/>
+        </w:rPr>
+        <w:t>)?</w:t>
+      </w:r>
+    </w:p>
+    <w:p>
+      <w:pPr>
+        <w:pStyle w:val="ListParagraph"/>
+        <w:numPr>
+          <w:ilvl w:val="0"/>
+          <w:numId w:val="2"/>
+        </w:numPr>
+        <w:rPr>
+          <w:lang w:val="en-US"/>
+        </w:rPr>
+      </w:pPr>
+      <w:r>
+        <w:rPr>
+          <w:lang w:val="en-US"/>
+        </w:rPr>
+        <w:t>Là vật thể hay mốc đang chuyển động không thẳng đều, nói cách khác có lực tác dụng lên nó</w:t>
+      </w:r>
+    </w:p>
+    <w:p>
+      <w:pPr>
+        <w:pStyle w:val="ListParagraph"/>
+        <w:numPr>
+          <w:ilvl w:val="0"/>
+          <w:numId w:val="2"/>
+        </w:numPr>
+        <w:rPr>
+          <w:lang w:val="en-US"/>
+        </w:rPr>
+      </w:pPr>
+      <w:r>
+        <w:rPr>
+          <w:lang w:val="en-US"/>
+        </w:rPr>
+        <w:t>Khi này, từ điểm nhìn của vật này, nếu vật khác có gia tốc hoặc không, thì chưa chắc có lực thật tác dụng lên chúng, coi đó là lực ảo</w:t>
+      </w:r>
+    </w:p>
+    <w:p>
+      <w:pPr>
+        <w:pStyle w:val="ListParagraph"/>
+        <w:numPr>
+          <w:ilvl w:val="0"/>
+          <w:numId w:val="2"/>
+        </w:numPr>
+        <w:rPr>
+          <w:lang w:val="en-US"/>
+        </w:rPr>
+      </w:pPr>
+      <w:r>
+        <w:rPr>
+          <w:lang w:val="en-US"/>
+        </w:rPr>
         <w:lastRenderedPageBreak/>
-        <w:t xml:space="preserve">Lực </w:t>
-      </w:r>
-      <w:r>
-        <w:rPr>
-          <w:lang w:val="en-US"/>
-        </w:rPr>
-        <w:t>Ma Sát Nghỉ?</w:t>
-      </w:r>
-    </w:p>
-    <w:p>
-      <w:pPr>
-        <w:pStyle w:val="ListParagraph"/>
-        <w:numPr>
-          <w:ilvl w:val="0"/>
-          <w:numId w:val="2"/>
-        </w:numPr>
-        <w:rPr>
-          <w:lang w:val="en-US"/>
-        </w:rPr>
-      </w:pPr>
-      <w:r>
-        <w:rPr>
-          <w:lang w:val="en-US"/>
-        </w:rPr>
-        <w:t>Giả sử 1 hệ cô lập gồm 2 vật bị ép vào nhau = nội lực có độ lớn F, khi này tác dụng 1 lực kéo song song với bề mặt tiếp xúc của 2 vật lên vật 1</w:t>
-      </w:r>
-    </w:p>
-    <w:p>
-      <w:pPr>
-        <w:pStyle w:val="ListParagraph"/>
-        <w:numPr>
-          <w:ilvl w:val="0"/>
-          <w:numId w:val="2"/>
-        </w:numPr>
-        <w:rPr>
-          <w:lang w:val="en-US"/>
-        </w:rPr>
-      </w:pPr>
-      <w:r>
-        <w:rPr>
-          <w:lang w:val="en-US"/>
-        </w:rPr>
-        <w:t>Sẽ có 2 trường hợp xảy ra</w:t>
-      </w:r>
-    </w:p>
-    <w:p>
-      <w:pPr>
-        <w:pStyle w:val="ListParagraph"/>
-        <w:numPr>
-          <w:ilvl w:val="0"/>
-          <w:numId w:val="2"/>
-        </w:numPr>
-        <w:rPr>
-          <w:lang w:val="en-US"/>
-        </w:rPr>
-      </w:pPr>
-      <w:r>
-        <w:rPr>
-          <w:lang w:val="en-US"/>
-        </w:rPr>
-        <w:t>1 là cả 2 vật vẫn dính vào nhau và di chuyển với cùng gia tốc theo hướng của F</w:t>
-      </w:r>
-      <w:r>
-        <w:rPr>
-          <w:lang w:val="en-US"/>
-        </w:rPr>
-        <w:t>, trường hợp này vật 2 di chuyển là do ma sát nghỉ</w:t>
-      </w:r>
-    </w:p>
-    <w:p>
-      <w:pPr>
-        <w:pStyle w:val="ListParagraph"/>
-        <w:numPr>
-          <w:ilvl w:val="0"/>
-          <w:numId w:val="2"/>
-        </w:numPr>
-        <w:rPr>
-          <w:lang w:val="en-US"/>
-        </w:rPr>
-      </w:pPr>
-      <w:r>
-        <w:rPr>
-          <w:lang w:val="en-US"/>
-        </w:rPr>
-        <w:t xml:space="preserve">2 là cả 2 vật đều </w:t>
-      </w:r>
-      <w:r>
-        <w:rPr>
-          <w:lang w:val="en-US"/>
-        </w:rPr>
-        <w:t>di chuyển theo hướng của F nhưng gia tốc vật 1 &gt; vật 2, tính theo chiều F, trường hợp này vật 2 di chuyển do ma sát trượt</w:t>
-      </w:r>
-    </w:p>
-    <w:p>
-      <w:pPr>
-        <w:pStyle w:val="ListParagraph"/>
-        <w:numPr>
-          <w:ilvl w:val="0"/>
-          <w:numId w:val="2"/>
-        </w:numPr>
-        <w:rPr>
-          <w:lang w:val="en-US"/>
-        </w:rPr>
-      </w:pPr>
-      <w:r>
-        <w:rPr>
-          <w:lang w:val="en-US"/>
-        </w:rPr>
-        <w:t>Trường hợp 1 xảy ra khi nếu ta giả xử vật 1 trượt trên vật 2, thì gia tốc vật 1 &lt; vật 2, tính theo chiều F, phi lý</w:t>
-      </w:r>
-    </w:p>
-    <w:p>
-      <w:pPr>
-        <w:rPr>
-          <w:lang w:val="en-US"/>
-        </w:rPr>
-      </w:pPr>
-    </w:p>
-    <w:p>
-      <w:pPr>
-        <w:rPr>
-          <w:lang w:val="en-US"/>
-        </w:rPr>
-      </w:pPr>
-      <w:r>
-        <w:rPr>
-          <w:lang w:val="en-US"/>
-        </w:rPr>
-        <w:t>Reference Frame – Hệ Quy Chiếu:</w:t>
-      </w:r>
-    </w:p>
-    <w:p>
-      <w:pPr>
-        <w:pStyle w:val="ListParagraph"/>
-        <w:numPr>
-          <w:ilvl w:val="0"/>
-          <w:numId w:val="21"/>
-        </w:numPr>
-        <w:rPr>
-          <w:lang w:val="en-US"/>
-        </w:rPr>
-      </w:pPr>
-      <w:r>
-        <w:rPr>
-          <w:lang w:val="en-US"/>
-        </w:rPr>
-        <w:t>Hệ Quy Chiếu?</w:t>
-      </w:r>
-    </w:p>
-    <w:p>
-      <w:pPr>
-        <w:pStyle w:val="ListParagraph"/>
-        <w:numPr>
-          <w:ilvl w:val="0"/>
-          <w:numId w:val="2"/>
-        </w:numPr>
-        <w:rPr>
-          <w:lang w:val="en-US"/>
-        </w:rPr>
-      </w:pPr>
-      <w:r>
-        <w:rPr>
-          <w:lang w:val="en-US"/>
-        </w:rPr>
-        <w:t>1 vật làm mốc + 1 đồng hồ</w:t>
-      </w:r>
-    </w:p>
-    <w:p>
-      <w:pPr>
-        <w:pStyle w:val="ListParagraph"/>
-        <w:numPr>
-          <w:ilvl w:val="0"/>
-          <w:numId w:val="21"/>
-        </w:numPr>
-        <w:rPr>
-          <w:lang w:val="en-US"/>
-        </w:rPr>
-      </w:pPr>
-      <w:r>
-        <w:rPr>
-          <w:lang w:val="en-US"/>
-        </w:rPr>
-        <w:t>Hệ Quy Chiếu Quán Tính (Inertial Frame</w:t>
-      </w:r>
-      <w:r>
-        <w:rPr>
-          <w:lang w:val="en-US"/>
-        </w:rPr>
-        <w:t xml:space="preserve"> Of Reference</w:t>
-      </w:r>
-      <w:r>
-        <w:rPr>
-          <w:lang w:val="en-US"/>
-        </w:rPr>
-        <w:t>)?</w:t>
-      </w:r>
-    </w:p>
-    <w:p>
-      <w:pPr>
-        <w:pStyle w:val="ListParagraph"/>
-        <w:numPr>
-          <w:ilvl w:val="0"/>
-          <w:numId w:val="2"/>
-        </w:numPr>
-        <w:rPr>
-          <w:lang w:val="en-US"/>
-        </w:rPr>
-      </w:pPr>
-      <w:r>
-        <w:rPr>
-          <w:lang w:val="en-US"/>
-        </w:rPr>
-        <w:t>Là vật thể hay mốc đang chuyển động thẳng đều, nói cách khác không có lực nào tác dụng lên nó</w:t>
-      </w:r>
-    </w:p>
-    <w:p>
-      <w:pPr>
-        <w:pStyle w:val="ListParagraph"/>
-        <w:numPr>
-          <w:ilvl w:val="0"/>
-          <w:numId w:val="2"/>
-        </w:numPr>
-        <w:rPr>
-          <w:lang w:val="en-US"/>
-        </w:rPr>
-      </w:pPr>
-      <w:r>
-        <w:rPr>
-          <w:lang w:val="en-US"/>
-        </w:rPr>
-        <w:t>Khi này, từ điểm nhìn của vật này, nếu vật khác có gia tốc, thì chắc chắn có lực thật tác dụng lên chúng</w:t>
-      </w:r>
-    </w:p>
-    <w:p>
-      <w:pPr>
-        <w:pStyle w:val="ListParagraph"/>
-        <w:numPr>
-          <w:ilvl w:val="0"/>
-          <w:numId w:val="2"/>
-        </w:numPr>
-        <w:rPr>
-          <w:lang w:val="en-US"/>
-        </w:rPr>
-      </w:pPr>
-      <w:r>
-        <w:rPr>
-          <w:lang w:val="en-US"/>
-        </w:rPr>
-        <w:t xml:space="preserve">Định nghĩa đúng nhất là từ điểm nhìn của hệ qui chiếu quán tính, phương trình </w:t>
-      </w:r>
-    </w:p>
-    <w:p>
-      <w:pPr>
-        <w:pStyle w:val="ListParagraph"/>
-        <w:ind w:left="1080"/>
-        <w:rPr>
-          <w:lang w:val="en-US"/>
-        </w:rPr>
-      </w:pPr>
-      <w:r>
-        <w:rPr>
-          <w:lang w:val="en-US"/>
-        </w:rPr>
-        <w:t>F = ma đúng</w:t>
-      </w:r>
-    </w:p>
-    <w:p>
-      <w:pPr>
-        <w:pStyle w:val="ListParagraph"/>
-        <w:numPr>
-          <w:ilvl w:val="0"/>
-          <w:numId w:val="2"/>
-        </w:numPr>
-        <w:rPr>
-          <w:lang w:val="en-US"/>
-        </w:rPr>
-      </w:pPr>
-      <w:r>
-        <w:rPr>
-          <w:lang w:val="en-US"/>
-        </w:rPr>
-        <w:t>Ví dụ</w:t>
-      </w:r>
-    </w:p>
-    <w:p>
-      <w:pPr>
-        <w:pStyle w:val="ListParagraph"/>
-        <w:numPr>
-          <w:ilvl w:val="0"/>
-          <w:numId w:val="2"/>
-        </w:numPr>
-        <w:rPr>
-          <w:lang w:val="en-US"/>
-        </w:rPr>
-      </w:pPr>
-      <w:r>
-        <w:rPr>
-          <w:lang w:val="en-US"/>
-        </w:rPr>
-        <w:t>Điểm nhìn từ 1 chiếc xe chuyển động thẳng đều</w:t>
-      </w:r>
-    </w:p>
-    <w:p>
-      <w:pPr>
-        <w:pStyle w:val="ListParagraph"/>
-        <w:numPr>
-          <w:ilvl w:val="0"/>
-          <w:numId w:val="21"/>
-        </w:numPr>
-        <w:rPr>
-          <w:lang w:val="en-US"/>
-        </w:rPr>
-      </w:pPr>
-      <w:r>
-        <w:rPr>
-          <w:lang w:val="en-US"/>
-        </w:rPr>
-        <w:t>Hệ Quy Chiếu Phi Quán Tính (Non Inertial Frame</w:t>
-      </w:r>
-      <w:r>
-        <w:rPr>
-          <w:lang w:val="en-US"/>
-        </w:rPr>
-        <w:t xml:space="preserve"> Of Reference</w:t>
-      </w:r>
-      <w:r>
-        <w:rPr>
-          <w:lang w:val="en-US"/>
-        </w:rPr>
-        <w:t>)?</w:t>
-      </w:r>
-    </w:p>
-    <w:p>
-      <w:pPr>
-        <w:pStyle w:val="ListParagraph"/>
-        <w:numPr>
-          <w:ilvl w:val="0"/>
-          <w:numId w:val="2"/>
-        </w:numPr>
-        <w:rPr>
-          <w:lang w:val="en-US"/>
-        </w:rPr>
-      </w:pPr>
-      <w:r>
-        <w:rPr>
-          <w:lang w:val="en-US"/>
-        </w:rPr>
-        <w:t>Là vật thể hay mốc đang chuyển động không thẳng đều, nói cách khác có lực tác dụng lên nó</w:t>
-      </w:r>
-    </w:p>
-    <w:p>
-      <w:pPr>
-        <w:pStyle w:val="ListParagraph"/>
-        <w:numPr>
-          <w:ilvl w:val="0"/>
-          <w:numId w:val="2"/>
-        </w:numPr>
-        <w:rPr>
-          <w:lang w:val="en-US"/>
-        </w:rPr>
-      </w:pPr>
-      <w:r>
-        <w:rPr>
-          <w:lang w:val="en-US"/>
-        </w:rPr>
-        <w:t>Khi này, từ điểm nhìn của vật này, nếu vật khác có gia tốc hoặc không, thì chưa chắc có lực thật tác dụng lên chúng, coi đó là lực ảo</w:t>
-      </w:r>
-    </w:p>
-    <w:p>
-      <w:pPr>
-        <w:pStyle w:val="ListParagraph"/>
-        <w:numPr>
-          <w:ilvl w:val="0"/>
-          <w:numId w:val="2"/>
-        </w:numPr>
-        <w:rPr>
-          <w:lang w:val="en-US"/>
-        </w:rPr>
-      </w:pPr>
-      <w:r>
-        <w:rPr>
-          <w:lang w:val="en-US"/>
-        </w:rPr>
         <w:t>Định nghĩa đúng nhất là từ điểm nhìn của hệ quy chiếu phi quán tính, phương trình F = ma sai, nó chỉ đúng khi ta thêm lực ảo vào</w:t>
       </w:r>
     </w:p>
@@ -13111,7 +13421,6 @@
         <w:rPr>
           <w:lang w:val="en-US"/>
         </w:rPr>
-        <w:lastRenderedPageBreak/>
         <w:t>F</w:t>
       </w:r>
       <w:r>
@@ -13590,7 +13899,14 @@
         <w:rPr>
           <w:lang w:val="en-US"/>
         </w:rPr>
-        <w:t>lực hấp dẫn giữa anh ta và trái đất cố gắng kéo anh ta xuống mặt đất, bằng cách giảm dần vận tốc của anh ta, nhưng giả sử vận tốc đầu của anh ta lớn đến nỗi cho dù có buông lỏng thì anh ta vẫn đủ sức bay đến vô tận mà vận tốc vẫn chưa giảm về 0, nguyên nhân là do bay càng cao thì lực hấp dẫn càng giảm, độ giảm vận tốc cũng giảm theo, do không có ma sát, nên theo định luật bảo toàn năng lượng, giả sử nếu anh ta bị kéo ngược trở lại tại 1 thời điểm nào đó, thì khi đó, thế năng của anh ta tại đó so với mặt đất = động năng của anh ta lúc bắt đầu phóng, vì vậy, nếu lúc bắt đầu phóng mà động năng của anh ta vượt qua thế năng tại điểm vô tận thì anh ta sẽ không bao giờ bị kéo trở lại, vận tốc làm cho động năng của anh ta lúc bắt đầu phóng = thế năng ở vô tận gọi là vận tốc thoát</w:t>
+        <w:t xml:space="preserve">lực hấp dẫn giữa anh ta và trái đất cố gắng kéo anh ta xuống mặt đất, bằng cách giảm dần vận tốc của anh ta, nhưng giả sử vận tốc đầu của anh ta lớn đến nỗi cho dù có buông lỏng thì anh ta vẫn đủ sức bay đến vô tận mà vận tốc vẫn chưa giảm về 0, nguyên nhân là do bay càng cao thì lực hấp dẫn càng giảm, độ giảm vận tốc cũng giảm theo, do không có ma sát, nên theo định luật bảo toàn năng lượng, giả sử nếu anh ta bị kéo ngược trở lại tại 1 thời điểm nào đó, thì khi đó, thế năng của anh ta tại đó so với mặt đất = động năng của anh ta lúc bắt đầu phóng, vì vậy, nếu lúc bắt đầu phóng mà động năng của anh ta vượt qua thế năng tại điểm vô tận thì anh ta sẽ không bao giờ bị kéo </w:t>
+      </w:r>
+      <w:r>
+        <w:rPr>
+          <w:lang w:val="en-US"/>
+        </w:rPr>
+        <w:lastRenderedPageBreak/>
+        <w:t>trở lại, vận tốc làm cho động năng của anh ta lúc bắt đầu phóng = thế năng ở vô tận gọi là vận tốc thoát</w:t>
       </w:r>
     </w:p>
     <w:p>

--- a/force.docx
+++ b/force.docx
@@ -5943,14 +5943,7 @@
           <w:rFonts w:eastAsiaTheme="minorEastAsia"/>
           <w:lang w:val="en-US"/>
         </w:rPr>
-        <w:t>, nếu thay khối trụ đặc = khối cầu đặc thì = 5</w:t>
-      </w:r>
-      <w:r>
-        <w:rPr>
-          <w:rFonts w:eastAsiaTheme="minorEastAsia"/>
-          <w:lang w:val="en-US"/>
-        </w:rPr>
-        <w:t>gsin(</w:t>
+        <w:t>, nếu thay khối trụ đặc = khối cầu đặc thì = 5gsin(</w:t>
       </w:r>
       <w:r>
         <w:rPr>
@@ -5964,21 +5957,7 @@
           <w:rFonts w:eastAsiaTheme="minorEastAsia"/>
           <w:lang w:val="en-US"/>
         </w:rPr>
-        <w:t xml:space="preserve">) / </w:t>
-      </w:r>
-      <w:r>
-        <w:rPr>
-          <w:rFonts w:eastAsiaTheme="minorEastAsia"/>
-          <w:lang w:val="en-US"/>
-        </w:rPr>
-        <w:t>7, nếu thay cầu đặc = cầu chỉ có vỏ thì = 3</w:t>
-      </w:r>
-      <w:r>
-        <w:rPr>
-          <w:rFonts w:eastAsiaTheme="minorEastAsia"/>
-          <w:lang w:val="en-US"/>
-        </w:rPr>
-        <w:t>gsin(</w:t>
+        <w:t>) / 7, nếu thay cầu đặc = cầu chỉ có vỏ thì = 3gsin(</w:t>
       </w:r>
       <w:r>
         <w:rPr>
@@ -5992,14 +5971,7 @@
           <w:rFonts w:eastAsiaTheme="minorEastAsia"/>
           <w:lang w:val="en-US"/>
         </w:rPr>
-        <w:t xml:space="preserve">) / </w:t>
-      </w:r>
-      <w:r>
-        <w:rPr>
-          <w:rFonts w:eastAsiaTheme="minorEastAsia"/>
-          <w:lang w:val="en-US"/>
-        </w:rPr>
-        <w:t>5</w:t>
+        <w:t>) / 5</w:t>
       </w:r>
     </w:p>
     <w:p>
@@ -6034,14 +6006,7 @@
           <w:rFonts w:eastAsiaTheme="minorEastAsia"/>
           <w:lang w:val="en-US"/>
         </w:rPr>
-        <w:t>) / 3, nếu khối trụ chỉ có vỏ, thì không dưới t</w:t>
-      </w:r>
-      <w:r>
-        <w:rPr>
-          <w:rFonts w:eastAsiaTheme="minorEastAsia"/>
-          <w:lang w:val="en-US"/>
-        </w:rPr>
-        <w:t>an(</w:t>
+        <w:t>) / 3, nếu khối trụ chỉ có vỏ, thì không dưới tan(</w:t>
       </w:r>
       <w:r>
         <w:rPr>
@@ -6055,21 +6020,7 @@
           <w:rFonts w:eastAsiaTheme="minorEastAsia"/>
           <w:lang w:val="en-US"/>
         </w:rPr>
-        <w:t xml:space="preserve">) / </w:t>
-      </w:r>
-      <w:r>
-        <w:rPr>
-          <w:rFonts w:eastAsiaTheme="minorEastAsia"/>
-          <w:lang w:val="en-US"/>
-        </w:rPr>
-        <w:t>2, thay khối trụ đặc = cầu đặc, thì không dưới 2</w:t>
-      </w:r>
-      <w:r>
-        <w:rPr>
-          <w:rFonts w:eastAsiaTheme="minorEastAsia"/>
-          <w:lang w:val="en-US"/>
-        </w:rPr>
-        <w:t>tan(</w:t>
+        <w:t>) / 2, thay khối trụ đặc = cầu đặc, thì không dưới 2tan(</w:t>
       </w:r>
       <w:r>
         <w:rPr>
@@ -6083,21 +6034,7 @@
           <w:rFonts w:eastAsiaTheme="minorEastAsia"/>
           <w:lang w:val="en-US"/>
         </w:rPr>
-        <w:t xml:space="preserve">) / </w:t>
-      </w:r>
-      <w:r>
-        <w:rPr>
-          <w:rFonts w:eastAsiaTheme="minorEastAsia"/>
-          <w:lang w:val="en-US"/>
-        </w:rPr>
-        <w:t>7, cầu chỉ có vỏ thì không dưới</w:t>
-      </w:r>
-      <w:r>
-        <w:rPr>
-          <w:rFonts w:eastAsiaTheme="minorEastAsia"/>
-          <w:lang w:val="en-US"/>
-        </w:rPr>
-        <w:t xml:space="preserve"> 2tan(</w:t>
+        <w:t>) / 7, cầu chỉ có vỏ thì không dưới 2tan(</w:t>
       </w:r>
       <w:r>
         <w:rPr>
@@ -6111,14 +6048,7 @@
           <w:rFonts w:eastAsiaTheme="minorEastAsia"/>
           <w:lang w:val="en-US"/>
         </w:rPr>
-        <w:t xml:space="preserve">) / </w:t>
-      </w:r>
-      <w:r>
-        <w:rPr>
-          <w:rFonts w:eastAsiaTheme="minorEastAsia"/>
-          <w:lang w:val="en-US"/>
-        </w:rPr>
-        <w:t>5</w:t>
+        <w:t>) / 5</w:t>
       </w:r>
     </w:p>
     <w:p>
@@ -13619,6 +13549,276 @@
         <w:rPr>
           <w:lang w:val="en-US"/>
         </w:rPr>
+        <w:t>Kí Hiệu?</w:t>
+      </w:r>
+    </w:p>
+    <w:p>
+      <w:pPr>
+        <w:pStyle w:val="ListParagraph"/>
+        <w:numPr>
+          <w:ilvl w:val="0"/>
+          <w:numId w:val="2"/>
+        </w:numPr>
+        <w:rPr>
+          <w:lang w:val="en-US"/>
+        </w:rPr>
+      </w:pPr>
+      <w:r>
+        <w:rPr>
+          <w:lang w:val="en-US"/>
+        </w:rPr>
+        <w:t>Hằng số hấp dẫn là G</w:t>
+      </w:r>
+    </w:p>
+    <w:p>
+      <w:pPr>
+        <w:pStyle w:val="ListParagraph"/>
+        <w:numPr>
+          <w:ilvl w:val="0"/>
+          <w:numId w:val="2"/>
+        </w:numPr>
+        <w:rPr>
+          <w:lang w:val="en-US"/>
+        </w:rPr>
+      </w:pPr>
+      <w:r>
+        <w:rPr>
+          <w:lang w:val="en-US"/>
+        </w:rPr>
+        <w:t>Khối lượng vật 1 là m</w:t>
+      </w:r>
+      <w:r>
+        <w:rPr>
+          <w:vertAlign w:val="subscript"/>
+          <w:lang w:val="en-US"/>
+        </w:rPr>
+        <w:t>1</w:t>
+      </w:r>
+    </w:p>
+    <w:p>
+      <w:pPr>
+        <w:pStyle w:val="ListParagraph"/>
+        <w:numPr>
+          <w:ilvl w:val="0"/>
+          <w:numId w:val="2"/>
+        </w:numPr>
+        <w:rPr>
+          <w:lang w:val="en-US"/>
+        </w:rPr>
+      </w:pPr>
+      <w:r>
+        <w:rPr>
+          <w:lang w:val="en-US"/>
+        </w:rPr>
+        <w:t xml:space="preserve">Khối lượng vật </w:t>
+      </w:r>
+      <w:r>
+        <w:rPr>
+          <w:lang w:val="en-US"/>
+        </w:rPr>
+        <w:t>2</w:t>
+      </w:r>
+      <w:r>
+        <w:rPr>
+          <w:lang w:val="en-US"/>
+        </w:rPr>
+        <w:t xml:space="preserve"> là m</w:t>
+      </w:r>
+      <w:r>
+        <w:rPr>
+          <w:vertAlign w:val="subscript"/>
+          <w:lang w:val="en-US"/>
+        </w:rPr>
+        <w:t>2</w:t>
+      </w:r>
+    </w:p>
+    <w:p>
+      <w:pPr>
+        <w:pStyle w:val="ListParagraph"/>
+        <w:numPr>
+          <w:ilvl w:val="0"/>
+          <w:numId w:val="2"/>
+        </w:numPr>
+        <w:rPr>
+          <w:lang w:val="en-US"/>
+        </w:rPr>
+      </w:pPr>
+      <w:r>
+        <w:rPr>
+          <w:lang w:val="en-US"/>
+        </w:rPr>
+        <w:t>Khoảng cách giữa 2 vật là r</w:t>
+      </w:r>
+    </w:p>
+    <w:p>
+      <w:pPr>
+        <w:pStyle w:val="ListParagraph"/>
+        <w:numPr>
+          <w:ilvl w:val="0"/>
+          <w:numId w:val="2"/>
+        </w:numPr>
+        <w:rPr>
+          <w:lang w:val="en-US"/>
+        </w:rPr>
+      </w:pPr>
+      <w:r>
+        <w:rPr>
+          <w:lang w:val="en-US"/>
+        </w:rPr>
+        <w:t>Khối lượng trái đất là m</w:t>
+      </w:r>
+      <w:r>
+        <w:rPr>
+          <w:vertAlign w:val="subscript"/>
+          <w:lang w:val="en-US"/>
+        </w:rPr>
+        <w:t>e</w:t>
+      </w:r>
+    </w:p>
+    <w:p>
+      <w:pPr>
+        <w:pStyle w:val="ListParagraph"/>
+        <w:numPr>
+          <w:ilvl w:val="0"/>
+          <w:numId w:val="2"/>
+        </w:numPr>
+        <w:rPr>
+          <w:lang w:val="en-US"/>
+        </w:rPr>
+      </w:pPr>
+      <w:r>
+        <w:rPr>
+          <w:lang w:val="en-US"/>
+        </w:rPr>
+        <w:t>Bán kính trái đất là r</w:t>
+      </w:r>
+      <w:r>
+        <w:rPr>
+          <w:vertAlign w:val="subscript"/>
+          <w:lang w:val="en-US"/>
+        </w:rPr>
+        <w:t>e</w:t>
+      </w:r>
+    </w:p>
+    <w:p>
+      <w:pPr>
+        <w:pStyle w:val="ListParagraph"/>
+        <w:numPr>
+          <w:ilvl w:val="0"/>
+          <w:numId w:val="2"/>
+        </w:numPr>
+        <w:rPr>
+          <w:lang w:val="en-US"/>
+        </w:rPr>
+      </w:pPr>
+      <w:r>
+        <w:rPr>
+          <w:lang w:val="en-US"/>
+        </w:rPr>
+        <w:t>Khối lượng mặt trời là m</w:t>
+      </w:r>
+      <w:r>
+        <w:rPr>
+          <w:vertAlign w:val="subscript"/>
+          <w:lang w:val="en-US"/>
+        </w:rPr>
+        <w:t>s</w:t>
+      </w:r>
+    </w:p>
+    <w:p>
+      <w:pPr>
+        <w:pStyle w:val="ListParagraph"/>
+        <w:numPr>
+          <w:ilvl w:val="0"/>
+          <w:numId w:val="2"/>
+        </w:numPr>
+        <w:rPr>
+          <w:lang w:val="en-US"/>
+        </w:rPr>
+      </w:pPr>
+      <w:r>
+        <w:rPr>
+          <w:lang w:val="en-US"/>
+        </w:rPr>
+        <w:t>Khoảng cách từ trái đất tới mặt trời là r</w:t>
+      </w:r>
+      <w:r>
+        <w:rPr>
+          <w:vertAlign w:val="subscript"/>
+          <w:lang w:val="en-US"/>
+        </w:rPr>
+        <w:t>se</w:t>
+      </w:r>
+    </w:p>
+    <w:p>
+      <w:pPr>
+        <w:pStyle w:val="ListParagraph"/>
+        <w:numPr>
+          <w:ilvl w:val="0"/>
+          <w:numId w:val="2"/>
+        </w:numPr>
+        <w:rPr>
+          <w:lang w:val="en-US"/>
+        </w:rPr>
+      </w:pPr>
+      <w:r>
+        <w:rPr>
+          <w:lang w:val="en-US"/>
+        </w:rPr>
+        <w:t>Khối lượng hành tinh bất kì là M</w:t>
+      </w:r>
+    </w:p>
+    <w:p>
+      <w:pPr>
+        <w:pStyle w:val="ListParagraph"/>
+        <w:numPr>
+          <w:ilvl w:val="0"/>
+          <w:numId w:val="2"/>
+        </w:numPr>
+        <w:rPr>
+          <w:lang w:val="en-US"/>
+        </w:rPr>
+      </w:pPr>
+      <w:r>
+        <w:rPr>
+          <w:lang w:val="en-US"/>
+        </w:rPr>
+        <w:t>Bán kính hành tinh trên là R</w:t>
+      </w:r>
+    </w:p>
+    <w:p>
+      <w:pPr>
+        <w:pStyle w:val="ListParagraph"/>
+        <w:numPr>
+          <w:ilvl w:val="0"/>
+          <w:numId w:val="2"/>
+        </w:numPr>
+        <w:rPr>
+          <w:lang w:val="en-US"/>
+        </w:rPr>
+      </w:pPr>
+      <w:r>
+        <w:rPr>
+          <w:lang w:val="en-US"/>
+        </w:rPr>
+        <w:t>Khối lượng của siêu nhân là m</w:t>
+      </w:r>
+    </w:p>
+    <w:p>
+      <w:pPr>
+        <w:pStyle w:val="ListParagraph"/>
+        <w:numPr>
+          <w:ilvl w:val="0"/>
+          <w:numId w:val="17"/>
+        </w:numPr>
+        <w:rPr>
+          <w:lang w:val="en-US"/>
+        </w:rPr>
+      </w:pPr>
+      <w:r>
+        <w:rPr>
+          <w:lang w:val="en-US"/>
+        </w:rPr>
         <w:t>Tính</w:t>
       </w:r>
       <w:r>
@@ -13772,6 +13972,30 @@
         <w:pStyle w:val="ListParagraph"/>
         <w:numPr>
           <w:ilvl w:val="0"/>
+          <w:numId w:val="17"/>
+        </w:numPr>
+        <w:rPr>
+          <w:lang w:val="en-US"/>
+        </w:rPr>
+      </w:pPr>
+      <w:r>
+        <w:rPr>
+          <w:lang w:val="en-US"/>
+        </w:rPr>
+        <w:t xml:space="preserve">Vận </w:t>
+      </w:r>
+      <w:r>
+        <w:rPr>
+          <w:lang w:val="en-US"/>
+        </w:rPr>
+        <w:t>Tốc Thoát?</w:t>
+      </w:r>
+    </w:p>
+    <w:p>
+      <w:pPr>
+        <w:pStyle w:val="ListParagraph"/>
+        <w:numPr>
+          <w:ilvl w:val="0"/>
           <w:numId w:val="2"/>
         </w:numPr>
         <w:rPr>
@@ -13780,10 +14004,22 @@
       </w:pPr>
       <w:r>
         <w:rPr>
-          <w:rFonts w:eastAsiaTheme="minorEastAsia"/>
-          <w:lang w:val="en-US"/>
-        </w:rPr>
-        <w:t>G là hằng số hấp dẫn</w:t>
+          <w:lang w:val="en-US"/>
+        </w:rPr>
+        <w:t xml:space="preserve">Tưởng tượng bây giờ có 1 siêu nhân đang đứng ở trái đất, bỗng nhiên anh ta phóng thẳng lên trời với vận tốc đầu đủ lớn, sau đó anh ta buông lỏng để cho </w:t>
+      </w:r>
+      <w:r>
+        <w:rPr>
+          <w:lang w:val="en-US"/>
+        </w:rPr>
+        <w:lastRenderedPageBreak/>
+        <w:t xml:space="preserve">thân thể bay tự do, khi đó, </w:t>
+      </w:r>
+      <w:r>
+        <w:rPr>
+          <w:lang w:val="en-US"/>
+        </w:rPr>
+        <w:t>lực hấp dẫn giữa anh ta và trái đất cố gắng kéo anh ta xuống mặt đất, bằng cách giảm dần vận tốc của anh ta, nhưng giả sử vận tốc đầu của anh ta lớn đến nỗi cho dù có buông lỏng thì anh ta vẫn đủ sức bay đến vô tận mà vận tốc vẫn chưa giảm về 0, nguyên nhân là do bay càng cao thì lực hấp dẫn càng giảm, độ giảm vận tốc cũng giảm theo, do không có ma sát, nên theo định luật bảo toàn năng lượng, giả sử nếu anh ta bị kéo ngược trở lại tại 1 thời điểm nào đó, thì khi đó, thế năng của anh ta tại đó so với mặt đất = động năng của anh ta lúc bắt đầu phóng, vì vậy, nếu lúc bắt đầu phóng mà động năng của anh ta vượt qua thế năng tại điểm vô tận thì anh ta sẽ không bao giờ bị kéo trở lại, vận tốc làm cho động năng của anh ta lúc bắt đầu phóng = thế năng ở vô tận gọi là vận tốc thoát</w:t>
       </w:r>
     </w:p>
     <w:p>
@@ -13799,129 +14035,6 @@
       </w:pPr>
       <w:r>
         <w:rPr>
-          <w:rFonts w:eastAsiaTheme="minorEastAsia"/>
-          <w:lang w:val="en-US"/>
-        </w:rPr>
-        <w:t>m</w:t>
-      </w:r>
-      <w:r>
-        <w:rPr>
-          <w:rFonts w:eastAsiaTheme="minorEastAsia"/>
-          <w:vertAlign w:val="subscript"/>
-          <w:lang w:val="en-US"/>
-        </w:rPr>
-        <w:t>1</w:t>
-      </w:r>
-      <w:r>
-        <w:rPr>
-          <w:rFonts w:eastAsiaTheme="minorEastAsia"/>
-          <w:lang w:val="en-US"/>
-        </w:rPr>
-        <w:t xml:space="preserve"> và m</w:t>
-      </w:r>
-      <w:r>
-        <w:rPr>
-          <w:rFonts w:eastAsiaTheme="minorEastAsia"/>
-          <w:vertAlign w:val="subscript"/>
-          <w:lang w:val="en-US"/>
-        </w:rPr>
-        <w:t>2</w:t>
-      </w:r>
-      <w:r>
-        <w:rPr>
-          <w:rFonts w:eastAsiaTheme="minorEastAsia"/>
-          <w:lang w:val="en-US"/>
-        </w:rPr>
-        <w:t xml:space="preserve"> là khối lượng của 2 vật</w:t>
-      </w:r>
-    </w:p>
-    <w:p>
-      <w:pPr>
-        <w:pStyle w:val="ListParagraph"/>
-        <w:numPr>
-          <w:ilvl w:val="0"/>
-          <w:numId w:val="2"/>
-        </w:numPr>
-        <w:rPr>
-          <w:lang w:val="en-US"/>
-        </w:rPr>
-      </w:pPr>
-      <w:r>
-        <w:rPr>
-          <w:rFonts w:eastAsiaTheme="minorEastAsia"/>
-          <w:lang w:val="en-US"/>
-        </w:rPr>
-        <w:t>r là khoảng cách giữa chúng</w:t>
-      </w:r>
-    </w:p>
-    <w:p>
-      <w:pPr>
-        <w:pStyle w:val="ListParagraph"/>
-        <w:numPr>
-          <w:ilvl w:val="0"/>
-          <w:numId w:val="17"/>
-        </w:numPr>
-        <w:rPr>
-          <w:lang w:val="en-US"/>
-        </w:rPr>
-      </w:pPr>
-      <w:r>
-        <w:rPr>
-          <w:lang w:val="en-US"/>
-        </w:rPr>
-        <w:t xml:space="preserve">Vận </w:t>
-      </w:r>
-      <w:r>
-        <w:rPr>
-          <w:lang w:val="en-US"/>
-        </w:rPr>
-        <w:t>Tốc Thoát?</w:t>
-      </w:r>
-    </w:p>
-    <w:p>
-      <w:pPr>
-        <w:pStyle w:val="ListParagraph"/>
-        <w:numPr>
-          <w:ilvl w:val="0"/>
-          <w:numId w:val="2"/>
-        </w:numPr>
-        <w:rPr>
-          <w:lang w:val="en-US"/>
-        </w:rPr>
-      </w:pPr>
-      <w:r>
-        <w:rPr>
-          <w:lang w:val="en-US"/>
-        </w:rPr>
-        <w:t xml:space="preserve">Tưởng tượng bây giờ có 1 siêu nhân đang đứng ở trái đất, bỗng nhiên anh ta phóng thẳng lên trời với vận tốc đầu đủ lớn, sau đó anh ta buông lỏng để cho thân thể bay tự do, khi đó, </w:t>
-      </w:r>
-      <w:r>
-        <w:rPr>
-          <w:lang w:val="en-US"/>
-        </w:rPr>
-        <w:t xml:space="preserve">lực hấp dẫn giữa anh ta và trái đất cố gắng kéo anh ta xuống mặt đất, bằng cách giảm dần vận tốc của anh ta, nhưng giả sử vận tốc đầu của anh ta lớn đến nỗi cho dù có buông lỏng thì anh ta vẫn đủ sức bay đến vô tận mà vận tốc vẫn chưa giảm về 0, nguyên nhân là do bay càng cao thì lực hấp dẫn càng giảm, độ giảm vận tốc cũng giảm theo, do không có ma sát, nên theo định luật bảo toàn năng lượng, giả sử nếu anh ta bị kéo ngược trở lại tại 1 thời điểm nào đó, thì khi đó, thế năng của anh ta tại đó so với mặt đất = động năng của anh ta lúc bắt đầu phóng, vì vậy, nếu lúc bắt đầu phóng mà động năng của anh ta vượt qua thế năng tại điểm vô tận thì anh ta sẽ không bao giờ bị kéo </w:t>
-      </w:r>
-      <w:r>
-        <w:rPr>
-          <w:lang w:val="en-US"/>
-        </w:rPr>
-        <w:lastRenderedPageBreak/>
-        <w:t>trở lại, vận tốc làm cho động năng của anh ta lúc bắt đầu phóng = thế năng ở vô tận gọi là vận tốc thoát</w:t>
-      </w:r>
-    </w:p>
-    <w:p>
-      <w:pPr>
-        <w:pStyle w:val="ListParagraph"/>
-        <w:numPr>
-          <w:ilvl w:val="0"/>
-          <w:numId w:val="2"/>
-        </w:numPr>
-        <w:rPr>
-          <w:lang w:val="en-US"/>
-        </w:rPr>
-      </w:pPr>
-      <w:r>
-        <w:rPr>
           <w:lang w:val="en-US"/>
         </w:rPr>
         <w:t>Công cản của lực hấp dẫn vào anh c</w:t>
@@ -13936,7 +14049,7 @@
         <w:rPr>
           <w:lang w:val="en-US"/>
         </w:rPr>
-        <w:t xml:space="preserve"> này trong suốt quá trình bay đến vô tận từ mặt đất, G là hằng số hấp dẫn, M là khối lượng trái đất, R là bán kính của nó, m là khối lượng anh chàng</w:t>
+        <w:t xml:space="preserve"> này trong suốt quá trình bay đến vô tận từ mặt đất</w:t>
       </w:r>
     </w:p>
     <w:p>
@@ -14040,6 +14153,7 @@
         </w:pBdr>
         <w:ind w:left="1080"/>
         <w:rPr>
+          <w:rFonts w:eastAsiaTheme="minorEastAsia"/>
           <w:lang w:val="en-US"/>
         </w:rPr>
       </w:pPr>
@@ -14132,6 +14246,536 @@
         </w:rPr>
         <w:t xml:space="preserve"> </w:t>
       </w:r>
+    </w:p>
+    <w:p>
+      <w:pPr>
+        <w:pStyle w:val="ListParagraph"/>
+        <w:numPr>
+          <w:ilvl w:val="0"/>
+          <w:numId w:val="17"/>
+        </w:numPr>
+        <w:rPr>
+          <w:lang w:val="en-US"/>
+        </w:rPr>
+      </w:pPr>
+      <w:r>
+        <w:rPr>
+          <w:lang w:val="en-US"/>
+        </w:rPr>
+        <w:t>Tốc Độ Vũ Trụ Cấp 1, 2, 3?</w:t>
+      </w:r>
+    </w:p>
+    <w:p>
+      <w:pPr>
+        <w:pStyle w:val="ListParagraph"/>
+        <w:numPr>
+          <w:ilvl w:val="0"/>
+          <w:numId w:val="2"/>
+        </w:numPr>
+        <w:rPr>
+          <w:lang w:val="en-US"/>
+        </w:rPr>
+      </w:pPr>
+      <w:r>
+        <w:rPr>
+          <w:lang w:val="en-US"/>
+        </w:rPr>
+        <w:t>Tốc độ vũ trụ cấp 1 là tốc độ của 1 vật quay đều xung quanh trái đất ở độ cao gần như = 0 so với mặt đất, nghĩa là cách tâm trái đất khoảng R = bán kính trái đất, chỉ có trọng lực tác dụng lên vật, với gia tốc trọng trường ở mặt đất = g</w:t>
+      </w:r>
+    </w:p>
+    <w:p>
+      <w:pPr>
+        <w:pStyle w:val="ListParagraph"/>
+        <w:pBdr>
+          <w:top w:val="single" w:sz="4" w:space="1" w:color="auto"/>
+          <w:left w:val="single" w:sz="4" w:space="4" w:color="auto"/>
+          <w:bottom w:val="single" w:sz="4" w:space="1" w:color="auto"/>
+          <w:right w:val="single" w:sz="4" w:space="4" w:color="auto"/>
+        </w:pBdr>
+        <w:ind w:left="1080"/>
+        <w:rPr>
+          <w:lang w:val="en-US"/>
+        </w:rPr>
+      </w:pPr>
+      <m:oMath>
+        <m:sSub>
+          <m:sSubPr>
+            <m:ctrlPr>
+              <w:rPr>
+                <w:rFonts w:ascii="Cambria Math" w:hAnsi="Cambria Math"/>
+                <w:i/>
+                <w:lang w:val="en-US"/>
+              </w:rPr>
+            </m:ctrlPr>
+          </m:sSubPr>
+          <m:e>
+            <m:r>
+              <w:rPr>
+                <w:rFonts w:ascii="Cambria Math" w:hAnsi="Cambria Math"/>
+                <w:lang w:val="en-US"/>
+              </w:rPr>
+              <m:t>v</m:t>
+            </m:r>
+          </m:e>
+          <m:sub>
+            <m:r>
+              <w:rPr>
+                <w:rFonts w:ascii="Cambria Math" w:hAnsi="Cambria Math"/>
+                <w:lang w:val="en-US"/>
+              </w:rPr>
+              <m:t>1</m:t>
+            </m:r>
+          </m:sub>
+        </m:sSub>
+        <m:r>
+          <w:rPr>
+            <w:rFonts w:ascii="Cambria Math" w:hAnsi="Cambria Math"/>
+            <w:lang w:val="en-US"/>
+          </w:rPr>
+          <m:t>=</m:t>
+        </m:r>
+        <m:rad>
+          <m:radPr>
+            <m:degHide m:val="1"/>
+            <m:ctrlPr>
+              <w:rPr>
+                <w:rFonts w:ascii="Cambria Math" w:hAnsi="Cambria Math"/>
+                <w:i/>
+                <w:lang w:val="en-US"/>
+              </w:rPr>
+            </m:ctrlPr>
+          </m:radPr>
+          <m:deg/>
+          <m:e>
+            <m:r>
+              <w:rPr>
+                <w:rFonts w:ascii="Cambria Math" w:hAnsi="Cambria Math"/>
+                <w:lang w:val="en-US"/>
+              </w:rPr>
+              <m:t>gR</m:t>
+            </m:r>
+          </m:e>
+        </m:rad>
+        <m:r>
+          <w:rPr>
+            <w:rFonts w:ascii="Cambria Math" w:hAnsi="Cambria Math"/>
+            <w:lang w:val="en-US"/>
+          </w:rPr>
+          <m:t>≈7900</m:t>
+        </m:r>
+      </m:oMath>
+      <w:r>
+        <w:rPr>
+          <w:rFonts w:eastAsiaTheme="minorEastAsia"/>
+          <w:lang w:val="en-US"/>
+        </w:rPr>
+        <w:t xml:space="preserve"> </w:t>
+      </w:r>
+    </w:p>
+    <w:p>
+      <w:pPr>
+        <w:pStyle w:val="ListParagraph"/>
+        <w:numPr>
+          <w:ilvl w:val="0"/>
+          <w:numId w:val="2"/>
+        </w:numPr>
+        <w:rPr>
+          <w:lang w:val="en-US"/>
+        </w:rPr>
+      </w:pPr>
+      <w:r>
+        <w:rPr>
+          <w:lang w:val="en-US"/>
+        </w:rPr>
+        <w:t>Tốc độ vũ trụ cấp 2 = vận tốc thoát khỏi trái đất của 1 vật đứng tại mặt đất của trái đất</w:t>
+      </w:r>
+    </w:p>
+    <w:p>
+      <w:pPr>
+        <w:pStyle w:val="ListParagraph"/>
+        <w:pBdr>
+          <w:top w:val="single" w:sz="4" w:space="1" w:color="auto"/>
+          <w:left w:val="single" w:sz="4" w:space="4" w:color="auto"/>
+          <w:bottom w:val="single" w:sz="4" w:space="1" w:color="auto"/>
+          <w:right w:val="single" w:sz="4" w:space="4" w:color="auto"/>
+        </w:pBdr>
+        <w:ind w:left="1080"/>
+        <w:rPr>
+          <w:rFonts w:eastAsiaTheme="minorEastAsia"/>
+          <w:lang w:val="en-US"/>
+        </w:rPr>
+      </w:pPr>
+      <m:oMath>
+        <m:sSub>
+          <m:sSubPr>
+            <m:ctrlPr>
+              <w:rPr>
+                <w:rFonts w:ascii="Cambria Math" w:hAnsi="Cambria Math"/>
+                <w:i/>
+                <w:lang w:val="en-US"/>
+              </w:rPr>
+            </m:ctrlPr>
+          </m:sSubPr>
+          <m:e>
+            <m:r>
+              <w:rPr>
+                <w:rFonts w:ascii="Cambria Math" w:hAnsi="Cambria Math"/>
+                <w:lang w:val="en-US"/>
+              </w:rPr>
+              <m:t>v</m:t>
+            </m:r>
+          </m:e>
+          <m:sub>
+            <m:r>
+              <w:rPr>
+                <w:rFonts w:ascii="Cambria Math" w:hAnsi="Cambria Math"/>
+                <w:lang w:val="en-US"/>
+              </w:rPr>
+              <m:t>2</m:t>
+            </m:r>
+          </m:sub>
+        </m:sSub>
+        <m:r>
+          <w:rPr>
+            <w:rFonts w:ascii="Cambria Math" w:hAnsi="Cambria Math"/>
+            <w:lang w:val="en-US"/>
+          </w:rPr>
+          <m:t>=</m:t>
+        </m:r>
+        <m:rad>
+          <m:radPr>
+            <m:degHide m:val="1"/>
+            <m:ctrlPr>
+              <w:rPr>
+                <w:rFonts w:ascii="Cambria Math" w:hAnsi="Cambria Math"/>
+                <w:i/>
+                <w:lang w:val="en-US"/>
+              </w:rPr>
+            </m:ctrlPr>
+          </m:radPr>
+          <m:deg/>
+          <m:e>
+            <m:f>
+              <m:fPr>
+                <m:ctrlPr>
+                  <w:rPr>
+                    <w:rFonts w:ascii="Cambria Math" w:hAnsi="Cambria Math"/>
+                    <w:i/>
+                    <w:lang w:val="en-US"/>
+                  </w:rPr>
+                </m:ctrlPr>
+              </m:fPr>
+              <m:num>
+                <m:r>
+                  <w:rPr>
+                    <w:rFonts w:ascii="Cambria Math" w:hAnsi="Cambria Math"/>
+                    <w:lang w:val="en-US"/>
+                  </w:rPr>
+                  <m:t>2G</m:t>
+                </m:r>
+                <m:sSub>
+                  <m:sSubPr>
+                    <m:ctrlPr>
+                      <w:rPr>
+                        <w:rFonts w:ascii="Cambria Math" w:hAnsi="Cambria Math"/>
+                        <w:i/>
+                        <w:lang w:val="en-US"/>
+                      </w:rPr>
+                    </m:ctrlPr>
+                  </m:sSubPr>
+                  <m:e>
+                    <m:r>
+                      <w:rPr>
+                        <w:rFonts w:ascii="Cambria Math" w:hAnsi="Cambria Math"/>
+                        <w:lang w:val="en-US"/>
+                      </w:rPr>
+                      <m:t>m</m:t>
+                    </m:r>
+                  </m:e>
+                  <m:sub>
+                    <m:r>
+                      <w:rPr>
+                        <w:rFonts w:ascii="Cambria Math" w:hAnsi="Cambria Math"/>
+                        <w:lang w:val="en-US"/>
+                      </w:rPr>
+                      <m:t>e</m:t>
+                    </m:r>
+                  </m:sub>
+                </m:sSub>
+              </m:num>
+              <m:den>
+                <m:sSub>
+                  <m:sSubPr>
+                    <m:ctrlPr>
+                      <w:rPr>
+                        <w:rFonts w:ascii="Cambria Math" w:hAnsi="Cambria Math"/>
+                        <w:i/>
+                        <w:lang w:val="en-US"/>
+                      </w:rPr>
+                    </m:ctrlPr>
+                  </m:sSubPr>
+                  <m:e>
+                    <m:r>
+                      <w:rPr>
+                        <w:rFonts w:ascii="Cambria Math" w:hAnsi="Cambria Math"/>
+                        <w:lang w:val="en-US"/>
+                      </w:rPr>
+                      <m:t>r</m:t>
+                    </m:r>
+                  </m:e>
+                  <m:sub>
+                    <m:r>
+                      <w:rPr>
+                        <w:rFonts w:ascii="Cambria Math" w:hAnsi="Cambria Math"/>
+                        <w:lang w:val="en-US"/>
+                      </w:rPr>
+                      <m:t>e</m:t>
+                    </m:r>
+                  </m:sub>
+                </m:sSub>
+              </m:den>
+            </m:f>
+          </m:e>
+        </m:rad>
+        <m:r>
+          <w:rPr>
+            <w:rFonts w:ascii="Cambria Math" w:hAnsi="Cambria Math"/>
+            <w:lang w:val="en-US"/>
+          </w:rPr>
+          <m:t>≈</m:t>
+        </m:r>
+        <m:r>
+          <w:rPr>
+            <w:rFonts w:ascii="Cambria Math" w:hAnsi="Cambria Math"/>
+            <w:lang w:val="en-US"/>
+          </w:rPr>
+          <m:t>11200</m:t>
+        </m:r>
+      </m:oMath>
+      <w:r>
+        <w:rPr>
+          <w:rFonts w:eastAsiaTheme="minorEastAsia"/>
+          <w:lang w:val="en-US"/>
+        </w:rPr>
+        <w:t xml:space="preserve"> </w:t>
+      </w:r>
+    </w:p>
+    <w:p>
+      <w:pPr>
+        <w:pStyle w:val="ListParagraph"/>
+        <w:numPr>
+          <w:ilvl w:val="0"/>
+          <w:numId w:val="2"/>
+        </w:numPr>
+        <w:rPr>
+          <w:rFonts w:eastAsiaTheme="minorEastAsia"/>
+          <w:lang w:val="en-US"/>
+        </w:rPr>
+      </w:pPr>
+      <w:r>
+        <w:rPr>
+          <w:rFonts w:eastAsiaTheme="minorEastAsia"/>
+          <w:lang w:val="en-US"/>
+        </w:rPr>
+        <w:t>Tốc độ vũ trụ cấp 3 = vận tốc thoát khỏi mặt trời của 1 vật đứng trên mặt đất của trái đất</w:t>
+      </w:r>
+      <w:r>
+        <w:rPr>
+          <w:rFonts w:eastAsiaTheme="minorEastAsia"/>
+          <w:lang w:val="en-US"/>
+        </w:rPr>
+        <w:t>, coi trái đất không quay quanh mặt trời</w:t>
+      </w:r>
+    </w:p>
+    <w:p>
+      <w:pPr>
+        <w:pStyle w:val="ListParagraph"/>
+        <w:pBdr>
+          <w:top w:val="single" w:sz="4" w:space="1" w:color="auto"/>
+          <w:left w:val="single" w:sz="4" w:space="4" w:color="auto"/>
+          <w:bottom w:val="single" w:sz="4" w:space="1" w:color="auto"/>
+          <w:right w:val="single" w:sz="4" w:space="4" w:color="auto"/>
+        </w:pBdr>
+        <w:ind w:left="1080"/>
+        <w:rPr>
+          <w:rFonts w:eastAsiaTheme="minorEastAsia"/>
+          <w:lang w:val="en-US"/>
+        </w:rPr>
+      </w:pPr>
+      <m:oMath>
+        <m:sSub>
+          <m:sSubPr>
+            <m:ctrlPr>
+              <w:rPr>
+                <w:rFonts w:ascii="Cambria Math" w:hAnsi="Cambria Math"/>
+                <w:i/>
+                <w:lang w:val="en-US"/>
+              </w:rPr>
+            </m:ctrlPr>
+          </m:sSubPr>
+          <m:e>
+            <m:r>
+              <w:rPr>
+                <w:rFonts w:ascii="Cambria Math" w:hAnsi="Cambria Math"/>
+                <w:lang w:val="en-US"/>
+              </w:rPr>
+              <m:t>v</m:t>
+            </m:r>
+          </m:e>
+          <m:sub>
+            <m:r>
+              <w:rPr>
+                <w:rFonts w:ascii="Cambria Math" w:hAnsi="Cambria Math"/>
+                <w:lang w:val="en-US"/>
+              </w:rPr>
+              <m:t>3</m:t>
+            </m:r>
+          </m:sub>
+        </m:sSub>
+        <m:r>
+          <w:rPr>
+            <w:rFonts w:ascii="Cambria Math" w:hAnsi="Cambria Math"/>
+            <w:lang w:val="en-US"/>
+          </w:rPr>
+          <m:t>=</m:t>
+        </m:r>
+        <m:rad>
+          <m:radPr>
+            <m:degHide m:val="1"/>
+            <m:ctrlPr>
+              <w:rPr>
+                <w:rFonts w:ascii="Cambria Math" w:hAnsi="Cambria Math"/>
+                <w:i/>
+                <w:lang w:val="en-US"/>
+              </w:rPr>
+            </m:ctrlPr>
+          </m:radPr>
+          <m:deg/>
+          <m:e>
+            <m:f>
+              <m:fPr>
+                <m:ctrlPr>
+                  <w:rPr>
+                    <w:rFonts w:ascii="Cambria Math" w:hAnsi="Cambria Math"/>
+                    <w:i/>
+                    <w:lang w:val="en-US"/>
+                  </w:rPr>
+                </m:ctrlPr>
+              </m:fPr>
+              <m:num>
+                <m:r>
+                  <w:rPr>
+                    <w:rFonts w:ascii="Cambria Math" w:hAnsi="Cambria Math"/>
+                    <w:lang w:val="en-US"/>
+                  </w:rPr>
+                  <m:t>2G</m:t>
+                </m:r>
+                <m:sSub>
+                  <m:sSubPr>
+                    <m:ctrlPr>
+                      <w:rPr>
+                        <w:rFonts w:ascii="Cambria Math" w:hAnsi="Cambria Math"/>
+                        <w:i/>
+                        <w:lang w:val="en-US"/>
+                      </w:rPr>
+                    </m:ctrlPr>
+                  </m:sSubPr>
+                  <m:e>
+                    <m:r>
+                      <w:rPr>
+                        <w:rFonts w:ascii="Cambria Math" w:hAnsi="Cambria Math"/>
+                        <w:lang w:val="en-US"/>
+                      </w:rPr>
+                      <m:t>m</m:t>
+                    </m:r>
+                  </m:e>
+                  <m:sub>
+                    <m:r>
+                      <w:rPr>
+                        <w:rFonts w:ascii="Cambria Math" w:hAnsi="Cambria Math"/>
+                        <w:lang w:val="en-US"/>
+                      </w:rPr>
+                      <m:t>s</m:t>
+                    </m:r>
+                  </m:sub>
+                </m:sSub>
+              </m:num>
+              <m:den>
+                <m:sSub>
+                  <m:sSubPr>
+                    <m:ctrlPr>
+                      <w:rPr>
+                        <w:rFonts w:ascii="Cambria Math" w:hAnsi="Cambria Math"/>
+                        <w:i/>
+                        <w:lang w:val="en-US"/>
+                      </w:rPr>
+                    </m:ctrlPr>
+                  </m:sSubPr>
+                  <m:e>
+                    <m:r>
+                      <w:rPr>
+                        <w:rFonts w:ascii="Cambria Math" w:hAnsi="Cambria Math"/>
+                        <w:lang w:val="en-US"/>
+                      </w:rPr>
+                      <m:t>r</m:t>
+                    </m:r>
+                  </m:e>
+                  <m:sub>
+                    <m:r>
+                      <w:rPr>
+                        <w:rFonts w:ascii="Cambria Math" w:hAnsi="Cambria Math"/>
+                        <w:lang w:val="en-US"/>
+                      </w:rPr>
+                      <m:t>s</m:t>
+                    </m:r>
+                    <m:r>
+                      <w:rPr>
+                        <w:rFonts w:ascii="Cambria Math" w:hAnsi="Cambria Math"/>
+                        <w:lang w:val="en-US"/>
+                      </w:rPr>
+                      <m:t>e</m:t>
+                    </m:r>
+                  </m:sub>
+                </m:sSub>
+              </m:den>
+            </m:f>
+          </m:e>
+        </m:rad>
+        <m:r>
+          <w:rPr>
+            <w:rFonts w:ascii="Cambria Math" w:hAnsi="Cambria Math"/>
+            <w:lang w:val="en-US"/>
+          </w:rPr>
+          <m:t>≈</m:t>
+        </m:r>
+        <m:r>
+          <w:rPr>
+            <w:rFonts w:ascii="Cambria Math" w:hAnsi="Cambria Math"/>
+            <w:lang w:val="en-US"/>
+          </w:rPr>
+          <m:t>42100</m:t>
+        </m:r>
+      </m:oMath>
+      <w:r>
+        <w:rPr>
+          <w:rFonts w:eastAsiaTheme="minorEastAsia"/>
+          <w:lang w:val="en-US"/>
+        </w:rPr>
+        <w:t xml:space="preserve"> </w:t>
+      </w:r>
+    </w:p>
+    <w:p>
+      <w:pPr>
+        <w:pStyle w:val="ListParagraph"/>
+        <w:numPr>
+          <w:ilvl w:val="0"/>
+          <w:numId w:val="2"/>
+        </w:numPr>
+        <w:rPr>
+          <w:rFonts w:eastAsiaTheme="minorEastAsia"/>
+          <w:lang w:val="en-US"/>
+        </w:rPr>
+      </w:pPr>
     </w:p>
     <w:p>
       <w:pPr>

--- a/force.docx
+++ b/force.docx
@@ -5104,6 +5104,101 @@
         <w:pStyle w:val="ListParagraph"/>
         <w:numPr>
           <w:ilvl w:val="0"/>
+          <w:numId w:val="6"/>
+        </w:numPr>
+        <w:rPr>
+          <w:lang w:val="en-US"/>
+        </w:rPr>
+      </w:pPr>
+      <w:r>
+        <w:rPr>
+          <w:lang w:val="en-US"/>
+        </w:rPr>
+        <w:t>Cho vật khối lượng m</w:t>
+      </w:r>
+      <w:r>
+        <w:rPr>
+          <w:vertAlign w:val="subscript"/>
+          <w:lang w:val="en-US"/>
+        </w:rPr>
+        <w:t>1</w:t>
+      </w:r>
+      <w:r>
+        <w:rPr>
+          <w:lang w:val="en-US"/>
+        </w:rPr>
+        <w:t xml:space="preserve"> đang di chuyển thẳng đều với tốc độ bất kì va vào vật nhỏ hơn khối lượng m</w:t>
+      </w:r>
+      <w:r>
+        <w:rPr>
+          <w:vertAlign w:val="subscript"/>
+          <w:lang w:val="en-US"/>
+        </w:rPr>
+        <w:t>2</w:t>
+      </w:r>
+      <w:r>
+        <w:rPr>
+          <w:lang w:val="en-US"/>
+        </w:rPr>
+        <w:t>, khi này 2 vật sẽ di chuyển với hướng nào đó, góc lệch tối đa so với hướng ban đầu của m</w:t>
+      </w:r>
+      <w:r>
+        <w:rPr>
+          <w:vertAlign w:val="subscript"/>
+          <w:lang w:val="en-US"/>
+        </w:rPr>
+        <w:t>1</w:t>
+      </w:r>
+      <w:r>
+        <w:rPr>
+          <w:lang w:val="en-US"/>
+        </w:rPr>
+        <w:t xml:space="preserve"> = arcsin(</w:t>
+      </w:r>
+      <w:r>
+        <w:rPr>
+          <w:lang w:val="en-US"/>
+        </w:rPr>
+        <w:t>m</w:t>
+      </w:r>
+      <w:r>
+        <w:rPr>
+          <w:vertAlign w:val="subscript"/>
+          <w:lang w:val="en-US"/>
+        </w:rPr>
+        <w:t>2</w:t>
+      </w:r>
+      <w:r>
+        <w:rPr>
+          <w:lang w:val="en-US"/>
+        </w:rPr>
+        <w:t xml:space="preserve"> / </w:t>
+      </w:r>
+      <w:r>
+        <w:rPr>
+          <w:lang w:val="en-US"/>
+        </w:rPr>
+        <w:t>m</w:t>
+      </w:r>
+      <w:r>
+        <w:rPr>
+          <w:vertAlign w:val="subscript"/>
+          <w:lang w:val="en-US"/>
+        </w:rPr>
+        <w:t>1</w:t>
+      </w:r>
+      <w:r>
+        <w:rPr>
+          <w:lang w:val="en-US"/>
+        </w:rPr>
+        <w:t>)</w:t>
+      </w:r>
+    </w:p>
+    <w:p>
+      <w:pPr>
+        <w:pStyle w:val="ListParagraph"/>
+        <w:numPr>
+          <w:ilvl w:val="0"/>
           <w:numId w:val="9"/>
         </w:numPr>
         <w:rPr>
@@ -5872,6 +5967,7 @@
           <w:rFonts w:eastAsiaTheme="minorEastAsia"/>
           <w:lang w:val="en-US"/>
         </w:rPr>
+        <w:lastRenderedPageBreak/>
         <w:t xml:space="preserve">Cho 1 khối trụ </w:t>
       </w:r>
       <w:r>
@@ -5914,15 +6010,7 @@
           <w:rFonts w:eastAsiaTheme="minorEastAsia"/>
           <w:lang w:val="en-US"/>
         </w:rPr>
-        <w:t xml:space="preserve">) / 3, nếu khối trụ chỉ có vỏ thì gia </w:t>
-      </w:r>
-      <w:r>
-        <w:rPr>
-          <w:rFonts w:eastAsiaTheme="minorEastAsia"/>
-          <w:lang w:val="en-US"/>
-        </w:rPr>
-        <w:lastRenderedPageBreak/>
-        <w:t>tốc = gsin(</w:t>
+        <w:t>) / 3, nếu khối trụ chỉ có vỏ thì gia tốc = gsin(</w:t>
       </w:r>
       <w:r>
         <w:rPr>
@@ -6940,6 +7028,7 @@
             <w:rFonts w:ascii="Cambria Math" w:eastAsiaTheme="minorEastAsia" w:hAnsi="Cambria Math"/>
             <w:lang w:val="en-US"/>
           </w:rPr>
+          <w:lastRenderedPageBreak/>
           <m:t>I'=</m:t>
         </m:r>
         <m:f>
@@ -7172,7 +7261,6 @@
         <w:rPr>
           <w:lang w:val="en-US"/>
         </w:rPr>
-        <w:lastRenderedPageBreak/>
         <w:t>Hình hộp chữ nhật, trục quay vuông góc đáy</w:t>
       </w:r>
     </w:p>
@@ -8415,7 +8503,14 @@
         <w:rPr>
           <w:lang w:val="en-US"/>
         </w:rPr>
-        <w:t>g mặt phẳng vuông góc với AB x F</w:t>
+        <w:t xml:space="preserve">g mặt </w:t>
+      </w:r>
+      <w:r>
+        <w:rPr>
+          <w:lang w:val="en-US"/>
+        </w:rPr>
+        <w:lastRenderedPageBreak/>
+        <w:t>phẳng vuông góc với AB x F</w:t>
       </w:r>
       <w:r>
         <w:rPr>
@@ -8457,20 +8552,523 @@
         <w:rPr>
           <w:lang w:val="en-US"/>
         </w:rPr>
+        <w:t>A đứng yên, B sẽ quay đều xung quanh A theo chiều ngược chiều kim đồng hồ với tốc độ</w:t>
+      </w:r>
+      <w:r>
+        <w:rPr>
+          <w:lang w:val="en-US"/>
+        </w:rPr>
+        <w:t xml:space="preserve"> góc = K / m</w:t>
+      </w:r>
+      <w:r>
+        <w:rPr>
+          <w:lang w:val="en-US"/>
+        </w:rPr>
+        <w:t xml:space="preserve"> trong mặt phẳng vuông góc với AB x F</w:t>
+      </w:r>
+    </w:p>
+    <w:p>
+      <w:pPr>
+        <w:pStyle w:val="ListParagraph"/>
+        <w:numPr>
+          <w:ilvl w:val="0"/>
+          <w:numId w:val="6"/>
+        </w:numPr>
+        <w:rPr>
+          <w:lang w:val="en-US"/>
+        </w:rPr>
+      </w:pPr>
+      <w:r>
+        <w:rPr>
+          <w:lang w:val="en-US"/>
+        </w:rPr>
+        <w:t>1 vật rắn đang đứng yên là 1 thanh dài cực mỏng đồng chất khối lượng m, chiều dài d, 2 đầu A và B, B bên phải, tác dụng 1 lực F hướng tới phía trước lên B theo phương vuông góc AB trong thời gian cực ngắn coi như = 0 để truyền cho vật động lượng K</w:t>
+      </w:r>
+    </w:p>
+    <w:p>
+      <w:pPr>
+        <w:pStyle w:val="ListParagraph"/>
+        <w:numPr>
+          <w:ilvl w:val="0"/>
+          <w:numId w:val="6"/>
+        </w:numPr>
+        <w:rPr>
+          <w:lang w:val="en-US"/>
+        </w:rPr>
+      </w:pPr>
+      <w:r>
+        <w:rPr>
+          <w:lang w:val="en-US"/>
+        </w:rPr>
+        <w:t>Trọng tâm của vật sẽ tịnh tiến theo hướng lực tác dụng với vận tốc K / m</w:t>
+      </w:r>
+    </w:p>
+    <w:p>
+      <w:pPr>
+        <w:pStyle w:val="ListParagraph"/>
+        <w:numPr>
+          <w:ilvl w:val="0"/>
+          <w:numId w:val="6"/>
+        </w:numPr>
+        <w:rPr>
+          <w:lang w:val="en-US"/>
+        </w:rPr>
+      </w:pPr>
+      <w:r>
+        <w:rPr>
+          <w:lang w:val="en-US"/>
+        </w:rPr>
+        <w:t xml:space="preserve">Từ điểm nhìn của trọng tâm, vật quay đều xung quanh nó với tốc độ góc </w:t>
+      </w:r>
+    </w:p>
+    <w:p>
+      <w:pPr>
+        <w:pStyle w:val="ListParagraph"/>
+        <w:ind w:left="1080"/>
+        <w:rPr>
+          <w:lang w:val="en-US"/>
+        </w:rPr>
+      </w:pPr>
+      <w:r>
+        <w:rPr>
+          <w:lang w:val="en-US"/>
+        </w:rPr>
+        <w:t xml:space="preserve">= </w:t>
+      </w:r>
+      <w:r>
+        <w:rPr>
+          <w:lang w:val="en-US"/>
+        </w:rPr>
+        <w:t xml:space="preserve">6K / md </w:t>
+      </w:r>
+      <w:r>
+        <w:rPr>
+          <w:lang w:val="en-US"/>
+        </w:rPr>
+        <w:t>theo chiều ngược chiều kim đồng hồ trong mặt phẳng vuông góc với AB x F</w:t>
+      </w:r>
+    </w:p>
+    <w:p>
+      <w:pPr>
+        <w:pStyle w:val="ListParagraph"/>
+        <w:numPr>
+          <w:ilvl w:val="0"/>
+          <w:numId w:val="6"/>
+        </w:numPr>
+        <w:rPr>
+          <w:lang w:val="en-US"/>
+        </w:rPr>
+      </w:pPr>
+      <w:r>
+        <w:rPr>
+          <w:lang w:val="en-US"/>
+        </w:rPr>
+        <w:t>Cũng như trên, nhưng đầu A khối lượng vô tận, còn lại khối lượng như nhau và tổng = m</w:t>
+      </w:r>
+    </w:p>
+    <w:p>
+      <w:pPr>
+        <w:pStyle w:val="ListParagraph"/>
+        <w:numPr>
+          <w:ilvl w:val="0"/>
+          <w:numId w:val="6"/>
+        </w:numPr>
+        <w:rPr>
+          <w:lang w:val="en-US"/>
+        </w:rPr>
+      </w:pPr>
+      <w:r>
+        <w:rPr>
+          <w:lang w:val="en-US"/>
+        </w:rPr>
+        <w:t xml:space="preserve">Vật sẽ quanh điều xung quanh A theo chiều ngược chiều kim đồng hồ với tốc độ góc = </w:t>
+      </w:r>
+      <w:r>
+        <w:rPr>
+          <w:lang w:val="en-US"/>
+        </w:rPr>
+        <w:t>3</w:t>
+      </w:r>
+      <w:r>
+        <w:rPr>
+          <w:lang w:val="en-US"/>
+        </w:rPr>
+        <w:t>K / m</w:t>
+      </w:r>
+      <w:r>
+        <w:rPr>
+          <w:lang w:val="en-US"/>
+        </w:rPr>
+        <w:t>d</w:t>
+      </w:r>
+      <w:r>
+        <w:rPr>
+          <w:lang w:val="en-US"/>
+        </w:rPr>
+        <w:t xml:space="preserve"> trong mặt phẳng vuông góc với AB x F</w:t>
+      </w:r>
+    </w:p>
+    <w:p>
+      <w:pPr>
+        <w:pStyle w:val="ListParagraph"/>
+        <w:numPr>
+          <w:ilvl w:val="0"/>
+          <w:numId w:val="6"/>
+        </w:numPr>
+        <w:rPr>
+          <w:lang w:val="en-US"/>
+        </w:rPr>
+      </w:pPr>
+      <w:r>
+        <w:rPr>
+          <w:lang w:val="en-US"/>
+        </w:rPr>
+        <w:t xml:space="preserve">1 vật rắn đang đứng yên và nằm ngang là 1 khối trụ đồng chất khối lượng m, </w:t>
+      </w:r>
+      <w:r>
+        <w:rPr>
+          <w:lang w:val="en-US"/>
+        </w:rPr>
+        <w:t>cho 1 mặt phẳng thẳng đứng chứa trục của khối trụ, gọi d là giao tuyến của mặt phẳng này với mặt xung quanh của trụ ở phía trên, tác dụng 1 lực F lên khối trụ hướng thẳng về phía trước, điểm đặt là bất kì điểm nào trên d, trong thời gian cực ngắn coi như = 0 để truyền cho vật động lượng K</w:t>
+      </w:r>
+    </w:p>
+    <w:p>
+      <w:pPr>
+        <w:pStyle w:val="ListParagraph"/>
+        <w:numPr>
+          <w:ilvl w:val="0"/>
+          <w:numId w:val="6"/>
+        </w:numPr>
+        <w:rPr>
+          <w:lang w:val="en-US"/>
+        </w:rPr>
+      </w:pPr>
+      <w:r>
+        <w:rPr>
+          <w:lang w:val="en-US"/>
+        </w:rPr>
+        <w:t>Trọng tâm của vật sẽ tịnh tiến theo hướng lực tác dụng với vận tốc K / m</w:t>
+      </w:r>
+    </w:p>
+    <w:p>
+      <w:pPr>
+        <w:pStyle w:val="ListParagraph"/>
+        <w:numPr>
+          <w:ilvl w:val="0"/>
+          <w:numId w:val="6"/>
+        </w:numPr>
+        <w:rPr>
+          <w:lang w:val="en-US"/>
+        </w:rPr>
+      </w:pPr>
+      <w:r>
+        <w:rPr>
+          <w:lang w:val="en-US"/>
+        </w:rPr>
+        <w:t>Vật đồng thời quay đều xung quanh trục của nó theo hướng lăn về phía trước, tốc độ của 1 điểm bất kì trên mặt xung quanh vật = 2 lần tốc độ trọng tâm</w:t>
+      </w:r>
+    </w:p>
+    <w:p>
+      <w:pPr>
+        <w:pStyle w:val="ListParagraph"/>
+        <w:numPr>
+          <w:ilvl w:val="0"/>
+          <w:numId w:val="6"/>
+        </w:numPr>
+        <w:rPr>
+          <w:lang w:val="en-US"/>
+        </w:rPr>
+      </w:pPr>
+      <w:r>
+        <w:rPr>
+          <w:lang w:val="en-US"/>
+        </w:rPr>
+        <w:t>Cũng trường hợp trên, nhưng trục đối xứng của khối trụ được giữ cố định và đặt nằm ngang, buộc 1 sợi dây xung quanh khối trụ, lấy tay cầm phần dây thừa, buộc nó vào 1 vật, vật này chịu tác dụng của trọng lực hướng xuống F, khối lượng trụ = M, vật = m</w:t>
+      </w:r>
+    </w:p>
+    <w:p>
+      <w:pPr>
+        <w:pStyle w:val="ListParagraph"/>
+        <w:numPr>
+          <w:ilvl w:val="0"/>
+          <w:numId w:val="6"/>
+        </w:numPr>
+        <w:rPr>
+          <w:lang w:val="en-US"/>
+        </w:rPr>
+      </w:pPr>
+      <w:r>
+        <w:rPr>
+          <w:lang w:val="en-US"/>
+        </w:rPr>
+        <w:t>Khi này lực căng dây = F / (2m / M + 1)</w:t>
+      </w:r>
+      <w:r>
+        <w:rPr>
+          <w:lang w:val="en-US"/>
+        </w:rPr>
+        <w:t>, nếu khối trụ chỉ có vỏ, thì lực căng dây = F / (m / M + 1)</w:t>
+      </w:r>
+    </w:p>
+    <w:p>
+      <w:pPr>
+        <w:pStyle w:val="ListParagraph"/>
+        <w:numPr>
+          <w:ilvl w:val="0"/>
+          <w:numId w:val="6"/>
+        </w:numPr>
+        <w:rPr>
+          <w:lang w:val="en-US"/>
+        </w:rPr>
+      </w:pPr>
+      <w:r>
+        <w:rPr>
+          <w:lang w:val="en-US"/>
+        </w:rPr>
+        <w:t>Cho 1 thanh dài cực mỏng khối lượng m chiều dài r đặt trong trọng trường đều có gia tốc trọng trường g, 2 đầu buộc vào 1 sợi dây chiều dài 2a, móc 1 điểm trên dây vào điểm M cố định, buông hệ, khi này nếu M là trung điểm dây, thì hệ cân bằng có dạng như sau</w:t>
+      </w:r>
+    </w:p>
+    <w:p>
+      <w:pPr>
+        <w:pStyle w:val="ListParagraph"/>
+        <w:ind w:left="1080"/>
+        <w:rPr>
+          <w:noProof/>
+        </w:rPr>
+      </w:pPr>
+    </w:p>
+    <w:p>
+      <w:pPr>
+        <w:pStyle w:val="ListParagraph"/>
+        <w:ind w:left="1080"/>
+        <w:rPr>
+          <w:lang w:val="en-US"/>
+        </w:rPr>
+      </w:pPr>
+      <w:r>
+        <w:rPr>
+          <w:noProof/>
+        </w:rPr>
+        <w:drawing>
+          <wp:inline distT="0" distB="0" distL="0" distR="0" wp14:anchorId="7AA7D9B8" wp14:editId="70CA50EB">
+            <wp:extent cx="2250671" cy="1303020"/>
+            <wp:effectExtent l="0" t="0" r="0" b="0"/>
+            <wp:docPr id="1300860788" name="Picture 1"/>
+            <wp:cNvGraphicFramePr>
+              <a:graphicFrameLocks xmlns:a="http://schemas.openxmlformats.org/drawingml/2006/main" noChangeAspect="1"/>
+            </wp:cNvGraphicFramePr>
+            <a:graphic xmlns:a="http://schemas.openxmlformats.org/drawingml/2006/main">
+              <a:graphicData uri="http://schemas.openxmlformats.org/drawingml/2006/picture">
+                <pic:pic xmlns:pic="http://schemas.openxmlformats.org/drawingml/2006/picture">
+                  <pic:nvPicPr>
+                    <pic:cNvPr id="1300860788" name=""/>
+                    <pic:cNvPicPr/>
+                  </pic:nvPicPr>
+                  <pic:blipFill rotWithShape="1">
+                    <a:blip r:embed="rId5"/>
+                    <a:srcRect l="49058" t="26708" r="28208" b="49892"/>
+                    <a:stretch/>
+                  </pic:blipFill>
+                  <pic:spPr bwMode="auto">
+                    <a:xfrm>
+                      <a:off x="0" y="0"/>
+                      <a:ext cx="2257722" cy="1307102"/>
+                    </a:xfrm>
+                    <a:prstGeom prst="rect">
+                      <a:avLst/>
+                    </a:prstGeom>
+                    <a:ln>
+                      <a:noFill/>
+                    </a:ln>
+                    <a:extLst>
+                      <a:ext uri="{53640926-AAD7-44D8-BBD7-CCE9431645EC}">
+                        <a14:shadowObscured xmlns:a14="http://schemas.microsoft.com/office/drawing/2010/main"/>
+                      </a:ext>
+                    </a:extLst>
+                  </pic:spPr>
+                </pic:pic>
+              </a:graphicData>
+            </a:graphic>
+          </wp:inline>
+        </w:drawing>
+      </w:r>
+    </w:p>
+    <w:p>
+      <w:pPr>
+        <w:pStyle w:val="ListParagraph"/>
+        <w:numPr>
+          <w:ilvl w:val="0"/>
+          <w:numId w:val="6"/>
+        </w:numPr>
+        <w:rPr>
+          <w:lang w:val="en-US"/>
+        </w:rPr>
+      </w:pPr>
+      <w:r>
+        <w:rPr>
+          <w:lang w:val="en-US"/>
+        </w:rPr>
+        <w:t>Độ lớn lực căng dây</w:t>
+      </w:r>
+    </w:p>
+    <w:p>
+      <w:pPr>
+        <w:pStyle w:val="ListParagraph"/>
+        <w:pBdr>
+          <w:top w:val="single" w:sz="4" w:space="1" w:color="auto"/>
+          <w:left w:val="single" w:sz="4" w:space="4" w:color="auto"/>
+          <w:bottom w:val="single" w:sz="4" w:space="1" w:color="auto"/>
+          <w:right w:val="single" w:sz="4" w:space="4" w:color="auto"/>
+        </w:pBdr>
+        <w:ind w:left="1080"/>
+        <w:rPr>
+          <w:lang w:val="en-US"/>
+        </w:rPr>
+      </w:pPr>
+      <m:oMath>
+        <m:r>
+          <w:rPr>
+            <w:rFonts w:ascii="Cambria Math" w:hAnsi="Cambria Math"/>
+            <w:lang w:val="en-US"/>
+          </w:rPr>
+          <m:t>T=mg/</m:t>
+        </m:r>
+        <m:rad>
+          <m:radPr>
+            <m:degHide m:val="1"/>
+            <m:ctrlPr>
+              <w:rPr>
+                <w:rFonts w:ascii="Cambria Math" w:hAnsi="Cambria Math"/>
+                <w:i/>
+                <w:lang w:val="en-US"/>
+              </w:rPr>
+            </m:ctrlPr>
+          </m:radPr>
+          <m:deg/>
+          <m:e>
+            <m:r>
+              <w:rPr>
+                <w:rFonts w:ascii="Cambria Math" w:hAnsi="Cambria Math"/>
+                <w:lang w:val="en-US"/>
+              </w:rPr>
+              <m:t>4-</m:t>
+            </m:r>
+            <m:sSup>
+              <m:sSupPr>
+                <m:ctrlPr>
+                  <w:rPr>
+                    <w:rFonts w:ascii="Cambria Math" w:hAnsi="Cambria Math"/>
+                    <w:i/>
+                    <w:lang w:val="en-US"/>
+                  </w:rPr>
+                </m:ctrlPr>
+              </m:sSupPr>
+              <m:e>
+                <m:d>
+                  <m:dPr>
+                    <m:ctrlPr>
+                      <w:rPr>
+                        <w:rFonts w:ascii="Cambria Math" w:hAnsi="Cambria Math"/>
+                        <w:i/>
+                        <w:lang w:val="en-US"/>
+                      </w:rPr>
+                    </m:ctrlPr>
+                  </m:dPr>
+                  <m:e>
+                    <m:f>
+                      <m:fPr>
+                        <m:ctrlPr>
+                          <w:rPr>
+                            <w:rFonts w:ascii="Cambria Math" w:hAnsi="Cambria Math"/>
+                            <w:i/>
+                            <w:lang w:val="en-US"/>
+                          </w:rPr>
+                        </m:ctrlPr>
+                      </m:fPr>
+                      <m:num>
+                        <m:r>
+                          <w:rPr>
+                            <w:rFonts w:ascii="Cambria Math" w:hAnsi="Cambria Math"/>
+                            <w:lang w:val="en-US"/>
+                          </w:rPr>
+                          <m:t>r</m:t>
+                        </m:r>
+                      </m:num>
+                      <m:den>
+                        <m:r>
+                          <w:rPr>
+                            <w:rFonts w:ascii="Cambria Math" w:hAnsi="Cambria Math"/>
+                            <w:lang w:val="en-US"/>
+                          </w:rPr>
+                          <m:t>a</m:t>
+                        </m:r>
+                      </m:den>
+                    </m:f>
+                  </m:e>
+                </m:d>
+              </m:e>
+              <m:sup>
+                <m:r>
+                  <w:rPr>
+                    <w:rFonts w:ascii="Cambria Math" w:hAnsi="Cambria Math"/>
+                    <w:lang w:val="en-US"/>
+                  </w:rPr>
+                  <m:t>2</m:t>
+                </m:r>
+              </m:sup>
+            </m:sSup>
+          </m:e>
+        </m:rad>
+      </m:oMath>
+      <w:r>
+        <w:rPr>
+          <w:rFonts w:eastAsiaTheme="minorEastAsia"/>
+          <w:lang w:val="en-US"/>
+        </w:rPr>
+        <w:t xml:space="preserve"> </w:t>
+      </w:r>
+    </w:p>
+    <w:p>
+      <w:pPr>
+        <w:pStyle w:val="ListParagraph"/>
+        <w:numPr>
+          <w:ilvl w:val="0"/>
+          <w:numId w:val="6"/>
+        </w:numPr>
+        <w:rPr>
+          <w:lang w:val="en-US"/>
+        </w:rPr>
+      </w:pPr>
+      <w:r>
+        <w:rPr>
+          <w:lang w:val="en-US"/>
+        </w:rPr>
         <w:lastRenderedPageBreak/>
-        <w:t>A đứng yên, B sẽ quay đều xung quanh A theo chiều ngược chiều kim đồng hồ với tốc độ</w:t>
-      </w:r>
-      <w:r>
-        <w:rPr>
-          <w:lang w:val="en-US"/>
-        </w:rPr>
-        <w:t xml:space="preserve"> góc = K / m</w:t>
-      </w:r>
-      <w:r>
-        <w:rPr>
-          <w:lang w:val="en-US"/>
-        </w:rPr>
-        <w:t xml:space="preserve"> trong mặt phẳng vuông góc với AB x F</w:t>
+        <w:t xml:space="preserve">Nếu M không là trung điểm, </w:t>
+      </w:r>
+      <w:r>
+        <w:rPr>
+          <w:lang w:val="en-US"/>
+        </w:rPr>
+        <w:t>thì hệ sẽ bị tuột</w:t>
+      </w:r>
+    </w:p>
+    <w:p>
+      <w:pPr>
+        <w:pStyle w:val="ListParagraph"/>
+        <w:numPr>
+          <w:ilvl w:val="0"/>
+          <w:numId w:val="24"/>
+        </w:numPr>
+        <w:rPr>
+          <w:lang w:val="en-US"/>
+        </w:rPr>
+      </w:pPr>
+      <w:r>
+        <w:rPr>
+          <w:lang w:val="en-US"/>
+        </w:rPr>
+        <w:t>Tính Độ Lớn Lực Trong 1 Số Trường Hợp?</w:t>
       </w:r>
     </w:p>
     <w:p>
@@ -8488,7 +9086,31 @@
         <w:rPr>
           <w:lang w:val="en-US"/>
         </w:rPr>
-        <w:t>1 vật rắn đang đứng yên là 1 thanh dài cực mỏng đồng chất khối lượng m, chiều dài d, 2 đầu A và B, B bên phải, tác dụng 1 lực F hướng tới phía trước lên B theo phương vuông góc AB trong thời gian cực ngắn coi như = 0 để truyền cho vật động lượng K</w:t>
+        <w:t>Cho 2 vật đang đứng yên trên 1 con đường không có ma sát, vật nhỏ khối lượng m đứng sát đằng sau vật lớn khối lượng M, bỗng dưng chúng chuyển động với cùng vận tốc và cùng 1 hướng không đổi, sau 1 hồi thì con đường bỗng dưng có lại ma sát, đồng thời bạn tác dụng 1 lực có độ lớn F vào vật lớn và ngược hướng chuyển động của nó, khi này vật nhỏ do quán tính sẽ có xu hướng áp vào vật lớn, độ lớn áp lực này = mF / (m + M)</w:t>
+      </w:r>
+    </w:p>
+    <w:p>
+      <w:pPr>
+        <w:pStyle w:val="ListParagraph"/>
+        <w:numPr>
+          <w:ilvl w:val="0"/>
+          <w:numId w:val="24"/>
+        </w:numPr>
+        <w:rPr>
+          <w:lang w:val="en-US"/>
+        </w:rPr>
+      </w:pPr>
+      <w:r>
+        <w:rPr>
+          <w:lang w:val="en-US"/>
+        </w:rPr>
+        <w:t xml:space="preserve">Tính </w:t>
+      </w:r>
+      <w:r>
+        <w:rPr>
+          <w:lang w:val="en-US"/>
+        </w:rPr>
+        <w:t>Thế Năng Của 1 Số Vật Trong Trọng Trường?</w:t>
       </w:r>
     </w:p>
     <w:p>
@@ -8506,285 +9128,6 @@
         <w:rPr>
           <w:lang w:val="en-US"/>
         </w:rPr>
-        <w:t>Trọng tâm của vật sẽ tịnh tiến theo hướng lực tác dụng với vận tốc K / m</w:t>
-      </w:r>
-    </w:p>
-    <w:p>
-      <w:pPr>
-        <w:pStyle w:val="ListParagraph"/>
-        <w:numPr>
-          <w:ilvl w:val="0"/>
-          <w:numId w:val="6"/>
-        </w:numPr>
-        <w:rPr>
-          <w:lang w:val="en-US"/>
-        </w:rPr>
-      </w:pPr>
-      <w:r>
-        <w:rPr>
-          <w:lang w:val="en-US"/>
-        </w:rPr>
-        <w:t xml:space="preserve">Từ điểm nhìn của trọng tâm, vật quay đều xung quanh nó với tốc độ góc </w:t>
-      </w:r>
-    </w:p>
-    <w:p>
-      <w:pPr>
-        <w:pStyle w:val="ListParagraph"/>
-        <w:ind w:left="1080"/>
-        <w:rPr>
-          <w:lang w:val="en-US"/>
-        </w:rPr>
-      </w:pPr>
-      <w:r>
-        <w:rPr>
-          <w:lang w:val="en-US"/>
-        </w:rPr>
-        <w:t xml:space="preserve">= </w:t>
-      </w:r>
-      <w:r>
-        <w:rPr>
-          <w:lang w:val="en-US"/>
-        </w:rPr>
-        <w:t xml:space="preserve">6K / md </w:t>
-      </w:r>
-      <w:r>
-        <w:rPr>
-          <w:lang w:val="en-US"/>
-        </w:rPr>
-        <w:t>theo chiều ngược chiều kim đồng hồ trong mặt phẳng vuông góc với AB x F</w:t>
-      </w:r>
-    </w:p>
-    <w:p>
-      <w:pPr>
-        <w:pStyle w:val="ListParagraph"/>
-        <w:numPr>
-          <w:ilvl w:val="0"/>
-          <w:numId w:val="6"/>
-        </w:numPr>
-        <w:rPr>
-          <w:lang w:val="en-US"/>
-        </w:rPr>
-      </w:pPr>
-      <w:r>
-        <w:rPr>
-          <w:lang w:val="en-US"/>
-        </w:rPr>
-        <w:t>Cũng như trên, nhưng đầu A khối lượng vô tận, còn lại khối lượng như nhau và tổng = m</w:t>
-      </w:r>
-    </w:p>
-    <w:p>
-      <w:pPr>
-        <w:pStyle w:val="ListParagraph"/>
-        <w:numPr>
-          <w:ilvl w:val="0"/>
-          <w:numId w:val="6"/>
-        </w:numPr>
-        <w:rPr>
-          <w:lang w:val="en-US"/>
-        </w:rPr>
-      </w:pPr>
-      <w:r>
-        <w:rPr>
-          <w:lang w:val="en-US"/>
-        </w:rPr>
-        <w:t xml:space="preserve">Vật sẽ quanh điều xung quanh A theo chiều ngược chiều kim đồng hồ với tốc độ góc = </w:t>
-      </w:r>
-      <w:r>
-        <w:rPr>
-          <w:lang w:val="en-US"/>
-        </w:rPr>
-        <w:t>3</w:t>
-      </w:r>
-      <w:r>
-        <w:rPr>
-          <w:lang w:val="en-US"/>
-        </w:rPr>
-        <w:t>K / m</w:t>
-      </w:r>
-      <w:r>
-        <w:rPr>
-          <w:lang w:val="en-US"/>
-        </w:rPr>
-        <w:t>d</w:t>
-      </w:r>
-      <w:r>
-        <w:rPr>
-          <w:lang w:val="en-US"/>
-        </w:rPr>
-        <w:t xml:space="preserve"> trong mặt phẳng vuông góc với AB x F</w:t>
-      </w:r>
-    </w:p>
-    <w:p>
-      <w:pPr>
-        <w:pStyle w:val="ListParagraph"/>
-        <w:numPr>
-          <w:ilvl w:val="0"/>
-          <w:numId w:val="6"/>
-        </w:numPr>
-        <w:rPr>
-          <w:lang w:val="en-US"/>
-        </w:rPr>
-      </w:pPr>
-      <w:r>
-        <w:rPr>
-          <w:lang w:val="en-US"/>
-        </w:rPr>
-        <w:t xml:space="preserve">1 vật rắn đang đứng yên và nằm ngang là 1 khối trụ đồng chất khối lượng m, </w:t>
-      </w:r>
-      <w:r>
-        <w:rPr>
-          <w:lang w:val="en-US"/>
-        </w:rPr>
-        <w:t>cho 1 mặt phẳng thẳng đứng chứa trục của khối trụ, gọi d là giao tuyến của mặt phẳng này với mặt xung quanh của trụ ở phía trên, tác dụng 1 lực F lên khối trụ hướng thẳng về phía trước, điểm đặt là bất kì điểm nào trên d, trong thời gian cực ngắn coi như = 0 để truyền cho vật động lượng K</w:t>
-      </w:r>
-    </w:p>
-    <w:p>
-      <w:pPr>
-        <w:pStyle w:val="ListParagraph"/>
-        <w:numPr>
-          <w:ilvl w:val="0"/>
-          <w:numId w:val="6"/>
-        </w:numPr>
-        <w:rPr>
-          <w:lang w:val="en-US"/>
-        </w:rPr>
-      </w:pPr>
-      <w:r>
-        <w:rPr>
-          <w:lang w:val="en-US"/>
-        </w:rPr>
-        <w:t>Trọng tâm của vật sẽ tịnh tiến theo hướng lực tác dụng với vận tốc K / m</w:t>
-      </w:r>
-    </w:p>
-    <w:p>
-      <w:pPr>
-        <w:pStyle w:val="ListParagraph"/>
-        <w:numPr>
-          <w:ilvl w:val="0"/>
-          <w:numId w:val="6"/>
-        </w:numPr>
-        <w:rPr>
-          <w:lang w:val="en-US"/>
-        </w:rPr>
-      </w:pPr>
-      <w:r>
-        <w:rPr>
-          <w:lang w:val="en-US"/>
-        </w:rPr>
-        <w:t>Vật đồng thời quay đều xung quanh trục của nó theo hướng lăn về phía trước, tốc độ của 1 điểm bất kì trên mặt xung quanh vật = 2 lần tốc độ trọng tâm</w:t>
-      </w:r>
-    </w:p>
-    <w:p>
-      <w:pPr>
-        <w:pStyle w:val="ListParagraph"/>
-        <w:numPr>
-          <w:ilvl w:val="0"/>
-          <w:numId w:val="6"/>
-        </w:numPr>
-        <w:rPr>
-          <w:lang w:val="en-US"/>
-        </w:rPr>
-      </w:pPr>
-      <w:r>
-        <w:rPr>
-          <w:lang w:val="en-US"/>
-        </w:rPr>
-        <w:t>Cũng trường hợp trên, nhưng trục đối xứng của khối trụ được giữ cố định và đặt nằm ngang, buộc 1 sợi dây xung quanh khối trụ, lấy tay cầm phần dây thừa, buộc nó vào 1 vật, vật này chịu tác dụng của trọng lực hướng xuống F, khối lượng trụ = M, vật = m</w:t>
-      </w:r>
-    </w:p>
-    <w:p>
-      <w:pPr>
-        <w:pStyle w:val="ListParagraph"/>
-        <w:numPr>
-          <w:ilvl w:val="0"/>
-          <w:numId w:val="6"/>
-        </w:numPr>
-        <w:rPr>
-          <w:lang w:val="en-US"/>
-        </w:rPr>
-      </w:pPr>
-      <w:r>
-        <w:rPr>
-          <w:lang w:val="en-US"/>
-        </w:rPr>
-        <w:t>Khi này lực căng dây = F / (2m / M + 1)</w:t>
-      </w:r>
-    </w:p>
-    <w:p>
-      <w:pPr>
-        <w:pStyle w:val="ListParagraph"/>
-        <w:numPr>
-          <w:ilvl w:val="0"/>
-          <w:numId w:val="24"/>
-        </w:numPr>
-        <w:rPr>
-          <w:lang w:val="en-US"/>
-        </w:rPr>
-      </w:pPr>
-      <w:r>
-        <w:rPr>
-          <w:lang w:val="en-US"/>
-        </w:rPr>
-        <w:t>Tính Độ Lớn Lực Trong 1 Số Trường Hợp?</w:t>
-      </w:r>
-    </w:p>
-    <w:p>
-      <w:pPr>
-        <w:pStyle w:val="ListParagraph"/>
-        <w:numPr>
-          <w:ilvl w:val="0"/>
-          <w:numId w:val="6"/>
-        </w:numPr>
-        <w:rPr>
-          <w:lang w:val="en-US"/>
-        </w:rPr>
-      </w:pPr>
-      <w:r>
-        <w:rPr>
-          <w:lang w:val="en-US"/>
-        </w:rPr>
-        <w:t>Cho 2 vật đang đứng yên trên 1 con đường không có ma sát, vật nhỏ khối lượng m đứng sát đằng sau vật lớn khối lượng M, bỗng dưng chúng chuyển động với cùng vận tốc và cùng 1 hướng không đổi, sau 1 hồi thì con đường bỗng dưng có lại ma sát, đồng thời bạn tác dụng 1 lực có độ lớn F vào vật lớn và ngược hướng chuyển động của nó, khi này vật nhỏ do quán tính sẽ có xu hướng áp vào vật lớn, độ lớn áp lực này = mF / (m + M)</w:t>
-      </w:r>
-    </w:p>
-    <w:p>
-      <w:pPr>
-        <w:pStyle w:val="ListParagraph"/>
-        <w:numPr>
-          <w:ilvl w:val="0"/>
-          <w:numId w:val="24"/>
-        </w:numPr>
-        <w:rPr>
-          <w:lang w:val="en-US"/>
-        </w:rPr>
-      </w:pPr>
-      <w:r>
-        <w:rPr>
-          <w:lang w:val="en-US"/>
-        </w:rPr>
-        <w:t xml:space="preserve">Tính </w:t>
-      </w:r>
-      <w:r>
-        <w:rPr>
-          <w:lang w:val="en-US"/>
-        </w:rPr>
-        <w:t>Thế Năng Của 1 Số Vật Trong Trọng Trường?</w:t>
-      </w:r>
-    </w:p>
-    <w:p>
-      <w:pPr>
-        <w:pStyle w:val="ListParagraph"/>
-        <w:numPr>
-          <w:ilvl w:val="0"/>
-          <w:numId w:val="6"/>
-        </w:numPr>
-        <w:rPr>
-          <w:lang w:val="en-US"/>
-        </w:rPr>
-      </w:pPr>
-      <w:r>
-        <w:rPr>
-          <w:lang w:val="en-US"/>
-        </w:rPr>
         <w:t>Cho 1 vòng tròn khối lượng m bán kính r đang nằm trong mặt phẳng vuông góc mặt đất và đứng yên, điểm thấp nhất của vòng tròn tiếp xúc với đất, xung quanh có trọng trường đều hướng thẳng xuống đất với gia tốc trọng trường g, lấy đất làm mốc tính thế năng, khi này tổng thế năng của vòng tròn là mgr</w:t>
       </w:r>
     </w:p>
@@ -8877,7 +9220,6 @@
         <w:rPr>
           <w:lang w:val="en-US"/>
         </w:rPr>
-        <w:lastRenderedPageBreak/>
         <w:t>N</w:t>
       </w:r>
       <w:r>
@@ -10783,7 +11125,14 @@
         <w:rPr>
           <w:lang w:val="en-US"/>
         </w:rPr>
-        <w:t>Lấy tích phân Moment trọng lực tác dụng lên toàn bộ vật, mốc là trọng tâm, trọng tâm là gốc tọa độ, dễ thấy độ lớn gia tốc trọng trường tại mọi điểm là như nhau, nên ta có thể lấy nó ra dấu tích phân, còn lại là tích phân tọa độ nhân trọng số của tất cả các điểm trong vật, mà như tính chất 1, dễ thấy tích phân này = 0, nên tích có hướng của Vector gia tốc với tích phân này = 0, hay Moment trọng lực = 0, vật đứng yên</w:t>
+        <w:t xml:space="preserve">Lấy tích phân Moment trọng lực tác dụng lên toàn bộ vật, mốc là trọng tâm, trọng tâm là gốc tọa độ, dễ thấy độ lớn gia tốc trọng trường tại mọi điểm là như nhau, nên ta có thể lấy nó ra dấu tích phân, còn lại là tích phân tọa độ nhân trọng số của tất cả các điểm trong vật, mà như tính chất 1, dễ thấy tích phân này = 0, nên </w:t>
+      </w:r>
+      <w:r>
+        <w:rPr>
+          <w:lang w:val="en-US"/>
+        </w:rPr>
+        <w:lastRenderedPageBreak/>
+        <w:t>tích có hướng của Vector gia tốc với tích phân này = 0, hay Moment trọng lực = 0, vật đứng yên</w:t>
       </w:r>
     </w:p>
     <w:p>
@@ -10909,90 +11258,562 @@
         <w:rPr>
           <w:lang w:val="en-US"/>
         </w:rPr>
+        <w:t>Xét 1 khối đa diện, khi đó tọa độ trọng tâm nghĩa là trung bình tọa độ tất cả các điểm trong khối chỉ = trung bình tọa độ đỉnh trong 1 số ít trường hợp như hình tam giác, chữ nhật, lập phương, …, còn đa số hình khác thì không</w:t>
+      </w:r>
+    </w:p>
+    <w:p>
+      <w:pPr>
+        <w:pStyle w:val="ListParagraph"/>
+        <w:numPr>
+          <w:ilvl w:val="0"/>
+          <w:numId w:val="19"/>
+        </w:numPr>
+        <w:rPr>
+          <w:lang w:val="en-US"/>
+        </w:rPr>
+      </w:pPr>
+      <w:r>
+        <w:rPr>
+          <w:lang w:val="en-US"/>
+        </w:rPr>
+        <w:t>Cách Thăng Bằng Đá?</w:t>
+      </w:r>
+    </w:p>
+    <w:p>
+      <w:pPr>
+        <w:pStyle w:val="ListParagraph"/>
+        <w:numPr>
+          <w:ilvl w:val="0"/>
+          <w:numId w:val="18"/>
+        </w:numPr>
+        <w:rPr>
+          <w:lang w:val="en-US"/>
+        </w:rPr>
+      </w:pPr>
+      <w:r>
+        <w:rPr>
+          <w:lang w:val="en-US"/>
+        </w:rPr>
+        <w:t>Đặt đá xuống đất, cho nó đứng yên, lúc này đá đang cân bằng  nên điểm tiếp xúc của nó với đất chính là hình chiếu trọng tâm của nó xuống đất, đặt đá lên đá khác với điểm tiếp xúc là điểm này</w:t>
+      </w:r>
+    </w:p>
+    <w:p>
+      <w:pPr>
+        <w:rPr>
+          <w:rFonts w:ascii="Cambria Math" w:hAnsi="Cambria Math"/>
+          <w:lang w:val="en-US"/>
+          <w:oMath/>
+        </w:rPr>
+      </w:pPr>
+    </w:p>
+    <w:p>
+      <w:pPr>
+        <w:rPr>
+          <w:lang w:val="en-US"/>
+        </w:rPr>
+      </w:pPr>
+      <w:r>
+        <w:rPr>
+          <w:lang w:val="en-US"/>
+        </w:rPr>
+        <w:t xml:space="preserve">Elastic </w:t>
+      </w:r>
+      <w:r>
+        <w:rPr>
+          <w:lang w:val="en-US"/>
+        </w:rPr>
+        <w:t>Pendulum – Lò Xo:</w:t>
+      </w:r>
+    </w:p>
+    <w:p>
+      <w:pPr>
+        <w:pStyle w:val="ListParagraph"/>
+        <w:numPr>
+          <w:ilvl w:val="0"/>
+          <w:numId w:val="3"/>
+        </w:numPr>
+        <w:rPr>
+          <w:lang w:val="en-US"/>
+        </w:rPr>
+      </w:pPr>
+      <w:r>
+        <w:rPr>
+          <w:lang w:val="en-US"/>
+        </w:rPr>
+        <w:t>Tại Sao Khối Lượng Hệ Lò Xo Thay Đổi Khi Vật Nhỏ Trượt Trên Vật Lớn</w:t>
+      </w:r>
+      <w:r>
+        <w:rPr>
+          <w:lang w:val="en-US"/>
+        </w:rPr>
+        <w:t>?</w:t>
+      </w:r>
+    </w:p>
+    <w:p>
+      <w:pPr>
+        <w:pStyle w:val="ListParagraph"/>
+        <w:numPr>
+          <w:ilvl w:val="0"/>
+          <w:numId w:val="4"/>
+        </w:numPr>
+        <w:rPr>
+          <w:lang w:val="en-US"/>
+        </w:rPr>
+      </w:pPr>
+      <w:r>
+        <w:rPr>
+          <w:lang w:val="en-US"/>
+        </w:rPr>
+        <w:t>Cho lò xo đặt nằm ngang, đầu gắn vật M, trên M gắn thêm N, ban đầu lò xo dao động với tổng khối lượng của hệ = M + N, nhưng khi vật N bắt đầu trượt trên M, thì tổng khối lượng của hệ lò xo chỉ còn M, đó là bởi vì bây giờ lò xo không cần tốn lực để kéo vật thêm phần khối lượng của N nữa, mà nó bây giờ di chuyển tự do</w:t>
+      </w:r>
+    </w:p>
+    <w:p>
+      <w:pPr>
+        <w:rPr>
+          <w:lang w:val="en-US"/>
+        </w:rPr>
+      </w:pPr>
+    </w:p>
+    <w:p>
+      <w:pPr>
+        <w:rPr>
+          <w:lang w:val="en-US"/>
+        </w:rPr>
+      </w:pPr>
+      <w:r>
+        <w:rPr>
+          <w:lang w:val="en-US"/>
+        </w:rPr>
+        <w:t>Mechanical Advantage – Lợi Thế Cơ Học:</w:t>
+      </w:r>
+    </w:p>
+    <w:p>
+      <w:pPr>
+        <w:pStyle w:val="ListParagraph"/>
+        <w:numPr>
+          <w:ilvl w:val="0"/>
+          <w:numId w:val="16"/>
+        </w:numPr>
+        <w:rPr>
+          <w:lang w:val="en-US"/>
+        </w:rPr>
+      </w:pPr>
+      <w:r>
+        <w:rPr>
+          <w:lang w:val="en-US"/>
+        </w:rPr>
+        <w:t>Lợi Thế Cơ Học Là Gì?</w:t>
+      </w:r>
+    </w:p>
+    <w:p>
+      <w:pPr>
+        <w:pStyle w:val="ListParagraph"/>
+        <w:numPr>
+          <w:ilvl w:val="0"/>
+          <w:numId w:val="4"/>
+        </w:numPr>
+        <w:rPr>
+          <w:lang w:val="en-US"/>
+        </w:rPr>
+      </w:pPr>
+      <w:r>
+        <w:rPr>
+          <w:lang w:val="en-US"/>
+        </w:rPr>
+        <w:t>Xét 1 dụng cụ, khi ta nhấc 1 vật thấy nó nặng vãi, nhưng dùng dụng cụ này thì thấy nhẹ hều, khi đó dụng cụ có lợi thế cơ học, tuy nhiên, để bảo toàn năng lượng, quãng đường mà tay ta đi được sẽ gấp nhiều lần quãng đường vật đi được</w:t>
+      </w:r>
+    </w:p>
+    <w:p>
+      <w:pPr>
+        <w:pStyle w:val="ListParagraph"/>
+        <w:numPr>
+          <w:ilvl w:val="0"/>
+          <w:numId w:val="16"/>
+        </w:numPr>
+        <w:rPr>
+          <w:lang w:val="en-US"/>
+        </w:rPr>
+      </w:pPr>
+      <w:r>
+        <w:rPr>
+          <w:lang w:val="en-US"/>
+        </w:rPr>
+        <w:t>Công Dụng Lớn Nhất Của Những Dụng Cụ Có Lợi Thế Cơ Học?</w:t>
+      </w:r>
+    </w:p>
+    <w:p>
+      <w:pPr>
+        <w:pStyle w:val="ListParagraph"/>
+        <w:numPr>
+          <w:ilvl w:val="0"/>
+          <w:numId w:val="4"/>
+        </w:numPr>
+        <w:rPr>
+          <w:lang w:val="en-US"/>
+        </w:rPr>
+      </w:pPr>
+      <w:r>
+        <w:rPr>
+          <w:lang w:val="en-US"/>
+        </w:rPr>
         <w:lastRenderedPageBreak/>
-        <w:t>Xét 1 khối đa diện, khi đó tọa độ trọng tâm nghĩa là trung bình tọa độ tất cả các điểm trong khối chỉ = trung bình tọa độ đỉnh trong 1 số ít trường hợp như hình tam giác, chữ nhật, lập phương, …, còn đa số hình khác thì không</w:t>
-      </w:r>
-    </w:p>
-    <w:p>
-      <w:pPr>
-        <w:pStyle w:val="ListParagraph"/>
-        <w:numPr>
-          <w:ilvl w:val="0"/>
-          <w:numId w:val="19"/>
-        </w:numPr>
-        <w:rPr>
-          <w:lang w:val="en-US"/>
-        </w:rPr>
-      </w:pPr>
-      <w:r>
-        <w:rPr>
-          <w:lang w:val="en-US"/>
-        </w:rPr>
-        <w:t>Cách Thăng Bằng Đá?</w:t>
-      </w:r>
-    </w:p>
-    <w:p>
-      <w:pPr>
-        <w:pStyle w:val="ListParagraph"/>
-        <w:numPr>
-          <w:ilvl w:val="0"/>
-          <w:numId w:val="18"/>
-        </w:numPr>
-        <w:rPr>
-          <w:lang w:val="en-US"/>
-        </w:rPr>
-      </w:pPr>
-      <w:r>
-        <w:rPr>
-          <w:lang w:val="en-US"/>
-        </w:rPr>
-        <w:t>Đặt đá xuống đất, cho nó đứng yên, lúc này đá đang cân bằng  nên điểm tiếp xúc của nó với đất chính là hình chiếu trọng tâm của nó xuống đất, đặt đá lên đá khác với điểm tiếp xúc là điểm này</w:t>
-      </w:r>
-    </w:p>
-    <w:p>
-      <w:pPr>
-        <w:rPr>
-          <w:rFonts w:ascii="Cambria Math" w:hAnsi="Cambria Math"/>
-          <w:lang w:val="en-US"/>
-          <w:oMath/>
-        </w:rPr>
-      </w:pPr>
-    </w:p>
-    <w:p>
-      <w:pPr>
-        <w:rPr>
-          <w:lang w:val="en-US"/>
-        </w:rPr>
-      </w:pPr>
-      <w:r>
-        <w:rPr>
-          <w:lang w:val="en-US"/>
-        </w:rPr>
-        <w:t xml:space="preserve">Elastic </w:t>
-      </w:r>
-      <w:r>
-        <w:rPr>
-          <w:lang w:val="en-US"/>
-        </w:rPr>
-        <w:t>Pendulum – Lò Xo:</w:t>
-      </w:r>
-    </w:p>
-    <w:p>
-      <w:pPr>
-        <w:pStyle w:val="ListParagraph"/>
-        <w:numPr>
-          <w:ilvl w:val="0"/>
-          <w:numId w:val="3"/>
-        </w:numPr>
-        <w:rPr>
-          <w:lang w:val="en-US"/>
-        </w:rPr>
-      </w:pPr>
-      <w:r>
-        <w:rPr>
-          <w:lang w:val="en-US"/>
-        </w:rPr>
-        <w:t>Tại Sao Khối Lượng Hệ Lò Xo Thay Đổi Khi Vật Nhỏ Trượt Trên Vật Lớn</w:t>
+        <w:t>Giả sử ta phải giữ 1 vật trong 1 tiếng thấy mệt vãi, thì khi dùng những dụng cụ này, thì thấy khỏe vãi vì lực mà ta phải bỏ ra trong 1 tiếng đã được giảm đi đáng kể</w:t>
+      </w:r>
+    </w:p>
+    <w:p>
+      <w:pPr>
+        <w:rPr>
+          <w:lang w:val="en-US"/>
+        </w:rPr>
+      </w:pPr>
+    </w:p>
+    <w:p>
+      <w:pPr>
+        <w:rPr>
+          <w:lang w:val="en-US"/>
+        </w:rPr>
+      </w:pPr>
+      <w:r>
+        <w:rPr>
+          <w:lang w:val="en-US"/>
+        </w:rPr>
+        <w:t>Pulley – Ròng Rọc:</w:t>
+      </w:r>
+    </w:p>
+    <w:p>
+      <w:pPr>
+        <w:pStyle w:val="ListParagraph"/>
+        <w:numPr>
+          <w:ilvl w:val="0"/>
+          <w:numId w:val="15"/>
+        </w:numPr>
+        <w:rPr>
+          <w:lang w:val="en-US"/>
+        </w:rPr>
+      </w:pPr>
+      <w:r>
+        <w:rPr>
+          <w:lang w:val="en-US"/>
+        </w:rPr>
+        <w:t>Ròng Rọc Động?</w:t>
+      </w:r>
+    </w:p>
+    <w:p>
+      <w:pPr>
+        <w:pStyle w:val="ListParagraph"/>
+        <w:numPr>
+          <w:ilvl w:val="0"/>
+          <w:numId w:val="4"/>
+        </w:numPr>
+        <w:rPr>
+          <w:lang w:val="en-US"/>
+        </w:rPr>
+      </w:pPr>
+      <w:r>
+        <w:rPr>
+          <w:lang w:val="en-US"/>
+        </w:rPr>
+        <w:t>Lấy ròng rọc cố định đảo ngược nó lại, nghĩa là bánh ròng rọc gắn trực tiếp với vật, luồn dưới đít nó sợi dây, rồi gắn 1 đầu lên trần, đầu còn lại cầm tay kéo</w:t>
+      </w:r>
+    </w:p>
+    <w:p>
+      <w:pPr>
+        <w:pStyle w:val="ListParagraph"/>
+        <w:numPr>
+          <w:ilvl w:val="0"/>
+          <w:numId w:val="4"/>
+        </w:numPr>
+        <w:rPr>
+          <w:lang w:val="en-US"/>
+        </w:rPr>
+      </w:pPr>
+      <w:r>
+        <w:rPr>
+          <w:lang w:val="en-US"/>
+        </w:rPr>
+        <w:t>Miễn là ròng rọc di chuyển khi dây di chuyển thì là ròng rọc động</w:t>
+      </w:r>
+    </w:p>
+    <w:p>
+      <w:pPr>
+        <w:pStyle w:val="ListParagraph"/>
+        <w:numPr>
+          <w:ilvl w:val="0"/>
+          <w:numId w:val="15"/>
+        </w:numPr>
+        <w:rPr>
+          <w:lang w:val="en-US"/>
+        </w:rPr>
+      </w:pPr>
+      <w:r>
+        <w:rPr>
+          <w:lang w:val="en-US"/>
+        </w:rPr>
+        <w:t>Tại Sao Dùng Ròng Rọc Động Giảm Lực Kéo?</w:t>
+      </w:r>
+    </w:p>
+    <w:p>
+      <w:pPr>
+        <w:pStyle w:val="ListParagraph"/>
+        <w:numPr>
+          <w:ilvl w:val="0"/>
+          <w:numId w:val="4"/>
+        </w:numPr>
+        <w:rPr>
+          <w:lang w:val="en-US"/>
+        </w:rPr>
+      </w:pPr>
+      <w:r>
+        <w:rPr>
+          <w:lang w:val="en-US"/>
+        </w:rPr>
+        <w:t>Do có 1 đầu dây gắn vào trần, coi nó như 1 bàn tay kéo khác, khi đó, tay ta và trần nhà sẽ cùng hợp lực để kéo 1 vật, do đó lực kéo sẽ chia đôi</w:t>
+      </w:r>
+    </w:p>
+    <w:p>
+      <w:pPr>
+        <w:pStyle w:val="ListParagraph"/>
+        <w:numPr>
+          <w:ilvl w:val="0"/>
+          <w:numId w:val="4"/>
+        </w:numPr>
+        <w:rPr>
+          <w:lang w:val="en-US"/>
+        </w:rPr>
+      </w:pPr>
+      <w:r>
+        <w:rPr>
+          <w:lang w:val="en-US"/>
+        </w:rPr>
+        <w:t>Dễ thấy quãng đường ta kéo dây gấp 2 lần so với quãng đường vật đi lên, do đó năng lượng được bảo toàn</w:t>
+      </w:r>
+    </w:p>
+    <w:p>
+      <w:pPr>
+        <w:pStyle w:val="ListParagraph"/>
+        <w:numPr>
+          <w:ilvl w:val="0"/>
+          <w:numId w:val="15"/>
+        </w:numPr>
+        <w:rPr>
+          <w:lang w:val="en-US"/>
+        </w:rPr>
+      </w:pPr>
+      <w:r>
+        <w:rPr>
+          <w:lang w:val="en-US"/>
+        </w:rPr>
+        <w:t>Truyền Lực?</w:t>
+      </w:r>
+    </w:p>
+    <w:p>
+      <w:pPr>
+        <w:pStyle w:val="ListParagraph"/>
+        <w:numPr>
+          <w:ilvl w:val="0"/>
+          <w:numId w:val="4"/>
+        </w:numPr>
+        <w:rPr>
+          <w:lang w:val="en-US"/>
+        </w:rPr>
+      </w:pPr>
+      <w:r>
+        <w:rPr>
+          <w:lang w:val="en-US"/>
+        </w:rPr>
+        <w:t>Giả sử ta có 1 sợi dây không có khối lượng và không co giãn, hình dạng của nó là đường gấp khúc, tại các chỗ gấp khúc có để mấy cái ròng rọc</w:t>
+      </w:r>
+    </w:p>
+    <w:p>
+      <w:pPr>
+        <w:pStyle w:val="ListParagraph"/>
+        <w:numPr>
+          <w:ilvl w:val="0"/>
+          <w:numId w:val="4"/>
+        </w:numPr>
+        <w:rPr>
+          <w:lang w:val="en-US"/>
+        </w:rPr>
+      </w:pPr>
+      <w:r>
+        <w:rPr>
+          <w:lang w:val="en-US"/>
+        </w:rPr>
+        <w:t>Trên sợi dây có đính các chất điểm với khối lượng bất kì</w:t>
+      </w:r>
+    </w:p>
+    <w:p>
+      <w:pPr>
+        <w:pStyle w:val="ListParagraph"/>
+        <w:numPr>
+          <w:ilvl w:val="0"/>
+          <w:numId w:val="4"/>
+        </w:numPr>
+        <w:rPr>
+          <w:lang w:val="en-US"/>
+        </w:rPr>
+      </w:pPr>
+      <w:r>
+        <w:rPr>
+          <w:lang w:val="en-US"/>
+        </w:rPr>
+        <w:t>Khi tác dụng 1 lực lên 1 chất điểm nào đó theo phương dây tại điểm đó thì lực sẽ được phân tán cho toàn bộ chất điểm trên dây, tưởng tượng như dòng điện, khối lượng chất điểm tỉ lệ thuận với phần trăm lực nó nhận được</w:t>
+      </w:r>
+    </w:p>
+    <w:p>
+      <w:pPr>
+        <w:pStyle w:val="ListParagraph"/>
+        <w:numPr>
+          <w:ilvl w:val="0"/>
+          <w:numId w:val="4"/>
+        </w:numPr>
+        <w:rPr>
+          <w:lang w:val="en-US"/>
+        </w:rPr>
+      </w:pPr>
+      <w:r>
+        <w:rPr>
+          <w:lang w:val="en-US"/>
+        </w:rPr>
+        <w:t>Ví dụ</w:t>
+      </w:r>
+    </w:p>
+    <w:p>
+      <w:pPr>
+        <w:pStyle w:val="ListParagraph"/>
+        <w:numPr>
+          <w:ilvl w:val="0"/>
+          <w:numId w:val="4"/>
+        </w:numPr>
+        <w:rPr>
+          <w:lang w:val="en-US"/>
+        </w:rPr>
+      </w:pPr>
+      <w:r>
+        <w:rPr>
+          <w:lang w:val="en-US"/>
+        </w:rPr>
+        <w:t>Sợi dây có 2 chất điểm, 1 cái 2 kg và 1 cái 5 kg, tác dụng lực 14 N lên chất điểm 1 thì cuối cùng, chất điểm 1 chịu 4 N, chất điểm 2 chịu 10 N</w:t>
+      </w:r>
+    </w:p>
+    <w:p>
+      <w:pPr>
+        <w:pStyle w:val="ListParagraph"/>
+        <w:numPr>
+          <w:ilvl w:val="0"/>
+          <w:numId w:val="4"/>
+        </w:numPr>
+        <w:rPr>
+          <w:lang w:val="en-US"/>
+        </w:rPr>
+      </w:pPr>
+      <w:r>
+        <w:rPr>
+          <w:lang w:val="en-US"/>
+        </w:rPr>
+        <w:t>Lực truyền</w:t>
+      </w:r>
+      <w:r>
+        <w:rPr>
+          <w:lang w:val="en-US"/>
+        </w:rPr>
+        <w:t xml:space="preserve"> chia đôi khi đi qua ròng rọc động</w:t>
+      </w:r>
+    </w:p>
+    <w:p>
+      <w:pPr>
+        <w:pStyle w:val="ListParagraph"/>
+        <w:numPr>
+          <w:ilvl w:val="0"/>
+          <w:numId w:val="15"/>
+        </w:numPr>
+        <w:rPr>
+          <w:lang w:val="en-US"/>
+        </w:rPr>
+      </w:pPr>
+      <w:r>
+        <w:rPr>
+          <w:lang w:val="en-US"/>
+        </w:rPr>
+        <w:t>Áp Lực Dây Lên Ròng Rọc?</w:t>
+      </w:r>
+    </w:p>
+    <w:p>
+      <w:pPr>
+        <w:pStyle w:val="ListParagraph"/>
+        <w:numPr>
+          <w:ilvl w:val="0"/>
+          <w:numId w:val="4"/>
+        </w:numPr>
+        <w:rPr>
+          <w:lang w:val="en-US"/>
+        </w:rPr>
+      </w:pPr>
+      <w:r>
+        <w:rPr>
+          <w:lang w:val="en-US"/>
+        </w:rPr>
+        <w:t xml:space="preserve">Cho 1 ròng rọc cố định, luồn qua nó 1 sợi dây, rồi 2 người cầm 2 đầu sợi dây kéo theo hướng tùy ý </w:t>
+      </w:r>
+      <w:r>
+        <w:rPr>
+          <w:lang w:val="en-US"/>
+        </w:rPr>
+        <w:t>với độ lớn lực tùy ý, gọi 2 Vector lực kéo là A và B</w:t>
+      </w:r>
+    </w:p>
+    <w:p>
+      <w:pPr>
+        <w:pStyle w:val="ListParagraph"/>
+        <w:numPr>
+          <w:ilvl w:val="0"/>
+          <w:numId w:val="4"/>
+        </w:numPr>
+        <w:rPr>
+          <w:lang w:val="en-US"/>
+        </w:rPr>
+      </w:pPr>
+      <w:r>
+        <w:rPr>
+          <w:lang w:val="en-US"/>
+        </w:rPr>
+        <w:t>Gọi C là Vector cùng hướng A, D là Vector cùng hướng B, cả 2 đều có chung độ lớn = lực căng dây, tổng hợp Vector C + D chính là áp lực lên ròng rọc</w:t>
+      </w:r>
+    </w:p>
+    <w:p>
+      <w:pPr>
+        <w:pStyle w:val="ListParagraph"/>
+        <w:numPr>
+          <w:ilvl w:val="0"/>
+          <w:numId w:val="4"/>
+        </w:numPr>
+        <w:rPr>
+          <w:lang w:val="en-US"/>
+        </w:rPr>
+      </w:pPr>
+      <w:r>
+        <w:rPr>
+          <w:lang w:val="en-US"/>
+        </w:rPr>
+        <w:t xml:space="preserve">Giả sử cũng như trên, nhưng hướng kéo là xuống đất, lực khác nhau, đồng thời tác dụng thêm 1 lực F hướng lên trên, điểm đặt là ròng rọc, nếu ròng rọc di chuyển lên trên, thì áp lực dây tác dụng lên ròng rọc = F, nếu gia tốc của ròng rọc là a, thì gia tốc trung bình của 2 người kéo cũng = a </w:t>
+      </w:r>
+    </w:p>
+    <w:p>
+      <w:pPr>
+        <w:pStyle w:val="ListParagraph"/>
+        <w:numPr>
+          <w:ilvl w:val="0"/>
+          <w:numId w:val="15"/>
+        </w:numPr>
+        <w:rPr>
+          <w:lang w:val="en-US"/>
+        </w:rPr>
+      </w:pPr>
+      <w:r>
+        <w:rPr>
+          <w:lang w:val="en-US"/>
+        </w:rPr>
+        <w:t>Ròng Rọc Động + Tĩnh</w:t>
       </w:r>
       <w:r>
         <w:rPr>
@@ -11004,483 +11825,17 @@
     <w:p>
       <w:pPr>
         <w:pStyle w:val="ListParagraph"/>
-        <w:numPr>
-          <w:ilvl w:val="0"/>
-          <w:numId w:val="4"/>
-        </w:numPr>
-        <w:rPr>
-          <w:lang w:val="en-US"/>
-        </w:rPr>
-      </w:pPr>
-      <w:r>
-        <w:rPr>
-          <w:lang w:val="en-US"/>
-        </w:rPr>
-        <w:t>Cho lò xo đặt nằm ngang, đầu gắn vật M, trên M gắn thêm N, ban đầu lò xo dao động với tổng khối lượng của hệ = M + N, nhưng khi vật N bắt đầu trượt trên M, thì tổng khối lượng của hệ lò xo chỉ còn M, đó là bởi vì bây giờ lò xo không cần tốn lực để kéo vật thêm phần khối lượng của N nữa, mà nó bây giờ di chuyển tự do</w:t>
-      </w:r>
-    </w:p>
-    <w:p>
-      <w:pPr>
-        <w:rPr>
-          <w:lang w:val="en-US"/>
-        </w:rPr>
-      </w:pPr>
-    </w:p>
-    <w:p>
-      <w:pPr>
-        <w:rPr>
-          <w:lang w:val="en-US"/>
-        </w:rPr>
-      </w:pPr>
-      <w:r>
-        <w:rPr>
-          <w:lang w:val="en-US"/>
-        </w:rPr>
-        <w:t>Mechanical Advantage – Lợi Thế Cơ Học:</w:t>
-      </w:r>
-    </w:p>
-    <w:p>
-      <w:pPr>
-        <w:pStyle w:val="ListParagraph"/>
-        <w:numPr>
-          <w:ilvl w:val="0"/>
-          <w:numId w:val="16"/>
-        </w:numPr>
-        <w:rPr>
-          <w:lang w:val="en-US"/>
-        </w:rPr>
-      </w:pPr>
-      <w:r>
-        <w:rPr>
-          <w:lang w:val="en-US"/>
-        </w:rPr>
-        <w:t>Lợi Thế Cơ Học Là Gì?</w:t>
-      </w:r>
-    </w:p>
-    <w:p>
-      <w:pPr>
-        <w:pStyle w:val="ListParagraph"/>
-        <w:numPr>
-          <w:ilvl w:val="0"/>
-          <w:numId w:val="4"/>
-        </w:numPr>
-        <w:rPr>
-          <w:lang w:val="en-US"/>
-        </w:rPr>
-      </w:pPr>
-      <w:r>
-        <w:rPr>
-          <w:lang w:val="en-US"/>
-        </w:rPr>
-        <w:t>Xét 1 dụng cụ, khi ta nhấc 1 vật thấy nó nặng vãi, nhưng dùng dụng cụ này thì thấy nhẹ hều, khi đó dụng cụ có lợi thế cơ học, tuy nhiên, để bảo toàn năng lượng, quãng đường mà tay ta đi được sẽ gấp nhiều lần quãng đường vật đi được</w:t>
-      </w:r>
-    </w:p>
-    <w:p>
-      <w:pPr>
-        <w:pStyle w:val="ListParagraph"/>
-        <w:numPr>
-          <w:ilvl w:val="0"/>
-          <w:numId w:val="16"/>
-        </w:numPr>
-        <w:rPr>
-          <w:lang w:val="en-US"/>
-        </w:rPr>
-      </w:pPr>
-      <w:r>
-        <w:rPr>
-          <w:lang w:val="en-US"/>
-        </w:rPr>
-        <w:t>Công Dụng Lớn Nhất Của Những Dụng Cụ Có Lợi Thế Cơ Học?</w:t>
-      </w:r>
-    </w:p>
-    <w:p>
-      <w:pPr>
-        <w:pStyle w:val="ListParagraph"/>
-        <w:numPr>
-          <w:ilvl w:val="0"/>
-          <w:numId w:val="4"/>
-        </w:numPr>
-        <w:rPr>
-          <w:lang w:val="en-US"/>
-        </w:rPr>
-      </w:pPr>
-      <w:r>
-        <w:rPr>
-          <w:lang w:val="en-US"/>
-        </w:rPr>
-        <w:t>Giả sử ta phải giữ 1 vật trong 1 tiếng thấy mệt vãi, thì khi dùng những dụng cụ này, thì thấy khỏe vãi vì lực mà ta phải bỏ ra trong 1 tiếng đã được giảm đi đáng kể</w:t>
-      </w:r>
-    </w:p>
-    <w:p>
-      <w:pPr>
-        <w:rPr>
-          <w:lang w:val="en-US"/>
-        </w:rPr>
-      </w:pPr>
-    </w:p>
-    <w:p>
-      <w:pPr>
-        <w:rPr>
-          <w:lang w:val="en-US"/>
-        </w:rPr>
-      </w:pPr>
-      <w:r>
-        <w:rPr>
-          <w:lang w:val="en-US"/>
-        </w:rPr>
-        <w:t>Pulley – Ròng Rọc:</w:t>
-      </w:r>
-    </w:p>
-    <w:p>
-      <w:pPr>
-        <w:pStyle w:val="ListParagraph"/>
-        <w:numPr>
-          <w:ilvl w:val="0"/>
-          <w:numId w:val="15"/>
-        </w:numPr>
-        <w:rPr>
-          <w:lang w:val="en-US"/>
-        </w:rPr>
-      </w:pPr>
-      <w:r>
-        <w:rPr>
-          <w:lang w:val="en-US"/>
-        </w:rPr>
-        <w:t>Ròng Rọc Động?</w:t>
-      </w:r>
-    </w:p>
-    <w:p>
-      <w:pPr>
-        <w:pStyle w:val="ListParagraph"/>
-        <w:numPr>
-          <w:ilvl w:val="0"/>
-          <w:numId w:val="4"/>
-        </w:numPr>
-        <w:rPr>
-          <w:lang w:val="en-US"/>
-        </w:rPr>
-      </w:pPr>
-      <w:r>
-        <w:rPr>
-          <w:lang w:val="en-US"/>
-        </w:rPr>
-        <w:t>Lấy ròng rọc cố định đảo ngược nó lại, nghĩa là bánh ròng rọc gắn trực tiếp với vật, luồn dưới đít nó sợi dây, rồi gắn 1 đầu lên trần, đầu còn lại cầm tay kéo</w:t>
-      </w:r>
-    </w:p>
-    <w:p>
-      <w:pPr>
-        <w:pStyle w:val="ListParagraph"/>
-        <w:numPr>
-          <w:ilvl w:val="0"/>
-          <w:numId w:val="4"/>
-        </w:numPr>
-        <w:rPr>
-          <w:lang w:val="en-US"/>
-        </w:rPr>
-      </w:pPr>
-      <w:r>
-        <w:rPr>
-          <w:lang w:val="en-US"/>
-        </w:rPr>
-        <w:t>Miễn là ròng rọc di chuyển khi dây di chuyển thì là ròng rọc động</w:t>
-      </w:r>
-    </w:p>
-    <w:p>
-      <w:pPr>
-        <w:pStyle w:val="ListParagraph"/>
-        <w:numPr>
-          <w:ilvl w:val="0"/>
-          <w:numId w:val="15"/>
-        </w:numPr>
-        <w:rPr>
-          <w:lang w:val="en-US"/>
-        </w:rPr>
-      </w:pPr>
-      <w:r>
-        <w:rPr>
-          <w:lang w:val="en-US"/>
-        </w:rPr>
-        <w:t>Tại Sao Dùng Ròng Rọc Động Giảm Lực Kéo?</w:t>
-      </w:r>
-    </w:p>
-    <w:p>
-      <w:pPr>
-        <w:pStyle w:val="ListParagraph"/>
-        <w:numPr>
-          <w:ilvl w:val="0"/>
-          <w:numId w:val="4"/>
-        </w:numPr>
-        <w:rPr>
-          <w:lang w:val="en-US"/>
-        </w:rPr>
-      </w:pPr>
-      <w:r>
-        <w:rPr>
-          <w:lang w:val="en-US"/>
-        </w:rPr>
-        <w:t>Do có 1 đầu dây gắn vào trần, coi nó như 1 bàn tay kéo khác, khi đó, tay ta và trần nhà sẽ cùng hợp lực để kéo 1 vật, do đó lực kéo sẽ chia đôi</w:t>
-      </w:r>
-    </w:p>
-    <w:p>
-      <w:pPr>
-        <w:pStyle w:val="ListParagraph"/>
-        <w:numPr>
-          <w:ilvl w:val="0"/>
-          <w:numId w:val="4"/>
-        </w:numPr>
-        <w:rPr>
-          <w:lang w:val="en-US"/>
-        </w:rPr>
-      </w:pPr>
-      <w:r>
-        <w:rPr>
-          <w:lang w:val="en-US"/>
-        </w:rPr>
-        <w:t>Dễ thấy quãng đường ta kéo dây gấp 2 lần so với quãng đường vật đi lên, do đó năng lượng được bảo toàn</w:t>
-      </w:r>
-    </w:p>
-    <w:p>
-      <w:pPr>
-        <w:pStyle w:val="ListParagraph"/>
-        <w:numPr>
-          <w:ilvl w:val="0"/>
-          <w:numId w:val="15"/>
-        </w:numPr>
-        <w:rPr>
-          <w:lang w:val="en-US"/>
-        </w:rPr>
-      </w:pPr>
-      <w:r>
-        <w:rPr>
-          <w:lang w:val="en-US"/>
-        </w:rPr>
-        <w:t>Truyền Lực?</w:t>
-      </w:r>
-    </w:p>
-    <w:p>
-      <w:pPr>
-        <w:pStyle w:val="ListParagraph"/>
-        <w:numPr>
-          <w:ilvl w:val="0"/>
-          <w:numId w:val="4"/>
-        </w:numPr>
-        <w:rPr>
-          <w:lang w:val="en-US"/>
-        </w:rPr>
-      </w:pPr>
-      <w:r>
-        <w:rPr>
-          <w:lang w:val="en-US"/>
-        </w:rPr>
-        <w:t>Giả sử ta có 1 sợi dây không có khối lượng và không co giãn, hình dạng của nó là đường gấp khúc, tại các chỗ gấp khúc có để mấy cái ròng rọc</w:t>
-      </w:r>
-    </w:p>
-    <w:p>
-      <w:pPr>
-        <w:pStyle w:val="ListParagraph"/>
-        <w:numPr>
-          <w:ilvl w:val="0"/>
-          <w:numId w:val="4"/>
-        </w:numPr>
-        <w:rPr>
-          <w:lang w:val="en-US"/>
-        </w:rPr>
-      </w:pPr>
-      <w:r>
-        <w:rPr>
-          <w:lang w:val="en-US"/>
-        </w:rPr>
-        <w:t>Trên sợi dây có đính các chất điểm với khối lượng bất kì</w:t>
-      </w:r>
-    </w:p>
-    <w:p>
-      <w:pPr>
-        <w:pStyle w:val="ListParagraph"/>
-        <w:numPr>
-          <w:ilvl w:val="0"/>
-          <w:numId w:val="4"/>
-        </w:numPr>
-        <w:rPr>
-          <w:lang w:val="en-US"/>
-        </w:rPr>
-      </w:pPr>
-      <w:r>
-        <w:rPr>
+        <w:ind w:left="1080"/>
+        <w:rPr>
+          <w:lang w:val="en-US"/>
+        </w:rPr>
+      </w:pPr>
+      <w:r>
+        <w:rPr>
+          <w:noProof/>
           <w:lang w:val="en-US"/>
         </w:rPr>
         <w:lastRenderedPageBreak/>
-        <w:t>Khi tác dụng 1 lực lên 1 chất điểm nào đó theo phương dây tại điểm đó thì lực sẽ được phân tán cho toàn bộ chất điểm trên dây, tưởng tượng như dòng điện, khối lượng chất điểm tỉ lệ thuận với phần trăm lực nó nhận được</w:t>
-      </w:r>
-    </w:p>
-    <w:p>
-      <w:pPr>
-        <w:pStyle w:val="ListParagraph"/>
-        <w:numPr>
-          <w:ilvl w:val="0"/>
-          <w:numId w:val="4"/>
-        </w:numPr>
-        <w:rPr>
-          <w:lang w:val="en-US"/>
-        </w:rPr>
-      </w:pPr>
-      <w:r>
-        <w:rPr>
-          <w:lang w:val="en-US"/>
-        </w:rPr>
-        <w:t>Ví dụ</w:t>
-      </w:r>
-    </w:p>
-    <w:p>
-      <w:pPr>
-        <w:pStyle w:val="ListParagraph"/>
-        <w:numPr>
-          <w:ilvl w:val="0"/>
-          <w:numId w:val="4"/>
-        </w:numPr>
-        <w:rPr>
-          <w:lang w:val="en-US"/>
-        </w:rPr>
-      </w:pPr>
-      <w:r>
-        <w:rPr>
-          <w:lang w:val="en-US"/>
-        </w:rPr>
-        <w:t>Sợi dây có 2 chất điểm, 1 cái 2 kg và 1 cái 5 kg, tác dụng lực 14 N lên chất điểm 1 thì cuối cùng, chất điểm 1 chịu 4 N, chất điểm 2 chịu 10 N</w:t>
-      </w:r>
-    </w:p>
-    <w:p>
-      <w:pPr>
-        <w:pStyle w:val="ListParagraph"/>
-        <w:numPr>
-          <w:ilvl w:val="0"/>
-          <w:numId w:val="4"/>
-        </w:numPr>
-        <w:rPr>
-          <w:lang w:val="en-US"/>
-        </w:rPr>
-      </w:pPr>
-      <w:r>
-        <w:rPr>
-          <w:lang w:val="en-US"/>
-        </w:rPr>
-        <w:t>Lực truyền</w:t>
-      </w:r>
-      <w:r>
-        <w:rPr>
-          <w:lang w:val="en-US"/>
-        </w:rPr>
-        <w:t xml:space="preserve"> chia đôi khi đi qua ròng rọc động</w:t>
-      </w:r>
-    </w:p>
-    <w:p>
-      <w:pPr>
-        <w:pStyle w:val="ListParagraph"/>
-        <w:numPr>
-          <w:ilvl w:val="0"/>
-          <w:numId w:val="15"/>
-        </w:numPr>
-        <w:rPr>
-          <w:lang w:val="en-US"/>
-        </w:rPr>
-      </w:pPr>
-      <w:r>
-        <w:rPr>
-          <w:lang w:val="en-US"/>
-        </w:rPr>
-        <w:t>Áp Lực Dây Lên Ròng Rọc?</w:t>
-      </w:r>
-    </w:p>
-    <w:p>
-      <w:pPr>
-        <w:pStyle w:val="ListParagraph"/>
-        <w:numPr>
-          <w:ilvl w:val="0"/>
-          <w:numId w:val="4"/>
-        </w:numPr>
-        <w:rPr>
-          <w:lang w:val="en-US"/>
-        </w:rPr>
-      </w:pPr>
-      <w:r>
-        <w:rPr>
-          <w:lang w:val="en-US"/>
-        </w:rPr>
-        <w:t xml:space="preserve">Cho 1 ròng rọc cố định, luồn qua nó 1 sợi dây, rồi 2 người cầm 2 đầu sợi dây kéo theo hướng tùy ý </w:t>
-      </w:r>
-      <w:r>
-        <w:rPr>
-          <w:lang w:val="en-US"/>
-        </w:rPr>
-        <w:t>với độ lớn lực tùy ý, gọi 2 Vector lực kéo là A và B</w:t>
-      </w:r>
-    </w:p>
-    <w:p>
-      <w:pPr>
-        <w:pStyle w:val="ListParagraph"/>
-        <w:numPr>
-          <w:ilvl w:val="0"/>
-          <w:numId w:val="4"/>
-        </w:numPr>
-        <w:rPr>
-          <w:lang w:val="en-US"/>
-        </w:rPr>
-      </w:pPr>
-      <w:r>
-        <w:rPr>
-          <w:lang w:val="en-US"/>
-        </w:rPr>
-        <w:t>Gọi C là Vector cùng hướng A, D là Vector cùng hướng B, cả 2 đều có chung độ lớn = lực căng dây, tổng hợp Vector C + D chính là áp lực lên ròng rọc</w:t>
-      </w:r>
-    </w:p>
-    <w:p>
-      <w:pPr>
-        <w:pStyle w:val="ListParagraph"/>
-        <w:numPr>
-          <w:ilvl w:val="0"/>
-          <w:numId w:val="4"/>
-        </w:numPr>
-        <w:rPr>
-          <w:lang w:val="en-US"/>
-        </w:rPr>
-      </w:pPr>
-      <w:r>
-        <w:rPr>
-          <w:lang w:val="en-US"/>
-        </w:rPr>
-        <w:t xml:space="preserve">Giả sử cũng như trên, nhưng hướng kéo là xuống đất, lực khác nhau, đồng thời tác dụng thêm 1 lực F hướng lên trên, điểm đặt là ròng rọc, nếu ròng rọc di chuyển lên trên, thì áp lực dây tác dụng lên ròng rọc = F, nếu gia tốc của ròng rọc là a, thì gia tốc trung bình của 2 người kéo cũng = a </w:t>
-      </w:r>
-    </w:p>
-    <w:p>
-      <w:pPr>
-        <w:pStyle w:val="ListParagraph"/>
-        <w:numPr>
-          <w:ilvl w:val="0"/>
-          <w:numId w:val="15"/>
-        </w:numPr>
-        <w:rPr>
-          <w:lang w:val="en-US"/>
-        </w:rPr>
-      </w:pPr>
-      <w:r>
-        <w:rPr>
-          <w:lang w:val="en-US"/>
-        </w:rPr>
-        <w:t>1 Số Hệ Ròng Rọc?</w:t>
-      </w:r>
-    </w:p>
-    <w:p>
-      <w:pPr>
-        <w:pStyle w:val="ListParagraph"/>
-        <w:ind w:left="1080"/>
-        <w:rPr>
-          <w:lang w:val="en-US"/>
-        </w:rPr>
-      </w:pPr>
-      <w:r>
-        <w:rPr>
-          <w:noProof/>
-          <w:lang w:val="en-US"/>
-        </w:rPr>
         <w:drawing>
           <wp:inline distT="0" distB="0" distL="0" distR="0" wp14:anchorId="69AF2BDC" wp14:editId="531BC178">
             <wp:extent cx="2862577" cy="2201983"/>
@@ -11497,7 +11852,7 @@
                     <pic:cNvPicPr/>
                   </pic:nvPicPr>
                   <pic:blipFill>
-                    <a:blip r:embed="rId5">
+                    <a:blip r:embed="rId6">
                       <a:extLst>
                         <a:ext uri="{28A0092B-C50C-407E-A947-70E740481C1C}">
                           <a14:useLocalDpi xmlns:a14="http://schemas.microsoft.com/office/drawing/2010/main" val="0"/>
@@ -12221,6 +12576,580 @@
     </w:p>
     <w:p>
       <w:pPr>
+        <w:pStyle w:val="ListParagraph"/>
+        <w:numPr>
+          <w:ilvl w:val="0"/>
+          <w:numId w:val="15"/>
+        </w:numPr>
+        <w:rPr>
+          <w:lang w:val="en-US"/>
+        </w:rPr>
+      </w:pPr>
+      <w:r>
+        <w:rPr>
+          <w:lang w:val="en-US"/>
+        </w:rPr>
+        <w:t xml:space="preserve">Ròng </w:t>
+      </w:r>
+      <w:r>
+        <w:rPr>
+          <w:lang w:val="en-US"/>
+        </w:rPr>
+        <w:t>Rọc Có Khối Lượng?</w:t>
+      </w:r>
+    </w:p>
+    <w:p>
+      <w:pPr>
+        <w:pStyle w:val="ListParagraph"/>
+        <w:numPr>
+          <w:ilvl w:val="0"/>
+          <w:numId w:val="4"/>
+        </w:numPr>
+        <w:rPr>
+          <w:lang w:val="en-US"/>
+        </w:rPr>
+      </w:pPr>
+      <w:r>
+        <w:rPr>
+          <w:lang w:val="en-US"/>
+        </w:rPr>
+        <w:t>Những trường hợp trên ta đang xét ròng rọc không có khối lượng</w:t>
+      </w:r>
+    </w:p>
+    <w:p>
+      <w:pPr>
+        <w:pStyle w:val="ListParagraph"/>
+        <w:numPr>
+          <w:ilvl w:val="0"/>
+          <w:numId w:val="4"/>
+        </w:numPr>
+        <w:rPr>
+          <w:lang w:val="en-US"/>
+        </w:rPr>
+      </w:pPr>
+      <w:r>
+        <w:rPr>
+          <w:lang w:val="en-US"/>
+        </w:rPr>
+        <w:t>Bản chất khi dây di chuyển, ròng rọc cũng bị quay theo do lực ma sát nghỉ, do đó nó sẽ tác dụng lại dây 1 lực trực đối, nhưng do khối lượng = 0, nên lực = 0</w:t>
+      </w:r>
+    </w:p>
+    <w:p>
+      <w:pPr>
+        <w:pStyle w:val="ListParagraph"/>
+        <w:numPr>
+          <w:ilvl w:val="0"/>
+          <w:numId w:val="4"/>
+        </w:numPr>
+        <w:rPr>
+          <w:lang w:val="en-US"/>
+        </w:rPr>
+      </w:pPr>
+      <w:r>
+        <w:rPr>
+          <w:lang w:val="en-US"/>
+        </w:rPr>
+        <w:t>Còn nếu ròng rọc có khối lượng, giả sử khi dây chà xát lên ròng rọc, chỉ có sự lăn không trượt, thì khi này lực mà ròng rọc tác dụng lên dây &gt; 0, và do sự truyền lực, lực căng dây tại 2 phía ròng rọc sẽ khác nhau, chênh lệch lực căng dây = lực ma sát nghỉ giữa ròng rọc và dây</w:t>
+      </w:r>
+    </w:p>
+    <w:p>
+      <w:pPr>
+        <w:pStyle w:val="ListParagraph"/>
+        <w:numPr>
+          <w:ilvl w:val="0"/>
+          <w:numId w:val="4"/>
+        </w:numPr>
+        <w:rPr>
+          <w:lang w:val="en-US"/>
+        </w:rPr>
+      </w:pPr>
+      <w:r>
+        <w:rPr>
+          <w:lang w:val="en-US"/>
+        </w:rPr>
+        <w:t>Tóm lại, cho hệ sau</w:t>
+      </w:r>
+    </w:p>
+    <w:p>
+      <w:pPr>
+        <w:pStyle w:val="ListParagraph"/>
+        <w:ind w:left="1080"/>
+        <w:rPr>
+          <w:noProof/>
+        </w:rPr>
+      </w:pPr>
+    </w:p>
+    <w:p>
+      <w:pPr>
+        <w:pStyle w:val="ListParagraph"/>
+        <w:ind w:left="1080"/>
+        <w:rPr>
+          <w:lang w:val="en-US"/>
+        </w:rPr>
+      </w:pPr>
+      <w:r>
+        <w:rPr>
+          <w:noProof/>
+        </w:rPr>
+        <w:drawing>
+          <wp:inline distT="0" distB="0" distL="0" distR="0" wp14:anchorId="347AAC3D" wp14:editId="26095627">
+            <wp:extent cx="1866900" cy="3175475"/>
+            <wp:effectExtent l="0" t="0" r="0" b="6350"/>
+            <wp:docPr id="1086719534" name="Picture 1"/>
+            <wp:cNvGraphicFramePr>
+              <a:graphicFrameLocks xmlns:a="http://schemas.openxmlformats.org/drawingml/2006/main" noChangeAspect="1"/>
+            </wp:cNvGraphicFramePr>
+            <a:graphic xmlns:a="http://schemas.openxmlformats.org/drawingml/2006/main">
+              <a:graphicData uri="http://schemas.openxmlformats.org/drawingml/2006/picture">
+                <pic:pic xmlns:pic="http://schemas.openxmlformats.org/drawingml/2006/picture">
+                  <pic:nvPicPr>
+                    <pic:cNvPr id="1086719534" name=""/>
+                    <pic:cNvPicPr/>
+                  </pic:nvPicPr>
+                  <pic:blipFill rotWithShape="1">
+                    <a:blip r:embed="rId7"/>
+                    <a:srcRect l="55307" t="31436" r="30468" b="25546"/>
+                    <a:stretch/>
+                  </pic:blipFill>
+                  <pic:spPr bwMode="auto">
+                    <a:xfrm>
+                      <a:off x="0" y="0"/>
+                      <a:ext cx="1868816" cy="3178733"/>
+                    </a:xfrm>
+                    <a:prstGeom prst="rect">
+                      <a:avLst/>
+                    </a:prstGeom>
+                    <a:ln>
+                      <a:noFill/>
+                    </a:ln>
+                    <a:extLst>
+                      <a:ext uri="{53640926-AAD7-44D8-BBD7-CCE9431645EC}">
+                        <a14:shadowObscured xmlns:a14="http://schemas.microsoft.com/office/drawing/2010/main"/>
+                      </a:ext>
+                    </a:extLst>
+                  </pic:spPr>
+                </pic:pic>
+              </a:graphicData>
+            </a:graphic>
+          </wp:inline>
+        </w:drawing>
+      </w:r>
+    </w:p>
+    <w:p>
+      <w:pPr>
+        <w:pStyle w:val="ListParagraph"/>
+        <w:numPr>
+          <w:ilvl w:val="0"/>
+          <w:numId w:val="4"/>
+        </w:numPr>
+        <w:rPr>
+          <w:lang w:val="en-US"/>
+        </w:rPr>
+      </w:pPr>
+      <w:r>
+        <w:rPr>
+          <w:lang w:val="en-US"/>
+        </w:rPr>
+        <w:lastRenderedPageBreak/>
+        <w:t>Khi này, ròng rọc là 1 khối trụ đặc khối lượng m</w:t>
+      </w:r>
+      <w:r>
+        <w:rPr>
+          <w:vertAlign w:val="subscript"/>
+          <w:lang w:val="en-US"/>
+        </w:rPr>
+        <w:t>3</w:t>
+      </w:r>
+    </w:p>
+    <w:p>
+      <w:pPr>
+        <w:pStyle w:val="ListParagraph"/>
+        <w:numPr>
+          <w:ilvl w:val="0"/>
+          <w:numId w:val="4"/>
+        </w:numPr>
+        <w:rPr>
+          <w:lang w:val="en-US"/>
+        </w:rPr>
+      </w:pPr>
+      <w:r>
+        <w:rPr>
+          <w:lang w:val="en-US"/>
+        </w:rPr>
+        <w:t>Nếu m</w:t>
+      </w:r>
+      <w:r>
+        <w:rPr>
+          <w:vertAlign w:val="subscript"/>
+          <w:lang w:val="en-US"/>
+        </w:rPr>
+        <w:t>1</w:t>
+      </w:r>
+      <w:r>
+        <w:rPr>
+          <w:lang w:val="en-US"/>
+        </w:rPr>
+        <w:t xml:space="preserve"> = m</w:t>
+      </w:r>
+      <w:r>
+        <w:rPr>
+          <w:vertAlign w:val="subscript"/>
+          <w:lang w:val="en-US"/>
+        </w:rPr>
+        <w:t>2</w:t>
+      </w:r>
+      <w:r>
+        <w:rPr>
+          <w:lang w:val="en-US"/>
+        </w:rPr>
+        <w:t>, hệ đứng yên</w:t>
+      </w:r>
+    </w:p>
+    <w:p>
+      <w:pPr>
+        <w:pStyle w:val="ListParagraph"/>
+        <w:numPr>
+          <w:ilvl w:val="0"/>
+          <w:numId w:val="4"/>
+        </w:numPr>
+        <w:rPr>
+          <w:lang w:val="en-US"/>
+        </w:rPr>
+      </w:pPr>
+      <w:r>
+        <w:rPr>
+          <w:lang w:val="en-US"/>
+        </w:rPr>
+        <w:t>Nếu m</w:t>
+      </w:r>
+      <w:r>
+        <w:rPr>
+          <w:vertAlign w:val="subscript"/>
+          <w:lang w:val="en-US"/>
+        </w:rPr>
+        <w:t>1</w:t>
+      </w:r>
+      <w:r>
+        <w:rPr>
+          <w:lang w:val="en-US"/>
+        </w:rPr>
+        <w:t xml:space="preserve"> &gt; m</w:t>
+      </w:r>
+      <w:r>
+        <w:rPr>
+          <w:vertAlign w:val="subscript"/>
+          <w:lang w:val="en-US"/>
+        </w:rPr>
+        <w:t>2</w:t>
+      </w:r>
+      <w:r>
+        <w:rPr>
+          <w:lang w:val="en-US"/>
+        </w:rPr>
+        <w:t xml:space="preserve">, thì gia tốc của </w:t>
+      </w:r>
+      <w:r>
+        <w:rPr>
+          <w:lang w:val="en-US"/>
+        </w:rPr>
+        <w:t>của vật m</w:t>
+      </w:r>
+      <w:r>
+        <w:rPr>
+          <w:vertAlign w:val="subscript"/>
+          <w:lang w:val="en-US"/>
+        </w:rPr>
+        <w:t>1</w:t>
+      </w:r>
+      <w:r>
+        <w:rPr>
+          <w:lang w:val="en-US"/>
+        </w:rPr>
+        <w:t>, chiều dương hướng xuống là</w:t>
+      </w:r>
+    </w:p>
+    <w:p>
+      <w:pPr>
+        <w:pStyle w:val="ListParagraph"/>
+        <w:pBdr>
+          <w:top w:val="single" w:sz="4" w:space="1" w:color="auto"/>
+          <w:left w:val="single" w:sz="4" w:space="4" w:color="auto"/>
+          <w:bottom w:val="single" w:sz="4" w:space="1" w:color="auto"/>
+          <w:right w:val="single" w:sz="4" w:space="4" w:color="auto"/>
+        </w:pBdr>
+        <w:ind w:left="1080"/>
+        <w:rPr>
+          <w:lang w:val="en-US"/>
+        </w:rPr>
+      </w:pPr>
+      <m:oMath>
+        <m:sSub>
+          <m:sSubPr>
+            <m:ctrlPr>
+              <w:rPr>
+                <w:rFonts w:ascii="Cambria Math" w:hAnsi="Cambria Math"/>
+                <w:i/>
+                <w:lang w:val="en-US"/>
+              </w:rPr>
+            </m:ctrlPr>
+          </m:sSubPr>
+          <m:e>
+            <m:r>
+              <w:rPr>
+                <w:rFonts w:ascii="Cambria Math" w:hAnsi="Cambria Math"/>
+                <w:lang w:val="en-US"/>
+              </w:rPr>
+              <m:t>a</m:t>
+            </m:r>
+          </m:e>
+          <m:sub>
+            <m:r>
+              <w:rPr>
+                <w:rFonts w:ascii="Cambria Math" w:hAnsi="Cambria Math"/>
+                <w:lang w:val="en-US"/>
+              </w:rPr>
+              <m:t>1</m:t>
+            </m:r>
+          </m:sub>
+        </m:sSub>
+        <m:r>
+          <w:rPr>
+            <w:rFonts w:ascii="Cambria Math" w:hAnsi="Cambria Math"/>
+            <w:lang w:val="en-US"/>
+          </w:rPr>
+          <m:t>=</m:t>
+        </m:r>
+        <m:f>
+          <m:fPr>
+            <m:ctrlPr>
+              <w:rPr>
+                <w:rFonts w:ascii="Cambria Math" w:hAnsi="Cambria Math"/>
+                <w:i/>
+                <w:lang w:val="en-US"/>
+              </w:rPr>
+            </m:ctrlPr>
+          </m:fPr>
+          <m:num>
+            <m:r>
+              <w:rPr>
+                <w:rFonts w:ascii="Cambria Math" w:hAnsi="Cambria Math"/>
+                <w:lang w:val="en-US"/>
+              </w:rPr>
+              <m:t>2g</m:t>
+            </m:r>
+            <m:d>
+              <m:dPr>
+                <m:ctrlPr>
+                  <w:rPr>
+                    <w:rFonts w:ascii="Cambria Math" w:hAnsi="Cambria Math"/>
+                    <w:i/>
+                    <w:lang w:val="en-US"/>
+                  </w:rPr>
+                </m:ctrlPr>
+              </m:dPr>
+              <m:e>
+                <m:sSub>
+                  <m:sSubPr>
+                    <m:ctrlPr>
+                      <w:rPr>
+                        <w:rFonts w:ascii="Cambria Math" w:hAnsi="Cambria Math"/>
+                        <w:i/>
+                        <w:lang w:val="en-US"/>
+                      </w:rPr>
+                    </m:ctrlPr>
+                  </m:sSubPr>
+                  <m:e>
+                    <m:r>
+                      <w:rPr>
+                        <w:rFonts w:ascii="Cambria Math" w:hAnsi="Cambria Math"/>
+                        <w:lang w:val="en-US"/>
+                      </w:rPr>
+                      <m:t>m</m:t>
+                    </m:r>
+                  </m:e>
+                  <m:sub>
+                    <m:r>
+                      <w:rPr>
+                        <w:rFonts w:ascii="Cambria Math" w:hAnsi="Cambria Math"/>
+                        <w:lang w:val="en-US"/>
+                      </w:rPr>
+                      <m:t>1</m:t>
+                    </m:r>
+                  </m:sub>
+                </m:sSub>
+                <m:r>
+                  <w:rPr>
+                    <w:rFonts w:ascii="Cambria Math" w:hAnsi="Cambria Math"/>
+                    <w:lang w:val="en-US"/>
+                  </w:rPr>
+                  <m:t xml:space="preserve"> - </m:t>
+                </m:r>
+                <m:sSub>
+                  <m:sSubPr>
+                    <m:ctrlPr>
+                      <w:rPr>
+                        <w:rFonts w:ascii="Cambria Math" w:hAnsi="Cambria Math"/>
+                        <w:i/>
+                        <w:lang w:val="en-US"/>
+                      </w:rPr>
+                    </m:ctrlPr>
+                  </m:sSubPr>
+                  <m:e>
+                    <m:r>
+                      <w:rPr>
+                        <w:rFonts w:ascii="Cambria Math" w:hAnsi="Cambria Math"/>
+                        <w:lang w:val="en-US"/>
+                      </w:rPr>
+                      <m:t>m</m:t>
+                    </m:r>
+                  </m:e>
+                  <m:sub>
+                    <m:r>
+                      <w:rPr>
+                        <w:rFonts w:ascii="Cambria Math" w:hAnsi="Cambria Math"/>
+                        <w:lang w:val="en-US"/>
+                      </w:rPr>
+                      <m:t>2</m:t>
+                    </m:r>
+                  </m:sub>
+                </m:sSub>
+              </m:e>
+            </m:d>
+          </m:num>
+          <m:den>
+            <m:r>
+              <w:rPr>
+                <w:rFonts w:ascii="Cambria Math" w:hAnsi="Cambria Math"/>
+                <w:lang w:val="en-US"/>
+              </w:rPr>
+              <m:t>2</m:t>
+            </m:r>
+            <m:sSub>
+              <m:sSubPr>
+                <m:ctrlPr>
+                  <w:rPr>
+                    <w:rFonts w:ascii="Cambria Math" w:hAnsi="Cambria Math"/>
+                    <w:i/>
+                    <w:lang w:val="en-US"/>
+                  </w:rPr>
+                </m:ctrlPr>
+              </m:sSubPr>
+              <m:e>
+                <m:r>
+                  <w:rPr>
+                    <w:rFonts w:ascii="Cambria Math" w:hAnsi="Cambria Math"/>
+                    <w:lang w:val="en-US"/>
+                  </w:rPr>
+                  <m:t>m</m:t>
+                </m:r>
+              </m:e>
+              <m:sub>
+                <m:r>
+                  <w:rPr>
+                    <w:rFonts w:ascii="Cambria Math" w:hAnsi="Cambria Math"/>
+                    <w:lang w:val="en-US"/>
+                  </w:rPr>
+                  <m:t>1</m:t>
+                </m:r>
+              </m:sub>
+            </m:sSub>
+            <m:r>
+              <w:rPr>
+                <w:rFonts w:ascii="Cambria Math" w:hAnsi="Cambria Math"/>
+                <w:lang w:val="en-US"/>
+              </w:rPr>
+              <m:t xml:space="preserve"> + 2</m:t>
+            </m:r>
+            <m:sSub>
+              <m:sSubPr>
+                <m:ctrlPr>
+                  <w:rPr>
+                    <w:rFonts w:ascii="Cambria Math" w:hAnsi="Cambria Math"/>
+                    <w:i/>
+                    <w:lang w:val="en-US"/>
+                  </w:rPr>
+                </m:ctrlPr>
+              </m:sSubPr>
+              <m:e>
+                <m:r>
+                  <w:rPr>
+                    <w:rFonts w:ascii="Cambria Math" w:hAnsi="Cambria Math"/>
+                    <w:lang w:val="en-US"/>
+                  </w:rPr>
+                  <m:t>m</m:t>
+                </m:r>
+              </m:e>
+              <m:sub>
+                <m:r>
+                  <w:rPr>
+                    <w:rFonts w:ascii="Cambria Math" w:hAnsi="Cambria Math"/>
+                    <w:lang w:val="en-US"/>
+                  </w:rPr>
+                  <m:t>2</m:t>
+                </m:r>
+              </m:sub>
+            </m:sSub>
+            <m:r>
+              <w:rPr>
+                <w:rFonts w:ascii="Cambria Math" w:hAnsi="Cambria Math"/>
+                <w:lang w:val="en-US"/>
+              </w:rPr>
+              <m:t xml:space="preserve"> +</m:t>
+            </m:r>
+            <m:sSub>
+              <m:sSubPr>
+                <m:ctrlPr>
+                  <w:rPr>
+                    <w:rFonts w:ascii="Cambria Math" w:hAnsi="Cambria Math"/>
+                    <w:i/>
+                    <w:lang w:val="en-US"/>
+                  </w:rPr>
+                </m:ctrlPr>
+              </m:sSubPr>
+              <m:e>
+                <m:r>
+                  <w:rPr>
+                    <w:rFonts w:ascii="Cambria Math" w:hAnsi="Cambria Math"/>
+                    <w:lang w:val="en-US"/>
+                  </w:rPr>
+                  <m:t xml:space="preserve"> m</m:t>
+                </m:r>
+              </m:e>
+              <m:sub>
+                <m:r>
+                  <w:rPr>
+                    <w:rFonts w:ascii="Cambria Math" w:hAnsi="Cambria Math"/>
+                    <w:lang w:val="en-US"/>
+                  </w:rPr>
+                  <m:t>3</m:t>
+                </m:r>
+              </m:sub>
+            </m:sSub>
+          </m:den>
+        </m:f>
+      </m:oMath>
+      <w:r>
+        <w:rPr>
+          <w:rFonts w:eastAsiaTheme="minorEastAsia"/>
+          <w:lang w:val="en-US"/>
+        </w:rPr>
+        <w:t xml:space="preserve"> </w:t>
+      </w:r>
+    </w:p>
+    <w:p>
+      <w:pPr>
+        <w:pStyle w:val="ListParagraph"/>
+        <w:numPr>
+          <w:ilvl w:val="0"/>
+          <w:numId w:val="4"/>
+        </w:numPr>
+        <w:rPr>
+          <w:lang w:val="en-US"/>
+        </w:rPr>
+      </w:pPr>
+    </w:p>
+    <w:p>
+      <w:pPr>
         <w:rPr>
           <w:lang w:val="en-US"/>
         </w:rPr>
@@ -12272,14 +13201,7 @@
         <w:rPr>
           <w:lang w:val="en-US"/>
         </w:rPr>
-        <w:t xml:space="preserve">Cho 2 vật bằng phẳng M và N trong môi trường không trọng lực, N đặt trên M sao cả 2 tiếp xúc, tác dụng lực để N trượt trên M, khi đó 2 vật M, N do bằng phẳng nên chúng không tác dụng lực gì nên nhau cả, và dẫn đến N không bao giờ dừng lại, nhưng khi bề mặt M gồ ghề, N cũng gồ ghề, thì khi N trượt trên M, nhưng cái nhô ra từ bề mặt va đập vào nhau, khi này N tác dụng vào M một lực </w:t>
-      </w:r>
-      <w:r>
-        <w:rPr>
-          <w:lang w:val="en-US"/>
-        </w:rPr>
-        <w:lastRenderedPageBreak/>
-        <w:t>cùng chiều chuyển động của N</w:t>
+        <w:t>Cho 2 vật bằng phẳng M và N trong môi trường không trọng lực, N đặt trên M sao cả 2 tiếp xúc, tác dụng lực để N trượt trên M, khi đó 2 vật M, N do bằng phẳng nên chúng không tác dụng lực gì nên nhau cả, và dẫn đến N không bao giờ dừng lại, nhưng khi bề mặt M gồ ghề, N cũng gồ ghề, thì khi N trượt trên M, nhưng cái nhô ra từ bề mặt va đập vào nhau, khi này N tác dụng vào M một lực cùng chiều chuyển động của N</w:t>
       </w:r>
       <w:r>
         <w:rPr>
@@ -12596,6 +13518,7 @@
         <w:rPr>
           <w:lang w:val="en-US"/>
         </w:rPr>
+        <w:lastRenderedPageBreak/>
         <w:t>Hệ Quy Chiếu?</w:t>
       </w:r>
     </w:p>
@@ -12833,7 +13756,6 @@
         <w:rPr>
           <w:lang w:val="en-US"/>
         </w:rPr>
-        <w:lastRenderedPageBreak/>
         <w:t>Định nghĩa đúng nhất là từ điểm nhìn của hệ quy chiếu phi quán tính, phương trình F = ma sai, nó chỉ đúng khi ta thêm lực ảo vào</w:t>
       </w:r>
     </w:p>
@@ -13585,6 +14507,7 @@
         <w:rPr>
           <w:lang w:val="en-US"/>
         </w:rPr>
+        <w:lastRenderedPageBreak/>
         <w:t>Khối lượng vật 1 là m</w:t>
       </w:r>
       <w:r>
@@ -13610,19 +14533,7 @@
         <w:rPr>
           <w:lang w:val="en-US"/>
         </w:rPr>
-        <w:t xml:space="preserve">Khối lượng vật </w:t>
-      </w:r>
-      <w:r>
-        <w:rPr>
-          <w:lang w:val="en-US"/>
-        </w:rPr>
-        <w:t>2</w:t>
-      </w:r>
-      <w:r>
-        <w:rPr>
-          <w:lang w:val="en-US"/>
-        </w:rPr>
-        <w:t xml:space="preserve"> là m</w:t>
+        <w:t>Khối lượng vật 2 là m</w:t>
       </w:r>
       <w:r>
         <w:rPr>
@@ -14006,14 +14917,7 @@
         <w:rPr>
           <w:lang w:val="en-US"/>
         </w:rPr>
-        <w:t xml:space="preserve">Tưởng tượng bây giờ có 1 siêu nhân đang đứng ở trái đất, bỗng nhiên anh ta phóng thẳng lên trời với vận tốc đầu đủ lớn, sau đó anh ta buông lỏng để cho </w:t>
-      </w:r>
-      <w:r>
-        <w:rPr>
-          <w:lang w:val="en-US"/>
-        </w:rPr>
-        <w:lastRenderedPageBreak/>
-        <w:t xml:space="preserve">thân thể bay tự do, khi đó, </w:t>
+        <w:t xml:space="preserve">Tưởng tượng bây giờ có 1 siêu nhân đang đứng ở trái đất, bỗng nhiên anh ta phóng thẳng lên trời với vận tốc đầu đủ lớn, sau đó anh ta buông lỏng để cho thân thể bay tự do, khi đó, </w:t>
       </w:r>
       <w:r>
         <w:rPr>
@@ -14542,14 +15446,7 @@
             <w:rFonts w:ascii="Cambria Math" w:hAnsi="Cambria Math"/>
             <w:lang w:val="en-US"/>
           </w:rPr>
-          <m:t>≈</m:t>
-        </m:r>
-        <m:r>
-          <w:rPr>
-            <w:rFonts w:ascii="Cambria Math" w:hAnsi="Cambria Math"/>
-            <w:lang w:val="en-US"/>
-          </w:rPr>
-          <m:t>11200</m:t>
+          <m:t>≈11200</m:t>
         </m:r>
       </m:oMath>
       <w:r>
@@ -14726,14 +15623,7 @@
                         <w:rFonts w:ascii="Cambria Math" w:hAnsi="Cambria Math"/>
                         <w:lang w:val="en-US"/>
                       </w:rPr>
-                      <m:t>s</m:t>
-                    </m:r>
-                    <m:r>
-                      <w:rPr>
-                        <w:rFonts w:ascii="Cambria Math" w:hAnsi="Cambria Math"/>
-                        <w:lang w:val="en-US"/>
-                      </w:rPr>
-                      <m:t>e</m:t>
+                      <m:t>se</m:t>
                     </m:r>
                   </m:sub>
                 </m:sSub>
@@ -14746,14 +15636,7 @@
             <w:rFonts w:ascii="Cambria Math" w:hAnsi="Cambria Math"/>
             <w:lang w:val="en-US"/>
           </w:rPr>
-          <m:t>≈</m:t>
-        </m:r>
-        <m:r>
-          <w:rPr>
-            <w:rFonts w:ascii="Cambria Math" w:hAnsi="Cambria Math"/>
-            <w:lang w:val="en-US"/>
-          </w:rPr>
-          <m:t>42100</m:t>
+          <m:t>≈42100</m:t>
         </m:r>
       </m:oMath>
       <w:r>

--- a/force.docx
+++ b/force.docx
@@ -5153,13 +5153,7 @@
         <w:rPr>
           <w:lang w:val="en-US"/>
         </w:rPr>
-        <w:t xml:space="preserve"> = arcsin(</w:t>
-      </w:r>
-      <w:r>
-        <w:rPr>
-          <w:lang w:val="en-US"/>
-        </w:rPr>
-        <w:t>m</w:t>
+        <w:t xml:space="preserve"> = arcsin(m</w:t>
       </w:r>
       <w:r>
         <w:rPr>
@@ -5172,13 +5166,7 @@
         <w:rPr>
           <w:lang w:val="en-US"/>
         </w:rPr>
-        <w:t xml:space="preserve"> / </w:t>
-      </w:r>
-      <w:r>
-        <w:rPr>
-          <w:lang w:val="en-US"/>
-        </w:rPr>
-        <w:t>m</w:t>
+        <w:t xml:space="preserve"> / m</w:t>
       </w:r>
       <w:r>
         <w:rPr>
@@ -5690,7 +5678,42 @@
           <w:rFonts w:eastAsiaTheme="minorEastAsia"/>
           <w:lang w:val="en-US"/>
         </w:rPr>
-        <w:t>1 quả bóng đặt nhẹ lên 1 mặt phẳng nghiêng góc a, gọi điểm tiếp xúc mặt đường là A, trọng lực tác dụng lên nó phân tích thành lực F</w:t>
+        <w:t>Gọi hệ số quay = q, với hình cầu đặc, q = 2 / 7, với hình cầu chỉ có vỏ, q = 2 / 5, với hình trụ đặc, q = 1 / 3, với trụ chỉ có vỏ, q = 1 / 2</w:t>
+      </w:r>
+    </w:p>
+    <w:p>
+      <w:pPr>
+        <w:pStyle w:val="ListParagraph"/>
+        <w:numPr>
+          <w:ilvl w:val="0"/>
+          <w:numId w:val="6"/>
+        </w:numPr>
+        <w:rPr>
+          <w:rFonts w:ascii="Cambria Math" w:hAnsi="Cambria Math"/>
+          <w:lang w:val="en-US"/>
+          <w:oMath/>
+        </w:rPr>
+      </w:pPr>
+      <w:r>
+        <w:rPr>
+          <w:rFonts w:eastAsiaTheme="minorEastAsia"/>
+          <w:lang w:val="en-US"/>
+        </w:rPr>
+        <w:t xml:space="preserve">1 </w:t>
+      </w:r>
+      <w:r>
+        <w:rPr>
+          <w:rFonts w:eastAsiaTheme="minorEastAsia"/>
+          <w:lang w:val="en-US"/>
+        </w:rPr>
+        <w:t>vật dạng cầu hoặc trụ</w:t>
+      </w:r>
+      <w:r>
+        <w:rPr>
+          <w:rFonts w:eastAsiaTheme="minorEastAsia"/>
+          <w:lang w:val="en-US"/>
+        </w:rPr>
+        <w:t xml:space="preserve"> đặt nhẹ lên 1 mặt phẳng nghiêng góc a, gọi điểm tiếp xúc mặt đường là A, trọng lực tác dụng lên nó phân tích thành lực F</w:t>
       </w:r>
       <w:r>
         <w:rPr>
@@ -5825,7 +5848,14 @@
           <w:rFonts w:eastAsiaTheme="minorEastAsia"/>
           <w:lang w:val="en-US"/>
         </w:rPr>
-        <w:t xml:space="preserve"> tạo Moment động lượng cho quả bóng</w:t>
+        <w:t xml:space="preserve"> tạo Moment động lượng cho </w:t>
+      </w:r>
+      <w:r>
+        <w:rPr>
+          <w:rFonts w:eastAsiaTheme="minorEastAsia"/>
+          <w:lang w:val="en-US"/>
+        </w:rPr>
+        <w:t>vật</w:t>
       </w:r>
     </w:p>
     <w:p>
@@ -5846,7 +5876,21 @@
           <w:rFonts w:eastAsiaTheme="minorEastAsia"/>
           <w:lang w:val="en-US"/>
         </w:rPr>
-        <w:t>Nếu gia tốc của A &lt; gia tốc tâm bóng, đây là chuyển động lăn có trượt, F</w:t>
+        <w:t xml:space="preserve">Nếu gia tốc của A &lt; gia tốc tâm </w:t>
+      </w:r>
+      <w:r>
+        <w:rPr>
+          <w:rFonts w:eastAsiaTheme="minorEastAsia"/>
+          <w:lang w:val="en-US"/>
+        </w:rPr>
+        <w:t>vật</w:t>
+      </w:r>
+      <w:r>
+        <w:rPr>
+          <w:rFonts w:eastAsiaTheme="minorEastAsia"/>
+          <w:lang w:val="en-US"/>
+        </w:rPr>
+        <w:t>, đây là chuyển động lăn có trượt, F</w:t>
       </w:r>
       <w:r>
         <w:rPr>
@@ -5882,7 +5926,21 @@
           <w:rFonts w:eastAsiaTheme="minorEastAsia"/>
           <w:lang w:val="en-US"/>
         </w:rPr>
-        <w:t>Nếu gia tốc của A = gia tốc tâm bóng, đây là chuyển động lăn không trượt, F</w:t>
+        <w:t xml:space="preserve">Nếu gia tốc của A = gia tốc tâm </w:t>
+      </w:r>
+      <w:r>
+        <w:rPr>
+          <w:rFonts w:eastAsiaTheme="minorEastAsia"/>
+          <w:lang w:val="en-US"/>
+        </w:rPr>
+        <w:t>vật</w:t>
+      </w:r>
+      <w:r>
+        <w:rPr>
+          <w:rFonts w:eastAsiaTheme="minorEastAsia"/>
+          <w:lang w:val="en-US"/>
+        </w:rPr>
+        <w:t>, đây là chuyển động lăn không trượt, F</w:t>
       </w:r>
       <w:r>
         <w:rPr>
@@ -5918,7 +5976,22 @@
           <w:rFonts w:eastAsiaTheme="minorEastAsia"/>
           <w:lang w:val="en-US"/>
         </w:rPr>
-        <w:t>Nếu tính ra gia tốc của A &gt; gia tốc tâm bóng, thì Clip lực ma sát và coi nó là ma sát nghỉ</w:t>
+        <w:lastRenderedPageBreak/>
+        <w:t xml:space="preserve">Nếu tính ra gia tốc của A &gt; gia tốc tâm </w:t>
+      </w:r>
+      <w:r>
+        <w:rPr>
+          <w:rFonts w:eastAsiaTheme="minorEastAsia"/>
+          <w:lang w:val="en-US"/>
+        </w:rPr>
+        <w:t>vật</w:t>
+      </w:r>
+      <w:r>
+        <w:rPr>
+          <w:rFonts w:eastAsiaTheme="minorEastAsia"/>
+          <w:lang w:val="en-US"/>
+        </w:rPr>
+        <w:t>, thì Clip lực ma sát và coi nó là ma sát nghỉ</w:t>
       </w:r>
       <w:r>
         <w:rPr>
@@ -5948,6 +6021,13 @@
         </w:rPr>
         <w:t>Khi lăn không trượt, cơ năng của vật bảo toàn, lực ma sát nghỉ không có công</w:t>
       </w:r>
+      <w:r>
+        <w:rPr>
+          <w:rFonts w:eastAsiaTheme="minorEastAsia"/>
+          <w:lang w:val="en-US"/>
+        </w:rPr>
+        <w:t>, đồng thời nếu lăn không trượt trên mặt phẳng ngang, thì dù hệ số ma sát lớn đến đâu, sẽ không có lực ma sát nào tồn tại, do điểm tiếp xúc giữa vật và mặt phẳng có vận tốc = 0 do vận tốc quay triệt tiêu vận tốc tịnh tiến, không vận tốc nên không ma sát</w:t>
+      </w:r>
     </w:p>
     <w:p>
       <w:pPr>
@@ -5967,40 +6047,880 @@
           <w:rFonts w:eastAsiaTheme="minorEastAsia"/>
           <w:lang w:val="en-US"/>
         </w:rPr>
+        <w:t xml:space="preserve">Cho 1 </w:t>
+      </w:r>
+      <w:r>
+        <w:rPr>
+          <w:rFonts w:eastAsiaTheme="minorEastAsia"/>
+          <w:lang w:val="en-US"/>
+        </w:rPr>
+        <w:t>vật</w:t>
+      </w:r>
+      <w:r>
+        <w:rPr>
+          <w:rFonts w:eastAsiaTheme="minorEastAsia"/>
+          <w:lang w:val="en-US"/>
+        </w:rPr>
+        <w:t xml:space="preserve"> </w:t>
+      </w:r>
+      <w:r>
+        <w:rPr>
+          <w:rFonts w:eastAsiaTheme="minorEastAsia"/>
+          <w:lang w:val="en-US"/>
+        </w:rPr>
+        <w:t xml:space="preserve">lăn không trượt xuống mặt phẳng nghiêng góc </w:t>
+      </w:r>
+      <w:r>
+        <w:rPr>
+          <w:rFonts w:ascii="Arial" w:eastAsiaTheme="minorEastAsia" w:hAnsi="Arial" w:cs="Arial"/>
+          <w:lang w:val="en-US"/>
+        </w:rPr>
+        <w:t>θ dưới tác dụng của trọng trường đều hướng thẳng xuống dưới với gia tốc trọng trường g</w:t>
+      </w:r>
+      <w:r>
+        <w:rPr>
+          <w:rFonts w:eastAsiaTheme="minorEastAsia"/>
+          <w:lang w:val="en-US"/>
+        </w:rPr>
+        <w:t xml:space="preserve">, khi đó gia tốc của trọng tâm </w:t>
+      </w:r>
+      <w:r>
+        <w:rPr>
+          <w:rFonts w:eastAsiaTheme="minorEastAsia"/>
+          <w:lang w:val="en-US"/>
+        </w:rPr>
+        <w:t>vật</w:t>
+      </w:r>
+      <w:r>
+        <w:rPr>
+          <w:rFonts w:eastAsiaTheme="minorEastAsia"/>
+          <w:lang w:val="en-US"/>
+        </w:rPr>
+        <w:t xml:space="preserve"> = </w:t>
+      </w:r>
+      <w:r>
+        <w:rPr>
+          <w:rFonts w:eastAsiaTheme="minorEastAsia"/>
+          <w:lang w:val="en-US"/>
+        </w:rPr>
+        <w:t>(1 – q)</w:t>
+      </w:r>
+      <w:r>
+        <w:rPr>
+          <w:rFonts w:eastAsiaTheme="minorEastAsia"/>
+          <w:lang w:val="en-US"/>
+        </w:rPr>
+        <w:t>gsin(</w:t>
+      </w:r>
+      <w:r>
+        <w:rPr>
+          <w:rFonts w:ascii="Arial" w:eastAsiaTheme="minorEastAsia" w:hAnsi="Arial" w:cs="Arial"/>
+          <w:lang w:val="en-US"/>
+        </w:rPr>
+        <w:t>θ</w:t>
+      </w:r>
+      <w:r>
+        <w:rPr>
+          <w:rFonts w:eastAsiaTheme="minorEastAsia"/>
+          <w:lang w:val="en-US"/>
+        </w:rPr>
+        <w:t>)</w:t>
+      </w:r>
+    </w:p>
+    <w:p>
+      <w:pPr>
+        <w:pStyle w:val="ListParagraph"/>
+        <w:numPr>
+          <w:ilvl w:val="0"/>
+          <w:numId w:val="6"/>
+        </w:numPr>
+        <w:rPr>
+          <w:rFonts w:ascii="Cambria Math" w:hAnsi="Cambria Math"/>
+          <w:lang w:val="en-US"/>
+          <w:oMath/>
+        </w:rPr>
+      </w:pPr>
+      <w:r>
+        <w:rPr>
+          <w:rFonts w:eastAsiaTheme="minorEastAsia"/>
+          <w:lang w:val="en-US"/>
+        </w:rPr>
+        <w:t xml:space="preserve">Cũng trường hợp trên, điều kiện để </w:t>
+      </w:r>
+      <w:r>
+        <w:rPr>
+          <w:rFonts w:eastAsiaTheme="minorEastAsia"/>
+          <w:lang w:val="en-US"/>
+        </w:rPr>
+        <w:t>vật</w:t>
+      </w:r>
+      <w:r>
+        <w:rPr>
+          <w:rFonts w:eastAsiaTheme="minorEastAsia"/>
+          <w:lang w:val="en-US"/>
+        </w:rPr>
+        <w:t xml:space="preserve"> lăn không trượt xuống mặt phẳng nghiêng là hệ số ma sát không dưới </w:t>
+      </w:r>
+      <w:r>
+        <w:rPr>
+          <w:rFonts w:eastAsiaTheme="minorEastAsia"/>
+          <w:lang w:val="en-US"/>
+        </w:rPr>
+        <w:t>q</w:t>
+      </w:r>
+      <w:r>
+        <w:rPr>
+          <w:rFonts w:eastAsiaTheme="minorEastAsia"/>
+          <w:lang w:val="en-US"/>
+        </w:rPr>
+        <w:t>tan(</w:t>
+      </w:r>
+      <w:r>
+        <w:rPr>
+          <w:rFonts w:ascii="Arial" w:eastAsiaTheme="minorEastAsia" w:hAnsi="Arial" w:cs="Arial"/>
+          <w:lang w:val="en-US"/>
+        </w:rPr>
+        <w:t>θ</w:t>
+      </w:r>
+      <w:r>
+        <w:rPr>
+          <w:rFonts w:eastAsiaTheme="minorEastAsia"/>
+          <w:lang w:val="en-US"/>
+        </w:rPr>
+        <w:t>)</w:t>
+      </w:r>
+    </w:p>
+    <w:p>
+      <w:pPr>
+        <w:pStyle w:val="ListParagraph"/>
+        <w:numPr>
+          <w:ilvl w:val="0"/>
+          <w:numId w:val="6"/>
+        </w:numPr>
+        <w:rPr>
+          <w:rFonts w:ascii="Cambria Math" w:hAnsi="Cambria Math"/>
+          <w:lang w:val="en-US"/>
+          <w:oMath/>
+        </w:rPr>
+      </w:pPr>
+      <w:r>
+        <w:rPr>
+          <w:rFonts w:eastAsiaTheme="minorEastAsia"/>
+          <w:lang w:val="en-US"/>
+        </w:rPr>
+        <w:t xml:space="preserve">Cho 1 </w:t>
+      </w:r>
+      <w:r>
+        <w:rPr>
+          <w:rFonts w:eastAsiaTheme="minorEastAsia"/>
+          <w:lang w:val="en-US"/>
+        </w:rPr>
+        <w:t>vật trụ hoặc cầu bán kính r</w:t>
+      </w:r>
+      <w:r>
+        <w:rPr>
+          <w:rFonts w:eastAsiaTheme="minorEastAsia"/>
+          <w:lang w:val="en-US"/>
+        </w:rPr>
+        <w:t xml:space="preserve"> đang quay đều về phía trước quanh trục đối xứng nằm ngang</w:t>
+      </w:r>
+      <w:r>
+        <w:rPr>
+          <w:rFonts w:eastAsiaTheme="minorEastAsia"/>
+          <w:lang w:val="en-US"/>
+        </w:rPr>
+        <w:t xml:space="preserve"> với tốc độ góc </w:t>
+      </w:r>
+      <w:r>
+        <w:rPr>
+          <w:rFonts w:eastAsiaTheme="minorEastAsia" w:cstheme="minorHAnsi"/>
+          <w:lang w:val="en-US"/>
+        </w:rPr>
+        <w:t>ω</w:t>
+      </w:r>
+      <w:r>
+        <w:rPr>
+          <w:rFonts w:eastAsiaTheme="minorEastAsia"/>
+          <w:lang w:val="en-US"/>
+        </w:rPr>
+        <w:t xml:space="preserve">, không tịnh tiến, bỗng dưng đặt nó xuống mặt đất, gọi điểm tiếp xúc khi này là A, khi này, lực ma sát trượt tại A sẽ hướng về phía trước để cản sự quay, làm </w:t>
+      </w:r>
+      <w:r>
+        <w:rPr>
+          <w:rFonts w:eastAsiaTheme="minorEastAsia"/>
+          <w:lang w:val="en-US"/>
+        </w:rPr>
+        <w:t>vật</w:t>
+      </w:r>
+      <w:r>
+        <w:rPr>
+          <w:rFonts w:eastAsiaTheme="minorEastAsia"/>
+          <w:lang w:val="en-US"/>
+        </w:rPr>
+        <w:t xml:space="preserve"> tiến về phía trước đồng thời giảm tốc độ góc, đến khi tốc độ của A = tốc độ khối tâm thì chuyển sang lăn không trượt</w:t>
+      </w:r>
+      <w:r>
+        <w:rPr>
+          <w:rFonts w:eastAsiaTheme="minorEastAsia"/>
+          <w:lang w:val="en-US"/>
+        </w:rPr>
+        <w:t xml:space="preserve">, khi này không có lực ma sát nào tác dụng lên </w:t>
+      </w:r>
+      <w:r>
+        <w:rPr>
+          <w:rFonts w:eastAsiaTheme="minorEastAsia"/>
+          <w:lang w:val="en-US"/>
+        </w:rPr>
+        <w:t>vật</w:t>
+      </w:r>
+      <w:r>
+        <w:rPr>
+          <w:rFonts w:eastAsiaTheme="minorEastAsia"/>
+          <w:lang w:val="en-US"/>
+        </w:rPr>
+        <w:t xml:space="preserve"> nữa, nó lăn mãi mãi</w:t>
+      </w:r>
+      <w:r>
+        <w:rPr>
+          <w:rFonts w:eastAsiaTheme="minorEastAsia"/>
+          <w:lang w:val="en-US"/>
+        </w:rPr>
+        <w:t>, vận tốc lúc bắt đầu lăn không trượt = q</w:t>
+      </w:r>
+      <w:r>
+        <w:rPr>
+          <w:rFonts w:eastAsiaTheme="minorEastAsia" w:cstheme="minorHAnsi"/>
+          <w:lang w:val="en-US"/>
+        </w:rPr>
+        <w:t>ω</w:t>
+      </w:r>
+      <w:r>
+        <w:rPr>
+          <w:rFonts w:eastAsiaTheme="minorEastAsia"/>
+          <w:lang w:val="en-US"/>
+        </w:rPr>
+        <w:t>r</w:t>
+      </w:r>
+    </w:p>
+    <w:p>
+      <w:pPr>
+        <w:pStyle w:val="ListParagraph"/>
+        <w:numPr>
+          <w:ilvl w:val="0"/>
+          <w:numId w:val="9"/>
+        </w:numPr>
+        <w:rPr>
+          <w:rFonts w:ascii="Cambria Math" w:hAnsi="Cambria Math"/>
+          <w:lang w:val="en-US"/>
+          <w:oMath/>
+        </w:rPr>
+      </w:pPr>
+      <w:r>
+        <w:rPr>
+          <w:rFonts w:eastAsiaTheme="minorEastAsia"/>
+          <w:lang w:val="en-US"/>
+        </w:rPr>
+        <w:t xml:space="preserve">Bản </w:t>
+      </w:r>
+      <w:r>
+        <w:rPr>
+          <w:rFonts w:eastAsiaTheme="minorEastAsia"/>
+          <w:lang w:val="en-US"/>
+        </w:rPr>
+        <w:t>Chất Lực Căng Dây?</w:t>
+      </w:r>
+    </w:p>
+    <w:p>
+      <w:pPr>
+        <w:pStyle w:val="ListParagraph"/>
+        <w:numPr>
+          <w:ilvl w:val="0"/>
+          <w:numId w:val="6"/>
+        </w:numPr>
+        <w:rPr>
+          <w:rFonts w:ascii="Cambria Math" w:hAnsi="Cambria Math"/>
+          <w:lang w:val="en-US"/>
+          <w:oMath/>
+        </w:rPr>
+      </w:pPr>
+      <w:r>
+        <w:rPr>
+          <w:rFonts w:eastAsiaTheme="minorEastAsia"/>
+          <w:lang w:val="en-US"/>
+        </w:rPr>
+        <w:t xml:space="preserve">Giả sử bạn có 1 hệ gồm 1 trần nhà </w:t>
+      </w:r>
+      <w:r>
+        <w:rPr>
+          <w:rFonts w:eastAsiaTheme="minorEastAsia"/>
+          <w:lang w:val="en-US"/>
+        </w:rPr>
+        <w:t>đan</w:t>
+      </w:r>
+      <w:r>
+        <w:rPr>
+          <w:rFonts w:eastAsiaTheme="minorEastAsia"/>
+          <w:lang w:val="en-US"/>
+        </w:rPr>
+        <w:t>g đứng yên với khối lượng vô tận, nghĩa là tác dụng lực kiểu gì cũng đéo tăng tốc</w:t>
+      </w:r>
+      <w:r>
+        <w:rPr>
+          <w:rFonts w:eastAsiaTheme="minorEastAsia"/>
+          <w:lang w:val="en-US"/>
+        </w:rPr>
+        <w:t>, 1 sợi dây 1 đầu gắn vào trần 1 đầu gắn 1 quả bóng, sợi dây này coi như không giãn và khối lượng = 0, và không thể đứt, hệ đặt trong 1 trọng trường đều, chiều hướng xuống dưới</w:t>
+      </w:r>
+    </w:p>
+    <w:p>
+      <w:pPr>
+        <w:pStyle w:val="ListParagraph"/>
+        <w:numPr>
+          <w:ilvl w:val="0"/>
+          <w:numId w:val="6"/>
+        </w:numPr>
+        <w:rPr>
+          <w:rFonts w:ascii="Cambria Math" w:hAnsi="Cambria Math"/>
+          <w:lang w:val="en-US"/>
+          <w:oMath/>
+        </w:rPr>
+      </w:pPr>
+      <w:r>
+        <w:rPr>
+          <w:rFonts w:eastAsiaTheme="minorEastAsia"/>
+          <w:lang w:val="en-US"/>
+        </w:rPr>
+        <w:t>Khi này, sẽ có trọng lực tác dụng lên quả bóng, và do dây không thể đứt nên quả bóng đứng yên, do đó có 1 lực khác cũng tác dụng lên quả bóng và triệt tiêu trọng lực</w:t>
+      </w:r>
+      <w:r>
+        <w:rPr>
+          <w:rFonts w:eastAsiaTheme="minorEastAsia"/>
+          <w:lang w:val="en-US"/>
+        </w:rPr>
+        <w:t>, gọi lực này là F</w:t>
+      </w:r>
+      <w:r>
+        <w:rPr>
+          <w:rFonts w:eastAsiaTheme="minorEastAsia"/>
+          <w:vertAlign w:val="subscript"/>
+          <w:lang w:val="en-US"/>
+        </w:rPr>
+        <w:t>0</w:t>
+      </w:r>
+    </w:p>
+    <w:p>
+      <w:pPr>
+        <w:pStyle w:val="ListParagraph"/>
+        <w:numPr>
+          <w:ilvl w:val="0"/>
+          <w:numId w:val="6"/>
+        </w:numPr>
+        <w:rPr>
+          <w:rFonts w:ascii="Cambria Math" w:hAnsi="Cambria Math"/>
+          <w:lang w:val="en-US"/>
+          <w:oMath/>
+        </w:rPr>
+      </w:pPr>
+      <w:r>
+        <w:rPr>
+          <w:rFonts w:eastAsiaTheme="minorEastAsia"/>
+          <w:lang w:val="en-US"/>
+        </w:rPr>
+        <w:t>Xét 1 đoạn cực ngắn của sợi dây ngay trước quả bóng,</w:t>
+      </w:r>
+      <w:r>
+        <w:rPr>
+          <w:rFonts w:eastAsiaTheme="minorEastAsia"/>
+          <w:lang w:val="en-US"/>
+        </w:rPr>
+        <w:t xml:space="preserve"> đoạn này chịu lực kéo của quả bóng, gọi là F</w:t>
+      </w:r>
+      <w:r>
+        <w:rPr>
+          <w:rFonts w:eastAsiaTheme="minorEastAsia"/>
+          <w:vertAlign w:val="subscript"/>
+          <w:lang w:val="en-US"/>
+        </w:rPr>
+        <w:t>1</w:t>
+      </w:r>
+      <w:r>
+        <w:rPr>
+          <w:rFonts w:eastAsiaTheme="minorEastAsia"/>
+          <w:lang w:val="en-US"/>
+        </w:rPr>
+        <w:t>, và 1 lực khác triệt tiêu nó, gọi là F</w:t>
+      </w:r>
+      <w:r>
+        <w:rPr>
+          <w:rFonts w:eastAsiaTheme="minorEastAsia"/>
+          <w:vertAlign w:val="subscript"/>
+          <w:lang w:val="en-US"/>
+        </w:rPr>
+        <w:t>2</w:t>
+      </w:r>
+      <w:r>
+        <w:rPr>
+          <w:rFonts w:eastAsiaTheme="minorEastAsia"/>
+          <w:lang w:val="en-US"/>
+        </w:rPr>
+        <w:t xml:space="preserve"> do vậy đoạn dây mới đứng yên</w:t>
+      </w:r>
+    </w:p>
+    <w:p>
+      <w:pPr>
+        <w:pStyle w:val="ListParagraph"/>
+        <w:numPr>
+          <w:ilvl w:val="0"/>
+          <w:numId w:val="6"/>
+        </w:numPr>
+        <w:rPr>
+          <w:rFonts w:ascii="Cambria Math" w:hAnsi="Cambria Math"/>
+          <w:lang w:val="en-US"/>
+          <w:oMath/>
+        </w:rPr>
+      </w:pPr>
+      <w:r>
+        <w:rPr>
+          <w:rFonts w:eastAsiaTheme="minorEastAsia"/>
+          <w:lang w:val="en-US"/>
+        </w:rPr>
+        <w:t>Dễ thấy F</w:t>
+      </w:r>
+      <w:r>
+        <w:rPr>
+          <w:rFonts w:eastAsiaTheme="minorEastAsia"/>
+          <w:vertAlign w:val="subscript"/>
+          <w:lang w:val="en-US"/>
+        </w:rPr>
+        <w:t>0</w:t>
+      </w:r>
+      <w:r>
+        <w:rPr>
+          <w:rFonts w:eastAsiaTheme="minorEastAsia"/>
+          <w:lang w:val="en-US"/>
+        </w:rPr>
+        <w:t xml:space="preserve"> v</w:t>
+      </w:r>
+      <w:r>
+        <w:rPr>
+          <w:rFonts w:eastAsiaTheme="minorEastAsia"/>
+          <w:lang w:val="en-US"/>
+        </w:rPr>
+        <w:t>à</w:t>
+      </w:r>
+      <w:r>
+        <w:rPr>
+          <w:rFonts w:eastAsiaTheme="minorEastAsia"/>
+          <w:lang w:val="en-US"/>
+        </w:rPr>
+        <w:t xml:space="preserve"> F</w:t>
+      </w:r>
+      <w:r>
+        <w:rPr>
+          <w:rFonts w:eastAsiaTheme="minorEastAsia"/>
+          <w:vertAlign w:val="subscript"/>
+          <w:lang w:val="en-US"/>
+        </w:rPr>
+        <w:t>1</w:t>
+      </w:r>
+      <w:r>
+        <w:rPr>
+          <w:rFonts w:eastAsiaTheme="minorEastAsia"/>
+          <w:lang w:val="en-US"/>
+        </w:rPr>
+        <w:t xml:space="preserve"> chính là phản lực của nhau</w:t>
+      </w:r>
+    </w:p>
+    <w:p>
+      <w:pPr>
+        <w:pStyle w:val="ListParagraph"/>
+        <w:numPr>
+          <w:ilvl w:val="0"/>
+          <w:numId w:val="6"/>
+        </w:numPr>
+        <w:rPr>
+          <w:rFonts w:ascii="Cambria Math" w:hAnsi="Cambria Math"/>
+          <w:lang w:val="en-US"/>
+          <w:oMath/>
+        </w:rPr>
+      </w:pPr>
+      <w:r>
+        <w:rPr>
+          <w:rFonts w:eastAsiaTheme="minorEastAsia"/>
+          <w:lang w:val="en-US"/>
+        </w:rPr>
+        <w:t>Xét đoạn dây tương tự ngay sau đoạn dây đầu tiên, đoạn này cũng chịu 1 lực F</w:t>
+      </w:r>
+      <w:r>
+        <w:rPr>
+          <w:rFonts w:eastAsiaTheme="minorEastAsia"/>
+          <w:vertAlign w:val="subscript"/>
+          <w:lang w:val="en-US"/>
+        </w:rPr>
+        <w:t>3</w:t>
+      </w:r>
+      <w:r>
+        <w:rPr>
+          <w:rFonts w:eastAsiaTheme="minorEastAsia"/>
+          <w:lang w:val="en-US"/>
+        </w:rPr>
+        <w:t xml:space="preserve"> hướng xuống dưới  và F</w:t>
+      </w:r>
+      <w:r>
+        <w:rPr>
+          <w:rFonts w:eastAsiaTheme="minorEastAsia"/>
+          <w:vertAlign w:val="subscript"/>
+          <w:lang w:val="en-US"/>
+        </w:rPr>
+        <w:t>4</w:t>
+      </w:r>
+      <w:r>
+        <w:rPr>
+          <w:rFonts w:eastAsiaTheme="minorEastAsia"/>
+          <w:lang w:val="en-US"/>
+        </w:rPr>
+        <w:t xml:space="preserve"> hướng lên trên</w:t>
+      </w:r>
+    </w:p>
+    <w:p>
+      <w:pPr>
+        <w:pStyle w:val="ListParagraph"/>
+        <w:numPr>
+          <w:ilvl w:val="0"/>
+          <w:numId w:val="6"/>
+        </w:numPr>
+        <w:rPr>
+          <w:rFonts w:ascii="Cambria Math" w:hAnsi="Cambria Math"/>
+          <w:lang w:val="en-US"/>
+          <w:oMath/>
+        </w:rPr>
+      </w:pPr>
+      <w:r>
+        <w:rPr>
+          <w:rFonts w:eastAsiaTheme="minorEastAsia"/>
+          <w:lang w:val="en-US"/>
+        </w:rPr>
+        <w:t>Dễ thấy F</w:t>
+      </w:r>
+      <w:r>
+        <w:rPr>
+          <w:rFonts w:eastAsiaTheme="minorEastAsia"/>
+          <w:vertAlign w:val="subscript"/>
+          <w:lang w:val="en-US"/>
+        </w:rPr>
+        <w:t>2</w:t>
+      </w:r>
+      <w:r>
+        <w:rPr>
+          <w:rFonts w:eastAsiaTheme="minorEastAsia"/>
+          <w:lang w:val="en-US"/>
+        </w:rPr>
+        <w:t xml:space="preserve"> và F</w:t>
+      </w:r>
+      <w:r>
+        <w:rPr>
+          <w:rFonts w:eastAsiaTheme="minorEastAsia"/>
+          <w:vertAlign w:val="subscript"/>
+          <w:lang w:val="en-US"/>
+        </w:rPr>
+        <w:t>3</w:t>
+      </w:r>
+      <w:r>
+        <w:rPr>
+          <w:rFonts w:eastAsiaTheme="minorEastAsia"/>
+          <w:lang w:val="en-US"/>
+        </w:rPr>
+        <w:t xml:space="preserve"> chính là phản lực của nhau</w:t>
+      </w:r>
+    </w:p>
+    <w:p>
+      <w:pPr>
+        <w:pStyle w:val="ListParagraph"/>
+        <w:numPr>
+          <w:ilvl w:val="0"/>
+          <w:numId w:val="6"/>
+        </w:numPr>
+        <w:rPr>
+          <w:rFonts w:ascii="Cambria Math" w:hAnsi="Cambria Math"/>
+          <w:lang w:val="en-US"/>
+          <w:oMath/>
+        </w:rPr>
+      </w:pPr>
+      <w:r>
+        <w:rPr>
+          <w:rFonts w:eastAsiaTheme="minorEastAsia"/>
+          <w:lang w:val="en-US"/>
+        </w:rPr>
+        <w:t>Vân vân cho đến đoạn ngay trước trần nhà</w:t>
+      </w:r>
+    </w:p>
+    <w:p>
+      <w:pPr>
+        <w:pStyle w:val="ListParagraph"/>
+        <w:numPr>
+          <w:ilvl w:val="0"/>
+          <w:numId w:val="6"/>
+        </w:numPr>
+        <w:rPr>
+          <w:rFonts w:ascii="Cambria Math" w:hAnsi="Cambria Math"/>
+          <w:lang w:val="en-US"/>
+          <w:oMath/>
+        </w:rPr>
+      </w:pPr>
+      <w:r>
+        <w:rPr>
+          <w:rFonts w:eastAsiaTheme="minorEastAsia"/>
+          <w:lang w:val="en-US"/>
+        </w:rPr>
+        <w:t>Đoạn này cũng chịu 1 lực F</w:t>
+      </w:r>
+      <w:r>
+        <w:rPr>
+          <w:rFonts w:eastAsiaTheme="minorEastAsia"/>
+          <w:vertAlign w:val="subscript"/>
+          <w:lang w:val="en-US"/>
+        </w:rPr>
+        <w:t>5</w:t>
+      </w:r>
+      <w:r>
+        <w:rPr>
+          <w:rFonts w:eastAsiaTheme="minorEastAsia"/>
+          <w:lang w:val="en-US"/>
+        </w:rPr>
+        <w:t xml:space="preserve"> hướng xuống và F</w:t>
+      </w:r>
+      <w:r>
+        <w:rPr>
+          <w:rFonts w:eastAsiaTheme="minorEastAsia"/>
+          <w:vertAlign w:val="subscript"/>
+          <w:lang w:val="en-US"/>
+        </w:rPr>
+        <w:t>6</w:t>
+      </w:r>
+      <w:r>
+        <w:rPr>
+          <w:rFonts w:eastAsiaTheme="minorEastAsia"/>
+          <w:lang w:val="en-US"/>
+        </w:rPr>
+        <w:t xml:space="preserve"> hướng lên</w:t>
+      </w:r>
+    </w:p>
+    <w:p>
+      <w:pPr>
+        <w:pStyle w:val="ListParagraph"/>
+        <w:numPr>
+          <w:ilvl w:val="0"/>
+          <w:numId w:val="6"/>
+        </w:numPr>
+        <w:rPr>
+          <w:rFonts w:ascii="Cambria Math" w:hAnsi="Cambria Math"/>
+          <w:lang w:val="en-US"/>
+          <w:oMath/>
+        </w:rPr>
+      </w:pPr>
+      <w:r>
+        <w:rPr>
+          <w:rFonts w:eastAsiaTheme="minorEastAsia"/>
+          <w:lang w:val="en-US"/>
+        </w:rPr>
+        <w:t>Còn trần nhà, nó chịu 1 lực F</w:t>
+      </w:r>
+      <w:r>
+        <w:rPr>
+          <w:rFonts w:eastAsiaTheme="minorEastAsia"/>
+          <w:vertAlign w:val="subscript"/>
+          <w:lang w:val="en-US"/>
+        </w:rPr>
+        <w:t>7</w:t>
+      </w:r>
+      <w:r>
+        <w:rPr>
+          <w:rFonts w:eastAsiaTheme="minorEastAsia"/>
+          <w:lang w:val="en-US"/>
+        </w:rPr>
+        <w:t xml:space="preserve"> hướng xuống</w:t>
+      </w:r>
+      <w:r>
+        <w:rPr>
+          <w:rFonts w:eastAsiaTheme="minorEastAsia"/>
+          <w:lang w:val="en-US"/>
+        </w:rPr>
+        <w:t>, và vẫn đứng yên do khối lượng vô tận</w:t>
+      </w:r>
+    </w:p>
+    <w:p>
+      <w:pPr>
+        <w:pStyle w:val="ListParagraph"/>
+        <w:numPr>
+          <w:ilvl w:val="0"/>
+          <w:numId w:val="6"/>
+        </w:numPr>
+        <w:rPr>
+          <w:rFonts w:ascii="Cambria Math" w:hAnsi="Cambria Math"/>
+          <w:lang w:val="en-US"/>
+          <w:oMath/>
+        </w:rPr>
+      </w:pPr>
+      <w:r>
+        <w:rPr>
+          <w:rFonts w:eastAsiaTheme="minorEastAsia"/>
+          <w:lang w:val="en-US"/>
+        </w:rPr>
+        <w:t>Dễ thấy F</w:t>
+      </w:r>
+      <w:r>
+        <w:rPr>
+          <w:rFonts w:eastAsiaTheme="minorEastAsia"/>
+          <w:vertAlign w:val="subscript"/>
+          <w:lang w:val="en-US"/>
+        </w:rPr>
+        <w:t>6</w:t>
+      </w:r>
+      <w:r>
+        <w:rPr>
+          <w:rFonts w:eastAsiaTheme="minorEastAsia"/>
+          <w:lang w:val="en-US"/>
+        </w:rPr>
+        <w:t xml:space="preserve"> và F</w:t>
+      </w:r>
+      <w:r>
+        <w:rPr>
+          <w:rFonts w:eastAsiaTheme="minorEastAsia"/>
+          <w:vertAlign w:val="subscript"/>
+          <w:lang w:val="en-US"/>
+        </w:rPr>
+        <w:t>7</w:t>
+      </w:r>
+      <w:r>
+        <w:rPr>
+          <w:rFonts w:eastAsiaTheme="minorEastAsia"/>
+          <w:lang w:val="en-US"/>
+        </w:rPr>
+        <w:t xml:space="preserve"> là phản lực của nhau</w:t>
+      </w:r>
+    </w:p>
+    <w:p>
+      <w:pPr>
+        <w:pStyle w:val="ListParagraph"/>
+        <w:numPr>
+          <w:ilvl w:val="0"/>
+          <w:numId w:val="6"/>
+        </w:numPr>
+        <w:rPr>
+          <w:rFonts w:ascii="Cambria Math" w:hAnsi="Cambria Math"/>
+          <w:lang w:val="en-US"/>
+          <w:oMath/>
+        </w:rPr>
+      </w:pPr>
+      <w:r>
+        <w:rPr>
+          <w:rFonts w:eastAsiaTheme="minorEastAsia"/>
+          <w:lang w:val="en-US"/>
+        </w:rPr>
+        <w:t>Tất các đoạn dây đều chịu tác dụng của 1 cặp lực cân bằng có độ lớn = nhau</w:t>
+      </w:r>
+      <w:r>
+        <w:rPr>
+          <w:rFonts w:eastAsiaTheme="minorEastAsia"/>
+          <w:lang w:val="en-US"/>
+        </w:rPr>
+        <w:t xml:space="preserve"> = lực căng dây</w:t>
+      </w:r>
+    </w:p>
+    <w:p>
+      <w:pPr>
+        <w:pStyle w:val="ListParagraph"/>
+        <w:numPr>
+          <w:ilvl w:val="0"/>
+          <w:numId w:val="6"/>
+        </w:numPr>
+        <w:rPr>
+          <w:rFonts w:ascii="Cambria Math" w:hAnsi="Cambria Math"/>
+          <w:lang w:val="en-US"/>
+          <w:oMath/>
+        </w:rPr>
+      </w:pPr>
+      <w:r>
+        <w:rPr>
+          <w:rFonts w:eastAsiaTheme="minorEastAsia"/>
+          <w:lang w:val="en-US"/>
+        </w:rPr>
+        <w:t>Khi dây di chuyển, thì mỗi đoạn trên dây vẫn chịu tác dụng của 1 cặp lực cân bằng, lí do là khối lượng dây = 0, nên tổng hợp lực cực nhỏ vẫn có thể làm nhó di chuyển</w:t>
+      </w:r>
+    </w:p>
+    <w:p>
+      <w:pPr>
+        <w:pStyle w:val="ListParagraph"/>
+        <w:numPr>
+          <w:ilvl w:val="0"/>
+          <w:numId w:val="9"/>
+        </w:numPr>
+        <w:rPr>
+          <w:rFonts w:ascii="Cambria Math" w:hAnsi="Cambria Math"/>
+          <w:lang w:val="en-US"/>
+          <w:oMath/>
+        </w:rPr>
+      </w:pPr>
+      <w:r>
+        <w:rPr>
+          <w:rFonts w:eastAsiaTheme="minorEastAsia"/>
+          <w:lang w:val="en-US"/>
+        </w:rPr>
+        <w:t>Cách Kéo Vật Đi Ngang Tối Ưu Nhất?</w:t>
+      </w:r>
+    </w:p>
+    <w:p>
+      <w:pPr>
+        <w:pStyle w:val="ListParagraph"/>
+        <w:numPr>
+          <w:ilvl w:val="0"/>
+          <w:numId w:val="6"/>
+        </w:numPr>
+        <w:rPr>
+          <w:rFonts w:ascii="Cambria Math" w:hAnsi="Cambria Math"/>
+          <w:lang w:val="en-US"/>
+          <w:oMath/>
+        </w:rPr>
+      </w:pPr>
+      <w:r>
+        <w:rPr>
+          <w:rFonts w:eastAsiaTheme="minorEastAsia"/>
+          <w:lang w:val="en-US"/>
+        </w:rPr>
+        <w:t xml:space="preserve">Giả sử 1 vật khối lượng m đang nằm yên trên mặt đất, khi này ta muốn kéo vật đi để nó di chuyển theo chiều ngang với gia tốc không đổi có độ lớn = a, khi này </w:t>
+      </w:r>
+      <w:r>
+        <w:rPr>
+          <w:rFonts w:eastAsiaTheme="minorEastAsia"/>
+          <w:lang w:val="en-US"/>
+        </w:rPr>
         <w:lastRenderedPageBreak/>
-        <w:t xml:space="preserve">Cho 1 khối trụ </w:t>
-      </w:r>
-      <w:r>
-        <w:rPr>
-          <w:rFonts w:eastAsiaTheme="minorEastAsia"/>
-          <w:lang w:val="en-US"/>
-        </w:rPr>
-        <w:t xml:space="preserve">đặc </w:t>
-      </w:r>
-      <w:r>
-        <w:rPr>
-          <w:rFonts w:eastAsiaTheme="minorEastAsia"/>
-          <w:lang w:val="en-US"/>
-        </w:rPr>
-        <w:t xml:space="preserve">lăn không trượt xuống mặt phẳng nghiêng góc </w:t>
-      </w:r>
-      <w:r>
-        <w:rPr>
-          <w:rFonts w:ascii="Arial" w:eastAsiaTheme="minorEastAsia" w:hAnsi="Arial" w:cs="Arial"/>
-          <w:lang w:val="en-US"/>
-        </w:rPr>
-        <w:t>θ dưới tác dụng của trọng trường đều hướng thẳng xuống dưới với gia tốc trọng trường g</w:t>
-      </w:r>
-      <w:r>
-        <w:rPr>
-          <w:rFonts w:eastAsiaTheme="minorEastAsia"/>
-          <w:lang w:val="en-US"/>
-        </w:rPr>
-        <w:t>, khi đó gia tốc của trọng tâm khối trụ = 2gsin(</w:t>
-      </w:r>
-      <w:r>
-        <w:rPr>
-          <w:rFonts w:ascii="Arial" w:eastAsiaTheme="minorEastAsia" w:hAnsi="Arial" w:cs="Arial"/>
+        <w:t>thay vì kéo ngang ta kéo xiên lên, để giảm bớt 1 phần áp lực, từ đó giảm lực ma sát</w:t>
+      </w:r>
+    </w:p>
+    <w:p>
+      <w:pPr>
+        <w:pStyle w:val="ListParagraph"/>
+        <w:numPr>
+          <w:ilvl w:val="0"/>
+          <w:numId w:val="6"/>
+        </w:numPr>
+        <w:rPr>
+          <w:rFonts w:ascii="Cambria Math" w:hAnsi="Cambria Math"/>
+          <w:lang w:val="en-US"/>
+          <w:oMath/>
+        </w:rPr>
+      </w:pPr>
+      <w:r>
+        <w:rPr>
+          <w:rFonts w:eastAsiaTheme="minorEastAsia"/>
+          <w:lang w:val="en-US"/>
+        </w:rPr>
+        <w:t xml:space="preserve">Góc kéo để lực kéo nhỏ nhất là </w:t>
+      </w:r>
+      <w:r>
+        <w:rPr>
+          <w:rFonts w:ascii="Cambria Math" w:eastAsiaTheme="minorEastAsia" w:hAnsi="Cambria Math"/>
           <w:lang w:val="en-US"/>
         </w:rPr>
         <w:t>θ</w:t>
@@ -6010,679 +6930,166 @@
           <w:rFonts w:eastAsiaTheme="minorEastAsia"/>
           <w:lang w:val="en-US"/>
         </w:rPr>
-        <w:t>) / 3, nếu khối trụ chỉ có vỏ thì gia tốc = gsin(</w:t>
-      </w:r>
-      <w:r>
-        <w:rPr>
-          <w:rFonts w:ascii="Arial" w:eastAsiaTheme="minorEastAsia" w:hAnsi="Arial" w:cs="Arial"/>
-          <w:lang w:val="en-US"/>
-        </w:rPr>
-        <w:t>θ</w:t>
-      </w:r>
-      <w:r>
-        <w:rPr>
-          <w:rFonts w:eastAsiaTheme="minorEastAsia"/>
-          <w:lang w:val="en-US"/>
-        </w:rPr>
-        <w:t>) / 2</w:t>
-      </w:r>
-      <w:r>
-        <w:rPr>
-          <w:rFonts w:eastAsiaTheme="minorEastAsia"/>
-          <w:lang w:val="en-US"/>
-        </w:rPr>
-        <w:t>, nếu thay khối trụ đặc = khối cầu đặc thì = 5gsin(</w:t>
-      </w:r>
-      <w:r>
-        <w:rPr>
-          <w:rFonts w:ascii="Arial" w:eastAsiaTheme="minorEastAsia" w:hAnsi="Arial" w:cs="Arial"/>
-          <w:lang w:val="en-US"/>
-        </w:rPr>
-        <w:t>θ</w:t>
-      </w:r>
-      <w:r>
-        <w:rPr>
-          <w:rFonts w:eastAsiaTheme="minorEastAsia"/>
-          <w:lang w:val="en-US"/>
-        </w:rPr>
-        <w:t>) / 7, nếu thay cầu đặc = cầu chỉ có vỏ thì = 3gsin(</w:t>
-      </w:r>
-      <w:r>
-        <w:rPr>
-          <w:rFonts w:ascii="Arial" w:eastAsiaTheme="minorEastAsia" w:hAnsi="Arial" w:cs="Arial"/>
-          <w:lang w:val="en-US"/>
-        </w:rPr>
-        <w:t>θ</w:t>
-      </w:r>
-      <w:r>
-        <w:rPr>
-          <w:rFonts w:eastAsiaTheme="minorEastAsia"/>
-          <w:lang w:val="en-US"/>
-        </w:rPr>
-        <w:t>) / 5</w:t>
-      </w:r>
-    </w:p>
-    <w:p>
-      <w:pPr>
-        <w:pStyle w:val="ListParagraph"/>
-        <w:numPr>
-          <w:ilvl w:val="0"/>
-          <w:numId w:val="6"/>
-        </w:numPr>
+        <w:t>, độ lớn lực kéo nhỏ nhất là F, hệ số ma sát =  k, gia tốc trọng trường = g, ta có</w:t>
+      </w:r>
+    </w:p>
+    <w:p>
+      <w:pPr>
+        <w:pStyle w:val="ListParagraph"/>
+        <w:pBdr>
+          <w:top w:val="single" w:sz="4" w:space="1" w:color="auto"/>
+          <w:left w:val="single" w:sz="4" w:space="4" w:color="auto"/>
+          <w:bottom w:val="single" w:sz="4" w:space="1" w:color="auto"/>
+          <w:right w:val="single" w:sz="4" w:space="4" w:color="auto"/>
+        </w:pBdr>
+        <w:ind w:left="1080"/>
         <w:rPr>
           <w:rFonts w:ascii="Cambria Math" w:hAnsi="Cambria Math"/>
           <w:lang w:val="en-US"/>
           <w:oMath/>
         </w:rPr>
       </w:pPr>
-      <w:r>
-        <w:rPr>
-          <w:rFonts w:eastAsiaTheme="minorEastAsia"/>
-          <w:lang w:val="en-US"/>
-        </w:rPr>
-        <w:t>Cũng trường hợp trên, điều kiện để khối trụ đặc lăn không trượt xuống mặt phẳng nghiêng là hệ số ma sát không dưới tan(</w:t>
-      </w:r>
-      <w:r>
-        <w:rPr>
-          <w:rFonts w:ascii="Arial" w:eastAsiaTheme="minorEastAsia" w:hAnsi="Arial" w:cs="Arial"/>
-          <w:lang w:val="en-US"/>
-        </w:rPr>
-        <w:t>θ</w:t>
-      </w:r>
-      <w:r>
-        <w:rPr>
-          <w:rFonts w:eastAsiaTheme="minorEastAsia"/>
-          <w:lang w:val="en-US"/>
-        </w:rPr>
-        <w:t>) / 3, nếu khối trụ chỉ có vỏ, thì không dưới tan(</w:t>
-      </w:r>
-      <w:r>
-        <w:rPr>
-          <w:rFonts w:ascii="Arial" w:eastAsiaTheme="minorEastAsia" w:hAnsi="Arial" w:cs="Arial"/>
-          <w:lang w:val="en-US"/>
-        </w:rPr>
-        <w:t>θ</w:t>
-      </w:r>
-      <w:r>
-        <w:rPr>
-          <w:rFonts w:eastAsiaTheme="minorEastAsia"/>
-          <w:lang w:val="en-US"/>
-        </w:rPr>
-        <w:t>) / 2, thay khối trụ đặc = cầu đặc, thì không dưới 2tan(</w:t>
-      </w:r>
-      <w:r>
-        <w:rPr>
-          <w:rFonts w:ascii="Arial" w:eastAsiaTheme="minorEastAsia" w:hAnsi="Arial" w:cs="Arial"/>
-          <w:lang w:val="en-US"/>
-        </w:rPr>
-        <w:t>θ</w:t>
-      </w:r>
-      <w:r>
-        <w:rPr>
-          <w:rFonts w:eastAsiaTheme="minorEastAsia"/>
-          <w:lang w:val="en-US"/>
-        </w:rPr>
-        <w:t>) / 7, cầu chỉ có vỏ thì không dưới 2tan(</w:t>
-      </w:r>
-      <w:r>
-        <w:rPr>
-          <w:rFonts w:ascii="Arial" w:eastAsiaTheme="minorEastAsia" w:hAnsi="Arial" w:cs="Arial"/>
-          <w:lang w:val="en-US"/>
-        </w:rPr>
-        <w:t>θ</w:t>
-      </w:r>
-      <w:r>
-        <w:rPr>
-          <w:rFonts w:eastAsiaTheme="minorEastAsia"/>
-          <w:lang w:val="en-US"/>
-        </w:rPr>
-        <w:t>) / 5</w:t>
-      </w:r>
-    </w:p>
-    <w:p>
-      <w:pPr>
-        <w:pStyle w:val="ListParagraph"/>
-        <w:numPr>
-          <w:ilvl w:val="0"/>
-          <w:numId w:val="9"/>
-        </w:numPr>
+      <m:oMath>
+        <m:r>
+          <w:rPr>
+            <w:rFonts w:ascii="Cambria Math" w:eastAsiaTheme="minorEastAsia" w:hAnsi="Cambria Math"/>
+            <w:lang w:val="en-US"/>
+          </w:rPr>
+          <m:t>θ=arctan</m:t>
+        </m:r>
+        <m:d>
+          <m:dPr>
+            <m:ctrlPr>
+              <w:rPr>
+                <w:rFonts w:ascii="Cambria Math" w:eastAsiaTheme="minorEastAsia" w:hAnsi="Cambria Math"/>
+                <w:i/>
+                <w:lang w:val="en-US"/>
+              </w:rPr>
+            </m:ctrlPr>
+          </m:dPr>
+          <m:e>
+            <m:r>
+              <w:rPr>
+                <w:rFonts w:ascii="Cambria Math" w:eastAsiaTheme="minorEastAsia" w:hAnsi="Cambria Math"/>
+                <w:lang w:val="en-US"/>
+              </w:rPr>
+              <m:t>k</m:t>
+            </m:r>
+          </m:e>
+        </m:d>
+      </m:oMath>
+      <w:r>
+        <w:rPr>
+          <w:rFonts w:eastAsiaTheme="minorEastAsia"/>
+          <w:lang w:val="en-US"/>
+        </w:rPr>
+        <w:t xml:space="preserve"> </w:t>
+      </w:r>
+    </w:p>
+    <w:p>
+      <w:pPr>
+        <w:pStyle w:val="ListParagraph"/>
+        <w:pBdr>
+          <w:top w:val="single" w:sz="4" w:space="1" w:color="auto"/>
+          <w:left w:val="single" w:sz="4" w:space="4" w:color="auto"/>
+          <w:bottom w:val="single" w:sz="4" w:space="1" w:color="auto"/>
+          <w:right w:val="single" w:sz="4" w:space="4" w:color="auto"/>
+        </w:pBdr>
+        <w:ind w:left="1080"/>
         <w:rPr>
           <w:rFonts w:ascii="Cambria Math" w:hAnsi="Cambria Math"/>
           <w:lang w:val="en-US"/>
           <w:oMath/>
         </w:rPr>
       </w:pPr>
-      <w:r>
-        <w:rPr>
-          <w:rFonts w:eastAsiaTheme="minorEastAsia"/>
-          <w:lang w:val="en-US"/>
-        </w:rPr>
-        <w:t xml:space="preserve">Bản </w:t>
-      </w:r>
-      <w:r>
-        <w:rPr>
-          <w:rFonts w:eastAsiaTheme="minorEastAsia"/>
-          <w:lang w:val="en-US"/>
-        </w:rPr>
-        <w:t>Chất Lực Căng Dây?</w:t>
-      </w:r>
-    </w:p>
-    <w:p>
-      <w:pPr>
-        <w:pStyle w:val="ListParagraph"/>
-        <w:numPr>
-          <w:ilvl w:val="0"/>
-          <w:numId w:val="6"/>
-        </w:numPr>
-        <w:rPr>
-          <w:rFonts w:ascii="Cambria Math" w:hAnsi="Cambria Math"/>
-          <w:lang w:val="en-US"/>
-          <w:oMath/>
-        </w:rPr>
-      </w:pPr>
-      <w:r>
-        <w:rPr>
-          <w:rFonts w:eastAsiaTheme="minorEastAsia"/>
-          <w:lang w:val="en-US"/>
-        </w:rPr>
-        <w:t xml:space="preserve">Giả sử bạn có 1 hệ gồm 1 trần nhà </w:t>
-      </w:r>
-      <w:r>
-        <w:rPr>
-          <w:rFonts w:eastAsiaTheme="minorEastAsia"/>
-          <w:lang w:val="en-US"/>
-        </w:rPr>
-        <w:t>đan</w:t>
-      </w:r>
-      <w:r>
-        <w:rPr>
-          <w:rFonts w:eastAsiaTheme="minorEastAsia"/>
-          <w:lang w:val="en-US"/>
-        </w:rPr>
-        <w:t>g đứng yên với khối lượng vô tận, nghĩa là tác dụng lực kiểu gì cũng đéo tăng tốc</w:t>
-      </w:r>
-      <w:r>
-        <w:rPr>
-          <w:rFonts w:eastAsiaTheme="minorEastAsia"/>
-          <w:lang w:val="en-US"/>
-        </w:rPr>
-        <w:t>, 1 sợi dây 1 đầu gắn vào trần 1 đầu gắn 1 quả bóng, sợi dây này coi như không giãn và khối lượng = 0, và không thể đứt, hệ đặt trong 1 trọng trường đều, chiều hướng xuống dưới</w:t>
-      </w:r>
-    </w:p>
-    <w:p>
-      <w:pPr>
-        <w:pStyle w:val="ListParagraph"/>
-        <w:numPr>
-          <w:ilvl w:val="0"/>
-          <w:numId w:val="6"/>
-        </w:numPr>
-        <w:rPr>
-          <w:rFonts w:ascii="Cambria Math" w:hAnsi="Cambria Math"/>
-          <w:lang w:val="en-US"/>
-          <w:oMath/>
-        </w:rPr>
-      </w:pPr>
-      <w:r>
-        <w:rPr>
-          <w:rFonts w:eastAsiaTheme="minorEastAsia"/>
-          <w:lang w:val="en-US"/>
-        </w:rPr>
-        <w:t>Khi này, sẽ có trọng lực tác dụng lên quả bóng, và do dây không thể đứt nên quả bóng đứng yên, do đó có 1 lực khác cũng tác dụng lên quả bóng và triệt tiêu trọng lực</w:t>
-      </w:r>
-      <w:r>
-        <w:rPr>
-          <w:rFonts w:eastAsiaTheme="minorEastAsia"/>
-          <w:lang w:val="en-US"/>
-        </w:rPr>
-        <w:t>, gọi lực này là F</w:t>
-      </w:r>
-      <w:r>
-        <w:rPr>
-          <w:rFonts w:eastAsiaTheme="minorEastAsia"/>
-          <w:vertAlign w:val="subscript"/>
-          <w:lang w:val="en-US"/>
-        </w:rPr>
-        <w:t>0</w:t>
-      </w:r>
-    </w:p>
-    <w:p>
-      <w:pPr>
-        <w:pStyle w:val="ListParagraph"/>
-        <w:numPr>
-          <w:ilvl w:val="0"/>
-          <w:numId w:val="6"/>
-        </w:numPr>
-        <w:rPr>
-          <w:rFonts w:ascii="Cambria Math" w:hAnsi="Cambria Math"/>
-          <w:lang w:val="en-US"/>
-          <w:oMath/>
-        </w:rPr>
-      </w:pPr>
-      <w:r>
-        <w:rPr>
-          <w:rFonts w:eastAsiaTheme="minorEastAsia"/>
-          <w:lang w:val="en-US"/>
-        </w:rPr>
-        <w:t>Xét 1 đoạn cực ngắn của sợi dây ngay trước quả bóng,</w:t>
-      </w:r>
-      <w:r>
-        <w:rPr>
-          <w:rFonts w:eastAsiaTheme="minorEastAsia"/>
-          <w:lang w:val="en-US"/>
-        </w:rPr>
-        <w:t xml:space="preserve"> đoạn này chịu lực kéo của quả bóng, gọi là F</w:t>
-      </w:r>
-      <w:r>
-        <w:rPr>
-          <w:rFonts w:eastAsiaTheme="minorEastAsia"/>
-          <w:vertAlign w:val="subscript"/>
-          <w:lang w:val="en-US"/>
-        </w:rPr>
-        <w:t>1</w:t>
-      </w:r>
-      <w:r>
-        <w:rPr>
-          <w:rFonts w:eastAsiaTheme="minorEastAsia"/>
-          <w:lang w:val="en-US"/>
-        </w:rPr>
-        <w:t>, và 1 lực khác triệt tiêu nó, gọi là F</w:t>
-      </w:r>
-      <w:r>
-        <w:rPr>
-          <w:rFonts w:eastAsiaTheme="minorEastAsia"/>
-          <w:vertAlign w:val="subscript"/>
-          <w:lang w:val="en-US"/>
-        </w:rPr>
-        <w:t>2</w:t>
-      </w:r>
-      <w:r>
-        <w:rPr>
-          <w:rFonts w:eastAsiaTheme="minorEastAsia"/>
-          <w:lang w:val="en-US"/>
-        </w:rPr>
-        <w:t xml:space="preserve"> do vậy đoạn dây mới đứng yên</w:t>
-      </w:r>
-    </w:p>
-    <w:p>
-      <w:pPr>
-        <w:pStyle w:val="ListParagraph"/>
-        <w:numPr>
-          <w:ilvl w:val="0"/>
-          <w:numId w:val="6"/>
-        </w:numPr>
-        <w:rPr>
-          <w:rFonts w:ascii="Cambria Math" w:hAnsi="Cambria Math"/>
-          <w:lang w:val="en-US"/>
-          <w:oMath/>
-        </w:rPr>
-      </w:pPr>
-      <w:r>
-        <w:rPr>
-          <w:rFonts w:eastAsiaTheme="minorEastAsia"/>
-          <w:lang w:val="en-US"/>
-        </w:rPr>
-        <w:t>Dễ thấy F</w:t>
-      </w:r>
-      <w:r>
-        <w:rPr>
-          <w:rFonts w:eastAsiaTheme="minorEastAsia"/>
-          <w:vertAlign w:val="subscript"/>
-          <w:lang w:val="en-US"/>
-        </w:rPr>
-        <w:t>0</w:t>
-      </w:r>
-      <w:r>
-        <w:rPr>
-          <w:rFonts w:eastAsiaTheme="minorEastAsia"/>
-          <w:lang w:val="en-US"/>
-        </w:rPr>
-        <w:t xml:space="preserve"> v</w:t>
-      </w:r>
-      <w:r>
-        <w:rPr>
-          <w:rFonts w:eastAsiaTheme="minorEastAsia"/>
-          <w:lang w:val="en-US"/>
-        </w:rPr>
-        <w:t>à</w:t>
-      </w:r>
-      <w:r>
-        <w:rPr>
-          <w:rFonts w:eastAsiaTheme="minorEastAsia"/>
-          <w:lang w:val="en-US"/>
-        </w:rPr>
-        <w:t xml:space="preserve"> F</w:t>
-      </w:r>
-      <w:r>
-        <w:rPr>
-          <w:rFonts w:eastAsiaTheme="minorEastAsia"/>
-          <w:vertAlign w:val="subscript"/>
-          <w:lang w:val="en-US"/>
-        </w:rPr>
-        <w:t>1</w:t>
-      </w:r>
-      <w:r>
-        <w:rPr>
-          <w:rFonts w:eastAsiaTheme="minorEastAsia"/>
-          <w:lang w:val="en-US"/>
-        </w:rPr>
-        <w:t xml:space="preserve"> chính là phản lực của nhau</w:t>
-      </w:r>
-    </w:p>
-    <w:p>
-      <w:pPr>
-        <w:pStyle w:val="ListParagraph"/>
-        <w:numPr>
-          <w:ilvl w:val="0"/>
-          <w:numId w:val="6"/>
-        </w:numPr>
-        <w:rPr>
-          <w:rFonts w:ascii="Cambria Math" w:hAnsi="Cambria Math"/>
-          <w:lang w:val="en-US"/>
-          <w:oMath/>
-        </w:rPr>
-      </w:pPr>
-      <w:r>
-        <w:rPr>
-          <w:rFonts w:eastAsiaTheme="minorEastAsia"/>
-          <w:lang w:val="en-US"/>
-        </w:rPr>
-        <w:t>Xét đoạn dây tương tự ngay sau đoạn dây đầu tiên, đoạn này cũng chịu 1 lực F</w:t>
-      </w:r>
-      <w:r>
-        <w:rPr>
-          <w:rFonts w:eastAsiaTheme="minorEastAsia"/>
-          <w:vertAlign w:val="subscript"/>
-          <w:lang w:val="en-US"/>
-        </w:rPr>
-        <w:t>3</w:t>
-      </w:r>
-      <w:r>
-        <w:rPr>
-          <w:rFonts w:eastAsiaTheme="minorEastAsia"/>
-          <w:lang w:val="en-US"/>
-        </w:rPr>
-        <w:t xml:space="preserve"> hướng xuống dưới  và F</w:t>
-      </w:r>
-      <w:r>
-        <w:rPr>
-          <w:rFonts w:eastAsiaTheme="minorEastAsia"/>
-          <w:vertAlign w:val="subscript"/>
-          <w:lang w:val="en-US"/>
-        </w:rPr>
-        <w:t>4</w:t>
-      </w:r>
-      <w:r>
-        <w:rPr>
-          <w:rFonts w:eastAsiaTheme="minorEastAsia"/>
-          <w:lang w:val="en-US"/>
-        </w:rPr>
-        <w:t xml:space="preserve"> hướng lên trên</w:t>
-      </w:r>
-    </w:p>
-    <w:p>
-      <w:pPr>
-        <w:pStyle w:val="ListParagraph"/>
-        <w:numPr>
-          <w:ilvl w:val="0"/>
-          <w:numId w:val="6"/>
-        </w:numPr>
-        <w:rPr>
-          <w:rFonts w:ascii="Cambria Math" w:hAnsi="Cambria Math"/>
-          <w:lang w:val="en-US"/>
-          <w:oMath/>
-        </w:rPr>
-      </w:pPr>
-      <w:r>
-        <w:rPr>
-          <w:rFonts w:eastAsiaTheme="minorEastAsia"/>
-          <w:lang w:val="en-US"/>
-        </w:rPr>
-        <w:t>Dễ thấy F</w:t>
-      </w:r>
-      <w:r>
-        <w:rPr>
-          <w:rFonts w:eastAsiaTheme="minorEastAsia"/>
-          <w:vertAlign w:val="subscript"/>
-          <w:lang w:val="en-US"/>
-        </w:rPr>
-        <w:t>2</w:t>
-      </w:r>
-      <w:r>
-        <w:rPr>
-          <w:rFonts w:eastAsiaTheme="minorEastAsia"/>
-          <w:lang w:val="en-US"/>
-        </w:rPr>
-        <w:t xml:space="preserve"> và F</w:t>
-      </w:r>
-      <w:r>
-        <w:rPr>
-          <w:rFonts w:eastAsiaTheme="minorEastAsia"/>
-          <w:vertAlign w:val="subscript"/>
-          <w:lang w:val="en-US"/>
-        </w:rPr>
-        <w:t>3</w:t>
-      </w:r>
-      <w:r>
-        <w:rPr>
-          <w:rFonts w:eastAsiaTheme="minorEastAsia"/>
-          <w:lang w:val="en-US"/>
-        </w:rPr>
-        <w:t xml:space="preserve"> chính là phản lực của nhau</w:t>
-      </w:r>
-    </w:p>
-    <w:p>
-      <w:pPr>
-        <w:pStyle w:val="ListParagraph"/>
-        <w:numPr>
-          <w:ilvl w:val="0"/>
-          <w:numId w:val="6"/>
-        </w:numPr>
-        <w:rPr>
-          <w:rFonts w:ascii="Cambria Math" w:hAnsi="Cambria Math"/>
-          <w:lang w:val="en-US"/>
-          <w:oMath/>
-        </w:rPr>
-      </w:pPr>
-      <w:r>
-        <w:rPr>
-          <w:rFonts w:eastAsiaTheme="minorEastAsia"/>
-          <w:lang w:val="en-US"/>
-        </w:rPr>
-        <w:t>Vân vân cho đến đoạn ngay trước trần nhà</w:t>
-      </w:r>
-    </w:p>
-    <w:p>
-      <w:pPr>
-        <w:pStyle w:val="ListParagraph"/>
-        <w:numPr>
-          <w:ilvl w:val="0"/>
-          <w:numId w:val="6"/>
-        </w:numPr>
-        <w:rPr>
-          <w:rFonts w:ascii="Cambria Math" w:hAnsi="Cambria Math"/>
-          <w:lang w:val="en-US"/>
-          <w:oMath/>
-        </w:rPr>
-      </w:pPr>
-      <w:r>
-        <w:rPr>
-          <w:rFonts w:eastAsiaTheme="minorEastAsia"/>
-          <w:lang w:val="en-US"/>
-        </w:rPr>
-        <w:t>Đoạn này cũng chịu 1 lực F</w:t>
-      </w:r>
-      <w:r>
-        <w:rPr>
-          <w:rFonts w:eastAsiaTheme="minorEastAsia"/>
-          <w:vertAlign w:val="subscript"/>
-          <w:lang w:val="en-US"/>
-        </w:rPr>
-        <w:t>5</w:t>
-      </w:r>
-      <w:r>
-        <w:rPr>
-          <w:rFonts w:eastAsiaTheme="minorEastAsia"/>
-          <w:lang w:val="en-US"/>
-        </w:rPr>
-        <w:t xml:space="preserve"> hướng xuống và F</w:t>
-      </w:r>
-      <w:r>
-        <w:rPr>
-          <w:rFonts w:eastAsiaTheme="minorEastAsia"/>
-          <w:vertAlign w:val="subscript"/>
-          <w:lang w:val="en-US"/>
-        </w:rPr>
-        <w:t>6</w:t>
-      </w:r>
-      <w:r>
-        <w:rPr>
-          <w:rFonts w:eastAsiaTheme="minorEastAsia"/>
-          <w:lang w:val="en-US"/>
-        </w:rPr>
-        <w:t xml:space="preserve"> hướng lên</w:t>
-      </w:r>
-    </w:p>
-    <w:p>
-      <w:pPr>
-        <w:pStyle w:val="ListParagraph"/>
-        <w:numPr>
-          <w:ilvl w:val="0"/>
-          <w:numId w:val="6"/>
-        </w:numPr>
-        <w:rPr>
-          <w:rFonts w:ascii="Cambria Math" w:hAnsi="Cambria Math"/>
-          <w:lang w:val="en-US"/>
-          <w:oMath/>
-        </w:rPr>
-      </w:pPr>
-      <w:r>
-        <w:rPr>
-          <w:rFonts w:eastAsiaTheme="minorEastAsia"/>
-          <w:lang w:val="en-US"/>
-        </w:rPr>
-        <w:t>Còn trần nhà, nó chịu 1 lực F</w:t>
-      </w:r>
-      <w:r>
-        <w:rPr>
-          <w:rFonts w:eastAsiaTheme="minorEastAsia"/>
-          <w:vertAlign w:val="subscript"/>
-          <w:lang w:val="en-US"/>
-        </w:rPr>
-        <w:t>7</w:t>
-      </w:r>
-      <w:r>
-        <w:rPr>
-          <w:rFonts w:eastAsiaTheme="minorEastAsia"/>
-          <w:lang w:val="en-US"/>
-        </w:rPr>
-        <w:t xml:space="preserve"> hướng xuống</w:t>
-      </w:r>
-      <w:r>
-        <w:rPr>
-          <w:rFonts w:eastAsiaTheme="minorEastAsia"/>
-          <w:lang w:val="en-US"/>
-        </w:rPr>
-        <w:t>, và vẫn đứng yên do khối lượng vô tận</w:t>
-      </w:r>
-    </w:p>
-    <w:p>
-      <w:pPr>
-        <w:pStyle w:val="ListParagraph"/>
-        <w:numPr>
-          <w:ilvl w:val="0"/>
-          <w:numId w:val="6"/>
-        </w:numPr>
-        <w:rPr>
-          <w:rFonts w:ascii="Cambria Math" w:hAnsi="Cambria Math"/>
-          <w:lang w:val="en-US"/>
-          <w:oMath/>
-        </w:rPr>
-      </w:pPr>
-      <w:r>
-        <w:rPr>
-          <w:rFonts w:eastAsiaTheme="minorEastAsia"/>
-          <w:lang w:val="en-US"/>
-        </w:rPr>
-        <w:t>Dễ thấy F</w:t>
-      </w:r>
-      <w:r>
-        <w:rPr>
-          <w:rFonts w:eastAsiaTheme="minorEastAsia"/>
-          <w:vertAlign w:val="subscript"/>
-          <w:lang w:val="en-US"/>
-        </w:rPr>
-        <w:t>6</w:t>
-      </w:r>
-      <w:r>
-        <w:rPr>
-          <w:rFonts w:eastAsiaTheme="minorEastAsia"/>
-          <w:lang w:val="en-US"/>
-        </w:rPr>
-        <w:t xml:space="preserve"> và F</w:t>
-      </w:r>
-      <w:r>
-        <w:rPr>
-          <w:rFonts w:eastAsiaTheme="minorEastAsia"/>
-          <w:vertAlign w:val="subscript"/>
-          <w:lang w:val="en-US"/>
-        </w:rPr>
-        <w:t>7</w:t>
-      </w:r>
-      <w:r>
-        <w:rPr>
-          <w:rFonts w:eastAsiaTheme="minorEastAsia"/>
-          <w:lang w:val="en-US"/>
-        </w:rPr>
-        <w:t xml:space="preserve"> là phản lực của nhau</w:t>
-      </w:r>
-    </w:p>
-    <w:p>
-      <w:pPr>
-        <w:pStyle w:val="ListParagraph"/>
-        <w:numPr>
-          <w:ilvl w:val="0"/>
-          <w:numId w:val="6"/>
-        </w:numPr>
-        <w:rPr>
-          <w:rFonts w:ascii="Cambria Math" w:hAnsi="Cambria Math"/>
-          <w:lang w:val="en-US"/>
-          <w:oMath/>
-        </w:rPr>
-      </w:pPr>
-      <w:r>
-        <w:rPr>
-          <w:rFonts w:eastAsiaTheme="minorEastAsia"/>
-          <w:lang w:val="en-US"/>
-        </w:rPr>
-        <w:t>Tất các đoạn dây đều chịu tác dụng của 1 cặp lực cân bằng có độ lớn = nhau</w:t>
-      </w:r>
-      <w:r>
-        <w:rPr>
-          <w:rFonts w:eastAsiaTheme="minorEastAsia"/>
-          <w:lang w:val="en-US"/>
-        </w:rPr>
-        <w:t xml:space="preserve"> = lực căng dây</w:t>
-      </w:r>
-    </w:p>
-    <w:p>
-      <w:pPr>
-        <w:pStyle w:val="ListParagraph"/>
-        <w:numPr>
-          <w:ilvl w:val="0"/>
-          <w:numId w:val="6"/>
-        </w:numPr>
-        <w:rPr>
-          <w:rFonts w:ascii="Cambria Math" w:hAnsi="Cambria Math"/>
-          <w:lang w:val="en-US"/>
-          <w:oMath/>
-        </w:rPr>
-      </w:pPr>
-      <w:r>
-        <w:rPr>
-          <w:rFonts w:eastAsiaTheme="minorEastAsia"/>
-          <w:lang w:val="en-US"/>
-        </w:rPr>
-        <w:t>Khi dây di chuyển, thì mỗi đoạn trên dây vẫn chịu tác dụng của 1 cặp lực cân bằng, lí do là khối lượng dây = 0, nên tổng hợp lực cực nhỏ vẫn có thể làm nhó di chuyển</w:t>
+      <m:oMath>
+        <m:r>
+          <w:rPr>
+            <w:rFonts w:ascii="Cambria Math" w:eastAsiaTheme="minorEastAsia" w:hAnsi="Cambria Math"/>
+            <w:lang w:val="en-US"/>
+          </w:rPr>
+          <m:t>F=m</m:t>
+        </m:r>
+        <m:f>
+          <m:fPr>
+            <m:ctrlPr>
+              <w:rPr>
+                <w:rFonts w:ascii="Cambria Math" w:eastAsiaTheme="minorEastAsia" w:hAnsi="Cambria Math"/>
+                <w:i/>
+                <w:lang w:val="en-US"/>
+              </w:rPr>
+            </m:ctrlPr>
+          </m:fPr>
+          <m:num>
+            <m:r>
+              <w:rPr>
+                <w:rFonts w:ascii="Cambria Math" w:eastAsiaTheme="minorEastAsia" w:hAnsi="Cambria Math"/>
+                <w:lang w:val="en-US"/>
+              </w:rPr>
+              <m:t>kg + a</m:t>
+            </m:r>
+          </m:num>
+          <m:den>
+            <m:rad>
+              <m:radPr>
+                <m:degHide m:val="1"/>
+                <m:ctrlPr>
+                  <w:rPr>
+                    <w:rFonts w:ascii="Cambria Math" w:eastAsiaTheme="minorEastAsia" w:hAnsi="Cambria Math"/>
+                    <w:i/>
+                    <w:lang w:val="en-US"/>
+                  </w:rPr>
+                </m:ctrlPr>
+              </m:radPr>
+              <m:deg/>
+              <m:e>
+                <m:r>
+                  <w:rPr>
+                    <w:rFonts w:ascii="Cambria Math" w:eastAsiaTheme="minorEastAsia" w:hAnsi="Cambria Math"/>
+                    <w:lang w:val="en-US"/>
+                  </w:rPr>
+                  <m:t xml:space="preserve">1 + </m:t>
+                </m:r>
+                <m:sSup>
+                  <m:sSupPr>
+                    <m:ctrlPr>
+                      <w:rPr>
+                        <w:rFonts w:ascii="Cambria Math" w:eastAsiaTheme="minorEastAsia" w:hAnsi="Cambria Math"/>
+                        <w:i/>
+                        <w:lang w:val="en-US"/>
+                      </w:rPr>
+                    </m:ctrlPr>
+                  </m:sSupPr>
+                  <m:e>
+                    <m:r>
+                      <w:rPr>
+                        <w:rFonts w:ascii="Cambria Math" w:eastAsiaTheme="minorEastAsia" w:hAnsi="Cambria Math"/>
+                        <w:lang w:val="en-US"/>
+                      </w:rPr>
+                      <m:t>k</m:t>
+                    </m:r>
+                  </m:e>
+                  <m:sup>
+                    <m:r>
+                      <w:rPr>
+                        <w:rFonts w:ascii="Cambria Math" w:eastAsiaTheme="minorEastAsia" w:hAnsi="Cambria Math"/>
+                        <w:lang w:val="en-US"/>
+                      </w:rPr>
+                      <m:t>2</m:t>
+                    </m:r>
+                  </m:sup>
+                </m:sSup>
+              </m:e>
+            </m:rad>
+          </m:den>
+        </m:f>
+      </m:oMath>
+      <w:r>
+        <w:rPr>
+          <w:rFonts w:eastAsiaTheme="minorEastAsia"/>
+          <w:lang w:val="en-US"/>
+        </w:rPr>
+        <w:t xml:space="preserve"> </w:t>
       </w:r>
     </w:p>
     <w:p>
@@ -7028,7 +7435,6 @@
             <w:rFonts w:ascii="Cambria Math" w:eastAsiaTheme="minorEastAsia" w:hAnsi="Cambria Math"/>
             <w:lang w:val="en-US"/>
           </w:rPr>
-          <w:lastRenderedPageBreak/>
           <m:t>I'=</m:t>
         </m:r>
         <m:f>
@@ -8290,6 +8696,7 @@
           <w:rFonts w:eastAsiaTheme="minorEastAsia"/>
           <w:lang w:val="en-US"/>
         </w:rPr>
+        <w:lastRenderedPageBreak/>
         <w:t>r là chiều dài thanh</w:t>
       </w:r>
     </w:p>
@@ -8503,287 +8910,287 @@
         <w:rPr>
           <w:lang w:val="en-US"/>
         </w:rPr>
-        <w:t xml:space="preserve">g mặt </w:t>
+        <w:t>g mặt phẳng vuông góc với AB x F</w:t>
+      </w:r>
+      <w:r>
+        <w:rPr>
+          <w:lang w:val="en-US"/>
+        </w:rPr>
+        <w:t>, điều này là do đã phát sinh nội lực giữa A và B, giống lực hấp dẫn</w:t>
+      </w:r>
+    </w:p>
+    <w:p>
+      <w:pPr>
+        <w:pStyle w:val="ListParagraph"/>
+        <w:numPr>
+          <w:ilvl w:val="0"/>
+          <w:numId w:val="6"/>
+        </w:numPr>
+        <w:rPr>
+          <w:lang w:val="en-US"/>
+        </w:rPr>
+      </w:pPr>
+      <w:r>
+        <w:rPr>
+          <w:lang w:val="en-US"/>
+        </w:rPr>
+        <w:t>Cũng như trên, nhưng khối lượng A và B khác nhau, A khối lượng vô tận, B khối lượng m</w:t>
+      </w:r>
+    </w:p>
+    <w:p>
+      <w:pPr>
+        <w:pStyle w:val="ListParagraph"/>
+        <w:numPr>
+          <w:ilvl w:val="0"/>
+          <w:numId w:val="6"/>
+        </w:numPr>
+        <w:rPr>
+          <w:lang w:val="en-US"/>
+        </w:rPr>
+      </w:pPr>
+      <w:r>
+        <w:rPr>
+          <w:lang w:val="en-US"/>
+        </w:rPr>
+        <w:t>A đứng yên, B sẽ quay đều xung quanh A theo chiều ngược chiều kim đồng hồ với tốc độ</w:t>
+      </w:r>
+      <w:r>
+        <w:rPr>
+          <w:lang w:val="en-US"/>
+        </w:rPr>
+        <w:t xml:space="preserve"> góc = K / m</w:t>
+      </w:r>
+      <w:r>
+        <w:rPr>
+          <w:lang w:val="en-US"/>
+        </w:rPr>
+        <w:t xml:space="preserve"> trong mặt phẳng vuông góc với AB x F</w:t>
+      </w:r>
+    </w:p>
+    <w:p>
+      <w:pPr>
+        <w:pStyle w:val="ListParagraph"/>
+        <w:numPr>
+          <w:ilvl w:val="0"/>
+          <w:numId w:val="6"/>
+        </w:numPr>
+        <w:rPr>
+          <w:lang w:val="en-US"/>
+        </w:rPr>
+      </w:pPr>
+      <w:r>
+        <w:rPr>
+          <w:lang w:val="en-US"/>
+        </w:rPr>
+        <w:t>1 vật rắn đang đứng yên là 1 thanh dài cực mỏng đồng chất khối lượng m, chiều dài d, 2 đầu A và B, B bên phải, tác dụng 1 lực F hướng tới phía trước lên B theo phương vuông góc AB trong thời gian cực ngắn coi như = 0 để truyền cho vật động lượng K</w:t>
+      </w:r>
+    </w:p>
+    <w:p>
+      <w:pPr>
+        <w:pStyle w:val="ListParagraph"/>
+        <w:numPr>
+          <w:ilvl w:val="0"/>
+          <w:numId w:val="6"/>
+        </w:numPr>
+        <w:rPr>
+          <w:lang w:val="en-US"/>
+        </w:rPr>
+      </w:pPr>
+      <w:r>
+        <w:rPr>
+          <w:lang w:val="en-US"/>
+        </w:rPr>
+        <w:t>Trọng tâm của vật sẽ tịnh tiến theo hướng lực tác dụng với vận tốc K / m</w:t>
+      </w:r>
+    </w:p>
+    <w:p>
+      <w:pPr>
+        <w:pStyle w:val="ListParagraph"/>
+        <w:numPr>
+          <w:ilvl w:val="0"/>
+          <w:numId w:val="6"/>
+        </w:numPr>
+        <w:rPr>
+          <w:lang w:val="en-US"/>
+        </w:rPr>
+      </w:pPr>
+      <w:r>
+        <w:rPr>
+          <w:lang w:val="en-US"/>
+        </w:rPr>
+        <w:t xml:space="preserve">Từ điểm nhìn của trọng tâm, vật quay đều xung quanh nó với tốc độ góc </w:t>
+      </w:r>
+    </w:p>
+    <w:p>
+      <w:pPr>
+        <w:pStyle w:val="ListParagraph"/>
+        <w:ind w:left="1080"/>
+        <w:rPr>
+          <w:lang w:val="en-US"/>
+        </w:rPr>
+      </w:pPr>
+      <w:r>
+        <w:rPr>
+          <w:lang w:val="en-US"/>
+        </w:rPr>
+        <w:t xml:space="preserve">= </w:t>
+      </w:r>
+      <w:r>
+        <w:rPr>
+          <w:lang w:val="en-US"/>
+        </w:rPr>
+        <w:t xml:space="preserve">6K / md </w:t>
+      </w:r>
+      <w:r>
+        <w:rPr>
+          <w:lang w:val="en-US"/>
+        </w:rPr>
+        <w:t>theo chiều ngược chiều kim đồng hồ trong mặt phẳng vuông góc với AB x F</w:t>
+      </w:r>
+    </w:p>
+    <w:p>
+      <w:pPr>
+        <w:pStyle w:val="ListParagraph"/>
+        <w:numPr>
+          <w:ilvl w:val="0"/>
+          <w:numId w:val="6"/>
+        </w:numPr>
+        <w:rPr>
+          <w:lang w:val="en-US"/>
+        </w:rPr>
+      </w:pPr>
+      <w:r>
+        <w:rPr>
+          <w:lang w:val="en-US"/>
+        </w:rPr>
+        <w:t>Cũng như trên, nhưng đầu A khối lượng vô tận, còn lại khối lượng như nhau và tổng = m</w:t>
+      </w:r>
+    </w:p>
+    <w:p>
+      <w:pPr>
+        <w:pStyle w:val="ListParagraph"/>
+        <w:numPr>
+          <w:ilvl w:val="0"/>
+          <w:numId w:val="6"/>
+        </w:numPr>
+        <w:rPr>
+          <w:lang w:val="en-US"/>
+        </w:rPr>
+      </w:pPr>
+      <w:r>
+        <w:rPr>
+          <w:lang w:val="en-US"/>
+        </w:rPr>
+        <w:t xml:space="preserve">Vật sẽ quanh điều xung quanh A theo chiều ngược chiều kim đồng hồ với tốc độ góc = </w:t>
+      </w:r>
+      <w:r>
+        <w:rPr>
+          <w:lang w:val="en-US"/>
+        </w:rPr>
+        <w:t>3</w:t>
+      </w:r>
+      <w:r>
+        <w:rPr>
+          <w:lang w:val="en-US"/>
+        </w:rPr>
+        <w:t>K / m</w:t>
+      </w:r>
+      <w:r>
+        <w:rPr>
+          <w:lang w:val="en-US"/>
+        </w:rPr>
+        <w:t>d</w:t>
+      </w:r>
+      <w:r>
+        <w:rPr>
+          <w:lang w:val="en-US"/>
+        </w:rPr>
+        <w:t xml:space="preserve"> trong mặt phẳng vuông góc với AB x F</w:t>
+      </w:r>
+    </w:p>
+    <w:p>
+      <w:pPr>
+        <w:pStyle w:val="ListParagraph"/>
+        <w:numPr>
+          <w:ilvl w:val="0"/>
+          <w:numId w:val="6"/>
+        </w:numPr>
+        <w:rPr>
+          <w:lang w:val="en-US"/>
+        </w:rPr>
+      </w:pPr>
+      <w:r>
+        <w:rPr>
+          <w:lang w:val="en-US"/>
+        </w:rPr>
+        <w:t xml:space="preserve">1 vật rắn đang đứng yên và nằm ngang là 1 khối trụ đồng chất khối lượng m, </w:t>
+      </w:r>
+      <w:r>
+        <w:rPr>
+          <w:lang w:val="en-US"/>
+        </w:rPr>
+        <w:t>cho 1 mặt phẳng thẳng đứng chứa trục của khối trụ, gọi d là giao tuyến của mặt phẳng này với mặt xung quanh của trụ ở phía trên, tác dụng 1 lực F lên khối trụ hướng thẳng về phía trước, điểm đặt là bất kì điểm nào trên d, trong thời gian cực ngắn coi như = 0 để truyền cho vật động lượng K</w:t>
+      </w:r>
+    </w:p>
+    <w:p>
+      <w:pPr>
+        <w:pStyle w:val="ListParagraph"/>
+        <w:numPr>
+          <w:ilvl w:val="0"/>
+          <w:numId w:val="6"/>
+        </w:numPr>
+        <w:rPr>
+          <w:lang w:val="en-US"/>
+        </w:rPr>
+      </w:pPr>
+      <w:r>
+        <w:rPr>
+          <w:lang w:val="en-US"/>
+        </w:rPr>
+        <w:t>Trọng tâm của vật sẽ tịnh tiến theo hướng lực tác dụng với vận tốc K / m</w:t>
+      </w:r>
+    </w:p>
+    <w:p>
+      <w:pPr>
+        <w:pStyle w:val="ListParagraph"/>
+        <w:numPr>
+          <w:ilvl w:val="0"/>
+          <w:numId w:val="6"/>
+        </w:numPr>
+        <w:rPr>
+          <w:lang w:val="en-US"/>
+        </w:rPr>
+      </w:pPr>
+      <w:r>
+        <w:rPr>
+          <w:lang w:val="en-US"/>
+        </w:rPr>
+        <w:t>Vật đồng thời quay đều xung quanh trục của nó theo hướng lăn về phía trước, tốc độ của 1 điểm bất kì trên mặt xung quanh vật = 2 lần tốc độ trọng tâm</w:t>
+      </w:r>
+    </w:p>
+    <w:p>
+      <w:pPr>
+        <w:pStyle w:val="ListParagraph"/>
+        <w:numPr>
+          <w:ilvl w:val="0"/>
+          <w:numId w:val="6"/>
+        </w:numPr>
+        <w:rPr>
+          <w:lang w:val="en-US"/>
+        </w:rPr>
+      </w:pPr>
+      <w:r>
+        <w:rPr>
+          <w:lang w:val="en-US"/>
+        </w:rPr>
+        <w:t xml:space="preserve">Cũng trường hợp trên, nhưng trục đối xứng của khối trụ được giữ cố định và đặt nằm ngang, buộc 1 sợi dây xung quanh khối trụ, lấy tay cầm phần dây thừa, </w:t>
       </w:r>
       <w:r>
         <w:rPr>
           <w:lang w:val="en-US"/>
         </w:rPr>
         <w:lastRenderedPageBreak/>
-        <w:t>phẳng vuông góc với AB x F</w:t>
-      </w:r>
-      <w:r>
-        <w:rPr>
-          <w:lang w:val="en-US"/>
-        </w:rPr>
-        <w:t>, điều này là do đã phát sinh nội lực giữa A và B, giống lực hấp dẫn</w:t>
-      </w:r>
-    </w:p>
-    <w:p>
-      <w:pPr>
-        <w:pStyle w:val="ListParagraph"/>
-        <w:numPr>
-          <w:ilvl w:val="0"/>
-          <w:numId w:val="6"/>
-        </w:numPr>
-        <w:rPr>
-          <w:lang w:val="en-US"/>
-        </w:rPr>
-      </w:pPr>
-      <w:r>
-        <w:rPr>
-          <w:lang w:val="en-US"/>
-        </w:rPr>
-        <w:t>Cũng như trên, nhưng khối lượng A và B khác nhau, A khối lượng vô tận, B khối lượng m</w:t>
-      </w:r>
-    </w:p>
-    <w:p>
-      <w:pPr>
-        <w:pStyle w:val="ListParagraph"/>
-        <w:numPr>
-          <w:ilvl w:val="0"/>
-          <w:numId w:val="6"/>
-        </w:numPr>
-        <w:rPr>
-          <w:lang w:val="en-US"/>
-        </w:rPr>
-      </w:pPr>
-      <w:r>
-        <w:rPr>
-          <w:lang w:val="en-US"/>
-        </w:rPr>
-        <w:t>A đứng yên, B sẽ quay đều xung quanh A theo chiều ngược chiều kim đồng hồ với tốc độ</w:t>
-      </w:r>
-      <w:r>
-        <w:rPr>
-          <w:lang w:val="en-US"/>
-        </w:rPr>
-        <w:t xml:space="preserve"> góc = K / m</w:t>
-      </w:r>
-      <w:r>
-        <w:rPr>
-          <w:lang w:val="en-US"/>
-        </w:rPr>
-        <w:t xml:space="preserve"> trong mặt phẳng vuông góc với AB x F</w:t>
-      </w:r>
-    </w:p>
-    <w:p>
-      <w:pPr>
-        <w:pStyle w:val="ListParagraph"/>
-        <w:numPr>
-          <w:ilvl w:val="0"/>
-          <w:numId w:val="6"/>
-        </w:numPr>
-        <w:rPr>
-          <w:lang w:val="en-US"/>
-        </w:rPr>
-      </w:pPr>
-      <w:r>
-        <w:rPr>
-          <w:lang w:val="en-US"/>
-        </w:rPr>
-        <w:t>1 vật rắn đang đứng yên là 1 thanh dài cực mỏng đồng chất khối lượng m, chiều dài d, 2 đầu A và B, B bên phải, tác dụng 1 lực F hướng tới phía trước lên B theo phương vuông góc AB trong thời gian cực ngắn coi như = 0 để truyền cho vật động lượng K</w:t>
-      </w:r>
-    </w:p>
-    <w:p>
-      <w:pPr>
-        <w:pStyle w:val="ListParagraph"/>
-        <w:numPr>
-          <w:ilvl w:val="0"/>
-          <w:numId w:val="6"/>
-        </w:numPr>
-        <w:rPr>
-          <w:lang w:val="en-US"/>
-        </w:rPr>
-      </w:pPr>
-      <w:r>
-        <w:rPr>
-          <w:lang w:val="en-US"/>
-        </w:rPr>
-        <w:t>Trọng tâm của vật sẽ tịnh tiến theo hướng lực tác dụng với vận tốc K / m</w:t>
-      </w:r>
-    </w:p>
-    <w:p>
-      <w:pPr>
-        <w:pStyle w:val="ListParagraph"/>
-        <w:numPr>
-          <w:ilvl w:val="0"/>
-          <w:numId w:val="6"/>
-        </w:numPr>
-        <w:rPr>
-          <w:lang w:val="en-US"/>
-        </w:rPr>
-      </w:pPr>
-      <w:r>
-        <w:rPr>
-          <w:lang w:val="en-US"/>
-        </w:rPr>
-        <w:t xml:space="preserve">Từ điểm nhìn của trọng tâm, vật quay đều xung quanh nó với tốc độ góc </w:t>
-      </w:r>
-    </w:p>
-    <w:p>
-      <w:pPr>
-        <w:pStyle w:val="ListParagraph"/>
-        <w:ind w:left="1080"/>
-        <w:rPr>
-          <w:lang w:val="en-US"/>
-        </w:rPr>
-      </w:pPr>
-      <w:r>
-        <w:rPr>
-          <w:lang w:val="en-US"/>
-        </w:rPr>
-        <w:t xml:space="preserve">= </w:t>
-      </w:r>
-      <w:r>
-        <w:rPr>
-          <w:lang w:val="en-US"/>
-        </w:rPr>
-        <w:t xml:space="preserve">6K / md </w:t>
-      </w:r>
-      <w:r>
-        <w:rPr>
-          <w:lang w:val="en-US"/>
-        </w:rPr>
-        <w:t>theo chiều ngược chiều kim đồng hồ trong mặt phẳng vuông góc với AB x F</w:t>
-      </w:r>
-    </w:p>
-    <w:p>
-      <w:pPr>
-        <w:pStyle w:val="ListParagraph"/>
-        <w:numPr>
-          <w:ilvl w:val="0"/>
-          <w:numId w:val="6"/>
-        </w:numPr>
-        <w:rPr>
-          <w:lang w:val="en-US"/>
-        </w:rPr>
-      </w:pPr>
-      <w:r>
-        <w:rPr>
-          <w:lang w:val="en-US"/>
-        </w:rPr>
-        <w:t>Cũng như trên, nhưng đầu A khối lượng vô tận, còn lại khối lượng như nhau và tổng = m</w:t>
-      </w:r>
-    </w:p>
-    <w:p>
-      <w:pPr>
-        <w:pStyle w:val="ListParagraph"/>
-        <w:numPr>
-          <w:ilvl w:val="0"/>
-          <w:numId w:val="6"/>
-        </w:numPr>
-        <w:rPr>
-          <w:lang w:val="en-US"/>
-        </w:rPr>
-      </w:pPr>
-      <w:r>
-        <w:rPr>
-          <w:lang w:val="en-US"/>
-        </w:rPr>
-        <w:t xml:space="preserve">Vật sẽ quanh điều xung quanh A theo chiều ngược chiều kim đồng hồ với tốc độ góc = </w:t>
-      </w:r>
-      <w:r>
-        <w:rPr>
-          <w:lang w:val="en-US"/>
-        </w:rPr>
-        <w:t>3</w:t>
-      </w:r>
-      <w:r>
-        <w:rPr>
-          <w:lang w:val="en-US"/>
-        </w:rPr>
-        <w:t>K / m</w:t>
-      </w:r>
-      <w:r>
-        <w:rPr>
-          <w:lang w:val="en-US"/>
-        </w:rPr>
-        <w:t>d</w:t>
-      </w:r>
-      <w:r>
-        <w:rPr>
-          <w:lang w:val="en-US"/>
-        </w:rPr>
-        <w:t xml:space="preserve"> trong mặt phẳng vuông góc với AB x F</w:t>
-      </w:r>
-    </w:p>
-    <w:p>
-      <w:pPr>
-        <w:pStyle w:val="ListParagraph"/>
-        <w:numPr>
-          <w:ilvl w:val="0"/>
-          <w:numId w:val="6"/>
-        </w:numPr>
-        <w:rPr>
-          <w:lang w:val="en-US"/>
-        </w:rPr>
-      </w:pPr>
-      <w:r>
-        <w:rPr>
-          <w:lang w:val="en-US"/>
-        </w:rPr>
-        <w:t xml:space="preserve">1 vật rắn đang đứng yên và nằm ngang là 1 khối trụ đồng chất khối lượng m, </w:t>
-      </w:r>
-      <w:r>
-        <w:rPr>
-          <w:lang w:val="en-US"/>
-        </w:rPr>
-        <w:t>cho 1 mặt phẳng thẳng đứng chứa trục của khối trụ, gọi d là giao tuyến của mặt phẳng này với mặt xung quanh của trụ ở phía trên, tác dụng 1 lực F lên khối trụ hướng thẳng về phía trước, điểm đặt là bất kì điểm nào trên d, trong thời gian cực ngắn coi như = 0 để truyền cho vật động lượng K</w:t>
-      </w:r>
-    </w:p>
-    <w:p>
-      <w:pPr>
-        <w:pStyle w:val="ListParagraph"/>
-        <w:numPr>
-          <w:ilvl w:val="0"/>
-          <w:numId w:val="6"/>
-        </w:numPr>
-        <w:rPr>
-          <w:lang w:val="en-US"/>
-        </w:rPr>
-      </w:pPr>
-      <w:r>
-        <w:rPr>
-          <w:lang w:val="en-US"/>
-        </w:rPr>
-        <w:t>Trọng tâm của vật sẽ tịnh tiến theo hướng lực tác dụng với vận tốc K / m</w:t>
-      </w:r>
-    </w:p>
-    <w:p>
-      <w:pPr>
-        <w:pStyle w:val="ListParagraph"/>
-        <w:numPr>
-          <w:ilvl w:val="0"/>
-          <w:numId w:val="6"/>
-        </w:numPr>
-        <w:rPr>
-          <w:lang w:val="en-US"/>
-        </w:rPr>
-      </w:pPr>
-      <w:r>
-        <w:rPr>
-          <w:lang w:val="en-US"/>
-        </w:rPr>
-        <w:t>Vật đồng thời quay đều xung quanh trục của nó theo hướng lăn về phía trước, tốc độ của 1 điểm bất kì trên mặt xung quanh vật = 2 lần tốc độ trọng tâm</w:t>
-      </w:r>
-    </w:p>
-    <w:p>
-      <w:pPr>
-        <w:pStyle w:val="ListParagraph"/>
-        <w:numPr>
-          <w:ilvl w:val="0"/>
-          <w:numId w:val="6"/>
-        </w:numPr>
-        <w:rPr>
-          <w:lang w:val="en-US"/>
-        </w:rPr>
-      </w:pPr>
-      <w:r>
-        <w:rPr>
-          <w:lang w:val="en-US"/>
-        </w:rPr>
-        <w:t>Cũng trường hợp trên, nhưng trục đối xứng của khối trụ được giữ cố định và đặt nằm ngang, buộc 1 sợi dây xung quanh khối trụ, lấy tay cầm phần dây thừa, buộc nó vào 1 vật, vật này chịu tác dụng của trọng lực hướng xuống F, khối lượng trụ = M, vật = m</w:t>
+        <w:t>buộc nó vào 1 vật, vật này chịu tác dụng của trọng lực hướng xuống F, khối lượng trụ = M, vật = m</w:t>
       </w:r>
     </w:p>
     <w:p>
@@ -9043,226 +9450,232 @@
         <w:rPr>
           <w:lang w:val="en-US"/>
         </w:rPr>
+        <w:t xml:space="preserve">Nếu M không là trung điểm, </w:t>
+      </w:r>
+      <w:r>
+        <w:rPr>
+          <w:lang w:val="en-US"/>
+        </w:rPr>
+        <w:t>thì hệ sẽ bị tuột</w:t>
+      </w:r>
+    </w:p>
+    <w:p>
+      <w:pPr>
+        <w:pStyle w:val="ListParagraph"/>
+        <w:numPr>
+          <w:ilvl w:val="0"/>
+          <w:numId w:val="24"/>
+        </w:numPr>
+        <w:rPr>
+          <w:lang w:val="en-US"/>
+        </w:rPr>
+      </w:pPr>
+      <w:r>
+        <w:rPr>
+          <w:lang w:val="en-US"/>
+        </w:rPr>
+        <w:t>Tính Độ Lớn Lực Trong 1 Số Trường Hợp?</w:t>
+      </w:r>
+    </w:p>
+    <w:p>
+      <w:pPr>
+        <w:pStyle w:val="ListParagraph"/>
+        <w:numPr>
+          <w:ilvl w:val="0"/>
+          <w:numId w:val="6"/>
+        </w:numPr>
+        <w:rPr>
+          <w:lang w:val="en-US"/>
+        </w:rPr>
+      </w:pPr>
+      <w:r>
+        <w:rPr>
+          <w:lang w:val="en-US"/>
+        </w:rPr>
+        <w:t>Cho 2 vật đang đứng yên trên 1 con đường không có ma sát, vật nhỏ khối lượng m đứng sát đằng sau vật lớn khối lượng M, bỗng dưng chúng chuyển động với cùng vận tốc và cùng 1 hướng không đổi, sau 1 hồi thì con đường bỗng dưng có lại ma sát, đồng thời bạn tác dụng 1 lực có độ lớn F vào vật lớn và ngược hướng chuyển động của nó, khi này vật nhỏ do quán tính sẽ có xu hướng áp vào vật lớn, độ lớn áp lực này = mF / (m + M)</w:t>
+      </w:r>
+    </w:p>
+    <w:p>
+      <w:pPr>
+        <w:pStyle w:val="ListParagraph"/>
+        <w:numPr>
+          <w:ilvl w:val="0"/>
+          <w:numId w:val="24"/>
+        </w:numPr>
+        <w:rPr>
+          <w:lang w:val="en-US"/>
+        </w:rPr>
+      </w:pPr>
+      <w:r>
+        <w:rPr>
+          <w:lang w:val="en-US"/>
+        </w:rPr>
+        <w:t xml:space="preserve">Tính </w:t>
+      </w:r>
+      <w:r>
+        <w:rPr>
+          <w:lang w:val="en-US"/>
+        </w:rPr>
+        <w:t>Thế Năng Của 1 Số Vật Trong Trọng Trường?</w:t>
+      </w:r>
+    </w:p>
+    <w:p>
+      <w:pPr>
+        <w:pStyle w:val="ListParagraph"/>
+        <w:numPr>
+          <w:ilvl w:val="0"/>
+          <w:numId w:val="6"/>
+        </w:numPr>
+        <w:rPr>
+          <w:lang w:val="en-US"/>
+        </w:rPr>
+      </w:pPr>
+      <w:r>
+        <w:rPr>
+          <w:lang w:val="en-US"/>
+        </w:rPr>
+        <w:t>Cho 1 vòng tròn khối lượng m bán kính r đang nằm trong mặt phẳng vuông góc mặt đất và đứng yên, điểm thấp nhất của vòng tròn tiếp xúc với đất, xung quanh có trọng trường đều hướng thẳng xuống đất với gia tốc trọng trường g, lấy đất làm mốc tính thế năng, khi này tổng thế năng của vòng tròn là mgr</w:t>
+      </w:r>
+    </w:p>
+    <w:p>
+      <w:pPr>
+        <w:rPr>
+          <w:lang w:val="en-US"/>
+        </w:rPr>
+      </w:pPr>
+    </w:p>
+    <w:p>
+      <w:pPr>
+        <w:rPr>
+          <w:lang w:val="en-US"/>
+        </w:rPr>
+      </w:pPr>
+      <w:r>
+        <w:rPr>
+          <w:lang w:val="en-US"/>
+        </w:rPr>
+        <w:t>Special Points – Các Loại Tâm Điểm:</w:t>
+      </w:r>
+    </w:p>
+    <w:p>
+      <w:pPr>
+        <w:pStyle w:val="ListParagraph"/>
+        <w:numPr>
+          <w:ilvl w:val="0"/>
+          <w:numId w:val="19"/>
+        </w:numPr>
+        <w:rPr>
+          <w:lang w:val="en-US"/>
+        </w:rPr>
+      </w:pPr>
+      <w:r>
+        <w:rPr>
+          <w:lang w:val="en-US"/>
+        </w:rPr>
+        <w:t>Trọng Tâm Của 1 Vật Là Gì?</w:t>
+      </w:r>
+    </w:p>
+    <w:p>
+      <w:pPr>
+        <w:pStyle w:val="ListParagraph"/>
+        <w:numPr>
+          <w:ilvl w:val="0"/>
+          <w:numId w:val="18"/>
+        </w:numPr>
+        <w:rPr>
+          <w:lang w:val="en-US"/>
+        </w:rPr>
+      </w:pPr>
+      <w:r>
+        <w:rPr>
+          <w:lang w:val="en-US"/>
+        </w:rPr>
+        <w:t>Là tọa độ trung bình của tất cả các điểm trong khối chất, nếu vật không đồng chất thì có thêm trọng số là khối lượng riêng tại mỗi điểm</w:t>
+      </w:r>
+    </w:p>
+    <w:p>
+      <w:pPr>
+        <w:pStyle w:val="ListParagraph"/>
+        <w:numPr>
+          <w:ilvl w:val="0"/>
+          <w:numId w:val="19"/>
+        </w:numPr>
+        <w:rPr>
+          <w:lang w:val="en-US"/>
+        </w:rPr>
+      </w:pPr>
+      <w:r>
+        <w:rPr>
+          <w:lang w:val="en-US"/>
+        </w:rPr>
+        <w:t>Tính Chất Trọng Tâm?</w:t>
+      </w:r>
+    </w:p>
+    <w:p>
+      <w:pPr>
+        <w:pStyle w:val="ListParagraph"/>
+        <w:numPr>
+          <w:ilvl w:val="0"/>
+          <w:numId w:val="18"/>
+        </w:numPr>
+        <w:rPr>
+          <w:lang w:val="en-US"/>
+        </w:rPr>
+      </w:pPr>
+      <w:r>
+        <w:rPr>
+          <w:lang w:val="en-US"/>
+        </w:rPr>
+        <w:t>N</w:t>
+      </w:r>
+      <w:r>
+        <w:rPr>
+          <w:lang w:val="en-US"/>
+        </w:rPr>
+        <w:t xml:space="preserve">ếu lấy trọng tâm làm gốc tọa độ, thì tổng tọa độ tất cả các điểm trong khối chất </w:t>
+      </w:r>
+      <w:r>
+        <w:rPr>
+          <w:lang w:val="en-US"/>
+        </w:rPr>
+        <w:t xml:space="preserve">sẽ </w:t>
+      </w:r>
+      <w:r>
+        <w:rPr>
+          <w:lang w:val="en-US"/>
+        </w:rPr>
+        <w:t>= 0</w:t>
+      </w:r>
+      <w:r>
+        <w:rPr>
+          <w:lang w:val="en-US"/>
+        </w:rPr>
+        <w:t>, nếu vật không đồng chất thì tọa độ các điểm có thêm trọng số là khối lượng riêng tại mỗi điểm</w:t>
+      </w:r>
+    </w:p>
+    <w:p>
+      <w:pPr>
+        <w:pStyle w:val="ListParagraph"/>
+        <w:numPr>
+          <w:ilvl w:val="0"/>
+          <w:numId w:val="18"/>
+        </w:numPr>
+        <w:rPr>
+          <w:lang w:val="en-US"/>
+        </w:rPr>
+      </w:pPr>
+      <w:r>
+        <w:rPr>
+          <w:lang w:val="en-US"/>
+        </w:rPr>
+        <w:t xml:space="preserve">Nếu đặt vật lên 1 cột thẳng đứng có bán kính cực nhỏ, coi như = 0, với trọng tâm đặt lên cột, nếu vật 3D thì tưởng tượng cột xuyên qua vật luôn, và coi như hồn ma, xoay vật quanh trọng tâm hướng bất kì, lên xuống trái phải tùm lum, vật vẫn </w:t>
+      </w:r>
+      <w:r>
+        <w:rPr>
+          <w:lang w:val="en-US"/>
+        </w:rPr>
         <w:lastRenderedPageBreak/>
-        <w:t xml:space="preserve">Nếu M không là trung điểm, </w:t>
-      </w:r>
-      <w:r>
-        <w:rPr>
-          <w:lang w:val="en-US"/>
-        </w:rPr>
-        <w:t>thì hệ sẽ bị tuột</w:t>
-      </w:r>
-    </w:p>
-    <w:p>
-      <w:pPr>
-        <w:pStyle w:val="ListParagraph"/>
-        <w:numPr>
-          <w:ilvl w:val="0"/>
-          <w:numId w:val="24"/>
-        </w:numPr>
-        <w:rPr>
-          <w:lang w:val="en-US"/>
-        </w:rPr>
-      </w:pPr>
-      <w:r>
-        <w:rPr>
-          <w:lang w:val="en-US"/>
-        </w:rPr>
-        <w:t>Tính Độ Lớn Lực Trong 1 Số Trường Hợp?</w:t>
-      </w:r>
-    </w:p>
-    <w:p>
-      <w:pPr>
-        <w:pStyle w:val="ListParagraph"/>
-        <w:numPr>
-          <w:ilvl w:val="0"/>
-          <w:numId w:val="6"/>
-        </w:numPr>
-        <w:rPr>
-          <w:lang w:val="en-US"/>
-        </w:rPr>
-      </w:pPr>
-      <w:r>
-        <w:rPr>
-          <w:lang w:val="en-US"/>
-        </w:rPr>
-        <w:t>Cho 2 vật đang đứng yên trên 1 con đường không có ma sát, vật nhỏ khối lượng m đứng sát đằng sau vật lớn khối lượng M, bỗng dưng chúng chuyển động với cùng vận tốc và cùng 1 hướng không đổi, sau 1 hồi thì con đường bỗng dưng có lại ma sát, đồng thời bạn tác dụng 1 lực có độ lớn F vào vật lớn và ngược hướng chuyển động của nó, khi này vật nhỏ do quán tính sẽ có xu hướng áp vào vật lớn, độ lớn áp lực này = mF / (m + M)</w:t>
-      </w:r>
-    </w:p>
-    <w:p>
-      <w:pPr>
-        <w:pStyle w:val="ListParagraph"/>
-        <w:numPr>
-          <w:ilvl w:val="0"/>
-          <w:numId w:val="24"/>
-        </w:numPr>
-        <w:rPr>
-          <w:lang w:val="en-US"/>
-        </w:rPr>
-      </w:pPr>
-      <w:r>
-        <w:rPr>
-          <w:lang w:val="en-US"/>
-        </w:rPr>
-        <w:t xml:space="preserve">Tính </w:t>
-      </w:r>
-      <w:r>
-        <w:rPr>
-          <w:lang w:val="en-US"/>
-        </w:rPr>
-        <w:t>Thế Năng Của 1 Số Vật Trong Trọng Trường?</w:t>
-      </w:r>
-    </w:p>
-    <w:p>
-      <w:pPr>
-        <w:pStyle w:val="ListParagraph"/>
-        <w:numPr>
-          <w:ilvl w:val="0"/>
-          <w:numId w:val="6"/>
-        </w:numPr>
-        <w:rPr>
-          <w:lang w:val="en-US"/>
-        </w:rPr>
-      </w:pPr>
-      <w:r>
-        <w:rPr>
-          <w:lang w:val="en-US"/>
-        </w:rPr>
-        <w:t>Cho 1 vòng tròn khối lượng m bán kính r đang nằm trong mặt phẳng vuông góc mặt đất và đứng yên, điểm thấp nhất của vòng tròn tiếp xúc với đất, xung quanh có trọng trường đều hướng thẳng xuống đất với gia tốc trọng trường g, lấy đất làm mốc tính thế năng, khi này tổng thế năng của vòng tròn là mgr</w:t>
-      </w:r>
-    </w:p>
-    <w:p>
-      <w:pPr>
-        <w:rPr>
-          <w:lang w:val="en-US"/>
-        </w:rPr>
-      </w:pPr>
-    </w:p>
-    <w:p>
-      <w:pPr>
-        <w:rPr>
-          <w:lang w:val="en-US"/>
-        </w:rPr>
-      </w:pPr>
-      <w:r>
-        <w:rPr>
-          <w:lang w:val="en-US"/>
-        </w:rPr>
-        <w:t>Special Points – Các Loại Tâm Điểm:</w:t>
-      </w:r>
-    </w:p>
-    <w:p>
-      <w:pPr>
-        <w:pStyle w:val="ListParagraph"/>
-        <w:numPr>
-          <w:ilvl w:val="0"/>
-          <w:numId w:val="19"/>
-        </w:numPr>
-        <w:rPr>
-          <w:lang w:val="en-US"/>
-        </w:rPr>
-      </w:pPr>
-      <w:r>
-        <w:rPr>
-          <w:lang w:val="en-US"/>
-        </w:rPr>
-        <w:t>Trọng Tâm Của 1 Vật Là Gì?</w:t>
-      </w:r>
-    </w:p>
-    <w:p>
-      <w:pPr>
-        <w:pStyle w:val="ListParagraph"/>
-        <w:numPr>
-          <w:ilvl w:val="0"/>
-          <w:numId w:val="18"/>
-        </w:numPr>
-        <w:rPr>
-          <w:lang w:val="en-US"/>
-        </w:rPr>
-      </w:pPr>
-      <w:r>
-        <w:rPr>
-          <w:lang w:val="en-US"/>
-        </w:rPr>
-        <w:t>Là tọa độ trung bình của tất cả các điểm trong khối chất, nếu vật không đồng chất thì có thêm trọng số là khối lượng riêng tại mỗi điểm</w:t>
-      </w:r>
-    </w:p>
-    <w:p>
-      <w:pPr>
-        <w:pStyle w:val="ListParagraph"/>
-        <w:numPr>
-          <w:ilvl w:val="0"/>
-          <w:numId w:val="19"/>
-        </w:numPr>
-        <w:rPr>
-          <w:lang w:val="en-US"/>
-        </w:rPr>
-      </w:pPr>
-      <w:r>
-        <w:rPr>
-          <w:lang w:val="en-US"/>
-        </w:rPr>
-        <w:t>Tính Chất Trọng Tâm?</w:t>
-      </w:r>
-    </w:p>
-    <w:p>
-      <w:pPr>
-        <w:pStyle w:val="ListParagraph"/>
-        <w:numPr>
-          <w:ilvl w:val="0"/>
-          <w:numId w:val="18"/>
-        </w:numPr>
-        <w:rPr>
-          <w:lang w:val="en-US"/>
-        </w:rPr>
-      </w:pPr>
-      <w:r>
-        <w:rPr>
-          <w:lang w:val="en-US"/>
-        </w:rPr>
-        <w:t>N</w:t>
-      </w:r>
-      <w:r>
-        <w:rPr>
-          <w:lang w:val="en-US"/>
-        </w:rPr>
-        <w:t xml:space="preserve">ếu lấy trọng tâm làm gốc tọa độ, thì tổng tọa độ tất cả các điểm trong khối chất </w:t>
-      </w:r>
-      <w:r>
-        <w:rPr>
-          <w:lang w:val="en-US"/>
-        </w:rPr>
-        <w:t xml:space="preserve">sẽ </w:t>
-      </w:r>
-      <w:r>
-        <w:rPr>
-          <w:lang w:val="en-US"/>
-        </w:rPr>
-        <w:t>= 0</w:t>
-      </w:r>
-      <w:r>
-        <w:rPr>
-          <w:lang w:val="en-US"/>
-        </w:rPr>
-        <w:t>, nếu vật không đồng chất thì tọa độ các điểm có thêm trọng số là khối lượng riêng tại mỗi điểm</w:t>
-      </w:r>
-    </w:p>
-    <w:p>
-      <w:pPr>
-        <w:pStyle w:val="ListParagraph"/>
-        <w:numPr>
-          <w:ilvl w:val="0"/>
-          <w:numId w:val="18"/>
-        </w:numPr>
-        <w:rPr>
-          <w:lang w:val="en-US"/>
-        </w:rPr>
-      </w:pPr>
-      <w:r>
-        <w:rPr>
-          <w:lang w:val="en-US"/>
-        </w:rPr>
-        <w:t>Nếu đặt vật lên 1 cột thẳng đứng có bán kính cực nhỏ, coi như = 0, với trọng tâm đặt lên cột, nếu vật 3D thì tưởng tượng cột xuyên qua vật luôn, và coi như hồn ma, xoay vật quanh trọng tâm hướng bất kì, lên xuống trái phải tùm lum, vật vẫn đứng yên và không bị rơi khi thả tay ra dưới tác dụng của trọng lực, điều này có nghĩa điểm đặt của trọng lực tác dụng lên vật chính là trọng tâm</w:t>
+        <w:t>đứng yên và không bị rơi khi thả tay ra dưới tác dụng của trọng lực, điều này có nghĩa điểm đặt của trọng lực tác dụng lên vật chính là trọng tâm</w:t>
       </w:r>
     </w:p>
     <w:p>
@@ -11125,222 +11538,688 @@
         <w:rPr>
           <w:lang w:val="en-US"/>
         </w:rPr>
-        <w:t xml:space="preserve">Lấy tích phân Moment trọng lực tác dụng lên toàn bộ vật, mốc là trọng tâm, trọng tâm là gốc tọa độ, dễ thấy độ lớn gia tốc trọng trường tại mọi điểm là như nhau, nên ta có thể lấy nó ra dấu tích phân, còn lại là tích phân tọa độ nhân trọng số của tất cả các điểm trong vật, mà như tính chất 1, dễ thấy tích phân này = 0, nên </w:t>
-      </w:r>
+        <w:t>Lấy tích phân Moment trọng lực tác dụng lên toàn bộ vật, mốc là trọng tâm, trọng tâm là gốc tọa độ, dễ thấy độ lớn gia tốc trọng trường tại mọi điểm là như nhau, nên ta có thể lấy nó ra dấu tích phân, còn lại là tích phân tọa độ nhân trọng số của tất cả các điểm trong vật, mà như tính chất 1, dễ thấy tích phân này = 0, nên tích có hướng của Vector gia tốc với tích phân này = 0, hay Moment trọng lực = 0, vật đứng yên</w:t>
+      </w:r>
+    </w:p>
+    <w:p>
+      <w:pPr>
+        <w:pStyle w:val="ListParagraph"/>
+        <w:numPr>
+          <w:ilvl w:val="0"/>
+          <w:numId w:val="18"/>
+        </w:numPr>
+        <w:rPr>
+          <w:lang w:val="en-US"/>
+        </w:rPr>
+      </w:pPr>
+      <w:r>
+        <w:rPr>
+          <w:lang w:val="en-US"/>
+        </w:rPr>
+        <w:t>Động lượng của vật cũng = 0 vì phản lực cột tác dụng lên vật đã triệt tiêu hoàn toàn trọng lực</w:t>
+      </w:r>
+    </w:p>
+    <w:p>
+      <w:pPr>
+        <w:pStyle w:val="ListParagraph"/>
+        <w:numPr>
+          <w:ilvl w:val="0"/>
+          <w:numId w:val="19"/>
+        </w:numPr>
+        <w:rPr>
+          <w:lang w:val="en-US"/>
+        </w:rPr>
+      </w:pPr>
+      <w:r>
+        <w:rPr>
+          <w:lang w:val="en-US"/>
+        </w:rPr>
+        <w:t>Chứng Minh Tính Chất 3 Của Trọng Tâm?</w:t>
+      </w:r>
+    </w:p>
+    <w:p>
+      <w:pPr>
+        <w:pStyle w:val="ListParagraph"/>
+        <w:numPr>
+          <w:ilvl w:val="0"/>
+          <w:numId w:val="18"/>
+        </w:numPr>
+        <w:rPr>
+          <w:lang w:val="en-US"/>
+        </w:rPr>
+      </w:pPr>
+      <w:r>
+        <w:rPr>
+          <w:lang w:val="en-US"/>
+        </w:rPr>
+        <w:t>Đặt trọng tâm làm gốc tọa độ, động lượng tổng thể của vật đang quay quanh trọng tâm = tích phân Vector động lượng của toàn bộ điểm trong vật, mà Vector động lượng điểm = khối lượng điểm * vận tốc dài = khối lượng điểm * Vector tọa độ quay 90 độ * vận tốc góc, vận tốc góc như nhau tại mọi điểm nên bỏ ra khỏi tích phân, phần còn lại chính là tích phân tọa độ nhân trọng số của toàn bộ tọa độ điểm trong vật và = 0, do đó tích phân động lượng = 0</w:t>
+      </w:r>
+    </w:p>
+    <w:p>
+      <w:pPr>
+        <w:pStyle w:val="ListParagraph"/>
+        <w:numPr>
+          <w:ilvl w:val="0"/>
+          <w:numId w:val="19"/>
+        </w:numPr>
+        <w:rPr>
+          <w:lang w:val="en-US"/>
+        </w:rPr>
+      </w:pPr>
+      <w:r>
+        <w:rPr>
+          <w:lang w:val="en-US"/>
+        </w:rPr>
+        <w:t>Chứng Minh Tính Chất 4 Của Trọng Tâm?</w:t>
+      </w:r>
+    </w:p>
+    <w:p>
+      <w:pPr>
+        <w:pStyle w:val="ListParagraph"/>
+        <w:numPr>
+          <w:ilvl w:val="0"/>
+          <w:numId w:val="18"/>
+        </w:numPr>
+        <w:rPr>
+          <w:lang w:val="en-US"/>
+        </w:rPr>
+      </w:pPr>
+      <w:r>
+        <w:rPr>
+          <w:lang w:val="en-US"/>
+        </w:rPr>
+        <w:t>Vì vật đang quay quanh trọng tâm nên động lượng không đổi và = 0 nên tổng hợp lực lên vật = 0, mà ta cũng chẳng tác dụng ngẫu lực lên vật, nên Moment động lượng không đổi, giả sử Vector Moment động lượng không cùng phương với trục quay, khi đó, dễ thấy Vector Moment động lượng sẽ quay tròn xung quanh trục quay, nói cách khác, Vector Moment động lượng thay đổi, mâu thuẫn, nên bắt buộc nó phải trùng với phương trục quay, khi đó, dù vật có quay kiểu gì thì Vector Moment động lượng cũng không quay</w:t>
+      </w:r>
+    </w:p>
+    <w:p>
+      <w:pPr>
+        <w:pStyle w:val="ListParagraph"/>
+        <w:numPr>
+          <w:ilvl w:val="0"/>
+          <w:numId w:val="19"/>
+        </w:numPr>
+        <w:rPr>
+          <w:lang w:val="en-US"/>
+        </w:rPr>
+      </w:pPr>
+      <w:r>
+        <w:rPr>
+          <w:lang w:val="en-US"/>
+        </w:rPr>
+        <w:t>Có Phải Tọa Độ Trọng Tâm = Trung Bình Tọa Độ Đỉnh Giả Sử Vật Đồng Chất?</w:t>
+      </w:r>
+    </w:p>
+    <w:p>
+      <w:pPr>
+        <w:pStyle w:val="ListParagraph"/>
+        <w:numPr>
+          <w:ilvl w:val="0"/>
+          <w:numId w:val="18"/>
+        </w:numPr>
+        <w:rPr>
+          <w:lang w:val="en-US"/>
+        </w:rPr>
+      </w:pPr>
+      <w:r>
+        <w:rPr>
+          <w:lang w:val="en-US"/>
+        </w:rPr>
+        <w:t>Xét 1 khối đa diện, khi đó tọa độ trọng tâm nghĩa là trung bình tọa độ tất cả các điểm trong khối chỉ = trung bình tọa độ đỉnh trong 1 số ít trường hợp như hình tam giác, chữ nhật, lập phương, …, còn đa số hình khác thì không</w:t>
+      </w:r>
+    </w:p>
+    <w:p>
+      <w:pPr>
+        <w:pStyle w:val="ListParagraph"/>
+        <w:numPr>
+          <w:ilvl w:val="0"/>
+          <w:numId w:val="19"/>
+        </w:numPr>
+        <w:rPr>
+          <w:lang w:val="en-US"/>
+        </w:rPr>
+      </w:pPr>
+      <w:r>
+        <w:rPr>
+          <w:lang w:val="en-US"/>
+        </w:rPr>
+        <w:t>Cách Thăng Bằng Đá?</w:t>
+      </w:r>
+    </w:p>
+    <w:p>
+      <w:pPr>
+        <w:pStyle w:val="ListParagraph"/>
+        <w:numPr>
+          <w:ilvl w:val="0"/>
+          <w:numId w:val="18"/>
+        </w:numPr>
+        <w:rPr>
+          <w:lang w:val="en-US"/>
+        </w:rPr>
+      </w:pPr>
+      <w:r>
+        <w:rPr>
+          <w:lang w:val="en-US"/>
+        </w:rPr>
+        <w:t>Đặt đá xuống đất, cho nó đứng yên, lúc này đá đang cân bằng  nên điểm tiếp xúc của nó với đất chính là hình chiếu trọng tâm của nó xuống đất, đặt đá lên đá khác với điểm tiếp xúc là điểm này</w:t>
+      </w:r>
+    </w:p>
+    <w:p>
+      <w:pPr>
+        <w:rPr>
+          <w:rFonts w:ascii="Cambria Math" w:hAnsi="Cambria Math"/>
+          <w:lang w:val="en-US"/>
+          <w:oMath/>
+        </w:rPr>
+      </w:pPr>
+    </w:p>
+    <w:p>
+      <w:pPr>
+        <w:rPr>
+          <w:lang w:val="en-US"/>
+        </w:rPr>
+      </w:pPr>
+      <w:r>
+        <w:rPr>
+          <w:lang w:val="en-US"/>
+        </w:rPr>
+        <w:t xml:space="preserve">Elastic </w:t>
+      </w:r>
+      <w:r>
+        <w:rPr>
+          <w:lang w:val="en-US"/>
+        </w:rPr>
+        <w:t>Pendulum – Lò Xo:</w:t>
+      </w:r>
+    </w:p>
+    <w:p>
+      <w:pPr>
+        <w:pStyle w:val="ListParagraph"/>
+        <w:numPr>
+          <w:ilvl w:val="0"/>
+          <w:numId w:val="3"/>
+        </w:numPr>
+        <w:rPr>
+          <w:lang w:val="en-US"/>
+        </w:rPr>
+      </w:pPr>
+      <w:r>
+        <w:rPr>
+          <w:lang w:val="en-US"/>
+        </w:rPr>
+        <w:t>Tại Sao Khối Lượng Hệ Lò Xo Thay Đổi Khi Vật Nhỏ Trượt Trên Vật Lớn</w:t>
+      </w:r>
+      <w:r>
+        <w:rPr>
+          <w:lang w:val="en-US"/>
+        </w:rPr>
+        <w:t>?</w:t>
+      </w:r>
+    </w:p>
+    <w:p>
+      <w:pPr>
+        <w:pStyle w:val="ListParagraph"/>
+        <w:numPr>
+          <w:ilvl w:val="0"/>
+          <w:numId w:val="4"/>
+        </w:numPr>
+        <w:rPr>
+          <w:lang w:val="en-US"/>
+        </w:rPr>
+      </w:pPr>
+      <w:r>
+        <w:rPr>
+          <w:lang w:val="en-US"/>
+        </w:rPr>
+        <w:t>Cho lò xo đặt nằm ngang, đầu gắn vật M, trên M gắn thêm N, ban đầu lò xo dao động với tổng khối lượng của hệ = M + N, nhưng khi vật N bắt đầu trượt trên M, thì tổng khối lượng của hệ lò xo chỉ còn M, đó là bởi vì bây giờ lò xo không cần tốn lực để kéo vật thêm phần khối lượng của N nữa, mà nó bây giờ di chuyển tự do</w:t>
+      </w:r>
+    </w:p>
+    <w:p>
+      <w:pPr>
+        <w:rPr>
+          <w:lang w:val="en-US"/>
+        </w:rPr>
+      </w:pPr>
+    </w:p>
+    <w:p>
+      <w:pPr>
+        <w:rPr>
+          <w:lang w:val="en-US"/>
+        </w:rPr>
+      </w:pPr>
+      <w:r>
+        <w:rPr>
+          <w:lang w:val="en-US"/>
+        </w:rPr>
+        <w:t>Mechanical Advantage – Lợi Thế Cơ Học:</w:t>
+      </w:r>
+    </w:p>
+    <w:p>
+      <w:pPr>
+        <w:pStyle w:val="ListParagraph"/>
+        <w:numPr>
+          <w:ilvl w:val="0"/>
+          <w:numId w:val="16"/>
+        </w:numPr>
+        <w:rPr>
+          <w:lang w:val="en-US"/>
+        </w:rPr>
+      </w:pPr>
+      <w:r>
+        <w:rPr>
+          <w:lang w:val="en-US"/>
+        </w:rPr>
+        <w:t>Lợi Thế Cơ Học Là Gì?</w:t>
+      </w:r>
+    </w:p>
+    <w:p>
+      <w:pPr>
+        <w:pStyle w:val="ListParagraph"/>
+        <w:numPr>
+          <w:ilvl w:val="0"/>
+          <w:numId w:val="4"/>
+        </w:numPr>
+        <w:rPr>
+          <w:lang w:val="en-US"/>
+        </w:rPr>
+      </w:pPr>
+      <w:r>
+        <w:rPr>
+          <w:lang w:val="en-US"/>
+        </w:rPr>
+        <w:t>Xét 1 dụng cụ, khi ta nhấc 1 vật thấy nó nặng vãi, nhưng dùng dụng cụ này thì thấy nhẹ hều, khi đó dụng cụ có lợi thế cơ học, tuy nhiên, để bảo toàn năng lượng, quãng đường mà tay ta đi được sẽ gấp nhiều lần quãng đường vật đi được</w:t>
+      </w:r>
+    </w:p>
+    <w:p>
+      <w:pPr>
+        <w:pStyle w:val="ListParagraph"/>
+        <w:numPr>
+          <w:ilvl w:val="0"/>
+          <w:numId w:val="16"/>
+        </w:numPr>
+        <w:rPr>
+          <w:lang w:val="en-US"/>
+        </w:rPr>
+      </w:pPr>
+      <w:r>
+        <w:rPr>
+          <w:lang w:val="en-US"/>
+        </w:rPr>
+        <w:t>Công Dụng Lớn Nhất Của Những Dụng Cụ Có Lợi Thế Cơ Học?</w:t>
+      </w:r>
+    </w:p>
+    <w:p>
+      <w:pPr>
+        <w:pStyle w:val="ListParagraph"/>
+        <w:numPr>
+          <w:ilvl w:val="0"/>
+          <w:numId w:val="4"/>
+        </w:numPr>
+        <w:rPr>
+          <w:lang w:val="en-US"/>
+        </w:rPr>
+      </w:pPr>
+      <w:r>
+        <w:rPr>
+          <w:lang w:val="en-US"/>
+        </w:rPr>
+        <w:t>Giả sử ta phải giữ 1 vật trong 1 tiếng thấy mệt vãi, thì khi dùng những dụng cụ này, thì thấy khỏe vãi vì lực mà ta phải bỏ ra trong 1 tiếng đã được giảm đi đáng kể</w:t>
+      </w:r>
+    </w:p>
+    <w:p>
+      <w:pPr>
+        <w:rPr>
+          <w:lang w:val="en-US"/>
+        </w:rPr>
+      </w:pPr>
+    </w:p>
+    <w:p>
+      <w:pPr>
+        <w:rPr>
+          <w:lang w:val="en-US"/>
+        </w:rPr>
+      </w:pPr>
+      <w:r>
+        <w:rPr>
+          <w:lang w:val="en-US"/>
+        </w:rPr>
+        <w:t>Pulley – Ròng Rọc:</w:t>
+      </w:r>
+    </w:p>
+    <w:p>
+      <w:pPr>
+        <w:pStyle w:val="ListParagraph"/>
+        <w:numPr>
+          <w:ilvl w:val="0"/>
+          <w:numId w:val="15"/>
+        </w:numPr>
+        <w:rPr>
+          <w:lang w:val="en-US"/>
+        </w:rPr>
+      </w:pPr>
+      <w:r>
+        <w:rPr>
+          <w:lang w:val="en-US"/>
+        </w:rPr>
+        <w:t>Ròng Rọc Động?</w:t>
+      </w:r>
+    </w:p>
+    <w:p>
+      <w:pPr>
+        <w:pStyle w:val="ListParagraph"/>
+        <w:numPr>
+          <w:ilvl w:val="0"/>
+          <w:numId w:val="4"/>
+        </w:numPr>
+        <w:rPr>
+          <w:lang w:val="en-US"/>
+        </w:rPr>
+      </w:pPr>
+      <w:r>
+        <w:rPr>
+          <w:lang w:val="en-US"/>
+        </w:rPr>
+        <w:t>Lấy ròng rọc cố định đảo ngược nó lại, nghĩa là bánh ròng rọc gắn trực tiếp với vật, luồn dưới đít nó sợi dây, rồi gắn 1 đầu lên trần, đầu còn lại cầm tay kéo</w:t>
+      </w:r>
+    </w:p>
+    <w:p>
+      <w:pPr>
+        <w:pStyle w:val="ListParagraph"/>
+        <w:numPr>
+          <w:ilvl w:val="0"/>
+          <w:numId w:val="4"/>
+        </w:numPr>
+        <w:rPr>
+          <w:lang w:val="en-US"/>
+        </w:rPr>
+      </w:pPr>
+      <w:r>
+        <w:rPr>
+          <w:lang w:val="en-US"/>
+        </w:rPr>
+        <w:t>Miễn là ròng rọc di chuyển khi dây di chuyển thì là ròng rọc động</w:t>
+      </w:r>
+    </w:p>
+    <w:p>
+      <w:pPr>
+        <w:pStyle w:val="ListParagraph"/>
+        <w:numPr>
+          <w:ilvl w:val="0"/>
+          <w:numId w:val="15"/>
+        </w:numPr>
+        <w:rPr>
+          <w:lang w:val="en-US"/>
+        </w:rPr>
+      </w:pPr>
+      <w:r>
+        <w:rPr>
+          <w:lang w:val="en-US"/>
+        </w:rPr>
+        <w:t>Tại Sao Dùng Ròng Rọc Động Giảm Lực Kéo?</w:t>
+      </w:r>
+    </w:p>
+    <w:p>
+      <w:pPr>
+        <w:pStyle w:val="ListParagraph"/>
+        <w:numPr>
+          <w:ilvl w:val="0"/>
+          <w:numId w:val="4"/>
+        </w:numPr>
+        <w:rPr>
+          <w:lang w:val="en-US"/>
+        </w:rPr>
+      </w:pPr>
+      <w:r>
+        <w:rPr>
+          <w:lang w:val="en-US"/>
+        </w:rPr>
+        <w:t>Do có 1 đầu dây gắn vào trần, coi nó như 1 bàn tay kéo khác, khi đó, tay ta và trần nhà sẽ cùng hợp lực để kéo 1 vật, do đó lực kéo sẽ chia đôi</w:t>
+      </w:r>
+    </w:p>
+    <w:p>
+      <w:pPr>
+        <w:pStyle w:val="ListParagraph"/>
+        <w:numPr>
+          <w:ilvl w:val="0"/>
+          <w:numId w:val="4"/>
+        </w:numPr>
+        <w:rPr>
+          <w:lang w:val="en-US"/>
+        </w:rPr>
+      </w:pPr>
+      <w:r>
+        <w:rPr>
+          <w:lang w:val="en-US"/>
+        </w:rPr>
+        <w:t>Dễ thấy quãng đường ta kéo dây gấp 2 lần so với quãng đường vật đi lên, do đó năng lượng được bảo toàn</w:t>
+      </w:r>
+    </w:p>
+    <w:p>
+      <w:pPr>
+        <w:pStyle w:val="ListParagraph"/>
+        <w:numPr>
+          <w:ilvl w:val="0"/>
+          <w:numId w:val="15"/>
+        </w:numPr>
+        <w:rPr>
+          <w:lang w:val="en-US"/>
+        </w:rPr>
+      </w:pPr>
+      <w:r>
+        <w:rPr>
+          <w:lang w:val="en-US"/>
+        </w:rPr>
+        <w:t>Truyền Lực?</w:t>
+      </w:r>
+    </w:p>
+    <w:p>
+      <w:pPr>
+        <w:pStyle w:val="ListParagraph"/>
+        <w:numPr>
+          <w:ilvl w:val="0"/>
+          <w:numId w:val="4"/>
+        </w:numPr>
+        <w:rPr>
+          <w:lang w:val="en-US"/>
+        </w:rPr>
+      </w:pPr>
+      <w:r>
+        <w:rPr>
+          <w:lang w:val="en-US"/>
+        </w:rPr>
+        <w:t>Giả sử ta có 1 sợi dây không có khối lượng và không co giãn, hình dạng của nó là đường gấp khúc, tại các chỗ gấp khúc có để mấy cái ròng rọc</w:t>
+      </w:r>
+    </w:p>
+    <w:p>
+      <w:pPr>
+        <w:pStyle w:val="ListParagraph"/>
+        <w:numPr>
+          <w:ilvl w:val="0"/>
+          <w:numId w:val="4"/>
+        </w:numPr>
+        <w:rPr>
+          <w:lang w:val="en-US"/>
+        </w:rPr>
+      </w:pPr>
+      <w:r>
+        <w:rPr>
+          <w:lang w:val="en-US"/>
+        </w:rPr>
+        <w:t>Trên sợi dây có đính các chất điểm với khối lượng bất kì</w:t>
+      </w:r>
+    </w:p>
+    <w:p>
+      <w:pPr>
+        <w:pStyle w:val="ListParagraph"/>
+        <w:numPr>
+          <w:ilvl w:val="0"/>
+          <w:numId w:val="4"/>
+        </w:numPr>
+        <w:rPr>
+          <w:lang w:val="en-US"/>
+        </w:rPr>
+      </w:pPr>
+      <w:r>
+        <w:rPr>
+          <w:lang w:val="en-US"/>
+        </w:rPr>
+        <w:t>Khi tác dụng 1 lực lên 1 chất điểm nào đó theo phương dây tại điểm đó thì lực sẽ được phân tán cho toàn bộ chất điểm trên dây, tưởng tượng như dòng điện, khối lượng chất điểm tỉ lệ thuận với phần trăm lực nó nhận được</w:t>
+      </w:r>
+    </w:p>
+    <w:p>
+      <w:pPr>
+        <w:pStyle w:val="ListParagraph"/>
+        <w:numPr>
+          <w:ilvl w:val="0"/>
+          <w:numId w:val="4"/>
+        </w:numPr>
+        <w:rPr>
+          <w:lang w:val="en-US"/>
+        </w:rPr>
+      </w:pPr>
+      <w:r>
+        <w:rPr>
+          <w:lang w:val="en-US"/>
+        </w:rPr>
+        <w:t>Ví dụ</w:t>
+      </w:r>
+    </w:p>
+    <w:p>
+      <w:pPr>
+        <w:pStyle w:val="ListParagraph"/>
+        <w:numPr>
+          <w:ilvl w:val="0"/>
+          <w:numId w:val="4"/>
+        </w:numPr>
+        <w:rPr>
+          <w:lang w:val="en-US"/>
+        </w:rPr>
+      </w:pPr>
+      <w:r>
+        <w:rPr>
+          <w:lang w:val="en-US"/>
+        </w:rPr>
+        <w:t>Sợi dây có 2 chất điểm, 1 cái 2 kg và 1 cái 5 kg, tác dụng lực 14 N lên chất điểm 1 thì cuối cùng, chất điểm 1 chịu 4 N, chất điểm 2 chịu 10 N</w:t>
+      </w:r>
+    </w:p>
+    <w:p>
+      <w:pPr>
+        <w:pStyle w:val="ListParagraph"/>
+        <w:numPr>
+          <w:ilvl w:val="0"/>
+          <w:numId w:val="4"/>
+        </w:numPr>
+        <w:rPr>
+          <w:lang w:val="en-US"/>
+        </w:rPr>
+      </w:pPr>
+      <w:r>
+        <w:rPr>
+          <w:lang w:val="en-US"/>
+        </w:rPr>
+        <w:t>Lực truyền</w:t>
+      </w:r>
+      <w:r>
+        <w:rPr>
+          <w:lang w:val="en-US"/>
+        </w:rPr>
+        <w:t xml:space="preserve"> chia đôi khi đi qua ròng rọc động</w:t>
+      </w:r>
+    </w:p>
+    <w:p>
+      <w:pPr>
+        <w:pStyle w:val="ListParagraph"/>
+        <w:numPr>
+          <w:ilvl w:val="0"/>
+          <w:numId w:val="15"/>
+        </w:numPr>
+        <w:rPr>
+          <w:lang w:val="en-US"/>
+        </w:rPr>
+      </w:pPr>
+      <w:r>
+        <w:rPr>
+          <w:lang w:val="en-US"/>
+        </w:rPr>
+        <w:t>Áp Lực Dây Lên Ròng Rọc?</w:t>
+      </w:r>
+    </w:p>
+    <w:p>
+      <w:pPr>
+        <w:pStyle w:val="ListParagraph"/>
+        <w:numPr>
+          <w:ilvl w:val="0"/>
+          <w:numId w:val="4"/>
+        </w:numPr>
+        <w:rPr>
+          <w:lang w:val="en-US"/>
+        </w:rPr>
+      </w:pPr>
       <w:r>
         <w:rPr>
           <w:lang w:val="en-US"/>
         </w:rPr>
         <w:lastRenderedPageBreak/>
-        <w:t>tích có hướng của Vector gia tốc với tích phân này = 0, hay Moment trọng lực = 0, vật đứng yên</w:t>
-      </w:r>
-    </w:p>
-    <w:p>
-      <w:pPr>
-        <w:pStyle w:val="ListParagraph"/>
-        <w:numPr>
-          <w:ilvl w:val="0"/>
-          <w:numId w:val="18"/>
-        </w:numPr>
-        <w:rPr>
-          <w:lang w:val="en-US"/>
-        </w:rPr>
-      </w:pPr>
-      <w:r>
-        <w:rPr>
-          <w:lang w:val="en-US"/>
-        </w:rPr>
-        <w:t>Động lượng của vật cũng = 0 vì phản lực cột tác dụng lên vật đã triệt tiêu hoàn toàn trọng lực</w:t>
-      </w:r>
-    </w:p>
-    <w:p>
-      <w:pPr>
-        <w:pStyle w:val="ListParagraph"/>
-        <w:numPr>
-          <w:ilvl w:val="0"/>
-          <w:numId w:val="19"/>
-        </w:numPr>
-        <w:rPr>
-          <w:lang w:val="en-US"/>
-        </w:rPr>
-      </w:pPr>
-      <w:r>
-        <w:rPr>
-          <w:lang w:val="en-US"/>
-        </w:rPr>
-        <w:t>Chứng Minh Tính Chất 3 Của Trọng Tâm?</w:t>
-      </w:r>
-    </w:p>
-    <w:p>
-      <w:pPr>
-        <w:pStyle w:val="ListParagraph"/>
-        <w:numPr>
-          <w:ilvl w:val="0"/>
-          <w:numId w:val="18"/>
-        </w:numPr>
-        <w:rPr>
-          <w:lang w:val="en-US"/>
-        </w:rPr>
-      </w:pPr>
-      <w:r>
-        <w:rPr>
-          <w:lang w:val="en-US"/>
-        </w:rPr>
-        <w:t>Đặt trọng tâm làm gốc tọa độ, động lượng tổng thể của vật đang quay quanh trọng tâm = tích phân Vector động lượng của toàn bộ điểm trong vật, mà Vector động lượng điểm = khối lượng điểm * vận tốc dài = khối lượng điểm * Vector tọa độ quay 90 độ * vận tốc góc, vận tốc góc như nhau tại mọi điểm nên bỏ ra khỏi tích phân, phần còn lại chính là tích phân tọa độ nhân trọng số của toàn bộ tọa độ điểm trong vật và = 0, do đó tích phân động lượng = 0</w:t>
-      </w:r>
-    </w:p>
-    <w:p>
-      <w:pPr>
-        <w:pStyle w:val="ListParagraph"/>
-        <w:numPr>
-          <w:ilvl w:val="0"/>
-          <w:numId w:val="19"/>
-        </w:numPr>
-        <w:rPr>
-          <w:lang w:val="en-US"/>
-        </w:rPr>
-      </w:pPr>
-      <w:r>
-        <w:rPr>
-          <w:lang w:val="en-US"/>
-        </w:rPr>
-        <w:t>Chứng Minh Tính Chất 4 Của Trọng Tâm?</w:t>
-      </w:r>
-    </w:p>
-    <w:p>
-      <w:pPr>
-        <w:pStyle w:val="ListParagraph"/>
-        <w:numPr>
-          <w:ilvl w:val="0"/>
-          <w:numId w:val="18"/>
-        </w:numPr>
-        <w:rPr>
-          <w:lang w:val="en-US"/>
-        </w:rPr>
-      </w:pPr>
-      <w:r>
-        <w:rPr>
-          <w:lang w:val="en-US"/>
-        </w:rPr>
-        <w:t>Vì vật đang quay quanh trọng tâm nên động lượng không đổi và = 0 nên tổng hợp lực lên vật = 0, mà ta cũng chẳng tác dụng ngẫu lực lên vật, nên Moment động lượng không đổi, giả sử Vector Moment động lượng không cùng phương với trục quay, khi đó, dễ thấy Vector Moment động lượng sẽ quay tròn xung quanh trục quay, nói cách khác, Vector Moment động lượng thay đổi, mâu thuẫn, nên bắt buộc nó phải trùng với phương trục quay, khi đó, dù vật có quay kiểu gì thì Vector Moment động lượng cũng không quay</w:t>
-      </w:r>
-    </w:p>
-    <w:p>
-      <w:pPr>
-        <w:pStyle w:val="ListParagraph"/>
-        <w:numPr>
-          <w:ilvl w:val="0"/>
-          <w:numId w:val="19"/>
-        </w:numPr>
-        <w:rPr>
-          <w:lang w:val="en-US"/>
-        </w:rPr>
-      </w:pPr>
-      <w:r>
-        <w:rPr>
-          <w:lang w:val="en-US"/>
-        </w:rPr>
-        <w:t>Có Phải Tọa Độ Trọng Tâm = Trung Bình Tọa Độ Đỉnh Giả Sử Vật Đồng Chất?</w:t>
-      </w:r>
-    </w:p>
-    <w:p>
-      <w:pPr>
-        <w:pStyle w:val="ListParagraph"/>
-        <w:numPr>
-          <w:ilvl w:val="0"/>
-          <w:numId w:val="18"/>
-        </w:numPr>
-        <w:rPr>
-          <w:lang w:val="en-US"/>
-        </w:rPr>
-      </w:pPr>
-      <w:r>
-        <w:rPr>
-          <w:lang w:val="en-US"/>
-        </w:rPr>
-        <w:t>Xét 1 khối đa diện, khi đó tọa độ trọng tâm nghĩa là trung bình tọa độ tất cả các điểm trong khối chỉ = trung bình tọa độ đỉnh trong 1 số ít trường hợp như hình tam giác, chữ nhật, lập phương, …, còn đa số hình khác thì không</w:t>
-      </w:r>
-    </w:p>
-    <w:p>
-      <w:pPr>
-        <w:pStyle w:val="ListParagraph"/>
-        <w:numPr>
-          <w:ilvl w:val="0"/>
-          <w:numId w:val="19"/>
-        </w:numPr>
-        <w:rPr>
-          <w:lang w:val="en-US"/>
-        </w:rPr>
-      </w:pPr>
-      <w:r>
-        <w:rPr>
-          <w:lang w:val="en-US"/>
-        </w:rPr>
-        <w:t>Cách Thăng Bằng Đá?</w:t>
-      </w:r>
-    </w:p>
-    <w:p>
-      <w:pPr>
-        <w:pStyle w:val="ListParagraph"/>
-        <w:numPr>
-          <w:ilvl w:val="0"/>
-          <w:numId w:val="18"/>
-        </w:numPr>
-        <w:rPr>
-          <w:lang w:val="en-US"/>
-        </w:rPr>
-      </w:pPr>
-      <w:r>
-        <w:rPr>
-          <w:lang w:val="en-US"/>
-        </w:rPr>
-        <w:t>Đặt đá xuống đất, cho nó đứng yên, lúc này đá đang cân bằng  nên điểm tiếp xúc của nó với đất chính là hình chiếu trọng tâm của nó xuống đất, đặt đá lên đá khác với điểm tiếp xúc là điểm này</w:t>
-      </w:r>
-    </w:p>
-    <w:p>
-      <w:pPr>
-        <w:rPr>
-          <w:rFonts w:ascii="Cambria Math" w:hAnsi="Cambria Math"/>
-          <w:lang w:val="en-US"/>
-          <w:oMath/>
-        </w:rPr>
-      </w:pPr>
-    </w:p>
-    <w:p>
-      <w:pPr>
-        <w:rPr>
-          <w:lang w:val="en-US"/>
-        </w:rPr>
-      </w:pPr>
-      <w:r>
-        <w:rPr>
-          <w:lang w:val="en-US"/>
-        </w:rPr>
-        <w:t xml:space="preserve">Elastic </w:t>
-      </w:r>
-      <w:r>
-        <w:rPr>
-          <w:lang w:val="en-US"/>
-        </w:rPr>
-        <w:t>Pendulum – Lò Xo:</w:t>
-      </w:r>
-    </w:p>
-    <w:p>
-      <w:pPr>
-        <w:pStyle w:val="ListParagraph"/>
-        <w:numPr>
-          <w:ilvl w:val="0"/>
-          <w:numId w:val="3"/>
-        </w:numPr>
-        <w:rPr>
-          <w:lang w:val="en-US"/>
-        </w:rPr>
-      </w:pPr>
-      <w:r>
-        <w:rPr>
-          <w:lang w:val="en-US"/>
-        </w:rPr>
-        <w:t>Tại Sao Khối Lượng Hệ Lò Xo Thay Đổi Khi Vật Nhỏ Trượt Trên Vật Lớn</w:t>
+        <w:t xml:space="preserve">Cho 1 ròng rọc cố định, luồn qua nó 1 sợi dây, rồi 2 người cầm 2 đầu sợi dây kéo theo hướng tùy ý </w:t>
+      </w:r>
+      <w:r>
+        <w:rPr>
+          <w:lang w:val="en-US"/>
+        </w:rPr>
+        <w:t>với độ lớn lực tùy ý, gọi 2 Vector lực kéo là A và B</w:t>
+      </w:r>
+    </w:p>
+    <w:p>
+      <w:pPr>
+        <w:pStyle w:val="ListParagraph"/>
+        <w:numPr>
+          <w:ilvl w:val="0"/>
+          <w:numId w:val="4"/>
+        </w:numPr>
+        <w:rPr>
+          <w:lang w:val="en-US"/>
+        </w:rPr>
+      </w:pPr>
+      <w:r>
+        <w:rPr>
+          <w:lang w:val="en-US"/>
+        </w:rPr>
+        <w:t>Gọi C là Vector cùng hướng A, D là Vector cùng hướng B, cả 2 đều có chung độ lớn = lực căng dây, tổng hợp Vector C + D chính là áp lực lên ròng rọc</w:t>
+      </w:r>
+    </w:p>
+    <w:p>
+      <w:pPr>
+        <w:pStyle w:val="ListParagraph"/>
+        <w:numPr>
+          <w:ilvl w:val="0"/>
+          <w:numId w:val="4"/>
+        </w:numPr>
+        <w:rPr>
+          <w:lang w:val="en-US"/>
+        </w:rPr>
+      </w:pPr>
+      <w:r>
+        <w:rPr>
+          <w:lang w:val="en-US"/>
+        </w:rPr>
+        <w:t xml:space="preserve">Giả sử cũng như trên, nhưng hướng kéo là xuống đất, lực khác nhau, đồng thời tác dụng thêm 1 lực F hướng lên trên, điểm đặt là ròng rọc, nếu ròng rọc di chuyển lên trên, thì áp lực dây tác dụng lên ròng rọc = F, nếu gia tốc của ròng rọc là a, thì gia tốc trung bình của 2 người kéo cũng = a </w:t>
+      </w:r>
+    </w:p>
+    <w:p>
+      <w:pPr>
+        <w:pStyle w:val="ListParagraph"/>
+        <w:numPr>
+          <w:ilvl w:val="0"/>
+          <w:numId w:val="15"/>
+        </w:numPr>
+        <w:rPr>
+          <w:lang w:val="en-US"/>
+        </w:rPr>
+      </w:pPr>
+      <w:r>
+        <w:rPr>
+          <w:lang w:val="en-US"/>
+        </w:rPr>
+        <w:t>Ròng Rọc Động + Tĩnh</w:t>
       </w:r>
       <w:r>
         <w:rPr>
@@ -11352,479 +12231,6 @@
     <w:p>
       <w:pPr>
         <w:pStyle w:val="ListParagraph"/>
-        <w:numPr>
-          <w:ilvl w:val="0"/>
-          <w:numId w:val="4"/>
-        </w:numPr>
-        <w:rPr>
-          <w:lang w:val="en-US"/>
-        </w:rPr>
-      </w:pPr>
-      <w:r>
-        <w:rPr>
-          <w:lang w:val="en-US"/>
-        </w:rPr>
-        <w:t>Cho lò xo đặt nằm ngang, đầu gắn vật M, trên M gắn thêm N, ban đầu lò xo dao động với tổng khối lượng của hệ = M + N, nhưng khi vật N bắt đầu trượt trên M, thì tổng khối lượng của hệ lò xo chỉ còn M, đó là bởi vì bây giờ lò xo không cần tốn lực để kéo vật thêm phần khối lượng của N nữa, mà nó bây giờ di chuyển tự do</w:t>
-      </w:r>
-    </w:p>
-    <w:p>
-      <w:pPr>
-        <w:rPr>
-          <w:lang w:val="en-US"/>
-        </w:rPr>
-      </w:pPr>
-    </w:p>
-    <w:p>
-      <w:pPr>
-        <w:rPr>
-          <w:lang w:val="en-US"/>
-        </w:rPr>
-      </w:pPr>
-      <w:r>
-        <w:rPr>
-          <w:lang w:val="en-US"/>
-        </w:rPr>
-        <w:t>Mechanical Advantage – Lợi Thế Cơ Học:</w:t>
-      </w:r>
-    </w:p>
-    <w:p>
-      <w:pPr>
-        <w:pStyle w:val="ListParagraph"/>
-        <w:numPr>
-          <w:ilvl w:val="0"/>
-          <w:numId w:val="16"/>
-        </w:numPr>
-        <w:rPr>
-          <w:lang w:val="en-US"/>
-        </w:rPr>
-      </w:pPr>
-      <w:r>
-        <w:rPr>
-          <w:lang w:val="en-US"/>
-        </w:rPr>
-        <w:t>Lợi Thế Cơ Học Là Gì?</w:t>
-      </w:r>
-    </w:p>
-    <w:p>
-      <w:pPr>
-        <w:pStyle w:val="ListParagraph"/>
-        <w:numPr>
-          <w:ilvl w:val="0"/>
-          <w:numId w:val="4"/>
-        </w:numPr>
-        <w:rPr>
-          <w:lang w:val="en-US"/>
-        </w:rPr>
-      </w:pPr>
-      <w:r>
-        <w:rPr>
-          <w:lang w:val="en-US"/>
-        </w:rPr>
-        <w:t>Xét 1 dụng cụ, khi ta nhấc 1 vật thấy nó nặng vãi, nhưng dùng dụng cụ này thì thấy nhẹ hều, khi đó dụng cụ có lợi thế cơ học, tuy nhiên, để bảo toàn năng lượng, quãng đường mà tay ta đi được sẽ gấp nhiều lần quãng đường vật đi được</w:t>
-      </w:r>
-    </w:p>
-    <w:p>
-      <w:pPr>
-        <w:pStyle w:val="ListParagraph"/>
-        <w:numPr>
-          <w:ilvl w:val="0"/>
-          <w:numId w:val="16"/>
-        </w:numPr>
-        <w:rPr>
-          <w:lang w:val="en-US"/>
-        </w:rPr>
-      </w:pPr>
-      <w:r>
-        <w:rPr>
-          <w:lang w:val="en-US"/>
-        </w:rPr>
-        <w:t>Công Dụng Lớn Nhất Của Những Dụng Cụ Có Lợi Thế Cơ Học?</w:t>
-      </w:r>
-    </w:p>
-    <w:p>
-      <w:pPr>
-        <w:pStyle w:val="ListParagraph"/>
-        <w:numPr>
-          <w:ilvl w:val="0"/>
-          <w:numId w:val="4"/>
-        </w:numPr>
-        <w:rPr>
-          <w:lang w:val="en-US"/>
-        </w:rPr>
-      </w:pPr>
-      <w:r>
-        <w:rPr>
-          <w:lang w:val="en-US"/>
-        </w:rPr>
-        <w:lastRenderedPageBreak/>
-        <w:t>Giả sử ta phải giữ 1 vật trong 1 tiếng thấy mệt vãi, thì khi dùng những dụng cụ này, thì thấy khỏe vãi vì lực mà ta phải bỏ ra trong 1 tiếng đã được giảm đi đáng kể</w:t>
-      </w:r>
-    </w:p>
-    <w:p>
-      <w:pPr>
-        <w:rPr>
-          <w:lang w:val="en-US"/>
-        </w:rPr>
-      </w:pPr>
-    </w:p>
-    <w:p>
-      <w:pPr>
-        <w:rPr>
-          <w:lang w:val="en-US"/>
-        </w:rPr>
-      </w:pPr>
-      <w:r>
-        <w:rPr>
-          <w:lang w:val="en-US"/>
-        </w:rPr>
-        <w:t>Pulley – Ròng Rọc:</w:t>
-      </w:r>
-    </w:p>
-    <w:p>
-      <w:pPr>
-        <w:pStyle w:val="ListParagraph"/>
-        <w:numPr>
-          <w:ilvl w:val="0"/>
-          <w:numId w:val="15"/>
-        </w:numPr>
-        <w:rPr>
-          <w:lang w:val="en-US"/>
-        </w:rPr>
-      </w:pPr>
-      <w:r>
-        <w:rPr>
-          <w:lang w:val="en-US"/>
-        </w:rPr>
-        <w:t>Ròng Rọc Động?</w:t>
-      </w:r>
-    </w:p>
-    <w:p>
-      <w:pPr>
-        <w:pStyle w:val="ListParagraph"/>
-        <w:numPr>
-          <w:ilvl w:val="0"/>
-          <w:numId w:val="4"/>
-        </w:numPr>
-        <w:rPr>
-          <w:lang w:val="en-US"/>
-        </w:rPr>
-      </w:pPr>
-      <w:r>
-        <w:rPr>
-          <w:lang w:val="en-US"/>
-        </w:rPr>
-        <w:t>Lấy ròng rọc cố định đảo ngược nó lại, nghĩa là bánh ròng rọc gắn trực tiếp với vật, luồn dưới đít nó sợi dây, rồi gắn 1 đầu lên trần, đầu còn lại cầm tay kéo</w:t>
-      </w:r>
-    </w:p>
-    <w:p>
-      <w:pPr>
-        <w:pStyle w:val="ListParagraph"/>
-        <w:numPr>
-          <w:ilvl w:val="0"/>
-          <w:numId w:val="4"/>
-        </w:numPr>
-        <w:rPr>
-          <w:lang w:val="en-US"/>
-        </w:rPr>
-      </w:pPr>
-      <w:r>
-        <w:rPr>
-          <w:lang w:val="en-US"/>
-        </w:rPr>
-        <w:t>Miễn là ròng rọc di chuyển khi dây di chuyển thì là ròng rọc động</w:t>
-      </w:r>
-    </w:p>
-    <w:p>
-      <w:pPr>
-        <w:pStyle w:val="ListParagraph"/>
-        <w:numPr>
-          <w:ilvl w:val="0"/>
-          <w:numId w:val="15"/>
-        </w:numPr>
-        <w:rPr>
-          <w:lang w:val="en-US"/>
-        </w:rPr>
-      </w:pPr>
-      <w:r>
-        <w:rPr>
-          <w:lang w:val="en-US"/>
-        </w:rPr>
-        <w:t>Tại Sao Dùng Ròng Rọc Động Giảm Lực Kéo?</w:t>
-      </w:r>
-    </w:p>
-    <w:p>
-      <w:pPr>
-        <w:pStyle w:val="ListParagraph"/>
-        <w:numPr>
-          <w:ilvl w:val="0"/>
-          <w:numId w:val="4"/>
-        </w:numPr>
-        <w:rPr>
-          <w:lang w:val="en-US"/>
-        </w:rPr>
-      </w:pPr>
-      <w:r>
-        <w:rPr>
-          <w:lang w:val="en-US"/>
-        </w:rPr>
-        <w:t>Do có 1 đầu dây gắn vào trần, coi nó như 1 bàn tay kéo khác, khi đó, tay ta và trần nhà sẽ cùng hợp lực để kéo 1 vật, do đó lực kéo sẽ chia đôi</w:t>
-      </w:r>
-    </w:p>
-    <w:p>
-      <w:pPr>
-        <w:pStyle w:val="ListParagraph"/>
-        <w:numPr>
-          <w:ilvl w:val="0"/>
-          <w:numId w:val="4"/>
-        </w:numPr>
-        <w:rPr>
-          <w:lang w:val="en-US"/>
-        </w:rPr>
-      </w:pPr>
-      <w:r>
-        <w:rPr>
-          <w:lang w:val="en-US"/>
-        </w:rPr>
-        <w:t>Dễ thấy quãng đường ta kéo dây gấp 2 lần so với quãng đường vật đi lên, do đó năng lượng được bảo toàn</w:t>
-      </w:r>
-    </w:p>
-    <w:p>
-      <w:pPr>
-        <w:pStyle w:val="ListParagraph"/>
-        <w:numPr>
-          <w:ilvl w:val="0"/>
-          <w:numId w:val="15"/>
-        </w:numPr>
-        <w:rPr>
-          <w:lang w:val="en-US"/>
-        </w:rPr>
-      </w:pPr>
-      <w:r>
-        <w:rPr>
-          <w:lang w:val="en-US"/>
-        </w:rPr>
-        <w:t>Truyền Lực?</w:t>
-      </w:r>
-    </w:p>
-    <w:p>
-      <w:pPr>
-        <w:pStyle w:val="ListParagraph"/>
-        <w:numPr>
-          <w:ilvl w:val="0"/>
-          <w:numId w:val="4"/>
-        </w:numPr>
-        <w:rPr>
-          <w:lang w:val="en-US"/>
-        </w:rPr>
-      </w:pPr>
-      <w:r>
-        <w:rPr>
-          <w:lang w:val="en-US"/>
-        </w:rPr>
-        <w:t>Giả sử ta có 1 sợi dây không có khối lượng và không co giãn, hình dạng của nó là đường gấp khúc, tại các chỗ gấp khúc có để mấy cái ròng rọc</w:t>
-      </w:r>
-    </w:p>
-    <w:p>
-      <w:pPr>
-        <w:pStyle w:val="ListParagraph"/>
-        <w:numPr>
-          <w:ilvl w:val="0"/>
-          <w:numId w:val="4"/>
-        </w:numPr>
-        <w:rPr>
-          <w:lang w:val="en-US"/>
-        </w:rPr>
-      </w:pPr>
-      <w:r>
-        <w:rPr>
-          <w:lang w:val="en-US"/>
-        </w:rPr>
-        <w:t>Trên sợi dây có đính các chất điểm với khối lượng bất kì</w:t>
-      </w:r>
-    </w:p>
-    <w:p>
-      <w:pPr>
-        <w:pStyle w:val="ListParagraph"/>
-        <w:numPr>
-          <w:ilvl w:val="0"/>
-          <w:numId w:val="4"/>
-        </w:numPr>
-        <w:rPr>
-          <w:lang w:val="en-US"/>
-        </w:rPr>
-      </w:pPr>
-      <w:r>
-        <w:rPr>
-          <w:lang w:val="en-US"/>
-        </w:rPr>
-        <w:t>Khi tác dụng 1 lực lên 1 chất điểm nào đó theo phương dây tại điểm đó thì lực sẽ được phân tán cho toàn bộ chất điểm trên dây, tưởng tượng như dòng điện, khối lượng chất điểm tỉ lệ thuận với phần trăm lực nó nhận được</w:t>
-      </w:r>
-    </w:p>
-    <w:p>
-      <w:pPr>
-        <w:pStyle w:val="ListParagraph"/>
-        <w:numPr>
-          <w:ilvl w:val="0"/>
-          <w:numId w:val="4"/>
-        </w:numPr>
-        <w:rPr>
-          <w:lang w:val="en-US"/>
-        </w:rPr>
-      </w:pPr>
-      <w:r>
-        <w:rPr>
-          <w:lang w:val="en-US"/>
-        </w:rPr>
-        <w:t>Ví dụ</w:t>
-      </w:r>
-    </w:p>
-    <w:p>
-      <w:pPr>
-        <w:pStyle w:val="ListParagraph"/>
-        <w:numPr>
-          <w:ilvl w:val="0"/>
-          <w:numId w:val="4"/>
-        </w:numPr>
-        <w:rPr>
-          <w:lang w:val="en-US"/>
-        </w:rPr>
-      </w:pPr>
-      <w:r>
-        <w:rPr>
-          <w:lang w:val="en-US"/>
-        </w:rPr>
-        <w:t>Sợi dây có 2 chất điểm, 1 cái 2 kg và 1 cái 5 kg, tác dụng lực 14 N lên chất điểm 1 thì cuối cùng, chất điểm 1 chịu 4 N, chất điểm 2 chịu 10 N</w:t>
-      </w:r>
-    </w:p>
-    <w:p>
-      <w:pPr>
-        <w:pStyle w:val="ListParagraph"/>
-        <w:numPr>
-          <w:ilvl w:val="0"/>
-          <w:numId w:val="4"/>
-        </w:numPr>
-        <w:rPr>
-          <w:lang w:val="en-US"/>
-        </w:rPr>
-      </w:pPr>
-      <w:r>
-        <w:rPr>
-          <w:lang w:val="en-US"/>
-        </w:rPr>
-        <w:t>Lực truyền</w:t>
-      </w:r>
-      <w:r>
-        <w:rPr>
-          <w:lang w:val="en-US"/>
-        </w:rPr>
-        <w:t xml:space="preserve"> chia đôi khi đi qua ròng rọc động</w:t>
-      </w:r>
-    </w:p>
-    <w:p>
-      <w:pPr>
-        <w:pStyle w:val="ListParagraph"/>
-        <w:numPr>
-          <w:ilvl w:val="0"/>
-          <w:numId w:val="15"/>
-        </w:numPr>
-        <w:rPr>
-          <w:lang w:val="en-US"/>
-        </w:rPr>
-      </w:pPr>
-      <w:r>
-        <w:rPr>
-          <w:lang w:val="en-US"/>
-        </w:rPr>
-        <w:t>Áp Lực Dây Lên Ròng Rọc?</w:t>
-      </w:r>
-    </w:p>
-    <w:p>
-      <w:pPr>
-        <w:pStyle w:val="ListParagraph"/>
-        <w:numPr>
-          <w:ilvl w:val="0"/>
-          <w:numId w:val="4"/>
-        </w:numPr>
-        <w:rPr>
-          <w:lang w:val="en-US"/>
-        </w:rPr>
-      </w:pPr>
-      <w:r>
-        <w:rPr>
-          <w:lang w:val="en-US"/>
-        </w:rPr>
-        <w:t xml:space="preserve">Cho 1 ròng rọc cố định, luồn qua nó 1 sợi dây, rồi 2 người cầm 2 đầu sợi dây kéo theo hướng tùy ý </w:t>
-      </w:r>
-      <w:r>
-        <w:rPr>
-          <w:lang w:val="en-US"/>
-        </w:rPr>
-        <w:t>với độ lớn lực tùy ý, gọi 2 Vector lực kéo là A và B</w:t>
-      </w:r>
-    </w:p>
-    <w:p>
-      <w:pPr>
-        <w:pStyle w:val="ListParagraph"/>
-        <w:numPr>
-          <w:ilvl w:val="0"/>
-          <w:numId w:val="4"/>
-        </w:numPr>
-        <w:rPr>
-          <w:lang w:val="en-US"/>
-        </w:rPr>
-      </w:pPr>
-      <w:r>
-        <w:rPr>
-          <w:lang w:val="en-US"/>
-        </w:rPr>
-        <w:t>Gọi C là Vector cùng hướng A, D là Vector cùng hướng B, cả 2 đều có chung độ lớn = lực căng dây, tổng hợp Vector C + D chính là áp lực lên ròng rọc</w:t>
-      </w:r>
-    </w:p>
-    <w:p>
-      <w:pPr>
-        <w:pStyle w:val="ListParagraph"/>
-        <w:numPr>
-          <w:ilvl w:val="0"/>
-          <w:numId w:val="4"/>
-        </w:numPr>
-        <w:rPr>
-          <w:lang w:val="en-US"/>
-        </w:rPr>
-      </w:pPr>
-      <w:r>
-        <w:rPr>
-          <w:lang w:val="en-US"/>
-        </w:rPr>
-        <w:t xml:space="preserve">Giả sử cũng như trên, nhưng hướng kéo là xuống đất, lực khác nhau, đồng thời tác dụng thêm 1 lực F hướng lên trên, điểm đặt là ròng rọc, nếu ròng rọc di chuyển lên trên, thì áp lực dây tác dụng lên ròng rọc = F, nếu gia tốc của ròng rọc là a, thì gia tốc trung bình của 2 người kéo cũng = a </w:t>
-      </w:r>
-    </w:p>
-    <w:p>
-      <w:pPr>
-        <w:pStyle w:val="ListParagraph"/>
-        <w:numPr>
-          <w:ilvl w:val="0"/>
-          <w:numId w:val="15"/>
-        </w:numPr>
-        <w:rPr>
-          <w:lang w:val="en-US"/>
-        </w:rPr>
-      </w:pPr>
-      <w:r>
-        <w:rPr>
-          <w:lang w:val="en-US"/>
-        </w:rPr>
-        <w:t>Ròng Rọc Động + Tĩnh</w:t>
-      </w:r>
-      <w:r>
-        <w:rPr>
-          <w:lang w:val="en-US"/>
-        </w:rPr>
-        <w:t>?</w:t>
-      </w:r>
-    </w:p>
-    <w:p>
-      <w:pPr>
-        <w:pStyle w:val="ListParagraph"/>
         <w:ind w:left="1080"/>
         <w:rPr>
           <w:lang w:val="en-US"/>
@@ -11835,7 +12241,6 @@
           <w:noProof/>
           <w:lang w:val="en-US"/>
         </w:rPr>
-        <w:lastRenderedPageBreak/>
         <w:drawing>
           <wp:inline distT="0" distB="0" distL="0" distR="0" wp14:anchorId="69AF2BDC" wp14:editId="531BC178">
             <wp:extent cx="2862577" cy="2201983"/>
@@ -12691,6 +13096,7 @@
         <w:rPr>
           <w:noProof/>
         </w:rPr>
+        <w:lastRenderedPageBreak/>
         <w:drawing>
           <wp:inline distT="0" distB="0" distL="0" distR="0" wp14:anchorId="347AAC3D" wp14:editId="26095627">
             <wp:extent cx="1866900" cy="3175475"/>
@@ -12750,7 +13156,6 @@
         <w:rPr>
           <w:lang w:val="en-US"/>
         </w:rPr>
-        <w:lastRenderedPageBreak/>
         <w:t>Khi này, ròng rọc là 1 khối trụ đặc khối lượng m</w:t>
       </w:r>
       <w:r>
@@ -13285,6 +13690,7 @@
         <w:rPr>
           <w:lang w:val="en-US"/>
         </w:rPr>
+        <w:lastRenderedPageBreak/>
         <w:t>Giả sử 2 vật đang ép nhau với lực có độ lớn F, 2 vật bắt đầu tịnh tiến ngược hướng nhau, gọi hệ số ma sát trượt tương ứng với bề mặt vật là k, khi đó độ lớn lực ma sát tác dụng lên cả 2 vật là</w:t>
       </w:r>
     </w:p>
@@ -13518,419 +13924,425 @@
         <w:rPr>
           <w:lang w:val="en-US"/>
         </w:rPr>
+        <w:t>Hệ Quy Chiếu?</w:t>
+      </w:r>
+    </w:p>
+    <w:p>
+      <w:pPr>
+        <w:pStyle w:val="ListParagraph"/>
+        <w:numPr>
+          <w:ilvl w:val="0"/>
+          <w:numId w:val="2"/>
+        </w:numPr>
+        <w:rPr>
+          <w:lang w:val="en-US"/>
+        </w:rPr>
+      </w:pPr>
+      <w:r>
+        <w:rPr>
+          <w:lang w:val="en-US"/>
+        </w:rPr>
+        <w:t>1 vật làm mốc + 1 đồng hồ</w:t>
+      </w:r>
+    </w:p>
+    <w:p>
+      <w:pPr>
+        <w:pStyle w:val="ListParagraph"/>
+        <w:numPr>
+          <w:ilvl w:val="0"/>
+          <w:numId w:val="21"/>
+        </w:numPr>
+        <w:rPr>
+          <w:lang w:val="en-US"/>
+        </w:rPr>
+      </w:pPr>
+      <w:r>
+        <w:rPr>
+          <w:lang w:val="en-US"/>
+        </w:rPr>
+        <w:t>Hệ Quy Chiếu Quán Tính (Inertial Frame</w:t>
+      </w:r>
+      <w:r>
+        <w:rPr>
+          <w:lang w:val="en-US"/>
+        </w:rPr>
+        <w:t xml:space="preserve"> Of Reference</w:t>
+      </w:r>
+      <w:r>
+        <w:rPr>
+          <w:lang w:val="en-US"/>
+        </w:rPr>
+        <w:t>)?</w:t>
+      </w:r>
+    </w:p>
+    <w:p>
+      <w:pPr>
+        <w:pStyle w:val="ListParagraph"/>
+        <w:numPr>
+          <w:ilvl w:val="0"/>
+          <w:numId w:val="2"/>
+        </w:numPr>
+        <w:rPr>
+          <w:lang w:val="en-US"/>
+        </w:rPr>
+      </w:pPr>
+      <w:r>
+        <w:rPr>
+          <w:lang w:val="en-US"/>
+        </w:rPr>
+        <w:t>Là vật thể hay mốc đang chuyển động thẳng đều, nói cách khác không có lực nào tác dụng lên nó</w:t>
+      </w:r>
+    </w:p>
+    <w:p>
+      <w:pPr>
+        <w:pStyle w:val="ListParagraph"/>
+        <w:numPr>
+          <w:ilvl w:val="0"/>
+          <w:numId w:val="2"/>
+        </w:numPr>
+        <w:rPr>
+          <w:lang w:val="en-US"/>
+        </w:rPr>
+      </w:pPr>
+      <w:r>
+        <w:rPr>
+          <w:lang w:val="en-US"/>
+        </w:rPr>
+        <w:t>Khi này, từ điểm nhìn của vật này, nếu vật khác có gia tốc, thì chắc chắn có lực thật tác dụng lên chúng</w:t>
+      </w:r>
+    </w:p>
+    <w:p>
+      <w:pPr>
+        <w:pStyle w:val="ListParagraph"/>
+        <w:numPr>
+          <w:ilvl w:val="0"/>
+          <w:numId w:val="2"/>
+        </w:numPr>
+        <w:rPr>
+          <w:lang w:val="en-US"/>
+        </w:rPr>
+      </w:pPr>
+      <w:r>
+        <w:rPr>
+          <w:lang w:val="en-US"/>
+        </w:rPr>
+        <w:t xml:space="preserve">Định nghĩa đúng nhất là từ điểm nhìn của hệ qui chiếu quán tính, phương trình </w:t>
+      </w:r>
+    </w:p>
+    <w:p>
+      <w:pPr>
+        <w:pStyle w:val="ListParagraph"/>
+        <w:ind w:left="1080"/>
+        <w:rPr>
+          <w:lang w:val="en-US"/>
+        </w:rPr>
+      </w:pPr>
+      <w:r>
+        <w:rPr>
+          <w:lang w:val="en-US"/>
+        </w:rPr>
+        <w:t>F = ma đúng</w:t>
+      </w:r>
+    </w:p>
+    <w:p>
+      <w:pPr>
+        <w:pStyle w:val="ListParagraph"/>
+        <w:numPr>
+          <w:ilvl w:val="0"/>
+          <w:numId w:val="2"/>
+        </w:numPr>
+        <w:rPr>
+          <w:lang w:val="en-US"/>
+        </w:rPr>
+      </w:pPr>
+      <w:r>
+        <w:rPr>
+          <w:lang w:val="en-US"/>
+        </w:rPr>
+        <w:t>Ví dụ</w:t>
+      </w:r>
+    </w:p>
+    <w:p>
+      <w:pPr>
+        <w:pStyle w:val="ListParagraph"/>
+        <w:numPr>
+          <w:ilvl w:val="0"/>
+          <w:numId w:val="2"/>
+        </w:numPr>
+        <w:rPr>
+          <w:lang w:val="en-US"/>
+        </w:rPr>
+      </w:pPr>
+      <w:r>
+        <w:rPr>
+          <w:lang w:val="en-US"/>
+        </w:rPr>
+        <w:t>Điểm nhìn từ 1 chiếc xe chuyển động thẳng đều</w:t>
+      </w:r>
+    </w:p>
+    <w:p>
+      <w:pPr>
+        <w:pStyle w:val="ListParagraph"/>
+        <w:numPr>
+          <w:ilvl w:val="0"/>
+          <w:numId w:val="21"/>
+        </w:numPr>
+        <w:rPr>
+          <w:lang w:val="en-US"/>
+        </w:rPr>
+      </w:pPr>
+      <w:r>
+        <w:rPr>
+          <w:lang w:val="en-US"/>
+        </w:rPr>
+        <w:t>Hệ Quy Chiếu Phi Quán Tính (Non Inertial Frame</w:t>
+      </w:r>
+      <w:r>
+        <w:rPr>
+          <w:lang w:val="en-US"/>
+        </w:rPr>
+        <w:t xml:space="preserve"> Of Reference</w:t>
+      </w:r>
+      <w:r>
+        <w:rPr>
+          <w:lang w:val="en-US"/>
+        </w:rPr>
+        <w:t>)?</w:t>
+      </w:r>
+    </w:p>
+    <w:p>
+      <w:pPr>
+        <w:pStyle w:val="ListParagraph"/>
+        <w:numPr>
+          <w:ilvl w:val="0"/>
+          <w:numId w:val="2"/>
+        </w:numPr>
+        <w:rPr>
+          <w:lang w:val="en-US"/>
+        </w:rPr>
+      </w:pPr>
+      <w:r>
+        <w:rPr>
+          <w:lang w:val="en-US"/>
+        </w:rPr>
+        <w:t>Là vật thể hay mốc đang chuyển động không thẳng đều, nói cách khác có lực tác dụng lên nó</w:t>
+      </w:r>
+    </w:p>
+    <w:p>
+      <w:pPr>
+        <w:pStyle w:val="ListParagraph"/>
+        <w:numPr>
+          <w:ilvl w:val="0"/>
+          <w:numId w:val="2"/>
+        </w:numPr>
+        <w:rPr>
+          <w:lang w:val="en-US"/>
+        </w:rPr>
+      </w:pPr>
+      <w:r>
+        <w:rPr>
+          <w:lang w:val="en-US"/>
+        </w:rPr>
+        <w:t>Khi này, từ điểm nhìn của vật này, nếu vật khác có gia tốc hoặc không, thì chưa chắc có lực thật tác dụng lên chúng, coi đó là lực ảo</w:t>
+      </w:r>
+    </w:p>
+    <w:p>
+      <w:pPr>
+        <w:pStyle w:val="ListParagraph"/>
+        <w:numPr>
+          <w:ilvl w:val="0"/>
+          <w:numId w:val="2"/>
+        </w:numPr>
+        <w:rPr>
+          <w:lang w:val="en-US"/>
+        </w:rPr>
+      </w:pPr>
+      <w:r>
+        <w:rPr>
+          <w:lang w:val="en-US"/>
+        </w:rPr>
+        <w:t>Định nghĩa đúng nhất là từ điểm nhìn của hệ quy chiếu phi quán tính, phương trình F = ma sai, nó chỉ đúng khi ta thêm lực ảo vào</w:t>
+      </w:r>
+    </w:p>
+    <w:p>
+      <w:pPr>
+        <w:pStyle w:val="ListParagraph"/>
+        <w:numPr>
+          <w:ilvl w:val="0"/>
+          <w:numId w:val="2"/>
+        </w:numPr>
+        <w:rPr>
+          <w:lang w:val="en-US"/>
+        </w:rPr>
+      </w:pPr>
+      <w:r>
+        <w:rPr>
+          <w:lang w:val="en-US"/>
+        </w:rPr>
+        <w:t>Ví dụ</w:t>
+      </w:r>
+    </w:p>
+    <w:p>
+      <w:pPr>
+        <w:pStyle w:val="ListParagraph"/>
+        <w:numPr>
+          <w:ilvl w:val="0"/>
+          <w:numId w:val="2"/>
+        </w:numPr>
+        <w:rPr>
+          <w:lang w:val="en-US"/>
+        </w:rPr>
+      </w:pPr>
+      <w:r>
+        <w:rPr>
+          <w:lang w:val="en-US"/>
+        </w:rPr>
+        <w:t>Điểm nhìn từ 1 chiếc xe chuyển động nhanh dần đều</w:t>
+      </w:r>
+    </w:p>
+    <w:p>
+      <w:pPr>
+        <w:pStyle w:val="ListParagraph"/>
+        <w:numPr>
+          <w:ilvl w:val="0"/>
+          <w:numId w:val="21"/>
+        </w:numPr>
+        <w:rPr>
+          <w:lang w:val="en-US"/>
+        </w:rPr>
+      </w:pPr>
+      <w:r>
+        <w:rPr>
+          <w:lang w:val="en-US"/>
+        </w:rPr>
+        <w:t>Lực Ảo</w:t>
+      </w:r>
+      <w:r>
+        <w:rPr>
+          <w:lang w:val="en-US"/>
+        </w:rPr>
+        <w:t>?</w:t>
+      </w:r>
+    </w:p>
+    <w:p>
+      <w:pPr>
+        <w:pStyle w:val="ListParagraph"/>
+        <w:numPr>
+          <w:ilvl w:val="0"/>
+          <w:numId w:val="2"/>
+        </w:numPr>
+        <w:rPr>
+          <w:lang w:val="en-US"/>
+        </w:rPr>
+      </w:pPr>
+      <w:r>
+        <w:rPr>
+          <w:lang w:val="en-US"/>
+        </w:rPr>
+        <w:t xml:space="preserve">Giả sử bạn là 1 hệ quy chiếu quán tính, bạn nhìn thấy 1 vật A </w:t>
+      </w:r>
+      <w:r>
+        <w:rPr>
+          <w:lang w:val="en-US"/>
+        </w:rPr>
+        <w:t>đang di chuyển lắc léo không theo 1 quy tắc gì, nói cách khác, A là hệ quy chiếu phi quán tính</w:t>
+      </w:r>
+    </w:p>
+    <w:p>
+      <w:pPr>
+        <w:pStyle w:val="ListParagraph"/>
+        <w:numPr>
+          <w:ilvl w:val="0"/>
+          <w:numId w:val="2"/>
+        </w:numPr>
+        <w:rPr>
+          <w:lang w:val="en-US"/>
+        </w:rPr>
+      </w:pPr>
+      <w:r>
+        <w:rPr>
+          <w:lang w:val="en-US"/>
+        </w:rPr>
+        <w:t>Bạn cũng nhìn thấy 1 vật B đang chuyển động dưới tác dụng của 1 lực F</w:t>
+      </w:r>
+    </w:p>
+    <w:p>
+      <w:pPr>
+        <w:pStyle w:val="ListParagraph"/>
+        <w:numPr>
+          <w:ilvl w:val="0"/>
+          <w:numId w:val="2"/>
+        </w:numPr>
+        <w:rPr>
+          <w:lang w:val="en-US"/>
+        </w:rPr>
+      </w:pPr>
+      <w:r>
+        <w:rPr>
+          <w:lang w:val="en-US"/>
+        </w:rPr>
+        <w:t xml:space="preserve">Từ điểm nhìn của A, B giống kiểu bị </w:t>
+      </w:r>
+      <w:r>
+        <w:rPr>
+          <w:lang w:val="en-US"/>
+        </w:rPr>
+        <w:t>lắc léo</w:t>
+      </w:r>
+      <w:r>
+        <w:rPr>
+          <w:lang w:val="en-US"/>
+        </w:rPr>
+        <w:t xml:space="preserve">, A nghĩ rằng có lực nào đó tác dụng lên B để B </w:t>
+      </w:r>
+      <w:r>
+        <w:rPr>
+          <w:lang w:val="en-US"/>
+        </w:rPr>
+        <w:t>lắc léo</w:t>
+      </w:r>
+      <w:r>
+        <w:rPr>
+          <w:lang w:val="en-US"/>
+        </w:rPr>
+        <w:t xml:space="preserve"> so với A, nhưng đéo phải, chỉ có lực F thôi, cái lực mà B nghĩ nó tồn tại gọi là lực ảo, như đã nói ở hệ quy chiếu phi quán tính, gọi </w:t>
+      </w:r>
+      <w:r>
+        <w:rPr>
+          <w:lang w:val="en-US"/>
+        </w:rPr>
+        <w:t>lực F’ là lực tác dụng lên B theo điểm nhìn của A</w:t>
+      </w:r>
+      <w:r>
+        <w:rPr>
+          <w:lang w:val="en-US"/>
+        </w:rPr>
+        <w:t>, khối lượng</w:t>
+      </w:r>
+      <w:r>
+        <w:rPr>
+          <w:lang w:val="en-US"/>
+        </w:rPr>
+        <w:t xml:space="preserve"> động</w:t>
+      </w:r>
+      <w:r>
+        <w:rPr>
+          <w:lang w:val="en-US"/>
+        </w:rPr>
+        <w:t xml:space="preserve"> của B</w:t>
+      </w:r>
+      <w:r>
+        <w:rPr>
+          <w:lang w:val="en-US"/>
+        </w:rPr>
+        <w:t xml:space="preserve"> từ điểm nhìn của </w:t>
+      </w:r>
+      <w:r>
+        <w:rPr>
+          <w:lang w:val="en-US"/>
+        </w:rPr>
         <w:lastRenderedPageBreak/>
-        <w:t>Hệ Quy Chiếu?</w:t>
-      </w:r>
-    </w:p>
-    <w:p>
-      <w:pPr>
-        <w:pStyle w:val="ListParagraph"/>
-        <w:numPr>
-          <w:ilvl w:val="0"/>
-          <w:numId w:val="2"/>
-        </w:numPr>
-        <w:rPr>
-          <w:lang w:val="en-US"/>
-        </w:rPr>
-      </w:pPr>
-      <w:r>
-        <w:rPr>
-          <w:lang w:val="en-US"/>
-        </w:rPr>
-        <w:t>1 vật làm mốc + 1 đồng hồ</w:t>
-      </w:r>
-    </w:p>
-    <w:p>
-      <w:pPr>
-        <w:pStyle w:val="ListParagraph"/>
-        <w:numPr>
-          <w:ilvl w:val="0"/>
-          <w:numId w:val="21"/>
-        </w:numPr>
-        <w:rPr>
-          <w:lang w:val="en-US"/>
-        </w:rPr>
-      </w:pPr>
-      <w:r>
-        <w:rPr>
-          <w:lang w:val="en-US"/>
-        </w:rPr>
-        <w:t>Hệ Quy Chiếu Quán Tính (Inertial Frame</w:t>
-      </w:r>
-      <w:r>
-        <w:rPr>
-          <w:lang w:val="en-US"/>
-        </w:rPr>
-        <w:t xml:space="preserve"> Of Reference</w:t>
-      </w:r>
-      <w:r>
-        <w:rPr>
-          <w:lang w:val="en-US"/>
-        </w:rPr>
-        <w:t>)?</w:t>
-      </w:r>
-    </w:p>
-    <w:p>
-      <w:pPr>
-        <w:pStyle w:val="ListParagraph"/>
-        <w:numPr>
-          <w:ilvl w:val="0"/>
-          <w:numId w:val="2"/>
-        </w:numPr>
-        <w:rPr>
-          <w:lang w:val="en-US"/>
-        </w:rPr>
-      </w:pPr>
-      <w:r>
-        <w:rPr>
-          <w:lang w:val="en-US"/>
-        </w:rPr>
-        <w:t>Là vật thể hay mốc đang chuyển động thẳng đều, nói cách khác không có lực nào tác dụng lên nó</w:t>
-      </w:r>
-    </w:p>
-    <w:p>
-      <w:pPr>
-        <w:pStyle w:val="ListParagraph"/>
-        <w:numPr>
-          <w:ilvl w:val="0"/>
-          <w:numId w:val="2"/>
-        </w:numPr>
-        <w:rPr>
-          <w:lang w:val="en-US"/>
-        </w:rPr>
-      </w:pPr>
-      <w:r>
-        <w:rPr>
-          <w:lang w:val="en-US"/>
-        </w:rPr>
-        <w:t>Khi này, từ điểm nhìn của vật này, nếu vật khác có gia tốc, thì chắc chắn có lực thật tác dụng lên chúng</w:t>
-      </w:r>
-    </w:p>
-    <w:p>
-      <w:pPr>
-        <w:pStyle w:val="ListParagraph"/>
-        <w:numPr>
-          <w:ilvl w:val="0"/>
-          <w:numId w:val="2"/>
-        </w:numPr>
-        <w:rPr>
-          <w:lang w:val="en-US"/>
-        </w:rPr>
-      </w:pPr>
-      <w:r>
-        <w:rPr>
-          <w:lang w:val="en-US"/>
-        </w:rPr>
-        <w:t xml:space="preserve">Định nghĩa đúng nhất là từ điểm nhìn của hệ qui chiếu quán tính, phương trình </w:t>
-      </w:r>
-    </w:p>
-    <w:p>
-      <w:pPr>
-        <w:pStyle w:val="ListParagraph"/>
-        <w:ind w:left="1080"/>
-        <w:rPr>
-          <w:lang w:val="en-US"/>
-        </w:rPr>
-      </w:pPr>
-      <w:r>
-        <w:rPr>
-          <w:lang w:val="en-US"/>
-        </w:rPr>
-        <w:t>F = ma đúng</w:t>
-      </w:r>
-    </w:p>
-    <w:p>
-      <w:pPr>
-        <w:pStyle w:val="ListParagraph"/>
-        <w:numPr>
-          <w:ilvl w:val="0"/>
-          <w:numId w:val="2"/>
-        </w:numPr>
-        <w:rPr>
-          <w:lang w:val="en-US"/>
-        </w:rPr>
-      </w:pPr>
-      <w:r>
-        <w:rPr>
-          <w:lang w:val="en-US"/>
-        </w:rPr>
-        <w:t>Ví dụ</w:t>
-      </w:r>
-    </w:p>
-    <w:p>
-      <w:pPr>
-        <w:pStyle w:val="ListParagraph"/>
-        <w:numPr>
-          <w:ilvl w:val="0"/>
-          <w:numId w:val="2"/>
-        </w:numPr>
-        <w:rPr>
-          <w:lang w:val="en-US"/>
-        </w:rPr>
-      </w:pPr>
-      <w:r>
-        <w:rPr>
-          <w:lang w:val="en-US"/>
-        </w:rPr>
-        <w:t>Điểm nhìn từ 1 chiếc xe chuyển động thẳng đều</w:t>
-      </w:r>
-    </w:p>
-    <w:p>
-      <w:pPr>
-        <w:pStyle w:val="ListParagraph"/>
-        <w:numPr>
-          <w:ilvl w:val="0"/>
-          <w:numId w:val="21"/>
-        </w:numPr>
-        <w:rPr>
-          <w:lang w:val="en-US"/>
-        </w:rPr>
-      </w:pPr>
-      <w:r>
-        <w:rPr>
-          <w:lang w:val="en-US"/>
-        </w:rPr>
-        <w:t>Hệ Quy Chiếu Phi Quán Tính (Non Inertial Frame</w:t>
-      </w:r>
-      <w:r>
-        <w:rPr>
-          <w:lang w:val="en-US"/>
-        </w:rPr>
-        <w:t xml:space="preserve"> Of Reference</w:t>
-      </w:r>
-      <w:r>
-        <w:rPr>
-          <w:lang w:val="en-US"/>
-        </w:rPr>
-        <w:t>)?</w:t>
-      </w:r>
-    </w:p>
-    <w:p>
-      <w:pPr>
-        <w:pStyle w:val="ListParagraph"/>
-        <w:numPr>
-          <w:ilvl w:val="0"/>
-          <w:numId w:val="2"/>
-        </w:numPr>
-        <w:rPr>
-          <w:lang w:val="en-US"/>
-        </w:rPr>
-      </w:pPr>
-      <w:r>
-        <w:rPr>
-          <w:lang w:val="en-US"/>
-        </w:rPr>
-        <w:t>Là vật thể hay mốc đang chuyển động không thẳng đều, nói cách khác có lực tác dụng lên nó</w:t>
-      </w:r>
-    </w:p>
-    <w:p>
-      <w:pPr>
-        <w:pStyle w:val="ListParagraph"/>
-        <w:numPr>
-          <w:ilvl w:val="0"/>
-          <w:numId w:val="2"/>
-        </w:numPr>
-        <w:rPr>
-          <w:lang w:val="en-US"/>
-        </w:rPr>
-      </w:pPr>
-      <w:r>
-        <w:rPr>
-          <w:lang w:val="en-US"/>
-        </w:rPr>
-        <w:t>Khi này, từ điểm nhìn của vật này, nếu vật khác có gia tốc hoặc không, thì chưa chắc có lực thật tác dụng lên chúng, coi đó là lực ảo</w:t>
-      </w:r>
-    </w:p>
-    <w:p>
-      <w:pPr>
-        <w:pStyle w:val="ListParagraph"/>
-        <w:numPr>
-          <w:ilvl w:val="0"/>
-          <w:numId w:val="2"/>
-        </w:numPr>
-        <w:rPr>
-          <w:lang w:val="en-US"/>
-        </w:rPr>
-      </w:pPr>
-      <w:r>
-        <w:rPr>
-          <w:lang w:val="en-US"/>
-        </w:rPr>
-        <w:t>Định nghĩa đúng nhất là từ điểm nhìn của hệ quy chiếu phi quán tính, phương trình F = ma sai, nó chỉ đúng khi ta thêm lực ảo vào</w:t>
-      </w:r>
-    </w:p>
-    <w:p>
-      <w:pPr>
-        <w:pStyle w:val="ListParagraph"/>
-        <w:numPr>
-          <w:ilvl w:val="0"/>
-          <w:numId w:val="2"/>
-        </w:numPr>
-        <w:rPr>
-          <w:lang w:val="en-US"/>
-        </w:rPr>
-      </w:pPr>
-      <w:r>
-        <w:rPr>
-          <w:lang w:val="en-US"/>
-        </w:rPr>
-        <w:t>Ví dụ</w:t>
-      </w:r>
-    </w:p>
-    <w:p>
-      <w:pPr>
-        <w:pStyle w:val="ListParagraph"/>
-        <w:numPr>
-          <w:ilvl w:val="0"/>
-          <w:numId w:val="2"/>
-        </w:numPr>
-        <w:rPr>
-          <w:lang w:val="en-US"/>
-        </w:rPr>
-      </w:pPr>
-      <w:r>
-        <w:rPr>
-          <w:lang w:val="en-US"/>
-        </w:rPr>
-        <w:t>Điểm nhìn từ 1 chiếc xe chuyển động nhanh dần đều</w:t>
-      </w:r>
-    </w:p>
-    <w:p>
-      <w:pPr>
-        <w:pStyle w:val="ListParagraph"/>
-        <w:numPr>
-          <w:ilvl w:val="0"/>
-          <w:numId w:val="21"/>
-        </w:numPr>
-        <w:rPr>
-          <w:lang w:val="en-US"/>
-        </w:rPr>
-      </w:pPr>
-      <w:r>
-        <w:rPr>
-          <w:lang w:val="en-US"/>
-        </w:rPr>
-        <w:t>Lực Ảo</w:t>
-      </w:r>
-      <w:r>
-        <w:rPr>
-          <w:lang w:val="en-US"/>
-        </w:rPr>
-        <w:t>?</w:t>
-      </w:r>
-    </w:p>
-    <w:p>
-      <w:pPr>
-        <w:pStyle w:val="ListParagraph"/>
-        <w:numPr>
-          <w:ilvl w:val="0"/>
-          <w:numId w:val="2"/>
-        </w:numPr>
-        <w:rPr>
-          <w:lang w:val="en-US"/>
-        </w:rPr>
-      </w:pPr>
-      <w:r>
-        <w:rPr>
-          <w:lang w:val="en-US"/>
-        </w:rPr>
-        <w:t xml:space="preserve">Giả sử bạn là 1 hệ quy chiếu quán tính, bạn nhìn thấy 1 vật A </w:t>
-      </w:r>
-      <w:r>
-        <w:rPr>
-          <w:lang w:val="en-US"/>
-        </w:rPr>
-        <w:t>đang di chuyển lắc léo không theo 1 quy tắc gì, nói cách khác, A là hệ quy chiếu phi quán tính</w:t>
-      </w:r>
-    </w:p>
-    <w:p>
-      <w:pPr>
-        <w:pStyle w:val="ListParagraph"/>
-        <w:numPr>
-          <w:ilvl w:val="0"/>
-          <w:numId w:val="2"/>
-        </w:numPr>
-        <w:rPr>
-          <w:lang w:val="en-US"/>
-        </w:rPr>
-      </w:pPr>
-      <w:r>
-        <w:rPr>
-          <w:lang w:val="en-US"/>
-        </w:rPr>
-        <w:t>Bạn cũng nhìn thấy 1 vật B đang chuyển động dưới tác dụng của 1 lực F</w:t>
-      </w:r>
-    </w:p>
-    <w:p>
-      <w:pPr>
-        <w:pStyle w:val="ListParagraph"/>
-        <w:numPr>
-          <w:ilvl w:val="0"/>
-          <w:numId w:val="2"/>
-        </w:numPr>
-        <w:rPr>
-          <w:lang w:val="en-US"/>
-        </w:rPr>
-      </w:pPr>
-      <w:r>
-        <w:rPr>
-          <w:lang w:val="en-US"/>
-        </w:rPr>
-        <w:t xml:space="preserve">Từ điểm nhìn của A, B giống kiểu bị </w:t>
-      </w:r>
-      <w:r>
-        <w:rPr>
-          <w:lang w:val="en-US"/>
-        </w:rPr>
-        <w:t>lắc léo</w:t>
-      </w:r>
-      <w:r>
-        <w:rPr>
-          <w:lang w:val="en-US"/>
-        </w:rPr>
-        <w:t xml:space="preserve">, A nghĩ rằng có lực nào đó tác dụng lên B để B </w:t>
-      </w:r>
-      <w:r>
-        <w:rPr>
-          <w:lang w:val="en-US"/>
-        </w:rPr>
-        <w:t>lắc léo</w:t>
-      </w:r>
-      <w:r>
-        <w:rPr>
-          <w:lang w:val="en-US"/>
-        </w:rPr>
-        <w:t xml:space="preserve"> so với A, nhưng đéo phải, chỉ có lực F thôi, cái lực mà B nghĩ nó tồn tại gọi là lực ảo, như đã nói ở hệ quy chiếu phi quán tính, gọi </w:t>
-      </w:r>
-      <w:r>
-        <w:rPr>
-          <w:lang w:val="en-US"/>
-        </w:rPr>
-        <w:t>lực F’ là lực tác dụng lên B theo điểm nhìn của A</w:t>
-      </w:r>
-      <w:r>
-        <w:rPr>
-          <w:lang w:val="en-US"/>
-        </w:rPr>
-        <w:t>, khối lượng</w:t>
-      </w:r>
-      <w:r>
-        <w:rPr>
-          <w:lang w:val="en-US"/>
-        </w:rPr>
-        <w:t xml:space="preserve"> động</w:t>
-      </w:r>
-      <w:r>
-        <w:rPr>
-          <w:lang w:val="en-US"/>
-        </w:rPr>
-        <w:t xml:space="preserve"> của B</w:t>
-      </w:r>
-      <w:r>
-        <w:rPr>
-          <w:lang w:val="en-US"/>
-        </w:rPr>
-        <w:t xml:space="preserve"> từ điểm nhìn của bạn</w:t>
+        <w:t>bạn</w:t>
       </w:r>
       <w:r>
         <w:rPr>
@@ -14507,7 +14919,6 @@
         <w:rPr>
           <w:lang w:val="en-US"/>
         </w:rPr>
-        <w:lastRenderedPageBreak/>
         <w:t>Khối lượng vật 1 là m</w:t>
       </w:r>
       <w:r>
@@ -14609,6 +15020,31 @@
           <w:lang w:val="en-US"/>
         </w:rPr>
         <w:t>e</w:t>
+      </w:r>
+    </w:p>
+    <w:p>
+      <w:pPr>
+        <w:pStyle w:val="ListParagraph"/>
+        <w:numPr>
+          <w:ilvl w:val="0"/>
+          <w:numId w:val="2"/>
+        </w:numPr>
+        <w:rPr>
+          <w:lang w:val="en-US"/>
+        </w:rPr>
+      </w:pPr>
+      <w:r>
+        <w:rPr>
+          <w:lang w:val="en-US"/>
+        </w:rPr>
+        <w:t>Gia tốc trọng trường tại mặt đất trái đất là g</w:t>
+      </w:r>
+      <w:r>
+        <w:rPr>
+          <w:vertAlign w:val="subscript"/>
+          <w:lang w:val="en-US"/>
+        </w:rPr>
+        <w:t>0</w:t>
       </w:r>
     </w:p>
     <w:p>
@@ -14893,6 +15329,306 @@
         <w:rPr>
           <w:lang w:val="en-US"/>
         </w:rPr>
+        <w:t>Tính Xấp Xỉ Gia Tốc Trọng Trường Của 1 Vật Gần Mặt Đất?</w:t>
+      </w:r>
+    </w:p>
+    <w:p>
+      <w:pPr>
+        <w:pStyle w:val="ListParagraph"/>
+        <w:numPr>
+          <w:ilvl w:val="0"/>
+          <w:numId w:val="2"/>
+        </w:numPr>
+        <w:rPr>
+          <w:lang w:val="en-US"/>
+        </w:rPr>
+      </w:pPr>
+      <w:r>
+        <w:rPr>
+          <w:lang w:val="en-US"/>
+        </w:rPr>
+        <w:t>Giả sử vật ở độ cao h rất bé so với r</w:t>
+      </w:r>
+      <w:r>
+        <w:rPr>
+          <w:vertAlign w:val="subscript"/>
+          <w:lang w:val="en-US"/>
+        </w:rPr>
+        <w:t>e</w:t>
+      </w:r>
+    </w:p>
+    <w:p>
+      <w:pPr>
+        <w:pStyle w:val="ListParagraph"/>
+        <w:pBdr>
+          <w:top w:val="single" w:sz="4" w:space="1" w:color="auto"/>
+          <w:left w:val="single" w:sz="4" w:space="4" w:color="auto"/>
+          <w:bottom w:val="single" w:sz="4" w:space="1" w:color="auto"/>
+          <w:right w:val="single" w:sz="4" w:space="4" w:color="auto"/>
+        </w:pBdr>
+        <w:ind w:left="1080"/>
+        <w:rPr>
+          <w:lang w:val="en-US"/>
+        </w:rPr>
+      </w:pPr>
+      <m:oMath>
+        <m:r>
+          <w:rPr>
+            <w:rFonts w:ascii="Cambria Math" w:hAnsi="Cambria Math"/>
+            <w:lang w:val="en-US"/>
+          </w:rPr>
+          <m:t>g</m:t>
+        </m:r>
+        <m:r>
+          <w:rPr>
+            <w:rFonts w:ascii="Cambria Math" w:hAnsi="Cambria Math"/>
+            <w:lang w:val="en-US"/>
+          </w:rPr>
+          <m:t>=</m:t>
+        </m:r>
+        <m:sSub>
+          <m:sSubPr>
+            <m:ctrlPr>
+              <w:rPr>
+                <w:rFonts w:ascii="Cambria Math" w:hAnsi="Cambria Math"/>
+                <w:i/>
+                <w:lang w:val="en-US"/>
+              </w:rPr>
+            </m:ctrlPr>
+          </m:sSubPr>
+          <m:e>
+            <m:r>
+              <w:rPr>
+                <w:rFonts w:ascii="Cambria Math" w:hAnsi="Cambria Math"/>
+                <w:lang w:val="en-US"/>
+              </w:rPr>
+              <m:t>g</m:t>
+            </m:r>
+          </m:e>
+          <m:sub>
+            <m:r>
+              <w:rPr>
+                <w:rFonts w:ascii="Cambria Math" w:hAnsi="Cambria Math"/>
+                <w:lang w:val="en-US"/>
+              </w:rPr>
+              <m:t>0</m:t>
+            </m:r>
+          </m:sub>
+        </m:sSub>
+        <m:d>
+          <m:dPr>
+            <m:ctrlPr>
+              <w:rPr>
+                <w:rFonts w:ascii="Cambria Math" w:hAnsi="Cambria Math"/>
+                <w:i/>
+                <w:lang w:val="en-US"/>
+              </w:rPr>
+            </m:ctrlPr>
+          </m:dPr>
+          <m:e>
+            <m:r>
+              <w:rPr>
+                <w:rFonts w:ascii="Cambria Math" w:hAnsi="Cambria Math"/>
+                <w:lang w:val="en-US"/>
+              </w:rPr>
+              <m:t>1-</m:t>
+            </m:r>
+            <m:f>
+              <m:fPr>
+                <m:ctrlPr>
+                  <w:rPr>
+                    <w:rFonts w:ascii="Cambria Math" w:hAnsi="Cambria Math"/>
+                    <w:i/>
+                    <w:lang w:val="en-US"/>
+                  </w:rPr>
+                </m:ctrlPr>
+              </m:fPr>
+              <m:num>
+                <m:r>
+                  <w:rPr>
+                    <w:rFonts w:ascii="Cambria Math" w:hAnsi="Cambria Math"/>
+                    <w:lang w:val="en-US"/>
+                  </w:rPr>
+                  <m:t>2</m:t>
+                </m:r>
+                <m:r>
+                  <w:rPr>
+                    <w:rFonts w:ascii="Cambria Math" w:hAnsi="Cambria Math"/>
+                    <w:lang w:val="en-US"/>
+                  </w:rPr>
+                  <m:t>h</m:t>
+                </m:r>
+              </m:num>
+              <m:den>
+                <m:r>
+                  <w:rPr>
+                    <w:rFonts w:ascii="Cambria Math" w:hAnsi="Cambria Math"/>
+                    <w:lang w:val="en-US"/>
+                  </w:rPr>
+                  <m:t>R</m:t>
+                </m:r>
+              </m:den>
+            </m:f>
+          </m:e>
+        </m:d>
+      </m:oMath>
+      <w:r>
+        <w:rPr>
+          <w:rFonts w:eastAsiaTheme="minorEastAsia"/>
+          <w:lang w:val="en-US"/>
+        </w:rPr>
+        <w:t xml:space="preserve"> </w:t>
+      </w:r>
+    </w:p>
+    <w:p>
+      <w:pPr>
+        <w:pStyle w:val="ListParagraph"/>
+        <w:numPr>
+          <w:ilvl w:val="0"/>
+          <w:numId w:val="2"/>
+        </w:numPr>
+        <w:rPr>
+          <w:lang w:val="en-US"/>
+        </w:rPr>
+      </w:pPr>
+      <w:r>
+        <w:rPr>
+          <w:lang w:val="en-US"/>
+        </w:rPr>
+        <w:t>Giả sử vật ở độ sâu d so với mặt đất</w:t>
+      </w:r>
+    </w:p>
+    <w:p>
+      <w:pPr>
+        <w:pStyle w:val="ListParagraph"/>
+        <w:pBdr>
+          <w:top w:val="single" w:sz="4" w:space="1" w:color="auto"/>
+          <w:left w:val="single" w:sz="4" w:space="4" w:color="auto"/>
+          <w:bottom w:val="single" w:sz="4" w:space="1" w:color="auto"/>
+          <w:right w:val="single" w:sz="4" w:space="4" w:color="auto"/>
+        </w:pBdr>
+        <w:ind w:left="1080"/>
+        <w:rPr>
+          <w:lang w:val="en-US"/>
+        </w:rPr>
+      </w:pPr>
+      <m:oMath>
+        <m:r>
+          <w:rPr>
+            <w:rFonts w:ascii="Cambria Math" w:hAnsi="Cambria Math"/>
+            <w:lang w:val="en-US"/>
+          </w:rPr>
+          <m:t>g</m:t>
+        </m:r>
+        <m:r>
+          <w:rPr>
+            <w:rFonts w:ascii="Cambria Math" w:hAnsi="Cambria Math"/>
+            <w:lang w:val="en-US"/>
+          </w:rPr>
+          <m:t>=</m:t>
+        </m:r>
+        <m:sSub>
+          <m:sSubPr>
+            <m:ctrlPr>
+              <w:rPr>
+                <w:rFonts w:ascii="Cambria Math" w:hAnsi="Cambria Math"/>
+                <w:i/>
+                <w:lang w:val="en-US"/>
+              </w:rPr>
+            </m:ctrlPr>
+          </m:sSubPr>
+          <m:e>
+            <m:r>
+              <w:rPr>
+                <w:rFonts w:ascii="Cambria Math" w:hAnsi="Cambria Math"/>
+                <w:lang w:val="en-US"/>
+              </w:rPr>
+              <m:t>g</m:t>
+            </m:r>
+          </m:e>
+          <m:sub>
+            <m:r>
+              <w:rPr>
+                <w:rFonts w:ascii="Cambria Math" w:hAnsi="Cambria Math"/>
+                <w:lang w:val="en-US"/>
+              </w:rPr>
+              <m:t>0</m:t>
+            </m:r>
+          </m:sub>
+        </m:sSub>
+        <m:d>
+          <m:dPr>
+            <m:ctrlPr>
+              <w:rPr>
+                <w:rFonts w:ascii="Cambria Math" w:hAnsi="Cambria Math"/>
+                <w:i/>
+                <w:lang w:val="en-US"/>
+              </w:rPr>
+            </m:ctrlPr>
+          </m:dPr>
+          <m:e>
+            <m:r>
+              <w:rPr>
+                <w:rFonts w:ascii="Cambria Math" w:hAnsi="Cambria Math"/>
+                <w:lang w:val="en-US"/>
+              </w:rPr>
+              <m:t>1-</m:t>
+            </m:r>
+            <m:f>
+              <m:fPr>
+                <m:ctrlPr>
+                  <w:rPr>
+                    <w:rFonts w:ascii="Cambria Math" w:hAnsi="Cambria Math"/>
+                    <w:i/>
+                    <w:lang w:val="en-US"/>
+                  </w:rPr>
+                </m:ctrlPr>
+              </m:fPr>
+              <m:num>
+                <m:r>
+                  <w:rPr>
+                    <w:rFonts w:ascii="Cambria Math" w:hAnsi="Cambria Math"/>
+                    <w:lang w:val="en-US"/>
+                  </w:rPr>
+                  <m:t>d</m:t>
+                </m:r>
+              </m:num>
+              <m:den>
+                <m:r>
+                  <w:rPr>
+                    <w:rFonts w:ascii="Cambria Math" w:hAnsi="Cambria Math"/>
+                    <w:lang w:val="en-US"/>
+                  </w:rPr>
+                  <m:t>R</m:t>
+                </m:r>
+              </m:den>
+            </m:f>
+          </m:e>
+        </m:d>
+      </m:oMath>
+      <w:r>
+        <w:rPr>
+          <w:rFonts w:eastAsiaTheme="minorEastAsia"/>
+          <w:lang w:val="en-US"/>
+        </w:rPr>
+        <w:t xml:space="preserve"> </w:t>
+      </w:r>
+    </w:p>
+    <w:p>
+      <w:pPr>
+        <w:pStyle w:val="ListParagraph"/>
+        <w:numPr>
+          <w:ilvl w:val="0"/>
+          <w:numId w:val="17"/>
+        </w:numPr>
+        <w:rPr>
+          <w:lang w:val="en-US"/>
+        </w:rPr>
+      </w:pPr>
+      <w:r>
+        <w:rPr>
+          <w:lang w:val="en-US"/>
+        </w:rPr>
         <w:t xml:space="preserve">Vận </w:t>
       </w:r>
       <w:r>
@@ -14923,7 +15659,14 @@
         <w:rPr>
           <w:lang w:val="en-US"/>
         </w:rPr>
-        <w:t>lực hấp dẫn giữa anh ta và trái đất cố gắng kéo anh ta xuống mặt đất, bằng cách giảm dần vận tốc của anh ta, nhưng giả sử vận tốc đầu của anh ta lớn đến nỗi cho dù có buông lỏng thì anh ta vẫn đủ sức bay đến vô tận mà vận tốc vẫn chưa giảm về 0, nguyên nhân là do bay càng cao thì lực hấp dẫn càng giảm, độ giảm vận tốc cũng giảm theo, do không có ma sát, nên theo định luật bảo toàn năng lượng, giả sử nếu anh ta bị kéo ngược trở lại tại 1 thời điểm nào đó, thì khi đó, thế năng của anh ta tại đó so với mặt đất = động năng của anh ta lúc bắt đầu phóng, vì vậy, nếu lúc bắt đầu phóng mà động năng của anh ta vượt qua thế năng tại điểm vô tận thì anh ta sẽ không bao giờ bị kéo trở lại, vận tốc làm cho động năng của anh ta lúc bắt đầu phóng = thế năng ở vô tận gọi là vận tốc thoát</w:t>
+        <w:t xml:space="preserve">lực hấp dẫn giữa anh ta và trái đất cố gắng kéo anh ta xuống mặt đất, bằng cách giảm dần vận tốc của anh ta, nhưng giả sử vận tốc đầu của anh ta lớn đến nỗi cho dù có buông lỏng thì anh ta vẫn đủ sức bay đến vô tận mà vận tốc vẫn chưa giảm về 0, nguyên nhân là do bay càng cao thì lực hấp dẫn càng giảm, độ giảm vận tốc cũng giảm theo, do không có ma sát, nên </w:t>
+      </w:r>
+      <w:r>
+        <w:rPr>
+          <w:lang w:val="en-US"/>
+        </w:rPr>
+        <w:lastRenderedPageBreak/>
+        <w:t>theo định luật bảo toàn năng lượng, giả sử nếu anh ta bị kéo ngược trở lại tại 1 thời điểm nào đó, thì khi đó, thế năng của anh ta tại đó so với mặt đất = động năng của anh ta lúc bắt đầu phóng, vì vậy, nếu lúc bắt đầu phóng mà động năng của anh ta vượt qua thế năng tại điểm vô tận thì anh ta sẽ không bao giờ bị kéo trở lại, vận tốc làm cho động năng của anh ta lúc bắt đầu phóng = thế năng ở vô tận gọi là vận tốc thoát</w:t>
       </w:r>
     </w:p>
     <w:p>

--- a/force.docx
+++ b/force.docx
@@ -3041,8 +3041,37 @@
             <w:rFonts w:ascii="Cambria Math" w:hAnsi="Cambria Math"/>
             <w:lang w:val="en-US"/>
           </w:rPr>
-          <m:t>I'=m</m:t>
+          <m:t>I'=</m:t>
         </m:r>
+        <m:sSub>
+          <m:sSubPr>
+            <m:ctrlPr>
+              <w:rPr>
+                <w:rFonts w:ascii="Cambria Math" w:hAnsi="Cambria Math"/>
+                <w:i/>
+                <w:lang w:val="en-US"/>
+              </w:rPr>
+            </m:ctrlPr>
+          </m:sSubPr>
+          <m:e>
+            <m:r>
+              <w:rPr>
+                <w:rFonts w:ascii="Cambria Math" w:hAnsi="Cambria Math"/>
+                <w:lang w:val="en-US"/>
+              </w:rPr>
+              <m:t>m</m:t>
+            </m:r>
+          </m:e>
+          <m:sub>
+            <m:r>
+              <w:rPr>
+                <w:rFonts w:ascii="Cambria Math" w:hAnsi="Cambria Math"/>
+                <w:lang w:val="en-US"/>
+              </w:rPr>
+              <m:t>0</m:t>
+            </m:r>
+          </m:sub>
+        </m:sSub>
         <m:sSup>
           <m:sSupPr>
             <m:ctrlPr>
@@ -3567,6 +3596,78 @@
             </m:r>
           </m:sup>
         </m:sSup>
+        <m:r>
+          <w:rPr>
+            <w:rFonts w:ascii="Cambria Math" w:eastAsiaTheme="minorEastAsia" w:hAnsi="Cambria Math"/>
+            <w:lang w:val="en-US"/>
+          </w:rPr>
+          <m:t>=</m:t>
+        </m:r>
+        <m:f>
+          <m:fPr>
+            <m:ctrlPr>
+              <w:rPr>
+                <w:rFonts w:ascii="Cambria Math" w:hAnsi="Cambria Math"/>
+                <w:i/>
+                <w:lang w:val="en-US"/>
+              </w:rPr>
+            </m:ctrlPr>
+          </m:fPr>
+          <m:num>
+            <m:r>
+              <w:rPr>
+                <w:rFonts w:ascii="Cambria Math" w:hAnsi="Cambria Math"/>
+                <w:lang w:val="en-US"/>
+              </w:rPr>
+              <m:t>1</m:t>
+            </m:r>
+          </m:num>
+          <m:den>
+            <m:r>
+              <w:rPr>
+                <w:rFonts w:ascii="Cambria Math" w:hAnsi="Cambria Math"/>
+                <w:lang w:val="en-US"/>
+              </w:rPr>
+              <m:t>2</m:t>
+            </m:r>
+          </m:den>
+        </m:f>
+        <m:r>
+          <w:rPr>
+            <w:rFonts w:ascii="Cambria Math" w:hAnsi="Cambria Math"/>
+            <w:lang w:val="en-US"/>
+          </w:rPr>
+          <m:t>I'</m:t>
+        </m:r>
+        <m:sSup>
+          <m:sSupPr>
+            <m:ctrlPr>
+              <w:rPr>
+                <w:rFonts w:ascii="Cambria Math" w:hAnsi="Cambria Math"/>
+                <w:i/>
+                <w:lang w:val="en-US"/>
+              </w:rPr>
+            </m:ctrlPr>
+          </m:sSupPr>
+          <m:e>
+            <m:r>
+              <w:rPr>
+                <w:rFonts w:ascii="Cambria Math" w:hAnsi="Cambria Math"/>
+                <w:lang w:val="en-US"/>
+              </w:rPr>
+              <m:t>ω</m:t>
+            </m:r>
+          </m:e>
+          <m:sup>
+            <m:r>
+              <w:rPr>
+                <w:rFonts w:ascii="Cambria Math" w:hAnsi="Cambria Math"/>
+                <w:lang w:val="en-US"/>
+              </w:rPr>
+              <m:t>2</m:t>
+            </m:r>
+          </m:sup>
+        </m:sSup>
       </m:oMath>
       <w:r>
         <w:rPr>
@@ -4019,155 +4120,6 @@
             </m:r>
           </m:sub>
         </m:sSub>
-      </m:oMath>
-      <w:r>
-        <w:rPr>
-          <w:rFonts w:eastAsiaTheme="minorEastAsia"/>
-          <w:lang w:val="en-US"/>
-        </w:rPr>
-        <w:t xml:space="preserve"> </w:t>
-      </w:r>
-    </w:p>
-    <w:p>
-      <w:pPr>
-        <w:pStyle w:val="ListParagraph"/>
-        <w:numPr>
-          <w:ilvl w:val="0"/>
-          <w:numId w:val="9"/>
-        </w:numPr>
-        <w:rPr>
-          <w:lang w:val="en-US"/>
-        </w:rPr>
-      </w:pPr>
-      <w:r>
-        <w:rPr>
-          <w:lang w:val="en-US"/>
-        </w:rPr>
-        <w:t xml:space="preserve">Tính </w:t>
-      </w:r>
-      <w:r>
-        <w:rPr>
-          <w:lang w:val="en-US"/>
-        </w:rPr>
-        <w:t>Xấp Xỉ Động Năng Của 1 Vật Đang Quay Quanh 1 Trục?</w:t>
-      </w:r>
-    </w:p>
-    <w:p>
-      <w:pPr>
-        <w:pStyle w:val="ListParagraph"/>
-        <w:pBdr>
-          <w:top w:val="single" w:sz="4" w:space="1" w:color="auto"/>
-          <w:left w:val="single" w:sz="4" w:space="4" w:color="auto"/>
-          <w:bottom w:val="single" w:sz="4" w:space="1" w:color="auto"/>
-          <w:right w:val="single" w:sz="4" w:space="4" w:color="auto"/>
-        </w:pBdr>
-        <w:ind w:left="1080"/>
-        <w:rPr>
-          <w:lang w:val="en-US"/>
-        </w:rPr>
-      </w:pPr>
-      <m:oMath>
-        <m:sSub>
-          <m:sSubPr>
-            <m:ctrlPr>
-              <w:rPr>
-                <w:rFonts w:ascii="Cambria Math" w:hAnsi="Cambria Math"/>
-                <w:i/>
-                <w:lang w:val="en-US"/>
-              </w:rPr>
-            </m:ctrlPr>
-          </m:sSubPr>
-          <m:e>
-            <m:r>
-              <w:rPr>
-                <w:rFonts w:ascii="Cambria Math" w:hAnsi="Cambria Math"/>
-                <w:lang w:val="en-US"/>
-              </w:rPr>
-              <m:t>E</m:t>
-            </m:r>
-          </m:e>
-          <m:sub>
-            <m:r>
-              <w:rPr>
-                <w:rFonts w:ascii="Cambria Math" w:hAnsi="Cambria Math"/>
-                <w:lang w:val="en-US"/>
-              </w:rPr>
-              <m:t>K</m:t>
-            </m:r>
-          </m:sub>
-        </m:sSub>
-        <m:r>
-          <w:rPr>
-            <w:rFonts w:ascii="Cambria Math" w:hAnsi="Cambria Math"/>
-            <w:lang w:val="en-US"/>
-          </w:rPr>
-          <m:t>≈</m:t>
-        </m:r>
-        <m:f>
-          <m:fPr>
-            <m:ctrlPr>
-              <w:rPr>
-                <w:rFonts w:ascii="Cambria Math" w:hAnsi="Cambria Math"/>
-                <w:i/>
-                <w:lang w:val="en-US"/>
-              </w:rPr>
-            </m:ctrlPr>
-          </m:fPr>
-          <m:num>
-            <m:r>
-              <w:rPr>
-                <w:rFonts w:ascii="Cambria Math" w:hAnsi="Cambria Math"/>
-                <w:lang w:val="en-US"/>
-              </w:rPr>
-              <m:t>1</m:t>
-            </m:r>
-          </m:num>
-          <m:den>
-            <m:r>
-              <w:rPr>
-                <w:rFonts w:ascii="Cambria Math" w:hAnsi="Cambria Math"/>
-                <w:lang w:val="en-US"/>
-              </w:rPr>
-              <m:t>2</m:t>
-            </m:r>
-          </m:den>
-        </m:f>
-        <m:r>
-          <w:rPr>
-            <w:rFonts w:ascii="Cambria Math" w:hAnsi="Cambria Math"/>
-            <w:lang w:val="en-US"/>
-          </w:rPr>
-          <m:t>I'</m:t>
-        </m:r>
-        <m:sSup>
-          <m:sSupPr>
-            <m:ctrlPr>
-              <w:rPr>
-                <w:rFonts w:ascii="Cambria Math" w:hAnsi="Cambria Math"/>
-                <w:i/>
-                <w:lang w:val="en-US"/>
-              </w:rPr>
-            </m:ctrlPr>
-          </m:sSupPr>
-          <m:e>
-            <m:r>
-              <w:rPr>
-                <w:rFonts w:ascii="Cambria Math" w:hAnsi="Cambria Math"/>
-                <w:lang w:val="en-US"/>
-              </w:rPr>
-              <m:t>ω</m:t>
-            </m:r>
-          </m:e>
-          <m:sup>
-            <m:r>
-              <w:rPr>
-                <w:rFonts w:ascii="Cambria Math" w:hAnsi="Cambria Math"/>
-                <w:lang w:val="en-US"/>
-              </w:rPr>
-              <m:t>2</m:t>
-            </m:r>
-          </m:sup>
-        </m:sSup>
       </m:oMath>
       <w:r>
         <w:rPr>
@@ -4963,67 +4915,67 @@
         <w:rPr>
           <w:lang w:val="en-US"/>
         </w:rPr>
+        <w:t>2 lực cân bằng phải tác dụng lên cùng 1 vật và có Vector tổng hợp = 0</w:t>
+      </w:r>
+    </w:p>
+    <w:p>
+      <w:pPr>
+        <w:pStyle w:val="ListParagraph"/>
+        <w:numPr>
+          <w:ilvl w:val="0"/>
+          <w:numId w:val="6"/>
+        </w:numPr>
+        <w:rPr>
+          <w:lang w:val="en-US"/>
+        </w:rPr>
+      </w:pPr>
+      <w:r>
+        <w:rPr>
+          <w:lang w:val="en-US"/>
+        </w:rPr>
+        <w:t>2 lực trực đối tác dụng lên 2 vật khác nhau và có Vector tổng hợp = 0</w:t>
+      </w:r>
+    </w:p>
+    <w:p>
+      <w:pPr>
+        <w:pStyle w:val="ListParagraph"/>
+        <w:numPr>
+          <w:ilvl w:val="0"/>
+          <w:numId w:val="9"/>
+        </w:numPr>
+        <w:rPr>
+          <w:lang w:val="en-US"/>
+        </w:rPr>
+      </w:pPr>
+      <w:r>
+        <w:rPr>
+          <w:lang w:val="en-US"/>
+        </w:rPr>
+        <w:t xml:space="preserve">Va </w:t>
+      </w:r>
+      <w:r>
+        <w:rPr>
+          <w:lang w:val="en-US"/>
+        </w:rPr>
+        <w:t>Chạm Mềm?</w:t>
+      </w:r>
+    </w:p>
+    <w:p>
+      <w:pPr>
+        <w:pStyle w:val="ListParagraph"/>
+        <w:numPr>
+          <w:ilvl w:val="0"/>
+          <w:numId w:val="6"/>
+        </w:numPr>
+        <w:rPr>
+          <w:lang w:val="en-US"/>
+        </w:rPr>
+      </w:pPr>
+      <w:r>
+        <w:rPr>
+          <w:lang w:val="en-US"/>
+        </w:rPr>
         <w:lastRenderedPageBreak/>
-        <w:t>2 lực cân bằng phải tác dụng lên cùng 1 vật và có Vector tổng hợp = 0</w:t>
-      </w:r>
-    </w:p>
-    <w:p>
-      <w:pPr>
-        <w:pStyle w:val="ListParagraph"/>
-        <w:numPr>
-          <w:ilvl w:val="0"/>
-          <w:numId w:val="6"/>
-        </w:numPr>
-        <w:rPr>
-          <w:lang w:val="en-US"/>
-        </w:rPr>
-      </w:pPr>
-      <w:r>
-        <w:rPr>
-          <w:lang w:val="en-US"/>
-        </w:rPr>
-        <w:t>2 lực trực đối tác dụng lên 2 vật khác nhau và có Vector tổng hợp = 0</w:t>
-      </w:r>
-    </w:p>
-    <w:p>
-      <w:pPr>
-        <w:pStyle w:val="ListParagraph"/>
-        <w:numPr>
-          <w:ilvl w:val="0"/>
-          <w:numId w:val="9"/>
-        </w:numPr>
-        <w:rPr>
-          <w:lang w:val="en-US"/>
-        </w:rPr>
-      </w:pPr>
-      <w:r>
-        <w:rPr>
-          <w:lang w:val="en-US"/>
-        </w:rPr>
-        <w:t xml:space="preserve">Va </w:t>
-      </w:r>
-      <w:r>
-        <w:rPr>
-          <w:lang w:val="en-US"/>
-        </w:rPr>
-        <w:t>Chạm Mềm?</w:t>
-      </w:r>
-    </w:p>
-    <w:p>
-      <w:pPr>
-        <w:pStyle w:val="ListParagraph"/>
-        <w:numPr>
-          <w:ilvl w:val="0"/>
-          <w:numId w:val="6"/>
-        </w:numPr>
-        <w:rPr>
-          <w:lang w:val="en-US"/>
-        </w:rPr>
-      </w:pPr>
-      <w:r>
-        <w:rPr>
-          <w:lang w:val="en-US"/>
-        </w:rPr>
         <w:t>Là sau khi va chạm thì 2 vật gắn chặt với nhau và tiếp tục chuyển động, do có thời gian tiếp xúc nên 1 phần động năng đã trở thành nhiệt năng</w:t>
       </w:r>
     </w:p>
@@ -5976,8 +5928,78 @@
           <w:rFonts w:eastAsiaTheme="minorEastAsia"/>
           <w:lang w:val="en-US"/>
         </w:rPr>
+        <w:t xml:space="preserve">Nếu tính ra gia tốc của A &gt; gia tốc tâm </w:t>
+      </w:r>
+      <w:r>
+        <w:rPr>
+          <w:rFonts w:eastAsiaTheme="minorEastAsia"/>
+          <w:lang w:val="en-US"/>
+        </w:rPr>
+        <w:t>vật</w:t>
+      </w:r>
+      <w:r>
+        <w:rPr>
+          <w:rFonts w:eastAsiaTheme="minorEastAsia"/>
+          <w:lang w:val="en-US"/>
+        </w:rPr>
+        <w:t>, thì Clip lực ma sát và coi nó là ma sát nghỉ</w:t>
+      </w:r>
+      <w:r>
+        <w:rPr>
+          <w:rFonts w:eastAsiaTheme="minorEastAsia"/>
+          <w:lang w:val="en-US"/>
+        </w:rPr>
+        <w:t>, và vật lăn không trượt</w:t>
+      </w:r>
+    </w:p>
+    <w:p>
+      <w:pPr>
+        <w:pStyle w:val="ListParagraph"/>
+        <w:numPr>
+          <w:ilvl w:val="0"/>
+          <w:numId w:val="6"/>
+        </w:numPr>
+        <w:rPr>
+          <w:rFonts w:ascii="Cambria Math" w:hAnsi="Cambria Math"/>
+          <w:lang w:val="en-US"/>
+          <w:oMath/>
+        </w:rPr>
+      </w:pPr>
+      <w:r>
+        <w:rPr>
+          <w:rFonts w:eastAsiaTheme="minorEastAsia"/>
+          <w:lang w:val="en-US"/>
+        </w:rPr>
         <w:lastRenderedPageBreak/>
-        <w:t xml:space="preserve">Nếu tính ra gia tốc của A &gt; gia tốc tâm </w:t>
+        <w:t>Khi lăn không trượt, cơ năng của vật bảo toàn, lực ma sát nghỉ không có công</w:t>
+      </w:r>
+      <w:r>
+        <w:rPr>
+          <w:rFonts w:eastAsiaTheme="minorEastAsia"/>
+          <w:lang w:val="en-US"/>
+        </w:rPr>
+        <w:t>, đồng thời nếu lăn không trượt trên mặt phẳng ngang, thì dù hệ số ma sát lớn đến đâu, sẽ không có lực ma sát nào tồn tại, do điểm tiếp xúc giữa vật và mặt phẳng có vận tốc = 0 do vận tốc quay triệt tiêu vận tốc tịnh tiến, không vận tốc nên không ma sát</w:t>
+      </w:r>
+    </w:p>
+    <w:p>
+      <w:pPr>
+        <w:pStyle w:val="ListParagraph"/>
+        <w:numPr>
+          <w:ilvl w:val="0"/>
+          <w:numId w:val="6"/>
+        </w:numPr>
+        <w:rPr>
+          <w:rFonts w:ascii="Cambria Math" w:hAnsi="Cambria Math"/>
+          <w:lang w:val="en-US"/>
+          <w:oMath/>
+        </w:rPr>
+      </w:pPr>
+      <w:r>
+        <w:rPr>
+          <w:rFonts w:eastAsiaTheme="minorEastAsia"/>
+          <w:lang w:val="en-US"/>
+        </w:rPr>
+        <w:t xml:space="preserve">Cho 1 </w:t>
       </w:r>
       <w:r>
         <w:rPr>
@@ -5991,14 +6013,70 @@
           <w:rFonts w:eastAsiaTheme="minorEastAsia"/>
           <w:lang w:val="en-US"/>
         </w:rPr>
-        <w:t>, thì Clip lực ma sát và coi nó là ma sát nghỉ</w:t>
-      </w:r>
-      <w:r>
-        <w:rPr>
-          <w:rFonts w:eastAsiaTheme="minorEastAsia"/>
-          <w:lang w:val="en-US"/>
-        </w:rPr>
-        <w:t>, và vật lăn không trượt</w:t>
+        <w:t xml:space="preserve"> </w:t>
+      </w:r>
+      <w:r>
+        <w:rPr>
+          <w:rFonts w:eastAsiaTheme="minorEastAsia"/>
+          <w:lang w:val="en-US"/>
+        </w:rPr>
+        <w:t xml:space="preserve">lăn không trượt xuống mặt phẳng nghiêng góc </w:t>
+      </w:r>
+      <w:r>
+        <w:rPr>
+          <w:rFonts w:ascii="Arial" w:eastAsiaTheme="minorEastAsia" w:hAnsi="Arial" w:cs="Arial"/>
+          <w:lang w:val="en-US"/>
+        </w:rPr>
+        <w:t>θ dưới tác dụng của trọng trường đều hướng thẳng xuống dưới với gia tốc trọng trường g</w:t>
+      </w:r>
+      <w:r>
+        <w:rPr>
+          <w:rFonts w:eastAsiaTheme="minorEastAsia"/>
+          <w:lang w:val="en-US"/>
+        </w:rPr>
+        <w:t xml:space="preserve">, khi đó gia tốc của trọng tâm </w:t>
+      </w:r>
+      <w:r>
+        <w:rPr>
+          <w:rFonts w:eastAsiaTheme="minorEastAsia"/>
+          <w:lang w:val="en-US"/>
+        </w:rPr>
+        <w:t>vật</w:t>
+      </w:r>
+      <w:r>
+        <w:rPr>
+          <w:rFonts w:eastAsiaTheme="minorEastAsia"/>
+          <w:lang w:val="en-US"/>
+        </w:rPr>
+        <w:t xml:space="preserve"> = </w:t>
+      </w:r>
+      <w:r>
+        <w:rPr>
+          <w:rFonts w:eastAsiaTheme="minorEastAsia"/>
+          <w:lang w:val="en-US"/>
+        </w:rPr>
+        <w:t>(1 – q)</w:t>
+      </w:r>
+      <w:r>
+        <w:rPr>
+          <w:rFonts w:eastAsiaTheme="minorEastAsia"/>
+          <w:lang w:val="en-US"/>
+        </w:rPr>
+        <w:t>gsin(</w:t>
+      </w:r>
+      <w:r>
+        <w:rPr>
+          <w:rFonts w:ascii="Arial" w:eastAsiaTheme="minorEastAsia" w:hAnsi="Arial" w:cs="Arial"/>
+          <w:lang w:val="en-US"/>
+        </w:rPr>
+        <w:t>θ</w:t>
+      </w:r>
+      <w:r>
+        <w:rPr>
+          <w:rFonts w:eastAsiaTheme="minorEastAsia"/>
+          <w:lang w:val="en-US"/>
+        </w:rPr>
+        <w:t>)</w:t>
       </w:r>
     </w:p>
     <w:p>
@@ -6019,14 +6097,49 @@
           <w:rFonts w:eastAsiaTheme="minorEastAsia"/>
           <w:lang w:val="en-US"/>
         </w:rPr>
-        <w:t>Khi lăn không trượt, cơ năng của vật bảo toàn, lực ma sát nghỉ không có công</w:t>
-      </w:r>
-      <w:r>
-        <w:rPr>
-          <w:rFonts w:eastAsiaTheme="minorEastAsia"/>
-          <w:lang w:val="en-US"/>
-        </w:rPr>
-        <w:t>, đồng thời nếu lăn không trượt trên mặt phẳng ngang, thì dù hệ số ma sát lớn đến đâu, sẽ không có lực ma sát nào tồn tại, do điểm tiếp xúc giữa vật và mặt phẳng có vận tốc = 0 do vận tốc quay triệt tiêu vận tốc tịnh tiến, không vận tốc nên không ma sát</w:t>
+        <w:t xml:space="preserve">Cũng trường hợp trên, điều kiện để </w:t>
+      </w:r>
+      <w:r>
+        <w:rPr>
+          <w:rFonts w:eastAsiaTheme="minorEastAsia"/>
+          <w:lang w:val="en-US"/>
+        </w:rPr>
+        <w:t>vật</w:t>
+      </w:r>
+      <w:r>
+        <w:rPr>
+          <w:rFonts w:eastAsiaTheme="minorEastAsia"/>
+          <w:lang w:val="en-US"/>
+        </w:rPr>
+        <w:t xml:space="preserve"> lăn không trượt xuống mặt phẳng nghiêng là hệ số ma sát không dưới </w:t>
+      </w:r>
+      <w:r>
+        <w:rPr>
+          <w:rFonts w:eastAsiaTheme="minorEastAsia"/>
+          <w:lang w:val="en-US"/>
+        </w:rPr>
+        <w:t>q</w:t>
+      </w:r>
+      <w:r>
+        <w:rPr>
+          <w:rFonts w:eastAsiaTheme="minorEastAsia"/>
+          <w:lang w:val="en-US"/>
+        </w:rPr>
+        <w:t>tan(</w:t>
+      </w:r>
+      <w:r>
+        <w:rPr>
+          <w:rFonts w:ascii="Arial" w:eastAsiaTheme="minorEastAsia" w:hAnsi="Arial" w:cs="Arial"/>
+          <w:lang w:val="en-US"/>
+        </w:rPr>
+        <w:t>θ</w:t>
+      </w:r>
+      <w:r>
+        <w:rPr>
+          <w:rFonts w:eastAsiaTheme="minorEastAsia"/>
+          <w:lang w:val="en-US"/>
+        </w:rPr>
+        <w:t>)</w:t>
       </w:r>
     </w:p>
     <w:p>
@@ -6054,6 +6167,41 @@
           <w:rFonts w:eastAsiaTheme="minorEastAsia"/>
           <w:lang w:val="en-US"/>
         </w:rPr>
+        <w:t>vật trụ hoặc cầu bán kính r</w:t>
+      </w:r>
+      <w:r>
+        <w:rPr>
+          <w:rFonts w:eastAsiaTheme="minorEastAsia"/>
+          <w:lang w:val="en-US"/>
+        </w:rPr>
+        <w:t xml:space="preserve"> đang quay đều về phía trước quanh trục đối xứng nằm ngang</w:t>
+      </w:r>
+      <w:r>
+        <w:rPr>
+          <w:rFonts w:eastAsiaTheme="minorEastAsia"/>
+          <w:lang w:val="en-US"/>
+        </w:rPr>
+        <w:t xml:space="preserve"> với tốc độ góc </w:t>
+      </w:r>
+      <w:r>
+        <w:rPr>
+          <w:rFonts w:eastAsiaTheme="minorEastAsia" w:cstheme="minorHAnsi"/>
+          <w:lang w:val="en-US"/>
+        </w:rPr>
+        <w:t>ω</w:t>
+      </w:r>
+      <w:r>
+        <w:rPr>
+          <w:rFonts w:eastAsiaTheme="minorEastAsia"/>
+          <w:lang w:val="en-US"/>
+        </w:rPr>
+        <w:t xml:space="preserve">, không tịnh tiến, bỗng dưng đặt nó xuống mặt đất, gọi điểm tiếp xúc khi này là A, khi này, lực ma sát trượt tại A sẽ hướng về phía trước để cản sự quay, làm </w:t>
+      </w:r>
+      <w:r>
+        <w:rPr>
+          <w:rFonts w:eastAsiaTheme="minorEastAsia"/>
+          <w:lang w:val="en-US"/>
+        </w:rPr>
         <w:t>vật</w:t>
       </w:r>
       <w:r>
@@ -6061,28 +6209,14 @@
           <w:rFonts w:eastAsiaTheme="minorEastAsia"/>
           <w:lang w:val="en-US"/>
         </w:rPr>
-        <w:t xml:space="preserve"> </w:t>
-      </w:r>
-      <w:r>
-        <w:rPr>
-          <w:rFonts w:eastAsiaTheme="minorEastAsia"/>
-          <w:lang w:val="en-US"/>
-        </w:rPr>
-        <w:t xml:space="preserve">lăn không trượt xuống mặt phẳng nghiêng góc </w:t>
-      </w:r>
-      <w:r>
-        <w:rPr>
-          <w:rFonts w:ascii="Arial" w:eastAsiaTheme="minorEastAsia" w:hAnsi="Arial" w:cs="Arial"/>
-          <w:lang w:val="en-US"/>
-        </w:rPr>
-        <w:t>θ dưới tác dụng của trọng trường đều hướng thẳng xuống dưới với gia tốc trọng trường g</w:t>
-      </w:r>
-      <w:r>
-        <w:rPr>
-          <w:rFonts w:eastAsiaTheme="minorEastAsia"/>
-          <w:lang w:val="en-US"/>
-        </w:rPr>
-        <w:t xml:space="preserve">, khi đó gia tốc của trọng tâm </w:t>
+        <w:t xml:space="preserve"> tiến về phía trước đồng thời giảm tốc độ góc, đến khi tốc độ của A = tốc độ khối tâm thì chuyển sang lăn không trượt</w:t>
+      </w:r>
+      <w:r>
+        <w:rPr>
+          <w:rFonts w:eastAsiaTheme="minorEastAsia"/>
+          <w:lang w:val="en-US"/>
+        </w:rPr>
+        <w:t xml:space="preserve">, khi này không có lực ma sát nào tác dụng lên </w:t>
       </w:r>
       <w:r>
         <w:rPr>
@@ -6096,35 +6230,56 @@
           <w:rFonts w:eastAsiaTheme="minorEastAsia"/>
           <w:lang w:val="en-US"/>
         </w:rPr>
-        <w:t xml:space="preserve"> = </w:t>
-      </w:r>
-      <w:r>
-        <w:rPr>
-          <w:rFonts w:eastAsiaTheme="minorEastAsia"/>
-          <w:lang w:val="en-US"/>
-        </w:rPr>
-        <w:t>(1 – q)</w:t>
-      </w:r>
-      <w:r>
-        <w:rPr>
-          <w:rFonts w:eastAsiaTheme="minorEastAsia"/>
-          <w:lang w:val="en-US"/>
-        </w:rPr>
-        <w:t>gsin(</w:t>
-      </w:r>
-      <w:r>
-        <w:rPr>
-          <w:rFonts w:ascii="Arial" w:eastAsiaTheme="minorEastAsia" w:hAnsi="Arial" w:cs="Arial"/>
-          <w:lang w:val="en-US"/>
-        </w:rPr>
-        <w:t>θ</w:t>
-      </w:r>
-      <w:r>
-        <w:rPr>
-          <w:rFonts w:eastAsiaTheme="minorEastAsia"/>
-          <w:lang w:val="en-US"/>
-        </w:rPr>
-        <w:t>)</w:t>
+        <w:t xml:space="preserve"> nữa, nó lăn mãi mãi</w:t>
+      </w:r>
+      <w:r>
+        <w:rPr>
+          <w:rFonts w:eastAsiaTheme="minorEastAsia"/>
+          <w:lang w:val="en-US"/>
+        </w:rPr>
+        <w:t>, vận tốc lúc bắt đầu lăn không trượt = q</w:t>
+      </w:r>
+      <w:r>
+        <w:rPr>
+          <w:rFonts w:eastAsiaTheme="minorEastAsia" w:cstheme="minorHAnsi"/>
+          <w:lang w:val="en-US"/>
+        </w:rPr>
+        <w:t>ω</w:t>
+      </w:r>
+      <w:r>
+        <w:rPr>
+          <w:rFonts w:eastAsiaTheme="minorEastAsia"/>
+          <w:lang w:val="en-US"/>
+        </w:rPr>
+        <w:t>r</w:t>
+      </w:r>
+    </w:p>
+    <w:p>
+      <w:pPr>
+        <w:pStyle w:val="ListParagraph"/>
+        <w:numPr>
+          <w:ilvl w:val="0"/>
+          <w:numId w:val="9"/>
+        </w:numPr>
+        <w:rPr>
+          <w:rFonts w:ascii="Cambria Math" w:hAnsi="Cambria Math"/>
+          <w:lang w:val="en-US"/>
+          <w:oMath/>
+        </w:rPr>
+      </w:pPr>
+      <w:r>
+        <w:rPr>
+          <w:rFonts w:eastAsiaTheme="minorEastAsia"/>
+          <w:lang w:val="en-US"/>
+        </w:rPr>
+        <w:t xml:space="preserve">Bản </w:t>
+      </w:r>
+      <w:r>
+        <w:rPr>
+          <w:rFonts w:eastAsiaTheme="minorEastAsia"/>
+          <w:lang w:val="en-US"/>
+        </w:rPr>
+        <w:t>Chất Lực Căng Dây?</w:t>
       </w:r>
     </w:p>
     <w:p>
@@ -6145,49 +6300,28 @@
           <w:rFonts w:eastAsiaTheme="minorEastAsia"/>
           <w:lang w:val="en-US"/>
         </w:rPr>
-        <w:t xml:space="preserve">Cũng trường hợp trên, điều kiện để </w:t>
-      </w:r>
-      <w:r>
-        <w:rPr>
-          <w:rFonts w:eastAsiaTheme="minorEastAsia"/>
-          <w:lang w:val="en-US"/>
-        </w:rPr>
-        <w:t>vật</w:t>
-      </w:r>
-      <w:r>
-        <w:rPr>
-          <w:rFonts w:eastAsiaTheme="minorEastAsia"/>
-          <w:lang w:val="en-US"/>
-        </w:rPr>
-        <w:t xml:space="preserve"> lăn không trượt xuống mặt phẳng nghiêng là hệ số ma sát không dưới </w:t>
-      </w:r>
-      <w:r>
-        <w:rPr>
-          <w:rFonts w:eastAsiaTheme="minorEastAsia"/>
-          <w:lang w:val="en-US"/>
-        </w:rPr>
-        <w:t>q</w:t>
-      </w:r>
-      <w:r>
-        <w:rPr>
-          <w:rFonts w:eastAsiaTheme="minorEastAsia"/>
-          <w:lang w:val="en-US"/>
-        </w:rPr>
-        <w:t>tan(</w:t>
-      </w:r>
-      <w:r>
-        <w:rPr>
-          <w:rFonts w:ascii="Arial" w:eastAsiaTheme="minorEastAsia" w:hAnsi="Arial" w:cs="Arial"/>
-          <w:lang w:val="en-US"/>
-        </w:rPr>
-        <w:t>θ</w:t>
-      </w:r>
-      <w:r>
-        <w:rPr>
-          <w:rFonts w:eastAsiaTheme="minorEastAsia"/>
-          <w:lang w:val="en-US"/>
-        </w:rPr>
-        <w:t>)</w:t>
+        <w:t xml:space="preserve">Giả sử bạn có 1 hệ gồm 1 trần nhà </w:t>
+      </w:r>
+      <w:r>
+        <w:rPr>
+          <w:rFonts w:eastAsiaTheme="minorEastAsia"/>
+          <w:lang w:val="en-US"/>
+        </w:rPr>
+        <w:t>đan</w:t>
+      </w:r>
+      <w:r>
+        <w:rPr>
+          <w:rFonts w:eastAsiaTheme="minorEastAsia"/>
+          <w:lang w:val="en-US"/>
+        </w:rPr>
+        <w:t>g đứng yên với khối lượng vô tận, nghĩa là tác dụng lực kiểu gì cũng đéo tăng tốc</w:t>
+      </w:r>
+      <w:r>
+        <w:rPr>
+          <w:rFonts w:eastAsiaTheme="minorEastAsia"/>
+          <w:lang w:val="en-US"/>
+        </w:rPr>
+        <w:t>, 1 sợi dây 1 đầu gắn vào trần 1 đầu gắn 1 quả bóng, sợi dây này coi như không giãn và khối lượng = 0, và không thể đứt, hệ đặt trong 1 trọng trường đều, chiều hướng xuống dưới</w:t>
       </w:r>
     </w:p>
     <w:p>
@@ -6208,98 +6342,462 @@
           <w:rFonts w:eastAsiaTheme="minorEastAsia"/>
           <w:lang w:val="en-US"/>
         </w:rPr>
-        <w:t xml:space="preserve">Cho 1 </w:t>
-      </w:r>
-      <w:r>
-        <w:rPr>
-          <w:rFonts w:eastAsiaTheme="minorEastAsia"/>
-          <w:lang w:val="en-US"/>
-        </w:rPr>
-        <w:t>vật trụ hoặc cầu bán kính r</w:t>
-      </w:r>
-      <w:r>
-        <w:rPr>
-          <w:rFonts w:eastAsiaTheme="minorEastAsia"/>
-          <w:lang w:val="en-US"/>
-        </w:rPr>
-        <w:t xml:space="preserve"> đang quay đều về phía trước quanh trục đối xứng nằm ngang</w:t>
-      </w:r>
-      <w:r>
-        <w:rPr>
-          <w:rFonts w:eastAsiaTheme="minorEastAsia"/>
-          <w:lang w:val="en-US"/>
-        </w:rPr>
-        <w:t xml:space="preserve"> với tốc độ góc </w:t>
-      </w:r>
-      <w:r>
-        <w:rPr>
-          <w:rFonts w:eastAsiaTheme="minorEastAsia" w:cstheme="minorHAnsi"/>
-          <w:lang w:val="en-US"/>
-        </w:rPr>
-        <w:t>ω</w:t>
-      </w:r>
-      <w:r>
-        <w:rPr>
-          <w:rFonts w:eastAsiaTheme="minorEastAsia"/>
-          <w:lang w:val="en-US"/>
-        </w:rPr>
-        <w:t xml:space="preserve">, không tịnh tiến, bỗng dưng đặt nó xuống mặt đất, gọi điểm tiếp xúc khi này là A, khi này, lực ma sát trượt tại A sẽ hướng về phía trước để cản sự quay, làm </w:t>
-      </w:r>
-      <w:r>
-        <w:rPr>
-          <w:rFonts w:eastAsiaTheme="minorEastAsia"/>
-          <w:lang w:val="en-US"/>
-        </w:rPr>
-        <w:t>vật</w:t>
-      </w:r>
-      <w:r>
-        <w:rPr>
-          <w:rFonts w:eastAsiaTheme="minorEastAsia"/>
-          <w:lang w:val="en-US"/>
-        </w:rPr>
-        <w:t xml:space="preserve"> tiến về phía trước đồng thời giảm tốc độ góc, đến khi tốc độ của A = tốc độ khối tâm thì chuyển sang lăn không trượt</w:t>
-      </w:r>
-      <w:r>
-        <w:rPr>
-          <w:rFonts w:eastAsiaTheme="minorEastAsia"/>
-          <w:lang w:val="en-US"/>
-        </w:rPr>
-        <w:t xml:space="preserve">, khi này không có lực ma sát nào tác dụng lên </w:t>
-      </w:r>
-      <w:r>
-        <w:rPr>
-          <w:rFonts w:eastAsiaTheme="minorEastAsia"/>
-          <w:lang w:val="en-US"/>
-        </w:rPr>
-        <w:t>vật</w:t>
-      </w:r>
-      <w:r>
-        <w:rPr>
-          <w:rFonts w:eastAsiaTheme="minorEastAsia"/>
-          <w:lang w:val="en-US"/>
-        </w:rPr>
-        <w:t xml:space="preserve"> nữa, nó lăn mãi mãi</w:t>
-      </w:r>
-      <w:r>
-        <w:rPr>
-          <w:rFonts w:eastAsiaTheme="minorEastAsia"/>
-          <w:lang w:val="en-US"/>
-        </w:rPr>
-        <w:t>, vận tốc lúc bắt đầu lăn không trượt = q</w:t>
-      </w:r>
-      <w:r>
-        <w:rPr>
-          <w:rFonts w:eastAsiaTheme="minorEastAsia" w:cstheme="minorHAnsi"/>
-          <w:lang w:val="en-US"/>
-        </w:rPr>
-        <w:t>ω</w:t>
-      </w:r>
-      <w:r>
-        <w:rPr>
-          <w:rFonts w:eastAsiaTheme="minorEastAsia"/>
-          <w:lang w:val="en-US"/>
-        </w:rPr>
-        <w:t>r</w:t>
+        <w:t>Khi này, sẽ có trọng lực tác dụng lên quả bóng, và do dây không thể đứt nên quả bóng đứng yên, do đó có 1 lực khác cũng tác dụng lên quả bóng và triệt tiêu trọng lực</w:t>
+      </w:r>
+      <w:r>
+        <w:rPr>
+          <w:rFonts w:eastAsiaTheme="minorEastAsia"/>
+          <w:lang w:val="en-US"/>
+        </w:rPr>
+        <w:t>, gọi lực này là F</w:t>
+      </w:r>
+      <w:r>
+        <w:rPr>
+          <w:rFonts w:eastAsiaTheme="minorEastAsia"/>
+          <w:vertAlign w:val="subscript"/>
+          <w:lang w:val="en-US"/>
+        </w:rPr>
+        <w:t>0</w:t>
+      </w:r>
+    </w:p>
+    <w:p>
+      <w:pPr>
+        <w:pStyle w:val="ListParagraph"/>
+        <w:numPr>
+          <w:ilvl w:val="0"/>
+          <w:numId w:val="6"/>
+        </w:numPr>
+        <w:rPr>
+          <w:rFonts w:ascii="Cambria Math" w:hAnsi="Cambria Math"/>
+          <w:lang w:val="en-US"/>
+          <w:oMath/>
+        </w:rPr>
+      </w:pPr>
+      <w:r>
+        <w:rPr>
+          <w:rFonts w:eastAsiaTheme="minorEastAsia"/>
+          <w:lang w:val="en-US"/>
+        </w:rPr>
+        <w:t>Xét 1 đoạn cực ngắn của sợi dây ngay trước quả bóng,</w:t>
+      </w:r>
+      <w:r>
+        <w:rPr>
+          <w:rFonts w:eastAsiaTheme="minorEastAsia"/>
+          <w:lang w:val="en-US"/>
+        </w:rPr>
+        <w:t xml:space="preserve"> đoạn này chịu lực kéo của quả bóng, gọi là F</w:t>
+      </w:r>
+      <w:r>
+        <w:rPr>
+          <w:rFonts w:eastAsiaTheme="minorEastAsia"/>
+          <w:vertAlign w:val="subscript"/>
+          <w:lang w:val="en-US"/>
+        </w:rPr>
+        <w:t>1</w:t>
+      </w:r>
+      <w:r>
+        <w:rPr>
+          <w:rFonts w:eastAsiaTheme="minorEastAsia"/>
+          <w:lang w:val="en-US"/>
+        </w:rPr>
+        <w:t>, và 1 lực khác triệt tiêu nó, gọi là F</w:t>
+      </w:r>
+      <w:r>
+        <w:rPr>
+          <w:rFonts w:eastAsiaTheme="minorEastAsia"/>
+          <w:vertAlign w:val="subscript"/>
+          <w:lang w:val="en-US"/>
+        </w:rPr>
+        <w:t>2</w:t>
+      </w:r>
+      <w:r>
+        <w:rPr>
+          <w:rFonts w:eastAsiaTheme="minorEastAsia"/>
+          <w:lang w:val="en-US"/>
+        </w:rPr>
+        <w:t xml:space="preserve"> do vậy đoạn dây mới đứng yên</w:t>
+      </w:r>
+    </w:p>
+    <w:p>
+      <w:pPr>
+        <w:pStyle w:val="ListParagraph"/>
+        <w:numPr>
+          <w:ilvl w:val="0"/>
+          <w:numId w:val="6"/>
+        </w:numPr>
+        <w:rPr>
+          <w:rFonts w:ascii="Cambria Math" w:hAnsi="Cambria Math"/>
+          <w:lang w:val="en-US"/>
+          <w:oMath/>
+        </w:rPr>
+      </w:pPr>
+      <w:r>
+        <w:rPr>
+          <w:rFonts w:eastAsiaTheme="minorEastAsia"/>
+          <w:lang w:val="en-US"/>
+        </w:rPr>
+        <w:t>Dễ thấy F</w:t>
+      </w:r>
+      <w:r>
+        <w:rPr>
+          <w:rFonts w:eastAsiaTheme="minorEastAsia"/>
+          <w:vertAlign w:val="subscript"/>
+          <w:lang w:val="en-US"/>
+        </w:rPr>
+        <w:t>0</w:t>
+      </w:r>
+      <w:r>
+        <w:rPr>
+          <w:rFonts w:eastAsiaTheme="minorEastAsia"/>
+          <w:lang w:val="en-US"/>
+        </w:rPr>
+        <w:t xml:space="preserve"> v</w:t>
+      </w:r>
+      <w:r>
+        <w:rPr>
+          <w:rFonts w:eastAsiaTheme="minorEastAsia"/>
+          <w:lang w:val="en-US"/>
+        </w:rPr>
+        <w:t>à</w:t>
+      </w:r>
+      <w:r>
+        <w:rPr>
+          <w:rFonts w:eastAsiaTheme="minorEastAsia"/>
+          <w:lang w:val="en-US"/>
+        </w:rPr>
+        <w:t xml:space="preserve"> F</w:t>
+      </w:r>
+      <w:r>
+        <w:rPr>
+          <w:rFonts w:eastAsiaTheme="minorEastAsia"/>
+          <w:vertAlign w:val="subscript"/>
+          <w:lang w:val="en-US"/>
+        </w:rPr>
+        <w:t>1</w:t>
+      </w:r>
+      <w:r>
+        <w:rPr>
+          <w:rFonts w:eastAsiaTheme="minorEastAsia"/>
+          <w:lang w:val="en-US"/>
+        </w:rPr>
+        <w:t xml:space="preserve"> chính là phản lực của nhau</w:t>
+      </w:r>
+    </w:p>
+    <w:p>
+      <w:pPr>
+        <w:pStyle w:val="ListParagraph"/>
+        <w:numPr>
+          <w:ilvl w:val="0"/>
+          <w:numId w:val="6"/>
+        </w:numPr>
+        <w:rPr>
+          <w:rFonts w:ascii="Cambria Math" w:hAnsi="Cambria Math"/>
+          <w:lang w:val="en-US"/>
+          <w:oMath/>
+        </w:rPr>
+      </w:pPr>
+      <w:r>
+        <w:rPr>
+          <w:rFonts w:eastAsiaTheme="minorEastAsia"/>
+          <w:lang w:val="en-US"/>
+        </w:rPr>
+        <w:t>Xét đoạn dây tương tự ngay sau đoạn dây đầu tiên, đoạn này cũng chịu 1 lực F</w:t>
+      </w:r>
+      <w:r>
+        <w:rPr>
+          <w:rFonts w:eastAsiaTheme="minorEastAsia"/>
+          <w:vertAlign w:val="subscript"/>
+          <w:lang w:val="en-US"/>
+        </w:rPr>
+        <w:t>3</w:t>
+      </w:r>
+      <w:r>
+        <w:rPr>
+          <w:rFonts w:eastAsiaTheme="minorEastAsia"/>
+          <w:lang w:val="en-US"/>
+        </w:rPr>
+        <w:t xml:space="preserve"> hướng xuống dưới  và F</w:t>
+      </w:r>
+      <w:r>
+        <w:rPr>
+          <w:rFonts w:eastAsiaTheme="minorEastAsia"/>
+          <w:vertAlign w:val="subscript"/>
+          <w:lang w:val="en-US"/>
+        </w:rPr>
+        <w:t>4</w:t>
+      </w:r>
+      <w:r>
+        <w:rPr>
+          <w:rFonts w:eastAsiaTheme="minorEastAsia"/>
+          <w:lang w:val="en-US"/>
+        </w:rPr>
+        <w:t xml:space="preserve"> hướng lên trên</w:t>
+      </w:r>
+    </w:p>
+    <w:p>
+      <w:pPr>
+        <w:pStyle w:val="ListParagraph"/>
+        <w:numPr>
+          <w:ilvl w:val="0"/>
+          <w:numId w:val="6"/>
+        </w:numPr>
+        <w:rPr>
+          <w:rFonts w:ascii="Cambria Math" w:hAnsi="Cambria Math"/>
+          <w:lang w:val="en-US"/>
+          <w:oMath/>
+        </w:rPr>
+      </w:pPr>
+      <w:r>
+        <w:rPr>
+          <w:rFonts w:eastAsiaTheme="minorEastAsia"/>
+          <w:lang w:val="en-US"/>
+        </w:rPr>
+        <w:t>Dễ thấy F</w:t>
+      </w:r>
+      <w:r>
+        <w:rPr>
+          <w:rFonts w:eastAsiaTheme="minorEastAsia"/>
+          <w:vertAlign w:val="subscript"/>
+          <w:lang w:val="en-US"/>
+        </w:rPr>
+        <w:t>2</w:t>
+      </w:r>
+      <w:r>
+        <w:rPr>
+          <w:rFonts w:eastAsiaTheme="minorEastAsia"/>
+          <w:lang w:val="en-US"/>
+        </w:rPr>
+        <w:t xml:space="preserve"> và F</w:t>
+      </w:r>
+      <w:r>
+        <w:rPr>
+          <w:rFonts w:eastAsiaTheme="minorEastAsia"/>
+          <w:vertAlign w:val="subscript"/>
+          <w:lang w:val="en-US"/>
+        </w:rPr>
+        <w:t>3</w:t>
+      </w:r>
+      <w:r>
+        <w:rPr>
+          <w:rFonts w:eastAsiaTheme="minorEastAsia"/>
+          <w:lang w:val="en-US"/>
+        </w:rPr>
+        <w:t xml:space="preserve"> chính là phản lực của nhau</w:t>
+      </w:r>
+    </w:p>
+    <w:p>
+      <w:pPr>
+        <w:pStyle w:val="ListParagraph"/>
+        <w:numPr>
+          <w:ilvl w:val="0"/>
+          <w:numId w:val="6"/>
+        </w:numPr>
+        <w:rPr>
+          <w:rFonts w:ascii="Cambria Math" w:hAnsi="Cambria Math"/>
+          <w:lang w:val="en-US"/>
+          <w:oMath/>
+        </w:rPr>
+      </w:pPr>
+      <w:r>
+        <w:rPr>
+          <w:rFonts w:eastAsiaTheme="minorEastAsia"/>
+          <w:lang w:val="en-US"/>
+        </w:rPr>
+        <w:t>Vân vân cho đến đoạn ngay trước trần nhà</w:t>
+      </w:r>
+    </w:p>
+    <w:p>
+      <w:pPr>
+        <w:pStyle w:val="ListParagraph"/>
+        <w:numPr>
+          <w:ilvl w:val="0"/>
+          <w:numId w:val="6"/>
+        </w:numPr>
+        <w:rPr>
+          <w:rFonts w:ascii="Cambria Math" w:hAnsi="Cambria Math"/>
+          <w:lang w:val="en-US"/>
+          <w:oMath/>
+        </w:rPr>
+      </w:pPr>
+      <w:r>
+        <w:rPr>
+          <w:rFonts w:eastAsiaTheme="minorEastAsia"/>
+          <w:lang w:val="en-US"/>
+        </w:rPr>
+        <w:t>Đoạn này cũng chịu 1 lực F</w:t>
+      </w:r>
+      <w:r>
+        <w:rPr>
+          <w:rFonts w:eastAsiaTheme="minorEastAsia"/>
+          <w:vertAlign w:val="subscript"/>
+          <w:lang w:val="en-US"/>
+        </w:rPr>
+        <w:t>5</w:t>
+      </w:r>
+      <w:r>
+        <w:rPr>
+          <w:rFonts w:eastAsiaTheme="minorEastAsia"/>
+          <w:lang w:val="en-US"/>
+        </w:rPr>
+        <w:t xml:space="preserve"> hướng xuống và F</w:t>
+      </w:r>
+      <w:r>
+        <w:rPr>
+          <w:rFonts w:eastAsiaTheme="minorEastAsia"/>
+          <w:vertAlign w:val="subscript"/>
+          <w:lang w:val="en-US"/>
+        </w:rPr>
+        <w:t>6</w:t>
+      </w:r>
+      <w:r>
+        <w:rPr>
+          <w:rFonts w:eastAsiaTheme="minorEastAsia"/>
+          <w:lang w:val="en-US"/>
+        </w:rPr>
+        <w:t xml:space="preserve"> hướng lên</w:t>
+      </w:r>
+    </w:p>
+    <w:p>
+      <w:pPr>
+        <w:pStyle w:val="ListParagraph"/>
+        <w:numPr>
+          <w:ilvl w:val="0"/>
+          <w:numId w:val="6"/>
+        </w:numPr>
+        <w:rPr>
+          <w:rFonts w:ascii="Cambria Math" w:hAnsi="Cambria Math"/>
+          <w:lang w:val="en-US"/>
+          <w:oMath/>
+        </w:rPr>
+      </w:pPr>
+      <w:r>
+        <w:rPr>
+          <w:rFonts w:eastAsiaTheme="minorEastAsia"/>
+          <w:lang w:val="en-US"/>
+        </w:rPr>
+        <w:t>Còn trần nhà, nó chịu 1 lực F</w:t>
+      </w:r>
+      <w:r>
+        <w:rPr>
+          <w:rFonts w:eastAsiaTheme="minorEastAsia"/>
+          <w:vertAlign w:val="subscript"/>
+          <w:lang w:val="en-US"/>
+        </w:rPr>
+        <w:t>7</w:t>
+      </w:r>
+      <w:r>
+        <w:rPr>
+          <w:rFonts w:eastAsiaTheme="minorEastAsia"/>
+          <w:lang w:val="en-US"/>
+        </w:rPr>
+        <w:t xml:space="preserve"> hướng xuống</w:t>
+      </w:r>
+      <w:r>
+        <w:rPr>
+          <w:rFonts w:eastAsiaTheme="minorEastAsia"/>
+          <w:lang w:val="en-US"/>
+        </w:rPr>
+        <w:t>, và vẫn đứng yên do khối lượng vô tận</w:t>
+      </w:r>
+    </w:p>
+    <w:p>
+      <w:pPr>
+        <w:pStyle w:val="ListParagraph"/>
+        <w:numPr>
+          <w:ilvl w:val="0"/>
+          <w:numId w:val="6"/>
+        </w:numPr>
+        <w:rPr>
+          <w:rFonts w:ascii="Cambria Math" w:hAnsi="Cambria Math"/>
+          <w:lang w:val="en-US"/>
+          <w:oMath/>
+        </w:rPr>
+      </w:pPr>
+      <w:r>
+        <w:rPr>
+          <w:rFonts w:eastAsiaTheme="minorEastAsia"/>
+          <w:lang w:val="en-US"/>
+        </w:rPr>
+        <w:t>Dễ thấy F</w:t>
+      </w:r>
+      <w:r>
+        <w:rPr>
+          <w:rFonts w:eastAsiaTheme="minorEastAsia"/>
+          <w:vertAlign w:val="subscript"/>
+          <w:lang w:val="en-US"/>
+        </w:rPr>
+        <w:t>6</w:t>
+      </w:r>
+      <w:r>
+        <w:rPr>
+          <w:rFonts w:eastAsiaTheme="minorEastAsia"/>
+          <w:lang w:val="en-US"/>
+        </w:rPr>
+        <w:t xml:space="preserve"> và F</w:t>
+      </w:r>
+      <w:r>
+        <w:rPr>
+          <w:rFonts w:eastAsiaTheme="minorEastAsia"/>
+          <w:vertAlign w:val="subscript"/>
+          <w:lang w:val="en-US"/>
+        </w:rPr>
+        <w:t>7</w:t>
+      </w:r>
+      <w:r>
+        <w:rPr>
+          <w:rFonts w:eastAsiaTheme="minorEastAsia"/>
+          <w:lang w:val="en-US"/>
+        </w:rPr>
+        <w:t xml:space="preserve"> là phản lực của nhau</w:t>
+      </w:r>
+    </w:p>
+    <w:p>
+      <w:pPr>
+        <w:pStyle w:val="ListParagraph"/>
+        <w:numPr>
+          <w:ilvl w:val="0"/>
+          <w:numId w:val="6"/>
+        </w:numPr>
+        <w:rPr>
+          <w:rFonts w:ascii="Cambria Math" w:hAnsi="Cambria Math"/>
+          <w:lang w:val="en-US"/>
+          <w:oMath/>
+        </w:rPr>
+      </w:pPr>
+      <w:r>
+        <w:rPr>
+          <w:rFonts w:eastAsiaTheme="minorEastAsia"/>
+          <w:lang w:val="en-US"/>
+        </w:rPr>
+        <w:t>Tất các đoạn dây đều chịu tác dụng của 1 cặp lực cân bằng có độ lớn = nhau</w:t>
+      </w:r>
+      <w:r>
+        <w:rPr>
+          <w:rFonts w:eastAsiaTheme="minorEastAsia"/>
+          <w:lang w:val="en-US"/>
+        </w:rPr>
+        <w:t xml:space="preserve"> = lực căng dây</w:t>
+      </w:r>
+    </w:p>
+    <w:p>
+      <w:pPr>
+        <w:pStyle w:val="ListParagraph"/>
+        <w:numPr>
+          <w:ilvl w:val="0"/>
+          <w:numId w:val="6"/>
+        </w:numPr>
+        <w:rPr>
+          <w:rFonts w:ascii="Cambria Math" w:hAnsi="Cambria Math"/>
+          <w:lang w:val="en-US"/>
+          <w:oMath/>
+        </w:rPr>
+      </w:pPr>
+      <w:r>
+        <w:rPr>
+          <w:rFonts w:eastAsiaTheme="minorEastAsia"/>
+          <w:lang w:val="en-US"/>
+        </w:rPr>
+        <w:t>Khi dây di chuyển, thì mỗi đoạn trên dây vẫn chịu tác dụng của 1 cặp lực cân bằng, lí do là khối lượng dây = 0, nên tổng hợp lực cực nhỏ vẫn có thể làm nhó di chuyển</w:t>
       </w:r>
     </w:p>
     <w:p>
@@ -6320,14 +6818,7 @@
           <w:rFonts w:eastAsiaTheme="minorEastAsia"/>
           <w:lang w:val="en-US"/>
         </w:rPr>
-        <w:t xml:space="preserve">Bản </w:t>
-      </w:r>
-      <w:r>
-        <w:rPr>
-          <w:rFonts w:eastAsiaTheme="minorEastAsia"/>
-          <w:lang w:val="en-US"/>
-        </w:rPr>
-        <w:t>Chất Lực Căng Dây?</w:t>
+        <w:t>Cách Kéo Vật Đi Ngang Tối Ưu Nhất?</w:t>
       </w:r>
     </w:p>
     <w:p>
@@ -6348,28 +6839,7 @@
           <w:rFonts w:eastAsiaTheme="minorEastAsia"/>
           <w:lang w:val="en-US"/>
         </w:rPr>
-        <w:t xml:space="preserve">Giả sử bạn có 1 hệ gồm 1 trần nhà </w:t>
-      </w:r>
-      <w:r>
-        <w:rPr>
-          <w:rFonts w:eastAsiaTheme="minorEastAsia"/>
-          <w:lang w:val="en-US"/>
-        </w:rPr>
-        <w:t>đan</w:t>
-      </w:r>
-      <w:r>
-        <w:rPr>
-          <w:rFonts w:eastAsiaTheme="minorEastAsia"/>
-          <w:lang w:val="en-US"/>
-        </w:rPr>
-        <w:t>g đứng yên với khối lượng vô tận, nghĩa là tác dụng lực kiểu gì cũng đéo tăng tốc</w:t>
-      </w:r>
-      <w:r>
-        <w:rPr>
-          <w:rFonts w:eastAsiaTheme="minorEastAsia"/>
-          <w:lang w:val="en-US"/>
-        </w:rPr>
-        <w:t>, 1 sợi dây 1 đầu gắn vào trần 1 đầu gắn 1 quả bóng, sợi dây này coi như không giãn và khối lượng = 0, và không thể đứt, hệ đặt trong 1 trọng trường đều, chiều hướng xuống dưới</w:t>
+        <w:t>Giả sử 1 vật khối lượng m đang nằm yên trên mặt đất, khi này ta muốn kéo vật đi để nó di chuyển theo chiều ngang với gia tốc không đổi có độ lớn = a, khi này thay vì kéo ngang ta kéo xiên lên, để giảm bớt 1 phần áp lực, từ đó giảm lực ma sát</w:t>
       </w:r>
     </w:p>
     <w:p>
@@ -6390,532 +6860,7 @@
           <w:rFonts w:eastAsiaTheme="minorEastAsia"/>
           <w:lang w:val="en-US"/>
         </w:rPr>
-        <w:t>Khi này, sẽ có trọng lực tác dụng lên quả bóng, và do dây không thể đứt nên quả bóng đứng yên, do đó có 1 lực khác cũng tác dụng lên quả bóng và triệt tiêu trọng lực</w:t>
-      </w:r>
-      <w:r>
-        <w:rPr>
-          <w:rFonts w:eastAsiaTheme="minorEastAsia"/>
-          <w:lang w:val="en-US"/>
-        </w:rPr>
-        <w:t>, gọi lực này là F</w:t>
-      </w:r>
-      <w:r>
-        <w:rPr>
-          <w:rFonts w:eastAsiaTheme="minorEastAsia"/>
-          <w:vertAlign w:val="subscript"/>
-          <w:lang w:val="en-US"/>
-        </w:rPr>
-        <w:t>0</w:t>
-      </w:r>
-    </w:p>
-    <w:p>
-      <w:pPr>
-        <w:pStyle w:val="ListParagraph"/>
-        <w:numPr>
-          <w:ilvl w:val="0"/>
-          <w:numId w:val="6"/>
-        </w:numPr>
-        <w:rPr>
-          <w:rFonts w:ascii="Cambria Math" w:hAnsi="Cambria Math"/>
-          <w:lang w:val="en-US"/>
-          <w:oMath/>
-        </w:rPr>
-      </w:pPr>
-      <w:r>
-        <w:rPr>
-          <w:rFonts w:eastAsiaTheme="minorEastAsia"/>
-          <w:lang w:val="en-US"/>
-        </w:rPr>
-        <w:t>Xét 1 đoạn cực ngắn của sợi dây ngay trước quả bóng,</w:t>
-      </w:r>
-      <w:r>
-        <w:rPr>
-          <w:rFonts w:eastAsiaTheme="minorEastAsia"/>
-          <w:lang w:val="en-US"/>
-        </w:rPr>
-        <w:t xml:space="preserve"> đoạn này chịu lực kéo của quả bóng, gọi là F</w:t>
-      </w:r>
-      <w:r>
-        <w:rPr>
-          <w:rFonts w:eastAsiaTheme="minorEastAsia"/>
-          <w:vertAlign w:val="subscript"/>
-          <w:lang w:val="en-US"/>
-        </w:rPr>
-        <w:t>1</w:t>
-      </w:r>
-      <w:r>
-        <w:rPr>
-          <w:rFonts w:eastAsiaTheme="minorEastAsia"/>
-          <w:lang w:val="en-US"/>
-        </w:rPr>
-        <w:t>, và 1 lực khác triệt tiêu nó, gọi là F</w:t>
-      </w:r>
-      <w:r>
-        <w:rPr>
-          <w:rFonts w:eastAsiaTheme="minorEastAsia"/>
-          <w:vertAlign w:val="subscript"/>
-          <w:lang w:val="en-US"/>
-        </w:rPr>
-        <w:t>2</w:t>
-      </w:r>
-      <w:r>
-        <w:rPr>
-          <w:rFonts w:eastAsiaTheme="minorEastAsia"/>
-          <w:lang w:val="en-US"/>
-        </w:rPr>
-        <w:t xml:space="preserve"> do vậy đoạn dây mới đứng yên</w:t>
-      </w:r>
-    </w:p>
-    <w:p>
-      <w:pPr>
-        <w:pStyle w:val="ListParagraph"/>
-        <w:numPr>
-          <w:ilvl w:val="0"/>
-          <w:numId w:val="6"/>
-        </w:numPr>
-        <w:rPr>
-          <w:rFonts w:ascii="Cambria Math" w:hAnsi="Cambria Math"/>
-          <w:lang w:val="en-US"/>
-          <w:oMath/>
-        </w:rPr>
-      </w:pPr>
-      <w:r>
-        <w:rPr>
-          <w:rFonts w:eastAsiaTheme="minorEastAsia"/>
-          <w:lang w:val="en-US"/>
-        </w:rPr>
-        <w:t>Dễ thấy F</w:t>
-      </w:r>
-      <w:r>
-        <w:rPr>
-          <w:rFonts w:eastAsiaTheme="minorEastAsia"/>
-          <w:vertAlign w:val="subscript"/>
-          <w:lang w:val="en-US"/>
-        </w:rPr>
-        <w:t>0</w:t>
-      </w:r>
-      <w:r>
-        <w:rPr>
-          <w:rFonts w:eastAsiaTheme="minorEastAsia"/>
-          <w:lang w:val="en-US"/>
-        </w:rPr>
-        <w:t xml:space="preserve"> v</w:t>
-      </w:r>
-      <w:r>
-        <w:rPr>
-          <w:rFonts w:eastAsiaTheme="minorEastAsia"/>
-          <w:lang w:val="en-US"/>
-        </w:rPr>
-        <w:t>à</w:t>
-      </w:r>
-      <w:r>
-        <w:rPr>
-          <w:rFonts w:eastAsiaTheme="minorEastAsia"/>
-          <w:lang w:val="en-US"/>
-        </w:rPr>
-        <w:t xml:space="preserve"> F</w:t>
-      </w:r>
-      <w:r>
-        <w:rPr>
-          <w:rFonts w:eastAsiaTheme="minorEastAsia"/>
-          <w:vertAlign w:val="subscript"/>
-          <w:lang w:val="en-US"/>
-        </w:rPr>
-        <w:t>1</w:t>
-      </w:r>
-      <w:r>
-        <w:rPr>
-          <w:rFonts w:eastAsiaTheme="minorEastAsia"/>
-          <w:lang w:val="en-US"/>
-        </w:rPr>
-        <w:t xml:space="preserve"> chính là phản lực của nhau</w:t>
-      </w:r>
-    </w:p>
-    <w:p>
-      <w:pPr>
-        <w:pStyle w:val="ListParagraph"/>
-        <w:numPr>
-          <w:ilvl w:val="0"/>
-          <w:numId w:val="6"/>
-        </w:numPr>
-        <w:rPr>
-          <w:rFonts w:ascii="Cambria Math" w:hAnsi="Cambria Math"/>
-          <w:lang w:val="en-US"/>
-          <w:oMath/>
-        </w:rPr>
-      </w:pPr>
-      <w:r>
-        <w:rPr>
-          <w:rFonts w:eastAsiaTheme="minorEastAsia"/>
-          <w:lang w:val="en-US"/>
-        </w:rPr>
-        <w:t>Xét đoạn dây tương tự ngay sau đoạn dây đầu tiên, đoạn này cũng chịu 1 lực F</w:t>
-      </w:r>
-      <w:r>
-        <w:rPr>
-          <w:rFonts w:eastAsiaTheme="minorEastAsia"/>
-          <w:vertAlign w:val="subscript"/>
-          <w:lang w:val="en-US"/>
-        </w:rPr>
-        <w:t>3</w:t>
-      </w:r>
-      <w:r>
-        <w:rPr>
-          <w:rFonts w:eastAsiaTheme="minorEastAsia"/>
-          <w:lang w:val="en-US"/>
-        </w:rPr>
-        <w:t xml:space="preserve"> hướng xuống dưới  và F</w:t>
-      </w:r>
-      <w:r>
-        <w:rPr>
-          <w:rFonts w:eastAsiaTheme="minorEastAsia"/>
-          <w:vertAlign w:val="subscript"/>
-          <w:lang w:val="en-US"/>
-        </w:rPr>
-        <w:t>4</w:t>
-      </w:r>
-      <w:r>
-        <w:rPr>
-          <w:rFonts w:eastAsiaTheme="minorEastAsia"/>
-          <w:lang w:val="en-US"/>
-        </w:rPr>
-        <w:t xml:space="preserve"> hướng lên trên</w:t>
-      </w:r>
-    </w:p>
-    <w:p>
-      <w:pPr>
-        <w:pStyle w:val="ListParagraph"/>
-        <w:numPr>
-          <w:ilvl w:val="0"/>
-          <w:numId w:val="6"/>
-        </w:numPr>
-        <w:rPr>
-          <w:rFonts w:ascii="Cambria Math" w:hAnsi="Cambria Math"/>
-          <w:lang w:val="en-US"/>
-          <w:oMath/>
-        </w:rPr>
-      </w:pPr>
-      <w:r>
-        <w:rPr>
-          <w:rFonts w:eastAsiaTheme="minorEastAsia"/>
-          <w:lang w:val="en-US"/>
-        </w:rPr>
-        <w:t>Dễ thấy F</w:t>
-      </w:r>
-      <w:r>
-        <w:rPr>
-          <w:rFonts w:eastAsiaTheme="minorEastAsia"/>
-          <w:vertAlign w:val="subscript"/>
-          <w:lang w:val="en-US"/>
-        </w:rPr>
-        <w:t>2</w:t>
-      </w:r>
-      <w:r>
-        <w:rPr>
-          <w:rFonts w:eastAsiaTheme="minorEastAsia"/>
-          <w:lang w:val="en-US"/>
-        </w:rPr>
-        <w:t xml:space="preserve"> và F</w:t>
-      </w:r>
-      <w:r>
-        <w:rPr>
-          <w:rFonts w:eastAsiaTheme="minorEastAsia"/>
-          <w:vertAlign w:val="subscript"/>
-          <w:lang w:val="en-US"/>
-        </w:rPr>
-        <w:t>3</w:t>
-      </w:r>
-      <w:r>
-        <w:rPr>
-          <w:rFonts w:eastAsiaTheme="minorEastAsia"/>
-          <w:lang w:val="en-US"/>
-        </w:rPr>
-        <w:t xml:space="preserve"> chính là phản lực của nhau</w:t>
-      </w:r>
-    </w:p>
-    <w:p>
-      <w:pPr>
-        <w:pStyle w:val="ListParagraph"/>
-        <w:numPr>
-          <w:ilvl w:val="0"/>
-          <w:numId w:val="6"/>
-        </w:numPr>
-        <w:rPr>
-          <w:rFonts w:ascii="Cambria Math" w:hAnsi="Cambria Math"/>
-          <w:lang w:val="en-US"/>
-          <w:oMath/>
-        </w:rPr>
-      </w:pPr>
-      <w:r>
-        <w:rPr>
-          <w:rFonts w:eastAsiaTheme="minorEastAsia"/>
-          <w:lang w:val="en-US"/>
-        </w:rPr>
-        <w:t>Vân vân cho đến đoạn ngay trước trần nhà</w:t>
-      </w:r>
-    </w:p>
-    <w:p>
-      <w:pPr>
-        <w:pStyle w:val="ListParagraph"/>
-        <w:numPr>
-          <w:ilvl w:val="0"/>
-          <w:numId w:val="6"/>
-        </w:numPr>
-        <w:rPr>
-          <w:rFonts w:ascii="Cambria Math" w:hAnsi="Cambria Math"/>
-          <w:lang w:val="en-US"/>
-          <w:oMath/>
-        </w:rPr>
-      </w:pPr>
-      <w:r>
-        <w:rPr>
-          <w:rFonts w:eastAsiaTheme="minorEastAsia"/>
-          <w:lang w:val="en-US"/>
-        </w:rPr>
-        <w:t>Đoạn này cũng chịu 1 lực F</w:t>
-      </w:r>
-      <w:r>
-        <w:rPr>
-          <w:rFonts w:eastAsiaTheme="minorEastAsia"/>
-          <w:vertAlign w:val="subscript"/>
-          <w:lang w:val="en-US"/>
-        </w:rPr>
-        <w:t>5</w:t>
-      </w:r>
-      <w:r>
-        <w:rPr>
-          <w:rFonts w:eastAsiaTheme="minorEastAsia"/>
-          <w:lang w:val="en-US"/>
-        </w:rPr>
-        <w:t xml:space="preserve"> hướng xuống và F</w:t>
-      </w:r>
-      <w:r>
-        <w:rPr>
-          <w:rFonts w:eastAsiaTheme="minorEastAsia"/>
-          <w:vertAlign w:val="subscript"/>
-          <w:lang w:val="en-US"/>
-        </w:rPr>
-        <w:t>6</w:t>
-      </w:r>
-      <w:r>
-        <w:rPr>
-          <w:rFonts w:eastAsiaTheme="minorEastAsia"/>
-          <w:lang w:val="en-US"/>
-        </w:rPr>
-        <w:t xml:space="preserve"> hướng lên</w:t>
-      </w:r>
-    </w:p>
-    <w:p>
-      <w:pPr>
-        <w:pStyle w:val="ListParagraph"/>
-        <w:numPr>
-          <w:ilvl w:val="0"/>
-          <w:numId w:val="6"/>
-        </w:numPr>
-        <w:rPr>
-          <w:rFonts w:ascii="Cambria Math" w:hAnsi="Cambria Math"/>
-          <w:lang w:val="en-US"/>
-          <w:oMath/>
-        </w:rPr>
-      </w:pPr>
-      <w:r>
-        <w:rPr>
-          <w:rFonts w:eastAsiaTheme="minorEastAsia"/>
-          <w:lang w:val="en-US"/>
-        </w:rPr>
-        <w:t>Còn trần nhà, nó chịu 1 lực F</w:t>
-      </w:r>
-      <w:r>
-        <w:rPr>
-          <w:rFonts w:eastAsiaTheme="minorEastAsia"/>
-          <w:vertAlign w:val="subscript"/>
-          <w:lang w:val="en-US"/>
-        </w:rPr>
-        <w:t>7</w:t>
-      </w:r>
-      <w:r>
-        <w:rPr>
-          <w:rFonts w:eastAsiaTheme="minorEastAsia"/>
-          <w:lang w:val="en-US"/>
-        </w:rPr>
-        <w:t xml:space="preserve"> hướng xuống</w:t>
-      </w:r>
-      <w:r>
-        <w:rPr>
-          <w:rFonts w:eastAsiaTheme="minorEastAsia"/>
-          <w:lang w:val="en-US"/>
-        </w:rPr>
-        <w:t>, và vẫn đứng yên do khối lượng vô tận</w:t>
-      </w:r>
-    </w:p>
-    <w:p>
-      <w:pPr>
-        <w:pStyle w:val="ListParagraph"/>
-        <w:numPr>
-          <w:ilvl w:val="0"/>
-          <w:numId w:val="6"/>
-        </w:numPr>
-        <w:rPr>
-          <w:rFonts w:ascii="Cambria Math" w:hAnsi="Cambria Math"/>
-          <w:lang w:val="en-US"/>
-          <w:oMath/>
-        </w:rPr>
-      </w:pPr>
-      <w:r>
-        <w:rPr>
-          <w:rFonts w:eastAsiaTheme="minorEastAsia"/>
-          <w:lang w:val="en-US"/>
-        </w:rPr>
-        <w:t>Dễ thấy F</w:t>
-      </w:r>
-      <w:r>
-        <w:rPr>
-          <w:rFonts w:eastAsiaTheme="minorEastAsia"/>
-          <w:vertAlign w:val="subscript"/>
-          <w:lang w:val="en-US"/>
-        </w:rPr>
-        <w:t>6</w:t>
-      </w:r>
-      <w:r>
-        <w:rPr>
-          <w:rFonts w:eastAsiaTheme="minorEastAsia"/>
-          <w:lang w:val="en-US"/>
-        </w:rPr>
-        <w:t xml:space="preserve"> và F</w:t>
-      </w:r>
-      <w:r>
-        <w:rPr>
-          <w:rFonts w:eastAsiaTheme="minorEastAsia"/>
-          <w:vertAlign w:val="subscript"/>
-          <w:lang w:val="en-US"/>
-        </w:rPr>
-        <w:t>7</w:t>
-      </w:r>
-      <w:r>
-        <w:rPr>
-          <w:rFonts w:eastAsiaTheme="minorEastAsia"/>
-          <w:lang w:val="en-US"/>
-        </w:rPr>
-        <w:t xml:space="preserve"> là phản lực của nhau</w:t>
-      </w:r>
-    </w:p>
-    <w:p>
-      <w:pPr>
-        <w:pStyle w:val="ListParagraph"/>
-        <w:numPr>
-          <w:ilvl w:val="0"/>
-          <w:numId w:val="6"/>
-        </w:numPr>
-        <w:rPr>
-          <w:rFonts w:ascii="Cambria Math" w:hAnsi="Cambria Math"/>
-          <w:lang w:val="en-US"/>
-          <w:oMath/>
-        </w:rPr>
-      </w:pPr>
-      <w:r>
-        <w:rPr>
-          <w:rFonts w:eastAsiaTheme="minorEastAsia"/>
-          <w:lang w:val="en-US"/>
-        </w:rPr>
-        <w:t>Tất các đoạn dây đều chịu tác dụng của 1 cặp lực cân bằng có độ lớn = nhau</w:t>
-      </w:r>
-      <w:r>
-        <w:rPr>
-          <w:rFonts w:eastAsiaTheme="minorEastAsia"/>
-          <w:lang w:val="en-US"/>
-        </w:rPr>
-        <w:t xml:space="preserve"> = lực căng dây</w:t>
-      </w:r>
-    </w:p>
-    <w:p>
-      <w:pPr>
-        <w:pStyle w:val="ListParagraph"/>
-        <w:numPr>
-          <w:ilvl w:val="0"/>
-          <w:numId w:val="6"/>
-        </w:numPr>
-        <w:rPr>
-          <w:rFonts w:ascii="Cambria Math" w:hAnsi="Cambria Math"/>
-          <w:lang w:val="en-US"/>
-          <w:oMath/>
-        </w:rPr>
-      </w:pPr>
-      <w:r>
-        <w:rPr>
-          <w:rFonts w:eastAsiaTheme="minorEastAsia"/>
-          <w:lang w:val="en-US"/>
-        </w:rPr>
-        <w:t>Khi dây di chuyển, thì mỗi đoạn trên dây vẫn chịu tác dụng của 1 cặp lực cân bằng, lí do là khối lượng dây = 0, nên tổng hợp lực cực nhỏ vẫn có thể làm nhó di chuyển</w:t>
-      </w:r>
-    </w:p>
-    <w:p>
-      <w:pPr>
-        <w:pStyle w:val="ListParagraph"/>
-        <w:numPr>
-          <w:ilvl w:val="0"/>
-          <w:numId w:val="9"/>
-        </w:numPr>
-        <w:rPr>
-          <w:rFonts w:ascii="Cambria Math" w:hAnsi="Cambria Math"/>
-          <w:lang w:val="en-US"/>
-          <w:oMath/>
-        </w:rPr>
-      </w:pPr>
-      <w:r>
-        <w:rPr>
-          <w:rFonts w:eastAsiaTheme="minorEastAsia"/>
-          <w:lang w:val="en-US"/>
-        </w:rPr>
-        <w:t>Cách Kéo Vật Đi Ngang Tối Ưu Nhất?</w:t>
-      </w:r>
-    </w:p>
-    <w:p>
-      <w:pPr>
-        <w:pStyle w:val="ListParagraph"/>
-        <w:numPr>
-          <w:ilvl w:val="0"/>
-          <w:numId w:val="6"/>
-        </w:numPr>
-        <w:rPr>
-          <w:rFonts w:ascii="Cambria Math" w:hAnsi="Cambria Math"/>
-          <w:lang w:val="en-US"/>
-          <w:oMath/>
-        </w:rPr>
-      </w:pPr>
-      <w:r>
-        <w:rPr>
-          <w:rFonts w:eastAsiaTheme="minorEastAsia"/>
-          <w:lang w:val="en-US"/>
-        </w:rPr>
-        <w:t xml:space="preserve">Giả sử 1 vật khối lượng m đang nằm yên trên mặt đất, khi này ta muốn kéo vật đi để nó di chuyển theo chiều ngang với gia tốc không đổi có độ lớn = a, khi này </w:t>
-      </w:r>
-      <w:r>
-        <w:rPr>
-          <w:rFonts w:eastAsiaTheme="minorEastAsia"/>
-          <w:lang w:val="en-US"/>
-        </w:rPr>
         <w:lastRenderedPageBreak/>
-        <w:t>thay vì kéo ngang ta kéo xiên lên, để giảm bớt 1 phần áp lực, từ đó giảm lực ma sát</w:t>
-      </w:r>
-    </w:p>
-    <w:p>
-      <w:pPr>
-        <w:pStyle w:val="ListParagraph"/>
-        <w:numPr>
-          <w:ilvl w:val="0"/>
-          <w:numId w:val="6"/>
-        </w:numPr>
-        <w:rPr>
-          <w:rFonts w:ascii="Cambria Math" w:hAnsi="Cambria Math"/>
-          <w:lang w:val="en-US"/>
-          <w:oMath/>
-        </w:rPr>
-      </w:pPr>
-      <w:r>
-        <w:rPr>
-          <w:rFonts w:eastAsiaTheme="minorEastAsia"/>
-          <w:lang w:val="en-US"/>
-        </w:rPr>
         <w:t xml:space="preserve">Góc kéo để lực kéo nhỏ nhất là </w:t>
       </w:r>
       <w:r>
@@ -8696,27 +8641,27 @@
           <w:rFonts w:eastAsiaTheme="minorEastAsia"/>
           <w:lang w:val="en-US"/>
         </w:rPr>
+        <w:t>r là chiều dài thanh</w:t>
+      </w:r>
+    </w:p>
+    <w:p>
+      <w:pPr>
+        <w:rPr>
+          <w:lang w:val="en-US"/>
+        </w:rPr>
+      </w:pPr>
+    </w:p>
+    <w:p>
+      <w:pPr>
+        <w:rPr>
+          <w:lang w:val="en-US"/>
+        </w:rPr>
+      </w:pPr>
+      <w:r>
+        <w:rPr>
+          <w:lang w:val="en-US"/>
+        </w:rPr>
         <w:lastRenderedPageBreak/>
-        <w:t>r là chiều dài thanh</w:t>
-      </w:r>
-    </w:p>
-    <w:p>
-      <w:pPr>
-        <w:rPr>
-          <w:lang w:val="en-US"/>
-        </w:rPr>
-      </w:pPr>
-    </w:p>
-    <w:p>
-      <w:pPr>
-        <w:rPr>
-          <w:lang w:val="en-US"/>
-        </w:rPr>
-      </w:pPr>
-      <w:r>
-        <w:rPr>
-          <w:lang w:val="en-US"/>
-        </w:rPr>
         <w:t>Solid – Rắn:</w:t>
       </w:r>
     </w:p>
@@ -9183,55 +9128,49 @@
         <w:rPr>
           <w:lang w:val="en-US"/>
         </w:rPr>
-        <w:t xml:space="preserve">Cũng trường hợp trên, nhưng trục đối xứng của khối trụ được giữ cố định và đặt nằm ngang, buộc 1 sợi dây xung quanh khối trụ, lấy tay cầm phần dây thừa, </w:t>
-      </w:r>
+        <w:t>Cũng trường hợp trên, nhưng trục đối xứng của khối trụ được giữ cố định và đặt nằm ngang, buộc 1 sợi dây xung quanh khối trụ, lấy tay cầm phần dây thừa, buộc nó vào 1 vật, vật này chịu tác dụng của trọng lực hướng xuống F, khối lượng trụ = M, vật = m</w:t>
+      </w:r>
+    </w:p>
+    <w:p>
+      <w:pPr>
+        <w:pStyle w:val="ListParagraph"/>
+        <w:numPr>
+          <w:ilvl w:val="0"/>
+          <w:numId w:val="6"/>
+        </w:numPr>
+        <w:rPr>
+          <w:lang w:val="en-US"/>
+        </w:rPr>
+      </w:pPr>
+      <w:r>
+        <w:rPr>
+          <w:lang w:val="en-US"/>
+        </w:rPr>
+        <w:t>Khi này lực căng dây = F / (2m / M + 1)</w:t>
+      </w:r>
+      <w:r>
+        <w:rPr>
+          <w:lang w:val="en-US"/>
+        </w:rPr>
+        <w:t>, nếu khối trụ chỉ có vỏ, thì lực căng dây = F / (m / M + 1)</w:t>
+      </w:r>
+    </w:p>
+    <w:p>
+      <w:pPr>
+        <w:pStyle w:val="ListParagraph"/>
+        <w:numPr>
+          <w:ilvl w:val="0"/>
+          <w:numId w:val="6"/>
+        </w:numPr>
+        <w:rPr>
+          <w:lang w:val="en-US"/>
+        </w:rPr>
+      </w:pPr>
       <w:r>
         <w:rPr>
           <w:lang w:val="en-US"/>
         </w:rPr>
         <w:lastRenderedPageBreak/>
-        <w:t>buộc nó vào 1 vật, vật này chịu tác dụng của trọng lực hướng xuống F, khối lượng trụ = M, vật = m</w:t>
-      </w:r>
-    </w:p>
-    <w:p>
-      <w:pPr>
-        <w:pStyle w:val="ListParagraph"/>
-        <w:numPr>
-          <w:ilvl w:val="0"/>
-          <w:numId w:val="6"/>
-        </w:numPr>
-        <w:rPr>
-          <w:lang w:val="en-US"/>
-        </w:rPr>
-      </w:pPr>
-      <w:r>
-        <w:rPr>
-          <w:lang w:val="en-US"/>
-        </w:rPr>
-        <w:t>Khi này lực căng dây = F / (2m / M + 1)</w:t>
-      </w:r>
-      <w:r>
-        <w:rPr>
-          <w:lang w:val="en-US"/>
-        </w:rPr>
-        <w:t>, nếu khối trụ chỉ có vỏ, thì lực căng dây = F / (m / M + 1)</w:t>
-      </w:r>
-    </w:p>
-    <w:p>
-      <w:pPr>
-        <w:pStyle w:val="ListParagraph"/>
-        <w:numPr>
-          <w:ilvl w:val="0"/>
-          <w:numId w:val="6"/>
-        </w:numPr>
-        <w:rPr>
-          <w:lang w:val="en-US"/>
-        </w:rPr>
-      </w:pPr>
-      <w:r>
-        <w:rPr>
-          <w:lang w:val="en-US"/>
-        </w:rPr>
         <w:t>Cho 1 thanh dài cực mỏng khối lượng m chiều dài r đặt trong trọng trường đều có gia tốc trọng trường g, 2 đầu buộc vào 1 sợi dây chiều dài 2a, móc 1 điểm trên dây vào điểm M cố định, buông hệ, khi này nếu M là trung điểm dây, thì hệ cân bằng có dạng như sau</w:t>
       </w:r>
     </w:p>
@@ -9458,6 +9397,153 @@
         </w:rPr>
         <w:t>thì hệ sẽ bị tuột</w:t>
       </w:r>
+      <w:r>
+        <w:rPr>
+          <w:lang w:val="en-US"/>
+        </w:rPr>
+        <w:t>, và  cân bằng khi thanh thẳng đứng như sau</w:t>
+      </w:r>
+    </w:p>
+    <w:p>
+      <w:pPr>
+        <w:pStyle w:val="ListParagraph"/>
+        <w:ind w:left="1080"/>
+        <w:rPr>
+          <w:lang w:val="en-US"/>
+        </w:rPr>
+      </w:pPr>
+      <w:r>
+        <w:rPr>
+          <w:noProof/>
+        </w:rPr>
+        <w:drawing>
+          <wp:inline distT="0" distB="0" distL="0" distR="0" wp14:anchorId="08E807AD" wp14:editId="0080A505">
+            <wp:extent cx="1935480" cy="2952427"/>
+            <wp:effectExtent l="0" t="0" r="7620" b="635"/>
+            <wp:docPr id="1840693180" name="Picture 1"/>
+            <wp:cNvGraphicFramePr>
+              <a:graphicFrameLocks xmlns:a="http://schemas.openxmlformats.org/drawingml/2006/main" noChangeAspect="1"/>
+            </wp:cNvGraphicFramePr>
+            <a:graphic xmlns:a="http://schemas.openxmlformats.org/drawingml/2006/main">
+              <a:graphicData uri="http://schemas.openxmlformats.org/drawingml/2006/picture">
+                <pic:pic xmlns:pic="http://schemas.openxmlformats.org/drawingml/2006/picture">
+                  <pic:nvPicPr>
+                    <pic:cNvPr id="1840693180" name=""/>
+                    <pic:cNvPicPr/>
+                  </pic:nvPicPr>
+                  <pic:blipFill rotWithShape="1">
+                    <a:blip r:embed="rId6"/>
+                    <a:srcRect l="49191" t="31436" r="35121" b="26019"/>
+                    <a:stretch/>
+                  </pic:blipFill>
+                  <pic:spPr bwMode="auto">
+                    <a:xfrm>
+                      <a:off x="0" y="0"/>
+                      <a:ext cx="1939206" cy="2958111"/>
+                    </a:xfrm>
+                    <a:prstGeom prst="rect">
+                      <a:avLst/>
+                    </a:prstGeom>
+                    <a:ln>
+                      <a:noFill/>
+                    </a:ln>
+                    <a:extLst>
+                      <a:ext uri="{53640926-AAD7-44D8-BBD7-CCE9431645EC}">
+                        <a14:shadowObscured xmlns:a14="http://schemas.microsoft.com/office/drawing/2010/main"/>
+                      </a:ext>
+                    </a:extLst>
+                  </pic:spPr>
+                </pic:pic>
+              </a:graphicData>
+            </a:graphic>
+          </wp:inline>
+        </w:drawing>
+      </w:r>
+    </w:p>
+    <w:p>
+      <w:pPr>
+        <w:pStyle w:val="ListParagraph"/>
+        <w:numPr>
+          <w:ilvl w:val="0"/>
+          <w:numId w:val="6"/>
+        </w:numPr>
+        <w:rPr>
+          <w:lang w:val="en-US"/>
+        </w:rPr>
+      </w:pPr>
+      <w:r>
+        <w:rPr>
+          <w:lang w:val="en-US"/>
+        </w:rPr>
+        <w:t>Độ lớn lực căng dây khi này</w:t>
+      </w:r>
+    </w:p>
+    <w:p>
+      <w:pPr>
+        <w:pStyle w:val="ListParagraph"/>
+        <w:pBdr>
+          <w:top w:val="single" w:sz="4" w:space="1" w:color="auto"/>
+          <w:left w:val="single" w:sz="4" w:space="4" w:color="auto"/>
+          <w:bottom w:val="single" w:sz="4" w:space="1" w:color="auto"/>
+          <w:right w:val="single" w:sz="4" w:space="4" w:color="auto"/>
+        </w:pBdr>
+        <w:ind w:left="1080"/>
+        <w:rPr>
+          <w:lang w:val="en-US"/>
+        </w:rPr>
+      </w:pPr>
+      <m:oMath>
+        <m:r>
+          <w:rPr>
+            <w:rFonts w:ascii="Cambria Math" w:hAnsi="Cambria Math"/>
+            <w:lang w:val="en-US"/>
+          </w:rPr>
+          <m:t>T=</m:t>
+        </m:r>
+        <m:f>
+          <m:fPr>
+            <m:ctrlPr>
+              <w:rPr>
+                <w:rFonts w:ascii="Cambria Math" w:hAnsi="Cambria Math"/>
+                <w:i/>
+                <w:lang w:val="en-US"/>
+              </w:rPr>
+            </m:ctrlPr>
+          </m:fPr>
+          <m:num>
+            <m:r>
+              <w:rPr>
+                <w:rFonts w:ascii="Cambria Math" w:hAnsi="Cambria Math"/>
+                <w:lang w:val="en-US"/>
+              </w:rPr>
+              <m:t>1</m:t>
+            </m:r>
+          </m:num>
+          <m:den>
+            <m:r>
+              <w:rPr>
+                <w:rFonts w:ascii="Cambria Math" w:hAnsi="Cambria Math"/>
+                <w:lang w:val="en-US"/>
+              </w:rPr>
+              <m:t>2</m:t>
+            </m:r>
+          </m:den>
+        </m:f>
+        <m:r>
+          <w:rPr>
+            <w:rFonts w:ascii="Cambria Math" w:hAnsi="Cambria Math"/>
+            <w:lang w:val="en-US"/>
+          </w:rPr>
+          <m:t>mg</m:t>
+        </m:r>
+      </m:oMath>
+      <w:r>
+        <w:rPr>
+          <w:rFonts w:eastAsiaTheme="minorEastAsia"/>
+          <w:lang w:val="en-US"/>
+        </w:rPr>
+        <w:t xml:space="preserve"> </w:t>
+      </w:r>
     </w:p>
     <w:p>
       <w:pPr>
@@ -9516,7 +9602,25 @@
         <w:rPr>
           <w:lang w:val="en-US"/>
         </w:rPr>
-        <w:t>Thế Năng Của 1 Số Vật Trong Trọng Trường?</w:t>
+        <w:t>Năng Lượng</w:t>
+      </w:r>
+      <w:r>
+        <w:rPr>
+          <w:lang w:val="en-US"/>
+        </w:rPr>
+        <w:t xml:space="preserve"> Của 1 Số Vật </w:t>
+      </w:r>
+      <w:r>
+        <w:rPr>
+          <w:lang w:val="en-US"/>
+        </w:rPr>
+        <w:t>Trong 1 Số Trường Hợp, Hệ Quy Chiếu Quán Tính</w:t>
+      </w:r>
+      <w:r>
+        <w:rPr>
+          <w:lang w:val="en-US"/>
+        </w:rPr>
+        <w:t>?</w:t>
       </w:r>
     </w:p>
     <w:p>
@@ -9534,8 +9638,441 @@
         <w:rPr>
           <w:lang w:val="en-US"/>
         </w:rPr>
-        <w:t>Cho 1 vòng tròn khối lượng m bán kính r đang nằm trong mặt phẳng vuông góc mặt đất và đứng yên, điểm thấp nhất của vòng tròn tiếp xúc với đất, xung quanh có trọng trường đều hướng thẳng xuống đất với gia tốc trọng trường g, lấy đất làm mốc tính thế năng, khi này tổng thế năng của vòng tròn là mgr</w:t>
-      </w:r>
+        <w:t xml:space="preserve">Cho 1 vòng tròn khối lượng m bán kính r đang nằm trong mặt phẳng vuông góc mặt đất và đứng yên, điểm thấp nhất của vòng tròn tiếp xúc với đất, xung quanh </w:t>
+      </w:r>
+      <w:r>
+        <w:rPr>
+          <w:lang w:val="en-US"/>
+        </w:rPr>
+        <w:lastRenderedPageBreak/>
+        <w:t>có trọng trường đều hướng thẳng xuống đất với gia tốc trọng trường g, lấy đất làm mốc tính thế năng, khi này tổng thế năng của vòng tròn là mgr</w:t>
+      </w:r>
+    </w:p>
+    <w:p>
+      <w:pPr>
+        <w:pStyle w:val="ListParagraph"/>
+        <w:numPr>
+          <w:ilvl w:val="0"/>
+          <w:numId w:val="6"/>
+        </w:numPr>
+        <w:rPr>
+          <w:lang w:val="en-US"/>
+        </w:rPr>
+      </w:pPr>
+      <w:r>
+        <w:rPr>
+          <w:lang w:val="en-US"/>
+        </w:rPr>
+        <w:t>Cho 1 khối cầu đặc khối lượng nghỉ m</w:t>
+      </w:r>
+      <w:r>
+        <w:rPr>
+          <w:vertAlign w:val="subscript"/>
+          <w:lang w:val="en-US"/>
+        </w:rPr>
+        <w:t xml:space="preserve">0 </w:t>
+      </w:r>
+      <w:r>
+        <w:rPr>
+          <w:lang w:val="en-US"/>
+        </w:rPr>
+        <w:t>bán kính r, dùng 1 que cực mỏng và cứng cắm vào khối cầu như cây kẹo mút, sao cho khối cầu có thể quay tự do với que làm trục, đầu que gắn với tâm khối cầu là A, đầu còn lại là B, AB = d, quay que xung quanh B, sao cho que song song mặt đất, và khối cầu lăn không trượt trên đất với vận tốc khối tâm = v, khi này, tổng động năng của khối cầu là</w:t>
+      </w:r>
+    </w:p>
+    <w:p>
+      <w:pPr>
+        <w:pStyle w:val="ListParagraph"/>
+        <w:pBdr>
+          <w:top w:val="single" w:sz="4" w:space="1" w:color="auto"/>
+          <w:left w:val="single" w:sz="4" w:space="4" w:color="auto"/>
+          <w:bottom w:val="single" w:sz="4" w:space="1" w:color="auto"/>
+          <w:right w:val="single" w:sz="4" w:space="4" w:color="auto"/>
+        </w:pBdr>
+        <w:ind w:left="1080"/>
+        <w:rPr>
+          <w:lang w:val="en-US"/>
+        </w:rPr>
+      </w:pPr>
+      <m:oMath>
+        <m:sSub>
+          <m:sSubPr>
+            <m:ctrlPr>
+              <w:rPr>
+                <w:rFonts w:ascii="Cambria Math" w:hAnsi="Cambria Math"/>
+                <w:i/>
+                <w:lang w:val="en-US"/>
+              </w:rPr>
+            </m:ctrlPr>
+          </m:sSubPr>
+          <m:e>
+            <m:r>
+              <w:rPr>
+                <w:rFonts w:ascii="Cambria Math" w:hAnsi="Cambria Math"/>
+                <w:lang w:val="en-US"/>
+              </w:rPr>
+              <m:t>E</m:t>
+            </m:r>
+          </m:e>
+          <m:sub>
+            <m:r>
+              <w:rPr>
+                <w:rFonts w:ascii="Cambria Math" w:hAnsi="Cambria Math"/>
+                <w:lang w:val="en-US"/>
+              </w:rPr>
+              <m:t>K</m:t>
+            </m:r>
+          </m:sub>
+        </m:sSub>
+        <m:r>
+          <w:rPr>
+            <w:rFonts w:ascii="Cambria Math" w:eastAsiaTheme="minorEastAsia" w:hAnsi="Cambria Math"/>
+            <w:lang w:val="en-US"/>
+          </w:rPr>
+          <m:t>≈</m:t>
+        </m:r>
+        <m:nary>
+          <m:naryPr>
+            <m:chr m:val="∑"/>
+            <m:limLoc m:val="undOvr"/>
+            <m:supHide m:val="1"/>
+            <m:ctrlPr>
+              <w:rPr>
+                <w:rFonts w:ascii="Cambria Math" w:eastAsiaTheme="minorEastAsia" w:hAnsi="Cambria Math"/>
+                <w:i/>
+                <w:lang w:val="en-US"/>
+              </w:rPr>
+            </m:ctrlPr>
+          </m:naryPr>
+          <m:sub>
+            <m:r>
+              <w:rPr>
+                <w:rFonts w:ascii="Cambria Math" w:eastAsiaTheme="minorEastAsia" w:hAnsi="Cambria Math"/>
+                <w:lang w:val="en-US"/>
+              </w:rPr>
+              <m:t>i</m:t>
+            </m:r>
+          </m:sub>
+          <m:sup/>
+          <m:e>
+            <m:f>
+              <m:fPr>
+                <m:ctrlPr>
+                  <w:rPr>
+                    <w:rFonts w:ascii="Cambria Math" w:eastAsiaTheme="minorEastAsia" w:hAnsi="Cambria Math"/>
+                    <w:i/>
+                    <w:lang w:val="en-US"/>
+                  </w:rPr>
+                </m:ctrlPr>
+              </m:fPr>
+              <m:num>
+                <m:r>
+                  <w:rPr>
+                    <w:rFonts w:ascii="Cambria Math" w:eastAsiaTheme="minorEastAsia" w:hAnsi="Cambria Math"/>
+                    <w:lang w:val="en-US"/>
+                  </w:rPr>
+                  <m:t>1</m:t>
+                </m:r>
+              </m:num>
+              <m:den>
+                <m:r>
+                  <w:rPr>
+                    <w:rFonts w:ascii="Cambria Math" w:eastAsiaTheme="minorEastAsia" w:hAnsi="Cambria Math"/>
+                    <w:lang w:val="en-US"/>
+                  </w:rPr>
+                  <m:t>2</m:t>
+                </m:r>
+              </m:den>
+            </m:f>
+            <m:sSub>
+              <m:sSubPr>
+                <m:ctrlPr>
+                  <w:rPr>
+                    <w:rFonts w:ascii="Cambria Math" w:hAnsi="Cambria Math"/>
+                    <w:i/>
+                    <w:lang w:val="en-US"/>
+                  </w:rPr>
+                </m:ctrlPr>
+              </m:sSubPr>
+              <m:e>
+                <m:r>
+                  <w:rPr>
+                    <w:rFonts w:ascii="Cambria Math" w:hAnsi="Cambria Math"/>
+                    <w:lang w:val="en-US"/>
+                  </w:rPr>
+                  <m:t>m</m:t>
+                </m:r>
+              </m:e>
+              <m:sub>
+                <m:r>
+                  <w:rPr>
+                    <w:rFonts w:ascii="Cambria Math" w:hAnsi="Cambria Math"/>
+                    <w:lang w:val="en-US"/>
+                  </w:rPr>
+                  <m:t>0i</m:t>
+                </m:r>
+              </m:sub>
+            </m:sSub>
+            <m:sSubSup>
+              <m:sSubSupPr>
+                <m:ctrlPr>
+                  <w:rPr>
+                    <w:rFonts w:ascii="Cambria Math" w:hAnsi="Cambria Math"/>
+                    <w:i/>
+                    <w:lang w:val="en-US"/>
+                  </w:rPr>
+                </m:ctrlPr>
+              </m:sSubSupPr>
+              <m:e>
+                <m:r>
+                  <w:rPr>
+                    <w:rFonts w:ascii="Cambria Math" w:hAnsi="Cambria Math"/>
+                    <w:lang w:val="en-US"/>
+                  </w:rPr>
+                  <m:t>v</m:t>
+                </m:r>
+              </m:e>
+              <m:sub>
+                <m:r>
+                  <w:rPr>
+                    <w:rFonts w:ascii="Cambria Math" w:hAnsi="Cambria Math"/>
+                    <w:lang w:val="en-US"/>
+                  </w:rPr>
+                  <m:t>i</m:t>
+                </m:r>
+              </m:sub>
+              <m:sup>
+                <m:r>
+                  <w:rPr>
+                    <w:rFonts w:ascii="Cambria Math" w:hAnsi="Cambria Math"/>
+                    <w:lang w:val="en-US"/>
+                  </w:rPr>
+                  <m:t>2</m:t>
+                </m:r>
+              </m:sup>
+            </m:sSubSup>
+          </m:e>
+        </m:nary>
+        <m:r>
+          <w:rPr>
+            <w:rFonts w:ascii="Cambria Math" w:eastAsiaTheme="minorEastAsia" w:hAnsi="Cambria Math"/>
+            <w:lang w:val="en-US"/>
+          </w:rPr>
+          <m:t>=</m:t>
+        </m:r>
+        <m:f>
+          <m:fPr>
+            <m:ctrlPr>
+              <w:rPr>
+                <w:rFonts w:ascii="Cambria Math" w:eastAsiaTheme="minorEastAsia" w:hAnsi="Cambria Math"/>
+                <w:i/>
+                <w:lang w:val="en-US"/>
+              </w:rPr>
+            </m:ctrlPr>
+          </m:fPr>
+          <m:num>
+            <m:r>
+              <w:rPr>
+                <w:rFonts w:ascii="Cambria Math" w:eastAsiaTheme="minorEastAsia" w:hAnsi="Cambria Math"/>
+                <w:lang w:val="en-US"/>
+              </w:rPr>
+              <m:t>7</m:t>
+            </m:r>
+          </m:num>
+          <m:den>
+            <m:r>
+              <w:rPr>
+                <w:rFonts w:ascii="Cambria Math" w:eastAsiaTheme="minorEastAsia" w:hAnsi="Cambria Math"/>
+                <w:lang w:val="en-US"/>
+              </w:rPr>
+              <m:t>10</m:t>
+            </m:r>
+          </m:den>
+        </m:f>
+        <m:sSub>
+          <m:sSubPr>
+            <m:ctrlPr>
+              <w:rPr>
+                <w:rFonts w:ascii="Cambria Math" w:eastAsiaTheme="minorEastAsia" w:hAnsi="Cambria Math"/>
+                <w:i/>
+                <w:lang w:val="en-US"/>
+              </w:rPr>
+            </m:ctrlPr>
+          </m:sSubPr>
+          <m:e>
+            <m:r>
+              <w:rPr>
+                <w:rFonts w:ascii="Cambria Math" w:eastAsiaTheme="minorEastAsia" w:hAnsi="Cambria Math"/>
+                <w:lang w:val="en-US"/>
+              </w:rPr>
+              <m:t>m</m:t>
+            </m:r>
+          </m:e>
+          <m:sub>
+            <m:r>
+              <w:rPr>
+                <w:rFonts w:ascii="Cambria Math" w:eastAsiaTheme="minorEastAsia" w:hAnsi="Cambria Math"/>
+                <w:lang w:val="en-US"/>
+              </w:rPr>
+              <m:t>0</m:t>
+            </m:r>
+          </m:sub>
+        </m:sSub>
+        <m:sSup>
+          <m:sSupPr>
+            <m:ctrlPr>
+              <w:rPr>
+                <w:rFonts w:ascii="Cambria Math" w:eastAsiaTheme="minorEastAsia" w:hAnsi="Cambria Math"/>
+                <w:i/>
+                <w:lang w:val="en-US"/>
+              </w:rPr>
+            </m:ctrlPr>
+          </m:sSupPr>
+          <m:e>
+            <m:r>
+              <w:rPr>
+                <w:rFonts w:ascii="Cambria Math" w:eastAsiaTheme="minorEastAsia" w:hAnsi="Cambria Math"/>
+                <w:lang w:val="en-US"/>
+              </w:rPr>
+              <m:t>v</m:t>
+            </m:r>
+          </m:e>
+          <m:sup>
+            <m:r>
+              <w:rPr>
+                <w:rFonts w:ascii="Cambria Math" w:eastAsiaTheme="minorEastAsia" w:hAnsi="Cambria Math"/>
+                <w:lang w:val="en-US"/>
+              </w:rPr>
+              <m:t>2</m:t>
+            </m:r>
+          </m:sup>
+        </m:sSup>
+        <m:d>
+          <m:dPr>
+            <m:ctrlPr>
+              <w:rPr>
+                <w:rFonts w:ascii="Cambria Math" w:eastAsiaTheme="minorEastAsia" w:hAnsi="Cambria Math"/>
+                <w:i/>
+                <w:lang w:val="en-US"/>
+              </w:rPr>
+            </m:ctrlPr>
+          </m:dPr>
+          <m:e>
+            <m:r>
+              <w:rPr>
+                <w:rFonts w:ascii="Cambria Math" w:eastAsiaTheme="minorEastAsia" w:hAnsi="Cambria Math"/>
+                <w:lang w:val="en-US"/>
+              </w:rPr>
+              <m:t>1+</m:t>
+            </m:r>
+            <m:f>
+              <m:fPr>
+                <m:ctrlPr>
+                  <w:rPr>
+                    <w:rFonts w:ascii="Cambria Math" w:eastAsiaTheme="minorEastAsia" w:hAnsi="Cambria Math"/>
+                    <w:i/>
+                    <w:lang w:val="en-US"/>
+                  </w:rPr>
+                </m:ctrlPr>
+              </m:fPr>
+              <m:num>
+                <m:r>
+                  <w:rPr>
+                    <w:rFonts w:ascii="Cambria Math" w:eastAsiaTheme="minorEastAsia" w:hAnsi="Cambria Math"/>
+                    <w:lang w:val="en-US"/>
+                  </w:rPr>
+                  <m:t>2</m:t>
+                </m:r>
+                <m:sSup>
+                  <m:sSupPr>
+                    <m:ctrlPr>
+                      <w:rPr>
+                        <w:rFonts w:ascii="Cambria Math" w:eastAsiaTheme="minorEastAsia" w:hAnsi="Cambria Math"/>
+                        <w:i/>
+                        <w:lang w:val="en-US"/>
+                      </w:rPr>
+                    </m:ctrlPr>
+                  </m:sSupPr>
+                  <m:e>
+                    <m:r>
+                      <w:rPr>
+                        <w:rFonts w:ascii="Cambria Math" w:eastAsiaTheme="minorEastAsia" w:hAnsi="Cambria Math"/>
+                        <w:lang w:val="en-US"/>
+                      </w:rPr>
+                      <m:t>r</m:t>
+                    </m:r>
+                  </m:e>
+                  <m:sup>
+                    <m:r>
+                      <w:rPr>
+                        <w:rFonts w:ascii="Cambria Math" w:eastAsiaTheme="minorEastAsia" w:hAnsi="Cambria Math"/>
+                        <w:lang w:val="en-US"/>
+                      </w:rPr>
+                      <m:t>2</m:t>
+                    </m:r>
+                  </m:sup>
+                </m:sSup>
+              </m:num>
+              <m:den>
+                <m:r>
+                  <w:rPr>
+                    <w:rFonts w:ascii="Cambria Math" w:eastAsiaTheme="minorEastAsia" w:hAnsi="Cambria Math"/>
+                    <w:lang w:val="en-US"/>
+                  </w:rPr>
+                  <m:t>7</m:t>
+                </m:r>
+                <m:sSup>
+                  <m:sSupPr>
+                    <m:ctrlPr>
+                      <w:rPr>
+                        <w:rFonts w:ascii="Cambria Math" w:eastAsiaTheme="minorEastAsia" w:hAnsi="Cambria Math"/>
+                        <w:i/>
+                        <w:lang w:val="en-US"/>
+                      </w:rPr>
+                    </m:ctrlPr>
+                  </m:sSupPr>
+                  <m:e>
+                    <m:r>
+                      <w:rPr>
+                        <w:rFonts w:ascii="Cambria Math" w:eastAsiaTheme="minorEastAsia" w:hAnsi="Cambria Math"/>
+                        <w:lang w:val="en-US"/>
+                      </w:rPr>
+                      <m:t>d</m:t>
+                    </m:r>
+                  </m:e>
+                  <m:sup>
+                    <m:r>
+                      <w:rPr>
+                        <w:rFonts w:ascii="Cambria Math" w:eastAsiaTheme="minorEastAsia" w:hAnsi="Cambria Math"/>
+                        <w:lang w:val="en-US"/>
+                      </w:rPr>
+                      <m:t>2</m:t>
+                    </m:r>
+                  </m:sup>
+                </m:sSup>
+              </m:den>
+            </m:f>
+          </m:e>
+        </m:d>
+      </m:oMath>
+      <w:r>
+        <w:rPr>
+          <w:rFonts w:eastAsiaTheme="minorEastAsia"/>
+          <w:lang w:val="en-US"/>
+        </w:rPr>
+        <w:t xml:space="preserve"> </w:t>
+      </w:r>
+    </w:p>
+    <w:p>
+      <w:pPr>
+        <w:pStyle w:val="ListParagraph"/>
+        <w:numPr>
+          <w:ilvl w:val="0"/>
+          <w:numId w:val="6"/>
+        </w:numPr>
+        <w:rPr>
+          <w:lang w:val="en-US"/>
+        </w:rPr>
+      </w:pPr>
     </w:p>
     <w:p>
       <w:pPr>
@@ -9668,14 +10205,7 @@
         <w:rPr>
           <w:lang w:val="en-US"/>
         </w:rPr>
-        <w:t xml:space="preserve">Nếu đặt vật lên 1 cột thẳng đứng có bán kính cực nhỏ, coi như = 0, với trọng tâm đặt lên cột, nếu vật 3D thì tưởng tượng cột xuyên qua vật luôn, và coi như hồn ma, xoay vật quanh trọng tâm hướng bất kì, lên xuống trái phải tùm lum, vật vẫn </w:t>
-      </w:r>
-      <w:r>
-        <w:rPr>
-          <w:lang w:val="en-US"/>
-        </w:rPr>
-        <w:lastRenderedPageBreak/>
-        <w:t>đứng yên và không bị rơi khi thả tay ra dưới tác dụng của trọng lực, điều này có nghĩa điểm đặt của trọng lực tác dụng lên vật chính là trọng tâm</w:t>
+        <w:t>Nếu đặt vật lên 1 cột thẳng đứng có bán kính cực nhỏ, coi như = 0, với trọng tâm đặt lên cột, nếu vật 3D thì tưởng tượng cột xuyên qua vật luôn, và coi như hồn ma, xoay vật quanh trọng tâm hướng bất kì, lên xuống trái phải tùm lum, vật vẫn đứng yên và không bị rơi khi thả tay ra dưới tác dụng của trọng lực, điều này có nghĩa điểm đặt của trọng lực tác dụng lên vật chính là trọng tâm</w:t>
       </w:r>
     </w:p>
     <w:p>
@@ -11556,6 +12086,7 @@
         <w:rPr>
           <w:lang w:val="en-US"/>
         </w:rPr>
+        <w:lastRenderedPageBreak/>
         <w:t>Động lượng của vật cũng = 0 vì phản lực cột tác dụng lên vật đã triệt tiêu hoàn toàn trọng lực</w:t>
       </w:r>
     </w:p>
@@ -11862,6 +12393,7 @@
         <w:rPr>
           <w:lang w:val="en-US"/>
         </w:rPr>
+        <w:lastRenderedPageBreak/>
         <w:t>Giả sử ta phải giữ 1 vật trong 1 tiếng thấy mệt vãi, thì khi dùng những dụng cụ này, thì thấy khỏe vãi vì lực mà ta phải bỏ ra trong 1 tiếng đã được giảm đi đáng kể</w:t>
       </w:r>
     </w:p>
@@ -12158,89 +12690,89 @@
         <w:rPr>
           <w:lang w:val="en-US"/>
         </w:rPr>
+        <w:t xml:space="preserve">Cho 1 ròng rọc cố định, luồn qua nó 1 sợi dây, rồi 2 người cầm 2 đầu sợi dây kéo theo hướng tùy ý </w:t>
+      </w:r>
+      <w:r>
+        <w:rPr>
+          <w:lang w:val="en-US"/>
+        </w:rPr>
+        <w:t>với độ lớn lực tùy ý, gọi 2 Vector lực kéo là A và B</w:t>
+      </w:r>
+    </w:p>
+    <w:p>
+      <w:pPr>
+        <w:pStyle w:val="ListParagraph"/>
+        <w:numPr>
+          <w:ilvl w:val="0"/>
+          <w:numId w:val="4"/>
+        </w:numPr>
+        <w:rPr>
+          <w:lang w:val="en-US"/>
+        </w:rPr>
+      </w:pPr>
+      <w:r>
+        <w:rPr>
+          <w:lang w:val="en-US"/>
+        </w:rPr>
+        <w:t>Gọi C là Vector cùng hướng A, D là Vector cùng hướng B, cả 2 đều có chung độ lớn = lực căng dây, tổng hợp Vector C + D chính là áp lực lên ròng rọc</w:t>
+      </w:r>
+    </w:p>
+    <w:p>
+      <w:pPr>
+        <w:pStyle w:val="ListParagraph"/>
+        <w:numPr>
+          <w:ilvl w:val="0"/>
+          <w:numId w:val="4"/>
+        </w:numPr>
+        <w:rPr>
+          <w:lang w:val="en-US"/>
+        </w:rPr>
+      </w:pPr>
+      <w:r>
+        <w:rPr>
+          <w:lang w:val="en-US"/>
+        </w:rPr>
+        <w:t xml:space="preserve">Giả sử cũng như trên, nhưng hướng kéo là xuống đất, lực khác nhau, đồng thời tác dụng thêm 1 lực F hướng lên trên, điểm đặt là ròng rọc, nếu ròng rọc di chuyển lên trên, thì áp lực dây tác dụng lên ròng rọc = F, nếu gia tốc của ròng rọc là a, thì gia tốc trung bình của 2 người kéo cũng = a </w:t>
+      </w:r>
+    </w:p>
+    <w:p>
+      <w:pPr>
+        <w:pStyle w:val="ListParagraph"/>
+        <w:numPr>
+          <w:ilvl w:val="0"/>
+          <w:numId w:val="15"/>
+        </w:numPr>
+        <w:rPr>
+          <w:lang w:val="en-US"/>
+        </w:rPr>
+      </w:pPr>
+      <w:r>
+        <w:rPr>
+          <w:lang w:val="en-US"/>
+        </w:rPr>
+        <w:t>Ròng Rọc Động + Tĩnh</w:t>
+      </w:r>
+      <w:r>
+        <w:rPr>
+          <w:lang w:val="en-US"/>
+        </w:rPr>
+        <w:t>?</w:t>
+      </w:r>
+    </w:p>
+    <w:p>
+      <w:pPr>
+        <w:pStyle w:val="ListParagraph"/>
+        <w:ind w:left="1080"/>
+        <w:rPr>
+          <w:lang w:val="en-US"/>
+        </w:rPr>
+      </w:pPr>
+      <w:r>
+        <w:rPr>
+          <w:noProof/>
+          <w:lang w:val="en-US"/>
+        </w:rPr>
         <w:lastRenderedPageBreak/>
-        <w:t xml:space="preserve">Cho 1 ròng rọc cố định, luồn qua nó 1 sợi dây, rồi 2 người cầm 2 đầu sợi dây kéo theo hướng tùy ý </w:t>
-      </w:r>
-      <w:r>
-        <w:rPr>
-          <w:lang w:val="en-US"/>
-        </w:rPr>
-        <w:t>với độ lớn lực tùy ý, gọi 2 Vector lực kéo là A và B</w:t>
-      </w:r>
-    </w:p>
-    <w:p>
-      <w:pPr>
-        <w:pStyle w:val="ListParagraph"/>
-        <w:numPr>
-          <w:ilvl w:val="0"/>
-          <w:numId w:val="4"/>
-        </w:numPr>
-        <w:rPr>
-          <w:lang w:val="en-US"/>
-        </w:rPr>
-      </w:pPr>
-      <w:r>
-        <w:rPr>
-          <w:lang w:val="en-US"/>
-        </w:rPr>
-        <w:t>Gọi C là Vector cùng hướng A, D là Vector cùng hướng B, cả 2 đều có chung độ lớn = lực căng dây, tổng hợp Vector C + D chính là áp lực lên ròng rọc</w:t>
-      </w:r>
-    </w:p>
-    <w:p>
-      <w:pPr>
-        <w:pStyle w:val="ListParagraph"/>
-        <w:numPr>
-          <w:ilvl w:val="0"/>
-          <w:numId w:val="4"/>
-        </w:numPr>
-        <w:rPr>
-          <w:lang w:val="en-US"/>
-        </w:rPr>
-      </w:pPr>
-      <w:r>
-        <w:rPr>
-          <w:lang w:val="en-US"/>
-        </w:rPr>
-        <w:t xml:space="preserve">Giả sử cũng như trên, nhưng hướng kéo là xuống đất, lực khác nhau, đồng thời tác dụng thêm 1 lực F hướng lên trên, điểm đặt là ròng rọc, nếu ròng rọc di chuyển lên trên, thì áp lực dây tác dụng lên ròng rọc = F, nếu gia tốc của ròng rọc là a, thì gia tốc trung bình của 2 người kéo cũng = a </w:t>
-      </w:r>
-    </w:p>
-    <w:p>
-      <w:pPr>
-        <w:pStyle w:val="ListParagraph"/>
-        <w:numPr>
-          <w:ilvl w:val="0"/>
-          <w:numId w:val="15"/>
-        </w:numPr>
-        <w:rPr>
-          <w:lang w:val="en-US"/>
-        </w:rPr>
-      </w:pPr>
-      <w:r>
-        <w:rPr>
-          <w:lang w:val="en-US"/>
-        </w:rPr>
-        <w:t>Ròng Rọc Động + Tĩnh</w:t>
-      </w:r>
-      <w:r>
-        <w:rPr>
-          <w:lang w:val="en-US"/>
-        </w:rPr>
-        <w:t>?</w:t>
-      </w:r>
-    </w:p>
-    <w:p>
-      <w:pPr>
-        <w:pStyle w:val="ListParagraph"/>
-        <w:ind w:left="1080"/>
-        <w:rPr>
-          <w:lang w:val="en-US"/>
-        </w:rPr>
-      </w:pPr>
-      <w:r>
-        <w:rPr>
-          <w:noProof/>
-          <w:lang w:val="en-US"/>
-        </w:rPr>
         <w:drawing>
           <wp:inline distT="0" distB="0" distL="0" distR="0" wp14:anchorId="69AF2BDC" wp14:editId="531BC178">
             <wp:extent cx="2862577" cy="2201983"/>
@@ -12257,7 +12789,7 @@
                     <pic:cNvPicPr/>
                   </pic:nvPicPr>
                   <pic:blipFill>
-                    <a:blip r:embed="rId6">
+                    <a:blip r:embed="rId7">
                       <a:extLst>
                         <a:ext uri="{28A0092B-C50C-407E-A947-70E740481C1C}">
                           <a14:useLocalDpi xmlns:a14="http://schemas.microsoft.com/office/drawing/2010/main" val="0"/>
@@ -13096,7 +13628,6 @@
         <w:rPr>
           <w:noProof/>
         </w:rPr>
-        <w:lastRenderedPageBreak/>
         <w:drawing>
           <wp:inline distT="0" distB="0" distL="0" distR="0" wp14:anchorId="347AAC3D" wp14:editId="26095627">
             <wp:extent cx="1866900" cy="3175475"/>
@@ -13113,7 +13644,7 @@
                     <pic:cNvPicPr/>
                   </pic:nvPicPr>
                   <pic:blipFill rotWithShape="1">
-                    <a:blip r:embed="rId7"/>
+                    <a:blip r:embed="rId8"/>
                     <a:srcRect l="55307" t="31436" r="30468" b="25546"/>
                     <a:stretch/>
                   </pic:blipFill>
@@ -13156,6 +13687,7 @@
         <w:rPr>
           <w:lang w:val="en-US"/>
         </w:rPr>
+        <w:lastRenderedPageBreak/>
         <w:t>Khi này, ròng rọc là 1 khối trụ đặc khối lượng m</w:t>
       </w:r>
       <w:r>
@@ -13690,7 +14222,6 @@
         <w:rPr>
           <w:lang w:val="en-US"/>
         </w:rPr>
-        <w:lastRenderedPageBreak/>
         <w:t>Giả sử 2 vật đang ép nhau với lực có độ lớn F, 2 vật bắt đầu tịnh tiến ngược hướng nhau, gọi hệ số ma sát trượt tương ứng với bề mặt vật là k, khi đó độ lớn lực ma sát tác dụng lên cả 2 vật là</w:t>
       </w:r>
     </w:p>
@@ -13924,6 +14455,7 @@
         <w:rPr>
           <w:lang w:val="en-US"/>
         </w:rPr>
+        <w:lastRenderedPageBreak/>
         <w:t>Hệ Quy Chiếu?</w:t>
       </w:r>
     </w:p>
@@ -14335,14 +14867,7 @@
         <w:rPr>
           <w:lang w:val="en-US"/>
         </w:rPr>
-        <w:t xml:space="preserve"> từ điểm nhìn của </w:t>
-      </w:r>
-      <w:r>
-        <w:rPr>
-          <w:lang w:val="en-US"/>
-        </w:rPr>
-        <w:lastRenderedPageBreak/>
-        <w:t>bạn</w:t>
+        <w:t xml:space="preserve"> từ điểm nhìn của bạn</w:t>
       </w:r>
       <w:r>
         <w:rPr>
@@ -14919,6 +15444,7 @@
         <w:rPr>
           <w:lang w:val="en-US"/>
         </w:rPr>
+        <w:lastRenderedPageBreak/>
         <w:t>Khối lượng vật 1 là m</w:t>
       </w:r>
       <w:r>
@@ -15377,14 +15903,7 @@
             <w:rFonts w:ascii="Cambria Math" w:hAnsi="Cambria Math"/>
             <w:lang w:val="en-US"/>
           </w:rPr>
-          <m:t>g</m:t>
-        </m:r>
-        <m:r>
-          <w:rPr>
-            <w:rFonts w:ascii="Cambria Math" w:hAnsi="Cambria Math"/>
-            <w:lang w:val="en-US"/>
-          </w:rPr>
-          <m:t>=</m:t>
+          <m:t>g=</m:t>
         </m:r>
         <m:sSub>
           <m:sSubPr>
@@ -15518,14 +16037,7 @@
             <w:rFonts w:ascii="Cambria Math" w:hAnsi="Cambria Math"/>
             <w:lang w:val="en-US"/>
           </w:rPr>
-          <m:t>g</m:t>
-        </m:r>
-        <m:r>
-          <w:rPr>
-            <w:rFonts w:ascii="Cambria Math" w:hAnsi="Cambria Math"/>
-            <w:lang w:val="en-US"/>
-          </w:rPr>
-          <m:t>=</m:t>
+          <m:t>g=</m:t>
         </m:r>
         <m:sSub>
           <m:sSubPr>
@@ -15659,14 +16171,7 @@
         <w:rPr>
           <w:lang w:val="en-US"/>
         </w:rPr>
-        <w:t xml:space="preserve">lực hấp dẫn giữa anh ta và trái đất cố gắng kéo anh ta xuống mặt đất, bằng cách giảm dần vận tốc của anh ta, nhưng giả sử vận tốc đầu của anh ta lớn đến nỗi cho dù có buông lỏng thì anh ta vẫn đủ sức bay đến vô tận mà vận tốc vẫn chưa giảm về 0, nguyên nhân là do bay càng cao thì lực hấp dẫn càng giảm, độ giảm vận tốc cũng giảm theo, do không có ma sát, nên </w:t>
-      </w:r>
-      <w:r>
-        <w:rPr>
-          <w:lang w:val="en-US"/>
-        </w:rPr>
-        <w:lastRenderedPageBreak/>
-        <w:t>theo định luật bảo toàn năng lượng, giả sử nếu anh ta bị kéo ngược trở lại tại 1 thời điểm nào đó, thì khi đó, thế năng của anh ta tại đó so với mặt đất = động năng của anh ta lúc bắt đầu phóng, vì vậy, nếu lúc bắt đầu phóng mà động năng của anh ta vượt qua thế năng tại điểm vô tận thì anh ta sẽ không bao giờ bị kéo trở lại, vận tốc làm cho động năng của anh ta lúc bắt đầu phóng = thế năng ở vô tận gọi là vận tốc thoát</w:t>
+        <w:t>lực hấp dẫn giữa anh ta và trái đất cố gắng kéo anh ta xuống mặt đất, bằng cách giảm dần vận tốc của anh ta, nhưng giả sử vận tốc đầu của anh ta lớn đến nỗi cho dù có buông lỏng thì anh ta vẫn đủ sức bay đến vô tận mà vận tốc vẫn chưa giảm về 0, nguyên nhân là do bay càng cao thì lực hấp dẫn càng giảm, độ giảm vận tốc cũng giảm theo, do không có ma sát, nên theo định luật bảo toàn năng lượng, giả sử nếu anh ta bị kéo ngược trở lại tại 1 thời điểm nào đó, thì khi đó, thế năng của anh ta tại đó so với mặt đất = động năng của anh ta lúc bắt đầu phóng, vì vậy, nếu lúc bắt đầu phóng mà động năng của anh ta vượt qua thế năng tại điểm vô tận thì anh ta sẽ không bao giờ bị kéo trở lại, vận tốc làm cho động năng của anh ta lúc bắt đầu phóng = thế năng ở vô tận gọi là vận tốc thoát</w:t>
       </w:r>
     </w:p>
     <w:p>
@@ -16034,6 +16539,7 @@
         <w:rPr>
           <w:lang w:val="en-US"/>
         </w:rPr>
+        <w:lastRenderedPageBreak/>
         <w:t>Tốc độ vũ trụ cấp 2 = vận tốc thoát khỏi trái đất của 1 vật đứng tại mặt đất của trái đất</w:t>
       </w:r>
     </w:p>

--- a/force.docx
+++ b/force.docx
@@ -6259,6 +6259,157 @@
         <w:pStyle w:val="ListParagraph"/>
         <w:numPr>
           <w:ilvl w:val="0"/>
+          <w:numId w:val="6"/>
+        </w:numPr>
+        <w:rPr>
+          <w:rFonts w:ascii="Cambria Math" w:hAnsi="Cambria Math"/>
+          <w:lang w:val="en-US"/>
+          <w:oMath/>
+        </w:rPr>
+      </w:pPr>
+      <w:r>
+        <w:rPr>
+          <w:rFonts w:eastAsiaTheme="minorEastAsia"/>
+          <w:lang w:val="en-US"/>
+        </w:rPr>
+        <w:t>Cho 1 vật trụ hoặc cầu, có dạng sau</w:t>
+      </w:r>
+    </w:p>
+    <w:p>
+      <w:pPr>
+        <w:pStyle w:val="ListParagraph"/>
+        <w:numPr>
+          <w:ilvl w:val="0"/>
+          <w:numId w:val="6"/>
+        </w:numPr>
+        <w:rPr>
+          <w:rFonts w:ascii="Cambria Math" w:hAnsi="Cambria Math"/>
+          <w:lang w:val="en-US"/>
+          <w:oMath/>
+        </w:rPr>
+      </w:pPr>
+      <w:r>
+        <w:rPr>
+          <w:noProof/>
+        </w:rPr>
+        <w:drawing>
+          <wp:inline distT="0" distB="0" distL="0" distR="0" wp14:anchorId="6E36B310" wp14:editId="33C6B9D3">
+            <wp:extent cx="2171700" cy="2153752"/>
+            <wp:effectExtent l="0" t="0" r="0" b="0"/>
+            <wp:docPr id="843660536" name="Picture 1"/>
+            <wp:cNvGraphicFramePr>
+              <a:graphicFrameLocks xmlns:a="http://schemas.openxmlformats.org/drawingml/2006/main" noChangeAspect="1"/>
+            </wp:cNvGraphicFramePr>
+            <a:graphic xmlns:a="http://schemas.openxmlformats.org/drawingml/2006/main">
+              <a:graphicData uri="http://schemas.openxmlformats.org/drawingml/2006/picture">
+                <pic:pic xmlns:pic="http://schemas.openxmlformats.org/drawingml/2006/picture">
+                  <pic:nvPicPr>
+                    <pic:cNvPr id="843660536" name=""/>
+                    <pic:cNvPicPr/>
+                  </pic:nvPicPr>
+                  <pic:blipFill rotWithShape="1">
+                    <a:blip r:embed="rId5"/>
+                    <a:srcRect l="51850" t="48218" r="32063" b="23419"/>
+                    <a:stretch/>
+                  </pic:blipFill>
+                  <pic:spPr bwMode="auto">
+                    <a:xfrm>
+                      <a:off x="0" y="0"/>
+                      <a:ext cx="2176756" cy="2158766"/>
+                    </a:xfrm>
+                    <a:prstGeom prst="rect">
+                      <a:avLst/>
+                    </a:prstGeom>
+                    <a:ln>
+                      <a:noFill/>
+                    </a:ln>
+                    <a:extLst>
+                      <a:ext uri="{53640926-AAD7-44D8-BBD7-CCE9431645EC}">
+                        <a14:shadowObscured xmlns:a14="http://schemas.microsoft.com/office/drawing/2010/main"/>
+                      </a:ext>
+                    </a:extLst>
+                  </pic:spPr>
+                </pic:pic>
+              </a:graphicData>
+            </a:graphic>
+          </wp:inline>
+        </w:drawing>
+      </w:r>
+    </w:p>
+    <w:p>
+      <w:pPr>
+        <w:pStyle w:val="ListParagraph"/>
+        <w:numPr>
+          <w:ilvl w:val="0"/>
+          <w:numId w:val="6"/>
+        </w:numPr>
+        <w:rPr>
+          <w:rFonts w:ascii="Cambria Math" w:hAnsi="Cambria Math"/>
+          <w:lang w:val="en-US"/>
+          <w:oMath/>
+        </w:rPr>
+      </w:pPr>
+      <w:r>
+        <w:rPr>
+          <w:rFonts w:eastAsiaTheme="minorEastAsia"/>
+          <w:noProof/>
+          <w:lang w:val="en-US"/>
+        </w:rPr>
+        <w:t>Vật có thể quay quanh trục M nằm ngang, dưới trọng trường thẳng hướng xuống</w:t>
+      </w:r>
+      <w:r>
+        <w:rPr>
+          <w:rFonts w:eastAsiaTheme="minorEastAsia"/>
+          <w:noProof/>
+          <w:lang w:val="en-US"/>
+        </w:rPr>
+        <w:t>, gia tốc trọng trường = g</w:t>
+      </w:r>
+    </w:p>
+    <w:p>
+      <w:pPr>
+        <w:pStyle w:val="ListParagraph"/>
+        <w:numPr>
+          <w:ilvl w:val="0"/>
+          <w:numId w:val="6"/>
+        </w:numPr>
+        <w:rPr>
+          <w:rFonts w:ascii="Cambria Math" w:hAnsi="Cambria Math"/>
+          <w:lang w:val="en-US"/>
+          <w:oMath/>
+        </w:rPr>
+      </w:pPr>
+      <w:r>
+        <w:rPr>
+          <w:rFonts w:eastAsiaTheme="minorEastAsia"/>
+          <w:noProof/>
+          <w:lang w:val="en-US"/>
+        </w:rPr>
+        <w:t xml:space="preserve">Khi này, nếu  thả M không vận tốc đầu tại vị trí như trên, thì vận tốc trọng tâm khi nó ở vị trí thấp nhất = </w:t>
+      </w:r>
+      <w:r>
+        <w:rPr>
+          <w:rFonts w:eastAsiaTheme="minorEastAsia"/>
+          <w:noProof/>
+          <w:lang w:val="en-US"/>
+        </w:rPr>
+        <w:t>(2(1 – q)gr)</w:t>
+      </w:r>
+      <w:r>
+        <w:rPr>
+          <w:rFonts w:eastAsiaTheme="minorEastAsia"/>
+          <w:noProof/>
+          <w:vertAlign w:val="superscript"/>
+          <w:lang w:val="en-US"/>
+        </w:rPr>
+        <w:t>0.5</w:t>
+      </w:r>
+    </w:p>
+    <w:p>
+      <w:pPr>
+        <w:pStyle w:val="ListParagraph"/>
+        <w:numPr>
+          <w:ilvl w:val="0"/>
           <w:numId w:val="9"/>
         </w:numPr>
         <w:rPr>
@@ -6552,6 +6703,7 @@
           <w:rFonts w:eastAsiaTheme="minorEastAsia"/>
           <w:lang w:val="en-US"/>
         </w:rPr>
+        <w:lastRenderedPageBreak/>
         <w:t>Dễ thấy F</w:t>
       </w:r>
       <w:r>
@@ -6860,7 +7012,6 @@
           <w:rFonts w:eastAsiaTheme="minorEastAsia"/>
           <w:lang w:val="en-US"/>
         </w:rPr>
-        <w:lastRenderedPageBreak/>
         <w:t xml:space="preserve">Góc kéo để lực kéo nhỏ nhất là </w:t>
       </w:r>
       <w:r>
@@ -8081,6 +8232,7 @@
           <w:rFonts w:eastAsiaTheme="minorEastAsia"/>
           <w:lang w:val="en-US"/>
         </w:rPr>
+        <w:lastRenderedPageBreak/>
         <w:t>Hình trụ, trục quay đi qua trung điểm trục đối xứng và vuông góc nó</w:t>
       </w:r>
     </w:p>
@@ -8661,26 +8813,354 @@
         <w:rPr>
           <w:lang w:val="en-US"/>
         </w:rPr>
+        <w:t>Solid – Rắn:</w:t>
+      </w:r>
+    </w:p>
+    <w:p>
+      <w:pPr>
+        <w:pStyle w:val="ListParagraph"/>
+        <w:numPr>
+          <w:ilvl w:val="0"/>
+          <w:numId w:val="24"/>
+        </w:numPr>
+        <w:rPr>
+          <w:lang w:val="en-US"/>
+        </w:rPr>
+      </w:pPr>
+      <w:r>
+        <w:rPr>
+          <w:lang w:val="en-US"/>
+        </w:rPr>
+        <w:t>Vật Rắn?</w:t>
+      </w:r>
+    </w:p>
+    <w:p>
+      <w:pPr>
+        <w:pStyle w:val="ListParagraph"/>
+        <w:numPr>
+          <w:ilvl w:val="0"/>
+          <w:numId w:val="6"/>
+        </w:numPr>
+        <w:rPr>
+          <w:lang w:val="en-US"/>
+        </w:rPr>
+      </w:pPr>
+      <w:r>
+        <w:rPr>
+          <w:lang w:val="en-US"/>
+        </w:rPr>
+        <w:t>Là vật mà khoảng cách giữa các chất điểm cấu tạo nên nó luôn không đổi</w:t>
+      </w:r>
+    </w:p>
+    <w:p>
+      <w:pPr>
+        <w:pStyle w:val="ListParagraph"/>
+        <w:numPr>
+          <w:ilvl w:val="0"/>
+          <w:numId w:val="6"/>
+        </w:numPr>
+        <w:rPr>
+          <w:lang w:val="en-US"/>
+        </w:rPr>
+      </w:pPr>
+      <w:r>
+        <w:rPr>
+          <w:lang w:val="en-US"/>
+        </w:rPr>
+        <w:t>Giả sử 1 vật rắn đang di chuyển và không bị tác dụng của bất kì lực nào, ta chỉ có thể dự đoán quỹ đạo của nó nếu biết động lượng và Moment động lượng so với 1 điểm của nó</w:t>
+      </w:r>
+    </w:p>
+    <w:p>
+      <w:pPr>
+        <w:pStyle w:val="ListParagraph"/>
+        <w:numPr>
+          <w:ilvl w:val="0"/>
+          <w:numId w:val="24"/>
+        </w:numPr>
+        <w:rPr>
+          <w:lang w:val="en-US"/>
+        </w:rPr>
+      </w:pPr>
+      <w:r>
+        <w:rPr>
+          <w:lang w:val="en-US"/>
+        </w:rPr>
+        <w:t xml:space="preserve">Dự </w:t>
+      </w:r>
+      <w:r>
+        <w:rPr>
+          <w:lang w:val="en-US"/>
+        </w:rPr>
+        <w:t>Đoán Quỹ Đạo Của 1 Số Vật Rắn?</w:t>
+      </w:r>
+    </w:p>
+    <w:p>
+      <w:pPr>
+        <w:pStyle w:val="ListParagraph"/>
+        <w:numPr>
+          <w:ilvl w:val="0"/>
+          <w:numId w:val="6"/>
+        </w:numPr>
+        <w:rPr>
+          <w:lang w:val="en-US"/>
+        </w:rPr>
+      </w:pPr>
+      <w:r>
+        <w:rPr>
+          <w:rFonts w:eastAsiaTheme="minorEastAsia"/>
+          <w:lang w:val="en-US"/>
+        </w:rPr>
+        <w:t xml:space="preserve">Xét trong hệ quy chiếu quán tính, coi khối lượng không thay đổi </w:t>
+      </w:r>
+    </w:p>
+    <w:p>
+      <w:pPr>
+        <w:pStyle w:val="ListParagraph"/>
+        <w:numPr>
+          <w:ilvl w:val="0"/>
+          <w:numId w:val="6"/>
+        </w:numPr>
+        <w:rPr>
+          <w:lang w:val="en-US"/>
+        </w:rPr>
+      </w:pPr>
+      <w:r>
+        <w:rPr>
+          <w:lang w:val="en-US"/>
+        </w:rPr>
+        <w:t>1 vật rắn đang đứng yên gồm 2 chất điểm A và B khối lượng như nhau = m,</w:t>
+      </w:r>
+      <w:r>
+        <w:rPr>
+          <w:lang w:val="en-US"/>
+        </w:rPr>
+        <w:t xml:space="preserve"> cách nhau đoạn = d,</w:t>
+      </w:r>
+      <w:r>
+        <w:rPr>
+          <w:lang w:val="en-US"/>
+        </w:rPr>
+        <w:t xml:space="preserve"> B bên phải, tác dụng 1 lực F hướng tới phía trước lên B theo phương vuông góc AB trong thời gian cực ngắn coi như = 0 để truyền cho vật động lượng K</w:t>
+      </w:r>
+    </w:p>
+    <w:p>
+      <w:pPr>
+        <w:pStyle w:val="ListParagraph"/>
+        <w:numPr>
+          <w:ilvl w:val="0"/>
+          <w:numId w:val="6"/>
+        </w:numPr>
+        <w:rPr>
+          <w:lang w:val="en-US"/>
+        </w:rPr>
+      </w:pPr>
+      <w:r>
+        <w:rPr>
+          <w:lang w:val="en-US"/>
+        </w:rPr>
+        <w:t>Trọng tâm của vật sẽ tịnh tiến theo hướng lực tác dụng với vận tốc K / 2m</w:t>
+      </w:r>
+    </w:p>
+    <w:p>
+      <w:pPr>
+        <w:pStyle w:val="ListParagraph"/>
+        <w:numPr>
+          <w:ilvl w:val="0"/>
+          <w:numId w:val="6"/>
+        </w:numPr>
+        <w:rPr>
+          <w:lang w:val="en-US"/>
+        </w:rPr>
+      </w:pPr>
+      <w:r>
+        <w:rPr>
+          <w:lang w:val="en-US"/>
+        </w:rPr>
+        <w:t>Từ điểm nhìn của trọng tâm, 2 chất điểm quay đều xung quanh nó</w:t>
+      </w:r>
+      <w:r>
+        <w:rPr>
+          <w:lang w:val="en-US"/>
+        </w:rPr>
+        <w:t xml:space="preserve"> với tốc độ </w:t>
+      </w:r>
+      <w:r>
+        <w:rPr>
+          <w:lang w:val="en-US"/>
+        </w:rPr>
+        <w:t xml:space="preserve">dài </w:t>
+      </w:r>
+      <w:r>
+        <w:rPr>
+          <w:lang w:val="en-US"/>
+        </w:rPr>
+        <w:t>= tốc độ tịnh tiến của trọng tâm</w:t>
+      </w:r>
+      <w:r>
+        <w:rPr>
+          <w:lang w:val="en-US"/>
+        </w:rPr>
+        <w:t xml:space="preserve"> theo chiều ngược chiều kim đồng hồ tron</w:t>
+      </w:r>
+      <w:r>
+        <w:rPr>
+          <w:lang w:val="en-US"/>
+        </w:rPr>
+        <w:t>g mặt phẳng vuông góc với AB x F</w:t>
+      </w:r>
+      <w:r>
+        <w:rPr>
+          <w:lang w:val="en-US"/>
+        </w:rPr>
+        <w:t>, điều này là do đã phát sinh nội lực giữa A và B, giống lực hấp dẫn</w:t>
+      </w:r>
+    </w:p>
+    <w:p>
+      <w:pPr>
+        <w:pStyle w:val="ListParagraph"/>
+        <w:numPr>
+          <w:ilvl w:val="0"/>
+          <w:numId w:val="6"/>
+        </w:numPr>
+        <w:rPr>
+          <w:lang w:val="en-US"/>
+        </w:rPr>
+      </w:pPr>
+      <w:r>
+        <w:rPr>
+          <w:lang w:val="en-US"/>
+        </w:rPr>
+        <w:t>Cũng như trên, nhưng khối lượng A và B khác nhau, A khối lượng vô tận, B khối lượng m</w:t>
+      </w:r>
+    </w:p>
+    <w:p>
+      <w:pPr>
+        <w:pStyle w:val="ListParagraph"/>
+        <w:numPr>
+          <w:ilvl w:val="0"/>
+          <w:numId w:val="6"/>
+        </w:numPr>
+        <w:rPr>
+          <w:lang w:val="en-US"/>
+        </w:rPr>
+      </w:pPr>
+      <w:r>
+        <w:rPr>
+          <w:lang w:val="en-US"/>
+        </w:rPr>
+        <w:t>A đứng yên, B sẽ quay đều xung quanh A theo chiều ngược chiều kim đồng hồ với tốc độ</w:t>
+      </w:r>
+      <w:r>
+        <w:rPr>
+          <w:lang w:val="en-US"/>
+        </w:rPr>
+        <w:t xml:space="preserve"> góc = K / m</w:t>
+      </w:r>
+      <w:r>
+        <w:rPr>
+          <w:lang w:val="en-US"/>
+        </w:rPr>
+        <w:t xml:space="preserve"> trong mặt phẳng vuông góc với AB x F</w:t>
+      </w:r>
+    </w:p>
+    <w:p>
+      <w:pPr>
+        <w:pStyle w:val="ListParagraph"/>
+        <w:numPr>
+          <w:ilvl w:val="0"/>
+          <w:numId w:val="6"/>
+        </w:numPr>
+        <w:rPr>
+          <w:lang w:val="en-US"/>
+        </w:rPr>
+      </w:pPr>
+      <w:r>
+        <w:rPr>
+          <w:lang w:val="en-US"/>
+        </w:rPr>
+        <w:t>1 vật rắn đang đứng yên là 1 thanh dài cực mỏng đồng chất khối lượng m, chiều dài d, 2 đầu A và B, B bên phải, tác dụng 1 lực F hướng tới phía trước lên B theo phương vuông góc AB trong thời gian cực ngắn coi như = 0 để truyền cho vật động lượng K</w:t>
+      </w:r>
+    </w:p>
+    <w:p>
+      <w:pPr>
+        <w:pStyle w:val="ListParagraph"/>
+        <w:numPr>
+          <w:ilvl w:val="0"/>
+          <w:numId w:val="6"/>
+        </w:numPr>
+        <w:rPr>
+          <w:lang w:val="en-US"/>
+        </w:rPr>
+      </w:pPr>
+      <w:r>
+        <w:rPr>
+          <w:lang w:val="en-US"/>
+        </w:rPr>
+        <w:t>Trọng tâm của vật sẽ tịnh tiến theo hướng lực tác dụng với vận tốc K / m</w:t>
+      </w:r>
+    </w:p>
+    <w:p>
+      <w:pPr>
+        <w:pStyle w:val="ListParagraph"/>
+        <w:numPr>
+          <w:ilvl w:val="0"/>
+          <w:numId w:val="6"/>
+        </w:numPr>
+        <w:rPr>
+          <w:lang w:val="en-US"/>
+        </w:rPr>
+      </w:pPr>
+      <w:r>
+        <w:rPr>
+          <w:lang w:val="en-US"/>
+        </w:rPr>
+        <w:t xml:space="preserve">Từ điểm nhìn của trọng tâm, vật quay đều xung quanh nó với tốc độ góc </w:t>
+      </w:r>
+    </w:p>
+    <w:p>
+      <w:pPr>
+        <w:pStyle w:val="ListParagraph"/>
+        <w:ind w:left="1080"/>
+        <w:rPr>
+          <w:lang w:val="en-US"/>
+        </w:rPr>
+      </w:pPr>
+      <w:r>
+        <w:rPr>
+          <w:lang w:val="en-US"/>
+        </w:rPr>
+        <w:t xml:space="preserve">= </w:t>
+      </w:r>
+      <w:r>
+        <w:rPr>
+          <w:lang w:val="en-US"/>
+        </w:rPr>
+        <w:t xml:space="preserve">6K / md </w:t>
+      </w:r>
+      <w:r>
+        <w:rPr>
+          <w:lang w:val="en-US"/>
+        </w:rPr>
+        <w:t>theo chiều ngược chiều kim đồng hồ trong mặt phẳng vuông góc với AB x F</w:t>
+      </w:r>
+    </w:p>
+    <w:p>
+      <w:pPr>
+        <w:pStyle w:val="ListParagraph"/>
+        <w:numPr>
+          <w:ilvl w:val="0"/>
+          <w:numId w:val="6"/>
+        </w:numPr>
+        <w:rPr>
+          <w:lang w:val="en-US"/>
+        </w:rPr>
+      </w:pPr>
+      <w:r>
+        <w:rPr>
+          <w:lang w:val="en-US"/>
+        </w:rPr>
         <w:lastRenderedPageBreak/>
-        <w:t>Solid – Rắn:</w:t>
-      </w:r>
-    </w:p>
-    <w:p>
-      <w:pPr>
-        <w:pStyle w:val="ListParagraph"/>
-        <w:numPr>
-          <w:ilvl w:val="0"/>
-          <w:numId w:val="24"/>
-        </w:numPr>
-        <w:rPr>
-          <w:lang w:val="en-US"/>
-        </w:rPr>
-      </w:pPr>
-      <w:r>
-        <w:rPr>
-          <w:lang w:val="en-US"/>
-        </w:rPr>
-        <w:t>Vật Rắn?</w:t>
+        <w:t>Cũng như trên, nhưng đầu A khối lượng vô tận, còn lại khối lượng như nhau và tổng = m</w:t>
       </w:r>
     </w:p>
     <w:p>
@@ -8698,7 +9178,31 @@
         <w:rPr>
           <w:lang w:val="en-US"/>
         </w:rPr>
-        <w:t>Là vật mà khoảng cách giữa các chất điểm cấu tạo nên nó luôn không đổi</w:t>
+        <w:t xml:space="preserve">Vật sẽ quanh điều xung quanh A theo chiều ngược chiều kim đồng hồ với tốc độ góc = </w:t>
+      </w:r>
+      <w:r>
+        <w:rPr>
+          <w:lang w:val="en-US"/>
+        </w:rPr>
+        <w:t>3</w:t>
+      </w:r>
+      <w:r>
+        <w:rPr>
+          <w:lang w:val="en-US"/>
+        </w:rPr>
+        <w:t>K / m</w:t>
+      </w:r>
+      <w:r>
+        <w:rPr>
+          <w:lang w:val="en-US"/>
+        </w:rPr>
+        <w:t>d</w:t>
+      </w:r>
+      <w:r>
+        <w:rPr>
+          <w:lang w:val="en-US"/>
+        </w:rPr>
+        <w:t xml:space="preserve"> trong mặt phẳng vuông góc với AB x F</w:t>
       </w:r>
     </w:p>
     <w:p>
@@ -8716,31 +9220,13 @@
         <w:rPr>
           <w:lang w:val="en-US"/>
         </w:rPr>
-        <w:t>Giả sử 1 vật rắn đang di chuyển và không bị tác dụng của bất kì lực nào, ta chỉ có thể dự đoán quỹ đạo của nó nếu biết động lượng và Moment động lượng so với 1 điểm của nó</w:t>
-      </w:r>
-    </w:p>
-    <w:p>
-      <w:pPr>
-        <w:pStyle w:val="ListParagraph"/>
-        <w:numPr>
-          <w:ilvl w:val="0"/>
-          <w:numId w:val="24"/>
-        </w:numPr>
-        <w:rPr>
-          <w:lang w:val="en-US"/>
-        </w:rPr>
-      </w:pPr>
-      <w:r>
-        <w:rPr>
-          <w:lang w:val="en-US"/>
-        </w:rPr>
-        <w:t xml:space="preserve">Dự </w:t>
-      </w:r>
-      <w:r>
-        <w:rPr>
-          <w:lang w:val="en-US"/>
-        </w:rPr>
-        <w:t>Đoán Quỹ Đạo Của 1 Số Vật Rắn?</w:t>
+        <w:t xml:space="preserve">1 vật rắn đang đứng yên và nằm ngang là 1 khối trụ đồng chất khối lượng m, </w:t>
+      </w:r>
+      <w:r>
+        <w:rPr>
+          <w:lang w:val="en-US"/>
+        </w:rPr>
+        <w:t>cho 1 mặt phẳng thẳng đứng chứa trục của khối trụ, gọi d là giao tuyến của mặt phẳng này với mặt xung quanh của trụ ở phía trên, tác dụng 1 lực F lên khối trụ hướng thẳng về phía trước, điểm đặt là bất kì điểm nào trên d, trong thời gian cực ngắn coi như = 0 để truyền cho vật động lượng K</w:t>
       </w:r>
     </w:p>
     <w:p>
@@ -8756,10 +9242,9 @@
       </w:pPr>
       <w:r>
         <w:rPr>
-          <w:rFonts w:eastAsiaTheme="minorEastAsia"/>
-          <w:lang w:val="en-US"/>
-        </w:rPr>
-        <w:t xml:space="preserve">Xét trong hệ quy chiếu quán tính, coi khối lượng không thay đổi </w:t>
+          <w:lang w:val="en-US"/>
+        </w:rPr>
+        <w:t>Trọng tâm của vật sẽ tịnh tiến theo hướng lực tác dụng với vận tốc K / m</w:t>
       </w:r>
     </w:p>
     <w:p>
@@ -8777,19 +9262,7 @@
         <w:rPr>
           <w:lang w:val="en-US"/>
         </w:rPr>
-        <w:t>1 vật rắn đang đứng yên gồm 2 chất điểm A và B khối lượng như nhau = m,</w:t>
-      </w:r>
-      <w:r>
-        <w:rPr>
-          <w:lang w:val="en-US"/>
-        </w:rPr>
-        <w:t xml:space="preserve"> cách nhau đoạn = d,</w:t>
-      </w:r>
-      <w:r>
-        <w:rPr>
-          <w:lang w:val="en-US"/>
-        </w:rPr>
-        <w:t xml:space="preserve"> B bên phải, tác dụng 1 lực F hướng tới phía trước lên B theo phương vuông góc AB trong thời gian cực ngắn coi như = 0 để truyền cho vật động lượng K</w:t>
+        <w:t>Vật đồng thời quay đều xung quanh trục của nó theo hướng lăn về phía trước, tốc độ của 1 điểm bất kì trên mặt xung quanh vật = 2 lần tốc độ trọng tâm</w:t>
       </w:r>
     </w:p>
     <w:p>
@@ -8807,7 +9280,7 @@
         <w:rPr>
           <w:lang w:val="en-US"/>
         </w:rPr>
-        <w:t>Trọng tâm của vật sẽ tịnh tiến theo hướng lực tác dụng với vận tốc K / 2m</w:t>
+        <w:t>Cũng trường hợp trên, nhưng trục đối xứng của khối trụ được giữ cố định và đặt nằm ngang, buộc 1 sợi dây xung quanh khối trụ, lấy tay cầm phần dây thừa, buộc nó vào 1 vật, vật này chịu tác dụng của trọng lực hướng xuống F, khối lượng trụ = M, vật = m</w:t>
       </w:r>
     </w:p>
     <w:p>
@@ -8825,43 +9298,13 @@
         <w:rPr>
           <w:lang w:val="en-US"/>
         </w:rPr>
-        <w:t>Từ điểm nhìn của trọng tâm, 2 chất điểm quay đều xung quanh nó</w:t>
-      </w:r>
-      <w:r>
-        <w:rPr>
-          <w:lang w:val="en-US"/>
-        </w:rPr>
-        <w:t xml:space="preserve"> với tốc độ </w:t>
-      </w:r>
-      <w:r>
-        <w:rPr>
-          <w:lang w:val="en-US"/>
-        </w:rPr>
-        <w:t xml:space="preserve">dài </w:t>
-      </w:r>
-      <w:r>
-        <w:rPr>
-          <w:lang w:val="en-US"/>
-        </w:rPr>
-        <w:t>= tốc độ tịnh tiến của trọng tâm</w:t>
-      </w:r>
-      <w:r>
-        <w:rPr>
-          <w:lang w:val="en-US"/>
-        </w:rPr>
-        <w:t xml:space="preserve"> theo chiều ngược chiều kim đồng hồ tron</w:t>
-      </w:r>
-      <w:r>
-        <w:rPr>
-          <w:lang w:val="en-US"/>
-        </w:rPr>
-        <w:t>g mặt phẳng vuông góc với AB x F</w:t>
-      </w:r>
-      <w:r>
-        <w:rPr>
-          <w:lang w:val="en-US"/>
-        </w:rPr>
-        <w:t>, điều này là do đã phát sinh nội lực giữa A và B, giống lực hấp dẫn</w:t>
+        <w:t>Khi này lực căng dây = F / (2m / M + 1)</w:t>
+      </w:r>
+      <w:r>
+        <w:rPr>
+          <w:lang w:val="en-US"/>
+        </w:rPr>
+        <w:t>, nếu khối trụ chỉ có vỏ, thì lực căng dây = F / (m / M + 1)</w:t>
       </w:r>
     </w:p>
     <w:p>
@@ -8879,298 +9322,6 @@
         <w:rPr>
           <w:lang w:val="en-US"/>
         </w:rPr>
-        <w:t>Cũng như trên, nhưng khối lượng A và B khác nhau, A khối lượng vô tận, B khối lượng m</w:t>
-      </w:r>
-    </w:p>
-    <w:p>
-      <w:pPr>
-        <w:pStyle w:val="ListParagraph"/>
-        <w:numPr>
-          <w:ilvl w:val="0"/>
-          <w:numId w:val="6"/>
-        </w:numPr>
-        <w:rPr>
-          <w:lang w:val="en-US"/>
-        </w:rPr>
-      </w:pPr>
-      <w:r>
-        <w:rPr>
-          <w:lang w:val="en-US"/>
-        </w:rPr>
-        <w:t>A đứng yên, B sẽ quay đều xung quanh A theo chiều ngược chiều kim đồng hồ với tốc độ</w:t>
-      </w:r>
-      <w:r>
-        <w:rPr>
-          <w:lang w:val="en-US"/>
-        </w:rPr>
-        <w:t xml:space="preserve"> góc = K / m</w:t>
-      </w:r>
-      <w:r>
-        <w:rPr>
-          <w:lang w:val="en-US"/>
-        </w:rPr>
-        <w:t xml:space="preserve"> trong mặt phẳng vuông góc với AB x F</w:t>
-      </w:r>
-    </w:p>
-    <w:p>
-      <w:pPr>
-        <w:pStyle w:val="ListParagraph"/>
-        <w:numPr>
-          <w:ilvl w:val="0"/>
-          <w:numId w:val="6"/>
-        </w:numPr>
-        <w:rPr>
-          <w:lang w:val="en-US"/>
-        </w:rPr>
-      </w:pPr>
-      <w:r>
-        <w:rPr>
-          <w:lang w:val="en-US"/>
-        </w:rPr>
-        <w:t>1 vật rắn đang đứng yên là 1 thanh dài cực mỏng đồng chất khối lượng m, chiều dài d, 2 đầu A và B, B bên phải, tác dụng 1 lực F hướng tới phía trước lên B theo phương vuông góc AB trong thời gian cực ngắn coi như = 0 để truyền cho vật động lượng K</w:t>
-      </w:r>
-    </w:p>
-    <w:p>
-      <w:pPr>
-        <w:pStyle w:val="ListParagraph"/>
-        <w:numPr>
-          <w:ilvl w:val="0"/>
-          <w:numId w:val="6"/>
-        </w:numPr>
-        <w:rPr>
-          <w:lang w:val="en-US"/>
-        </w:rPr>
-      </w:pPr>
-      <w:r>
-        <w:rPr>
-          <w:lang w:val="en-US"/>
-        </w:rPr>
-        <w:t>Trọng tâm của vật sẽ tịnh tiến theo hướng lực tác dụng với vận tốc K / m</w:t>
-      </w:r>
-    </w:p>
-    <w:p>
-      <w:pPr>
-        <w:pStyle w:val="ListParagraph"/>
-        <w:numPr>
-          <w:ilvl w:val="0"/>
-          <w:numId w:val="6"/>
-        </w:numPr>
-        <w:rPr>
-          <w:lang w:val="en-US"/>
-        </w:rPr>
-      </w:pPr>
-      <w:r>
-        <w:rPr>
-          <w:lang w:val="en-US"/>
-        </w:rPr>
-        <w:t xml:space="preserve">Từ điểm nhìn của trọng tâm, vật quay đều xung quanh nó với tốc độ góc </w:t>
-      </w:r>
-    </w:p>
-    <w:p>
-      <w:pPr>
-        <w:pStyle w:val="ListParagraph"/>
-        <w:ind w:left="1080"/>
-        <w:rPr>
-          <w:lang w:val="en-US"/>
-        </w:rPr>
-      </w:pPr>
-      <w:r>
-        <w:rPr>
-          <w:lang w:val="en-US"/>
-        </w:rPr>
-        <w:t xml:space="preserve">= </w:t>
-      </w:r>
-      <w:r>
-        <w:rPr>
-          <w:lang w:val="en-US"/>
-        </w:rPr>
-        <w:t xml:space="preserve">6K / md </w:t>
-      </w:r>
-      <w:r>
-        <w:rPr>
-          <w:lang w:val="en-US"/>
-        </w:rPr>
-        <w:t>theo chiều ngược chiều kim đồng hồ trong mặt phẳng vuông góc với AB x F</w:t>
-      </w:r>
-    </w:p>
-    <w:p>
-      <w:pPr>
-        <w:pStyle w:val="ListParagraph"/>
-        <w:numPr>
-          <w:ilvl w:val="0"/>
-          <w:numId w:val="6"/>
-        </w:numPr>
-        <w:rPr>
-          <w:lang w:val="en-US"/>
-        </w:rPr>
-      </w:pPr>
-      <w:r>
-        <w:rPr>
-          <w:lang w:val="en-US"/>
-        </w:rPr>
-        <w:t>Cũng như trên, nhưng đầu A khối lượng vô tận, còn lại khối lượng như nhau và tổng = m</w:t>
-      </w:r>
-    </w:p>
-    <w:p>
-      <w:pPr>
-        <w:pStyle w:val="ListParagraph"/>
-        <w:numPr>
-          <w:ilvl w:val="0"/>
-          <w:numId w:val="6"/>
-        </w:numPr>
-        <w:rPr>
-          <w:lang w:val="en-US"/>
-        </w:rPr>
-      </w:pPr>
-      <w:r>
-        <w:rPr>
-          <w:lang w:val="en-US"/>
-        </w:rPr>
-        <w:t xml:space="preserve">Vật sẽ quanh điều xung quanh A theo chiều ngược chiều kim đồng hồ với tốc độ góc = </w:t>
-      </w:r>
-      <w:r>
-        <w:rPr>
-          <w:lang w:val="en-US"/>
-        </w:rPr>
-        <w:t>3</w:t>
-      </w:r>
-      <w:r>
-        <w:rPr>
-          <w:lang w:val="en-US"/>
-        </w:rPr>
-        <w:t>K / m</w:t>
-      </w:r>
-      <w:r>
-        <w:rPr>
-          <w:lang w:val="en-US"/>
-        </w:rPr>
-        <w:t>d</w:t>
-      </w:r>
-      <w:r>
-        <w:rPr>
-          <w:lang w:val="en-US"/>
-        </w:rPr>
-        <w:t xml:space="preserve"> trong mặt phẳng vuông góc với AB x F</w:t>
-      </w:r>
-    </w:p>
-    <w:p>
-      <w:pPr>
-        <w:pStyle w:val="ListParagraph"/>
-        <w:numPr>
-          <w:ilvl w:val="0"/>
-          <w:numId w:val="6"/>
-        </w:numPr>
-        <w:rPr>
-          <w:lang w:val="en-US"/>
-        </w:rPr>
-      </w:pPr>
-      <w:r>
-        <w:rPr>
-          <w:lang w:val="en-US"/>
-        </w:rPr>
-        <w:t xml:space="preserve">1 vật rắn đang đứng yên và nằm ngang là 1 khối trụ đồng chất khối lượng m, </w:t>
-      </w:r>
-      <w:r>
-        <w:rPr>
-          <w:lang w:val="en-US"/>
-        </w:rPr>
-        <w:t>cho 1 mặt phẳng thẳng đứng chứa trục của khối trụ, gọi d là giao tuyến của mặt phẳng này với mặt xung quanh của trụ ở phía trên, tác dụng 1 lực F lên khối trụ hướng thẳng về phía trước, điểm đặt là bất kì điểm nào trên d, trong thời gian cực ngắn coi như = 0 để truyền cho vật động lượng K</w:t>
-      </w:r>
-    </w:p>
-    <w:p>
-      <w:pPr>
-        <w:pStyle w:val="ListParagraph"/>
-        <w:numPr>
-          <w:ilvl w:val="0"/>
-          <w:numId w:val="6"/>
-        </w:numPr>
-        <w:rPr>
-          <w:lang w:val="en-US"/>
-        </w:rPr>
-      </w:pPr>
-      <w:r>
-        <w:rPr>
-          <w:lang w:val="en-US"/>
-        </w:rPr>
-        <w:t>Trọng tâm của vật sẽ tịnh tiến theo hướng lực tác dụng với vận tốc K / m</w:t>
-      </w:r>
-    </w:p>
-    <w:p>
-      <w:pPr>
-        <w:pStyle w:val="ListParagraph"/>
-        <w:numPr>
-          <w:ilvl w:val="0"/>
-          <w:numId w:val="6"/>
-        </w:numPr>
-        <w:rPr>
-          <w:lang w:val="en-US"/>
-        </w:rPr>
-      </w:pPr>
-      <w:r>
-        <w:rPr>
-          <w:lang w:val="en-US"/>
-        </w:rPr>
-        <w:t>Vật đồng thời quay đều xung quanh trục của nó theo hướng lăn về phía trước, tốc độ của 1 điểm bất kì trên mặt xung quanh vật = 2 lần tốc độ trọng tâm</w:t>
-      </w:r>
-    </w:p>
-    <w:p>
-      <w:pPr>
-        <w:pStyle w:val="ListParagraph"/>
-        <w:numPr>
-          <w:ilvl w:val="0"/>
-          <w:numId w:val="6"/>
-        </w:numPr>
-        <w:rPr>
-          <w:lang w:val="en-US"/>
-        </w:rPr>
-      </w:pPr>
-      <w:r>
-        <w:rPr>
-          <w:lang w:val="en-US"/>
-        </w:rPr>
-        <w:t>Cũng trường hợp trên, nhưng trục đối xứng của khối trụ được giữ cố định và đặt nằm ngang, buộc 1 sợi dây xung quanh khối trụ, lấy tay cầm phần dây thừa, buộc nó vào 1 vật, vật này chịu tác dụng của trọng lực hướng xuống F, khối lượng trụ = M, vật = m</w:t>
-      </w:r>
-    </w:p>
-    <w:p>
-      <w:pPr>
-        <w:pStyle w:val="ListParagraph"/>
-        <w:numPr>
-          <w:ilvl w:val="0"/>
-          <w:numId w:val="6"/>
-        </w:numPr>
-        <w:rPr>
-          <w:lang w:val="en-US"/>
-        </w:rPr>
-      </w:pPr>
-      <w:r>
-        <w:rPr>
-          <w:lang w:val="en-US"/>
-        </w:rPr>
-        <w:t>Khi này lực căng dây = F / (2m / M + 1)</w:t>
-      </w:r>
-      <w:r>
-        <w:rPr>
-          <w:lang w:val="en-US"/>
-        </w:rPr>
-        <w:t>, nếu khối trụ chỉ có vỏ, thì lực căng dây = F / (m / M + 1)</w:t>
-      </w:r>
-    </w:p>
-    <w:p>
-      <w:pPr>
-        <w:pStyle w:val="ListParagraph"/>
-        <w:numPr>
-          <w:ilvl w:val="0"/>
-          <w:numId w:val="6"/>
-        </w:numPr>
-        <w:rPr>
-          <w:lang w:val="en-US"/>
-        </w:rPr>
-      </w:pPr>
-      <w:r>
-        <w:rPr>
-          <w:lang w:val="en-US"/>
-        </w:rPr>
-        <w:lastRenderedPageBreak/>
         <w:t>Cho 1 thanh dài cực mỏng khối lượng m chiều dài r đặt trong trọng trường đều có gia tốc trọng trường g, 2 đầu buộc vào 1 sợi dây chiều dài 2a, móc 1 điểm trên dây vào điểm M cố định, buông hệ, khi này nếu M là trung điểm dây, thì hệ cân bằng có dạng như sau</w:t>
       </w:r>
     </w:p>
@@ -9211,7 +9362,7 @@
                     <pic:cNvPicPr/>
                   </pic:nvPicPr>
                   <pic:blipFill rotWithShape="1">
-                    <a:blip r:embed="rId5"/>
+                    <a:blip r:embed="rId6"/>
                     <a:srcRect l="49058" t="26708" r="28208" b="49892"/>
                     <a:stretch/>
                   </pic:blipFill>
@@ -9416,6 +9567,7 @@
         <w:rPr>
           <w:noProof/>
         </w:rPr>
+        <w:lastRenderedPageBreak/>
         <w:drawing>
           <wp:inline distT="0" distB="0" distL="0" distR="0" wp14:anchorId="08E807AD" wp14:editId="0080A505">
             <wp:extent cx="1935480" cy="2952427"/>
@@ -9432,7 +9584,7 @@
                     <pic:cNvPicPr/>
                   </pic:nvPicPr>
                   <pic:blipFill rotWithShape="1">
-                    <a:blip r:embed="rId6"/>
+                    <a:blip r:embed="rId7"/>
                     <a:srcRect l="49191" t="31436" r="35121" b="26019"/>
                     <a:stretch/>
                   </pic:blipFill>
@@ -9638,14 +9790,7 @@
         <w:rPr>
           <w:lang w:val="en-US"/>
         </w:rPr>
-        <w:t xml:space="preserve">Cho 1 vòng tròn khối lượng m bán kính r đang nằm trong mặt phẳng vuông góc mặt đất và đứng yên, điểm thấp nhất của vòng tròn tiếp xúc với đất, xung quanh </w:t>
-      </w:r>
-      <w:r>
-        <w:rPr>
-          <w:lang w:val="en-US"/>
-        </w:rPr>
-        <w:lastRenderedPageBreak/>
-        <w:t>có trọng trường đều hướng thẳng xuống đất với gia tốc trọng trường g, lấy đất làm mốc tính thế năng, khi này tổng thế năng của vòng tròn là mgr</w:t>
+        <w:t>Cho 1 vòng tròn khối lượng m bán kính r đang nằm trong mặt phẳng vuông góc mặt đất và đứng yên, điểm thấp nhất của vòng tròn tiếp xúc với đất, xung quanh có trọng trường đều hướng thẳng xuống đất với gia tốc trọng trường g, lấy đất làm mốc tính thế năng, khi này tổng thế năng của vòng tròn là mgr</w:t>
       </w:r>
     </w:p>
     <w:p>
@@ -10163,6 +10308,7 @@
         <w:rPr>
           <w:lang w:val="en-US"/>
         </w:rPr>
+        <w:lastRenderedPageBreak/>
         <w:t>N</w:t>
       </w:r>
       <w:r>
@@ -12086,8 +12232,116 @@
         <w:rPr>
           <w:lang w:val="en-US"/>
         </w:rPr>
+        <w:t>Động lượng của vật cũng = 0 vì phản lực cột tác dụng lên vật đã triệt tiêu hoàn toàn trọng lực</w:t>
+      </w:r>
+    </w:p>
+    <w:p>
+      <w:pPr>
+        <w:pStyle w:val="ListParagraph"/>
+        <w:numPr>
+          <w:ilvl w:val="0"/>
+          <w:numId w:val="19"/>
+        </w:numPr>
+        <w:rPr>
+          <w:lang w:val="en-US"/>
+        </w:rPr>
+      </w:pPr>
+      <w:r>
+        <w:rPr>
+          <w:lang w:val="en-US"/>
+        </w:rPr>
+        <w:t>Chứng Minh Tính Chất 3 Của Trọng Tâm?</w:t>
+      </w:r>
+    </w:p>
+    <w:p>
+      <w:pPr>
+        <w:pStyle w:val="ListParagraph"/>
+        <w:numPr>
+          <w:ilvl w:val="0"/>
+          <w:numId w:val="18"/>
+        </w:numPr>
+        <w:rPr>
+          <w:lang w:val="en-US"/>
+        </w:rPr>
+      </w:pPr>
+      <w:r>
+        <w:rPr>
+          <w:lang w:val="en-US"/>
+        </w:rPr>
+        <w:t>Đặt trọng tâm làm gốc tọa độ, động lượng tổng thể của vật đang quay quanh trọng tâm = tích phân Vector động lượng của toàn bộ điểm trong vật, mà Vector động lượng điểm = khối lượng điểm * vận tốc dài = khối lượng điểm * Vector tọa độ quay 90 độ * vận tốc góc, vận tốc góc như nhau tại mọi điểm nên bỏ ra khỏi tích phân, phần còn lại chính là tích phân tọa độ nhân trọng số của toàn bộ tọa độ điểm trong vật và = 0, do đó tích phân động lượng = 0</w:t>
+      </w:r>
+    </w:p>
+    <w:p>
+      <w:pPr>
+        <w:pStyle w:val="ListParagraph"/>
+        <w:numPr>
+          <w:ilvl w:val="0"/>
+          <w:numId w:val="19"/>
+        </w:numPr>
+        <w:rPr>
+          <w:lang w:val="en-US"/>
+        </w:rPr>
+      </w:pPr>
+      <w:r>
+        <w:rPr>
+          <w:lang w:val="en-US"/>
+        </w:rPr>
+        <w:t>Chứng Minh Tính Chất 4 Của Trọng Tâm?</w:t>
+      </w:r>
+    </w:p>
+    <w:p>
+      <w:pPr>
+        <w:pStyle w:val="ListParagraph"/>
+        <w:numPr>
+          <w:ilvl w:val="0"/>
+          <w:numId w:val="18"/>
+        </w:numPr>
+        <w:rPr>
+          <w:lang w:val="en-US"/>
+        </w:rPr>
+      </w:pPr>
+      <w:r>
+        <w:rPr>
+          <w:lang w:val="en-US"/>
+        </w:rPr>
+        <w:t>Vì vật đang quay quanh trọng tâm nên động lượng không đổi và = 0 nên tổng hợp lực lên vật = 0, mà ta cũng chẳng tác dụng ngẫu lực lên vật, nên Moment động lượng không đổi, giả sử Vector Moment động lượng không cùng phương với trục quay, khi đó, dễ thấy Vector Moment động lượng sẽ quay tròn xung quanh trục quay, nói cách khác, Vector Moment động lượng thay đổi, mâu thuẫn, nên bắt buộc nó phải trùng với phương trục quay, khi đó, dù vật có quay kiểu gì thì Vector Moment động lượng cũng không quay</w:t>
+      </w:r>
+    </w:p>
+    <w:p>
+      <w:pPr>
+        <w:pStyle w:val="ListParagraph"/>
+        <w:numPr>
+          <w:ilvl w:val="0"/>
+          <w:numId w:val="19"/>
+        </w:numPr>
+        <w:rPr>
+          <w:lang w:val="en-US"/>
+        </w:rPr>
+      </w:pPr>
+      <w:r>
+        <w:rPr>
+          <w:lang w:val="en-US"/>
+        </w:rPr>
+        <w:t>Có Phải Tọa Độ Trọng Tâm = Trung Bình Tọa Độ Đỉnh Giả Sử Vật Đồng Chất?</w:t>
+      </w:r>
+    </w:p>
+    <w:p>
+      <w:pPr>
+        <w:pStyle w:val="ListParagraph"/>
+        <w:numPr>
+          <w:ilvl w:val="0"/>
+          <w:numId w:val="18"/>
+        </w:numPr>
+        <w:rPr>
+          <w:lang w:val="en-US"/>
+        </w:rPr>
+      </w:pPr>
+      <w:r>
+        <w:rPr>
+          <w:lang w:val="en-US"/>
+        </w:rPr>
         <w:lastRenderedPageBreak/>
-        <w:t>Động lượng của vật cũng = 0 vì phản lực cột tác dụng lên vật đã triệt tiêu hoàn toàn trọng lực</w:t>
+        <w:t>Xét 1 khối đa diện, khi đó tọa độ trọng tâm nghĩa là trung bình tọa độ tất cả các điểm trong khối chỉ = trung bình tọa độ đỉnh trong 1 số ít trường hợp như hình tam giác, chữ nhật, lập phương, …, còn đa số hình khác thì không</w:t>
       </w:r>
     </w:p>
     <w:p>
@@ -12105,7 +12359,7 @@
         <w:rPr>
           <w:lang w:val="en-US"/>
         </w:rPr>
-        <w:t>Chứng Minh Tính Chất 3 Của Trọng Tâm?</w:t>
+        <w:t>Cách Thăng Bằng Đá?</w:t>
       </w:r>
     </w:p>
     <w:p>
@@ -12123,114 +12377,6 @@
         <w:rPr>
           <w:lang w:val="en-US"/>
         </w:rPr>
-        <w:t>Đặt trọng tâm làm gốc tọa độ, động lượng tổng thể của vật đang quay quanh trọng tâm = tích phân Vector động lượng của toàn bộ điểm trong vật, mà Vector động lượng điểm = khối lượng điểm * vận tốc dài = khối lượng điểm * Vector tọa độ quay 90 độ * vận tốc góc, vận tốc góc như nhau tại mọi điểm nên bỏ ra khỏi tích phân, phần còn lại chính là tích phân tọa độ nhân trọng số của toàn bộ tọa độ điểm trong vật và = 0, do đó tích phân động lượng = 0</w:t>
-      </w:r>
-    </w:p>
-    <w:p>
-      <w:pPr>
-        <w:pStyle w:val="ListParagraph"/>
-        <w:numPr>
-          <w:ilvl w:val="0"/>
-          <w:numId w:val="19"/>
-        </w:numPr>
-        <w:rPr>
-          <w:lang w:val="en-US"/>
-        </w:rPr>
-      </w:pPr>
-      <w:r>
-        <w:rPr>
-          <w:lang w:val="en-US"/>
-        </w:rPr>
-        <w:t>Chứng Minh Tính Chất 4 Của Trọng Tâm?</w:t>
-      </w:r>
-    </w:p>
-    <w:p>
-      <w:pPr>
-        <w:pStyle w:val="ListParagraph"/>
-        <w:numPr>
-          <w:ilvl w:val="0"/>
-          <w:numId w:val="18"/>
-        </w:numPr>
-        <w:rPr>
-          <w:lang w:val="en-US"/>
-        </w:rPr>
-      </w:pPr>
-      <w:r>
-        <w:rPr>
-          <w:lang w:val="en-US"/>
-        </w:rPr>
-        <w:t>Vì vật đang quay quanh trọng tâm nên động lượng không đổi và = 0 nên tổng hợp lực lên vật = 0, mà ta cũng chẳng tác dụng ngẫu lực lên vật, nên Moment động lượng không đổi, giả sử Vector Moment động lượng không cùng phương với trục quay, khi đó, dễ thấy Vector Moment động lượng sẽ quay tròn xung quanh trục quay, nói cách khác, Vector Moment động lượng thay đổi, mâu thuẫn, nên bắt buộc nó phải trùng với phương trục quay, khi đó, dù vật có quay kiểu gì thì Vector Moment động lượng cũng không quay</w:t>
-      </w:r>
-    </w:p>
-    <w:p>
-      <w:pPr>
-        <w:pStyle w:val="ListParagraph"/>
-        <w:numPr>
-          <w:ilvl w:val="0"/>
-          <w:numId w:val="19"/>
-        </w:numPr>
-        <w:rPr>
-          <w:lang w:val="en-US"/>
-        </w:rPr>
-      </w:pPr>
-      <w:r>
-        <w:rPr>
-          <w:lang w:val="en-US"/>
-        </w:rPr>
-        <w:t>Có Phải Tọa Độ Trọng Tâm = Trung Bình Tọa Độ Đỉnh Giả Sử Vật Đồng Chất?</w:t>
-      </w:r>
-    </w:p>
-    <w:p>
-      <w:pPr>
-        <w:pStyle w:val="ListParagraph"/>
-        <w:numPr>
-          <w:ilvl w:val="0"/>
-          <w:numId w:val="18"/>
-        </w:numPr>
-        <w:rPr>
-          <w:lang w:val="en-US"/>
-        </w:rPr>
-      </w:pPr>
-      <w:r>
-        <w:rPr>
-          <w:lang w:val="en-US"/>
-        </w:rPr>
-        <w:t>Xét 1 khối đa diện, khi đó tọa độ trọng tâm nghĩa là trung bình tọa độ tất cả các điểm trong khối chỉ = trung bình tọa độ đỉnh trong 1 số ít trường hợp như hình tam giác, chữ nhật, lập phương, …, còn đa số hình khác thì không</w:t>
-      </w:r>
-    </w:p>
-    <w:p>
-      <w:pPr>
-        <w:pStyle w:val="ListParagraph"/>
-        <w:numPr>
-          <w:ilvl w:val="0"/>
-          <w:numId w:val="19"/>
-        </w:numPr>
-        <w:rPr>
-          <w:lang w:val="en-US"/>
-        </w:rPr>
-      </w:pPr>
-      <w:r>
-        <w:rPr>
-          <w:lang w:val="en-US"/>
-        </w:rPr>
-        <w:t>Cách Thăng Bằng Đá?</w:t>
-      </w:r>
-    </w:p>
-    <w:p>
-      <w:pPr>
-        <w:pStyle w:val="ListParagraph"/>
-        <w:numPr>
-          <w:ilvl w:val="0"/>
-          <w:numId w:val="18"/>
-        </w:numPr>
-        <w:rPr>
-          <w:lang w:val="en-US"/>
-        </w:rPr>
-      </w:pPr>
-      <w:r>
-        <w:rPr>
-          <w:lang w:val="en-US"/>
-        </w:rPr>
         <w:t>Đặt đá xuống đất, cho nó đứng yên, lúc này đá đang cân bằng  nên điểm tiếp xúc của nó với đất chính là hình chiếu trọng tâm của nó xuống đất, đặt đá lên đá khác với điểm tiếp xúc là điểm này</w:t>
       </w:r>
     </w:p>
@@ -12393,28 +12539,268 @@
         <w:rPr>
           <w:lang w:val="en-US"/>
         </w:rPr>
+        <w:t>Giả sử ta phải giữ 1 vật trong 1 tiếng thấy mệt vãi, thì khi dùng những dụng cụ này, thì thấy khỏe vãi vì lực mà ta phải bỏ ra trong 1 tiếng đã được giảm đi đáng kể</w:t>
+      </w:r>
+    </w:p>
+    <w:p>
+      <w:pPr>
+        <w:rPr>
+          <w:lang w:val="en-US"/>
+        </w:rPr>
+      </w:pPr>
+    </w:p>
+    <w:p>
+      <w:pPr>
+        <w:rPr>
+          <w:lang w:val="en-US"/>
+        </w:rPr>
+      </w:pPr>
+      <w:r>
+        <w:rPr>
+          <w:lang w:val="en-US"/>
+        </w:rPr>
+        <w:t>Pulley – Ròng Rọc:</w:t>
+      </w:r>
+    </w:p>
+    <w:p>
+      <w:pPr>
+        <w:pStyle w:val="ListParagraph"/>
+        <w:numPr>
+          <w:ilvl w:val="0"/>
+          <w:numId w:val="15"/>
+        </w:numPr>
+        <w:rPr>
+          <w:lang w:val="en-US"/>
+        </w:rPr>
+      </w:pPr>
+      <w:r>
+        <w:rPr>
+          <w:lang w:val="en-US"/>
+        </w:rPr>
+        <w:t>Ròng Rọc Động?</w:t>
+      </w:r>
+    </w:p>
+    <w:p>
+      <w:pPr>
+        <w:pStyle w:val="ListParagraph"/>
+        <w:numPr>
+          <w:ilvl w:val="0"/>
+          <w:numId w:val="4"/>
+        </w:numPr>
+        <w:rPr>
+          <w:lang w:val="en-US"/>
+        </w:rPr>
+      </w:pPr>
+      <w:r>
+        <w:rPr>
+          <w:lang w:val="en-US"/>
+        </w:rPr>
+        <w:t>Lấy ròng rọc cố định đảo ngược nó lại, nghĩa là bánh ròng rọc gắn trực tiếp với vật, luồn dưới đít nó sợi dây, rồi gắn 1 đầu lên trần, đầu còn lại cầm tay kéo</w:t>
+      </w:r>
+    </w:p>
+    <w:p>
+      <w:pPr>
+        <w:pStyle w:val="ListParagraph"/>
+        <w:numPr>
+          <w:ilvl w:val="0"/>
+          <w:numId w:val="4"/>
+        </w:numPr>
+        <w:rPr>
+          <w:lang w:val="en-US"/>
+        </w:rPr>
+      </w:pPr>
+      <w:r>
+        <w:rPr>
+          <w:lang w:val="en-US"/>
+        </w:rPr>
+        <w:t>Miễn là ròng rọc di chuyển khi dây di chuyển thì là ròng rọc động</w:t>
+      </w:r>
+    </w:p>
+    <w:p>
+      <w:pPr>
+        <w:pStyle w:val="ListParagraph"/>
+        <w:numPr>
+          <w:ilvl w:val="0"/>
+          <w:numId w:val="15"/>
+        </w:numPr>
+        <w:rPr>
+          <w:lang w:val="en-US"/>
+        </w:rPr>
+      </w:pPr>
+      <w:r>
+        <w:rPr>
+          <w:lang w:val="en-US"/>
+        </w:rPr>
+        <w:t>Tại Sao Dùng Ròng Rọc Động Giảm Lực Kéo?</w:t>
+      </w:r>
+    </w:p>
+    <w:p>
+      <w:pPr>
+        <w:pStyle w:val="ListParagraph"/>
+        <w:numPr>
+          <w:ilvl w:val="0"/>
+          <w:numId w:val="4"/>
+        </w:numPr>
+        <w:rPr>
+          <w:lang w:val="en-US"/>
+        </w:rPr>
+      </w:pPr>
+      <w:r>
+        <w:rPr>
+          <w:lang w:val="en-US"/>
+        </w:rPr>
+        <w:t>Do có 1 đầu dây gắn vào trần, coi nó như 1 bàn tay kéo khác, khi đó, tay ta và trần nhà sẽ cùng hợp lực để kéo 1 vật, do đó lực kéo sẽ chia đôi</w:t>
+      </w:r>
+    </w:p>
+    <w:p>
+      <w:pPr>
+        <w:pStyle w:val="ListParagraph"/>
+        <w:numPr>
+          <w:ilvl w:val="0"/>
+          <w:numId w:val="4"/>
+        </w:numPr>
+        <w:rPr>
+          <w:lang w:val="en-US"/>
+        </w:rPr>
+      </w:pPr>
+      <w:r>
+        <w:rPr>
+          <w:lang w:val="en-US"/>
+        </w:rPr>
+        <w:t>Dễ thấy quãng đường ta kéo dây gấp 2 lần so với quãng đường vật đi lên, do đó năng lượng được bảo toàn</w:t>
+      </w:r>
+    </w:p>
+    <w:p>
+      <w:pPr>
+        <w:pStyle w:val="ListParagraph"/>
+        <w:numPr>
+          <w:ilvl w:val="0"/>
+          <w:numId w:val="15"/>
+        </w:numPr>
+        <w:rPr>
+          <w:lang w:val="en-US"/>
+        </w:rPr>
+      </w:pPr>
+      <w:r>
+        <w:rPr>
+          <w:lang w:val="en-US"/>
+        </w:rPr>
+        <w:t>Truyền Lực?</w:t>
+      </w:r>
+    </w:p>
+    <w:p>
+      <w:pPr>
+        <w:pStyle w:val="ListParagraph"/>
+        <w:numPr>
+          <w:ilvl w:val="0"/>
+          <w:numId w:val="4"/>
+        </w:numPr>
+        <w:rPr>
+          <w:lang w:val="en-US"/>
+        </w:rPr>
+      </w:pPr>
+      <w:r>
+        <w:rPr>
+          <w:lang w:val="en-US"/>
+        </w:rPr>
+        <w:t>Giả sử ta có 1 sợi dây không có khối lượng và không co giãn, hình dạng của nó là đường gấp khúc, tại các chỗ gấp khúc có để mấy cái ròng rọc</w:t>
+      </w:r>
+    </w:p>
+    <w:p>
+      <w:pPr>
+        <w:pStyle w:val="ListParagraph"/>
+        <w:numPr>
+          <w:ilvl w:val="0"/>
+          <w:numId w:val="4"/>
+        </w:numPr>
+        <w:rPr>
+          <w:lang w:val="en-US"/>
+        </w:rPr>
+      </w:pPr>
+      <w:r>
+        <w:rPr>
+          <w:lang w:val="en-US"/>
+        </w:rPr>
+        <w:t>Trên sợi dây có đính các chất điểm với khối lượng bất kì</w:t>
+      </w:r>
+    </w:p>
+    <w:p>
+      <w:pPr>
+        <w:pStyle w:val="ListParagraph"/>
+        <w:numPr>
+          <w:ilvl w:val="0"/>
+          <w:numId w:val="4"/>
+        </w:numPr>
+        <w:rPr>
+          <w:lang w:val="en-US"/>
+        </w:rPr>
+      </w:pPr>
+      <w:r>
+        <w:rPr>
+          <w:lang w:val="en-US"/>
+        </w:rPr>
         <w:lastRenderedPageBreak/>
-        <w:t>Giả sử ta phải giữ 1 vật trong 1 tiếng thấy mệt vãi, thì khi dùng những dụng cụ này, thì thấy khỏe vãi vì lực mà ta phải bỏ ra trong 1 tiếng đã được giảm đi đáng kể</w:t>
-      </w:r>
-    </w:p>
-    <w:p>
-      <w:pPr>
-        <w:rPr>
-          <w:lang w:val="en-US"/>
-        </w:rPr>
-      </w:pPr>
-    </w:p>
-    <w:p>
-      <w:pPr>
-        <w:rPr>
-          <w:lang w:val="en-US"/>
-        </w:rPr>
-      </w:pPr>
-      <w:r>
-        <w:rPr>
-          <w:lang w:val="en-US"/>
-        </w:rPr>
-        <w:t>Pulley – Ròng Rọc:</w:t>
+        <w:t>Khi tác dụng 1 lực lên 1 chất điểm nào đó theo phương dây tại điểm đó thì lực sẽ được phân tán cho toàn bộ chất điểm trên dây, tưởng tượng như dòng điện, khối lượng chất điểm tỉ lệ thuận với phần trăm lực nó nhận được</w:t>
+      </w:r>
+    </w:p>
+    <w:p>
+      <w:pPr>
+        <w:pStyle w:val="ListParagraph"/>
+        <w:numPr>
+          <w:ilvl w:val="0"/>
+          <w:numId w:val="4"/>
+        </w:numPr>
+        <w:rPr>
+          <w:lang w:val="en-US"/>
+        </w:rPr>
+      </w:pPr>
+      <w:r>
+        <w:rPr>
+          <w:lang w:val="en-US"/>
+        </w:rPr>
+        <w:t>Ví dụ</w:t>
+      </w:r>
+    </w:p>
+    <w:p>
+      <w:pPr>
+        <w:pStyle w:val="ListParagraph"/>
+        <w:numPr>
+          <w:ilvl w:val="0"/>
+          <w:numId w:val="4"/>
+        </w:numPr>
+        <w:rPr>
+          <w:lang w:val="en-US"/>
+        </w:rPr>
+      </w:pPr>
+      <w:r>
+        <w:rPr>
+          <w:lang w:val="en-US"/>
+        </w:rPr>
+        <w:t>Sợi dây có 2 chất điểm, 1 cái 2 kg và 1 cái 5 kg, tác dụng lực 14 N lên chất điểm 1 thì cuối cùng, chất điểm 1 chịu 4 N, chất điểm 2 chịu 10 N</w:t>
+      </w:r>
+    </w:p>
+    <w:p>
+      <w:pPr>
+        <w:pStyle w:val="ListParagraph"/>
+        <w:numPr>
+          <w:ilvl w:val="0"/>
+          <w:numId w:val="4"/>
+        </w:numPr>
+        <w:rPr>
+          <w:lang w:val="en-US"/>
+        </w:rPr>
+      </w:pPr>
+      <w:r>
+        <w:rPr>
+          <w:lang w:val="en-US"/>
+        </w:rPr>
+        <w:t>Lực truyền</w:t>
+      </w:r>
+      <w:r>
+        <w:rPr>
+          <w:lang w:val="en-US"/>
+        </w:rPr>
+        <w:t xml:space="preserve"> chia đôi khi đi qua ròng rọc động</w:t>
       </w:r>
     </w:p>
     <w:p>
@@ -12432,7 +12818,7 @@
         <w:rPr>
           <w:lang w:val="en-US"/>
         </w:rPr>
-        <w:t>Ròng Rọc Động?</w:t>
+        <w:t>Áp Lực Dây Lên Ròng Rọc?</w:t>
       </w:r>
     </w:p>
     <w:p>
@@ -12450,7 +12836,13 @@
         <w:rPr>
           <w:lang w:val="en-US"/>
         </w:rPr>
-        <w:t>Lấy ròng rọc cố định đảo ngược nó lại, nghĩa là bánh ròng rọc gắn trực tiếp với vật, luồn dưới đít nó sợi dây, rồi gắn 1 đầu lên trần, đầu còn lại cầm tay kéo</w:t>
+        <w:t xml:space="preserve">Cho 1 ròng rọc cố định, luồn qua nó 1 sợi dây, rồi 2 người cầm 2 đầu sợi dây kéo theo hướng tùy ý </w:t>
+      </w:r>
+      <w:r>
+        <w:rPr>
+          <w:lang w:val="en-US"/>
+        </w:rPr>
+        <w:t>với độ lớn lực tùy ý, gọi 2 Vector lực kéo là A và B</w:t>
       </w:r>
     </w:p>
     <w:p>
@@ -12468,7 +12860,25 @@
         <w:rPr>
           <w:lang w:val="en-US"/>
         </w:rPr>
-        <w:t>Miễn là ròng rọc di chuyển khi dây di chuyển thì là ròng rọc động</w:t>
+        <w:t>Gọi C là Vector cùng hướng A, D là Vector cùng hướng B, cả 2 đều có chung độ lớn = lực căng dây, tổng hợp Vector C + D chính là áp lực lên ròng rọc</w:t>
+      </w:r>
+    </w:p>
+    <w:p>
+      <w:pPr>
+        <w:pStyle w:val="ListParagraph"/>
+        <w:numPr>
+          <w:ilvl w:val="0"/>
+          <w:numId w:val="4"/>
+        </w:numPr>
+        <w:rPr>
+          <w:lang w:val="en-US"/>
+        </w:rPr>
+      </w:pPr>
+      <w:r>
+        <w:rPr>
+          <w:lang w:val="en-US"/>
+        </w:rPr>
+        <w:t xml:space="preserve">Giả sử cũng như trên, nhưng hướng kéo là xuống đất, lực khác nhau, đồng thời tác dụng thêm 1 lực F hướng lên trên, điểm đặt là ròng rọc, nếu ròng rọc di chuyển lên trên, thì áp lực dây tác dụng lên ròng rọc = F, nếu gia tốc của ròng rọc là a, thì gia tốc trung bình của 2 người kéo cũng = a </w:t>
       </w:r>
     </w:p>
     <w:p>
@@ -12486,270 +12896,6 @@
         <w:rPr>
           <w:lang w:val="en-US"/>
         </w:rPr>
-        <w:t>Tại Sao Dùng Ròng Rọc Động Giảm Lực Kéo?</w:t>
-      </w:r>
-    </w:p>
-    <w:p>
-      <w:pPr>
-        <w:pStyle w:val="ListParagraph"/>
-        <w:numPr>
-          <w:ilvl w:val="0"/>
-          <w:numId w:val="4"/>
-        </w:numPr>
-        <w:rPr>
-          <w:lang w:val="en-US"/>
-        </w:rPr>
-      </w:pPr>
-      <w:r>
-        <w:rPr>
-          <w:lang w:val="en-US"/>
-        </w:rPr>
-        <w:t>Do có 1 đầu dây gắn vào trần, coi nó như 1 bàn tay kéo khác, khi đó, tay ta và trần nhà sẽ cùng hợp lực để kéo 1 vật, do đó lực kéo sẽ chia đôi</w:t>
-      </w:r>
-    </w:p>
-    <w:p>
-      <w:pPr>
-        <w:pStyle w:val="ListParagraph"/>
-        <w:numPr>
-          <w:ilvl w:val="0"/>
-          <w:numId w:val="4"/>
-        </w:numPr>
-        <w:rPr>
-          <w:lang w:val="en-US"/>
-        </w:rPr>
-      </w:pPr>
-      <w:r>
-        <w:rPr>
-          <w:lang w:val="en-US"/>
-        </w:rPr>
-        <w:t>Dễ thấy quãng đường ta kéo dây gấp 2 lần so với quãng đường vật đi lên, do đó năng lượng được bảo toàn</w:t>
-      </w:r>
-    </w:p>
-    <w:p>
-      <w:pPr>
-        <w:pStyle w:val="ListParagraph"/>
-        <w:numPr>
-          <w:ilvl w:val="0"/>
-          <w:numId w:val="15"/>
-        </w:numPr>
-        <w:rPr>
-          <w:lang w:val="en-US"/>
-        </w:rPr>
-      </w:pPr>
-      <w:r>
-        <w:rPr>
-          <w:lang w:val="en-US"/>
-        </w:rPr>
-        <w:t>Truyền Lực?</w:t>
-      </w:r>
-    </w:p>
-    <w:p>
-      <w:pPr>
-        <w:pStyle w:val="ListParagraph"/>
-        <w:numPr>
-          <w:ilvl w:val="0"/>
-          <w:numId w:val="4"/>
-        </w:numPr>
-        <w:rPr>
-          <w:lang w:val="en-US"/>
-        </w:rPr>
-      </w:pPr>
-      <w:r>
-        <w:rPr>
-          <w:lang w:val="en-US"/>
-        </w:rPr>
-        <w:t>Giả sử ta có 1 sợi dây không có khối lượng và không co giãn, hình dạng của nó là đường gấp khúc, tại các chỗ gấp khúc có để mấy cái ròng rọc</w:t>
-      </w:r>
-    </w:p>
-    <w:p>
-      <w:pPr>
-        <w:pStyle w:val="ListParagraph"/>
-        <w:numPr>
-          <w:ilvl w:val="0"/>
-          <w:numId w:val="4"/>
-        </w:numPr>
-        <w:rPr>
-          <w:lang w:val="en-US"/>
-        </w:rPr>
-      </w:pPr>
-      <w:r>
-        <w:rPr>
-          <w:lang w:val="en-US"/>
-        </w:rPr>
-        <w:t>Trên sợi dây có đính các chất điểm với khối lượng bất kì</w:t>
-      </w:r>
-    </w:p>
-    <w:p>
-      <w:pPr>
-        <w:pStyle w:val="ListParagraph"/>
-        <w:numPr>
-          <w:ilvl w:val="0"/>
-          <w:numId w:val="4"/>
-        </w:numPr>
-        <w:rPr>
-          <w:lang w:val="en-US"/>
-        </w:rPr>
-      </w:pPr>
-      <w:r>
-        <w:rPr>
-          <w:lang w:val="en-US"/>
-        </w:rPr>
-        <w:t>Khi tác dụng 1 lực lên 1 chất điểm nào đó theo phương dây tại điểm đó thì lực sẽ được phân tán cho toàn bộ chất điểm trên dây, tưởng tượng như dòng điện, khối lượng chất điểm tỉ lệ thuận với phần trăm lực nó nhận được</w:t>
-      </w:r>
-    </w:p>
-    <w:p>
-      <w:pPr>
-        <w:pStyle w:val="ListParagraph"/>
-        <w:numPr>
-          <w:ilvl w:val="0"/>
-          <w:numId w:val="4"/>
-        </w:numPr>
-        <w:rPr>
-          <w:lang w:val="en-US"/>
-        </w:rPr>
-      </w:pPr>
-      <w:r>
-        <w:rPr>
-          <w:lang w:val="en-US"/>
-        </w:rPr>
-        <w:t>Ví dụ</w:t>
-      </w:r>
-    </w:p>
-    <w:p>
-      <w:pPr>
-        <w:pStyle w:val="ListParagraph"/>
-        <w:numPr>
-          <w:ilvl w:val="0"/>
-          <w:numId w:val="4"/>
-        </w:numPr>
-        <w:rPr>
-          <w:lang w:val="en-US"/>
-        </w:rPr>
-      </w:pPr>
-      <w:r>
-        <w:rPr>
-          <w:lang w:val="en-US"/>
-        </w:rPr>
-        <w:t>Sợi dây có 2 chất điểm, 1 cái 2 kg và 1 cái 5 kg, tác dụng lực 14 N lên chất điểm 1 thì cuối cùng, chất điểm 1 chịu 4 N, chất điểm 2 chịu 10 N</w:t>
-      </w:r>
-    </w:p>
-    <w:p>
-      <w:pPr>
-        <w:pStyle w:val="ListParagraph"/>
-        <w:numPr>
-          <w:ilvl w:val="0"/>
-          <w:numId w:val="4"/>
-        </w:numPr>
-        <w:rPr>
-          <w:lang w:val="en-US"/>
-        </w:rPr>
-      </w:pPr>
-      <w:r>
-        <w:rPr>
-          <w:lang w:val="en-US"/>
-        </w:rPr>
-        <w:t>Lực truyền</w:t>
-      </w:r>
-      <w:r>
-        <w:rPr>
-          <w:lang w:val="en-US"/>
-        </w:rPr>
-        <w:t xml:space="preserve"> chia đôi khi đi qua ròng rọc động</w:t>
-      </w:r>
-    </w:p>
-    <w:p>
-      <w:pPr>
-        <w:pStyle w:val="ListParagraph"/>
-        <w:numPr>
-          <w:ilvl w:val="0"/>
-          <w:numId w:val="15"/>
-        </w:numPr>
-        <w:rPr>
-          <w:lang w:val="en-US"/>
-        </w:rPr>
-      </w:pPr>
-      <w:r>
-        <w:rPr>
-          <w:lang w:val="en-US"/>
-        </w:rPr>
-        <w:t>Áp Lực Dây Lên Ròng Rọc?</w:t>
-      </w:r>
-    </w:p>
-    <w:p>
-      <w:pPr>
-        <w:pStyle w:val="ListParagraph"/>
-        <w:numPr>
-          <w:ilvl w:val="0"/>
-          <w:numId w:val="4"/>
-        </w:numPr>
-        <w:rPr>
-          <w:lang w:val="en-US"/>
-        </w:rPr>
-      </w:pPr>
-      <w:r>
-        <w:rPr>
-          <w:lang w:val="en-US"/>
-        </w:rPr>
-        <w:t xml:space="preserve">Cho 1 ròng rọc cố định, luồn qua nó 1 sợi dây, rồi 2 người cầm 2 đầu sợi dây kéo theo hướng tùy ý </w:t>
-      </w:r>
-      <w:r>
-        <w:rPr>
-          <w:lang w:val="en-US"/>
-        </w:rPr>
-        <w:t>với độ lớn lực tùy ý, gọi 2 Vector lực kéo là A và B</w:t>
-      </w:r>
-    </w:p>
-    <w:p>
-      <w:pPr>
-        <w:pStyle w:val="ListParagraph"/>
-        <w:numPr>
-          <w:ilvl w:val="0"/>
-          <w:numId w:val="4"/>
-        </w:numPr>
-        <w:rPr>
-          <w:lang w:val="en-US"/>
-        </w:rPr>
-      </w:pPr>
-      <w:r>
-        <w:rPr>
-          <w:lang w:val="en-US"/>
-        </w:rPr>
-        <w:t>Gọi C là Vector cùng hướng A, D là Vector cùng hướng B, cả 2 đều có chung độ lớn = lực căng dây, tổng hợp Vector C + D chính là áp lực lên ròng rọc</w:t>
-      </w:r>
-    </w:p>
-    <w:p>
-      <w:pPr>
-        <w:pStyle w:val="ListParagraph"/>
-        <w:numPr>
-          <w:ilvl w:val="0"/>
-          <w:numId w:val="4"/>
-        </w:numPr>
-        <w:rPr>
-          <w:lang w:val="en-US"/>
-        </w:rPr>
-      </w:pPr>
-      <w:r>
-        <w:rPr>
-          <w:lang w:val="en-US"/>
-        </w:rPr>
-        <w:t xml:space="preserve">Giả sử cũng như trên, nhưng hướng kéo là xuống đất, lực khác nhau, đồng thời tác dụng thêm 1 lực F hướng lên trên, điểm đặt là ròng rọc, nếu ròng rọc di chuyển lên trên, thì áp lực dây tác dụng lên ròng rọc = F, nếu gia tốc của ròng rọc là a, thì gia tốc trung bình của 2 người kéo cũng = a </w:t>
-      </w:r>
-    </w:p>
-    <w:p>
-      <w:pPr>
-        <w:pStyle w:val="ListParagraph"/>
-        <w:numPr>
-          <w:ilvl w:val="0"/>
-          <w:numId w:val="15"/>
-        </w:numPr>
-        <w:rPr>
-          <w:lang w:val="en-US"/>
-        </w:rPr>
-      </w:pPr>
-      <w:r>
-        <w:rPr>
-          <w:lang w:val="en-US"/>
-        </w:rPr>
         <w:t>Ròng Rọc Động + Tĩnh</w:t>
       </w:r>
       <w:r>
@@ -12772,7 +12918,6 @@
           <w:noProof/>
           <w:lang w:val="en-US"/>
         </w:rPr>
-        <w:lastRenderedPageBreak/>
         <w:drawing>
           <wp:inline distT="0" distB="0" distL="0" distR="0" wp14:anchorId="69AF2BDC" wp14:editId="531BC178">
             <wp:extent cx="2862577" cy="2201983"/>
@@ -12789,7 +12934,7 @@
                     <pic:cNvPicPr/>
                   </pic:nvPicPr>
                   <pic:blipFill>
-                    <a:blip r:embed="rId7">
+                    <a:blip r:embed="rId8">
                       <a:extLst>
                         <a:ext uri="{28A0092B-C50C-407E-A947-70E740481C1C}">
                           <a14:useLocalDpi xmlns:a14="http://schemas.microsoft.com/office/drawing/2010/main" val="0"/>
@@ -13628,6 +13773,7 @@
         <w:rPr>
           <w:noProof/>
         </w:rPr>
+        <w:lastRenderedPageBreak/>
         <w:drawing>
           <wp:inline distT="0" distB="0" distL="0" distR="0" wp14:anchorId="347AAC3D" wp14:editId="26095627">
             <wp:extent cx="1866900" cy="3175475"/>
@@ -13644,7 +13790,7 @@
                     <pic:cNvPicPr/>
                   </pic:nvPicPr>
                   <pic:blipFill rotWithShape="1">
-                    <a:blip r:embed="rId8"/>
+                    <a:blip r:embed="rId9"/>
                     <a:srcRect l="55307" t="31436" r="30468" b="25546"/>
                     <a:stretch/>
                   </pic:blipFill>
@@ -13687,7 +13833,6 @@
         <w:rPr>
           <w:lang w:val="en-US"/>
         </w:rPr>
-        <w:lastRenderedPageBreak/>
         <w:t>Khi này, ròng rọc là 1 khối trụ đặc khối lượng m</w:t>
       </w:r>
       <w:r>
@@ -14222,6 +14367,7 @@
         <w:rPr>
           <w:lang w:val="en-US"/>
         </w:rPr>
+        <w:lastRenderedPageBreak/>
         <w:t>Giả sử 2 vật đang ép nhau với lực có độ lớn F, 2 vật bắt đầu tịnh tiến ngược hướng nhau, gọi hệ số ma sát trượt tương ứng với bề mặt vật là k, khi đó độ lớn lực ma sát tác dụng lên cả 2 vật là</w:t>
       </w:r>
     </w:p>
@@ -14455,419 +14601,425 @@
         <w:rPr>
           <w:lang w:val="en-US"/>
         </w:rPr>
+        <w:t>Hệ Quy Chiếu?</w:t>
+      </w:r>
+    </w:p>
+    <w:p>
+      <w:pPr>
+        <w:pStyle w:val="ListParagraph"/>
+        <w:numPr>
+          <w:ilvl w:val="0"/>
+          <w:numId w:val="2"/>
+        </w:numPr>
+        <w:rPr>
+          <w:lang w:val="en-US"/>
+        </w:rPr>
+      </w:pPr>
+      <w:r>
+        <w:rPr>
+          <w:lang w:val="en-US"/>
+        </w:rPr>
+        <w:t>1 vật làm mốc + 1 đồng hồ</w:t>
+      </w:r>
+    </w:p>
+    <w:p>
+      <w:pPr>
+        <w:pStyle w:val="ListParagraph"/>
+        <w:numPr>
+          <w:ilvl w:val="0"/>
+          <w:numId w:val="21"/>
+        </w:numPr>
+        <w:rPr>
+          <w:lang w:val="en-US"/>
+        </w:rPr>
+      </w:pPr>
+      <w:r>
+        <w:rPr>
+          <w:lang w:val="en-US"/>
+        </w:rPr>
+        <w:t>Hệ Quy Chiếu Quán Tính (Inertial Frame</w:t>
+      </w:r>
+      <w:r>
+        <w:rPr>
+          <w:lang w:val="en-US"/>
+        </w:rPr>
+        <w:t xml:space="preserve"> Of Reference</w:t>
+      </w:r>
+      <w:r>
+        <w:rPr>
+          <w:lang w:val="en-US"/>
+        </w:rPr>
+        <w:t>)?</w:t>
+      </w:r>
+    </w:p>
+    <w:p>
+      <w:pPr>
+        <w:pStyle w:val="ListParagraph"/>
+        <w:numPr>
+          <w:ilvl w:val="0"/>
+          <w:numId w:val="2"/>
+        </w:numPr>
+        <w:rPr>
+          <w:lang w:val="en-US"/>
+        </w:rPr>
+      </w:pPr>
+      <w:r>
+        <w:rPr>
+          <w:lang w:val="en-US"/>
+        </w:rPr>
+        <w:t>Là vật thể hay mốc đang chuyển động thẳng đều, nói cách khác không có lực nào tác dụng lên nó</w:t>
+      </w:r>
+    </w:p>
+    <w:p>
+      <w:pPr>
+        <w:pStyle w:val="ListParagraph"/>
+        <w:numPr>
+          <w:ilvl w:val="0"/>
+          <w:numId w:val="2"/>
+        </w:numPr>
+        <w:rPr>
+          <w:lang w:val="en-US"/>
+        </w:rPr>
+      </w:pPr>
+      <w:r>
+        <w:rPr>
+          <w:lang w:val="en-US"/>
+        </w:rPr>
+        <w:t>Khi này, từ điểm nhìn của vật này, nếu vật khác có gia tốc, thì chắc chắn có lực thật tác dụng lên chúng</w:t>
+      </w:r>
+    </w:p>
+    <w:p>
+      <w:pPr>
+        <w:pStyle w:val="ListParagraph"/>
+        <w:numPr>
+          <w:ilvl w:val="0"/>
+          <w:numId w:val="2"/>
+        </w:numPr>
+        <w:rPr>
+          <w:lang w:val="en-US"/>
+        </w:rPr>
+      </w:pPr>
+      <w:r>
+        <w:rPr>
+          <w:lang w:val="en-US"/>
+        </w:rPr>
+        <w:t xml:space="preserve">Định nghĩa đúng nhất là từ điểm nhìn của hệ qui chiếu quán tính, phương trình </w:t>
+      </w:r>
+    </w:p>
+    <w:p>
+      <w:pPr>
+        <w:pStyle w:val="ListParagraph"/>
+        <w:ind w:left="1080"/>
+        <w:rPr>
+          <w:lang w:val="en-US"/>
+        </w:rPr>
+      </w:pPr>
+      <w:r>
+        <w:rPr>
+          <w:lang w:val="en-US"/>
+        </w:rPr>
+        <w:t>F = ma đúng</w:t>
+      </w:r>
+    </w:p>
+    <w:p>
+      <w:pPr>
+        <w:pStyle w:val="ListParagraph"/>
+        <w:numPr>
+          <w:ilvl w:val="0"/>
+          <w:numId w:val="2"/>
+        </w:numPr>
+        <w:rPr>
+          <w:lang w:val="en-US"/>
+        </w:rPr>
+      </w:pPr>
+      <w:r>
+        <w:rPr>
+          <w:lang w:val="en-US"/>
+        </w:rPr>
+        <w:t>Ví dụ</w:t>
+      </w:r>
+    </w:p>
+    <w:p>
+      <w:pPr>
+        <w:pStyle w:val="ListParagraph"/>
+        <w:numPr>
+          <w:ilvl w:val="0"/>
+          <w:numId w:val="2"/>
+        </w:numPr>
+        <w:rPr>
+          <w:lang w:val="en-US"/>
+        </w:rPr>
+      </w:pPr>
+      <w:r>
+        <w:rPr>
+          <w:lang w:val="en-US"/>
+        </w:rPr>
+        <w:t>Điểm nhìn từ 1 chiếc xe chuyển động thẳng đều</w:t>
+      </w:r>
+    </w:p>
+    <w:p>
+      <w:pPr>
+        <w:pStyle w:val="ListParagraph"/>
+        <w:numPr>
+          <w:ilvl w:val="0"/>
+          <w:numId w:val="21"/>
+        </w:numPr>
+        <w:rPr>
+          <w:lang w:val="en-US"/>
+        </w:rPr>
+      </w:pPr>
+      <w:r>
+        <w:rPr>
+          <w:lang w:val="en-US"/>
+        </w:rPr>
+        <w:t>Hệ Quy Chiếu Phi Quán Tính (Non Inertial Frame</w:t>
+      </w:r>
+      <w:r>
+        <w:rPr>
+          <w:lang w:val="en-US"/>
+        </w:rPr>
+        <w:t xml:space="preserve"> Of Reference</w:t>
+      </w:r>
+      <w:r>
+        <w:rPr>
+          <w:lang w:val="en-US"/>
+        </w:rPr>
+        <w:t>)?</w:t>
+      </w:r>
+    </w:p>
+    <w:p>
+      <w:pPr>
+        <w:pStyle w:val="ListParagraph"/>
+        <w:numPr>
+          <w:ilvl w:val="0"/>
+          <w:numId w:val="2"/>
+        </w:numPr>
+        <w:rPr>
+          <w:lang w:val="en-US"/>
+        </w:rPr>
+      </w:pPr>
+      <w:r>
+        <w:rPr>
+          <w:lang w:val="en-US"/>
+        </w:rPr>
+        <w:t>Là vật thể hay mốc đang chuyển động không thẳng đều, nói cách khác có lực tác dụng lên nó</w:t>
+      </w:r>
+    </w:p>
+    <w:p>
+      <w:pPr>
+        <w:pStyle w:val="ListParagraph"/>
+        <w:numPr>
+          <w:ilvl w:val="0"/>
+          <w:numId w:val="2"/>
+        </w:numPr>
+        <w:rPr>
+          <w:lang w:val="en-US"/>
+        </w:rPr>
+      </w:pPr>
+      <w:r>
+        <w:rPr>
+          <w:lang w:val="en-US"/>
+        </w:rPr>
+        <w:t>Khi này, từ điểm nhìn của vật này, nếu vật khác có gia tốc hoặc không, thì chưa chắc có lực thật tác dụng lên chúng, coi đó là lực ảo</w:t>
+      </w:r>
+    </w:p>
+    <w:p>
+      <w:pPr>
+        <w:pStyle w:val="ListParagraph"/>
+        <w:numPr>
+          <w:ilvl w:val="0"/>
+          <w:numId w:val="2"/>
+        </w:numPr>
+        <w:rPr>
+          <w:lang w:val="en-US"/>
+        </w:rPr>
+      </w:pPr>
+      <w:r>
+        <w:rPr>
+          <w:lang w:val="en-US"/>
+        </w:rPr>
+        <w:t>Định nghĩa đúng nhất là từ điểm nhìn của hệ quy chiếu phi quán tính, phương trình F = ma sai, nó chỉ đúng khi ta thêm lực ảo vào</w:t>
+      </w:r>
+    </w:p>
+    <w:p>
+      <w:pPr>
+        <w:pStyle w:val="ListParagraph"/>
+        <w:numPr>
+          <w:ilvl w:val="0"/>
+          <w:numId w:val="2"/>
+        </w:numPr>
+        <w:rPr>
+          <w:lang w:val="en-US"/>
+        </w:rPr>
+      </w:pPr>
+      <w:r>
+        <w:rPr>
+          <w:lang w:val="en-US"/>
+        </w:rPr>
+        <w:t>Ví dụ</w:t>
+      </w:r>
+    </w:p>
+    <w:p>
+      <w:pPr>
+        <w:pStyle w:val="ListParagraph"/>
+        <w:numPr>
+          <w:ilvl w:val="0"/>
+          <w:numId w:val="2"/>
+        </w:numPr>
+        <w:rPr>
+          <w:lang w:val="en-US"/>
+        </w:rPr>
+      </w:pPr>
+      <w:r>
+        <w:rPr>
+          <w:lang w:val="en-US"/>
+        </w:rPr>
+        <w:t>Điểm nhìn từ 1 chiếc xe chuyển động nhanh dần đều</w:t>
+      </w:r>
+    </w:p>
+    <w:p>
+      <w:pPr>
+        <w:pStyle w:val="ListParagraph"/>
+        <w:numPr>
+          <w:ilvl w:val="0"/>
+          <w:numId w:val="21"/>
+        </w:numPr>
+        <w:rPr>
+          <w:lang w:val="en-US"/>
+        </w:rPr>
+      </w:pPr>
+      <w:r>
+        <w:rPr>
+          <w:lang w:val="en-US"/>
+        </w:rPr>
+        <w:t>Lực Ảo</w:t>
+      </w:r>
+      <w:r>
+        <w:rPr>
+          <w:lang w:val="en-US"/>
+        </w:rPr>
+        <w:t>?</w:t>
+      </w:r>
+    </w:p>
+    <w:p>
+      <w:pPr>
+        <w:pStyle w:val="ListParagraph"/>
+        <w:numPr>
+          <w:ilvl w:val="0"/>
+          <w:numId w:val="2"/>
+        </w:numPr>
+        <w:rPr>
+          <w:lang w:val="en-US"/>
+        </w:rPr>
+      </w:pPr>
+      <w:r>
+        <w:rPr>
+          <w:lang w:val="en-US"/>
+        </w:rPr>
+        <w:t xml:space="preserve">Giả sử bạn là 1 hệ quy chiếu quán tính, bạn nhìn thấy 1 vật A </w:t>
+      </w:r>
+      <w:r>
+        <w:rPr>
+          <w:lang w:val="en-US"/>
+        </w:rPr>
+        <w:t>đang di chuyển lắc léo không theo 1 quy tắc gì, nói cách khác, A là hệ quy chiếu phi quán tính</w:t>
+      </w:r>
+    </w:p>
+    <w:p>
+      <w:pPr>
+        <w:pStyle w:val="ListParagraph"/>
+        <w:numPr>
+          <w:ilvl w:val="0"/>
+          <w:numId w:val="2"/>
+        </w:numPr>
+        <w:rPr>
+          <w:lang w:val="en-US"/>
+        </w:rPr>
+      </w:pPr>
+      <w:r>
+        <w:rPr>
+          <w:lang w:val="en-US"/>
+        </w:rPr>
+        <w:t>Bạn cũng nhìn thấy 1 vật B đang chuyển động dưới tác dụng của 1 lực F</w:t>
+      </w:r>
+    </w:p>
+    <w:p>
+      <w:pPr>
+        <w:pStyle w:val="ListParagraph"/>
+        <w:numPr>
+          <w:ilvl w:val="0"/>
+          <w:numId w:val="2"/>
+        </w:numPr>
+        <w:rPr>
+          <w:lang w:val="en-US"/>
+        </w:rPr>
+      </w:pPr>
+      <w:r>
+        <w:rPr>
+          <w:lang w:val="en-US"/>
+        </w:rPr>
+        <w:t xml:space="preserve">Từ điểm nhìn của A, B giống kiểu bị </w:t>
+      </w:r>
+      <w:r>
+        <w:rPr>
+          <w:lang w:val="en-US"/>
+        </w:rPr>
+        <w:t>lắc léo</w:t>
+      </w:r>
+      <w:r>
+        <w:rPr>
+          <w:lang w:val="en-US"/>
+        </w:rPr>
+        <w:t xml:space="preserve">, A nghĩ rằng có lực nào đó tác dụng lên B để B </w:t>
+      </w:r>
+      <w:r>
+        <w:rPr>
+          <w:lang w:val="en-US"/>
+        </w:rPr>
+        <w:t>lắc léo</w:t>
+      </w:r>
+      <w:r>
+        <w:rPr>
+          <w:lang w:val="en-US"/>
+        </w:rPr>
+        <w:t xml:space="preserve"> so với A, nhưng đéo phải, chỉ có lực F thôi, cái lực mà B nghĩ nó tồn tại gọi là lực ảo, như đã nói ở hệ quy chiếu phi quán tính, gọi </w:t>
+      </w:r>
+      <w:r>
+        <w:rPr>
+          <w:lang w:val="en-US"/>
+        </w:rPr>
+        <w:t>lực F’ là lực tác dụng lên B theo điểm nhìn của A</w:t>
+      </w:r>
+      <w:r>
+        <w:rPr>
+          <w:lang w:val="en-US"/>
+        </w:rPr>
+        <w:t>, khối lượng</w:t>
+      </w:r>
+      <w:r>
+        <w:rPr>
+          <w:lang w:val="en-US"/>
+        </w:rPr>
+        <w:t xml:space="preserve"> động</w:t>
+      </w:r>
+      <w:r>
+        <w:rPr>
+          <w:lang w:val="en-US"/>
+        </w:rPr>
+        <w:t xml:space="preserve"> của B</w:t>
+      </w:r>
+      <w:r>
+        <w:rPr>
+          <w:lang w:val="en-US"/>
+        </w:rPr>
+        <w:t xml:space="preserve"> từ điểm nhìn của </w:t>
+      </w:r>
+      <w:r>
+        <w:rPr>
+          <w:lang w:val="en-US"/>
+        </w:rPr>
         <w:lastRenderedPageBreak/>
-        <w:t>Hệ Quy Chiếu?</w:t>
-      </w:r>
-    </w:p>
-    <w:p>
-      <w:pPr>
-        <w:pStyle w:val="ListParagraph"/>
-        <w:numPr>
-          <w:ilvl w:val="0"/>
-          <w:numId w:val="2"/>
-        </w:numPr>
-        <w:rPr>
-          <w:lang w:val="en-US"/>
-        </w:rPr>
-      </w:pPr>
-      <w:r>
-        <w:rPr>
-          <w:lang w:val="en-US"/>
-        </w:rPr>
-        <w:t>1 vật làm mốc + 1 đồng hồ</w:t>
-      </w:r>
-    </w:p>
-    <w:p>
-      <w:pPr>
-        <w:pStyle w:val="ListParagraph"/>
-        <w:numPr>
-          <w:ilvl w:val="0"/>
-          <w:numId w:val="21"/>
-        </w:numPr>
-        <w:rPr>
-          <w:lang w:val="en-US"/>
-        </w:rPr>
-      </w:pPr>
-      <w:r>
-        <w:rPr>
-          <w:lang w:val="en-US"/>
-        </w:rPr>
-        <w:t>Hệ Quy Chiếu Quán Tính (Inertial Frame</w:t>
-      </w:r>
-      <w:r>
-        <w:rPr>
-          <w:lang w:val="en-US"/>
-        </w:rPr>
-        <w:t xml:space="preserve"> Of Reference</w:t>
-      </w:r>
-      <w:r>
-        <w:rPr>
-          <w:lang w:val="en-US"/>
-        </w:rPr>
-        <w:t>)?</w:t>
-      </w:r>
-    </w:p>
-    <w:p>
-      <w:pPr>
-        <w:pStyle w:val="ListParagraph"/>
-        <w:numPr>
-          <w:ilvl w:val="0"/>
-          <w:numId w:val="2"/>
-        </w:numPr>
-        <w:rPr>
-          <w:lang w:val="en-US"/>
-        </w:rPr>
-      </w:pPr>
-      <w:r>
-        <w:rPr>
-          <w:lang w:val="en-US"/>
-        </w:rPr>
-        <w:t>Là vật thể hay mốc đang chuyển động thẳng đều, nói cách khác không có lực nào tác dụng lên nó</w:t>
-      </w:r>
-    </w:p>
-    <w:p>
-      <w:pPr>
-        <w:pStyle w:val="ListParagraph"/>
-        <w:numPr>
-          <w:ilvl w:val="0"/>
-          <w:numId w:val="2"/>
-        </w:numPr>
-        <w:rPr>
-          <w:lang w:val="en-US"/>
-        </w:rPr>
-      </w:pPr>
-      <w:r>
-        <w:rPr>
-          <w:lang w:val="en-US"/>
-        </w:rPr>
-        <w:t>Khi này, từ điểm nhìn của vật này, nếu vật khác có gia tốc, thì chắc chắn có lực thật tác dụng lên chúng</w:t>
-      </w:r>
-    </w:p>
-    <w:p>
-      <w:pPr>
-        <w:pStyle w:val="ListParagraph"/>
-        <w:numPr>
-          <w:ilvl w:val="0"/>
-          <w:numId w:val="2"/>
-        </w:numPr>
-        <w:rPr>
-          <w:lang w:val="en-US"/>
-        </w:rPr>
-      </w:pPr>
-      <w:r>
-        <w:rPr>
-          <w:lang w:val="en-US"/>
-        </w:rPr>
-        <w:t xml:space="preserve">Định nghĩa đúng nhất là từ điểm nhìn của hệ qui chiếu quán tính, phương trình </w:t>
-      </w:r>
-    </w:p>
-    <w:p>
-      <w:pPr>
-        <w:pStyle w:val="ListParagraph"/>
-        <w:ind w:left="1080"/>
-        <w:rPr>
-          <w:lang w:val="en-US"/>
-        </w:rPr>
-      </w:pPr>
-      <w:r>
-        <w:rPr>
-          <w:lang w:val="en-US"/>
-        </w:rPr>
-        <w:t>F = ma đúng</w:t>
-      </w:r>
-    </w:p>
-    <w:p>
-      <w:pPr>
-        <w:pStyle w:val="ListParagraph"/>
-        <w:numPr>
-          <w:ilvl w:val="0"/>
-          <w:numId w:val="2"/>
-        </w:numPr>
-        <w:rPr>
-          <w:lang w:val="en-US"/>
-        </w:rPr>
-      </w:pPr>
-      <w:r>
-        <w:rPr>
-          <w:lang w:val="en-US"/>
-        </w:rPr>
-        <w:t>Ví dụ</w:t>
-      </w:r>
-    </w:p>
-    <w:p>
-      <w:pPr>
-        <w:pStyle w:val="ListParagraph"/>
-        <w:numPr>
-          <w:ilvl w:val="0"/>
-          <w:numId w:val="2"/>
-        </w:numPr>
-        <w:rPr>
-          <w:lang w:val="en-US"/>
-        </w:rPr>
-      </w:pPr>
-      <w:r>
-        <w:rPr>
-          <w:lang w:val="en-US"/>
-        </w:rPr>
-        <w:t>Điểm nhìn từ 1 chiếc xe chuyển động thẳng đều</w:t>
-      </w:r>
-    </w:p>
-    <w:p>
-      <w:pPr>
-        <w:pStyle w:val="ListParagraph"/>
-        <w:numPr>
-          <w:ilvl w:val="0"/>
-          <w:numId w:val="21"/>
-        </w:numPr>
-        <w:rPr>
-          <w:lang w:val="en-US"/>
-        </w:rPr>
-      </w:pPr>
-      <w:r>
-        <w:rPr>
-          <w:lang w:val="en-US"/>
-        </w:rPr>
-        <w:t>Hệ Quy Chiếu Phi Quán Tính (Non Inertial Frame</w:t>
-      </w:r>
-      <w:r>
-        <w:rPr>
-          <w:lang w:val="en-US"/>
-        </w:rPr>
-        <w:t xml:space="preserve"> Of Reference</w:t>
-      </w:r>
-      <w:r>
-        <w:rPr>
-          <w:lang w:val="en-US"/>
-        </w:rPr>
-        <w:t>)?</w:t>
-      </w:r>
-    </w:p>
-    <w:p>
-      <w:pPr>
-        <w:pStyle w:val="ListParagraph"/>
-        <w:numPr>
-          <w:ilvl w:val="0"/>
-          <w:numId w:val="2"/>
-        </w:numPr>
-        <w:rPr>
-          <w:lang w:val="en-US"/>
-        </w:rPr>
-      </w:pPr>
-      <w:r>
-        <w:rPr>
-          <w:lang w:val="en-US"/>
-        </w:rPr>
-        <w:t>Là vật thể hay mốc đang chuyển động không thẳng đều, nói cách khác có lực tác dụng lên nó</w:t>
-      </w:r>
-    </w:p>
-    <w:p>
-      <w:pPr>
-        <w:pStyle w:val="ListParagraph"/>
-        <w:numPr>
-          <w:ilvl w:val="0"/>
-          <w:numId w:val="2"/>
-        </w:numPr>
-        <w:rPr>
-          <w:lang w:val="en-US"/>
-        </w:rPr>
-      </w:pPr>
-      <w:r>
-        <w:rPr>
-          <w:lang w:val="en-US"/>
-        </w:rPr>
-        <w:t>Khi này, từ điểm nhìn của vật này, nếu vật khác có gia tốc hoặc không, thì chưa chắc có lực thật tác dụng lên chúng, coi đó là lực ảo</w:t>
-      </w:r>
-    </w:p>
-    <w:p>
-      <w:pPr>
-        <w:pStyle w:val="ListParagraph"/>
-        <w:numPr>
-          <w:ilvl w:val="0"/>
-          <w:numId w:val="2"/>
-        </w:numPr>
-        <w:rPr>
-          <w:lang w:val="en-US"/>
-        </w:rPr>
-      </w:pPr>
-      <w:r>
-        <w:rPr>
-          <w:lang w:val="en-US"/>
-        </w:rPr>
-        <w:t>Định nghĩa đúng nhất là từ điểm nhìn của hệ quy chiếu phi quán tính, phương trình F = ma sai, nó chỉ đúng khi ta thêm lực ảo vào</w:t>
-      </w:r>
-    </w:p>
-    <w:p>
-      <w:pPr>
-        <w:pStyle w:val="ListParagraph"/>
-        <w:numPr>
-          <w:ilvl w:val="0"/>
-          <w:numId w:val="2"/>
-        </w:numPr>
-        <w:rPr>
-          <w:lang w:val="en-US"/>
-        </w:rPr>
-      </w:pPr>
-      <w:r>
-        <w:rPr>
-          <w:lang w:val="en-US"/>
-        </w:rPr>
-        <w:t>Ví dụ</w:t>
-      </w:r>
-    </w:p>
-    <w:p>
-      <w:pPr>
-        <w:pStyle w:val="ListParagraph"/>
-        <w:numPr>
-          <w:ilvl w:val="0"/>
-          <w:numId w:val="2"/>
-        </w:numPr>
-        <w:rPr>
-          <w:lang w:val="en-US"/>
-        </w:rPr>
-      </w:pPr>
-      <w:r>
-        <w:rPr>
-          <w:lang w:val="en-US"/>
-        </w:rPr>
-        <w:t>Điểm nhìn từ 1 chiếc xe chuyển động nhanh dần đều</w:t>
-      </w:r>
-    </w:p>
-    <w:p>
-      <w:pPr>
-        <w:pStyle w:val="ListParagraph"/>
-        <w:numPr>
-          <w:ilvl w:val="0"/>
-          <w:numId w:val="21"/>
-        </w:numPr>
-        <w:rPr>
-          <w:lang w:val="en-US"/>
-        </w:rPr>
-      </w:pPr>
-      <w:r>
-        <w:rPr>
-          <w:lang w:val="en-US"/>
-        </w:rPr>
-        <w:t>Lực Ảo</w:t>
-      </w:r>
-      <w:r>
-        <w:rPr>
-          <w:lang w:val="en-US"/>
-        </w:rPr>
-        <w:t>?</w:t>
-      </w:r>
-    </w:p>
-    <w:p>
-      <w:pPr>
-        <w:pStyle w:val="ListParagraph"/>
-        <w:numPr>
-          <w:ilvl w:val="0"/>
-          <w:numId w:val="2"/>
-        </w:numPr>
-        <w:rPr>
-          <w:lang w:val="en-US"/>
-        </w:rPr>
-      </w:pPr>
-      <w:r>
-        <w:rPr>
-          <w:lang w:val="en-US"/>
-        </w:rPr>
-        <w:t xml:space="preserve">Giả sử bạn là 1 hệ quy chiếu quán tính, bạn nhìn thấy 1 vật A </w:t>
-      </w:r>
-      <w:r>
-        <w:rPr>
-          <w:lang w:val="en-US"/>
-        </w:rPr>
-        <w:t>đang di chuyển lắc léo không theo 1 quy tắc gì, nói cách khác, A là hệ quy chiếu phi quán tính</w:t>
-      </w:r>
-    </w:p>
-    <w:p>
-      <w:pPr>
-        <w:pStyle w:val="ListParagraph"/>
-        <w:numPr>
-          <w:ilvl w:val="0"/>
-          <w:numId w:val="2"/>
-        </w:numPr>
-        <w:rPr>
-          <w:lang w:val="en-US"/>
-        </w:rPr>
-      </w:pPr>
-      <w:r>
-        <w:rPr>
-          <w:lang w:val="en-US"/>
-        </w:rPr>
-        <w:t>Bạn cũng nhìn thấy 1 vật B đang chuyển động dưới tác dụng của 1 lực F</w:t>
-      </w:r>
-    </w:p>
-    <w:p>
-      <w:pPr>
-        <w:pStyle w:val="ListParagraph"/>
-        <w:numPr>
-          <w:ilvl w:val="0"/>
-          <w:numId w:val="2"/>
-        </w:numPr>
-        <w:rPr>
-          <w:lang w:val="en-US"/>
-        </w:rPr>
-      </w:pPr>
-      <w:r>
-        <w:rPr>
-          <w:lang w:val="en-US"/>
-        </w:rPr>
-        <w:t xml:space="preserve">Từ điểm nhìn của A, B giống kiểu bị </w:t>
-      </w:r>
-      <w:r>
-        <w:rPr>
-          <w:lang w:val="en-US"/>
-        </w:rPr>
-        <w:t>lắc léo</w:t>
-      </w:r>
-      <w:r>
-        <w:rPr>
-          <w:lang w:val="en-US"/>
-        </w:rPr>
-        <w:t xml:space="preserve">, A nghĩ rằng có lực nào đó tác dụng lên B để B </w:t>
-      </w:r>
-      <w:r>
-        <w:rPr>
-          <w:lang w:val="en-US"/>
-        </w:rPr>
-        <w:t>lắc léo</w:t>
-      </w:r>
-      <w:r>
-        <w:rPr>
-          <w:lang w:val="en-US"/>
-        </w:rPr>
-        <w:t xml:space="preserve"> so với A, nhưng đéo phải, chỉ có lực F thôi, cái lực mà B nghĩ nó tồn tại gọi là lực ảo, như đã nói ở hệ quy chiếu phi quán tính, gọi </w:t>
-      </w:r>
-      <w:r>
-        <w:rPr>
-          <w:lang w:val="en-US"/>
-        </w:rPr>
-        <w:t>lực F’ là lực tác dụng lên B theo điểm nhìn của A</w:t>
-      </w:r>
-      <w:r>
-        <w:rPr>
-          <w:lang w:val="en-US"/>
-        </w:rPr>
-        <w:t>, khối lượng</w:t>
-      </w:r>
-      <w:r>
-        <w:rPr>
-          <w:lang w:val="en-US"/>
-        </w:rPr>
-        <w:t xml:space="preserve"> động</w:t>
-      </w:r>
-      <w:r>
-        <w:rPr>
-          <w:lang w:val="en-US"/>
-        </w:rPr>
-        <w:t xml:space="preserve"> của B</w:t>
-      </w:r>
-      <w:r>
-        <w:rPr>
-          <w:lang w:val="en-US"/>
-        </w:rPr>
-        <w:t xml:space="preserve"> từ điểm nhìn của bạn</w:t>
+        <w:t>bạn</w:t>
       </w:r>
       <w:r>
         <w:rPr>
@@ -15444,7 +15596,6 @@
         <w:rPr>
           <w:lang w:val="en-US"/>
         </w:rPr>
-        <w:lastRenderedPageBreak/>
         <w:t>Khối lượng vật 1 là m</w:t>
       </w:r>
       <w:r>
@@ -16171,7 +16322,14 @@
         <w:rPr>
           <w:lang w:val="en-US"/>
         </w:rPr>
-        <w:t>lực hấp dẫn giữa anh ta và trái đất cố gắng kéo anh ta xuống mặt đất, bằng cách giảm dần vận tốc của anh ta, nhưng giả sử vận tốc đầu của anh ta lớn đến nỗi cho dù có buông lỏng thì anh ta vẫn đủ sức bay đến vô tận mà vận tốc vẫn chưa giảm về 0, nguyên nhân là do bay càng cao thì lực hấp dẫn càng giảm, độ giảm vận tốc cũng giảm theo, do không có ma sát, nên theo định luật bảo toàn năng lượng, giả sử nếu anh ta bị kéo ngược trở lại tại 1 thời điểm nào đó, thì khi đó, thế năng của anh ta tại đó so với mặt đất = động năng của anh ta lúc bắt đầu phóng, vì vậy, nếu lúc bắt đầu phóng mà động năng của anh ta vượt qua thế năng tại điểm vô tận thì anh ta sẽ không bao giờ bị kéo trở lại, vận tốc làm cho động năng của anh ta lúc bắt đầu phóng = thế năng ở vô tận gọi là vận tốc thoát</w:t>
+        <w:t xml:space="preserve">lực hấp dẫn giữa anh ta và trái đất cố gắng kéo anh ta xuống mặt đất, bằng cách giảm dần vận tốc của anh ta, nhưng giả sử vận tốc đầu của anh ta lớn đến nỗi cho dù có buông lỏng thì anh ta vẫn đủ sức bay đến vô tận mà vận tốc vẫn chưa giảm về 0, nguyên nhân là do bay càng cao thì lực hấp dẫn càng giảm, độ giảm vận tốc cũng giảm theo, do không có ma sát, nên </w:t>
+      </w:r>
+      <w:r>
+        <w:rPr>
+          <w:lang w:val="en-US"/>
+        </w:rPr>
+        <w:lastRenderedPageBreak/>
+        <w:t>theo định luật bảo toàn năng lượng, giả sử nếu anh ta bị kéo ngược trở lại tại 1 thời điểm nào đó, thì khi đó, thế năng của anh ta tại đó so với mặt đất = động năng của anh ta lúc bắt đầu phóng, vì vậy, nếu lúc bắt đầu phóng mà động năng của anh ta vượt qua thế năng tại điểm vô tận thì anh ta sẽ không bao giờ bị kéo trở lại, vận tốc làm cho động năng của anh ta lúc bắt đầu phóng = thế năng ở vô tận gọi là vận tốc thoát</w:t>
       </w:r>
     </w:p>
     <w:p>
@@ -16539,7 +16697,6 @@
         <w:rPr>
           <w:lang w:val="en-US"/>
         </w:rPr>
-        <w:lastRenderedPageBreak/>
         <w:t>Tốc độ vũ trụ cấp 2 = vận tốc thoát khỏi trái đất của 1 vật đứng tại mặt đất của trái đất</w:t>
       </w:r>
     </w:p>

--- a/force.docx
+++ b/force.docx
@@ -180,6 +180,45 @@
             <w:rFonts w:ascii="Cambria Math" w:hAnsi="Cambria Math"/>
             <w:lang w:val="en-US"/>
           </w:rPr>
+          <m:t>1</m:t>
+        </m:r>
+        <m:r>
+          <w:rPr>
+            <w:rFonts w:ascii="Cambria Math" w:hAnsi="Cambria Math"/>
+            <w:lang w:val="en-US"/>
+          </w:rPr>
+          <m:t xml:space="preserve"> HP=745.7 W</m:t>
+        </m:r>
+      </m:oMath>
+      <w:r>
+        <w:rPr>
+          <w:rFonts w:eastAsiaTheme="minorEastAsia"/>
+          <w:lang w:val="en-US"/>
+        </w:rPr>
+        <w:t xml:space="preserve"> </w:t>
+      </w:r>
+    </w:p>
+    <w:p>
+      <w:pPr>
+        <w:pStyle w:val="ListParagraph"/>
+        <w:pBdr>
+          <w:top w:val="single" w:sz="4" w:space="1" w:color="auto"/>
+          <w:left w:val="single" w:sz="4" w:space="4" w:color="auto"/>
+          <w:bottom w:val="single" w:sz="4" w:space="1" w:color="auto"/>
+          <w:right w:val="single" w:sz="4" w:space="4" w:color="auto"/>
+        </w:pBdr>
+        <w:ind w:left="1080"/>
+        <w:rPr>
+          <w:rFonts w:eastAsiaTheme="minorEastAsia"/>
+          <w:lang w:val="en-US"/>
+        </w:rPr>
+      </w:pPr>
+      <m:oMath>
+        <m:r>
+          <w:rPr>
+            <w:rFonts w:ascii="Cambria Math" w:hAnsi="Cambria Math"/>
+            <w:lang w:val="en-US"/>
+          </w:rPr>
           <m:t>1 pound=0.45359237 kg</m:t>
         </m:r>
       </m:oMath>
@@ -221,6 +260,24 @@
           <w:lang w:val="en-US"/>
         </w:rPr>
         <w:t xml:space="preserve"> </w:t>
+      </w:r>
+    </w:p>
+    <w:p>
+      <w:pPr>
+        <w:pStyle w:val="ListParagraph"/>
+        <w:numPr>
+          <w:ilvl w:val="0"/>
+          <w:numId w:val="25"/>
+        </w:numPr>
+        <w:rPr>
+          <w:lang w:val="en-US"/>
+        </w:rPr>
+      </w:pPr>
+      <w:r>
+        <w:rPr>
+          <w:lang w:val="en-US"/>
+        </w:rPr>
+        <w:t>HP là mã lực</w:t>
       </w:r>
     </w:p>
     <w:p>
@@ -1398,6 +1455,7 @@
         <w:rPr>
           <w:lang w:val="en-US"/>
         </w:rPr>
+        <w:lastRenderedPageBreak/>
         <w:t>t là thời điểm hiện tại</w:t>
       </w:r>
     </w:p>
@@ -4933,6 +4991,7 @@
         <w:rPr>
           <w:lang w:val="en-US"/>
         </w:rPr>
+        <w:lastRenderedPageBreak/>
         <w:t>2 lực trực đối tác dụng lên 2 vật khác nhau và có Vector tổng hợp = 0</w:t>
       </w:r>
     </w:p>
@@ -4975,7 +5034,6 @@
         <w:rPr>
           <w:lang w:val="en-US"/>
         </w:rPr>
-        <w:lastRenderedPageBreak/>
         <w:t>Là sau khi va chạm thì 2 vật gắn chặt với nhau và tiếp tục chuyển động, do có thời gian tiếp xúc nên 1 phần động năng đã trở thành nhiệt năng</w:t>
       </w:r>
     </w:p>
@@ -5928,6 +5986,7 @@
           <w:rFonts w:eastAsiaTheme="minorEastAsia"/>
           <w:lang w:val="en-US"/>
         </w:rPr>
+        <w:lastRenderedPageBreak/>
         <w:t xml:space="preserve">Nếu tính ra gia tốc của A &gt; gia tốc tâm </w:t>
       </w:r>
       <w:r>
@@ -5970,7 +6029,6 @@
           <w:rFonts w:eastAsiaTheme="minorEastAsia"/>
           <w:lang w:val="en-US"/>
         </w:rPr>
-        <w:lastRenderedPageBreak/>
         <w:t>Khi lăn không trượt, cơ năng của vật bảo toàn, lực ma sát nghỉ không có công</w:t>
       </w:r>
       <w:r>
@@ -6652,6 +6710,7 @@
           <w:rFonts w:eastAsiaTheme="minorEastAsia"/>
           <w:lang w:val="en-US"/>
         </w:rPr>
+        <w:lastRenderedPageBreak/>
         <w:t>Xét đoạn dây tương tự ngay sau đoạn dây đầu tiên, đoạn này cũng chịu 1 lực F</w:t>
       </w:r>
       <w:r>
@@ -6703,7 +6762,6 @@
           <w:rFonts w:eastAsiaTheme="minorEastAsia"/>
           <w:lang w:val="en-US"/>
         </w:rPr>
-        <w:lastRenderedPageBreak/>
         <w:t>Dễ thấy F</w:t>
       </w:r>
       <w:r>
@@ -8117,6 +8175,7 @@
             <w:rFonts w:ascii="Cambria Math" w:eastAsiaTheme="minorEastAsia" w:hAnsi="Cambria Math"/>
             <w:lang w:val="en-US"/>
           </w:rPr>
+          <w:lastRenderedPageBreak/>
           <m:t>I'=</m:t>
         </m:r>
         <m:f>
@@ -8232,7 +8291,6 @@
           <w:rFonts w:eastAsiaTheme="minorEastAsia"/>
           <w:lang w:val="en-US"/>
         </w:rPr>
-        <w:lastRenderedPageBreak/>
         <w:t>Hình trụ, trục quay đi qua trung điểm trục đối xứng và vuông góc nó</w:t>
       </w:r>
     </w:p>
@@ -9129,6 +9187,7 @@
         <w:rPr>
           <w:lang w:val="en-US"/>
         </w:rPr>
+        <w:lastRenderedPageBreak/>
         <w:t xml:space="preserve">= </w:t>
       </w:r>
       <w:r>
@@ -9159,7 +9218,6 @@
         <w:rPr>
           <w:lang w:val="en-US"/>
         </w:rPr>
-        <w:lastRenderedPageBreak/>
         <w:t>Cũng như trên, nhưng đầu A khối lượng vô tận, còn lại khối lượng như nhau và tổng = m</w:t>
       </w:r>
     </w:p>
@@ -18724,6 +18782,119 @@
     </w:lvl>
   </w:abstractNum>
   <w:abstractNum w:abstractNumId="17" w15:restartNumberingAfterBreak="0">
+    <w:nsid w:val="5EFE02FB"/>
+    <w:multiLevelType w:val="hybridMultilevel"/>
+    <w:tmpl w:val="5B6A74C8"/>
+    <w:lvl w:ilvl="0" w:tplc="91142052">
+      <w:start w:val="1"/>
+      <w:numFmt w:val="bullet"/>
+      <w:lvlText w:val=""/>
+      <w:lvlJc w:val="left"/>
+      <w:pPr>
+        <w:ind w:left="1080" w:hanging="360"/>
+      </w:pPr>
+      <w:rPr>
+        <w:rFonts w:ascii="Wingdings" w:eastAsiaTheme="minorHAnsi" w:hAnsi="Wingdings" w:cstheme="minorBidi" w:hint="default"/>
+      </w:rPr>
+    </w:lvl>
+    <w:lvl w:ilvl="1" w:tplc="04090003" w:tentative="1">
+      <w:start w:val="1"/>
+      <w:numFmt w:val="bullet"/>
+      <w:lvlText w:val="o"/>
+      <w:lvlJc w:val="left"/>
+      <w:pPr>
+        <w:ind w:left="1800" w:hanging="360"/>
+      </w:pPr>
+      <w:rPr>
+        <w:rFonts w:ascii="Courier New" w:hAnsi="Courier New" w:cs="Courier New" w:hint="default"/>
+      </w:rPr>
+    </w:lvl>
+    <w:lvl w:ilvl="2" w:tplc="04090005" w:tentative="1">
+      <w:start w:val="1"/>
+      <w:numFmt w:val="bullet"/>
+      <w:lvlText w:val=""/>
+      <w:lvlJc w:val="left"/>
+      <w:pPr>
+        <w:ind w:left="2520" w:hanging="360"/>
+      </w:pPr>
+      <w:rPr>
+        <w:rFonts w:ascii="Wingdings" w:hAnsi="Wingdings" w:hint="default"/>
+      </w:rPr>
+    </w:lvl>
+    <w:lvl w:ilvl="3" w:tplc="04090001" w:tentative="1">
+      <w:start w:val="1"/>
+      <w:numFmt w:val="bullet"/>
+      <w:lvlText w:val=""/>
+      <w:lvlJc w:val="left"/>
+      <w:pPr>
+        <w:ind w:left="3240" w:hanging="360"/>
+      </w:pPr>
+      <w:rPr>
+        <w:rFonts w:ascii="Symbol" w:hAnsi="Symbol" w:hint="default"/>
+      </w:rPr>
+    </w:lvl>
+    <w:lvl w:ilvl="4" w:tplc="04090003" w:tentative="1">
+      <w:start w:val="1"/>
+      <w:numFmt w:val="bullet"/>
+      <w:lvlText w:val="o"/>
+      <w:lvlJc w:val="left"/>
+      <w:pPr>
+        <w:ind w:left="3960" w:hanging="360"/>
+      </w:pPr>
+      <w:rPr>
+        <w:rFonts w:ascii="Courier New" w:hAnsi="Courier New" w:cs="Courier New" w:hint="default"/>
+      </w:rPr>
+    </w:lvl>
+    <w:lvl w:ilvl="5" w:tplc="04090005" w:tentative="1">
+      <w:start w:val="1"/>
+      <w:numFmt w:val="bullet"/>
+      <w:lvlText w:val=""/>
+      <w:lvlJc w:val="left"/>
+      <w:pPr>
+        <w:ind w:left="4680" w:hanging="360"/>
+      </w:pPr>
+      <w:rPr>
+        <w:rFonts w:ascii="Wingdings" w:hAnsi="Wingdings" w:hint="default"/>
+      </w:rPr>
+    </w:lvl>
+    <w:lvl w:ilvl="6" w:tplc="04090001" w:tentative="1">
+      <w:start w:val="1"/>
+      <w:numFmt w:val="bullet"/>
+      <w:lvlText w:val=""/>
+      <w:lvlJc w:val="left"/>
+      <w:pPr>
+        <w:ind w:left="5400" w:hanging="360"/>
+      </w:pPr>
+      <w:rPr>
+        <w:rFonts w:ascii="Symbol" w:hAnsi="Symbol" w:hint="default"/>
+      </w:rPr>
+    </w:lvl>
+    <w:lvl w:ilvl="7" w:tplc="04090003" w:tentative="1">
+      <w:start w:val="1"/>
+      <w:numFmt w:val="bullet"/>
+      <w:lvlText w:val="o"/>
+      <w:lvlJc w:val="left"/>
+      <w:pPr>
+        <w:ind w:left="6120" w:hanging="360"/>
+      </w:pPr>
+      <w:rPr>
+        <w:rFonts w:ascii="Courier New" w:hAnsi="Courier New" w:cs="Courier New" w:hint="default"/>
+      </w:rPr>
+    </w:lvl>
+    <w:lvl w:ilvl="8" w:tplc="04090005" w:tentative="1">
+      <w:start w:val="1"/>
+      <w:numFmt w:val="bullet"/>
+      <w:lvlText w:val=""/>
+      <w:lvlJc w:val="left"/>
+      <w:pPr>
+        <w:ind w:left="6840" w:hanging="360"/>
+      </w:pPr>
+      <w:rPr>
+        <w:rFonts w:ascii="Wingdings" w:hAnsi="Wingdings" w:hint="default"/>
+      </w:rPr>
+    </w:lvl>
+  </w:abstractNum>
+  <w:abstractNum w:abstractNumId="18" w15:restartNumberingAfterBreak="0">
     <w:nsid w:val="6143031C"/>
     <w:multiLevelType w:val="hybridMultilevel"/>
     <w:tmpl w:val="C87CE1CE"/>
@@ -18812,7 +18983,7 @@
       </w:pPr>
     </w:lvl>
   </w:abstractNum>
-  <w:abstractNum w:abstractNumId="18" w15:restartNumberingAfterBreak="0">
+  <w:abstractNum w:abstractNumId="19" w15:restartNumberingAfterBreak="0">
     <w:nsid w:val="62756F58"/>
     <w:multiLevelType w:val="hybridMultilevel"/>
     <w:tmpl w:val="F7A62870"/>
@@ -18925,7 +19096,7 @@
       </w:rPr>
     </w:lvl>
   </w:abstractNum>
-  <w:abstractNum w:abstractNumId="19" w15:restartNumberingAfterBreak="0">
+  <w:abstractNum w:abstractNumId="20" w15:restartNumberingAfterBreak="0">
     <w:nsid w:val="68497E50"/>
     <w:multiLevelType w:val="hybridMultilevel"/>
     <w:tmpl w:val="42AADB48"/>
@@ -19014,7 +19185,7 @@
       </w:pPr>
     </w:lvl>
   </w:abstractNum>
-  <w:abstractNum w:abstractNumId="20" w15:restartNumberingAfterBreak="0">
+  <w:abstractNum w:abstractNumId="21" w15:restartNumberingAfterBreak="0">
     <w:nsid w:val="6ACB43E1"/>
     <w:multiLevelType w:val="hybridMultilevel"/>
     <w:tmpl w:val="2062B6B4"/>
@@ -19127,7 +19298,7 @@
       </w:rPr>
     </w:lvl>
   </w:abstractNum>
-  <w:abstractNum w:abstractNumId="21" w15:restartNumberingAfterBreak="0">
+  <w:abstractNum w:abstractNumId="22" w15:restartNumberingAfterBreak="0">
     <w:nsid w:val="75AB67BA"/>
     <w:multiLevelType w:val="hybridMultilevel"/>
     <w:tmpl w:val="BADE687E"/>
@@ -19216,7 +19387,7 @@
       </w:pPr>
     </w:lvl>
   </w:abstractNum>
-  <w:abstractNum w:abstractNumId="22" w15:restartNumberingAfterBreak="0">
+  <w:abstractNum w:abstractNumId="23" w15:restartNumberingAfterBreak="0">
     <w:nsid w:val="7C4C32FE"/>
     <w:multiLevelType w:val="hybridMultilevel"/>
     <w:tmpl w:val="0B82BCF2"/>
@@ -19305,7 +19476,7 @@
       </w:pPr>
     </w:lvl>
   </w:abstractNum>
-  <w:abstractNum w:abstractNumId="23" w15:restartNumberingAfterBreak="0">
+  <w:abstractNum w:abstractNumId="24" w15:restartNumberingAfterBreak="0">
     <w:nsid w:val="7D917C2E"/>
     <w:multiLevelType w:val="hybridMultilevel"/>
     <w:tmpl w:val="5442D244"/>
@@ -19395,16 +19566,16 @@
     </w:lvl>
   </w:abstractNum>
   <w:num w:numId="1" w16cid:durableId="974289622">
-    <w:abstractNumId w:val="23"/>
+    <w:abstractNumId w:val="24"/>
   </w:num>
   <w:num w:numId="2" w16cid:durableId="1323774835">
-    <w:abstractNumId w:val="18"/>
+    <w:abstractNumId w:val="19"/>
   </w:num>
   <w:num w:numId="3" w16cid:durableId="1652446769">
     <w:abstractNumId w:val="4"/>
   </w:num>
   <w:num w:numId="4" w16cid:durableId="792485853">
-    <w:abstractNumId w:val="20"/>
+    <w:abstractNumId w:val="21"/>
   </w:num>
   <w:num w:numId="5" w16cid:durableId="1386568712">
     <w:abstractNumId w:val="8"/>
@@ -19428,7 +19599,7 @@
     <w:abstractNumId w:val="12"/>
   </w:num>
   <w:num w:numId="12" w16cid:durableId="1224564126">
-    <w:abstractNumId w:val="17"/>
+    <w:abstractNumId w:val="18"/>
   </w:num>
   <w:num w:numId="13" w16cid:durableId="608436781">
     <w:abstractNumId w:val="10"/>
@@ -19437,7 +19608,7 @@
     <w:abstractNumId w:val="2"/>
   </w:num>
   <w:num w:numId="15" w16cid:durableId="568535819">
-    <w:abstractNumId w:val="19"/>
+    <w:abstractNumId w:val="20"/>
   </w:num>
   <w:num w:numId="16" w16cid:durableId="236332280">
     <w:abstractNumId w:val="13"/>
@@ -19449,13 +19620,13 @@
     <w:abstractNumId w:val="11"/>
   </w:num>
   <w:num w:numId="19" w16cid:durableId="1126578327">
-    <w:abstractNumId w:val="21"/>
+    <w:abstractNumId w:val="22"/>
   </w:num>
   <w:num w:numId="20" w16cid:durableId="1209103746">
     <w:abstractNumId w:val="6"/>
   </w:num>
   <w:num w:numId="21" w16cid:durableId="1313949456">
-    <w:abstractNumId w:val="22"/>
+    <w:abstractNumId w:val="23"/>
   </w:num>
   <w:num w:numId="22" w16cid:durableId="103305276">
     <w:abstractNumId w:val="16"/>
@@ -19465,6 +19636,9 @@
   </w:num>
   <w:num w:numId="24" w16cid:durableId="279797111">
     <w:abstractNumId w:val="3"/>
+  </w:num>
+  <w:num w:numId="25" w16cid:durableId="1574850319">
+    <w:abstractNumId w:val="17"/>
   </w:num>
 </w:numbering>
 </file>

--- a/force.docx
+++ b/force.docx
@@ -180,14 +180,7 @@
             <w:rFonts w:ascii="Cambria Math" w:hAnsi="Cambria Math"/>
             <w:lang w:val="en-US"/>
           </w:rPr>
-          <m:t>1</m:t>
-        </m:r>
-        <m:r>
-          <w:rPr>
-            <w:rFonts w:ascii="Cambria Math" w:hAnsi="Cambria Math"/>
-            <w:lang w:val="en-US"/>
-          </w:rPr>
-          <m:t xml:space="preserve"> HP=745.7 W</m:t>
+          <m:t>1 HP=745.7 W</m:t>
         </m:r>
       </m:oMath>
       <w:r>
@@ -17113,6 +17106,84 @@
     </w:p>
     <w:p>
       <w:pPr>
+        <w:rPr>
+          <w:rFonts w:eastAsiaTheme="minorEastAsia"/>
+          <w:lang w:val="en-US"/>
+        </w:rPr>
+      </w:pPr>
+    </w:p>
+    <w:p>
+      <w:pPr>
+        <w:rPr>
+          <w:rFonts w:eastAsiaTheme="minorEastAsia"/>
+          <w:lang w:val="en-US"/>
+        </w:rPr>
+      </w:pPr>
+      <w:r>
+        <w:rPr>
+          <w:rFonts w:eastAsiaTheme="minorEastAsia"/>
+          <w:lang w:val="en-US"/>
+        </w:rPr>
+        <w:t>Relativity – Thuyết Tương Đối:</w:t>
+      </w:r>
+    </w:p>
+    <w:p>
+      <w:pPr>
+        <w:pStyle w:val="ListParagraph"/>
+        <w:numPr>
+          <w:ilvl w:val="0"/>
+          <w:numId w:val="26"/>
+        </w:numPr>
+        <w:rPr>
+          <w:rFonts w:eastAsiaTheme="minorEastAsia"/>
+          <w:lang w:val="en-US"/>
+        </w:rPr>
+      </w:pPr>
+      <w:r>
+        <w:rPr>
+          <w:rFonts w:eastAsiaTheme="minorEastAsia"/>
+          <w:lang w:val="en-US"/>
+        </w:rPr>
+        <w:t xml:space="preserve">Biến </w:t>
+      </w:r>
+      <w:r>
+        <w:rPr>
+          <w:rFonts w:eastAsiaTheme="minorEastAsia"/>
+          <w:lang w:val="en-US"/>
+        </w:rPr>
+        <w:t xml:space="preserve">Đổi </w:t>
+      </w:r>
+      <w:r>
+        <w:rPr>
+          <w:rFonts w:eastAsiaTheme="minorEastAsia"/>
+          <w:lang w:val="en-US"/>
+        </w:rPr>
+        <w:t xml:space="preserve">Lorentz </w:t>
+      </w:r>
+      <w:r>
+        <w:rPr>
+          <w:rFonts w:eastAsiaTheme="minorEastAsia"/>
+          <w:lang w:val="en-US"/>
+        </w:rPr>
+        <w:t>(</w:t>
+      </w:r>
+      <w:r>
+        <w:rPr>
+          <w:rFonts w:eastAsiaTheme="minorEastAsia"/>
+          <w:lang w:val="en-US"/>
+        </w:rPr>
+        <w:t>Lorentz Transformation</w:t>
+      </w:r>
+      <w:r>
+        <w:rPr>
+          <w:rFonts w:eastAsiaTheme="minorEastAsia"/>
+          <w:lang w:val="en-US"/>
+        </w:rPr>
+        <w:t>)?</w:t>
+      </w:r>
+    </w:p>
+    <w:p>
+      <w:pPr>
         <w:pStyle w:val="ListParagraph"/>
         <w:numPr>
           <w:ilvl w:val="0"/>
@@ -17123,6 +17194,742 @@
           <w:lang w:val="en-US"/>
         </w:rPr>
       </w:pPr>
+      <w:r>
+        <w:rPr>
+          <w:rFonts w:eastAsiaTheme="minorEastAsia"/>
+          <w:lang w:val="en-US"/>
+        </w:rPr>
+        <w:t>Trong hệ quy chiếu quán tính, c</w:t>
+      </w:r>
+      <w:r>
+        <w:rPr>
+          <w:rFonts w:eastAsiaTheme="minorEastAsia"/>
+          <w:lang w:val="en-US"/>
+        </w:rPr>
+        <w:t>ho vật A, B, C</w:t>
+      </w:r>
+      <w:r>
+        <w:rPr>
+          <w:rFonts w:eastAsiaTheme="minorEastAsia"/>
+          <w:lang w:val="en-US"/>
+        </w:rPr>
+        <w:t>, D</w:t>
+      </w:r>
+      <w:r>
+        <w:rPr>
+          <w:rFonts w:eastAsiaTheme="minorEastAsia"/>
+          <w:lang w:val="en-US"/>
+        </w:rPr>
+        <w:t xml:space="preserve"> trùng nhau</w:t>
+      </w:r>
+      <w:r>
+        <w:rPr>
+          <w:rFonts w:eastAsiaTheme="minorEastAsia"/>
+          <w:lang w:val="en-US"/>
+        </w:rPr>
+        <w:t xml:space="preserve"> đang đứng yên</w:t>
+      </w:r>
+      <w:r>
+        <w:rPr>
+          <w:rFonts w:eastAsiaTheme="minorEastAsia"/>
+          <w:lang w:val="en-US"/>
+        </w:rPr>
+        <w:t xml:space="preserve">, bỗng chốc </w:t>
+      </w:r>
+      <w:r>
+        <w:rPr>
+          <w:rFonts w:eastAsiaTheme="minorEastAsia"/>
+          <w:lang w:val="en-US"/>
+        </w:rPr>
+        <w:t>B di chuyển với vận tốc không đổi v so với A, C di chuyển cùng hướng với B với tốc độ ánh sáng là c so với A</w:t>
+      </w:r>
+      <w:r>
+        <w:rPr>
+          <w:rFonts w:eastAsiaTheme="minorEastAsia"/>
+          <w:lang w:val="en-US"/>
+        </w:rPr>
+        <w:t>, D di chuyển ngược hướng B cũng với tốc độ ánh sáng</w:t>
+      </w:r>
+    </w:p>
+    <w:p>
+      <w:pPr>
+        <w:pStyle w:val="ListParagraph"/>
+        <w:numPr>
+          <w:ilvl w:val="0"/>
+          <w:numId w:val="2"/>
+        </w:numPr>
+        <w:rPr>
+          <w:rFonts w:eastAsiaTheme="minorEastAsia"/>
+          <w:lang w:val="en-US"/>
+        </w:rPr>
+      </w:pPr>
+      <w:r>
+        <w:rPr>
+          <w:rFonts w:eastAsiaTheme="minorEastAsia"/>
+          <w:lang w:val="en-US"/>
+        </w:rPr>
+        <w:t>Từ điểm nhìn của A, ta có biểu đồ thời gian, vị trí sau</w:t>
+      </w:r>
+    </w:p>
+    <w:p>
+      <w:pPr>
+        <w:pStyle w:val="ListParagraph"/>
+        <w:ind w:left="1080"/>
+        <w:rPr>
+          <w:rFonts w:eastAsiaTheme="minorEastAsia"/>
+          <w:lang w:val="en-US"/>
+        </w:rPr>
+      </w:pPr>
+      <w:r>
+        <w:rPr>
+          <w:rFonts w:eastAsiaTheme="minorEastAsia"/>
+          <w:noProof/>
+          <w:lang w:val="en-US"/>
+        </w:rPr>
+        <w:lastRenderedPageBreak/>
+        <w:drawing>
+          <wp:inline distT="0" distB="0" distL="0" distR="0" wp14:anchorId="048C61F1" wp14:editId="18960C9B">
+            <wp:extent cx="5395428" cy="3109229"/>
+            <wp:effectExtent l="0" t="0" r="0" b="0"/>
+            <wp:docPr id="217841679" name="Picture 1"/>
+            <wp:cNvGraphicFramePr>
+              <a:graphicFrameLocks xmlns:a="http://schemas.openxmlformats.org/drawingml/2006/main" noChangeAspect="1"/>
+            </wp:cNvGraphicFramePr>
+            <a:graphic xmlns:a="http://schemas.openxmlformats.org/drawingml/2006/main">
+              <a:graphicData uri="http://schemas.openxmlformats.org/drawingml/2006/picture">
+                <pic:pic xmlns:pic="http://schemas.openxmlformats.org/drawingml/2006/picture">
+                  <pic:nvPicPr>
+                    <pic:cNvPr id="217841679" name=""/>
+                    <pic:cNvPicPr/>
+                  </pic:nvPicPr>
+                  <pic:blipFill>
+                    <a:blip r:embed="rId10"/>
+                    <a:stretch>
+                      <a:fillRect/>
+                    </a:stretch>
+                  </pic:blipFill>
+                  <pic:spPr>
+                    <a:xfrm>
+                      <a:off x="0" y="0"/>
+                      <a:ext cx="5395428" cy="3109229"/>
+                    </a:xfrm>
+                    <a:prstGeom prst="rect">
+                      <a:avLst/>
+                    </a:prstGeom>
+                  </pic:spPr>
+                </pic:pic>
+              </a:graphicData>
+            </a:graphic>
+          </wp:inline>
+        </w:drawing>
+      </w:r>
+    </w:p>
+    <w:p>
+      <w:pPr>
+        <w:pStyle w:val="ListParagraph"/>
+        <w:numPr>
+          <w:ilvl w:val="0"/>
+          <w:numId w:val="2"/>
+        </w:numPr>
+        <w:rPr>
+          <w:rFonts w:eastAsiaTheme="minorEastAsia"/>
+          <w:lang w:val="en-US"/>
+        </w:rPr>
+      </w:pPr>
+      <w:r>
+        <w:rPr>
+          <w:rFonts w:eastAsiaTheme="minorEastAsia"/>
+          <w:lang w:val="en-US"/>
+        </w:rPr>
+        <w:t xml:space="preserve">Từ điểm nhìn của B, ta có biểu đồ sau, do tốc độ C </w:t>
+      </w:r>
+      <w:r>
+        <w:rPr>
+          <w:rFonts w:eastAsiaTheme="minorEastAsia"/>
+          <w:lang w:val="en-US"/>
+        </w:rPr>
+        <w:t xml:space="preserve">và D </w:t>
+      </w:r>
+      <w:r>
+        <w:rPr>
+          <w:rFonts w:eastAsiaTheme="minorEastAsia"/>
+          <w:lang w:val="en-US"/>
+        </w:rPr>
+        <w:t xml:space="preserve">vẫn phải = tốc độ ánh sáng tại điểm nhìn của B, nên ta cần phải áp dụng phép biến đổi tuyến tính sao cho đường C </w:t>
+      </w:r>
+      <w:r>
+        <w:rPr>
+          <w:rFonts w:eastAsiaTheme="minorEastAsia"/>
+          <w:lang w:val="en-US"/>
+        </w:rPr>
+        <w:t xml:space="preserve">và D </w:t>
+      </w:r>
+      <w:r>
+        <w:rPr>
+          <w:rFonts w:eastAsiaTheme="minorEastAsia"/>
+          <w:lang w:val="en-US"/>
+        </w:rPr>
+        <w:t>giữ nguyên hệ số góc, đồng thời khiến đường B trùng trục thời gian</w:t>
+      </w:r>
+      <w:r>
+        <w:rPr>
+          <w:rFonts w:eastAsiaTheme="minorEastAsia"/>
+          <w:lang w:val="en-US"/>
+        </w:rPr>
+        <w:t>, và tung độ của A phải không đổi</w:t>
+      </w:r>
+      <w:r>
+        <w:rPr>
+          <w:rFonts w:eastAsiaTheme="minorEastAsia"/>
+          <w:lang w:val="en-US"/>
+        </w:rPr>
+        <w:t>, ma trận biến đổi là</w:t>
+      </w:r>
+    </w:p>
+    <w:p>
+      <w:pPr>
+        <w:pStyle w:val="ListParagraph"/>
+        <w:pBdr>
+          <w:top w:val="single" w:sz="4" w:space="1" w:color="auto"/>
+          <w:left w:val="single" w:sz="4" w:space="4" w:color="auto"/>
+          <w:bottom w:val="single" w:sz="4" w:space="1" w:color="auto"/>
+          <w:right w:val="single" w:sz="4" w:space="4" w:color="auto"/>
+          <w:between w:val="single" w:sz="4" w:space="1" w:color="auto"/>
+          <w:bar w:val="single" w:sz="4" w:color="auto"/>
+        </w:pBdr>
+        <w:ind w:left="1080"/>
+        <w:rPr>
+          <w:rFonts w:eastAsiaTheme="minorEastAsia"/>
+          <w:lang w:val="en-US"/>
+        </w:rPr>
+      </w:pPr>
+      <m:oMath>
+        <m:r>
+          <w:rPr>
+            <w:rFonts w:ascii="Cambria Math" w:eastAsiaTheme="minorEastAsia" w:hAnsi="Cambria Math"/>
+            <w:lang w:val="en-US"/>
+          </w:rPr>
+          <m:t>M=</m:t>
+        </m:r>
+        <m:f>
+          <m:fPr>
+            <m:ctrlPr>
+              <w:rPr>
+                <w:rFonts w:ascii="Cambria Math" w:eastAsiaTheme="minorEastAsia" w:hAnsi="Cambria Math"/>
+                <w:i/>
+                <w:lang w:val="en-US"/>
+              </w:rPr>
+            </m:ctrlPr>
+          </m:fPr>
+          <m:num>
+            <m:r>
+              <w:rPr>
+                <w:rFonts w:ascii="Cambria Math" w:eastAsiaTheme="minorEastAsia" w:hAnsi="Cambria Math"/>
+                <w:lang w:val="en-US"/>
+              </w:rPr>
+              <m:t>1</m:t>
+            </m:r>
+          </m:num>
+          <m:den>
+            <m:rad>
+              <m:radPr>
+                <m:degHide m:val="1"/>
+                <m:ctrlPr>
+                  <w:rPr>
+                    <w:rFonts w:ascii="Cambria Math" w:eastAsiaTheme="minorEastAsia" w:hAnsi="Cambria Math"/>
+                    <w:i/>
+                    <w:lang w:val="en-US"/>
+                  </w:rPr>
+                </m:ctrlPr>
+              </m:radPr>
+              <m:deg/>
+              <m:e>
+                <m:r>
+                  <w:rPr>
+                    <w:rFonts w:ascii="Cambria Math" w:eastAsiaTheme="minorEastAsia" w:hAnsi="Cambria Math"/>
+                    <w:lang w:val="en-US"/>
+                  </w:rPr>
+                  <m:t xml:space="preserve">1 - </m:t>
+                </m:r>
+                <m:sSup>
+                  <m:sSupPr>
+                    <m:ctrlPr>
+                      <w:rPr>
+                        <w:rFonts w:ascii="Cambria Math" w:eastAsiaTheme="minorEastAsia" w:hAnsi="Cambria Math"/>
+                        <w:i/>
+                        <w:lang w:val="en-US"/>
+                      </w:rPr>
+                    </m:ctrlPr>
+                  </m:sSupPr>
+                  <m:e>
+                    <m:d>
+                      <m:dPr>
+                        <m:ctrlPr>
+                          <w:rPr>
+                            <w:rFonts w:ascii="Cambria Math" w:eastAsiaTheme="minorEastAsia" w:hAnsi="Cambria Math"/>
+                            <w:i/>
+                            <w:lang w:val="en-US"/>
+                          </w:rPr>
+                        </m:ctrlPr>
+                      </m:dPr>
+                      <m:e>
+                        <m:f>
+                          <m:fPr>
+                            <m:ctrlPr>
+                              <w:rPr>
+                                <w:rFonts w:ascii="Cambria Math" w:eastAsiaTheme="minorEastAsia" w:hAnsi="Cambria Math"/>
+                                <w:i/>
+                                <w:lang w:val="en-US"/>
+                              </w:rPr>
+                            </m:ctrlPr>
+                          </m:fPr>
+                          <m:num>
+                            <m:r>
+                              <w:rPr>
+                                <w:rFonts w:ascii="Cambria Math" w:eastAsiaTheme="minorEastAsia" w:hAnsi="Cambria Math"/>
+                                <w:lang w:val="en-US"/>
+                              </w:rPr>
+                              <m:t>v</m:t>
+                            </m:r>
+                          </m:num>
+                          <m:den>
+                            <m:r>
+                              <w:rPr>
+                                <w:rFonts w:ascii="Cambria Math" w:eastAsiaTheme="minorEastAsia" w:hAnsi="Cambria Math"/>
+                                <w:lang w:val="en-US"/>
+                              </w:rPr>
+                              <m:t>c</m:t>
+                            </m:r>
+                          </m:den>
+                        </m:f>
+                      </m:e>
+                    </m:d>
+                  </m:e>
+                  <m:sup>
+                    <m:r>
+                      <w:rPr>
+                        <w:rFonts w:ascii="Cambria Math" w:eastAsiaTheme="minorEastAsia" w:hAnsi="Cambria Math"/>
+                        <w:lang w:val="en-US"/>
+                      </w:rPr>
+                      <m:t>2</m:t>
+                    </m:r>
+                  </m:sup>
+                </m:sSup>
+              </m:e>
+            </m:rad>
+          </m:den>
+        </m:f>
+        <m:d>
+          <m:dPr>
+            <m:ctrlPr>
+              <w:rPr>
+                <w:rFonts w:ascii="Cambria Math" w:eastAsiaTheme="minorEastAsia" w:hAnsi="Cambria Math"/>
+                <w:i/>
+                <w:lang w:val="en-US"/>
+              </w:rPr>
+            </m:ctrlPr>
+          </m:dPr>
+          <m:e>
+            <m:m>
+              <m:mPr>
+                <m:mcs>
+                  <m:mc>
+                    <m:mcPr>
+                      <m:count m:val="2"/>
+                      <m:mcJc m:val="center"/>
+                    </m:mcPr>
+                  </m:mc>
+                </m:mcs>
+                <m:ctrlPr>
+                  <w:rPr>
+                    <w:rFonts w:ascii="Cambria Math" w:eastAsiaTheme="minorEastAsia" w:hAnsi="Cambria Math"/>
+                    <w:i/>
+                    <w:lang w:val="en-US"/>
+                  </w:rPr>
+                </m:ctrlPr>
+              </m:mPr>
+              <m:mr>
+                <m:e>
+                  <m:r>
+                    <w:rPr>
+                      <w:rFonts w:ascii="Cambria Math" w:eastAsiaTheme="minorEastAsia" w:hAnsi="Cambria Math"/>
+                      <w:lang w:val="en-US"/>
+                    </w:rPr>
+                    <m:t>1</m:t>
+                  </m:r>
+                </m:e>
+                <m:e>
+                  <m:r>
+                    <w:rPr>
+                      <w:rFonts w:ascii="Cambria Math" w:eastAsiaTheme="minorEastAsia" w:hAnsi="Cambria Math"/>
+                      <w:lang w:val="en-US"/>
+                    </w:rPr>
+                    <m:t>-v</m:t>
+                  </m:r>
+                </m:e>
+              </m:mr>
+              <m:mr>
+                <m:e>
+                  <m:r>
+                    <w:rPr>
+                      <w:rFonts w:ascii="Cambria Math" w:eastAsiaTheme="minorEastAsia" w:hAnsi="Cambria Math"/>
+                      <w:lang w:val="en-US"/>
+                    </w:rPr>
+                    <m:t>-</m:t>
+                  </m:r>
+                  <m:f>
+                    <m:fPr>
+                      <m:ctrlPr>
+                        <w:rPr>
+                          <w:rFonts w:ascii="Cambria Math" w:eastAsiaTheme="minorEastAsia" w:hAnsi="Cambria Math"/>
+                          <w:i/>
+                          <w:lang w:val="en-US"/>
+                        </w:rPr>
+                      </m:ctrlPr>
+                    </m:fPr>
+                    <m:num>
+                      <m:r>
+                        <w:rPr>
+                          <w:rFonts w:ascii="Cambria Math" w:eastAsiaTheme="minorEastAsia" w:hAnsi="Cambria Math"/>
+                          <w:lang w:val="en-US"/>
+                        </w:rPr>
+                        <m:t>v</m:t>
+                      </m:r>
+                    </m:num>
+                    <m:den>
+                      <m:sSup>
+                        <m:sSupPr>
+                          <m:ctrlPr>
+                            <w:rPr>
+                              <w:rFonts w:ascii="Cambria Math" w:eastAsiaTheme="minorEastAsia" w:hAnsi="Cambria Math"/>
+                              <w:i/>
+                              <w:lang w:val="en-US"/>
+                            </w:rPr>
+                          </m:ctrlPr>
+                        </m:sSupPr>
+                        <m:e>
+                          <m:r>
+                            <w:rPr>
+                              <w:rFonts w:ascii="Cambria Math" w:eastAsiaTheme="minorEastAsia" w:hAnsi="Cambria Math"/>
+                              <w:lang w:val="en-US"/>
+                            </w:rPr>
+                            <m:t>c</m:t>
+                          </m:r>
+                        </m:e>
+                        <m:sup>
+                          <m:r>
+                            <w:rPr>
+                              <w:rFonts w:ascii="Cambria Math" w:eastAsiaTheme="minorEastAsia" w:hAnsi="Cambria Math"/>
+                              <w:lang w:val="en-US"/>
+                            </w:rPr>
+                            <m:t>2</m:t>
+                          </m:r>
+                        </m:sup>
+                      </m:sSup>
+                    </m:den>
+                  </m:f>
+                </m:e>
+                <m:e>
+                  <m:r>
+                    <w:rPr>
+                      <w:rFonts w:ascii="Cambria Math" w:eastAsiaTheme="minorEastAsia" w:hAnsi="Cambria Math"/>
+                      <w:lang w:val="en-US"/>
+                    </w:rPr>
+                    <m:t>1</m:t>
+                  </m:r>
+                </m:e>
+              </m:mr>
+            </m:m>
+          </m:e>
+        </m:d>
+      </m:oMath>
+      <w:r>
+        <w:rPr>
+          <w:rFonts w:eastAsiaTheme="minorEastAsia"/>
+          <w:lang w:val="en-US"/>
+        </w:rPr>
+        <w:t xml:space="preserve"> </w:t>
+      </w:r>
+    </w:p>
+    <w:p>
+      <w:pPr>
+        <w:pStyle w:val="ListParagraph"/>
+        <w:ind w:left="1080"/>
+        <w:rPr>
+          <w:rFonts w:eastAsiaTheme="minorEastAsia"/>
+          <w:lang w:val="en-US"/>
+        </w:rPr>
+      </w:pPr>
+      <w:r>
+        <w:rPr>
+          <w:rFonts w:eastAsiaTheme="minorEastAsia"/>
+          <w:noProof/>
+          <w:lang w:val="en-US"/>
+        </w:rPr>
+        <w:drawing>
+          <wp:inline distT="0" distB="0" distL="0" distR="0" wp14:anchorId="33313FD1" wp14:editId="0369FA9D">
+            <wp:extent cx="5578323" cy="3033023"/>
+            <wp:effectExtent l="0" t="0" r="3810" b="0"/>
+            <wp:docPr id="1272541596" name="Picture 1"/>
+            <wp:cNvGraphicFramePr>
+              <a:graphicFrameLocks xmlns:a="http://schemas.openxmlformats.org/drawingml/2006/main" noChangeAspect="1"/>
+            </wp:cNvGraphicFramePr>
+            <a:graphic xmlns:a="http://schemas.openxmlformats.org/drawingml/2006/main">
+              <a:graphicData uri="http://schemas.openxmlformats.org/drawingml/2006/picture">
+                <pic:pic xmlns:pic="http://schemas.openxmlformats.org/drawingml/2006/picture">
+                  <pic:nvPicPr>
+                    <pic:cNvPr id="1272541596" name=""/>
+                    <pic:cNvPicPr/>
+                  </pic:nvPicPr>
+                  <pic:blipFill>
+                    <a:blip r:embed="rId11"/>
+                    <a:stretch>
+                      <a:fillRect/>
+                    </a:stretch>
+                  </pic:blipFill>
+                  <pic:spPr>
+                    <a:xfrm>
+                      <a:off x="0" y="0"/>
+                      <a:ext cx="5578323" cy="3033023"/>
+                    </a:xfrm>
+                    <a:prstGeom prst="rect">
+                      <a:avLst/>
+                    </a:prstGeom>
+                  </pic:spPr>
+                </pic:pic>
+              </a:graphicData>
+            </a:graphic>
+          </wp:inline>
+        </w:drawing>
+      </w:r>
+    </w:p>
+    <w:p>
+      <w:pPr>
+        <w:pStyle w:val="ListParagraph"/>
+        <w:numPr>
+          <w:ilvl w:val="0"/>
+          <w:numId w:val="2"/>
+        </w:numPr>
+        <w:rPr>
+          <w:rFonts w:eastAsiaTheme="minorEastAsia"/>
+          <w:lang w:val="en-US"/>
+        </w:rPr>
+      </w:pPr>
+      <w:r>
+        <w:rPr>
+          <w:rFonts w:eastAsiaTheme="minorEastAsia"/>
+          <w:lang w:val="en-US"/>
+        </w:rPr>
+        <w:t>Như vậy, các sự kiện xảy ra ở đầu mũi tên sẽ diễn ra với trình tự khác nhau ở các điểm nhìn khác nhau</w:t>
+      </w:r>
+    </w:p>
+    <w:p>
+      <w:pPr>
+        <w:pStyle w:val="ListParagraph"/>
+        <w:numPr>
+          <w:ilvl w:val="0"/>
+          <w:numId w:val="2"/>
+        </w:numPr>
+        <w:rPr>
+          <w:rFonts w:eastAsiaTheme="minorEastAsia"/>
+          <w:lang w:val="en-US"/>
+        </w:rPr>
+      </w:pPr>
+      <w:r>
+        <w:rPr>
+          <w:rFonts w:eastAsiaTheme="minorEastAsia"/>
+          <w:lang w:val="en-US"/>
+        </w:rPr>
+        <w:t>Định thức của M là</w:t>
+      </w:r>
+    </w:p>
+    <w:p>
+      <w:pPr>
+        <w:pStyle w:val="ListParagraph"/>
+        <w:pBdr>
+          <w:top w:val="single" w:sz="4" w:space="1" w:color="auto"/>
+          <w:left w:val="single" w:sz="4" w:space="4" w:color="auto"/>
+          <w:bottom w:val="single" w:sz="4" w:space="1" w:color="auto"/>
+          <w:right w:val="single" w:sz="4" w:space="4" w:color="auto"/>
+        </w:pBdr>
+        <w:ind w:left="1080"/>
+        <w:rPr>
+          <w:rFonts w:eastAsiaTheme="minorEastAsia"/>
+          <w:lang w:val="en-US"/>
+        </w:rPr>
+      </w:pPr>
+      <w:r>
+        <w:rPr>
+          <w:rFonts w:eastAsiaTheme="minorEastAsia"/>
+          <w:lang w:val="en-US"/>
+        </w:rPr>
+        <w:t xml:space="preserve"> </w:t>
+      </w:r>
+      <m:oMath>
+        <m:d>
+          <m:dPr>
+            <m:begChr m:val="|"/>
+            <m:endChr m:val="|"/>
+            <m:ctrlPr>
+              <w:rPr>
+                <w:rFonts w:ascii="Cambria Math" w:eastAsiaTheme="minorEastAsia" w:hAnsi="Cambria Math"/>
+                <w:i/>
+                <w:lang w:val="en-US"/>
+              </w:rPr>
+            </m:ctrlPr>
+          </m:dPr>
+          <m:e>
+            <m:r>
+              <w:rPr>
+                <w:rFonts w:ascii="Cambria Math" w:eastAsiaTheme="minorEastAsia" w:hAnsi="Cambria Math"/>
+                <w:lang w:val="en-US"/>
+              </w:rPr>
+              <m:t>M</m:t>
+            </m:r>
+          </m:e>
+        </m:d>
+        <m:r>
+          <w:rPr>
+            <w:rFonts w:ascii="Cambria Math" w:eastAsiaTheme="minorEastAsia" w:hAnsi="Cambria Math"/>
+            <w:lang w:val="en-US"/>
+          </w:rPr>
+          <m:t>=</m:t>
+        </m:r>
+        <m:rad>
+          <m:radPr>
+            <m:degHide m:val="1"/>
+            <m:ctrlPr>
+              <w:rPr>
+                <w:rFonts w:ascii="Cambria Math" w:eastAsiaTheme="minorEastAsia" w:hAnsi="Cambria Math"/>
+                <w:i/>
+                <w:lang w:val="en-US"/>
+              </w:rPr>
+            </m:ctrlPr>
+          </m:radPr>
+          <m:deg/>
+          <m:e>
+            <m:r>
+              <w:rPr>
+                <w:rFonts w:ascii="Cambria Math" w:eastAsiaTheme="minorEastAsia" w:hAnsi="Cambria Math"/>
+                <w:lang w:val="en-US"/>
+              </w:rPr>
+              <m:t xml:space="preserve">1 - </m:t>
+            </m:r>
+            <m:sSup>
+              <m:sSupPr>
+                <m:ctrlPr>
+                  <w:rPr>
+                    <w:rFonts w:ascii="Cambria Math" w:eastAsiaTheme="minorEastAsia" w:hAnsi="Cambria Math"/>
+                    <w:i/>
+                    <w:lang w:val="en-US"/>
+                  </w:rPr>
+                </m:ctrlPr>
+              </m:sSupPr>
+              <m:e>
+                <m:d>
+                  <m:dPr>
+                    <m:ctrlPr>
+                      <w:rPr>
+                        <w:rFonts w:ascii="Cambria Math" w:eastAsiaTheme="minorEastAsia" w:hAnsi="Cambria Math"/>
+                        <w:i/>
+                        <w:lang w:val="en-US"/>
+                      </w:rPr>
+                    </m:ctrlPr>
+                  </m:dPr>
+                  <m:e>
+                    <m:f>
+                      <m:fPr>
+                        <m:ctrlPr>
+                          <w:rPr>
+                            <w:rFonts w:ascii="Cambria Math" w:eastAsiaTheme="minorEastAsia" w:hAnsi="Cambria Math"/>
+                            <w:i/>
+                            <w:lang w:val="en-US"/>
+                          </w:rPr>
+                        </m:ctrlPr>
+                      </m:fPr>
+                      <m:num>
+                        <m:r>
+                          <w:rPr>
+                            <w:rFonts w:ascii="Cambria Math" w:eastAsiaTheme="minorEastAsia" w:hAnsi="Cambria Math"/>
+                            <w:lang w:val="en-US"/>
+                          </w:rPr>
+                          <m:t>v</m:t>
+                        </m:r>
+                      </m:num>
+                      <m:den>
+                        <m:r>
+                          <w:rPr>
+                            <w:rFonts w:ascii="Cambria Math" w:eastAsiaTheme="minorEastAsia" w:hAnsi="Cambria Math"/>
+                            <w:lang w:val="en-US"/>
+                          </w:rPr>
+                          <m:t>c</m:t>
+                        </m:r>
+                      </m:den>
+                    </m:f>
+                  </m:e>
+                </m:d>
+              </m:e>
+              <m:sup>
+                <m:r>
+                  <w:rPr>
+                    <w:rFonts w:ascii="Cambria Math" w:eastAsiaTheme="minorEastAsia" w:hAnsi="Cambria Math"/>
+                    <w:lang w:val="en-US"/>
+                  </w:rPr>
+                  <m:t>2</m:t>
+                </m:r>
+              </m:sup>
+            </m:sSup>
+          </m:e>
+        </m:rad>
+      </m:oMath>
+    </w:p>
+    <w:p>
+      <w:pPr>
+        <w:pStyle w:val="ListParagraph"/>
+        <w:numPr>
+          <w:ilvl w:val="0"/>
+          <w:numId w:val="2"/>
+        </w:numPr>
+        <w:rPr>
+          <w:rFonts w:eastAsiaTheme="minorEastAsia"/>
+          <w:lang w:val="en-US"/>
+        </w:rPr>
+      </w:pPr>
+      <w:r>
+        <w:rPr>
+          <w:rFonts w:eastAsiaTheme="minorEastAsia"/>
+          <w:lang w:val="en-US"/>
+        </w:rPr>
+        <w:t>Nếu v càng lớn, thì định thức càng nhỏ, không thời gian càng bị co lại</w:t>
+      </w:r>
+    </w:p>
+    <w:p>
+      <w:pPr>
+        <w:pStyle w:val="ListParagraph"/>
+        <w:numPr>
+          <w:ilvl w:val="0"/>
+          <w:numId w:val="2"/>
+        </w:numPr>
+        <w:rPr>
+          <w:rFonts w:eastAsiaTheme="minorEastAsia"/>
+          <w:lang w:val="en-US"/>
+        </w:rPr>
+      </w:pPr>
+      <w:r>
+        <w:rPr>
+          <w:rFonts w:eastAsiaTheme="minorEastAsia"/>
+          <w:lang w:val="en-US"/>
+        </w:rPr>
+        <w:lastRenderedPageBreak/>
+        <w:t>Hệ quả khi 1 vật di chuyển càng nhanh so với ta, thì ta thấy nó càng bị co lại so với môi trường xung quanh</w:t>
+      </w:r>
+      <w:r>
+        <w:rPr>
+          <w:rFonts w:eastAsiaTheme="minorEastAsia"/>
+          <w:lang w:val="en-US"/>
+        </w:rPr>
+        <w:t>, từ điểm nhìn của vật đó, môi trường xung quanh cũng bị co lại do môi trường di chuyển tương đối với nó</w:t>
+      </w:r>
     </w:p>
     <w:p>
       <w:pPr>
@@ -19097,6 +19904,95 @@
     </w:lvl>
   </w:abstractNum>
   <w:abstractNum w:abstractNumId="20" w15:restartNumberingAfterBreak="0">
+    <w:nsid w:val="648B6A15"/>
+    <w:multiLevelType w:val="hybridMultilevel"/>
+    <w:tmpl w:val="63B45FA6"/>
+    <w:lvl w:ilvl="0" w:tplc="F724C1FC">
+      <w:start w:val="1"/>
+      <w:numFmt w:val="decimal"/>
+      <w:lvlText w:val="%1."/>
+      <w:lvlJc w:val="left"/>
+      <w:pPr>
+        <w:ind w:left="1080" w:hanging="360"/>
+      </w:pPr>
+      <w:rPr>
+        <w:rFonts w:hint="default"/>
+      </w:rPr>
+    </w:lvl>
+    <w:lvl w:ilvl="1" w:tplc="04090019" w:tentative="1">
+      <w:start w:val="1"/>
+      <w:numFmt w:val="lowerLetter"/>
+      <w:lvlText w:val="%2."/>
+      <w:lvlJc w:val="left"/>
+      <w:pPr>
+        <w:ind w:left="1800" w:hanging="360"/>
+      </w:pPr>
+    </w:lvl>
+    <w:lvl w:ilvl="2" w:tplc="0409001B" w:tentative="1">
+      <w:start w:val="1"/>
+      <w:numFmt w:val="lowerRoman"/>
+      <w:lvlText w:val="%3."/>
+      <w:lvlJc w:val="right"/>
+      <w:pPr>
+        <w:ind w:left="2520" w:hanging="180"/>
+      </w:pPr>
+    </w:lvl>
+    <w:lvl w:ilvl="3" w:tplc="0409000F" w:tentative="1">
+      <w:start w:val="1"/>
+      <w:numFmt w:val="decimal"/>
+      <w:lvlText w:val="%4."/>
+      <w:lvlJc w:val="left"/>
+      <w:pPr>
+        <w:ind w:left="3240" w:hanging="360"/>
+      </w:pPr>
+    </w:lvl>
+    <w:lvl w:ilvl="4" w:tplc="04090019" w:tentative="1">
+      <w:start w:val="1"/>
+      <w:numFmt w:val="lowerLetter"/>
+      <w:lvlText w:val="%5."/>
+      <w:lvlJc w:val="left"/>
+      <w:pPr>
+        <w:ind w:left="3960" w:hanging="360"/>
+      </w:pPr>
+    </w:lvl>
+    <w:lvl w:ilvl="5" w:tplc="0409001B" w:tentative="1">
+      <w:start w:val="1"/>
+      <w:numFmt w:val="lowerRoman"/>
+      <w:lvlText w:val="%6."/>
+      <w:lvlJc w:val="right"/>
+      <w:pPr>
+        <w:ind w:left="4680" w:hanging="180"/>
+      </w:pPr>
+    </w:lvl>
+    <w:lvl w:ilvl="6" w:tplc="0409000F" w:tentative="1">
+      <w:start w:val="1"/>
+      <w:numFmt w:val="decimal"/>
+      <w:lvlText w:val="%7."/>
+      <w:lvlJc w:val="left"/>
+      <w:pPr>
+        <w:ind w:left="5400" w:hanging="360"/>
+      </w:pPr>
+    </w:lvl>
+    <w:lvl w:ilvl="7" w:tplc="04090019" w:tentative="1">
+      <w:start w:val="1"/>
+      <w:numFmt w:val="lowerLetter"/>
+      <w:lvlText w:val="%8."/>
+      <w:lvlJc w:val="left"/>
+      <w:pPr>
+        <w:ind w:left="6120" w:hanging="360"/>
+      </w:pPr>
+    </w:lvl>
+    <w:lvl w:ilvl="8" w:tplc="0409001B" w:tentative="1">
+      <w:start w:val="1"/>
+      <w:numFmt w:val="lowerRoman"/>
+      <w:lvlText w:val="%9."/>
+      <w:lvlJc w:val="right"/>
+      <w:pPr>
+        <w:ind w:left="6840" w:hanging="180"/>
+      </w:pPr>
+    </w:lvl>
+  </w:abstractNum>
+  <w:abstractNum w:abstractNumId="21" w15:restartNumberingAfterBreak="0">
     <w:nsid w:val="68497E50"/>
     <w:multiLevelType w:val="hybridMultilevel"/>
     <w:tmpl w:val="42AADB48"/>
@@ -19185,7 +20081,7 @@
       </w:pPr>
     </w:lvl>
   </w:abstractNum>
-  <w:abstractNum w:abstractNumId="21" w15:restartNumberingAfterBreak="0">
+  <w:abstractNum w:abstractNumId="22" w15:restartNumberingAfterBreak="0">
     <w:nsid w:val="6ACB43E1"/>
     <w:multiLevelType w:val="hybridMultilevel"/>
     <w:tmpl w:val="2062B6B4"/>
@@ -19298,7 +20194,7 @@
       </w:rPr>
     </w:lvl>
   </w:abstractNum>
-  <w:abstractNum w:abstractNumId="22" w15:restartNumberingAfterBreak="0">
+  <w:abstractNum w:abstractNumId="23" w15:restartNumberingAfterBreak="0">
     <w:nsid w:val="75AB67BA"/>
     <w:multiLevelType w:val="hybridMultilevel"/>
     <w:tmpl w:val="BADE687E"/>
@@ -19387,7 +20283,7 @@
       </w:pPr>
     </w:lvl>
   </w:abstractNum>
-  <w:abstractNum w:abstractNumId="23" w15:restartNumberingAfterBreak="0">
+  <w:abstractNum w:abstractNumId="24" w15:restartNumberingAfterBreak="0">
     <w:nsid w:val="7C4C32FE"/>
     <w:multiLevelType w:val="hybridMultilevel"/>
     <w:tmpl w:val="0B82BCF2"/>
@@ -19476,7 +20372,7 @@
       </w:pPr>
     </w:lvl>
   </w:abstractNum>
-  <w:abstractNum w:abstractNumId="24" w15:restartNumberingAfterBreak="0">
+  <w:abstractNum w:abstractNumId="25" w15:restartNumberingAfterBreak="0">
     <w:nsid w:val="7D917C2E"/>
     <w:multiLevelType w:val="hybridMultilevel"/>
     <w:tmpl w:val="5442D244"/>
@@ -19566,7 +20462,7 @@
     </w:lvl>
   </w:abstractNum>
   <w:num w:numId="1" w16cid:durableId="974289622">
-    <w:abstractNumId w:val="24"/>
+    <w:abstractNumId w:val="25"/>
   </w:num>
   <w:num w:numId="2" w16cid:durableId="1323774835">
     <w:abstractNumId w:val="19"/>
@@ -19575,7 +20471,7 @@
     <w:abstractNumId w:val="4"/>
   </w:num>
   <w:num w:numId="4" w16cid:durableId="792485853">
-    <w:abstractNumId w:val="21"/>
+    <w:abstractNumId w:val="22"/>
   </w:num>
   <w:num w:numId="5" w16cid:durableId="1386568712">
     <w:abstractNumId w:val="8"/>
@@ -19608,7 +20504,7 @@
     <w:abstractNumId w:val="2"/>
   </w:num>
   <w:num w:numId="15" w16cid:durableId="568535819">
-    <w:abstractNumId w:val="20"/>
+    <w:abstractNumId w:val="21"/>
   </w:num>
   <w:num w:numId="16" w16cid:durableId="236332280">
     <w:abstractNumId w:val="13"/>
@@ -19620,13 +20516,13 @@
     <w:abstractNumId w:val="11"/>
   </w:num>
   <w:num w:numId="19" w16cid:durableId="1126578327">
-    <w:abstractNumId w:val="22"/>
+    <w:abstractNumId w:val="23"/>
   </w:num>
   <w:num w:numId="20" w16cid:durableId="1209103746">
     <w:abstractNumId w:val="6"/>
   </w:num>
   <w:num w:numId="21" w16cid:durableId="1313949456">
-    <w:abstractNumId w:val="23"/>
+    <w:abstractNumId w:val="24"/>
   </w:num>
   <w:num w:numId="22" w16cid:durableId="103305276">
     <w:abstractNumId w:val="16"/>
@@ -19639,6 +20535,9 @@
   </w:num>
   <w:num w:numId="25" w16cid:durableId="1574850319">
     <w:abstractNumId w:val="17"/>
+  </w:num>
+  <w:num w:numId="26" w16cid:durableId="1580670326">
+    <w:abstractNumId w:val="20"/>
   </w:num>
 </w:numbering>
 </file>

--- a/force.docx
+++ b/force.docx
@@ -244,8 +244,76 @@
             <w:rFonts w:ascii="Cambria Math" w:eastAsiaTheme="minorEastAsia" w:hAnsi="Cambria Math"/>
             <w:lang w:val="en-US"/>
           </w:rPr>
-          <m:t xml:space="preserve">1 inch=2.54 cm </m:t>
+          <m:t>1 inch=2.54 cm</m:t>
         </m:r>
+      </m:oMath>
+      <w:r>
+        <w:rPr>
+          <w:rFonts w:eastAsiaTheme="minorEastAsia"/>
+          <w:lang w:val="en-US"/>
+        </w:rPr>
+        <w:t xml:space="preserve"> </w:t>
+      </w:r>
+    </w:p>
+    <w:p>
+      <w:pPr>
+        <w:pStyle w:val="ListParagraph"/>
+        <w:pBdr>
+          <w:top w:val="single" w:sz="4" w:space="1" w:color="auto"/>
+          <w:left w:val="single" w:sz="4" w:space="4" w:color="auto"/>
+          <w:bottom w:val="single" w:sz="4" w:space="1" w:color="auto"/>
+          <w:right w:val="single" w:sz="4" w:space="4" w:color="auto"/>
+        </w:pBdr>
+        <w:ind w:left="1080"/>
+        <w:rPr>
+          <w:rFonts w:eastAsiaTheme="minorEastAsia"/>
+          <w:lang w:val="en-US"/>
+        </w:rPr>
+      </w:pPr>
+      <m:oMath>
+        <m:r>
+          <w:rPr>
+            <w:rFonts w:ascii="Cambria Math" w:eastAsiaTheme="minorEastAsia" w:hAnsi="Cambria Math"/>
+            <w:lang w:val="en-US"/>
+          </w:rPr>
+          <m:t xml:space="preserve">1 </m:t>
+        </m:r>
+        <m:r>
+          <w:rPr>
+            <w:rFonts w:ascii="Cambria Math" w:eastAsiaTheme="minorEastAsia" w:hAnsi="Cambria Math"/>
+            <w:lang w:val="en-US"/>
+          </w:rPr>
+          <m:t>f=</m:t>
+        </m:r>
+        <m:sSup>
+          <m:sSupPr>
+            <m:ctrlPr>
+              <w:rPr>
+                <w:rFonts w:ascii="Cambria Math" w:eastAsiaTheme="minorEastAsia" w:hAnsi="Cambria Math"/>
+                <w:i/>
+                <w:lang w:val="en-US"/>
+              </w:rPr>
+            </m:ctrlPr>
+          </m:sSupPr>
+          <m:e>
+            <m:r>
+              <w:rPr>
+                <w:rFonts w:ascii="Cambria Math" w:eastAsiaTheme="minorEastAsia" w:hAnsi="Cambria Math"/>
+                <w:lang w:val="en-US"/>
+              </w:rPr>
+              <m:t>10</m:t>
+            </m:r>
+          </m:e>
+          <m:sup>
+            <m:r>
+              <w:rPr>
+                <w:rFonts w:ascii="Cambria Math" w:eastAsiaTheme="minorEastAsia" w:hAnsi="Cambria Math"/>
+                <w:lang w:val="en-US"/>
+              </w:rPr>
+              <m:t>-15</m:t>
+            </m:r>
+          </m:sup>
+        </m:sSup>
       </m:oMath>
       <w:r>
         <w:rPr>
@@ -1430,6 +1498,7 @@
         <w:rPr>
           <w:lang w:val="en-US"/>
         </w:rPr>
+        <w:lastRenderedPageBreak/>
         <w:t>v là vận tốc hiện tại</w:t>
       </w:r>
     </w:p>
@@ -1448,7 +1517,6 @@
         <w:rPr>
           <w:lang w:val="en-US"/>
         </w:rPr>
-        <w:lastRenderedPageBreak/>
         <w:t>t là thời điểm hiện tại</w:t>
       </w:r>
     </w:p>
@@ -3092,6 +3160,7 @@
             <w:rFonts w:ascii="Cambria Math" w:hAnsi="Cambria Math"/>
             <w:lang w:val="en-US"/>
           </w:rPr>
+          <w:lastRenderedPageBreak/>
           <m:t>I'=</m:t>
         </m:r>
         <m:sSub>
@@ -4966,6 +5035,7 @@
         <w:rPr>
           <w:lang w:val="en-US"/>
         </w:rPr>
+        <w:lastRenderedPageBreak/>
         <w:t>2 lực cân bằng phải tác dụng lên cùng 1 vật và có Vector tổng hợp = 0</w:t>
       </w:r>
     </w:p>
@@ -4984,7 +5054,6 @@
         <w:rPr>
           <w:lang w:val="en-US"/>
         </w:rPr>
-        <w:lastRenderedPageBreak/>
         <w:t>2 lực trực đối tác dụng lên 2 vật khác nhau và có Vector tổng hợp = 0</w:t>
       </w:r>
     </w:p>

--- a/force.docx
+++ b/force.docx
@@ -180,6 +180,95 @@
             <w:rFonts w:ascii="Cambria Math" w:hAnsi="Cambria Math"/>
             <w:lang w:val="en-US"/>
           </w:rPr>
+          <m:t xml:space="preserve">1 </m:t>
+        </m:r>
+        <m:r>
+          <w:rPr>
+            <w:rFonts w:ascii="Cambria Math" w:hAnsi="Cambria Math"/>
+            <w:lang w:val="en-US"/>
+          </w:rPr>
+          <m:t>MeV</m:t>
+        </m:r>
+        <m:r>
+          <w:rPr>
+            <w:rFonts w:ascii="Cambria Math" w:hAnsi="Cambria Math"/>
+            <w:lang w:val="en-US"/>
+          </w:rPr>
+          <m:t>=</m:t>
+        </m:r>
+        <m:r>
+          <w:rPr>
+            <w:rFonts w:ascii="Cambria Math" w:hAnsi="Cambria Math"/>
+            <w:lang w:val="en-US"/>
+          </w:rPr>
+          <m:t>1.60218×</m:t>
+        </m:r>
+        <m:sSup>
+          <m:sSupPr>
+            <m:ctrlPr>
+              <w:rPr>
+                <w:rFonts w:ascii="Cambria Math" w:hAnsi="Cambria Math"/>
+                <w:i/>
+                <w:lang w:val="en-US"/>
+              </w:rPr>
+            </m:ctrlPr>
+          </m:sSupPr>
+          <m:e>
+            <m:r>
+              <w:rPr>
+                <w:rFonts w:ascii="Cambria Math" w:hAnsi="Cambria Math"/>
+                <w:lang w:val="en-US"/>
+              </w:rPr>
+              <m:t>10</m:t>
+            </m:r>
+          </m:e>
+          <m:sup>
+            <m:r>
+              <w:rPr>
+                <w:rFonts w:ascii="Cambria Math" w:hAnsi="Cambria Math"/>
+                <w:lang w:val="en-US"/>
+              </w:rPr>
+              <m:t>-13</m:t>
+            </m:r>
+          </m:sup>
+        </m:sSup>
+        <m:r>
+          <w:rPr>
+            <w:rFonts w:ascii="Cambria Math" w:hAnsi="Cambria Math"/>
+            <w:lang w:val="en-US"/>
+          </w:rPr>
+          <m:t xml:space="preserve"> J</m:t>
+        </m:r>
+      </m:oMath>
+      <w:r>
+        <w:rPr>
+          <w:rFonts w:eastAsiaTheme="minorEastAsia"/>
+          <w:lang w:val="en-US"/>
+        </w:rPr>
+        <w:t xml:space="preserve"> </w:t>
+      </w:r>
+    </w:p>
+    <w:p>
+      <w:pPr>
+        <w:pStyle w:val="ListParagraph"/>
+        <w:pBdr>
+          <w:top w:val="single" w:sz="4" w:space="1" w:color="auto"/>
+          <w:left w:val="single" w:sz="4" w:space="4" w:color="auto"/>
+          <w:bottom w:val="single" w:sz="4" w:space="1" w:color="auto"/>
+          <w:right w:val="single" w:sz="4" w:space="4" w:color="auto"/>
+        </w:pBdr>
+        <w:ind w:left="1080"/>
+        <w:rPr>
+          <w:rFonts w:eastAsiaTheme="minorEastAsia"/>
+          <w:lang w:val="en-US"/>
+        </w:rPr>
+      </w:pPr>
+      <m:oMath>
+        <m:r>
+          <w:rPr>
+            <w:rFonts w:ascii="Cambria Math" w:hAnsi="Cambria Math"/>
+            <w:lang w:val="en-US"/>
+          </w:rPr>
           <m:t>1 HP=745.7 W</m:t>
         </m:r>
       </m:oMath>
@@ -276,14 +365,7 @@
             <w:rFonts w:ascii="Cambria Math" w:eastAsiaTheme="minorEastAsia" w:hAnsi="Cambria Math"/>
             <w:lang w:val="en-US"/>
           </w:rPr>
-          <m:t xml:space="preserve">1 </m:t>
-        </m:r>
-        <m:r>
-          <w:rPr>
-            <w:rFonts w:ascii="Cambria Math" w:eastAsiaTheme="minorEastAsia" w:hAnsi="Cambria Math"/>
-            <w:lang w:val="en-US"/>
-          </w:rPr>
-          <m:t>f=</m:t>
+          <m:t>1 f=</m:t>
         </m:r>
         <m:sSup>
           <m:sSupPr>
@@ -1467,6 +1549,7 @@
         <w:rPr>
           <w:lang w:val="en-US"/>
         </w:rPr>
+        <w:lastRenderedPageBreak/>
         <w:t>v</w:t>
       </w:r>
       <w:r>
@@ -1498,7 +1581,6 @@
         <w:rPr>
           <w:lang w:val="en-US"/>
         </w:rPr>
-        <w:lastRenderedPageBreak/>
         <w:t>v là vận tốc hiện tại</w:t>
       </w:r>
     </w:p>
@@ -3160,7 +3242,6 @@
             <w:rFonts w:ascii="Cambria Math" w:hAnsi="Cambria Math"/>
             <w:lang w:val="en-US"/>
           </w:rPr>
-          <w:lastRenderedPageBreak/>
           <m:t>I'=</m:t>
         </m:r>
         <m:sSub>
@@ -4999,6 +5080,7 @@
         <w:rPr>
           <w:lang w:val="en-US"/>
         </w:rPr>
+        <w:lastRenderedPageBreak/>
         <w:t>2</w:t>
       </w:r>
       <w:r>
@@ -5035,7 +5117,6 @@
         <w:rPr>
           <w:lang w:val="en-US"/>
         </w:rPr>
-        <w:lastRenderedPageBreak/>
         <w:t>2 lực cân bằng phải tác dụng lên cùng 1 vật và có Vector tổng hợp = 0</w:t>
       </w:r>
     </w:p>
@@ -5998,6 +6079,7 @@
           <w:rFonts w:eastAsiaTheme="minorEastAsia"/>
           <w:lang w:val="en-US"/>
         </w:rPr>
+        <w:lastRenderedPageBreak/>
         <w:t xml:space="preserve">Nếu gia tốc của A = gia tốc tâm </w:t>
       </w:r>
       <w:r>
@@ -6048,7 +6130,6 @@
           <w:rFonts w:eastAsiaTheme="minorEastAsia"/>
           <w:lang w:val="en-US"/>
         </w:rPr>
-        <w:lastRenderedPageBreak/>
         <w:t xml:space="preserve">Nếu tính ra gia tốc của A &gt; gia tốc tâm </w:t>
       </w:r>
       <w:r>
@@ -6649,6 +6730,7 @@
           <w:rFonts w:eastAsiaTheme="minorEastAsia"/>
           <w:lang w:val="en-US"/>
         </w:rPr>
+        <w:lastRenderedPageBreak/>
         <w:t>Xét 1 đoạn cực ngắn của sợi dây ngay trước quả bóng,</w:t>
       </w:r>
       <w:r>
@@ -6772,7 +6854,6 @@
           <w:rFonts w:eastAsiaTheme="minorEastAsia"/>
           <w:lang w:val="en-US"/>
         </w:rPr>
-        <w:lastRenderedPageBreak/>
         <w:t>Xét đoạn dây tương tự ngay sau đoạn dây đầu tiên, đoạn này cũng chịu 1 lực F</w:t>
       </w:r>
       <w:r>
@@ -8097,6 +8178,7 @@
             <w:rFonts w:ascii="Cambria Math" w:eastAsiaTheme="minorEastAsia" w:hAnsi="Cambria Math"/>
             <w:lang w:val="en-US"/>
           </w:rPr>
+          <w:lastRenderedPageBreak/>
           <m:t>I'=</m:t>
         </m:r>
         <m:f>
@@ -8237,7 +8319,6 @@
             <w:rFonts w:ascii="Cambria Math" w:eastAsiaTheme="minorEastAsia" w:hAnsi="Cambria Math"/>
             <w:lang w:val="en-US"/>
           </w:rPr>
-          <w:lastRenderedPageBreak/>
           <m:t>I'=</m:t>
         </m:r>
         <m:f>
@@ -9198,7 +9279,14 @@
         <w:rPr>
           <w:lang w:val="en-US"/>
         </w:rPr>
-        <w:t>1 vật rắn đang đứng yên là 1 thanh dài cực mỏng đồng chất khối lượng m, chiều dài d, 2 đầu A và B, B bên phải, tác dụng 1 lực F hướng tới phía trước lên B theo phương vuông góc AB trong thời gian cực ngắn coi như = 0 để truyền cho vật động lượng K</w:t>
+        <w:t xml:space="preserve">1 vật rắn đang đứng yên là 1 thanh dài cực mỏng đồng chất khối lượng m, chiều dài d, 2 đầu A và B, B bên phải, tác dụng 1 lực F hướng tới phía trước lên B theo </w:t>
+      </w:r>
+      <w:r>
+        <w:rPr>
+          <w:lang w:val="en-US"/>
+        </w:rPr>
+        <w:lastRenderedPageBreak/>
+        <w:t>phương vuông góc AB trong thời gian cực ngắn coi như = 0 để truyền cho vật động lượng K</w:t>
       </w:r>
     </w:p>
     <w:p>
@@ -9249,7 +9337,6 @@
         <w:rPr>
           <w:lang w:val="en-US"/>
         </w:rPr>
-        <w:lastRenderedPageBreak/>
         <w:t xml:space="preserve">= </w:t>
       </w:r>
       <w:r>

--- a/force.docx
+++ b/force.docx
@@ -180,28 +180,7 @@
             <w:rFonts w:ascii="Cambria Math" w:hAnsi="Cambria Math"/>
             <w:lang w:val="en-US"/>
           </w:rPr>
-          <m:t xml:space="preserve">1 </m:t>
-        </m:r>
-        <m:r>
-          <w:rPr>
-            <w:rFonts w:ascii="Cambria Math" w:hAnsi="Cambria Math"/>
-            <w:lang w:val="en-US"/>
-          </w:rPr>
-          <m:t>MeV</m:t>
-        </m:r>
-        <m:r>
-          <w:rPr>
-            <w:rFonts w:ascii="Cambria Math" w:hAnsi="Cambria Math"/>
-            <w:lang w:val="en-US"/>
-          </w:rPr>
-          <m:t>=</m:t>
-        </m:r>
-        <m:r>
-          <w:rPr>
-            <w:rFonts w:ascii="Cambria Math" w:hAnsi="Cambria Math"/>
-            <w:lang w:val="en-US"/>
-          </w:rPr>
-          <m:t>1.60218×</m:t>
+          <m:t>1 MeV=1.60218×</m:t>
         </m:r>
         <m:sSup>
           <m:sSupPr>
@@ -17258,6 +17237,126 @@
           <w:lang w:val="en-US"/>
         </w:rPr>
         <w:t xml:space="preserve"> </w:t>
+      </w:r>
+    </w:p>
+    <w:p>
+      <w:pPr>
+        <w:pStyle w:val="ListParagraph"/>
+        <w:numPr>
+          <w:ilvl w:val="0"/>
+          <w:numId w:val="17"/>
+        </w:numPr>
+        <w:rPr>
+          <w:rFonts w:eastAsiaTheme="minorEastAsia"/>
+          <w:lang w:val="en-US"/>
+        </w:rPr>
+      </w:pPr>
+      <w:r>
+        <w:rPr>
+          <w:rFonts w:eastAsiaTheme="minorEastAsia"/>
+          <w:lang w:val="en-US"/>
+        </w:rPr>
+        <w:t>4 Lực Cơ Bản?</w:t>
+      </w:r>
+    </w:p>
+    <w:p>
+      <w:pPr>
+        <w:pStyle w:val="ListParagraph"/>
+        <w:numPr>
+          <w:ilvl w:val="0"/>
+          <w:numId w:val="2"/>
+        </w:numPr>
+        <w:rPr>
+          <w:rFonts w:eastAsiaTheme="minorEastAsia"/>
+          <w:lang w:val="en-US"/>
+        </w:rPr>
+      </w:pPr>
+      <w:r>
+        <w:rPr>
+          <w:rFonts w:eastAsiaTheme="minorEastAsia"/>
+          <w:lang w:val="en-US"/>
+        </w:rPr>
+        <w:t>Lực hấp dẫn, yếu nhất</w:t>
+      </w:r>
+    </w:p>
+    <w:p>
+      <w:pPr>
+        <w:pStyle w:val="ListParagraph"/>
+        <w:numPr>
+          <w:ilvl w:val="0"/>
+          <w:numId w:val="2"/>
+        </w:numPr>
+        <w:rPr>
+          <w:rFonts w:eastAsiaTheme="minorEastAsia"/>
+          <w:lang w:val="en-US"/>
+        </w:rPr>
+      </w:pPr>
+      <w:r>
+        <w:rPr>
+          <w:rFonts w:eastAsiaTheme="minorEastAsia"/>
+          <w:lang w:val="en-US"/>
+        </w:rPr>
+        <w:t>Lực tương tác yếu, yếu nhì, xuất hiện khi Proton chuyển thành Neutron</w:t>
+      </w:r>
+    </w:p>
+    <w:p>
+      <w:pPr>
+        <w:pStyle w:val="ListParagraph"/>
+        <w:numPr>
+          <w:ilvl w:val="0"/>
+          <w:numId w:val="2"/>
+        </w:numPr>
+        <w:rPr>
+          <w:rFonts w:eastAsiaTheme="minorEastAsia"/>
+          <w:lang w:val="en-US"/>
+        </w:rPr>
+      </w:pPr>
+      <w:r>
+        <w:rPr>
+          <w:rFonts w:eastAsiaTheme="minorEastAsia"/>
+          <w:lang w:val="en-US"/>
+        </w:rPr>
+        <w:t>Lực điện từ, mạnh nhì, tác dụng lên các điện tích</w:t>
+      </w:r>
+    </w:p>
+    <w:p>
+      <w:pPr>
+        <w:pStyle w:val="ListParagraph"/>
+        <w:numPr>
+          <w:ilvl w:val="0"/>
+          <w:numId w:val="2"/>
+        </w:numPr>
+        <w:rPr>
+          <w:rFonts w:eastAsiaTheme="minorEastAsia"/>
+          <w:lang w:val="en-US"/>
+        </w:rPr>
+      </w:pPr>
+      <w:r>
+        <w:rPr>
+          <w:rFonts w:eastAsiaTheme="minorEastAsia"/>
+          <w:lang w:val="en-US"/>
+        </w:rPr>
+        <w:t>Lực tương tác mạnh, mạnh nhất, có tác dụng giúp các Necleon bám chặt vào nhau tạo hạt nhân</w:t>
+      </w:r>
+    </w:p>
+    <w:p>
+      <w:pPr>
+        <w:pStyle w:val="ListParagraph"/>
+        <w:numPr>
+          <w:ilvl w:val="0"/>
+          <w:numId w:val="2"/>
+        </w:numPr>
+        <w:rPr>
+          <w:rFonts w:eastAsiaTheme="minorEastAsia"/>
+          <w:lang w:val="en-US"/>
+        </w:rPr>
+      </w:pPr>
+      <w:r>
+        <w:rPr>
+          <w:rFonts w:eastAsiaTheme="minorEastAsia"/>
+          <w:lang w:val="en-US"/>
+        </w:rPr>
+        <w:t>Hạt nhân sẽ bị nổ tung nếu chỉ có lực điện từ và lực hấp dẫn</w:t>
       </w:r>
     </w:p>
     <w:p>
